--- a/Caso 5.docx
+++ b/Caso 5.docx
@@ -1,16 +1,17 @@
 
 <file path=word/document.xml><?xml version="1.0" encoding="utf-8"?>
-<w:document xmlns:wpc="http://schemas.microsoft.com/office/word/2010/wordprocessingCanvas" xmlns:cx="http://schemas.microsoft.com/office/drawing/2014/chartex" xmlns:cx1="http://schemas.microsoft.com/office/drawing/2015/9/8/chartex" xmlns:cx2="http://schemas.microsoft.com/office/drawing/2015/10/21/chartex" xmlns:cx3="http://schemas.microsoft.com/office/drawing/2016/5/9/chartex" xmlns:cx4="http://schemas.microsoft.com/office/drawing/2016/5/10/chartex" xmlns:cx5="http://schemas.microsoft.com/office/drawing/2016/5/11/chartex" xmlns:cx6="http://schemas.microsoft.com/office/drawing/2016/5/12/chartex" xmlns:cx7="http://schemas.microsoft.com/office/drawing/2016/5/13/chartex" xmlns:cx8="http://schemas.microsoft.com/office/drawing/2016/5/14/chartex" xmlns:mc="http://schemas.openxmlformats.org/markup-compatibility/2006" xmlns:aink="http://schemas.microsoft.com/office/drawing/2016/ink" xmlns:am3d="http://schemas.microsoft.com/office/drawing/2017/model3d" xmlns:o="urn:schemas-microsoft-com:office:office" xmlns:oel="http://schemas.microsoft.com/office/2019/extlst" xmlns:r="http://schemas.openxmlformats.org/officeDocument/2006/relationships" xmlns:m="http://schemas.openxmlformats.org/officeDocument/2006/math" xmlns:v="urn:schemas-microsoft-com:vml" xmlns:wp14="http://schemas.microsoft.com/office/word/2010/wordprocessingDrawing" xmlns:wp="http://schemas.openxmlformats.org/drawingml/2006/wordprocessingDrawing" xmlns:w10="urn:schemas-microsoft-com:office:word" xmlns:w="http://schemas.openxmlformats.org/wordprocessingml/2006/main" xmlns:w14="http://schemas.microsoft.com/office/word/2010/wordml" xmlns:w15="http://schemas.microsoft.com/office/word/2012/wordml" xmlns:w16cex="http://schemas.microsoft.com/office/word/2018/wordml/cex" xmlns:w16cid="http://schemas.microsoft.com/office/word/2016/wordml/cid" xmlns:w16="http://schemas.microsoft.com/office/word/2018/wordml" xmlns:w16du="http://schemas.microsoft.com/office/word/2023/wordml/word16du" xmlns:w16sdtdh="http://schemas.microsoft.com/office/word/2020/wordml/sdtdatahash" xmlns:w16sdtfl="http://schemas.microsoft.com/office/word/2024/wordml/sdtformatlock" xmlns:w16se="http://schemas.microsoft.com/office/word/2015/wordml/symex" xmlns:wpg="http://schemas.microsoft.com/office/word/2010/wordprocessingGroup" xmlns:wpi="http://schemas.microsoft.com/office/word/2010/wordprocessingInk" xmlns:wne="http://schemas.microsoft.com/office/word/2006/wordml" xmlns:wps="http://schemas.microsoft.com/office/word/2010/wordprocessingShape" mc:Ignorable="w14 w15 w16se w16cid w16 w16cex w16sdtdh w16sdtfl w16du wp14">
+<w:document xmlns:o="urn:schemas-microsoft-com:office:office" xmlns:r="http://schemas.openxmlformats.org/officeDocument/2006/relationships" xmlns:v="urn:schemas-microsoft-com:vml" xmlns:w="http://schemas.openxmlformats.org/wordprocessingml/2006/main" xmlns:w10="urn:schemas-microsoft-com:office:word" xmlns:wp="http://schemas.openxmlformats.org/drawingml/2006/wordprocessingDrawing" xmlns:pic="http://schemas.openxmlformats.org/drawingml/2006/picture" xmlns:wps="http://schemas.microsoft.com/office/word/2010/wordprocessingShape" xmlns:wpg="http://schemas.microsoft.com/office/word/2010/wordprocessingGroup" xmlns:mc="http://schemas.openxmlformats.org/markup-compatibility/2006" xmlns:wp14="http://schemas.microsoft.com/office/word/2010/wordprocessingDrawing" xmlns:w14="http://schemas.microsoft.com/office/word/2010/wordml" xmlns:w15="http://schemas.microsoft.com/office/word/2012/wordml" mc:Ignorable="w14 wp14 w15">
   <w:body>
     <w:p>
       <w:pPr>
-        <w:rPr>
-          <w:b/>
-          <w:bCs/>
+        <w:pStyle w:val="Normal"/>
+        <w:rPr>
+          <w:rFonts w:ascii="times new roman " w:hAnsi="times new roman "/>
         </w:rPr>
       </w:pPr>
       <w:r>
         <w:rPr>
+          <w:rFonts w:ascii="times new roman " w:hAnsi="times new roman "/>
           <w:b/>
           <w:bCs/>
         </w:rPr>
@@ -19,13 +20,14 @@
     </w:p>
     <w:p>
       <w:pPr>
-        <w:rPr>
-          <w:b/>
-          <w:bCs/>
+        <w:pStyle w:val="Normal"/>
+        <w:rPr>
+          <w:rFonts w:ascii="times new roman " w:hAnsi="times new roman "/>
         </w:rPr>
       </w:pPr>
       <w:r>
         <w:rPr>
+          <w:rFonts w:ascii="times new roman " w:hAnsi="times new roman "/>
           <w:b/>
           <w:bCs/>
         </w:rPr>
@@ -33,8 +35,15 @@
       </w:r>
     </w:p>
     <w:p>
+      <w:pPr>
+        <w:pStyle w:val="Normal"/>
+        <w:rPr>
+          <w:rFonts w:ascii="times new roman " w:hAnsi="times new roman "/>
+        </w:rPr>
+      </w:pPr>
       <w:r>
         <w:rPr>
+          <w:rFonts w:ascii="times new roman " w:hAnsi="times new roman "/>
           <w:b/>
           <w:bCs/>
         </w:rPr>
@@ -42,68 +51,823 @@
       </w:r>
     </w:p>
     <w:p>
-      <w:proofErr w:type="spellStart"/>
+      <w:pPr>
+        <w:pStyle w:val="Normal"/>
+        <w:rPr>
+          <w:rFonts w:ascii="times new roman " w:hAnsi="times new roman "/>
+        </w:rPr>
+      </w:pPr>
       <w:r>
-        <w:t>BioCircular</w:t>
-      </w:r>
-      <w:proofErr w:type="spellEnd"/>
-      <w:r>
-        <w:t xml:space="preserve"> S.A. opera en la ciudad de Quito gestionando residuos orgánicos de viviendas y locales comerciales. Gracias al aumento de clientes en estos últimos años la demanda se disparó; sin embargo, este crecimiento trajo un problema evidente: la logística diaria de recolección y compostaje se volvió demasiado compleja.</w:t>
+        <w:rPr>
+          <w:rFonts w:ascii="times new roman " w:hAnsi="times new roman "/>
+        </w:rPr>
+        <w:t>BioCircular S.A. opera en la ciudad de Quito gestionando residuos orgánicos de viviendas y locales comerciales. Gracias al aumento de clientes en estos últimos años la demanda se disparó; sin embargo, este crecimiento trajo un problema evidente: la logística diaria de recolección y compostaje se volvió demasiado compleja.</w:t>
       </w:r>
     </w:p>
     <w:p>
+      <w:pPr>
+        <w:pStyle w:val="Normal"/>
+        <w:rPr>
+          <w:rFonts w:ascii="times new roman " w:hAnsi="times new roman "/>
+        </w:rPr>
+      </w:pPr>
       <w:r>
+        <w:rPr>
+          <w:rFonts w:ascii="times new roman " w:hAnsi="times new roman "/>
+        </w:rPr>
         <w:t>El principal obstáculo que tienen es trabajar a ciegas, sin un sistema central. Hoy por hoy, la base de usuarios, la planificación de rutas, los pesajes y el control del abono andan totalmente dispersos. Lo que provoca un seguimiento ineficiente y la falta de datos reales para tomar buenas decisiones.</w:t>
       </w:r>
     </w:p>
     <w:p>
+      <w:pPr>
+        <w:pStyle w:val="Normal"/>
+        <w:rPr>
+          <w:rFonts w:ascii="times new roman " w:hAnsi="times new roman "/>
+        </w:rPr>
+      </w:pPr>
       <w:r>
+        <w:rPr>
+          <w:rFonts w:ascii="times new roman " w:hAnsi="times new roman "/>
+        </w:rPr>
         <w:t>A esto hay que sumarle la pérdida de trazabilidad. Apenas los camiones recogen el material, prácticamente se pierde el rastro de la basura. Es muy difícil saber cómo ese desecho específico llega a transformarse en compost, y ni hablar de intentar calcular el volumen exacto que entregó cada persona o el impacto ambiental que están logrando.</w:t>
       </w:r>
     </w:p>
     <w:p>
+      <w:pPr>
+        <w:pStyle w:val="Normal"/>
+        <w:rPr>
+          <w:rFonts w:ascii="times new roman " w:hAnsi="times new roman "/>
+        </w:rPr>
+      </w:pPr>
       <w:r>
-        <w:t xml:space="preserve">Planificar los recorridos también resulta ser un reto pesado. Las frecuencias de recolección cambian bastante dependiendo del usuario. </w:t>
-      </w:r>
-      <w:proofErr w:type="gramStart"/>
-      <w:r>
-        <w:t>Y</w:t>
-      </w:r>
-      <w:proofErr w:type="gramEnd"/>
-      <w:r>
-        <w:t xml:space="preserve"> por si fuera poco, muchas veces los residuos llegan mal clasificados desde el origen, lo que frena todo el tratamiento y termina golpeando la calidad del compost.</w:t>
+        <w:rPr>
+          <w:rFonts w:ascii="times new roman " w:hAnsi="times new roman "/>
+        </w:rPr>
+        <w:t>Planificar los recorridos también resulta ser un reto pesado. Las frecuencias de recolección cambian bastante dependiendo del usuario. Y por si fuera poco, muchas veces los residuos llegan mal clasificados desde el origen, lo que frena todo el tratamiento y termina golpeando la calidad del compost.</w:t>
       </w:r>
     </w:p>
     <w:p>
+      <w:pPr>
+        <w:pStyle w:val="Normal"/>
+        <w:rPr>
+          <w:rFonts w:ascii="times new roman " w:hAnsi="times new roman "/>
+        </w:rPr>
+      </w:pPr>
       <w:r>
-        <w:t xml:space="preserve">Para salir de este cuello de botella, a </w:t>
-      </w:r>
-      <w:proofErr w:type="spellStart"/>
-      <w:r>
-        <w:t>BioCircular</w:t>
-      </w:r>
-      <w:proofErr w:type="spellEnd"/>
-      <w:r>
-        <w:t xml:space="preserve"> le urge implementar una plataforma tecnológica. El objetivo es simple: organizar la información de los clientes, cuadrar bien las rutas, llevar una bitácora de cada etapa del compostaje y arrojar indicadores ambientales claros. Con una herramienta así, la empresa al fin tomará el control de su operación y le demostrará a cada usuario su verdadero aporte a la economía circular.</w:t>
+        <w:rPr>
+          <w:rFonts w:ascii="times new roman " w:hAnsi="times new roman "/>
+        </w:rPr>
+        <w:t>Para salir de este cuello de botella, a BioCircular le urge implementar una plataforma tecnológica. El objetivo es simple: organizar la información de los clientes, cuadrar bien las rutas, llevar una bitácora de cada etapa del compostaje y arrojar indicadores ambientales claros. Con una herramienta así, la empresa al fin tomará el control de su operación y le demostrará a cada usuario su verdadero aporte a la economía circular.</w:t>
       </w:r>
     </w:p>
-    <w:p/>
+    <w:p>
+      <w:pPr>
+        <w:pStyle w:val="BodyText"/>
+        <w:bidi w:val="0"/>
+        <w:spacing w:lineRule="auto" w:line="331" w:before="0" w:after="0"/>
+        <w:ind w:hanging="0" w:start="0" w:end="0"/>
+        <w:rPr>
+          <w:rFonts w:ascii="times new roman " w:hAnsi="times new roman "/>
+          <w:b/>
+          <w:i w:val="false"/>
+          <w:caps w:val="false"/>
+          <w:smallCaps w:val="false"/>
+          <w:strike w:val="false"/>
+          <w:dstrike w:val="false"/>
+          <w:color w:val="000000"/>
+          <w:sz w:val="22"/>
+          <w:u w:val="none"/>
+          <w:effect w:val="none"/>
+          <w:shd w:fill="auto" w:val="clear"/>
+        </w:rPr>
+      </w:pPr>
+      <w:bookmarkStart w:id="0" w:name="docs-internal-guid-aabf2054-7fff-e63b-e1"/>
+      <w:bookmarkEnd w:id="0"/>
+      <w:r>
+        <w:rPr>
+          <w:rFonts w:ascii="times new roman " w:hAnsi="times new roman "/>
+          <w:b/>
+          <w:i w:val="false"/>
+          <w:caps w:val="false"/>
+          <w:smallCaps w:val="false"/>
+          <w:strike w:val="false"/>
+          <w:dstrike w:val="false"/>
+          <w:color w:val="000000"/>
+          <w:sz w:val="22"/>
+          <w:u w:val="none"/>
+          <w:effect w:val="none"/>
+          <w:shd w:fill="auto" w:val="clear"/>
+        </w:rPr>
+        <w:t>1.2 Objetivo General </w:t>
+      </w:r>
+    </w:p>
+    <w:p>
+      <w:pPr>
+        <w:pStyle w:val="BodyText"/>
+        <w:spacing w:lineRule="auto" w:line="259" w:before="0" w:after="160"/>
+        <w:rPr>
+          <w:rFonts w:ascii="times new roman " w:hAnsi="times new roman "/>
+        </w:rPr>
+      </w:pPr>
+      <w:r>
+        <w:rPr>
+          <w:rFonts w:ascii="times new roman " w:hAnsi="times new roman "/>
+        </w:rPr>
+      </w:r>
+    </w:p>
+    <w:p>
+      <w:pPr>
+        <w:pStyle w:val="BodyText"/>
+        <w:bidi w:val="0"/>
+        <w:spacing w:lineRule="auto" w:line="331" w:before="0" w:after="0"/>
+        <w:ind w:hanging="0" w:start="0" w:end="0"/>
+        <w:rPr>
+          <w:rFonts w:ascii="times new roman " w:hAnsi="times new roman "/>
+          <w:b w:val="false"/>
+          <w:i w:val="false"/>
+          <w:caps w:val="false"/>
+          <w:smallCaps w:val="false"/>
+          <w:strike w:val="false"/>
+          <w:dstrike w:val="false"/>
+          <w:color w:val="000000"/>
+          <w:sz w:val="22"/>
+          <w:u w:val="none"/>
+          <w:effect w:val="none"/>
+          <w:shd w:fill="auto" w:val="clear"/>
+        </w:rPr>
+      </w:pPr>
+      <w:r>
+        <w:rPr>
+          <w:rFonts w:ascii="times new roman " w:hAnsi="times new roman "/>
+          <w:b w:val="false"/>
+          <w:i w:val="false"/>
+          <w:caps w:val="false"/>
+          <w:smallCaps w:val="false"/>
+          <w:strike w:val="false"/>
+          <w:dstrike w:val="false"/>
+          <w:color w:val="000000"/>
+          <w:sz w:val="22"/>
+          <w:u w:val="none"/>
+          <w:effect w:val="none"/>
+          <w:shd w:fill="auto" w:val="clear"/>
+        </w:rPr>
+        <w:t>Construir una plataforma centralizada que ayude a organizar y supervisar todo el flujo de recolección y compostaje de desechos orgánicos, asegurando el rastreo completo del residuo desde que se recoge hasta que pasa a ser compost, a fin de facilitar la operación diaria y medir el impacto ambiental real. </w:t>
+      </w:r>
+    </w:p>
+    <w:p>
+      <w:pPr>
+        <w:pStyle w:val="BodyText"/>
+        <w:spacing w:lineRule="auto" w:line="259" w:before="0" w:after="160"/>
+        <w:rPr>
+          <w:rFonts w:ascii="times new roman " w:hAnsi="times new roman "/>
+        </w:rPr>
+      </w:pPr>
+      <w:r>
+        <w:rPr>
+          <w:rFonts w:ascii="times new roman " w:hAnsi="times new roman "/>
+        </w:rPr>
+      </w:r>
+    </w:p>
+    <w:p>
+      <w:pPr>
+        <w:pStyle w:val="BodyText"/>
+        <w:bidi w:val="0"/>
+        <w:spacing w:lineRule="auto" w:line="331" w:before="0" w:after="0"/>
+        <w:ind w:hanging="0" w:start="0" w:end="0"/>
+        <w:rPr>
+          <w:rFonts w:ascii="times new roman " w:hAnsi="times new roman "/>
+          <w:b/>
+          <w:i w:val="false"/>
+          <w:caps w:val="false"/>
+          <w:smallCaps w:val="false"/>
+          <w:strike w:val="false"/>
+          <w:dstrike w:val="false"/>
+          <w:color w:val="000000"/>
+          <w:sz w:val="24"/>
+          <w:u w:val="none"/>
+          <w:effect w:val="none"/>
+          <w:shd w:fill="auto" w:val="clear"/>
+        </w:rPr>
+      </w:pPr>
+      <w:r>
+        <w:rPr>
+          <w:rFonts w:ascii="times new roman " w:hAnsi="times new roman "/>
+          <w:b/>
+          <w:i w:val="false"/>
+          <w:caps w:val="false"/>
+          <w:smallCaps w:val="false"/>
+          <w:strike w:val="false"/>
+          <w:dstrike w:val="false"/>
+          <w:color w:val="000000"/>
+          <w:sz w:val="24"/>
+          <w:u w:val="none"/>
+          <w:effect w:val="none"/>
+          <w:shd w:fill="auto" w:val="clear"/>
+        </w:rPr>
+        <w:t>1.3 Objetivos Específicos </w:t>
+      </w:r>
+    </w:p>
+    <w:p>
+      <w:pPr>
+        <w:pStyle w:val="BodyText"/>
+        <w:numPr>
+          <w:ilvl w:val="0"/>
+          <w:numId w:val="1"/>
+        </w:numPr>
+        <w:pBdr/>
+        <w:tabs>
+          <w:tab w:val="clear" w:pos="708"/>
+          <w:tab w:val="left" w:pos="0" w:leader="none"/>
+        </w:tabs>
+        <w:bidi w:val="0"/>
+        <w:spacing w:lineRule="auto" w:line="331" w:before="0" w:after="0"/>
+        <w:ind w:hanging="283" w:start="709" w:end="0"/>
+        <w:rPr>
+          <w:rFonts w:ascii="times new roman " w:hAnsi="times new roman "/>
+          <w:b w:val="false"/>
+          <w:i w:val="false"/>
+          <w:caps w:val="false"/>
+          <w:smallCaps w:val="false"/>
+          <w:strike w:val="false"/>
+          <w:dstrike w:val="false"/>
+          <w:color w:val="000000"/>
+          <w:sz w:val="24"/>
+          <w:u w:val="none"/>
+          <w:effect w:val="none"/>
+          <w:shd w:fill="auto" w:val="clear"/>
+        </w:rPr>
+      </w:pPr>
+      <w:r>
+        <w:rPr>
+          <w:rFonts w:ascii="times new roman " w:hAnsi="times new roman "/>
+          <w:b w:val="false"/>
+          <w:i w:val="false"/>
+          <w:caps w:val="false"/>
+          <w:smallCaps w:val="false"/>
+          <w:strike w:val="false"/>
+          <w:dstrike w:val="false"/>
+          <w:color w:val="000000"/>
+          <w:sz w:val="24"/>
+          <w:u w:val="none"/>
+          <w:effect w:val="none"/>
+          <w:shd w:fill="auto" w:val="clear"/>
+        </w:rPr>
+        <w:t>Centralizar la información de los hogares y comercios afiliados, asegurando un control preciso sobre los contenedores asignados a cada usuario.</w:t>
+      </w:r>
+    </w:p>
+    <w:p>
+      <w:pPr>
+        <w:pStyle w:val="BodyText"/>
+        <w:numPr>
+          <w:ilvl w:val="0"/>
+          <w:numId w:val="1"/>
+        </w:numPr>
+        <w:pBdr/>
+        <w:tabs>
+          <w:tab w:val="clear" w:pos="708"/>
+          <w:tab w:val="left" w:pos="0" w:leader="none"/>
+        </w:tabs>
+        <w:bidi w:val="0"/>
+        <w:spacing w:lineRule="auto" w:line="331" w:before="0" w:after="0"/>
+        <w:ind w:hanging="283" w:start="709" w:end="0"/>
+        <w:rPr>
+          <w:rFonts w:ascii="times new roman " w:hAnsi="times new roman "/>
+          <w:b w:val="false"/>
+          <w:i w:val="false"/>
+          <w:caps w:val="false"/>
+          <w:smallCaps w:val="false"/>
+          <w:strike w:val="false"/>
+          <w:dstrike w:val="false"/>
+          <w:color w:val="000000"/>
+          <w:sz w:val="24"/>
+          <w:u w:val="none"/>
+          <w:effect w:val="none"/>
+          <w:shd w:fill="auto" w:val="clear"/>
+        </w:rPr>
+      </w:pPr>
+      <w:r>
+        <w:rPr>
+          <w:rFonts w:ascii="times new roman " w:hAnsi="times new roman "/>
+          <w:b w:val="false"/>
+          <w:i w:val="false"/>
+          <w:caps w:val="false"/>
+          <w:smallCaps w:val="false"/>
+          <w:strike w:val="false"/>
+          <w:dstrike w:val="false"/>
+          <w:color w:val="000000"/>
+          <w:sz w:val="24"/>
+          <w:u w:val="none"/>
+          <w:effect w:val="none"/>
+          <w:shd w:fill="auto" w:val="clear"/>
+        </w:rPr>
+        <w:t>Diseñar y optimizar las rutas de recolección según la distribución geográfica de los sectores y la frecuencia programada para el servicio.</w:t>
+      </w:r>
+    </w:p>
+    <w:p>
+      <w:pPr>
+        <w:pStyle w:val="BodyText"/>
+        <w:numPr>
+          <w:ilvl w:val="0"/>
+          <w:numId w:val="1"/>
+        </w:numPr>
+        <w:pBdr/>
+        <w:tabs>
+          <w:tab w:val="clear" w:pos="708"/>
+          <w:tab w:val="left" w:pos="0" w:leader="none"/>
+        </w:tabs>
+        <w:bidi w:val="0"/>
+        <w:spacing w:lineRule="auto" w:line="331" w:before="0" w:after="0"/>
+        <w:ind w:hanging="283" w:start="709" w:end="0"/>
+        <w:rPr>
+          <w:rFonts w:ascii="times new roman " w:hAnsi="times new roman "/>
+          <w:b w:val="false"/>
+          <w:i w:val="false"/>
+          <w:caps w:val="false"/>
+          <w:smallCaps w:val="false"/>
+          <w:strike w:val="false"/>
+          <w:dstrike w:val="false"/>
+          <w:color w:val="000000"/>
+          <w:sz w:val="24"/>
+          <w:u w:val="none"/>
+          <w:effect w:val="none"/>
+          <w:shd w:fill="auto" w:val="clear"/>
+        </w:rPr>
+      </w:pPr>
+      <w:r>
+        <w:rPr>
+          <w:rFonts w:ascii="times new roman " w:hAnsi="times new roman "/>
+          <w:b w:val="false"/>
+          <w:i w:val="false"/>
+          <w:caps w:val="false"/>
+          <w:smallCaps w:val="false"/>
+          <w:strike w:val="false"/>
+          <w:dstrike w:val="false"/>
+          <w:color w:val="000000"/>
+          <w:sz w:val="24"/>
+          <w:u w:val="none"/>
+          <w:effect w:val="none"/>
+          <w:shd w:fill="auto" w:val="clear"/>
+        </w:rPr>
+        <w:t>Cuantificar los residuos recogidos en cada jornada y monitorear su traslado en tiempo real hasta su recepción en la planta de compostaje.</w:t>
+      </w:r>
+    </w:p>
+    <w:p>
+      <w:pPr>
+        <w:pStyle w:val="BodyText"/>
+        <w:numPr>
+          <w:ilvl w:val="0"/>
+          <w:numId w:val="1"/>
+        </w:numPr>
+        <w:pBdr/>
+        <w:tabs>
+          <w:tab w:val="clear" w:pos="708"/>
+          <w:tab w:val="left" w:pos="0" w:leader="none"/>
+        </w:tabs>
+        <w:bidi w:val="0"/>
+        <w:spacing w:lineRule="auto" w:line="331" w:before="0" w:after="0"/>
+        <w:ind w:hanging="283" w:start="709" w:end="0"/>
+        <w:rPr>
+          <w:rFonts w:ascii="times new roman " w:hAnsi="times new roman "/>
+          <w:b w:val="false"/>
+          <w:i w:val="false"/>
+          <w:caps w:val="false"/>
+          <w:smallCaps w:val="false"/>
+          <w:strike w:val="false"/>
+          <w:dstrike w:val="false"/>
+          <w:color w:val="000000"/>
+          <w:sz w:val="24"/>
+          <w:u w:val="none"/>
+          <w:effect w:val="none"/>
+          <w:shd w:fill="auto" w:val="clear"/>
+        </w:rPr>
+      </w:pPr>
+      <w:r>
+        <w:rPr>
+          <w:rFonts w:ascii="times new roman " w:hAnsi="times new roman "/>
+          <w:b w:val="false"/>
+          <w:i w:val="false"/>
+          <w:caps w:val="false"/>
+          <w:smallCaps w:val="false"/>
+          <w:strike w:val="false"/>
+          <w:dstrike w:val="false"/>
+          <w:color w:val="000000"/>
+          <w:sz w:val="24"/>
+          <w:u w:val="none"/>
+          <w:effect w:val="none"/>
+          <w:shd w:fill="auto" w:val="clear"/>
+        </w:rPr>
+        <w:t>Supervisar minuciosamente cada fase del tratamiento de compost y llevar un registro exacto del material orgánico producido.</w:t>
+      </w:r>
+    </w:p>
+    <w:p>
+      <w:pPr>
+        <w:pStyle w:val="BodyText"/>
+        <w:numPr>
+          <w:ilvl w:val="0"/>
+          <w:numId w:val="1"/>
+        </w:numPr>
+        <w:pBdr/>
+        <w:tabs>
+          <w:tab w:val="clear" w:pos="708"/>
+          <w:tab w:val="left" w:pos="0" w:leader="none"/>
+        </w:tabs>
+        <w:bidi w:val="0"/>
+        <w:spacing w:lineRule="auto" w:line="331" w:before="0" w:after="0"/>
+        <w:ind w:hanging="283" w:start="709" w:end="0"/>
+        <w:rPr>
+          <w:rFonts w:ascii="times new roman " w:hAnsi="times new roman "/>
+          <w:b w:val="false"/>
+          <w:i w:val="false"/>
+          <w:caps w:val="false"/>
+          <w:smallCaps w:val="false"/>
+          <w:strike w:val="false"/>
+          <w:dstrike w:val="false"/>
+          <w:color w:val="000000"/>
+          <w:sz w:val="24"/>
+          <w:u w:val="none"/>
+          <w:effect w:val="none"/>
+          <w:shd w:fill="auto" w:val="clear"/>
+        </w:rPr>
+      </w:pPr>
+      <w:r>
+        <w:rPr>
+          <w:rFonts w:ascii="times new roman " w:hAnsi="times new roman "/>
+          <w:b w:val="false"/>
+          <w:i w:val="false"/>
+          <w:caps w:val="false"/>
+          <w:smallCaps w:val="false"/>
+          <w:strike w:val="false"/>
+          <w:dstrike w:val="false"/>
+          <w:color w:val="000000"/>
+          <w:sz w:val="24"/>
+          <w:u w:val="none"/>
+          <w:effect w:val="none"/>
+          <w:shd w:fill="auto" w:val="clear"/>
+        </w:rPr>
+        <w:t>Consolidar reportes e indicadores clave sobre el volumen de residuos recuperados y la huella ambiental mitigada.</w:t>
+      </w:r>
+    </w:p>
+    <w:p>
+      <w:pPr>
+        <w:pStyle w:val="BodyText"/>
+        <w:numPr>
+          <w:ilvl w:val="0"/>
+          <w:numId w:val="1"/>
+        </w:numPr>
+        <w:pBdr/>
+        <w:tabs>
+          <w:tab w:val="clear" w:pos="708"/>
+          <w:tab w:val="left" w:pos="0" w:leader="none"/>
+        </w:tabs>
+        <w:bidi w:val="0"/>
+        <w:spacing w:lineRule="auto" w:line="331" w:before="0" w:after="0"/>
+        <w:ind w:hanging="283" w:start="709" w:end="0"/>
+        <w:rPr>
+          <w:rFonts w:ascii="times new roman " w:hAnsi="times new roman "/>
+          <w:b w:val="false"/>
+          <w:i w:val="false"/>
+          <w:caps w:val="false"/>
+          <w:smallCaps w:val="false"/>
+          <w:strike w:val="false"/>
+          <w:dstrike w:val="false"/>
+          <w:color w:val="000000"/>
+          <w:sz w:val="24"/>
+          <w:u w:val="none"/>
+          <w:effect w:val="none"/>
+          <w:shd w:fill="auto" w:val="clear"/>
+        </w:rPr>
+      </w:pPr>
+      <w:r>
+        <w:rPr>
+          <w:rFonts w:ascii="times new roman " w:hAnsi="times new roman "/>
+          <w:b w:val="false"/>
+          <w:i w:val="false"/>
+          <w:caps w:val="false"/>
+          <w:smallCaps w:val="false"/>
+          <w:strike w:val="false"/>
+          <w:dstrike w:val="false"/>
+          <w:color w:val="000000"/>
+          <w:sz w:val="24"/>
+          <w:u w:val="none"/>
+          <w:effect w:val="none"/>
+          <w:shd w:fill="auto" w:val="clear"/>
+        </w:rPr>
+        <w:t>Ofrecer a los clientes visibilidad sobre su nivel de participación, destacando su contribución directa a la economía circular.</w:t>
+      </w:r>
+    </w:p>
+    <w:p>
+      <w:pPr>
+        <w:pStyle w:val="Normal"/>
+        <w:rPr>
+          <w:rFonts w:ascii="times new roman " w:hAnsi="times new roman "/>
+        </w:rPr>
+      </w:pPr>
+      <w:r>
+        <w:rPr>
+          <w:rFonts w:ascii="times new roman " w:hAnsi="times new roman "/>
+        </w:rPr>
+      </w:r>
+    </w:p>
+    <w:p>
+      <w:pPr>
+        <w:pStyle w:val="Normal"/>
+        <w:spacing w:before="0" w:after="160"/>
+        <w:rPr>
+          <w:rFonts w:ascii="times new roman " w:hAnsi="times new roman "/>
+        </w:rPr>
+      </w:pPr>
+      <w:r>
+        <w:rPr>
+          <w:rFonts w:ascii="times new roman " w:hAnsi="times new roman "/>
+        </w:rPr>
+      </w:r>
+    </w:p>
     <w:sectPr>
+      <w:type w:val="nextPage"/>
       <w:pgSz w:w="11906" w:h="16838"/>
-      <w:pgMar w:top="1417" w:right="1701" w:bottom="1417" w:left="1701" w:header="708" w:footer="708" w:gutter="0"/>
-      <w:cols w:space="708"/>
-      <w:docGrid w:linePitch="360"/>
+      <w:pgMar w:left="1701" w:right="1701" w:gutter="0" w:header="0" w:top="1417" w:footer="0" w:bottom="1417"/>
+      <w:pgNumType w:fmt="decimal"/>
+      <w:formProt w:val="false"/>
+      <w:textDirection w:val="lrTb"/>
+      <w:docGrid w:type="default" w:linePitch="360" w:charSpace="0"/>
     </w:sectPr>
   </w:body>
 </w:document>
 </file>
 
+<file path=word/numbering.xml><?xml version="1.0" encoding="utf-8"?>
+<w:numbering xmlns:w="http://schemas.openxmlformats.org/wordprocessingml/2006/main" xmlns:o="urn:schemas-microsoft-com:office:office" xmlns:r="http://schemas.openxmlformats.org/officeDocument/2006/relationships" xmlns:v="urn:schemas-microsoft-com:vml" xmlns:mc="http://schemas.openxmlformats.org/markup-compatibility/2006" xmlns:w14="http://schemas.microsoft.com/office/word/2010/wordml" mc:Ignorable="w14">
+  <w:abstractNum w:abstractNumId="1">
+    <w:lvl w:ilvl="0">
+      <w:start w:val="1"/>
+      <w:numFmt w:val="bullet"/>
+      <w:lvlText w:val=""/>
+      <w:lvlJc w:val="start"/>
+      <w:pPr>
+        <w:tabs>
+          <w:tab w:val="num" w:pos="709"/>
+        </w:tabs>
+        <w:ind w:start="709" w:hanging="283"/>
+      </w:pPr>
+      <w:rPr>
+        <w:rFonts w:ascii="Symbol" w:hAnsi="Symbol" w:cs="Symbol" w:hint="default"/>
+      </w:rPr>
+    </w:lvl>
+    <w:lvl w:ilvl="1">
+      <w:start w:val="1"/>
+      <w:numFmt w:val="bullet"/>
+      <w:lvlText w:val=""/>
+      <w:lvlJc w:val="start"/>
+      <w:pPr>
+        <w:tabs>
+          <w:tab w:val="num" w:pos="1418"/>
+        </w:tabs>
+        <w:ind w:start="1418" w:hanging="283"/>
+      </w:pPr>
+      <w:rPr>
+        <w:rFonts w:ascii="Symbol" w:hAnsi="Symbol" w:cs="Symbol" w:hint="default"/>
+      </w:rPr>
+    </w:lvl>
+    <w:lvl w:ilvl="2">
+      <w:start w:val="1"/>
+      <w:numFmt w:val="bullet"/>
+      <w:lvlText w:val=""/>
+      <w:lvlJc w:val="start"/>
+      <w:pPr>
+        <w:tabs>
+          <w:tab w:val="num" w:pos="2127"/>
+        </w:tabs>
+        <w:ind w:start="2127" w:hanging="283"/>
+      </w:pPr>
+      <w:rPr>
+        <w:rFonts w:ascii="Symbol" w:hAnsi="Symbol" w:cs="Symbol" w:hint="default"/>
+      </w:rPr>
+    </w:lvl>
+    <w:lvl w:ilvl="3">
+      <w:start w:val="1"/>
+      <w:numFmt w:val="bullet"/>
+      <w:lvlText w:val=""/>
+      <w:lvlJc w:val="start"/>
+      <w:pPr>
+        <w:tabs>
+          <w:tab w:val="num" w:pos="2836"/>
+        </w:tabs>
+        <w:ind w:start="2836" w:hanging="283"/>
+      </w:pPr>
+      <w:rPr>
+        <w:rFonts w:ascii="Symbol" w:hAnsi="Symbol" w:cs="Symbol" w:hint="default"/>
+      </w:rPr>
+    </w:lvl>
+    <w:lvl w:ilvl="4">
+      <w:start w:val="1"/>
+      <w:numFmt w:val="bullet"/>
+      <w:lvlText w:val=""/>
+      <w:lvlJc w:val="start"/>
+      <w:pPr>
+        <w:tabs>
+          <w:tab w:val="num" w:pos="3545"/>
+        </w:tabs>
+        <w:ind w:start="3545" w:hanging="283"/>
+      </w:pPr>
+      <w:rPr>
+        <w:rFonts w:ascii="Symbol" w:hAnsi="Symbol" w:cs="Symbol" w:hint="default"/>
+      </w:rPr>
+    </w:lvl>
+    <w:lvl w:ilvl="5">
+      <w:start w:val="1"/>
+      <w:numFmt w:val="bullet"/>
+      <w:lvlText w:val=""/>
+      <w:lvlJc w:val="start"/>
+      <w:pPr>
+        <w:tabs>
+          <w:tab w:val="num" w:pos="4254"/>
+        </w:tabs>
+        <w:ind w:start="4254" w:hanging="283"/>
+      </w:pPr>
+      <w:rPr>
+        <w:rFonts w:ascii="Symbol" w:hAnsi="Symbol" w:cs="Symbol" w:hint="default"/>
+      </w:rPr>
+    </w:lvl>
+    <w:lvl w:ilvl="6">
+      <w:start w:val="1"/>
+      <w:numFmt w:val="bullet"/>
+      <w:lvlText w:val=""/>
+      <w:lvlJc w:val="start"/>
+      <w:pPr>
+        <w:tabs>
+          <w:tab w:val="num" w:pos="4963"/>
+        </w:tabs>
+        <w:ind w:start="4963" w:hanging="283"/>
+      </w:pPr>
+      <w:rPr>
+        <w:rFonts w:ascii="Symbol" w:hAnsi="Symbol" w:cs="Symbol" w:hint="default"/>
+      </w:rPr>
+    </w:lvl>
+    <w:lvl w:ilvl="7">
+      <w:start w:val="1"/>
+      <w:numFmt w:val="bullet"/>
+      <w:lvlText w:val=""/>
+      <w:lvlJc w:val="start"/>
+      <w:pPr>
+        <w:tabs>
+          <w:tab w:val="num" w:pos="5672"/>
+        </w:tabs>
+        <w:ind w:start="5672" w:hanging="283"/>
+      </w:pPr>
+      <w:rPr>
+        <w:rFonts w:ascii="Symbol" w:hAnsi="Symbol" w:cs="Symbol" w:hint="default"/>
+      </w:rPr>
+    </w:lvl>
+    <w:lvl w:ilvl="8">
+      <w:start w:val="1"/>
+      <w:numFmt w:val="bullet"/>
+      <w:lvlText w:val=""/>
+      <w:lvlJc w:val="start"/>
+      <w:pPr>
+        <w:tabs>
+          <w:tab w:val="num" w:pos="6381"/>
+        </w:tabs>
+        <w:ind w:start="6381" w:hanging="283"/>
+      </w:pPr>
+      <w:rPr>
+        <w:rFonts w:ascii="Symbol" w:hAnsi="Symbol" w:cs="Symbol" w:hint="default"/>
+      </w:rPr>
+    </w:lvl>
+  </w:abstractNum>
+  <w:abstractNum w:abstractNumId="2">
+    <w:lvl w:ilvl="0">
+      <w:start w:val="1"/>
+      <w:numFmt w:val="none"/>
+      <w:suff w:val="nothing"/>
+      <w:lvlText w:val=""/>
+      <w:lvlJc w:val="start"/>
+      <w:pPr>
+        <w:tabs>
+          <w:tab w:val="num" w:pos="0"/>
+        </w:tabs>
+        <w:ind w:start="0" w:hanging="0"/>
+      </w:pPr>
+    </w:lvl>
+    <w:lvl w:ilvl="1">
+      <w:start w:val="1"/>
+      <w:numFmt w:val="none"/>
+      <w:suff w:val="nothing"/>
+      <w:lvlText w:val=""/>
+      <w:lvlJc w:val="start"/>
+      <w:pPr>
+        <w:tabs>
+          <w:tab w:val="num" w:pos="0"/>
+        </w:tabs>
+        <w:ind w:start="0" w:hanging="0"/>
+      </w:pPr>
+    </w:lvl>
+    <w:lvl w:ilvl="2">
+      <w:start w:val="1"/>
+      <w:numFmt w:val="none"/>
+      <w:suff w:val="nothing"/>
+      <w:lvlText w:val=""/>
+      <w:lvlJc w:val="start"/>
+      <w:pPr>
+        <w:tabs>
+          <w:tab w:val="num" w:pos="0"/>
+        </w:tabs>
+        <w:ind w:start="0" w:hanging="0"/>
+      </w:pPr>
+    </w:lvl>
+    <w:lvl w:ilvl="3">
+      <w:start w:val="1"/>
+      <w:numFmt w:val="none"/>
+      <w:suff w:val="nothing"/>
+      <w:lvlText w:val=""/>
+      <w:lvlJc w:val="start"/>
+      <w:pPr>
+        <w:tabs>
+          <w:tab w:val="num" w:pos="0"/>
+        </w:tabs>
+        <w:ind w:start="0" w:hanging="0"/>
+      </w:pPr>
+    </w:lvl>
+    <w:lvl w:ilvl="4">
+      <w:start w:val="1"/>
+      <w:numFmt w:val="none"/>
+      <w:suff w:val="nothing"/>
+      <w:lvlText w:val=""/>
+      <w:lvlJc w:val="start"/>
+      <w:pPr>
+        <w:tabs>
+          <w:tab w:val="num" w:pos="0"/>
+        </w:tabs>
+        <w:ind w:start="0" w:hanging="0"/>
+      </w:pPr>
+    </w:lvl>
+    <w:lvl w:ilvl="5">
+      <w:start w:val="1"/>
+      <w:numFmt w:val="none"/>
+      <w:suff w:val="nothing"/>
+      <w:lvlText w:val=""/>
+      <w:lvlJc w:val="start"/>
+      <w:pPr>
+        <w:tabs>
+          <w:tab w:val="num" w:pos="0"/>
+        </w:tabs>
+        <w:ind w:start="0" w:hanging="0"/>
+      </w:pPr>
+    </w:lvl>
+    <w:lvl w:ilvl="6">
+      <w:start w:val="1"/>
+      <w:numFmt w:val="none"/>
+      <w:suff w:val="nothing"/>
+      <w:lvlText w:val=""/>
+      <w:lvlJc w:val="start"/>
+      <w:pPr>
+        <w:tabs>
+          <w:tab w:val="num" w:pos="0"/>
+        </w:tabs>
+        <w:ind w:start="0" w:hanging="0"/>
+      </w:pPr>
+    </w:lvl>
+    <w:lvl w:ilvl="7">
+      <w:start w:val="1"/>
+      <w:numFmt w:val="none"/>
+      <w:suff w:val="nothing"/>
+      <w:lvlText w:val=""/>
+      <w:lvlJc w:val="start"/>
+      <w:pPr>
+        <w:tabs>
+          <w:tab w:val="num" w:pos="0"/>
+        </w:tabs>
+        <w:ind w:start="0" w:hanging="0"/>
+      </w:pPr>
+    </w:lvl>
+    <w:lvl w:ilvl="8">
+      <w:start w:val="1"/>
+      <w:numFmt w:val="none"/>
+      <w:suff w:val="nothing"/>
+      <w:lvlText w:val=""/>
+      <w:lvlJc w:val="start"/>
+      <w:pPr>
+        <w:tabs>
+          <w:tab w:val="num" w:pos="0"/>
+        </w:tabs>
+        <w:ind w:start="0" w:hanging="0"/>
+      </w:pPr>
+    </w:lvl>
+  </w:abstractNum>
+  <w:num w:numId="1">
+    <w:abstractNumId w:val="1"/>
+  </w:num>
+  <w:num w:numId="2">
+    <w:abstractNumId w:val="2"/>
+  </w:num>
+</w:numbering>
+</file>
+
 <file path=word/styles.xml><?xml version="1.0" encoding="utf-8"?>
-<w:styles xmlns:mc="http://schemas.openxmlformats.org/markup-compatibility/2006" xmlns:r="http://schemas.openxmlformats.org/officeDocument/2006/relationships" xmlns:w="http://schemas.openxmlformats.org/wordprocessingml/2006/main" xmlns:w14="http://schemas.microsoft.com/office/word/2010/wordml" xmlns:w15="http://schemas.microsoft.com/office/word/2012/wordml" xmlns:w16cex="http://schemas.microsoft.com/office/word/2018/wordml/cex" xmlns:w16cid="http://schemas.microsoft.com/office/word/2016/wordml/cid" xmlns:w16="http://schemas.microsoft.com/office/word/2018/wordml" xmlns:w16du="http://schemas.microsoft.com/office/word/2023/wordml/word16du" xmlns:w16sdtdh="http://schemas.microsoft.com/office/word/2020/wordml/sdtdatahash" xmlns:w16sdtfl="http://schemas.microsoft.com/office/word/2024/wordml/sdtformatlock" xmlns:w16se="http://schemas.microsoft.com/office/word/2015/wordml/symex" mc:Ignorable="w14 w15 w16se w16cid w16 w16cex w16sdtdh w16sdtfl w16du">
+<w:styles xmlns:w="http://schemas.openxmlformats.org/wordprocessingml/2006/main" xmlns:w14="http://schemas.microsoft.com/office/word/2010/wordml" xmlns:mc="http://schemas.openxmlformats.org/markup-compatibility/2006" mc:Ignorable="w14">
   <w:docDefaults>
     <w:rPrDefault>
       <w:rPr>
-        <w:rFonts w:asciiTheme="minorHAnsi" w:eastAsiaTheme="minorHAnsi" w:hAnsiTheme="minorHAnsi" w:cstheme="minorBidi"/>
+        <w:rFonts w:ascii="Calibri" w:hAnsi="Calibri" w:eastAsia="Calibri" w:cs="" w:asciiTheme="minorHAnsi" w:cstheme="minorBidi" w:eastAsiaTheme="minorHAnsi" w:hAnsiTheme="minorHAnsi"/>
         <w:kern w:val="2"/>
         <w:sz w:val="22"/>
         <w:szCs w:val="22"/>
@@ -113,21 +877,21 @@
     </w:rPrDefault>
     <w:pPrDefault>
       <w:pPr>
-        <w:spacing w:after="160" w:line="259" w:lineRule="auto"/>
+        <w:suppressAutoHyphens w:val="true"/>
       </w:pPr>
     </w:pPrDefault>
   </w:docDefaults>
   <w:latentStyles w:defLockedState="0" w:defUIPriority="99" w:defSemiHidden="0" w:defUnhideWhenUsed="0" w:defQFormat="0" w:count="376">
     <w:lsdException w:name="Normal" w:uiPriority="0" w:qFormat="1"/>
     <w:lsdException w:name="heading 1" w:uiPriority="9" w:qFormat="1"/>
-    <w:lsdException w:name="heading 2" w:semiHidden="1" w:uiPriority="9" w:unhideWhenUsed="1" w:qFormat="1"/>
-    <w:lsdException w:name="heading 3" w:semiHidden="1" w:uiPriority="9" w:unhideWhenUsed="1" w:qFormat="1"/>
-    <w:lsdException w:name="heading 4" w:semiHidden="1" w:uiPriority="9" w:unhideWhenUsed="1" w:qFormat="1"/>
-    <w:lsdException w:name="heading 5" w:semiHidden="1" w:uiPriority="9" w:unhideWhenUsed="1" w:qFormat="1"/>
-    <w:lsdException w:name="heading 6" w:semiHidden="1" w:uiPriority="9" w:unhideWhenUsed="1" w:qFormat="1"/>
-    <w:lsdException w:name="heading 7" w:semiHidden="1" w:uiPriority="9" w:unhideWhenUsed="1" w:qFormat="1"/>
-    <w:lsdException w:name="heading 8" w:semiHidden="1" w:uiPriority="9" w:unhideWhenUsed="1" w:qFormat="1"/>
-    <w:lsdException w:name="heading 9" w:semiHidden="1" w:uiPriority="9" w:unhideWhenUsed="1" w:qFormat="1"/>
+    <w:lsdException w:name="heading 2" w:uiPriority="9" w:semiHidden="1" w:unhideWhenUsed="1" w:qFormat="1"/>
+    <w:lsdException w:name="heading 3" w:uiPriority="9" w:semiHidden="1" w:unhideWhenUsed="1" w:qFormat="1"/>
+    <w:lsdException w:name="heading 4" w:uiPriority="9" w:semiHidden="1" w:unhideWhenUsed="1" w:qFormat="1"/>
+    <w:lsdException w:name="heading 5" w:uiPriority="9" w:semiHidden="1" w:unhideWhenUsed="1" w:qFormat="1"/>
+    <w:lsdException w:name="heading 6" w:uiPriority="9" w:semiHidden="1" w:unhideWhenUsed="1" w:qFormat="1"/>
+    <w:lsdException w:name="heading 7" w:uiPriority="9" w:semiHidden="1" w:unhideWhenUsed="1" w:qFormat="1"/>
+    <w:lsdException w:name="heading 8" w:uiPriority="9" w:semiHidden="1" w:unhideWhenUsed="1" w:qFormat="1"/>
+    <w:lsdException w:name="heading 9" w:uiPriority="9" w:semiHidden="1" w:unhideWhenUsed="1" w:qFormat="1"/>
     <w:lsdException w:name="index 1" w:semiHidden="1" w:unhideWhenUsed="1"/>
     <w:lsdException w:name="index 2" w:semiHidden="1" w:unhideWhenUsed="1"/>
     <w:lsdException w:name="index 3" w:semiHidden="1" w:unhideWhenUsed="1"/>
@@ -137,22 +901,22 @@
     <w:lsdException w:name="index 7" w:semiHidden="1" w:unhideWhenUsed="1"/>
     <w:lsdException w:name="index 8" w:semiHidden="1" w:unhideWhenUsed="1"/>
     <w:lsdException w:name="index 9" w:semiHidden="1" w:unhideWhenUsed="1"/>
-    <w:lsdException w:name="toc 1" w:semiHidden="1" w:uiPriority="39" w:unhideWhenUsed="1"/>
-    <w:lsdException w:name="toc 2" w:semiHidden="1" w:uiPriority="39" w:unhideWhenUsed="1"/>
-    <w:lsdException w:name="toc 3" w:semiHidden="1" w:uiPriority="39" w:unhideWhenUsed="1"/>
-    <w:lsdException w:name="toc 4" w:semiHidden="1" w:uiPriority="39" w:unhideWhenUsed="1"/>
-    <w:lsdException w:name="toc 5" w:semiHidden="1" w:uiPriority="39" w:unhideWhenUsed="1"/>
-    <w:lsdException w:name="toc 6" w:semiHidden="1" w:uiPriority="39" w:unhideWhenUsed="1"/>
-    <w:lsdException w:name="toc 7" w:semiHidden="1" w:uiPriority="39" w:unhideWhenUsed="1"/>
-    <w:lsdException w:name="toc 8" w:semiHidden="1" w:uiPriority="39" w:unhideWhenUsed="1"/>
-    <w:lsdException w:name="toc 9" w:semiHidden="1" w:uiPriority="39" w:unhideWhenUsed="1"/>
+    <w:lsdException w:name="toc 1" w:uiPriority="39" w:semiHidden="1" w:unhideWhenUsed="1"/>
+    <w:lsdException w:name="toc 2" w:uiPriority="39" w:semiHidden="1" w:unhideWhenUsed="1"/>
+    <w:lsdException w:name="toc 3" w:uiPriority="39" w:semiHidden="1" w:unhideWhenUsed="1"/>
+    <w:lsdException w:name="toc 4" w:uiPriority="39" w:semiHidden="1" w:unhideWhenUsed="1"/>
+    <w:lsdException w:name="toc 5" w:uiPriority="39" w:semiHidden="1" w:unhideWhenUsed="1"/>
+    <w:lsdException w:name="toc 6" w:uiPriority="39" w:semiHidden="1" w:unhideWhenUsed="1"/>
+    <w:lsdException w:name="toc 7" w:uiPriority="39" w:semiHidden="1" w:unhideWhenUsed="1"/>
+    <w:lsdException w:name="toc 8" w:uiPriority="39" w:semiHidden="1" w:unhideWhenUsed="1"/>
+    <w:lsdException w:name="toc 9" w:uiPriority="39" w:semiHidden="1" w:unhideWhenUsed="1"/>
     <w:lsdException w:name="Normal Indent" w:semiHidden="1" w:unhideWhenUsed="1"/>
     <w:lsdException w:name="footnote text" w:semiHidden="1" w:unhideWhenUsed="1"/>
     <w:lsdException w:name="annotation text" w:semiHidden="1" w:unhideWhenUsed="1"/>
     <w:lsdException w:name="header" w:semiHidden="1" w:unhideWhenUsed="1"/>
     <w:lsdException w:name="footer" w:semiHidden="1" w:unhideWhenUsed="1"/>
     <w:lsdException w:name="index heading" w:semiHidden="1" w:unhideWhenUsed="1"/>
-    <w:lsdException w:name="caption" w:semiHidden="1" w:uiPriority="35" w:unhideWhenUsed="1" w:qFormat="1"/>
+    <w:lsdException w:name="caption" w:uiPriority="35" w:semiHidden="1" w:unhideWhenUsed="1" w:qFormat="1"/>
     <w:lsdException w:name="table of figures" w:semiHidden="1" w:unhideWhenUsed="1"/>
     <w:lsdException w:name="envelope address" w:semiHidden="1" w:unhideWhenUsed="1"/>
     <w:lsdException w:name="envelope return" w:semiHidden="1" w:unhideWhenUsed="1"/>
@@ -183,7 +947,7 @@
     <w:lsdException w:name="Title" w:uiPriority="10" w:qFormat="1"/>
     <w:lsdException w:name="Closing" w:semiHidden="1" w:unhideWhenUsed="1"/>
     <w:lsdException w:name="Signature" w:semiHidden="1" w:unhideWhenUsed="1"/>
-    <w:lsdException w:name="Default Paragraph Font" w:semiHidden="1" w:uiPriority="1" w:unhideWhenUsed="1"/>
+    <w:lsdException w:name="Default Paragraph Font" w:uiPriority="1" w:semiHidden="1" w:unhideWhenUsed="1"/>
     <w:lsdException w:name="Body Text" w:semiHidden="1" w:unhideWhenUsed="1"/>
     <w:lsdException w:name="Body Text Indent" w:semiHidden="1" w:unhideWhenUsed="1"/>
     <w:lsdException w:name="List Continue" w:semiHidden="1" w:unhideWhenUsed="1"/>
@@ -383,8 +1147,8 @@
     <w:lsdException w:name="Subtle Reference" w:uiPriority="31" w:qFormat="1"/>
     <w:lsdException w:name="Intense Reference" w:uiPriority="32" w:qFormat="1"/>
     <w:lsdException w:name="Book Title" w:uiPriority="33" w:qFormat="1"/>
-    <w:lsdException w:name="Bibliography" w:semiHidden="1" w:uiPriority="37" w:unhideWhenUsed="1"/>
-    <w:lsdException w:name="TOC Heading" w:semiHidden="1" w:uiPriority="39" w:unhideWhenUsed="1" w:qFormat="1"/>
+    <w:lsdException w:name="Bibliography" w:uiPriority="37" w:semiHidden="1" w:unhideWhenUsed="1"/>
+    <w:lsdException w:name="TOC Heading" w:uiPriority="39" w:semiHidden="1" w:unhideWhenUsed="1" w:qFormat="1"/>
     <w:lsdException w:name="Plain Table 1" w:uiPriority="41"/>
     <w:lsdException w:name="Plain Table 2" w:uiPriority="42"/>
     <w:lsdException w:name="Plain Table 3" w:uiPriority="43"/>
@@ -495,32 +1259,47 @@
     <w:lsdException w:name="Unresolved Mention" w:semiHidden="1" w:unhideWhenUsed="1"/>
     <w:lsdException w:name="Smart Link" w:semiHidden="1" w:unhideWhenUsed="1"/>
   </w:latentStyles>
-  <w:style w:type="paragraph" w:default="1" w:styleId="Normal">
+  <w:style w:type="paragraph" w:styleId="Normal" w:default="1">
     <w:name w:val="Normal"/>
     <w:qFormat/>
-  </w:style>
-  <w:style w:type="paragraph" w:styleId="Ttulo1">
+    <w:pPr>
+      <w:widowControl/>
+      <w:bidi w:val="0"/>
+      <w:spacing w:lineRule="auto" w:line="259" w:before="0" w:after="160"/>
+      <w:jc w:val="start"/>
+    </w:pPr>
+    <w:rPr>
+      <w:rFonts w:ascii="Calibri" w:hAnsi="Calibri" w:eastAsia="Calibri" w:cs="" w:asciiTheme="minorHAnsi" w:cstheme="minorBidi" w:eastAsiaTheme="minorHAnsi" w:hAnsiTheme="minorHAnsi"/>
+      <w:color w:val="auto"/>
+      <w:kern w:val="2"/>
+      <w:sz w:val="22"/>
+      <w:szCs w:val="22"/>
+      <w:lang w:val="es-EC" w:eastAsia="en-US" w:bidi="ar-SA"/>
+      <w14:ligatures w14:val="standardContextual"/>
+    </w:rPr>
+  </w:style>
+  <w:style w:type="paragraph" w:styleId="Heading1">
     <w:name w:val="heading 1"/>
     <w:basedOn w:val="Normal"/>
     <w:next w:val="Normal"/>
     <w:link w:val="Ttulo1Car"/>
     <w:uiPriority w:val="9"/>
     <w:qFormat/>
-    <w:rsid w:val="002A75F3"/>
+    <w:rsid w:val="002a75f3"/>
     <w:pPr>
-      <w:keepNext/>
+      <w:keepNext w:val="true"/>
       <w:keepLines/>
       <w:spacing w:before="360" w:after="80"/>
       <w:outlineLvl w:val="0"/>
     </w:pPr>
     <w:rPr>
-      <w:rFonts w:asciiTheme="majorHAnsi" w:eastAsiaTheme="majorEastAsia" w:hAnsiTheme="majorHAnsi" w:cstheme="majorBidi"/>
-      <w:color w:val="2F5496" w:themeColor="accent1" w:themeShade="BF"/>
+      <w:rFonts w:ascii="Calibri Light" w:hAnsi="Calibri Light" w:eastAsia="" w:cs="" w:asciiTheme="majorHAnsi" w:cstheme="majorBidi" w:eastAsiaTheme="majorEastAsia" w:hAnsiTheme="majorHAnsi"/>
+      <w:color w:themeColor="accent1" w:themeShade="bf" w:val="2F5496"/>
       <w:sz w:val="40"/>
       <w:szCs w:val="40"/>
     </w:rPr>
   </w:style>
-  <w:style w:type="paragraph" w:styleId="Ttulo2">
+  <w:style w:type="paragraph" w:styleId="Heading2">
     <w:name w:val="heading 2"/>
     <w:basedOn w:val="Normal"/>
     <w:next w:val="Normal"/>
@@ -529,21 +1308,21 @@
     <w:semiHidden/>
     <w:unhideWhenUsed/>
     <w:qFormat/>
-    <w:rsid w:val="002A75F3"/>
+    <w:rsid w:val="002a75f3"/>
     <w:pPr>
-      <w:keepNext/>
+      <w:keepNext w:val="true"/>
       <w:keepLines/>
       <w:spacing w:before="160" w:after="80"/>
       <w:outlineLvl w:val="1"/>
     </w:pPr>
     <w:rPr>
-      <w:rFonts w:asciiTheme="majorHAnsi" w:eastAsiaTheme="majorEastAsia" w:hAnsiTheme="majorHAnsi" w:cstheme="majorBidi"/>
-      <w:color w:val="2F5496" w:themeColor="accent1" w:themeShade="BF"/>
+      <w:rFonts w:ascii="Calibri Light" w:hAnsi="Calibri Light" w:eastAsia="" w:cs="" w:asciiTheme="majorHAnsi" w:cstheme="majorBidi" w:eastAsiaTheme="majorEastAsia" w:hAnsiTheme="majorHAnsi"/>
+      <w:color w:themeColor="accent1" w:themeShade="bf" w:val="2F5496"/>
       <w:sz w:val="32"/>
       <w:szCs w:val="32"/>
     </w:rPr>
   </w:style>
-  <w:style w:type="paragraph" w:styleId="Ttulo3">
+  <w:style w:type="paragraph" w:styleId="Heading3">
     <w:name w:val="heading 3"/>
     <w:basedOn w:val="Normal"/>
     <w:next w:val="Normal"/>
@@ -552,21 +1331,21 @@
     <w:semiHidden/>
     <w:unhideWhenUsed/>
     <w:qFormat/>
-    <w:rsid w:val="002A75F3"/>
+    <w:rsid w:val="002a75f3"/>
     <w:pPr>
-      <w:keepNext/>
+      <w:keepNext w:val="true"/>
       <w:keepLines/>
       <w:spacing w:before="160" w:after="80"/>
       <w:outlineLvl w:val="2"/>
     </w:pPr>
     <w:rPr>
-      <w:rFonts w:eastAsiaTheme="majorEastAsia" w:cstheme="majorBidi"/>
-      <w:color w:val="2F5496" w:themeColor="accent1" w:themeShade="BF"/>
+      <w:rFonts w:eastAsia="" w:cs="" w:cstheme="majorBidi" w:eastAsiaTheme="majorEastAsia"/>
+      <w:color w:themeColor="accent1" w:themeShade="bf" w:val="2F5496"/>
       <w:sz w:val="28"/>
       <w:szCs w:val="28"/>
     </w:rPr>
   </w:style>
-  <w:style w:type="paragraph" w:styleId="Ttulo4">
+  <w:style w:type="paragraph" w:styleId="Heading4">
     <w:name w:val="heading 4"/>
     <w:basedOn w:val="Normal"/>
     <w:next w:val="Normal"/>
@@ -575,21 +1354,21 @@
     <w:semiHidden/>
     <w:unhideWhenUsed/>
     <w:qFormat/>
-    <w:rsid w:val="002A75F3"/>
+    <w:rsid w:val="002a75f3"/>
     <w:pPr>
-      <w:keepNext/>
+      <w:keepNext w:val="true"/>
       <w:keepLines/>
       <w:spacing w:before="80" w:after="40"/>
       <w:outlineLvl w:val="3"/>
     </w:pPr>
     <w:rPr>
-      <w:rFonts w:eastAsiaTheme="majorEastAsia" w:cstheme="majorBidi"/>
+      <w:rFonts w:eastAsia="" w:cs="" w:cstheme="majorBidi" w:eastAsiaTheme="majorEastAsia"/>
       <w:i/>
       <w:iCs/>
-      <w:color w:val="2F5496" w:themeColor="accent1" w:themeShade="BF"/>
-    </w:rPr>
-  </w:style>
-  <w:style w:type="paragraph" w:styleId="Ttulo5">
+      <w:color w:themeColor="accent1" w:themeShade="bf" w:val="2F5496"/>
+    </w:rPr>
+  </w:style>
+  <w:style w:type="paragraph" w:styleId="Heading5">
     <w:name w:val="heading 5"/>
     <w:basedOn w:val="Normal"/>
     <w:next w:val="Normal"/>
@@ -598,19 +1377,19 @@
     <w:semiHidden/>
     <w:unhideWhenUsed/>
     <w:qFormat/>
-    <w:rsid w:val="002A75F3"/>
+    <w:rsid w:val="002a75f3"/>
     <w:pPr>
-      <w:keepNext/>
+      <w:keepNext w:val="true"/>
       <w:keepLines/>
       <w:spacing w:before="80" w:after="40"/>
       <w:outlineLvl w:val="4"/>
     </w:pPr>
     <w:rPr>
-      <w:rFonts w:eastAsiaTheme="majorEastAsia" w:cstheme="majorBidi"/>
-      <w:color w:val="2F5496" w:themeColor="accent1" w:themeShade="BF"/>
-    </w:rPr>
-  </w:style>
-  <w:style w:type="paragraph" w:styleId="Ttulo6">
+      <w:rFonts w:eastAsia="" w:cs="" w:cstheme="majorBidi" w:eastAsiaTheme="majorEastAsia"/>
+      <w:color w:themeColor="accent1" w:themeShade="bf" w:val="2F5496"/>
+    </w:rPr>
+  </w:style>
+  <w:style w:type="paragraph" w:styleId="Heading6">
     <w:name w:val="heading 6"/>
     <w:basedOn w:val="Normal"/>
     <w:next w:val="Normal"/>
@@ -619,21 +1398,21 @@
     <w:semiHidden/>
     <w:unhideWhenUsed/>
     <w:qFormat/>
-    <w:rsid w:val="002A75F3"/>
+    <w:rsid w:val="002a75f3"/>
     <w:pPr>
-      <w:keepNext/>
+      <w:keepNext w:val="true"/>
       <w:keepLines/>
       <w:spacing w:before="40" w:after="0"/>
       <w:outlineLvl w:val="5"/>
     </w:pPr>
     <w:rPr>
-      <w:rFonts w:eastAsiaTheme="majorEastAsia" w:cstheme="majorBidi"/>
+      <w:rFonts w:eastAsia="" w:cs="" w:cstheme="majorBidi" w:eastAsiaTheme="majorEastAsia"/>
       <w:i/>
       <w:iCs/>
-      <w:color w:val="595959" w:themeColor="text1" w:themeTint="A6"/>
-    </w:rPr>
-  </w:style>
-  <w:style w:type="paragraph" w:styleId="Ttulo7">
+      <w:color w:themeColor="text1" w:themeTint="a6" w:val="595959"/>
+    </w:rPr>
+  </w:style>
+  <w:style w:type="paragraph" w:styleId="Heading7">
     <w:name w:val="heading 7"/>
     <w:basedOn w:val="Normal"/>
     <w:next w:val="Normal"/>
@@ -642,19 +1421,19 @@
     <w:semiHidden/>
     <w:unhideWhenUsed/>
     <w:qFormat/>
-    <w:rsid w:val="002A75F3"/>
+    <w:rsid w:val="002a75f3"/>
     <w:pPr>
-      <w:keepNext/>
+      <w:keepNext w:val="true"/>
       <w:keepLines/>
       <w:spacing w:before="40" w:after="0"/>
       <w:outlineLvl w:val="6"/>
     </w:pPr>
     <w:rPr>
-      <w:rFonts w:eastAsiaTheme="majorEastAsia" w:cstheme="majorBidi"/>
-      <w:color w:val="595959" w:themeColor="text1" w:themeTint="A6"/>
-    </w:rPr>
-  </w:style>
-  <w:style w:type="paragraph" w:styleId="Ttulo8">
+      <w:rFonts w:eastAsia="" w:cs="" w:cstheme="majorBidi" w:eastAsiaTheme="majorEastAsia"/>
+      <w:color w:themeColor="text1" w:themeTint="a6" w:val="595959"/>
+    </w:rPr>
+  </w:style>
+  <w:style w:type="paragraph" w:styleId="Heading8">
     <w:name w:val="heading 8"/>
     <w:basedOn w:val="Normal"/>
     <w:next w:val="Normal"/>
@@ -663,21 +1442,21 @@
     <w:semiHidden/>
     <w:unhideWhenUsed/>
     <w:qFormat/>
-    <w:rsid w:val="002A75F3"/>
+    <w:rsid w:val="002a75f3"/>
     <w:pPr>
-      <w:keepNext/>
+      <w:keepNext w:val="true"/>
       <w:keepLines/>
-      <w:spacing w:after="0"/>
+      <w:spacing w:before="0" w:after="0"/>
       <w:outlineLvl w:val="7"/>
     </w:pPr>
     <w:rPr>
-      <w:rFonts w:eastAsiaTheme="majorEastAsia" w:cstheme="majorBidi"/>
+      <w:rFonts w:eastAsia="" w:cs="" w:cstheme="majorBidi" w:eastAsiaTheme="majorEastAsia"/>
       <w:i/>
       <w:iCs/>
-      <w:color w:val="272727" w:themeColor="text1" w:themeTint="D8"/>
-    </w:rPr>
-  </w:style>
-  <w:style w:type="paragraph" w:styleId="Ttulo9">
+      <w:color w:themeColor="text1" w:themeTint="d8" w:val="272727"/>
+    </w:rPr>
+  </w:style>
+  <w:style w:type="paragraph" w:styleId="Heading9">
     <w:name w:val="heading 9"/>
     <w:basedOn w:val="Normal"/>
     <w:next w:val="Normal"/>
@@ -686,22 +1465,386 @@
     <w:semiHidden/>
     <w:unhideWhenUsed/>
     <w:qFormat/>
-    <w:rsid w:val="002A75F3"/>
+    <w:rsid w:val="002a75f3"/>
     <w:pPr>
-      <w:keepNext/>
+      <w:keepNext w:val="true"/>
       <w:keepLines/>
-      <w:spacing w:after="0"/>
+      <w:spacing w:before="0" w:after="0"/>
       <w:outlineLvl w:val="8"/>
     </w:pPr>
     <w:rPr>
-      <w:rFonts w:eastAsiaTheme="majorEastAsia" w:cstheme="majorBidi"/>
-      <w:color w:val="272727" w:themeColor="text1" w:themeTint="D8"/>
-    </w:rPr>
-  </w:style>
-  <w:style w:type="character" w:default="1" w:styleId="Fuentedeprrafopredeter">
+      <w:rFonts w:eastAsia="" w:cs="" w:cstheme="majorBidi" w:eastAsiaTheme="majorEastAsia"/>
+      <w:color w:themeColor="text1" w:themeTint="d8" w:val="272727"/>
+    </w:rPr>
+  </w:style>
+  <w:style w:type="character" w:styleId="DefaultParagraphFont" w:default="1">
     <w:name w:val="Default Paragraph Font"/>
     <w:uiPriority w:val="1"/>
     <w:unhideWhenUsed/>
+    <w:qFormat/>
+    <w:rPr/>
+  </w:style>
+  <w:style w:type="character" w:styleId="Ttulo1Car" w:customStyle="1">
+    <w:name w:val="Título 1 Car"/>
+    <w:basedOn w:val="DefaultParagraphFont"/>
+    <w:uiPriority w:val="9"/>
+    <w:qFormat/>
+    <w:rsid w:val="002a75f3"/>
+    <w:rPr>
+      <w:rFonts w:ascii="Calibri Light" w:hAnsi="Calibri Light" w:eastAsia="" w:cs="" w:asciiTheme="majorHAnsi" w:cstheme="majorBidi" w:eastAsiaTheme="majorEastAsia" w:hAnsiTheme="majorHAnsi"/>
+      <w:color w:themeColor="accent1" w:themeShade="bf" w:val="2F5496"/>
+      <w:sz w:val="40"/>
+      <w:szCs w:val="40"/>
+    </w:rPr>
+  </w:style>
+  <w:style w:type="character" w:styleId="Ttulo2Car" w:customStyle="1">
+    <w:name w:val="Título 2 Car"/>
+    <w:basedOn w:val="DefaultParagraphFont"/>
+    <w:uiPriority w:val="9"/>
+    <w:semiHidden/>
+    <w:qFormat/>
+    <w:rsid w:val="002a75f3"/>
+    <w:rPr>
+      <w:rFonts w:ascii="Calibri Light" w:hAnsi="Calibri Light" w:eastAsia="" w:cs="" w:asciiTheme="majorHAnsi" w:cstheme="majorBidi" w:eastAsiaTheme="majorEastAsia" w:hAnsiTheme="majorHAnsi"/>
+      <w:color w:themeColor="accent1" w:themeShade="bf" w:val="2F5496"/>
+      <w:sz w:val="32"/>
+      <w:szCs w:val="32"/>
+    </w:rPr>
+  </w:style>
+  <w:style w:type="character" w:styleId="Ttulo3Car" w:customStyle="1">
+    <w:name w:val="Título 3 Car"/>
+    <w:basedOn w:val="DefaultParagraphFont"/>
+    <w:uiPriority w:val="9"/>
+    <w:semiHidden/>
+    <w:qFormat/>
+    <w:rsid w:val="002a75f3"/>
+    <w:rPr>
+      <w:rFonts w:eastAsia="" w:cs="" w:cstheme="majorBidi" w:eastAsiaTheme="majorEastAsia"/>
+      <w:color w:themeColor="accent1" w:themeShade="bf" w:val="2F5496"/>
+      <w:sz w:val="28"/>
+      <w:szCs w:val="28"/>
+    </w:rPr>
+  </w:style>
+  <w:style w:type="character" w:styleId="Ttulo4Car" w:customStyle="1">
+    <w:name w:val="Título 4 Car"/>
+    <w:basedOn w:val="DefaultParagraphFont"/>
+    <w:uiPriority w:val="9"/>
+    <w:semiHidden/>
+    <w:qFormat/>
+    <w:rsid w:val="002a75f3"/>
+    <w:rPr>
+      <w:rFonts w:eastAsia="" w:cs="" w:cstheme="majorBidi" w:eastAsiaTheme="majorEastAsia"/>
+      <w:i/>
+      <w:iCs/>
+      <w:color w:themeColor="accent1" w:themeShade="bf" w:val="2F5496"/>
+    </w:rPr>
+  </w:style>
+  <w:style w:type="character" w:styleId="Ttulo5Car" w:customStyle="1">
+    <w:name w:val="Título 5 Car"/>
+    <w:basedOn w:val="DefaultParagraphFont"/>
+    <w:uiPriority w:val="9"/>
+    <w:semiHidden/>
+    <w:qFormat/>
+    <w:rsid w:val="002a75f3"/>
+    <w:rPr>
+      <w:rFonts w:eastAsia="" w:cs="" w:cstheme="majorBidi" w:eastAsiaTheme="majorEastAsia"/>
+      <w:color w:themeColor="accent1" w:themeShade="bf" w:val="2F5496"/>
+    </w:rPr>
+  </w:style>
+  <w:style w:type="character" w:styleId="Ttulo6Car" w:customStyle="1">
+    <w:name w:val="Título 6 Car"/>
+    <w:basedOn w:val="DefaultParagraphFont"/>
+    <w:uiPriority w:val="9"/>
+    <w:semiHidden/>
+    <w:qFormat/>
+    <w:rsid w:val="002a75f3"/>
+    <w:rPr>
+      <w:rFonts w:eastAsia="" w:cs="" w:cstheme="majorBidi" w:eastAsiaTheme="majorEastAsia"/>
+      <w:i/>
+      <w:iCs/>
+      <w:color w:themeColor="text1" w:themeTint="a6" w:val="595959"/>
+    </w:rPr>
+  </w:style>
+  <w:style w:type="character" w:styleId="Ttulo7Car" w:customStyle="1">
+    <w:name w:val="Título 7 Car"/>
+    <w:basedOn w:val="DefaultParagraphFont"/>
+    <w:uiPriority w:val="9"/>
+    <w:semiHidden/>
+    <w:qFormat/>
+    <w:rsid w:val="002a75f3"/>
+    <w:rPr>
+      <w:rFonts w:eastAsia="" w:cs="" w:cstheme="majorBidi" w:eastAsiaTheme="majorEastAsia"/>
+      <w:color w:themeColor="text1" w:themeTint="a6" w:val="595959"/>
+    </w:rPr>
+  </w:style>
+  <w:style w:type="character" w:styleId="Ttulo8Car" w:customStyle="1">
+    <w:name w:val="Título 8 Car"/>
+    <w:basedOn w:val="DefaultParagraphFont"/>
+    <w:uiPriority w:val="9"/>
+    <w:semiHidden/>
+    <w:qFormat/>
+    <w:rsid w:val="002a75f3"/>
+    <w:rPr>
+      <w:rFonts w:eastAsia="" w:cs="" w:cstheme="majorBidi" w:eastAsiaTheme="majorEastAsia"/>
+      <w:i/>
+      <w:iCs/>
+      <w:color w:themeColor="text1" w:themeTint="d8" w:val="272727"/>
+    </w:rPr>
+  </w:style>
+  <w:style w:type="character" w:styleId="Ttulo9Car" w:customStyle="1">
+    <w:name w:val="Título 9 Car"/>
+    <w:basedOn w:val="DefaultParagraphFont"/>
+    <w:uiPriority w:val="9"/>
+    <w:semiHidden/>
+    <w:qFormat/>
+    <w:rsid w:val="002a75f3"/>
+    <w:rPr>
+      <w:rFonts w:eastAsia="" w:cs="" w:cstheme="majorBidi" w:eastAsiaTheme="majorEastAsia"/>
+      <w:color w:themeColor="text1" w:themeTint="d8" w:val="272727"/>
+    </w:rPr>
+  </w:style>
+  <w:style w:type="character" w:styleId="TtuloCar" w:customStyle="1">
+    <w:name w:val="Título Car"/>
+    <w:basedOn w:val="DefaultParagraphFont"/>
+    <w:uiPriority w:val="10"/>
+    <w:qFormat/>
+    <w:rsid w:val="002a75f3"/>
+    <w:rPr>
+      <w:rFonts w:ascii="Calibri Light" w:hAnsi="Calibri Light" w:eastAsia="" w:cs="" w:asciiTheme="majorHAnsi" w:cstheme="majorBidi" w:eastAsiaTheme="majorEastAsia" w:hAnsiTheme="majorHAnsi"/>
+      <w:spacing w:val="-10"/>
+      <w:kern w:val="2"/>
+      <w:sz w:val="56"/>
+      <w:szCs w:val="56"/>
+    </w:rPr>
+  </w:style>
+  <w:style w:type="character" w:styleId="SubttuloCar" w:customStyle="1">
+    <w:name w:val="Subtítulo Car"/>
+    <w:basedOn w:val="DefaultParagraphFont"/>
+    <w:uiPriority w:val="11"/>
+    <w:qFormat/>
+    <w:rsid w:val="002a75f3"/>
+    <w:rPr>
+      <w:rFonts w:eastAsia="" w:cs="" w:cstheme="majorBidi" w:eastAsiaTheme="majorEastAsia"/>
+      <w:color w:themeColor="text1" w:themeTint="a6" w:val="595959"/>
+      <w:spacing w:val="15"/>
+      <w:sz w:val="28"/>
+      <w:szCs w:val="28"/>
+    </w:rPr>
+  </w:style>
+  <w:style w:type="character" w:styleId="CitaCar" w:customStyle="1">
+    <w:name w:val="Cita Car"/>
+    <w:basedOn w:val="DefaultParagraphFont"/>
+    <w:link w:val="Quote"/>
+    <w:uiPriority w:val="29"/>
+    <w:qFormat/>
+    <w:rsid w:val="002a75f3"/>
+    <w:rPr>
+      <w:i/>
+      <w:iCs/>
+      <w:color w:themeColor="text1" w:themeTint="bf" w:val="404040"/>
+    </w:rPr>
+  </w:style>
+  <w:style w:type="character" w:styleId="IntenseEmphasis">
+    <w:name w:val="Intense Emphasis"/>
+    <w:basedOn w:val="DefaultParagraphFont"/>
+    <w:uiPriority w:val="21"/>
+    <w:qFormat/>
+    <w:rsid w:val="002a75f3"/>
+    <w:rPr>
+      <w:i/>
+      <w:iCs/>
+      <w:color w:themeColor="accent1" w:themeShade="bf" w:val="2F5496"/>
+    </w:rPr>
+  </w:style>
+  <w:style w:type="character" w:styleId="CitadestacadaCar" w:customStyle="1">
+    <w:name w:val="Cita destacada Car"/>
+    <w:basedOn w:val="DefaultParagraphFont"/>
+    <w:link w:val="IntenseQuote"/>
+    <w:uiPriority w:val="30"/>
+    <w:qFormat/>
+    <w:rsid w:val="002a75f3"/>
+    <w:rPr>
+      <w:i/>
+      <w:iCs/>
+      <w:color w:themeColor="accent1" w:themeShade="bf" w:val="2F5496"/>
+    </w:rPr>
+  </w:style>
+  <w:style w:type="character" w:styleId="IntenseReference">
+    <w:name w:val="Intense Reference"/>
+    <w:basedOn w:val="DefaultParagraphFont"/>
+    <w:uiPriority w:val="32"/>
+    <w:qFormat/>
+    <w:rsid w:val="002a75f3"/>
+    <w:rPr>
+      <w:b/>
+      <w:bCs/>
+      <w:smallCaps/>
+      <w:color w:themeColor="accent1" w:themeShade="bf" w:val="2F5496"/>
+      <w:spacing w:val="5"/>
+    </w:rPr>
+  </w:style>
+  <w:style w:type="character" w:styleId="Bolos">
+    <w:name w:val="Bolos"/>
+    <w:qFormat/>
+    <w:rPr>
+      <w:rFonts w:ascii="OpenSymbol" w:hAnsi="OpenSymbol" w:eastAsia="OpenSymbol" w:cs="OpenSymbol"/>
+    </w:rPr>
+  </w:style>
+  <w:style w:type="paragraph" w:styleId="Ttulo">
+    <w:name w:val="Título"/>
+    <w:basedOn w:val="Normal"/>
+    <w:next w:val="BodyText"/>
+    <w:qFormat/>
+    <w:pPr>
+      <w:keepNext w:val="true"/>
+      <w:spacing w:before="240" w:after="120"/>
+    </w:pPr>
+    <w:rPr>
+      <w:rFonts w:ascii="Liberation Sans" w:hAnsi="Liberation Sans" w:eastAsia="Noto Sans CJK SC" w:cs="Noto Sans Devanagari"/>
+      <w:sz w:val="28"/>
+      <w:szCs w:val="28"/>
+    </w:rPr>
+  </w:style>
+  <w:style w:type="paragraph" w:styleId="BodyText">
+    <w:name w:val="Body Text"/>
+    <w:basedOn w:val="Normal"/>
+    <w:pPr>
+      <w:spacing w:lineRule="auto" w:line="276" w:before="0" w:after="140"/>
+    </w:pPr>
+    <w:rPr/>
+  </w:style>
+  <w:style w:type="paragraph" w:styleId="List">
+    <w:name w:val="List"/>
+    <w:basedOn w:val="BodyText"/>
+    <w:pPr/>
+    <w:rPr>
+      <w:rFonts w:cs="Noto Sans Devanagari"/>
+    </w:rPr>
+  </w:style>
+  <w:style w:type="paragraph" w:styleId="Caption">
+    <w:name w:val="caption"/>
+    <w:basedOn w:val="Normal"/>
+    <w:qFormat/>
+    <w:pPr>
+      <w:suppressLineNumbers/>
+      <w:spacing w:before="120" w:after="120"/>
+    </w:pPr>
+    <w:rPr>
+      <w:rFonts w:cs="Noto Sans Devanagari"/>
+      <w:i/>
+      <w:iCs/>
+      <w:sz w:val="24"/>
+      <w:szCs w:val="24"/>
+    </w:rPr>
+  </w:style>
+  <w:style w:type="paragraph" w:styleId="ndice">
+    <w:name w:val="Índice"/>
+    <w:basedOn w:val="Normal"/>
+    <w:qFormat/>
+    <w:pPr>
+      <w:suppressLineNumbers/>
+    </w:pPr>
+    <w:rPr>
+      <w:rFonts w:cs="Noto Sans Devanagari"/>
+    </w:rPr>
+  </w:style>
+  <w:style w:type="paragraph" w:styleId="Title">
+    <w:name w:val="Title"/>
+    <w:basedOn w:val="Normal"/>
+    <w:next w:val="Normal"/>
+    <w:link w:val="TtuloCar"/>
+    <w:uiPriority w:val="10"/>
+    <w:qFormat/>
+    <w:rsid w:val="002a75f3"/>
+    <w:pPr>
+      <w:spacing w:lineRule="auto" w:line="240" w:before="0" w:after="80"/>
+      <w:contextualSpacing/>
+    </w:pPr>
+    <w:rPr>
+      <w:rFonts w:ascii="Calibri Light" w:hAnsi="Calibri Light" w:eastAsia="" w:cs="" w:asciiTheme="majorHAnsi" w:cstheme="majorBidi" w:eastAsiaTheme="majorEastAsia" w:hAnsiTheme="majorHAnsi"/>
+      <w:spacing w:val="-10"/>
+      <w:kern w:val="2"/>
+      <w:sz w:val="56"/>
+      <w:szCs w:val="56"/>
+    </w:rPr>
+  </w:style>
+  <w:style w:type="paragraph" w:styleId="Subtitle">
+    <w:name w:val="Subtitle"/>
+    <w:basedOn w:val="Normal"/>
+    <w:next w:val="Normal"/>
+    <w:link w:val="SubttuloCar"/>
+    <w:uiPriority w:val="11"/>
+    <w:qFormat/>
+    <w:rsid w:val="002a75f3"/>
+    <w:pPr/>
+    <w:rPr>
+      <w:rFonts w:eastAsia="" w:cs="" w:cstheme="majorBidi" w:eastAsiaTheme="majorEastAsia"/>
+      <w:color w:themeColor="text1" w:themeTint="a6" w:val="595959"/>
+      <w:spacing w:val="15"/>
+      <w:sz w:val="28"/>
+      <w:szCs w:val="28"/>
+    </w:rPr>
+  </w:style>
+  <w:style w:type="paragraph" w:styleId="Quote">
+    <w:name w:val="Quote"/>
+    <w:basedOn w:val="Normal"/>
+    <w:next w:val="Normal"/>
+    <w:link w:val="CitaCar"/>
+    <w:uiPriority w:val="29"/>
+    <w:qFormat/>
+    <w:rsid w:val="002a75f3"/>
+    <w:pPr>
+      <w:spacing w:before="160" w:after="160"/>
+      <w:jc w:val="center"/>
+    </w:pPr>
+    <w:rPr>
+      <w:i/>
+      <w:iCs/>
+      <w:color w:themeColor="text1" w:themeTint="bf" w:val="404040"/>
+    </w:rPr>
+  </w:style>
+  <w:style w:type="paragraph" w:styleId="ListParagraph">
+    <w:name w:val="List Paragraph"/>
+    <w:basedOn w:val="Normal"/>
+    <w:uiPriority w:val="34"/>
+    <w:qFormat/>
+    <w:rsid w:val="002a75f3"/>
+    <w:pPr>
+      <w:spacing w:before="0" w:after="160"/>
+      <w:ind w:start="720"/>
+      <w:contextualSpacing/>
+    </w:pPr>
+    <w:rPr/>
+  </w:style>
+  <w:style w:type="paragraph" w:styleId="IntenseQuote">
+    <w:name w:val="Intense Quote"/>
+    <w:basedOn w:val="Normal"/>
+    <w:next w:val="Normal"/>
+    <w:link w:val="CitadestacadaCar"/>
+    <w:uiPriority w:val="30"/>
+    <w:qFormat/>
+    <w:rsid w:val="002a75f3"/>
+    <w:pPr>
+      <w:pBdr>
+        <w:top w:val="single" w:sz="4" w:space="10" w:color="2F5496" w:themeColor="accent1" w:themeShade="bf"/>
+        <w:bottom w:val="single" w:sz="4" w:space="10" w:color="2F5496" w:themeColor="accent1" w:themeShade="bf"/>
+      </w:pBdr>
+      <w:spacing w:before="360" w:after="360"/>
+      <w:ind w:start="864" w:end="864"/>
+      <w:jc w:val="center"/>
+    </w:pPr>
+    <w:rPr>
+      <w:i/>
+      <w:iCs/>
+      <w:color w:themeColor="accent1" w:themeShade="bf" w:val="2F5496"/>
+    </w:rPr>
+  </w:style>
+  <w:style w:type="numbering" w:styleId="Ningunalista" w:default="1">
+    <w:name w:val="Ninguna lista"/>
+    <w:uiPriority w:val="99"/>
+    <w:semiHidden/>
+    <w:unhideWhenUsed/>
+    <w:qFormat/>
   </w:style>
   <w:style w:type="table" w:default="1" w:styleId="Tablanormal">
     <w:name w:val="Normal Table"/>
@@ -709,7 +1852,6 @@
     <w:semiHidden/>
     <w:unhideWhenUsed/>
     <w:tblPr>
-      <w:tblInd w:w="0" w:type="dxa"/>
       <w:tblCellMar>
         <w:top w:w="0" w:type="dxa"/>
         <w:left w:w="108" w:type="dxa"/>
@@ -718,495 +1860,101 @@
       </w:tblCellMar>
     </w:tblPr>
   </w:style>
-  <w:style w:type="numbering" w:default="1" w:styleId="Sinlista">
-    <w:name w:val="No List"/>
-    <w:uiPriority w:val="99"/>
-    <w:semiHidden/>
-    <w:unhideWhenUsed/>
-  </w:style>
-  <w:style w:type="character" w:customStyle="1" w:styleId="Ttulo1Car">
-    <w:name w:val="Título 1 Car"/>
-    <w:basedOn w:val="Fuentedeprrafopredeter"/>
-    <w:link w:val="Ttulo1"/>
-    <w:uiPriority w:val="9"/>
-    <w:rsid w:val="002A75F3"/>
-    <w:rPr>
-      <w:rFonts w:asciiTheme="majorHAnsi" w:eastAsiaTheme="majorEastAsia" w:hAnsiTheme="majorHAnsi" w:cstheme="majorBidi"/>
-      <w:color w:val="2F5496" w:themeColor="accent1" w:themeShade="BF"/>
-      <w:sz w:val="40"/>
-      <w:szCs w:val="40"/>
-    </w:rPr>
-  </w:style>
-  <w:style w:type="character" w:customStyle="1" w:styleId="Ttulo2Car">
-    <w:name w:val="Título 2 Car"/>
-    <w:basedOn w:val="Fuentedeprrafopredeter"/>
-    <w:link w:val="Ttulo2"/>
-    <w:uiPriority w:val="9"/>
-    <w:semiHidden/>
-    <w:rsid w:val="002A75F3"/>
-    <w:rPr>
-      <w:rFonts w:asciiTheme="majorHAnsi" w:eastAsiaTheme="majorEastAsia" w:hAnsiTheme="majorHAnsi" w:cstheme="majorBidi"/>
-      <w:color w:val="2F5496" w:themeColor="accent1" w:themeShade="BF"/>
-      <w:sz w:val="32"/>
-      <w:szCs w:val="32"/>
-    </w:rPr>
-  </w:style>
-  <w:style w:type="character" w:customStyle="1" w:styleId="Ttulo3Car">
-    <w:name w:val="Título 3 Car"/>
-    <w:basedOn w:val="Fuentedeprrafopredeter"/>
-    <w:link w:val="Ttulo3"/>
-    <w:uiPriority w:val="9"/>
-    <w:semiHidden/>
-    <w:rsid w:val="002A75F3"/>
-    <w:rPr>
-      <w:rFonts w:eastAsiaTheme="majorEastAsia" w:cstheme="majorBidi"/>
-      <w:color w:val="2F5496" w:themeColor="accent1" w:themeShade="BF"/>
-      <w:sz w:val="28"/>
-      <w:szCs w:val="28"/>
-    </w:rPr>
-  </w:style>
-  <w:style w:type="character" w:customStyle="1" w:styleId="Ttulo4Car">
-    <w:name w:val="Título 4 Car"/>
-    <w:basedOn w:val="Fuentedeprrafopredeter"/>
-    <w:link w:val="Ttulo4"/>
-    <w:uiPriority w:val="9"/>
-    <w:semiHidden/>
-    <w:rsid w:val="002A75F3"/>
-    <w:rPr>
-      <w:rFonts w:eastAsiaTheme="majorEastAsia" w:cstheme="majorBidi"/>
-      <w:i/>
-      <w:iCs/>
-      <w:color w:val="2F5496" w:themeColor="accent1" w:themeShade="BF"/>
-    </w:rPr>
-  </w:style>
-  <w:style w:type="character" w:customStyle="1" w:styleId="Ttulo5Car">
-    <w:name w:val="Título 5 Car"/>
-    <w:basedOn w:val="Fuentedeprrafopredeter"/>
-    <w:link w:val="Ttulo5"/>
-    <w:uiPriority w:val="9"/>
-    <w:semiHidden/>
-    <w:rsid w:val="002A75F3"/>
-    <w:rPr>
-      <w:rFonts w:eastAsiaTheme="majorEastAsia" w:cstheme="majorBidi"/>
-      <w:color w:val="2F5496" w:themeColor="accent1" w:themeShade="BF"/>
-    </w:rPr>
-  </w:style>
-  <w:style w:type="character" w:customStyle="1" w:styleId="Ttulo6Car">
-    <w:name w:val="Título 6 Car"/>
-    <w:basedOn w:val="Fuentedeprrafopredeter"/>
-    <w:link w:val="Ttulo6"/>
-    <w:uiPriority w:val="9"/>
-    <w:semiHidden/>
-    <w:rsid w:val="002A75F3"/>
-    <w:rPr>
-      <w:rFonts w:eastAsiaTheme="majorEastAsia" w:cstheme="majorBidi"/>
-      <w:i/>
-      <w:iCs/>
-      <w:color w:val="595959" w:themeColor="text1" w:themeTint="A6"/>
-    </w:rPr>
-  </w:style>
-  <w:style w:type="character" w:customStyle="1" w:styleId="Ttulo7Car">
-    <w:name w:val="Título 7 Car"/>
-    <w:basedOn w:val="Fuentedeprrafopredeter"/>
-    <w:link w:val="Ttulo7"/>
-    <w:uiPriority w:val="9"/>
-    <w:semiHidden/>
-    <w:rsid w:val="002A75F3"/>
-    <w:rPr>
-      <w:rFonts w:eastAsiaTheme="majorEastAsia" w:cstheme="majorBidi"/>
-      <w:color w:val="595959" w:themeColor="text1" w:themeTint="A6"/>
-    </w:rPr>
-  </w:style>
-  <w:style w:type="character" w:customStyle="1" w:styleId="Ttulo8Car">
-    <w:name w:val="Título 8 Car"/>
-    <w:basedOn w:val="Fuentedeprrafopredeter"/>
-    <w:link w:val="Ttulo8"/>
-    <w:uiPriority w:val="9"/>
-    <w:semiHidden/>
-    <w:rsid w:val="002A75F3"/>
-    <w:rPr>
-      <w:rFonts w:eastAsiaTheme="majorEastAsia" w:cstheme="majorBidi"/>
-      <w:i/>
-      <w:iCs/>
-      <w:color w:val="272727" w:themeColor="text1" w:themeTint="D8"/>
-    </w:rPr>
-  </w:style>
-  <w:style w:type="character" w:customStyle="1" w:styleId="Ttulo9Car">
-    <w:name w:val="Título 9 Car"/>
-    <w:basedOn w:val="Fuentedeprrafopredeter"/>
-    <w:link w:val="Ttulo9"/>
-    <w:uiPriority w:val="9"/>
-    <w:semiHidden/>
-    <w:rsid w:val="002A75F3"/>
-    <w:rPr>
-      <w:rFonts w:eastAsiaTheme="majorEastAsia" w:cstheme="majorBidi"/>
-      <w:color w:val="272727" w:themeColor="text1" w:themeTint="D8"/>
-    </w:rPr>
-  </w:style>
-  <w:style w:type="paragraph" w:styleId="Ttulo">
-    <w:name w:val="Title"/>
-    <w:basedOn w:val="Normal"/>
-    <w:next w:val="Normal"/>
-    <w:link w:val="TtuloCar"/>
-    <w:uiPriority w:val="10"/>
-    <w:qFormat/>
-    <w:rsid w:val="002A75F3"/>
-    <w:pPr>
-      <w:spacing w:after="80" w:line="240" w:lineRule="auto"/>
-      <w:contextualSpacing/>
-    </w:pPr>
-    <w:rPr>
-      <w:rFonts w:asciiTheme="majorHAnsi" w:eastAsiaTheme="majorEastAsia" w:hAnsiTheme="majorHAnsi" w:cstheme="majorBidi"/>
-      <w:spacing w:val="-10"/>
-      <w:kern w:val="28"/>
-      <w:sz w:val="56"/>
-      <w:szCs w:val="56"/>
-    </w:rPr>
-  </w:style>
-  <w:style w:type="character" w:customStyle="1" w:styleId="TtuloCar">
-    <w:name w:val="Título Car"/>
-    <w:basedOn w:val="Fuentedeprrafopredeter"/>
-    <w:link w:val="Ttulo"/>
-    <w:uiPriority w:val="10"/>
-    <w:rsid w:val="002A75F3"/>
-    <w:rPr>
-      <w:rFonts w:asciiTheme="majorHAnsi" w:eastAsiaTheme="majorEastAsia" w:hAnsiTheme="majorHAnsi" w:cstheme="majorBidi"/>
-      <w:spacing w:val="-10"/>
-      <w:kern w:val="28"/>
-      <w:sz w:val="56"/>
-      <w:szCs w:val="56"/>
-    </w:rPr>
-  </w:style>
-  <w:style w:type="paragraph" w:styleId="Subttulo">
-    <w:name w:val="Subtitle"/>
-    <w:basedOn w:val="Normal"/>
-    <w:next w:val="Normal"/>
-    <w:link w:val="SubttuloCar"/>
-    <w:uiPriority w:val="11"/>
-    <w:qFormat/>
-    <w:rsid w:val="002A75F3"/>
-    <w:pPr>
-      <w:numPr>
-        <w:ilvl w:val="1"/>
-      </w:numPr>
-    </w:pPr>
-    <w:rPr>
-      <w:rFonts w:eastAsiaTheme="majorEastAsia" w:cstheme="majorBidi"/>
-      <w:color w:val="595959" w:themeColor="text1" w:themeTint="A6"/>
-      <w:spacing w:val="15"/>
-      <w:sz w:val="28"/>
-      <w:szCs w:val="28"/>
-    </w:rPr>
-  </w:style>
-  <w:style w:type="character" w:customStyle="1" w:styleId="SubttuloCar">
-    <w:name w:val="Subtítulo Car"/>
-    <w:basedOn w:val="Fuentedeprrafopredeter"/>
-    <w:link w:val="Subttulo"/>
-    <w:uiPriority w:val="11"/>
-    <w:rsid w:val="002A75F3"/>
-    <w:rPr>
-      <w:rFonts w:eastAsiaTheme="majorEastAsia" w:cstheme="majorBidi"/>
-      <w:color w:val="595959" w:themeColor="text1" w:themeTint="A6"/>
-      <w:spacing w:val="15"/>
-      <w:sz w:val="28"/>
-      <w:szCs w:val="28"/>
-    </w:rPr>
-  </w:style>
-  <w:style w:type="paragraph" w:styleId="Cita">
-    <w:name w:val="Quote"/>
-    <w:basedOn w:val="Normal"/>
-    <w:next w:val="Normal"/>
-    <w:link w:val="CitaCar"/>
-    <w:uiPriority w:val="29"/>
-    <w:qFormat/>
-    <w:rsid w:val="002A75F3"/>
-    <w:pPr>
-      <w:spacing w:before="160"/>
-      <w:jc w:val="center"/>
-    </w:pPr>
-    <w:rPr>
-      <w:i/>
-      <w:iCs/>
-      <w:color w:val="404040" w:themeColor="text1" w:themeTint="BF"/>
-    </w:rPr>
-  </w:style>
-  <w:style w:type="character" w:customStyle="1" w:styleId="CitaCar">
-    <w:name w:val="Cita Car"/>
-    <w:basedOn w:val="Fuentedeprrafopredeter"/>
-    <w:link w:val="Cita"/>
-    <w:uiPriority w:val="29"/>
-    <w:rsid w:val="002A75F3"/>
-    <w:rPr>
-      <w:i/>
-      <w:iCs/>
-      <w:color w:val="404040" w:themeColor="text1" w:themeTint="BF"/>
-    </w:rPr>
-  </w:style>
-  <w:style w:type="paragraph" w:styleId="Prrafodelista">
-    <w:name w:val="List Paragraph"/>
-    <w:basedOn w:val="Normal"/>
-    <w:uiPriority w:val="34"/>
-    <w:qFormat/>
-    <w:rsid w:val="002A75F3"/>
-    <w:pPr>
-      <w:ind w:left="720"/>
-      <w:contextualSpacing/>
-    </w:pPr>
-  </w:style>
-  <w:style w:type="character" w:styleId="nfasisintenso">
-    <w:name w:val="Intense Emphasis"/>
-    <w:basedOn w:val="Fuentedeprrafopredeter"/>
-    <w:uiPriority w:val="21"/>
-    <w:qFormat/>
-    <w:rsid w:val="002A75F3"/>
-    <w:rPr>
-      <w:i/>
-      <w:iCs/>
-      <w:color w:val="2F5496" w:themeColor="accent1" w:themeShade="BF"/>
-    </w:rPr>
-  </w:style>
-  <w:style w:type="paragraph" w:styleId="Citadestacada">
-    <w:name w:val="Intense Quote"/>
-    <w:basedOn w:val="Normal"/>
-    <w:next w:val="Normal"/>
-    <w:link w:val="CitadestacadaCar"/>
-    <w:uiPriority w:val="30"/>
-    <w:qFormat/>
-    <w:rsid w:val="002A75F3"/>
-    <w:pPr>
-      <w:pBdr>
-        <w:top w:val="single" w:sz="4" w:space="10" w:color="2F5496" w:themeColor="accent1" w:themeShade="BF"/>
-        <w:bottom w:val="single" w:sz="4" w:space="10" w:color="2F5496" w:themeColor="accent1" w:themeShade="BF"/>
-      </w:pBdr>
-      <w:spacing w:before="360" w:after="360"/>
-      <w:ind w:left="864" w:right="864"/>
-      <w:jc w:val="center"/>
-    </w:pPr>
-    <w:rPr>
-      <w:i/>
-      <w:iCs/>
-      <w:color w:val="2F5496" w:themeColor="accent1" w:themeShade="BF"/>
-    </w:rPr>
-  </w:style>
-  <w:style w:type="character" w:customStyle="1" w:styleId="CitadestacadaCar">
-    <w:name w:val="Cita destacada Car"/>
-    <w:basedOn w:val="Fuentedeprrafopredeter"/>
-    <w:link w:val="Citadestacada"/>
-    <w:uiPriority w:val="30"/>
-    <w:rsid w:val="002A75F3"/>
-    <w:rPr>
-      <w:i/>
-      <w:iCs/>
-      <w:color w:val="2F5496" w:themeColor="accent1" w:themeShade="BF"/>
-    </w:rPr>
-  </w:style>
-  <w:style w:type="character" w:styleId="Referenciaintensa">
-    <w:name w:val="Intense Reference"/>
-    <w:basedOn w:val="Fuentedeprrafopredeter"/>
-    <w:uiPriority w:val="32"/>
-    <w:qFormat/>
-    <w:rsid w:val="002A75F3"/>
-    <w:rPr>
-      <w:b/>
-      <w:bCs/>
-      <w:smallCaps/>
-      <w:color w:val="2F5496" w:themeColor="accent1" w:themeShade="BF"/>
-      <w:spacing w:val="5"/>
-    </w:rPr>
-  </w:style>
 </w:styles>
 </file>
 
 <file path=word/theme/theme1.xml><?xml version="1.0" encoding="utf-8"?>
-<a:theme xmlns:a="http://schemas.openxmlformats.org/drawingml/2006/main" name="Tema de Office">
+<a:theme xmlns:a="http://schemas.openxmlformats.org/drawingml/2006/main" xmlns:r="http://schemas.openxmlformats.org/officeDocument/2006/relationships" name="Tema de Office">
   <a:themeElements>
     <a:clrScheme name="Office">
       <a:dk1>
-        <a:sysClr val="windowText" lastClr="000000"/>
+        <a:srgbClr val="000000"/>
       </a:dk1>
       <a:lt1>
-        <a:sysClr val="window" lastClr="FFFFFF"/>
+        <a:srgbClr val="ffffff"/>
       </a:lt1>
       <a:dk2>
-        <a:srgbClr val="44546A"/>
+        <a:srgbClr val="44546a"/>
       </a:dk2>
       <a:lt2>
-        <a:srgbClr val="E7E6E6"/>
+        <a:srgbClr val="e7e6e6"/>
       </a:lt2>
       <a:accent1>
-        <a:srgbClr val="4472C4"/>
+        <a:srgbClr val="4472c4"/>
       </a:accent1>
       <a:accent2>
-        <a:srgbClr val="ED7D31"/>
+        <a:srgbClr val="ed7d31"/>
       </a:accent2>
       <a:accent3>
-        <a:srgbClr val="A5A5A5"/>
+        <a:srgbClr val="a5a5a5"/>
       </a:accent3>
       <a:accent4>
-        <a:srgbClr val="FFC000"/>
+        <a:srgbClr val="ffc000"/>
       </a:accent4>
       <a:accent5>
-        <a:srgbClr val="5B9BD5"/>
+        <a:srgbClr val="5b9bd5"/>
       </a:accent5>
       <a:accent6>
-        <a:srgbClr val="70AD47"/>
+        <a:srgbClr val="70ad47"/>
       </a:accent6>
       <a:hlink>
-        <a:srgbClr val="0563C1"/>
+        <a:srgbClr val="0563c1"/>
       </a:hlink>
       <a:folHlink>
-        <a:srgbClr val="954F72"/>
+        <a:srgbClr val="954f72"/>
       </a:folHlink>
     </a:clrScheme>
     <a:fontScheme name="Office">
       <a:majorFont>
-        <a:latin typeface="Calibri Light" panose="020F0302020204030204"/>
+        <a:latin typeface="Calibri Light" panose="020F0302020204030204" pitchFamily="0" charset="1"/>
         <a:ea typeface=""/>
         <a:cs typeface=""/>
-        <a:font script="Jpan" typeface="游ゴシック Light"/>
-        <a:font script="Hang" typeface="맑은 고딕"/>
-        <a:font script="Hans" typeface="等线 Light"/>
-        <a:font script="Hant" typeface="新細明體"/>
-        <a:font script="Arab" typeface="Times New Roman"/>
-        <a:font script="Hebr" typeface="Times New Roman"/>
-        <a:font script="Thai" typeface="Angsana New"/>
-        <a:font script="Ethi" typeface="Nyala"/>
-        <a:font script="Beng" typeface="Vrinda"/>
-        <a:font script="Gujr" typeface="Shruti"/>
-        <a:font script="Khmr" typeface="MoolBoran"/>
-        <a:font script="Knda" typeface="Tunga"/>
-        <a:font script="Guru" typeface="Raavi"/>
-        <a:font script="Cans" typeface="Euphemia"/>
-        <a:font script="Cher" typeface="Plantagenet Cherokee"/>
-        <a:font script="Yiii" typeface="Microsoft Yi Baiti"/>
-        <a:font script="Tibt" typeface="Microsoft Himalaya"/>
-        <a:font script="Thaa" typeface="MV Boli"/>
-        <a:font script="Deva" typeface="Mangal"/>
-        <a:font script="Telu" typeface="Gautami"/>
-        <a:font script="Taml" typeface="Latha"/>
-        <a:font script="Syrc" typeface="Estrangelo Edessa"/>
-        <a:font script="Orya" typeface="Kalinga"/>
-        <a:font script="Mlym" typeface="Kartika"/>
-        <a:font script="Laoo" typeface="DokChampa"/>
-        <a:font script="Sinh" typeface="Iskoola Pota"/>
-        <a:font script="Mong" typeface="Mongolian Baiti"/>
-        <a:font script="Viet" typeface="Times New Roman"/>
-        <a:font script="Uigh" typeface="Microsoft Uighur"/>
-        <a:font script="Geor" typeface="Sylfaen"/>
-        <a:font script="Armn" typeface="Arial"/>
-        <a:font script="Bugi" typeface="Leelawadee UI"/>
-        <a:font script="Bopo" typeface="Microsoft JhengHei"/>
-        <a:font script="Java" typeface="Javanese Text"/>
-        <a:font script="Lisu" typeface="Segoe UI"/>
-        <a:font script="Mymr" typeface="Myanmar Text"/>
-        <a:font script="Nkoo" typeface="Ebrima"/>
-        <a:font script="Olck" typeface="Nirmala UI"/>
-        <a:font script="Osma" typeface="Ebrima"/>
-        <a:font script="Phag" typeface="Phagspa"/>
-        <a:font script="Syrn" typeface="Estrangelo Edessa"/>
-        <a:font script="Syrj" typeface="Estrangelo Edessa"/>
-        <a:font script="Syre" typeface="Estrangelo Edessa"/>
-        <a:font script="Sora" typeface="Nirmala UI"/>
-        <a:font script="Tale" typeface="Microsoft Tai Le"/>
-        <a:font script="Talu" typeface="Microsoft New Tai Lue"/>
-        <a:font script="Tfng" typeface="Ebrima"/>
       </a:majorFont>
       <a:minorFont>
-        <a:latin typeface="Calibri" panose="020F0502020204030204"/>
+        <a:latin typeface="Calibri" panose="020F0502020204030204" pitchFamily="0" charset="1"/>
         <a:ea typeface=""/>
         <a:cs typeface=""/>
-        <a:font script="Jpan" typeface="游ゴシック"/>
-        <a:font script="Hang" typeface="맑은 고딕"/>
-        <a:font script="Hans" typeface="等线"/>
-        <a:font script="Hant" typeface="新細明體"/>
-        <a:font script="Arab" typeface="Arial"/>
-        <a:font script="Hebr" typeface="Arial"/>
-        <a:font script="Thai" typeface="Cordia New"/>
-        <a:font script="Ethi" typeface="Nyala"/>
-        <a:font script="Beng" typeface="Vrinda"/>
-        <a:font script="Gujr" typeface="Shruti"/>
-        <a:font script="Khmr" typeface="DaunPenh"/>
-        <a:font script="Knda" typeface="Tunga"/>
-        <a:font script="Guru" typeface="Raavi"/>
-        <a:font script="Cans" typeface="Euphemia"/>
-        <a:font script="Cher" typeface="Plantagenet Cherokee"/>
-        <a:font script="Yiii" typeface="Microsoft Yi Baiti"/>
-        <a:font script="Tibt" typeface="Microsoft Himalaya"/>
-        <a:font script="Thaa" typeface="MV Boli"/>
-        <a:font script="Deva" typeface="Mangal"/>
-        <a:font script="Telu" typeface="Gautami"/>
-        <a:font script="Taml" typeface="Latha"/>
-        <a:font script="Syrc" typeface="Estrangelo Edessa"/>
-        <a:font script="Orya" typeface="Kalinga"/>
-        <a:font script="Mlym" typeface="Kartika"/>
-        <a:font script="Laoo" typeface="DokChampa"/>
-        <a:font script="Sinh" typeface="Iskoola Pota"/>
-        <a:font script="Mong" typeface="Mongolian Baiti"/>
-        <a:font script="Viet" typeface="Arial"/>
-        <a:font script="Uigh" typeface="Microsoft Uighur"/>
-        <a:font script="Geor" typeface="Sylfaen"/>
-        <a:font script="Armn" typeface="Arial"/>
-        <a:font script="Bugi" typeface="Leelawadee UI"/>
-        <a:font script="Bopo" typeface="Microsoft JhengHei"/>
-        <a:font script="Java" typeface="Javanese Text"/>
-        <a:font script="Lisu" typeface="Segoe UI"/>
-        <a:font script="Mymr" typeface="Myanmar Text"/>
-        <a:font script="Nkoo" typeface="Ebrima"/>
-        <a:font script="Olck" typeface="Nirmala UI"/>
-        <a:font script="Osma" typeface="Ebrima"/>
-        <a:font script="Phag" typeface="Phagspa"/>
-        <a:font script="Syrn" typeface="Estrangelo Edessa"/>
-        <a:font script="Syrj" typeface="Estrangelo Edessa"/>
-        <a:font script="Syre" typeface="Estrangelo Edessa"/>
-        <a:font script="Sora" typeface="Nirmala UI"/>
-        <a:font script="Tale" typeface="Microsoft Tai Le"/>
-        <a:font script="Talu" typeface="Microsoft New Tai Lue"/>
-        <a:font script="Tfng" typeface="Ebrima"/>
       </a:minorFont>
     </a:fontScheme>
-    <a:fmtScheme name="Office">
+    <a:fmtScheme>
       <a:fillStyleLst>
         <a:solidFill>
           <a:schemeClr val="phClr"/>
         </a:solidFill>
-        <a:gradFill rotWithShape="1">
+        <a:gradFill>
           <a:gsLst>
             <a:gs pos="0">
               <a:schemeClr val="phClr">
                 <a:lumMod val="110000"/>
-                <a:satMod val="105000"/>
                 <a:tint val="67000"/>
               </a:schemeClr>
             </a:gs>
             <a:gs pos="50000">
               <a:schemeClr val="phClr">
                 <a:lumMod val="105000"/>
-                <a:satMod val="103000"/>
                 <a:tint val="73000"/>
               </a:schemeClr>
             </a:gs>
             <a:gs pos="100000">
               <a:schemeClr val="phClr">
                 <a:lumMod val="105000"/>
-                <a:satMod val="109000"/>
                 <a:tint val="81000"/>
               </a:schemeClr>
             </a:gs>
           </a:gsLst>
           <a:lin ang="5400000" scaled="0"/>
+          <a:tileRect l="0" t="0" r="0" b="0"/>
         </a:gradFill>
-        <a:gradFill rotWithShape="1">
+        <a:gradFill>
           <a:gsLst>
             <a:gs pos="0">
               <a:schemeClr val="phClr">
-                <a:satMod val="103000"/>
                 <a:lumMod val="102000"/>
                 <a:tint val="94000"/>
               </a:schemeClr>
             </a:gs>
             <a:gs pos="50000">
               <a:schemeClr val="phClr">
-                <a:satMod val="110000"/>
                 <a:lumMod val="100000"/>
                 <a:shade val="100000"/>
               </a:schemeClr>
@@ -1214,33 +1962,24 @@
             <a:gs pos="100000">
               <a:schemeClr val="phClr">
                 <a:lumMod val="99000"/>
-                <a:satMod val="120000"/>
                 <a:shade val="78000"/>
               </a:schemeClr>
             </a:gs>
           </a:gsLst>
           <a:lin ang="5400000" scaled="0"/>
+          <a:tileRect l="0" t="0" r="0" b="0"/>
         </a:gradFill>
       </a:fillStyleLst>
       <a:lnStyleLst>
         <a:ln w="6350" cap="flat" cmpd="sng" algn="ctr">
-          <a:solidFill>
-            <a:schemeClr val="phClr"/>
-          </a:solidFill>
           <a:prstDash val="solid"/>
           <a:miter lim="800000"/>
         </a:ln>
         <a:ln w="12700" cap="flat" cmpd="sng" algn="ctr">
-          <a:solidFill>
-            <a:schemeClr val="phClr"/>
-          </a:solidFill>
           <a:prstDash val="solid"/>
           <a:miter lim="800000"/>
         </a:ln>
         <a:ln w="19050" cap="flat" cmpd="sng" algn="ctr">
-          <a:solidFill>
-            <a:schemeClr val="phClr"/>
-          </a:solidFill>
           <a:prstDash val="solid"/>
           <a:miter lim="800000"/>
         </a:ln>
@@ -1253,13 +1992,7 @@
           <a:effectLst/>
         </a:effectStyle>
         <a:effectStyle>
-          <a:effectLst>
-            <a:outerShdw blurRad="57150" dist="19050" dir="5400000" algn="ctr" rotWithShape="0">
-              <a:srgbClr val="000000">
-                <a:alpha val="63000"/>
-              </a:srgbClr>
-            </a:outerShdw>
-          </a:effectLst>
+          <a:effectLst/>
         </a:effectStyle>
       </a:effectStyleLst>
       <a:bgFillStyleLst>
@@ -1269,15 +2002,13 @@
         <a:solidFill>
           <a:schemeClr val="phClr">
             <a:tint val="95000"/>
-            <a:satMod val="170000"/>
           </a:schemeClr>
         </a:solidFill>
-        <a:gradFill rotWithShape="1">
+        <a:gradFill>
           <a:gsLst>
             <a:gs pos="0">
               <a:schemeClr val="phClr">
                 <a:tint val="93000"/>
-                <a:satMod val="150000"/>
                 <a:shade val="98000"/>
                 <a:lumMod val="102000"/>
               </a:schemeClr>
@@ -1285,7 +2016,6 @@
             <a:gs pos="50000">
               <a:schemeClr val="phClr">
                 <a:tint val="98000"/>
-                <a:satMod val="130000"/>
                 <a:shade val="90000"/>
                 <a:lumMod val="103000"/>
               </a:schemeClr>
@@ -1293,21 +2023,14 @@
             <a:gs pos="100000">
               <a:schemeClr val="phClr">
                 <a:shade val="63000"/>
-                <a:satMod val="120000"/>
               </a:schemeClr>
             </a:gs>
           </a:gsLst>
           <a:lin ang="5400000" scaled="0"/>
+          <a:tileRect l="0" t="0" r="0" b="0"/>
         </a:gradFill>
       </a:bgFillStyleLst>
     </a:fmtScheme>
   </a:themeElements>
-  <a:objectDefaults/>
-  <a:extraClrSchemeLst/>
-  <a:extLst>
-    <a:ext uri="{05A4C25C-085E-4340-85A3-A5531E510DB2}">
-      <thm15:themeFamily xmlns:thm15="http://schemas.microsoft.com/office/thememl/2012/main" name="Office Theme" id="{62F939B6-93AF-4DB8-9C6B-D6C7DFDC589F}" vid="{4A3C46E8-61CC-4603-A589-7422A47A8E4A}"/>
-    </a:ext>
-  </a:extLst>
 </a:theme>
 </file>
--- a/Caso 5.docx
+++ b/Caso 5.docx
@@ -553,6 +553,1753 @@
           <w:shd w:fill="auto" w:val="clear"/>
         </w:rPr>
         <w:t>Ofrecer a los clientes visibilidad sobre su nivel de participación, destacando su contribución directa a la economía circular.</w:t>
+      </w:r>
+    </w:p>
+    <w:p>
+      <w:pPr>
+        <w:pStyle w:val="BodyText"/>
+        <w:numPr>
+          <w:ilvl w:val="0"/>
+          <w:numId w:val="0"/>
+        </w:numPr>
+        <w:pBdr/>
+        <w:bidi w:val="0"/>
+        <w:spacing w:lineRule="auto" w:line="331" w:before="0" w:after="0"/>
+        <w:ind w:hanging="0" w:start="0" w:end="0"/>
+        <w:rPr>
+          <w:rFonts w:ascii="times new roman " w:hAnsi="times new roman "/>
+          <w:b/>
+          <w:i w:val="false"/>
+          <w:caps w:val="false"/>
+          <w:smallCaps w:val="false"/>
+          <w:strike w:val="false"/>
+          <w:dstrike w:val="false"/>
+          <w:color w:val="000000"/>
+          <w:sz w:val="24"/>
+          <w:u w:val="none"/>
+          <w:effect w:val="none"/>
+          <w:shd w:fill="auto" w:val="clear"/>
+        </w:rPr>
+      </w:pPr>
+      <w:bookmarkStart w:id="1" w:name="docs-internal-guid-046de91a-7fff-3b82-80"/>
+      <w:bookmarkEnd w:id="1"/>
+      <w:r>
+        <w:rPr>
+          <w:rFonts w:ascii="times new roman " w:hAnsi="times new roman "/>
+          <w:b/>
+          <w:i w:val="false"/>
+          <w:caps w:val="false"/>
+          <w:smallCaps w:val="false"/>
+          <w:strike w:val="false"/>
+          <w:dstrike w:val="false"/>
+          <w:color w:val="000000"/>
+          <w:sz w:val="24"/>
+          <w:u w:val="none"/>
+          <w:effect w:val="none"/>
+          <w:shd w:fill="auto" w:val="clear"/>
+        </w:rPr>
+        <w:t>1.4 Identificación de Actores </w:t>
+      </w:r>
+    </w:p>
+    <w:p>
+      <w:pPr>
+        <w:pStyle w:val="BodyText"/>
+        <w:spacing w:lineRule="auto" w:line="331" w:before="0" w:after="0"/>
+        <w:rPr>
+          <w:rFonts w:ascii="times new roman " w:hAnsi="times new roman "/>
+          <w:color w:val="000000"/>
+          <w:sz w:val="24"/>
+        </w:rPr>
+      </w:pPr>
+      <w:r>
+        <w:rPr>
+          <w:rFonts w:ascii="times new roman " w:hAnsi="times new roman "/>
+          <w:color w:val="000000"/>
+          <w:sz w:val="24"/>
+        </w:rPr>
+      </w:r>
+    </w:p>
+    <w:tbl>
+      <w:tblPr>
+        <w:tblW w:w="8504" w:type="dxa"/>
+        <w:jc w:val="start"/>
+        <w:tblInd w:w="-7" w:type="dxa"/>
+        <w:tblLayout w:type="fixed"/>
+        <w:tblCellMar>
+          <w:top w:w="120" w:type="dxa"/>
+          <w:start w:w="180" w:type="dxa"/>
+          <w:bottom w:w="120" w:type="dxa"/>
+          <w:end w:w="180" w:type="dxa"/>
+        </w:tblCellMar>
+      </w:tblPr>
+      <w:tblGrid>
+        <w:gridCol w:w="2321"/>
+        <w:gridCol w:w="1531"/>
+        <w:gridCol w:w="4652"/>
+      </w:tblGrid>
+      <w:tr>
+        <w:trPr/>
+        <w:tc>
+          <w:tcPr>
+            <w:tcW w:w="2321" w:type="dxa"/>
+            <w:tcBorders>
+              <w:top w:val="single" w:sz="6" w:space="0" w:color="C4C7C5"/>
+              <w:start w:val="single" w:sz="6" w:space="0" w:color="C4C7C5"/>
+              <w:bottom w:val="single" w:sz="6" w:space="0" w:color="C4C7C5"/>
+              <w:end w:val="single" w:sz="6" w:space="0" w:color="C4C7C5"/>
+            </w:tcBorders>
+            <w:vAlign w:val="center"/>
+          </w:tcPr>
+          <w:p>
+            <w:pPr>
+              <w:pStyle w:val="Contenidodelatabla"/>
+              <w:widowControl/>
+              <w:bidi w:val="0"/>
+              <w:spacing w:lineRule="auto" w:line="331" w:before="0" w:after="480"/>
+              <w:ind w:hanging="0" w:start="0" w:end="0"/>
+              <w:rPr>
+                <w:rFonts w:ascii="times new roman " w:hAnsi="times new roman "/>
+                <w:b/>
+                <w:i w:val="false"/>
+                <w:caps w:val="false"/>
+                <w:smallCaps w:val="false"/>
+                <w:strike w:val="false"/>
+                <w:dstrike w:val="false"/>
+                <w:color w:val="000000"/>
+                <w:sz w:val="24"/>
+                <w:u w:val="none"/>
+                <w:effect w:val="none"/>
+                <w:shd w:fill="auto" w:val="clear"/>
+              </w:rPr>
+            </w:pPr>
+            <w:r>
+              <w:rPr>
+                <w:rFonts w:ascii="times new roman " w:hAnsi="times new roman "/>
+                <w:b/>
+                <w:i w:val="false"/>
+                <w:caps w:val="false"/>
+                <w:smallCaps w:val="false"/>
+                <w:strike w:val="false"/>
+                <w:dstrike w:val="false"/>
+                <w:color w:val="000000"/>
+                <w:sz w:val="24"/>
+                <w:u w:val="none"/>
+                <w:effect w:val="none"/>
+                <w:shd w:fill="auto" w:val="clear"/>
+              </w:rPr>
+              <w:t>Actor</w:t>
+            </w:r>
+          </w:p>
+        </w:tc>
+        <w:tc>
+          <w:tcPr>
+            <w:tcW w:w="1531" w:type="dxa"/>
+            <w:tcBorders>
+              <w:top w:val="single" w:sz="6" w:space="0" w:color="C4C7C5"/>
+              <w:start w:val="single" w:sz="6" w:space="0" w:color="C4C7C5"/>
+              <w:bottom w:val="single" w:sz="6" w:space="0" w:color="C4C7C5"/>
+              <w:end w:val="single" w:sz="6" w:space="0" w:color="C4C7C5"/>
+            </w:tcBorders>
+            <w:vAlign w:val="center"/>
+          </w:tcPr>
+          <w:p>
+            <w:pPr>
+              <w:pStyle w:val="Contenidodelatabla"/>
+              <w:widowControl/>
+              <w:bidi w:val="0"/>
+              <w:spacing w:lineRule="auto" w:line="331" w:before="0" w:after="480"/>
+              <w:ind w:hanging="0" w:start="0" w:end="0"/>
+              <w:rPr>
+                <w:rFonts w:ascii="times new roman " w:hAnsi="times new roman "/>
+                <w:b/>
+                <w:i w:val="false"/>
+                <w:caps w:val="false"/>
+                <w:smallCaps w:val="false"/>
+                <w:strike w:val="false"/>
+                <w:dstrike w:val="false"/>
+                <w:color w:val="000000"/>
+                <w:sz w:val="24"/>
+                <w:u w:val="none"/>
+                <w:effect w:val="none"/>
+                <w:shd w:fill="auto" w:val="clear"/>
+              </w:rPr>
+            </w:pPr>
+            <w:r>
+              <w:rPr>
+                <w:rFonts w:ascii="times new roman " w:hAnsi="times new roman "/>
+                <w:b/>
+                <w:i w:val="false"/>
+                <w:caps w:val="false"/>
+                <w:smallCaps w:val="false"/>
+                <w:strike w:val="false"/>
+                <w:dstrike w:val="false"/>
+                <w:color w:val="000000"/>
+                <w:sz w:val="24"/>
+                <w:u w:val="none"/>
+                <w:effect w:val="none"/>
+                <w:shd w:fill="auto" w:val="clear"/>
+              </w:rPr>
+              <w:t>Tipo</w:t>
+            </w:r>
+          </w:p>
+        </w:tc>
+        <w:tc>
+          <w:tcPr>
+            <w:tcW w:w="4652" w:type="dxa"/>
+            <w:tcBorders>
+              <w:top w:val="single" w:sz="6" w:space="0" w:color="C4C7C5"/>
+              <w:start w:val="single" w:sz="6" w:space="0" w:color="C4C7C5"/>
+              <w:bottom w:val="single" w:sz="6" w:space="0" w:color="C4C7C5"/>
+              <w:end w:val="single" w:sz="6" w:space="0" w:color="C4C7C5"/>
+            </w:tcBorders>
+            <w:vAlign w:val="center"/>
+          </w:tcPr>
+          <w:p>
+            <w:pPr>
+              <w:pStyle w:val="Contenidodelatabla"/>
+              <w:widowControl/>
+              <w:bidi w:val="0"/>
+              <w:spacing w:lineRule="auto" w:line="331" w:before="0" w:after="480"/>
+              <w:ind w:hanging="0" w:start="0" w:end="0"/>
+              <w:rPr>
+                <w:rFonts w:ascii="times new roman " w:hAnsi="times new roman "/>
+                <w:b/>
+                <w:i w:val="false"/>
+                <w:caps w:val="false"/>
+                <w:smallCaps w:val="false"/>
+                <w:strike w:val="false"/>
+                <w:dstrike w:val="false"/>
+                <w:color w:val="000000"/>
+                <w:sz w:val="24"/>
+                <w:u w:val="none"/>
+                <w:effect w:val="none"/>
+                <w:shd w:fill="auto" w:val="clear"/>
+              </w:rPr>
+            </w:pPr>
+            <w:r>
+              <w:rPr>
+                <w:rFonts w:ascii="times new roman " w:hAnsi="times new roman "/>
+                <w:b/>
+                <w:i w:val="false"/>
+                <w:caps w:val="false"/>
+                <w:smallCaps w:val="false"/>
+                <w:strike w:val="false"/>
+                <w:dstrike w:val="false"/>
+                <w:color w:val="000000"/>
+                <w:sz w:val="24"/>
+                <w:u w:val="none"/>
+                <w:effect w:val="none"/>
+                <w:shd w:fill="auto" w:val="clear"/>
+              </w:rPr>
+              <w:t>Descripción</w:t>
+            </w:r>
+          </w:p>
+        </w:tc>
+      </w:tr>
+      <w:tr>
+        <w:trPr/>
+        <w:tc>
+          <w:tcPr>
+            <w:tcW w:w="2321" w:type="dxa"/>
+            <w:tcBorders>
+              <w:top w:val="single" w:sz="6" w:space="0" w:color="C4C7C5"/>
+              <w:start w:val="single" w:sz="6" w:space="0" w:color="C4C7C5"/>
+              <w:bottom w:val="single" w:sz="6" w:space="0" w:color="C4C7C5"/>
+              <w:end w:val="single" w:sz="6" w:space="0" w:color="C4C7C5"/>
+            </w:tcBorders>
+            <w:vAlign w:val="center"/>
+          </w:tcPr>
+          <w:p>
+            <w:pPr>
+              <w:pStyle w:val="Contenidodelatabla"/>
+              <w:widowControl/>
+              <w:bidi w:val="0"/>
+              <w:spacing w:lineRule="auto" w:line="331" w:before="0" w:after="480"/>
+              <w:ind w:hanging="0" w:start="0" w:end="0"/>
+              <w:rPr>
+                <w:rFonts w:ascii="times new roman " w:hAnsi="times new roman "/>
+                <w:b/>
+                <w:i w:val="false"/>
+                <w:caps w:val="false"/>
+                <w:smallCaps w:val="false"/>
+                <w:strike w:val="false"/>
+                <w:dstrike w:val="false"/>
+                <w:color w:val="000000"/>
+                <w:sz w:val="24"/>
+                <w:u w:val="none"/>
+                <w:effect w:val="none"/>
+                <w:shd w:fill="auto" w:val="clear"/>
+              </w:rPr>
+            </w:pPr>
+            <w:r>
+              <w:rPr>
+                <w:rFonts w:ascii="times new roman " w:hAnsi="times new roman "/>
+                <w:b/>
+                <w:i w:val="false"/>
+                <w:caps w:val="false"/>
+                <w:smallCaps w:val="false"/>
+                <w:strike w:val="false"/>
+                <w:dstrike w:val="false"/>
+                <w:color w:val="000000"/>
+                <w:sz w:val="24"/>
+                <w:u w:val="none"/>
+                <w:effect w:val="none"/>
+                <w:shd w:fill="auto" w:val="clear"/>
+              </w:rPr>
+              <w:t>Administrador del Sistema</w:t>
+            </w:r>
+          </w:p>
+        </w:tc>
+        <w:tc>
+          <w:tcPr>
+            <w:tcW w:w="1531" w:type="dxa"/>
+            <w:tcBorders>
+              <w:top w:val="single" w:sz="6" w:space="0" w:color="C4C7C5"/>
+              <w:start w:val="single" w:sz="6" w:space="0" w:color="C4C7C5"/>
+              <w:bottom w:val="single" w:sz="6" w:space="0" w:color="C4C7C5"/>
+              <w:end w:val="single" w:sz="6" w:space="0" w:color="C4C7C5"/>
+            </w:tcBorders>
+            <w:vAlign w:val="center"/>
+          </w:tcPr>
+          <w:p>
+            <w:pPr>
+              <w:pStyle w:val="Contenidodelatabla"/>
+              <w:widowControl/>
+              <w:bidi w:val="0"/>
+              <w:spacing w:lineRule="auto" w:line="331" w:before="0" w:after="480"/>
+              <w:ind w:hanging="0" w:start="0" w:end="0"/>
+              <w:rPr>
+                <w:rFonts w:ascii="times new roman " w:hAnsi="times new roman "/>
+                <w:b w:val="false"/>
+                <w:bCs w:val="false"/>
+                <w:i w:val="false"/>
+                <w:caps w:val="false"/>
+                <w:smallCaps w:val="false"/>
+                <w:strike w:val="false"/>
+                <w:dstrike w:val="false"/>
+                <w:color w:val="000000"/>
+                <w:sz w:val="24"/>
+                <w:u w:val="none"/>
+                <w:effect w:val="none"/>
+                <w:shd w:fill="auto" w:val="clear"/>
+              </w:rPr>
+            </w:pPr>
+            <w:r>
+              <w:rPr>
+                <w:rFonts w:ascii="times new roman " w:hAnsi="times new roman "/>
+                <w:b w:val="false"/>
+                <w:bCs w:val="false"/>
+                <w:i w:val="false"/>
+                <w:caps w:val="false"/>
+                <w:smallCaps w:val="false"/>
+                <w:strike w:val="false"/>
+                <w:dstrike w:val="false"/>
+                <w:color w:val="000000"/>
+                <w:sz w:val="24"/>
+                <w:u w:val="none"/>
+                <w:effect w:val="none"/>
+                <w:shd w:fill="auto" w:val="clear"/>
+              </w:rPr>
+              <w:t>Interno</w:t>
+            </w:r>
+          </w:p>
+        </w:tc>
+        <w:tc>
+          <w:tcPr>
+            <w:tcW w:w="4652" w:type="dxa"/>
+            <w:tcBorders>
+              <w:top w:val="single" w:sz="6" w:space="0" w:color="C4C7C5"/>
+              <w:start w:val="single" w:sz="6" w:space="0" w:color="C4C7C5"/>
+              <w:bottom w:val="single" w:sz="6" w:space="0" w:color="C4C7C5"/>
+              <w:end w:val="single" w:sz="6" w:space="0" w:color="C4C7C5"/>
+            </w:tcBorders>
+            <w:vAlign w:val="center"/>
+          </w:tcPr>
+          <w:p>
+            <w:pPr>
+              <w:pStyle w:val="Contenidodelatabla"/>
+              <w:widowControl/>
+              <w:bidi w:val="0"/>
+              <w:spacing w:lineRule="auto" w:line="331" w:before="0" w:after="480"/>
+              <w:ind w:hanging="0" w:start="0" w:end="0"/>
+              <w:rPr>
+                <w:rFonts w:ascii="times new roman " w:hAnsi="times new roman "/>
+                <w:b w:val="false"/>
+                <w:bCs w:val="false"/>
+                <w:i w:val="false"/>
+                <w:caps w:val="false"/>
+                <w:smallCaps w:val="false"/>
+                <w:strike w:val="false"/>
+                <w:dstrike w:val="false"/>
+                <w:color w:val="000000"/>
+                <w:sz w:val="24"/>
+                <w:u w:val="none"/>
+                <w:effect w:val="none"/>
+                <w:shd w:fill="auto" w:val="clear"/>
+              </w:rPr>
+            </w:pPr>
+            <w:r>
+              <w:rPr>
+                <w:rFonts w:ascii="times new roman " w:hAnsi="times new roman "/>
+                <w:b w:val="false"/>
+                <w:bCs w:val="false"/>
+                <w:i w:val="false"/>
+                <w:caps w:val="false"/>
+                <w:smallCaps w:val="false"/>
+                <w:strike w:val="false"/>
+                <w:dstrike w:val="false"/>
+                <w:color w:val="000000"/>
+                <w:sz w:val="24"/>
+                <w:u w:val="none"/>
+                <w:effect w:val="none"/>
+                <w:shd w:fill="auto" w:val="clear"/>
+              </w:rPr>
+              <w:t>Encargado de la configuración general del software, la gestión de usuarios y el control de parámetros operativos para garantizar el correcto funcionamiento del sistema.</w:t>
+            </w:r>
+          </w:p>
+        </w:tc>
+      </w:tr>
+      <w:tr>
+        <w:trPr/>
+        <w:tc>
+          <w:tcPr>
+            <w:tcW w:w="2321" w:type="dxa"/>
+            <w:tcBorders>
+              <w:top w:val="single" w:sz="6" w:space="0" w:color="C4C7C5"/>
+              <w:start w:val="single" w:sz="6" w:space="0" w:color="C4C7C5"/>
+              <w:bottom w:val="single" w:sz="6" w:space="0" w:color="C4C7C5"/>
+              <w:end w:val="single" w:sz="6" w:space="0" w:color="C4C7C5"/>
+            </w:tcBorders>
+            <w:vAlign w:val="center"/>
+          </w:tcPr>
+          <w:p>
+            <w:pPr>
+              <w:pStyle w:val="Contenidodelatabla"/>
+              <w:widowControl/>
+              <w:bidi w:val="0"/>
+              <w:spacing w:lineRule="auto" w:line="331" w:before="0" w:after="480"/>
+              <w:ind w:hanging="0" w:start="0" w:end="0"/>
+              <w:rPr>
+                <w:rFonts w:ascii="times new roman " w:hAnsi="times new roman "/>
+                <w:b/>
+                <w:i w:val="false"/>
+                <w:caps w:val="false"/>
+                <w:smallCaps w:val="false"/>
+                <w:strike w:val="false"/>
+                <w:dstrike w:val="false"/>
+                <w:color w:val="000000"/>
+                <w:sz w:val="24"/>
+                <w:u w:val="none"/>
+                <w:effect w:val="none"/>
+                <w:shd w:fill="auto" w:val="clear"/>
+              </w:rPr>
+            </w:pPr>
+            <w:r>
+              <w:rPr>
+                <w:rFonts w:ascii="times new roman " w:hAnsi="times new roman "/>
+                <w:b/>
+                <w:i w:val="false"/>
+                <w:caps w:val="false"/>
+                <w:smallCaps w:val="false"/>
+                <w:strike w:val="false"/>
+                <w:dstrike w:val="false"/>
+                <w:color w:val="000000"/>
+                <w:sz w:val="24"/>
+                <w:u w:val="none"/>
+                <w:effect w:val="none"/>
+                <w:shd w:fill="auto" w:val="clear"/>
+              </w:rPr>
+              <w:t>Operador de Recolección</w:t>
+            </w:r>
+          </w:p>
+        </w:tc>
+        <w:tc>
+          <w:tcPr>
+            <w:tcW w:w="1531" w:type="dxa"/>
+            <w:tcBorders>
+              <w:top w:val="single" w:sz="6" w:space="0" w:color="C4C7C5"/>
+              <w:start w:val="single" w:sz="6" w:space="0" w:color="C4C7C5"/>
+              <w:bottom w:val="single" w:sz="6" w:space="0" w:color="C4C7C5"/>
+              <w:end w:val="single" w:sz="6" w:space="0" w:color="C4C7C5"/>
+            </w:tcBorders>
+            <w:vAlign w:val="center"/>
+          </w:tcPr>
+          <w:p>
+            <w:pPr>
+              <w:pStyle w:val="Contenidodelatabla"/>
+              <w:widowControl/>
+              <w:bidi w:val="0"/>
+              <w:spacing w:lineRule="auto" w:line="331" w:before="0" w:after="480"/>
+              <w:ind w:hanging="0" w:start="0" w:end="0"/>
+              <w:rPr>
+                <w:rFonts w:ascii="times new roman " w:hAnsi="times new roman "/>
+                <w:b w:val="false"/>
+                <w:bCs w:val="false"/>
+                <w:i w:val="false"/>
+                <w:caps w:val="false"/>
+                <w:smallCaps w:val="false"/>
+                <w:strike w:val="false"/>
+                <w:dstrike w:val="false"/>
+                <w:color w:val="000000"/>
+                <w:sz w:val="24"/>
+                <w:u w:val="none"/>
+                <w:effect w:val="none"/>
+                <w:shd w:fill="auto" w:val="clear"/>
+              </w:rPr>
+            </w:pPr>
+            <w:r>
+              <w:rPr>
+                <w:rFonts w:ascii="times new roman " w:hAnsi="times new roman "/>
+                <w:b w:val="false"/>
+                <w:bCs w:val="false"/>
+                <w:i w:val="false"/>
+                <w:caps w:val="false"/>
+                <w:smallCaps w:val="false"/>
+                <w:strike w:val="false"/>
+                <w:dstrike w:val="false"/>
+                <w:color w:val="000000"/>
+                <w:sz w:val="24"/>
+                <w:u w:val="none"/>
+                <w:effect w:val="none"/>
+                <w:shd w:fill="auto" w:val="clear"/>
+              </w:rPr>
+              <w:t>Interno</w:t>
+            </w:r>
+          </w:p>
+        </w:tc>
+        <w:tc>
+          <w:tcPr>
+            <w:tcW w:w="4652" w:type="dxa"/>
+            <w:tcBorders>
+              <w:top w:val="single" w:sz="6" w:space="0" w:color="C4C7C5"/>
+              <w:start w:val="single" w:sz="6" w:space="0" w:color="C4C7C5"/>
+              <w:bottom w:val="single" w:sz="6" w:space="0" w:color="C4C7C5"/>
+              <w:end w:val="single" w:sz="6" w:space="0" w:color="C4C7C5"/>
+            </w:tcBorders>
+            <w:vAlign w:val="center"/>
+          </w:tcPr>
+          <w:p>
+            <w:pPr>
+              <w:pStyle w:val="Contenidodelatabla"/>
+              <w:widowControl/>
+              <w:bidi w:val="0"/>
+              <w:spacing w:lineRule="auto" w:line="331" w:before="0" w:after="480"/>
+              <w:ind w:hanging="0" w:start="0" w:end="0"/>
+              <w:rPr>
+                <w:rFonts w:ascii="times new roman " w:hAnsi="times new roman "/>
+                <w:b w:val="false"/>
+                <w:bCs w:val="false"/>
+                <w:i w:val="false"/>
+                <w:caps w:val="false"/>
+                <w:smallCaps w:val="false"/>
+                <w:strike w:val="false"/>
+                <w:dstrike w:val="false"/>
+                <w:color w:val="000000"/>
+                <w:sz w:val="24"/>
+                <w:u w:val="none"/>
+                <w:effect w:val="none"/>
+                <w:shd w:fill="auto" w:val="clear"/>
+              </w:rPr>
+            </w:pPr>
+            <w:r>
+              <w:rPr>
+                <w:rFonts w:ascii="times new roman " w:hAnsi="times new roman "/>
+                <w:b w:val="false"/>
+                <w:bCs w:val="false"/>
+                <w:i w:val="false"/>
+                <w:caps w:val="false"/>
+                <w:smallCaps w:val="false"/>
+                <w:strike w:val="false"/>
+                <w:dstrike w:val="false"/>
+                <w:color w:val="000000"/>
+                <w:sz w:val="24"/>
+                <w:u w:val="none"/>
+                <w:effect w:val="none"/>
+                <w:shd w:fill="auto" w:val="clear"/>
+              </w:rPr>
+              <w:t>Personal de campo que consulta las rutas programadas, registra la recolección en tiempo real y reporta novedades o incidencias durante la jornada.</w:t>
+            </w:r>
+          </w:p>
+        </w:tc>
+      </w:tr>
+      <w:tr>
+        <w:trPr/>
+        <w:tc>
+          <w:tcPr>
+            <w:tcW w:w="2321" w:type="dxa"/>
+            <w:tcBorders>
+              <w:top w:val="single" w:sz="6" w:space="0" w:color="C4C7C5"/>
+              <w:start w:val="single" w:sz="6" w:space="0" w:color="C4C7C5"/>
+              <w:bottom w:val="single" w:sz="6" w:space="0" w:color="C4C7C5"/>
+              <w:end w:val="single" w:sz="6" w:space="0" w:color="C4C7C5"/>
+            </w:tcBorders>
+            <w:vAlign w:val="center"/>
+          </w:tcPr>
+          <w:p>
+            <w:pPr>
+              <w:pStyle w:val="Contenidodelatabla"/>
+              <w:widowControl/>
+              <w:bidi w:val="0"/>
+              <w:spacing w:lineRule="auto" w:line="331" w:before="0" w:after="480"/>
+              <w:ind w:hanging="0" w:start="0" w:end="0"/>
+              <w:rPr>
+                <w:rFonts w:ascii="times new roman " w:hAnsi="times new roman "/>
+                <w:b/>
+                <w:i w:val="false"/>
+                <w:caps w:val="false"/>
+                <w:smallCaps w:val="false"/>
+                <w:strike w:val="false"/>
+                <w:dstrike w:val="false"/>
+                <w:color w:val="000000"/>
+                <w:sz w:val="24"/>
+                <w:u w:val="none"/>
+                <w:effect w:val="none"/>
+                <w:shd w:fill="auto" w:val="clear"/>
+              </w:rPr>
+            </w:pPr>
+            <w:r>
+              <w:rPr>
+                <w:rFonts w:ascii="times new roman " w:hAnsi="times new roman "/>
+                <w:b/>
+                <w:i w:val="false"/>
+                <w:caps w:val="false"/>
+                <w:smallCaps w:val="false"/>
+                <w:strike w:val="false"/>
+                <w:dstrike w:val="false"/>
+                <w:color w:val="000000"/>
+                <w:sz w:val="24"/>
+                <w:u w:val="none"/>
+                <w:effect w:val="none"/>
+                <w:shd w:fill="auto" w:val="clear"/>
+              </w:rPr>
+              <w:t>Técnico Ambiental</w:t>
+            </w:r>
+          </w:p>
+        </w:tc>
+        <w:tc>
+          <w:tcPr>
+            <w:tcW w:w="1531" w:type="dxa"/>
+            <w:tcBorders>
+              <w:top w:val="single" w:sz="6" w:space="0" w:color="C4C7C5"/>
+              <w:start w:val="single" w:sz="6" w:space="0" w:color="C4C7C5"/>
+              <w:bottom w:val="single" w:sz="6" w:space="0" w:color="C4C7C5"/>
+              <w:end w:val="single" w:sz="6" w:space="0" w:color="C4C7C5"/>
+            </w:tcBorders>
+            <w:vAlign w:val="center"/>
+          </w:tcPr>
+          <w:p>
+            <w:pPr>
+              <w:pStyle w:val="Contenidodelatabla"/>
+              <w:widowControl/>
+              <w:bidi w:val="0"/>
+              <w:spacing w:lineRule="auto" w:line="331" w:before="0" w:after="480"/>
+              <w:ind w:hanging="0" w:start="0" w:end="0"/>
+              <w:rPr>
+                <w:rFonts w:ascii="times new roman " w:hAnsi="times new roman "/>
+                <w:b w:val="false"/>
+                <w:bCs w:val="false"/>
+                <w:i w:val="false"/>
+                <w:caps w:val="false"/>
+                <w:smallCaps w:val="false"/>
+                <w:strike w:val="false"/>
+                <w:dstrike w:val="false"/>
+                <w:color w:val="000000"/>
+                <w:sz w:val="24"/>
+                <w:u w:val="none"/>
+                <w:effect w:val="none"/>
+                <w:shd w:fill="auto" w:val="clear"/>
+              </w:rPr>
+            </w:pPr>
+            <w:r>
+              <w:rPr>
+                <w:rFonts w:ascii="times new roman " w:hAnsi="times new roman "/>
+                <w:b w:val="false"/>
+                <w:bCs w:val="false"/>
+                <w:i w:val="false"/>
+                <w:caps w:val="false"/>
+                <w:smallCaps w:val="false"/>
+                <w:strike w:val="false"/>
+                <w:dstrike w:val="false"/>
+                <w:color w:val="000000"/>
+                <w:sz w:val="24"/>
+                <w:u w:val="none"/>
+                <w:effect w:val="none"/>
+                <w:shd w:fill="auto" w:val="clear"/>
+              </w:rPr>
+              <w:t>Interno</w:t>
+            </w:r>
+          </w:p>
+        </w:tc>
+        <w:tc>
+          <w:tcPr>
+            <w:tcW w:w="4652" w:type="dxa"/>
+            <w:tcBorders>
+              <w:top w:val="single" w:sz="6" w:space="0" w:color="C4C7C5"/>
+              <w:start w:val="single" w:sz="6" w:space="0" w:color="C4C7C5"/>
+              <w:bottom w:val="single" w:sz="6" w:space="0" w:color="C4C7C5"/>
+              <w:end w:val="single" w:sz="6" w:space="0" w:color="C4C7C5"/>
+            </w:tcBorders>
+            <w:vAlign w:val="center"/>
+          </w:tcPr>
+          <w:p>
+            <w:pPr>
+              <w:pStyle w:val="Contenidodelatabla"/>
+              <w:widowControl/>
+              <w:bidi w:val="0"/>
+              <w:spacing w:lineRule="auto" w:line="331" w:before="0" w:after="480"/>
+              <w:ind w:hanging="0" w:start="0" w:end="0"/>
+              <w:rPr>
+                <w:rFonts w:ascii="times new roman " w:hAnsi="times new roman "/>
+                <w:b w:val="false"/>
+                <w:bCs w:val="false"/>
+                <w:i w:val="false"/>
+                <w:caps w:val="false"/>
+                <w:smallCaps w:val="false"/>
+                <w:strike w:val="false"/>
+                <w:dstrike w:val="false"/>
+                <w:color w:val="000000"/>
+                <w:sz w:val="24"/>
+                <w:u w:val="none"/>
+                <w:effect w:val="none"/>
+                <w:shd w:fill="auto" w:val="clear"/>
+              </w:rPr>
+            </w:pPr>
+            <w:r>
+              <w:rPr>
+                <w:rFonts w:ascii="times new roman " w:hAnsi="times new roman "/>
+                <w:b w:val="false"/>
+                <w:bCs w:val="false"/>
+                <w:i w:val="false"/>
+                <w:caps w:val="false"/>
+                <w:smallCaps w:val="false"/>
+                <w:strike w:val="false"/>
+                <w:dstrike w:val="false"/>
+                <w:color w:val="000000"/>
+                <w:sz w:val="24"/>
+                <w:u w:val="none"/>
+                <w:effect w:val="none"/>
+                <w:shd w:fill="auto" w:val="clear"/>
+              </w:rPr>
+              <w:t>Profesional responsable de auditar la calidad del insumo orgánico, supervisar las fases de transformación y elaborar los indicadores de impacto ambiental.</w:t>
+            </w:r>
+          </w:p>
+        </w:tc>
+      </w:tr>
+      <w:tr>
+        <w:trPr/>
+        <w:tc>
+          <w:tcPr>
+            <w:tcW w:w="2321" w:type="dxa"/>
+            <w:tcBorders>
+              <w:top w:val="single" w:sz="6" w:space="0" w:color="C4C7C5"/>
+              <w:start w:val="single" w:sz="6" w:space="0" w:color="C4C7C5"/>
+              <w:bottom w:val="single" w:sz="6" w:space="0" w:color="C4C7C5"/>
+              <w:end w:val="single" w:sz="6" w:space="0" w:color="C4C7C5"/>
+            </w:tcBorders>
+            <w:vAlign w:val="center"/>
+          </w:tcPr>
+          <w:p>
+            <w:pPr>
+              <w:pStyle w:val="Contenidodelatabla"/>
+              <w:widowControl/>
+              <w:bidi w:val="0"/>
+              <w:spacing w:lineRule="auto" w:line="331" w:before="0" w:after="480"/>
+              <w:ind w:hanging="0" w:start="0" w:end="0"/>
+              <w:rPr>
+                <w:rFonts w:ascii="times new roman " w:hAnsi="times new roman "/>
+                <w:b/>
+                <w:i w:val="false"/>
+                <w:caps w:val="false"/>
+                <w:smallCaps w:val="false"/>
+                <w:strike w:val="false"/>
+                <w:dstrike w:val="false"/>
+                <w:color w:val="000000"/>
+                <w:sz w:val="24"/>
+                <w:u w:val="none"/>
+                <w:effect w:val="none"/>
+                <w:shd w:fill="auto" w:val="clear"/>
+              </w:rPr>
+            </w:pPr>
+            <w:r>
+              <w:rPr>
+                <w:rFonts w:ascii="times new roman " w:hAnsi="times new roman "/>
+                <w:b/>
+                <w:i w:val="false"/>
+                <w:caps w:val="false"/>
+                <w:smallCaps w:val="false"/>
+                <w:strike w:val="false"/>
+                <w:dstrike w:val="false"/>
+                <w:color w:val="000000"/>
+                <w:sz w:val="24"/>
+                <w:u w:val="none"/>
+                <w:effect w:val="none"/>
+                <w:shd w:fill="auto" w:val="clear"/>
+              </w:rPr>
+              <w:t>Administrador de la Planta</w:t>
+            </w:r>
+          </w:p>
+        </w:tc>
+        <w:tc>
+          <w:tcPr>
+            <w:tcW w:w="1531" w:type="dxa"/>
+            <w:tcBorders>
+              <w:top w:val="single" w:sz="6" w:space="0" w:color="C4C7C5"/>
+              <w:start w:val="single" w:sz="6" w:space="0" w:color="C4C7C5"/>
+              <w:bottom w:val="single" w:sz="6" w:space="0" w:color="C4C7C5"/>
+              <w:end w:val="single" w:sz="6" w:space="0" w:color="C4C7C5"/>
+            </w:tcBorders>
+            <w:vAlign w:val="center"/>
+          </w:tcPr>
+          <w:p>
+            <w:pPr>
+              <w:pStyle w:val="Contenidodelatabla"/>
+              <w:widowControl/>
+              <w:bidi w:val="0"/>
+              <w:spacing w:lineRule="auto" w:line="331" w:before="0" w:after="480"/>
+              <w:ind w:hanging="0" w:start="0" w:end="0"/>
+              <w:rPr>
+                <w:rFonts w:ascii="times new roman " w:hAnsi="times new roman "/>
+                <w:b w:val="false"/>
+                <w:bCs w:val="false"/>
+                <w:i w:val="false"/>
+                <w:caps w:val="false"/>
+                <w:smallCaps w:val="false"/>
+                <w:strike w:val="false"/>
+                <w:dstrike w:val="false"/>
+                <w:color w:val="000000"/>
+                <w:sz w:val="24"/>
+                <w:u w:val="none"/>
+                <w:effect w:val="none"/>
+                <w:shd w:fill="auto" w:val="clear"/>
+              </w:rPr>
+            </w:pPr>
+            <w:r>
+              <w:rPr>
+                <w:rFonts w:ascii="times new roman " w:hAnsi="times new roman "/>
+                <w:b w:val="false"/>
+                <w:bCs w:val="false"/>
+                <w:i w:val="false"/>
+                <w:caps w:val="false"/>
+                <w:smallCaps w:val="false"/>
+                <w:strike w:val="false"/>
+                <w:dstrike w:val="false"/>
+                <w:color w:val="000000"/>
+                <w:sz w:val="24"/>
+                <w:u w:val="none"/>
+                <w:effect w:val="none"/>
+                <w:shd w:fill="auto" w:val="clear"/>
+              </w:rPr>
+              <w:t>Interno</w:t>
+            </w:r>
+          </w:p>
+        </w:tc>
+        <w:tc>
+          <w:tcPr>
+            <w:tcW w:w="4652" w:type="dxa"/>
+            <w:tcBorders>
+              <w:top w:val="single" w:sz="6" w:space="0" w:color="C4C7C5"/>
+              <w:start w:val="single" w:sz="6" w:space="0" w:color="C4C7C5"/>
+              <w:bottom w:val="single" w:sz="6" w:space="0" w:color="C4C7C5"/>
+              <w:end w:val="single" w:sz="6" w:space="0" w:color="C4C7C5"/>
+            </w:tcBorders>
+            <w:vAlign w:val="center"/>
+          </w:tcPr>
+          <w:p>
+            <w:pPr>
+              <w:pStyle w:val="Contenidodelatabla"/>
+              <w:widowControl/>
+              <w:bidi w:val="0"/>
+              <w:spacing w:lineRule="auto" w:line="331" w:before="0" w:after="480"/>
+              <w:ind w:hanging="0" w:start="0" w:end="0"/>
+              <w:rPr>
+                <w:rFonts w:ascii="times new roman " w:hAnsi="times new roman "/>
+                <w:b w:val="false"/>
+                <w:bCs w:val="false"/>
+                <w:i w:val="false"/>
+                <w:caps w:val="false"/>
+                <w:smallCaps w:val="false"/>
+                <w:strike w:val="false"/>
+                <w:dstrike w:val="false"/>
+                <w:color w:val="000000"/>
+                <w:sz w:val="24"/>
+                <w:u w:val="none"/>
+                <w:effect w:val="none"/>
+                <w:shd w:fill="auto" w:val="clear"/>
+              </w:rPr>
+            </w:pPr>
+            <w:r>
+              <w:rPr>
+                <w:rFonts w:ascii="times new roman " w:hAnsi="times new roman "/>
+                <w:b w:val="false"/>
+                <w:bCs w:val="false"/>
+                <w:i w:val="false"/>
+                <w:caps w:val="false"/>
+                <w:smallCaps w:val="false"/>
+                <w:strike w:val="false"/>
+                <w:dstrike w:val="false"/>
+                <w:color w:val="000000"/>
+                <w:sz w:val="24"/>
+                <w:u w:val="none"/>
+                <w:effect w:val="none"/>
+                <w:shd w:fill="auto" w:val="clear"/>
+              </w:rPr>
+              <w:t>Gestiona el volumen de residuos que ingresa a la instalación, da seguimiento a las etapas del proceso y controla el stock de compost terminado.</w:t>
+            </w:r>
+          </w:p>
+        </w:tc>
+      </w:tr>
+      <w:tr>
+        <w:trPr/>
+        <w:tc>
+          <w:tcPr>
+            <w:tcW w:w="2321" w:type="dxa"/>
+            <w:tcBorders>
+              <w:top w:val="single" w:sz="6" w:space="0" w:color="C4C7C5"/>
+              <w:start w:val="single" w:sz="6" w:space="0" w:color="C4C7C5"/>
+              <w:bottom w:val="single" w:sz="6" w:space="0" w:color="C4C7C5"/>
+              <w:end w:val="single" w:sz="6" w:space="0" w:color="C4C7C5"/>
+            </w:tcBorders>
+            <w:vAlign w:val="center"/>
+          </w:tcPr>
+          <w:p>
+            <w:pPr>
+              <w:pStyle w:val="Contenidodelatabla"/>
+              <w:widowControl/>
+              <w:bidi w:val="0"/>
+              <w:spacing w:lineRule="auto" w:line="331" w:before="0" w:after="480"/>
+              <w:ind w:hanging="0" w:start="0" w:end="0"/>
+              <w:rPr>
+                <w:rFonts w:ascii="times new roman " w:hAnsi="times new roman "/>
+                <w:b/>
+                <w:i w:val="false"/>
+                <w:caps w:val="false"/>
+                <w:smallCaps w:val="false"/>
+                <w:strike w:val="false"/>
+                <w:dstrike w:val="false"/>
+                <w:color w:val="000000"/>
+                <w:sz w:val="24"/>
+                <w:u w:val="none"/>
+                <w:effect w:val="none"/>
+                <w:shd w:fill="auto" w:val="clear"/>
+              </w:rPr>
+            </w:pPr>
+            <w:r>
+              <w:rPr>
+                <w:rFonts w:ascii="times new roman " w:hAnsi="times new roman "/>
+                <w:b/>
+                <w:i w:val="false"/>
+                <w:caps w:val="false"/>
+                <w:smallCaps w:val="false"/>
+                <w:strike w:val="false"/>
+                <w:dstrike w:val="false"/>
+                <w:color w:val="000000"/>
+                <w:sz w:val="24"/>
+                <w:u w:val="none"/>
+                <w:effect w:val="none"/>
+                <w:shd w:fill="auto" w:val="clear"/>
+              </w:rPr>
+              <w:t>Cliente Residencial</w:t>
+            </w:r>
+          </w:p>
+        </w:tc>
+        <w:tc>
+          <w:tcPr>
+            <w:tcW w:w="1531" w:type="dxa"/>
+            <w:tcBorders>
+              <w:top w:val="single" w:sz="6" w:space="0" w:color="C4C7C5"/>
+              <w:start w:val="single" w:sz="6" w:space="0" w:color="C4C7C5"/>
+              <w:bottom w:val="single" w:sz="6" w:space="0" w:color="C4C7C5"/>
+              <w:end w:val="single" w:sz="6" w:space="0" w:color="C4C7C5"/>
+            </w:tcBorders>
+            <w:vAlign w:val="center"/>
+          </w:tcPr>
+          <w:p>
+            <w:pPr>
+              <w:pStyle w:val="Contenidodelatabla"/>
+              <w:widowControl/>
+              <w:bidi w:val="0"/>
+              <w:spacing w:lineRule="auto" w:line="331" w:before="0" w:after="480"/>
+              <w:ind w:hanging="0" w:start="0" w:end="0"/>
+              <w:rPr>
+                <w:rFonts w:ascii="times new roman " w:hAnsi="times new roman "/>
+                <w:b w:val="false"/>
+                <w:bCs w:val="false"/>
+                <w:i w:val="false"/>
+                <w:caps w:val="false"/>
+                <w:smallCaps w:val="false"/>
+                <w:strike w:val="false"/>
+                <w:dstrike w:val="false"/>
+                <w:color w:val="000000"/>
+                <w:sz w:val="24"/>
+                <w:u w:val="none"/>
+                <w:effect w:val="none"/>
+                <w:shd w:fill="auto" w:val="clear"/>
+              </w:rPr>
+            </w:pPr>
+            <w:r>
+              <w:rPr>
+                <w:rFonts w:ascii="times new roman " w:hAnsi="times new roman "/>
+                <w:b w:val="false"/>
+                <w:bCs w:val="false"/>
+                <w:i w:val="false"/>
+                <w:caps w:val="false"/>
+                <w:smallCaps w:val="false"/>
+                <w:strike w:val="false"/>
+                <w:dstrike w:val="false"/>
+                <w:color w:val="000000"/>
+                <w:sz w:val="24"/>
+                <w:u w:val="none"/>
+                <w:effect w:val="none"/>
+                <w:shd w:fill="auto" w:val="clear"/>
+              </w:rPr>
+              <w:t>Externo</w:t>
+            </w:r>
+          </w:p>
+        </w:tc>
+        <w:tc>
+          <w:tcPr>
+            <w:tcW w:w="4652" w:type="dxa"/>
+            <w:tcBorders>
+              <w:top w:val="single" w:sz="6" w:space="0" w:color="C4C7C5"/>
+              <w:start w:val="single" w:sz="6" w:space="0" w:color="C4C7C5"/>
+              <w:bottom w:val="single" w:sz="6" w:space="0" w:color="C4C7C5"/>
+              <w:end w:val="single" w:sz="6" w:space="0" w:color="C4C7C5"/>
+            </w:tcBorders>
+            <w:vAlign w:val="center"/>
+          </w:tcPr>
+          <w:p>
+            <w:pPr>
+              <w:pStyle w:val="Contenidodelatabla"/>
+              <w:widowControl/>
+              <w:bidi w:val="0"/>
+              <w:spacing w:lineRule="auto" w:line="331" w:before="0" w:after="480"/>
+              <w:ind w:hanging="0" w:start="0" w:end="0"/>
+              <w:rPr>
+                <w:rFonts w:ascii="times new roman " w:hAnsi="times new roman "/>
+                <w:b w:val="false"/>
+                <w:bCs w:val="false"/>
+                <w:i w:val="false"/>
+                <w:caps w:val="false"/>
+                <w:smallCaps w:val="false"/>
+                <w:strike w:val="false"/>
+                <w:dstrike w:val="false"/>
+                <w:color w:val="000000"/>
+                <w:sz w:val="24"/>
+                <w:u w:val="none"/>
+                <w:effect w:val="none"/>
+                <w:shd w:fill="auto" w:val="clear"/>
+              </w:rPr>
+            </w:pPr>
+            <w:r>
+              <w:rPr>
+                <w:rFonts w:ascii="times new roman " w:hAnsi="times new roman "/>
+                <w:b w:val="false"/>
+                <w:bCs w:val="false"/>
+                <w:i w:val="false"/>
+                <w:caps w:val="false"/>
+                <w:smallCaps w:val="false"/>
+                <w:strike w:val="false"/>
+                <w:dstrike w:val="false"/>
+                <w:color w:val="000000"/>
+                <w:sz w:val="24"/>
+                <w:u w:val="none"/>
+                <w:effect w:val="none"/>
+                <w:shd w:fill="auto" w:val="clear"/>
+              </w:rPr>
+              <w:t>Usuario del hogar que dispone sus residuos orgánicos y accede a la plataforma para conocer su historial de entrega y el valor de su aporte ambiental.</w:t>
+            </w:r>
+          </w:p>
+        </w:tc>
+      </w:tr>
+      <w:tr>
+        <w:trPr/>
+        <w:tc>
+          <w:tcPr>
+            <w:tcW w:w="2321" w:type="dxa"/>
+            <w:tcBorders>
+              <w:top w:val="single" w:sz="6" w:space="0" w:color="C4C7C5"/>
+              <w:start w:val="single" w:sz="6" w:space="0" w:color="C4C7C5"/>
+              <w:bottom w:val="single" w:sz="6" w:space="0" w:color="C4C7C5"/>
+              <w:end w:val="single" w:sz="6" w:space="0" w:color="C4C7C5"/>
+            </w:tcBorders>
+            <w:vAlign w:val="center"/>
+          </w:tcPr>
+          <w:p>
+            <w:pPr>
+              <w:pStyle w:val="Contenidodelatabla"/>
+              <w:widowControl/>
+              <w:bidi w:val="0"/>
+              <w:spacing w:lineRule="auto" w:line="331" w:before="0" w:after="480"/>
+              <w:ind w:hanging="0" w:start="0" w:end="0"/>
+              <w:rPr>
+                <w:rFonts w:ascii="times new roman " w:hAnsi="times new roman "/>
+                <w:b/>
+                <w:i w:val="false"/>
+                <w:caps w:val="false"/>
+                <w:smallCaps w:val="false"/>
+                <w:strike w:val="false"/>
+                <w:dstrike w:val="false"/>
+                <w:color w:val="000000"/>
+                <w:sz w:val="24"/>
+                <w:u w:val="none"/>
+                <w:effect w:val="none"/>
+                <w:shd w:fill="auto" w:val="clear"/>
+              </w:rPr>
+            </w:pPr>
+            <w:r>
+              <w:rPr>
+                <w:rFonts w:ascii="times new roman " w:hAnsi="times new roman "/>
+                <w:b/>
+                <w:i w:val="false"/>
+                <w:caps w:val="false"/>
+                <w:smallCaps w:val="false"/>
+                <w:strike w:val="false"/>
+                <w:dstrike w:val="false"/>
+                <w:color w:val="000000"/>
+                <w:sz w:val="24"/>
+                <w:u w:val="none"/>
+                <w:effect w:val="none"/>
+                <w:shd w:fill="auto" w:val="clear"/>
+              </w:rPr>
+              <w:t>Cliente Comercial</w:t>
+            </w:r>
+          </w:p>
+        </w:tc>
+        <w:tc>
+          <w:tcPr>
+            <w:tcW w:w="1531" w:type="dxa"/>
+            <w:tcBorders>
+              <w:top w:val="single" w:sz="6" w:space="0" w:color="C4C7C5"/>
+              <w:start w:val="single" w:sz="6" w:space="0" w:color="C4C7C5"/>
+              <w:bottom w:val="single" w:sz="6" w:space="0" w:color="C4C7C5"/>
+              <w:end w:val="single" w:sz="6" w:space="0" w:color="C4C7C5"/>
+            </w:tcBorders>
+            <w:vAlign w:val="center"/>
+          </w:tcPr>
+          <w:p>
+            <w:pPr>
+              <w:pStyle w:val="Contenidodelatabla"/>
+              <w:widowControl/>
+              <w:bidi w:val="0"/>
+              <w:spacing w:lineRule="auto" w:line="331" w:before="0" w:after="480"/>
+              <w:ind w:hanging="0" w:start="0" w:end="0"/>
+              <w:rPr>
+                <w:rFonts w:ascii="times new roman " w:hAnsi="times new roman "/>
+                <w:b w:val="false"/>
+                <w:bCs w:val="false"/>
+                <w:i w:val="false"/>
+                <w:caps w:val="false"/>
+                <w:smallCaps w:val="false"/>
+                <w:strike w:val="false"/>
+                <w:dstrike w:val="false"/>
+                <w:color w:val="000000"/>
+                <w:sz w:val="24"/>
+                <w:u w:val="none"/>
+                <w:effect w:val="none"/>
+                <w:shd w:fill="auto" w:val="clear"/>
+              </w:rPr>
+            </w:pPr>
+            <w:r>
+              <w:rPr>
+                <w:rFonts w:ascii="times new roman " w:hAnsi="times new roman "/>
+                <w:b w:val="false"/>
+                <w:bCs w:val="false"/>
+                <w:i w:val="false"/>
+                <w:caps w:val="false"/>
+                <w:smallCaps w:val="false"/>
+                <w:strike w:val="false"/>
+                <w:dstrike w:val="false"/>
+                <w:color w:val="000000"/>
+                <w:sz w:val="24"/>
+                <w:u w:val="none"/>
+                <w:effect w:val="none"/>
+                <w:shd w:fill="auto" w:val="clear"/>
+              </w:rPr>
+              <w:t>Externo</w:t>
+            </w:r>
+          </w:p>
+        </w:tc>
+        <w:tc>
+          <w:tcPr>
+            <w:tcW w:w="4652" w:type="dxa"/>
+            <w:tcBorders>
+              <w:top w:val="single" w:sz="6" w:space="0" w:color="C4C7C5"/>
+              <w:start w:val="single" w:sz="6" w:space="0" w:color="C4C7C5"/>
+              <w:bottom w:val="single" w:sz="6" w:space="0" w:color="C4C7C5"/>
+              <w:end w:val="single" w:sz="6" w:space="0" w:color="C4C7C5"/>
+            </w:tcBorders>
+            <w:vAlign w:val="center"/>
+          </w:tcPr>
+          <w:p>
+            <w:pPr>
+              <w:pStyle w:val="Contenidodelatabla"/>
+              <w:widowControl/>
+              <w:bidi w:val="0"/>
+              <w:spacing w:lineRule="auto" w:line="331" w:before="0" w:after="480"/>
+              <w:ind w:hanging="0" w:start="0" w:end="0"/>
+              <w:rPr>
+                <w:rFonts w:ascii="times new roman " w:hAnsi="times new roman "/>
+                <w:b w:val="false"/>
+                <w:bCs w:val="false"/>
+                <w:i w:val="false"/>
+                <w:caps w:val="false"/>
+                <w:smallCaps w:val="false"/>
+                <w:strike w:val="false"/>
+                <w:dstrike w:val="false"/>
+                <w:color w:val="000000"/>
+                <w:sz w:val="24"/>
+                <w:u w:val="none"/>
+                <w:effect w:val="none"/>
+                <w:shd w:fill="auto" w:val="clear"/>
+              </w:rPr>
+            </w:pPr>
+            <w:r>
+              <w:rPr>
+                <w:rFonts w:ascii="times new roman " w:hAnsi="times new roman "/>
+                <w:b w:val="false"/>
+                <w:bCs w:val="false"/>
+                <w:i w:val="false"/>
+                <w:caps w:val="false"/>
+                <w:smallCaps w:val="false"/>
+                <w:strike w:val="false"/>
+                <w:dstrike w:val="false"/>
+                <w:color w:val="000000"/>
+                <w:sz w:val="24"/>
+                <w:u w:val="none"/>
+                <w:effect w:val="none"/>
+                <w:shd w:fill="auto" w:val="clear"/>
+              </w:rPr>
+              <w:t>Negocio o restaurante que gestiona la recolección de sus desechos y consulta métricas específicas sobre la masa orgánica generada por su actividad.</w:t>
+            </w:r>
+          </w:p>
+        </w:tc>
+      </w:tr>
+      <w:tr>
+        <w:trPr/>
+        <w:tc>
+          <w:tcPr>
+            <w:tcW w:w="2321" w:type="dxa"/>
+            <w:tcBorders>
+              <w:top w:val="single" w:sz="6" w:space="0" w:color="C4C7C5"/>
+              <w:start w:val="single" w:sz="6" w:space="0" w:color="C4C7C5"/>
+              <w:bottom w:val="single" w:sz="6" w:space="0" w:color="C4C7C5"/>
+              <w:end w:val="single" w:sz="6" w:space="0" w:color="C4C7C5"/>
+            </w:tcBorders>
+            <w:vAlign w:val="center"/>
+          </w:tcPr>
+          <w:p>
+            <w:pPr>
+              <w:pStyle w:val="Contenidodelatabla"/>
+              <w:widowControl/>
+              <w:bidi w:val="0"/>
+              <w:spacing w:lineRule="auto" w:line="331" w:before="0" w:after="480"/>
+              <w:ind w:hanging="0" w:start="0" w:end="0"/>
+              <w:rPr>
+                <w:rFonts w:ascii="times new roman " w:hAnsi="times new roman "/>
+                <w:b/>
+                <w:i w:val="false"/>
+                <w:caps w:val="false"/>
+                <w:smallCaps w:val="false"/>
+                <w:strike w:val="false"/>
+                <w:dstrike w:val="false"/>
+                <w:color w:val="000000"/>
+                <w:sz w:val="24"/>
+                <w:u w:val="none"/>
+                <w:effect w:val="none"/>
+                <w:shd w:fill="auto" w:val="clear"/>
+              </w:rPr>
+            </w:pPr>
+            <w:r>
+              <w:rPr>
+                <w:rFonts w:ascii="times new roman " w:hAnsi="times new roman "/>
+                <w:b/>
+                <w:i w:val="false"/>
+                <w:caps w:val="false"/>
+                <w:smallCaps w:val="false"/>
+                <w:strike w:val="false"/>
+                <w:dstrike w:val="false"/>
+                <w:color w:val="000000"/>
+                <w:sz w:val="24"/>
+                <w:u w:val="none"/>
+                <w:effect w:val="none"/>
+                <w:shd w:fill="auto" w:val="clear"/>
+              </w:rPr>
+              <w:t>Gobierno Local</w:t>
+            </w:r>
+          </w:p>
+        </w:tc>
+        <w:tc>
+          <w:tcPr>
+            <w:tcW w:w="1531" w:type="dxa"/>
+            <w:tcBorders>
+              <w:top w:val="single" w:sz="6" w:space="0" w:color="C4C7C5"/>
+              <w:start w:val="single" w:sz="6" w:space="0" w:color="C4C7C5"/>
+              <w:bottom w:val="single" w:sz="6" w:space="0" w:color="C4C7C5"/>
+              <w:end w:val="single" w:sz="6" w:space="0" w:color="C4C7C5"/>
+            </w:tcBorders>
+            <w:vAlign w:val="center"/>
+          </w:tcPr>
+          <w:p>
+            <w:pPr>
+              <w:pStyle w:val="Contenidodelatabla"/>
+              <w:widowControl/>
+              <w:bidi w:val="0"/>
+              <w:spacing w:lineRule="auto" w:line="331" w:before="0" w:after="480"/>
+              <w:ind w:hanging="0" w:start="0" w:end="0"/>
+              <w:rPr>
+                <w:rFonts w:ascii="times new roman " w:hAnsi="times new roman "/>
+                <w:b w:val="false"/>
+                <w:bCs w:val="false"/>
+                <w:i w:val="false"/>
+                <w:caps w:val="false"/>
+                <w:smallCaps w:val="false"/>
+                <w:strike w:val="false"/>
+                <w:dstrike w:val="false"/>
+                <w:color w:val="000000"/>
+                <w:sz w:val="24"/>
+                <w:u w:val="none"/>
+                <w:effect w:val="none"/>
+                <w:shd w:fill="auto" w:val="clear"/>
+              </w:rPr>
+            </w:pPr>
+            <w:r>
+              <w:rPr>
+                <w:rFonts w:ascii="times new roman " w:hAnsi="times new roman "/>
+                <w:b w:val="false"/>
+                <w:bCs w:val="false"/>
+                <w:i w:val="false"/>
+                <w:caps w:val="false"/>
+                <w:smallCaps w:val="false"/>
+                <w:strike w:val="false"/>
+                <w:dstrike w:val="false"/>
+                <w:color w:val="000000"/>
+                <w:sz w:val="24"/>
+                <w:u w:val="none"/>
+                <w:effect w:val="none"/>
+                <w:shd w:fill="auto" w:val="clear"/>
+              </w:rPr>
+              <w:t>Externo</w:t>
+            </w:r>
+          </w:p>
+        </w:tc>
+        <w:tc>
+          <w:tcPr>
+            <w:tcW w:w="4652" w:type="dxa"/>
+            <w:tcBorders>
+              <w:top w:val="single" w:sz="6" w:space="0" w:color="C4C7C5"/>
+              <w:start w:val="single" w:sz="6" w:space="0" w:color="C4C7C5"/>
+              <w:bottom w:val="single" w:sz="6" w:space="0" w:color="C4C7C5"/>
+              <w:end w:val="single" w:sz="6" w:space="0" w:color="C4C7C5"/>
+            </w:tcBorders>
+            <w:vAlign w:val="center"/>
+          </w:tcPr>
+          <w:p>
+            <w:pPr>
+              <w:pStyle w:val="Contenidodelatabla"/>
+              <w:widowControl/>
+              <w:bidi w:val="0"/>
+              <w:spacing w:lineRule="auto" w:line="331" w:before="0" w:after="480"/>
+              <w:ind w:hanging="0" w:start="0" w:end="0"/>
+              <w:rPr>
+                <w:rFonts w:ascii="times new roman " w:hAnsi="times new roman "/>
+                <w:b w:val="false"/>
+                <w:bCs w:val="false"/>
+                <w:i w:val="false"/>
+                <w:caps w:val="false"/>
+                <w:smallCaps w:val="false"/>
+                <w:strike w:val="false"/>
+                <w:dstrike w:val="false"/>
+                <w:color w:val="000000"/>
+                <w:sz w:val="24"/>
+                <w:u w:val="none"/>
+                <w:effect w:val="none"/>
+                <w:shd w:fill="auto" w:val="clear"/>
+              </w:rPr>
+            </w:pPr>
+            <w:r>
+              <w:rPr>
+                <w:rFonts w:ascii="times new roman " w:hAnsi="times new roman "/>
+                <w:b w:val="false"/>
+                <w:bCs w:val="false"/>
+                <w:i w:val="false"/>
+                <w:caps w:val="false"/>
+                <w:smallCaps w:val="false"/>
+                <w:strike w:val="false"/>
+                <w:dstrike w:val="false"/>
+                <w:color w:val="000000"/>
+                <w:sz w:val="24"/>
+                <w:u w:val="none"/>
+                <w:effect w:val="none"/>
+                <w:shd w:fill="auto" w:val="clear"/>
+              </w:rPr>
+              <w:t>Entidad fiscalizadora con acceso a reportes e indicadores validados para el seguimiento de las políticas de gestión integral de residuos.</w:t>
+            </w:r>
+          </w:p>
+        </w:tc>
+      </w:tr>
+      <w:tr>
+        <w:trPr/>
+        <w:tc>
+          <w:tcPr>
+            <w:tcW w:w="2321" w:type="dxa"/>
+            <w:tcBorders>
+              <w:top w:val="single" w:sz="6" w:space="0" w:color="C4C7C5"/>
+              <w:start w:val="single" w:sz="6" w:space="0" w:color="C4C7C5"/>
+              <w:bottom w:val="single" w:sz="6" w:space="0" w:color="C4C7C5"/>
+              <w:end w:val="single" w:sz="6" w:space="0" w:color="C4C7C5"/>
+            </w:tcBorders>
+            <w:vAlign w:val="center"/>
+          </w:tcPr>
+          <w:p>
+            <w:pPr>
+              <w:pStyle w:val="Contenidodelatabla"/>
+              <w:widowControl/>
+              <w:bidi w:val="0"/>
+              <w:spacing w:lineRule="auto" w:line="331" w:before="0" w:after="480"/>
+              <w:ind w:hanging="0" w:start="0" w:end="0"/>
+              <w:rPr>
+                <w:rFonts w:ascii="times new roman " w:hAnsi="times new roman "/>
+                <w:b/>
+                <w:i w:val="false"/>
+                <w:caps w:val="false"/>
+                <w:smallCaps w:val="false"/>
+                <w:strike w:val="false"/>
+                <w:dstrike w:val="false"/>
+                <w:color w:val="000000"/>
+                <w:sz w:val="24"/>
+                <w:u w:val="none"/>
+                <w:effect w:val="none"/>
+                <w:shd w:fill="auto" w:val="clear"/>
+              </w:rPr>
+            </w:pPr>
+            <w:r>
+              <w:rPr>
+                <w:rFonts w:ascii="times new roman " w:hAnsi="times new roman "/>
+                <w:b/>
+                <w:i w:val="false"/>
+                <w:caps w:val="false"/>
+                <w:smallCaps w:val="false"/>
+                <w:strike w:val="false"/>
+                <w:dstrike w:val="false"/>
+                <w:color w:val="000000"/>
+                <w:sz w:val="24"/>
+                <w:u w:val="none"/>
+                <w:effect w:val="none"/>
+                <w:shd w:fill="auto" w:val="clear"/>
+              </w:rPr>
+              <w:t>Comprador de Compost</w:t>
+            </w:r>
+          </w:p>
+        </w:tc>
+        <w:tc>
+          <w:tcPr>
+            <w:tcW w:w="1531" w:type="dxa"/>
+            <w:tcBorders>
+              <w:top w:val="single" w:sz="6" w:space="0" w:color="C4C7C5"/>
+              <w:start w:val="single" w:sz="6" w:space="0" w:color="C4C7C5"/>
+              <w:bottom w:val="single" w:sz="6" w:space="0" w:color="C4C7C5"/>
+              <w:end w:val="single" w:sz="6" w:space="0" w:color="C4C7C5"/>
+            </w:tcBorders>
+            <w:vAlign w:val="center"/>
+          </w:tcPr>
+          <w:p>
+            <w:pPr>
+              <w:pStyle w:val="Contenidodelatabla"/>
+              <w:widowControl/>
+              <w:bidi w:val="0"/>
+              <w:spacing w:lineRule="auto" w:line="331" w:before="0" w:after="480"/>
+              <w:ind w:hanging="0" w:start="0" w:end="0"/>
+              <w:rPr>
+                <w:rFonts w:ascii="times new roman " w:hAnsi="times new roman "/>
+                <w:b w:val="false"/>
+                <w:bCs w:val="false"/>
+                <w:i w:val="false"/>
+                <w:caps w:val="false"/>
+                <w:smallCaps w:val="false"/>
+                <w:strike w:val="false"/>
+                <w:dstrike w:val="false"/>
+                <w:color w:val="000000"/>
+                <w:sz w:val="24"/>
+                <w:u w:val="none"/>
+                <w:effect w:val="none"/>
+                <w:shd w:fill="auto" w:val="clear"/>
+              </w:rPr>
+            </w:pPr>
+            <w:r>
+              <w:rPr>
+                <w:rFonts w:ascii="times new roman " w:hAnsi="times new roman "/>
+                <w:b w:val="false"/>
+                <w:bCs w:val="false"/>
+                <w:i w:val="false"/>
+                <w:caps w:val="false"/>
+                <w:smallCaps w:val="false"/>
+                <w:strike w:val="false"/>
+                <w:dstrike w:val="false"/>
+                <w:color w:val="000000"/>
+                <w:sz w:val="24"/>
+                <w:u w:val="none"/>
+                <w:effect w:val="none"/>
+                <w:shd w:fill="auto" w:val="clear"/>
+              </w:rPr>
+              <w:t>Externo</w:t>
+            </w:r>
+          </w:p>
+        </w:tc>
+        <w:tc>
+          <w:tcPr>
+            <w:tcW w:w="4652" w:type="dxa"/>
+            <w:tcBorders>
+              <w:top w:val="single" w:sz="6" w:space="0" w:color="C4C7C5"/>
+              <w:start w:val="single" w:sz="6" w:space="0" w:color="C4C7C5"/>
+              <w:bottom w:val="single" w:sz="6" w:space="0" w:color="C4C7C5"/>
+              <w:end w:val="single" w:sz="6" w:space="0" w:color="C4C7C5"/>
+            </w:tcBorders>
+            <w:vAlign w:val="center"/>
+          </w:tcPr>
+          <w:p>
+            <w:pPr>
+              <w:pStyle w:val="Contenidodelatabla"/>
+              <w:widowControl/>
+              <w:bidi w:val="0"/>
+              <w:spacing w:lineRule="auto" w:line="331" w:before="0" w:after="480"/>
+              <w:ind w:hanging="0" w:start="0" w:end="0"/>
+              <w:rPr>
+                <w:rFonts w:ascii="times new roman " w:hAnsi="times new roman "/>
+                <w:b w:val="false"/>
+                <w:bCs w:val="false"/>
+                <w:i w:val="false"/>
+                <w:caps w:val="false"/>
+                <w:smallCaps w:val="false"/>
+                <w:strike w:val="false"/>
+                <w:dstrike w:val="false"/>
+                <w:color w:val="000000"/>
+                <w:sz w:val="24"/>
+                <w:u w:val="none"/>
+                <w:effect w:val="none"/>
+                <w:shd w:fill="auto" w:val="clear"/>
+              </w:rPr>
+            </w:pPr>
+            <w:r>
+              <w:rPr>
+                <w:rFonts w:ascii="times new roman " w:hAnsi="times new roman "/>
+                <w:b w:val="false"/>
+                <w:bCs w:val="false"/>
+                <w:i w:val="false"/>
+                <w:caps w:val="false"/>
+                <w:smallCaps w:val="false"/>
+                <w:strike w:val="false"/>
+                <w:dstrike w:val="false"/>
+                <w:color w:val="000000"/>
+                <w:sz w:val="24"/>
+                <w:u w:val="none"/>
+                <w:effect w:val="none"/>
+                <w:shd w:fill="auto" w:val="clear"/>
+              </w:rPr>
+              <w:t>Cliente final o empresa interesada en verificar la disponibilidad del fertilizante producido y formalizar pedidos de compra.</w:t>
+            </w:r>
+          </w:p>
+        </w:tc>
+      </w:tr>
+    </w:tbl>
+    <w:p>
+      <w:pPr>
+        <w:pStyle w:val="Heading3"/>
+        <w:bidi w:val="0"/>
+        <w:spacing w:lineRule="auto" w:line="331" w:before="280" w:after="80"/>
+        <w:ind w:hanging="0" w:start="0" w:end="0"/>
+        <w:rPr>
+          <w:rFonts w:ascii="times new roman " w:hAnsi="times new roman "/>
+          <w:b/>
+          <w:i w:val="false"/>
+          <w:caps w:val="false"/>
+          <w:smallCaps w:val="false"/>
+          <w:strike w:val="false"/>
+          <w:dstrike w:val="false"/>
+          <w:color w:val="000000"/>
+          <w:sz w:val="26"/>
+          <w:u w:val="none"/>
+          <w:effect w:val="none"/>
+          <w:shd w:fill="auto" w:val="clear"/>
+        </w:rPr>
+      </w:pPr>
+      <w:r>
+        <w:rPr>
+          <w:rFonts w:ascii="times new roman " w:hAnsi="times new roman "/>
+          <w:b/>
+          <w:i w:val="false"/>
+          <w:caps w:val="false"/>
+          <w:smallCaps w:val="false"/>
+          <w:strike w:val="false"/>
+          <w:dstrike w:val="false"/>
+          <w:color w:val="000000"/>
+          <w:sz w:val="26"/>
+          <w:u w:val="none"/>
+          <w:effect w:val="none"/>
+          <w:shd w:fill="auto" w:val="clear"/>
+        </w:rPr>
+        <w:t>1.5 Alcance del Sistema</w:t>
+      </w:r>
+    </w:p>
+    <w:p>
+      <w:pPr>
+        <w:pStyle w:val="BodyText"/>
+        <w:bidi w:val="0"/>
+        <w:spacing w:lineRule="auto" w:line="331" w:before="240" w:after="240"/>
+        <w:ind w:hanging="0" w:start="0" w:end="0"/>
+        <w:rPr>
+          <w:rFonts w:ascii="times new roman " w:hAnsi="times new roman "/>
+          <w:b w:val="false"/>
+          <w:i w:val="false"/>
+          <w:caps w:val="false"/>
+          <w:smallCaps w:val="false"/>
+          <w:strike w:val="false"/>
+          <w:dstrike w:val="false"/>
+          <w:color w:val="000000"/>
+          <w:sz w:val="24"/>
+          <w:u w:val="none"/>
+          <w:effect w:val="none"/>
+          <w:shd w:fill="auto" w:val="clear"/>
+        </w:rPr>
+      </w:pPr>
+      <w:r>
+        <w:rPr>
+          <w:rFonts w:ascii="times new roman " w:hAnsi="times new roman "/>
+          <w:b w:val="false"/>
+          <w:i w:val="false"/>
+          <w:caps w:val="false"/>
+          <w:smallCaps w:val="false"/>
+          <w:strike w:val="false"/>
+          <w:dstrike w:val="false"/>
+          <w:color w:val="000000"/>
+          <w:sz w:val="24"/>
+          <w:u w:val="none"/>
+          <w:effect w:val="none"/>
+          <w:shd w:fill="auto" w:val="clear"/>
+        </w:rPr>
+        <w:t>La plataforma abarcará la gestión integral del ciclo de vida de los residuos orgánicos, desde el alta inicial de los clientes hasta la obtención del producto final en planta.</w:t>
+      </w:r>
+    </w:p>
+    <w:p>
+      <w:pPr>
+        <w:pStyle w:val="BodyText"/>
+        <w:bidi w:val="0"/>
+        <w:spacing w:lineRule="auto" w:line="331" w:before="240" w:after="240"/>
+        <w:ind w:hanging="0" w:start="0" w:end="0"/>
+        <w:rPr>
+          <w:rFonts w:ascii="times new roman " w:hAnsi="times new roman "/>
+          <w:b w:val="false"/>
+          <w:i w:val="false"/>
+          <w:caps w:val="false"/>
+          <w:smallCaps w:val="false"/>
+          <w:strike w:val="false"/>
+          <w:dstrike w:val="false"/>
+          <w:color w:val="000000"/>
+          <w:sz w:val="24"/>
+          <w:u w:val="none"/>
+          <w:effect w:val="none"/>
+          <w:shd w:fill="auto" w:val="clear"/>
+        </w:rPr>
+      </w:pPr>
+      <w:r>
+        <w:rPr>
+          <w:rFonts w:ascii="times new roman " w:hAnsi="times new roman "/>
+          <w:b w:val="false"/>
+          <w:i w:val="false"/>
+          <w:caps w:val="false"/>
+          <w:smallCaps w:val="false"/>
+          <w:strike w:val="false"/>
+          <w:dstrike w:val="false"/>
+          <w:color w:val="000000"/>
+          <w:sz w:val="24"/>
+          <w:u w:val="none"/>
+          <w:effect w:val="none"/>
+          <w:shd w:fill="auto" w:val="clear"/>
+        </w:rPr>
+        <w:t>En esta fase, el software centralizará el registro de hogares y comercios, la trazabilidad de los contenedores asignados, la planificación logística de rutas y la asignación del personal de recolección. Asimismo, permitirá cuantificar el volumen capturado en cada jornada y monitorear el progreso de los lotes a lo largo de las distintas etapas del compostaje. Para la toma de decisiones y el seguimiento del programa, se incluirán herramientas analíticas capaces de consolidar reportes operativos, métricas de producción e indicadores sobre la huella ambiental mitigada, complementadas con un portal de usuarios donde los clientes podrán consultar su historial y visualizar el impacto real de su participación.</w:t>
+      </w:r>
+    </w:p>
+    <w:p>
+      <w:pPr>
+        <w:pStyle w:val="BodyText"/>
+        <w:bidi w:val="0"/>
+        <w:spacing w:lineRule="auto" w:line="331" w:before="240" w:after="240"/>
+        <w:ind w:hanging="0" w:start="0" w:end="0"/>
+        <w:rPr>
+          <w:rFonts w:ascii="times new roman " w:hAnsi="times new roman "/>
+          <w:b w:val="false"/>
+          <w:i w:val="false"/>
+          <w:caps w:val="false"/>
+          <w:smallCaps w:val="false"/>
+          <w:strike w:val="false"/>
+          <w:dstrike w:val="false"/>
+          <w:color w:val="000000"/>
+          <w:sz w:val="24"/>
+          <w:u w:val="none"/>
+          <w:effect w:val="none"/>
+          <w:shd w:fill="auto" w:val="clear"/>
+        </w:rPr>
+      </w:pPr>
+      <w:r>
+        <w:rPr>
+          <w:rFonts w:ascii="times new roman " w:hAnsi="times new roman "/>
+          <w:b w:val="false"/>
+          <w:i w:val="false"/>
+          <w:caps w:val="false"/>
+          <w:smallCaps w:val="false"/>
+          <w:strike w:val="false"/>
+          <w:dstrike w:val="false"/>
+          <w:color w:val="000000"/>
+          <w:sz w:val="24"/>
+          <w:u w:val="none"/>
+          <w:effect w:val="none"/>
+          <w:shd w:fill="auto" w:val="clear"/>
+        </w:rPr>
+        <w:t>Por otro lado, esta primera versión no contempla la comercialización en línea del compost terminado, la integración mediante API con plataformas de entidades gubernamentales ni el monitoreo automatizado de contenedores a través de sensores IoT.</w:t>
+      </w:r>
+    </w:p>
+    <w:p>
+      <w:pPr>
+        <w:pStyle w:val="BodyText"/>
+        <w:numPr>
+          <w:ilvl w:val="0"/>
+          <w:numId w:val="0"/>
+        </w:numPr>
+        <w:pBdr/>
+        <w:bidi w:val="0"/>
+        <w:spacing w:lineRule="auto" w:line="331" w:before="0" w:after="0"/>
+        <w:ind w:hanging="0" w:start="0" w:end="0"/>
+        <w:rPr>
+          <w:rFonts w:ascii="times new roman " w:hAnsi="times new roman "/>
+          <w:b w:val="false"/>
+          <w:i w:val="false"/>
+          <w:caps w:val="false"/>
+          <w:smallCaps w:val="false"/>
+          <w:strike w:val="false"/>
+          <w:dstrike w:val="false"/>
+          <w:color w:val="000000"/>
+          <w:sz w:val="24"/>
+          <w:szCs w:val="24"/>
+          <w:u w:val="none"/>
+          <w:effect w:val="none"/>
+          <w:shd w:fill="auto" w:val="clear"/>
+        </w:rPr>
+      </w:pPr>
+      <w:r>
+        <w:rPr>
+          <w:rFonts w:ascii="times new roman " w:hAnsi="times new roman "/>
+          <w:b w:val="false"/>
+          <w:i w:val="false"/>
+          <w:caps w:val="false"/>
+          <w:smallCaps w:val="false"/>
+          <w:strike w:val="false"/>
+          <w:dstrike w:val="false"/>
+          <w:color w:val="000000"/>
+          <w:sz w:val="24"/>
+          <w:szCs w:val="24"/>
+          <w:u w:val="none"/>
+          <w:effect w:val="none"/>
+          <w:shd w:fill="auto" w:val="clear"/>
+        </w:rPr>
       </w:r>
     </w:p>
     <w:p>
@@ -1839,6 +3586,29 @@
       <w:color w:themeColor="accent1" w:themeShade="bf" w:val="2F5496"/>
     </w:rPr>
   </w:style>
+  <w:style w:type="paragraph" w:styleId="Contenidodelatabla">
+    <w:name w:val="Contenido de la tabla"/>
+    <w:basedOn w:val="Normal"/>
+    <w:qFormat/>
+    <w:pPr>
+      <w:widowControl w:val="false"/>
+      <w:suppressLineNumbers/>
+    </w:pPr>
+    <w:rPr/>
+  </w:style>
+  <w:style w:type="paragraph" w:styleId="Ttulodelatabla">
+    <w:name w:val="Título de la tabla"/>
+    <w:basedOn w:val="Contenidodelatabla"/>
+    <w:qFormat/>
+    <w:pPr>
+      <w:suppressLineNumbers/>
+      <w:jc w:val="center"/>
+    </w:pPr>
+    <w:rPr>
+      <w:b/>
+      <w:bCs/>
+    </w:rPr>
+  </w:style>
   <w:style w:type="numbering" w:styleId="Ningunalista" w:default="1">
     <w:name w:val="Ninguna lista"/>
     <w:uiPriority w:val="99"/>

--- a/Caso 5.docx
+++ b/Caso 5.docx
@@ -2259,6 +2259,652 @@
     </w:p>
     <w:p>
       <w:pPr>
+        <w:pStyle w:val="Heading3"/>
+        <w:bidi w:val="0"/>
+        <w:spacing w:lineRule="auto" w:line="331" w:before="240" w:after="240"/>
+        <w:ind w:hanging="0" w:start="0" w:end="0"/>
+        <w:rPr>
+          <w:rFonts w:ascii="times new roman " w:hAnsi="times new roman "/>
+          <w:b/>
+          <w:i w:val="false"/>
+          <w:caps w:val="false"/>
+          <w:smallCaps w:val="false"/>
+          <w:strike w:val="false"/>
+          <w:dstrike w:val="false"/>
+          <w:color w:val="000000"/>
+          <w:sz w:val="26"/>
+          <w:u w:val="none"/>
+          <w:effect w:val="none"/>
+          <w:shd w:fill="auto" w:val="clear"/>
+        </w:rPr>
+      </w:pPr>
+      <w:bookmarkStart w:id="2" w:name="docs-internal-guid-1c18147e-7fff-291d-18"/>
+      <w:bookmarkEnd w:id="2"/>
+      <w:r>
+        <w:rPr>
+          <w:rFonts w:ascii="times new roman " w:hAnsi="times new roman "/>
+          <w:b/>
+          <w:i w:val="false"/>
+          <w:caps w:val="false"/>
+          <w:smallCaps w:val="false"/>
+          <w:strike w:val="false"/>
+          <w:dstrike w:val="false"/>
+          <w:color w:val="000000"/>
+          <w:sz w:val="26"/>
+          <w:u w:val="none"/>
+          <w:effect w:val="none"/>
+          <w:shd w:fill="auto" w:val="clear"/>
+        </w:rPr>
+        <w:t>1.6 Restricciones</w:t>
+      </w:r>
+    </w:p>
+    <w:p>
+      <w:pPr>
+        <w:pStyle w:val="BodyText"/>
+        <w:numPr>
+          <w:ilvl w:val="0"/>
+          <w:numId w:val="2"/>
+        </w:numPr>
+        <w:pBdr/>
+        <w:tabs>
+          <w:tab w:val="clear" w:pos="708"/>
+          <w:tab w:val="left" w:pos="0" w:leader="none"/>
+        </w:tabs>
+        <w:bidi w:val="0"/>
+        <w:spacing w:lineRule="auto" w:line="331" w:before="240" w:after="0"/>
+        <w:ind w:hanging="283" w:start="709" w:end="0"/>
+        <w:rPr>
+          <w:rFonts w:ascii="times new roman " w:hAnsi="times new roman "/>
+          <w:b w:val="false"/>
+          <w:i w:val="false"/>
+          <w:caps w:val="false"/>
+          <w:smallCaps w:val="false"/>
+          <w:strike w:val="false"/>
+          <w:dstrike w:val="false"/>
+          <w:color w:val="000000"/>
+          <w:sz w:val="24"/>
+          <w:u w:val="none"/>
+          <w:effect w:val="none"/>
+          <w:shd w:fill="auto" w:val="clear"/>
+        </w:rPr>
+      </w:pPr>
+      <w:r>
+        <w:rPr>
+          <w:rFonts w:ascii="times new roman " w:hAnsi="times new roman "/>
+          <w:b w:val="false"/>
+          <w:i w:val="false"/>
+          <w:caps w:val="false"/>
+          <w:smallCaps w:val="false"/>
+          <w:strike w:val="false"/>
+          <w:dstrike w:val="false"/>
+          <w:color w:val="000000"/>
+          <w:sz w:val="24"/>
+          <w:u w:val="none"/>
+          <w:effect w:val="none"/>
+          <w:shd w:fill="auto" w:val="clear"/>
+        </w:rPr>
+        <w:t>El alcance operativo del software se limita de forma exclusiva a la gestión y trazabilidad de residuos de tipo orgánico orientados al proceso de compostaje.</w:t>
+      </w:r>
+    </w:p>
+    <w:p>
+      <w:pPr>
+        <w:pStyle w:val="BodyText"/>
+        <w:numPr>
+          <w:ilvl w:val="0"/>
+          <w:numId w:val="2"/>
+        </w:numPr>
+        <w:pBdr/>
+        <w:tabs>
+          <w:tab w:val="clear" w:pos="708"/>
+          <w:tab w:val="left" w:pos="0" w:leader="none"/>
+        </w:tabs>
+        <w:bidi w:val="0"/>
+        <w:spacing w:lineRule="auto" w:line="331" w:before="0" w:after="0"/>
+        <w:ind w:hanging="283" w:start="709" w:end="0"/>
+        <w:rPr>
+          <w:rFonts w:ascii="times new roman " w:hAnsi="times new roman "/>
+          <w:b w:val="false"/>
+          <w:i w:val="false"/>
+          <w:caps w:val="false"/>
+          <w:smallCaps w:val="false"/>
+          <w:strike w:val="false"/>
+          <w:dstrike w:val="false"/>
+          <w:color w:val="000000"/>
+          <w:sz w:val="24"/>
+          <w:u w:val="none"/>
+          <w:effect w:val="none"/>
+          <w:shd w:fill="auto" w:val="clear"/>
+        </w:rPr>
+      </w:pPr>
+      <w:r>
+        <w:rPr>
+          <w:rFonts w:ascii="times new roman " w:hAnsi="times new roman "/>
+          <w:b w:val="false"/>
+          <w:i w:val="false"/>
+          <w:caps w:val="false"/>
+          <w:smallCaps w:val="false"/>
+          <w:strike w:val="false"/>
+          <w:dstrike w:val="false"/>
+          <w:color w:val="000000"/>
+          <w:sz w:val="24"/>
+          <w:u w:val="none"/>
+          <w:effect w:val="none"/>
+          <w:shd w:fill="auto" w:val="clear"/>
+        </w:rPr>
+        <w:t>El registro de operaciones y la sincronización de datos en tiempo real estarán supeditados a la disponibilidad continua de conectividad a Internet.</w:t>
+      </w:r>
+    </w:p>
+    <w:p>
+      <w:pPr>
+        <w:pStyle w:val="BodyText"/>
+        <w:numPr>
+          <w:ilvl w:val="0"/>
+          <w:numId w:val="2"/>
+        </w:numPr>
+        <w:pBdr/>
+        <w:tabs>
+          <w:tab w:val="clear" w:pos="708"/>
+          <w:tab w:val="left" w:pos="0" w:leader="none"/>
+        </w:tabs>
+        <w:bidi w:val="0"/>
+        <w:spacing w:lineRule="auto" w:line="331" w:before="0" w:after="0"/>
+        <w:ind w:hanging="283" w:start="709" w:end="0"/>
+        <w:rPr>
+          <w:rFonts w:ascii="times new roman " w:hAnsi="times new roman "/>
+          <w:b w:val="false"/>
+          <w:i w:val="false"/>
+          <w:caps w:val="false"/>
+          <w:smallCaps w:val="false"/>
+          <w:strike w:val="false"/>
+          <w:dstrike w:val="false"/>
+          <w:color w:val="000000"/>
+          <w:sz w:val="24"/>
+          <w:u w:val="none"/>
+          <w:effect w:val="none"/>
+          <w:shd w:fill="auto" w:val="clear"/>
+        </w:rPr>
+      </w:pPr>
+      <w:r>
+        <w:rPr>
+          <w:rFonts w:ascii="times new roman " w:hAnsi="times new roman "/>
+          <w:b w:val="false"/>
+          <w:i w:val="false"/>
+          <w:caps w:val="false"/>
+          <w:smallCaps w:val="false"/>
+          <w:strike w:val="false"/>
+          <w:dstrike w:val="false"/>
+          <w:color w:val="000000"/>
+          <w:sz w:val="24"/>
+          <w:u w:val="none"/>
+          <w:effect w:val="none"/>
+          <w:shd w:fill="auto" w:val="clear"/>
+        </w:rPr>
+        <w:t>La periodicidad del servicio no será uniforme, sino que se adaptará a la segmentación por sector y al perfil específico de cada cliente.</w:t>
+      </w:r>
+    </w:p>
+    <w:p>
+      <w:pPr>
+        <w:pStyle w:val="BodyText"/>
+        <w:numPr>
+          <w:ilvl w:val="0"/>
+          <w:numId w:val="2"/>
+        </w:numPr>
+        <w:pBdr/>
+        <w:tabs>
+          <w:tab w:val="clear" w:pos="708"/>
+          <w:tab w:val="left" w:pos="0" w:leader="none"/>
+        </w:tabs>
+        <w:bidi w:val="0"/>
+        <w:spacing w:lineRule="auto" w:line="331" w:before="0" w:after="0"/>
+        <w:ind w:hanging="283" w:start="709" w:end="0"/>
+        <w:rPr>
+          <w:rFonts w:ascii="times new roman " w:hAnsi="times new roman "/>
+          <w:b w:val="false"/>
+          <w:i w:val="false"/>
+          <w:caps w:val="false"/>
+          <w:smallCaps w:val="false"/>
+          <w:strike w:val="false"/>
+          <w:dstrike w:val="false"/>
+          <w:color w:val="000000"/>
+          <w:sz w:val="24"/>
+          <w:u w:val="none"/>
+          <w:effect w:val="none"/>
+          <w:shd w:fill="auto" w:val="clear"/>
+        </w:rPr>
+      </w:pPr>
+      <w:r>
+        <w:rPr>
+          <w:rFonts w:ascii="times new roman " w:hAnsi="times new roman "/>
+          <w:b w:val="false"/>
+          <w:i w:val="false"/>
+          <w:caps w:val="false"/>
+          <w:smallCaps w:val="false"/>
+          <w:strike w:val="false"/>
+          <w:dstrike w:val="false"/>
+          <w:color w:val="000000"/>
+          <w:sz w:val="24"/>
+          <w:u w:val="none"/>
+          <w:effect w:val="none"/>
+          <w:shd w:fill="auto" w:val="clear"/>
+        </w:rPr>
+        <w:t>La efectividad del proceso de transformación estará condicionada a una separación en fuente adecuada por parte de los generadores.</w:t>
+      </w:r>
+    </w:p>
+    <w:p>
+      <w:pPr>
+        <w:pStyle w:val="BodyText"/>
+        <w:numPr>
+          <w:ilvl w:val="0"/>
+          <w:numId w:val="2"/>
+        </w:numPr>
+        <w:pBdr/>
+        <w:tabs>
+          <w:tab w:val="clear" w:pos="708"/>
+          <w:tab w:val="left" w:pos="0" w:leader="none"/>
+        </w:tabs>
+        <w:bidi w:val="0"/>
+        <w:spacing w:lineRule="auto" w:line="331" w:before="0" w:after="0"/>
+        <w:ind w:hanging="283" w:start="709" w:end="0"/>
+        <w:rPr>
+          <w:rFonts w:ascii="times new roman " w:hAnsi="times new roman "/>
+          <w:b w:val="false"/>
+          <w:i w:val="false"/>
+          <w:caps w:val="false"/>
+          <w:smallCaps w:val="false"/>
+          <w:strike w:val="false"/>
+          <w:dstrike w:val="false"/>
+          <w:color w:val="000000"/>
+          <w:sz w:val="24"/>
+          <w:u w:val="none"/>
+          <w:effect w:val="none"/>
+          <w:shd w:fill="auto" w:val="clear"/>
+        </w:rPr>
+      </w:pPr>
+      <w:r>
+        <w:rPr>
+          <w:rFonts w:ascii="times new roman " w:hAnsi="times new roman "/>
+          <w:b w:val="false"/>
+          <w:i w:val="false"/>
+          <w:caps w:val="false"/>
+          <w:smallCaps w:val="false"/>
+          <w:strike w:val="false"/>
+          <w:dstrike w:val="false"/>
+          <w:color w:val="000000"/>
+          <w:sz w:val="24"/>
+          <w:u w:val="none"/>
+          <w:effect w:val="none"/>
+          <w:shd w:fill="auto" w:val="clear"/>
+        </w:rPr>
+        <w:t>El acceso a los módulos de administración y métricas ambientales estará restringido únicamente al personal que cuente con los permisos de seguridad requeridos.</w:t>
+      </w:r>
+    </w:p>
+    <w:p>
+      <w:pPr>
+        <w:pStyle w:val="BodyText"/>
+        <w:numPr>
+          <w:ilvl w:val="0"/>
+          <w:numId w:val="2"/>
+        </w:numPr>
+        <w:pBdr/>
+        <w:tabs>
+          <w:tab w:val="clear" w:pos="708"/>
+          <w:tab w:val="left" w:pos="0" w:leader="none"/>
+        </w:tabs>
+        <w:bidi w:val="0"/>
+        <w:spacing w:lineRule="auto" w:line="331" w:before="0" w:after="240"/>
+        <w:ind w:hanging="283" w:start="709" w:end="0"/>
+        <w:rPr>
+          <w:rFonts w:ascii="times new roman " w:hAnsi="times new roman "/>
+          <w:b w:val="false"/>
+          <w:i w:val="false"/>
+          <w:caps w:val="false"/>
+          <w:smallCaps w:val="false"/>
+          <w:strike w:val="false"/>
+          <w:dstrike w:val="false"/>
+          <w:color w:val="000000"/>
+          <w:sz w:val="24"/>
+          <w:u w:val="none"/>
+          <w:effect w:val="none"/>
+          <w:shd w:fill="auto" w:val="clear"/>
+        </w:rPr>
+      </w:pPr>
+      <w:r>
+        <w:rPr>
+          <w:rFonts w:ascii="times new roman " w:hAnsi="times new roman "/>
+          <w:b w:val="false"/>
+          <w:i w:val="false"/>
+          <w:caps w:val="false"/>
+          <w:smallCaps w:val="false"/>
+          <w:strike w:val="false"/>
+          <w:dstrike w:val="false"/>
+          <w:color w:val="000000"/>
+          <w:sz w:val="24"/>
+          <w:u w:val="none"/>
+          <w:effect w:val="none"/>
+          <w:shd w:fill="auto" w:val="clear"/>
+        </w:rPr>
+        <w:t>La precisión de la analítica y los reportes generados dependerá directamente de la consistencia y veracidad de los datos ingresados por los operadores e inspectores en planta.</w:t>
+      </w:r>
+    </w:p>
+    <w:p>
+      <w:pPr>
+        <w:pStyle w:val="Heading3"/>
+        <w:bidi w:val="0"/>
+        <w:spacing w:lineRule="auto" w:line="331" w:before="280" w:after="80"/>
+        <w:ind w:hanging="0" w:start="0" w:end="0"/>
+        <w:rPr>
+          <w:rFonts w:ascii="times new roman " w:hAnsi="times new roman "/>
+          <w:b/>
+          <w:i w:val="false"/>
+          <w:caps w:val="false"/>
+          <w:smallCaps w:val="false"/>
+          <w:strike w:val="false"/>
+          <w:dstrike w:val="false"/>
+          <w:color w:val="000000"/>
+          <w:sz w:val="26"/>
+          <w:u w:val="none"/>
+          <w:effect w:val="none"/>
+          <w:shd w:fill="auto" w:val="clear"/>
+        </w:rPr>
+      </w:pPr>
+      <w:r>
+        <w:rPr>
+          <w:rFonts w:ascii="times new roman " w:hAnsi="times new roman "/>
+          <w:b/>
+          <w:i w:val="false"/>
+          <w:caps w:val="false"/>
+          <w:smallCaps w:val="false"/>
+          <w:strike w:val="false"/>
+          <w:dstrike w:val="false"/>
+          <w:color w:val="000000"/>
+          <w:sz w:val="26"/>
+          <w:u w:val="none"/>
+          <w:effect w:val="none"/>
+          <w:shd w:fill="auto" w:val="clear"/>
+        </w:rPr>
+        <w:t>1.7 Supuestos</w:t>
+      </w:r>
+    </w:p>
+    <w:p>
+      <w:pPr>
+        <w:pStyle w:val="BodyText"/>
+        <w:numPr>
+          <w:ilvl w:val="0"/>
+          <w:numId w:val="3"/>
+        </w:numPr>
+        <w:pBdr/>
+        <w:tabs>
+          <w:tab w:val="clear" w:pos="708"/>
+          <w:tab w:val="left" w:pos="0" w:leader="none"/>
+        </w:tabs>
+        <w:bidi w:val="0"/>
+        <w:spacing w:lineRule="auto" w:line="331" w:before="240" w:after="0"/>
+        <w:ind w:hanging="283" w:start="709" w:end="0"/>
+        <w:rPr>
+          <w:rFonts w:ascii="times new roman " w:hAnsi="times new roman "/>
+          <w:b w:val="false"/>
+          <w:i w:val="false"/>
+          <w:caps w:val="false"/>
+          <w:smallCaps w:val="false"/>
+          <w:strike w:val="false"/>
+          <w:dstrike w:val="false"/>
+          <w:color w:val="000000"/>
+          <w:sz w:val="24"/>
+          <w:u w:val="none"/>
+          <w:effect w:val="none"/>
+          <w:shd w:fill="auto" w:val="clear"/>
+        </w:rPr>
+      </w:pPr>
+      <w:r>
+        <w:rPr>
+          <w:rFonts w:ascii="times new roman " w:hAnsi="times new roman "/>
+          <w:b w:val="false"/>
+          <w:i w:val="false"/>
+          <w:caps w:val="false"/>
+          <w:smallCaps w:val="false"/>
+          <w:strike w:val="false"/>
+          <w:dstrike w:val="false"/>
+          <w:color w:val="000000"/>
+          <w:sz w:val="24"/>
+          <w:u w:val="none"/>
+          <w:effect w:val="none"/>
+          <w:shd w:fill="auto" w:val="clear"/>
+        </w:rPr>
+        <w:t>Se asume que la información proporcionada por los clientes durante el proceso de registro e incorporación es verídica y precisa.</w:t>
+      </w:r>
+    </w:p>
+    <w:p>
+      <w:pPr>
+        <w:pStyle w:val="BodyText"/>
+        <w:numPr>
+          <w:ilvl w:val="0"/>
+          <w:numId w:val="3"/>
+        </w:numPr>
+        <w:pBdr/>
+        <w:tabs>
+          <w:tab w:val="clear" w:pos="708"/>
+          <w:tab w:val="left" w:pos="0" w:leader="none"/>
+        </w:tabs>
+        <w:bidi w:val="0"/>
+        <w:spacing w:lineRule="auto" w:line="331" w:before="0" w:after="0"/>
+        <w:ind w:hanging="283" w:start="709" w:end="0"/>
+        <w:rPr>
+          <w:rFonts w:ascii="times new roman " w:hAnsi="times new roman "/>
+          <w:b w:val="false"/>
+          <w:i w:val="false"/>
+          <w:caps w:val="false"/>
+          <w:smallCaps w:val="false"/>
+          <w:strike w:val="false"/>
+          <w:dstrike w:val="false"/>
+          <w:color w:val="000000"/>
+          <w:sz w:val="24"/>
+          <w:u w:val="none"/>
+          <w:effect w:val="none"/>
+          <w:shd w:fill="auto" w:val="clear"/>
+        </w:rPr>
+      </w:pPr>
+      <w:r>
+        <w:rPr>
+          <w:rFonts w:ascii="times new roman " w:hAnsi="times new roman "/>
+          <w:b w:val="false"/>
+          <w:i w:val="false"/>
+          <w:caps w:val="false"/>
+          <w:smallCaps w:val="false"/>
+          <w:strike w:val="false"/>
+          <w:dstrike w:val="false"/>
+          <w:color w:val="000000"/>
+          <w:sz w:val="24"/>
+          <w:u w:val="none"/>
+          <w:effect w:val="none"/>
+          <w:shd w:fill="auto" w:val="clear"/>
+        </w:rPr>
+        <w:t>Se da por sentado que el personal de campo y los operadores en planta ingresarán los datos operativos de forma oportuna durante sus respectivas jornadas.</w:t>
+      </w:r>
+    </w:p>
+    <w:p>
+      <w:pPr>
+        <w:pStyle w:val="BodyText"/>
+        <w:numPr>
+          <w:ilvl w:val="0"/>
+          <w:numId w:val="3"/>
+        </w:numPr>
+        <w:pBdr/>
+        <w:tabs>
+          <w:tab w:val="clear" w:pos="708"/>
+          <w:tab w:val="left" w:pos="0" w:leader="none"/>
+        </w:tabs>
+        <w:bidi w:val="0"/>
+        <w:spacing w:lineRule="auto" w:line="331" w:before="0" w:after="0"/>
+        <w:ind w:hanging="283" w:start="709" w:end="0"/>
+        <w:rPr>
+          <w:rFonts w:ascii="times new roman " w:hAnsi="times new roman "/>
+          <w:b w:val="false"/>
+          <w:i w:val="false"/>
+          <w:caps w:val="false"/>
+          <w:smallCaps w:val="false"/>
+          <w:strike w:val="false"/>
+          <w:dstrike w:val="false"/>
+          <w:color w:val="000000"/>
+          <w:sz w:val="24"/>
+          <w:u w:val="none"/>
+          <w:effect w:val="none"/>
+          <w:shd w:fill="auto" w:val="clear"/>
+        </w:rPr>
+      </w:pPr>
+      <w:r>
+        <w:rPr>
+          <w:rFonts w:ascii="times new roman " w:hAnsi="times new roman "/>
+          <w:b w:val="false"/>
+          <w:i w:val="false"/>
+          <w:caps w:val="false"/>
+          <w:smallCaps w:val="false"/>
+          <w:strike w:val="false"/>
+          <w:dstrike w:val="false"/>
+          <w:color w:val="000000"/>
+          <w:sz w:val="24"/>
+          <w:u w:val="none"/>
+          <w:effect w:val="none"/>
+          <w:shd w:fill="auto" w:val="clear"/>
+        </w:rPr>
+        <w:t>Se presupone que cada actor del sistema contará con las credenciales de acceso correspondientes y alineadas a sus funciones asignadas.</w:t>
+      </w:r>
+    </w:p>
+    <w:p>
+      <w:pPr>
+        <w:pStyle w:val="BodyText"/>
+        <w:numPr>
+          <w:ilvl w:val="0"/>
+          <w:numId w:val="3"/>
+        </w:numPr>
+        <w:pBdr/>
+        <w:tabs>
+          <w:tab w:val="clear" w:pos="708"/>
+          <w:tab w:val="left" w:pos="0" w:leader="none"/>
+        </w:tabs>
+        <w:bidi w:val="0"/>
+        <w:spacing w:lineRule="auto" w:line="331" w:before="0" w:after="0"/>
+        <w:ind w:hanging="283" w:start="709" w:end="0"/>
+        <w:rPr>
+          <w:rFonts w:ascii="times new roman " w:hAnsi="times new roman "/>
+          <w:b w:val="false"/>
+          <w:i w:val="false"/>
+          <w:caps w:val="false"/>
+          <w:smallCaps w:val="false"/>
+          <w:strike w:val="false"/>
+          <w:dstrike w:val="false"/>
+          <w:color w:val="000000"/>
+          <w:sz w:val="24"/>
+          <w:u w:val="none"/>
+          <w:effect w:val="none"/>
+          <w:shd w:fill="auto" w:val="clear"/>
+        </w:rPr>
+      </w:pPr>
+      <w:r>
+        <w:rPr>
+          <w:rFonts w:ascii="times new roman " w:hAnsi="times new roman "/>
+          <w:b w:val="false"/>
+          <w:i w:val="false"/>
+          <w:caps w:val="false"/>
+          <w:smallCaps w:val="false"/>
+          <w:strike w:val="false"/>
+          <w:dstrike w:val="false"/>
+          <w:color w:val="000000"/>
+          <w:sz w:val="24"/>
+          <w:u w:val="none"/>
+          <w:effect w:val="none"/>
+          <w:shd w:fill="auto" w:val="clear"/>
+        </w:rPr>
+        <w:t>Se contempla que la organización proveerá la infraestructura tecnológica y el soporte de red adecuados para garantizar la alta disponibilidad de la plataforma.</w:t>
+      </w:r>
+    </w:p>
+    <w:p>
+      <w:pPr>
+        <w:pStyle w:val="BodyText"/>
+        <w:numPr>
+          <w:ilvl w:val="0"/>
+          <w:numId w:val="3"/>
+        </w:numPr>
+        <w:pBdr/>
+        <w:tabs>
+          <w:tab w:val="clear" w:pos="708"/>
+          <w:tab w:val="left" w:pos="0" w:leader="none"/>
+        </w:tabs>
+        <w:bidi w:val="0"/>
+        <w:spacing w:lineRule="auto" w:line="331" w:before="0" w:after="240"/>
+        <w:ind w:hanging="283" w:start="709" w:end="0"/>
+        <w:rPr>
+          <w:rFonts w:ascii="times new roman " w:hAnsi="times new roman "/>
+          <w:b w:val="false"/>
+          <w:i w:val="false"/>
+          <w:caps w:val="false"/>
+          <w:smallCaps w:val="false"/>
+          <w:strike w:val="false"/>
+          <w:dstrike w:val="false"/>
+          <w:color w:val="000000"/>
+          <w:sz w:val="24"/>
+          <w:u w:val="none"/>
+          <w:effect w:val="none"/>
+          <w:shd w:fill="auto" w:val="clear"/>
+        </w:rPr>
+      </w:pPr>
+      <w:r>
+        <w:rPr>
+          <w:rFonts w:ascii="times new roman " w:hAnsi="times new roman "/>
+          <w:b w:val="false"/>
+          <w:i w:val="false"/>
+          <w:caps w:val="false"/>
+          <w:smallCaps w:val="false"/>
+          <w:strike w:val="false"/>
+          <w:dstrike w:val="false"/>
+          <w:color w:val="000000"/>
+          <w:sz w:val="24"/>
+          <w:u w:val="none"/>
+          <w:effect w:val="none"/>
+          <w:shd w:fill="auto" w:val="clear"/>
+        </w:rPr>
+        <w:t>Se considera que todo el personal involucrado en la operación habrá completado las sesiones de capacitación previas al uso de la herramienta.</w:t>
+      </w:r>
+    </w:p>
+    <w:p>
+      <w:pPr>
+        <w:pStyle w:val="BodyText"/>
+        <w:bidi w:val="0"/>
+        <w:spacing w:lineRule="auto" w:line="331" w:before="240" w:after="240"/>
+        <w:ind w:hanging="0" w:start="0" w:end="0"/>
+        <w:rPr>
+          <w:rFonts w:ascii="times new roman " w:hAnsi="times new roman "/>
+          <w:b w:val="false"/>
+          <w:i w:val="false"/>
+          <w:caps w:val="false"/>
+          <w:smallCaps w:val="false"/>
+          <w:strike w:val="false"/>
+          <w:dstrike w:val="false"/>
+          <w:color w:val="000000"/>
+          <w:sz w:val="24"/>
+          <w:u w:val="none"/>
+          <w:effect w:val="none"/>
+          <w:shd w:fill="auto" w:val="clear"/>
+        </w:rPr>
+      </w:pPr>
+      <w:r>
+        <w:rPr>
+          <w:rFonts w:ascii="times new roman " w:hAnsi="times new roman "/>
+          <w:b w:val="false"/>
+          <w:i w:val="false"/>
+          <w:caps w:val="false"/>
+          <w:smallCaps w:val="false"/>
+          <w:strike w:val="false"/>
+          <w:dstrike w:val="false"/>
+          <w:color w:val="000000"/>
+          <w:sz w:val="24"/>
+          <w:u w:val="none"/>
+          <w:effect w:val="none"/>
+          <w:shd w:fill="auto" w:val="clear"/>
+        </w:rPr>
+      </w:r>
+    </w:p>
+    <w:p>
+      <w:pPr>
         <w:pStyle w:val="BodyText"/>
         <w:numPr>
           <w:ilvl w:val="0"/>
@@ -2484,6 +3130,280 @@
   <w:abstractNum w:abstractNumId="2">
     <w:lvl w:ilvl="0">
       <w:start w:val="1"/>
+      <w:numFmt w:val="bullet"/>
+      <w:lvlText w:val=""/>
+      <w:lvlJc w:val="start"/>
+      <w:pPr>
+        <w:tabs>
+          <w:tab w:val="num" w:pos="709"/>
+        </w:tabs>
+        <w:ind w:start="709" w:hanging="283"/>
+      </w:pPr>
+      <w:rPr>
+        <w:rFonts w:ascii="Symbol" w:hAnsi="Symbol" w:cs="Symbol" w:hint="default"/>
+      </w:rPr>
+    </w:lvl>
+    <w:lvl w:ilvl="1">
+      <w:start w:val="1"/>
+      <w:numFmt w:val="bullet"/>
+      <w:lvlText w:val=""/>
+      <w:lvlJc w:val="start"/>
+      <w:pPr>
+        <w:tabs>
+          <w:tab w:val="num" w:pos="1418"/>
+        </w:tabs>
+        <w:ind w:start="1418" w:hanging="283"/>
+      </w:pPr>
+      <w:rPr>
+        <w:rFonts w:ascii="Symbol" w:hAnsi="Symbol" w:cs="Symbol" w:hint="default"/>
+      </w:rPr>
+    </w:lvl>
+    <w:lvl w:ilvl="2">
+      <w:start w:val="1"/>
+      <w:numFmt w:val="bullet"/>
+      <w:lvlText w:val=""/>
+      <w:lvlJc w:val="start"/>
+      <w:pPr>
+        <w:tabs>
+          <w:tab w:val="num" w:pos="2127"/>
+        </w:tabs>
+        <w:ind w:start="2127" w:hanging="283"/>
+      </w:pPr>
+      <w:rPr>
+        <w:rFonts w:ascii="Symbol" w:hAnsi="Symbol" w:cs="Symbol" w:hint="default"/>
+      </w:rPr>
+    </w:lvl>
+    <w:lvl w:ilvl="3">
+      <w:start w:val="1"/>
+      <w:numFmt w:val="bullet"/>
+      <w:lvlText w:val=""/>
+      <w:lvlJc w:val="start"/>
+      <w:pPr>
+        <w:tabs>
+          <w:tab w:val="num" w:pos="2836"/>
+        </w:tabs>
+        <w:ind w:start="2836" w:hanging="283"/>
+      </w:pPr>
+      <w:rPr>
+        <w:rFonts w:ascii="Symbol" w:hAnsi="Symbol" w:cs="Symbol" w:hint="default"/>
+      </w:rPr>
+    </w:lvl>
+    <w:lvl w:ilvl="4">
+      <w:start w:val="1"/>
+      <w:numFmt w:val="bullet"/>
+      <w:lvlText w:val=""/>
+      <w:lvlJc w:val="start"/>
+      <w:pPr>
+        <w:tabs>
+          <w:tab w:val="num" w:pos="3545"/>
+        </w:tabs>
+        <w:ind w:start="3545" w:hanging="283"/>
+      </w:pPr>
+      <w:rPr>
+        <w:rFonts w:ascii="Symbol" w:hAnsi="Symbol" w:cs="Symbol" w:hint="default"/>
+      </w:rPr>
+    </w:lvl>
+    <w:lvl w:ilvl="5">
+      <w:start w:val="1"/>
+      <w:numFmt w:val="bullet"/>
+      <w:lvlText w:val=""/>
+      <w:lvlJc w:val="start"/>
+      <w:pPr>
+        <w:tabs>
+          <w:tab w:val="num" w:pos="4254"/>
+        </w:tabs>
+        <w:ind w:start="4254" w:hanging="283"/>
+      </w:pPr>
+      <w:rPr>
+        <w:rFonts w:ascii="Symbol" w:hAnsi="Symbol" w:cs="Symbol" w:hint="default"/>
+      </w:rPr>
+    </w:lvl>
+    <w:lvl w:ilvl="6">
+      <w:start w:val="1"/>
+      <w:numFmt w:val="bullet"/>
+      <w:lvlText w:val=""/>
+      <w:lvlJc w:val="start"/>
+      <w:pPr>
+        <w:tabs>
+          <w:tab w:val="num" w:pos="4963"/>
+        </w:tabs>
+        <w:ind w:start="4963" w:hanging="283"/>
+      </w:pPr>
+      <w:rPr>
+        <w:rFonts w:ascii="Symbol" w:hAnsi="Symbol" w:cs="Symbol" w:hint="default"/>
+      </w:rPr>
+    </w:lvl>
+    <w:lvl w:ilvl="7">
+      <w:start w:val="1"/>
+      <w:numFmt w:val="bullet"/>
+      <w:lvlText w:val=""/>
+      <w:lvlJc w:val="start"/>
+      <w:pPr>
+        <w:tabs>
+          <w:tab w:val="num" w:pos="5672"/>
+        </w:tabs>
+        <w:ind w:start="5672" w:hanging="283"/>
+      </w:pPr>
+      <w:rPr>
+        <w:rFonts w:ascii="Symbol" w:hAnsi="Symbol" w:cs="Symbol" w:hint="default"/>
+      </w:rPr>
+    </w:lvl>
+    <w:lvl w:ilvl="8">
+      <w:start w:val="1"/>
+      <w:numFmt w:val="bullet"/>
+      <w:lvlText w:val=""/>
+      <w:lvlJc w:val="start"/>
+      <w:pPr>
+        <w:tabs>
+          <w:tab w:val="num" w:pos="6381"/>
+        </w:tabs>
+        <w:ind w:start="6381" w:hanging="283"/>
+      </w:pPr>
+      <w:rPr>
+        <w:rFonts w:ascii="Symbol" w:hAnsi="Symbol" w:cs="Symbol" w:hint="default"/>
+      </w:rPr>
+    </w:lvl>
+  </w:abstractNum>
+  <w:abstractNum w:abstractNumId="3">
+    <w:lvl w:ilvl="0">
+      <w:start w:val="1"/>
+      <w:numFmt w:val="bullet"/>
+      <w:lvlText w:val=""/>
+      <w:lvlJc w:val="start"/>
+      <w:pPr>
+        <w:tabs>
+          <w:tab w:val="num" w:pos="709"/>
+        </w:tabs>
+        <w:ind w:start="709" w:hanging="283"/>
+      </w:pPr>
+      <w:rPr>
+        <w:rFonts w:ascii="Symbol" w:hAnsi="Symbol" w:cs="Symbol" w:hint="default"/>
+      </w:rPr>
+    </w:lvl>
+    <w:lvl w:ilvl="1">
+      <w:start w:val="1"/>
+      <w:numFmt w:val="bullet"/>
+      <w:lvlText w:val=""/>
+      <w:lvlJc w:val="start"/>
+      <w:pPr>
+        <w:tabs>
+          <w:tab w:val="num" w:pos="1418"/>
+        </w:tabs>
+        <w:ind w:start="1418" w:hanging="283"/>
+      </w:pPr>
+      <w:rPr>
+        <w:rFonts w:ascii="Symbol" w:hAnsi="Symbol" w:cs="Symbol" w:hint="default"/>
+      </w:rPr>
+    </w:lvl>
+    <w:lvl w:ilvl="2">
+      <w:start w:val="1"/>
+      <w:numFmt w:val="bullet"/>
+      <w:lvlText w:val=""/>
+      <w:lvlJc w:val="start"/>
+      <w:pPr>
+        <w:tabs>
+          <w:tab w:val="num" w:pos="2127"/>
+        </w:tabs>
+        <w:ind w:start="2127" w:hanging="283"/>
+      </w:pPr>
+      <w:rPr>
+        <w:rFonts w:ascii="Symbol" w:hAnsi="Symbol" w:cs="Symbol" w:hint="default"/>
+      </w:rPr>
+    </w:lvl>
+    <w:lvl w:ilvl="3">
+      <w:start w:val="1"/>
+      <w:numFmt w:val="bullet"/>
+      <w:lvlText w:val=""/>
+      <w:lvlJc w:val="start"/>
+      <w:pPr>
+        <w:tabs>
+          <w:tab w:val="num" w:pos="2836"/>
+        </w:tabs>
+        <w:ind w:start="2836" w:hanging="283"/>
+      </w:pPr>
+      <w:rPr>
+        <w:rFonts w:ascii="Symbol" w:hAnsi="Symbol" w:cs="Symbol" w:hint="default"/>
+      </w:rPr>
+    </w:lvl>
+    <w:lvl w:ilvl="4">
+      <w:start w:val="1"/>
+      <w:numFmt w:val="bullet"/>
+      <w:lvlText w:val=""/>
+      <w:lvlJc w:val="start"/>
+      <w:pPr>
+        <w:tabs>
+          <w:tab w:val="num" w:pos="3545"/>
+        </w:tabs>
+        <w:ind w:start="3545" w:hanging="283"/>
+      </w:pPr>
+      <w:rPr>
+        <w:rFonts w:ascii="Symbol" w:hAnsi="Symbol" w:cs="Symbol" w:hint="default"/>
+      </w:rPr>
+    </w:lvl>
+    <w:lvl w:ilvl="5">
+      <w:start w:val="1"/>
+      <w:numFmt w:val="bullet"/>
+      <w:lvlText w:val=""/>
+      <w:lvlJc w:val="start"/>
+      <w:pPr>
+        <w:tabs>
+          <w:tab w:val="num" w:pos="4254"/>
+        </w:tabs>
+        <w:ind w:start="4254" w:hanging="283"/>
+      </w:pPr>
+      <w:rPr>
+        <w:rFonts w:ascii="Symbol" w:hAnsi="Symbol" w:cs="Symbol" w:hint="default"/>
+      </w:rPr>
+    </w:lvl>
+    <w:lvl w:ilvl="6">
+      <w:start w:val="1"/>
+      <w:numFmt w:val="bullet"/>
+      <w:lvlText w:val=""/>
+      <w:lvlJc w:val="start"/>
+      <w:pPr>
+        <w:tabs>
+          <w:tab w:val="num" w:pos="4963"/>
+        </w:tabs>
+        <w:ind w:start="4963" w:hanging="283"/>
+      </w:pPr>
+      <w:rPr>
+        <w:rFonts w:ascii="Symbol" w:hAnsi="Symbol" w:cs="Symbol" w:hint="default"/>
+      </w:rPr>
+    </w:lvl>
+    <w:lvl w:ilvl="7">
+      <w:start w:val="1"/>
+      <w:numFmt w:val="bullet"/>
+      <w:lvlText w:val=""/>
+      <w:lvlJc w:val="start"/>
+      <w:pPr>
+        <w:tabs>
+          <w:tab w:val="num" w:pos="5672"/>
+        </w:tabs>
+        <w:ind w:start="5672" w:hanging="283"/>
+      </w:pPr>
+      <w:rPr>
+        <w:rFonts w:ascii="Symbol" w:hAnsi="Symbol" w:cs="Symbol" w:hint="default"/>
+      </w:rPr>
+    </w:lvl>
+    <w:lvl w:ilvl="8">
+      <w:start w:val="1"/>
+      <w:numFmt w:val="bullet"/>
+      <w:lvlText w:val=""/>
+      <w:lvlJc w:val="start"/>
+      <w:pPr>
+        <w:tabs>
+          <w:tab w:val="num" w:pos="6381"/>
+        </w:tabs>
+        <w:ind w:start="6381" w:hanging="283"/>
+      </w:pPr>
+      <w:rPr>
+        <w:rFonts w:ascii="Symbol" w:hAnsi="Symbol" w:cs="Symbol" w:hint="default"/>
+      </w:rPr>
+    </w:lvl>
+  </w:abstractNum>
+  <w:abstractNum w:abstractNumId="4">
+    <w:lvl w:ilvl="0">
+      <w:start w:val="1"/>
       <w:numFmt w:val="none"/>
       <w:suff w:val="nothing"/>
       <w:lvlText w:val=""/>
@@ -2605,6 +3525,12 @@
   </w:num>
   <w:num w:numId="2">
     <w:abstractNumId w:val="2"/>
+  </w:num>
+  <w:num w:numId="3">
+    <w:abstractNumId w:val="3"/>
+  </w:num>
+  <w:num w:numId="4">
+    <w:abstractNumId w:val="4"/>
   </w:num>
 </w:numbering>
 </file>

--- a/Caso 5.docx
+++ b/Caso 5.docx
@@ -7,6 +7,8 @@
         <w:pStyle w:val="Normal"/>
         <w:rPr>
           <w:rFonts w:ascii="times new roman " w:hAnsi="times new roman "/>
+          <w:sz w:val="24"/>
+          <w:szCs w:val="24"/>
         </w:rPr>
       </w:pPr>
       <w:r>
@@ -14,6 +16,8 @@
           <w:rFonts w:ascii="times new roman " w:hAnsi="times new roman "/>
           <w:b/>
           <w:bCs/>
+          <w:sz w:val="24"/>
+          <w:szCs w:val="24"/>
         </w:rPr>
         <w:t>Caso 5: Plataforma Integral de Trazabilidad y Gestión de Residuos Orgánicos para Compostaje</w:t>
       </w:r>
@@ -23,6 +27,8 @@
         <w:pStyle w:val="Normal"/>
         <w:rPr>
           <w:rFonts w:ascii="times new roman " w:hAnsi="times new roman "/>
+          <w:sz w:val="24"/>
+          <w:szCs w:val="24"/>
         </w:rPr>
       </w:pPr>
       <w:r>
@@ -30,6 +36,8 @@
           <w:rFonts w:ascii="times new roman " w:hAnsi="times new roman "/>
           <w:b/>
           <w:bCs/>
+          <w:sz w:val="24"/>
+          <w:szCs w:val="24"/>
         </w:rPr>
         <w:t>1. Análisis del Problema</w:t>
       </w:r>
@@ -39,6 +47,8 @@
         <w:pStyle w:val="Normal"/>
         <w:rPr>
           <w:rFonts w:ascii="times new roman " w:hAnsi="times new roman "/>
+          <w:sz w:val="24"/>
+          <w:szCs w:val="24"/>
         </w:rPr>
       </w:pPr>
       <w:r>
@@ -46,6 +56,8 @@
           <w:rFonts w:ascii="times new roman " w:hAnsi="times new roman "/>
           <w:b/>
           <w:bCs/>
+          <w:sz w:val="24"/>
+          <w:szCs w:val="24"/>
         </w:rPr>
         <w:t>1.1 Descripción del problema </w:t>
       </w:r>
@@ -55,11 +67,15 @@
         <w:pStyle w:val="Normal"/>
         <w:rPr>
           <w:rFonts w:ascii="times new roman " w:hAnsi="times new roman "/>
+          <w:sz w:val="24"/>
+          <w:szCs w:val="24"/>
         </w:rPr>
       </w:pPr>
       <w:r>
         <w:rPr>
           <w:rFonts w:ascii="times new roman " w:hAnsi="times new roman "/>
+          <w:sz w:val="24"/>
+          <w:szCs w:val="24"/>
         </w:rPr>
         <w:t>BioCircular S.A. opera en la ciudad de Quito gestionando residuos orgánicos de viviendas y locales comerciales. Gracias al aumento de clientes en estos últimos años la demanda se disparó; sin embargo, este crecimiento trajo un problema evidente: la logística diaria de recolección y compostaje se volvió demasiado compleja.</w:t>
       </w:r>
@@ -69,11 +85,15 @@
         <w:pStyle w:val="Normal"/>
         <w:rPr>
           <w:rFonts w:ascii="times new roman " w:hAnsi="times new roman "/>
+          <w:sz w:val="24"/>
+          <w:szCs w:val="24"/>
         </w:rPr>
       </w:pPr>
       <w:r>
         <w:rPr>
           <w:rFonts w:ascii="times new roman " w:hAnsi="times new roman "/>
+          <w:sz w:val="24"/>
+          <w:szCs w:val="24"/>
         </w:rPr>
         <w:t>El principal obstáculo que tienen es trabajar a ciegas, sin un sistema central. Hoy por hoy, la base de usuarios, la planificación de rutas, los pesajes y el control del abono andan totalmente dispersos. Lo que provoca un seguimiento ineficiente y la falta de datos reales para tomar buenas decisiones.</w:t>
       </w:r>
@@ -83,11 +103,15 @@
         <w:pStyle w:val="Normal"/>
         <w:rPr>
           <w:rFonts w:ascii="times new roman " w:hAnsi="times new roman "/>
+          <w:sz w:val="24"/>
+          <w:szCs w:val="24"/>
         </w:rPr>
       </w:pPr>
       <w:r>
         <w:rPr>
           <w:rFonts w:ascii="times new roman " w:hAnsi="times new roman "/>
+          <w:sz w:val="24"/>
+          <w:szCs w:val="24"/>
         </w:rPr>
         <w:t>A esto hay que sumarle la pérdida de trazabilidad. Apenas los camiones recogen el material, prácticamente se pierde el rastro de la basura. Es muy difícil saber cómo ese desecho específico llega a transformarse en compost, y ni hablar de intentar calcular el volumen exacto que entregó cada persona o el impacto ambiental que están logrando.</w:t>
       </w:r>
@@ -97,11 +121,15 @@
         <w:pStyle w:val="Normal"/>
         <w:rPr>
           <w:rFonts w:ascii="times new roman " w:hAnsi="times new roman "/>
+          <w:sz w:val="24"/>
+          <w:szCs w:val="24"/>
         </w:rPr>
       </w:pPr>
       <w:r>
         <w:rPr>
           <w:rFonts w:ascii="times new roman " w:hAnsi="times new roman "/>
+          <w:sz w:val="24"/>
+          <w:szCs w:val="24"/>
         </w:rPr>
         <w:t>Planificar los recorridos también resulta ser un reto pesado. Las frecuencias de recolección cambian bastante dependiendo del usuario. Y por si fuera poco, muchas veces los residuos llegan mal clasificados desde el origen, lo que frena todo el tratamiento y termina golpeando la calidad del compost.</w:t>
       </w:r>
@@ -111,11 +139,15 @@
         <w:pStyle w:val="Normal"/>
         <w:rPr>
           <w:rFonts w:ascii="times new roman " w:hAnsi="times new roman "/>
+          <w:sz w:val="24"/>
+          <w:szCs w:val="24"/>
         </w:rPr>
       </w:pPr>
       <w:r>
         <w:rPr>
           <w:rFonts w:ascii="times new roman " w:hAnsi="times new roman "/>
+          <w:sz w:val="24"/>
+          <w:szCs w:val="24"/>
         </w:rPr>
         <w:t>Para salir de este cuello de botella, a BioCircular le urge implementar una plataforma tecnológica. El objetivo es simple: organizar la información de los clientes, cuadrar bien las rutas, llevar una bitácora de cada etapa del compostaje y arrojar indicadores ambientales claros. Con una herramienta así, la empresa al fin tomará el control de su operación y le demostrará a cada usuario su verdadero aporte a la economía circular.</w:t>
       </w:r>
@@ -135,7 +167,8 @@
           <w:strike w:val="false"/>
           <w:dstrike w:val="false"/>
           <w:color w:val="000000"/>
-          <w:sz w:val="22"/>
+          <w:sz w:val="24"/>
+          <w:szCs w:val="24"/>
           <w:u w:val="none"/>
           <w:effect w:val="none"/>
           <w:shd w:fill="auto" w:val="clear"/>
@@ -153,7 +186,8 @@
           <w:strike w:val="false"/>
           <w:dstrike w:val="false"/>
           <w:color w:val="000000"/>
-          <w:sz w:val="22"/>
+          <w:sz w:val="24"/>
+          <w:szCs w:val="24"/>
           <w:u w:val="none"/>
           <w:effect w:val="none"/>
           <w:shd w:fill="auto" w:val="clear"/>
@@ -167,11 +201,15 @@
         <w:spacing w:lineRule="auto" w:line="259" w:before="0" w:after="160"/>
         <w:rPr>
           <w:rFonts w:ascii="times new roman " w:hAnsi="times new roman "/>
+          <w:sz w:val="24"/>
+          <w:szCs w:val="24"/>
         </w:rPr>
       </w:pPr>
       <w:r>
         <w:rPr>
           <w:rFonts w:ascii="times new roman " w:hAnsi="times new roman "/>
+          <w:sz w:val="24"/>
+          <w:szCs w:val="24"/>
         </w:rPr>
       </w:r>
     </w:p>
@@ -190,7 +228,8 @@
           <w:strike w:val="false"/>
           <w:dstrike w:val="false"/>
           <w:color w:val="000000"/>
-          <w:sz w:val="22"/>
+          <w:sz w:val="24"/>
+          <w:szCs w:val="24"/>
           <w:u w:val="none"/>
           <w:effect w:val="none"/>
           <w:shd w:fill="auto" w:val="clear"/>
@@ -206,7 +245,8 @@
           <w:strike w:val="false"/>
           <w:dstrike w:val="false"/>
           <w:color w:val="000000"/>
-          <w:sz w:val="22"/>
+          <w:sz w:val="24"/>
+          <w:szCs w:val="24"/>
           <w:u w:val="none"/>
           <w:effect w:val="none"/>
           <w:shd w:fill="auto" w:val="clear"/>
@@ -220,11 +260,15 @@
         <w:spacing w:lineRule="auto" w:line="259" w:before="0" w:after="160"/>
         <w:rPr>
           <w:rFonts w:ascii="times new roman " w:hAnsi="times new roman "/>
+          <w:sz w:val="24"/>
+          <w:szCs w:val="24"/>
         </w:rPr>
       </w:pPr>
       <w:r>
         <w:rPr>
           <w:rFonts w:ascii="times new roman " w:hAnsi="times new roman "/>
+          <w:sz w:val="24"/>
+          <w:szCs w:val="24"/>
         </w:rPr>
       </w:r>
     </w:p>
@@ -244,6 +288,7 @@
           <w:dstrike w:val="false"/>
           <w:color w:val="000000"/>
           <w:sz w:val="24"/>
+          <w:szCs w:val="24"/>
           <w:u w:val="none"/>
           <w:effect w:val="none"/>
           <w:shd w:fill="auto" w:val="clear"/>
@@ -260,6 +305,7 @@
           <w:dstrike w:val="false"/>
           <w:color w:val="000000"/>
           <w:sz w:val="24"/>
+          <w:szCs w:val="24"/>
           <w:u w:val="none"/>
           <w:effect w:val="none"/>
           <w:shd w:fill="auto" w:val="clear"/>
@@ -292,6 +338,7 @@
           <w:dstrike w:val="false"/>
           <w:color w:val="000000"/>
           <w:sz w:val="24"/>
+          <w:szCs w:val="24"/>
           <w:u w:val="none"/>
           <w:effect w:val="none"/>
           <w:shd w:fill="auto" w:val="clear"/>
@@ -308,6 +355,7 @@
           <w:dstrike w:val="false"/>
           <w:color w:val="000000"/>
           <w:sz w:val="24"/>
+          <w:szCs w:val="24"/>
           <w:u w:val="none"/>
           <w:effect w:val="none"/>
           <w:shd w:fill="auto" w:val="clear"/>
@@ -340,6 +388,7 @@
           <w:dstrike w:val="false"/>
           <w:color w:val="000000"/>
           <w:sz w:val="24"/>
+          <w:szCs w:val="24"/>
           <w:u w:val="none"/>
           <w:effect w:val="none"/>
           <w:shd w:fill="auto" w:val="clear"/>
@@ -356,6 +405,7 @@
           <w:dstrike w:val="false"/>
           <w:color w:val="000000"/>
           <w:sz w:val="24"/>
+          <w:szCs w:val="24"/>
           <w:u w:val="none"/>
           <w:effect w:val="none"/>
           <w:shd w:fill="auto" w:val="clear"/>
@@ -388,6 +438,7 @@
           <w:dstrike w:val="false"/>
           <w:color w:val="000000"/>
           <w:sz w:val="24"/>
+          <w:szCs w:val="24"/>
           <w:u w:val="none"/>
           <w:effect w:val="none"/>
           <w:shd w:fill="auto" w:val="clear"/>
@@ -404,6 +455,7 @@
           <w:dstrike w:val="false"/>
           <w:color w:val="000000"/>
           <w:sz w:val="24"/>
+          <w:szCs w:val="24"/>
           <w:u w:val="none"/>
           <w:effect w:val="none"/>
           <w:shd w:fill="auto" w:val="clear"/>
@@ -436,6 +488,7 @@
           <w:dstrike w:val="false"/>
           <w:color w:val="000000"/>
           <w:sz w:val="24"/>
+          <w:szCs w:val="24"/>
           <w:u w:val="none"/>
           <w:effect w:val="none"/>
           <w:shd w:fill="auto" w:val="clear"/>
@@ -452,6 +505,7 @@
           <w:dstrike w:val="false"/>
           <w:color w:val="000000"/>
           <w:sz w:val="24"/>
+          <w:szCs w:val="24"/>
           <w:u w:val="none"/>
           <w:effect w:val="none"/>
           <w:shd w:fill="auto" w:val="clear"/>
@@ -484,6 +538,7 @@
           <w:dstrike w:val="false"/>
           <w:color w:val="000000"/>
           <w:sz w:val="24"/>
+          <w:szCs w:val="24"/>
           <w:u w:val="none"/>
           <w:effect w:val="none"/>
           <w:shd w:fill="auto" w:val="clear"/>
@@ -500,6 +555,7 @@
           <w:dstrike w:val="false"/>
           <w:color w:val="000000"/>
           <w:sz w:val="24"/>
+          <w:szCs w:val="24"/>
           <w:u w:val="none"/>
           <w:effect w:val="none"/>
           <w:shd w:fill="auto" w:val="clear"/>
@@ -532,6 +588,7 @@
           <w:dstrike w:val="false"/>
           <w:color w:val="000000"/>
           <w:sz w:val="24"/>
+          <w:szCs w:val="24"/>
           <w:u w:val="none"/>
           <w:effect w:val="none"/>
           <w:shd w:fill="auto" w:val="clear"/>
@@ -548,6 +605,7 @@
           <w:dstrike w:val="false"/>
           <w:color w:val="000000"/>
           <w:sz w:val="24"/>
+          <w:szCs w:val="24"/>
           <w:u w:val="none"/>
           <w:effect w:val="none"/>
           <w:shd w:fill="auto" w:val="clear"/>
@@ -576,6 +634,7 @@
           <w:dstrike w:val="false"/>
           <w:color w:val="000000"/>
           <w:sz w:val="24"/>
+          <w:szCs w:val="24"/>
           <w:u w:val="none"/>
           <w:effect w:val="none"/>
           <w:shd w:fill="auto" w:val="clear"/>
@@ -594,6 +653,7 @@
           <w:dstrike w:val="false"/>
           <w:color w:val="000000"/>
           <w:sz w:val="24"/>
+          <w:szCs w:val="24"/>
           <w:u w:val="none"/>
           <w:effect w:val="none"/>
           <w:shd w:fill="auto" w:val="clear"/>
@@ -609,6 +669,7 @@
           <w:rFonts w:ascii="times new roman " w:hAnsi="times new roman "/>
           <w:color w:val="000000"/>
           <w:sz w:val="24"/>
+          <w:szCs w:val="24"/>
         </w:rPr>
       </w:pPr>
       <w:r>
@@ -616,6 +677,7 @@
           <w:rFonts w:ascii="times new roman " w:hAnsi="times new roman "/>
           <w:color w:val="000000"/>
           <w:sz w:val="24"/>
+          <w:szCs w:val="24"/>
         </w:rPr>
       </w:r>
     </w:p>
@@ -667,6 +729,7 @@
                 <w:dstrike w:val="false"/>
                 <w:color w:val="000000"/>
                 <w:sz w:val="24"/>
+                <w:szCs w:val="24"/>
                 <w:u w:val="none"/>
                 <w:effect w:val="none"/>
                 <w:shd w:fill="auto" w:val="clear"/>
@@ -683,6 +746,7 @@
                 <w:dstrike w:val="false"/>
                 <w:color w:val="000000"/>
                 <w:sz w:val="24"/>
+                <w:szCs w:val="24"/>
                 <w:u w:val="none"/>
                 <w:effect w:val="none"/>
                 <w:shd w:fill="auto" w:val="clear"/>
@@ -719,6 +783,7 @@
                 <w:dstrike w:val="false"/>
                 <w:color w:val="000000"/>
                 <w:sz w:val="24"/>
+                <w:szCs w:val="24"/>
                 <w:u w:val="none"/>
                 <w:effect w:val="none"/>
                 <w:shd w:fill="auto" w:val="clear"/>
@@ -735,6 +800,7 @@
                 <w:dstrike w:val="false"/>
                 <w:color w:val="000000"/>
                 <w:sz w:val="24"/>
+                <w:szCs w:val="24"/>
                 <w:u w:val="none"/>
                 <w:effect w:val="none"/>
                 <w:shd w:fill="auto" w:val="clear"/>
@@ -771,6 +837,7 @@
                 <w:dstrike w:val="false"/>
                 <w:color w:val="000000"/>
                 <w:sz w:val="24"/>
+                <w:szCs w:val="24"/>
                 <w:u w:val="none"/>
                 <w:effect w:val="none"/>
                 <w:shd w:fill="auto" w:val="clear"/>
@@ -787,6 +854,7 @@
                 <w:dstrike w:val="false"/>
                 <w:color w:val="000000"/>
                 <w:sz w:val="24"/>
+                <w:szCs w:val="24"/>
                 <w:u w:val="none"/>
                 <w:effect w:val="none"/>
                 <w:shd w:fill="auto" w:val="clear"/>
@@ -826,6 +894,7 @@
                 <w:dstrike w:val="false"/>
                 <w:color w:val="000000"/>
                 <w:sz w:val="24"/>
+                <w:szCs w:val="24"/>
                 <w:u w:val="none"/>
                 <w:effect w:val="none"/>
                 <w:shd w:fill="auto" w:val="clear"/>
@@ -842,6 +911,7 @@
                 <w:dstrike w:val="false"/>
                 <w:color w:val="000000"/>
                 <w:sz w:val="24"/>
+                <w:szCs w:val="24"/>
                 <w:u w:val="none"/>
                 <w:effect w:val="none"/>
                 <w:shd w:fill="auto" w:val="clear"/>
@@ -879,6 +949,7 @@
                 <w:dstrike w:val="false"/>
                 <w:color w:val="000000"/>
                 <w:sz w:val="24"/>
+                <w:szCs w:val="24"/>
                 <w:u w:val="none"/>
                 <w:effect w:val="none"/>
                 <w:shd w:fill="auto" w:val="clear"/>
@@ -896,6 +967,7 @@
                 <w:dstrike w:val="false"/>
                 <w:color w:val="000000"/>
                 <w:sz w:val="24"/>
+                <w:szCs w:val="24"/>
                 <w:u w:val="none"/>
                 <w:effect w:val="none"/>
                 <w:shd w:fill="auto" w:val="clear"/>
@@ -933,6 +1005,7 @@
                 <w:dstrike w:val="false"/>
                 <w:color w:val="000000"/>
                 <w:sz w:val="24"/>
+                <w:szCs w:val="24"/>
                 <w:u w:val="none"/>
                 <w:effect w:val="none"/>
                 <w:shd w:fill="auto" w:val="clear"/>
@@ -950,6 +1023,7 @@
                 <w:dstrike w:val="false"/>
                 <w:color w:val="000000"/>
                 <w:sz w:val="24"/>
+                <w:szCs w:val="24"/>
                 <w:u w:val="none"/>
                 <w:effect w:val="none"/>
                 <w:shd w:fill="auto" w:val="clear"/>
@@ -989,6 +1063,7 @@
                 <w:dstrike w:val="false"/>
                 <w:color w:val="000000"/>
                 <w:sz w:val="24"/>
+                <w:szCs w:val="24"/>
                 <w:u w:val="none"/>
                 <w:effect w:val="none"/>
                 <w:shd w:fill="auto" w:val="clear"/>
@@ -1005,6 +1080,7 @@
                 <w:dstrike w:val="false"/>
                 <w:color w:val="000000"/>
                 <w:sz w:val="24"/>
+                <w:szCs w:val="24"/>
                 <w:u w:val="none"/>
                 <w:effect w:val="none"/>
                 <w:shd w:fill="auto" w:val="clear"/>
@@ -1042,6 +1118,7 @@
                 <w:dstrike w:val="false"/>
                 <w:color w:val="000000"/>
                 <w:sz w:val="24"/>
+                <w:szCs w:val="24"/>
                 <w:u w:val="none"/>
                 <w:effect w:val="none"/>
                 <w:shd w:fill="auto" w:val="clear"/>
@@ -1059,6 +1136,7 @@
                 <w:dstrike w:val="false"/>
                 <w:color w:val="000000"/>
                 <w:sz w:val="24"/>
+                <w:szCs w:val="24"/>
                 <w:u w:val="none"/>
                 <w:effect w:val="none"/>
                 <w:shd w:fill="auto" w:val="clear"/>
@@ -1096,6 +1174,7 @@
                 <w:dstrike w:val="false"/>
                 <w:color w:val="000000"/>
                 <w:sz w:val="24"/>
+                <w:szCs w:val="24"/>
                 <w:u w:val="none"/>
                 <w:effect w:val="none"/>
                 <w:shd w:fill="auto" w:val="clear"/>
@@ -1113,6 +1192,7 @@
                 <w:dstrike w:val="false"/>
                 <w:color w:val="000000"/>
                 <w:sz w:val="24"/>
+                <w:szCs w:val="24"/>
                 <w:u w:val="none"/>
                 <w:effect w:val="none"/>
                 <w:shd w:fill="auto" w:val="clear"/>
@@ -1152,6 +1232,7 @@
                 <w:dstrike w:val="false"/>
                 <w:color w:val="000000"/>
                 <w:sz w:val="24"/>
+                <w:szCs w:val="24"/>
                 <w:u w:val="none"/>
                 <w:effect w:val="none"/>
                 <w:shd w:fill="auto" w:val="clear"/>
@@ -1168,6 +1249,7 @@
                 <w:dstrike w:val="false"/>
                 <w:color w:val="000000"/>
                 <w:sz w:val="24"/>
+                <w:szCs w:val="24"/>
                 <w:u w:val="none"/>
                 <w:effect w:val="none"/>
                 <w:shd w:fill="auto" w:val="clear"/>
@@ -1205,6 +1287,7 @@
                 <w:dstrike w:val="false"/>
                 <w:color w:val="000000"/>
                 <w:sz w:val="24"/>
+                <w:szCs w:val="24"/>
                 <w:u w:val="none"/>
                 <w:effect w:val="none"/>
                 <w:shd w:fill="auto" w:val="clear"/>
@@ -1222,6 +1305,7 @@
                 <w:dstrike w:val="false"/>
                 <w:color w:val="000000"/>
                 <w:sz w:val="24"/>
+                <w:szCs w:val="24"/>
                 <w:u w:val="none"/>
                 <w:effect w:val="none"/>
                 <w:shd w:fill="auto" w:val="clear"/>
@@ -1259,6 +1343,7 @@
                 <w:dstrike w:val="false"/>
                 <w:color w:val="000000"/>
                 <w:sz w:val="24"/>
+                <w:szCs w:val="24"/>
                 <w:u w:val="none"/>
                 <w:effect w:val="none"/>
                 <w:shd w:fill="auto" w:val="clear"/>
@@ -1276,6 +1361,7 @@
                 <w:dstrike w:val="false"/>
                 <w:color w:val="000000"/>
                 <w:sz w:val="24"/>
+                <w:szCs w:val="24"/>
                 <w:u w:val="none"/>
                 <w:effect w:val="none"/>
                 <w:shd w:fill="auto" w:val="clear"/>
@@ -1315,6 +1401,7 @@
                 <w:dstrike w:val="false"/>
                 <w:color w:val="000000"/>
                 <w:sz w:val="24"/>
+                <w:szCs w:val="24"/>
                 <w:u w:val="none"/>
                 <w:effect w:val="none"/>
                 <w:shd w:fill="auto" w:val="clear"/>
@@ -1331,6 +1418,7 @@
                 <w:dstrike w:val="false"/>
                 <w:color w:val="000000"/>
                 <w:sz w:val="24"/>
+                <w:szCs w:val="24"/>
                 <w:u w:val="none"/>
                 <w:effect w:val="none"/>
                 <w:shd w:fill="auto" w:val="clear"/>
@@ -1368,6 +1456,7 @@
                 <w:dstrike w:val="false"/>
                 <w:color w:val="000000"/>
                 <w:sz w:val="24"/>
+                <w:szCs w:val="24"/>
                 <w:u w:val="none"/>
                 <w:effect w:val="none"/>
                 <w:shd w:fill="auto" w:val="clear"/>
@@ -1385,6 +1474,7 @@
                 <w:dstrike w:val="false"/>
                 <w:color w:val="000000"/>
                 <w:sz w:val="24"/>
+                <w:szCs w:val="24"/>
                 <w:u w:val="none"/>
                 <w:effect w:val="none"/>
                 <w:shd w:fill="auto" w:val="clear"/>
@@ -1422,6 +1512,7 @@
                 <w:dstrike w:val="false"/>
                 <w:color w:val="000000"/>
                 <w:sz w:val="24"/>
+                <w:szCs w:val="24"/>
                 <w:u w:val="none"/>
                 <w:effect w:val="none"/>
                 <w:shd w:fill="auto" w:val="clear"/>
@@ -1439,6 +1530,7 @@
                 <w:dstrike w:val="false"/>
                 <w:color w:val="000000"/>
                 <w:sz w:val="24"/>
+                <w:szCs w:val="24"/>
                 <w:u w:val="none"/>
                 <w:effect w:val="none"/>
                 <w:shd w:fill="auto" w:val="clear"/>
@@ -1478,6 +1570,7 @@
                 <w:dstrike w:val="false"/>
                 <w:color w:val="000000"/>
                 <w:sz w:val="24"/>
+                <w:szCs w:val="24"/>
                 <w:u w:val="none"/>
                 <w:effect w:val="none"/>
                 <w:shd w:fill="auto" w:val="clear"/>
@@ -1494,6 +1587,7 @@
                 <w:dstrike w:val="false"/>
                 <w:color w:val="000000"/>
                 <w:sz w:val="24"/>
+                <w:szCs w:val="24"/>
                 <w:u w:val="none"/>
                 <w:effect w:val="none"/>
                 <w:shd w:fill="auto" w:val="clear"/>
@@ -1531,6 +1625,7 @@
                 <w:dstrike w:val="false"/>
                 <w:color w:val="000000"/>
                 <w:sz w:val="24"/>
+                <w:szCs w:val="24"/>
                 <w:u w:val="none"/>
                 <w:effect w:val="none"/>
                 <w:shd w:fill="auto" w:val="clear"/>
@@ -1548,6 +1643,7 @@
                 <w:dstrike w:val="false"/>
                 <w:color w:val="000000"/>
                 <w:sz w:val="24"/>
+                <w:szCs w:val="24"/>
                 <w:u w:val="none"/>
                 <w:effect w:val="none"/>
                 <w:shd w:fill="auto" w:val="clear"/>
@@ -1585,6 +1681,7 @@
                 <w:dstrike w:val="false"/>
                 <w:color w:val="000000"/>
                 <w:sz w:val="24"/>
+                <w:szCs w:val="24"/>
                 <w:u w:val="none"/>
                 <w:effect w:val="none"/>
                 <w:shd w:fill="auto" w:val="clear"/>
@@ -1602,6 +1699,7 @@
                 <w:dstrike w:val="false"/>
                 <w:color w:val="000000"/>
                 <w:sz w:val="24"/>
+                <w:szCs w:val="24"/>
                 <w:u w:val="none"/>
                 <w:effect w:val="none"/>
                 <w:shd w:fill="auto" w:val="clear"/>
@@ -1641,6 +1739,7 @@
                 <w:dstrike w:val="false"/>
                 <w:color w:val="000000"/>
                 <w:sz w:val="24"/>
+                <w:szCs w:val="24"/>
                 <w:u w:val="none"/>
                 <w:effect w:val="none"/>
                 <w:shd w:fill="auto" w:val="clear"/>
@@ -1657,6 +1756,7 @@
                 <w:dstrike w:val="false"/>
                 <w:color w:val="000000"/>
                 <w:sz w:val="24"/>
+                <w:szCs w:val="24"/>
                 <w:u w:val="none"/>
                 <w:effect w:val="none"/>
                 <w:shd w:fill="auto" w:val="clear"/>
@@ -1694,6 +1794,7 @@
                 <w:dstrike w:val="false"/>
                 <w:color w:val="000000"/>
                 <w:sz w:val="24"/>
+                <w:szCs w:val="24"/>
                 <w:u w:val="none"/>
                 <w:effect w:val="none"/>
                 <w:shd w:fill="auto" w:val="clear"/>
@@ -1711,6 +1812,7 @@
                 <w:dstrike w:val="false"/>
                 <w:color w:val="000000"/>
                 <w:sz w:val="24"/>
+                <w:szCs w:val="24"/>
                 <w:u w:val="none"/>
                 <w:effect w:val="none"/>
                 <w:shd w:fill="auto" w:val="clear"/>
@@ -1748,6 +1850,7 @@
                 <w:dstrike w:val="false"/>
                 <w:color w:val="000000"/>
                 <w:sz w:val="24"/>
+                <w:szCs w:val="24"/>
                 <w:u w:val="none"/>
                 <w:effect w:val="none"/>
                 <w:shd w:fill="auto" w:val="clear"/>
@@ -1765,6 +1868,7 @@
                 <w:dstrike w:val="false"/>
                 <w:color w:val="000000"/>
                 <w:sz w:val="24"/>
+                <w:szCs w:val="24"/>
                 <w:u w:val="none"/>
                 <w:effect w:val="none"/>
                 <w:shd w:fill="auto" w:val="clear"/>
@@ -1804,6 +1908,7 @@
                 <w:dstrike w:val="false"/>
                 <w:color w:val="000000"/>
                 <w:sz w:val="24"/>
+                <w:szCs w:val="24"/>
                 <w:u w:val="none"/>
                 <w:effect w:val="none"/>
                 <w:shd w:fill="auto" w:val="clear"/>
@@ -1820,6 +1925,7 @@
                 <w:dstrike w:val="false"/>
                 <w:color w:val="000000"/>
                 <w:sz w:val="24"/>
+                <w:szCs w:val="24"/>
                 <w:u w:val="none"/>
                 <w:effect w:val="none"/>
                 <w:shd w:fill="auto" w:val="clear"/>
@@ -1857,6 +1963,7 @@
                 <w:dstrike w:val="false"/>
                 <w:color w:val="000000"/>
                 <w:sz w:val="24"/>
+                <w:szCs w:val="24"/>
                 <w:u w:val="none"/>
                 <w:effect w:val="none"/>
                 <w:shd w:fill="auto" w:val="clear"/>
@@ -1874,6 +1981,7 @@
                 <w:dstrike w:val="false"/>
                 <w:color w:val="000000"/>
                 <w:sz w:val="24"/>
+                <w:szCs w:val="24"/>
                 <w:u w:val="none"/>
                 <w:effect w:val="none"/>
                 <w:shd w:fill="auto" w:val="clear"/>
@@ -1911,6 +2019,7 @@
                 <w:dstrike w:val="false"/>
                 <w:color w:val="000000"/>
                 <w:sz w:val="24"/>
+                <w:szCs w:val="24"/>
                 <w:u w:val="none"/>
                 <w:effect w:val="none"/>
                 <w:shd w:fill="auto" w:val="clear"/>
@@ -1928,6 +2037,7 @@
                 <w:dstrike w:val="false"/>
                 <w:color w:val="000000"/>
                 <w:sz w:val="24"/>
+                <w:szCs w:val="24"/>
                 <w:u w:val="none"/>
                 <w:effect w:val="none"/>
                 <w:shd w:fill="auto" w:val="clear"/>
@@ -1967,6 +2077,7 @@
                 <w:dstrike w:val="false"/>
                 <w:color w:val="000000"/>
                 <w:sz w:val="24"/>
+                <w:szCs w:val="24"/>
                 <w:u w:val="none"/>
                 <w:effect w:val="none"/>
                 <w:shd w:fill="auto" w:val="clear"/>
@@ -1983,6 +2094,7 @@
                 <w:dstrike w:val="false"/>
                 <w:color w:val="000000"/>
                 <w:sz w:val="24"/>
+                <w:szCs w:val="24"/>
                 <w:u w:val="none"/>
                 <w:effect w:val="none"/>
                 <w:shd w:fill="auto" w:val="clear"/>
@@ -2020,6 +2132,7 @@
                 <w:dstrike w:val="false"/>
                 <w:color w:val="000000"/>
                 <w:sz w:val="24"/>
+                <w:szCs w:val="24"/>
                 <w:u w:val="none"/>
                 <w:effect w:val="none"/>
                 <w:shd w:fill="auto" w:val="clear"/>
@@ -2037,6 +2150,7 @@
                 <w:dstrike w:val="false"/>
                 <w:color w:val="000000"/>
                 <w:sz w:val="24"/>
+                <w:szCs w:val="24"/>
                 <w:u w:val="none"/>
                 <w:effect w:val="none"/>
                 <w:shd w:fill="auto" w:val="clear"/>
@@ -2074,6 +2188,7 @@
                 <w:dstrike w:val="false"/>
                 <w:color w:val="000000"/>
                 <w:sz w:val="24"/>
+                <w:szCs w:val="24"/>
                 <w:u w:val="none"/>
                 <w:effect w:val="none"/>
                 <w:shd w:fill="auto" w:val="clear"/>
@@ -2091,6 +2206,7 @@
                 <w:dstrike w:val="false"/>
                 <w:color w:val="000000"/>
                 <w:sz w:val="24"/>
+                <w:szCs w:val="24"/>
                 <w:u w:val="none"/>
                 <w:effect w:val="none"/>
                 <w:shd w:fill="auto" w:val="clear"/>
@@ -2116,7 +2232,8 @@
           <w:strike w:val="false"/>
           <w:dstrike w:val="false"/>
           <w:color w:val="000000"/>
-          <w:sz w:val="26"/>
+          <w:sz w:val="24"/>
+          <w:szCs w:val="24"/>
           <w:u w:val="none"/>
           <w:effect w:val="none"/>
           <w:shd w:fill="auto" w:val="clear"/>
@@ -2132,7 +2249,8 @@
           <w:strike w:val="false"/>
           <w:dstrike w:val="false"/>
           <w:color w:val="000000"/>
-          <w:sz w:val="26"/>
+          <w:sz w:val="24"/>
+          <w:szCs w:val="24"/>
           <w:u w:val="none"/>
           <w:effect w:val="none"/>
           <w:shd w:fill="auto" w:val="clear"/>
@@ -2156,6 +2274,7 @@
           <w:dstrike w:val="false"/>
           <w:color w:val="000000"/>
           <w:sz w:val="24"/>
+          <w:szCs w:val="24"/>
           <w:u w:val="none"/>
           <w:effect w:val="none"/>
           <w:shd w:fill="auto" w:val="clear"/>
@@ -2172,6 +2291,7 @@
           <w:dstrike w:val="false"/>
           <w:color w:val="000000"/>
           <w:sz w:val="24"/>
+          <w:szCs w:val="24"/>
           <w:u w:val="none"/>
           <w:effect w:val="none"/>
           <w:shd w:fill="auto" w:val="clear"/>
@@ -2195,6 +2315,7 @@
           <w:dstrike w:val="false"/>
           <w:color w:val="000000"/>
           <w:sz w:val="24"/>
+          <w:szCs w:val="24"/>
           <w:u w:val="none"/>
           <w:effect w:val="none"/>
           <w:shd w:fill="auto" w:val="clear"/>
@@ -2211,6 +2332,7 @@
           <w:dstrike w:val="false"/>
           <w:color w:val="000000"/>
           <w:sz w:val="24"/>
+          <w:szCs w:val="24"/>
           <w:u w:val="none"/>
           <w:effect w:val="none"/>
           <w:shd w:fill="auto" w:val="clear"/>
@@ -2234,6 +2356,7 @@
           <w:dstrike w:val="false"/>
           <w:color w:val="000000"/>
           <w:sz w:val="24"/>
+          <w:szCs w:val="24"/>
           <w:u w:val="none"/>
           <w:effect w:val="none"/>
           <w:shd w:fill="auto" w:val="clear"/>
@@ -2250,6 +2373,7 @@
           <w:dstrike w:val="false"/>
           <w:color w:val="000000"/>
           <w:sz w:val="24"/>
+          <w:szCs w:val="24"/>
           <w:u w:val="none"/>
           <w:effect w:val="none"/>
           <w:shd w:fill="auto" w:val="clear"/>
@@ -2272,7 +2396,8 @@
           <w:strike w:val="false"/>
           <w:dstrike w:val="false"/>
           <w:color w:val="000000"/>
-          <w:sz w:val="26"/>
+          <w:sz w:val="24"/>
+          <w:szCs w:val="24"/>
           <w:u w:val="none"/>
           <w:effect w:val="none"/>
           <w:shd w:fill="auto" w:val="clear"/>
@@ -2290,7 +2415,8 @@
           <w:strike w:val="false"/>
           <w:dstrike w:val="false"/>
           <w:color w:val="000000"/>
-          <w:sz w:val="26"/>
+          <w:sz w:val="24"/>
+          <w:szCs w:val="24"/>
           <w:u w:val="none"/>
           <w:effect w:val="none"/>
           <w:shd w:fill="auto" w:val="clear"/>
@@ -2323,6 +2449,7 @@
           <w:dstrike w:val="false"/>
           <w:color w:val="000000"/>
           <w:sz w:val="24"/>
+          <w:szCs w:val="24"/>
           <w:u w:val="none"/>
           <w:effect w:val="none"/>
           <w:shd w:fill="auto" w:val="clear"/>
@@ -2339,6 +2466,7 @@
           <w:dstrike w:val="false"/>
           <w:color w:val="000000"/>
           <w:sz w:val="24"/>
+          <w:szCs w:val="24"/>
           <w:u w:val="none"/>
           <w:effect w:val="none"/>
           <w:shd w:fill="auto" w:val="clear"/>
@@ -2371,6 +2499,7 @@
           <w:dstrike w:val="false"/>
           <w:color w:val="000000"/>
           <w:sz w:val="24"/>
+          <w:szCs w:val="24"/>
           <w:u w:val="none"/>
           <w:effect w:val="none"/>
           <w:shd w:fill="auto" w:val="clear"/>
@@ -2387,6 +2516,7 @@
           <w:dstrike w:val="false"/>
           <w:color w:val="000000"/>
           <w:sz w:val="24"/>
+          <w:szCs w:val="24"/>
           <w:u w:val="none"/>
           <w:effect w:val="none"/>
           <w:shd w:fill="auto" w:val="clear"/>
@@ -2419,6 +2549,7 @@
           <w:dstrike w:val="false"/>
           <w:color w:val="000000"/>
           <w:sz w:val="24"/>
+          <w:szCs w:val="24"/>
           <w:u w:val="none"/>
           <w:effect w:val="none"/>
           <w:shd w:fill="auto" w:val="clear"/>
@@ -2435,6 +2566,7 @@
           <w:dstrike w:val="false"/>
           <w:color w:val="000000"/>
           <w:sz w:val="24"/>
+          <w:szCs w:val="24"/>
           <w:u w:val="none"/>
           <w:effect w:val="none"/>
           <w:shd w:fill="auto" w:val="clear"/>
@@ -2467,6 +2599,7 @@
           <w:dstrike w:val="false"/>
           <w:color w:val="000000"/>
           <w:sz w:val="24"/>
+          <w:szCs w:val="24"/>
           <w:u w:val="none"/>
           <w:effect w:val="none"/>
           <w:shd w:fill="auto" w:val="clear"/>
@@ -2483,6 +2616,7 @@
           <w:dstrike w:val="false"/>
           <w:color w:val="000000"/>
           <w:sz w:val="24"/>
+          <w:szCs w:val="24"/>
           <w:u w:val="none"/>
           <w:effect w:val="none"/>
           <w:shd w:fill="auto" w:val="clear"/>
@@ -2515,6 +2649,7 @@
           <w:dstrike w:val="false"/>
           <w:color w:val="000000"/>
           <w:sz w:val="24"/>
+          <w:szCs w:val="24"/>
           <w:u w:val="none"/>
           <w:effect w:val="none"/>
           <w:shd w:fill="auto" w:val="clear"/>
@@ -2531,6 +2666,7 @@
           <w:dstrike w:val="false"/>
           <w:color w:val="000000"/>
           <w:sz w:val="24"/>
+          <w:szCs w:val="24"/>
           <w:u w:val="none"/>
           <w:effect w:val="none"/>
           <w:shd w:fill="auto" w:val="clear"/>
@@ -2563,6 +2699,7 @@
           <w:dstrike w:val="false"/>
           <w:color w:val="000000"/>
           <w:sz w:val="24"/>
+          <w:szCs w:val="24"/>
           <w:u w:val="none"/>
           <w:effect w:val="none"/>
           <w:shd w:fill="auto" w:val="clear"/>
@@ -2579,6 +2716,7 @@
           <w:dstrike w:val="false"/>
           <w:color w:val="000000"/>
           <w:sz w:val="24"/>
+          <w:szCs w:val="24"/>
           <w:u w:val="none"/>
           <w:effect w:val="none"/>
           <w:shd w:fill="auto" w:val="clear"/>
@@ -2601,7 +2739,8 @@
           <w:strike w:val="false"/>
           <w:dstrike w:val="false"/>
           <w:color w:val="000000"/>
-          <w:sz w:val="26"/>
+          <w:sz w:val="24"/>
+          <w:szCs w:val="24"/>
           <w:u w:val="none"/>
           <w:effect w:val="none"/>
           <w:shd w:fill="auto" w:val="clear"/>
@@ -2617,7 +2756,8 @@
           <w:strike w:val="false"/>
           <w:dstrike w:val="false"/>
           <w:color w:val="000000"/>
-          <w:sz w:val="26"/>
+          <w:sz w:val="24"/>
+          <w:szCs w:val="24"/>
           <w:u w:val="none"/>
           <w:effect w:val="none"/>
           <w:shd w:fill="auto" w:val="clear"/>
@@ -2650,6 +2790,7 @@
           <w:dstrike w:val="false"/>
           <w:color w:val="000000"/>
           <w:sz w:val="24"/>
+          <w:szCs w:val="24"/>
           <w:u w:val="none"/>
           <w:effect w:val="none"/>
           <w:shd w:fill="auto" w:val="clear"/>
@@ -2666,6 +2807,7 @@
           <w:dstrike w:val="false"/>
           <w:color w:val="000000"/>
           <w:sz w:val="24"/>
+          <w:szCs w:val="24"/>
           <w:u w:val="none"/>
           <w:effect w:val="none"/>
           <w:shd w:fill="auto" w:val="clear"/>
@@ -2698,6 +2840,7 @@
           <w:dstrike w:val="false"/>
           <w:color w:val="000000"/>
           <w:sz w:val="24"/>
+          <w:szCs w:val="24"/>
           <w:u w:val="none"/>
           <w:effect w:val="none"/>
           <w:shd w:fill="auto" w:val="clear"/>
@@ -2714,6 +2857,7 @@
           <w:dstrike w:val="false"/>
           <w:color w:val="000000"/>
           <w:sz w:val="24"/>
+          <w:szCs w:val="24"/>
           <w:u w:val="none"/>
           <w:effect w:val="none"/>
           <w:shd w:fill="auto" w:val="clear"/>
@@ -2746,6 +2890,7 @@
           <w:dstrike w:val="false"/>
           <w:color w:val="000000"/>
           <w:sz w:val="24"/>
+          <w:szCs w:val="24"/>
           <w:u w:val="none"/>
           <w:effect w:val="none"/>
           <w:shd w:fill="auto" w:val="clear"/>
@@ -2762,6 +2907,7 @@
           <w:dstrike w:val="false"/>
           <w:color w:val="000000"/>
           <w:sz w:val="24"/>
+          <w:szCs w:val="24"/>
           <w:u w:val="none"/>
           <w:effect w:val="none"/>
           <w:shd w:fill="auto" w:val="clear"/>
@@ -2794,6 +2940,7 @@
           <w:dstrike w:val="false"/>
           <w:color w:val="000000"/>
           <w:sz w:val="24"/>
+          <w:szCs w:val="24"/>
           <w:u w:val="none"/>
           <w:effect w:val="none"/>
           <w:shd w:fill="auto" w:val="clear"/>
@@ -2810,6 +2957,7 @@
           <w:dstrike w:val="false"/>
           <w:color w:val="000000"/>
           <w:sz w:val="24"/>
+          <w:szCs w:val="24"/>
           <w:u w:val="none"/>
           <w:effect w:val="none"/>
           <w:shd w:fill="auto" w:val="clear"/>
@@ -2842,6 +2990,7 @@
           <w:dstrike w:val="false"/>
           <w:color w:val="000000"/>
           <w:sz w:val="24"/>
+          <w:szCs w:val="24"/>
           <w:u w:val="none"/>
           <w:effect w:val="none"/>
           <w:shd w:fill="auto" w:val="clear"/>
@@ -2858,6 +3007,7 @@
           <w:dstrike w:val="false"/>
           <w:color w:val="000000"/>
           <w:sz w:val="24"/>
+          <w:szCs w:val="24"/>
           <w:u w:val="none"/>
           <w:effect w:val="none"/>
           <w:shd w:fill="auto" w:val="clear"/>
@@ -2868,8 +3018,9 @@
     <w:p>
       <w:pPr>
         <w:pStyle w:val="BodyText"/>
+        <w:pBdr/>
         <w:bidi w:val="0"/>
-        <w:spacing w:lineRule="auto" w:line="331" w:before="240" w:after="240"/>
+        <w:spacing w:lineRule="auto" w:line="331" w:before="0" w:after="240"/>
         <w:ind w:hanging="0" w:start="0" w:end="0"/>
         <w:rPr>
           <w:rFonts w:ascii="times new roman " w:hAnsi="times new roman "/>
@@ -2881,6 +3032,7 @@
           <w:dstrike w:val="false"/>
           <w:color w:val="000000"/>
           <w:sz w:val="24"/>
+          <w:szCs w:val="24"/>
           <w:u w:val="none"/>
           <w:effect w:val="none"/>
           <w:shd w:fill="auto" w:val="clear"/>
@@ -2897,10 +3049,100 @@
           <w:dstrike w:val="false"/>
           <w:color w:val="000000"/>
           <w:sz w:val="24"/>
+          <w:szCs w:val="24"/>
           <w:u w:val="none"/>
           <w:effect w:val="none"/>
           <w:shd w:fill="auto" w:val="clear"/>
         </w:rPr>
+      </w:r>
+    </w:p>
+    <w:p>
+      <w:pPr>
+        <w:pStyle w:val="BodyText"/>
+        <w:pBdr/>
+        <w:bidi w:val="0"/>
+        <w:spacing w:lineRule="auto" w:line="331" w:before="0" w:after="240"/>
+        <w:ind w:hanging="0" w:start="0" w:end="0"/>
+        <w:rPr>
+          <w:rFonts w:ascii="times new roman " w:hAnsi="times new roman "/>
+          <w:b w:val="false"/>
+          <w:i w:val="false"/>
+          <w:caps w:val="false"/>
+          <w:smallCaps w:val="false"/>
+          <w:strike w:val="false"/>
+          <w:dstrike w:val="false"/>
+          <w:color w:val="000000"/>
+          <w:sz w:val="24"/>
+          <w:szCs w:val="24"/>
+          <w:u w:val="none"/>
+          <w:effect w:val="none"/>
+          <w:shd w:fill="auto" w:val="clear"/>
+        </w:rPr>
+      </w:pPr>
+      <w:r>
+        <w:rPr>
+          <w:rFonts w:ascii="times new roman " w:hAnsi="times new roman "/>
+          <w:b w:val="false"/>
+          <w:i w:val="false"/>
+          <w:caps w:val="false"/>
+          <w:smallCaps w:val="false"/>
+          <w:strike w:val="false"/>
+          <w:dstrike w:val="false"/>
+          <w:color w:val="000000"/>
+          <w:sz w:val="24"/>
+          <w:szCs w:val="24"/>
+          <w:u w:val="none"/>
+          <w:effect w:val="none"/>
+          <w:shd w:fill="auto" w:val="clear"/>
+        </w:rPr>
+      </w:r>
+    </w:p>
+    <w:p>
+      <w:pPr>
+        <w:pStyle w:val="Normal"/>
+        <w:numPr>
+          <w:ilvl w:val="0"/>
+          <w:numId w:val="0"/>
+        </w:numPr>
+        <w:pBdr/>
+        <w:bidi w:val="0"/>
+        <w:spacing w:lineRule="auto" w:line="331" w:before="0" w:after="240"/>
+        <w:ind w:hanging="0" w:start="0" w:end="0"/>
+        <w:rPr>
+          <w:rFonts w:ascii="times new roman " w:hAnsi="times new roman "/>
+          <w:b/>
+          <w:i w:val="false"/>
+          <w:caps w:val="false"/>
+          <w:smallCaps w:val="false"/>
+          <w:strike w:val="false"/>
+          <w:dstrike w:val="false"/>
+          <w:color w:val="000000"/>
+          <w:sz w:val="24"/>
+          <w:szCs w:val="24"/>
+          <w:u w:val="none"/>
+          <w:effect w:val="none"/>
+          <w:shd w:fill="auto" w:val="clear"/>
+        </w:rPr>
+      </w:pPr>
+      <w:bookmarkStart w:id="3" w:name="docs-internal-guid-cb7f2303-7fff-e1d6-74"/>
+      <w:bookmarkEnd w:id="3"/>
+      <w:r>
+        <w:rPr>
+          <w:rFonts w:ascii="times new roman " w:hAnsi="times new roman "/>
+          <w:b/>
+          <w:i w:val="false"/>
+          <w:caps w:val="false"/>
+          <w:smallCaps w:val="false"/>
+          <w:strike w:val="false"/>
+          <w:dstrike w:val="false"/>
+          <w:color w:val="000000"/>
+          <w:sz w:val="24"/>
+          <w:szCs w:val="24"/>
+          <w:u w:val="none"/>
+          <w:effect w:val="none"/>
+          <w:shd w:fill="auto" w:val="clear"/>
+        </w:rPr>
+        <w:t>2.1 Requisitos Funcionales</w:t>
       </w:r>
     </w:p>
     <w:p>
@@ -2912,66 +3154,3038 @@
         </w:numPr>
         <w:pBdr/>
         <w:bidi w:val="0"/>
-        <w:spacing w:lineRule="auto" w:line="331" w:before="0" w:after="0"/>
+        <w:spacing w:lineRule="auto" w:line="331" w:before="0" w:after="240"/>
         <w:ind w:hanging="0" w:start="0" w:end="0"/>
         <w:rPr>
           <w:rFonts w:ascii="times new roman " w:hAnsi="times new roman "/>
-          <w:b w:val="false"/>
-          <w:i w:val="false"/>
-          <w:caps w:val="false"/>
-          <w:smallCaps w:val="false"/>
-          <w:strike w:val="false"/>
-          <w:dstrike w:val="false"/>
-          <w:color w:val="000000"/>
-          <w:sz w:val="24"/>
-          <w:szCs w:val="24"/>
-          <w:u w:val="none"/>
-          <w:effect w:val="none"/>
-          <w:shd w:fill="auto" w:val="clear"/>
+          <w:sz w:val="24"/>
+          <w:szCs w:val="24"/>
         </w:rPr>
       </w:pPr>
       <w:r>
         <w:rPr>
           <w:rFonts w:ascii="times new roman " w:hAnsi="times new roman "/>
-          <w:b w:val="false"/>
-          <w:i w:val="false"/>
-          <w:caps w:val="false"/>
-          <w:smallCaps w:val="false"/>
-          <w:strike w:val="false"/>
-          <w:dstrike w:val="false"/>
-          <w:color w:val="000000"/>
-          <w:sz w:val="24"/>
-          <w:szCs w:val="24"/>
-          <w:u w:val="none"/>
-          <w:effect w:val="none"/>
-          <w:shd w:fill="auto" w:val="clear"/>
+          <w:sz w:val="24"/>
+          <w:szCs w:val="24"/>
+        </w:rPr>
+      </w:r>
+    </w:p>
+    <w:tbl>
+      <w:tblPr>
+        <w:tblW w:w="5000" w:type="pct"/>
+        <w:jc w:val="start"/>
+        <w:tblInd w:w="0" w:type="dxa"/>
+        <w:tblLayout w:type="fixed"/>
+        <w:tblCellMar>
+          <w:top w:w="28" w:type="dxa"/>
+          <w:start w:w="28" w:type="dxa"/>
+          <w:bottom w:w="28" w:type="dxa"/>
+          <w:end w:w="28" w:type="dxa"/>
+        </w:tblCellMar>
+      </w:tblPr>
+      <w:tblGrid>
+        <w:gridCol w:w="795"/>
+        <w:gridCol w:w="7709"/>
+      </w:tblGrid>
+      <w:tr>
+        <w:trPr>
+          <w:tblHeader w:val="true"/>
+        </w:trPr>
+        <w:tc>
+          <w:tcPr>
+            <w:tcW w:w="795" w:type="dxa"/>
+            <w:tcBorders/>
+            <w:vAlign w:val="center"/>
+          </w:tcPr>
+          <w:p>
+            <w:pPr>
+              <w:pStyle w:val="Ttulodelatabla"/>
+              <w:spacing w:before="0" w:after="160"/>
+              <w:rPr>
+                <w:rFonts w:ascii="times new roman " w:hAnsi="times new roman "/>
+                <w:sz w:val="24"/>
+                <w:szCs w:val="24"/>
+              </w:rPr>
+            </w:pPr>
+            <w:r>
+              <w:rPr>
+                <w:rFonts w:ascii="times new roman " w:hAnsi="times new roman "/>
+                <w:sz w:val="24"/>
+                <w:szCs w:val="24"/>
+              </w:rPr>
+              <w:t>Código</w:t>
+            </w:r>
+          </w:p>
+        </w:tc>
+        <w:tc>
+          <w:tcPr>
+            <w:tcW w:w="7709" w:type="dxa"/>
+            <w:tcBorders/>
+            <w:vAlign w:val="center"/>
+          </w:tcPr>
+          <w:p>
+            <w:pPr>
+              <w:pStyle w:val="Ttulodelatabla"/>
+              <w:spacing w:before="0" w:after="160"/>
+              <w:rPr>
+                <w:rFonts w:ascii="times new roman " w:hAnsi="times new roman "/>
+                <w:sz w:val="24"/>
+                <w:szCs w:val="24"/>
+              </w:rPr>
+            </w:pPr>
+            <w:r>
+              <w:rPr>
+                <w:rFonts w:ascii="times new roman " w:hAnsi="times new roman "/>
+                <w:sz w:val="24"/>
+                <w:szCs w:val="24"/>
+              </w:rPr>
+              <w:t>Requisito Funcional</w:t>
+            </w:r>
+          </w:p>
+        </w:tc>
+      </w:tr>
+    </w:tbl>
+    <w:tbl>
+      <w:tblPr>
+        <w:tblW w:w="8504" w:type="dxa"/>
+        <w:jc w:val="start"/>
+        <w:tblInd w:w="0" w:type="dxa"/>
+        <w:tblLayout w:type="fixed"/>
+        <w:tblCellMar>
+          <w:top w:w="28" w:type="dxa"/>
+          <w:start w:w="28" w:type="dxa"/>
+          <w:bottom w:w="28" w:type="dxa"/>
+          <w:end w:w="28" w:type="dxa"/>
+        </w:tblCellMar>
+      </w:tblPr>
+      <w:tblGrid>
+        <w:gridCol w:w="765"/>
+        <w:gridCol w:w="7739"/>
+      </w:tblGrid>
+      <w:tr>
+        <w:trPr/>
+        <w:tc>
+          <w:tcPr>
+            <w:tcW w:w="765" w:type="dxa"/>
+            <w:tcBorders/>
+            <w:vAlign w:val="center"/>
+          </w:tcPr>
+          <w:p>
+            <w:pPr>
+              <w:pStyle w:val="Contenidodelatabla"/>
+              <w:widowControl w:val="false"/>
+              <w:suppressLineNumbers/>
+              <w:spacing w:before="0" w:after="160"/>
+              <w:rPr/>
+            </w:pPr>
+            <w:r>
+              <w:rPr>
+                <w:rStyle w:val="Strong"/>
+                <w:rFonts w:ascii="times new roman " w:hAnsi="times new roman "/>
+                <w:sz w:val="24"/>
+                <w:szCs w:val="24"/>
+              </w:rPr>
+              <w:t>RF01</w:t>
+            </w:r>
+          </w:p>
+        </w:tc>
+        <w:tc>
+          <w:tcPr>
+            <w:tcW w:w="7739" w:type="dxa"/>
+            <w:tcBorders/>
+            <w:vAlign w:val="center"/>
+          </w:tcPr>
+          <w:p>
+            <w:pPr>
+              <w:pStyle w:val="Contenidodelatabla"/>
+              <w:widowControl w:val="false"/>
+              <w:suppressLineNumbers/>
+              <w:spacing w:before="0" w:after="160"/>
+              <w:rPr/>
+            </w:pPr>
+            <w:r>
+              <w:rPr>
+                <w:rStyle w:val="Strong"/>
+                <w:rFonts w:ascii="times new roman " w:hAnsi="times new roman "/>
+                <w:sz w:val="24"/>
+                <w:szCs w:val="24"/>
+              </w:rPr>
+              <w:t>El sistema debe permitir</w:t>
+            </w:r>
+            <w:r>
+              <w:rPr>
+                <w:rFonts w:ascii="times new roman " w:hAnsi="times new roman "/>
+                <w:sz w:val="24"/>
+                <w:szCs w:val="24"/>
+              </w:rPr>
+              <w:t xml:space="preserve"> gestionar el alta e incorporación de clientes residenciales y comerciales, capturando su información técnica y de contacto.</w:t>
+            </w:r>
+          </w:p>
+        </w:tc>
+      </w:tr>
+    </w:tbl>
+    <w:tbl>
+      <w:tblPr>
+        <w:tblW w:w="8504" w:type="dxa"/>
+        <w:jc w:val="start"/>
+        <w:tblInd w:w="0" w:type="dxa"/>
+        <w:tblLayout w:type="fixed"/>
+        <w:tblCellMar>
+          <w:top w:w="28" w:type="dxa"/>
+          <w:start w:w="28" w:type="dxa"/>
+          <w:bottom w:w="28" w:type="dxa"/>
+          <w:end w:w="28" w:type="dxa"/>
+        </w:tblCellMar>
+      </w:tblPr>
+      <w:tblGrid>
+        <w:gridCol w:w="765"/>
+        <w:gridCol w:w="7739"/>
+      </w:tblGrid>
+      <w:tr>
+        <w:trPr/>
+        <w:tc>
+          <w:tcPr>
+            <w:tcW w:w="765" w:type="dxa"/>
+            <w:tcBorders/>
+            <w:vAlign w:val="center"/>
+          </w:tcPr>
+          <w:p>
+            <w:pPr>
+              <w:pStyle w:val="Contenidodelatabla"/>
+              <w:widowControl w:val="false"/>
+              <w:suppressLineNumbers/>
+              <w:spacing w:before="0" w:after="160"/>
+              <w:rPr/>
+            </w:pPr>
+            <w:r>
+              <w:rPr>
+                <w:rStyle w:val="Strong"/>
+                <w:rFonts w:ascii="times new roman " w:hAnsi="times new roman "/>
+                <w:sz w:val="24"/>
+                <w:szCs w:val="24"/>
+              </w:rPr>
+              <w:t>RF02</w:t>
+            </w:r>
+          </w:p>
+        </w:tc>
+        <w:tc>
+          <w:tcPr>
+            <w:tcW w:w="7739" w:type="dxa"/>
+            <w:tcBorders/>
+            <w:vAlign w:val="center"/>
+          </w:tcPr>
+          <w:p>
+            <w:pPr>
+              <w:pStyle w:val="Contenidodelatabla"/>
+              <w:widowControl w:val="false"/>
+              <w:suppressLineNumbers/>
+              <w:spacing w:before="0" w:after="160"/>
+              <w:rPr/>
+            </w:pPr>
+            <w:r>
+              <w:rPr>
+                <w:rStyle w:val="Strong"/>
+                <w:rFonts w:ascii="times new roman " w:hAnsi="times new roman "/>
+                <w:sz w:val="24"/>
+                <w:szCs w:val="24"/>
+              </w:rPr>
+              <w:t>El sistema debe permitir</w:t>
+            </w:r>
+            <w:r>
+              <w:rPr>
+                <w:rFonts w:ascii="times new roman " w:hAnsi="times new roman "/>
+                <w:sz w:val="24"/>
+                <w:szCs w:val="24"/>
+              </w:rPr>
+              <w:t xml:space="preserve"> la actualización, consulta detallada y baja lógica de la información de la base de clientes.</w:t>
+            </w:r>
+          </w:p>
+        </w:tc>
+      </w:tr>
+    </w:tbl>
+    <w:tbl>
+      <w:tblPr>
+        <w:tblW w:w="5000" w:type="pct"/>
+        <w:jc w:val="start"/>
+        <w:tblInd w:w="0" w:type="dxa"/>
+        <w:tblLayout w:type="fixed"/>
+        <w:tblCellMar>
+          <w:top w:w="28" w:type="dxa"/>
+          <w:start w:w="28" w:type="dxa"/>
+          <w:bottom w:w="28" w:type="dxa"/>
+          <w:end w:w="28" w:type="dxa"/>
+        </w:tblCellMar>
+      </w:tblPr>
+      <w:tblGrid>
+        <w:gridCol w:w="795"/>
+        <w:gridCol w:w="7709"/>
+      </w:tblGrid>
+      <w:tr>
+        <w:trPr/>
+        <w:tc>
+          <w:tcPr>
+            <w:tcW w:w="795" w:type="dxa"/>
+            <w:tcBorders/>
+            <w:vAlign w:val="center"/>
+          </w:tcPr>
+          <w:p>
+            <w:pPr>
+              <w:pStyle w:val="Contenidodelatabla"/>
+              <w:widowControl w:val="false"/>
+              <w:suppressLineNumbers/>
+              <w:spacing w:before="0" w:after="160"/>
+              <w:rPr/>
+            </w:pPr>
+            <w:r>
+              <w:rPr>
+                <w:rStyle w:val="Strong"/>
+                <w:rFonts w:ascii="times new roman " w:hAnsi="times new roman "/>
+                <w:sz w:val="24"/>
+                <w:szCs w:val="24"/>
+              </w:rPr>
+              <w:t>RF03</w:t>
+            </w:r>
+          </w:p>
+        </w:tc>
+        <w:tc>
+          <w:tcPr>
+            <w:tcW w:w="7709" w:type="dxa"/>
+            <w:tcBorders/>
+            <w:vAlign w:val="center"/>
+          </w:tcPr>
+          <w:p>
+            <w:pPr>
+              <w:pStyle w:val="Contenidodelatabla"/>
+              <w:widowControl w:val="false"/>
+              <w:suppressLineNumbers/>
+              <w:spacing w:before="0" w:after="160"/>
+              <w:rPr/>
+            </w:pPr>
+            <w:r>
+              <w:rPr>
+                <w:rStyle w:val="Strong"/>
+                <w:rFonts w:ascii="times new roman " w:hAnsi="times new roman "/>
+                <w:sz w:val="24"/>
+                <w:szCs w:val="24"/>
+              </w:rPr>
+              <w:t>El sistema debe permitir</w:t>
+            </w:r>
+            <w:r>
+              <w:rPr>
+                <w:rFonts w:ascii="times new roman " w:hAnsi="times new roman "/>
+                <w:sz w:val="24"/>
+                <w:szCs w:val="24"/>
+              </w:rPr>
+              <w:t xml:space="preserve"> administrar el inventario y la asignación de contenedores vinculados a cada usuario.</w:t>
+            </w:r>
+          </w:p>
+        </w:tc>
+      </w:tr>
+    </w:tbl>
+    <w:tbl>
+      <w:tblPr>
+        <w:tblW w:w="8504" w:type="dxa"/>
+        <w:jc w:val="start"/>
+        <w:tblInd w:w="0" w:type="dxa"/>
+        <w:tblLayout w:type="fixed"/>
+        <w:tblCellMar>
+          <w:top w:w="28" w:type="dxa"/>
+          <w:start w:w="28" w:type="dxa"/>
+          <w:bottom w:w="28" w:type="dxa"/>
+          <w:end w:w="28" w:type="dxa"/>
+        </w:tblCellMar>
+      </w:tblPr>
+      <w:tblGrid>
+        <w:gridCol w:w="795"/>
+        <w:gridCol w:w="7709"/>
+      </w:tblGrid>
+      <w:tr>
+        <w:trPr/>
+        <w:tc>
+          <w:tcPr>
+            <w:tcW w:w="795" w:type="dxa"/>
+            <w:tcBorders/>
+            <w:vAlign w:val="center"/>
+          </w:tcPr>
+          <w:p>
+            <w:pPr>
+              <w:pStyle w:val="Contenidodelatabla"/>
+              <w:widowControl w:val="false"/>
+              <w:suppressLineNumbers/>
+              <w:spacing w:before="0" w:after="160"/>
+              <w:rPr/>
+            </w:pPr>
+            <w:r>
+              <w:rPr>
+                <w:rStyle w:val="Strong"/>
+                <w:rFonts w:ascii="times new roman " w:hAnsi="times new roman "/>
+                <w:sz w:val="24"/>
+                <w:szCs w:val="24"/>
+              </w:rPr>
+              <w:t>RF04</w:t>
+            </w:r>
+          </w:p>
+        </w:tc>
+        <w:tc>
+          <w:tcPr>
+            <w:tcW w:w="7709" w:type="dxa"/>
+            <w:tcBorders/>
+            <w:vAlign w:val="center"/>
+          </w:tcPr>
+          <w:p>
+            <w:pPr>
+              <w:pStyle w:val="Contenidodelatabla"/>
+              <w:widowControl w:val="false"/>
+              <w:suppressLineNumbers/>
+              <w:spacing w:before="0" w:after="160"/>
+              <w:rPr/>
+            </w:pPr>
+            <w:r>
+              <w:rPr>
+                <w:rStyle w:val="Strong"/>
+                <w:rFonts w:ascii="times new roman " w:hAnsi="times new roman "/>
+                <w:sz w:val="24"/>
+                <w:szCs w:val="24"/>
+              </w:rPr>
+              <w:t>El sistema debe permitir</w:t>
+            </w:r>
+            <w:r>
+              <w:rPr>
+                <w:rFonts w:ascii="times new roman " w:hAnsi="times new roman "/>
+                <w:sz w:val="24"/>
+                <w:szCs w:val="24"/>
+              </w:rPr>
+              <w:t xml:space="preserve"> planificar las rutas logísticas de recolección en función de la zonificación geográfica y los esquemas de frecuencia establecidos.</w:t>
+            </w:r>
+          </w:p>
+        </w:tc>
+      </w:tr>
+    </w:tbl>
+    <w:tbl>
+      <w:tblPr>
+        <w:tblW w:w="8504" w:type="dxa"/>
+        <w:jc w:val="start"/>
+        <w:tblInd w:w="0" w:type="dxa"/>
+        <w:tblLayout w:type="fixed"/>
+        <w:tblCellMar>
+          <w:top w:w="28" w:type="dxa"/>
+          <w:start w:w="28" w:type="dxa"/>
+          <w:bottom w:w="28" w:type="dxa"/>
+          <w:end w:w="28" w:type="dxa"/>
+        </w:tblCellMar>
+      </w:tblPr>
+      <w:tblGrid>
+        <w:gridCol w:w="795"/>
+        <w:gridCol w:w="7709"/>
+      </w:tblGrid>
+      <w:tr>
+        <w:trPr/>
+        <w:tc>
+          <w:tcPr>
+            <w:tcW w:w="795" w:type="dxa"/>
+            <w:tcBorders/>
+            <w:vAlign w:val="center"/>
+          </w:tcPr>
+          <w:p>
+            <w:pPr>
+              <w:pStyle w:val="Contenidodelatabla"/>
+              <w:widowControl w:val="false"/>
+              <w:suppressLineNumbers/>
+              <w:spacing w:before="0" w:after="160"/>
+              <w:rPr/>
+            </w:pPr>
+            <w:r>
+              <w:rPr>
+                <w:rStyle w:val="Strong"/>
+                <w:rFonts w:ascii="times new roman " w:hAnsi="times new roman "/>
+                <w:sz w:val="24"/>
+                <w:szCs w:val="24"/>
+              </w:rPr>
+              <w:t>RF05</w:t>
+            </w:r>
+          </w:p>
+        </w:tc>
+        <w:tc>
+          <w:tcPr>
+            <w:tcW w:w="7709" w:type="dxa"/>
+            <w:tcBorders/>
+            <w:vAlign w:val="center"/>
+          </w:tcPr>
+          <w:p>
+            <w:pPr>
+              <w:pStyle w:val="Contenidodelatabla"/>
+              <w:widowControl w:val="false"/>
+              <w:suppressLineNumbers/>
+              <w:spacing w:before="0" w:after="160"/>
+              <w:rPr/>
+            </w:pPr>
+            <w:r>
+              <w:rPr>
+                <w:rStyle w:val="Strong"/>
+                <w:rFonts w:ascii="times new roman " w:hAnsi="times new roman "/>
+                <w:sz w:val="24"/>
+                <w:szCs w:val="24"/>
+              </w:rPr>
+              <w:t>El sistema debe permitir</w:t>
+            </w:r>
+            <w:r>
+              <w:rPr>
+                <w:rFonts w:ascii="times new roman " w:hAnsi="times new roman "/>
+                <w:sz w:val="24"/>
+                <w:szCs w:val="24"/>
+              </w:rPr>
+              <w:t xml:space="preserve"> coordinar la asignación del personal operativo de recolección a las distintas rutas programadas.</w:t>
+            </w:r>
+          </w:p>
+        </w:tc>
+      </w:tr>
+    </w:tbl>
+    <w:tbl>
+      <w:tblPr>
+        <w:tblW w:w="8504" w:type="dxa"/>
+        <w:jc w:val="start"/>
+        <w:tblInd w:w="0" w:type="dxa"/>
+        <w:tblLayout w:type="fixed"/>
+        <w:tblCellMar>
+          <w:top w:w="28" w:type="dxa"/>
+          <w:start w:w="28" w:type="dxa"/>
+          <w:bottom w:w="28" w:type="dxa"/>
+          <w:end w:w="28" w:type="dxa"/>
+        </w:tblCellMar>
+      </w:tblPr>
+      <w:tblGrid>
+        <w:gridCol w:w="795"/>
+        <w:gridCol w:w="7709"/>
+      </w:tblGrid>
+      <w:tr>
+        <w:trPr/>
+        <w:tc>
+          <w:tcPr>
+            <w:tcW w:w="795" w:type="dxa"/>
+            <w:tcBorders/>
+            <w:vAlign w:val="center"/>
+          </w:tcPr>
+          <w:p>
+            <w:pPr>
+              <w:pStyle w:val="Contenidodelatabla"/>
+              <w:widowControl w:val="false"/>
+              <w:suppressLineNumbers/>
+              <w:spacing w:before="0" w:after="160"/>
+              <w:rPr/>
+            </w:pPr>
+            <w:r>
+              <w:rPr>
+                <w:rStyle w:val="Strong"/>
+                <w:rFonts w:ascii="times new roman " w:hAnsi="times new roman "/>
+                <w:sz w:val="24"/>
+                <w:szCs w:val="24"/>
+              </w:rPr>
+              <w:t>RF06</w:t>
+            </w:r>
+          </w:p>
+        </w:tc>
+        <w:tc>
+          <w:tcPr>
+            <w:tcW w:w="7709" w:type="dxa"/>
+            <w:tcBorders/>
+            <w:vAlign w:val="center"/>
+          </w:tcPr>
+          <w:p>
+            <w:pPr>
+              <w:pStyle w:val="Contenidodelatabla"/>
+              <w:widowControl w:val="false"/>
+              <w:suppressLineNumbers/>
+              <w:spacing w:before="0" w:after="160"/>
+              <w:rPr/>
+            </w:pPr>
+            <w:r>
+              <w:rPr>
+                <w:rStyle w:val="Strong"/>
+                <w:rFonts w:ascii="times new roman " w:hAnsi="times new roman "/>
+                <w:sz w:val="24"/>
+                <w:szCs w:val="24"/>
+              </w:rPr>
+              <w:t>El sistema debe permitir</w:t>
+            </w:r>
+            <w:r>
+              <w:rPr>
+                <w:rFonts w:ascii="times new roman " w:hAnsi="times new roman "/>
+                <w:sz w:val="24"/>
+                <w:szCs w:val="24"/>
+              </w:rPr>
+              <w:t xml:space="preserve"> habilitar la consulta de rutas e itinerarios asignados directamente al personal de campo.</w:t>
+            </w:r>
+          </w:p>
+        </w:tc>
+      </w:tr>
+    </w:tbl>
+    <w:tbl>
+      <w:tblPr>
+        <w:tblW w:w="8504" w:type="dxa"/>
+        <w:jc w:val="start"/>
+        <w:tblInd w:w="0" w:type="dxa"/>
+        <w:tblLayout w:type="fixed"/>
+        <w:tblCellMar>
+          <w:top w:w="28" w:type="dxa"/>
+          <w:start w:w="28" w:type="dxa"/>
+          <w:bottom w:w="28" w:type="dxa"/>
+          <w:end w:w="28" w:type="dxa"/>
+        </w:tblCellMar>
+      </w:tblPr>
+      <w:tblGrid>
+        <w:gridCol w:w="795"/>
+        <w:gridCol w:w="7709"/>
+      </w:tblGrid>
+      <w:tr>
+        <w:trPr/>
+        <w:tc>
+          <w:tcPr>
+            <w:tcW w:w="795" w:type="dxa"/>
+            <w:tcBorders/>
+            <w:vAlign w:val="center"/>
+          </w:tcPr>
+          <w:p>
+            <w:pPr>
+              <w:pStyle w:val="Contenidodelatabla"/>
+              <w:widowControl w:val="false"/>
+              <w:suppressLineNumbers/>
+              <w:spacing w:before="0" w:after="160"/>
+              <w:rPr/>
+            </w:pPr>
+            <w:r>
+              <w:rPr>
+                <w:rStyle w:val="Strong"/>
+                <w:rFonts w:ascii="times new roman " w:hAnsi="times new roman "/>
+                <w:sz w:val="24"/>
+                <w:szCs w:val="24"/>
+              </w:rPr>
+              <w:t>RF07</w:t>
+            </w:r>
+          </w:p>
+        </w:tc>
+        <w:tc>
+          <w:tcPr>
+            <w:tcW w:w="7709" w:type="dxa"/>
+            <w:tcBorders/>
+            <w:vAlign w:val="center"/>
+          </w:tcPr>
+          <w:p>
+            <w:pPr>
+              <w:pStyle w:val="Contenidodelatabla"/>
+              <w:widowControl w:val="false"/>
+              <w:suppressLineNumbers/>
+              <w:spacing w:before="0" w:after="160"/>
+              <w:rPr/>
+            </w:pPr>
+            <w:r>
+              <w:rPr>
+                <w:rStyle w:val="Strong"/>
+                <w:rFonts w:ascii="times new roman " w:hAnsi="times new roman "/>
+                <w:sz w:val="24"/>
+                <w:szCs w:val="24"/>
+              </w:rPr>
+              <w:t>El sistema debe permitir</w:t>
+            </w:r>
+            <w:r>
+              <w:rPr>
+                <w:rFonts w:ascii="times new roman " w:hAnsi="times new roman "/>
+                <w:sz w:val="24"/>
+                <w:szCs w:val="24"/>
+              </w:rPr>
+              <w:t xml:space="preserve"> registrar la ejecución de cada evento de recolección, dejando trazabilidad de fecha, hora, geolocalización y cliente atendido.</w:t>
+            </w:r>
+          </w:p>
+        </w:tc>
+      </w:tr>
+    </w:tbl>
+    <w:tbl>
+      <w:tblPr>
+        <w:tblW w:w="8504" w:type="dxa"/>
+        <w:jc w:val="start"/>
+        <w:tblInd w:w="0" w:type="dxa"/>
+        <w:tblLayout w:type="fixed"/>
+        <w:tblCellMar>
+          <w:top w:w="28" w:type="dxa"/>
+          <w:start w:w="28" w:type="dxa"/>
+          <w:bottom w:w="28" w:type="dxa"/>
+          <w:end w:w="28" w:type="dxa"/>
+        </w:tblCellMar>
+      </w:tblPr>
+      <w:tblGrid>
+        <w:gridCol w:w="795"/>
+        <w:gridCol w:w="7709"/>
+      </w:tblGrid>
+      <w:tr>
+        <w:trPr/>
+        <w:tc>
+          <w:tcPr>
+            <w:tcW w:w="795" w:type="dxa"/>
+            <w:tcBorders/>
+            <w:vAlign w:val="center"/>
+          </w:tcPr>
+          <w:p>
+            <w:pPr>
+              <w:pStyle w:val="Contenidodelatabla"/>
+              <w:widowControl w:val="false"/>
+              <w:suppressLineNumbers/>
+              <w:spacing w:before="0" w:after="160"/>
+              <w:rPr/>
+            </w:pPr>
+            <w:r>
+              <w:rPr>
+                <w:rStyle w:val="Strong"/>
+                <w:rFonts w:ascii="times new roman " w:hAnsi="times new roman "/>
+                <w:sz w:val="24"/>
+                <w:szCs w:val="24"/>
+              </w:rPr>
+              <w:t>RF08</w:t>
+            </w:r>
+          </w:p>
+        </w:tc>
+        <w:tc>
+          <w:tcPr>
+            <w:tcW w:w="7709" w:type="dxa"/>
+            <w:tcBorders/>
+            <w:vAlign w:val="center"/>
+          </w:tcPr>
+          <w:p>
+            <w:pPr>
+              <w:pStyle w:val="Contenidodelatabla"/>
+              <w:widowControl w:val="false"/>
+              <w:suppressLineNumbers/>
+              <w:spacing w:before="0" w:after="160"/>
+              <w:rPr/>
+            </w:pPr>
+            <w:r>
+              <w:rPr>
+                <w:rStyle w:val="Strong"/>
+                <w:rFonts w:ascii="times new roman " w:hAnsi="times new roman "/>
+                <w:sz w:val="24"/>
+                <w:szCs w:val="24"/>
+              </w:rPr>
+              <w:t>El sistema debe permitir</w:t>
+            </w:r>
+            <w:r>
+              <w:rPr>
+                <w:rFonts w:ascii="times new roman " w:hAnsi="times new roman "/>
+                <w:sz w:val="24"/>
+                <w:szCs w:val="24"/>
+              </w:rPr>
+              <w:t xml:space="preserve"> capturar la métrica de peso o volumen de los desechos orgánicos recolectados en cada punto de atención.</w:t>
+            </w:r>
+          </w:p>
+        </w:tc>
+      </w:tr>
+    </w:tbl>
+    <w:tbl>
+      <w:tblPr>
+        <w:tblW w:w="8504" w:type="dxa"/>
+        <w:jc w:val="start"/>
+        <w:tblInd w:w="0" w:type="dxa"/>
+        <w:tblLayout w:type="fixed"/>
+        <w:tblCellMar>
+          <w:top w:w="28" w:type="dxa"/>
+          <w:start w:w="28" w:type="dxa"/>
+          <w:bottom w:w="28" w:type="dxa"/>
+          <w:end w:w="28" w:type="dxa"/>
+        </w:tblCellMar>
+      </w:tblPr>
+      <w:tblGrid>
+        <w:gridCol w:w="795"/>
+        <w:gridCol w:w="7709"/>
+      </w:tblGrid>
+      <w:tr>
+        <w:trPr/>
+        <w:tc>
+          <w:tcPr>
+            <w:tcW w:w="795" w:type="dxa"/>
+            <w:tcBorders/>
+            <w:vAlign w:val="center"/>
+          </w:tcPr>
+          <w:p>
+            <w:pPr>
+              <w:pStyle w:val="Contenidodelatabla"/>
+              <w:widowControl w:val="false"/>
+              <w:suppressLineNumbers/>
+              <w:spacing w:before="0" w:after="160"/>
+              <w:rPr/>
+            </w:pPr>
+            <w:r>
+              <w:rPr>
+                <w:rStyle w:val="Strong"/>
+                <w:rFonts w:ascii="times new roman " w:hAnsi="times new roman "/>
+                <w:sz w:val="24"/>
+                <w:szCs w:val="24"/>
+              </w:rPr>
+              <w:t>RF09</w:t>
+            </w:r>
+          </w:p>
+        </w:tc>
+        <w:tc>
+          <w:tcPr>
+            <w:tcW w:w="7709" w:type="dxa"/>
+            <w:tcBorders/>
+            <w:vAlign w:val="center"/>
+          </w:tcPr>
+          <w:p>
+            <w:pPr>
+              <w:pStyle w:val="Contenidodelatabla"/>
+              <w:widowControl w:val="false"/>
+              <w:suppressLineNumbers/>
+              <w:spacing w:before="0" w:after="160"/>
+              <w:rPr/>
+            </w:pPr>
+            <w:r>
+              <w:rPr>
+                <w:rStyle w:val="Strong"/>
+                <w:rFonts w:ascii="times new roman " w:hAnsi="times new roman "/>
+                <w:sz w:val="24"/>
+                <w:szCs w:val="24"/>
+              </w:rPr>
+              <w:t>El sistema debe permitir</w:t>
+            </w:r>
+            <w:r>
+              <w:rPr>
+                <w:rFonts w:ascii="times new roman " w:hAnsi="times new roman "/>
+                <w:sz w:val="24"/>
+                <w:szCs w:val="24"/>
+              </w:rPr>
+              <w:t xml:space="preserve"> reportar y categorizar eventualidades e incidencias operativas durante la ruta (p. ej., cliente ausente, contaminación de residuos).</w:t>
+            </w:r>
+          </w:p>
+        </w:tc>
+      </w:tr>
+    </w:tbl>
+    <w:tbl>
+      <w:tblPr>
+        <w:tblW w:w="8504" w:type="dxa"/>
+        <w:jc w:val="start"/>
+        <w:tblInd w:w="0" w:type="dxa"/>
+        <w:tblLayout w:type="fixed"/>
+        <w:tblCellMar>
+          <w:top w:w="28" w:type="dxa"/>
+          <w:start w:w="28" w:type="dxa"/>
+          <w:bottom w:w="28" w:type="dxa"/>
+          <w:end w:w="28" w:type="dxa"/>
+        </w:tblCellMar>
+      </w:tblPr>
+      <w:tblGrid>
+        <w:gridCol w:w="795"/>
+        <w:gridCol w:w="7709"/>
+      </w:tblGrid>
+      <w:tr>
+        <w:trPr/>
+        <w:tc>
+          <w:tcPr>
+            <w:tcW w:w="795" w:type="dxa"/>
+            <w:tcBorders/>
+            <w:vAlign w:val="center"/>
+          </w:tcPr>
+          <w:p>
+            <w:pPr>
+              <w:pStyle w:val="Contenidodelatabla"/>
+              <w:widowControl w:val="false"/>
+              <w:suppressLineNumbers/>
+              <w:spacing w:before="0" w:after="160"/>
+              <w:rPr/>
+            </w:pPr>
+            <w:r>
+              <w:rPr>
+                <w:rStyle w:val="Strong"/>
+                <w:rFonts w:ascii="times new roman " w:hAnsi="times new roman "/>
+                <w:sz w:val="24"/>
+                <w:szCs w:val="24"/>
+              </w:rPr>
+              <w:t>RF10</w:t>
+            </w:r>
+          </w:p>
+        </w:tc>
+        <w:tc>
+          <w:tcPr>
+            <w:tcW w:w="7709" w:type="dxa"/>
+            <w:tcBorders/>
+            <w:vAlign w:val="center"/>
+          </w:tcPr>
+          <w:p>
+            <w:pPr>
+              <w:pStyle w:val="Contenidodelatabla"/>
+              <w:widowControl w:val="false"/>
+              <w:suppressLineNumbers/>
+              <w:spacing w:before="0" w:after="160"/>
+              <w:rPr/>
+            </w:pPr>
+            <w:r>
+              <w:rPr>
+                <w:rStyle w:val="Strong"/>
+                <w:rFonts w:ascii="times new roman " w:hAnsi="times new roman "/>
+                <w:sz w:val="24"/>
+                <w:szCs w:val="24"/>
+              </w:rPr>
+              <w:t>El sistema debe garantizar</w:t>
+            </w:r>
+            <w:r>
+              <w:rPr>
+                <w:rFonts w:ascii="times new roman " w:hAnsi="times new roman "/>
+                <w:sz w:val="24"/>
+                <w:szCs w:val="24"/>
+              </w:rPr>
+              <w:t xml:space="preserve"> la trazabilidad end-to-end de los lotes de residuos, desde el punto de acopio original hasta su recepción en la planta.</w:t>
+            </w:r>
+          </w:p>
+        </w:tc>
+      </w:tr>
+    </w:tbl>
+    <w:tbl>
+      <w:tblPr>
+        <w:tblW w:w="8504" w:type="dxa"/>
+        <w:jc w:val="start"/>
+        <w:tblInd w:w="0" w:type="dxa"/>
+        <w:tblLayout w:type="fixed"/>
+        <w:tblCellMar>
+          <w:top w:w="28" w:type="dxa"/>
+          <w:start w:w="28" w:type="dxa"/>
+          <w:bottom w:w="28" w:type="dxa"/>
+          <w:end w:w="28" w:type="dxa"/>
+        </w:tblCellMar>
+      </w:tblPr>
+      <w:tblGrid>
+        <w:gridCol w:w="795"/>
+        <w:gridCol w:w="7709"/>
+      </w:tblGrid>
+      <w:tr>
+        <w:trPr/>
+        <w:tc>
+          <w:tcPr>
+            <w:tcW w:w="795" w:type="dxa"/>
+            <w:tcBorders/>
+            <w:vAlign w:val="center"/>
+          </w:tcPr>
+          <w:p>
+            <w:pPr>
+              <w:pStyle w:val="Contenidodelatabla"/>
+              <w:widowControl w:val="false"/>
+              <w:suppressLineNumbers/>
+              <w:spacing w:before="0" w:after="160"/>
+              <w:rPr/>
+            </w:pPr>
+            <w:r>
+              <w:rPr>
+                <w:rStyle w:val="Strong"/>
+                <w:rFonts w:ascii="times new roman " w:hAnsi="times new roman "/>
+                <w:sz w:val="24"/>
+                <w:szCs w:val="24"/>
+              </w:rPr>
+              <w:t>RF11</w:t>
+            </w:r>
+          </w:p>
+        </w:tc>
+        <w:tc>
+          <w:tcPr>
+            <w:tcW w:w="7709" w:type="dxa"/>
+            <w:tcBorders/>
+            <w:vAlign w:val="center"/>
+          </w:tcPr>
+          <w:p>
+            <w:pPr>
+              <w:pStyle w:val="Contenidodelatabla"/>
+              <w:widowControl w:val="false"/>
+              <w:suppressLineNumbers/>
+              <w:spacing w:before="0" w:after="160"/>
+              <w:rPr/>
+            </w:pPr>
+            <w:r>
+              <w:rPr>
+                <w:rStyle w:val="Strong"/>
+                <w:rFonts w:ascii="times new roman " w:hAnsi="times new roman "/>
+                <w:sz w:val="24"/>
+                <w:szCs w:val="24"/>
+              </w:rPr>
+              <w:t>El sistema debe permitir</w:t>
+            </w:r>
+            <w:r>
+              <w:rPr>
+                <w:rFonts w:ascii="times new roman " w:hAnsi="times new roman "/>
+                <w:sz w:val="24"/>
+                <w:szCs w:val="24"/>
+              </w:rPr>
+              <w:t xml:space="preserve"> validar y registrar la recepción de los cargamentos de residuos al momento de su ingreso a la planta de compostaje.</w:t>
+            </w:r>
+          </w:p>
+        </w:tc>
+      </w:tr>
+    </w:tbl>
+    <w:tbl>
+      <w:tblPr>
+        <w:tblW w:w="8504" w:type="dxa"/>
+        <w:jc w:val="start"/>
+        <w:tblInd w:w="0" w:type="dxa"/>
+        <w:tblLayout w:type="fixed"/>
+        <w:tblCellMar>
+          <w:top w:w="28" w:type="dxa"/>
+          <w:start w:w="28" w:type="dxa"/>
+          <w:bottom w:w="28" w:type="dxa"/>
+          <w:end w:w="28" w:type="dxa"/>
+        </w:tblCellMar>
+      </w:tblPr>
+      <w:tblGrid>
+        <w:gridCol w:w="795"/>
+        <w:gridCol w:w="7709"/>
+      </w:tblGrid>
+      <w:tr>
+        <w:trPr/>
+        <w:tc>
+          <w:tcPr>
+            <w:tcW w:w="795" w:type="dxa"/>
+            <w:tcBorders/>
+            <w:vAlign w:val="center"/>
+          </w:tcPr>
+          <w:p>
+            <w:pPr>
+              <w:pStyle w:val="Contenidodelatabla"/>
+              <w:widowControl w:val="false"/>
+              <w:suppressLineNumbers/>
+              <w:spacing w:before="0" w:after="160"/>
+              <w:rPr/>
+            </w:pPr>
+            <w:r>
+              <w:rPr>
+                <w:rStyle w:val="Strong"/>
+                <w:rFonts w:ascii="times new roman " w:hAnsi="times new roman "/>
+                <w:sz w:val="24"/>
+                <w:szCs w:val="24"/>
+              </w:rPr>
+              <w:t>RF12</w:t>
+            </w:r>
+          </w:p>
+        </w:tc>
+        <w:tc>
+          <w:tcPr>
+            <w:tcW w:w="7709" w:type="dxa"/>
+            <w:tcBorders/>
+            <w:vAlign w:val="center"/>
+          </w:tcPr>
+          <w:p>
+            <w:pPr>
+              <w:pStyle w:val="Contenidodelatabla"/>
+              <w:widowControl w:val="false"/>
+              <w:suppressLineNumbers/>
+              <w:spacing w:before="0" w:after="160"/>
+              <w:rPr/>
+            </w:pPr>
+            <w:r>
+              <w:rPr>
+                <w:rStyle w:val="Strong"/>
+                <w:rFonts w:ascii="times new roman " w:hAnsi="times new roman "/>
+                <w:sz w:val="24"/>
+                <w:szCs w:val="24"/>
+              </w:rPr>
+              <w:t>El sistema debe permitir</w:t>
+            </w:r>
+            <w:r>
+              <w:rPr>
+                <w:rFonts w:ascii="times new roman " w:hAnsi="times new roman "/>
+                <w:sz w:val="24"/>
+                <w:szCs w:val="24"/>
+              </w:rPr>
+              <w:t xml:space="preserve"> dar seguimiento al flujo de trabajo y evolución de cada lote a lo largo de las distintas etapas del tratamiento orgánico.</w:t>
+            </w:r>
+          </w:p>
+        </w:tc>
+      </w:tr>
+    </w:tbl>
+    <w:tbl>
+      <w:tblPr>
+        <w:tblW w:w="8504" w:type="dxa"/>
+        <w:jc w:val="start"/>
+        <w:tblInd w:w="0" w:type="dxa"/>
+        <w:tblLayout w:type="fixed"/>
+        <w:tblCellMar>
+          <w:top w:w="28" w:type="dxa"/>
+          <w:start w:w="28" w:type="dxa"/>
+          <w:bottom w:w="28" w:type="dxa"/>
+          <w:end w:w="28" w:type="dxa"/>
+        </w:tblCellMar>
+      </w:tblPr>
+      <w:tblGrid>
+        <w:gridCol w:w="795"/>
+        <w:gridCol w:w="7709"/>
+      </w:tblGrid>
+      <w:tr>
+        <w:trPr/>
+        <w:tc>
+          <w:tcPr>
+            <w:tcW w:w="795" w:type="dxa"/>
+            <w:tcBorders/>
+            <w:vAlign w:val="center"/>
+          </w:tcPr>
+          <w:p>
+            <w:pPr>
+              <w:pStyle w:val="Contenidodelatabla"/>
+              <w:widowControl w:val="false"/>
+              <w:suppressLineNumbers/>
+              <w:spacing w:before="0" w:after="160"/>
+              <w:rPr/>
+            </w:pPr>
+            <w:r>
+              <w:rPr>
+                <w:rStyle w:val="Strong"/>
+                <w:rFonts w:ascii="times new roman " w:hAnsi="times new roman "/>
+                <w:sz w:val="24"/>
+                <w:szCs w:val="24"/>
+              </w:rPr>
+              <w:t>RF13</w:t>
+            </w:r>
+          </w:p>
+        </w:tc>
+        <w:tc>
+          <w:tcPr>
+            <w:tcW w:w="7709" w:type="dxa"/>
+            <w:tcBorders/>
+            <w:vAlign w:val="center"/>
+          </w:tcPr>
+          <w:p>
+            <w:pPr>
+              <w:pStyle w:val="Contenidodelatabla"/>
+              <w:widowControl w:val="false"/>
+              <w:suppressLineNumbers/>
+              <w:spacing w:before="0" w:after="160"/>
+              <w:rPr/>
+            </w:pPr>
+            <w:r>
+              <w:rPr>
+                <w:rStyle w:val="Strong"/>
+                <w:rFonts w:ascii="times new roman " w:hAnsi="times new roman "/>
+                <w:sz w:val="24"/>
+                <w:szCs w:val="24"/>
+              </w:rPr>
+              <w:t>El sistema debe permitir</w:t>
+            </w:r>
+            <w:r>
+              <w:rPr>
+                <w:rFonts w:ascii="times new roman " w:hAnsi="times new roman "/>
+                <w:sz w:val="24"/>
+                <w:szCs w:val="24"/>
+              </w:rPr>
+              <w:t xml:space="preserve"> consolidar el volumen de compost final obtenido al término del ciclo de procesamiento de cada lote.</w:t>
+            </w:r>
+          </w:p>
+        </w:tc>
+      </w:tr>
+    </w:tbl>
+    <w:tbl>
+      <w:tblPr>
+        <w:tblW w:w="8504" w:type="dxa"/>
+        <w:jc w:val="start"/>
+        <w:tblInd w:w="0" w:type="dxa"/>
+        <w:tblLayout w:type="fixed"/>
+        <w:tblCellMar>
+          <w:top w:w="28" w:type="dxa"/>
+          <w:start w:w="28" w:type="dxa"/>
+          <w:bottom w:w="28" w:type="dxa"/>
+          <w:end w:w="28" w:type="dxa"/>
+        </w:tblCellMar>
+      </w:tblPr>
+      <w:tblGrid>
+        <w:gridCol w:w="795"/>
+        <w:gridCol w:w="7709"/>
+      </w:tblGrid>
+      <w:tr>
+        <w:trPr/>
+        <w:tc>
+          <w:tcPr>
+            <w:tcW w:w="795" w:type="dxa"/>
+            <w:tcBorders/>
+            <w:vAlign w:val="center"/>
+          </w:tcPr>
+          <w:p>
+            <w:pPr>
+              <w:pStyle w:val="Contenidodelatabla"/>
+              <w:widowControl w:val="false"/>
+              <w:suppressLineNumbers/>
+              <w:spacing w:before="0" w:after="160"/>
+              <w:rPr/>
+            </w:pPr>
+            <w:r>
+              <w:rPr>
+                <w:rStyle w:val="Strong"/>
+                <w:rFonts w:ascii="times new roman " w:hAnsi="times new roman "/>
+                <w:sz w:val="24"/>
+                <w:szCs w:val="24"/>
+              </w:rPr>
+              <w:t>RF14</w:t>
+            </w:r>
+          </w:p>
+        </w:tc>
+        <w:tc>
+          <w:tcPr>
+            <w:tcW w:w="7709" w:type="dxa"/>
+            <w:tcBorders/>
+            <w:vAlign w:val="center"/>
+          </w:tcPr>
+          <w:p>
+            <w:pPr>
+              <w:pStyle w:val="Contenidodelatabla"/>
+              <w:widowControl w:val="false"/>
+              <w:suppressLineNumbers/>
+              <w:spacing w:before="0" w:after="160"/>
+              <w:rPr/>
+            </w:pPr>
+            <w:r>
+              <w:rPr>
+                <w:rStyle w:val="Strong"/>
+                <w:rFonts w:ascii="times new roman " w:hAnsi="times new roman "/>
+                <w:sz w:val="24"/>
+                <w:szCs w:val="24"/>
+              </w:rPr>
+              <w:t>El sistema debe permitir</w:t>
+            </w:r>
+            <w:r>
+              <w:rPr>
+                <w:rFonts w:ascii="times new roman " w:hAnsi="times new roman "/>
+                <w:sz w:val="24"/>
+                <w:szCs w:val="24"/>
+              </w:rPr>
+              <w:t xml:space="preserve"> procesar automáticamente métricas e indicadores ambientales respecto a la tasa de recuperación de materia prima y rendimiento del producto.</w:t>
+            </w:r>
+          </w:p>
+        </w:tc>
+      </w:tr>
+    </w:tbl>
+    <w:tbl>
+      <w:tblPr>
+        <w:tblW w:w="8504" w:type="dxa"/>
+        <w:jc w:val="start"/>
+        <w:tblInd w:w="0" w:type="dxa"/>
+        <w:tblLayout w:type="fixed"/>
+        <w:tblCellMar>
+          <w:top w:w="28" w:type="dxa"/>
+          <w:start w:w="28" w:type="dxa"/>
+          <w:bottom w:w="28" w:type="dxa"/>
+          <w:end w:w="28" w:type="dxa"/>
+        </w:tblCellMar>
+      </w:tblPr>
+      <w:tblGrid>
+        <w:gridCol w:w="795"/>
+        <w:gridCol w:w="7709"/>
+      </w:tblGrid>
+      <w:tr>
+        <w:trPr/>
+        <w:tc>
+          <w:tcPr>
+            <w:tcW w:w="795" w:type="dxa"/>
+            <w:tcBorders/>
+            <w:vAlign w:val="center"/>
+          </w:tcPr>
+          <w:p>
+            <w:pPr>
+              <w:pStyle w:val="Contenidodelatabla"/>
+              <w:widowControl w:val="false"/>
+              <w:suppressLineNumbers/>
+              <w:spacing w:before="0" w:after="160"/>
+              <w:rPr/>
+            </w:pPr>
+            <w:r>
+              <w:rPr>
+                <w:rStyle w:val="Strong"/>
+                <w:rFonts w:ascii="times new roman " w:hAnsi="times new roman "/>
+                <w:sz w:val="24"/>
+                <w:szCs w:val="24"/>
+              </w:rPr>
+              <w:t>RF15</w:t>
+            </w:r>
+          </w:p>
+        </w:tc>
+        <w:tc>
+          <w:tcPr>
+            <w:tcW w:w="7709" w:type="dxa"/>
+            <w:tcBorders/>
+            <w:vAlign w:val="center"/>
+          </w:tcPr>
+          <w:p>
+            <w:pPr>
+              <w:pStyle w:val="Contenidodelatabla"/>
+              <w:widowControl w:val="false"/>
+              <w:suppressLineNumbers/>
+              <w:spacing w:before="0" w:after="160"/>
+              <w:rPr/>
+            </w:pPr>
+            <w:r>
+              <w:rPr>
+                <w:rStyle w:val="Strong"/>
+                <w:rFonts w:ascii="times new roman " w:hAnsi="times new roman "/>
+                <w:sz w:val="24"/>
+                <w:szCs w:val="24"/>
+              </w:rPr>
+              <w:t>El sistema debe permitir</w:t>
+            </w:r>
+            <w:r>
+              <w:rPr>
+                <w:rFonts w:ascii="times new roman " w:hAnsi="times new roman "/>
+                <w:sz w:val="24"/>
+                <w:szCs w:val="24"/>
+              </w:rPr>
+              <w:t xml:space="preserve"> consolidar reportes consolidados de recolección parametrizables por rango de fechas, zonas geográficas y segmento de usuario.</w:t>
+            </w:r>
+          </w:p>
+        </w:tc>
+      </w:tr>
+    </w:tbl>
+    <w:tbl>
+      <w:tblPr>
+        <w:tblW w:w="8504" w:type="dxa"/>
+        <w:jc w:val="start"/>
+        <w:tblInd w:w="0" w:type="dxa"/>
+        <w:tblLayout w:type="fixed"/>
+        <w:tblCellMar>
+          <w:top w:w="28" w:type="dxa"/>
+          <w:start w:w="28" w:type="dxa"/>
+          <w:bottom w:w="28" w:type="dxa"/>
+          <w:end w:w="28" w:type="dxa"/>
+        </w:tblCellMar>
+      </w:tblPr>
+      <w:tblGrid>
+        <w:gridCol w:w="795"/>
+        <w:gridCol w:w="7709"/>
+      </w:tblGrid>
+      <w:tr>
+        <w:trPr/>
+        <w:tc>
+          <w:tcPr>
+            <w:tcW w:w="795" w:type="dxa"/>
+            <w:tcBorders/>
+            <w:vAlign w:val="center"/>
+          </w:tcPr>
+          <w:p>
+            <w:pPr>
+              <w:pStyle w:val="Contenidodelatabla"/>
+              <w:widowControl w:val="false"/>
+              <w:suppressLineNumbers/>
+              <w:spacing w:before="0" w:after="160"/>
+              <w:rPr/>
+            </w:pPr>
+            <w:r>
+              <w:rPr>
+                <w:rStyle w:val="Strong"/>
+                <w:rFonts w:ascii="times new roman " w:hAnsi="times new roman "/>
+                <w:sz w:val="24"/>
+                <w:szCs w:val="24"/>
+              </w:rPr>
+              <w:t>RF16</w:t>
+            </w:r>
+          </w:p>
+        </w:tc>
+        <w:tc>
+          <w:tcPr>
+            <w:tcW w:w="7709" w:type="dxa"/>
+            <w:tcBorders/>
+            <w:vAlign w:val="center"/>
+          </w:tcPr>
+          <w:p>
+            <w:pPr>
+              <w:pStyle w:val="Contenidodelatabla"/>
+              <w:widowControl w:val="false"/>
+              <w:suppressLineNumbers/>
+              <w:spacing w:before="0" w:after="160"/>
+              <w:rPr/>
+            </w:pPr>
+            <w:r>
+              <w:rPr>
+                <w:rStyle w:val="Strong"/>
+                <w:rFonts w:ascii="times new roman " w:hAnsi="times new roman "/>
+                <w:sz w:val="24"/>
+                <w:szCs w:val="24"/>
+              </w:rPr>
+              <w:t>El sistema debe permitir</w:t>
+            </w:r>
+            <w:r>
+              <w:rPr>
+                <w:rFonts w:ascii="times new roman " w:hAnsi="times new roman "/>
+                <w:sz w:val="24"/>
+                <w:szCs w:val="24"/>
+              </w:rPr>
+              <w:t xml:space="preserve"> generar informes analíticos sobre el comportamiento de las fases de compostaje y los niveles de producción alcanzados.</w:t>
+            </w:r>
+          </w:p>
+        </w:tc>
+      </w:tr>
+    </w:tbl>
+    <w:tbl>
+      <w:tblPr>
+        <w:tblW w:w="8504" w:type="dxa"/>
+        <w:jc w:val="start"/>
+        <w:tblInd w:w="0" w:type="dxa"/>
+        <w:tblLayout w:type="fixed"/>
+        <w:tblCellMar>
+          <w:top w:w="28" w:type="dxa"/>
+          <w:start w:w="28" w:type="dxa"/>
+          <w:bottom w:w="28" w:type="dxa"/>
+          <w:end w:w="28" w:type="dxa"/>
+        </w:tblCellMar>
+      </w:tblPr>
+      <w:tblGrid>
+        <w:gridCol w:w="795"/>
+        <w:gridCol w:w="7709"/>
+      </w:tblGrid>
+      <w:tr>
+        <w:trPr/>
+        <w:tc>
+          <w:tcPr>
+            <w:tcW w:w="795" w:type="dxa"/>
+            <w:tcBorders/>
+            <w:vAlign w:val="center"/>
+          </w:tcPr>
+          <w:p>
+            <w:pPr>
+              <w:pStyle w:val="Contenidodelatabla"/>
+              <w:widowControl w:val="false"/>
+              <w:suppressLineNumbers/>
+              <w:spacing w:before="0" w:after="160"/>
+              <w:rPr/>
+            </w:pPr>
+            <w:r>
+              <w:rPr>
+                <w:rStyle w:val="Strong"/>
+                <w:rFonts w:ascii="times new roman " w:hAnsi="times new roman "/>
+                <w:sz w:val="24"/>
+                <w:szCs w:val="24"/>
+              </w:rPr>
+              <w:t>RF17</w:t>
+            </w:r>
+          </w:p>
+        </w:tc>
+        <w:tc>
+          <w:tcPr>
+            <w:tcW w:w="7709" w:type="dxa"/>
+            <w:tcBorders/>
+            <w:vAlign w:val="center"/>
+          </w:tcPr>
+          <w:p>
+            <w:pPr>
+              <w:pStyle w:val="Contenidodelatabla"/>
+              <w:widowControl w:val="false"/>
+              <w:suppressLineNumbers/>
+              <w:spacing w:before="0" w:after="160"/>
+              <w:rPr/>
+            </w:pPr>
+            <w:r>
+              <w:rPr>
+                <w:rStyle w:val="Strong"/>
+                <w:rFonts w:ascii="times new roman " w:hAnsi="times new roman "/>
+                <w:sz w:val="24"/>
+                <w:szCs w:val="24"/>
+              </w:rPr>
+              <w:t>El sistema debe permitir</w:t>
+            </w:r>
+            <w:r>
+              <w:rPr>
+                <w:rFonts w:ascii="times new roman " w:hAnsi="times new roman "/>
+                <w:sz w:val="24"/>
+                <w:szCs w:val="24"/>
+              </w:rPr>
+              <w:t xml:space="preserve"> proveer un portal de autoconsulta para que los clientes revisen su historial de entregas e interacciones con el servicio.</w:t>
+            </w:r>
+          </w:p>
+        </w:tc>
+      </w:tr>
+    </w:tbl>
+    <w:tbl>
+      <w:tblPr>
+        <w:tblW w:w="8504" w:type="dxa"/>
+        <w:jc w:val="start"/>
+        <w:tblInd w:w="0" w:type="dxa"/>
+        <w:tblLayout w:type="fixed"/>
+        <w:tblCellMar>
+          <w:top w:w="28" w:type="dxa"/>
+          <w:start w:w="28" w:type="dxa"/>
+          <w:bottom w:w="28" w:type="dxa"/>
+          <w:end w:w="28" w:type="dxa"/>
+        </w:tblCellMar>
+      </w:tblPr>
+      <w:tblGrid>
+        <w:gridCol w:w="795"/>
+        <w:gridCol w:w="7709"/>
+      </w:tblGrid>
+      <w:tr>
+        <w:trPr/>
+        <w:tc>
+          <w:tcPr>
+            <w:tcW w:w="795" w:type="dxa"/>
+            <w:tcBorders/>
+            <w:vAlign w:val="center"/>
+          </w:tcPr>
+          <w:p>
+            <w:pPr>
+              <w:pStyle w:val="Contenidodelatabla"/>
+              <w:widowControl w:val="false"/>
+              <w:suppressLineNumbers/>
+              <w:spacing w:before="0" w:after="160"/>
+              <w:rPr/>
+            </w:pPr>
+            <w:r>
+              <w:rPr>
+                <w:rStyle w:val="Strong"/>
+                <w:rFonts w:ascii="times new roman " w:hAnsi="times new roman "/>
+                <w:sz w:val="24"/>
+                <w:szCs w:val="24"/>
+              </w:rPr>
+              <w:t>RF18</w:t>
+            </w:r>
+          </w:p>
+        </w:tc>
+        <w:tc>
+          <w:tcPr>
+            <w:tcW w:w="7709" w:type="dxa"/>
+            <w:tcBorders/>
+            <w:vAlign w:val="center"/>
+          </w:tcPr>
+          <w:p>
+            <w:pPr>
+              <w:pStyle w:val="Contenidodelatabla"/>
+              <w:widowControl w:val="false"/>
+              <w:suppressLineNumbers/>
+              <w:spacing w:before="0" w:after="160"/>
+              <w:rPr/>
+            </w:pPr>
+            <w:r>
+              <w:rPr>
+                <w:rStyle w:val="Strong"/>
+                <w:rFonts w:ascii="times new roman " w:hAnsi="times new roman "/>
+                <w:sz w:val="24"/>
+                <w:szCs w:val="24"/>
+              </w:rPr>
+              <w:t>El sistema debe permitir</w:t>
+            </w:r>
+            <w:r>
+              <w:rPr>
+                <w:rFonts w:ascii="times new roman " w:hAnsi="times new roman "/>
+                <w:sz w:val="24"/>
+                <w:szCs w:val="24"/>
+              </w:rPr>
+              <w:t xml:space="preserve"> visualizar el impacto ambiental individualizado del cliente en la economía circular mediante dashboards con métricas personalizadas.</w:t>
+            </w:r>
+          </w:p>
+        </w:tc>
+      </w:tr>
+    </w:tbl>
+    <w:tbl>
+      <w:tblPr>
+        <w:tblW w:w="8504" w:type="dxa"/>
+        <w:jc w:val="start"/>
+        <w:tblInd w:w="0" w:type="dxa"/>
+        <w:tblLayout w:type="fixed"/>
+        <w:tblCellMar>
+          <w:top w:w="28" w:type="dxa"/>
+          <w:start w:w="28" w:type="dxa"/>
+          <w:bottom w:w="28" w:type="dxa"/>
+          <w:end w:w="28" w:type="dxa"/>
+        </w:tblCellMar>
+      </w:tblPr>
+      <w:tblGrid>
+        <w:gridCol w:w="795"/>
+        <w:gridCol w:w="7709"/>
+      </w:tblGrid>
+      <w:tr>
+        <w:trPr/>
+        <w:tc>
+          <w:tcPr>
+            <w:tcW w:w="795" w:type="dxa"/>
+            <w:tcBorders/>
+            <w:vAlign w:val="center"/>
+          </w:tcPr>
+          <w:p>
+            <w:pPr>
+              <w:pStyle w:val="Contenidodelatabla"/>
+              <w:widowControl w:val="false"/>
+              <w:suppressLineNumbers/>
+              <w:spacing w:before="0" w:after="160"/>
+              <w:rPr/>
+            </w:pPr>
+            <w:r>
+              <w:rPr>
+                <w:rStyle w:val="Strong"/>
+                <w:rFonts w:ascii="times new roman " w:hAnsi="times new roman "/>
+                <w:sz w:val="24"/>
+                <w:szCs w:val="24"/>
+              </w:rPr>
+              <w:t>RF19</w:t>
+            </w:r>
+          </w:p>
+        </w:tc>
+        <w:tc>
+          <w:tcPr>
+            <w:tcW w:w="7709" w:type="dxa"/>
+            <w:tcBorders/>
+            <w:vAlign w:val="center"/>
+          </w:tcPr>
+          <w:p>
+            <w:pPr>
+              <w:pStyle w:val="Contenidodelatabla"/>
+              <w:widowControl w:val="false"/>
+              <w:suppressLineNumbers/>
+              <w:spacing w:before="0" w:after="160"/>
+              <w:rPr/>
+            </w:pPr>
+            <w:r>
+              <w:rPr>
+                <w:rStyle w:val="Strong"/>
+                <w:rFonts w:ascii="times new roman " w:hAnsi="times new roman "/>
+                <w:sz w:val="24"/>
+                <w:szCs w:val="24"/>
+              </w:rPr>
+              <w:t>El sistema debe permitir</w:t>
+            </w:r>
+            <w:r>
+              <w:rPr>
+                <w:rFonts w:ascii="times new roman " w:hAnsi="times new roman "/>
+                <w:sz w:val="24"/>
+                <w:szCs w:val="24"/>
+              </w:rPr>
+              <w:t xml:space="preserve"> controlar el acceso, la autenticación y la gestión del ciclo de vida de usuarios, roles y matriz de permisos.</w:t>
+            </w:r>
+          </w:p>
+        </w:tc>
+      </w:tr>
+    </w:tbl>
+    <w:tbl>
+      <w:tblPr>
+        <w:tblW w:w="8504" w:type="dxa"/>
+        <w:jc w:val="start"/>
+        <w:tblInd w:w="0" w:type="dxa"/>
+        <w:tblLayout w:type="fixed"/>
+        <w:tblCellMar>
+          <w:top w:w="28" w:type="dxa"/>
+          <w:start w:w="28" w:type="dxa"/>
+          <w:bottom w:w="28" w:type="dxa"/>
+          <w:end w:w="28" w:type="dxa"/>
+        </w:tblCellMar>
+      </w:tblPr>
+      <w:tblGrid>
+        <w:gridCol w:w="795"/>
+        <w:gridCol w:w="7709"/>
+      </w:tblGrid>
+      <w:tr>
+        <w:trPr/>
+        <w:tc>
+          <w:tcPr>
+            <w:tcW w:w="795" w:type="dxa"/>
+            <w:tcBorders/>
+            <w:vAlign w:val="center"/>
+          </w:tcPr>
+          <w:p>
+            <w:pPr>
+              <w:pStyle w:val="Contenidodelatabla"/>
+              <w:widowControl w:val="false"/>
+              <w:suppressLineNumbers/>
+              <w:spacing w:before="0" w:after="160"/>
+              <w:rPr/>
+            </w:pPr>
+            <w:r>
+              <w:rPr>
+                <w:rStyle w:val="Strong"/>
+                <w:rFonts w:ascii="times new roman " w:hAnsi="times new roman "/>
+                <w:sz w:val="24"/>
+                <w:szCs w:val="24"/>
+              </w:rPr>
+              <w:t>RF20</w:t>
+            </w:r>
+          </w:p>
+        </w:tc>
+        <w:tc>
+          <w:tcPr>
+            <w:tcW w:w="7709" w:type="dxa"/>
+            <w:tcBorders/>
+            <w:vAlign w:val="center"/>
+          </w:tcPr>
+          <w:p>
+            <w:pPr>
+              <w:pStyle w:val="Contenidodelatabla"/>
+              <w:widowControl w:val="false"/>
+              <w:suppressLineNumbers/>
+              <w:spacing w:before="0" w:after="160"/>
+              <w:rPr/>
+            </w:pPr>
+            <w:r>
+              <w:rPr>
+                <w:rStyle w:val="Strong"/>
+                <w:rFonts w:ascii="times new roman " w:hAnsi="times new roman "/>
+                <w:sz w:val="24"/>
+                <w:szCs w:val="24"/>
+              </w:rPr>
+              <w:t>El sistema debe permitir</w:t>
+            </w:r>
+            <w:r>
+              <w:rPr>
+                <w:rFonts w:ascii="times new roman " w:hAnsi="times new roman "/>
+                <w:sz w:val="24"/>
+                <w:szCs w:val="24"/>
+              </w:rPr>
+              <w:t xml:space="preserve"> descargar informes sobre el impacto ambiental en PDF o Excel para presentarlos fácil ante las revisiones del gobierno.</w:t>
+            </w:r>
+          </w:p>
+        </w:tc>
+      </w:tr>
+    </w:tbl>
+    <w:tbl>
+      <w:tblPr>
+        <w:tblW w:w="8504" w:type="dxa"/>
+        <w:jc w:val="start"/>
+        <w:tblInd w:w="0" w:type="dxa"/>
+        <w:tblLayout w:type="fixed"/>
+        <w:tblCellMar>
+          <w:top w:w="28" w:type="dxa"/>
+          <w:start w:w="28" w:type="dxa"/>
+          <w:bottom w:w="28" w:type="dxa"/>
+          <w:end w:w="28" w:type="dxa"/>
+        </w:tblCellMar>
+      </w:tblPr>
+      <w:tblGrid>
+        <w:gridCol w:w="795"/>
+        <w:gridCol w:w="7709"/>
+      </w:tblGrid>
+      <w:tr>
+        <w:trPr/>
+        <w:tc>
+          <w:tcPr>
+            <w:tcW w:w="795" w:type="dxa"/>
+            <w:tcBorders/>
+            <w:vAlign w:val="center"/>
+          </w:tcPr>
+          <w:p>
+            <w:pPr>
+              <w:pStyle w:val="Contenidodelatabla"/>
+              <w:widowControl w:val="false"/>
+              <w:suppressLineNumbers/>
+              <w:spacing w:before="0" w:after="160"/>
+              <w:rPr/>
+            </w:pPr>
+            <w:r>
+              <w:rPr>
+                <w:rStyle w:val="Strong"/>
+                <w:rFonts w:ascii="times new roman " w:hAnsi="times new roman "/>
+                <w:sz w:val="24"/>
+                <w:szCs w:val="24"/>
+              </w:rPr>
+              <w:t>RF21</w:t>
+            </w:r>
+          </w:p>
+        </w:tc>
+        <w:tc>
+          <w:tcPr>
+            <w:tcW w:w="7709" w:type="dxa"/>
+            <w:tcBorders/>
+            <w:vAlign w:val="center"/>
+          </w:tcPr>
+          <w:p>
+            <w:pPr>
+              <w:pStyle w:val="Contenidodelatabla"/>
+              <w:widowControl w:val="false"/>
+              <w:suppressLineNumbers/>
+              <w:spacing w:before="0" w:after="160"/>
+              <w:rPr/>
+            </w:pPr>
+            <w:r>
+              <w:rPr>
+                <w:rStyle w:val="Strong"/>
+                <w:rFonts w:ascii="times new roman " w:hAnsi="times new roman "/>
+                <w:sz w:val="24"/>
+                <w:szCs w:val="24"/>
+              </w:rPr>
+              <w:t>El sistema debe permitir</w:t>
+            </w:r>
+            <w:r>
+              <w:rPr>
+                <w:rFonts w:ascii="times new roman " w:hAnsi="times new roman "/>
+                <w:sz w:val="24"/>
+                <w:szCs w:val="24"/>
+              </w:rPr>
+              <w:t xml:space="preserve"> publicar la disponibilidad de inventario de compost terminado para la consulta de clientes corporativos e interesados.</w:t>
+            </w:r>
+          </w:p>
+        </w:tc>
+      </w:tr>
+    </w:tbl>
+    <w:tbl>
+      <w:tblPr>
+        <w:tblW w:w="8504" w:type="dxa"/>
+        <w:jc w:val="start"/>
+        <w:tblInd w:w="0" w:type="dxa"/>
+        <w:tblLayout w:type="fixed"/>
+        <w:tblCellMar>
+          <w:top w:w="28" w:type="dxa"/>
+          <w:start w:w="28" w:type="dxa"/>
+          <w:bottom w:w="28" w:type="dxa"/>
+          <w:end w:w="28" w:type="dxa"/>
+        </w:tblCellMar>
+      </w:tblPr>
+      <w:tblGrid>
+        <w:gridCol w:w="795"/>
+        <w:gridCol w:w="7709"/>
+      </w:tblGrid>
+      <w:tr>
+        <w:trPr/>
+        <w:tc>
+          <w:tcPr>
+            <w:tcW w:w="795" w:type="dxa"/>
+            <w:tcBorders/>
+            <w:vAlign w:val="center"/>
+          </w:tcPr>
+          <w:p>
+            <w:pPr>
+              <w:pStyle w:val="Contenidodelatabla"/>
+              <w:widowControl w:val="false"/>
+              <w:suppressLineNumbers/>
+              <w:spacing w:before="0" w:after="160"/>
+              <w:rPr/>
+            </w:pPr>
+            <w:r>
+              <w:rPr>
+                <w:rStyle w:val="Strong"/>
+                <w:rFonts w:ascii="times new roman " w:hAnsi="times new roman "/>
+                <w:sz w:val="24"/>
+                <w:szCs w:val="24"/>
+              </w:rPr>
+              <w:t>RF22</w:t>
+            </w:r>
+          </w:p>
+        </w:tc>
+        <w:tc>
+          <w:tcPr>
+            <w:tcW w:w="7709" w:type="dxa"/>
+            <w:tcBorders/>
+            <w:vAlign w:val="center"/>
+          </w:tcPr>
+          <w:p>
+            <w:pPr>
+              <w:pStyle w:val="Contenidodelatabla"/>
+              <w:widowControl w:val="false"/>
+              <w:suppressLineNumbers/>
+              <w:spacing w:before="0" w:after="160"/>
+              <w:rPr/>
+            </w:pPr>
+            <w:r>
+              <w:rPr>
+                <w:rStyle w:val="Strong"/>
+                <w:rFonts w:ascii="times new roman " w:hAnsi="times new roman "/>
+                <w:sz w:val="24"/>
+                <w:szCs w:val="24"/>
+              </w:rPr>
+              <w:t>El sistema debe permitir</w:t>
+            </w:r>
+            <w:r>
+              <w:rPr>
+                <w:rFonts w:ascii="times new roman " w:hAnsi="times new roman "/>
+                <w:sz w:val="24"/>
+                <w:szCs w:val="24"/>
+              </w:rPr>
+              <w:t xml:space="preserve"> recibir y gestionar las solicitudes formales de adquisición de compost emitidas por empresas interesadas.</w:t>
+            </w:r>
+          </w:p>
+        </w:tc>
+      </w:tr>
+    </w:tbl>
+    <w:tbl>
+      <w:tblPr>
+        <w:tblW w:w="8504" w:type="dxa"/>
+        <w:jc w:val="start"/>
+        <w:tblInd w:w="0" w:type="dxa"/>
+        <w:tblLayout w:type="fixed"/>
+        <w:tblCellMar>
+          <w:top w:w="28" w:type="dxa"/>
+          <w:start w:w="28" w:type="dxa"/>
+          <w:bottom w:w="28" w:type="dxa"/>
+          <w:end w:w="28" w:type="dxa"/>
+        </w:tblCellMar>
+      </w:tblPr>
+      <w:tblGrid>
+        <w:gridCol w:w="795"/>
+        <w:gridCol w:w="7709"/>
+      </w:tblGrid>
+      <w:tr>
+        <w:trPr/>
+        <w:tc>
+          <w:tcPr>
+            <w:tcW w:w="795" w:type="dxa"/>
+            <w:tcBorders/>
+            <w:vAlign w:val="center"/>
+          </w:tcPr>
+          <w:p>
+            <w:pPr>
+              <w:pStyle w:val="Contenidodelatabla"/>
+              <w:widowControl w:val="false"/>
+              <w:suppressLineNumbers/>
+              <w:spacing w:before="0" w:after="160"/>
+              <w:rPr/>
+            </w:pPr>
+            <w:r>
+              <w:rPr>
+                <w:rStyle w:val="Strong"/>
+                <w:rFonts w:ascii="times new roman " w:hAnsi="times new roman "/>
+                <w:sz w:val="24"/>
+                <w:szCs w:val="24"/>
+              </w:rPr>
+              <w:t>RF23</w:t>
+            </w:r>
+          </w:p>
+        </w:tc>
+        <w:tc>
+          <w:tcPr>
+            <w:tcW w:w="7709" w:type="dxa"/>
+            <w:tcBorders/>
+            <w:vAlign w:val="center"/>
+          </w:tcPr>
+          <w:p>
+            <w:pPr>
+              <w:pStyle w:val="Contenidodelatabla"/>
+              <w:widowControl w:val="false"/>
+              <w:suppressLineNumbers/>
+              <w:spacing w:before="0" w:after="160"/>
+              <w:rPr/>
+            </w:pPr>
+            <w:r>
+              <w:rPr>
+                <w:rStyle w:val="Strong"/>
+                <w:rFonts w:ascii="times new roman " w:hAnsi="times new roman "/>
+                <w:sz w:val="24"/>
+                <w:szCs w:val="24"/>
+              </w:rPr>
+              <w:t>El sistema debe permitir</w:t>
+            </w:r>
+            <w:r>
+              <w:rPr>
+                <w:rFonts w:ascii="times new roman " w:hAnsi="times new roman "/>
+                <w:sz w:val="24"/>
+                <w:szCs w:val="24"/>
+              </w:rPr>
+              <w:t xml:space="preserve"> controlar qué puede hacer cada usuario en el sistema según su puesto (Administrador, Operador, Técnico o Cliente), para que cada persona solo entre a las partes que le corresponden.</w:t>
+            </w:r>
+          </w:p>
+        </w:tc>
+      </w:tr>
+    </w:tbl>
+    <w:p>
+      <w:pPr>
+        <w:pStyle w:val="BodyText"/>
+        <w:pBdr/>
+        <w:bidi w:val="0"/>
+        <w:spacing w:lineRule="auto" w:line="331" w:before="0" w:after="240"/>
+        <w:ind w:hanging="0" w:start="0" w:end="0"/>
+        <w:rPr>
+          <w:rFonts w:ascii="times new roman " w:hAnsi="times new roman "/>
+          <w:sz w:val="24"/>
+          <w:szCs w:val="24"/>
+        </w:rPr>
+      </w:pPr>
+      <w:r>
+        <w:rPr>
+          <w:rFonts w:ascii="times new roman " w:hAnsi="times new roman "/>
+          <w:sz w:val="24"/>
+          <w:szCs w:val="24"/>
         </w:rPr>
       </w:r>
     </w:p>
     <w:p>
       <w:pPr>
-        <w:pStyle w:val="Normal"/>
-        <w:rPr>
-          <w:rFonts w:ascii="times new roman " w:hAnsi="times new roman "/>
+        <w:pStyle w:val="BodyText"/>
+        <w:pBdr/>
+        <w:bidi w:val="0"/>
+        <w:spacing w:lineRule="auto" w:line="331" w:before="0" w:after="240"/>
+        <w:ind w:hanging="0" w:start="0" w:end="0"/>
+        <w:rPr>
+          <w:rFonts w:ascii="times new roman " w:hAnsi="times new roman "/>
+          <w:b/>
+          <w:bCs/>
+          <w:sz w:val="24"/>
+          <w:szCs w:val="24"/>
         </w:rPr>
       </w:pPr>
       <w:r>
         <w:rPr>
           <w:rFonts w:ascii="times new roman " w:hAnsi="times new roman "/>
-        </w:rPr>
+          <w:b/>
+          <w:bCs/>
+          <w:sz w:val="24"/>
+          <w:szCs w:val="24"/>
+        </w:rPr>
+        <w:t>2.2 Requisitos No Funcionales</w:t>
       </w:r>
     </w:p>
     <w:p>
       <w:pPr>
-        <w:pStyle w:val="Normal"/>
-        <w:spacing w:before="0" w:after="160"/>
-        <w:rPr>
-          <w:rFonts w:ascii="times new roman " w:hAnsi="times new roman "/>
+        <w:pStyle w:val="BodyText"/>
+        <w:pBdr/>
+        <w:bidi w:val="0"/>
+        <w:spacing w:lineRule="auto" w:line="331" w:before="0" w:after="240"/>
+        <w:ind w:hanging="0" w:start="0" w:end="0"/>
+        <w:rPr>
+          <w:rFonts w:ascii="times new roman " w:hAnsi="times new roman "/>
+          <w:b/>
+          <w:bCs/>
+          <w:sz w:val="24"/>
+          <w:szCs w:val="24"/>
         </w:rPr>
       </w:pPr>
       <w:r>
         <w:rPr>
           <w:rFonts w:ascii="times new roman " w:hAnsi="times new roman "/>
+          <w:b/>
+          <w:bCs/>
+          <w:sz w:val="24"/>
+          <w:szCs w:val="24"/>
+        </w:rPr>
+      </w:r>
+    </w:p>
+    <w:tbl>
+      <w:tblPr>
+        <w:tblW w:w="8504" w:type="dxa"/>
+        <w:jc w:val="start"/>
+        <w:tblInd w:w="0" w:type="dxa"/>
+        <w:tblLayout w:type="fixed"/>
+        <w:tblCellMar>
+          <w:top w:w="28" w:type="dxa"/>
+          <w:start w:w="28" w:type="dxa"/>
+          <w:bottom w:w="28" w:type="dxa"/>
+          <w:end w:w="28" w:type="dxa"/>
+        </w:tblCellMar>
+      </w:tblPr>
+      <w:tblGrid>
+        <w:gridCol w:w="1020"/>
+        <w:gridCol w:w="7484"/>
+      </w:tblGrid>
+      <w:tr>
+        <w:trPr/>
+        <w:tc>
+          <w:tcPr>
+            <w:tcW w:w="1020" w:type="dxa"/>
+            <w:tcBorders/>
+            <w:vAlign w:val="center"/>
+          </w:tcPr>
+          <w:p>
+            <w:pPr>
+              <w:pStyle w:val="Ttulodelatabla"/>
+              <w:spacing w:before="0" w:after="160"/>
+              <w:rPr>
+                <w:rFonts w:ascii="times new roman " w:hAnsi="times new roman "/>
+                <w:sz w:val="24"/>
+                <w:szCs w:val="24"/>
+              </w:rPr>
+            </w:pPr>
+            <w:r>
+              <w:rPr>
+                <w:rFonts w:ascii="times new roman " w:hAnsi="times new roman "/>
+                <w:sz w:val="24"/>
+                <w:szCs w:val="24"/>
+              </w:rPr>
+              <w:t>Código</w:t>
+            </w:r>
+          </w:p>
+        </w:tc>
+        <w:tc>
+          <w:tcPr>
+            <w:tcW w:w="7484" w:type="dxa"/>
+            <w:tcBorders/>
+            <w:vAlign w:val="center"/>
+          </w:tcPr>
+          <w:p>
+            <w:pPr>
+              <w:pStyle w:val="Ttulodelatabla"/>
+              <w:spacing w:before="0" w:after="160"/>
+              <w:rPr>
+                <w:rFonts w:ascii="times new roman " w:hAnsi="times new roman "/>
+                <w:sz w:val="24"/>
+                <w:szCs w:val="24"/>
+              </w:rPr>
+            </w:pPr>
+            <w:r>
+              <w:rPr>
+                <w:rFonts w:ascii="times new roman " w:hAnsi="times new roman "/>
+                <w:sz w:val="24"/>
+                <w:szCs w:val="24"/>
+              </w:rPr>
+              <w:t>Requisito No Funcional</w:t>
+            </w:r>
+          </w:p>
+        </w:tc>
+      </w:tr>
+      <w:tr>
+        <w:trPr/>
+        <w:tc>
+          <w:tcPr>
+            <w:tcW w:w="1020" w:type="dxa"/>
+            <w:tcBorders/>
+            <w:vAlign w:val="center"/>
+          </w:tcPr>
+          <w:p>
+            <w:pPr>
+              <w:pStyle w:val="Contenidodelatabla"/>
+              <w:widowControl w:val="false"/>
+              <w:suppressLineNumbers/>
+              <w:spacing w:before="0" w:after="160"/>
+              <w:rPr/>
+            </w:pPr>
+            <w:r>
+              <w:rPr>
+                <w:rStyle w:val="Strong"/>
+                <w:rFonts w:ascii="times new roman " w:hAnsi="times new roman "/>
+                <w:sz w:val="24"/>
+                <w:szCs w:val="24"/>
+              </w:rPr>
+              <w:t>RNF01</w:t>
+            </w:r>
+          </w:p>
+        </w:tc>
+        <w:tc>
+          <w:tcPr>
+            <w:tcW w:w="7484" w:type="dxa"/>
+            <w:tcBorders/>
+            <w:vAlign w:val="center"/>
+          </w:tcPr>
+          <w:p>
+            <w:pPr>
+              <w:pStyle w:val="Contenidodelatabla"/>
+              <w:widowControl w:val="false"/>
+              <w:suppressLineNumbers/>
+              <w:spacing w:before="0" w:after="160"/>
+              <w:rPr/>
+            </w:pPr>
+            <w:r>
+              <w:rPr>
+                <w:rStyle w:val="Strong"/>
+                <w:rFonts w:ascii="times new roman " w:hAnsi="times new roman "/>
+                <w:sz w:val="24"/>
+                <w:szCs w:val="24"/>
+              </w:rPr>
+              <w:t>El sistema debe</w:t>
+            </w:r>
+            <w:r>
+              <w:rPr>
+                <w:rFonts w:ascii="times new roman " w:hAnsi="times new roman "/>
+                <w:sz w:val="24"/>
+                <w:szCs w:val="24"/>
+              </w:rPr>
+              <w:t xml:space="preserve"> implementar un esquema de autenticación obligatorio basado en credenciales únicas (usuario y contraseña) para el ingreso a la plataforma.</w:t>
+            </w:r>
+          </w:p>
+        </w:tc>
+      </w:tr>
+      <w:tr>
+        <w:trPr/>
+        <w:tc>
+          <w:tcPr>
+            <w:tcW w:w="1020" w:type="dxa"/>
+            <w:tcBorders/>
+            <w:vAlign w:val="center"/>
+          </w:tcPr>
+          <w:p>
+            <w:pPr>
+              <w:pStyle w:val="Contenidodelatabla"/>
+              <w:widowControl w:val="false"/>
+              <w:suppressLineNumbers/>
+              <w:spacing w:before="0" w:after="160"/>
+              <w:rPr/>
+            </w:pPr>
+            <w:r>
+              <w:rPr>
+                <w:rStyle w:val="Strong"/>
+                <w:rFonts w:ascii="times new roman " w:hAnsi="times new roman "/>
+                <w:sz w:val="24"/>
+                <w:szCs w:val="24"/>
+              </w:rPr>
+              <w:t>RNF02</w:t>
+            </w:r>
+          </w:p>
+        </w:tc>
+        <w:tc>
+          <w:tcPr>
+            <w:tcW w:w="7484" w:type="dxa"/>
+            <w:tcBorders/>
+            <w:vAlign w:val="center"/>
+          </w:tcPr>
+          <w:p>
+            <w:pPr>
+              <w:pStyle w:val="Contenidodelatabla"/>
+              <w:widowControl w:val="false"/>
+              <w:suppressLineNumbers/>
+              <w:spacing w:before="0" w:after="160"/>
+              <w:rPr/>
+            </w:pPr>
+            <w:r>
+              <w:rPr>
+                <w:rStyle w:val="Strong"/>
+                <w:rFonts w:ascii="times new roman " w:hAnsi="times new roman "/>
+                <w:sz w:val="24"/>
+                <w:szCs w:val="24"/>
+              </w:rPr>
+              <w:t>El sistema debe</w:t>
+            </w:r>
+            <w:r>
+              <w:rPr>
+                <w:rFonts w:ascii="times new roman " w:hAnsi="times new roman "/>
+                <w:sz w:val="24"/>
+                <w:szCs w:val="24"/>
+              </w:rPr>
+              <w:t xml:space="preserve"> garantizar la confidencialidad de la información en tránsito mediante el cifrado del canal de comunicación utilizando el protocolo HTTPS (TLS/SSL).</w:t>
+            </w:r>
+          </w:p>
+        </w:tc>
+      </w:tr>
+      <w:tr>
+        <w:trPr/>
+        <w:tc>
+          <w:tcPr>
+            <w:tcW w:w="1020" w:type="dxa"/>
+            <w:tcBorders/>
+            <w:vAlign w:val="center"/>
+          </w:tcPr>
+          <w:p>
+            <w:pPr>
+              <w:pStyle w:val="Contenidodelatabla"/>
+              <w:widowControl w:val="false"/>
+              <w:suppressLineNumbers/>
+              <w:spacing w:before="0" w:after="160"/>
+              <w:rPr/>
+            </w:pPr>
+            <w:r>
+              <w:rPr>
+                <w:rStyle w:val="Strong"/>
+                <w:rFonts w:ascii="times new roman " w:hAnsi="times new roman "/>
+                <w:sz w:val="24"/>
+                <w:szCs w:val="24"/>
+              </w:rPr>
+              <w:t>RNF03</w:t>
+            </w:r>
+          </w:p>
+        </w:tc>
+        <w:tc>
+          <w:tcPr>
+            <w:tcW w:w="7484" w:type="dxa"/>
+            <w:tcBorders/>
+            <w:vAlign w:val="center"/>
+          </w:tcPr>
+          <w:p>
+            <w:pPr>
+              <w:pStyle w:val="Contenidodelatabla"/>
+              <w:widowControl w:val="false"/>
+              <w:suppressLineNumbers/>
+              <w:spacing w:before="0" w:after="160"/>
+              <w:rPr/>
+            </w:pPr>
+            <w:r>
+              <w:rPr>
+                <w:rStyle w:val="Strong"/>
+                <w:rFonts w:ascii="times new roman " w:hAnsi="times new roman "/>
+                <w:sz w:val="24"/>
+                <w:szCs w:val="24"/>
+              </w:rPr>
+              <w:t>El sistema debe</w:t>
+            </w:r>
+            <w:r>
+              <w:rPr>
+                <w:rFonts w:ascii="times new roman " w:hAnsi="times new roman "/>
+                <w:sz w:val="24"/>
+                <w:szCs w:val="24"/>
+              </w:rPr>
+              <w:t xml:space="preserve"> aplicar algoritmos de hashing y cifrado robustos para el almacenamiento seguro de las contraseñas de los usuarios en la base de datos.</w:t>
+            </w:r>
+          </w:p>
+        </w:tc>
+      </w:tr>
+      <w:tr>
+        <w:trPr/>
+        <w:tc>
+          <w:tcPr>
+            <w:tcW w:w="1020" w:type="dxa"/>
+            <w:tcBorders/>
+            <w:vAlign w:val="center"/>
+          </w:tcPr>
+          <w:p>
+            <w:pPr>
+              <w:pStyle w:val="Contenidodelatabla"/>
+              <w:widowControl w:val="false"/>
+              <w:suppressLineNumbers/>
+              <w:spacing w:before="0" w:after="160"/>
+              <w:rPr/>
+            </w:pPr>
+            <w:r>
+              <w:rPr>
+                <w:rStyle w:val="Strong"/>
+                <w:rFonts w:ascii="times new roman " w:hAnsi="times new roman "/>
+                <w:sz w:val="24"/>
+                <w:szCs w:val="24"/>
+              </w:rPr>
+              <w:t>RNF04</w:t>
+            </w:r>
+          </w:p>
+        </w:tc>
+        <w:tc>
+          <w:tcPr>
+            <w:tcW w:w="7484" w:type="dxa"/>
+            <w:tcBorders/>
+            <w:vAlign w:val="center"/>
+          </w:tcPr>
+          <w:p>
+            <w:pPr>
+              <w:pStyle w:val="Contenidodelatabla"/>
+              <w:widowControl w:val="false"/>
+              <w:suppressLineNumbers/>
+              <w:spacing w:before="0" w:after="160"/>
+              <w:rPr/>
+            </w:pPr>
+            <w:r>
+              <w:rPr>
+                <w:rStyle w:val="Strong"/>
+                <w:rFonts w:ascii="times new roman " w:hAnsi="times new roman "/>
+                <w:sz w:val="24"/>
+                <w:szCs w:val="24"/>
+              </w:rPr>
+              <w:t>El sistema debe</w:t>
+            </w:r>
+            <w:r>
+              <w:rPr>
+                <w:rFonts w:ascii="times new roman " w:hAnsi="times new roman "/>
+                <w:sz w:val="24"/>
+                <w:szCs w:val="24"/>
+              </w:rPr>
+              <w:t xml:space="preserve"> enforzar el principio de menor privilegio mediante un control de acceso basado en roles (RBAC), restringiendo las vistas y funciones según el perfil asignado.</w:t>
+            </w:r>
+          </w:p>
+        </w:tc>
+      </w:tr>
+      <w:tr>
+        <w:trPr/>
+        <w:tc>
+          <w:tcPr>
+            <w:tcW w:w="1020" w:type="dxa"/>
+            <w:tcBorders/>
+            <w:vAlign w:val="center"/>
+          </w:tcPr>
+          <w:p>
+            <w:pPr>
+              <w:pStyle w:val="Contenidodelatabla"/>
+              <w:widowControl w:val="false"/>
+              <w:suppressLineNumbers/>
+              <w:spacing w:before="0" w:after="160"/>
+              <w:rPr/>
+            </w:pPr>
+            <w:r>
+              <w:rPr>
+                <w:rStyle w:val="Strong"/>
+                <w:rFonts w:ascii="times new roman " w:hAnsi="times new roman "/>
+                <w:sz w:val="24"/>
+                <w:szCs w:val="24"/>
+              </w:rPr>
+              <w:t>RNF05</w:t>
+            </w:r>
+          </w:p>
+        </w:tc>
+        <w:tc>
+          <w:tcPr>
+            <w:tcW w:w="7484" w:type="dxa"/>
+            <w:tcBorders/>
+            <w:vAlign w:val="center"/>
+          </w:tcPr>
+          <w:p>
+            <w:pPr>
+              <w:pStyle w:val="Contenidodelatabla"/>
+              <w:widowControl w:val="false"/>
+              <w:suppressLineNumbers/>
+              <w:spacing w:before="0" w:after="160"/>
+              <w:rPr/>
+            </w:pPr>
+            <w:r>
+              <w:rPr>
+                <w:rStyle w:val="Strong"/>
+                <w:rFonts w:ascii="times new roman " w:hAnsi="times new roman "/>
+                <w:sz w:val="24"/>
+                <w:szCs w:val="24"/>
+              </w:rPr>
+              <w:t>El sistema debe</w:t>
+            </w:r>
+            <w:r>
+              <w:rPr>
+                <w:rFonts w:ascii="times new roman " w:hAnsi="times new roman "/>
+                <w:sz w:val="24"/>
+                <w:szCs w:val="24"/>
+              </w:rPr>
+              <w:t xml:space="preserve"> asegurar una tasa de disponibilidad del servicio (SLA) de al menos el 99 % dentro de la ventana de operación productiva.</w:t>
+            </w:r>
+          </w:p>
+        </w:tc>
+      </w:tr>
+      <w:tr>
+        <w:trPr/>
+        <w:tc>
+          <w:tcPr>
+            <w:tcW w:w="1020" w:type="dxa"/>
+            <w:tcBorders/>
+            <w:vAlign w:val="center"/>
+          </w:tcPr>
+          <w:p>
+            <w:pPr>
+              <w:pStyle w:val="Contenidodelatabla"/>
+              <w:widowControl w:val="false"/>
+              <w:suppressLineNumbers/>
+              <w:spacing w:before="0" w:after="160"/>
+              <w:rPr/>
+            </w:pPr>
+            <w:r>
+              <w:rPr>
+                <w:rStyle w:val="Strong"/>
+                <w:rFonts w:ascii="times new roman " w:hAnsi="times new roman "/>
+                <w:sz w:val="24"/>
+                <w:szCs w:val="24"/>
+              </w:rPr>
+              <w:t>RNF06</w:t>
+            </w:r>
+          </w:p>
+        </w:tc>
+        <w:tc>
+          <w:tcPr>
+            <w:tcW w:w="7484" w:type="dxa"/>
+            <w:tcBorders/>
+            <w:vAlign w:val="center"/>
+          </w:tcPr>
+          <w:p>
+            <w:pPr>
+              <w:pStyle w:val="Contenidodelatabla"/>
+              <w:widowControl w:val="false"/>
+              <w:suppressLineNumbers/>
+              <w:spacing w:before="0" w:after="160"/>
+              <w:rPr/>
+            </w:pPr>
+            <w:r>
+              <w:rPr>
+                <w:rStyle w:val="Strong"/>
+                <w:rFonts w:ascii="times new roman " w:hAnsi="times new roman "/>
+                <w:sz w:val="24"/>
+                <w:szCs w:val="24"/>
+              </w:rPr>
+              <w:t>El sistema debe</w:t>
+            </w:r>
+            <w:r>
+              <w:rPr>
+                <w:rFonts w:ascii="times new roman " w:hAnsi="times new roman "/>
+                <w:sz w:val="24"/>
+                <w:szCs w:val="24"/>
+              </w:rPr>
+              <w:t xml:space="preserve"> mantener tiempos de respuesta de cara al usuario inferiores a 3 segundos para transacciones y consultas estándar bajo carga habitual.</w:t>
+            </w:r>
+          </w:p>
+        </w:tc>
+      </w:tr>
+      <w:tr>
+        <w:trPr/>
+        <w:tc>
+          <w:tcPr>
+            <w:tcW w:w="1020" w:type="dxa"/>
+            <w:tcBorders/>
+            <w:vAlign w:val="center"/>
+          </w:tcPr>
+          <w:p>
+            <w:pPr>
+              <w:pStyle w:val="Contenidodelatabla"/>
+              <w:widowControl w:val="false"/>
+              <w:suppressLineNumbers/>
+              <w:spacing w:before="0" w:after="160"/>
+              <w:rPr/>
+            </w:pPr>
+            <w:r>
+              <w:rPr>
+                <w:rStyle w:val="Strong"/>
+                <w:rFonts w:ascii="times new roman " w:hAnsi="times new roman "/>
+                <w:sz w:val="24"/>
+                <w:szCs w:val="24"/>
+              </w:rPr>
+              <w:t>RNF07</w:t>
+            </w:r>
+          </w:p>
+        </w:tc>
+        <w:tc>
+          <w:tcPr>
+            <w:tcW w:w="7484" w:type="dxa"/>
+            <w:tcBorders/>
+            <w:vAlign w:val="center"/>
+          </w:tcPr>
+          <w:p>
+            <w:pPr>
+              <w:pStyle w:val="Contenidodelatabla"/>
+              <w:widowControl w:val="false"/>
+              <w:suppressLineNumbers/>
+              <w:spacing w:before="0" w:after="160"/>
+              <w:rPr/>
+            </w:pPr>
+            <w:r>
+              <w:rPr>
+                <w:rStyle w:val="Strong"/>
+                <w:rFonts w:ascii="times new roman " w:hAnsi="times new roman "/>
+                <w:sz w:val="24"/>
+                <w:szCs w:val="24"/>
+              </w:rPr>
+              <w:t>El sistema debe</w:t>
+            </w:r>
+            <w:r>
+              <w:rPr>
+                <w:rFonts w:ascii="times new roman " w:hAnsi="times new roman "/>
+                <w:sz w:val="24"/>
+                <w:szCs w:val="24"/>
+              </w:rPr>
+              <w:t xml:space="preserve"> garantizar la escalabilidad del sistema para absorber el incremento gradual de usuarios y el volumen transaccional sin degradar la experiencia de uso.</w:t>
+            </w:r>
+          </w:p>
+        </w:tc>
+      </w:tr>
+      <w:tr>
+        <w:trPr/>
+        <w:tc>
+          <w:tcPr>
+            <w:tcW w:w="1020" w:type="dxa"/>
+            <w:tcBorders/>
+            <w:vAlign w:val="center"/>
+          </w:tcPr>
+          <w:p>
+            <w:pPr>
+              <w:pStyle w:val="Contenidodelatabla"/>
+              <w:widowControl w:val="false"/>
+              <w:suppressLineNumbers/>
+              <w:spacing w:before="0" w:after="160"/>
+              <w:rPr/>
+            </w:pPr>
+            <w:r>
+              <w:rPr>
+                <w:rStyle w:val="Strong"/>
+                <w:rFonts w:ascii="times new roman " w:hAnsi="times new roman "/>
+                <w:sz w:val="24"/>
+                <w:szCs w:val="24"/>
+              </w:rPr>
+              <w:t>RNF08</w:t>
+            </w:r>
+          </w:p>
+        </w:tc>
+        <w:tc>
+          <w:tcPr>
+            <w:tcW w:w="7484" w:type="dxa"/>
+            <w:tcBorders/>
+            <w:vAlign w:val="center"/>
+          </w:tcPr>
+          <w:p>
+            <w:pPr>
+              <w:pStyle w:val="Contenidodelatabla"/>
+              <w:widowControl w:val="false"/>
+              <w:suppressLineNumbers/>
+              <w:spacing w:before="0" w:after="160"/>
+              <w:rPr/>
+            </w:pPr>
+            <w:r>
+              <w:rPr>
+                <w:rStyle w:val="Strong"/>
+                <w:rFonts w:ascii="times new roman " w:hAnsi="times new roman "/>
+                <w:sz w:val="24"/>
+                <w:szCs w:val="24"/>
+              </w:rPr>
+              <w:t>El sistema debe</w:t>
+            </w:r>
+            <w:r>
+              <w:rPr>
+                <w:rFonts w:ascii="times new roman " w:hAnsi="times new roman "/>
+                <w:sz w:val="24"/>
+                <w:szCs w:val="24"/>
+              </w:rPr>
+              <w:t xml:space="preserve"> diseñar una interfaz de usuario (UI/UX) intuitiva, consistente y orientada a minimizar la curva de aprendizaje de los distintos perfiles de usuario.</w:t>
+            </w:r>
+          </w:p>
+        </w:tc>
+      </w:tr>
+      <w:tr>
+        <w:trPr/>
+        <w:tc>
+          <w:tcPr>
+            <w:tcW w:w="1020" w:type="dxa"/>
+            <w:tcBorders/>
+            <w:vAlign w:val="center"/>
+          </w:tcPr>
+          <w:p>
+            <w:pPr>
+              <w:pStyle w:val="Contenidodelatabla"/>
+              <w:widowControl w:val="false"/>
+              <w:suppressLineNumbers/>
+              <w:spacing w:before="0" w:after="160"/>
+              <w:rPr/>
+            </w:pPr>
+            <w:r>
+              <w:rPr>
+                <w:rStyle w:val="Strong"/>
+                <w:rFonts w:ascii="times new roman " w:hAnsi="times new roman "/>
+                <w:sz w:val="24"/>
+                <w:szCs w:val="24"/>
+              </w:rPr>
+              <w:t>RNF09</w:t>
+            </w:r>
+          </w:p>
+        </w:tc>
+        <w:tc>
+          <w:tcPr>
+            <w:tcW w:w="7484" w:type="dxa"/>
+            <w:tcBorders/>
+            <w:vAlign w:val="center"/>
+          </w:tcPr>
+          <w:p>
+            <w:pPr>
+              <w:pStyle w:val="Contenidodelatabla"/>
+              <w:widowControl w:val="false"/>
+              <w:suppressLineNumbers/>
+              <w:spacing w:before="0" w:after="160"/>
+              <w:rPr/>
+            </w:pPr>
+            <w:r>
+              <w:rPr>
+                <w:rStyle w:val="Strong"/>
+                <w:rFonts w:ascii="times new roman " w:hAnsi="times new roman "/>
+                <w:sz w:val="24"/>
+                <w:szCs w:val="24"/>
+              </w:rPr>
+              <w:t>El sistema debe</w:t>
+            </w:r>
+            <w:r>
+              <w:rPr>
+                <w:rFonts w:ascii="times new roman " w:hAnsi="times new roman "/>
+                <w:sz w:val="24"/>
+                <w:szCs w:val="24"/>
+              </w:rPr>
+              <w:t xml:space="preserve"> asegurar la compatibilidad e interoperabilidad de la aplicación web en los principales navegadores del mercado (Chrome, Edge, Firefox, Safari).</w:t>
+            </w:r>
+          </w:p>
+        </w:tc>
+      </w:tr>
+      <w:tr>
+        <w:trPr/>
+        <w:tc>
+          <w:tcPr>
+            <w:tcW w:w="1020" w:type="dxa"/>
+            <w:tcBorders/>
+            <w:vAlign w:val="center"/>
+          </w:tcPr>
+          <w:p>
+            <w:pPr>
+              <w:pStyle w:val="Contenidodelatabla"/>
+              <w:widowControl w:val="false"/>
+              <w:suppressLineNumbers/>
+              <w:spacing w:before="0" w:after="160"/>
+              <w:rPr/>
+            </w:pPr>
+            <w:r>
+              <w:rPr>
+                <w:rStyle w:val="Strong"/>
+                <w:rFonts w:ascii="times new roman " w:hAnsi="times new roman "/>
+                <w:sz w:val="24"/>
+                <w:szCs w:val="24"/>
+              </w:rPr>
+              <w:t>RNF10</w:t>
+            </w:r>
+          </w:p>
+        </w:tc>
+        <w:tc>
+          <w:tcPr>
+            <w:tcW w:w="7484" w:type="dxa"/>
+            <w:tcBorders/>
+            <w:vAlign w:val="center"/>
+          </w:tcPr>
+          <w:p>
+            <w:pPr>
+              <w:pStyle w:val="Contenidodelatabla"/>
+              <w:widowControl w:val="false"/>
+              <w:suppressLineNumbers/>
+              <w:spacing w:before="0" w:after="160"/>
+              <w:rPr/>
+            </w:pPr>
+            <w:r>
+              <w:rPr>
+                <w:rStyle w:val="Strong"/>
+                <w:rFonts w:ascii="times new roman " w:hAnsi="times new roman "/>
+                <w:sz w:val="24"/>
+                <w:szCs w:val="24"/>
+              </w:rPr>
+              <w:t>El sistema debe</w:t>
+            </w:r>
+            <w:r>
+              <w:rPr>
+                <w:rFonts w:ascii="times new roman " w:hAnsi="times new roman "/>
+                <w:sz w:val="24"/>
+                <w:szCs w:val="24"/>
+              </w:rPr>
+              <w:t xml:space="preserve"> incorporar un diseño adaptativo (responsive design) que ajuste la interfaz a múltiples resoluciones y tipos de dispositivos (escritorio, tabletas y móviles).</w:t>
+            </w:r>
+          </w:p>
+        </w:tc>
+      </w:tr>
+      <w:tr>
+        <w:trPr/>
+        <w:tc>
+          <w:tcPr>
+            <w:tcW w:w="1020" w:type="dxa"/>
+            <w:tcBorders/>
+            <w:vAlign w:val="center"/>
+          </w:tcPr>
+          <w:p>
+            <w:pPr>
+              <w:pStyle w:val="Contenidodelatabla"/>
+              <w:widowControl w:val="false"/>
+              <w:suppressLineNumbers/>
+              <w:spacing w:before="0" w:after="160"/>
+              <w:rPr/>
+            </w:pPr>
+            <w:r>
+              <w:rPr>
+                <w:rStyle w:val="Strong"/>
+                <w:rFonts w:ascii="times new roman " w:hAnsi="times new roman "/>
+                <w:sz w:val="24"/>
+                <w:szCs w:val="24"/>
+              </w:rPr>
+              <w:t>RNF11</w:t>
+            </w:r>
+          </w:p>
+        </w:tc>
+        <w:tc>
+          <w:tcPr>
+            <w:tcW w:w="7484" w:type="dxa"/>
+            <w:tcBorders/>
+            <w:vAlign w:val="center"/>
+          </w:tcPr>
+          <w:p>
+            <w:pPr>
+              <w:pStyle w:val="Contenidodelatabla"/>
+              <w:widowControl w:val="false"/>
+              <w:suppressLineNumbers/>
+              <w:spacing w:before="0" w:after="160"/>
+              <w:rPr/>
+            </w:pPr>
+            <w:r>
+              <w:rPr>
+                <w:rStyle w:val="Strong"/>
+                <w:rFonts w:ascii="times new roman " w:hAnsi="times new roman "/>
+                <w:sz w:val="24"/>
+                <w:szCs w:val="24"/>
+              </w:rPr>
+              <w:t>El sistema debe</w:t>
+            </w:r>
+            <w:r>
+              <w:rPr>
+                <w:rFonts w:ascii="times new roman " w:hAnsi="times new roman "/>
+                <w:sz w:val="24"/>
+                <w:szCs w:val="24"/>
+              </w:rPr>
+              <w:t xml:space="preserve"> programar un esquema automatizado de respaldos periódicos de la base de datos para prevenir la pérdida imprevista de información.</w:t>
+            </w:r>
+          </w:p>
+        </w:tc>
+      </w:tr>
+      <w:tr>
+        <w:trPr/>
+        <w:tc>
+          <w:tcPr>
+            <w:tcW w:w="1020" w:type="dxa"/>
+            <w:tcBorders/>
+            <w:vAlign w:val="center"/>
+          </w:tcPr>
+          <w:p>
+            <w:pPr>
+              <w:pStyle w:val="Contenidodelatabla"/>
+              <w:widowControl w:val="false"/>
+              <w:suppressLineNumbers/>
+              <w:spacing w:before="0" w:after="160"/>
+              <w:rPr/>
+            </w:pPr>
+            <w:r>
+              <w:rPr>
+                <w:rStyle w:val="Strong"/>
+                <w:rFonts w:ascii="times new roman " w:hAnsi="times new roman "/>
+                <w:sz w:val="24"/>
+                <w:szCs w:val="24"/>
+              </w:rPr>
+              <w:t>RNF12</w:t>
+            </w:r>
+          </w:p>
+        </w:tc>
+        <w:tc>
+          <w:tcPr>
+            <w:tcW w:w="7484" w:type="dxa"/>
+            <w:tcBorders/>
+            <w:vAlign w:val="center"/>
+          </w:tcPr>
+          <w:p>
+            <w:pPr>
+              <w:pStyle w:val="Contenidodelatabla"/>
+              <w:widowControl w:val="false"/>
+              <w:suppressLineNumbers/>
+              <w:spacing w:before="0" w:after="160"/>
+              <w:rPr/>
+            </w:pPr>
+            <w:r>
+              <w:rPr>
+                <w:rStyle w:val="Strong"/>
+                <w:rFonts w:ascii="times new roman " w:hAnsi="times new roman "/>
+                <w:sz w:val="24"/>
+                <w:szCs w:val="24"/>
+              </w:rPr>
+              <w:t>El sistema debe</w:t>
+            </w:r>
+            <w:r>
+              <w:rPr>
+                <w:rFonts w:ascii="times new roman " w:hAnsi="times new roman "/>
+                <w:sz w:val="24"/>
+                <w:szCs w:val="24"/>
+              </w:rPr>
+              <w:t xml:space="preserve"> registrar las operaciones críticas y eventos del sistema en una bitácora de auditoría inmutable para fines de trazabilidad y seguridad.</w:t>
+            </w:r>
+          </w:p>
+        </w:tc>
+      </w:tr>
+      <w:tr>
+        <w:trPr/>
+        <w:tc>
+          <w:tcPr>
+            <w:tcW w:w="1020" w:type="dxa"/>
+            <w:tcBorders/>
+            <w:vAlign w:val="center"/>
+          </w:tcPr>
+          <w:p>
+            <w:pPr>
+              <w:pStyle w:val="Contenidodelatabla"/>
+              <w:widowControl w:val="false"/>
+              <w:suppressLineNumbers/>
+              <w:spacing w:before="0" w:after="160"/>
+              <w:rPr/>
+            </w:pPr>
+            <w:r>
+              <w:rPr>
+                <w:rStyle w:val="Strong"/>
+                <w:rFonts w:ascii="times new roman " w:hAnsi="times new roman "/>
+                <w:sz w:val="24"/>
+                <w:szCs w:val="24"/>
+              </w:rPr>
+              <w:t>RNF13</w:t>
+            </w:r>
+          </w:p>
+        </w:tc>
+        <w:tc>
+          <w:tcPr>
+            <w:tcW w:w="7484" w:type="dxa"/>
+            <w:tcBorders/>
+            <w:vAlign w:val="center"/>
+          </w:tcPr>
+          <w:p>
+            <w:pPr>
+              <w:pStyle w:val="Contenidodelatabla"/>
+              <w:widowControl w:val="false"/>
+              <w:suppressLineNumbers/>
+              <w:spacing w:before="0" w:after="160"/>
+              <w:rPr/>
+            </w:pPr>
+            <w:r>
+              <w:rPr>
+                <w:rStyle w:val="Strong"/>
+                <w:rFonts w:ascii="times new roman " w:hAnsi="times new roman "/>
+                <w:sz w:val="24"/>
+                <w:szCs w:val="24"/>
+              </w:rPr>
+              <w:t>El sistema debe</w:t>
+            </w:r>
+            <w:r>
+              <w:rPr>
+                <w:rFonts w:ascii="times new roman " w:hAnsi="times new roman "/>
+                <w:sz w:val="24"/>
+                <w:szCs w:val="24"/>
+              </w:rPr>
+              <w:t xml:space="preserve"> adoptar patrones de diseño y estándares de código que faciliten el mantenimiento, el refactorizado y la adición de nuevas capacidades operativas.</w:t>
+            </w:r>
+          </w:p>
+        </w:tc>
+      </w:tr>
+      <w:tr>
+        <w:trPr/>
+        <w:tc>
+          <w:tcPr>
+            <w:tcW w:w="1020" w:type="dxa"/>
+            <w:tcBorders/>
+            <w:vAlign w:val="center"/>
+          </w:tcPr>
+          <w:p>
+            <w:pPr>
+              <w:pStyle w:val="Contenidodelatabla"/>
+              <w:widowControl w:val="false"/>
+              <w:suppressLineNumbers/>
+              <w:spacing w:before="0" w:after="160"/>
+              <w:rPr/>
+            </w:pPr>
+            <w:r>
+              <w:rPr>
+                <w:rStyle w:val="Strong"/>
+                <w:rFonts w:ascii="times new roman " w:hAnsi="times new roman "/>
+                <w:sz w:val="24"/>
+                <w:szCs w:val="24"/>
+              </w:rPr>
+              <w:t>RNF14</w:t>
+            </w:r>
+          </w:p>
+        </w:tc>
+        <w:tc>
+          <w:tcPr>
+            <w:tcW w:w="7484" w:type="dxa"/>
+            <w:tcBorders/>
+            <w:vAlign w:val="center"/>
+          </w:tcPr>
+          <w:p>
+            <w:pPr>
+              <w:pStyle w:val="Contenidodelatabla"/>
+              <w:widowControl w:val="false"/>
+              <w:suppressLineNumbers/>
+              <w:spacing w:before="0" w:after="160"/>
+              <w:rPr/>
+            </w:pPr>
+            <w:r>
+              <w:rPr>
+                <w:rStyle w:val="Strong"/>
+                <w:rFonts w:ascii="times new roman " w:hAnsi="times new roman "/>
+                <w:sz w:val="24"/>
+                <w:szCs w:val="24"/>
+              </w:rPr>
+              <w:t>El sistema debe</w:t>
+            </w:r>
+            <w:r>
+              <w:rPr>
+                <w:rFonts w:ascii="times new roman " w:hAnsi="times new roman "/>
+                <w:sz w:val="24"/>
+                <w:szCs w:val="24"/>
+              </w:rPr>
+              <w:t xml:space="preserve"> contar con mecanismos de recuperación ante fallos (Disaster Recovery) que aseguren un tiempo de restablecimiento óptimo con un RPO cercano a cero.</w:t>
+            </w:r>
+          </w:p>
+        </w:tc>
+      </w:tr>
+      <w:tr>
+        <w:trPr/>
+        <w:tc>
+          <w:tcPr>
+            <w:tcW w:w="1020" w:type="dxa"/>
+            <w:tcBorders/>
+            <w:vAlign w:val="center"/>
+          </w:tcPr>
+          <w:p>
+            <w:pPr>
+              <w:pStyle w:val="Contenidodelatabla"/>
+              <w:widowControl w:val="false"/>
+              <w:suppressLineNumbers/>
+              <w:spacing w:before="0" w:after="160"/>
+              <w:rPr/>
+            </w:pPr>
+            <w:r>
+              <w:rPr>
+                <w:rStyle w:val="Strong"/>
+                <w:rFonts w:ascii="times new roman " w:hAnsi="times new roman "/>
+                <w:sz w:val="24"/>
+                <w:szCs w:val="24"/>
+              </w:rPr>
+              <w:t>RNF15</w:t>
+            </w:r>
+          </w:p>
+        </w:tc>
+        <w:tc>
+          <w:tcPr>
+            <w:tcW w:w="7484" w:type="dxa"/>
+            <w:tcBorders/>
+            <w:vAlign w:val="center"/>
+          </w:tcPr>
+          <w:p>
+            <w:pPr>
+              <w:pStyle w:val="Contenidodelatabla"/>
+              <w:widowControl w:val="false"/>
+              <w:suppressLineNumbers/>
+              <w:spacing w:before="0" w:after="160"/>
+              <w:rPr/>
+            </w:pPr>
+            <w:r>
+              <w:rPr>
+                <w:rStyle w:val="Strong"/>
+                <w:rFonts w:ascii="times new roman " w:hAnsi="times new roman "/>
+                <w:sz w:val="24"/>
+                <w:szCs w:val="24"/>
+              </w:rPr>
+              <w:t>El sistema debe</w:t>
+            </w:r>
+            <w:r>
+              <w:rPr>
+                <w:rFonts w:ascii="times new roman " w:hAnsi="times new roman "/>
+                <w:sz w:val="24"/>
+                <w:szCs w:val="24"/>
+              </w:rPr>
+              <w:t xml:space="preserve"> organizar el sistema en partes independientes usando contenedores de Docker y conectarlas con Docker Compose, para que cada componente se pueda instalar o actualizar sin afectar a los demás.</w:t>
+            </w:r>
+          </w:p>
+        </w:tc>
+      </w:tr>
+    </w:tbl>
+    <w:p>
+      <w:pPr>
+        <w:pStyle w:val="BodyText"/>
+        <w:pBdr/>
+        <w:bidi w:val="0"/>
+        <w:spacing w:lineRule="auto" w:line="331" w:before="0" w:after="240"/>
+        <w:ind w:hanging="0" w:start="0" w:end="0"/>
+        <w:rPr>
+          <w:rFonts w:ascii="times new roman " w:hAnsi="times new roman "/>
+          <w:b/>
+          <w:bCs/>
+          <w:sz w:val="24"/>
+          <w:szCs w:val="24"/>
+        </w:rPr>
+      </w:pPr>
+      <w:r>
+        <w:rPr>
+          <w:rFonts w:ascii="times new roman " w:hAnsi="times new roman "/>
+          <w:b/>
+          <w:bCs/>
+          <w:sz w:val="24"/>
+          <w:szCs w:val="24"/>
+        </w:rPr>
+      </w:r>
+    </w:p>
+    <w:p>
+      <w:pPr>
+        <w:pStyle w:val="BodyText"/>
+        <w:pBdr/>
+        <w:bidi w:val="0"/>
+        <w:spacing w:lineRule="auto" w:line="331" w:before="0" w:after="240"/>
+        <w:ind w:hanging="0" w:start="0" w:end="0"/>
+        <w:rPr>
+          <w:rFonts w:ascii="times new roman " w:hAnsi="times new roman "/>
+          <w:sz w:val="24"/>
+          <w:szCs w:val="24"/>
+        </w:rPr>
+      </w:pPr>
+      <w:r>
+        <w:rPr>
+          <w:rFonts w:ascii="times new roman " w:hAnsi="times new roman "/>
+          <w:sz w:val="24"/>
+          <w:szCs w:val="24"/>
+        </w:rPr>
+      </w:r>
+    </w:p>
+    <w:p>
+      <w:pPr>
+        <w:pStyle w:val="BodyText"/>
+        <w:pBdr/>
+        <w:bidi w:val="0"/>
+        <w:spacing w:lineRule="auto" w:line="331" w:before="0" w:after="240"/>
+        <w:ind w:hanging="0" w:start="0" w:end="0"/>
+        <w:rPr>
+          <w:rFonts w:ascii="times new roman " w:hAnsi="times new roman "/>
+          <w:sz w:val="24"/>
+          <w:szCs w:val="24"/>
+        </w:rPr>
+      </w:pPr>
+      <w:r>
+        <w:rPr>
+          <w:rFonts w:ascii="times new roman " w:hAnsi="times new roman "/>
+          <w:sz w:val="24"/>
+          <w:szCs w:val="24"/>
         </w:rPr>
       </w:r>
     </w:p>
@@ -4363,6 +7577,14 @@
       <w:rFonts w:ascii="OpenSymbol" w:hAnsi="OpenSymbol" w:eastAsia="OpenSymbol" w:cs="OpenSymbol"/>
     </w:rPr>
   </w:style>
+  <w:style w:type="character" w:styleId="Strong">
+    <w:name w:val="Strong"/>
+    <w:qFormat/>
+    <w:rPr>
+      <w:b/>
+      <w:bCs/>
+    </w:rPr>
+  </w:style>
   <w:style w:type="paragraph" w:styleId="Ttulo">
     <w:name w:val="Título"/>
     <w:basedOn w:val="Normal"/>

--- a/Caso 5.docx
+++ b/Caso 5.docx
@@ -1,6 +1,6 @@
 
 <file path=word/document.xml><?xml version="1.0" encoding="utf-8"?>
-<w:document xmlns:wpc="http://schemas.microsoft.com/office/word/2010/wordprocessingCanvas" xmlns:cx="http://schemas.microsoft.com/office/drawing/2014/chartex" xmlns:cx1="http://schemas.microsoft.com/office/drawing/2015/9/8/chartex" xmlns:cx2="http://schemas.microsoft.com/office/drawing/2015/10/21/chartex" xmlns:cx3="http://schemas.microsoft.com/office/drawing/2016/5/9/chartex" xmlns:cx4="http://schemas.microsoft.com/office/drawing/2016/5/10/chartex" xmlns:cx5="http://schemas.microsoft.com/office/drawing/2016/5/11/chartex" xmlns:cx6="http://schemas.microsoft.com/office/drawing/2016/5/12/chartex" xmlns:cx7="http://schemas.microsoft.com/office/drawing/2016/5/13/chartex" xmlns:cx8="http://schemas.microsoft.com/office/drawing/2016/5/14/chartex" xmlns:mc="http://schemas.openxmlformats.org/markup-compatibility/2006" xmlns:aink="http://schemas.microsoft.com/office/drawing/2016/ink" xmlns:am3d="http://schemas.microsoft.com/office/drawing/2017/model3d" xmlns:o="urn:schemas-microsoft-com:office:office" xmlns:r="http://schemas.openxmlformats.org/officeDocument/2006/relationships" xmlns:m="http://schemas.openxmlformats.org/officeDocument/2006/math" xmlns:v="urn:schemas-microsoft-com:vml" xmlns:wp14="http://schemas.microsoft.com/office/word/2010/wordprocessingDrawing" xmlns:wp="http://schemas.openxmlformats.org/drawingml/2006/wordprocessingDrawing" xmlns:w10="urn:schemas-microsoft-com:office:word" xmlns:w="http://schemas.openxmlformats.org/wordprocessingml/2006/main" xmlns:w14="http://schemas.microsoft.com/office/word/2010/wordml" xmlns:w15="http://schemas.microsoft.com/office/word/2012/wordml" xmlns:w16cex="http://schemas.microsoft.com/office/word/2018/wordml/cex" xmlns:w16cid="http://schemas.microsoft.com/office/word/2016/wordml/cid" xmlns:w16="http://schemas.microsoft.com/office/word/2018/wordml" xmlns:w16sdtdh="http://schemas.microsoft.com/office/word/2020/wordml/sdtdatahash" xmlns:w16se="http://schemas.microsoft.com/office/word/2015/wordml/symex" xmlns:wpg="http://schemas.microsoft.com/office/word/2010/wordprocessingGroup" xmlns:wpi="http://schemas.microsoft.com/office/word/2010/wordprocessingInk" xmlns:wne="http://schemas.microsoft.com/office/word/2006/wordml" xmlns:wps="http://schemas.microsoft.com/office/word/2010/wordprocessingShape" mc:Ignorable="w14 w15 w16se w16cid w16 w16cex w16sdtdh wp14">
+<w:document xmlns:wpc="http://schemas.microsoft.com/office/word/2010/wordprocessingCanvas" xmlns:cx="http://schemas.microsoft.com/office/drawing/2014/chartex" xmlns:cx1="http://schemas.microsoft.com/office/drawing/2015/9/8/chartex" xmlns:cx2="http://schemas.microsoft.com/office/drawing/2015/10/21/chartex" xmlns:cx3="http://schemas.microsoft.com/office/drawing/2016/5/9/chartex" xmlns:cx4="http://schemas.microsoft.com/office/drawing/2016/5/10/chartex" xmlns:cx5="http://schemas.microsoft.com/office/drawing/2016/5/11/chartex" xmlns:cx6="http://schemas.microsoft.com/office/drawing/2016/5/12/chartex" xmlns:cx7="http://schemas.microsoft.com/office/drawing/2016/5/13/chartex" xmlns:cx8="http://schemas.microsoft.com/office/drawing/2016/5/14/chartex" xmlns:mc="http://schemas.openxmlformats.org/markup-compatibility/2006" xmlns:aink="http://schemas.microsoft.com/office/drawing/2016/ink" xmlns:am3d="http://schemas.microsoft.com/office/drawing/2017/model3d" xmlns:o="urn:schemas-microsoft-com:office:office" xmlns:oel="http://schemas.microsoft.com/office/2019/extlst" xmlns:r="http://schemas.openxmlformats.org/officeDocument/2006/relationships" xmlns:m="http://schemas.openxmlformats.org/officeDocument/2006/math" xmlns:v="urn:schemas-microsoft-com:vml" xmlns:wp14="http://schemas.microsoft.com/office/word/2010/wordprocessingDrawing" xmlns:wp="http://schemas.openxmlformats.org/drawingml/2006/wordprocessingDrawing" xmlns:w10="urn:schemas-microsoft-com:office:word" xmlns:w="http://schemas.openxmlformats.org/wordprocessingml/2006/main" xmlns:w14="http://schemas.microsoft.com/office/word/2010/wordml" xmlns:w15="http://schemas.microsoft.com/office/word/2012/wordml" xmlns:w16cex="http://schemas.microsoft.com/office/word/2018/wordml/cex" xmlns:w16cid="http://schemas.microsoft.com/office/word/2016/wordml/cid" xmlns:w16="http://schemas.microsoft.com/office/word/2018/wordml" xmlns:w16sdtdh="http://schemas.microsoft.com/office/word/2020/wordml/sdtdatahash" xmlns:w16se="http://schemas.microsoft.com/office/word/2015/wordml/symex" xmlns:wpg="http://schemas.microsoft.com/office/word/2010/wordprocessingGroup" xmlns:wpi="http://schemas.microsoft.com/office/word/2010/wordprocessingInk" xmlns:wne="http://schemas.microsoft.com/office/word/2006/wordml" xmlns:wps="http://schemas.microsoft.com/office/word/2010/wordprocessingShape" mc:Ignorable="w14 w15 w16se w16cid w16 w16cex w16sdtdh wp14">
   <w:body>
     <w:p>
       <w:pPr>
@@ -83,15 +83,24 @@
           <w:sz w:val="24"/>
           <w:szCs w:val="24"/>
         </w:rPr>
-        <w:t xml:space="preserve"> S.A. opera en la ciudad de Quito gestionando residuos orgánicos de viviendas y locales </w:t>
+        <w:t xml:space="preserve"> S.A. opera en la ciudad de Quito gestionando residuos orgánicos de viviendas y locales comerciales. Gracias al aumento de clientes en estos últimos años la demanda se disparó; sin embargo, este crecimiento trajo un problema evidente: la logística diaria de recolección y compostaje se volvió demasiado compleja.</w:t>
       </w:r>
+    </w:p>
+    <w:p>
+      <w:pPr>
+        <w:rPr>
+          <w:rFonts w:ascii="Times New Roman" w:hAnsi="Times New Roman"/>
+          <w:sz w:val="24"/>
+          <w:szCs w:val="24"/>
+        </w:rPr>
+      </w:pPr>
       <w:r>
         <w:rPr>
           <w:rFonts w:ascii="Times New Roman" w:hAnsi="Times New Roman"/>
           <w:sz w:val="24"/>
           <w:szCs w:val="24"/>
         </w:rPr>
-        <w:t>comerciales. Gracias al aumento de clientes en estos últimos años la demanda se disparó; sin embargo, este crecimiento trajo un problema evidente: la logística diaria de recolección y compostaje se volvió demasiado compleja.</w:t>
+        <w:t>El principal obstáculo que tienen es trabajar a ciegas, sin un sistema central. Hoy por hoy, la base de usuarios, la planificación de rutas, los pesajes y el control del abono andan totalmente dispersos. Lo que provoca un seguimiento ineficiente y la falta de datos reales para tomar buenas decisiones.</w:t>
       </w:r>
     </w:p>
     <w:p>
@@ -108,73 +117,42 @@
           <w:sz w:val="24"/>
           <w:szCs w:val="24"/>
         </w:rPr>
-        <w:t>El principal obstáculo que tien</w:t>
+        <w:t>A esto hay que sumarle la pérdida de trazabilidad. Apenas los camiones recogen el material, prácticamente se pierde el rastro de la basura. Es muy difícil saber cómo ese desecho específico llega a transformarse en compost, y ni hablar de intentar calcular el volumen exacto que entregó cada persona o el impacto ambiental que están logrando.</w:t>
       </w:r>
+    </w:p>
+    <w:p>
+      <w:pPr>
+        <w:rPr>
+          <w:rFonts w:ascii="Times New Roman" w:hAnsi="Times New Roman"/>
+          <w:sz w:val="24"/>
+          <w:szCs w:val="24"/>
+        </w:rPr>
+      </w:pPr>
       <w:r>
         <w:rPr>
           <w:rFonts w:ascii="Times New Roman" w:hAnsi="Times New Roman"/>
           <w:sz w:val="24"/>
           <w:szCs w:val="24"/>
         </w:rPr>
-        <w:t>en es trabajar a ciegas, sin un sistema central. Hoy por hoy, la base de usuarios, la planificación de rutas, los pesajes y el control del abono andan totalmente dispersos. Lo que provoca un seguimiento ineficiente y la falta de datos reales para tomar bue</w:t>
+        <w:t xml:space="preserve">Planificar los recorridos también resulta ser un reto pesado. Las frecuencias de recolección cambian bastante dependiendo del usuario. </w:t>
       </w:r>
+      <w:proofErr w:type="gramStart"/>
       <w:r>
         <w:rPr>
           <w:rFonts w:ascii="Times New Roman" w:hAnsi="Times New Roman"/>
           <w:sz w:val="24"/>
           <w:szCs w:val="24"/>
         </w:rPr>
-        <w:t>nas decisiones.</w:t>
+        <w:t>Y</w:t>
       </w:r>
-    </w:p>
-    <w:p>
-      <w:pPr>
-        <w:rPr>
-          <w:rFonts w:ascii="Times New Roman" w:hAnsi="Times New Roman"/>
-          <w:sz w:val="24"/>
-          <w:szCs w:val="24"/>
-        </w:rPr>
-      </w:pPr>
+      <w:proofErr w:type="gramEnd"/>
       <w:r>
         <w:rPr>
           <w:rFonts w:ascii="Times New Roman" w:hAnsi="Times New Roman"/>
           <w:sz w:val="24"/>
           <w:szCs w:val="24"/>
         </w:rPr>
-        <w:t>A esto hay que sumarle la pérdida de trazabilidad. Apenas los camiones recogen el material, prácticamente se pierde el rastro de la basura. Es muy difícil saber cómo ese desecho específico llega a transformarse en compost, y ni hablar de in</w:t>
-      </w:r>
-      <w:r>
-        <w:rPr>
-          <w:rFonts w:ascii="Times New Roman" w:hAnsi="Times New Roman"/>
-          <w:sz w:val="24"/>
-          <w:szCs w:val="24"/>
-        </w:rPr>
-        <w:t>tentar calcular el volumen exacto que entregó cada persona o el impacto ambiental que están logrando.</w:t>
-      </w:r>
-    </w:p>
-    <w:p>
-      <w:pPr>
-        <w:rPr>
-          <w:rFonts w:ascii="Times New Roman" w:hAnsi="Times New Roman"/>
-          <w:sz w:val="24"/>
-          <w:szCs w:val="24"/>
-        </w:rPr>
-      </w:pPr>
-      <w:r>
-        <w:rPr>
-          <w:rFonts w:ascii="Times New Roman" w:hAnsi="Times New Roman"/>
-          <w:sz w:val="24"/>
-          <w:szCs w:val="24"/>
-        </w:rPr>
-        <w:t>Planificar los recorridos también resulta ser un reto pesado. Las frecuencias de recolección cambian bastante dependiendo del usuario. Y por si fuera poco</w:t>
-      </w:r>
-      <w:r>
-        <w:rPr>
-          <w:rFonts w:ascii="Times New Roman" w:hAnsi="Times New Roman"/>
-          <w:sz w:val="24"/>
-          <w:szCs w:val="24"/>
-        </w:rPr>
-        <w:t>, muchas veces los residuos llegan mal clasificados desde el origen, lo que frena todo el tratamiento y termina golpeando la calidad del compost.</w:t>
+        <w:t xml:space="preserve"> por si fuera poco, muchas veces los residuos llegan mal clasificados desde el origen, lo que frena todo el tratamiento y termina golpeando la calidad del compost.</w:t>
       </w:r>
     </w:p>
     <w:p>
@@ -209,23 +187,7 @@
           <w:sz w:val="24"/>
           <w:szCs w:val="24"/>
         </w:rPr>
-        <w:t xml:space="preserve"> le urge implementar una plataforma tecnológica. El objetiv</w:t>
-      </w:r>
-      <w:r>
-        <w:rPr>
-          <w:rFonts w:ascii="Times New Roman" w:hAnsi="Times New Roman"/>
-          <w:sz w:val="24"/>
-          <w:szCs w:val="24"/>
-        </w:rPr>
-        <w:t>o es simple: organizar la información de los clientes, cuadrar bien las rutas, llevar una bitácora de cada etapa del compostaje y arrojar indicadores ambientales claros. Con una herramienta así, la empresa al fin tomará el control de su operación y le demo</w:t>
-      </w:r>
-      <w:r>
-        <w:rPr>
-          <w:rFonts w:ascii="Times New Roman" w:hAnsi="Times New Roman"/>
-          <w:sz w:val="24"/>
-          <w:szCs w:val="24"/>
-        </w:rPr>
-        <w:t>strará a cada usuario su verdadero aporte a la economía circular.</w:t>
+        <w:t xml:space="preserve"> le urge implementar una plataforma tecnológica. El objetivo es simple: organizar la información de los clientes, cuadrar bien las rutas, llevar una bitácora de cada etapa del compostaje y arrojar indicadores ambientales claros. Con una herramienta así, la empresa al fin tomará el control de su operación y le demostrará a cada usuario su verdadero aporte a la economía circular.</w:t>
       </w:r>
     </w:p>
     <w:p>
@@ -282,16 +244,7 @@
           <w:sz w:val="24"/>
           <w:szCs w:val="24"/>
         </w:rPr>
-        <w:t>Construir una plataforma centralizada que ayude a organizar y supervisar todo el flujo de recolección y compostaje de desechos orgánicos, asegurando el rastreo complet</w:t>
-      </w:r>
-      <w:r>
-        <w:rPr>
-          <w:rFonts w:ascii="Times New Roman" w:hAnsi="Times New Roman"/>
-          <w:color w:val="000000"/>
-          <w:sz w:val="24"/>
-          <w:szCs w:val="24"/>
-        </w:rPr>
-        <w:t>o del residuo desde que se recoge hasta que pasa a ser compost, a fin de facilitar la operación diaria y medir el impacto ambiental real. </w:t>
+        <w:t>Construir una plataforma centralizada que ayude a organizar y supervisar todo el flujo de recolección y compostaje de desechos orgánicos, asegurando el rastreo completo del residuo desde que se recoge hasta que pasa a ser compost, a fin de facilitar la operación diaria y medir el impacto ambiental real. </w:t>
       </w:r>
     </w:p>
     <w:p>
@@ -354,16 +307,7 @@
           <w:sz w:val="24"/>
           <w:szCs w:val="24"/>
         </w:rPr>
-        <w:t>Centralizar la información de los hogares y comercios afiliados, asegurando un control pr</w:t>
-      </w:r>
-      <w:r>
-        <w:rPr>
-          <w:rFonts w:ascii="Times New Roman" w:hAnsi="Times New Roman"/>
-          <w:color w:val="000000"/>
-          <w:sz w:val="24"/>
-          <w:szCs w:val="24"/>
-        </w:rPr>
-        <w:t>eciso sobre los contenedores asignados a cada usuario.</w:t>
+        <w:t>Centralizar la información de los hogares y comercios afiliados, asegurando un control preciso sobre los contenedores asignados a cada usuario.</w:t>
       </w:r>
     </w:p>
     <w:p>
@@ -422,16 +366,7 @@
           <w:szCs w:val="24"/>
         </w:rPr>
         <w:lastRenderedPageBreak/>
-        <w:t>Cuantificar los residuos recogidos en cada jornada y monitorea</w:t>
-      </w:r>
-      <w:r>
-        <w:rPr>
-          <w:rFonts w:ascii="Times New Roman" w:hAnsi="Times New Roman"/>
-          <w:color w:val="000000"/>
-          <w:sz w:val="24"/>
-          <w:szCs w:val="24"/>
-        </w:rPr>
-        <w:t>r su traslado en tiempo real hasta su recepción en la planta de compostaje.</w:t>
+        <w:t>Cuantificar los residuos recogidos en cada jornada y monitorear su traslado en tiempo real hasta su recepción en la planta de compostaje.</w:t>
       </w:r>
     </w:p>
     <w:p>
@@ -489,16 +424,7 @@
           <w:sz w:val="24"/>
           <w:szCs w:val="24"/>
         </w:rPr>
-        <w:t>Consolidar reportes e indicadores clave sobre el volumen</w:t>
-      </w:r>
-      <w:r>
-        <w:rPr>
-          <w:rFonts w:ascii="Times New Roman" w:hAnsi="Times New Roman"/>
-          <w:color w:val="000000"/>
-          <w:sz w:val="24"/>
-          <w:szCs w:val="24"/>
-        </w:rPr>
-        <w:t xml:space="preserve"> de residuos recuperados y la huella ambiental mitigada.</w:t>
+        <w:t>Consolidar reportes e indicadores clave sobre el volumen de residuos recuperados y la huella ambiental mitigada.</w:t>
       </w:r>
     </w:p>
     <w:p>
@@ -902,16 +828,7 @@
                 <w:sz w:val="24"/>
                 <w:szCs w:val="24"/>
               </w:rPr>
-              <w:t xml:space="preserve">Personal de </w:t>
-            </w:r>
-            <w:r>
-              <w:rPr>
-                <w:rFonts w:ascii="Times New Roman" w:hAnsi="Times New Roman"/>
-                <w:color w:val="000000"/>
-                <w:sz w:val="24"/>
-                <w:szCs w:val="24"/>
-              </w:rPr>
-              <w:t>campo que consulta las rutas programadas, registra la recolección en tiempo real y reporta novedades o incidencias durante la jornada.</w:t>
+              <w:t>Personal de campo que consulta las rutas programadas, registra la recolección en tiempo real y reporta novedades o incidencias durante la jornada.</w:t>
             </w:r>
           </w:p>
         </w:tc>
@@ -1017,16 +934,7 @@
                 <w:sz w:val="24"/>
                 <w:szCs w:val="24"/>
               </w:rPr>
-              <w:t>Profesional responsable de auditar la calidad del insumo orgánico, supervisar las fases de tra</w:t>
-            </w:r>
-            <w:r>
-              <w:rPr>
-                <w:rFonts w:ascii="Times New Roman" w:hAnsi="Times New Roman"/>
-                <w:color w:val="000000"/>
-                <w:sz w:val="24"/>
-                <w:szCs w:val="24"/>
-              </w:rPr>
-              <w:t>nsformación y elaborar los indicadores de impacto ambiental.</w:t>
+              <w:t>Profesional responsable de auditar la calidad del insumo orgánico, supervisar las fases de transformación y elaborar los indicadores de impacto ambiental.</w:t>
             </w:r>
           </w:p>
         </w:tc>
@@ -1181,17 +1089,7 @@
                 <w:szCs w:val="24"/>
               </w:rPr>
               <w:lastRenderedPageBreak/>
-              <w:t>Cliente Reside</w:t>
-            </w:r>
-            <w:r>
-              <w:rPr>
-                <w:rFonts w:ascii="Times New Roman" w:hAnsi="Times New Roman"/>
-                <w:b/>
-                <w:color w:val="000000"/>
-                <w:sz w:val="24"/>
-                <w:szCs w:val="24"/>
-              </w:rPr>
-              <w:t>ncial</w:t>
+              <w:t>Cliente Residencial</w:t>
             </w:r>
           </w:p>
         </w:tc>
@@ -1365,16 +1263,7 @@
                 <w:sz w:val="24"/>
                 <w:szCs w:val="24"/>
               </w:rPr>
-              <w:t xml:space="preserve">Negocio o restaurante que gestiona la recolección de sus </w:t>
-            </w:r>
-            <w:r>
-              <w:rPr>
-                <w:rFonts w:ascii="Times New Roman" w:hAnsi="Times New Roman"/>
-                <w:color w:val="000000"/>
-                <w:sz w:val="24"/>
-                <w:szCs w:val="24"/>
-              </w:rPr>
-              <w:t>desechos y consulta métricas específicas sobre la masa orgánica generada por su actividad.</w:t>
+              <w:t>Negocio o restaurante que gestiona la recolección de sus desechos y consulta métricas específicas sobre la masa orgánica generada por su actividad.</w:t>
             </w:r>
           </w:p>
         </w:tc>
@@ -1518,17 +1407,7 @@
                 <w:sz w:val="24"/>
                 <w:szCs w:val="24"/>
               </w:rPr>
-              <w:t>Co</w:t>
-            </w:r>
-            <w:r>
-              <w:rPr>
-                <w:rFonts w:ascii="Times New Roman" w:hAnsi="Times New Roman"/>
-                <w:b/>
-                <w:color w:val="000000"/>
-                <w:sz w:val="24"/>
-                <w:szCs w:val="24"/>
-              </w:rPr>
-              <w:t>mprador de Compost</w:t>
+              <w:t>Comprador de Compost</w:t>
             </w:r>
           </w:p>
         </w:tc>
@@ -1643,7 +1522,28 @@
           <w:sz w:val="24"/>
           <w:szCs w:val="24"/>
         </w:rPr>
-        <w:t>La plataforma abarcará la gestión integral del ciclo de vida de los residuos or</w:t>
+        <w:t>La plataforma abarcará la gestión integral del ciclo de vida de los residuos orgánicos, desde el alta inicial de los clientes hasta la obtención del producto final en planta.</w:t>
+      </w:r>
+    </w:p>
+    <w:p>
+      <w:pPr>
+        <w:pStyle w:val="Textoindependiente"/>
+        <w:spacing w:before="240" w:after="240" w:line="331" w:lineRule="auto"/>
+        <w:rPr>
+          <w:rFonts w:ascii="Times New Roman" w:hAnsi="Times New Roman"/>
+          <w:color w:val="000000"/>
+          <w:sz w:val="24"/>
+          <w:szCs w:val="24"/>
+        </w:rPr>
+      </w:pPr>
+      <w:r>
+        <w:rPr>
+          <w:rFonts w:ascii="Times New Roman" w:hAnsi="Times New Roman"/>
+          <w:color w:val="000000"/>
+          <w:sz w:val="24"/>
+          <w:szCs w:val="24"/>
+        </w:rPr>
+        <w:t xml:space="preserve">En esta fase, el software centralizará el registro de hogares y comercios, la trazabilidad de los contenedores asignados, la planificación logística de rutas y la asignación del personal de recolección. Asimismo, permitirá cuantificar el volumen capturado en cada jornada y monitorear el progreso de los lotes a lo largo de las distintas etapas del compostaje. Para la toma de decisiones y el seguimiento del programa, se incluirán </w:t>
       </w:r>
       <w:r>
         <w:rPr>
@@ -1652,7 +1552,8 @@
           <w:sz w:val="24"/>
           <w:szCs w:val="24"/>
         </w:rPr>
-        <w:t>gánicos, desde el alta inicial de los clientes hasta la obtención del producto final en planta.</w:t>
+        <w:lastRenderedPageBreak/>
+        <w:t>herramientas analíticas capaces de consolidar reportes operativos, métricas de producción e indicadores sobre la huella ambiental mitigada, complementadas con un portal de usuarios donde los clientes podrán consultar su historial y visualizar el impacto real de su participación.</w:t>
       </w:r>
     </w:p>
     <w:p>
@@ -1673,74 +1574,7 @@
           <w:sz w:val="24"/>
           <w:szCs w:val="24"/>
         </w:rPr>
-        <w:t xml:space="preserve">En esta fase, el software centralizará el registro de hogares y comercios, la trazabilidad de los contenedores asignados, la planificación logística de </w:t>
-      </w:r>
-      <w:r>
-        <w:rPr>
-          <w:rFonts w:ascii="Times New Roman" w:hAnsi="Times New Roman"/>
-          <w:color w:val="000000"/>
-          <w:sz w:val="24"/>
-          <w:szCs w:val="24"/>
-        </w:rPr>
-        <w:t>rutas y la asignación del personal de recolección. Asimismo, permitirá cuantificar el volumen capturado en cada jornada y monitorear el progreso de los lotes a lo largo de las distintas etapas del compostaje. Para la toma de decisiones y el seguimiento del</w:t>
-      </w:r>
-      <w:r>
-        <w:rPr>
-          <w:rFonts w:ascii="Times New Roman" w:hAnsi="Times New Roman"/>
-          <w:color w:val="000000"/>
-          <w:sz w:val="24"/>
-          <w:szCs w:val="24"/>
-        </w:rPr>
-        <w:t xml:space="preserve"> programa, se incluirán </w:t>
-      </w:r>
-      <w:r>
-        <w:rPr>
-          <w:rFonts w:ascii="Times New Roman" w:hAnsi="Times New Roman"/>
-          <w:color w:val="000000"/>
-          <w:sz w:val="24"/>
-          <w:szCs w:val="24"/>
-        </w:rPr>
-        <w:lastRenderedPageBreak/>
-        <w:t xml:space="preserve">herramientas analíticas capaces de consolidar reportes operativos, métricas de producción e indicadores sobre la huella ambiental mitigada, complementadas con un portal de usuarios donde los clientes podrán consultar su historial y </w:t>
-      </w:r>
-      <w:r>
-        <w:rPr>
-          <w:rFonts w:ascii="Times New Roman" w:hAnsi="Times New Roman"/>
-          <w:color w:val="000000"/>
-          <w:sz w:val="24"/>
-          <w:szCs w:val="24"/>
-        </w:rPr>
-        <w:t>visualizar el impacto real de su participación.</w:t>
-      </w:r>
-    </w:p>
-    <w:p>
-      <w:pPr>
-        <w:pStyle w:val="Textoindependiente"/>
-        <w:spacing w:before="240" w:after="240" w:line="331" w:lineRule="auto"/>
-        <w:rPr>
-          <w:rFonts w:ascii="Times New Roman" w:hAnsi="Times New Roman"/>
-          <w:color w:val="000000"/>
-          <w:sz w:val="24"/>
-          <w:szCs w:val="24"/>
-        </w:rPr>
-      </w:pPr>
-      <w:r>
-        <w:rPr>
-          <w:rFonts w:ascii="Times New Roman" w:hAnsi="Times New Roman"/>
-          <w:color w:val="000000"/>
-          <w:sz w:val="24"/>
-          <w:szCs w:val="24"/>
-        </w:rPr>
-        <w:t>Por otro lado, esta primera versión no contempla la comercialización en línea del compost terminado, la integración mediante API con plataformas de entidades gubernamentales ni el monitoreo automatizado de co</w:t>
-      </w:r>
-      <w:r>
-        <w:rPr>
-          <w:rFonts w:ascii="Times New Roman" w:hAnsi="Times New Roman"/>
-          <w:color w:val="000000"/>
-          <w:sz w:val="24"/>
-          <w:szCs w:val="24"/>
-        </w:rPr>
-        <w:t xml:space="preserve">ntenedores a través de sensores </w:t>
+        <w:t xml:space="preserve">Por otro lado, esta primera versión no contempla la comercialización en línea del compost terminado, la integración mediante API con plataformas de entidades gubernamentales ni el monitoreo automatizado de contenedores a través de sensores </w:t>
       </w:r>
       <w:proofErr w:type="spellStart"/>
       <w:r>
@@ -1843,16 +1677,7 @@
           <w:sz w:val="24"/>
           <w:szCs w:val="24"/>
         </w:rPr>
-        <w:t xml:space="preserve">El registro de operaciones y la </w:t>
-      </w:r>
-      <w:r>
-        <w:rPr>
-          <w:rFonts w:ascii="Times New Roman" w:hAnsi="Times New Roman"/>
-          <w:color w:val="000000"/>
-          <w:sz w:val="24"/>
-          <w:szCs w:val="24"/>
-        </w:rPr>
-        <w:t>sincronización de datos en tiempo real estarán supeditados a la disponibilidad continua de conectividad a Internet.</w:t>
+        <w:t>El registro de operaciones y la sincronización de datos en tiempo real estarán supeditados a la disponibilidad continua de conectividad a Internet.</w:t>
       </w:r>
     </w:p>
     <w:p>
@@ -1910,16 +1735,7 @@
           <w:sz w:val="24"/>
           <w:szCs w:val="24"/>
         </w:rPr>
-        <w:t xml:space="preserve">La </w:t>
-      </w:r>
-      <w:r>
-        <w:rPr>
-          <w:rFonts w:ascii="Times New Roman" w:hAnsi="Times New Roman"/>
-          <w:color w:val="000000"/>
-          <w:sz w:val="24"/>
-          <w:szCs w:val="24"/>
-        </w:rPr>
-        <w:t>efectividad del proceso de transformación estará condicionada a una separación en fuente adecuada por parte de los generadores.</w:t>
+        <w:t>La efectividad del proceso de transformación estará condicionada a una separación en fuente adecuada por parte de los generadores.</w:t>
       </w:r>
     </w:p>
     <w:p>
@@ -1948,16 +1764,7 @@
           <w:sz w:val="24"/>
           <w:szCs w:val="24"/>
         </w:rPr>
-        <w:t>El acceso a los módulos de administración y métricas ambientales estará restringido únicamente al personal que cuente con los pe</w:t>
-      </w:r>
-      <w:r>
-        <w:rPr>
-          <w:rFonts w:ascii="Times New Roman" w:hAnsi="Times New Roman"/>
-          <w:color w:val="000000"/>
-          <w:sz w:val="24"/>
-          <w:szCs w:val="24"/>
-        </w:rPr>
-        <w:t>rmisos de seguridad requeridos.</w:t>
+        <w:t>El acceso a los módulos de administración y métricas ambientales estará restringido únicamente al personal que cuente con los permisos de seguridad requeridos.</w:t>
       </w:r>
     </w:p>
     <w:p>
@@ -2038,16 +1845,7 @@
           <w:sz w:val="24"/>
           <w:szCs w:val="24"/>
         </w:rPr>
-        <w:t>Se asume que la información propor</w:t>
-      </w:r>
-      <w:r>
-        <w:rPr>
-          <w:rFonts w:ascii="Times New Roman" w:hAnsi="Times New Roman"/>
-          <w:color w:val="000000"/>
-          <w:sz w:val="24"/>
-          <w:szCs w:val="24"/>
-        </w:rPr>
-        <w:t>cionada por los clientes durante el proceso de registro e incorporación es verídica y precisa.</w:t>
+        <w:t>Se asume que la información proporcionada por los clientes durante el proceso de registro e incorporación es verídica y precisa.</w:t>
       </w:r>
     </w:p>
     <w:p>
@@ -2105,16 +1903,7 @@
           <w:sz w:val="24"/>
           <w:szCs w:val="24"/>
         </w:rPr>
-        <w:t>Se pres</w:t>
-      </w:r>
-      <w:r>
-        <w:rPr>
-          <w:rFonts w:ascii="Times New Roman" w:hAnsi="Times New Roman"/>
-          <w:color w:val="000000"/>
-          <w:sz w:val="24"/>
-          <w:szCs w:val="24"/>
-        </w:rPr>
-        <w:t>upone que cada actor del sistema contará con las credenciales de acceso correspondientes y alineadas a sus funciones asignadas.</w:t>
+        <w:t>Se presupone que cada actor del sistema contará con las credenciales de acceso correspondientes y alineadas a sus funciones asignadas.</w:t>
       </w:r>
     </w:p>
     <w:p>
@@ -2143,16 +1932,7 @@
           <w:sz w:val="24"/>
           <w:szCs w:val="24"/>
         </w:rPr>
-        <w:t>Se contempla que la organización proveerá la infraestructura tecnológica y el soporte de red adecuados para garantizar la alta d</w:t>
-      </w:r>
-      <w:r>
-        <w:rPr>
-          <w:rFonts w:ascii="Times New Roman" w:hAnsi="Times New Roman"/>
-          <w:color w:val="000000"/>
-          <w:sz w:val="24"/>
-          <w:szCs w:val="24"/>
-        </w:rPr>
-        <w:t>isponibilidad de la plataforma.</w:t>
+        <w:t>Se contempla que la organización proveerá la infraestructura tecnológica y el soporte de red adecuados para garantizar la alta disponibilidad de la plataforma.</w:t>
       </w:r>
     </w:p>
     <w:p>
@@ -2353,16 +2133,7 @@
                 <w:sz w:val="24"/>
                 <w:szCs w:val="24"/>
               </w:rPr>
-              <w:t xml:space="preserve">El sistema debe </w:t>
-            </w:r>
-            <w:r>
-              <w:rPr>
-                <w:rStyle w:val="Textoennegrita"/>
-                <w:rFonts w:ascii="Times New Roman" w:hAnsi="Times New Roman"/>
-                <w:sz w:val="24"/>
-                <w:szCs w:val="24"/>
-              </w:rPr>
-              <w:t>permitir</w:t>
+              <w:t>El sistema debe permitir</w:t>
             </w:r>
             <w:r>
               <w:rPr>
@@ -2574,15 +2345,7 @@
                 <w:sz w:val="24"/>
                 <w:szCs w:val="24"/>
               </w:rPr>
-              <w:t xml:space="preserve"> coordinar la asignación del personal operativo de recolección a las distintas rutas programad</w:t>
-            </w:r>
-            <w:r>
-              <w:rPr>
-                <w:rFonts w:ascii="Times New Roman" w:hAnsi="Times New Roman"/>
-                <w:sz w:val="24"/>
-                <w:szCs w:val="24"/>
-              </w:rPr>
-              <w:t>as.</w:t>
+              <w:t xml:space="preserve"> coordinar la asignación del personal operativo de recolección a las distintas rutas programadas.</w:t>
             </w:r>
           </w:p>
         </w:tc>
@@ -2684,15 +2447,7 @@
                 <w:sz w:val="24"/>
                 <w:szCs w:val="24"/>
               </w:rPr>
-              <w:t xml:space="preserve"> registrar la ejecución de cada evento de recolección, dejando trazabilidad de fecha, hora, geolocali</w:t>
-            </w:r>
-            <w:r>
-              <w:rPr>
-                <w:rFonts w:ascii="Times New Roman" w:hAnsi="Times New Roman"/>
-                <w:sz w:val="24"/>
-                <w:szCs w:val="24"/>
-              </w:rPr>
-              <w:t>zación y cliente atendido.</w:t>
+              <w:t xml:space="preserve"> registrar la ejecución de cada evento de recolección, dejando trazabilidad de fecha, hora, geolocalización y cliente atendido.</w:t>
             </w:r>
           </w:p>
         </w:tc>
@@ -2794,15 +2549,7 @@
                 <w:sz w:val="24"/>
                 <w:szCs w:val="24"/>
               </w:rPr>
-              <w:t xml:space="preserve"> reportar y categorizar eventualidades e incidencias operativas </w:t>
-            </w:r>
-            <w:r>
-              <w:rPr>
-                <w:rFonts w:ascii="Times New Roman" w:hAnsi="Times New Roman"/>
-                <w:sz w:val="24"/>
-                <w:szCs w:val="24"/>
-              </w:rPr>
-              <w:t>durante la ruta (p. ej., cliente ausente, contaminación de residuos).</w:t>
+              <w:t xml:space="preserve"> reportar y categorizar eventualidades e incidencias operativas durante la ruta (p. ej., cliente ausente, contaminación de residuos).</w:t>
             </w:r>
           </w:p>
         </w:tc>
@@ -2922,15 +2669,7 @@
                 <w:sz w:val="24"/>
                 <w:szCs w:val="24"/>
               </w:rPr>
-              <w:t xml:space="preserve"> validar y registrar la recepción de los cargamentos de residuos al momento de su ingreso a la planta de </w:t>
-            </w:r>
-            <w:r>
-              <w:rPr>
-                <w:rFonts w:ascii="Times New Roman" w:hAnsi="Times New Roman"/>
-                <w:sz w:val="24"/>
-                <w:szCs w:val="24"/>
-              </w:rPr>
-              <w:t>compostaje.</w:t>
+              <w:t xml:space="preserve"> validar y registrar la recepción de los cargamentos de residuos al momento de su ingreso a la planta de compostaje.</w:t>
             </w:r>
           </w:p>
         </w:tc>
@@ -3042,15 +2781,7 @@
                 <w:sz w:val="24"/>
                 <w:szCs w:val="24"/>
               </w:rPr>
-              <w:t xml:space="preserve"> consolidar el volumen de compost final obtenido al término d</w:t>
-            </w:r>
-            <w:r>
-              <w:rPr>
-                <w:rFonts w:ascii="Times New Roman" w:hAnsi="Times New Roman"/>
-                <w:sz w:val="24"/>
-                <w:szCs w:val="24"/>
-              </w:rPr>
-              <w:t>el ciclo de procesamiento de cada lote.</w:t>
+              <w:t xml:space="preserve"> consolidar el volumen de compost final obtenido al término del ciclo de procesamiento de cada lote.</w:t>
             </w:r>
           </w:p>
         </w:tc>
@@ -3152,15 +2883,7 @@
                 <w:sz w:val="24"/>
                 <w:szCs w:val="24"/>
               </w:rPr>
-              <w:t xml:space="preserve"> consolidar rep</w:t>
-            </w:r>
-            <w:r>
-              <w:rPr>
-                <w:rFonts w:ascii="Times New Roman" w:hAnsi="Times New Roman"/>
-                <w:sz w:val="24"/>
-                <w:szCs w:val="24"/>
-              </w:rPr>
-              <w:t>ortes consolidados de recolección parametrizables por rango de fechas, zonas geográficas y segmento de usuario.</w:t>
+              <w:t xml:space="preserve"> consolidar reportes consolidados de recolección parametrizables por rango de fechas, zonas geográficas y segmento de usuario.</w:t>
             </w:r>
           </w:p>
         </w:tc>
@@ -3211,15 +2934,7 @@
                 <w:sz w:val="24"/>
                 <w:szCs w:val="24"/>
               </w:rPr>
-              <w:t xml:space="preserve"> generar informes analíticos sobre el comportamiento de las fases de compostaje y los niveles de producción alcanz</w:t>
-            </w:r>
-            <w:r>
-              <w:rPr>
-                <w:rFonts w:ascii="Times New Roman" w:hAnsi="Times New Roman"/>
-                <w:sz w:val="24"/>
-                <w:szCs w:val="24"/>
-              </w:rPr>
-              <w:t>ados.</w:t>
+              <w:t xml:space="preserve"> generar informes analíticos sobre el comportamiento de las fases de compostaje y los niveles de producción alcanzados.</w:t>
             </w:r>
           </w:p>
         </w:tc>
@@ -3348,15 +3063,7 @@
                 <w:sz w:val="24"/>
                 <w:szCs w:val="24"/>
               </w:rPr>
-              <w:t>dashboard</w:t>
-            </w:r>
-            <w:r>
-              <w:rPr>
-                <w:rFonts w:ascii="Times New Roman" w:hAnsi="Times New Roman"/>
-                <w:sz w:val="24"/>
-                <w:szCs w:val="24"/>
-              </w:rPr>
-              <w:t>s</w:t>
+              <w:t>dashboards</w:t>
             </w:r>
             <w:proofErr w:type="spellEnd"/>
             <w:r>
@@ -3467,15 +3174,7 @@
                 <w:sz w:val="24"/>
                 <w:szCs w:val="24"/>
               </w:rPr>
-              <w:t xml:space="preserve"> descargar informes sobre el impacto ambiental en PDF </w:t>
-            </w:r>
-            <w:r>
-              <w:rPr>
-                <w:rFonts w:ascii="Times New Roman" w:hAnsi="Times New Roman"/>
-                <w:sz w:val="24"/>
-                <w:szCs w:val="24"/>
-              </w:rPr>
-              <w:t>o Excel para presentarlos fácil ante las revisiones del gobierno.</w:t>
+              <w:t xml:space="preserve"> descargar informes sobre el impacto ambiental en PDF o Excel para presentarlos fácil ante las revisiones del gobierno.</w:t>
             </w:r>
           </w:p>
         </w:tc>
@@ -3858,15 +3557,7 @@
                 <w:sz w:val="24"/>
                 <w:szCs w:val="24"/>
               </w:rPr>
-              <w:t xml:space="preserve"> garantizar la confidencialidad de la infor</w:t>
-            </w:r>
-            <w:r>
-              <w:rPr>
-                <w:rFonts w:ascii="Times New Roman" w:hAnsi="Times New Roman"/>
-                <w:sz w:val="24"/>
-                <w:szCs w:val="24"/>
-              </w:rPr>
-              <w:t>mación en tránsito mediante el cifrado del canal de comunicación utilizando el protocolo HTTPS (TLS/SSL).</w:t>
+              <w:t xml:space="preserve"> garantizar la confidencialidad de la información en tránsito mediante el cifrado del canal de comunicación utilizando el protocolo HTTPS (TLS/SSL).</w:t>
             </w:r>
           </w:p>
         </w:tc>
@@ -3934,15 +3625,7 @@
                 <w:sz w:val="24"/>
                 <w:szCs w:val="24"/>
               </w:rPr>
-              <w:t xml:space="preserve"> y cifrado robustos para el almacenamiento seguro de las contraseñas de los usuarios en la base de</w:t>
-            </w:r>
-            <w:r>
-              <w:rPr>
-                <w:rFonts w:ascii="Times New Roman" w:hAnsi="Times New Roman"/>
-                <w:sz w:val="24"/>
-                <w:szCs w:val="24"/>
-              </w:rPr>
-              <w:t xml:space="preserve"> datos.</w:t>
+              <w:t xml:space="preserve"> y cifrado robustos para el almacenamiento seguro de las contraseñas de los usuarios en la base de datos.</w:t>
             </w:r>
           </w:p>
         </w:tc>
@@ -4048,15 +3731,7 @@
                 <w:sz w:val="24"/>
                 <w:szCs w:val="24"/>
               </w:rPr>
-              <w:t xml:space="preserve"> asegurar una tasa de disponibilidad del ser</w:t>
-            </w:r>
-            <w:r>
-              <w:rPr>
-                <w:rFonts w:ascii="Times New Roman" w:hAnsi="Times New Roman"/>
-                <w:sz w:val="24"/>
-                <w:szCs w:val="24"/>
-              </w:rPr>
-              <w:t>vicio (SLA) de al menos el 99 % dentro de la ventana de operación productiva.</w:t>
+              <w:t xml:space="preserve"> asegurar una tasa de disponibilidad del servicio (SLA) de al menos el 99 % dentro de la ventana de operación productiva.</w:t>
             </w:r>
           </w:p>
         </w:tc>
@@ -4164,16 +3839,7 @@
                 <w:sz w:val="24"/>
                 <w:szCs w:val="24"/>
               </w:rPr>
-              <w:t xml:space="preserve">El </w:t>
-            </w:r>
-            <w:r>
-              <w:rPr>
-                <w:rStyle w:val="Textoennegrita"/>
-                <w:rFonts w:ascii="Times New Roman" w:hAnsi="Times New Roman"/>
-                <w:sz w:val="24"/>
-                <w:szCs w:val="24"/>
-              </w:rPr>
-              <w:t>sistema debe</w:t>
+              <w:t>El sistema debe</w:t>
             </w:r>
             <w:r>
               <w:rPr>
@@ -4231,15 +3897,7 @@
                 <w:sz w:val="24"/>
                 <w:szCs w:val="24"/>
               </w:rPr>
-              <w:t xml:space="preserve"> diseñar una interfaz de usuario (UI/UX) intuitiva, consistente y orie</w:t>
-            </w:r>
-            <w:r>
-              <w:rPr>
-                <w:rFonts w:ascii="Times New Roman" w:hAnsi="Times New Roman"/>
-                <w:sz w:val="24"/>
-                <w:szCs w:val="24"/>
-              </w:rPr>
-              <w:t>ntada a minimizar la curva de aprendizaje de los distintos perfiles de usuario.</w:t>
+              <w:t xml:space="preserve"> diseñar una interfaz de usuario (UI/UX) intuitiva, consistente y orientada a minimizar la curva de aprendizaje de los distintos perfiles de usuario.</w:t>
             </w:r>
           </w:p>
         </w:tc>
@@ -4331,16 +3989,7 @@
                 <w:sz w:val="24"/>
                 <w:szCs w:val="24"/>
               </w:rPr>
-              <w:t>El</w:t>
-            </w:r>
-            <w:r>
-              <w:rPr>
-                <w:rStyle w:val="Textoennegrita"/>
-                <w:rFonts w:ascii="Times New Roman" w:hAnsi="Times New Roman"/>
-                <w:sz w:val="24"/>
-                <w:szCs w:val="24"/>
-              </w:rPr>
-              <w:t xml:space="preserve"> sistema debe</w:t>
+              <w:t>El sistema debe</w:t>
             </w:r>
             <w:r>
               <w:rPr>
@@ -4416,15 +4065,7 @@
                 <w:sz w:val="24"/>
                 <w:szCs w:val="24"/>
               </w:rPr>
-              <w:t xml:space="preserve"> programar un esquema automatizado de respaldos periódicos de </w:t>
-            </w:r>
-            <w:r>
-              <w:rPr>
-                <w:rFonts w:ascii="Times New Roman" w:hAnsi="Times New Roman"/>
-                <w:sz w:val="24"/>
-                <w:szCs w:val="24"/>
-              </w:rPr>
-              <w:t>la base de datos para prevenir la pérdida imprevista de información.</w:t>
+              <w:t xml:space="preserve"> programar un esquema automatizado de respaldos periódicos de la base de datos para prevenir la pérdida imprevista de información.</w:t>
             </w:r>
           </w:p>
         </w:tc>
@@ -4524,15 +4165,7 @@
                 <w:sz w:val="24"/>
                 <w:szCs w:val="24"/>
               </w:rPr>
-              <w:t xml:space="preserve"> adoptar patrones de diseño y estándares de código que faciliten el mantenimiento, el refactoriza</w:t>
-            </w:r>
-            <w:r>
-              <w:rPr>
-                <w:rFonts w:ascii="Times New Roman" w:hAnsi="Times New Roman"/>
-                <w:sz w:val="24"/>
-                <w:szCs w:val="24"/>
-              </w:rPr>
-              <w:t>do y la adición de nuevas capacidades operativas.</w:t>
+              <w:t xml:space="preserve"> adoptar patrones de diseño y estándares de código que faciliten el mantenimiento, el refactorizado y la adición de nuevas capacidades operativas.</w:t>
             </w:r>
           </w:p>
         </w:tc>
@@ -4678,15 +4311,7 @@
                 <w:sz w:val="24"/>
                 <w:szCs w:val="24"/>
               </w:rPr>
-              <w:t xml:space="preserve"> organizar el sistema en partes independientes usando contenedores de Docker y conecta</w:t>
-            </w:r>
-            <w:r>
-              <w:rPr>
-                <w:rFonts w:ascii="Times New Roman" w:hAnsi="Times New Roman"/>
-                <w:sz w:val="24"/>
-                <w:szCs w:val="24"/>
-              </w:rPr>
-              <w:t xml:space="preserve">rlas con Docker </w:t>
+              <w:t xml:space="preserve"> organizar el sistema en partes independientes usando contenedores de Docker y conectarlas con Docker </w:t>
             </w:r>
             <w:proofErr w:type="spellStart"/>
             <w:r>
@@ -4729,10 +4354,44 @@
         <w:spacing w:after="240" w:line="331" w:lineRule="auto"/>
         <w:rPr>
           <w:rFonts w:ascii="Times New Roman" w:hAnsi="Times New Roman"/>
-          <w:sz w:val="24"/>
-          <w:szCs w:val="24"/>
-        </w:rPr>
-      </w:pPr>
+          <w:b/>
+          <w:bCs/>
+          <w:sz w:val="24"/>
+          <w:szCs w:val="24"/>
+        </w:rPr>
+      </w:pPr>
+      <w:r>
+        <w:rPr>
+          <w:rFonts w:ascii="Times New Roman" w:hAnsi="Times New Roman"/>
+          <w:b/>
+          <w:bCs/>
+          <w:sz w:val="24"/>
+          <w:szCs w:val="24"/>
+        </w:rPr>
+        <w:t xml:space="preserve">3. </w:t>
+      </w:r>
+      <w:proofErr w:type="spellStart"/>
+      <w:r>
+        <w:rPr>
+          <w:rFonts w:ascii="Times New Roman" w:hAnsi="Times New Roman"/>
+          <w:b/>
+          <w:bCs/>
+          <w:sz w:val="24"/>
+          <w:szCs w:val="24"/>
+        </w:rPr>
+        <w:t>Product</w:t>
+      </w:r>
+      <w:proofErr w:type="spellEnd"/>
+      <w:r>
+        <w:rPr>
+          <w:rFonts w:ascii="Times New Roman" w:hAnsi="Times New Roman"/>
+          <w:b/>
+          <w:bCs/>
+          <w:sz w:val="24"/>
+          <w:szCs w:val="24"/>
+        </w:rPr>
+        <w:t xml:space="preserve"> Backlog</w:t>
+      </w:r>
     </w:p>
     <w:p>
       <w:pPr>
@@ -4740,10 +4399,1483 @@
         <w:spacing w:after="240" w:line="331" w:lineRule="auto"/>
         <w:rPr>
           <w:rFonts w:ascii="Times New Roman" w:hAnsi="Times New Roman"/>
-          <w:sz w:val="24"/>
-          <w:szCs w:val="24"/>
-        </w:rPr>
-      </w:pPr>
+          <w:b/>
+          <w:bCs/>
+          <w:sz w:val="24"/>
+          <w:szCs w:val="24"/>
+        </w:rPr>
+      </w:pPr>
+    </w:p>
+    <w:p>
+      <w:pPr>
+        <w:pStyle w:val="Textoindependiente"/>
+        <w:spacing w:after="240" w:line="331" w:lineRule="auto"/>
+        <w:rPr>
+          <w:rFonts w:ascii="Times New Roman" w:hAnsi="Times New Roman"/>
+          <w:b/>
+          <w:bCs/>
+          <w:sz w:val="24"/>
+          <w:szCs w:val="24"/>
+        </w:rPr>
+      </w:pPr>
+    </w:p>
+    <w:p>
+      <w:pPr>
+        <w:pStyle w:val="Textoindependiente"/>
+        <w:spacing w:after="240" w:line="331" w:lineRule="auto"/>
+        <w:rPr>
+          <w:rFonts w:ascii="Times New Roman" w:hAnsi="Times New Roman"/>
+          <w:b/>
+          <w:bCs/>
+          <w:sz w:val="24"/>
+          <w:szCs w:val="24"/>
+        </w:rPr>
+      </w:pPr>
+      <w:r>
+        <w:rPr>
+          <w:rFonts w:ascii="Times New Roman" w:hAnsi="Times New Roman"/>
+          <w:b/>
+          <w:bCs/>
+          <w:sz w:val="24"/>
+          <w:szCs w:val="24"/>
+        </w:rPr>
+        <w:t>4.</w:t>
+      </w:r>
+      <w:r>
+        <w:rPr>
+          <w:rFonts w:ascii="Times New Roman" w:hAnsi="Times New Roman"/>
+          <w:b/>
+          <w:bCs/>
+          <w:sz w:val="24"/>
+          <w:szCs w:val="24"/>
+        </w:rPr>
+        <w:t xml:space="preserve"> Modelo C4</w:t>
+      </w:r>
+    </w:p>
+    <w:p>
+      <w:pPr>
+        <w:pStyle w:val="Textoindependiente"/>
+        <w:spacing w:after="240" w:line="331" w:lineRule="auto"/>
+        <w:rPr>
+          <w:rFonts w:ascii="Times New Roman" w:hAnsi="Times New Roman"/>
+          <w:b/>
+          <w:bCs/>
+          <w:sz w:val="24"/>
+          <w:szCs w:val="24"/>
+        </w:rPr>
+      </w:pPr>
+      <w:r>
+        <w:rPr>
+          <w:rFonts w:ascii="Times New Roman" w:hAnsi="Times New Roman"/>
+          <w:b/>
+          <w:bCs/>
+          <w:sz w:val="24"/>
+          <w:szCs w:val="24"/>
+          <w:lang w:val="es-ES"/>
+        </w:rPr>
+        <w:drawing>
+          <wp:anchor distT="0" distB="0" distL="114300" distR="114300" simplePos="0" relativeHeight="251658240" behindDoc="1" locked="0" layoutInCell="1" allowOverlap="1" wp14:anchorId="6AB64ABA" wp14:editId="799A97E0">
+            <wp:simplePos x="1016000" y="4148667"/>
+            <wp:positionH relativeFrom="margin">
+              <wp:align>center</wp:align>
+            </wp:positionH>
+            <wp:positionV relativeFrom="margin">
+              <wp:align>bottom</wp:align>
+            </wp:positionV>
+            <wp:extent cx="4273550" cy="5630333"/>
+            <wp:effectExtent l="0" t="0" r="0" b="8890"/>
+            <wp:wrapSquare wrapText="bothSides"/>
+            <wp:docPr id="2" name="Imagen 2"/>
+            <wp:cNvGraphicFramePr>
+              <a:graphicFrameLocks xmlns:a="http://schemas.openxmlformats.org/drawingml/2006/main" noChangeAspect="1"/>
+            </wp:cNvGraphicFramePr>
+            <a:graphic xmlns:a="http://schemas.openxmlformats.org/drawingml/2006/main">
+              <a:graphicData uri="http://schemas.openxmlformats.org/drawingml/2006/picture">
+                <pic:pic xmlns:pic="http://schemas.openxmlformats.org/drawingml/2006/picture">
+                  <pic:nvPicPr>
+                    <pic:cNvPr id="0" name="Picture 6"/>
+                    <pic:cNvPicPr>
+                      <a:picLocks noChangeAspect="1" noChangeArrowheads="1"/>
+                    </pic:cNvPicPr>
+                  </pic:nvPicPr>
+                  <pic:blipFill>
+                    <a:blip r:embed="rId6" cstate="print">
+                      <a:extLst>
+                        <a:ext uri="{28A0092B-C50C-407E-A947-70E740481C1C}">
+                          <a14:useLocalDpi xmlns:a14="http://schemas.microsoft.com/office/drawing/2010/main" val="0"/>
+                        </a:ext>
+                      </a:extLst>
+                    </a:blip>
+                    <a:srcRect/>
+                    <a:stretch>
+                      <a:fillRect/>
+                    </a:stretch>
+                  </pic:blipFill>
+                  <pic:spPr bwMode="auto">
+                    <a:xfrm>
+                      <a:off x="0" y="0"/>
+                      <a:ext cx="4273550" cy="5630333"/>
+                    </a:xfrm>
+                    <a:prstGeom prst="rect">
+                      <a:avLst/>
+                    </a:prstGeom>
+                    <a:noFill/>
+                    <a:ln>
+                      <a:noFill/>
+                    </a:ln>
+                  </pic:spPr>
+                </pic:pic>
+              </a:graphicData>
+            </a:graphic>
+            <wp14:sizeRelH relativeFrom="margin">
+              <wp14:pctWidth>0</wp14:pctWidth>
+            </wp14:sizeRelH>
+            <wp14:sizeRelV relativeFrom="margin">
+              <wp14:pctHeight>0</wp14:pctHeight>
+            </wp14:sizeRelV>
+          </wp:anchor>
+        </w:drawing>
+      </w:r>
+      <w:r>
+        <w:rPr>
+          <w:rFonts w:ascii="Times New Roman" w:hAnsi="Times New Roman"/>
+          <w:b/>
+          <w:bCs/>
+          <w:sz w:val="24"/>
+          <w:szCs w:val="24"/>
+        </w:rPr>
+        <w:t xml:space="preserve">4.1. C1-Contexto </w:t>
+      </w:r>
+    </w:p>
+    <w:p>
+      <w:pPr>
+        <w:pStyle w:val="Textoindependiente"/>
+        <w:spacing w:after="240" w:line="331" w:lineRule="auto"/>
+        <w:rPr>
+          <w:rFonts w:ascii="Times New Roman" w:hAnsi="Times New Roman"/>
+          <w:b/>
+          <w:bCs/>
+          <w:sz w:val="24"/>
+          <w:szCs w:val="24"/>
+          <w:lang w:val="es-ES"/>
+        </w:rPr>
+      </w:pPr>
+    </w:p>
+    <w:p>
+      <w:pPr>
+        <w:pStyle w:val="Textoindependiente"/>
+        <w:spacing w:after="240" w:line="331" w:lineRule="auto"/>
+        <w:rPr>
+          <w:rFonts w:ascii="Times New Roman" w:hAnsi="Times New Roman"/>
+          <w:b/>
+          <w:bCs/>
+          <w:sz w:val="24"/>
+          <w:szCs w:val="24"/>
+        </w:rPr>
+      </w:pPr>
+    </w:p>
+    <w:p>
+      <w:pPr>
+        <w:pStyle w:val="Textoindependiente"/>
+        <w:tabs>
+          <w:tab w:val="left" w:pos="2680"/>
+        </w:tabs>
+        <w:spacing w:after="240" w:line="331" w:lineRule="auto"/>
+        <w:rPr>
+          <w:rFonts w:ascii="Times New Roman" w:hAnsi="Times New Roman"/>
+          <w:b/>
+          <w:bCs/>
+          <w:sz w:val="24"/>
+          <w:szCs w:val="24"/>
+        </w:rPr>
+      </w:pPr>
+      <w:r>
+        <w:rPr>
+          <w:noProof/>
+        </w:rPr>
+        <mc:AlternateContent>
+          <mc:Choice Requires="wps">
+            <w:drawing>
+              <wp:anchor distT="0" distB="0" distL="114300" distR="114300" simplePos="0" relativeHeight="251660288" behindDoc="1" locked="0" layoutInCell="1" allowOverlap="1" wp14:anchorId="0DEB92B6" wp14:editId="736693F1">
+                <wp:simplePos x="0" y="0"/>
+                <wp:positionH relativeFrom="margin">
+                  <wp:align>center</wp:align>
+                </wp:positionH>
+                <wp:positionV relativeFrom="paragraph">
+                  <wp:posOffset>4778798</wp:posOffset>
+                </wp:positionV>
+                <wp:extent cx="4273550" cy="635"/>
+                <wp:effectExtent l="0" t="0" r="0" b="8890"/>
+                <wp:wrapNone/>
+                <wp:docPr id="1" name="Cuadro de texto 1"/>
+                <wp:cNvGraphicFramePr/>
+                <a:graphic xmlns:a="http://schemas.openxmlformats.org/drawingml/2006/main">
+                  <a:graphicData uri="http://schemas.microsoft.com/office/word/2010/wordprocessingShape">
+                    <wps:wsp>
+                      <wps:cNvSpPr txBox="1"/>
+                      <wps:spPr>
+                        <a:xfrm>
+                          <a:off x="0" y="0"/>
+                          <a:ext cx="4273550" cy="635"/>
+                        </a:xfrm>
+                        <a:prstGeom prst="rect">
+                          <a:avLst/>
+                        </a:prstGeom>
+                        <a:solidFill>
+                          <a:prstClr val="white"/>
+                        </a:solidFill>
+                        <a:ln>
+                          <a:noFill/>
+                        </a:ln>
+                      </wps:spPr>
+                      <wps:txbx>
+                        <w:txbxContent>
+                          <w:p>
+                            <w:pPr>
+                              <w:pStyle w:val="Descripcin"/>
+                              <w:jc w:val="center"/>
+                              <w:rPr>
+                                <w:rFonts w:ascii="Times New Roman" w:hAnsi="Times New Roman"/>
+                                <w:b/>
+                                <w:bCs/>
+                              </w:rPr>
+                            </w:pPr>
+                            <w:r>
+                              <w:t xml:space="preserve">Imagen </w:t>
+                            </w:r>
+                            <w:r>
+                              <w:fldChar w:fldCharType="begin"/>
+                            </w:r>
+                            <w:r>
+                              <w:instrText xml:space="preserve"> SEQ Imagen \* ARABIC </w:instrText>
+                            </w:r>
+                            <w:r>
+                              <w:fldChar w:fldCharType="separate"/>
+                            </w:r>
+                            <w:r>
+                              <w:rPr>
+                                <w:noProof/>
+                              </w:rPr>
+                              <w:t>1</w:t>
+                            </w:r>
+                            <w:r>
+                              <w:fldChar w:fldCharType="end"/>
+                            </w:r>
+                            <w:r>
+                              <w:t xml:space="preserve"> C1- Diagrama de Contexto</w:t>
+                            </w:r>
+                          </w:p>
+                        </w:txbxContent>
+                      </wps:txbx>
+                      <wps:bodyPr rot="0" spcFirstLastPara="0" vertOverflow="overflow" horzOverflow="overflow" vert="horz" wrap="square" lIns="0" tIns="0" rIns="0" bIns="0" numCol="1" spcCol="0" rtlCol="0" fromWordArt="0" anchor="t" anchorCtr="0" forceAA="0" compatLnSpc="1">
+                        <a:prstTxWarp prst="textNoShape">
+                          <a:avLst/>
+                        </a:prstTxWarp>
+                        <a:spAutoFit/>
+                      </wps:bodyPr>
+                    </wps:wsp>
+                  </a:graphicData>
+                </a:graphic>
+              </wp:anchor>
+            </w:drawing>
+          </mc:Choice>
+          <mc:Fallback>
+            <w:pict>
+              <v:shapetype w14:anchorId="0DEB92B6" id="_x0000_t202" coordsize="21600,21600" o:spt="202" path="m,l,21600r21600,l21600,xe">
+                <v:stroke joinstyle="miter"/>
+                <v:path gradientshapeok="t" o:connecttype="rect"/>
+              </v:shapetype>
+              <v:shape id="Cuadro de texto 1" o:spid="_x0000_s1026" type="#_x0000_t202" style="position:absolute;margin-left:0;margin-top:376.3pt;width:336.5pt;height:.05pt;z-index:-251656192;visibility:visible;mso-wrap-style:square;mso-wrap-distance-left:9pt;mso-wrap-distance-top:0;mso-wrap-distance-right:9pt;mso-wrap-distance-bottom:0;mso-position-horizontal:center;mso-position-horizontal-relative:margin;mso-position-vertical:absolute;mso-position-vertical-relative:text;v-text-anchor:top" o:gfxdata="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" stroked="f">
+                <v:textbox style="mso-fit-shape-to-text:t" inset="0,0,0,0">
+                  <w:txbxContent>
+                    <w:p>
+                      <w:pPr>
+                        <w:pStyle w:val="Descripcin"/>
+                        <w:jc w:val="center"/>
+                        <w:rPr>
+                          <w:rFonts w:ascii="Times New Roman" w:hAnsi="Times New Roman"/>
+                          <w:b/>
+                          <w:bCs/>
+                        </w:rPr>
+                      </w:pPr>
+                      <w:r>
+                        <w:t xml:space="preserve">Imagen </w:t>
+                      </w:r>
+                      <w:r>
+                        <w:fldChar w:fldCharType="begin"/>
+                      </w:r>
+                      <w:r>
+                        <w:instrText xml:space="preserve"> SEQ Imagen \* ARABIC </w:instrText>
+                      </w:r>
+                      <w:r>
+                        <w:fldChar w:fldCharType="separate"/>
+                      </w:r>
+                      <w:r>
+                        <w:rPr>
+                          <w:noProof/>
+                        </w:rPr>
+                        <w:t>1</w:t>
+                      </w:r>
+                      <w:r>
+                        <w:fldChar w:fldCharType="end"/>
+                      </w:r>
+                      <w:r>
+                        <w:t xml:space="preserve"> C1- Diagrama de Contexto</w:t>
+                      </w:r>
+                    </w:p>
+                  </w:txbxContent>
+                </v:textbox>
+                <w10:wrap anchorx="margin"/>
+              </v:shape>
+            </w:pict>
+          </mc:Fallback>
+        </mc:AlternateContent>
+      </w:r>
+      <w:r>
+        <w:rPr>
+          <w:rFonts w:ascii="Times New Roman" w:hAnsi="Times New Roman"/>
+          <w:b/>
+          <w:bCs/>
+          <w:sz w:val="24"/>
+          <w:szCs w:val="24"/>
+        </w:rPr>
+        <w:tab/>
+      </w:r>
+    </w:p>
+    <w:p>
+      <w:pPr>
+        <w:pStyle w:val="Textoindependiente"/>
+        <w:tabs>
+          <w:tab w:val="left" w:pos="2773"/>
+        </w:tabs>
+        <w:spacing w:after="240" w:line="331" w:lineRule="auto"/>
+        <w:jc w:val="both"/>
+        <w:rPr>
+          <w:rFonts w:ascii="Times New Roman" w:hAnsi="Times New Roman"/>
+          <w:b/>
+          <w:bCs/>
+          <w:sz w:val="24"/>
+          <w:szCs w:val="24"/>
+        </w:rPr>
+      </w:pPr>
+    </w:p>
+    <w:p>
+      <w:pPr>
+        <w:pStyle w:val="Textoindependiente"/>
+        <w:tabs>
+          <w:tab w:val="left" w:pos="2773"/>
+        </w:tabs>
+        <w:spacing w:after="240" w:line="331" w:lineRule="auto"/>
+        <w:jc w:val="both"/>
+        <w:rPr>
+          <w:rFonts w:ascii="Times New Roman" w:hAnsi="Times New Roman"/>
+          <w:b/>
+          <w:bCs/>
+          <w:sz w:val="24"/>
+          <w:szCs w:val="24"/>
+        </w:rPr>
+      </w:pPr>
+    </w:p>
+    <w:p>
+      <w:pPr>
+        <w:pStyle w:val="Textoindependiente"/>
+        <w:tabs>
+          <w:tab w:val="left" w:pos="2773"/>
+        </w:tabs>
+        <w:spacing w:after="240" w:line="331" w:lineRule="auto"/>
+        <w:jc w:val="both"/>
+        <w:rPr>
+          <w:rFonts w:ascii="Times New Roman" w:hAnsi="Times New Roman"/>
+          <w:b/>
+          <w:bCs/>
+          <w:sz w:val="24"/>
+          <w:szCs w:val="24"/>
+        </w:rPr>
+      </w:pPr>
+    </w:p>
+    <w:p>
+      <w:pPr>
+        <w:pStyle w:val="Textoindependiente"/>
+        <w:tabs>
+          <w:tab w:val="left" w:pos="2773"/>
+        </w:tabs>
+        <w:spacing w:after="240" w:line="331" w:lineRule="auto"/>
+        <w:jc w:val="both"/>
+        <w:rPr>
+          <w:rFonts w:ascii="Times New Roman" w:hAnsi="Times New Roman"/>
+          <w:b/>
+          <w:bCs/>
+          <w:sz w:val="24"/>
+          <w:szCs w:val="24"/>
+        </w:rPr>
+      </w:pPr>
+    </w:p>
+    <w:p>
+      <w:pPr>
+        <w:pStyle w:val="Textoindependiente"/>
+        <w:tabs>
+          <w:tab w:val="left" w:pos="2773"/>
+        </w:tabs>
+        <w:spacing w:after="240" w:line="331" w:lineRule="auto"/>
+        <w:jc w:val="both"/>
+        <w:rPr>
+          <w:rFonts w:ascii="Times New Roman" w:hAnsi="Times New Roman"/>
+          <w:b/>
+          <w:bCs/>
+          <w:sz w:val="24"/>
+          <w:szCs w:val="24"/>
+        </w:rPr>
+      </w:pPr>
+    </w:p>
+    <w:p>
+      <w:pPr>
+        <w:pStyle w:val="Textoindependiente"/>
+        <w:tabs>
+          <w:tab w:val="left" w:pos="2773"/>
+        </w:tabs>
+        <w:spacing w:after="240" w:line="331" w:lineRule="auto"/>
+        <w:jc w:val="both"/>
+        <w:rPr>
+          <w:rFonts w:ascii="Times New Roman" w:hAnsi="Times New Roman"/>
+          <w:b/>
+          <w:bCs/>
+          <w:sz w:val="24"/>
+          <w:szCs w:val="24"/>
+        </w:rPr>
+      </w:pPr>
+    </w:p>
+    <w:p>
+      <w:pPr>
+        <w:pStyle w:val="Textoindependiente"/>
+        <w:tabs>
+          <w:tab w:val="left" w:pos="2773"/>
+        </w:tabs>
+        <w:spacing w:after="240" w:line="331" w:lineRule="auto"/>
+        <w:jc w:val="both"/>
+        <w:rPr>
+          <w:rFonts w:ascii="Times New Roman" w:hAnsi="Times New Roman"/>
+          <w:b/>
+          <w:bCs/>
+          <w:sz w:val="24"/>
+          <w:szCs w:val="24"/>
+        </w:rPr>
+      </w:pPr>
+    </w:p>
+    <w:p>
+      <w:pPr>
+        <w:pStyle w:val="Textoindependiente"/>
+        <w:tabs>
+          <w:tab w:val="left" w:pos="2773"/>
+        </w:tabs>
+        <w:spacing w:after="240" w:line="331" w:lineRule="auto"/>
+        <w:jc w:val="both"/>
+        <w:rPr>
+          <w:rFonts w:ascii="Times New Roman" w:hAnsi="Times New Roman"/>
+          <w:b/>
+          <w:bCs/>
+          <w:sz w:val="24"/>
+          <w:szCs w:val="24"/>
+        </w:rPr>
+      </w:pPr>
+    </w:p>
+    <w:p>
+      <w:pPr>
+        <w:pStyle w:val="Textoindependiente"/>
+        <w:tabs>
+          <w:tab w:val="left" w:pos="2773"/>
+        </w:tabs>
+        <w:spacing w:after="240" w:line="331" w:lineRule="auto"/>
+        <w:jc w:val="both"/>
+        <w:rPr>
+          <w:rFonts w:ascii="Times New Roman" w:hAnsi="Times New Roman"/>
+          <w:b/>
+          <w:bCs/>
+          <w:sz w:val="24"/>
+          <w:szCs w:val="24"/>
+        </w:rPr>
+      </w:pPr>
+    </w:p>
+    <w:p>
+      <w:pPr>
+        <w:pStyle w:val="Textoindependiente"/>
+        <w:tabs>
+          <w:tab w:val="left" w:pos="2773"/>
+        </w:tabs>
+        <w:spacing w:after="240" w:line="331" w:lineRule="auto"/>
+        <w:jc w:val="both"/>
+        <w:rPr>
+          <w:rFonts w:ascii="Times New Roman" w:hAnsi="Times New Roman"/>
+          <w:b/>
+          <w:bCs/>
+          <w:sz w:val="24"/>
+          <w:szCs w:val="24"/>
+        </w:rPr>
+      </w:pPr>
+    </w:p>
+    <w:p>
+      <w:pPr>
+        <w:pStyle w:val="Textoindependiente"/>
+        <w:tabs>
+          <w:tab w:val="left" w:pos="2773"/>
+        </w:tabs>
+        <w:spacing w:after="240" w:line="331" w:lineRule="auto"/>
+        <w:jc w:val="both"/>
+        <w:rPr>
+          <w:rFonts w:ascii="Times New Roman" w:hAnsi="Times New Roman"/>
+          <w:b/>
+          <w:bCs/>
+          <w:sz w:val="24"/>
+          <w:szCs w:val="24"/>
+        </w:rPr>
+      </w:pPr>
+    </w:p>
+    <w:p>
+      <w:pPr>
+        <w:pStyle w:val="Textoindependiente"/>
+        <w:tabs>
+          <w:tab w:val="left" w:pos="2773"/>
+        </w:tabs>
+        <w:spacing w:after="240" w:line="331" w:lineRule="auto"/>
+        <w:jc w:val="both"/>
+        <w:rPr>
+          <w:rFonts w:ascii="Times New Roman" w:hAnsi="Times New Roman"/>
+          <w:b/>
+          <w:bCs/>
+          <w:sz w:val="24"/>
+          <w:szCs w:val="24"/>
+        </w:rPr>
+      </w:pPr>
+    </w:p>
+    <w:p>
+      <w:pPr>
+        <w:pStyle w:val="Textoindependiente"/>
+        <w:tabs>
+          <w:tab w:val="left" w:pos="2773"/>
+        </w:tabs>
+        <w:spacing w:after="240" w:line="331" w:lineRule="auto"/>
+        <w:jc w:val="both"/>
+        <w:rPr>
+          <w:rFonts w:ascii="Times New Roman" w:hAnsi="Times New Roman"/>
+          <w:b/>
+          <w:bCs/>
+          <w:sz w:val="24"/>
+          <w:szCs w:val="24"/>
+        </w:rPr>
+      </w:pPr>
+      <w:r>
+        <w:rPr>
+          <w:noProof/>
+        </w:rPr>
+        <mc:AlternateContent>
+          <mc:Choice Requires="wps">
+            <w:drawing>
+              <wp:anchor distT="0" distB="0" distL="114300" distR="114300" simplePos="0" relativeHeight="251663360" behindDoc="0" locked="0" layoutInCell="1" allowOverlap="1" wp14:anchorId="6DD8ED34" wp14:editId="23A93817">
+                <wp:simplePos x="0" y="0"/>
+                <wp:positionH relativeFrom="column">
+                  <wp:posOffset>-126365</wp:posOffset>
+                </wp:positionH>
+                <wp:positionV relativeFrom="paragraph">
+                  <wp:posOffset>2439670</wp:posOffset>
+                </wp:positionV>
+                <wp:extent cx="5400040" cy="635"/>
+                <wp:effectExtent l="0" t="0" r="0" b="0"/>
+                <wp:wrapSquare wrapText="bothSides"/>
+                <wp:docPr id="5" name="Cuadro de texto 5"/>
+                <wp:cNvGraphicFramePr/>
+                <a:graphic xmlns:a="http://schemas.openxmlformats.org/drawingml/2006/main">
+                  <a:graphicData uri="http://schemas.microsoft.com/office/word/2010/wordprocessingShape">
+                    <wps:wsp>
+                      <wps:cNvSpPr txBox="1"/>
+                      <wps:spPr>
+                        <a:xfrm>
+                          <a:off x="0" y="0"/>
+                          <a:ext cx="5400040" cy="635"/>
+                        </a:xfrm>
+                        <a:prstGeom prst="rect">
+                          <a:avLst/>
+                        </a:prstGeom>
+                        <a:solidFill>
+                          <a:prstClr val="white"/>
+                        </a:solidFill>
+                        <a:ln>
+                          <a:noFill/>
+                        </a:ln>
+                      </wps:spPr>
+                      <wps:txbx>
+                        <w:txbxContent>
+                          <w:p>
+                            <w:pPr>
+                              <w:pStyle w:val="Descripcin"/>
+                              <w:jc w:val="center"/>
+                              <w:rPr>
+                                <w:rFonts w:ascii="Times New Roman" w:hAnsi="Times New Roman"/>
+                                <w:b/>
+                                <w:bCs/>
+                              </w:rPr>
+                            </w:pPr>
+                            <w:r>
+                              <w:t xml:space="preserve">Imagen </w:t>
+                            </w:r>
+                            <w:r>
+                              <w:fldChar w:fldCharType="begin"/>
+                            </w:r>
+                            <w:r>
+                              <w:instrText xml:space="preserve"> SEQ Imagen \* ARABIC </w:instrText>
+                            </w:r>
+                            <w:r>
+                              <w:fldChar w:fldCharType="separate"/>
+                            </w:r>
+                            <w:r>
+                              <w:rPr>
+                                <w:noProof/>
+                              </w:rPr>
+                              <w:t>2</w:t>
+                            </w:r>
+                            <w:r>
+                              <w:fldChar w:fldCharType="end"/>
+                            </w:r>
+                            <w:r>
+                              <w:t xml:space="preserve"> C2- Diagrama de Contenedores</w:t>
+                            </w:r>
+                          </w:p>
+                        </w:txbxContent>
+                      </wps:txbx>
+                      <wps:bodyPr rot="0" spcFirstLastPara="0" vertOverflow="overflow" horzOverflow="overflow" vert="horz" wrap="square" lIns="0" tIns="0" rIns="0" bIns="0" numCol="1" spcCol="0" rtlCol="0" fromWordArt="0" anchor="t" anchorCtr="0" forceAA="0" compatLnSpc="1">
+                        <a:prstTxWarp prst="textNoShape">
+                          <a:avLst/>
+                        </a:prstTxWarp>
+                        <a:spAutoFit/>
+                      </wps:bodyPr>
+                    </wps:wsp>
+                  </a:graphicData>
+                </a:graphic>
+              </wp:anchor>
+            </w:drawing>
+          </mc:Choice>
+          <mc:Fallback>
+            <w:pict>
+              <v:shape w14:anchorId="6DD8ED34" id="Cuadro de texto 5" o:spid="_x0000_s1027" type="#_x0000_t202" style="position:absolute;left:0;text-align:left;margin-left:-9.95pt;margin-top:192.1pt;width:425.2pt;height:.05pt;z-index:251663360;visibility:visible;mso-wrap-style:square;mso-wrap-distance-left:9pt;mso-wrap-distance-top:0;mso-wrap-distance-right:9pt;mso-wrap-distance-bottom:0;mso-position-horizontal:absolute;mso-position-horizontal-relative:text;mso-position-vertical:absolute;mso-position-vertical-relative:text;v-text-anchor:top" o:gfxdata="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" stroked="f">
+                <v:textbox style="mso-fit-shape-to-text:t" inset="0,0,0,0">
+                  <w:txbxContent>
+                    <w:p>
+                      <w:pPr>
+                        <w:pStyle w:val="Descripcin"/>
+                        <w:jc w:val="center"/>
+                        <w:rPr>
+                          <w:rFonts w:ascii="Times New Roman" w:hAnsi="Times New Roman"/>
+                          <w:b/>
+                          <w:bCs/>
+                        </w:rPr>
+                      </w:pPr>
+                      <w:r>
+                        <w:t xml:space="preserve">Imagen </w:t>
+                      </w:r>
+                      <w:r>
+                        <w:fldChar w:fldCharType="begin"/>
+                      </w:r>
+                      <w:r>
+                        <w:instrText xml:space="preserve"> SEQ Imagen \* ARABIC </w:instrText>
+                      </w:r>
+                      <w:r>
+                        <w:fldChar w:fldCharType="separate"/>
+                      </w:r>
+                      <w:r>
+                        <w:rPr>
+                          <w:noProof/>
+                        </w:rPr>
+                        <w:t>2</w:t>
+                      </w:r>
+                      <w:r>
+                        <w:fldChar w:fldCharType="end"/>
+                      </w:r>
+                      <w:r>
+                        <w:t xml:space="preserve"> C2- Diagrama de Contenedores</w:t>
+                      </w:r>
+                    </w:p>
+                  </w:txbxContent>
+                </v:textbox>
+                <w10:wrap type="square"/>
+              </v:shape>
+            </w:pict>
+          </mc:Fallback>
+        </mc:AlternateContent>
+      </w:r>
+      <w:r>
+        <w:rPr>
+          <w:rFonts w:ascii="Times New Roman" w:hAnsi="Times New Roman"/>
+          <w:b/>
+          <w:bCs/>
+          <w:sz w:val="24"/>
+          <w:szCs w:val="24"/>
+          <w:lang w:val="es-ES"/>
+        </w:rPr>
+        <w:drawing>
+          <wp:anchor distT="0" distB="0" distL="114300" distR="114300" simplePos="0" relativeHeight="251661312" behindDoc="1" locked="0" layoutInCell="1" allowOverlap="1" wp14:anchorId="075C648C" wp14:editId="78407FF0">
+            <wp:simplePos x="0" y="0"/>
+            <wp:positionH relativeFrom="margin">
+              <wp:posOffset>-126365</wp:posOffset>
+            </wp:positionH>
+            <wp:positionV relativeFrom="margin">
+              <wp:posOffset>702734</wp:posOffset>
+            </wp:positionV>
+            <wp:extent cx="5400040" cy="2074545"/>
+            <wp:effectExtent l="0" t="0" r="0" b="1905"/>
+            <wp:wrapSquare wrapText="bothSides"/>
+            <wp:docPr id="4" name="Imagen 4"/>
+            <wp:cNvGraphicFramePr>
+              <a:graphicFrameLocks xmlns:a="http://schemas.openxmlformats.org/drawingml/2006/main" noChangeAspect="1"/>
+            </wp:cNvGraphicFramePr>
+            <a:graphic xmlns:a="http://schemas.openxmlformats.org/drawingml/2006/main">
+              <a:graphicData uri="http://schemas.openxmlformats.org/drawingml/2006/picture">
+                <pic:pic xmlns:pic="http://schemas.openxmlformats.org/drawingml/2006/picture">
+                  <pic:nvPicPr>
+                    <pic:cNvPr id="0" name="Picture 13"/>
+                    <pic:cNvPicPr>
+                      <a:picLocks noChangeAspect="1" noChangeArrowheads="1"/>
+                    </pic:cNvPicPr>
+                  </pic:nvPicPr>
+                  <pic:blipFill>
+                    <a:blip r:embed="rId7" cstate="print">
+                      <a:extLst>
+                        <a:ext uri="{28A0092B-C50C-407E-A947-70E740481C1C}">
+                          <a14:useLocalDpi xmlns:a14="http://schemas.microsoft.com/office/drawing/2010/main" val="0"/>
+                        </a:ext>
+                      </a:extLst>
+                    </a:blip>
+                    <a:srcRect/>
+                    <a:stretch>
+                      <a:fillRect/>
+                    </a:stretch>
+                  </pic:blipFill>
+                  <pic:spPr bwMode="auto">
+                    <a:xfrm>
+                      <a:off x="0" y="0"/>
+                      <a:ext cx="5400040" cy="2074545"/>
+                    </a:xfrm>
+                    <a:prstGeom prst="rect">
+                      <a:avLst/>
+                    </a:prstGeom>
+                    <a:noFill/>
+                    <a:ln>
+                      <a:noFill/>
+                    </a:ln>
+                  </pic:spPr>
+                </pic:pic>
+              </a:graphicData>
+            </a:graphic>
+          </wp:anchor>
+        </w:drawing>
+      </w:r>
+      <w:r>
+        <w:rPr>
+          <w:rFonts w:ascii="Times New Roman" w:hAnsi="Times New Roman"/>
+          <w:b/>
+          <w:bCs/>
+          <w:sz w:val="24"/>
+          <w:szCs w:val="24"/>
+        </w:rPr>
+        <w:t>4.2. C2- Contenedores</w:t>
+      </w:r>
+    </w:p>
+    <w:p>
+      <w:pPr>
+        <w:pStyle w:val="Textoindependiente"/>
+        <w:tabs>
+          <w:tab w:val="left" w:pos="2773"/>
+        </w:tabs>
+        <w:spacing w:after="240" w:line="331" w:lineRule="auto"/>
+        <w:jc w:val="both"/>
+        <w:rPr>
+          <w:rFonts w:ascii="Times New Roman" w:hAnsi="Times New Roman"/>
+          <w:b/>
+          <w:bCs/>
+          <w:sz w:val="24"/>
+          <w:szCs w:val="24"/>
+          <w:lang w:val="es-ES"/>
+        </w:rPr>
+      </w:pPr>
+      <w:r>
+        <w:rPr>
+          <w:rFonts w:ascii="Times New Roman" w:hAnsi="Times New Roman"/>
+          <w:b/>
+          <w:bCs/>
+          <w:sz w:val="24"/>
+          <w:szCs w:val="24"/>
+          <w:lang w:val="es-ES"/>
+        </w:rPr>
+        <w:drawing>
+          <wp:anchor distT="0" distB="0" distL="114300" distR="114300" simplePos="0" relativeHeight="251664384" behindDoc="1" locked="0" layoutInCell="1" allowOverlap="1" wp14:anchorId="42E24EF2" wp14:editId="3EB31BDB">
+            <wp:simplePos x="0" y="0"/>
+            <wp:positionH relativeFrom="margin">
+              <wp:posOffset>1155912</wp:posOffset>
+            </wp:positionH>
+            <wp:positionV relativeFrom="margin">
+              <wp:posOffset>3460750</wp:posOffset>
+            </wp:positionV>
+            <wp:extent cx="3392170" cy="4072255"/>
+            <wp:effectExtent l="0" t="0" r="0" b="4445"/>
+            <wp:wrapSquare wrapText="bothSides"/>
+            <wp:docPr id="7" name="Imagen 7"/>
+            <wp:cNvGraphicFramePr>
+              <a:graphicFrameLocks xmlns:a="http://schemas.openxmlformats.org/drawingml/2006/main" noChangeAspect="1"/>
+            </wp:cNvGraphicFramePr>
+            <a:graphic xmlns:a="http://schemas.openxmlformats.org/drawingml/2006/main">
+              <a:graphicData uri="http://schemas.openxmlformats.org/drawingml/2006/picture">
+                <pic:pic xmlns:pic="http://schemas.openxmlformats.org/drawingml/2006/picture">
+                  <pic:nvPicPr>
+                    <pic:cNvPr id="0" name="Picture 20"/>
+                    <pic:cNvPicPr>
+                      <a:picLocks noChangeAspect="1" noChangeArrowheads="1"/>
+                    </pic:cNvPicPr>
+                  </pic:nvPicPr>
+                  <pic:blipFill>
+                    <a:blip r:embed="rId8" cstate="print">
+                      <a:extLst>
+                        <a:ext uri="{28A0092B-C50C-407E-A947-70E740481C1C}">
+                          <a14:useLocalDpi xmlns:a14="http://schemas.microsoft.com/office/drawing/2010/main" val="0"/>
+                        </a:ext>
+                      </a:extLst>
+                    </a:blip>
+                    <a:srcRect/>
+                    <a:stretch>
+                      <a:fillRect/>
+                    </a:stretch>
+                  </pic:blipFill>
+                  <pic:spPr bwMode="auto">
+                    <a:xfrm>
+                      <a:off x="0" y="0"/>
+                      <a:ext cx="3392170" cy="4072255"/>
+                    </a:xfrm>
+                    <a:prstGeom prst="rect">
+                      <a:avLst/>
+                    </a:prstGeom>
+                    <a:noFill/>
+                    <a:ln>
+                      <a:noFill/>
+                    </a:ln>
+                  </pic:spPr>
+                </pic:pic>
+              </a:graphicData>
+            </a:graphic>
+          </wp:anchor>
+        </w:drawing>
+      </w:r>
+      <w:r>
+        <w:rPr>
+          <w:rFonts w:ascii="Times New Roman" w:hAnsi="Times New Roman"/>
+          <w:b/>
+          <w:bCs/>
+          <w:sz w:val="24"/>
+          <w:szCs w:val="24"/>
+          <w:lang w:val="es-ES"/>
+        </w:rPr>
+        <w:t>4.3. C3- Componentes</w:t>
+      </w:r>
+    </w:p>
+    <w:p>
+      <w:pPr>
+        <w:pStyle w:val="Textoindependiente"/>
+        <w:tabs>
+          <w:tab w:val="left" w:pos="2773"/>
+        </w:tabs>
+        <w:spacing w:after="240" w:line="331" w:lineRule="auto"/>
+        <w:jc w:val="both"/>
+        <w:rPr>
+          <w:rFonts w:ascii="Times New Roman" w:hAnsi="Times New Roman"/>
+          <w:b/>
+          <w:bCs/>
+          <w:sz w:val="24"/>
+          <w:szCs w:val="24"/>
+          <w:lang w:val="es-ES"/>
+        </w:rPr>
+      </w:pPr>
+    </w:p>
+    <w:p>
+      <w:pPr>
+        <w:pStyle w:val="Textoindependiente"/>
+        <w:tabs>
+          <w:tab w:val="left" w:pos="2773"/>
+        </w:tabs>
+        <w:spacing w:after="240" w:line="331" w:lineRule="auto"/>
+        <w:jc w:val="both"/>
+        <w:rPr>
+          <w:rFonts w:ascii="Times New Roman" w:hAnsi="Times New Roman"/>
+          <w:b/>
+          <w:bCs/>
+          <w:sz w:val="24"/>
+          <w:szCs w:val="24"/>
+          <w:lang w:val="es-ES"/>
+        </w:rPr>
+      </w:pPr>
+    </w:p>
+    <w:p>
+      <w:pPr>
+        <w:pStyle w:val="Textoindependiente"/>
+        <w:tabs>
+          <w:tab w:val="left" w:pos="2773"/>
+        </w:tabs>
+        <w:spacing w:after="240" w:line="331" w:lineRule="auto"/>
+        <w:jc w:val="both"/>
+        <w:rPr>
+          <w:rFonts w:ascii="Times New Roman" w:hAnsi="Times New Roman"/>
+          <w:b/>
+          <w:bCs/>
+          <w:sz w:val="24"/>
+          <w:szCs w:val="24"/>
+          <w:lang w:val="es-ES"/>
+        </w:rPr>
+      </w:pPr>
+    </w:p>
+    <w:p>
+      <w:pPr>
+        <w:pStyle w:val="Textoindependiente"/>
+        <w:tabs>
+          <w:tab w:val="left" w:pos="2773"/>
+        </w:tabs>
+        <w:spacing w:after="240" w:line="331" w:lineRule="auto"/>
+        <w:rPr>
+          <w:rFonts w:ascii="Times New Roman" w:hAnsi="Times New Roman"/>
+          <w:b/>
+          <w:bCs/>
+          <w:sz w:val="24"/>
+          <w:szCs w:val="24"/>
+        </w:rPr>
+      </w:pPr>
+    </w:p>
+    <w:p>
+      <w:pPr>
+        <w:pStyle w:val="Textoindependiente"/>
+        <w:spacing w:after="240" w:line="331" w:lineRule="auto"/>
+        <w:rPr>
+          <w:rFonts w:ascii="Times New Roman" w:hAnsi="Times New Roman"/>
+          <w:sz w:val="24"/>
+          <w:szCs w:val="24"/>
+        </w:rPr>
+      </w:pPr>
+    </w:p>
+    <w:p>
+      <w:pPr>
+        <w:pStyle w:val="Textoindependiente"/>
+        <w:tabs>
+          <w:tab w:val="left" w:pos="5240"/>
+        </w:tabs>
+        <w:spacing w:after="240" w:line="331" w:lineRule="auto"/>
+        <w:rPr>
+          <w:rFonts w:ascii="Times New Roman" w:hAnsi="Times New Roman"/>
+          <w:sz w:val="24"/>
+          <w:szCs w:val="24"/>
+        </w:rPr>
+      </w:pPr>
+      <w:r>
+        <w:rPr>
+          <w:rFonts w:ascii="Times New Roman" w:hAnsi="Times New Roman"/>
+          <w:sz w:val="24"/>
+          <w:szCs w:val="24"/>
+        </w:rPr>
+        <w:tab/>
+      </w:r>
+    </w:p>
+    <w:p>
+      <w:pPr>
+        <w:pStyle w:val="Textoindependiente"/>
+        <w:spacing w:after="240" w:line="331" w:lineRule="auto"/>
+        <w:rPr>
+          <w:rFonts w:ascii="Times New Roman" w:hAnsi="Times New Roman"/>
+          <w:sz w:val="24"/>
+          <w:szCs w:val="24"/>
+        </w:rPr>
+      </w:pPr>
+    </w:p>
+    <w:p>
+      <w:pPr>
+        <w:pStyle w:val="Textoindependiente"/>
+        <w:spacing w:after="240" w:line="331" w:lineRule="auto"/>
+        <w:rPr>
+          <w:rFonts w:ascii="Times New Roman" w:hAnsi="Times New Roman"/>
+          <w:sz w:val="24"/>
+          <w:szCs w:val="24"/>
+        </w:rPr>
+      </w:pPr>
+    </w:p>
+    <w:p>
+      <w:pPr>
+        <w:pStyle w:val="Textoindependiente"/>
+        <w:spacing w:after="240" w:line="331" w:lineRule="auto"/>
+        <w:rPr>
+          <w:rFonts w:ascii="Times New Roman" w:hAnsi="Times New Roman"/>
+          <w:sz w:val="24"/>
+          <w:szCs w:val="24"/>
+        </w:rPr>
+      </w:pPr>
+    </w:p>
+    <w:p>
+      <w:pPr>
+        <w:pStyle w:val="Textoindependiente"/>
+        <w:spacing w:after="240" w:line="331" w:lineRule="auto"/>
+        <w:rPr>
+          <w:rFonts w:ascii="Times New Roman" w:hAnsi="Times New Roman"/>
+          <w:sz w:val="24"/>
+          <w:szCs w:val="24"/>
+        </w:rPr>
+      </w:pPr>
+    </w:p>
+    <w:p>
+      <w:pPr>
+        <w:pStyle w:val="Textoindependiente"/>
+        <w:spacing w:after="240" w:line="331" w:lineRule="auto"/>
+        <w:rPr>
+          <w:rFonts w:ascii="Times New Roman" w:hAnsi="Times New Roman"/>
+          <w:sz w:val="24"/>
+          <w:szCs w:val="24"/>
+        </w:rPr>
+      </w:pPr>
+      <w:r>
+        <w:rPr>
+          <w:noProof/>
+        </w:rPr>
+        <mc:AlternateContent>
+          <mc:Choice Requires="wps">
+            <w:drawing>
+              <wp:anchor distT="0" distB="0" distL="114300" distR="114300" simplePos="0" relativeHeight="251666432" behindDoc="0" locked="0" layoutInCell="1" allowOverlap="1" wp14:anchorId="5A3EDDC0" wp14:editId="70FAE7F0">
+                <wp:simplePos x="0" y="0"/>
+                <wp:positionH relativeFrom="column">
+                  <wp:posOffset>1181312</wp:posOffset>
+                </wp:positionH>
+                <wp:positionV relativeFrom="paragraph">
+                  <wp:posOffset>93980</wp:posOffset>
+                </wp:positionV>
+                <wp:extent cx="3392170" cy="635"/>
+                <wp:effectExtent l="0" t="0" r="0" b="0"/>
+                <wp:wrapSquare wrapText="bothSides"/>
+                <wp:docPr id="8" name="Cuadro de texto 8"/>
+                <wp:cNvGraphicFramePr/>
+                <a:graphic xmlns:a="http://schemas.openxmlformats.org/drawingml/2006/main">
+                  <a:graphicData uri="http://schemas.microsoft.com/office/word/2010/wordprocessingShape">
+                    <wps:wsp>
+                      <wps:cNvSpPr txBox="1"/>
+                      <wps:spPr>
+                        <a:xfrm>
+                          <a:off x="0" y="0"/>
+                          <a:ext cx="3392170" cy="635"/>
+                        </a:xfrm>
+                        <a:prstGeom prst="rect">
+                          <a:avLst/>
+                        </a:prstGeom>
+                        <a:solidFill>
+                          <a:prstClr val="white"/>
+                        </a:solidFill>
+                        <a:ln>
+                          <a:noFill/>
+                        </a:ln>
+                      </wps:spPr>
+                      <wps:txbx>
+                        <w:txbxContent>
+                          <w:p>
+                            <w:pPr>
+                              <w:pStyle w:val="Descripcin"/>
+                              <w:jc w:val="center"/>
+                              <w:rPr>
+                                <w:rFonts w:ascii="Times New Roman" w:hAnsi="Times New Roman"/>
+                                <w:b/>
+                                <w:bCs/>
+                              </w:rPr>
+                            </w:pPr>
+                            <w:r>
+                              <w:t xml:space="preserve">Imagen </w:t>
+                            </w:r>
+                            <w:r>
+                              <w:fldChar w:fldCharType="begin"/>
+                            </w:r>
+                            <w:r>
+                              <w:instrText xml:space="preserve"> SEQ Imagen \* ARABIC </w:instrText>
+                            </w:r>
+                            <w:r>
+                              <w:fldChar w:fldCharType="separate"/>
+                            </w:r>
+                            <w:r>
+                              <w:rPr>
+                                <w:noProof/>
+                              </w:rPr>
+                              <w:t>3</w:t>
+                            </w:r>
+                            <w:r>
+                              <w:fldChar w:fldCharType="end"/>
+                            </w:r>
+                            <w:r>
+                              <w:t xml:space="preserve"> C3- Diagrama de Componentes</w:t>
+                            </w:r>
+                          </w:p>
+                        </w:txbxContent>
+                      </wps:txbx>
+                      <wps:bodyPr rot="0" spcFirstLastPara="0" vertOverflow="overflow" horzOverflow="overflow" vert="horz" wrap="square" lIns="0" tIns="0" rIns="0" bIns="0" numCol="1" spcCol="0" rtlCol="0" fromWordArt="0" anchor="t" anchorCtr="0" forceAA="0" compatLnSpc="1">
+                        <a:prstTxWarp prst="textNoShape">
+                          <a:avLst/>
+                        </a:prstTxWarp>
+                        <a:spAutoFit/>
+                      </wps:bodyPr>
+                    </wps:wsp>
+                  </a:graphicData>
+                </a:graphic>
+              </wp:anchor>
+            </w:drawing>
+          </mc:Choice>
+          <mc:Fallback>
+            <w:pict>
+              <v:shape w14:anchorId="5A3EDDC0" id="Cuadro de texto 8" o:spid="_x0000_s1028" type="#_x0000_t202" style="position:absolute;margin-left:93pt;margin-top:7.4pt;width:267.1pt;height:.05pt;z-index:251666432;visibility:visible;mso-wrap-style:square;mso-wrap-distance-left:9pt;mso-wrap-distance-top:0;mso-wrap-distance-right:9pt;mso-wrap-distance-bottom:0;mso-position-horizontal:absolute;mso-position-horizontal-relative:text;mso-position-vertical:absolute;mso-position-vertical-relative:text;v-text-anchor:top" o:gfxdata="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" stroked="f">
+                <v:textbox style="mso-fit-shape-to-text:t" inset="0,0,0,0">
+                  <w:txbxContent>
+                    <w:p>
+                      <w:pPr>
+                        <w:pStyle w:val="Descripcin"/>
+                        <w:jc w:val="center"/>
+                        <w:rPr>
+                          <w:rFonts w:ascii="Times New Roman" w:hAnsi="Times New Roman"/>
+                          <w:b/>
+                          <w:bCs/>
+                        </w:rPr>
+                      </w:pPr>
+                      <w:r>
+                        <w:t xml:space="preserve">Imagen </w:t>
+                      </w:r>
+                      <w:r>
+                        <w:fldChar w:fldCharType="begin"/>
+                      </w:r>
+                      <w:r>
+                        <w:instrText xml:space="preserve"> SEQ Imagen \* ARABIC </w:instrText>
+                      </w:r>
+                      <w:r>
+                        <w:fldChar w:fldCharType="separate"/>
+                      </w:r>
+                      <w:r>
+                        <w:rPr>
+                          <w:noProof/>
+                        </w:rPr>
+                        <w:t>3</w:t>
+                      </w:r>
+                      <w:r>
+                        <w:fldChar w:fldCharType="end"/>
+                      </w:r>
+                      <w:r>
+                        <w:t xml:space="preserve"> C3- Diagrama de Componentes</w:t>
+                      </w:r>
+                    </w:p>
+                  </w:txbxContent>
+                </v:textbox>
+                <w10:wrap type="square"/>
+              </v:shape>
+            </w:pict>
+          </mc:Fallback>
+        </mc:AlternateContent>
+      </w:r>
+    </w:p>
+    <w:p>
+      <w:pPr>
+        <w:pStyle w:val="Textoindependiente"/>
+        <w:spacing w:after="240" w:line="331" w:lineRule="auto"/>
+        <w:rPr>
+          <w:rFonts w:ascii="Times New Roman" w:hAnsi="Times New Roman"/>
+          <w:sz w:val="24"/>
+          <w:szCs w:val="24"/>
+        </w:rPr>
+      </w:pPr>
+    </w:p>
+    <w:p>
+      <w:pPr>
+        <w:pStyle w:val="Textoindependiente"/>
+        <w:tabs>
+          <w:tab w:val="left" w:pos="2773"/>
+        </w:tabs>
+        <w:spacing w:after="240" w:line="331" w:lineRule="auto"/>
+        <w:jc w:val="both"/>
+        <w:rPr>
+          <w:rFonts w:ascii="Times New Roman" w:hAnsi="Times New Roman"/>
+          <w:b/>
+          <w:bCs/>
+          <w:sz w:val="24"/>
+          <w:szCs w:val="24"/>
+          <w:lang w:val="es-ES"/>
+        </w:rPr>
+      </w:pPr>
+      <w:r>
+        <w:rPr>
+          <w:rFonts w:ascii="Times New Roman" w:hAnsi="Times New Roman"/>
+          <w:b/>
+          <w:bCs/>
+          <w:sz w:val="24"/>
+          <w:szCs w:val="24"/>
+          <w:lang w:val="es-ES"/>
+        </w:rPr>
+        <w:t>4.4. C4- Código</w:t>
+      </w:r>
+    </w:p>
+    <w:p>
+      <w:pPr>
+        <w:pStyle w:val="Textoindependiente"/>
+        <w:spacing w:after="240" w:line="331" w:lineRule="auto"/>
+        <w:rPr>
+          <w:lang w:val="es-ES"/>
+        </w:rPr>
+      </w:pPr>
+      <w:r>
+        <w:rPr>
+          <w:rFonts w:ascii="Times New Roman" w:hAnsi="Times New Roman"/>
+          <w:sz w:val="24"/>
+          <w:szCs w:val="24"/>
+        </w:rPr>
+        <w:t xml:space="preserve"> </w:t>
+      </w:r>
+    </w:p>
+    <w:p>
+      <w:pPr>
+        <w:pStyle w:val="Textoindependiente"/>
+        <w:spacing w:after="240" w:line="331" w:lineRule="auto"/>
+        <w:rPr>
+          <w:rFonts w:ascii="Times New Roman" w:hAnsi="Times New Roman"/>
+          <w:sz w:val="24"/>
+          <w:szCs w:val="24"/>
+        </w:rPr>
+      </w:pPr>
+      <w:r>
+        <w:rPr>
+          <w:noProof/>
+        </w:rPr>
+        <w:lastRenderedPageBreak/>
+        <mc:AlternateContent>
+          <mc:Choice Requires="wps">
+            <w:drawing>
+              <wp:anchor distT="0" distB="0" distL="114300" distR="114300" simplePos="0" relativeHeight="251669504" behindDoc="1" locked="0" layoutInCell="1" allowOverlap="1" wp14:anchorId="613549AC" wp14:editId="63B2FAE2">
+                <wp:simplePos x="0" y="0"/>
+                <wp:positionH relativeFrom="column">
+                  <wp:posOffset>-157480</wp:posOffset>
+                </wp:positionH>
+                <wp:positionV relativeFrom="paragraph">
+                  <wp:posOffset>1926590</wp:posOffset>
+                </wp:positionV>
+                <wp:extent cx="5400040" cy="635"/>
+                <wp:effectExtent l="0" t="0" r="0" b="0"/>
+                <wp:wrapNone/>
+                <wp:docPr id="11" name="Cuadro de texto 11"/>
+                <wp:cNvGraphicFramePr/>
+                <a:graphic xmlns:a="http://schemas.openxmlformats.org/drawingml/2006/main">
+                  <a:graphicData uri="http://schemas.microsoft.com/office/word/2010/wordprocessingShape">
+                    <wps:wsp>
+                      <wps:cNvSpPr txBox="1"/>
+                      <wps:spPr>
+                        <a:xfrm>
+                          <a:off x="0" y="0"/>
+                          <a:ext cx="5400040" cy="635"/>
+                        </a:xfrm>
+                        <a:prstGeom prst="rect">
+                          <a:avLst/>
+                        </a:prstGeom>
+                        <a:solidFill>
+                          <a:prstClr val="white"/>
+                        </a:solidFill>
+                        <a:ln>
+                          <a:noFill/>
+                        </a:ln>
+                      </wps:spPr>
+                      <wps:txbx>
+                        <w:txbxContent>
+                          <w:p>
+                            <w:pPr>
+                              <w:pStyle w:val="Descripcin"/>
+                              <w:jc w:val="center"/>
+                              <w:rPr>
+                                <w:sz w:val="22"/>
+                                <w:szCs w:val="22"/>
+                              </w:rPr>
+                            </w:pPr>
+                            <w:r>
+                              <w:t xml:space="preserve">Imagen </w:t>
+                            </w:r>
+                            <w:r>
+                              <w:fldChar w:fldCharType="begin"/>
+                            </w:r>
+                            <w:r>
+                              <w:instrText xml:space="preserve"> SEQ Imagen \* ARABIC </w:instrText>
+                            </w:r>
+                            <w:r>
+                              <w:fldChar w:fldCharType="separate"/>
+                            </w:r>
+                            <w:r>
+                              <w:rPr>
+                                <w:noProof/>
+                              </w:rPr>
+                              <w:t>4</w:t>
+                            </w:r>
+                            <w:r>
+                              <w:fldChar w:fldCharType="end"/>
+                            </w:r>
+                            <w:r>
+                              <w:t xml:space="preserve"> C4- Diagrama de Código</w:t>
+                            </w:r>
+                          </w:p>
+                        </w:txbxContent>
+                      </wps:txbx>
+                      <wps:bodyPr rot="0" spcFirstLastPara="0" vertOverflow="overflow" horzOverflow="overflow" vert="horz" wrap="square" lIns="0" tIns="0" rIns="0" bIns="0" numCol="1" spcCol="0" rtlCol="0" fromWordArt="0" anchor="t" anchorCtr="0" forceAA="0" compatLnSpc="1">
+                        <a:prstTxWarp prst="textNoShape">
+                          <a:avLst/>
+                        </a:prstTxWarp>
+                        <a:spAutoFit/>
+                      </wps:bodyPr>
+                    </wps:wsp>
+                  </a:graphicData>
+                </a:graphic>
+              </wp:anchor>
+            </w:drawing>
+          </mc:Choice>
+          <mc:Fallback>
+            <w:pict>
+              <v:shape w14:anchorId="613549AC" id="Cuadro de texto 11" o:spid="_x0000_s1029" type="#_x0000_t202" style="position:absolute;margin-left:-12.4pt;margin-top:151.7pt;width:425.2pt;height:.05pt;z-index:-251646976;visibility:visible;mso-wrap-style:square;mso-wrap-distance-left:9pt;mso-wrap-distance-top:0;mso-wrap-distance-right:9pt;mso-wrap-distance-bottom:0;mso-position-horizontal:absolute;mso-position-horizontal-relative:text;mso-position-vertical:absolute;mso-position-vertical-relative:text;v-text-anchor:top" o:gfxdata="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" stroked="f">
+                <v:textbox style="mso-fit-shape-to-text:t" inset="0,0,0,0">
+                  <w:txbxContent>
+                    <w:p>
+                      <w:pPr>
+                        <w:pStyle w:val="Descripcin"/>
+                        <w:jc w:val="center"/>
+                        <w:rPr>
+                          <w:sz w:val="22"/>
+                          <w:szCs w:val="22"/>
+                        </w:rPr>
+                      </w:pPr>
+                      <w:r>
+                        <w:t xml:space="preserve">Imagen </w:t>
+                      </w:r>
+                      <w:r>
+                        <w:fldChar w:fldCharType="begin"/>
+                      </w:r>
+                      <w:r>
+                        <w:instrText xml:space="preserve"> SEQ Imagen \* ARABIC </w:instrText>
+                      </w:r>
+                      <w:r>
+                        <w:fldChar w:fldCharType="separate"/>
+                      </w:r>
+                      <w:r>
+                        <w:rPr>
+                          <w:noProof/>
+                        </w:rPr>
+                        <w:t>4</w:t>
+                      </w:r>
+                      <w:r>
+                        <w:fldChar w:fldCharType="end"/>
+                      </w:r>
+                      <w:r>
+                        <w:t xml:space="preserve"> C4- Diagrama de Código</w:t>
+                      </w:r>
+                    </w:p>
+                  </w:txbxContent>
+                </v:textbox>
+              </v:shape>
+            </w:pict>
+          </mc:Fallback>
+        </mc:AlternateContent>
+      </w:r>
+      <w:r>
+        <w:rPr>
+          <w:lang w:val="es-ES"/>
+        </w:rPr>
+        <w:drawing>
+          <wp:anchor distT="0" distB="0" distL="114300" distR="114300" simplePos="0" relativeHeight="251667456" behindDoc="1" locked="0" layoutInCell="1" allowOverlap="1" wp14:anchorId="2C542ADC" wp14:editId="766FEBB9">
+            <wp:simplePos x="0" y="0"/>
+            <wp:positionH relativeFrom="column">
+              <wp:posOffset>-157480</wp:posOffset>
+            </wp:positionH>
+            <wp:positionV relativeFrom="paragraph">
+              <wp:posOffset>-2752</wp:posOffset>
+            </wp:positionV>
+            <wp:extent cx="5400040" cy="1871980"/>
+            <wp:effectExtent l="0" t="0" r="0" b="0"/>
+            <wp:wrapNone/>
+            <wp:docPr id="10" name="Imagen 10"/>
+            <wp:cNvGraphicFramePr>
+              <a:graphicFrameLocks xmlns:a="http://schemas.openxmlformats.org/drawingml/2006/main" noChangeAspect="1"/>
+            </wp:cNvGraphicFramePr>
+            <a:graphic xmlns:a="http://schemas.openxmlformats.org/drawingml/2006/main">
+              <a:graphicData uri="http://schemas.openxmlformats.org/drawingml/2006/picture">
+                <pic:pic xmlns:pic="http://schemas.openxmlformats.org/drawingml/2006/picture">
+                  <pic:nvPicPr>
+                    <pic:cNvPr id="0" name="Picture 27"/>
+                    <pic:cNvPicPr>
+                      <a:picLocks noChangeAspect="1" noChangeArrowheads="1"/>
+                    </pic:cNvPicPr>
+                  </pic:nvPicPr>
+                  <pic:blipFill>
+                    <a:blip r:embed="rId9" cstate="print">
+                      <a:extLst>
+                        <a:ext uri="{28A0092B-C50C-407E-A947-70E740481C1C}">
+                          <a14:useLocalDpi xmlns:a14="http://schemas.microsoft.com/office/drawing/2010/main" val="0"/>
+                        </a:ext>
+                      </a:extLst>
+                    </a:blip>
+                    <a:srcRect/>
+                    <a:stretch>
+                      <a:fillRect/>
+                    </a:stretch>
+                  </pic:blipFill>
+                  <pic:spPr bwMode="auto">
+                    <a:xfrm>
+                      <a:off x="0" y="0"/>
+                      <a:ext cx="5400040" cy="1871980"/>
+                    </a:xfrm>
+                    <a:prstGeom prst="rect">
+                      <a:avLst/>
+                    </a:prstGeom>
+                    <a:noFill/>
+                    <a:ln>
+                      <a:noFill/>
+                    </a:ln>
+                  </pic:spPr>
+                </pic:pic>
+              </a:graphicData>
+            </a:graphic>
+          </wp:anchor>
+        </w:drawing>
+      </w:r>
+    </w:p>
+    <w:p>
+      <w:pPr>
+        <w:pStyle w:val="Textoindependiente"/>
+        <w:spacing w:after="240" w:line="331" w:lineRule="auto"/>
+        <w:rPr>
+          <w:rFonts w:ascii="Times New Roman" w:hAnsi="Times New Roman"/>
+          <w:sz w:val="24"/>
+          <w:szCs w:val="24"/>
+        </w:rPr>
+      </w:pPr>
+    </w:p>
+    <w:p>
+      <w:pPr>
+        <w:pStyle w:val="Textoindependiente"/>
+        <w:spacing w:after="240" w:line="331" w:lineRule="auto"/>
+        <w:rPr>
+          <w:rFonts w:ascii="Times New Roman" w:hAnsi="Times New Roman"/>
+          <w:sz w:val="24"/>
+          <w:szCs w:val="24"/>
+        </w:rPr>
+      </w:pPr>
+    </w:p>
+    <w:p>
+      <w:pPr>
+        <w:pStyle w:val="Textoindependiente"/>
+        <w:tabs>
+          <w:tab w:val="left" w:pos="3560"/>
+        </w:tabs>
+        <w:spacing w:after="240" w:line="331" w:lineRule="auto"/>
+        <w:rPr>
+          <w:rFonts w:ascii="Times New Roman" w:hAnsi="Times New Roman"/>
+          <w:sz w:val="24"/>
+          <w:szCs w:val="24"/>
+        </w:rPr>
+      </w:pPr>
+      <w:r>
+        <w:rPr>
+          <w:rFonts w:ascii="Times New Roman" w:hAnsi="Times New Roman"/>
+          <w:sz w:val="24"/>
+          <w:szCs w:val="24"/>
+        </w:rPr>
+        <w:tab/>
+      </w:r>
     </w:p>
     <w:sectPr>
       <w:pgSz w:w="11906" w:h="16838"/>
@@ -4757,7 +5889,7 @@
 </file>
 
 <file path=word/numbering.xml><?xml version="1.0" encoding="utf-8"?>
-<w:numbering xmlns:wpc="http://schemas.microsoft.com/office/word/2010/wordprocessingCanvas" xmlns:cx="http://schemas.microsoft.com/office/drawing/2014/chartex" xmlns:cx1="http://schemas.microsoft.com/office/drawing/2015/9/8/chartex" xmlns:cx2="http://schemas.microsoft.com/office/drawing/2015/10/21/chartex" xmlns:cx3="http://schemas.microsoft.com/office/drawing/2016/5/9/chartex" xmlns:cx4="http://schemas.microsoft.com/office/drawing/2016/5/10/chartex" xmlns:cx5="http://schemas.microsoft.com/office/drawing/2016/5/11/chartex" xmlns:cx6="http://schemas.microsoft.com/office/drawing/2016/5/12/chartex" xmlns:cx7="http://schemas.microsoft.com/office/drawing/2016/5/13/chartex" xmlns:cx8="http://schemas.microsoft.com/office/drawing/2016/5/14/chartex" xmlns:mc="http://schemas.openxmlformats.org/markup-compatibility/2006" xmlns:aink="http://schemas.microsoft.com/office/drawing/2016/ink" xmlns:am3d="http://schemas.microsoft.com/office/drawing/2017/model3d" xmlns:o="urn:schemas-microsoft-com:office:office" xmlns:r="http://schemas.openxmlformats.org/officeDocument/2006/relationships" xmlns:m="http://schemas.openxmlformats.org/officeDocument/2006/math" xmlns:v="urn:schemas-microsoft-com:vml" xmlns:wp14="http://schemas.microsoft.com/office/word/2010/wordprocessingDrawing" xmlns:wp="http://schemas.openxmlformats.org/drawingml/2006/wordprocessingDrawing" xmlns:w10="urn:schemas-microsoft-com:office:word" xmlns:w="http://schemas.openxmlformats.org/wordprocessingml/2006/main" xmlns:w14="http://schemas.microsoft.com/office/word/2010/wordml" xmlns:w15="http://schemas.microsoft.com/office/word/2012/wordml" xmlns:w16cex="http://schemas.microsoft.com/office/word/2018/wordml/cex" xmlns:w16cid="http://schemas.microsoft.com/office/word/2016/wordml/cid" xmlns:w16="http://schemas.microsoft.com/office/word/2018/wordml" xmlns:w16sdtdh="http://schemas.microsoft.com/office/word/2020/wordml/sdtdatahash" xmlns:w16se="http://schemas.microsoft.com/office/word/2015/wordml/symex" xmlns:wpg="http://schemas.microsoft.com/office/word/2010/wordprocessingGroup" xmlns:wpi="http://schemas.microsoft.com/office/word/2010/wordprocessingInk" xmlns:wne="http://schemas.microsoft.com/office/word/2006/wordml" xmlns:wps="http://schemas.microsoft.com/office/word/2010/wordprocessingShape" mc:Ignorable="w14 w15 w16se w16cid w16 w16cex w16sdtdh wp14">
+<w:numbering xmlns:wpc="http://schemas.microsoft.com/office/word/2010/wordprocessingCanvas" xmlns:cx="http://schemas.microsoft.com/office/drawing/2014/chartex" xmlns:cx1="http://schemas.microsoft.com/office/drawing/2015/9/8/chartex" xmlns:cx2="http://schemas.microsoft.com/office/drawing/2015/10/21/chartex" xmlns:cx3="http://schemas.microsoft.com/office/drawing/2016/5/9/chartex" xmlns:cx4="http://schemas.microsoft.com/office/drawing/2016/5/10/chartex" xmlns:cx5="http://schemas.microsoft.com/office/drawing/2016/5/11/chartex" xmlns:cx6="http://schemas.microsoft.com/office/drawing/2016/5/12/chartex" xmlns:cx7="http://schemas.microsoft.com/office/drawing/2016/5/13/chartex" xmlns:cx8="http://schemas.microsoft.com/office/drawing/2016/5/14/chartex" xmlns:mc="http://schemas.openxmlformats.org/markup-compatibility/2006" xmlns:aink="http://schemas.microsoft.com/office/drawing/2016/ink" xmlns:am3d="http://schemas.microsoft.com/office/drawing/2017/model3d" xmlns:o="urn:schemas-microsoft-com:office:office" xmlns:oel="http://schemas.microsoft.com/office/2019/extlst" xmlns:r="http://schemas.openxmlformats.org/officeDocument/2006/relationships" xmlns:m="http://schemas.openxmlformats.org/officeDocument/2006/math" xmlns:v="urn:schemas-microsoft-com:vml" xmlns:wp14="http://schemas.microsoft.com/office/word/2010/wordprocessingDrawing" xmlns:wp="http://schemas.openxmlformats.org/drawingml/2006/wordprocessingDrawing" xmlns:w10="urn:schemas-microsoft-com:office:word" xmlns:w="http://schemas.openxmlformats.org/wordprocessingml/2006/main" xmlns:w14="http://schemas.microsoft.com/office/word/2010/wordml" xmlns:w15="http://schemas.microsoft.com/office/word/2012/wordml" xmlns:w16cex="http://schemas.microsoft.com/office/word/2018/wordml/cex" xmlns:w16cid="http://schemas.microsoft.com/office/word/2016/wordml/cid" xmlns:w16="http://schemas.microsoft.com/office/word/2018/wordml" xmlns:w16sdtdh="http://schemas.microsoft.com/office/word/2020/wordml/sdtdatahash" xmlns:w16se="http://schemas.microsoft.com/office/word/2015/wordml/symex" xmlns:wpg="http://schemas.microsoft.com/office/word/2010/wordprocessingGroup" xmlns:wpi="http://schemas.microsoft.com/office/word/2010/wordprocessingInk" xmlns:wne="http://schemas.microsoft.com/office/word/2006/wordml" xmlns:wps="http://schemas.microsoft.com/office/word/2010/wordprocessingShape" mc:Ignorable="w14 w15 w16se w16cid w16 w16cex w16sdtdh wp14">
   <w:abstractNum w:abstractNumId="0" w15:restartNumberingAfterBreak="0">
     <w:nsid w:val="004C131A"/>
     <w:multiLevelType w:val="multilevel"/>
@@ -5300,16 +6432,16 @@
       </w:pPr>
     </w:lvl>
   </w:abstractNum>
-  <w:num w:numId="1">
+  <w:num w:numId="1" w16cid:durableId="295916749">
     <w:abstractNumId w:val="0"/>
   </w:num>
-  <w:num w:numId="2">
+  <w:num w:numId="2" w16cid:durableId="94175983">
     <w:abstractNumId w:val="1"/>
   </w:num>
-  <w:num w:numId="3">
+  <w:num w:numId="3" w16cid:durableId="1429695901">
     <w:abstractNumId w:val="2"/>
   </w:num>
-  <w:num w:numId="4">
+  <w:num w:numId="4" w16cid:durableId="1659528883">
     <w:abstractNumId w:val="3"/>
   </w:num>
 </w:numbering>
@@ -5921,7 +7053,6 @@
   <w:style w:type="character" w:default="1" w:styleId="Fuentedeprrafopredeter">
     <w:name w:val="Default Paragraph Font"/>
     <w:uiPriority w:val="1"/>
-    <w:semiHidden/>
     <w:unhideWhenUsed/>
   </w:style>
   <w:style w:type="table" w:default="1" w:styleId="Tablanormal">
@@ -6326,6 +7457,19 @@
     <w:unhideWhenUsed/>
     <w:qFormat/>
   </w:style>
+  <w:style w:type="paragraph" w:styleId="NormalWeb">
+    <w:name w:val="Normal (Web)"/>
+    <w:basedOn w:val="Normal"/>
+    <w:uiPriority w:val="99"/>
+    <w:semiHidden/>
+    <w:unhideWhenUsed/>
+    <w:rsid w:val="00C06BCC"/>
+    <w:rPr>
+      <w:rFonts w:ascii="Times New Roman" w:hAnsi="Times New Roman" w:cs="Times New Roman"/>
+      <w:sz w:val="24"/>
+      <w:szCs w:val="24"/>
+    </w:rPr>
+  </w:style>
 </w:styles>
 </file>
 
@@ -6501,4 +7645,16 @@
   <a:objectDefaults/>
   <a:extraClrSchemeLst/>
 </a:theme>
+</file>
+
+<file path=customXml/item1.xml><?xml version="1.0" encoding="utf-8"?>
+<b:Sources xmlns:b="http://schemas.openxmlformats.org/officeDocument/2006/bibliography" xmlns="http://schemas.openxmlformats.org/officeDocument/2006/bibliography" SelectedStyle="\APASixthEditionOfficeOnline.xsl" StyleName="APA" Version="6"/>
+</file>
+
+<file path=customXml/itemProps1.xml><?xml version="1.0" encoding="utf-8"?>
+<ds:datastoreItem xmlns:ds="http://schemas.openxmlformats.org/officeDocument/2006/customXml" ds:itemID="{670E5B11-7DAB-4819-B55C-0EE55B532A69}">
+  <ds:schemaRefs>
+    <ds:schemaRef ds:uri="http://schemas.openxmlformats.org/officeDocument/2006/bibliography"/>
+  </ds:schemaRefs>
+</ds:datastoreItem>
 </file>
--- a/Caso 5.docx
+++ b/Caso 5.docx
@@ -1,9 +1,10 @@
 
 <file path=word/document.xml><?xml version="1.0" encoding="utf-8"?>
-<w:document xmlns:wpc="http://schemas.microsoft.com/office/word/2010/wordprocessingCanvas" xmlns:cx="http://schemas.microsoft.com/office/drawing/2014/chartex" xmlns:cx1="http://schemas.microsoft.com/office/drawing/2015/9/8/chartex" xmlns:cx2="http://schemas.microsoft.com/office/drawing/2015/10/21/chartex" xmlns:cx3="http://schemas.microsoft.com/office/drawing/2016/5/9/chartex" xmlns:cx4="http://schemas.microsoft.com/office/drawing/2016/5/10/chartex" xmlns:cx5="http://schemas.microsoft.com/office/drawing/2016/5/11/chartex" xmlns:cx6="http://schemas.microsoft.com/office/drawing/2016/5/12/chartex" xmlns:cx7="http://schemas.microsoft.com/office/drawing/2016/5/13/chartex" xmlns:cx8="http://schemas.microsoft.com/office/drawing/2016/5/14/chartex" xmlns:mc="http://schemas.openxmlformats.org/markup-compatibility/2006" xmlns:aink="http://schemas.microsoft.com/office/drawing/2016/ink" xmlns:am3d="http://schemas.microsoft.com/office/drawing/2017/model3d" xmlns:o="urn:schemas-microsoft-com:office:office" xmlns:oel="http://schemas.microsoft.com/office/2019/extlst" xmlns:r="http://schemas.openxmlformats.org/officeDocument/2006/relationships" xmlns:m="http://schemas.openxmlformats.org/officeDocument/2006/math" xmlns:v="urn:schemas-microsoft-com:vml" xmlns:wp14="http://schemas.microsoft.com/office/word/2010/wordprocessingDrawing" xmlns:wp="http://schemas.openxmlformats.org/drawingml/2006/wordprocessingDrawing" xmlns:w10="urn:schemas-microsoft-com:office:word" xmlns:w="http://schemas.openxmlformats.org/wordprocessingml/2006/main" xmlns:w14="http://schemas.microsoft.com/office/word/2010/wordml" xmlns:w15="http://schemas.microsoft.com/office/word/2012/wordml" xmlns:w16cex="http://schemas.microsoft.com/office/word/2018/wordml/cex" xmlns:w16cid="http://schemas.microsoft.com/office/word/2016/wordml/cid" xmlns:w16="http://schemas.microsoft.com/office/word/2018/wordml" xmlns:w16sdtdh="http://schemas.microsoft.com/office/word/2020/wordml/sdtdatahash" xmlns:w16se="http://schemas.microsoft.com/office/word/2015/wordml/symex" xmlns:wpg="http://schemas.microsoft.com/office/word/2010/wordprocessingGroup" xmlns:wpi="http://schemas.microsoft.com/office/word/2010/wordprocessingInk" xmlns:wne="http://schemas.microsoft.com/office/word/2006/wordml" xmlns:wps="http://schemas.microsoft.com/office/word/2010/wordprocessingShape" mc:Ignorable="w14 w15 w16se w16cid w16 w16cex w16sdtdh wp14">
+<w:document xmlns:o="urn:schemas-microsoft-com:office:office" xmlns:r="http://schemas.openxmlformats.org/officeDocument/2006/relationships" xmlns:v="urn:schemas-microsoft-com:vml" xmlns:w="http://schemas.openxmlformats.org/wordprocessingml/2006/main" xmlns:w10="urn:schemas-microsoft-com:office:word" xmlns:wp="http://schemas.openxmlformats.org/drawingml/2006/wordprocessingDrawing" xmlns:pic="http://schemas.openxmlformats.org/drawingml/2006/picture" xmlns:wps="http://schemas.microsoft.com/office/word/2010/wordprocessingShape" xmlns:wpg="http://schemas.microsoft.com/office/word/2010/wordprocessingGroup" xmlns:mc="http://schemas.openxmlformats.org/markup-compatibility/2006" xmlns:wp14="http://schemas.microsoft.com/office/word/2010/wordprocessingDrawing" xmlns:w14="http://schemas.microsoft.com/office/word/2010/wordml" xmlns:w15="http://schemas.microsoft.com/office/word/2012/wordml" mc:Ignorable="w14 wp14 w15">
   <w:body>
     <w:p>
       <w:pPr>
+        <w:pStyle w:val="Normal"/>
         <w:rPr>
           <w:rFonts w:ascii="Times New Roman" w:hAnsi="Times New Roman"/>
           <w:sz w:val="24"/>
@@ -23,6 +24,7 @@
     </w:p>
     <w:p>
       <w:pPr>
+        <w:pStyle w:val="Normal"/>
         <w:rPr>
           <w:rFonts w:ascii="Times New Roman" w:hAnsi="Times New Roman"/>
           <w:sz w:val="24"/>
@@ -42,6 +44,7 @@
     </w:p>
     <w:p>
       <w:pPr>
+        <w:pStyle w:val="Normal"/>
         <w:rPr>
           <w:rFonts w:ascii="Times New Roman" w:hAnsi="Times New Roman"/>
           <w:sz w:val="24"/>
@@ -61,33 +64,25 @@
     </w:p>
     <w:p>
       <w:pPr>
-        <w:rPr>
-          <w:rFonts w:ascii="Times New Roman" w:hAnsi="Times New Roman"/>
-          <w:sz w:val="24"/>
-          <w:szCs w:val="24"/>
-        </w:rPr>
-      </w:pPr>
-      <w:proofErr w:type="spellStart"/>
-      <w:r>
-        <w:rPr>
-          <w:rFonts w:ascii="Times New Roman" w:hAnsi="Times New Roman"/>
-          <w:sz w:val="24"/>
-          <w:szCs w:val="24"/>
-        </w:rPr>
-        <w:t>BioCircular</w:t>
-      </w:r>
-      <w:proofErr w:type="spellEnd"/>
-      <w:r>
-        <w:rPr>
-          <w:rFonts w:ascii="Times New Roman" w:hAnsi="Times New Roman"/>
-          <w:sz w:val="24"/>
-          <w:szCs w:val="24"/>
-        </w:rPr>
-        <w:t xml:space="preserve"> S.A. opera en la ciudad de Quito gestionando residuos orgánicos de viviendas y locales comerciales. Gracias al aumento de clientes en estos últimos años la demanda se disparó; sin embargo, este crecimiento trajo un problema evidente: la logística diaria de recolección y compostaje se volvió demasiado compleja.</w:t>
-      </w:r>
-    </w:p>
-    <w:p>
-      <w:pPr>
+        <w:pStyle w:val="Normal"/>
+        <w:rPr>
+          <w:rFonts w:ascii="Times New Roman" w:hAnsi="Times New Roman"/>
+          <w:sz w:val="24"/>
+          <w:szCs w:val="24"/>
+        </w:rPr>
+      </w:pPr>
+      <w:r>
+        <w:rPr>
+          <w:rFonts w:ascii="Times New Roman" w:hAnsi="Times New Roman"/>
+          <w:sz w:val="24"/>
+          <w:szCs w:val="24"/>
+        </w:rPr>
+        <w:t>BioCircular S.A. opera en la ciudad de Quito gestionando residuos orgánicos de viviendas y locales comerciales. Gracias al aumento de clientes en estos últimos años la demanda se disparó; sin embargo, este crecimiento trajo un problema evidente: la logística diaria de recolección y compostaje se volvió demasiado compleja.</w:t>
+      </w:r>
+    </w:p>
+    <w:p>
+      <w:pPr>
+        <w:pStyle w:val="Normal"/>
         <w:rPr>
           <w:rFonts w:ascii="Times New Roman" w:hAnsi="Times New Roman"/>
           <w:sz w:val="24"/>
@@ -105,6 +100,7 @@
     </w:p>
     <w:p>
       <w:pPr>
+        <w:pStyle w:val="Normal"/>
         <w:rPr>
           <w:rFonts w:ascii="Times New Roman" w:hAnsi="Times New Roman"/>
           <w:sz w:val="24"/>
@@ -122,78 +118,44 @@
     </w:p>
     <w:p>
       <w:pPr>
-        <w:rPr>
-          <w:rFonts w:ascii="Times New Roman" w:hAnsi="Times New Roman"/>
-          <w:sz w:val="24"/>
-          <w:szCs w:val="24"/>
-        </w:rPr>
-      </w:pPr>
-      <w:r>
-        <w:rPr>
-          <w:rFonts w:ascii="Times New Roman" w:hAnsi="Times New Roman"/>
-          <w:sz w:val="24"/>
-          <w:szCs w:val="24"/>
-        </w:rPr>
-        <w:t xml:space="preserve">Planificar los recorridos también resulta ser un reto pesado. Las frecuencias de recolección cambian bastante dependiendo del usuario. </w:t>
-      </w:r>
-      <w:proofErr w:type="gramStart"/>
-      <w:r>
-        <w:rPr>
-          <w:rFonts w:ascii="Times New Roman" w:hAnsi="Times New Roman"/>
-          <w:sz w:val="24"/>
-          <w:szCs w:val="24"/>
-        </w:rPr>
-        <w:t>Y</w:t>
-      </w:r>
-      <w:proofErr w:type="gramEnd"/>
-      <w:r>
-        <w:rPr>
-          <w:rFonts w:ascii="Times New Roman" w:hAnsi="Times New Roman"/>
-          <w:sz w:val="24"/>
-          <w:szCs w:val="24"/>
-        </w:rPr>
-        <w:t xml:space="preserve"> por si fuera poco, muchas veces los residuos llegan mal clasificados desde el origen, lo que frena todo el tratamiento y termina golpeando la calidad del compost.</w:t>
-      </w:r>
-    </w:p>
-    <w:p>
-      <w:pPr>
-        <w:rPr>
-          <w:rFonts w:ascii="Times New Roman" w:hAnsi="Times New Roman"/>
-          <w:sz w:val="24"/>
-          <w:szCs w:val="24"/>
-        </w:rPr>
-      </w:pPr>
-      <w:r>
-        <w:rPr>
-          <w:rFonts w:ascii="Times New Roman" w:hAnsi="Times New Roman"/>
-          <w:sz w:val="24"/>
-          <w:szCs w:val="24"/>
-        </w:rPr>
-        <w:t xml:space="preserve">Para salir de este cuello de botella, a </w:t>
-      </w:r>
-      <w:proofErr w:type="spellStart"/>
-      <w:r>
-        <w:rPr>
-          <w:rFonts w:ascii="Times New Roman" w:hAnsi="Times New Roman"/>
-          <w:sz w:val="24"/>
-          <w:szCs w:val="24"/>
-        </w:rPr>
-        <w:t>BioCircular</w:t>
-      </w:r>
-      <w:proofErr w:type="spellEnd"/>
-      <w:r>
-        <w:rPr>
-          <w:rFonts w:ascii="Times New Roman" w:hAnsi="Times New Roman"/>
-          <w:sz w:val="24"/>
-          <w:szCs w:val="24"/>
-        </w:rPr>
-        <w:t xml:space="preserve"> le urge implementar una plataforma tecnológica. El objetivo es simple: organizar la información de los clientes, cuadrar bien las rutas, llevar una bitácora de cada etapa del compostaje y arrojar indicadores ambientales claros. Con una herramienta así, la empresa al fin tomará el control de su operación y le demostrará a cada usuario su verdadero aporte a la economía circular.</w:t>
-      </w:r>
-    </w:p>
-    <w:p>
-      <w:pPr>
-        <w:pStyle w:val="Textoindependiente"/>
-        <w:spacing w:after="0" w:line="331" w:lineRule="auto"/>
+        <w:pStyle w:val="Normal"/>
+        <w:rPr>
+          <w:rFonts w:ascii="Times New Roman" w:hAnsi="Times New Roman"/>
+          <w:sz w:val="24"/>
+          <w:szCs w:val="24"/>
+        </w:rPr>
+      </w:pPr>
+      <w:r>
+        <w:rPr>
+          <w:rFonts w:ascii="Times New Roman" w:hAnsi="Times New Roman"/>
+          <w:sz w:val="24"/>
+          <w:szCs w:val="24"/>
+        </w:rPr>
+        <w:t>Planificar los recorridos también resulta ser un reto pesado. Las frecuencias de recolección cambian bastante dependiendo del usuario. Y por si fuera poco, muchas veces los residuos llegan mal clasificados desde el origen, lo que frena todo el tratamiento y termina golpeando la calidad del compost.</w:t>
+      </w:r>
+    </w:p>
+    <w:p>
+      <w:pPr>
+        <w:pStyle w:val="Normal"/>
+        <w:rPr>
+          <w:rFonts w:ascii="Times New Roman" w:hAnsi="Times New Roman"/>
+          <w:sz w:val="24"/>
+          <w:szCs w:val="24"/>
+        </w:rPr>
+      </w:pPr>
+      <w:r>
+        <w:rPr>
+          <w:rFonts w:ascii="Times New Roman" w:hAnsi="Times New Roman"/>
+          <w:sz w:val="24"/>
+          <w:szCs w:val="24"/>
+        </w:rPr>
+        <w:t>Para salir de este cuello de botella, a BioCircular le urge implementar una plataforma tecnológica. El objetivo es simple: organizar la información de los clientes, cuadrar bien las rutas, llevar una bitácora de cada etapa del compostaje y arrojar indicadores ambientales claros. Con una herramienta así, la empresa al fin tomará el control de su operación y le demostrará a cada usuario su verdadero aporte a la economía circular.</w:t>
+      </w:r>
+    </w:p>
+    <w:p>
+      <w:pPr>
+        <w:pStyle w:val="BodyText"/>
+        <w:spacing w:lineRule="auto" w:line="331" w:before="0" w:after="0"/>
         <w:rPr>
           <w:rFonts w:ascii="Times New Roman" w:hAnsi="Times New Roman"/>
           <w:b/>
@@ -217,19 +179,26 @@
     </w:p>
     <w:p>
       <w:pPr>
-        <w:pStyle w:val="Textoindependiente"/>
-        <w:spacing w:after="160" w:line="259" w:lineRule="auto"/>
-        <w:rPr>
-          <w:rFonts w:ascii="Times New Roman" w:hAnsi="Times New Roman"/>
-          <w:sz w:val="24"/>
-          <w:szCs w:val="24"/>
-        </w:rPr>
-      </w:pPr>
-    </w:p>
-    <w:p>
-      <w:pPr>
-        <w:pStyle w:val="Textoindependiente"/>
-        <w:spacing w:after="0" w:line="331" w:lineRule="auto"/>
+        <w:pStyle w:val="BodyText"/>
+        <w:spacing w:lineRule="auto" w:line="259" w:before="0" w:after="160"/>
+        <w:rPr>
+          <w:rFonts w:ascii="Times New Roman" w:hAnsi="Times New Roman"/>
+          <w:sz w:val="24"/>
+          <w:szCs w:val="24"/>
+        </w:rPr>
+      </w:pPr>
+      <w:r>
+        <w:rPr>
+          <w:rFonts w:ascii="Times New Roman" w:hAnsi="Times New Roman"/>
+          <w:sz w:val="24"/>
+          <w:szCs w:val="24"/>
+        </w:rPr>
+      </w:r>
+    </w:p>
+    <w:p>
+      <w:pPr>
+        <w:pStyle w:val="BodyText"/>
+        <w:spacing w:lineRule="auto" w:line="331" w:before="0" w:after="0"/>
         <w:rPr>
           <w:rFonts w:ascii="Times New Roman" w:hAnsi="Times New Roman"/>
           <w:color w:val="000000"/>
@@ -249,19 +218,26 @@
     </w:p>
     <w:p>
       <w:pPr>
-        <w:pStyle w:val="Textoindependiente"/>
-        <w:spacing w:after="160" w:line="259" w:lineRule="auto"/>
-        <w:rPr>
-          <w:rFonts w:ascii="Times New Roman" w:hAnsi="Times New Roman"/>
-          <w:sz w:val="24"/>
-          <w:szCs w:val="24"/>
-        </w:rPr>
-      </w:pPr>
-    </w:p>
-    <w:p>
-      <w:pPr>
-        <w:pStyle w:val="Textoindependiente"/>
-        <w:spacing w:after="0" w:line="331" w:lineRule="auto"/>
+        <w:pStyle w:val="BodyText"/>
+        <w:spacing w:lineRule="auto" w:line="259" w:before="0" w:after="160"/>
+        <w:rPr>
+          <w:rFonts w:ascii="Times New Roman" w:hAnsi="Times New Roman"/>
+          <w:sz w:val="24"/>
+          <w:szCs w:val="24"/>
+        </w:rPr>
+      </w:pPr>
+      <w:r>
+        <w:rPr>
+          <w:rFonts w:ascii="Times New Roman" w:hAnsi="Times New Roman"/>
+          <w:sz w:val="24"/>
+          <w:szCs w:val="24"/>
+        </w:rPr>
+      </w:r>
+    </w:p>
+    <w:p>
+      <w:pPr>
+        <w:pStyle w:val="BodyText"/>
+        <w:spacing w:lineRule="auto" w:line="331" w:before="0" w:after="0"/>
         <w:rPr>
           <w:rFonts w:ascii="Times New Roman" w:hAnsi="Times New Roman"/>
           <w:b/>
@@ -283,16 +259,16 @@
     </w:p>
     <w:p>
       <w:pPr>
-        <w:pStyle w:val="Textoindependiente"/>
+        <w:pStyle w:val="BodyText"/>
         <w:numPr>
           <w:ilvl w:val="0"/>
           <w:numId w:val="1"/>
         </w:numPr>
         <w:tabs>
-          <w:tab w:val="clear" w:pos="709"/>
-          <w:tab w:val="left" w:pos="0"/>
+          <w:tab w:val="clear" w:pos="708"/>
+          <w:tab w:val="left" w:pos="0" w:leader="none"/>
         </w:tabs>
-        <w:spacing w:after="0" w:line="331" w:lineRule="auto"/>
+        <w:spacing w:lineRule="auto" w:line="331" w:before="0" w:after="0"/>
         <w:rPr>
           <w:rFonts w:ascii="Times New Roman" w:hAnsi="Times New Roman"/>
           <w:color w:val="000000"/>
@@ -312,16 +288,16 @@
     </w:p>
     <w:p>
       <w:pPr>
-        <w:pStyle w:val="Textoindependiente"/>
+        <w:pStyle w:val="BodyText"/>
         <w:numPr>
           <w:ilvl w:val="0"/>
           <w:numId w:val="1"/>
         </w:numPr>
         <w:tabs>
-          <w:tab w:val="clear" w:pos="709"/>
-          <w:tab w:val="left" w:pos="0"/>
+          <w:tab w:val="clear" w:pos="708"/>
+          <w:tab w:val="left" w:pos="0" w:leader="none"/>
         </w:tabs>
-        <w:spacing w:after="0" w:line="331" w:lineRule="auto"/>
+        <w:spacing w:lineRule="auto" w:line="331" w:before="0" w:after="0"/>
         <w:rPr>
           <w:rFonts w:ascii="Times New Roman" w:hAnsi="Times New Roman"/>
           <w:color w:val="000000"/>
@@ -341,16 +317,16 @@
     </w:p>
     <w:p>
       <w:pPr>
-        <w:pStyle w:val="Textoindependiente"/>
+        <w:pStyle w:val="BodyText"/>
         <w:numPr>
           <w:ilvl w:val="0"/>
           <w:numId w:val="1"/>
         </w:numPr>
         <w:tabs>
-          <w:tab w:val="clear" w:pos="709"/>
-          <w:tab w:val="left" w:pos="0"/>
+          <w:tab w:val="clear" w:pos="708"/>
+          <w:tab w:val="left" w:pos="0" w:leader="none"/>
         </w:tabs>
-        <w:spacing w:after="0" w:line="331" w:lineRule="auto"/>
+        <w:spacing w:lineRule="auto" w:line="331" w:before="0" w:after="0"/>
         <w:rPr>
           <w:rFonts w:ascii="Times New Roman" w:hAnsi="Times New Roman"/>
           <w:color w:val="000000"/>
@@ -365,22 +341,21 @@
           <w:sz w:val="24"/>
           <w:szCs w:val="24"/>
         </w:rPr>
-        <w:lastRenderedPageBreak/>
         <w:t>Cuantificar los residuos recogidos en cada jornada y monitorear su traslado en tiempo real hasta su recepción en la planta de compostaje.</w:t>
       </w:r>
     </w:p>
     <w:p>
       <w:pPr>
-        <w:pStyle w:val="Textoindependiente"/>
+        <w:pStyle w:val="BodyText"/>
         <w:numPr>
           <w:ilvl w:val="0"/>
           <w:numId w:val="1"/>
         </w:numPr>
         <w:tabs>
-          <w:tab w:val="clear" w:pos="709"/>
-          <w:tab w:val="left" w:pos="0"/>
+          <w:tab w:val="clear" w:pos="708"/>
+          <w:tab w:val="left" w:pos="0" w:leader="none"/>
         </w:tabs>
-        <w:spacing w:after="0" w:line="331" w:lineRule="auto"/>
+        <w:spacing w:lineRule="auto" w:line="331" w:before="0" w:after="0"/>
         <w:rPr>
           <w:rFonts w:ascii="Times New Roman" w:hAnsi="Times New Roman"/>
           <w:color w:val="000000"/>
@@ -400,16 +375,16 @@
     </w:p>
     <w:p>
       <w:pPr>
-        <w:pStyle w:val="Textoindependiente"/>
+        <w:pStyle w:val="BodyText"/>
         <w:numPr>
           <w:ilvl w:val="0"/>
           <w:numId w:val="1"/>
         </w:numPr>
         <w:tabs>
-          <w:tab w:val="clear" w:pos="709"/>
-          <w:tab w:val="left" w:pos="0"/>
+          <w:tab w:val="clear" w:pos="708"/>
+          <w:tab w:val="left" w:pos="0" w:leader="none"/>
         </w:tabs>
-        <w:spacing w:after="0" w:line="331" w:lineRule="auto"/>
+        <w:spacing w:lineRule="auto" w:line="331" w:before="0" w:after="0"/>
         <w:rPr>
           <w:rFonts w:ascii="Times New Roman" w:hAnsi="Times New Roman"/>
           <w:color w:val="000000"/>
@@ -429,16 +404,16 @@
     </w:p>
     <w:p>
       <w:pPr>
-        <w:pStyle w:val="Textoindependiente"/>
+        <w:pStyle w:val="BodyText"/>
         <w:numPr>
           <w:ilvl w:val="0"/>
           <w:numId w:val="1"/>
         </w:numPr>
         <w:tabs>
-          <w:tab w:val="clear" w:pos="709"/>
-          <w:tab w:val="left" w:pos="0"/>
+          <w:tab w:val="clear" w:pos="708"/>
+          <w:tab w:val="left" w:pos="0" w:leader="none"/>
         </w:tabs>
-        <w:spacing w:after="0" w:line="331" w:lineRule="auto"/>
+        <w:spacing w:lineRule="auto" w:line="331" w:before="0" w:after="0"/>
         <w:rPr>
           <w:rFonts w:ascii="Times New Roman" w:hAnsi="Times New Roman"/>
           <w:color w:val="000000"/>
@@ -458,8 +433,8 @@
     </w:p>
     <w:p>
       <w:pPr>
-        <w:pStyle w:val="Textoindependiente"/>
-        <w:spacing w:after="0" w:line="331" w:lineRule="auto"/>
+        <w:pStyle w:val="BodyText"/>
+        <w:spacing w:lineRule="auto" w:line="331" w:before="0" w:after="0"/>
         <w:rPr>
           <w:rFonts w:ascii="Times New Roman" w:hAnsi="Times New Roman"/>
           <w:b/>
@@ -483,8 +458,8 @@
     </w:p>
     <w:p>
       <w:pPr>
-        <w:pStyle w:val="Textoindependiente"/>
-        <w:spacing w:after="0" w:line="331" w:lineRule="auto"/>
+        <w:pStyle w:val="BodyText"/>
+        <w:spacing w:lineRule="auto" w:line="331" w:before="0" w:after="0"/>
         <w:rPr>
           <w:rFonts w:ascii="Times New Roman" w:hAnsi="Times New Roman"/>
           <w:color w:val="000000"/>
@@ -492,42 +467,52 @@
           <w:szCs w:val="24"/>
         </w:rPr>
       </w:pPr>
+      <w:r>
+        <w:rPr>
+          <w:rFonts w:ascii="Times New Roman" w:hAnsi="Times New Roman"/>
+          <w:color w:val="000000"/>
+          <w:sz w:val="24"/>
+          <w:szCs w:val="24"/>
+        </w:rPr>
+      </w:r>
     </w:p>
     <w:tbl>
       <w:tblPr>
         <w:tblW w:w="8504" w:type="dxa"/>
-        <w:tblInd w:w="-7" w:type="dxa"/>
+        <w:jc w:val="start"/>
+        <w:tblInd w:w="-6" w:type="dxa"/>
         <w:tblLayout w:type="fixed"/>
         <w:tblCellMar>
           <w:top w:w="120" w:type="dxa"/>
-          <w:left w:w="180" w:type="dxa"/>
+          <w:start w:w="180" w:type="dxa"/>
           <w:bottom w:w="120" w:type="dxa"/>
-          <w:right w:w="180" w:type="dxa"/>
+          <w:end w:w="180" w:type="dxa"/>
         </w:tblCellMar>
-        <w:tblLook w:val="04A0" w:firstRow="1" w:lastRow="0" w:firstColumn="1" w:lastColumn="0" w:noHBand="0" w:noVBand="1"/>
+        <w:tblLook w:val="04a0" w:noHBand="0" w:noVBand="1" w:firstColumn="1" w:lastRow="0" w:lastColumn="0" w:firstRow="1"/>
       </w:tblPr>
       <w:tblGrid>
-        <w:gridCol w:w="2321"/>
-        <w:gridCol w:w="1531"/>
+        <w:gridCol w:w="2320"/>
+        <w:gridCol w:w="1532"/>
         <w:gridCol w:w="4652"/>
       </w:tblGrid>
       <w:tr>
-        <w:tc>
-          <w:tcPr>
-            <w:tcW w:w="2321" w:type="dxa"/>
+        <w:trPr/>
+        <w:tc>
+          <w:tcPr>
+            <w:tcW w:w="2320" w:type="dxa"/>
             <w:tcBorders>
               <w:top w:val="single" w:sz="6" w:space="0" w:color="C4C7C5"/>
-              <w:left w:val="single" w:sz="6" w:space="0" w:color="C4C7C5"/>
+              <w:start w:val="single" w:sz="6" w:space="0" w:color="C4C7C5"/>
               <w:bottom w:val="single" w:sz="6" w:space="0" w:color="C4C7C5"/>
-              <w:right w:val="single" w:sz="6" w:space="0" w:color="C4C7C5"/>
+              <w:end w:val="single" w:sz="6" w:space="0" w:color="C4C7C5"/>
             </w:tcBorders>
             <w:vAlign w:val="center"/>
           </w:tcPr>
           <w:p>
             <w:pPr>
-              <w:pStyle w:val="Contenidodelatabla"/>
+              <w:pStyle w:val="Contenidodelatablauser"/>
               <w:widowControl/>
-              <w:spacing w:after="480" w:line="331" w:lineRule="auto"/>
+              <w:spacing w:lineRule="auto" w:line="331" w:before="0" w:after="480"/>
               <w:rPr>
                 <w:rFonts w:ascii="Times New Roman" w:hAnsi="Times New Roman"/>
                 <w:b/>
@@ -550,20 +535,20 @@
         </w:tc>
         <w:tc>
           <w:tcPr>
-            <w:tcW w:w="1531" w:type="dxa"/>
+            <w:tcW w:w="1532" w:type="dxa"/>
             <w:tcBorders>
               <w:top w:val="single" w:sz="6" w:space="0" w:color="C4C7C5"/>
-              <w:left w:val="single" w:sz="6" w:space="0" w:color="C4C7C5"/>
+              <w:start w:val="single" w:sz="6" w:space="0" w:color="C4C7C5"/>
               <w:bottom w:val="single" w:sz="6" w:space="0" w:color="C4C7C5"/>
-              <w:right w:val="single" w:sz="6" w:space="0" w:color="C4C7C5"/>
+              <w:end w:val="single" w:sz="6" w:space="0" w:color="C4C7C5"/>
             </w:tcBorders>
             <w:vAlign w:val="center"/>
           </w:tcPr>
           <w:p>
             <w:pPr>
-              <w:pStyle w:val="Contenidodelatabla"/>
+              <w:pStyle w:val="Contenidodelatablauser"/>
               <w:widowControl/>
-              <w:spacing w:after="480" w:line="331" w:lineRule="auto"/>
+              <w:spacing w:lineRule="auto" w:line="331" w:before="0" w:after="480"/>
               <w:rPr>
                 <w:rFonts w:ascii="Times New Roman" w:hAnsi="Times New Roman"/>
                 <w:b/>
@@ -589,17 +574,17 @@
             <w:tcW w:w="4652" w:type="dxa"/>
             <w:tcBorders>
               <w:top w:val="single" w:sz="6" w:space="0" w:color="C4C7C5"/>
-              <w:left w:val="single" w:sz="6" w:space="0" w:color="C4C7C5"/>
+              <w:start w:val="single" w:sz="6" w:space="0" w:color="C4C7C5"/>
               <w:bottom w:val="single" w:sz="6" w:space="0" w:color="C4C7C5"/>
-              <w:right w:val="single" w:sz="6" w:space="0" w:color="C4C7C5"/>
+              <w:end w:val="single" w:sz="6" w:space="0" w:color="C4C7C5"/>
             </w:tcBorders>
             <w:vAlign w:val="center"/>
           </w:tcPr>
           <w:p>
             <w:pPr>
-              <w:pStyle w:val="Contenidodelatabla"/>
+              <w:pStyle w:val="Contenidodelatablauser"/>
               <w:widowControl/>
-              <w:spacing w:after="480" w:line="331" w:lineRule="auto"/>
+              <w:spacing w:lineRule="auto" w:line="331" w:before="0" w:after="480"/>
               <w:rPr>
                 <w:rFonts w:ascii="Times New Roman" w:hAnsi="Times New Roman"/>
                 <w:b/>
@@ -622,22 +607,23 @@
         </w:tc>
       </w:tr>
       <w:tr>
-        <w:tc>
-          <w:tcPr>
-            <w:tcW w:w="2321" w:type="dxa"/>
+        <w:trPr/>
+        <w:tc>
+          <w:tcPr>
+            <w:tcW w:w="2320" w:type="dxa"/>
             <w:tcBorders>
               <w:top w:val="single" w:sz="6" w:space="0" w:color="C4C7C5"/>
-              <w:left w:val="single" w:sz="6" w:space="0" w:color="C4C7C5"/>
+              <w:start w:val="single" w:sz="6" w:space="0" w:color="C4C7C5"/>
               <w:bottom w:val="single" w:sz="6" w:space="0" w:color="C4C7C5"/>
-              <w:right w:val="single" w:sz="6" w:space="0" w:color="C4C7C5"/>
+              <w:end w:val="single" w:sz="6" w:space="0" w:color="C4C7C5"/>
             </w:tcBorders>
             <w:vAlign w:val="center"/>
           </w:tcPr>
           <w:p>
             <w:pPr>
-              <w:pStyle w:val="Contenidodelatabla"/>
+              <w:pStyle w:val="Contenidodelatablauser"/>
               <w:widowControl/>
-              <w:spacing w:after="480" w:line="331" w:lineRule="auto"/>
+              <w:spacing w:lineRule="auto" w:line="331" w:before="0" w:after="480"/>
               <w:rPr>
                 <w:rFonts w:ascii="Times New Roman" w:hAnsi="Times New Roman"/>
                 <w:b/>
@@ -660,20 +646,20 @@
         </w:tc>
         <w:tc>
           <w:tcPr>
-            <w:tcW w:w="1531" w:type="dxa"/>
+            <w:tcW w:w="1532" w:type="dxa"/>
             <w:tcBorders>
               <w:top w:val="single" w:sz="6" w:space="0" w:color="C4C7C5"/>
-              <w:left w:val="single" w:sz="6" w:space="0" w:color="C4C7C5"/>
+              <w:start w:val="single" w:sz="6" w:space="0" w:color="C4C7C5"/>
               <w:bottom w:val="single" w:sz="6" w:space="0" w:color="C4C7C5"/>
-              <w:right w:val="single" w:sz="6" w:space="0" w:color="C4C7C5"/>
+              <w:end w:val="single" w:sz="6" w:space="0" w:color="C4C7C5"/>
             </w:tcBorders>
             <w:vAlign w:val="center"/>
           </w:tcPr>
           <w:p>
             <w:pPr>
-              <w:pStyle w:val="Contenidodelatabla"/>
+              <w:pStyle w:val="Contenidodelatablauser"/>
               <w:widowControl/>
-              <w:spacing w:after="480" w:line="331" w:lineRule="auto"/>
+              <w:spacing w:lineRule="auto" w:line="331" w:before="0" w:after="480"/>
               <w:rPr>
                 <w:rFonts w:ascii="Times New Roman" w:hAnsi="Times New Roman"/>
                 <w:color w:val="000000"/>
@@ -697,17 +683,17 @@
             <w:tcW w:w="4652" w:type="dxa"/>
             <w:tcBorders>
               <w:top w:val="single" w:sz="6" w:space="0" w:color="C4C7C5"/>
-              <w:left w:val="single" w:sz="6" w:space="0" w:color="C4C7C5"/>
+              <w:start w:val="single" w:sz="6" w:space="0" w:color="C4C7C5"/>
               <w:bottom w:val="single" w:sz="6" w:space="0" w:color="C4C7C5"/>
-              <w:right w:val="single" w:sz="6" w:space="0" w:color="C4C7C5"/>
+              <w:end w:val="single" w:sz="6" w:space="0" w:color="C4C7C5"/>
             </w:tcBorders>
             <w:vAlign w:val="center"/>
           </w:tcPr>
           <w:p>
             <w:pPr>
-              <w:pStyle w:val="Contenidodelatabla"/>
+              <w:pStyle w:val="Contenidodelatablauser"/>
               <w:widowControl/>
-              <w:spacing w:after="480" w:line="331" w:lineRule="auto"/>
+              <w:spacing w:lineRule="auto" w:line="331" w:before="0" w:after="480"/>
               <w:rPr>
                 <w:rFonts w:ascii="Times New Roman" w:hAnsi="Times New Roman"/>
                 <w:color w:val="000000"/>
@@ -728,22 +714,23 @@
         </w:tc>
       </w:tr>
       <w:tr>
-        <w:tc>
-          <w:tcPr>
-            <w:tcW w:w="2321" w:type="dxa"/>
+        <w:trPr/>
+        <w:tc>
+          <w:tcPr>
+            <w:tcW w:w="2320" w:type="dxa"/>
             <w:tcBorders>
               <w:top w:val="single" w:sz="6" w:space="0" w:color="C4C7C5"/>
-              <w:left w:val="single" w:sz="6" w:space="0" w:color="C4C7C5"/>
+              <w:start w:val="single" w:sz="6" w:space="0" w:color="C4C7C5"/>
               <w:bottom w:val="single" w:sz="6" w:space="0" w:color="C4C7C5"/>
-              <w:right w:val="single" w:sz="6" w:space="0" w:color="C4C7C5"/>
+              <w:end w:val="single" w:sz="6" w:space="0" w:color="C4C7C5"/>
             </w:tcBorders>
             <w:vAlign w:val="center"/>
           </w:tcPr>
           <w:p>
             <w:pPr>
-              <w:pStyle w:val="Contenidodelatabla"/>
+              <w:pStyle w:val="Contenidodelatablauser"/>
               <w:widowControl/>
-              <w:spacing w:after="480" w:line="331" w:lineRule="auto"/>
+              <w:spacing w:lineRule="auto" w:line="331" w:before="0" w:after="480"/>
               <w:rPr>
                 <w:rFonts w:ascii="Times New Roman" w:hAnsi="Times New Roman"/>
                 <w:b/>
@@ -766,20 +753,20 @@
         </w:tc>
         <w:tc>
           <w:tcPr>
-            <w:tcW w:w="1531" w:type="dxa"/>
+            <w:tcW w:w="1532" w:type="dxa"/>
             <w:tcBorders>
               <w:top w:val="single" w:sz="6" w:space="0" w:color="C4C7C5"/>
-              <w:left w:val="single" w:sz="6" w:space="0" w:color="C4C7C5"/>
+              <w:start w:val="single" w:sz="6" w:space="0" w:color="C4C7C5"/>
               <w:bottom w:val="single" w:sz="6" w:space="0" w:color="C4C7C5"/>
-              <w:right w:val="single" w:sz="6" w:space="0" w:color="C4C7C5"/>
+              <w:end w:val="single" w:sz="6" w:space="0" w:color="C4C7C5"/>
             </w:tcBorders>
             <w:vAlign w:val="center"/>
           </w:tcPr>
           <w:p>
             <w:pPr>
-              <w:pStyle w:val="Contenidodelatabla"/>
+              <w:pStyle w:val="Contenidodelatablauser"/>
               <w:widowControl/>
-              <w:spacing w:after="480" w:line="331" w:lineRule="auto"/>
+              <w:spacing w:lineRule="auto" w:line="331" w:before="0" w:after="480"/>
               <w:rPr>
                 <w:rFonts w:ascii="Times New Roman" w:hAnsi="Times New Roman"/>
                 <w:color w:val="000000"/>
@@ -803,17 +790,17 @@
             <w:tcW w:w="4652" w:type="dxa"/>
             <w:tcBorders>
               <w:top w:val="single" w:sz="6" w:space="0" w:color="C4C7C5"/>
-              <w:left w:val="single" w:sz="6" w:space="0" w:color="C4C7C5"/>
+              <w:start w:val="single" w:sz="6" w:space="0" w:color="C4C7C5"/>
               <w:bottom w:val="single" w:sz="6" w:space="0" w:color="C4C7C5"/>
-              <w:right w:val="single" w:sz="6" w:space="0" w:color="C4C7C5"/>
+              <w:end w:val="single" w:sz="6" w:space="0" w:color="C4C7C5"/>
             </w:tcBorders>
             <w:vAlign w:val="center"/>
           </w:tcPr>
           <w:p>
             <w:pPr>
-              <w:pStyle w:val="Contenidodelatabla"/>
+              <w:pStyle w:val="Contenidodelatablauser"/>
               <w:widowControl/>
-              <w:spacing w:after="480" w:line="331" w:lineRule="auto"/>
+              <w:spacing w:lineRule="auto" w:line="331" w:before="0" w:after="480"/>
               <w:rPr>
                 <w:rFonts w:ascii="Times New Roman" w:hAnsi="Times New Roman"/>
                 <w:color w:val="000000"/>
@@ -834,22 +821,23 @@
         </w:tc>
       </w:tr>
       <w:tr>
-        <w:tc>
-          <w:tcPr>
-            <w:tcW w:w="2321" w:type="dxa"/>
+        <w:trPr/>
+        <w:tc>
+          <w:tcPr>
+            <w:tcW w:w="2320" w:type="dxa"/>
             <w:tcBorders>
               <w:top w:val="single" w:sz="6" w:space="0" w:color="C4C7C5"/>
-              <w:left w:val="single" w:sz="6" w:space="0" w:color="C4C7C5"/>
+              <w:start w:val="single" w:sz="6" w:space="0" w:color="C4C7C5"/>
               <w:bottom w:val="single" w:sz="6" w:space="0" w:color="C4C7C5"/>
-              <w:right w:val="single" w:sz="6" w:space="0" w:color="C4C7C5"/>
+              <w:end w:val="single" w:sz="6" w:space="0" w:color="C4C7C5"/>
             </w:tcBorders>
             <w:vAlign w:val="center"/>
           </w:tcPr>
           <w:p>
             <w:pPr>
-              <w:pStyle w:val="Contenidodelatabla"/>
+              <w:pStyle w:val="Contenidodelatablauser"/>
               <w:widowControl/>
-              <w:spacing w:after="480" w:line="331" w:lineRule="auto"/>
+              <w:spacing w:lineRule="auto" w:line="331" w:before="0" w:after="480"/>
               <w:rPr>
                 <w:rFonts w:ascii="Times New Roman" w:hAnsi="Times New Roman"/>
                 <w:b/>
@@ -872,20 +860,20 @@
         </w:tc>
         <w:tc>
           <w:tcPr>
-            <w:tcW w:w="1531" w:type="dxa"/>
+            <w:tcW w:w="1532" w:type="dxa"/>
             <w:tcBorders>
               <w:top w:val="single" w:sz="6" w:space="0" w:color="C4C7C5"/>
-              <w:left w:val="single" w:sz="6" w:space="0" w:color="C4C7C5"/>
+              <w:start w:val="single" w:sz="6" w:space="0" w:color="C4C7C5"/>
               <w:bottom w:val="single" w:sz="6" w:space="0" w:color="C4C7C5"/>
-              <w:right w:val="single" w:sz="6" w:space="0" w:color="C4C7C5"/>
+              <w:end w:val="single" w:sz="6" w:space="0" w:color="C4C7C5"/>
             </w:tcBorders>
             <w:vAlign w:val="center"/>
           </w:tcPr>
           <w:p>
             <w:pPr>
-              <w:pStyle w:val="Contenidodelatabla"/>
+              <w:pStyle w:val="Contenidodelatablauser"/>
               <w:widowControl/>
-              <w:spacing w:after="480" w:line="331" w:lineRule="auto"/>
+              <w:spacing w:lineRule="auto" w:line="331" w:before="0" w:after="480"/>
               <w:rPr>
                 <w:rFonts w:ascii="Times New Roman" w:hAnsi="Times New Roman"/>
                 <w:color w:val="000000"/>
@@ -909,17 +897,17 @@
             <w:tcW w:w="4652" w:type="dxa"/>
             <w:tcBorders>
               <w:top w:val="single" w:sz="6" w:space="0" w:color="C4C7C5"/>
-              <w:left w:val="single" w:sz="6" w:space="0" w:color="C4C7C5"/>
+              <w:start w:val="single" w:sz="6" w:space="0" w:color="C4C7C5"/>
               <w:bottom w:val="single" w:sz="6" w:space="0" w:color="C4C7C5"/>
-              <w:right w:val="single" w:sz="6" w:space="0" w:color="C4C7C5"/>
+              <w:end w:val="single" w:sz="6" w:space="0" w:color="C4C7C5"/>
             </w:tcBorders>
             <w:vAlign w:val="center"/>
           </w:tcPr>
           <w:p>
             <w:pPr>
-              <w:pStyle w:val="Contenidodelatabla"/>
+              <w:pStyle w:val="Contenidodelatablauser"/>
               <w:widowControl/>
-              <w:spacing w:after="480" w:line="331" w:lineRule="auto"/>
+              <w:spacing w:lineRule="auto" w:line="331" w:before="0" w:after="480"/>
               <w:rPr>
                 <w:rFonts w:ascii="Times New Roman" w:hAnsi="Times New Roman"/>
                 <w:color w:val="000000"/>
@@ -940,22 +928,23 @@
         </w:tc>
       </w:tr>
       <w:tr>
-        <w:tc>
-          <w:tcPr>
-            <w:tcW w:w="2321" w:type="dxa"/>
+        <w:trPr/>
+        <w:tc>
+          <w:tcPr>
+            <w:tcW w:w="2320" w:type="dxa"/>
             <w:tcBorders>
               <w:top w:val="single" w:sz="6" w:space="0" w:color="C4C7C5"/>
-              <w:left w:val="single" w:sz="6" w:space="0" w:color="C4C7C5"/>
+              <w:start w:val="single" w:sz="6" w:space="0" w:color="C4C7C5"/>
               <w:bottom w:val="single" w:sz="6" w:space="0" w:color="C4C7C5"/>
-              <w:right w:val="single" w:sz="6" w:space="0" w:color="C4C7C5"/>
+              <w:end w:val="single" w:sz="6" w:space="0" w:color="C4C7C5"/>
             </w:tcBorders>
             <w:vAlign w:val="center"/>
           </w:tcPr>
           <w:p>
             <w:pPr>
-              <w:pStyle w:val="Contenidodelatabla"/>
+              <w:pStyle w:val="Contenidodelatablauser"/>
               <w:widowControl/>
-              <w:spacing w:after="480" w:line="331" w:lineRule="auto"/>
+              <w:spacing w:lineRule="auto" w:line="331" w:before="0" w:after="480"/>
               <w:rPr>
                 <w:rFonts w:ascii="Times New Roman" w:hAnsi="Times New Roman"/>
                 <w:b/>
@@ -978,20 +967,20 @@
         </w:tc>
         <w:tc>
           <w:tcPr>
-            <w:tcW w:w="1531" w:type="dxa"/>
+            <w:tcW w:w="1532" w:type="dxa"/>
             <w:tcBorders>
               <w:top w:val="single" w:sz="6" w:space="0" w:color="C4C7C5"/>
-              <w:left w:val="single" w:sz="6" w:space="0" w:color="C4C7C5"/>
+              <w:start w:val="single" w:sz="6" w:space="0" w:color="C4C7C5"/>
               <w:bottom w:val="single" w:sz="6" w:space="0" w:color="C4C7C5"/>
-              <w:right w:val="single" w:sz="6" w:space="0" w:color="C4C7C5"/>
+              <w:end w:val="single" w:sz="6" w:space="0" w:color="C4C7C5"/>
             </w:tcBorders>
             <w:vAlign w:val="center"/>
           </w:tcPr>
           <w:p>
             <w:pPr>
-              <w:pStyle w:val="Contenidodelatabla"/>
+              <w:pStyle w:val="Contenidodelatablauser"/>
               <w:widowControl/>
-              <w:spacing w:after="480" w:line="331" w:lineRule="auto"/>
+              <w:spacing w:lineRule="auto" w:line="331" w:before="0" w:after="480"/>
               <w:rPr>
                 <w:rFonts w:ascii="Times New Roman" w:hAnsi="Times New Roman"/>
                 <w:color w:val="000000"/>
@@ -1015,17 +1004,17 @@
             <w:tcW w:w="4652" w:type="dxa"/>
             <w:tcBorders>
               <w:top w:val="single" w:sz="6" w:space="0" w:color="C4C7C5"/>
-              <w:left w:val="single" w:sz="6" w:space="0" w:color="C4C7C5"/>
+              <w:start w:val="single" w:sz="6" w:space="0" w:color="C4C7C5"/>
               <w:bottom w:val="single" w:sz="6" w:space="0" w:color="C4C7C5"/>
-              <w:right w:val="single" w:sz="6" w:space="0" w:color="C4C7C5"/>
+              <w:end w:val="single" w:sz="6" w:space="0" w:color="C4C7C5"/>
             </w:tcBorders>
             <w:vAlign w:val="center"/>
           </w:tcPr>
           <w:p>
             <w:pPr>
-              <w:pStyle w:val="Contenidodelatabla"/>
+              <w:pStyle w:val="Contenidodelatablauser"/>
               <w:widowControl/>
-              <w:spacing w:after="480" w:line="331" w:lineRule="auto"/>
+              <w:spacing w:lineRule="auto" w:line="331" w:before="0" w:after="480"/>
               <w:rPr>
                 <w:rFonts w:ascii="Times New Roman" w:hAnsi="Times New Roman"/>
                 <w:color w:val="000000"/>
@@ -1040,38 +1029,29 @@
                 <w:sz w:val="24"/>
                 <w:szCs w:val="24"/>
               </w:rPr>
-              <w:t xml:space="preserve">Gestiona el volumen de residuos que ingresa a la instalación, da seguimiento a las </w:t>
-            </w:r>
-            <w:r>
-              <w:rPr>
-                <w:rFonts w:ascii="Times New Roman" w:hAnsi="Times New Roman"/>
-                <w:color w:val="000000"/>
-                <w:sz w:val="24"/>
-                <w:szCs w:val="24"/>
-              </w:rPr>
-              <w:lastRenderedPageBreak/>
-              <w:t>etapas del proceso y controla el stock de compost terminado.</w:t>
+              <w:t>Gestiona el volumen de residuos que ingresa a la instalación, da seguimiento a las etapas del proceso y controla el stock de compost terminado.</w:t>
             </w:r>
           </w:p>
         </w:tc>
       </w:tr>
       <w:tr>
-        <w:tc>
-          <w:tcPr>
-            <w:tcW w:w="2321" w:type="dxa"/>
+        <w:trPr/>
+        <w:tc>
+          <w:tcPr>
+            <w:tcW w:w="2320" w:type="dxa"/>
             <w:tcBorders>
               <w:top w:val="single" w:sz="6" w:space="0" w:color="C4C7C5"/>
-              <w:left w:val="single" w:sz="6" w:space="0" w:color="C4C7C5"/>
+              <w:start w:val="single" w:sz="6" w:space="0" w:color="C4C7C5"/>
               <w:bottom w:val="single" w:sz="6" w:space="0" w:color="C4C7C5"/>
-              <w:right w:val="single" w:sz="6" w:space="0" w:color="C4C7C5"/>
+              <w:end w:val="single" w:sz="6" w:space="0" w:color="C4C7C5"/>
             </w:tcBorders>
             <w:vAlign w:val="center"/>
           </w:tcPr>
           <w:p>
             <w:pPr>
-              <w:pStyle w:val="Contenidodelatabla"/>
+              <w:pStyle w:val="Contenidodelatablauser"/>
               <w:widowControl/>
-              <w:spacing w:after="480" w:line="331" w:lineRule="auto"/>
+              <w:spacing w:lineRule="auto" w:line="331" w:before="0" w:after="480"/>
               <w:rPr>
                 <w:rFonts w:ascii="Times New Roman" w:hAnsi="Times New Roman"/>
                 <w:b/>
@@ -1088,27 +1068,26 @@
                 <w:sz w:val="24"/>
                 <w:szCs w:val="24"/>
               </w:rPr>
-              <w:lastRenderedPageBreak/>
               <w:t>Cliente Residencial</w:t>
             </w:r>
           </w:p>
         </w:tc>
         <w:tc>
           <w:tcPr>
-            <w:tcW w:w="1531" w:type="dxa"/>
+            <w:tcW w:w="1532" w:type="dxa"/>
             <w:tcBorders>
               <w:top w:val="single" w:sz="6" w:space="0" w:color="C4C7C5"/>
-              <w:left w:val="single" w:sz="6" w:space="0" w:color="C4C7C5"/>
+              <w:start w:val="single" w:sz="6" w:space="0" w:color="C4C7C5"/>
               <w:bottom w:val="single" w:sz="6" w:space="0" w:color="C4C7C5"/>
-              <w:right w:val="single" w:sz="6" w:space="0" w:color="C4C7C5"/>
+              <w:end w:val="single" w:sz="6" w:space="0" w:color="C4C7C5"/>
             </w:tcBorders>
             <w:vAlign w:val="center"/>
           </w:tcPr>
           <w:p>
             <w:pPr>
-              <w:pStyle w:val="Contenidodelatabla"/>
+              <w:pStyle w:val="Contenidodelatablauser"/>
               <w:widowControl/>
-              <w:spacing w:after="480" w:line="331" w:lineRule="auto"/>
+              <w:spacing w:lineRule="auto" w:line="331" w:before="0" w:after="480"/>
               <w:rPr>
                 <w:rFonts w:ascii="Times New Roman" w:hAnsi="Times New Roman"/>
                 <w:color w:val="000000"/>
@@ -1132,17 +1111,17 @@
             <w:tcW w:w="4652" w:type="dxa"/>
             <w:tcBorders>
               <w:top w:val="single" w:sz="6" w:space="0" w:color="C4C7C5"/>
-              <w:left w:val="single" w:sz="6" w:space="0" w:color="C4C7C5"/>
+              <w:start w:val="single" w:sz="6" w:space="0" w:color="C4C7C5"/>
               <w:bottom w:val="single" w:sz="6" w:space="0" w:color="C4C7C5"/>
-              <w:right w:val="single" w:sz="6" w:space="0" w:color="C4C7C5"/>
+              <w:end w:val="single" w:sz="6" w:space="0" w:color="C4C7C5"/>
             </w:tcBorders>
             <w:vAlign w:val="center"/>
           </w:tcPr>
           <w:p>
             <w:pPr>
-              <w:pStyle w:val="Contenidodelatabla"/>
+              <w:pStyle w:val="Contenidodelatablauser"/>
               <w:widowControl/>
-              <w:spacing w:after="480" w:line="331" w:lineRule="auto"/>
+              <w:spacing w:lineRule="auto" w:line="331" w:before="0" w:after="480"/>
               <w:rPr>
                 <w:rFonts w:ascii="Times New Roman" w:hAnsi="Times New Roman"/>
                 <w:color w:val="000000"/>
@@ -1163,22 +1142,23 @@
         </w:tc>
       </w:tr>
       <w:tr>
-        <w:tc>
-          <w:tcPr>
-            <w:tcW w:w="2321" w:type="dxa"/>
+        <w:trPr/>
+        <w:tc>
+          <w:tcPr>
+            <w:tcW w:w="2320" w:type="dxa"/>
             <w:tcBorders>
               <w:top w:val="single" w:sz="6" w:space="0" w:color="C4C7C5"/>
-              <w:left w:val="single" w:sz="6" w:space="0" w:color="C4C7C5"/>
+              <w:start w:val="single" w:sz="6" w:space="0" w:color="C4C7C5"/>
               <w:bottom w:val="single" w:sz="6" w:space="0" w:color="C4C7C5"/>
-              <w:right w:val="single" w:sz="6" w:space="0" w:color="C4C7C5"/>
+              <w:end w:val="single" w:sz="6" w:space="0" w:color="C4C7C5"/>
             </w:tcBorders>
             <w:vAlign w:val="center"/>
           </w:tcPr>
           <w:p>
             <w:pPr>
-              <w:pStyle w:val="Contenidodelatabla"/>
+              <w:pStyle w:val="Contenidodelatablauser"/>
               <w:widowControl/>
-              <w:spacing w:after="480" w:line="331" w:lineRule="auto"/>
+              <w:spacing w:lineRule="auto" w:line="331" w:before="0" w:after="480"/>
               <w:rPr>
                 <w:rFonts w:ascii="Times New Roman" w:hAnsi="Times New Roman"/>
                 <w:b/>
@@ -1201,20 +1181,20 @@
         </w:tc>
         <w:tc>
           <w:tcPr>
-            <w:tcW w:w="1531" w:type="dxa"/>
+            <w:tcW w:w="1532" w:type="dxa"/>
             <w:tcBorders>
               <w:top w:val="single" w:sz="6" w:space="0" w:color="C4C7C5"/>
-              <w:left w:val="single" w:sz="6" w:space="0" w:color="C4C7C5"/>
+              <w:start w:val="single" w:sz="6" w:space="0" w:color="C4C7C5"/>
               <w:bottom w:val="single" w:sz="6" w:space="0" w:color="C4C7C5"/>
-              <w:right w:val="single" w:sz="6" w:space="0" w:color="C4C7C5"/>
+              <w:end w:val="single" w:sz="6" w:space="0" w:color="C4C7C5"/>
             </w:tcBorders>
             <w:vAlign w:val="center"/>
           </w:tcPr>
           <w:p>
             <w:pPr>
-              <w:pStyle w:val="Contenidodelatabla"/>
+              <w:pStyle w:val="Contenidodelatablauser"/>
               <w:widowControl/>
-              <w:spacing w:after="480" w:line="331" w:lineRule="auto"/>
+              <w:spacing w:lineRule="auto" w:line="331" w:before="0" w:after="480"/>
               <w:rPr>
                 <w:rFonts w:ascii="Times New Roman" w:hAnsi="Times New Roman"/>
                 <w:color w:val="000000"/>
@@ -1238,17 +1218,17 @@
             <w:tcW w:w="4652" w:type="dxa"/>
             <w:tcBorders>
               <w:top w:val="single" w:sz="6" w:space="0" w:color="C4C7C5"/>
-              <w:left w:val="single" w:sz="6" w:space="0" w:color="C4C7C5"/>
+              <w:start w:val="single" w:sz="6" w:space="0" w:color="C4C7C5"/>
               <w:bottom w:val="single" w:sz="6" w:space="0" w:color="C4C7C5"/>
-              <w:right w:val="single" w:sz="6" w:space="0" w:color="C4C7C5"/>
+              <w:end w:val="single" w:sz="6" w:space="0" w:color="C4C7C5"/>
             </w:tcBorders>
             <w:vAlign w:val="center"/>
           </w:tcPr>
           <w:p>
             <w:pPr>
-              <w:pStyle w:val="Contenidodelatabla"/>
+              <w:pStyle w:val="Contenidodelatablauser"/>
               <w:widowControl/>
-              <w:spacing w:after="480" w:line="331" w:lineRule="auto"/>
+              <w:spacing w:lineRule="auto" w:line="331" w:before="0" w:after="480"/>
               <w:rPr>
                 <w:rFonts w:ascii="Times New Roman" w:hAnsi="Times New Roman"/>
                 <w:color w:val="000000"/>
@@ -1269,22 +1249,23 @@
         </w:tc>
       </w:tr>
       <w:tr>
-        <w:tc>
-          <w:tcPr>
-            <w:tcW w:w="2321" w:type="dxa"/>
+        <w:trPr/>
+        <w:tc>
+          <w:tcPr>
+            <w:tcW w:w="2320" w:type="dxa"/>
             <w:tcBorders>
               <w:top w:val="single" w:sz="6" w:space="0" w:color="C4C7C5"/>
-              <w:left w:val="single" w:sz="6" w:space="0" w:color="C4C7C5"/>
+              <w:start w:val="single" w:sz="6" w:space="0" w:color="C4C7C5"/>
               <w:bottom w:val="single" w:sz="6" w:space="0" w:color="C4C7C5"/>
-              <w:right w:val="single" w:sz="6" w:space="0" w:color="C4C7C5"/>
+              <w:end w:val="single" w:sz="6" w:space="0" w:color="C4C7C5"/>
             </w:tcBorders>
             <w:vAlign w:val="center"/>
           </w:tcPr>
           <w:p>
             <w:pPr>
-              <w:pStyle w:val="Contenidodelatabla"/>
+              <w:pStyle w:val="Contenidodelatablauser"/>
               <w:widowControl/>
-              <w:spacing w:after="480" w:line="331" w:lineRule="auto"/>
+              <w:spacing w:lineRule="auto" w:line="331" w:before="0" w:after="480"/>
               <w:rPr>
                 <w:rFonts w:ascii="Times New Roman" w:hAnsi="Times New Roman"/>
                 <w:b/>
@@ -1307,20 +1288,20 @@
         </w:tc>
         <w:tc>
           <w:tcPr>
-            <w:tcW w:w="1531" w:type="dxa"/>
+            <w:tcW w:w="1532" w:type="dxa"/>
             <w:tcBorders>
               <w:top w:val="single" w:sz="6" w:space="0" w:color="C4C7C5"/>
-              <w:left w:val="single" w:sz="6" w:space="0" w:color="C4C7C5"/>
+              <w:start w:val="single" w:sz="6" w:space="0" w:color="C4C7C5"/>
               <w:bottom w:val="single" w:sz="6" w:space="0" w:color="C4C7C5"/>
-              <w:right w:val="single" w:sz="6" w:space="0" w:color="C4C7C5"/>
+              <w:end w:val="single" w:sz="6" w:space="0" w:color="C4C7C5"/>
             </w:tcBorders>
             <w:vAlign w:val="center"/>
           </w:tcPr>
           <w:p>
             <w:pPr>
-              <w:pStyle w:val="Contenidodelatabla"/>
+              <w:pStyle w:val="Contenidodelatablauser"/>
               <w:widowControl/>
-              <w:spacing w:after="480" w:line="331" w:lineRule="auto"/>
+              <w:spacing w:lineRule="auto" w:line="331" w:before="0" w:after="480"/>
               <w:rPr>
                 <w:rFonts w:ascii="Times New Roman" w:hAnsi="Times New Roman"/>
                 <w:color w:val="000000"/>
@@ -1344,17 +1325,17 @@
             <w:tcW w:w="4652" w:type="dxa"/>
             <w:tcBorders>
               <w:top w:val="single" w:sz="6" w:space="0" w:color="C4C7C5"/>
-              <w:left w:val="single" w:sz="6" w:space="0" w:color="C4C7C5"/>
+              <w:start w:val="single" w:sz="6" w:space="0" w:color="C4C7C5"/>
               <w:bottom w:val="single" w:sz="6" w:space="0" w:color="C4C7C5"/>
-              <w:right w:val="single" w:sz="6" w:space="0" w:color="C4C7C5"/>
+              <w:end w:val="single" w:sz="6" w:space="0" w:color="C4C7C5"/>
             </w:tcBorders>
             <w:vAlign w:val="center"/>
           </w:tcPr>
           <w:p>
             <w:pPr>
-              <w:pStyle w:val="Contenidodelatabla"/>
+              <w:pStyle w:val="Contenidodelatablauser"/>
               <w:widowControl/>
-              <w:spacing w:after="480" w:line="331" w:lineRule="auto"/>
+              <w:spacing w:lineRule="auto" w:line="331" w:before="0" w:after="480"/>
               <w:rPr>
                 <w:rFonts w:ascii="Times New Roman" w:hAnsi="Times New Roman"/>
                 <w:color w:val="000000"/>
@@ -1375,22 +1356,23 @@
         </w:tc>
       </w:tr>
       <w:tr>
-        <w:tc>
-          <w:tcPr>
-            <w:tcW w:w="2321" w:type="dxa"/>
+        <w:trPr/>
+        <w:tc>
+          <w:tcPr>
+            <w:tcW w:w="2320" w:type="dxa"/>
             <w:tcBorders>
               <w:top w:val="single" w:sz="6" w:space="0" w:color="C4C7C5"/>
-              <w:left w:val="single" w:sz="6" w:space="0" w:color="C4C7C5"/>
+              <w:start w:val="single" w:sz="6" w:space="0" w:color="C4C7C5"/>
               <w:bottom w:val="single" w:sz="6" w:space="0" w:color="C4C7C5"/>
-              <w:right w:val="single" w:sz="6" w:space="0" w:color="C4C7C5"/>
+              <w:end w:val="single" w:sz="6" w:space="0" w:color="C4C7C5"/>
             </w:tcBorders>
             <w:vAlign w:val="center"/>
           </w:tcPr>
           <w:p>
             <w:pPr>
-              <w:pStyle w:val="Contenidodelatabla"/>
+              <w:pStyle w:val="Contenidodelatablauser"/>
               <w:widowControl/>
-              <w:spacing w:after="480" w:line="331" w:lineRule="auto"/>
+              <w:spacing w:lineRule="auto" w:line="331" w:before="0" w:after="480"/>
               <w:rPr>
                 <w:rFonts w:ascii="Times New Roman" w:hAnsi="Times New Roman"/>
                 <w:b/>
@@ -1413,20 +1395,20 @@
         </w:tc>
         <w:tc>
           <w:tcPr>
-            <w:tcW w:w="1531" w:type="dxa"/>
+            <w:tcW w:w="1532" w:type="dxa"/>
             <w:tcBorders>
               <w:top w:val="single" w:sz="6" w:space="0" w:color="C4C7C5"/>
-              <w:left w:val="single" w:sz="6" w:space="0" w:color="C4C7C5"/>
+              <w:start w:val="single" w:sz="6" w:space="0" w:color="C4C7C5"/>
               <w:bottom w:val="single" w:sz="6" w:space="0" w:color="C4C7C5"/>
-              <w:right w:val="single" w:sz="6" w:space="0" w:color="C4C7C5"/>
+              <w:end w:val="single" w:sz="6" w:space="0" w:color="C4C7C5"/>
             </w:tcBorders>
             <w:vAlign w:val="center"/>
           </w:tcPr>
           <w:p>
             <w:pPr>
-              <w:pStyle w:val="Contenidodelatabla"/>
+              <w:pStyle w:val="Contenidodelatablauser"/>
               <w:widowControl/>
-              <w:spacing w:after="480" w:line="331" w:lineRule="auto"/>
+              <w:spacing w:lineRule="auto" w:line="331" w:before="0" w:after="480"/>
               <w:rPr>
                 <w:rFonts w:ascii="Times New Roman" w:hAnsi="Times New Roman"/>
                 <w:color w:val="000000"/>
@@ -1450,17 +1432,17 @@
             <w:tcW w:w="4652" w:type="dxa"/>
             <w:tcBorders>
               <w:top w:val="single" w:sz="6" w:space="0" w:color="C4C7C5"/>
-              <w:left w:val="single" w:sz="6" w:space="0" w:color="C4C7C5"/>
+              <w:start w:val="single" w:sz="6" w:space="0" w:color="C4C7C5"/>
               <w:bottom w:val="single" w:sz="6" w:space="0" w:color="C4C7C5"/>
-              <w:right w:val="single" w:sz="6" w:space="0" w:color="C4C7C5"/>
+              <w:end w:val="single" w:sz="6" w:space="0" w:color="C4C7C5"/>
             </w:tcBorders>
             <w:vAlign w:val="center"/>
           </w:tcPr>
           <w:p>
             <w:pPr>
-              <w:pStyle w:val="Contenidodelatabla"/>
+              <w:pStyle w:val="Contenidodelatablauser"/>
               <w:widowControl/>
-              <w:spacing w:after="480" w:line="331" w:lineRule="auto"/>
+              <w:spacing w:lineRule="auto" w:line="331" w:before="0" w:after="480"/>
               <w:rPr>
                 <w:rFonts w:ascii="Times New Roman" w:hAnsi="Times New Roman"/>
                 <w:color w:val="000000"/>
@@ -1483,8 +1465,8 @@
     </w:tbl>
     <w:p>
       <w:pPr>
-        <w:pStyle w:val="Ttulo3"/>
-        <w:spacing w:before="280" w:line="331" w:lineRule="auto"/>
+        <w:pStyle w:val="Heading3"/>
+        <w:spacing w:lineRule="auto" w:line="331" w:before="280" w:after="80"/>
         <w:rPr>
           <w:rFonts w:ascii="Times New Roman" w:hAnsi="Times New Roman"/>
           <w:b/>
@@ -1506,8 +1488,8 @@
     </w:p>
     <w:p>
       <w:pPr>
-        <w:pStyle w:val="Textoindependiente"/>
-        <w:spacing w:before="240" w:after="240" w:line="331" w:lineRule="auto"/>
+        <w:pStyle w:val="BodyText"/>
+        <w:spacing w:lineRule="auto" w:line="331" w:before="240" w:after="240"/>
         <w:rPr>
           <w:rFonts w:ascii="Times New Roman" w:hAnsi="Times New Roman"/>
           <w:color w:val="000000"/>
@@ -1527,8 +1509,8 @@
     </w:p>
     <w:p>
       <w:pPr>
-        <w:pStyle w:val="Textoindependiente"/>
-        <w:spacing w:before="240" w:after="240" w:line="331" w:lineRule="auto"/>
+        <w:pStyle w:val="BodyText"/>
+        <w:spacing w:lineRule="auto" w:line="331" w:before="240" w:after="240"/>
         <w:rPr>
           <w:rFonts w:ascii="Times New Roman" w:hAnsi="Times New Roman"/>
           <w:color w:val="000000"/>
@@ -1543,64 +1525,34 @@
           <w:sz w:val="24"/>
           <w:szCs w:val="24"/>
         </w:rPr>
-        <w:t xml:space="preserve">En esta fase, el software centralizará el registro de hogares y comercios, la trazabilidad de los contenedores asignados, la planificación logística de rutas y la asignación del personal de recolección. Asimismo, permitirá cuantificar el volumen capturado en cada jornada y monitorear el progreso de los lotes a lo largo de las distintas etapas del compostaje. Para la toma de decisiones y el seguimiento del programa, se incluirán </w:t>
-      </w:r>
-      <w:r>
+        <w:t>En esta fase, el software centralizará el registro de hogares y comercios, la trazabilidad de los contenedores asignados, la planificación logística de rutas y la asignación del personal de recolección. Asimismo, permitirá cuantificar el volumen capturado en cada jornada y monitorear el progreso de los lotes a lo largo de las distintas etapas del compostaje. Para la toma de decisiones y el seguimiento del programa, se incluirán herramientas analíticas capaces de consolidar reportes operativos, métricas de producción e indicadores sobre la huella ambiental mitigada, complementadas con un portal de usuarios donde los clientes podrán consultar su historial y visualizar el impacto real de su participación.</w:t>
+      </w:r>
+    </w:p>
+    <w:p>
+      <w:pPr>
+        <w:pStyle w:val="BodyText"/>
+        <w:spacing w:lineRule="auto" w:line="331" w:before="240" w:after="240"/>
         <w:rPr>
           <w:rFonts w:ascii="Times New Roman" w:hAnsi="Times New Roman"/>
           <w:color w:val="000000"/>
           <w:sz w:val="24"/>
           <w:szCs w:val="24"/>
         </w:rPr>
-        <w:lastRenderedPageBreak/>
-        <w:t>herramientas analíticas capaces de consolidar reportes operativos, métricas de producción e indicadores sobre la huella ambiental mitigada, complementadas con un portal de usuarios donde los clientes podrán consultar su historial y visualizar el impacto real de su participación.</w:t>
-      </w:r>
-    </w:p>
-    <w:p>
-      <w:pPr>
-        <w:pStyle w:val="Textoindependiente"/>
-        <w:spacing w:before="240" w:after="240" w:line="331" w:lineRule="auto"/>
+      </w:pPr>
+      <w:r>
         <w:rPr>
           <w:rFonts w:ascii="Times New Roman" w:hAnsi="Times New Roman"/>
           <w:color w:val="000000"/>
           <w:sz w:val="24"/>
           <w:szCs w:val="24"/>
         </w:rPr>
-      </w:pPr>
-      <w:r>
-        <w:rPr>
-          <w:rFonts w:ascii="Times New Roman" w:hAnsi="Times New Roman"/>
-          <w:color w:val="000000"/>
-          <w:sz w:val="24"/>
-          <w:szCs w:val="24"/>
-        </w:rPr>
-        <w:t xml:space="preserve">Por otro lado, esta primera versión no contempla la comercialización en línea del compost terminado, la integración mediante API con plataformas de entidades gubernamentales ni el monitoreo automatizado de contenedores a través de sensores </w:t>
-      </w:r>
-      <w:proofErr w:type="spellStart"/>
-      <w:r>
-        <w:rPr>
-          <w:rFonts w:ascii="Times New Roman" w:hAnsi="Times New Roman"/>
-          <w:color w:val="000000"/>
-          <w:sz w:val="24"/>
-          <w:szCs w:val="24"/>
-        </w:rPr>
-        <w:t>IoT</w:t>
-      </w:r>
-      <w:proofErr w:type="spellEnd"/>
-      <w:r>
-        <w:rPr>
-          <w:rFonts w:ascii="Times New Roman" w:hAnsi="Times New Roman"/>
-          <w:color w:val="000000"/>
-          <w:sz w:val="24"/>
-          <w:szCs w:val="24"/>
-        </w:rPr>
-        <w:t>.</w:t>
-      </w:r>
-    </w:p>
-    <w:p>
-      <w:pPr>
-        <w:pStyle w:val="Ttulo3"/>
-        <w:spacing w:before="240" w:after="240" w:line="331" w:lineRule="auto"/>
+        <w:t>Por otro lado, esta primera versión no contempla la comercialización en línea del compost terminado, la integración mediante API con plataformas de entidades gubernamentales ni el monitoreo automatizado de contenedores a través de sensores IoT.</w:t>
+      </w:r>
+    </w:p>
+    <w:p>
+      <w:pPr>
+        <w:pStyle w:val="Heading3"/>
+        <w:spacing w:lineRule="auto" w:line="331" w:before="240" w:after="240"/>
         <w:rPr>
           <w:rFonts w:ascii="Times New Roman" w:hAnsi="Times New Roman"/>
           <w:b/>
@@ -1624,16 +1576,16 @@
     </w:p>
     <w:p>
       <w:pPr>
-        <w:pStyle w:val="Textoindependiente"/>
+        <w:pStyle w:val="BodyText"/>
         <w:numPr>
           <w:ilvl w:val="0"/>
           <w:numId w:val="2"/>
         </w:numPr>
         <w:tabs>
-          <w:tab w:val="clear" w:pos="709"/>
-          <w:tab w:val="left" w:pos="0"/>
+          <w:tab w:val="clear" w:pos="708"/>
+          <w:tab w:val="left" w:pos="0" w:leader="none"/>
         </w:tabs>
-        <w:spacing w:before="240" w:after="0" w:line="331" w:lineRule="auto"/>
+        <w:spacing w:lineRule="auto" w:line="331" w:before="240" w:after="0"/>
         <w:rPr>
           <w:rFonts w:ascii="Times New Roman" w:hAnsi="Times New Roman"/>
           <w:color w:val="000000"/>
@@ -1653,16 +1605,16 @@
     </w:p>
     <w:p>
       <w:pPr>
-        <w:pStyle w:val="Textoindependiente"/>
+        <w:pStyle w:val="BodyText"/>
         <w:numPr>
           <w:ilvl w:val="0"/>
           <w:numId w:val="2"/>
         </w:numPr>
         <w:tabs>
-          <w:tab w:val="clear" w:pos="709"/>
-          <w:tab w:val="left" w:pos="0"/>
+          <w:tab w:val="clear" w:pos="708"/>
+          <w:tab w:val="left" w:pos="0" w:leader="none"/>
         </w:tabs>
-        <w:spacing w:after="0" w:line="331" w:lineRule="auto"/>
+        <w:spacing w:lineRule="auto" w:line="331" w:before="0" w:after="0"/>
         <w:rPr>
           <w:rFonts w:ascii="Times New Roman" w:hAnsi="Times New Roman"/>
           <w:color w:val="000000"/>
@@ -1682,16 +1634,16 @@
     </w:p>
     <w:p>
       <w:pPr>
-        <w:pStyle w:val="Textoindependiente"/>
+        <w:pStyle w:val="BodyText"/>
         <w:numPr>
           <w:ilvl w:val="0"/>
           <w:numId w:val="2"/>
         </w:numPr>
         <w:tabs>
-          <w:tab w:val="clear" w:pos="709"/>
-          <w:tab w:val="left" w:pos="0"/>
+          <w:tab w:val="clear" w:pos="708"/>
+          <w:tab w:val="left" w:pos="0" w:leader="none"/>
         </w:tabs>
-        <w:spacing w:after="0" w:line="331" w:lineRule="auto"/>
+        <w:spacing w:lineRule="auto" w:line="331" w:before="0" w:after="0"/>
         <w:rPr>
           <w:rFonts w:ascii="Times New Roman" w:hAnsi="Times New Roman"/>
           <w:color w:val="000000"/>
@@ -1711,16 +1663,16 @@
     </w:p>
     <w:p>
       <w:pPr>
-        <w:pStyle w:val="Textoindependiente"/>
+        <w:pStyle w:val="BodyText"/>
         <w:numPr>
           <w:ilvl w:val="0"/>
           <w:numId w:val="2"/>
         </w:numPr>
         <w:tabs>
-          <w:tab w:val="clear" w:pos="709"/>
-          <w:tab w:val="left" w:pos="0"/>
+          <w:tab w:val="clear" w:pos="708"/>
+          <w:tab w:val="left" w:pos="0" w:leader="none"/>
         </w:tabs>
-        <w:spacing w:after="0" w:line="331" w:lineRule="auto"/>
+        <w:spacing w:lineRule="auto" w:line="331" w:before="0" w:after="0"/>
         <w:rPr>
           <w:rFonts w:ascii="Times New Roman" w:hAnsi="Times New Roman"/>
           <w:color w:val="000000"/>
@@ -1740,16 +1692,16 @@
     </w:p>
     <w:p>
       <w:pPr>
-        <w:pStyle w:val="Textoindependiente"/>
+        <w:pStyle w:val="BodyText"/>
         <w:numPr>
           <w:ilvl w:val="0"/>
           <w:numId w:val="2"/>
         </w:numPr>
         <w:tabs>
-          <w:tab w:val="clear" w:pos="709"/>
-          <w:tab w:val="left" w:pos="0"/>
+          <w:tab w:val="clear" w:pos="708"/>
+          <w:tab w:val="left" w:pos="0" w:leader="none"/>
         </w:tabs>
-        <w:spacing w:after="0" w:line="331" w:lineRule="auto"/>
+        <w:spacing w:lineRule="auto" w:line="331" w:before="0" w:after="0"/>
         <w:rPr>
           <w:rFonts w:ascii="Times New Roman" w:hAnsi="Times New Roman"/>
           <w:color w:val="000000"/>
@@ -1769,16 +1721,16 @@
     </w:p>
     <w:p>
       <w:pPr>
-        <w:pStyle w:val="Textoindependiente"/>
+        <w:pStyle w:val="BodyText"/>
         <w:numPr>
           <w:ilvl w:val="0"/>
           <w:numId w:val="2"/>
         </w:numPr>
         <w:tabs>
-          <w:tab w:val="clear" w:pos="709"/>
-          <w:tab w:val="left" w:pos="0"/>
+          <w:tab w:val="clear" w:pos="708"/>
+          <w:tab w:val="left" w:pos="0" w:leader="none"/>
         </w:tabs>
-        <w:spacing w:after="240" w:line="331" w:lineRule="auto"/>
+        <w:spacing w:lineRule="auto" w:line="331" w:before="0" w:after="240"/>
         <w:rPr>
           <w:rFonts w:ascii="Times New Roman" w:hAnsi="Times New Roman"/>
           <w:color w:val="000000"/>
@@ -1798,8 +1750,8 @@
     </w:p>
     <w:p>
       <w:pPr>
-        <w:pStyle w:val="Ttulo3"/>
-        <w:spacing w:before="280" w:line="331" w:lineRule="auto"/>
+        <w:pStyle w:val="Heading3"/>
+        <w:spacing w:lineRule="auto" w:line="331" w:before="280" w:after="80"/>
         <w:rPr>
           <w:rFonts w:ascii="Times New Roman" w:hAnsi="Times New Roman"/>
           <w:b/>
@@ -1821,16 +1773,16 @@
     </w:p>
     <w:p>
       <w:pPr>
-        <w:pStyle w:val="Textoindependiente"/>
+        <w:pStyle w:val="BodyText"/>
         <w:numPr>
           <w:ilvl w:val="0"/>
           <w:numId w:val="3"/>
         </w:numPr>
         <w:tabs>
-          <w:tab w:val="clear" w:pos="709"/>
-          <w:tab w:val="left" w:pos="0"/>
+          <w:tab w:val="clear" w:pos="708"/>
+          <w:tab w:val="left" w:pos="0" w:leader="none"/>
         </w:tabs>
-        <w:spacing w:before="240" w:after="0" w:line="331" w:lineRule="auto"/>
+        <w:spacing w:lineRule="auto" w:line="331" w:before="240" w:after="0"/>
         <w:rPr>
           <w:rFonts w:ascii="Times New Roman" w:hAnsi="Times New Roman"/>
           <w:color w:val="000000"/>
@@ -1850,16 +1802,16 @@
     </w:p>
     <w:p>
       <w:pPr>
-        <w:pStyle w:val="Textoindependiente"/>
+        <w:pStyle w:val="BodyText"/>
         <w:numPr>
           <w:ilvl w:val="0"/>
           <w:numId w:val="3"/>
         </w:numPr>
         <w:tabs>
-          <w:tab w:val="clear" w:pos="709"/>
-          <w:tab w:val="left" w:pos="0"/>
+          <w:tab w:val="clear" w:pos="708"/>
+          <w:tab w:val="left" w:pos="0" w:leader="none"/>
         </w:tabs>
-        <w:spacing w:after="0" w:line="331" w:lineRule="auto"/>
+        <w:spacing w:lineRule="auto" w:line="331" w:before="0" w:after="0"/>
         <w:rPr>
           <w:rFonts w:ascii="Times New Roman" w:hAnsi="Times New Roman"/>
           <w:color w:val="000000"/>
@@ -1879,16 +1831,16 @@
     </w:p>
     <w:p>
       <w:pPr>
-        <w:pStyle w:val="Textoindependiente"/>
+        <w:pStyle w:val="BodyText"/>
         <w:numPr>
           <w:ilvl w:val="0"/>
           <w:numId w:val="3"/>
         </w:numPr>
         <w:tabs>
-          <w:tab w:val="clear" w:pos="709"/>
-          <w:tab w:val="left" w:pos="0"/>
+          <w:tab w:val="clear" w:pos="708"/>
+          <w:tab w:val="left" w:pos="0" w:leader="none"/>
         </w:tabs>
-        <w:spacing w:after="0" w:line="331" w:lineRule="auto"/>
+        <w:spacing w:lineRule="auto" w:line="331" w:before="0" w:after="0"/>
         <w:rPr>
           <w:rFonts w:ascii="Times New Roman" w:hAnsi="Times New Roman"/>
           <w:color w:val="000000"/>
@@ -1908,16 +1860,16 @@
     </w:p>
     <w:p>
       <w:pPr>
-        <w:pStyle w:val="Textoindependiente"/>
+        <w:pStyle w:val="BodyText"/>
         <w:numPr>
           <w:ilvl w:val="0"/>
           <w:numId w:val="3"/>
         </w:numPr>
         <w:tabs>
-          <w:tab w:val="clear" w:pos="709"/>
-          <w:tab w:val="left" w:pos="0"/>
+          <w:tab w:val="clear" w:pos="708"/>
+          <w:tab w:val="left" w:pos="0" w:leader="none"/>
         </w:tabs>
-        <w:spacing w:after="0" w:line="331" w:lineRule="auto"/>
+        <w:spacing w:lineRule="auto" w:line="331" w:before="0" w:after="0"/>
         <w:rPr>
           <w:rFonts w:ascii="Times New Roman" w:hAnsi="Times New Roman"/>
           <w:color w:val="000000"/>
@@ -1937,16 +1889,16 @@
     </w:p>
     <w:p>
       <w:pPr>
-        <w:pStyle w:val="Textoindependiente"/>
+        <w:pStyle w:val="BodyText"/>
         <w:numPr>
           <w:ilvl w:val="0"/>
           <w:numId w:val="3"/>
         </w:numPr>
         <w:tabs>
-          <w:tab w:val="clear" w:pos="709"/>
-          <w:tab w:val="left" w:pos="0"/>
+          <w:tab w:val="clear" w:pos="708"/>
+          <w:tab w:val="left" w:pos="0" w:leader="none"/>
         </w:tabs>
-        <w:spacing w:after="240" w:line="331" w:lineRule="auto"/>
+        <w:spacing w:lineRule="auto" w:line="331" w:before="0" w:after="240"/>
         <w:rPr>
           <w:rFonts w:ascii="Times New Roman" w:hAnsi="Times New Roman"/>
           <w:color w:val="000000"/>
@@ -1961,14 +1913,13 @@
           <w:sz w:val="24"/>
           <w:szCs w:val="24"/>
         </w:rPr>
-        <w:lastRenderedPageBreak/>
         <w:t>Se considera que todo el personal involucrado en la operación habrá completado las sesiones de capacitación previas al uso de la herramienta.</w:t>
       </w:r>
     </w:p>
     <w:p>
       <w:pPr>
-        <w:pStyle w:val="Textoindependiente"/>
-        <w:spacing w:after="240" w:line="331" w:lineRule="auto"/>
+        <w:pStyle w:val="BodyText"/>
+        <w:spacing w:lineRule="auto" w:line="331" w:before="0" w:after="240"/>
         <w:rPr>
           <w:rFonts w:ascii="Times New Roman" w:hAnsi="Times New Roman"/>
           <w:color w:val="000000"/>
@@ -1976,22 +1927,39 @@
           <w:szCs w:val="24"/>
         </w:rPr>
       </w:pPr>
-    </w:p>
-    <w:p>
-      <w:pPr>
-        <w:pStyle w:val="Textoindependiente"/>
-        <w:spacing w:after="240" w:line="331" w:lineRule="auto"/>
+      <w:r>
         <w:rPr>
           <w:rFonts w:ascii="Times New Roman" w:hAnsi="Times New Roman"/>
           <w:color w:val="000000"/>
           <w:sz w:val="24"/>
           <w:szCs w:val="24"/>
         </w:rPr>
-      </w:pPr>
-    </w:p>
-    <w:p>
-      <w:pPr>
-        <w:spacing w:after="240" w:line="331" w:lineRule="auto"/>
+      </w:r>
+    </w:p>
+    <w:p>
+      <w:pPr>
+        <w:pStyle w:val="BodyText"/>
+        <w:spacing w:lineRule="auto" w:line="331" w:before="0" w:after="240"/>
+        <w:rPr>
+          <w:rFonts w:ascii="Times New Roman" w:hAnsi="Times New Roman"/>
+          <w:color w:val="000000"/>
+          <w:sz w:val="24"/>
+          <w:szCs w:val="24"/>
+        </w:rPr>
+      </w:pPr>
+      <w:r>
+        <w:rPr>
+          <w:rFonts w:ascii="Times New Roman" w:hAnsi="Times New Roman"/>
+          <w:color w:val="000000"/>
+          <w:sz w:val="24"/>
+          <w:szCs w:val="24"/>
+        </w:rPr>
+      </w:r>
+    </w:p>
+    <w:p>
+      <w:pPr>
+        <w:pStyle w:val="Normal"/>
+        <w:spacing w:lineRule="auto" w:line="331" w:before="0" w:after="240"/>
         <w:rPr>
           <w:rFonts w:ascii="Times New Roman" w:hAnsi="Times New Roman"/>
           <w:b/>
@@ -2015,102 +1983,107 @@
     </w:p>
     <w:p>
       <w:pPr>
-        <w:pStyle w:val="Textoindependiente"/>
-        <w:spacing w:after="240" w:line="331" w:lineRule="auto"/>
-        <w:rPr>
-          <w:rFonts w:ascii="Times New Roman" w:hAnsi="Times New Roman"/>
-          <w:sz w:val="24"/>
-          <w:szCs w:val="24"/>
-        </w:rPr>
-      </w:pPr>
+        <w:pStyle w:val="Normal"/>
+        <w:spacing w:lineRule="auto" w:line="331" w:before="0" w:after="240"/>
+        <w:rPr>
+          <w:rFonts w:ascii="Times New Roman" w:hAnsi="Times New Roman"/>
+          <w:b/>
+          <w:color w:val="000000"/>
+          <w:sz w:val="24"/>
+          <w:szCs w:val="24"/>
+        </w:rPr>
+      </w:pPr>
+      <w:r>
+        <w:rPr>
+          <w:rFonts w:ascii="Times New Roman" w:hAnsi="Times New Roman"/>
+          <w:b/>
+          <w:color w:val="000000"/>
+          <w:sz w:val="24"/>
+          <w:szCs w:val="24"/>
+        </w:rPr>
+      </w:r>
     </w:p>
     <w:tbl>
       <w:tblPr>
-        <w:tblW w:w="5000" w:type="pct"/>
+        <w:tblW w:w="8504" w:type="dxa"/>
+        <w:jc w:val="start"/>
+        <w:tblInd w:w="0" w:type="dxa"/>
         <w:tblLayout w:type="fixed"/>
         <w:tblCellMar>
           <w:top w:w="28" w:type="dxa"/>
-          <w:left w:w="28" w:type="dxa"/>
+          <w:start w:w="28" w:type="dxa"/>
           <w:bottom w:w="28" w:type="dxa"/>
-          <w:right w:w="28" w:type="dxa"/>
+          <w:end w:w="28" w:type="dxa"/>
         </w:tblCellMar>
-        <w:tblLook w:val="04A0" w:firstRow="1" w:lastRow="0" w:firstColumn="1" w:lastColumn="0" w:noHBand="0" w:noVBand="1"/>
       </w:tblPr>
       <w:tblGrid>
-        <w:gridCol w:w="765"/>
-        <w:gridCol w:w="30"/>
-        <w:gridCol w:w="7709"/>
+        <w:gridCol w:w="748"/>
+        <w:gridCol w:w="7756"/>
       </w:tblGrid>
       <w:tr>
-        <w:trPr>
-          <w:tblHeader/>
-        </w:trPr>
-        <w:tc>
-          <w:tcPr>
-            <w:tcW w:w="795" w:type="dxa"/>
-            <w:gridSpan w:val="2"/>
+        <w:trPr/>
+        <w:tc>
+          <w:tcPr>
+            <w:tcW w:w="748" w:type="dxa"/>
+            <w:tcBorders/>
             <w:vAlign w:val="center"/>
           </w:tcPr>
           <w:p>
             <w:pPr>
               <w:pStyle w:val="Ttulodelatabla"/>
-              <w:rPr>
-                <w:rFonts w:ascii="Times New Roman" w:hAnsi="Times New Roman"/>
-                <w:sz w:val="24"/>
-                <w:szCs w:val="24"/>
-              </w:rPr>
-            </w:pPr>
-            <w:r>
-              <w:rPr>
-                <w:rFonts w:ascii="Times New Roman" w:hAnsi="Times New Roman"/>
-                <w:sz w:val="24"/>
-                <w:szCs w:val="24"/>
-              </w:rPr>
+              <w:spacing w:before="0" w:after="160"/>
+              <w:jc w:val="center"/>
+              <w:rPr/>
+            </w:pPr>
+            <w:r>
+              <w:rPr/>
               <w:t>Código</w:t>
             </w:r>
           </w:p>
         </w:tc>
         <w:tc>
           <w:tcPr>
-            <w:tcW w:w="7709" w:type="dxa"/>
+            <w:tcW w:w="7756" w:type="dxa"/>
+            <w:tcBorders/>
             <w:vAlign w:val="center"/>
           </w:tcPr>
           <w:p>
             <w:pPr>
               <w:pStyle w:val="Ttulodelatabla"/>
-              <w:rPr>
-                <w:rFonts w:ascii="Times New Roman" w:hAnsi="Times New Roman"/>
-                <w:sz w:val="24"/>
-                <w:szCs w:val="24"/>
-              </w:rPr>
-            </w:pPr>
-            <w:r>
-              <w:rPr>
-                <w:rFonts w:ascii="Times New Roman" w:hAnsi="Times New Roman"/>
-                <w:sz w:val="24"/>
-                <w:szCs w:val="24"/>
-              </w:rPr>
+              <w:suppressLineNumbers/>
+              <w:spacing w:before="0" w:after="160"/>
+              <w:jc w:val="center"/>
+              <w:rPr/>
+            </w:pPr>
+            <w:r>
+              <w:rPr/>
               <w:t>Requisito Funcional</w:t>
             </w:r>
           </w:p>
         </w:tc>
       </w:tr>
       <w:tr>
-        <w:tc>
-          <w:tcPr>
-            <w:tcW w:w="765" w:type="dxa"/>
-            <w:vAlign w:val="center"/>
-          </w:tcPr>
-          <w:p>
-            <w:pPr>
-              <w:pStyle w:val="Contenidodelatabla"/>
-            </w:pPr>
-            <w:r>
-              <w:rPr>
-                <w:rStyle w:val="Textoennegrita"/>
-                <w:rFonts w:ascii="Times New Roman" w:hAnsi="Times New Roman"/>
-                <w:sz w:val="24"/>
-                <w:szCs w:val="24"/>
+        <w:trPr/>
+        <w:tc>
+          <w:tcPr>
+            <w:tcW w:w="748" w:type="dxa"/>
+            <w:tcBorders/>
+            <w:vAlign w:val="center"/>
+          </w:tcPr>
+          <w:p>
+            <w:pPr>
+              <w:pStyle w:val="Contenidodelatabla"/>
+              <w:spacing w:before="0" w:after="160"/>
+              <w:jc w:val="center"/>
+              <w:rPr>
+                <w:b/>
+                <w:bCs/>
+              </w:rPr>
+            </w:pPr>
+            <w:r>
+              <w:rPr>
+                <w:b/>
+                <w:bCs/>
               </w:rPr>
               <w:t>RF01</w:t>
             </w:r>
@@ -2118,50 +2091,47 @@
         </w:tc>
         <w:tc>
           <w:tcPr>
-            <w:tcW w:w="7739" w:type="dxa"/>
-            <w:gridSpan w:val="2"/>
-            <w:vAlign w:val="center"/>
-          </w:tcPr>
-          <w:p>
-            <w:pPr>
-              <w:pStyle w:val="Contenidodelatabla"/>
-            </w:pPr>
-            <w:r>
-              <w:rPr>
-                <w:rStyle w:val="Textoennegrita"/>
-                <w:rFonts w:ascii="Times New Roman" w:hAnsi="Times New Roman"/>
-                <w:sz w:val="24"/>
-                <w:szCs w:val="24"/>
-              </w:rPr>
-              <w:t>El sistema debe permitir</w:t>
-            </w:r>
-            <w:r>
-              <w:rPr>
-                <w:rFonts w:ascii="Times New Roman" w:hAnsi="Times New Roman"/>
-                <w:sz w:val="24"/>
-                <w:szCs w:val="24"/>
-              </w:rPr>
-              <w:t xml:space="preserve"> gestionar el alta e incorporación de clientes residenciales y comerciales, capturando su información técnica y de contacto.</w:t>
+            <w:tcW w:w="7756" w:type="dxa"/>
+            <w:tcBorders/>
+            <w:vAlign w:val="center"/>
+          </w:tcPr>
+          <w:p>
+            <w:pPr>
+              <w:pStyle w:val="Contenidodelatabla"/>
+              <w:widowControl w:val="false"/>
+              <w:suppressLineNumbers/>
+              <w:spacing w:before="0" w:after="160"/>
+              <w:rPr/>
+            </w:pPr>
+            <w:r>
+              <w:rPr/>
+              <w:t>El sistema debe permitir registrar clientes residenciales y comerciales con sus datos personales, dirección y medios de contacto.</w:t>
             </w:r>
           </w:p>
         </w:tc>
       </w:tr>
       <w:tr>
-        <w:tc>
-          <w:tcPr>
-            <w:tcW w:w="765" w:type="dxa"/>
-            <w:vAlign w:val="center"/>
-          </w:tcPr>
-          <w:p>
-            <w:pPr>
-              <w:pStyle w:val="Contenidodelatabla"/>
-            </w:pPr>
-            <w:r>
-              <w:rPr>
-                <w:rStyle w:val="Textoennegrita"/>
-                <w:rFonts w:ascii="Times New Roman" w:hAnsi="Times New Roman"/>
-                <w:sz w:val="24"/>
-                <w:szCs w:val="24"/>
+        <w:trPr/>
+        <w:tc>
+          <w:tcPr>
+            <w:tcW w:w="748" w:type="dxa"/>
+            <w:tcBorders/>
+            <w:vAlign w:val="center"/>
+          </w:tcPr>
+          <w:p>
+            <w:pPr>
+              <w:pStyle w:val="Contenidodelatabla"/>
+              <w:spacing w:before="0" w:after="160"/>
+              <w:jc w:val="center"/>
+              <w:rPr>
+                <w:b/>
+                <w:bCs/>
+              </w:rPr>
+            </w:pPr>
+            <w:r>
+              <w:rPr>
+                <w:b/>
+                <w:bCs/>
               </w:rPr>
               <w:t>RF02</w:t>
             </w:r>
@@ -2169,51 +2139,47 @@
         </w:tc>
         <w:tc>
           <w:tcPr>
-            <w:tcW w:w="7739" w:type="dxa"/>
-            <w:gridSpan w:val="2"/>
-            <w:vAlign w:val="center"/>
-          </w:tcPr>
-          <w:p>
-            <w:pPr>
-              <w:pStyle w:val="Contenidodelatabla"/>
-            </w:pPr>
-            <w:r>
-              <w:rPr>
-                <w:rStyle w:val="Textoennegrita"/>
-                <w:rFonts w:ascii="Times New Roman" w:hAnsi="Times New Roman"/>
-                <w:sz w:val="24"/>
-                <w:szCs w:val="24"/>
-              </w:rPr>
-              <w:t>El sistema debe permitir</w:t>
-            </w:r>
-            <w:r>
-              <w:rPr>
-                <w:rFonts w:ascii="Times New Roman" w:hAnsi="Times New Roman"/>
-                <w:sz w:val="24"/>
-                <w:szCs w:val="24"/>
-              </w:rPr>
-              <w:t xml:space="preserve"> la actualización, consulta detallada y baja lógica de la información de la base de clientes.</w:t>
+            <w:tcW w:w="7756" w:type="dxa"/>
+            <w:tcBorders/>
+            <w:vAlign w:val="center"/>
+          </w:tcPr>
+          <w:p>
+            <w:pPr>
+              <w:pStyle w:val="Contenidodelatabla"/>
+              <w:widowControl w:val="false"/>
+              <w:suppressLineNumbers/>
+              <w:spacing w:before="0" w:after="160"/>
+              <w:rPr/>
+            </w:pPr>
+            <w:r>
+              <w:rPr/>
+              <w:t>El sistema debe permitir consultar, actualizar y desactivar la información de los clientes registrados.</w:t>
             </w:r>
           </w:p>
         </w:tc>
       </w:tr>
       <w:tr>
-        <w:tc>
-          <w:tcPr>
-            <w:tcW w:w="795" w:type="dxa"/>
-            <w:gridSpan w:val="2"/>
-            <w:vAlign w:val="center"/>
-          </w:tcPr>
-          <w:p>
-            <w:pPr>
-              <w:pStyle w:val="Contenidodelatabla"/>
-            </w:pPr>
-            <w:r>
-              <w:rPr>
-                <w:rStyle w:val="Textoennegrita"/>
-                <w:rFonts w:ascii="Times New Roman" w:hAnsi="Times New Roman"/>
-                <w:sz w:val="24"/>
-                <w:szCs w:val="24"/>
+        <w:trPr/>
+        <w:tc>
+          <w:tcPr>
+            <w:tcW w:w="748" w:type="dxa"/>
+            <w:tcBorders/>
+            <w:vAlign w:val="center"/>
+          </w:tcPr>
+          <w:p>
+            <w:pPr>
+              <w:pStyle w:val="Contenidodelatabla"/>
+              <w:spacing w:before="0" w:after="160"/>
+              <w:jc w:val="center"/>
+              <w:rPr>
+                <w:b/>
+                <w:bCs/>
+              </w:rPr>
+            </w:pPr>
+            <w:r>
+              <w:rPr>
+                <w:b/>
+                <w:bCs/>
               </w:rPr>
               <w:t>RF03</w:t>
             </w:r>
@@ -2221,50 +2187,47 @@
         </w:tc>
         <w:tc>
           <w:tcPr>
-            <w:tcW w:w="7709" w:type="dxa"/>
-            <w:vAlign w:val="center"/>
-          </w:tcPr>
-          <w:p>
-            <w:pPr>
-              <w:pStyle w:val="Contenidodelatabla"/>
-            </w:pPr>
-            <w:r>
-              <w:rPr>
-                <w:rStyle w:val="Textoennegrita"/>
-                <w:rFonts w:ascii="Times New Roman" w:hAnsi="Times New Roman"/>
-                <w:sz w:val="24"/>
-                <w:szCs w:val="24"/>
-              </w:rPr>
-              <w:t>El sistema debe permitir</w:t>
-            </w:r>
-            <w:r>
-              <w:rPr>
-                <w:rFonts w:ascii="Times New Roman" w:hAnsi="Times New Roman"/>
-                <w:sz w:val="24"/>
-                <w:szCs w:val="24"/>
-              </w:rPr>
-              <w:t xml:space="preserve"> administrar el inventario y la asignación de contenedores vinculados a cada usuario.</w:t>
+            <w:tcW w:w="7756" w:type="dxa"/>
+            <w:tcBorders/>
+            <w:vAlign w:val="center"/>
+          </w:tcPr>
+          <w:p>
+            <w:pPr>
+              <w:pStyle w:val="Contenidodelatabla"/>
+              <w:widowControl w:val="false"/>
+              <w:suppressLineNumbers/>
+              <w:spacing w:before="0" w:after="160"/>
+              <w:rPr/>
+            </w:pPr>
+            <w:r>
+              <w:rPr/>
+              <w:t>El sistema debe permitir registrar los contenedores asignados a cada cliente y conocer su estado.</w:t>
             </w:r>
           </w:p>
         </w:tc>
       </w:tr>
       <w:tr>
-        <w:tc>
-          <w:tcPr>
-            <w:tcW w:w="795" w:type="dxa"/>
-            <w:gridSpan w:val="2"/>
-            <w:vAlign w:val="center"/>
-          </w:tcPr>
-          <w:p>
-            <w:pPr>
-              <w:pStyle w:val="Contenidodelatabla"/>
-            </w:pPr>
-            <w:r>
-              <w:rPr>
-                <w:rStyle w:val="Textoennegrita"/>
-                <w:rFonts w:ascii="Times New Roman" w:hAnsi="Times New Roman"/>
-                <w:sz w:val="24"/>
-                <w:szCs w:val="24"/>
+        <w:trPr/>
+        <w:tc>
+          <w:tcPr>
+            <w:tcW w:w="748" w:type="dxa"/>
+            <w:tcBorders/>
+            <w:vAlign w:val="center"/>
+          </w:tcPr>
+          <w:p>
+            <w:pPr>
+              <w:pStyle w:val="Contenidodelatabla"/>
+              <w:spacing w:before="0" w:after="160"/>
+              <w:jc w:val="center"/>
+              <w:rPr>
+                <w:b/>
+                <w:bCs/>
+              </w:rPr>
+            </w:pPr>
+            <w:r>
+              <w:rPr>
+                <w:b/>
+                <w:bCs/>
               </w:rPr>
               <w:t>RF04</w:t>
             </w:r>
@@ -2272,50 +2235,47 @@
         </w:tc>
         <w:tc>
           <w:tcPr>
-            <w:tcW w:w="7709" w:type="dxa"/>
-            <w:vAlign w:val="center"/>
-          </w:tcPr>
-          <w:p>
-            <w:pPr>
-              <w:pStyle w:val="Contenidodelatabla"/>
-            </w:pPr>
-            <w:r>
-              <w:rPr>
-                <w:rStyle w:val="Textoennegrita"/>
-                <w:rFonts w:ascii="Times New Roman" w:hAnsi="Times New Roman"/>
-                <w:sz w:val="24"/>
-                <w:szCs w:val="24"/>
-              </w:rPr>
-              <w:t>El sistema debe permitir</w:t>
-            </w:r>
-            <w:r>
-              <w:rPr>
-                <w:rFonts w:ascii="Times New Roman" w:hAnsi="Times New Roman"/>
-                <w:sz w:val="24"/>
-                <w:szCs w:val="24"/>
-              </w:rPr>
-              <w:t xml:space="preserve"> planificar las rutas logísticas de recolección en función de la zonificación geográfica y los esquemas de frecuencia establecidos.</w:t>
+            <w:tcW w:w="7756" w:type="dxa"/>
+            <w:tcBorders/>
+            <w:vAlign w:val="center"/>
+          </w:tcPr>
+          <w:p>
+            <w:pPr>
+              <w:pStyle w:val="Contenidodelatabla"/>
+              <w:widowControl w:val="false"/>
+              <w:suppressLineNumbers/>
+              <w:spacing w:before="0" w:after="160"/>
+              <w:rPr/>
+            </w:pPr>
+            <w:r>
+              <w:rPr/>
+              <w:t>El sistema debe permitir planificar las rutas de recolección considerando el sector donde se encuentra el cliente y la frecuencia establecida.</w:t>
             </w:r>
           </w:p>
         </w:tc>
       </w:tr>
       <w:tr>
-        <w:tc>
-          <w:tcPr>
-            <w:tcW w:w="795" w:type="dxa"/>
-            <w:gridSpan w:val="2"/>
-            <w:vAlign w:val="center"/>
-          </w:tcPr>
-          <w:p>
-            <w:pPr>
-              <w:pStyle w:val="Contenidodelatabla"/>
-            </w:pPr>
-            <w:r>
-              <w:rPr>
-                <w:rStyle w:val="Textoennegrita"/>
-                <w:rFonts w:ascii="Times New Roman" w:hAnsi="Times New Roman"/>
-                <w:sz w:val="24"/>
-                <w:szCs w:val="24"/>
+        <w:trPr/>
+        <w:tc>
+          <w:tcPr>
+            <w:tcW w:w="748" w:type="dxa"/>
+            <w:tcBorders/>
+            <w:vAlign w:val="center"/>
+          </w:tcPr>
+          <w:p>
+            <w:pPr>
+              <w:pStyle w:val="Contenidodelatabla"/>
+              <w:spacing w:before="0" w:after="160"/>
+              <w:jc w:val="center"/>
+              <w:rPr>
+                <w:b/>
+                <w:bCs/>
+              </w:rPr>
+            </w:pPr>
+            <w:r>
+              <w:rPr>
+                <w:b/>
+                <w:bCs/>
               </w:rPr>
               <w:t>RF05</w:t>
             </w:r>
@@ -2323,50 +2283,47 @@
         </w:tc>
         <w:tc>
           <w:tcPr>
-            <w:tcW w:w="7709" w:type="dxa"/>
-            <w:vAlign w:val="center"/>
-          </w:tcPr>
-          <w:p>
-            <w:pPr>
-              <w:pStyle w:val="Contenidodelatabla"/>
-            </w:pPr>
-            <w:r>
-              <w:rPr>
-                <w:rStyle w:val="Textoennegrita"/>
-                <w:rFonts w:ascii="Times New Roman" w:hAnsi="Times New Roman"/>
-                <w:sz w:val="24"/>
-                <w:szCs w:val="24"/>
-              </w:rPr>
-              <w:t>El sistema debe permitir</w:t>
-            </w:r>
-            <w:r>
-              <w:rPr>
-                <w:rFonts w:ascii="Times New Roman" w:hAnsi="Times New Roman"/>
-                <w:sz w:val="24"/>
-                <w:szCs w:val="24"/>
-              </w:rPr>
-              <w:t xml:space="preserve"> coordinar la asignación del personal operativo de recolección a las distintas rutas programadas.</w:t>
+            <w:tcW w:w="7756" w:type="dxa"/>
+            <w:tcBorders/>
+            <w:vAlign w:val="center"/>
+          </w:tcPr>
+          <w:p>
+            <w:pPr>
+              <w:pStyle w:val="Contenidodelatabla"/>
+              <w:widowControl w:val="false"/>
+              <w:suppressLineNumbers/>
+              <w:spacing w:before="0" w:after="160"/>
+              <w:rPr/>
+            </w:pPr>
+            <w:r>
+              <w:rPr/>
+              <w:t>El sistema debe permitir asignar el personal encargado de realizar cada ruta de recolección.</w:t>
             </w:r>
           </w:p>
         </w:tc>
       </w:tr>
       <w:tr>
-        <w:tc>
-          <w:tcPr>
-            <w:tcW w:w="795" w:type="dxa"/>
-            <w:gridSpan w:val="2"/>
-            <w:vAlign w:val="center"/>
-          </w:tcPr>
-          <w:p>
-            <w:pPr>
-              <w:pStyle w:val="Contenidodelatabla"/>
-            </w:pPr>
-            <w:r>
-              <w:rPr>
-                <w:rStyle w:val="Textoennegrita"/>
-                <w:rFonts w:ascii="Times New Roman" w:hAnsi="Times New Roman"/>
-                <w:sz w:val="24"/>
-                <w:szCs w:val="24"/>
+        <w:trPr/>
+        <w:tc>
+          <w:tcPr>
+            <w:tcW w:w="748" w:type="dxa"/>
+            <w:tcBorders/>
+            <w:vAlign w:val="center"/>
+          </w:tcPr>
+          <w:p>
+            <w:pPr>
+              <w:pStyle w:val="Contenidodelatabla"/>
+              <w:spacing w:before="0" w:after="160"/>
+              <w:jc w:val="center"/>
+              <w:rPr>
+                <w:b/>
+                <w:bCs/>
+              </w:rPr>
+            </w:pPr>
+            <w:r>
+              <w:rPr>
+                <w:b/>
+                <w:bCs/>
               </w:rPr>
               <w:t>RF06</w:t>
             </w:r>
@@ -2374,50 +2331,47 @@
         </w:tc>
         <w:tc>
           <w:tcPr>
-            <w:tcW w:w="7709" w:type="dxa"/>
-            <w:vAlign w:val="center"/>
-          </w:tcPr>
-          <w:p>
-            <w:pPr>
-              <w:pStyle w:val="Contenidodelatabla"/>
-            </w:pPr>
-            <w:r>
-              <w:rPr>
-                <w:rStyle w:val="Textoennegrita"/>
-                <w:rFonts w:ascii="Times New Roman" w:hAnsi="Times New Roman"/>
-                <w:sz w:val="24"/>
-                <w:szCs w:val="24"/>
-              </w:rPr>
-              <w:t>El sistema debe permitir</w:t>
-            </w:r>
-            <w:r>
-              <w:rPr>
-                <w:rFonts w:ascii="Times New Roman" w:hAnsi="Times New Roman"/>
-                <w:sz w:val="24"/>
-                <w:szCs w:val="24"/>
-              </w:rPr>
-              <w:t xml:space="preserve"> habilitar la consulta de rutas e itinerarios asignados directamente al personal de campo.</w:t>
+            <w:tcW w:w="7756" w:type="dxa"/>
+            <w:tcBorders/>
+            <w:vAlign w:val="center"/>
+          </w:tcPr>
+          <w:p>
+            <w:pPr>
+              <w:pStyle w:val="Contenidodelatabla"/>
+              <w:widowControl w:val="false"/>
+              <w:suppressLineNumbers/>
+              <w:spacing w:before="0" w:after="160"/>
+              <w:rPr/>
+            </w:pPr>
+            <w:r>
+              <w:rPr/>
+              <w:t>El sistema debe permitir que los operadores consulten las rutas que tienen asignadas antes de iniciar su jornada.</w:t>
             </w:r>
           </w:p>
         </w:tc>
       </w:tr>
       <w:tr>
-        <w:tc>
-          <w:tcPr>
-            <w:tcW w:w="795" w:type="dxa"/>
-            <w:gridSpan w:val="2"/>
-            <w:vAlign w:val="center"/>
-          </w:tcPr>
-          <w:p>
-            <w:pPr>
-              <w:pStyle w:val="Contenidodelatabla"/>
-            </w:pPr>
-            <w:r>
-              <w:rPr>
-                <w:rStyle w:val="Textoennegrita"/>
-                <w:rFonts w:ascii="Times New Roman" w:hAnsi="Times New Roman"/>
-                <w:sz w:val="24"/>
-                <w:szCs w:val="24"/>
+        <w:trPr/>
+        <w:tc>
+          <w:tcPr>
+            <w:tcW w:w="748" w:type="dxa"/>
+            <w:tcBorders/>
+            <w:vAlign w:val="center"/>
+          </w:tcPr>
+          <w:p>
+            <w:pPr>
+              <w:pStyle w:val="Contenidodelatabla"/>
+              <w:spacing w:before="0" w:after="160"/>
+              <w:jc w:val="center"/>
+              <w:rPr>
+                <w:b/>
+                <w:bCs/>
+              </w:rPr>
+            </w:pPr>
+            <w:r>
+              <w:rPr>
+                <w:b/>
+                <w:bCs/>
               </w:rPr>
               <w:t>RF07</w:t>
             </w:r>
@@ -2425,50 +2379,47 @@
         </w:tc>
         <w:tc>
           <w:tcPr>
-            <w:tcW w:w="7709" w:type="dxa"/>
-            <w:vAlign w:val="center"/>
-          </w:tcPr>
-          <w:p>
-            <w:pPr>
-              <w:pStyle w:val="Contenidodelatabla"/>
-            </w:pPr>
-            <w:r>
-              <w:rPr>
-                <w:rStyle w:val="Textoennegrita"/>
-                <w:rFonts w:ascii="Times New Roman" w:hAnsi="Times New Roman"/>
-                <w:sz w:val="24"/>
-                <w:szCs w:val="24"/>
-              </w:rPr>
-              <w:t>El sistema debe permitir</w:t>
-            </w:r>
-            <w:r>
-              <w:rPr>
-                <w:rFonts w:ascii="Times New Roman" w:hAnsi="Times New Roman"/>
-                <w:sz w:val="24"/>
-                <w:szCs w:val="24"/>
-              </w:rPr>
-              <w:t xml:space="preserve"> registrar la ejecución de cada evento de recolección, dejando trazabilidad de fecha, hora, geolocalización y cliente atendido.</w:t>
+            <w:tcW w:w="7756" w:type="dxa"/>
+            <w:tcBorders/>
+            <w:vAlign w:val="center"/>
+          </w:tcPr>
+          <w:p>
+            <w:pPr>
+              <w:pStyle w:val="Contenidodelatabla"/>
+              <w:widowControl w:val="false"/>
+              <w:suppressLineNumbers/>
+              <w:spacing w:before="0" w:after="160"/>
+              <w:rPr/>
+            </w:pPr>
+            <w:r>
+              <w:rPr/>
+              <w:t>El sistema debe permitir registrar cada recolección realizada indicando la fecha, la hora y el cliente atendido.</w:t>
             </w:r>
           </w:p>
         </w:tc>
       </w:tr>
       <w:tr>
-        <w:tc>
-          <w:tcPr>
-            <w:tcW w:w="795" w:type="dxa"/>
-            <w:gridSpan w:val="2"/>
-            <w:vAlign w:val="center"/>
-          </w:tcPr>
-          <w:p>
-            <w:pPr>
-              <w:pStyle w:val="Contenidodelatabla"/>
-            </w:pPr>
-            <w:r>
-              <w:rPr>
-                <w:rStyle w:val="Textoennegrita"/>
-                <w:rFonts w:ascii="Times New Roman" w:hAnsi="Times New Roman"/>
-                <w:sz w:val="24"/>
-                <w:szCs w:val="24"/>
+        <w:trPr/>
+        <w:tc>
+          <w:tcPr>
+            <w:tcW w:w="748" w:type="dxa"/>
+            <w:tcBorders/>
+            <w:vAlign w:val="center"/>
+          </w:tcPr>
+          <w:p>
+            <w:pPr>
+              <w:pStyle w:val="Contenidodelatabla"/>
+              <w:spacing w:before="0" w:after="160"/>
+              <w:jc w:val="center"/>
+              <w:rPr>
+                <w:b/>
+                <w:bCs/>
+              </w:rPr>
+            </w:pPr>
+            <w:r>
+              <w:rPr>
+                <w:b/>
+                <w:bCs/>
               </w:rPr>
               <w:t>RF08</w:t>
             </w:r>
@@ -2476,50 +2427,47 @@
         </w:tc>
         <w:tc>
           <w:tcPr>
-            <w:tcW w:w="7709" w:type="dxa"/>
-            <w:vAlign w:val="center"/>
-          </w:tcPr>
-          <w:p>
-            <w:pPr>
-              <w:pStyle w:val="Contenidodelatabla"/>
-            </w:pPr>
-            <w:r>
-              <w:rPr>
-                <w:rStyle w:val="Textoennegrita"/>
-                <w:rFonts w:ascii="Times New Roman" w:hAnsi="Times New Roman"/>
-                <w:sz w:val="24"/>
-                <w:szCs w:val="24"/>
-              </w:rPr>
-              <w:t>El sistema debe permitir</w:t>
-            </w:r>
-            <w:r>
-              <w:rPr>
-                <w:rFonts w:ascii="Times New Roman" w:hAnsi="Times New Roman"/>
-                <w:sz w:val="24"/>
-                <w:szCs w:val="24"/>
-              </w:rPr>
-              <w:t xml:space="preserve"> capturar la métrica de peso o volumen de los desechos orgánicos recolectados en cada punto de atención.</w:t>
+            <w:tcW w:w="7756" w:type="dxa"/>
+            <w:tcBorders/>
+            <w:vAlign w:val="center"/>
+          </w:tcPr>
+          <w:p>
+            <w:pPr>
+              <w:pStyle w:val="Contenidodelatabla"/>
+              <w:widowControl w:val="false"/>
+              <w:suppressLineNumbers/>
+              <w:spacing w:before="0" w:after="160"/>
+              <w:rPr/>
+            </w:pPr>
+            <w:r>
+              <w:rPr/>
+              <w:t>El sistema debe permitir registrar el peso o volumen de los residuos recolectados durante cada visita.</w:t>
             </w:r>
           </w:p>
         </w:tc>
       </w:tr>
       <w:tr>
-        <w:tc>
-          <w:tcPr>
-            <w:tcW w:w="795" w:type="dxa"/>
-            <w:gridSpan w:val="2"/>
-            <w:vAlign w:val="center"/>
-          </w:tcPr>
-          <w:p>
-            <w:pPr>
-              <w:pStyle w:val="Contenidodelatabla"/>
-            </w:pPr>
-            <w:r>
-              <w:rPr>
-                <w:rStyle w:val="Textoennegrita"/>
-                <w:rFonts w:ascii="Times New Roman" w:hAnsi="Times New Roman"/>
-                <w:sz w:val="24"/>
-                <w:szCs w:val="24"/>
+        <w:trPr/>
+        <w:tc>
+          <w:tcPr>
+            <w:tcW w:w="748" w:type="dxa"/>
+            <w:tcBorders/>
+            <w:vAlign w:val="center"/>
+          </w:tcPr>
+          <w:p>
+            <w:pPr>
+              <w:pStyle w:val="Contenidodelatabla"/>
+              <w:spacing w:before="0" w:after="160"/>
+              <w:jc w:val="center"/>
+              <w:rPr>
+                <w:b/>
+                <w:bCs/>
+              </w:rPr>
+            </w:pPr>
+            <w:r>
+              <w:rPr>
+                <w:b/>
+                <w:bCs/>
               </w:rPr>
               <w:t>RF09</w:t>
             </w:r>
@@ -2527,50 +2475,47 @@
         </w:tc>
         <w:tc>
           <w:tcPr>
-            <w:tcW w:w="7709" w:type="dxa"/>
-            <w:vAlign w:val="center"/>
-          </w:tcPr>
-          <w:p>
-            <w:pPr>
-              <w:pStyle w:val="Contenidodelatabla"/>
-            </w:pPr>
-            <w:r>
-              <w:rPr>
-                <w:rStyle w:val="Textoennegrita"/>
-                <w:rFonts w:ascii="Times New Roman" w:hAnsi="Times New Roman"/>
-                <w:sz w:val="24"/>
-                <w:szCs w:val="24"/>
-              </w:rPr>
-              <w:t>El sistema debe permitir</w:t>
-            </w:r>
-            <w:r>
-              <w:rPr>
-                <w:rFonts w:ascii="Times New Roman" w:hAnsi="Times New Roman"/>
-                <w:sz w:val="24"/>
-                <w:szCs w:val="24"/>
-              </w:rPr>
-              <w:t xml:space="preserve"> reportar y categorizar eventualidades e incidencias operativas durante la ruta (p. ej., cliente ausente, contaminación de residuos).</w:t>
+            <w:tcW w:w="7756" w:type="dxa"/>
+            <w:tcBorders/>
+            <w:vAlign w:val="center"/>
+          </w:tcPr>
+          <w:p>
+            <w:pPr>
+              <w:pStyle w:val="Contenidodelatabla"/>
+              <w:widowControl w:val="false"/>
+              <w:suppressLineNumbers/>
+              <w:spacing w:before="0" w:after="160"/>
+              <w:rPr/>
+            </w:pPr>
+            <w:r>
+              <w:rPr/>
+              <w:t>El sistema debe permitir registrar novedades ocurridas durante la recolección, como residuos mal clasificados o ausencia del cliente.</w:t>
             </w:r>
           </w:p>
         </w:tc>
       </w:tr>
       <w:tr>
-        <w:tc>
-          <w:tcPr>
-            <w:tcW w:w="795" w:type="dxa"/>
-            <w:gridSpan w:val="2"/>
-            <w:vAlign w:val="center"/>
-          </w:tcPr>
-          <w:p>
-            <w:pPr>
-              <w:pStyle w:val="Contenidodelatabla"/>
-            </w:pPr>
-            <w:r>
-              <w:rPr>
-                <w:rStyle w:val="Textoennegrita"/>
-                <w:rFonts w:ascii="Times New Roman" w:hAnsi="Times New Roman"/>
-                <w:sz w:val="24"/>
-                <w:szCs w:val="24"/>
+        <w:trPr/>
+        <w:tc>
+          <w:tcPr>
+            <w:tcW w:w="748" w:type="dxa"/>
+            <w:tcBorders/>
+            <w:vAlign w:val="center"/>
+          </w:tcPr>
+          <w:p>
+            <w:pPr>
+              <w:pStyle w:val="Contenidodelatabla"/>
+              <w:spacing w:before="0" w:after="160"/>
+              <w:jc w:val="center"/>
+              <w:rPr>
+                <w:b/>
+                <w:bCs/>
+              </w:rPr>
+            </w:pPr>
+            <w:r>
+              <w:rPr>
+                <w:b/>
+                <w:bCs/>
               </w:rPr>
               <w:t>RF10</w:t>
             </w:r>
@@ -2578,68 +2523,47 @@
         </w:tc>
         <w:tc>
           <w:tcPr>
-            <w:tcW w:w="7709" w:type="dxa"/>
-            <w:vAlign w:val="center"/>
-          </w:tcPr>
-          <w:p>
-            <w:pPr>
-              <w:pStyle w:val="Contenidodelatabla"/>
-            </w:pPr>
-            <w:r>
-              <w:rPr>
-                <w:rStyle w:val="Textoennegrita"/>
-                <w:rFonts w:ascii="Times New Roman" w:hAnsi="Times New Roman"/>
-                <w:sz w:val="24"/>
-                <w:szCs w:val="24"/>
-              </w:rPr>
-              <w:t>El sistema debe garantizar</w:t>
-            </w:r>
-            <w:r>
-              <w:rPr>
-                <w:rFonts w:ascii="Times New Roman" w:hAnsi="Times New Roman"/>
-                <w:sz w:val="24"/>
-                <w:szCs w:val="24"/>
-              </w:rPr>
-              <w:t xml:space="preserve"> la trazabilidad </w:t>
-            </w:r>
-            <w:proofErr w:type="spellStart"/>
-            <w:r>
-              <w:rPr>
-                <w:rFonts w:ascii="Times New Roman" w:hAnsi="Times New Roman"/>
-                <w:sz w:val="24"/>
-                <w:szCs w:val="24"/>
-              </w:rPr>
-              <w:t>end-to-end</w:t>
-            </w:r>
-            <w:proofErr w:type="spellEnd"/>
-            <w:r>
-              <w:rPr>
-                <w:rFonts w:ascii="Times New Roman" w:hAnsi="Times New Roman"/>
-                <w:sz w:val="24"/>
-                <w:szCs w:val="24"/>
-              </w:rPr>
-              <w:t xml:space="preserve"> de los lotes de residuos, desde el punto de acopio original hasta su recepción en la planta.</w:t>
+            <w:tcW w:w="7756" w:type="dxa"/>
+            <w:tcBorders/>
+            <w:vAlign w:val="center"/>
+          </w:tcPr>
+          <w:p>
+            <w:pPr>
+              <w:pStyle w:val="Contenidodelatabla"/>
+              <w:widowControl w:val="false"/>
+              <w:suppressLineNumbers/>
+              <w:spacing w:before="0" w:after="160"/>
+              <w:rPr/>
+            </w:pPr>
+            <w:r>
+              <w:rPr/>
+              <w:t>El sistema debe permitir registrar el ingreso de los residuos a la planta de compostaje.</w:t>
             </w:r>
           </w:p>
         </w:tc>
       </w:tr>
       <w:tr>
-        <w:tc>
-          <w:tcPr>
-            <w:tcW w:w="795" w:type="dxa"/>
-            <w:gridSpan w:val="2"/>
-            <w:vAlign w:val="center"/>
-          </w:tcPr>
-          <w:p>
-            <w:pPr>
-              <w:pStyle w:val="Contenidodelatabla"/>
-            </w:pPr>
-            <w:r>
-              <w:rPr>
-                <w:rStyle w:val="Textoennegrita"/>
-                <w:rFonts w:ascii="Times New Roman" w:hAnsi="Times New Roman"/>
-                <w:sz w:val="24"/>
-                <w:szCs w:val="24"/>
+        <w:trPr/>
+        <w:tc>
+          <w:tcPr>
+            <w:tcW w:w="748" w:type="dxa"/>
+            <w:tcBorders/>
+            <w:vAlign w:val="center"/>
+          </w:tcPr>
+          <w:p>
+            <w:pPr>
+              <w:pStyle w:val="Contenidodelatabla"/>
+              <w:spacing w:before="0" w:after="160"/>
+              <w:jc w:val="center"/>
+              <w:rPr>
+                <w:b/>
+                <w:bCs/>
+              </w:rPr>
+            </w:pPr>
+            <w:r>
+              <w:rPr>
+                <w:b/>
+                <w:bCs/>
               </w:rPr>
               <w:t>RF11</w:t>
             </w:r>
@@ -2647,50 +2571,47 @@
         </w:tc>
         <w:tc>
           <w:tcPr>
-            <w:tcW w:w="7709" w:type="dxa"/>
-            <w:vAlign w:val="center"/>
-          </w:tcPr>
-          <w:p>
-            <w:pPr>
-              <w:pStyle w:val="Contenidodelatabla"/>
-            </w:pPr>
-            <w:r>
-              <w:rPr>
-                <w:rStyle w:val="Textoennegrita"/>
-                <w:rFonts w:ascii="Times New Roman" w:hAnsi="Times New Roman"/>
-                <w:sz w:val="24"/>
-                <w:szCs w:val="24"/>
-              </w:rPr>
-              <w:t>El sistema debe permitir</w:t>
-            </w:r>
-            <w:r>
-              <w:rPr>
-                <w:rFonts w:ascii="Times New Roman" w:hAnsi="Times New Roman"/>
-                <w:sz w:val="24"/>
-                <w:szCs w:val="24"/>
-              </w:rPr>
-              <w:t xml:space="preserve"> validar y registrar la recepción de los cargamentos de residuos al momento de su ingreso a la planta de compostaje.</w:t>
+            <w:tcW w:w="7756" w:type="dxa"/>
+            <w:tcBorders/>
+            <w:vAlign w:val="center"/>
+          </w:tcPr>
+          <w:p>
+            <w:pPr>
+              <w:pStyle w:val="Contenidodelatabla"/>
+              <w:widowControl w:val="false"/>
+              <w:suppressLineNumbers/>
+              <w:spacing w:before="0" w:after="160"/>
+              <w:rPr/>
+            </w:pPr>
+            <w:r>
+              <w:rPr/>
+              <w:t>El sistema debe permitir consultar el estado de cada lote durante las diferentes etapas del compostaje.</w:t>
             </w:r>
           </w:p>
         </w:tc>
       </w:tr>
       <w:tr>
-        <w:tc>
-          <w:tcPr>
-            <w:tcW w:w="795" w:type="dxa"/>
-            <w:gridSpan w:val="2"/>
-            <w:vAlign w:val="center"/>
-          </w:tcPr>
-          <w:p>
-            <w:pPr>
-              <w:pStyle w:val="Contenidodelatabla"/>
-            </w:pPr>
-            <w:r>
-              <w:rPr>
-                <w:rStyle w:val="Textoennegrita"/>
-                <w:rFonts w:ascii="Times New Roman" w:hAnsi="Times New Roman"/>
-                <w:sz w:val="24"/>
-                <w:szCs w:val="24"/>
+        <w:trPr/>
+        <w:tc>
+          <w:tcPr>
+            <w:tcW w:w="748" w:type="dxa"/>
+            <w:tcBorders/>
+            <w:vAlign w:val="center"/>
+          </w:tcPr>
+          <w:p>
+            <w:pPr>
+              <w:pStyle w:val="Contenidodelatabla"/>
+              <w:spacing w:before="0" w:after="160"/>
+              <w:jc w:val="center"/>
+              <w:rPr>
+                <w:b/>
+                <w:bCs/>
+              </w:rPr>
+            </w:pPr>
+            <w:r>
+              <w:rPr>
+                <w:b/>
+                <w:bCs/>
               </w:rPr>
               <w:t>RF12</w:t>
             </w:r>
@@ -2698,111 +2619,95 @@
         </w:tc>
         <w:tc>
           <w:tcPr>
-            <w:tcW w:w="7709" w:type="dxa"/>
-            <w:vAlign w:val="center"/>
-          </w:tcPr>
-          <w:p>
-            <w:pPr>
-              <w:pStyle w:val="Contenidodelatabla"/>
-            </w:pPr>
-            <w:r>
-              <w:rPr>
-                <w:rStyle w:val="Textoennegrita"/>
-                <w:rFonts w:ascii="Times New Roman" w:hAnsi="Times New Roman"/>
-                <w:sz w:val="24"/>
-                <w:szCs w:val="24"/>
-              </w:rPr>
-              <w:t>El sistema debe permitir</w:t>
-            </w:r>
-            <w:r>
-              <w:rPr>
-                <w:rFonts w:ascii="Times New Roman" w:hAnsi="Times New Roman"/>
-                <w:sz w:val="24"/>
-                <w:szCs w:val="24"/>
-              </w:rPr>
-              <w:t xml:space="preserve"> dar seguimiento al flujo de trabajo y evolución de </w:t>
-            </w:r>
-            <w:r>
-              <w:rPr>
-                <w:rFonts w:ascii="Times New Roman" w:hAnsi="Times New Roman"/>
-                <w:sz w:val="24"/>
-                <w:szCs w:val="24"/>
-              </w:rPr>
-              <w:lastRenderedPageBreak/>
-              <w:t>cada lote a lo largo de las distintas etapas del tratamiento orgánico.</w:t>
+            <w:tcW w:w="7756" w:type="dxa"/>
+            <w:tcBorders/>
+            <w:vAlign w:val="center"/>
+          </w:tcPr>
+          <w:p>
+            <w:pPr>
+              <w:pStyle w:val="Contenidodelatabla"/>
+              <w:widowControl w:val="false"/>
+              <w:suppressLineNumbers/>
+              <w:spacing w:before="0" w:after="160"/>
+              <w:rPr/>
+            </w:pPr>
+            <w:r>
+              <w:rPr/>
+              <w:t>El sistema debe permitir registrar la cantidad de compost obtenida al finalizar el tratamiento de cada lote.</w:t>
             </w:r>
           </w:p>
         </w:tc>
       </w:tr>
       <w:tr>
-        <w:tc>
-          <w:tcPr>
-            <w:tcW w:w="795" w:type="dxa"/>
-            <w:gridSpan w:val="2"/>
-            <w:vAlign w:val="center"/>
-          </w:tcPr>
-          <w:p>
-            <w:pPr>
-              <w:pStyle w:val="Contenidodelatabla"/>
-            </w:pPr>
-            <w:r>
-              <w:rPr>
-                <w:rStyle w:val="Textoennegrita"/>
-                <w:rFonts w:ascii="Times New Roman" w:hAnsi="Times New Roman"/>
-                <w:sz w:val="24"/>
-                <w:szCs w:val="24"/>
-              </w:rPr>
-              <w:lastRenderedPageBreak/>
+        <w:trPr/>
+        <w:tc>
+          <w:tcPr>
+            <w:tcW w:w="748" w:type="dxa"/>
+            <w:tcBorders/>
+            <w:vAlign w:val="center"/>
+          </w:tcPr>
+          <w:p>
+            <w:pPr>
+              <w:pStyle w:val="Contenidodelatabla"/>
+              <w:spacing w:before="0" w:after="160"/>
+              <w:jc w:val="center"/>
+              <w:rPr>
+                <w:b/>
+                <w:bCs/>
+              </w:rPr>
+            </w:pPr>
+            <w:r>
+              <w:rPr>
+                <w:b/>
+                <w:bCs/>
+              </w:rPr>
               <w:t>RF13</w:t>
             </w:r>
           </w:p>
         </w:tc>
         <w:tc>
           <w:tcPr>
-            <w:tcW w:w="7709" w:type="dxa"/>
-            <w:vAlign w:val="center"/>
-          </w:tcPr>
-          <w:p>
-            <w:pPr>
-              <w:pStyle w:val="Contenidodelatabla"/>
-            </w:pPr>
-            <w:r>
-              <w:rPr>
-                <w:rStyle w:val="Textoennegrita"/>
-                <w:rFonts w:ascii="Times New Roman" w:hAnsi="Times New Roman"/>
-                <w:sz w:val="24"/>
-                <w:szCs w:val="24"/>
-              </w:rPr>
-              <w:t>El sistema debe permitir</w:t>
-            </w:r>
-            <w:r>
-              <w:rPr>
-                <w:rFonts w:ascii="Times New Roman" w:hAnsi="Times New Roman"/>
-                <w:sz w:val="24"/>
-                <w:szCs w:val="24"/>
-              </w:rPr>
-              <w:t xml:space="preserve"> consolidar el volumen de compost final obtenido al término del ciclo de procesamiento de cada lote.</w:t>
+            <w:tcW w:w="7756" w:type="dxa"/>
+            <w:tcBorders/>
+            <w:vAlign w:val="center"/>
+          </w:tcPr>
+          <w:p>
+            <w:pPr>
+              <w:pStyle w:val="Contenidodelatabla"/>
+              <w:widowControl w:val="false"/>
+              <w:suppressLineNumbers/>
+              <w:spacing w:before="0" w:after="160"/>
+              <w:rPr/>
+            </w:pPr>
+            <w:r>
+              <w:rPr/>
+              <w:t>El sistema debe permitir calcular indicadores relacionados con los residuos procesados y el compost obtenido.</w:t>
             </w:r>
           </w:p>
         </w:tc>
       </w:tr>
       <w:tr>
-        <w:tc>
-          <w:tcPr>
-            <w:tcW w:w="795" w:type="dxa"/>
-            <w:gridSpan w:val="2"/>
-            <w:vAlign w:val="center"/>
-          </w:tcPr>
-          <w:p>
-            <w:pPr>
-              <w:pStyle w:val="Contenidodelatabla"/>
-            </w:pPr>
-            <w:r>
-              <w:rPr>
-                <w:rStyle w:val="Textoennegrita"/>
-                <w:rFonts w:ascii="Times New Roman" w:hAnsi="Times New Roman"/>
-                <w:sz w:val="24"/>
-                <w:szCs w:val="24"/>
+        <w:trPr/>
+        <w:tc>
+          <w:tcPr>
+            <w:tcW w:w="748" w:type="dxa"/>
+            <w:tcBorders/>
+            <w:vAlign w:val="center"/>
+          </w:tcPr>
+          <w:p>
+            <w:pPr>
+              <w:pStyle w:val="Contenidodelatabla"/>
+              <w:spacing w:before="0" w:after="160"/>
+              <w:jc w:val="center"/>
+              <w:rPr>
+                <w:b/>
+                <w:bCs/>
+              </w:rPr>
+            </w:pPr>
+            <w:r>
+              <w:rPr>
+                <w:b/>
+                <w:bCs/>
               </w:rPr>
               <w:t>RF14</w:t>
             </w:r>
@@ -2810,50 +2715,47 @@
         </w:tc>
         <w:tc>
           <w:tcPr>
-            <w:tcW w:w="7709" w:type="dxa"/>
-            <w:vAlign w:val="center"/>
-          </w:tcPr>
-          <w:p>
-            <w:pPr>
-              <w:pStyle w:val="Contenidodelatabla"/>
-            </w:pPr>
-            <w:r>
-              <w:rPr>
-                <w:rStyle w:val="Textoennegrita"/>
-                <w:rFonts w:ascii="Times New Roman" w:hAnsi="Times New Roman"/>
-                <w:sz w:val="24"/>
-                <w:szCs w:val="24"/>
-              </w:rPr>
-              <w:t>El sistema debe permitir</w:t>
-            </w:r>
-            <w:r>
-              <w:rPr>
-                <w:rFonts w:ascii="Times New Roman" w:hAnsi="Times New Roman"/>
-                <w:sz w:val="24"/>
-                <w:szCs w:val="24"/>
-              </w:rPr>
-              <w:t xml:space="preserve"> procesar automáticamente métricas e indicadores ambientales respecto a la tasa de recuperación de materia prima y rendimiento del producto.</w:t>
+            <w:tcW w:w="7756" w:type="dxa"/>
+            <w:tcBorders/>
+            <w:vAlign w:val="center"/>
+          </w:tcPr>
+          <w:p>
+            <w:pPr>
+              <w:pStyle w:val="Contenidodelatabla"/>
+              <w:widowControl w:val="false"/>
+              <w:suppressLineNumbers/>
+              <w:spacing w:before="0" w:after="160"/>
+              <w:rPr/>
+            </w:pPr>
+            <w:r>
+              <w:rPr/>
+              <w:t>El sistema debe permitir generar reportes de recolección utilizando filtros por fecha, sector o tipo de cliente.</w:t>
             </w:r>
           </w:p>
         </w:tc>
       </w:tr>
       <w:tr>
-        <w:tc>
-          <w:tcPr>
-            <w:tcW w:w="795" w:type="dxa"/>
-            <w:gridSpan w:val="2"/>
-            <w:vAlign w:val="center"/>
-          </w:tcPr>
-          <w:p>
-            <w:pPr>
-              <w:pStyle w:val="Contenidodelatabla"/>
-            </w:pPr>
-            <w:r>
-              <w:rPr>
-                <w:rStyle w:val="Textoennegrita"/>
-                <w:rFonts w:ascii="Times New Roman" w:hAnsi="Times New Roman"/>
-                <w:sz w:val="24"/>
-                <w:szCs w:val="24"/>
+        <w:trPr/>
+        <w:tc>
+          <w:tcPr>
+            <w:tcW w:w="748" w:type="dxa"/>
+            <w:tcBorders/>
+            <w:vAlign w:val="center"/>
+          </w:tcPr>
+          <w:p>
+            <w:pPr>
+              <w:pStyle w:val="Contenidodelatabla"/>
+              <w:spacing w:before="0" w:after="160"/>
+              <w:jc w:val="center"/>
+              <w:rPr>
+                <w:b/>
+                <w:bCs/>
+              </w:rPr>
+            </w:pPr>
+            <w:r>
+              <w:rPr>
+                <w:b/>
+                <w:bCs/>
               </w:rPr>
               <w:t>RF15</w:t>
             </w:r>
@@ -2861,50 +2763,47 @@
         </w:tc>
         <w:tc>
           <w:tcPr>
-            <w:tcW w:w="7709" w:type="dxa"/>
-            <w:vAlign w:val="center"/>
-          </w:tcPr>
-          <w:p>
-            <w:pPr>
-              <w:pStyle w:val="Contenidodelatabla"/>
-            </w:pPr>
-            <w:r>
-              <w:rPr>
-                <w:rStyle w:val="Textoennegrita"/>
-                <w:rFonts w:ascii="Times New Roman" w:hAnsi="Times New Roman"/>
-                <w:sz w:val="24"/>
-                <w:szCs w:val="24"/>
-              </w:rPr>
-              <w:t>El sistema debe permitir</w:t>
-            </w:r>
-            <w:r>
-              <w:rPr>
-                <w:rFonts w:ascii="Times New Roman" w:hAnsi="Times New Roman"/>
-                <w:sz w:val="24"/>
-                <w:szCs w:val="24"/>
-              </w:rPr>
-              <w:t xml:space="preserve"> consolidar reportes consolidados de recolección parametrizables por rango de fechas, zonas geográficas y segmento de usuario.</w:t>
+            <w:tcW w:w="7756" w:type="dxa"/>
+            <w:tcBorders/>
+            <w:vAlign w:val="center"/>
+          </w:tcPr>
+          <w:p>
+            <w:pPr>
+              <w:pStyle w:val="Contenidodelatabla"/>
+              <w:widowControl w:val="false"/>
+              <w:suppressLineNumbers/>
+              <w:spacing w:before="0" w:after="160"/>
+              <w:rPr/>
+            </w:pPr>
+            <w:r>
+              <w:rPr/>
+              <w:t>El sistema debe permitir generar reportes del proceso de compostaje y de la producción obtenida.</w:t>
             </w:r>
           </w:p>
         </w:tc>
       </w:tr>
       <w:tr>
-        <w:tc>
-          <w:tcPr>
-            <w:tcW w:w="795" w:type="dxa"/>
-            <w:gridSpan w:val="2"/>
-            <w:vAlign w:val="center"/>
-          </w:tcPr>
-          <w:p>
-            <w:pPr>
-              <w:pStyle w:val="Contenidodelatabla"/>
-            </w:pPr>
-            <w:r>
-              <w:rPr>
-                <w:rStyle w:val="Textoennegrita"/>
-                <w:rFonts w:ascii="Times New Roman" w:hAnsi="Times New Roman"/>
-                <w:sz w:val="24"/>
-                <w:szCs w:val="24"/>
+        <w:trPr/>
+        <w:tc>
+          <w:tcPr>
+            <w:tcW w:w="748" w:type="dxa"/>
+            <w:tcBorders/>
+            <w:vAlign w:val="center"/>
+          </w:tcPr>
+          <w:p>
+            <w:pPr>
+              <w:pStyle w:val="Contenidodelatabla"/>
+              <w:spacing w:before="0" w:after="160"/>
+              <w:jc w:val="center"/>
+              <w:rPr>
+                <w:b/>
+                <w:bCs/>
+              </w:rPr>
+            </w:pPr>
+            <w:r>
+              <w:rPr>
+                <w:b/>
+                <w:bCs/>
               </w:rPr>
               <w:t>RF16</w:t>
             </w:r>
@@ -2912,50 +2811,47 @@
         </w:tc>
         <w:tc>
           <w:tcPr>
-            <w:tcW w:w="7709" w:type="dxa"/>
-            <w:vAlign w:val="center"/>
-          </w:tcPr>
-          <w:p>
-            <w:pPr>
-              <w:pStyle w:val="Contenidodelatabla"/>
-            </w:pPr>
-            <w:r>
-              <w:rPr>
-                <w:rStyle w:val="Textoennegrita"/>
-                <w:rFonts w:ascii="Times New Roman" w:hAnsi="Times New Roman"/>
-                <w:sz w:val="24"/>
-                <w:szCs w:val="24"/>
-              </w:rPr>
-              <w:t>El sistema debe permitir</w:t>
-            </w:r>
-            <w:r>
-              <w:rPr>
-                <w:rFonts w:ascii="Times New Roman" w:hAnsi="Times New Roman"/>
-                <w:sz w:val="24"/>
-                <w:szCs w:val="24"/>
-              </w:rPr>
-              <w:t xml:space="preserve"> generar informes analíticos sobre el comportamiento de las fases de compostaje y los niveles de producción alcanzados.</w:t>
+            <w:tcW w:w="7756" w:type="dxa"/>
+            <w:tcBorders/>
+            <w:vAlign w:val="center"/>
+          </w:tcPr>
+          <w:p>
+            <w:pPr>
+              <w:pStyle w:val="Contenidodelatabla"/>
+              <w:widowControl w:val="false"/>
+              <w:suppressLineNumbers/>
+              <w:spacing w:before="0" w:after="160"/>
+              <w:rPr/>
+            </w:pPr>
+            <w:r>
+              <w:rPr/>
+              <w:t>El sistema debe permitir que cada cliente consulte el historial de las recolecciones realizadas.</w:t>
             </w:r>
           </w:p>
         </w:tc>
       </w:tr>
       <w:tr>
-        <w:tc>
-          <w:tcPr>
-            <w:tcW w:w="795" w:type="dxa"/>
-            <w:gridSpan w:val="2"/>
-            <w:vAlign w:val="center"/>
-          </w:tcPr>
-          <w:p>
-            <w:pPr>
-              <w:pStyle w:val="Contenidodelatabla"/>
-            </w:pPr>
-            <w:r>
-              <w:rPr>
-                <w:rStyle w:val="Textoennegrita"/>
-                <w:rFonts w:ascii="Times New Roman" w:hAnsi="Times New Roman"/>
-                <w:sz w:val="24"/>
-                <w:szCs w:val="24"/>
+        <w:trPr/>
+        <w:tc>
+          <w:tcPr>
+            <w:tcW w:w="748" w:type="dxa"/>
+            <w:tcBorders/>
+            <w:vAlign w:val="center"/>
+          </w:tcPr>
+          <w:p>
+            <w:pPr>
+              <w:pStyle w:val="Contenidodelatabla"/>
+              <w:spacing w:before="0" w:after="160"/>
+              <w:jc w:val="center"/>
+              <w:rPr>
+                <w:b/>
+                <w:bCs/>
+              </w:rPr>
+            </w:pPr>
+            <w:r>
+              <w:rPr>
+                <w:b/>
+                <w:bCs/>
               </w:rPr>
               <w:t>RF17</w:t>
             </w:r>
@@ -2963,68 +2859,47 @@
         </w:tc>
         <w:tc>
           <w:tcPr>
-            <w:tcW w:w="7709" w:type="dxa"/>
-            <w:vAlign w:val="center"/>
-          </w:tcPr>
-          <w:p>
-            <w:pPr>
-              <w:pStyle w:val="Contenidodelatabla"/>
-            </w:pPr>
-            <w:r>
-              <w:rPr>
-                <w:rStyle w:val="Textoennegrita"/>
-                <w:rFonts w:ascii="Times New Roman" w:hAnsi="Times New Roman"/>
-                <w:sz w:val="24"/>
-                <w:szCs w:val="24"/>
-              </w:rPr>
-              <w:t>El sistema debe permitir</w:t>
-            </w:r>
-            <w:r>
-              <w:rPr>
-                <w:rFonts w:ascii="Times New Roman" w:hAnsi="Times New Roman"/>
-                <w:sz w:val="24"/>
-                <w:szCs w:val="24"/>
-              </w:rPr>
-              <w:t xml:space="preserve"> proveer un portal de </w:t>
-            </w:r>
-            <w:proofErr w:type="spellStart"/>
-            <w:r>
-              <w:rPr>
-                <w:rFonts w:ascii="Times New Roman" w:hAnsi="Times New Roman"/>
-                <w:sz w:val="24"/>
-                <w:szCs w:val="24"/>
-              </w:rPr>
-              <w:t>autoconsulta</w:t>
-            </w:r>
-            <w:proofErr w:type="spellEnd"/>
-            <w:r>
-              <w:rPr>
-                <w:rFonts w:ascii="Times New Roman" w:hAnsi="Times New Roman"/>
-                <w:sz w:val="24"/>
-                <w:szCs w:val="24"/>
-              </w:rPr>
-              <w:t xml:space="preserve"> para que los clientes revisen su historial de entregas e interacciones con el servicio.</w:t>
+            <w:tcW w:w="7756" w:type="dxa"/>
+            <w:tcBorders/>
+            <w:vAlign w:val="center"/>
+          </w:tcPr>
+          <w:p>
+            <w:pPr>
+              <w:pStyle w:val="Contenidodelatabla"/>
+              <w:widowControl w:val="false"/>
+              <w:suppressLineNumbers/>
+              <w:spacing w:before="0" w:after="160"/>
+              <w:rPr/>
+            </w:pPr>
+            <w:r>
+              <w:rPr/>
+              <w:t>El sistema debe permitir visualizar el aporte ambiental generado por cada cliente mediante información resumida.</w:t>
             </w:r>
           </w:p>
         </w:tc>
       </w:tr>
       <w:tr>
-        <w:tc>
-          <w:tcPr>
-            <w:tcW w:w="795" w:type="dxa"/>
-            <w:gridSpan w:val="2"/>
-            <w:vAlign w:val="center"/>
-          </w:tcPr>
-          <w:p>
-            <w:pPr>
-              <w:pStyle w:val="Contenidodelatabla"/>
-            </w:pPr>
-            <w:r>
-              <w:rPr>
-                <w:rStyle w:val="Textoennegrita"/>
-                <w:rFonts w:ascii="Times New Roman" w:hAnsi="Times New Roman"/>
-                <w:sz w:val="24"/>
-                <w:szCs w:val="24"/>
+        <w:trPr/>
+        <w:tc>
+          <w:tcPr>
+            <w:tcW w:w="748" w:type="dxa"/>
+            <w:tcBorders/>
+            <w:vAlign w:val="center"/>
+          </w:tcPr>
+          <w:p>
+            <w:pPr>
+              <w:pStyle w:val="Contenidodelatabla"/>
+              <w:spacing w:before="0" w:after="160"/>
+              <w:jc w:val="center"/>
+              <w:rPr>
+                <w:b/>
+                <w:bCs/>
+              </w:rPr>
+            </w:pPr>
+            <w:r>
+              <w:rPr>
+                <w:b/>
+                <w:bCs/>
               </w:rPr>
               <w:t>RF18</w:t>
             </w:r>
@@ -3032,68 +2907,47 @@
         </w:tc>
         <w:tc>
           <w:tcPr>
-            <w:tcW w:w="7709" w:type="dxa"/>
-            <w:vAlign w:val="center"/>
-          </w:tcPr>
-          <w:p>
-            <w:pPr>
-              <w:pStyle w:val="Contenidodelatabla"/>
-            </w:pPr>
-            <w:r>
-              <w:rPr>
-                <w:rStyle w:val="Textoennegrita"/>
-                <w:rFonts w:ascii="Times New Roman" w:hAnsi="Times New Roman"/>
-                <w:sz w:val="24"/>
-                <w:szCs w:val="24"/>
-              </w:rPr>
-              <w:t>El sistema debe permitir</w:t>
-            </w:r>
-            <w:r>
-              <w:rPr>
-                <w:rFonts w:ascii="Times New Roman" w:hAnsi="Times New Roman"/>
-                <w:sz w:val="24"/>
-                <w:szCs w:val="24"/>
-              </w:rPr>
-              <w:t xml:space="preserve"> visualizar el impacto ambiental individualizado del cliente en la economía circular mediante </w:t>
-            </w:r>
-            <w:proofErr w:type="spellStart"/>
-            <w:r>
-              <w:rPr>
-                <w:rFonts w:ascii="Times New Roman" w:hAnsi="Times New Roman"/>
-                <w:sz w:val="24"/>
-                <w:szCs w:val="24"/>
-              </w:rPr>
-              <w:t>dashboards</w:t>
-            </w:r>
-            <w:proofErr w:type="spellEnd"/>
-            <w:r>
-              <w:rPr>
-                <w:rFonts w:ascii="Times New Roman" w:hAnsi="Times New Roman"/>
-                <w:sz w:val="24"/>
-                <w:szCs w:val="24"/>
-              </w:rPr>
-              <w:t xml:space="preserve"> con métricas personalizadas.</w:t>
+            <w:tcW w:w="7756" w:type="dxa"/>
+            <w:tcBorders/>
+            <w:vAlign w:val="center"/>
+          </w:tcPr>
+          <w:p>
+            <w:pPr>
+              <w:pStyle w:val="Contenidodelatabla"/>
+              <w:widowControl w:val="false"/>
+              <w:suppressLineNumbers/>
+              <w:spacing w:before="0" w:after="160"/>
+              <w:rPr/>
+            </w:pPr>
+            <w:r>
+              <w:rPr/>
+              <w:t>El sistema debe permitir iniciar sesión, cambiar la contraseña y recuperarla cuando sea necesario.</w:t>
             </w:r>
           </w:p>
         </w:tc>
       </w:tr>
       <w:tr>
-        <w:tc>
-          <w:tcPr>
-            <w:tcW w:w="795" w:type="dxa"/>
-            <w:gridSpan w:val="2"/>
-            <w:vAlign w:val="center"/>
-          </w:tcPr>
-          <w:p>
-            <w:pPr>
-              <w:pStyle w:val="Contenidodelatabla"/>
-            </w:pPr>
-            <w:r>
-              <w:rPr>
-                <w:rStyle w:val="Textoennegrita"/>
-                <w:rFonts w:ascii="Times New Roman" w:hAnsi="Times New Roman"/>
-                <w:sz w:val="24"/>
-                <w:szCs w:val="24"/>
+        <w:trPr/>
+        <w:tc>
+          <w:tcPr>
+            <w:tcW w:w="748" w:type="dxa"/>
+            <w:tcBorders/>
+            <w:vAlign w:val="center"/>
+          </w:tcPr>
+          <w:p>
+            <w:pPr>
+              <w:pStyle w:val="Contenidodelatabla"/>
+              <w:spacing w:before="0" w:after="160"/>
+              <w:jc w:val="center"/>
+              <w:rPr>
+                <w:b/>
+                <w:bCs/>
+              </w:rPr>
+            </w:pPr>
+            <w:r>
+              <w:rPr>
+                <w:b/>
+                <w:bCs/>
               </w:rPr>
               <w:t>RF19</w:t>
             </w:r>
@@ -3101,50 +2955,47 @@
         </w:tc>
         <w:tc>
           <w:tcPr>
-            <w:tcW w:w="7709" w:type="dxa"/>
-            <w:vAlign w:val="center"/>
-          </w:tcPr>
-          <w:p>
-            <w:pPr>
-              <w:pStyle w:val="Contenidodelatabla"/>
-            </w:pPr>
-            <w:r>
-              <w:rPr>
-                <w:rStyle w:val="Textoennegrita"/>
-                <w:rFonts w:ascii="Times New Roman" w:hAnsi="Times New Roman"/>
-                <w:sz w:val="24"/>
-                <w:szCs w:val="24"/>
-              </w:rPr>
-              <w:t>El sistema debe permitir</w:t>
-            </w:r>
-            <w:r>
-              <w:rPr>
-                <w:rFonts w:ascii="Times New Roman" w:hAnsi="Times New Roman"/>
-                <w:sz w:val="24"/>
-                <w:szCs w:val="24"/>
-              </w:rPr>
-              <w:t xml:space="preserve"> controlar el acceso, la autenticación y la gestión del ciclo de vida de usuarios, roles y matriz de permisos.</w:t>
+            <w:tcW w:w="7756" w:type="dxa"/>
+            <w:tcBorders/>
+            <w:vAlign w:val="center"/>
+          </w:tcPr>
+          <w:p>
+            <w:pPr>
+              <w:pStyle w:val="Contenidodelatabla"/>
+              <w:widowControl w:val="false"/>
+              <w:suppressLineNumbers/>
+              <w:spacing w:before="0" w:after="160"/>
+              <w:rPr/>
+            </w:pPr>
+            <w:r>
+              <w:rPr/>
+              <w:t>El sistema debe permitir descargar los reportes en formato PDF y Excel.</w:t>
             </w:r>
           </w:p>
         </w:tc>
       </w:tr>
       <w:tr>
-        <w:tc>
-          <w:tcPr>
-            <w:tcW w:w="795" w:type="dxa"/>
-            <w:gridSpan w:val="2"/>
-            <w:vAlign w:val="center"/>
-          </w:tcPr>
-          <w:p>
-            <w:pPr>
-              <w:pStyle w:val="Contenidodelatabla"/>
-            </w:pPr>
-            <w:r>
-              <w:rPr>
-                <w:rStyle w:val="Textoennegrita"/>
-                <w:rFonts w:ascii="Times New Roman" w:hAnsi="Times New Roman"/>
-                <w:sz w:val="24"/>
-                <w:szCs w:val="24"/>
+        <w:trPr/>
+        <w:tc>
+          <w:tcPr>
+            <w:tcW w:w="748" w:type="dxa"/>
+            <w:tcBorders/>
+            <w:vAlign w:val="center"/>
+          </w:tcPr>
+          <w:p>
+            <w:pPr>
+              <w:pStyle w:val="Contenidodelatabla"/>
+              <w:spacing w:before="0" w:after="160"/>
+              <w:jc w:val="center"/>
+              <w:rPr>
+                <w:b/>
+                <w:bCs/>
+              </w:rPr>
+            </w:pPr>
+            <w:r>
+              <w:rPr>
+                <w:b/>
+                <w:bCs/>
               </w:rPr>
               <w:t>RF20</w:t>
             </w:r>
@@ -3152,50 +3003,47 @@
         </w:tc>
         <w:tc>
           <w:tcPr>
-            <w:tcW w:w="7709" w:type="dxa"/>
-            <w:vAlign w:val="center"/>
-          </w:tcPr>
-          <w:p>
-            <w:pPr>
-              <w:pStyle w:val="Contenidodelatabla"/>
-            </w:pPr>
-            <w:r>
-              <w:rPr>
-                <w:rStyle w:val="Textoennegrita"/>
-                <w:rFonts w:ascii="Times New Roman" w:hAnsi="Times New Roman"/>
-                <w:sz w:val="24"/>
-                <w:szCs w:val="24"/>
-              </w:rPr>
-              <w:t>El sistema debe permitir</w:t>
-            </w:r>
-            <w:r>
-              <w:rPr>
-                <w:rFonts w:ascii="Times New Roman" w:hAnsi="Times New Roman"/>
-                <w:sz w:val="24"/>
-                <w:szCs w:val="24"/>
-              </w:rPr>
-              <w:t xml:space="preserve"> descargar informes sobre el impacto ambiental en PDF o Excel para presentarlos fácil ante las revisiones del gobierno.</w:t>
+            <w:tcW w:w="7756" w:type="dxa"/>
+            <w:tcBorders/>
+            <w:vAlign w:val="center"/>
+          </w:tcPr>
+          <w:p>
+            <w:pPr>
+              <w:pStyle w:val="Contenidodelatabla"/>
+              <w:widowControl w:val="false"/>
+              <w:suppressLineNumbers/>
+              <w:spacing w:before="0" w:after="160"/>
+              <w:rPr/>
+            </w:pPr>
+            <w:r>
+              <w:rPr/>
+              <w:t>El sistema debe permitir consultar la cantidad de compost disponible y su fecha de producción.</w:t>
             </w:r>
           </w:p>
         </w:tc>
       </w:tr>
       <w:tr>
-        <w:tc>
-          <w:tcPr>
-            <w:tcW w:w="795" w:type="dxa"/>
-            <w:gridSpan w:val="2"/>
-            <w:vAlign w:val="center"/>
-          </w:tcPr>
-          <w:p>
-            <w:pPr>
-              <w:pStyle w:val="Contenidodelatabla"/>
-            </w:pPr>
-            <w:r>
-              <w:rPr>
-                <w:rStyle w:val="Textoennegrita"/>
-                <w:rFonts w:ascii="Times New Roman" w:hAnsi="Times New Roman"/>
-                <w:sz w:val="24"/>
-                <w:szCs w:val="24"/>
+        <w:trPr/>
+        <w:tc>
+          <w:tcPr>
+            <w:tcW w:w="748" w:type="dxa"/>
+            <w:tcBorders/>
+            <w:vAlign w:val="center"/>
+          </w:tcPr>
+          <w:p>
+            <w:pPr>
+              <w:pStyle w:val="Contenidodelatabla"/>
+              <w:spacing w:before="0" w:after="160"/>
+              <w:jc w:val="center"/>
+              <w:rPr>
+                <w:b/>
+                <w:bCs/>
+              </w:rPr>
+            </w:pPr>
+            <w:r>
+              <w:rPr>
+                <w:b/>
+                <w:bCs/>
               </w:rPr>
               <w:t>RF21</w:t>
             </w:r>
@@ -3203,50 +3051,47 @@
         </w:tc>
         <w:tc>
           <w:tcPr>
-            <w:tcW w:w="7709" w:type="dxa"/>
-            <w:vAlign w:val="center"/>
-          </w:tcPr>
-          <w:p>
-            <w:pPr>
-              <w:pStyle w:val="Contenidodelatabla"/>
-            </w:pPr>
-            <w:r>
-              <w:rPr>
-                <w:rStyle w:val="Textoennegrita"/>
-                <w:rFonts w:ascii="Times New Roman" w:hAnsi="Times New Roman"/>
-                <w:sz w:val="24"/>
-                <w:szCs w:val="24"/>
-              </w:rPr>
-              <w:t>El sistema debe permitir</w:t>
-            </w:r>
-            <w:r>
-              <w:rPr>
-                <w:rFonts w:ascii="Times New Roman" w:hAnsi="Times New Roman"/>
-                <w:sz w:val="24"/>
-                <w:szCs w:val="24"/>
-              </w:rPr>
-              <w:t xml:space="preserve"> publicar la disponibilidad de inventario de compost terminado para la consulta de clientes corporativos e interesados.</w:t>
+            <w:tcW w:w="7756" w:type="dxa"/>
+            <w:tcBorders/>
+            <w:vAlign w:val="center"/>
+          </w:tcPr>
+          <w:p>
+            <w:pPr>
+              <w:pStyle w:val="Contenidodelatabla"/>
+              <w:widowControl w:val="false"/>
+              <w:suppressLineNumbers/>
+              <w:spacing w:before="0" w:after="160"/>
+              <w:rPr/>
+            </w:pPr>
+            <w:r>
+              <w:rPr/>
+              <w:t>El sistema debe permitir enviar notificaciones cuando una recolección haya sido registrada.</w:t>
             </w:r>
           </w:p>
         </w:tc>
       </w:tr>
       <w:tr>
-        <w:tc>
-          <w:tcPr>
-            <w:tcW w:w="795" w:type="dxa"/>
-            <w:gridSpan w:val="2"/>
-            <w:vAlign w:val="center"/>
-          </w:tcPr>
-          <w:p>
-            <w:pPr>
-              <w:pStyle w:val="Contenidodelatabla"/>
-            </w:pPr>
-            <w:r>
-              <w:rPr>
-                <w:rStyle w:val="Textoennegrita"/>
-                <w:rFonts w:ascii="Times New Roman" w:hAnsi="Times New Roman"/>
-                <w:sz w:val="24"/>
-                <w:szCs w:val="24"/>
+        <w:trPr/>
+        <w:tc>
+          <w:tcPr>
+            <w:tcW w:w="748" w:type="dxa"/>
+            <w:tcBorders/>
+            <w:vAlign w:val="center"/>
+          </w:tcPr>
+          <w:p>
+            <w:pPr>
+              <w:pStyle w:val="Contenidodelatabla"/>
+              <w:spacing w:before="0" w:after="160"/>
+              <w:jc w:val="center"/>
+              <w:rPr>
+                <w:b/>
+                <w:bCs/>
+              </w:rPr>
+            </w:pPr>
+            <w:r>
+              <w:rPr>
+                <w:b/>
+                <w:bCs/>
               </w:rPr>
               <w:t>RF22</w:t>
             </w:r>
@@ -3254,50 +3099,47 @@
         </w:tc>
         <w:tc>
           <w:tcPr>
-            <w:tcW w:w="7709" w:type="dxa"/>
-            <w:vAlign w:val="center"/>
-          </w:tcPr>
-          <w:p>
-            <w:pPr>
-              <w:pStyle w:val="Contenidodelatabla"/>
-            </w:pPr>
-            <w:r>
-              <w:rPr>
-                <w:rStyle w:val="Textoennegrita"/>
-                <w:rFonts w:ascii="Times New Roman" w:hAnsi="Times New Roman"/>
-                <w:sz w:val="24"/>
-                <w:szCs w:val="24"/>
-              </w:rPr>
-              <w:t>El sistema debe permitir</w:t>
-            </w:r>
-            <w:r>
-              <w:rPr>
-                <w:rFonts w:ascii="Times New Roman" w:hAnsi="Times New Roman"/>
-                <w:sz w:val="24"/>
-                <w:szCs w:val="24"/>
-              </w:rPr>
-              <w:t xml:space="preserve"> recibir y gestionar las solicitudes formales de adquisición de compost emitidas por empresas interesadas.</w:t>
+            <w:tcW w:w="7756" w:type="dxa"/>
+            <w:tcBorders/>
+            <w:vAlign w:val="center"/>
+          </w:tcPr>
+          <w:p>
+            <w:pPr>
+              <w:pStyle w:val="Contenidodelatabla"/>
+              <w:widowControl w:val="false"/>
+              <w:suppressLineNumbers/>
+              <w:spacing w:before="0" w:after="160"/>
+              <w:rPr/>
+            </w:pPr>
+            <w:r>
+              <w:rPr/>
+              <w:t>El sistema debe permitir realizar búsquedas de clientes, rutas, lotes y reportes mediante diferentes filtros.</w:t>
             </w:r>
           </w:p>
         </w:tc>
       </w:tr>
       <w:tr>
-        <w:tc>
-          <w:tcPr>
-            <w:tcW w:w="795" w:type="dxa"/>
-            <w:gridSpan w:val="2"/>
-            <w:vAlign w:val="center"/>
-          </w:tcPr>
-          <w:p>
-            <w:pPr>
-              <w:pStyle w:val="Contenidodelatabla"/>
-            </w:pPr>
-            <w:r>
-              <w:rPr>
-                <w:rStyle w:val="Textoennegrita"/>
-                <w:rFonts w:ascii="Times New Roman" w:hAnsi="Times New Roman"/>
-                <w:sz w:val="24"/>
-                <w:szCs w:val="24"/>
+        <w:trPr/>
+        <w:tc>
+          <w:tcPr>
+            <w:tcW w:w="748" w:type="dxa"/>
+            <w:tcBorders/>
+            <w:vAlign w:val="center"/>
+          </w:tcPr>
+          <w:p>
+            <w:pPr>
+              <w:pStyle w:val="Contenidodelatabla"/>
+              <w:spacing w:before="0" w:after="160"/>
+              <w:jc w:val="center"/>
+              <w:rPr>
+                <w:b/>
+                <w:bCs/>
+              </w:rPr>
+            </w:pPr>
+            <w:r>
+              <w:rPr>
+                <w:b/>
+                <w:bCs/>
               </w:rPr>
               <w:t>RF23</w:t>
             </w:r>
@@ -3305,29 +3147,69 @@
         </w:tc>
         <w:tc>
           <w:tcPr>
-            <w:tcW w:w="7709" w:type="dxa"/>
-            <w:vAlign w:val="center"/>
-          </w:tcPr>
-          <w:p>
-            <w:pPr>
-              <w:pStyle w:val="Contenidodelatabla"/>
-            </w:pPr>
-            <w:r>
-              <w:rPr>
-                <w:rStyle w:val="Textoennegrita"/>
-                <w:rFonts w:ascii="Times New Roman" w:hAnsi="Times New Roman"/>
-                <w:sz w:val="24"/>
-                <w:szCs w:val="24"/>
-              </w:rPr>
-              <w:t>El sistema debe permitir</w:t>
-            </w:r>
-            <w:r>
-              <w:rPr>
-                <w:rFonts w:ascii="Times New Roman" w:hAnsi="Times New Roman"/>
-                <w:sz w:val="24"/>
-                <w:szCs w:val="24"/>
-              </w:rPr>
-              <w:t xml:space="preserve"> controlar qué puede hacer cada usuario en el sistema según su puesto (Administrador, Operador, Técnico o Cliente), para que cada persona solo entre a las partes que le corresponden.</w:t>
+            <w:tcW w:w="7756" w:type="dxa"/>
+            <w:tcBorders/>
+            <w:vAlign w:val="center"/>
+          </w:tcPr>
+          <w:p>
+            <w:pPr>
+              <w:pStyle w:val="Contenidodelatabla"/>
+              <w:widowControl w:val="false"/>
+              <w:suppressLineNumbers/>
+              <w:spacing w:before="0" w:after="160"/>
+              <w:rPr/>
+            </w:pPr>
+            <w:r>
+              <w:rPr/>
+              <w:t>El sistema debe permitir consultar el recorrido completo de cada lote desde la recolección hasta la obtención del compost.</w:t>
+            </w:r>
+          </w:p>
+        </w:tc>
+      </w:tr>
+      <w:tr>
+        <w:trPr/>
+        <w:tc>
+          <w:tcPr>
+            <w:tcW w:w="748" w:type="dxa"/>
+            <w:tcBorders/>
+            <w:vAlign w:val="center"/>
+          </w:tcPr>
+          <w:p>
+            <w:pPr>
+              <w:pStyle w:val="Contenidodelatabla"/>
+              <w:spacing w:before="0" w:after="160"/>
+              <w:jc w:val="center"/>
+              <w:rPr>
+                <w:b/>
+                <w:bCs/>
+              </w:rPr>
+            </w:pPr>
+            <w:r>
+              <w:rPr>
+                <w:b/>
+                <w:bCs/>
+              </w:rPr>
+              <w:t>RF24</w:t>
+            </w:r>
+          </w:p>
+        </w:tc>
+        <w:tc>
+          <w:tcPr>
+            <w:tcW w:w="7756" w:type="dxa"/>
+            <w:tcBorders/>
+            <w:vAlign w:val="center"/>
+          </w:tcPr>
+          <w:p>
+            <w:pPr>
+              <w:pStyle w:val="Contenidodelatabla"/>
+              <w:widowControl w:val="false"/>
+              <w:suppressLineNumbers/>
+              <w:spacing w:before="0" w:after="160"/>
+              <w:rPr/>
+            </w:pPr>
+            <w:r>
+              <w:rPr/>
+              <w:t>El sistema debe permitir registrar observaciones realizadas durante el proceso de compostaje.</w:t>
             </w:r>
           </w:p>
         </w:tc>
@@ -3335,19 +3217,66 @@
     </w:tbl>
     <w:p>
       <w:pPr>
-        <w:pStyle w:val="Textoindependiente"/>
-        <w:spacing w:after="240" w:line="331" w:lineRule="auto"/>
-        <w:rPr>
-          <w:rFonts w:ascii="Times New Roman" w:hAnsi="Times New Roman"/>
-          <w:sz w:val="24"/>
-          <w:szCs w:val="24"/>
-        </w:rPr>
-      </w:pPr>
-    </w:p>
-    <w:p>
-      <w:pPr>
-        <w:pStyle w:val="Textoindependiente"/>
-        <w:spacing w:after="240" w:line="331" w:lineRule="auto"/>
+        <w:pStyle w:val="Normal"/>
+        <w:spacing w:lineRule="auto" w:line="331" w:before="0" w:after="240"/>
+        <w:rPr>
+          <w:rFonts w:ascii="Times New Roman" w:hAnsi="Times New Roman"/>
+          <w:b/>
+          <w:color w:val="000000"/>
+          <w:sz w:val="24"/>
+          <w:szCs w:val="24"/>
+        </w:rPr>
+      </w:pPr>
+      <w:r>
+        <w:rPr>
+          <w:rFonts w:ascii="Times New Roman" w:hAnsi="Times New Roman"/>
+          <w:b/>
+          <w:color w:val="000000"/>
+          <w:sz w:val="24"/>
+          <w:szCs w:val="24"/>
+        </w:rPr>
+      </w:r>
+    </w:p>
+    <w:p>
+      <w:pPr>
+        <w:pStyle w:val="BodyText"/>
+        <w:spacing w:lineRule="auto" w:line="331" w:before="0" w:after="240"/>
+        <w:rPr>
+          <w:rFonts w:ascii="Times New Roman" w:hAnsi="Times New Roman"/>
+          <w:sz w:val="24"/>
+          <w:szCs w:val="24"/>
+        </w:rPr>
+      </w:pPr>
+      <w:r>
+        <w:rPr>
+          <w:rFonts w:ascii="Times New Roman" w:hAnsi="Times New Roman"/>
+          <w:sz w:val="24"/>
+          <w:szCs w:val="24"/>
+        </w:rPr>
+      </w:r>
+    </w:p>
+    <w:p>
+      <w:pPr>
+        <w:pStyle w:val="BodyText"/>
+        <w:spacing w:lineRule="auto" w:line="331" w:before="0" w:after="240"/>
+        <w:rPr>
+          <w:rFonts w:ascii="Times New Roman" w:hAnsi="Times New Roman"/>
+          <w:sz w:val="24"/>
+          <w:szCs w:val="24"/>
+        </w:rPr>
+      </w:pPr>
+      <w:r>
+        <w:rPr>
+          <w:rFonts w:ascii="Times New Roman" w:hAnsi="Times New Roman"/>
+          <w:sz w:val="24"/>
+          <w:szCs w:val="24"/>
+        </w:rPr>
+      </w:r>
+    </w:p>
+    <w:p>
+      <w:pPr>
+        <w:pStyle w:val="BodyText"/>
+        <w:spacing w:lineRule="auto" w:line="331" w:before="0" w:after="240"/>
         <w:rPr>
           <w:rFonts w:ascii="Times New Roman" w:hAnsi="Times New Roman"/>
           <w:b/>
@@ -3369,8 +3298,8 @@
     </w:p>
     <w:p>
       <w:pPr>
-        <w:pStyle w:val="Textoindependiente"/>
-        <w:spacing w:after="240" w:line="331" w:lineRule="auto"/>
+        <w:pStyle w:val="BodyText"/>
+        <w:spacing w:lineRule="auto" w:line="331" w:before="0" w:after="240"/>
         <w:rPr>
           <w:rFonts w:ascii="Times New Roman" w:hAnsi="Times New Roman"/>
           <w:b/>
@@ -3379,43 +3308,53 @@
           <w:szCs w:val="24"/>
         </w:rPr>
       </w:pPr>
+      <w:r>
+        <w:rPr>
+          <w:rFonts w:ascii="Times New Roman" w:hAnsi="Times New Roman"/>
+          <w:b/>
+          <w:bCs/>
+          <w:sz w:val="24"/>
+          <w:szCs w:val="24"/>
+        </w:rPr>
+      </w:r>
     </w:p>
     <w:tbl>
       <w:tblPr>
         <w:tblW w:w="8504" w:type="dxa"/>
+        <w:jc w:val="start"/>
+        <w:tblInd w:w="0" w:type="dxa"/>
         <w:tblLayout w:type="fixed"/>
         <w:tblCellMar>
           <w:top w:w="28" w:type="dxa"/>
-          <w:left w:w="28" w:type="dxa"/>
+          <w:start w:w="28" w:type="dxa"/>
           <w:bottom w:w="28" w:type="dxa"/>
-          <w:right w:w="28" w:type="dxa"/>
+          <w:end w:w="28" w:type="dxa"/>
         </w:tblCellMar>
-        <w:tblLook w:val="04A0" w:firstRow="1" w:lastRow="0" w:firstColumn="1" w:lastColumn="0" w:noHBand="0" w:noVBand="1"/>
       </w:tblPr>
       <w:tblGrid>
-        <w:gridCol w:w="1020"/>
-        <w:gridCol w:w="7484"/>
+        <w:gridCol w:w="748"/>
+        <w:gridCol w:w="7756"/>
       </w:tblGrid>
       <w:tr>
-        <w:tc>
-          <w:tcPr>
-            <w:tcW w:w="1020" w:type="dxa"/>
+        <w:trPr/>
+        <w:tc>
+          <w:tcPr>
+            <w:tcW w:w="748" w:type="dxa"/>
+            <w:tcBorders/>
             <w:vAlign w:val="center"/>
           </w:tcPr>
           <w:p>
             <w:pPr>
               <w:pStyle w:val="Ttulodelatabla"/>
-              <w:rPr>
-                <w:rFonts w:ascii="Times New Roman" w:hAnsi="Times New Roman"/>
-                <w:sz w:val="24"/>
-                <w:szCs w:val="24"/>
-              </w:rPr>
-            </w:pPr>
-            <w:r>
-              <w:rPr>
-                <w:rFonts w:ascii="Times New Roman" w:hAnsi="Times New Roman"/>
-                <w:sz w:val="24"/>
-                <w:szCs w:val="24"/>
+              <w:spacing w:before="0" w:after="160"/>
+              <w:jc w:val="center"/>
+              <w:rPr/>
+            </w:pPr>
+            <w:r>
+              <w:rPr>
+                <w:rStyle w:val="Strong"/>
+                <w:b/>
+                <w:bCs/>
               </w:rPr>
               <w:t>Código</w:t>
             </w:r>
@@ -3423,23 +3362,23 @@
         </w:tc>
         <w:tc>
           <w:tcPr>
-            <w:tcW w:w="7484" w:type="dxa"/>
+            <w:tcW w:w="7756" w:type="dxa"/>
+            <w:tcBorders/>
             <w:vAlign w:val="center"/>
           </w:tcPr>
           <w:p>
             <w:pPr>
               <w:pStyle w:val="Ttulodelatabla"/>
-              <w:rPr>
-                <w:rFonts w:ascii="Times New Roman" w:hAnsi="Times New Roman"/>
-                <w:sz w:val="24"/>
-                <w:szCs w:val="24"/>
-              </w:rPr>
-            </w:pPr>
-            <w:r>
-              <w:rPr>
-                <w:rFonts w:ascii="Times New Roman" w:hAnsi="Times New Roman"/>
-                <w:sz w:val="24"/>
-                <w:szCs w:val="24"/>
+              <w:suppressLineNumbers/>
+              <w:spacing w:before="0" w:after="160"/>
+              <w:jc w:val="center"/>
+              <w:rPr/>
+            </w:pPr>
+            <w:r>
+              <w:rPr>
+                <w:rStyle w:val="Strong"/>
+                <w:b/>
+                <w:bCs/>
               </w:rPr>
               <w:t>Requisito No Funcional</w:t>
             </w:r>
@@ -3447,21 +3386,23 @@
         </w:tc>
       </w:tr>
       <w:tr>
-        <w:tc>
-          <w:tcPr>
-            <w:tcW w:w="1020" w:type="dxa"/>
-            <w:vAlign w:val="center"/>
-          </w:tcPr>
-          <w:p>
-            <w:pPr>
-              <w:pStyle w:val="Contenidodelatabla"/>
-            </w:pPr>
-            <w:r>
-              <w:rPr>
-                <w:rStyle w:val="Textoennegrita"/>
-                <w:rFonts w:ascii="Times New Roman" w:hAnsi="Times New Roman"/>
-                <w:sz w:val="24"/>
-                <w:szCs w:val="24"/>
+        <w:trPr/>
+        <w:tc>
+          <w:tcPr>
+            <w:tcW w:w="748" w:type="dxa"/>
+            <w:tcBorders/>
+            <w:vAlign w:val="center"/>
+          </w:tcPr>
+          <w:p>
+            <w:pPr>
+              <w:pStyle w:val="Contenidodelatabla"/>
+              <w:spacing w:before="0" w:after="160"/>
+              <w:jc w:val="center"/>
+              <w:rPr/>
+            </w:pPr>
+            <w:r>
+              <w:rPr>
+                <w:rStyle w:val="Strong"/>
               </w:rPr>
               <w:t>RNF01</w:t>
             </w:r>
@@ -3469,115 +3410,87 @@
         </w:tc>
         <w:tc>
           <w:tcPr>
-            <w:tcW w:w="7484" w:type="dxa"/>
-            <w:vAlign w:val="center"/>
-          </w:tcPr>
-          <w:p>
-            <w:pPr>
-              <w:pStyle w:val="Contenidodelatabla"/>
-              <w:rPr>
-                <w:rFonts w:ascii="Times New Roman" w:hAnsi="Times New Roman" w:cs="Times New Roman"/>
-                <w:sz w:val="24"/>
-                <w:szCs w:val="24"/>
-              </w:rPr>
-            </w:pPr>
-            <w:r>
-              <w:rPr>
-                <w:rFonts w:ascii="Times New Roman" w:hAnsi="Times New Roman" w:cs="Times New Roman"/>
-                <w:b/>
-                <w:bCs/>
-                <w:sz w:val="24"/>
-                <w:szCs w:val="24"/>
-              </w:rPr>
-              <w:t>El sistema debe</w:t>
-            </w:r>
-            <w:r>
-              <w:rPr>
-                <w:rFonts w:ascii="Times New Roman" w:hAnsi="Times New Roman" w:cs="Times New Roman"/>
-                <w:sz w:val="24"/>
-                <w:szCs w:val="24"/>
-              </w:rPr>
-              <w:t xml:space="preserve"> garantizar la seguridad del acceso a la plataforma mediante un mecanismo de autenticación basado en credenciales únicas, asegurando </w:t>
-            </w:r>
-            <w:r>
-              <w:rPr>
-                <w:rFonts w:ascii="Times New Roman" w:hAnsi="Times New Roman" w:cs="Times New Roman"/>
-                <w:sz w:val="24"/>
-                <w:szCs w:val="24"/>
-              </w:rPr>
-              <w:lastRenderedPageBreak/>
-              <w:t>que únicamente los usuarios autorizados puedan acceder al sistema.</w:t>
+            <w:tcW w:w="7756" w:type="dxa"/>
+            <w:tcBorders/>
+            <w:vAlign w:val="center"/>
+          </w:tcPr>
+          <w:p>
+            <w:pPr>
+              <w:pStyle w:val="Contenidodelatabla"/>
+              <w:widowControl w:val="false"/>
+              <w:suppressLineNumbers/>
+              <w:spacing w:before="0" w:after="160"/>
+              <w:rPr/>
+            </w:pPr>
+            <w:r>
+              <w:rPr/>
+              <w:t>El sistema debe permitir el acceso únicamente a usuarios que cuenten con credenciales válidas.</w:t>
             </w:r>
           </w:p>
         </w:tc>
       </w:tr>
       <w:tr>
-        <w:tc>
-          <w:tcPr>
-            <w:tcW w:w="1020" w:type="dxa"/>
-            <w:vAlign w:val="center"/>
-          </w:tcPr>
-          <w:p>
-            <w:pPr>
-              <w:pStyle w:val="Contenidodelatabla"/>
-            </w:pPr>
-            <w:r>
-              <w:rPr>
-                <w:rStyle w:val="Textoennegrita"/>
-                <w:rFonts w:ascii="Times New Roman" w:hAnsi="Times New Roman"/>
-                <w:sz w:val="24"/>
-                <w:szCs w:val="24"/>
-              </w:rPr>
-              <w:lastRenderedPageBreak/>
+        <w:trPr/>
+        <w:tc>
+          <w:tcPr>
+            <w:tcW w:w="748" w:type="dxa"/>
+            <w:tcBorders/>
+            <w:vAlign w:val="center"/>
+          </w:tcPr>
+          <w:p>
+            <w:pPr>
+              <w:pStyle w:val="Contenidodelatabla"/>
+              <w:spacing w:before="0" w:after="160"/>
+              <w:jc w:val="center"/>
+              <w:rPr/>
+            </w:pPr>
+            <w:r>
+              <w:rPr>
+                <w:rStyle w:val="Strong"/>
+              </w:rPr>
               <w:t>RNF02</w:t>
             </w:r>
           </w:p>
         </w:tc>
         <w:tc>
           <w:tcPr>
-            <w:tcW w:w="7484" w:type="dxa"/>
-            <w:vAlign w:val="center"/>
-          </w:tcPr>
-          <w:p>
-            <w:pPr>
-              <w:pStyle w:val="Contenidodelatabla"/>
-            </w:pPr>
-            <w:r>
-              <w:rPr>
-                <w:rStyle w:val="Textoennegrita"/>
-                <w:rFonts w:ascii="Times New Roman" w:hAnsi="Times New Roman"/>
-                <w:sz w:val="24"/>
-                <w:szCs w:val="24"/>
-              </w:rPr>
-              <w:t>El sistema debe</w:t>
-            </w:r>
-            <w:r>
-              <w:rPr>
-                <w:rFonts w:ascii="Times New Roman" w:hAnsi="Times New Roman"/>
-                <w:sz w:val="24"/>
-                <w:szCs w:val="24"/>
-              </w:rPr>
-              <w:t xml:space="preserve"> garantizar la confidencialidad de la información en tránsito mediante el cifrado del canal de comunicación utilizando el protocolo HTTPS (TLS/SSL).</w:t>
+            <w:tcW w:w="7756" w:type="dxa"/>
+            <w:tcBorders/>
+            <w:vAlign w:val="center"/>
+          </w:tcPr>
+          <w:p>
+            <w:pPr>
+              <w:pStyle w:val="Contenidodelatabla"/>
+              <w:widowControl w:val="false"/>
+              <w:suppressLineNumbers/>
+              <w:spacing w:before="0" w:after="160"/>
+              <w:rPr/>
+            </w:pPr>
+            <w:r>
+              <w:rPr/>
+              <w:t>El sistema debe proteger la información transmitida utilizando una conexión segura mediante HTTPS.</w:t>
             </w:r>
           </w:p>
         </w:tc>
       </w:tr>
       <w:tr>
-        <w:tc>
-          <w:tcPr>
-            <w:tcW w:w="1020" w:type="dxa"/>
-            <w:vAlign w:val="center"/>
-          </w:tcPr>
-          <w:p>
-            <w:pPr>
-              <w:pStyle w:val="Contenidodelatabla"/>
-            </w:pPr>
-            <w:r>
-              <w:rPr>
-                <w:rStyle w:val="Textoennegrita"/>
-                <w:rFonts w:ascii="Times New Roman" w:hAnsi="Times New Roman"/>
-                <w:sz w:val="24"/>
-                <w:szCs w:val="24"/>
+        <w:trPr/>
+        <w:tc>
+          <w:tcPr>
+            <w:tcW w:w="748" w:type="dxa"/>
+            <w:tcBorders/>
+            <w:vAlign w:val="center"/>
+          </w:tcPr>
+          <w:p>
+            <w:pPr>
+              <w:pStyle w:val="Contenidodelatabla"/>
+              <w:spacing w:before="0" w:after="160"/>
+              <w:jc w:val="center"/>
+              <w:rPr/>
+            </w:pPr>
+            <w:r>
+              <w:rPr>
+                <w:rStyle w:val="Strong"/>
               </w:rPr>
               <w:t>RNF03</w:t>
             </w:r>
@@ -3585,67 +3498,43 @@
         </w:tc>
         <w:tc>
           <w:tcPr>
-            <w:tcW w:w="7484" w:type="dxa"/>
-            <w:vAlign w:val="center"/>
-          </w:tcPr>
-          <w:p>
-            <w:pPr>
-              <w:pStyle w:val="Contenidodelatabla"/>
-            </w:pPr>
-            <w:r>
-              <w:rPr>
-                <w:rStyle w:val="Textoennegrita"/>
-                <w:rFonts w:ascii="Times New Roman" w:hAnsi="Times New Roman"/>
-                <w:sz w:val="24"/>
-                <w:szCs w:val="24"/>
-              </w:rPr>
-              <w:t>El sistema debe</w:t>
-            </w:r>
-            <w:r>
-              <w:rPr>
-                <w:rFonts w:ascii="Times New Roman" w:hAnsi="Times New Roman"/>
-                <w:sz w:val="24"/>
-                <w:szCs w:val="24"/>
-              </w:rPr>
-              <w:t xml:space="preserve"> aplicar algoritmos de </w:t>
-            </w:r>
-            <w:proofErr w:type="spellStart"/>
-            <w:r>
-              <w:rPr>
-                <w:rFonts w:ascii="Times New Roman" w:hAnsi="Times New Roman"/>
-                <w:sz w:val="24"/>
-                <w:szCs w:val="24"/>
-              </w:rPr>
-              <w:t>hashing</w:t>
-            </w:r>
-            <w:proofErr w:type="spellEnd"/>
-            <w:r>
-              <w:rPr>
-                <w:rFonts w:ascii="Times New Roman" w:hAnsi="Times New Roman"/>
-                <w:sz w:val="24"/>
-                <w:szCs w:val="24"/>
-              </w:rPr>
-              <w:t xml:space="preserve"> y cifrado robustos para el almacenamiento seguro de las contraseñas de los usuarios en la base de datos.</w:t>
+            <w:tcW w:w="7756" w:type="dxa"/>
+            <w:tcBorders/>
+            <w:vAlign w:val="center"/>
+          </w:tcPr>
+          <w:p>
+            <w:pPr>
+              <w:pStyle w:val="Contenidodelatabla"/>
+              <w:widowControl w:val="false"/>
+              <w:suppressLineNumbers/>
+              <w:spacing w:before="0" w:after="160"/>
+              <w:rPr/>
+            </w:pPr>
+            <w:r>
+              <w:rPr/>
+              <w:t>El sistema debe almacenar las contraseñas utilizando algoritmos de hash seguros.</w:t>
             </w:r>
           </w:p>
         </w:tc>
       </w:tr>
       <w:tr>
-        <w:tc>
-          <w:tcPr>
-            <w:tcW w:w="1020" w:type="dxa"/>
-            <w:vAlign w:val="center"/>
-          </w:tcPr>
-          <w:p>
-            <w:pPr>
-              <w:pStyle w:val="Contenidodelatabla"/>
-            </w:pPr>
-            <w:r>
-              <w:rPr>
-                <w:rStyle w:val="Textoennegrita"/>
-                <w:rFonts w:ascii="Times New Roman" w:hAnsi="Times New Roman"/>
-                <w:sz w:val="24"/>
-                <w:szCs w:val="24"/>
+        <w:trPr/>
+        <w:tc>
+          <w:tcPr>
+            <w:tcW w:w="748" w:type="dxa"/>
+            <w:tcBorders/>
+            <w:vAlign w:val="center"/>
+          </w:tcPr>
+          <w:p>
+            <w:pPr>
+              <w:pStyle w:val="Contenidodelatabla"/>
+              <w:spacing w:before="0" w:after="160"/>
+              <w:jc w:val="center"/>
+              <w:rPr/>
+            </w:pPr>
+            <w:r>
+              <w:rPr>
+                <w:rStyle w:val="Strong"/>
               </w:rPr>
               <w:t>RNF04</w:t>
             </w:r>
@@ -3653,55 +3542,43 @@
         </w:tc>
         <w:tc>
           <w:tcPr>
-            <w:tcW w:w="7484" w:type="dxa"/>
-            <w:vAlign w:val="center"/>
-          </w:tcPr>
-          <w:p>
-            <w:pPr>
-              <w:pStyle w:val="Contenidodelatabla"/>
-              <w:rPr>
-                <w:rFonts w:ascii="Times New Roman" w:hAnsi="Times New Roman" w:cs="Times New Roman"/>
-                <w:sz w:val="24"/>
-                <w:szCs w:val="24"/>
-              </w:rPr>
-            </w:pPr>
-            <w:r>
-              <w:rPr>
-                <w:rFonts w:ascii="Times New Roman" w:hAnsi="Times New Roman" w:cs="Times New Roman"/>
-                <w:b/>
-                <w:bCs/>
-                <w:sz w:val="24"/>
-                <w:szCs w:val="24"/>
-              </w:rPr>
-              <w:t>El sistema debe</w:t>
-            </w:r>
-            <w:r>
-              <w:rPr>
-                <w:rFonts w:ascii="Times New Roman" w:hAnsi="Times New Roman" w:cs="Times New Roman"/>
-                <w:sz w:val="24"/>
-                <w:szCs w:val="24"/>
-              </w:rPr>
-              <w:t xml:space="preserve"> garantizar el principio de menor privilegio y mantener un nivel adecuado de seguridad mediante un control de acceso basado en roles (RBAC), asegurando que cada usuario solo pueda acceder a las vistas y funciones autorizadas según su perfil.</w:t>
+            <w:tcW w:w="7756" w:type="dxa"/>
+            <w:tcBorders/>
+            <w:vAlign w:val="center"/>
+          </w:tcPr>
+          <w:p>
+            <w:pPr>
+              <w:pStyle w:val="Contenidodelatabla"/>
+              <w:widowControl w:val="false"/>
+              <w:suppressLineNumbers/>
+              <w:spacing w:before="0" w:after="160"/>
+              <w:rPr/>
+            </w:pPr>
+            <w:r>
+              <w:rPr/>
+              <w:t>El sistema debe permitir que cada usuario acceda únicamente a las funciones que le correspondan según el rol asignado.</w:t>
             </w:r>
           </w:p>
         </w:tc>
       </w:tr>
       <w:tr>
-        <w:tc>
-          <w:tcPr>
-            <w:tcW w:w="1020" w:type="dxa"/>
-            <w:vAlign w:val="center"/>
-          </w:tcPr>
-          <w:p>
-            <w:pPr>
-              <w:pStyle w:val="Contenidodelatabla"/>
-            </w:pPr>
-            <w:r>
-              <w:rPr>
-                <w:rStyle w:val="Textoennegrita"/>
-                <w:rFonts w:ascii="Times New Roman" w:hAnsi="Times New Roman"/>
-                <w:sz w:val="24"/>
-                <w:szCs w:val="24"/>
+        <w:trPr/>
+        <w:tc>
+          <w:tcPr>
+            <w:tcW w:w="748" w:type="dxa"/>
+            <w:tcBorders/>
+            <w:vAlign w:val="center"/>
+          </w:tcPr>
+          <w:p>
+            <w:pPr>
+              <w:pStyle w:val="Contenidodelatabla"/>
+              <w:spacing w:before="0" w:after="160"/>
+              <w:jc w:val="center"/>
+              <w:rPr/>
+            </w:pPr>
+            <w:r>
+              <w:rPr>
+                <w:rStyle w:val="Strong"/>
               </w:rPr>
               <w:t>RNF05</w:t>
             </w:r>
@@ -3709,49 +3586,43 @@
         </w:tc>
         <w:tc>
           <w:tcPr>
-            <w:tcW w:w="7484" w:type="dxa"/>
-            <w:vAlign w:val="center"/>
-          </w:tcPr>
-          <w:p>
-            <w:pPr>
-              <w:pStyle w:val="Contenidodelatabla"/>
-            </w:pPr>
-            <w:r>
-              <w:rPr>
-                <w:rStyle w:val="Textoennegrita"/>
-                <w:rFonts w:ascii="Times New Roman" w:hAnsi="Times New Roman"/>
-                <w:sz w:val="24"/>
-                <w:szCs w:val="24"/>
-              </w:rPr>
-              <w:t>El sistema debe</w:t>
-            </w:r>
-            <w:r>
-              <w:rPr>
-                <w:rFonts w:ascii="Times New Roman" w:hAnsi="Times New Roman"/>
-                <w:sz w:val="24"/>
-                <w:szCs w:val="24"/>
-              </w:rPr>
-              <w:t xml:space="preserve"> asegurar una tasa de disponibilidad del servicio (SLA) de al menos el 99 % dentro de la ventana de operación productiva.</w:t>
+            <w:tcW w:w="7756" w:type="dxa"/>
+            <w:tcBorders/>
+            <w:vAlign w:val="center"/>
+          </w:tcPr>
+          <w:p>
+            <w:pPr>
+              <w:pStyle w:val="Contenidodelatabla"/>
+              <w:widowControl w:val="false"/>
+              <w:suppressLineNumbers/>
+              <w:spacing w:before="0" w:after="160"/>
+              <w:rPr/>
+            </w:pPr>
+            <w:r>
+              <w:rPr/>
+              <w:t>El sistema debe responder las solicitudes de los usuarios en un tiempo menor o igual a tres segundos durante su funcionamiento normal.</w:t>
             </w:r>
           </w:p>
         </w:tc>
       </w:tr>
       <w:tr>
-        <w:tc>
-          <w:tcPr>
-            <w:tcW w:w="1020" w:type="dxa"/>
-            <w:vAlign w:val="center"/>
-          </w:tcPr>
-          <w:p>
-            <w:pPr>
-              <w:pStyle w:val="Contenidodelatabla"/>
-            </w:pPr>
-            <w:r>
-              <w:rPr>
-                <w:rStyle w:val="Textoennegrita"/>
-                <w:rFonts w:ascii="Times New Roman" w:hAnsi="Times New Roman"/>
-                <w:sz w:val="24"/>
-                <w:szCs w:val="24"/>
+        <w:trPr/>
+        <w:tc>
+          <w:tcPr>
+            <w:tcW w:w="748" w:type="dxa"/>
+            <w:tcBorders/>
+            <w:vAlign w:val="center"/>
+          </w:tcPr>
+          <w:p>
+            <w:pPr>
+              <w:pStyle w:val="Contenidodelatabla"/>
+              <w:spacing w:before="0" w:after="160"/>
+              <w:jc w:val="center"/>
+              <w:rPr/>
+            </w:pPr>
+            <w:r>
+              <w:rPr>
+                <w:rStyle w:val="Strong"/>
               </w:rPr>
               <w:t>RNF06</w:t>
             </w:r>
@@ -3759,65 +3630,43 @@
         </w:tc>
         <w:tc>
           <w:tcPr>
-            <w:tcW w:w="7484" w:type="dxa"/>
-            <w:vAlign w:val="center"/>
-          </w:tcPr>
-          <w:p>
-            <w:pPr>
-              <w:pStyle w:val="Contenidodelatabla"/>
-            </w:pPr>
-            <w:r>
-              <w:rPr>
-                <w:rStyle w:val="Textoennegrita"/>
-                <w:rFonts w:ascii="Times New Roman" w:hAnsi="Times New Roman"/>
-                <w:sz w:val="24"/>
-                <w:szCs w:val="24"/>
-              </w:rPr>
-              <w:t>El sistema debe</w:t>
-            </w:r>
-            <w:r>
-              <w:rPr>
-                <w:rFonts w:ascii="Times New Roman" w:hAnsi="Times New Roman"/>
-                <w:sz w:val="24"/>
-                <w:szCs w:val="24"/>
-              </w:rPr>
-              <w:t xml:space="preserve"> mantener </w:t>
-            </w:r>
-            <w:r>
-              <w:rPr>
-                <w:rFonts w:ascii="Times New Roman" w:hAnsi="Times New Roman"/>
-                <w:sz w:val="24"/>
-                <w:szCs w:val="24"/>
-              </w:rPr>
-              <w:t>tiempos</w:t>
-            </w:r>
-            <w:r>
-              <w:rPr>
-                <w:rFonts w:ascii="Times New Roman" w:hAnsi="Times New Roman"/>
-                <w:sz w:val="24"/>
-                <w:szCs w:val="24"/>
-              </w:rPr>
-              <w:t xml:space="preserve"> de respuesta de cara al usuario inferiores a 3 segundos para transacciones y consultas estándar bajo carga habitual.</w:t>
+            <w:tcW w:w="7756" w:type="dxa"/>
+            <w:tcBorders/>
+            <w:vAlign w:val="center"/>
+          </w:tcPr>
+          <w:p>
+            <w:pPr>
+              <w:pStyle w:val="Contenidodelatabla"/>
+              <w:widowControl w:val="false"/>
+              <w:suppressLineNumbers/>
+              <w:spacing w:before="0" w:after="160"/>
+              <w:rPr/>
+            </w:pPr>
+            <w:r>
+              <w:rPr/>
+              <w:t>El sistema debe contar con una interfaz sencilla, organizada y fácil de comprender para los diferentes tipos de usuarios.</w:t>
             </w:r>
           </w:p>
         </w:tc>
       </w:tr>
       <w:tr>
-        <w:tc>
-          <w:tcPr>
-            <w:tcW w:w="1020" w:type="dxa"/>
-            <w:vAlign w:val="center"/>
-          </w:tcPr>
-          <w:p>
-            <w:pPr>
-              <w:pStyle w:val="Contenidodelatabla"/>
-            </w:pPr>
-            <w:r>
-              <w:rPr>
-                <w:rStyle w:val="Textoennegrita"/>
-                <w:rFonts w:ascii="Times New Roman" w:hAnsi="Times New Roman"/>
-                <w:sz w:val="24"/>
-                <w:szCs w:val="24"/>
+        <w:trPr/>
+        <w:tc>
+          <w:tcPr>
+            <w:tcW w:w="748" w:type="dxa"/>
+            <w:tcBorders/>
+            <w:vAlign w:val="center"/>
+          </w:tcPr>
+          <w:p>
+            <w:pPr>
+              <w:pStyle w:val="Contenidodelatabla"/>
+              <w:spacing w:before="0" w:after="160"/>
+              <w:jc w:val="center"/>
+              <w:rPr/>
+            </w:pPr>
+            <w:r>
+              <w:rPr>
+                <w:rStyle w:val="Strong"/>
               </w:rPr>
               <w:t>RNF07</w:t>
             </w:r>
@@ -3825,49 +3674,43 @@
         </w:tc>
         <w:tc>
           <w:tcPr>
-            <w:tcW w:w="7484" w:type="dxa"/>
-            <w:vAlign w:val="center"/>
-          </w:tcPr>
-          <w:p>
-            <w:pPr>
-              <w:pStyle w:val="Contenidodelatabla"/>
-            </w:pPr>
-            <w:r>
-              <w:rPr>
-                <w:rStyle w:val="Textoennegrita"/>
-                <w:rFonts w:ascii="Times New Roman" w:hAnsi="Times New Roman"/>
-                <w:sz w:val="24"/>
-                <w:szCs w:val="24"/>
-              </w:rPr>
-              <w:t>El sistema debe</w:t>
-            </w:r>
-            <w:r>
-              <w:rPr>
-                <w:rFonts w:ascii="Times New Roman" w:hAnsi="Times New Roman"/>
-                <w:sz w:val="24"/>
-                <w:szCs w:val="24"/>
-              </w:rPr>
-              <w:t xml:space="preserve"> garantizar la escalabilidad del sistema para absorber el incremento gradual de usuarios y el volumen transaccional sin degradar la experiencia de uso.</w:t>
+            <w:tcW w:w="7756" w:type="dxa"/>
+            <w:tcBorders/>
+            <w:vAlign w:val="center"/>
+          </w:tcPr>
+          <w:p>
+            <w:pPr>
+              <w:pStyle w:val="Contenidodelatabla"/>
+              <w:widowControl w:val="false"/>
+              <w:suppressLineNumbers/>
+              <w:spacing w:before="0" w:after="160"/>
+              <w:rPr/>
+            </w:pPr>
+            <w:r>
+              <w:rPr/>
+              <w:t>El sistema debe funcionar correctamente en los navegadores Google Chrome, Mozilla Firefox, Microsoft Edge y Safari.</w:t>
             </w:r>
           </w:p>
         </w:tc>
       </w:tr>
       <w:tr>
-        <w:tc>
-          <w:tcPr>
-            <w:tcW w:w="1020" w:type="dxa"/>
-            <w:vAlign w:val="center"/>
-          </w:tcPr>
-          <w:p>
-            <w:pPr>
-              <w:pStyle w:val="Contenidodelatabla"/>
-            </w:pPr>
-            <w:r>
-              <w:rPr>
-                <w:rStyle w:val="Textoennegrita"/>
-                <w:rFonts w:ascii="Times New Roman" w:hAnsi="Times New Roman"/>
-                <w:sz w:val="24"/>
-                <w:szCs w:val="24"/>
+        <w:trPr/>
+        <w:tc>
+          <w:tcPr>
+            <w:tcW w:w="748" w:type="dxa"/>
+            <w:tcBorders/>
+            <w:vAlign w:val="center"/>
+          </w:tcPr>
+          <w:p>
+            <w:pPr>
+              <w:pStyle w:val="Contenidodelatabla"/>
+              <w:spacing w:before="0" w:after="160"/>
+              <w:jc w:val="center"/>
+              <w:rPr/>
+            </w:pPr>
+            <w:r>
+              <w:rPr>
+                <w:rStyle w:val="Strong"/>
               </w:rPr>
               <w:t>RNF08</w:t>
             </w:r>
@@ -3875,49 +3718,43 @@
         </w:tc>
         <w:tc>
           <w:tcPr>
-            <w:tcW w:w="7484" w:type="dxa"/>
-            <w:vAlign w:val="center"/>
-          </w:tcPr>
-          <w:p>
-            <w:pPr>
-              <w:pStyle w:val="Contenidodelatabla"/>
-            </w:pPr>
-            <w:r>
-              <w:rPr>
-                <w:rStyle w:val="Textoennegrita"/>
-                <w:rFonts w:ascii="Times New Roman" w:hAnsi="Times New Roman"/>
-                <w:sz w:val="24"/>
-                <w:szCs w:val="24"/>
-              </w:rPr>
-              <w:t>El sistema debe</w:t>
-            </w:r>
-            <w:r>
-              <w:rPr>
-                <w:rFonts w:ascii="Times New Roman" w:hAnsi="Times New Roman"/>
-                <w:sz w:val="24"/>
-                <w:szCs w:val="24"/>
-              </w:rPr>
-              <w:t xml:space="preserve"> diseñar una interfaz de usuario (UI/UX) intuitiva, consistente y orientada a minimizar la curva de aprendizaje de los distintos perfiles de usuario.</w:t>
+            <w:tcW w:w="7756" w:type="dxa"/>
+            <w:tcBorders/>
+            <w:vAlign w:val="center"/>
+          </w:tcPr>
+          <w:p>
+            <w:pPr>
+              <w:pStyle w:val="Contenidodelatabla"/>
+              <w:widowControl w:val="false"/>
+              <w:suppressLineNumbers/>
+              <w:spacing w:before="0" w:after="160"/>
+              <w:rPr/>
+            </w:pPr>
+            <w:r>
+              <w:rPr/>
+              <w:t>El sistema debe adaptarse correctamente a computadoras, tabletas y teléfonos móviles.</w:t>
             </w:r>
           </w:p>
         </w:tc>
       </w:tr>
       <w:tr>
-        <w:tc>
-          <w:tcPr>
-            <w:tcW w:w="1020" w:type="dxa"/>
-            <w:vAlign w:val="center"/>
-          </w:tcPr>
-          <w:p>
-            <w:pPr>
-              <w:pStyle w:val="Contenidodelatabla"/>
-            </w:pPr>
-            <w:r>
-              <w:rPr>
-                <w:rStyle w:val="Textoennegrita"/>
-                <w:rFonts w:ascii="Times New Roman" w:hAnsi="Times New Roman"/>
-                <w:sz w:val="24"/>
-                <w:szCs w:val="24"/>
+        <w:trPr/>
+        <w:tc>
+          <w:tcPr>
+            <w:tcW w:w="748" w:type="dxa"/>
+            <w:tcBorders/>
+            <w:vAlign w:val="center"/>
+          </w:tcPr>
+          <w:p>
+            <w:pPr>
+              <w:pStyle w:val="Contenidodelatabla"/>
+              <w:spacing w:before="0" w:after="160"/>
+              <w:jc w:val="center"/>
+              <w:rPr/>
+            </w:pPr>
+            <w:r>
+              <w:rPr>
+                <w:rStyle w:val="Strong"/>
               </w:rPr>
               <w:t>RNF09</w:t>
             </w:r>
@@ -3925,49 +3762,43 @@
         </w:tc>
         <w:tc>
           <w:tcPr>
-            <w:tcW w:w="7484" w:type="dxa"/>
-            <w:vAlign w:val="center"/>
-          </w:tcPr>
-          <w:p>
-            <w:pPr>
-              <w:pStyle w:val="Contenidodelatabla"/>
-            </w:pPr>
-            <w:r>
-              <w:rPr>
-                <w:rStyle w:val="Textoennegrita"/>
-                <w:rFonts w:ascii="Times New Roman" w:hAnsi="Times New Roman"/>
-                <w:sz w:val="24"/>
-                <w:szCs w:val="24"/>
-              </w:rPr>
-              <w:t>El sistema debe</w:t>
-            </w:r>
-            <w:r>
-              <w:rPr>
-                <w:rFonts w:ascii="Times New Roman" w:hAnsi="Times New Roman"/>
-                <w:sz w:val="24"/>
-                <w:szCs w:val="24"/>
-              </w:rPr>
-              <w:t xml:space="preserve"> asegurar la compatibilidad e interoperabilidad de la aplicación web en los principales navegadores del mercado (Chrome, Edge, Firefox, Safari).</w:t>
+            <w:tcW w:w="7756" w:type="dxa"/>
+            <w:tcBorders/>
+            <w:vAlign w:val="center"/>
+          </w:tcPr>
+          <w:p>
+            <w:pPr>
+              <w:pStyle w:val="Contenidodelatabla"/>
+              <w:widowControl w:val="false"/>
+              <w:suppressLineNumbers/>
+              <w:spacing w:before="0" w:after="160"/>
+              <w:rPr/>
+            </w:pPr>
+            <w:r>
+              <w:rPr/>
+              <w:t>El sistema debe realizar copias de seguridad automáticas de la base de datos de forma periódica.</w:t>
             </w:r>
           </w:p>
         </w:tc>
       </w:tr>
       <w:tr>
-        <w:tc>
-          <w:tcPr>
-            <w:tcW w:w="1020" w:type="dxa"/>
-            <w:vAlign w:val="center"/>
-          </w:tcPr>
-          <w:p>
-            <w:pPr>
-              <w:pStyle w:val="Contenidodelatabla"/>
-            </w:pPr>
-            <w:r>
-              <w:rPr>
-                <w:rStyle w:val="Textoennegrita"/>
-                <w:rFonts w:ascii="Times New Roman" w:hAnsi="Times New Roman"/>
-                <w:sz w:val="24"/>
-                <w:szCs w:val="24"/>
+        <w:trPr/>
+        <w:tc>
+          <w:tcPr>
+            <w:tcW w:w="748" w:type="dxa"/>
+            <w:tcBorders/>
+            <w:vAlign w:val="center"/>
+          </w:tcPr>
+          <w:p>
+            <w:pPr>
+              <w:pStyle w:val="Contenidodelatabla"/>
+              <w:spacing w:before="0" w:after="160"/>
+              <w:jc w:val="center"/>
+              <w:rPr/>
+            </w:pPr>
+            <w:r>
+              <w:rPr>
+                <w:rStyle w:val="Strong"/>
               </w:rPr>
               <w:t>RNF10</w:t>
             </w:r>
@@ -3975,67 +3806,43 @@
         </w:tc>
         <w:tc>
           <w:tcPr>
-            <w:tcW w:w="7484" w:type="dxa"/>
-            <w:vAlign w:val="center"/>
-          </w:tcPr>
-          <w:p>
-            <w:pPr>
-              <w:pStyle w:val="Contenidodelatabla"/>
-            </w:pPr>
-            <w:r>
-              <w:rPr>
-                <w:rStyle w:val="Textoennegrita"/>
-                <w:rFonts w:ascii="Times New Roman" w:hAnsi="Times New Roman"/>
-                <w:sz w:val="24"/>
-                <w:szCs w:val="24"/>
-              </w:rPr>
-              <w:t>El sistema debe</w:t>
-            </w:r>
-            <w:r>
-              <w:rPr>
-                <w:rFonts w:ascii="Times New Roman" w:hAnsi="Times New Roman"/>
-                <w:sz w:val="24"/>
-                <w:szCs w:val="24"/>
-              </w:rPr>
-              <w:t xml:space="preserve"> incorporar un diseño adaptativo (responsive </w:t>
-            </w:r>
-            <w:proofErr w:type="spellStart"/>
-            <w:r>
-              <w:rPr>
-                <w:rFonts w:ascii="Times New Roman" w:hAnsi="Times New Roman"/>
-                <w:sz w:val="24"/>
-                <w:szCs w:val="24"/>
-              </w:rPr>
-              <w:t>design</w:t>
-            </w:r>
-            <w:proofErr w:type="spellEnd"/>
-            <w:r>
-              <w:rPr>
-                <w:rFonts w:ascii="Times New Roman" w:hAnsi="Times New Roman"/>
-                <w:sz w:val="24"/>
-                <w:szCs w:val="24"/>
-              </w:rPr>
-              <w:t>) que ajuste la interfaz a múltiples resoluciones y tipos de dispositivos (escritorio, tabletas y móviles).</w:t>
+            <w:tcW w:w="7756" w:type="dxa"/>
+            <w:tcBorders/>
+            <w:vAlign w:val="center"/>
+          </w:tcPr>
+          <w:p>
+            <w:pPr>
+              <w:pStyle w:val="Contenidodelatabla"/>
+              <w:widowControl w:val="false"/>
+              <w:suppressLineNumbers/>
+              <w:spacing w:before="0" w:after="160"/>
+              <w:rPr/>
+            </w:pPr>
+            <w:r>
+              <w:rPr/>
+              <w:t>El sistema debe guardar un registro de las acciones importantes realizadas por los usuarios para fines de auditoría.</w:t>
             </w:r>
           </w:p>
         </w:tc>
       </w:tr>
       <w:tr>
-        <w:tc>
-          <w:tcPr>
-            <w:tcW w:w="1020" w:type="dxa"/>
-            <w:vAlign w:val="center"/>
-          </w:tcPr>
-          <w:p>
-            <w:pPr>
-              <w:pStyle w:val="Contenidodelatabla"/>
-            </w:pPr>
-            <w:r>
-              <w:rPr>
-                <w:rStyle w:val="Textoennegrita"/>
-                <w:rFonts w:ascii="Times New Roman" w:hAnsi="Times New Roman"/>
-                <w:sz w:val="24"/>
-                <w:szCs w:val="24"/>
+        <w:trPr/>
+        <w:tc>
+          <w:tcPr>
+            <w:tcW w:w="748" w:type="dxa"/>
+            <w:tcBorders/>
+            <w:vAlign w:val="center"/>
+          </w:tcPr>
+          <w:p>
+            <w:pPr>
+              <w:pStyle w:val="Contenidodelatabla"/>
+              <w:spacing w:before="0" w:after="160"/>
+              <w:jc w:val="center"/>
+              <w:rPr/>
+            </w:pPr>
+            <w:r>
+              <w:rPr>
+                <w:rStyle w:val="Strong"/>
               </w:rPr>
               <w:t>RNF11</w:t>
             </w:r>
@@ -4043,49 +3850,43 @@
         </w:tc>
         <w:tc>
           <w:tcPr>
-            <w:tcW w:w="7484" w:type="dxa"/>
-            <w:vAlign w:val="center"/>
-          </w:tcPr>
-          <w:p>
-            <w:pPr>
-              <w:pStyle w:val="Contenidodelatabla"/>
-            </w:pPr>
-            <w:r>
-              <w:rPr>
-                <w:rStyle w:val="Textoennegrita"/>
-                <w:rFonts w:ascii="Times New Roman" w:hAnsi="Times New Roman"/>
-                <w:sz w:val="24"/>
-                <w:szCs w:val="24"/>
-              </w:rPr>
-              <w:t>El sistema debe</w:t>
-            </w:r>
-            <w:r>
-              <w:rPr>
-                <w:rFonts w:ascii="Times New Roman" w:hAnsi="Times New Roman"/>
-                <w:sz w:val="24"/>
-                <w:szCs w:val="24"/>
-              </w:rPr>
-              <w:t xml:space="preserve"> programar un esquema automatizado de respaldos periódicos de la base de datos para prevenir la pérdida imprevista de información.</w:t>
+            <w:tcW w:w="7756" w:type="dxa"/>
+            <w:tcBorders/>
+            <w:vAlign w:val="center"/>
+          </w:tcPr>
+          <w:p>
+            <w:pPr>
+              <w:pStyle w:val="Contenidodelatabla"/>
+              <w:widowControl w:val="false"/>
+              <w:suppressLineNumbers/>
+              <w:spacing w:before="0" w:after="160"/>
+              <w:rPr/>
+            </w:pPr>
+            <w:r>
+              <w:rPr/>
+              <w:t>El sistema debe estar organizado de manera que facilite su mantenimiento y futuras actualizaciones.</w:t>
             </w:r>
           </w:p>
         </w:tc>
       </w:tr>
       <w:tr>
-        <w:tc>
-          <w:tcPr>
-            <w:tcW w:w="1020" w:type="dxa"/>
-            <w:vAlign w:val="center"/>
-          </w:tcPr>
-          <w:p>
-            <w:pPr>
-              <w:pStyle w:val="Contenidodelatabla"/>
-            </w:pPr>
-            <w:r>
-              <w:rPr>
-                <w:rStyle w:val="Textoennegrita"/>
-                <w:rFonts w:ascii="Times New Roman" w:hAnsi="Times New Roman"/>
-                <w:sz w:val="24"/>
-                <w:szCs w:val="24"/>
+        <w:trPr/>
+        <w:tc>
+          <w:tcPr>
+            <w:tcW w:w="748" w:type="dxa"/>
+            <w:tcBorders/>
+            <w:vAlign w:val="center"/>
+          </w:tcPr>
+          <w:p>
+            <w:pPr>
+              <w:pStyle w:val="Contenidodelatabla"/>
+              <w:spacing w:before="0" w:after="160"/>
+              <w:jc w:val="center"/>
+              <w:rPr/>
+            </w:pPr>
+            <w:r>
+              <w:rPr>
+                <w:rStyle w:val="Strong"/>
               </w:rPr>
               <w:t>RNF12</w:t>
             </w:r>
@@ -4093,49 +3894,43 @@
         </w:tc>
         <w:tc>
           <w:tcPr>
-            <w:tcW w:w="7484" w:type="dxa"/>
-            <w:vAlign w:val="center"/>
-          </w:tcPr>
-          <w:p>
-            <w:pPr>
-              <w:pStyle w:val="Contenidodelatabla"/>
-            </w:pPr>
-            <w:r>
-              <w:rPr>
-                <w:rStyle w:val="Textoennegrita"/>
-                <w:rFonts w:ascii="Times New Roman" w:hAnsi="Times New Roman"/>
-                <w:sz w:val="24"/>
-                <w:szCs w:val="24"/>
-              </w:rPr>
-              <w:t>El sistema debe</w:t>
-            </w:r>
-            <w:r>
-              <w:rPr>
-                <w:rFonts w:ascii="Times New Roman" w:hAnsi="Times New Roman"/>
-                <w:sz w:val="24"/>
-                <w:szCs w:val="24"/>
-              </w:rPr>
-              <w:t xml:space="preserve"> registrar las operaciones críticas y eventos del sistema en una bitácora de auditoría inmutable para fines de trazabilidad y seguridad.</w:t>
+            <w:tcW w:w="7756" w:type="dxa"/>
+            <w:tcBorders/>
+            <w:vAlign w:val="center"/>
+          </w:tcPr>
+          <w:p>
+            <w:pPr>
+              <w:pStyle w:val="Contenidodelatabla"/>
+              <w:widowControl w:val="false"/>
+              <w:suppressLineNumbers/>
+              <w:spacing w:before="0" w:after="160"/>
+              <w:rPr/>
+            </w:pPr>
+            <w:r>
+              <w:rPr/>
+              <w:t>El sistema debe contar con mecanismos que permitan recuperar la información almacenada en caso de fallos.</w:t>
             </w:r>
           </w:p>
         </w:tc>
       </w:tr>
       <w:tr>
-        <w:tc>
-          <w:tcPr>
-            <w:tcW w:w="1020" w:type="dxa"/>
-            <w:vAlign w:val="center"/>
-          </w:tcPr>
-          <w:p>
-            <w:pPr>
-              <w:pStyle w:val="Contenidodelatabla"/>
-            </w:pPr>
-            <w:r>
-              <w:rPr>
-                <w:rStyle w:val="Textoennegrita"/>
-                <w:rFonts w:ascii="Times New Roman" w:hAnsi="Times New Roman"/>
-                <w:sz w:val="24"/>
-                <w:szCs w:val="24"/>
+        <w:trPr/>
+        <w:tc>
+          <w:tcPr>
+            <w:tcW w:w="748" w:type="dxa"/>
+            <w:tcBorders/>
+            <w:vAlign w:val="center"/>
+          </w:tcPr>
+          <w:p>
+            <w:pPr>
+              <w:pStyle w:val="Contenidodelatabla"/>
+              <w:spacing w:before="0" w:after="160"/>
+              <w:jc w:val="center"/>
+              <w:rPr/>
+            </w:pPr>
+            <w:r>
+              <w:rPr>
+                <w:rStyle w:val="Strong"/>
               </w:rPr>
               <w:t>RNF13</w:t>
             </w:r>
@@ -4143,49 +3938,43 @@
         </w:tc>
         <w:tc>
           <w:tcPr>
-            <w:tcW w:w="7484" w:type="dxa"/>
-            <w:vAlign w:val="center"/>
-          </w:tcPr>
-          <w:p>
-            <w:pPr>
-              <w:pStyle w:val="Contenidodelatabla"/>
-            </w:pPr>
-            <w:r>
-              <w:rPr>
-                <w:rStyle w:val="Textoennegrita"/>
-                <w:rFonts w:ascii="Times New Roman" w:hAnsi="Times New Roman"/>
-                <w:sz w:val="24"/>
-                <w:szCs w:val="24"/>
-              </w:rPr>
-              <w:t>El sistema debe</w:t>
-            </w:r>
-            <w:r>
-              <w:rPr>
-                <w:rFonts w:ascii="Times New Roman" w:hAnsi="Times New Roman"/>
-                <w:sz w:val="24"/>
-                <w:szCs w:val="24"/>
-              </w:rPr>
-              <w:t xml:space="preserve"> adoptar patrones de diseño y estándares de código que faciliten el mantenimiento, el refactorizado y la adición de nuevas capacidades operativas.</w:t>
+            <w:tcW w:w="7756" w:type="dxa"/>
+            <w:tcBorders/>
+            <w:vAlign w:val="center"/>
+          </w:tcPr>
+          <w:p>
+            <w:pPr>
+              <w:pStyle w:val="Contenidodelatabla"/>
+              <w:widowControl w:val="false"/>
+              <w:suppressLineNumbers/>
+              <w:spacing w:before="0" w:after="160"/>
+              <w:rPr/>
+            </w:pPr>
+            <w:r>
+              <w:rPr/>
+              <w:t>El sistema debe ejecutarse mediante contenedores Docker utilizando Docker Compose para facilitar su despliegue.</w:t>
             </w:r>
           </w:p>
         </w:tc>
       </w:tr>
       <w:tr>
-        <w:tc>
-          <w:tcPr>
-            <w:tcW w:w="1020" w:type="dxa"/>
-            <w:vAlign w:val="center"/>
-          </w:tcPr>
-          <w:p>
-            <w:pPr>
-              <w:pStyle w:val="Contenidodelatabla"/>
-            </w:pPr>
-            <w:r>
-              <w:rPr>
-                <w:rStyle w:val="Textoennegrita"/>
-                <w:rFonts w:ascii="Times New Roman" w:hAnsi="Times New Roman"/>
-                <w:sz w:val="24"/>
-                <w:szCs w:val="24"/>
+        <w:trPr/>
+        <w:tc>
+          <w:tcPr>
+            <w:tcW w:w="748" w:type="dxa"/>
+            <w:tcBorders/>
+            <w:vAlign w:val="center"/>
+          </w:tcPr>
+          <w:p>
+            <w:pPr>
+              <w:pStyle w:val="Contenidodelatabla"/>
+              <w:spacing w:before="0" w:after="160"/>
+              <w:jc w:val="center"/>
+              <w:rPr/>
+            </w:pPr>
+            <w:r>
+              <w:rPr>
+                <w:rStyle w:val="Strong"/>
               </w:rPr>
               <w:t>RNF14</w:t>
             </w:r>
@@ -4193,143 +3982,109 @@
         </w:tc>
         <w:tc>
           <w:tcPr>
-            <w:tcW w:w="7484" w:type="dxa"/>
-            <w:vAlign w:val="center"/>
-          </w:tcPr>
-          <w:p>
-            <w:pPr>
-              <w:pStyle w:val="Contenidodelatabla"/>
-            </w:pPr>
-            <w:r>
-              <w:rPr>
-                <w:rStyle w:val="Textoennegrita"/>
-                <w:rFonts w:ascii="Times New Roman" w:hAnsi="Times New Roman"/>
-                <w:sz w:val="24"/>
-                <w:szCs w:val="24"/>
-              </w:rPr>
-              <w:t>El sistema debe</w:t>
-            </w:r>
-            <w:r>
-              <w:rPr>
-                <w:rFonts w:ascii="Times New Roman" w:hAnsi="Times New Roman"/>
-                <w:sz w:val="24"/>
-                <w:szCs w:val="24"/>
-              </w:rPr>
-              <w:t xml:space="preserve"> contar con mecanismos de recuperación ante fallos (</w:t>
-            </w:r>
-            <w:proofErr w:type="spellStart"/>
-            <w:r>
-              <w:rPr>
-                <w:rFonts w:ascii="Times New Roman" w:hAnsi="Times New Roman"/>
-                <w:sz w:val="24"/>
-                <w:szCs w:val="24"/>
-              </w:rPr>
-              <w:t>Disaster</w:t>
-            </w:r>
-            <w:proofErr w:type="spellEnd"/>
-            <w:r>
-              <w:rPr>
-                <w:rFonts w:ascii="Times New Roman" w:hAnsi="Times New Roman"/>
-                <w:sz w:val="24"/>
-                <w:szCs w:val="24"/>
-              </w:rPr>
-              <w:t xml:space="preserve"> </w:t>
-            </w:r>
-            <w:proofErr w:type="spellStart"/>
-            <w:r>
-              <w:rPr>
-                <w:rFonts w:ascii="Times New Roman" w:hAnsi="Times New Roman"/>
-                <w:sz w:val="24"/>
-                <w:szCs w:val="24"/>
-              </w:rPr>
-              <w:t>Recovery</w:t>
-            </w:r>
-            <w:proofErr w:type="spellEnd"/>
-            <w:r>
-              <w:rPr>
-                <w:rFonts w:ascii="Times New Roman" w:hAnsi="Times New Roman"/>
-                <w:sz w:val="24"/>
-                <w:szCs w:val="24"/>
-              </w:rPr>
-              <w:t xml:space="preserve">) que aseguren un tiempo de restablecimiento óptimo con </w:t>
-            </w:r>
-            <w:r>
-              <w:rPr>
-                <w:rFonts w:ascii="Times New Roman" w:hAnsi="Times New Roman"/>
-                <w:sz w:val="24"/>
-                <w:szCs w:val="24"/>
-              </w:rPr>
-              <w:lastRenderedPageBreak/>
-              <w:t>un RPO cercano a cero.</w:t>
+            <w:tcW w:w="7756" w:type="dxa"/>
+            <w:tcBorders/>
+            <w:vAlign w:val="center"/>
+          </w:tcPr>
+          <w:p>
+            <w:pPr>
+              <w:pStyle w:val="Contenidodelatabla"/>
+              <w:widowControl w:val="false"/>
+              <w:suppressLineNumbers/>
+              <w:spacing w:before="0" w:after="160"/>
+              <w:rPr/>
+            </w:pPr>
+            <w:r>
+              <w:rPr/>
+              <w:t>El sistema debe utilizar variables de entorno (.env) para almacenar configuraciones y credenciales sensibles.</w:t>
             </w:r>
           </w:p>
         </w:tc>
       </w:tr>
       <w:tr>
-        <w:tc>
-          <w:tcPr>
-            <w:tcW w:w="1020" w:type="dxa"/>
-            <w:vAlign w:val="center"/>
-          </w:tcPr>
-          <w:p>
-            <w:pPr>
-              <w:pStyle w:val="Contenidodelatabla"/>
-            </w:pPr>
-            <w:r>
-              <w:rPr>
-                <w:rStyle w:val="Textoennegrita"/>
-                <w:rFonts w:ascii="Times New Roman" w:hAnsi="Times New Roman"/>
-                <w:sz w:val="24"/>
-                <w:szCs w:val="24"/>
-              </w:rPr>
-              <w:lastRenderedPageBreak/>
+        <w:trPr/>
+        <w:tc>
+          <w:tcPr>
+            <w:tcW w:w="748" w:type="dxa"/>
+            <w:tcBorders/>
+            <w:vAlign w:val="center"/>
+          </w:tcPr>
+          <w:p>
+            <w:pPr>
+              <w:pStyle w:val="Contenidodelatabla"/>
+              <w:spacing w:before="0" w:after="160"/>
+              <w:jc w:val="center"/>
+              <w:rPr/>
+            </w:pPr>
+            <w:r>
+              <w:rPr>
+                <w:rStyle w:val="Strong"/>
+              </w:rPr>
               <w:t>RNF15</w:t>
             </w:r>
           </w:p>
         </w:tc>
         <w:tc>
           <w:tcPr>
-            <w:tcW w:w="7484" w:type="dxa"/>
-            <w:vAlign w:val="center"/>
-          </w:tcPr>
-          <w:p>
-            <w:pPr>
-              <w:pStyle w:val="Contenidodelatabla"/>
-            </w:pPr>
-            <w:r>
-              <w:rPr>
-                <w:rStyle w:val="Textoennegrita"/>
-                <w:rFonts w:ascii="Times New Roman" w:hAnsi="Times New Roman"/>
-                <w:sz w:val="24"/>
-                <w:szCs w:val="24"/>
-              </w:rPr>
-              <w:t>El sistema debe</w:t>
-            </w:r>
-            <w:r>
-              <w:rPr>
-                <w:rFonts w:ascii="Times New Roman" w:hAnsi="Times New Roman"/>
-                <w:sz w:val="24"/>
-                <w:szCs w:val="24"/>
-              </w:rPr>
-              <w:t xml:space="preserve"> organizar el sistema en partes independientes usando contenedores de Docker y conectarlas con Docker </w:t>
-            </w:r>
-            <w:proofErr w:type="spellStart"/>
-            <w:r>
-              <w:rPr>
-                <w:rFonts w:ascii="Times New Roman" w:hAnsi="Times New Roman"/>
-                <w:sz w:val="24"/>
-                <w:szCs w:val="24"/>
-              </w:rPr>
-              <w:t>Compose</w:t>
-            </w:r>
-            <w:proofErr w:type="spellEnd"/>
-            <w:r>
-              <w:rPr>
-                <w:rFonts w:ascii="Times New Roman" w:hAnsi="Times New Roman"/>
-                <w:sz w:val="24"/>
-                <w:szCs w:val="24"/>
-              </w:rPr>
-              <w:t>, para que cada componente se pueda instalar o actualizar sin afectar a los demás.</w:t>
+            <w:tcW w:w="7756" w:type="dxa"/>
+            <w:tcBorders/>
+            <w:vAlign w:val="center"/>
+          </w:tcPr>
+          <w:p>
+            <w:pPr>
+              <w:pStyle w:val="Contenidodelatabla"/>
+              <w:widowControl w:val="false"/>
+              <w:suppressLineNumbers/>
+              <w:spacing w:before="0" w:after="160"/>
+              <w:rPr/>
+            </w:pPr>
+            <w:r>
+              <w:rPr/>
+              <w:t>El sistema debe disponer de un mecanismo que permita verificar el estado de funcionamiento de cada microservicio.</w:t>
+            </w:r>
+          </w:p>
+        </w:tc>
+      </w:tr>
+      <w:tr>
+        <w:trPr/>
+        <w:tc>
+          <w:tcPr>
+            <w:tcW w:w="748" w:type="dxa"/>
+            <w:tcBorders/>
+            <w:vAlign w:val="center"/>
+          </w:tcPr>
+          <w:p>
+            <w:pPr>
+              <w:pStyle w:val="Contenidodelatabla"/>
+              <w:spacing w:before="0" w:after="160"/>
+              <w:jc w:val="center"/>
+              <w:rPr/>
+            </w:pPr>
+            <w:r>
+              <w:rPr>
+                <w:rStyle w:val="Strong"/>
+              </w:rPr>
+              <w:t>RNF16</w:t>
+            </w:r>
+          </w:p>
+        </w:tc>
+        <w:tc>
+          <w:tcPr>
+            <w:tcW w:w="7756" w:type="dxa"/>
+            <w:tcBorders/>
+            <w:vAlign w:val="center"/>
+          </w:tcPr>
+          <w:p>
+            <w:pPr>
+              <w:pStyle w:val="Contenidodelatabla"/>
+              <w:widowControl w:val="false"/>
+              <w:suppressLineNumbers/>
+              <w:spacing w:before="0" w:after="160"/>
+              <w:rPr/>
+            </w:pPr>
+            <w:r>
+              <w:rPr/>
+              <w:t>El sistema debe utilizar una base de datos independiente para cada microservicio con el propósito de reducir el acoplamiento entre ellos.</w:t>
             </w:r>
           </w:p>
         </w:tc>
@@ -4337,8 +4092,8 @@
     </w:tbl>
     <w:p>
       <w:pPr>
-        <w:pStyle w:val="Textoindependiente"/>
-        <w:spacing w:after="240" w:line="331" w:lineRule="auto"/>
+        <w:pStyle w:val="BodyText"/>
+        <w:spacing w:lineRule="auto" w:line="331" w:before="0" w:after="240"/>
         <w:rPr>
           <w:rFonts w:ascii="Times New Roman" w:hAnsi="Times New Roman"/>
           <w:b/>
@@ -4347,11 +4102,7 @@
           <w:szCs w:val="24"/>
         </w:rPr>
       </w:pPr>
-    </w:p>
-    <w:p>
-      <w:pPr>
-        <w:pStyle w:val="Textoindependiente"/>
-        <w:spacing w:after="240" w:line="331" w:lineRule="auto"/>
+      <w:r>
         <w:rPr>
           <w:rFonts w:ascii="Times New Roman" w:hAnsi="Times New Roman"/>
           <w:b/>
@@ -4359,8 +4110,12 @@
           <w:sz w:val="24"/>
           <w:szCs w:val="24"/>
         </w:rPr>
-      </w:pPr>
-      <w:r>
+      </w:r>
+    </w:p>
+    <w:p>
+      <w:pPr>
+        <w:pStyle w:val="BodyText"/>
+        <w:spacing w:lineRule="auto" w:line="331" w:before="0" w:after="240"/>
         <w:rPr>
           <w:rFonts w:ascii="Times New Roman" w:hAnsi="Times New Roman"/>
           <w:b/>
@@ -4368,9 +4123,7 @@
           <w:sz w:val="24"/>
           <w:szCs w:val="24"/>
         </w:rPr>
-        <w:t xml:space="preserve">3. </w:t>
-      </w:r>
-      <w:proofErr w:type="spellStart"/>
+      </w:pPr>
       <w:r>
         <w:rPr>
           <w:rFonts w:ascii="Times New Roman" w:hAnsi="Times New Roman"/>
@@ -4379,10 +4132,12 @@
           <w:sz w:val="24"/>
           <w:szCs w:val="24"/>
         </w:rPr>
-        <w:t>Product</w:t>
-      </w:r>
-      <w:proofErr w:type="spellEnd"/>
-      <w:r>
+      </w:r>
+    </w:p>
+    <w:p>
+      <w:pPr>
+        <w:pStyle w:val="BodyText"/>
+        <w:spacing w:lineRule="auto" w:line="331" w:before="0" w:after="240"/>
         <w:rPr>
           <w:rFonts w:ascii="Times New Roman" w:hAnsi="Times New Roman"/>
           <w:b/>
@@ -4390,13 +4145,8 @@
           <w:sz w:val="24"/>
           <w:szCs w:val="24"/>
         </w:rPr>
-        <w:t xml:space="preserve"> Backlog</w:t>
-      </w:r>
-    </w:p>
-    <w:p>
-      <w:pPr>
-        <w:pStyle w:val="Textoindependiente"/>
-        <w:spacing w:after="240" w:line="331" w:lineRule="auto"/>
+      </w:pPr>
+      <w:r>
         <w:rPr>
           <w:rFonts w:ascii="Times New Roman" w:hAnsi="Times New Roman"/>
           <w:b/>
@@ -4404,12 +4154,12 @@
           <w:sz w:val="24"/>
           <w:szCs w:val="24"/>
         </w:rPr>
-      </w:pPr>
-    </w:p>
-    <w:p>
-      <w:pPr>
-        <w:pStyle w:val="Textoindependiente"/>
-        <w:spacing w:after="240" w:line="331" w:lineRule="auto"/>
+      </w:r>
+    </w:p>
+    <w:p>
+      <w:pPr>
+        <w:pStyle w:val="BodyText"/>
+        <w:spacing w:lineRule="auto" w:line="331" w:before="0" w:after="240"/>
         <w:rPr>
           <w:rFonts w:ascii="Times New Roman" w:hAnsi="Times New Roman"/>
           <w:b/>
@@ -4418,11 +4168,7 @@
           <w:szCs w:val="24"/>
         </w:rPr>
       </w:pPr>
-    </w:p>
-    <w:p>
-      <w:pPr>
-        <w:pStyle w:val="Textoindependiente"/>
-        <w:spacing w:after="240" w:line="331" w:lineRule="auto"/>
+      <w:r>
         <w:rPr>
           <w:rFonts w:ascii="Times New Roman" w:hAnsi="Times New Roman"/>
           <w:b/>
@@ -4430,8 +4176,13 @@
           <w:sz w:val="24"/>
           <w:szCs w:val="24"/>
         </w:rPr>
-      </w:pPr>
-      <w:r>
+        <w:t>3. Product Backlog</w:t>
+      </w:r>
+    </w:p>
+    <w:p>
+      <w:pPr>
+        <w:pStyle w:val="BodyText"/>
+        <w:spacing w:lineRule="auto" w:line="331" w:before="0" w:after="240"/>
         <w:rPr>
           <w:rFonts w:ascii="Times New Roman" w:hAnsi="Times New Roman"/>
           <w:b/>
@@ -4439,8 +4190,7 @@
           <w:sz w:val="24"/>
           <w:szCs w:val="24"/>
         </w:rPr>
-        <w:t>4.</w:t>
-      </w:r>
+      </w:pPr>
       <w:r>
         <w:rPr>
           <w:rFonts w:ascii="Times New Roman" w:hAnsi="Times New Roman"/>
@@ -4449,13 +4199,12 @@
           <w:sz w:val="24"/>
           <w:szCs w:val="24"/>
         </w:rPr>
-        <w:t xml:space="preserve"> Modelo C4</w:t>
-      </w:r>
-    </w:p>
-    <w:p>
-      <w:pPr>
-        <w:pStyle w:val="Textoindependiente"/>
-        <w:spacing w:after="240" w:line="331" w:lineRule="auto"/>
+      </w:r>
+    </w:p>
+    <w:p>
+      <w:pPr>
+        <w:pStyle w:val="BodyText"/>
+        <w:spacing w:lineRule="auto" w:line="331" w:before="0" w:after="240"/>
         <w:rPr>
           <w:rFonts w:ascii="Times New Roman" w:hAnsi="Times New Roman"/>
           <w:b/>
@@ -4471,21 +4220,58 @@
           <w:bCs/>
           <w:sz w:val="24"/>
           <w:szCs w:val="24"/>
-          <w:lang w:val="es-ES"/>
-        </w:rPr>
+        </w:rPr>
+      </w:r>
+    </w:p>
+    <w:p>
+      <w:pPr>
+        <w:pStyle w:val="BodyText"/>
+        <w:spacing w:lineRule="auto" w:line="331" w:before="0" w:after="240"/>
+        <w:rPr>
+          <w:rFonts w:ascii="Times New Roman" w:hAnsi="Times New Roman"/>
+          <w:b/>
+          <w:bCs/>
+          <w:sz w:val="24"/>
+          <w:szCs w:val="24"/>
+        </w:rPr>
+      </w:pPr>
+      <w:r>
+        <w:rPr>
+          <w:rFonts w:ascii="Times New Roman" w:hAnsi="Times New Roman"/>
+          <w:b/>
+          <w:bCs/>
+          <w:sz w:val="24"/>
+          <w:szCs w:val="24"/>
+        </w:rPr>
+        <w:t>4. Modelo C4</w:t>
+      </w:r>
+    </w:p>
+    <w:p>
+      <w:pPr>
+        <w:pStyle w:val="BodyText"/>
+        <w:spacing w:lineRule="auto" w:line="331" w:before="0" w:after="240"/>
+        <w:rPr>
+          <w:rFonts w:ascii="Times New Roman" w:hAnsi="Times New Roman"/>
+          <w:b/>
+          <w:bCs/>
+          <w:sz w:val="24"/>
+          <w:szCs w:val="24"/>
+        </w:rPr>
+      </w:pPr>
+      <w:r>
         <w:drawing>
-          <wp:anchor distT="0" distB="0" distL="114300" distR="114300" simplePos="0" relativeHeight="251658240" behindDoc="1" locked="0" layoutInCell="1" allowOverlap="1" wp14:anchorId="6AB64ABA" wp14:editId="799A97E0">
-            <wp:simplePos x="1016000" y="4148667"/>
+          <wp:anchor distT="0" distB="0" distL="114300" distR="114300" simplePos="0" relativeHeight="7" behindDoc="0" locked="0" layoutInCell="0" allowOverlap="1">
+            <wp:simplePos x="0" y="0"/>
             <wp:positionH relativeFrom="margin">
               <wp:align>center</wp:align>
             </wp:positionH>
             <wp:positionV relativeFrom="margin">
               <wp:align>bottom</wp:align>
             </wp:positionV>
-            <wp:extent cx="4273550" cy="5630333"/>
-            <wp:effectExtent l="0" t="0" r="0" b="8890"/>
+            <wp:extent cx="4273550" cy="5630545"/>
+            <wp:effectExtent l="0" t="0" r="0" b="0"/>
             <wp:wrapSquare wrapText="bothSides"/>
-            <wp:docPr id="2" name="Imagen 2"/>
+            <wp:docPr id="1" name="Imagen 2"/>
             <wp:cNvGraphicFramePr>
               <a:graphicFrameLocks xmlns:a="http://schemas.openxmlformats.org/drawingml/2006/main" noChangeAspect="1"/>
             </wp:cNvGraphicFramePr>
@@ -4493,20 +4279,13 @@
               <a:graphicData uri="http://schemas.openxmlformats.org/drawingml/2006/picture">
                 <pic:pic xmlns:pic="http://schemas.openxmlformats.org/drawingml/2006/picture">
                   <pic:nvPicPr>
-                    <pic:cNvPr id="0" name="Picture 6"/>
+                    <pic:cNvPr id="1" name="Imagen 2"/>
                     <pic:cNvPicPr>
                       <a:picLocks noChangeAspect="1" noChangeArrowheads="1"/>
                     </pic:cNvPicPr>
                   </pic:nvPicPr>
                   <pic:blipFill>
-                    <a:blip r:embed="rId6" cstate="print">
-                      <a:extLst>
-                        <a:ext uri="{28A0092B-C50C-407E-A947-70E740481C1C}">
-                          <a14:useLocalDpi xmlns:a14="http://schemas.microsoft.com/office/drawing/2010/main" val="0"/>
-                        </a:ext>
-                      </a:extLst>
-                    </a:blip>
-                    <a:srcRect/>
+                    <a:blip r:embed="rId2"/>
                     <a:stretch>
                       <a:fillRect/>
                     </a:stretch>
@@ -4514,25 +4293,16 @@
                   <pic:spPr bwMode="auto">
                     <a:xfrm>
                       <a:off x="0" y="0"/>
-                      <a:ext cx="4273550" cy="5630333"/>
+                      <a:ext cx="4273550" cy="5630545"/>
                     </a:xfrm>
                     <a:prstGeom prst="rect">
                       <a:avLst/>
                     </a:prstGeom>
                     <a:noFill/>
-                    <a:ln>
-                      <a:noFill/>
-                    </a:ln>
                   </pic:spPr>
                 </pic:pic>
               </a:graphicData>
             </a:graphic>
-            <wp14:sizeRelH relativeFrom="margin">
-              <wp14:pctWidth>0</wp14:pctWidth>
-            </wp14:sizeRelH>
-            <wp14:sizeRelV relativeFrom="margin">
-              <wp14:pctHeight>0</wp14:pctHeight>
-            </wp14:sizeRelV>
           </wp:anchor>
         </w:drawing>
       </w:r>
@@ -4549,8 +4319,8 @@
     </w:p>
     <w:p>
       <w:pPr>
-        <w:pStyle w:val="Textoindependiente"/>
-        <w:spacing w:after="240" w:line="331" w:lineRule="auto"/>
+        <w:pStyle w:val="BodyText"/>
+        <w:spacing w:lineRule="auto" w:line="331" w:before="0" w:after="240"/>
         <w:rPr>
           <w:rFonts w:ascii="Times New Roman" w:hAnsi="Times New Roman"/>
           <w:b/>
@@ -4560,27 +4330,47 @@
           <w:lang w:val="es-ES"/>
         </w:rPr>
       </w:pPr>
-    </w:p>
-    <w:p>
-      <w:pPr>
-        <w:pStyle w:val="Textoindependiente"/>
-        <w:spacing w:after="240" w:line="331" w:lineRule="auto"/>
+      <w:r>
         <w:rPr>
           <w:rFonts w:ascii="Times New Roman" w:hAnsi="Times New Roman"/>
           <w:b/>
           <w:bCs/>
           <w:sz w:val="24"/>
           <w:szCs w:val="24"/>
-        </w:rPr>
-      </w:pPr>
-    </w:p>
-    <w:p>
-      <w:pPr>
-        <w:pStyle w:val="Textoindependiente"/>
+          <w:lang w:val="es-ES"/>
+        </w:rPr>
+      </w:r>
+    </w:p>
+    <w:p>
+      <w:pPr>
+        <w:pStyle w:val="BodyText"/>
+        <w:spacing w:lineRule="auto" w:line="331" w:before="0" w:after="240"/>
+        <w:rPr>
+          <w:rFonts w:ascii="Times New Roman" w:hAnsi="Times New Roman"/>
+          <w:b/>
+          <w:bCs/>
+          <w:sz w:val="24"/>
+          <w:szCs w:val="24"/>
+        </w:rPr>
+      </w:pPr>
+      <w:r>
+        <w:rPr>
+          <w:rFonts w:ascii="Times New Roman" w:hAnsi="Times New Roman"/>
+          <w:b/>
+          <w:bCs/>
+          <w:sz w:val="24"/>
+          <w:szCs w:val="24"/>
+        </w:rPr>
+      </w:r>
+    </w:p>
+    <w:p>
+      <w:pPr>
+        <w:pStyle w:val="BodyText"/>
         <w:tabs>
-          <w:tab w:val="left" w:pos="2680"/>
+          <w:tab w:val="clear" w:pos="708"/>
+          <w:tab w:val="left" w:pos="2680" w:leader="none"/>
         </w:tabs>
-        <w:spacing w:after="240" w:line="331" w:lineRule="auto"/>
+        <w:spacing w:lineRule="auto" w:line="331" w:before="0" w:after="240"/>
         <w:rPr>
           <w:rFonts w:ascii="Times New Roman" w:hAnsi="Times New Roman"/>
           <w:b/>
@@ -4590,49 +4380,52 @@
         </w:rPr>
       </w:pPr>
       <w:r>
-        <w:rPr>
-          <w:noProof/>
-        </w:rPr>
         <mc:AlternateContent>
           <mc:Choice Requires="wps">
             <w:drawing>
-              <wp:anchor distT="0" distB="0" distL="114300" distR="114300" simplePos="0" relativeHeight="251660288" behindDoc="1" locked="0" layoutInCell="1" allowOverlap="1" wp14:anchorId="0DEB92B6" wp14:editId="736693F1">
+              <wp:anchor distT="0" distB="8255" distL="0" distR="0" simplePos="0" relativeHeight="2" behindDoc="1" locked="0" layoutInCell="0" allowOverlap="1" wp14:anchorId="0DEB92B6">
                 <wp:simplePos x="0" y="0"/>
                 <wp:positionH relativeFrom="margin">
                   <wp:align>center</wp:align>
                 </wp:positionH>
                 <wp:positionV relativeFrom="paragraph">
-                  <wp:posOffset>4778798</wp:posOffset>
+                  <wp:posOffset>4778375</wp:posOffset>
                 </wp:positionV>
-                <wp:extent cx="4273550" cy="635"/>
+                <wp:extent cx="4273550" cy="260985"/>
                 <wp:effectExtent l="0" t="0" r="0" b="8890"/>
                 <wp:wrapNone/>
-                <wp:docPr id="1" name="Cuadro de texto 1"/>
-                <wp:cNvGraphicFramePr/>
+                <wp:docPr id="2" name="Cuadro de texto 1"/>
                 <a:graphic xmlns:a="http://schemas.openxmlformats.org/drawingml/2006/main">
                   <a:graphicData uri="http://schemas.microsoft.com/office/word/2010/wordprocessingShape">
                     <wps:wsp>
-                      <wps:cNvSpPr txBox="1"/>
+                      <wps:cNvSpPr/>
                       <wps:spPr>
                         <a:xfrm>
                           <a:off x="0" y="0"/>
-                          <a:ext cx="4273550" cy="635"/>
+                          <a:ext cx="4273560" cy="261000"/>
                         </a:xfrm>
                         <a:prstGeom prst="rect">
                           <a:avLst/>
                         </a:prstGeom>
                         <a:solidFill>
-                          <a:prstClr val="white"/>
+                          <a:srgbClr val="ffffff"/>
                         </a:solidFill>
-                        <a:ln>
+                        <a:ln w="0">
                           <a:noFill/>
                         </a:ln>
                       </wps:spPr>
+                      <wps:style>
+                        <a:lnRef idx="0"/>
+                        <a:fillRef idx="0"/>
+                        <a:effectRef idx="0"/>
+                        <a:fontRef idx="minor"/>
+                      </wps:style>
                       <wps:txbx>
                         <w:txbxContent>
                           <w:p>
                             <w:pPr>
-                              <w:pStyle w:val="Descripcin"/>
+                              <w:pStyle w:val="Caption"/>
+                              <w:spacing w:before="120" w:after="120"/>
                               <w:jc w:val="center"/>
                               <w:rPr>
                                 <w:rFonts w:ascii="Times New Roman" w:hAnsi="Times New Roman"/>
@@ -4641,36 +4434,38 @@
                               </w:rPr>
                             </w:pPr>
                             <w:r>
+                              <w:rPr/>
                               <w:t xml:space="preserve">Imagen </w:t>
                             </w:r>
                             <w:r>
+                              <w:rPr/>
                               <w:fldChar w:fldCharType="begin"/>
                             </w:r>
                             <w:r>
+                              <w:rPr/>
                               <w:instrText xml:space="preserve"> SEQ Imagen \* ARABIC </w:instrText>
                             </w:r>
                             <w:r>
+                              <w:rPr/>
                               <w:fldChar w:fldCharType="separate"/>
                             </w:r>
                             <w:r>
-                              <w:rPr>
-                                <w:noProof/>
-                              </w:rPr>
+                              <w:rPr/>
                               <w:t>1</w:t>
                             </w:r>
                             <w:r>
+                              <w:rPr/>
                               <w:fldChar w:fldCharType="end"/>
                             </w:r>
                             <w:r>
+                              <w:rPr/>
                               <w:t xml:space="preserve"> C1- Diagrama de Contexto</w:t>
                             </w:r>
                           </w:p>
                         </w:txbxContent>
                       </wps:txbx>
-                      <wps:bodyPr rot="0" spcFirstLastPara="0" vertOverflow="overflow" horzOverflow="overflow" vert="horz" wrap="square" lIns="0" tIns="0" rIns="0" bIns="0" numCol="1" spcCol="0" rtlCol="0" fromWordArt="0" anchor="t" anchorCtr="0" forceAA="0" compatLnSpc="1">
-                        <a:prstTxWarp prst="textNoShape">
-                          <a:avLst/>
-                        </a:prstTxWarp>
+                      <wps:bodyPr lIns="0" rIns="0" tIns="0" bIns="0" anchor="t">
+                        <a:prstTxWarp prst="textNoShape"/>
                         <a:spAutoFit/>
                       </wps:bodyPr>
                     </wps:wsp>
@@ -4681,16 +4476,15 @@
           </mc:Choice>
           <mc:Fallback>
             <w:pict>
-              <v:shapetype w14:anchorId="0DEB92B6" id="_x0000_t202" coordsize="21600,21600" o:spt="202" path="m,l,21600r21600,l21600,xe">
-                <v:stroke joinstyle="miter"/>
-                <v:path gradientshapeok="t" o:connecttype="rect"/>
-              </v:shapetype>
-              <v:shape id="Cuadro de texto 1" o:spid="_x0000_s1026" type="#_x0000_t202" style="position:absolute;margin-left:0;margin-top:376.3pt;width:336.5pt;height:.05pt;z-index:-251656192;visibility:visible;mso-wrap-style:square;mso-wrap-distance-left:9pt;mso-wrap-distance-top:0;mso-wrap-distance-right:9pt;mso-wrap-distance-bottom:0;mso-position-horizontal:center;mso-position-horizontal-relative:margin;mso-position-vertical:absolute;mso-position-vertical-relative:text;v-text-anchor:top" o:gfxdata="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" stroked="f">
-                <v:textbox style="mso-fit-shape-to-text:t" inset="0,0,0,0">
+              <v:rect id="shape_0" fillcolor="white" stroked="f" o:allowincell="f" style="position:absolute;margin-left:44.35pt;margin-top:376.25pt;width:336.45pt;height:20.5pt;mso-wrap-style:square;v-text-anchor:top;mso-position-horizontal:center;mso-position-horizontal-relative:margin" wp14:anchorId="0DEB92B6">
+                <v:fill o:detectmouseclick="t" type="solid" color2="black"/>
+                <v:stroke color="#3465a4" joinstyle="round" endcap="flat"/>
+                <v:textbox>
                   <w:txbxContent>
                     <w:p>
                       <w:pPr>
-                        <w:pStyle w:val="Descripcin"/>
+                        <w:pStyle w:val="Caption"/>
+                        <w:spacing w:before="120" w:after="120"/>
                         <w:jc w:val="center"/>
                         <w:rPr>
                           <w:rFonts w:ascii="Times New Roman" w:hAnsi="Times New Roman"/>
@@ -4699,34 +4493,38 @@
                         </w:rPr>
                       </w:pPr>
                       <w:r>
+                        <w:rPr/>
                         <w:t xml:space="preserve">Imagen </w:t>
                       </w:r>
                       <w:r>
+                        <w:rPr/>
                         <w:fldChar w:fldCharType="begin"/>
                       </w:r>
                       <w:r>
+                        <w:rPr/>
                         <w:instrText xml:space="preserve"> SEQ Imagen \* ARABIC </w:instrText>
                       </w:r>
                       <w:r>
+                        <w:rPr/>
                         <w:fldChar w:fldCharType="separate"/>
                       </w:r>
                       <w:r>
-                        <w:rPr>
-                          <w:noProof/>
-                        </w:rPr>
+                        <w:rPr/>
                         <w:t>1</w:t>
                       </w:r>
                       <w:r>
+                        <w:rPr/>
                         <w:fldChar w:fldCharType="end"/>
                       </w:r>
                       <w:r>
+                        <w:rPr/>
                         <w:t xml:space="preserve"> C1- Diagrama de Contexto</w:t>
                       </w:r>
                     </w:p>
                   </w:txbxContent>
                 </v:textbox>
-                <w10:wrap anchorx="margin"/>
-              </v:shape>
+                <w10:wrap type="none"/>
+              </v:rect>
             </w:pict>
           </mc:Fallback>
         </mc:AlternateContent>
@@ -4744,11 +4542,12 @@
     </w:p>
     <w:p>
       <w:pPr>
-        <w:pStyle w:val="Textoindependiente"/>
+        <w:pStyle w:val="BodyText"/>
         <w:tabs>
-          <w:tab w:val="left" w:pos="2773"/>
+          <w:tab w:val="clear" w:pos="708"/>
+          <w:tab w:val="left" w:pos="2773" w:leader="none"/>
         </w:tabs>
-        <w:spacing w:after="240" w:line="331" w:lineRule="auto"/>
+        <w:spacing w:lineRule="auto" w:line="331" w:before="0" w:after="240"/>
         <w:jc w:val="both"/>
         <w:rPr>
           <w:rFonts w:ascii="Times New Roman" w:hAnsi="Times New Roman"/>
@@ -4758,14 +4557,24 @@
           <w:szCs w:val="24"/>
         </w:rPr>
       </w:pPr>
-    </w:p>
-    <w:p>
-      <w:pPr>
-        <w:pStyle w:val="Textoindependiente"/>
+      <w:r>
+        <w:rPr>
+          <w:rFonts w:ascii="Times New Roman" w:hAnsi="Times New Roman"/>
+          <w:b/>
+          <w:bCs/>
+          <w:sz w:val="24"/>
+          <w:szCs w:val="24"/>
+        </w:rPr>
+      </w:r>
+    </w:p>
+    <w:p>
+      <w:pPr>
+        <w:pStyle w:val="BodyText"/>
         <w:tabs>
-          <w:tab w:val="left" w:pos="2773"/>
+          <w:tab w:val="clear" w:pos="708"/>
+          <w:tab w:val="left" w:pos="2773" w:leader="none"/>
         </w:tabs>
-        <w:spacing w:after="240" w:line="331" w:lineRule="auto"/>
+        <w:spacing w:lineRule="auto" w:line="331" w:before="0" w:after="240"/>
         <w:jc w:val="both"/>
         <w:rPr>
           <w:rFonts w:ascii="Times New Roman" w:hAnsi="Times New Roman"/>
@@ -4775,14 +4584,24 @@
           <w:szCs w:val="24"/>
         </w:rPr>
       </w:pPr>
-    </w:p>
-    <w:p>
-      <w:pPr>
-        <w:pStyle w:val="Textoindependiente"/>
+      <w:r>
+        <w:rPr>
+          <w:rFonts w:ascii="Times New Roman" w:hAnsi="Times New Roman"/>
+          <w:b/>
+          <w:bCs/>
+          <w:sz w:val="24"/>
+          <w:szCs w:val="24"/>
+        </w:rPr>
+      </w:r>
+    </w:p>
+    <w:p>
+      <w:pPr>
+        <w:pStyle w:val="BodyText"/>
         <w:tabs>
-          <w:tab w:val="left" w:pos="2773"/>
+          <w:tab w:val="clear" w:pos="708"/>
+          <w:tab w:val="left" w:pos="2773" w:leader="none"/>
         </w:tabs>
-        <w:spacing w:after="240" w:line="331" w:lineRule="auto"/>
+        <w:spacing w:lineRule="auto" w:line="331" w:before="0" w:after="240"/>
         <w:jc w:val="both"/>
         <w:rPr>
           <w:rFonts w:ascii="Times New Roman" w:hAnsi="Times New Roman"/>
@@ -4792,14 +4611,24 @@
           <w:szCs w:val="24"/>
         </w:rPr>
       </w:pPr>
-    </w:p>
-    <w:p>
-      <w:pPr>
-        <w:pStyle w:val="Textoindependiente"/>
+      <w:r>
+        <w:rPr>
+          <w:rFonts w:ascii="Times New Roman" w:hAnsi="Times New Roman"/>
+          <w:b/>
+          <w:bCs/>
+          <w:sz w:val="24"/>
+          <w:szCs w:val="24"/>
+        </w:rPr>
+      </w:r>
+    </w:p>
+    <w:p>
+      <w:pPr>
+        <w:pStyle w:val="BodyText"/>
         <w:tabs>
-          <w:tab w:val="left" w:pos="2773"/>
+          <w:tab w:val="clear" w:pos="708"/>
+          <w:tab w:val="left" w:pos="2773" w:leader="none"/>
         </w:tabs>
-        <w:spacing w:after="240" w:line="331" w:lineRule="auto"/>
+        <w:spacing w:lineRule="auto" w:line="331" w:before="0" w:after="240"/>
         <w:jc w:val="both"/>
         <w:rPr>
           <w:rFonts w:ascii="Times New Roman" w:hAnsi="Times New Roman"/>
@@ -4809,14 +4638,24 @@
           <w:szCs w:val="24"/>
         </w:rPr>
       </w:pPr>
-    </w:p>
-    <w:p>
-      <w:pPr>
-        <w:pStyle w:val="Textoindependiente"/>
+      <w:r>
+        <w:rPr>
+          <w:rFonts w:ascii="Times New Roman" w:hAnsi="Times New Roman"/>
+          <w:b/>
+          <w:bCs/>
+          <w:sz w:val="24"/>
+          <w:szCs w:val="24"/>
+        </w:rPr>
+      </w:r>
+    </w:p>
+    <w:p>
+      <w:pPr>
+        <w:pStyle w:val="BodyText"/>
         <w:tabs>
-          <w:tab w:val="left" w:pos="2773"/>
+          <w:tab w:val="clear" w:pos="708"/>
+          <w:tab w:val="left" w:pos="2773" w:leader="none"/>
         </w:tabs>
-        <w:spacing w:after="240" w:line="331" w:lineRule="auto"/>
+        <w:spacing w:lineRule="auto" w:line="331" w:before="0" w:after="240"/>
         <w:jc w:val="both"/>
         <w:rPr>
           <w:rFonts w:ascii="Times New Roman" w:hAnsi="Times New Roman"/>
@@ -4826,14 +4665,24 @@
           <w:szCs w:val="24"/>
         </w:rPr>
       </w:pPr>
-    </w:p>
-    <w:p>
-      <w:pPr>
-        <w:pStyle w:val="Textoindependiente"/>
+      <w:r>
+        <w:rPr>
+          <w:rFonts w:ascii="Times New Roman" w:hAnsi="Times New Roman"/>
+          <w:b/>
+          <w:bCs/>
+          <w:sz w:val="24"/>
+          <w:szCs w:val="24"/>
+        </w:rPr>
+      </w:r>
+    </w:p>
+    <w:p>
+      <w:pPr>
+        <w:pStyle w:val="BodyText"/>
         <w:tabs>
-          <w:tab w:val="left" w:pos="2773"/>
+          <w:tab w:val="clear" w:pos="708"/>
+          <w:tab w:val="left" w:pos="2773" w:leader="none"/>
         </w:tabs>
-        <w:spacing w:after="240" w:line="331" w:lineRule="auto"/>
+        <w:spacing w:lineRule="auto" w:line="331" w:before="0" w:after="240"/>
         <w:jc w:val="both"/>
         <w:rPr>
           <w:rFonts w:ascii="Times New Roman" w:hAnsi="Times New Roman"/>
@@ -4843,14 +4692,24 @@
           <w:szCs w:val="24"/>
         </w:rPr>
       </w:pPr>
-    </w:p>
-    <w:p>
-      <w:pPr>
-        <w:pStyle w:val="Textoindependiente"/>
+      <w:r>
+        <w:rPr>
+          <w:rFonts w:ascii="Times New Roman" w:hAnsi="Times New Roman"/>
+          <w:b/>
+          <w:bCs/>
+          <w:sz w:val="24"/>
+          <w:szCs w:val="24"/>
+        </w:rPr>
+      </w:r>
+    </w:p>
+    <w:p>
+      <w:pPr>
+        <w:pStyle w:val="BodyText"/>
         <w:tabs>
-          <w:tab w:val="left" w:pos="2773"/>
+          <w:tab w:val="clear" w:pos="708"/>
+          <w:tab w:val="left" w:pos="2773" w:leader="none"/>
         </w:tabs>
-        <w:spacing w:after="240" w:line="331" w:lineRule="auto"/>
+        <w:spacing w:lineRule="auto" w:line="331" w:before="0" w:after="240"/>
         <w:jc w:val="both"/>
         <w:rPr>
           <w:rFonts w:ascii="Times New Roman" w:hAnsi="Times New Roman"/>
@@ -4860,14 +4719,24 @@
           <w:szCs w:val="24"/>
         </w:rPr>
       </w:pPr>
-    </w:p>
-    <w:p>
-      <w:pPr>
-        <w:pStyle w:val="Textoindependiente"/>
+      <w:r>
+        <w:rPr>
+          <w:rFonts w:ascii="Times New Roman" w:hAnsi="Times New Roman"/>
+          <w:b/>
+          <w:bCs/>
+          <w:sz w:val="24"/>
+          <w:szCs w:val="24"/>
+        </w:rPr>
+      </w:r>
+    </w:p>
+    <w:p>
+      <w:pPr>
+        <w:pStyle w:val="BodyText"/>
         <w:tabs>
-          <w:tab w:val="left" w:pos="2773"/>
+          <w:tab w:val="clear" w:pos="708"/>
+          <w:tab w:val="left" w:pos="2773" w:leader="none"/>
         </w:tabs>
-        <w:spacing w:after="240" w:line="331" w:lineRule="auto"/>
+        <w:spacing w:lineRule="auto" w:line="331" w:before="0" w:after="240"/>
         <w:jc w:val="both"/>
         <w:rPr>
           <w:rFonts w:ascii="Times New Roman" w:hAnsi="Times New Roman"/>
@@ -4877,14 +4746,24 @@
           <w:szCs w:val="24"/>
         </w:rPr>
       </w:pPr>
-    </w:p>
-    <w:p>
-      <w:pPr>
-        <w:pStyle w:val="Textoindependiente"/>
+      <w:r>
+        <w:rPr>
+          <w:rFonts w:ascii="Times New Roman" w:hAnsi="Times New Roman"/>
+          <w:b/>
+          <w:bCs/>
+          <w:sz w:val="24"/>
+          <w:szCs w:val="24"/>
+        </w:rPr>
+      </w:r>
+    </w:p>
+    <w:p>
+      <w:pPr>
+        <w:pStyle w:val="BodyText"/>
         <w:tabs>
-          <w:tab w:val="left" w:pos="2773"/>
+          <w:tab w:val="clear" w:pos="708"/>
+          <w:tab w:val="left" w:pos="2773" w:leader="none"/>
         </w:tabs>
-        <w:spacing w:after="240" w:line="331" w:lineRule="auto"/>
+        <w:spacing w:lineRule="auto" w:line="331" w:before="0" w:after="240"/>
         <w:jc w:val="both"/>
         <w:rPr>
           <w:rFonts w:ascii="Times New Roman" w:hAnsi="Times New Roman"/>
@@ -4894,14 +4773,24 @@
           <w:szCs w:val="24"/>
         </w:rPr>
       </w:pPr>
-    </w:p>
-    <w:p>
-      <w:pPr>
-        <w:pStyle w:val="Textoindependiente"/>
+      <w:r>
+        <w:rPr>
+          <w:rFonts w:ascii="Times New Roman" w:hAnsi="Times New Roman"/>
+          <w:b/>
+          <w:bCs/>
+          <w:sz w:val="24"/>
+          <w:szCs w:val="24"/>
+        </w:rPr>
+      </w:r>
+    </w:p>
+    <w:p>
+      <w:pPr>
+        <w:pStyle w:val="BodyText"/>
         <w:tabs>
-          <w:tab w:val="left" w:pos="2773"/>
+          <w:tab w:val="clear" w:pos="708"/>
+          <w:tab w:val="left" w:pos="2773" w:leader="none"/>
         </w:tabs>
-        <w:spacing w:after="240" w:line="331" w:lineRule="auto"/>
+        <w:spacing w:lineRule="auto" w:line="331" w:before="0" w:after="240"/>
         <w:jc w:val="both"/>
         <w:rPr>
           <w:rFonts w:ascii="Times New Roman" w:hAnsi="Times New Roman"/>
@@ -4911,14 +4800,24 @@
           <w:szCs w:val="24"/>
         </w:rPr>
       </w:pPr>
-    </w:p>
-    <w:p>
-      <w:pPr>
-        <w:pStyle w:val="Textoindependiente"/>
+      <w:r>
+        <w:rPr>
+          <w:rFonts w:ascii="Times New Roman" w:hAnsi="Times New Roman"/>
+          <w:b/>
+          <w:bCs/>
+          <w:sz w:val="24"/>
+          <w:szCs w:val="24"/>
+        </w:rPr>
+      </w:r>
+    </w:p>
+    <w:p>
+      <w:pPr>
+        <w:pStyle w:val="BodyText"/>
         <w:tabs>
-          <w:tab w:val="left" w:pos="2773"/>
+          <w:tab w:val="clear" w:pos="708"/>
+          <w:tab w:val="left" w:pos="2773" w:leader="none"/>
         </w:tabs>
-        <w:spacing w:after="240" w:line="331" w:lineRule="auto"/>
+        <w:spacing w:lineRule="auto" w:line="331" w:before="0" w:after="240"/>
         <w:jc w:val="both"/>
         <w:rPr>
           <w:rFonts w:ascii="Times New Roman" w:hAnsi="Times New Roman"/>
@@ -4928,14 +4827,24 @@
           <w:szCs w:val="24"/>
         </w:rPr>
       </w:pPr>
-    </w:p>
-    <w:p>
-      <w:pPr>
-        <w:pStyle w:val="Textoindependiente"/>
+      <w:r>
+        <w:rPr>
+          <w:rFonts w:ascii="Times New Roman" w:hAnsi="Times New Roman"/>
+          <w:b/>
+          <w:bCs/>
+          <w:sz w:val="24"/>
+          <w:szCs w:val="24"/>
+        </w:rPr>
+      </w:r>
+    </w:p>
+    <w:p>
+      <w:pPr>
+        <w:pStyle w:val="BodyText"/>
         <w:tabs>
-          <w:tab w:val="left" w:pos="2773"/>
+          <w:tab w:val="clear" w:pos="708"/>
+          <w:tab w:val="left" w:pos="2773" w:leader="none"/>
         </w:tabs>
-        <w:spacing w:after="240" w:line="331" w:lineRule="auto"/>
+        <w:spacing w:lineRule="auto" w:line="331" w:before="0" w:after="240"/>
         <w:jc w:val="both"/>
         <w:rPr>
           <w:rFonts w:ascii="Times New Roman" w:hAnsi="Times New Roman"/>
@@ -4945,14 +4854,24 @@
           <w:szCs w:val="24"/>
         </w:rPr>
       </w:pPr>
-    </w:p>
-    <w:p>
-      <w:pPr>
-        <w:pStyle w:val="Textoindependiente"/>
+      <w:r>
+        <w:rPr>
+          <w:rFonts w:ascii="Times New Roman" w:hAnsi="Times New Roman"/>
+          <w:b/>
+          <w:bCs/>
+          <w:sz w:val="24"/>
+          <w:szCs w:val="24"/>
+        </w:rPr>
+      </w:r>
+    </w:p>
+    <w:p>
+      <w:pPr>
+        <w:pStyle w:val="BodyText"/>
         <w:tabs>
-          <w:tab w:val="left" w:pos="2773"/>
+          <w:tab w:val="clear" w:pos="708"/>
+          <w:tab w:val="left" w:pos="2773" w:leader="none"/>
         </w:tabs>
-        <w:spacing w:after="240" w:line="331" w:lineRule="auto"/>
+        <w:spacing w:lineRule="auto" w:line="331" w:before="0" w:after="240"/>
         <w:jc w:val="both"/>
         <w:rPr>
           <w:rFonts w:ascii="Times New Roman" w:hAnsi="Times New Roman"/>
@@ -4963,165 +4882,19 @@
         </w:rPr>
       </w:pPr>
       <w:r>
-        <w:rPr>
-          <w:noProof/>
-        </w:rPr>
-        <mc:AlternateContent>
-          <mc:Choice Requires="wps">
-            <w:drawing>
-              <wp:anchor distT="0" distB="0" distL="114300" distR="114300" simplePos="0" relativeHeight="251663360" behindDoc="0" locked="0" layoutInCell="1" allowOverlap="1" wp14:anchorId="6DD8ED34" wp14:editId="23A93817">
-                <wp:simplePos x="0" y="0"/>
-                <wp:positionH relativeFrom="column">
-                  <wp:posOffset>-126365</wp:posOffset>
-                </wp:positionH>
-                <wp:positionV relativeFrom="paragraph">
-                  <wp:posOffset>2439670</wp:posOffset>
-                </wp:positionV>
-                <wp:extent cx="5400040" cy="635"/>
-                <wp:effectExtent l="0" t="0" r="0" b="0"/>
-                <wp:wrapSquare wrapText="bothSides"/>
-                <wp:docPr id="5" name="Cuadro de texto 5"/>
-                <wp:cNvGraphicFramePr/>
-                <a:graphic xmlns:a="http://schemas.openxmlformats.org/drawingml/2006/main">
-                  <a:graphicData uri="http://schemas.microsoft.com/office/word/2010/wordprocessingShape">
-                    <wps:wsp>
-                      <wps:cNvSpPr txBox="1"/>
-                      <wps:spPr>
-                        <a:xfrm>
-                          <a:off x="0" y="0"/>
-                          <a:ext cx="5400040" cy="635"/>
-                        </a:xfrm>
-                        <a:prstGeom prst="rect">
-                          <a:avLst/>
-                        </a:prstGeom>
-                        <a:solidFill>
-                          <a:prstClr val="white"/>
-                        </a:solidFill>
-                        <a:ln>
-                          <a:noFill/>
-                        </a:ln>
-                      </wps:spPr>
-                      <wps:txbx>
-                        <w:txbxContent>
-                          <w:p>
-                            <w:pPr>
-                              <w:pStyle w:val="Descripcin"/>
-                              <w:jc w:val="center"/>
-                              <w:rPr>
-                                <w:rFonts w:ascii="Times New Roman" w:hAnsi="Times New Roman"/>
-                                <w:b/>
-                                <w:bCs/>
-                              </w:rPr>
-                            </w:pPr>
-                            <w:r>
-                              <w:t xml:space="preserve">Imagen </w:t>
-                            </w:r>
-                            <w:r>
-                              <w:fldChar w:fldCharType="begin"/>
-                            </w:r>
-                            <w:r>
-                              <w:instrText xml:space="preserve"> SEQ Imagen \* ARABIC </w:instrText>
-                            </w:r>
-                            <w:r>
-                              <w:fldChar w:fldCharType="separate"/>
-                            </w:r>
-                            <w:r>
-                              <w:rPr>
-                                <w:noProof/>
-                              </w:rPr>
-                              <w:t>2</w:t>
-                            </w:r>
-                            <w:r>
-                              <w:fldChar w:fldCharType="end"/>
-                            </w:r>
-                            <w:r>
-                              <w:t xml:space="preserve"> C2- Diagrama de Contenedores</w:t>
-                            </w:r>
-                          </w:p>
-                        </w:txbxContent>
-                      </wps:txbx>
-                      <wps:bodyPr rot="0" spcFirstLastPara="0" vertOverflow="overflow" horzOverflow="overflow" vert="horz" wrap="square" lIns="0" tIns="0" rIns="0" bIns="0" numCol="1" spcCol="0" rtlCol="0" fromWordArt="0" anchor="t" anchorCtr="0" forceAA="0" compatLnSpc="1">
-                        <a:prstTxWarp prst="textNoShape">
-                          <a:avLst/>
-                        </a:prstTxWarp>
-                        <a:spAutoFit/>
-                      </wps:bodyPr>
-                    </wps:wsp>
-                  </a:graphicData>
-                </a:graphic>
-              </wp:anchor>
-            </w:drawing>
-          </mc:Choice>
-          <mc:Fallback>
-            <w:pict>
-              <v:shape w14:anchorId="6DD8ED34" id="Cuadro de texto 5" o:spid="_x0000_s1027" type="#_x0000_t202" style="position:absolute;left:0;text-align:left;margin-left:-9.95pt;margin-top:192.1pt;width:425.2pt;height:.05pt;z-index:251663360;visibility:visible;mso-wrap-style:square;mso-wrap-distance-left:9pt;mso-wrap-distance-top:0;mso-wrap-distance-right:9pt;mso-wrap-distance-bottom:0;mso-position-horizontal:absolute;mso-position-horizontal-relative:text;mso-position-vertical:absolute;mso-position-vertical-relative:text;v-text-anchor:top" o:gfxdata="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" stroked="f">
-                <v:textbox style="mso-fit-shape-to-text:t" inset="0,0,0,0">
-                  <w:txbxContent>
-                    <w:p>
-                      <w:pPr>
-                        <w:pStyle w:val="Descripcin"/>
-                        <w:jc w:val="center"/>
-                        <w:rPr>
-                          <w:rFonts w:ascii="Times New Roman" w:hAnsi="Times New Roman"/>
-                          <w:b/>
-                          <w:bCs/>
-                        </w:rPr>
-                      </w:pPr>
-                      <w:r>
-                        <w:t xml:space="preserve">Imagen </w:t>
-                      </w:r>
-                      <w:r>
-                        <w:fldChar w:fldCharType="begin"/>
-                      </w:r>
-                      <w:r>
-                        <w:instrText xml:space="preserve"> SEQ Imagen \* ARABIC </w:instrText>
-                      </w:r>
-                      <w:r>
-                        <w:fldChar w:fldCharType="separate"/>
-                      </w:r>
-                      <w:r>
-                        <w:rPr>
-                          <w:noProof/>
-                        </w:rPr>
-                        <w:t>2</w:t>
-                      </w:r>
-                      <w:r>
-                        <w:fldChar w:fldCharType="end"/>
-                      </w:r>
-                      <w:r>
-                        <w:t xml:space="preserve"> C2- Diagrama de Contenedores</w:t>
-                      </w:r>
-                    </w:p>
-                  </w:txbxContent>
-                </v:textbox>
-                <w10:wrap type="square"/>
-              </v:shape>
-            </w:pict>
-          </mc:Fallback>
-        </mc:AlternateContent>
-      </w:r>
-      <w:r>
-        <w:rPr>
-          <w:rFonts w:ascii="Times New Roman" w:hAnsi="Times New Roman"/>
-          <w:b/>
-          <w:bCs/>
-          <w:sz w:val="24"/>
-          <w:szCs w:val="24"/>
-          <w:lang w:val="es-ES"/>
-        </w:rPr>
         <w:drawing>
-          <wp:anchor distT="0" distB="0" distL="114300" distR="114300" simplePos="0" relativeHeight="251661312" behindDoc="1" locked="0" layoutInCell="1" allowOverlap="1" wp14:anchorId="075C648C" wp14:editId="78407FF0">
+          <wp:anchor distT="0" distB="0" distL="114300" distR="114300" simplePos="0" relativeHeight="8" behindDoc="0" locked="0" layoutInCell="0" allowOverlap="1">
             <wp:simplePos x="0" y="0"/>
             <wp:positionH relativeFrom="margin">
               <wp:posOffset>-126365</wp:posOffset>
             </wp:positionH>
             <wp:positionV relativeFrom="margin">
-              <wp:posOffset>702734</wp:posOffset>
+              <wp:posOffset>702945</wp:posOffset>
             </wp:positionV>
             <wp:extent cx="5400040" cy="2074545"/>
-            <wp:effectExtent l="0" t="0" r="0" b="1905"/>
+            <wp:effectExtent l="0" t="0" r="0" b="0"/>
             <wp:wrapSquare wrapText="bothSides"/>
-            <wp:docPr id="4" name="Imagen 4"/>
+            <wp:docPr id="3" name="Imagen 4"/>
             <wp:cNvGraphicFramePr>
               <a:graphicFrameLocks xmlns:a="http://schemas.openxmlformats.org/drawingml/2006/main" noChangeAspect="1"/>
             </wp:cNvGraphicFramePr>
@@ -5129,20 +4902,13 @@
               <a:graphicData uri="http://schemas.openxmlformats.org/drawingml/2006/picture">
                 <pic:pic xmlns:pic="http://schemas.openxmlformats.org/drawingml/2006/picture">
                   <pic:nvPicPr>
-                    <pic:cNvPr id="0" name="Picture 13"/>
+                    <pic:cNvPr id="3" name="Imagen 4"/>
                     <pic:cNvPicPr>
                       <a:picLocks noChangeAspect="1" noChangeArrowheads="1"/>
                     </pic:cNvPicPr>
                   </pic:nvPicPr>
                   <pic:blipFill>
-                    <a:blip r:embed="rId7" cstate="print">
-                      <a:extLst>
-                        <a:ext uri="{28A0092B-C50C-407E-A947-70E740481C1C}">
-                          <a14:useLocalDpi xmlns:a14="http://schemas.microsoft.com/office/drawing/2010/main" val="0"/>
-                        </a:ext>
-                      </a:extLst>
-                    </a:blip>
-                    <a:srcRect/>
+                    <a:blip r:embed="rId3"/>
                     <a:stretch>
                       <a:fillRect/>
                     </a:stretch>
@@ -5156,15 +4922,160 @@
                       <a:avLst/>
                     </a:prstGeom>
                     <a:noFill/>
-                    <a:ln>
-                      <a:noFill/>
-                    </a:ln>
                   </pic:spPr>
                 </pic:pic>
               </a:graphicData>
             </a:graphic>
           </wp:anchor>
         </w:drawing>
+        <mc:AlternateContent>
+          <mc:Choice Requires="wps">
+            <w:drawing>
+              <wp:anchor distT="0" distB="0" distL="114300" distR="114300" simplePos="0" relativeHeight="9" behindDoc="0" locked="0" layoutInCell="0" allowOverlap="1" wp14:anchorId="6DD8ED34">
+                <wp:simplePos x="0" y="0"/>
+                <wp:positionH relativeFrom="column">
+                  <wp:posOffset>-126365</wp:posOffset>
+                </wp:positionH>
+                <wp:positionV relativeFrom="paragraph">
+                  <wp:posOffset>2439670</wp:posOffset>
+                </wp:positionV>
+                <wp:extent cx="5400040" cy="260985"/>
+                <wp:effectExtent l="0" t="0" r="0" b="0"/>
+                <wp:wrapSquare wrapText="bothSides"/>
+                <wp:docPr id="4" name="Cuadro de texto 5"/>
+                <a:graphic xmlns:a="http://schemas.openxmlformats.org/drawingml/2006/main">
+                  <a:graphicData uri="http://schemas.microsoft.com/office/word/2010/wordprocessingShape">
+                    <wps:wsp>
+                      <wps:cNvSpPr/>
+                      <wps:spPr>
+                        <a:xfrm>
+                          <a:off x="0" y="0"/>
+                          <a:ext cx="5400000" cy="261000"/>
+                        </a:xfrm>
+                        <a:prstGeom prst="rect">
+                          <a:avLst/>
+                        </a:prstGeom>
+                        <a:solidFill>
+                          <a:srgbClr val="ffffff"/>
+                        </a:solidFill>
+                        <a:ln w="0">
+                          <a:noFill/>
+                        </a:ln>
+                      </wps:spPr>
+                      <wps:style>
+                        <a:lnRef idx="0"/>
+                        <a:fillRef idx="0"/>
+                        <a:effectRef idx="0"/>
+                        <a:fontRef idx="minor"/>
+                      </wps:style>
+                      <wps:txbx>
+                        <w:txbxContent>
+                          <w:p>
+                            <w:pPr>
+                              <w:pStyle w:val="Caption"/>
+                              <w:spacing w:before="120" w:after="120"/>
+                              <w:jc w:val="center"/>
+                              <w:rPr>
+                                <w:rFonts w:ascii="Times New Roman" w:hAnsi="Times New Roman"/>
+                                <w:b/>
+                                <w:bCs/>
+                              </w:rPr>
+                            </w:pPr>
+                            <w:r>
+                              <w:rPr/>
+                              <w:t xml:space="preserve">Imagen </w:t>
+                            </w:r>
+                            <w:r>
+                              <w:rPr/>
+                              <w:fldChar w:fldCharType="begin"/>
+                            </w:r>
+                            <w:r>
+                              <w:rPr/>
+                              <w:instrText xml:space="preserve"> SEQ Imagen \* ARABIC </w:instrText>
+                            </w:r>
+                            <w:r>
+                              <w:rPr/>
+                              <w:fldChar w:fldCharType="separate"/>
+                            </w:r>
+                            <w:r>
+                              <w:rPr/>
+                              <w:t>2</w:t>
+                            </w:r>
+                            <w:r>
+                              <w:rPr/>
+                              <w:fldChar w:fldCharType="end"/>
+                            </w:r>
+                            <w:r>
+                              <w:rPr/>
+                              <w:t xml:space="preserve"> C2- Diagrama de Contenedores</w:t>
+                            </w:r>
+                          </w:p>
+                        </w:txbxContent>
+                      </wps:txbx>
+                      <wps:bodyPr lIns="0" rIns="0" tIns="0" bIns="0" anchor="t">
+                        <a:prstTxWarp prst="textNoShape"/>
+                        <a:spAutoFit/>
+                      </wps:bodyPr>
+                    </wps:wsp>
+                  </a:graphicData>
+                </a:graphic>
+              </wp:anchor>
+            </w:drawing>
+          </mc:Choice>
+          <mc:Fallback>
+            <w:pict>
+              <v:rect id="shape_0" fillcolor="white" stroked="f" o:allowincell="f" style="position:absolute;margin-left:-9.95pt;margin-top:192.1pt;width:425.15pt;height:20.5pt;mso-wrap-style:square;v-text-anchor:top" wp14:anchorId="6DD8ED34">
+                <v:fill o:detectmouseclick="t" type="solid" color2="black"/>
+                <v:stroke color="#3465a4" joinstyle="round" endcap="flat"/>
+                <v:textbox>
+                  <w:txbxContent>
+                    <w:p>
+                      <w:pPr>
+                        <w:pStyle w:val="Caption"/>
+                        <w:spacing w:before="120" w:after="120"/>
+                        <w:jc w:val="center"/>
+                        <w:rPr>
+                          <w:rFonts w:ascii="Times New Roman" w:hAnsi="Times New Roman"/>
+                          <w:b/>
+                          <w:bCs/>
+                        </w:rPr>
+                      </w:pPr>
+                      <w:r>
+                        <w:rPr/>
+                        <w:t xml:space="preserve">Imagen </w:t>
+                      </w:r>
+                      <w:r>
+                        <w:rPr/>
+                        <w:fldChar w:fldCharType="begin"/>
+                      </w:r>
+                      <w:r>
+                        <w:rPr/>
+                        <w:instrText xml:space="preserve"> SEQ Imagen \* ARABIC </w:instrText>
+                      </w:r>
+                      <w:r>
+                        <w:rPr/>
+                        <w:fldChar w:fldCharType="separate"/>
+                      </w:r>
+                      <w:r>
+                        <w:rPr/>
+                        <w:t>2</w:t>
+                      </w:r>
+                      <w:r>
+                        <w:rPr/>
+                        <w:fldChar w:fldCharType="end"/>
+                      </w:r>
+                      <w:r>
+                        <w:rPr/>
+                        <w:t xml:space="preserve"> C2- Diagrama de Contenedores</w:t>
+                      </w:r>
+                    </w:p>
+                  </w:txbxContent>
+                </v:textbox>
+                <w10:wrap type="square"/>
+              </v:rect>
+            </w:pict>
+          </mc:Fallback>
+        </mc:AlternateContent>
       </w:r>
       <w:r>
         <w:rPr>
@@ -5179,11 +5090,12 @@
     </w:p>
     <w:p>
       <w:pPr>
-        <w:pStyle w:val="Textoindependiente"/>
+        <w:pStyle w:val="BodyText"/>
         <w:tabs>
-          <w:tab w:val="left" w:pos="2773"/>
+          <w:tab w:val="clear" w:pos="708"/>
+          <w:tab w:val="left" w:pos="2773" w:leader="none"/>
         </w:tabs>
-        <w:spacing w:after="240" w:line="331" w:lineRule="auto"/>
+        <w:spacing w:lineRule="auto" w:line="331" w:before="0" w:after="240"/>
         <w:jc w:val="both"/>
         <w:rPr>
           <w:rFonts w:ascii="Times New Roman" w:hAnsi="Times New Roman"/>
@@ -5195,27 +5107,19 @@
         </w:rPr>
       </w:pPr>
       <w:r>
-        <w:rPr>
-          <w:rFonts w:ascii="Times New Roman" w:hAnsi="Times New Roman"/>
-          <w:b/>
-          <w:bCs/>
-          <w:sz w:val="24"/>
-          <w:szCs w:val="24"/>
-          <w:lang w:val="es-ES"/>
-        </w:rPr>
         <w:drawing>
-          <wp:anchor distT="0" distB="0" distL="114300" distR="114300" simplePos="0" relativeHeight="251664384" behindDoc="1" locked="0" layoutInCell="1" allowOverlap="1" wp14:anchorId="42E24EF2" wp14:editId="3EB31BDB">
+          <wp:anchor distT="0" distB="0" distL="114300" distR="114300" simplePos="0" relativeHeight="11" behindDoc="0" locked="0" layoutInCell="0" allowOverlap="1">
             <wp:simplePos x="0" y="0"/>
             <wp:positionH relativeFrom="margin">
-              <wp:posOffset>1155912</wp:posOffset>
+              <wp:posOffset>1155700</wp:posOffset>
             </wp:positionH>
             <wp:positionV relativeFrom="margin">
               <wp:posOffset>3460750</wp:posOffset>
             </wp:positionV>
             <wp:extent cx="3392170" cy="4072255"/>
-            <wp:effectExtent l="0" t="0" r="0" b="4445"/>
+            <wp:effectExtent l="0" t="0" r="0" b="0"/>
             <wp:wrapSquare wrapText="bothSides"/>
-            <wp:docPr id="7" name="Imagen 7"/>
+            <wp:docPr id="5" name="Imagen 7"/>
             <wp:cNvGraphicFramePr>
               <a:graphicFrameLocks xmlns:a="http://schemas.openxmlformats.org/drawingml/2006/main" noChangeAspect="1"/>
             </wp:cNvGraphicFramePr>
@@ -5223,20 +5127,13 @@
               <a:graphicData uri="http://schemas.openxmlformats.org/drawingml/2006/picture">
                 <pic:pic xmlns:pic="http://schemas.openxmlformats.org/drawingml/2006/picture">
                   <pic:nvPicPr>
-                    <pic:cNvPr id="0" name="Picture 20"/>
+                    <pic:cNvPr id="5" name="Imagen 7"/>
                     <pic:cNvPicPr>
                       <a:picLocks noChangeAspect="1" noChangeArrowheads="1"/>
                     </pic:cNvPicPr>
                   </pic:nvPicPr>
                   <pic:blipFill>
-                    <a:blip r:embed="rId8" cstate="print">
-                      <a:extLst>
-                        <a:ext uri="{28A0092B-C50C-407E-A947-70E740481C1C}">
-                          <a14:useLocalDpi xmlns:a14="http://schemas.microsoft.com/office/drawing/2010/main" val="0"/>
-                        </a:ext>
-                      </a:extLst>
-                    </a:blip>
-                    <a:srcRect/>
+                    <a:blip r:embed="rId4"/>
                     <a:stretch>
                       <a:fillRect/>
                     </a:stretch>
@@ -5250,9 +5147,6 @@
                       <a:avLst/>
                     </a:prstGeom>
                     <a:noFill/>
-                    <a:ln>
-                      <a:noFill/>
-                    </a:ln>
                   </pic:spPr>
                 </pic:pic>
               </a:graphicData>
@@ -5274,11 +5168,12 @@
     </w:p>
     <w:p>
       <w:pPr>
-        <w:pStyle w:val="Textoindependiente"/>
+        <w:pStyle w:val="BodyText"/>
         <w:tabs>
-          <w:tab w:val="left" w:pos="2773"/>
+          <w:tab w:val="clear" w:pos="708"/>
+          <w:tab w:val="left" w:pos="2773" w:leader="none"/>
         </w:tabs>
-        <w:spacing w:after="240" w:line="331" w:lineRule="auto"/>
+        <w:spacing w:lineRule="auto" w:line="331" w:before="0" w:after="240"/>
         <w:jc w:val="both"/>
         <w:rPr>
           <w:rFonts w:ascii="Times New Roman" w:hAnsi="Times New Roman"/>
@@ -5289,14 +5184,25 @@
           <w:lang w:val="es-ES"/>
         </w:rPr>
       </w:pPr>
-    </w:p>
-    <w:p>
-      <w:pPr>
-        <w:pStyle w:val="Textoindependiente"/>
+      <w:r>
+        <w:rPr>
+          <w:rFonts w:ascii="Times New Roman" w:hAnsi="Times New Roman"/>
+          <w:b/>
+          <w:bCs/>
+          <w:sz w:val="24"/>
+          <w:szCs w:val="24"/>
+          <w:lang w:val="es-ES"/>
+        </w:rPr>
+      </w:r>
+    </w:p>
+    <w:p>
+      <w:pPr>
+        <w:pStyle w:val="BodyText"/>
         <w:tabs>
-          <w:tab w:val="left" w:pos="2773"/>
+          <w:tab w:val="clear" w:pos="708"/>
+          <w:tab w:val="left" w:pos="2773" w:leader="none"/>
         </w:tabs>
-        <w:spacing w:after="240" w:line="331" w:lineRule="auto"/>
+        <w:spacing w:lineRule="auto" w:line="331" w:before="0" w:after="240"/>
         <w:jc w:val="both"/>
         <w:rPr>
           <w:rFonts w:ascii="Times New Roman" w:hAnsi="Times New Roman"/>
@@ -5307,14 +5213,25 @@
           <w:lang w:val="es-ES"/>
         </w:rPr>
       </w:pPr>
-    </w:p>
-    <w:p>
-      <w:pPr>
-        <w:pStyle w:val="Textoindependiente"/>
+      <w:r>
+        <w:rPr>
+          <w:rFonts w:ascii="Times New Roman" w:hAnsi="Times New Roman"/>
+          <w:b/>
+          <w:bCs/>
+          <w:sz w:val="24"/>
+          <w:szCs w:val="24"/>
+          <w:lang w:val="es-ES"/>
+        </w:rPr>
+      </w:r>
+    </w:p>
+    <w:p>
+      <w:pPr>
+        <w:pStyle w:val="BodyText"/>
         <w:tabs>
-          <w:tab w:val="left" w:pos="2773"/>
+          <w:tab w:val="clear" w:pos="708"/>
+          <w:tab w:val="left" w:pos="2773" w:leader="none"/>
         </w:tabs>
-        <w:spacing w:after="240" w:line="331" w:lineRule="auto"/>
+        <w:spacing w:lineRule="auto" w:line="331" w:before="0" w:after="240"/>
         <w:jc w:val="both"/>
         <w:rPr>
           <w:rFonts w:ascii="Times New Roman" w:hAnsi="Times New Roman"/>
@@ -5325,14 +5242,25 @@
           <w:lang w:val="es-ES"/>
         </w:rPr>
       </w:pPr>
-    </w:p>
-    <w:p>
-      <w:pPr>
-        <w:pStyle w:val="Textoindependiente"/>
+      <w:r>
+        <w:rPr>
+          <w:rFonts w:ascii="Times New Roman" w:hAnsi="Times New Roman"/>
+          <w:b/>
+          <w:bCs/>
+          <w:sz w:val="24"/>
+          <w:szCs w:val="24"/>
+          <w:lang w:val="es-ES"/>
+        </w:rPr>
+      </w:r>
+    </w:p>
+    <w:p>
+      <w:pPr>
+        <w:pStyle w:val="BodyText"/>
         <w:tabs>
-          <w:tab w:val="left" w:pos="2773"/>
+          <w:tab w:val="clear" w:pos="708"/>
+          <w:tab w:val="left" w:pos="2773" w:leader="none"/>
         </w:tabs>
-        <w:spacing w:after="240" w:line="331" w:lineRule="auto"/>
+        <w:spacing w:lineRule="auto" w:line="331" w:before="0" w:after="240"/>
         <w:rPr>
           <w:rFonts w:ascii="Times New Roman" w:hAnsi="Times New Roman"/>
           <w:b/>
@@ -5341,25 +5269,42 @@
           <w:szCs w:val="24"/>
         </w:rPr>
       </w:pPr>
-    </w:p>
-    <w:p>
-      <w:pPr>
-        <w:pStyle w:val="Textoindependiente"/>
-        <w:spacing w:after="240" w:line="331" w:lineRule="auto"/>
-        <w:rPr>
-          <w:rFonts w:ascii="Times New Roman" w:hAnsi="Times New Roman"/>
-          <w:sz w:val="24"/>
-          <w:szCs w:val="24"/>
-        </w:rPr>
-      </w:pPr>
-    </w:p>
-    <w:p>
-      <w:pPr>
-        <w:pStyle w:val="Textoindependiente"/>
+      <w:r>
+        <w:rPr>
+          <w:rFonts w:ascii="Times New Roman" w:hAnsi="Times New Roman"/>
+          <w:b/>
+          <w:bCs/>
+          <w:sz w:val="24"/>
+          <w:szCs w:val="24"/>
+        </w:rPr>
+      </w:r>
+    </w:p>
+    <w:p>
+      <w:pPr>
+        <w:pStyle w:val="BodyText"/>
+        <w:spacing w:lineRule="auto" w:line="331" w:before="0" w:after="240"/>
+        <w:rPr>
+          <w:rFonts w:ascii="Times New Roman" w:hAnsi="Times New Roman"/>
+          <w:sz w:val="24"/>
+          <w:szCs w:val="24"/>
+        </w:rPr>
+      </w:pPr>
+      <w:r>
+        <w:rPr>
+          <w:rFonts w:ascii="Times New Roman" w:hAnsi="Times New Roman"/>
+          <w:sz w:val="24"/>
+          <w:szCs w:val="24"/>
+        </w:rPr>
+      </w:r>
+    </w:p>
+    <w:p>
+      <w:pPr>
+        <w:pStyle w:val="BodyText"/>
         <w:tabs>
-          <w:tab w:val="left" w:pos="5240"/>
+          <w:tab w:val="clear" w:pos="708"/>
+          <w:tab w:val="left" w:pos="5240" w:leader="none"/>
         </w:tabs>
-        <w:spacing w:after="240" w:line="331" w:lineRule="auto"/>
+        <w:spacing w:lineRule="auto" w:line="331" w:before="0" w:after="240"/>
         <w:rPr>
           <w:rFonts w:ascii="Times New Roman" w:hAnsi="Times New Roman"/>
           <w:sz w:val="24"/>
@@ -5377,102 +5322,138 @@
     </w:p>
     <w:p>
       <w:pPr>
-        <w:pStyle w:val="Textoindependiente"/>
-        <w:spacing w:after="240" w:line="331" w:lineRule="auto"/>
-        <w:rPr>
-          <w:rFonts w:ascii="Times New Roman" w:hAnsi="Times New Roman"/>
-          <w:sz w:val="24"/>
-          <w:szCs w:val="24"/>
-        </w:rPr>
-      </w:pPr>
-    </w:p>
-    <w:p>
-      <w:pPr>
-        <w:pStyle w:val="Textoindependiente"/>
-        <w:spacing w:after="240" w:line="331" w:lineRule="auto"/>
-        <w:rPr>
-          <w:rFonts w:ascii="Times New Roman" w:hAnsi="Times New Roman"/>
-          <w:sz w:val="24"/>
-          <w:szCs w:val="24"/>
-        </w:rPr>
-      </w:pPr>
-    </w:p>
-    <w:p>
-      <w:pPr>
-        <w:pStyle w:val="Textoindependiente"/>
-        <w:spacing w:after="240" w:line="331" w:lineRule="auto"/>
-        <w:rPr>
-          <w:rFonts w:ascii="Times New Roman" w:hAnsi="Times New Roman"/>
-          <w:sz w:val="24"/>
-          <w:szCs w:val="24"/>
-        </w:rPr>
-      </w:pPr>
-    </w:p>
-    <w:p>
-      <w:pPr>
-        <w:pStyle w:val="Textoindependiente"/>
-        <w:spacing w:after="240" w:line="331" w:lineRule="auto"/>
-        <w:rPr>
-          <w:rFonts w:ascii="Times New Roman" w:hAnsi="Times New Roman"/>
-          <w:sz w:val="24"/>
-          <w:szCs w:val="24"/>
-        </w:rPr>
-      </w:pPr>
-    </w:p>
-    <w:p>
-      <w:pPr>
-        <w:pStyle w:val="Textoindependiente"/>
-        <w:spacing w:after="240" w:line="331" w:lineRule="auto"/>
-        <w:rPr>
-          <w:rFonts w:ascii="Times New Roman" w:hAnsi="Times New Roman"/>
-          <w:sz w:val="24"/>
-          <w:szCs w:val="24"/>
-        </w:rPr>
-      </w:pPr>
-      <w:r>
-        <w:rPr>
-          <w:noProof/>
+        <w:pStyle w:val="BodyText"/>
+        <w:spacing w:lineRule="auto" w:line="331" w:before="0" w:after="240"/>
+        <w:rPr>
+          <w:rFonts w:ascii="Times New Roman" w:hAnsi="Times New Roman"/>
+          <w:sz w:val="24"/>
+          <w:szCs w:val="24"/>
+        </w:rPr>
+      </w:pPr>
+      <w:r>
+        <w:rPr>
+          <w:rFonts w:ascii="Times New Roman" w:hAnsi="Times New Roman"/>
+          <w:sz w:val="24"/>
+          <w:szCs w:val="24"/>
+        </w:rPr>
+      </w:r>
+    </w:p>
+    <w:p>
+      <w:pPr>
+        <w:pStyle w:val="BodyText"/>
+        <w:spacing w:lineRule="auto" w:line="331" w:before="0" w:after="240"/>
+        <w:rPr>
+          <w:rFonts w:ascii="Times New Roman" w:hAnsi="Times New Roman"/>
+          <w:sz w:val="24"/>
+          <w:szCs w:val="24"/>
+        </w:rPr>
+      </w:pPr>
+      <w:r>
+        <w:rPr>
+          <w:rFonts w:ascii="Times New Roman" w:hAnsi="Times New Roman"/>
+          <w:sz w:val="24"/>
+          <w:szCs w:val="24"/>
+        </w:rPr>
+      </w:r>
+    </w:p>
+    <w:p>
+      <w:pPr>
+        <w:pStyle w:val="BodyText"/>
+        <w:spacing w:lineRule="auto" w:line="331" w:before="0" w:after="240"/>
+        <w:rPr>
+          <w:rFonts w:ascii="Times New Roman" w:hAnsi="Times New Roman"/>
+          <w:sz w:val="24"/>
+          <w:szCs w:val="24"/>
+        </w:rPr>
+      </w:pPr>
+      <w:r>
+        <w:rPr>
+          <w:rFonts w:ascii="Times New Roman" w:hAnsi="Times New Roman"/>
+          <w:sz w:val="24"/>
+          <w:szCs w:val="24"/>
+        </w:rPr>
+      </w:r>
+    </w:p>
+    <w:p>
+      <w:pPr>
+        <w:pStyle w:val="BodyText"/>
+        <w:spacing w:lineRule="auto" w:line="331" w:before="0" w:after="240"/>
+        <w:rPr>
+          <w:rFonts w:ascii="Times New Roman" w:hAnsi="Times New Roman"/>
+          <w:sz w:val="24"/>
+          <w:szCs w:val="24"/>
+        </w:rPr>
+      </w:pPr>
+      <w:r>
+        <w:rPr>
+          <w:rFonts w:ascii="Times New Roman" w:hAnsi="Times New Roman"/>
+          <w:sz w:val="24"/>
+          <w:szCs w:val="24"/>
+        </w:rPr>
+      </w:r>
+    </w:p>
+    <w:p>
+      <w:pPr>
+        <w:pStyle w:val="BodyText"/>
+        <w:spacing w:lineRule="auto" w:line="331" w:before="0" w:after="240"/>
+        <w:rPr>
+          <w:rFonts w:ascii="Times New Roman" w:hAnsi="Times New Roman"/>
+          <w:sz w:val="24"/>
+          <w:szCs w:val="24"/>
+        </w:rPr>
+      </w:pPr>
+      <w:r>
+        <w:rPr>
+          <w:rFonts w:ascii="Times New Roman" w:hAnsi="Times New Roman"/>
+          <w:sz w:val="24"/>
+          <w:szCs w:val="24"/>
         </w:rPr>
         <mc:AlternateContent>
           <mc:Choice Requires="wps">
             <w:drawing>
-              <wp:anchor distT="0" distB="0" distL="114300" distR="114300" simplePos="0" relativeHeight="251666432" behindDoc="0" locked="0" layoutInCell="1" allowOverlap="1" wp14:anchorId="5A3EDDC0" wp14:editId="70FAE7F0">
+              <wp:anchor distT="0" distB="0" distL="114300" distR="114300" simplePos="0" relativeHeight="12" behindDoc="0" locked="0" layoutInCell="0" allowOverlap="1" wp14:anchorId="5A3EDDC0">
                 <wp:simplePos x="0" y="0"/>
                 <wp:positionH relativeFrom="column">
-                  <wp:posOffset>1181312</wp:posOffset>
+                  <wp:posOffset>1181100</wp:posOffset>
                 </wp:positionH>
                 <wp:positionV relativeFrom="paragraph">
                   <wp:posOffset>93980</wp:posOffset>
                 </wp:positionV>
-                <wp:extent cx="3392170" cy="635"/>
+                <wp:extent cx="3392170" cy="260985"/>
                 <wp:effectExtent l="0" t="0" r="0" b="0"/>
                 <wp:wrapSquare wrapText="bothSides"/>
-                <wp:docPr id="8" name="Cuadro de texto 8"/>
-                <wp:cNvGraphicFramePr/>
+                <wp:docPr id="6" name="Cuadro de texto 8"/>
                 <a:graphic xmlns:a="http://schemas.openxmlformats.org/drawingml/2006/main">
                   <a:graphicData uri="http://schemas.microsoft.com/office/word/2010/wordprocessingShape">
                     <wps:wsp>
-                      <wps:cNvSpPr txBox="1"/>
+                      <wps:cNvSpPr/>
                       <wps:spPr>
                         <a:xfrm>
                           <a:off x="0" y="0"/>
-                          <a:ext cx="3392170" cy="635"/>
+                          <a:ext cx="3392280" cy="261000"/>
                         </a:xfrm>
                         <a:prstGeom prst="rect">
                           <a:avLst/>
                         </a:prstGeom>
                         <a:solidFill>
-                          <a:prstClr val="white"/>
+                          <a:srgbClr val="ffffff"/>
                         </a:solidFill>
-                        <a:ln>
+                        <a:ln w="0">
                           <a:noFill/>
                         </a:ln>
                       </wps:spPr>
+                      <wps:style>
+                        <a:lnRef idx="0"/>
+                        <a:fillRef idx="0"/>
+                        <a:effectRef idx="0"/>
+                        <a:fontRef idx="minor"/>
+                      </wps:style>
                       <wps:txbx>
                         <w:txbxContent>
                           <w:p>
                             <w:pPr>
-                              <w:pStyle w:val="Descripcin"/>
+                              <w:pStyle w:val="Caption"/>
+                              <w:spacing w:before="120" w:after="120"/>
                               <w:jc w:val="center"/>
                               <w:rPr>
                                 <w:rFonts w:ascii="Times New Roman" w:hAnsi="Times New Roman"/>
@@ -5481,36 +5462,38 @@
                               </w:rPr>
                             </w:pPr>
                             <w:r>
+                              <w:rPr/>
                               <w:t xml:space="preserve">Imagen </w:t>
                             </w:r>
                             <w:r>
+                              <w:rPr/>
                               <w:fldChar w:fldCharType="begin"/>
                             </w:r>
                             <w:r>
+                              <w:rPr/>
                               <w:instrText xml:space="preserve"> SEQ Imagen \* ARABIC </w:instrText>
                             </w:r>
                             <w:r>
+                              <w:rPr/>
                               <w:fldChar w:fldCharType="separate"/>
                             </w:r>
                             <w:r>
-                              <w:rPr>
-                                <w:noProof/>
-                              </w:rPr>
+                              <w:rPr/>
                               <w:t>3</w:t>
                             </w:r>
                             <w:r>
+                              <w:rPr/>
                               <w:fldChar w:fldCharType="end"/>
                             </w:r>
                             <w:r>
+                              <w:rPr/>
                               <w:t xml:space="preserve"> C3- Diagrama de Componentes</w:t>
                             </w:r>
                           </w:p>
                         </w:txbxContent>
                       </wps:txbx>
-                      <wps:bodyPr rot="0" spcFirstLastPara="0" vertOverflow="overflow" horzOverflow="overflow" vert="horz" wrap="square" lIns="0" tIns="0" rIns="0" bIns="0" numCol="1" spcCol="0" rtlCol="0" fromWordArt="0" anchor="t" anchorCtr="0" forceAA="0" compatLnSpc="1">
-                        <a:prstTxWarp prst="textNoShape">
-                          <a:avLst/>
-                        </a:prstTxWarp>
+                      <wps:bodyPr lIns="0" rIns="0" tIns="0" bIns="0" anchor="t">
+                        <a:prstTxWarp prst="textNoShape"/>
                         <a:spAutoFit/>
                       </wps:bodyPr>
                     </wps:wsp>
@@ -5521,12 +5504,15 @@
           </mc:Choice>
           <mc:Fallback>
             <w:pict>
-              <v:shape w14:anchorId="5A3EDDC0" id="Cuadro de texto 8" o:spid="_x0000_s1028" type="#_x0000_t202" style="position:absolute;margin-left:93pt;margin-top:7.4pt;width:267.1pt;height:.05pt;z-index:251666432;visibility:visible;mso-wrap-style:square;mso-wrap-distance-left:9pt;mso-wrap-distance-top:0;mso-wrap-distance-right:9pt;mso-wrap-distance-bottom:0;mso-position-horizontal:absolute;mso-position-horizontal-relative:text;mso-position-vertical:absolute;mso-position-vertical-relative:text;v-text-anchor:top" o:gfxdata="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" stroked="f">
-                <v:textbox style="mso-fit-shape-to-text:t" inset="0,0,0,0">
+              <v:rect id="shape_0" fillcolor="white" stroked="f" o:allowincell="f" style="position:absolute;margin-left:93pt;margin-top:7.4pt;width:267.05pt;height:20.5pt;mso-wrap-style:square;v-text-anchor:top" wp14:anchorId="5A3EDDC0">
+                <v:fill o:detectmouseclick="t" type="solid" color2="black"/>
+                <v:stroke color="#3465a4" joinstyle="round" endcap="flat"/>
+                <v:textbox>
                   <w:txbxContent>
                     <w:p>
                       <w:pPr>
-                        <w:pStyle w:val="Descripcin"/>
+                        <w:pStyle w:val="Caption"/>
+                        <w:spacing w:before="120" w:after="120"/>
                         <w:jc w:val="center"/>
                         <w:rPr>
                           <w:rFonts w:ascii="Times New Roman" w:hAnsi="Times New Roman"/>
@@ -5535,34 +5521,38 @@
                         </w:rPr>
                       </w:pPr>
                       <w:r>
+                        <w:rPr/>
                         <w:t xml:space="preserve">Imagen </w:t>
                       </w:r>
                       <w:r>
+                        <w:rPr/>
                         <w:fldChar w:fldCharType="begin"/>
                       </w:r>
                       <w:r>
+                        <w:rPr/>
                         <w:instrText xml:space="preserve"> SEQ Imagen \* ARABIC </w:instrText>
                       </w:r>
                       <w:r>
+                        <w:rPr/>
                         <w:fldChar w:fldCharType="separate"/>
                       </w:r>
                       <w:r>
-                        <w:rPr>
-                          <w:noProof/>
-                        </w:rPr>
+                        <w:rPr/>
                         <w:t>3</w:t>
                       </w:r>
                       <w:r>
+                        <w:rPr/>
                         <w:fldChar w:fldCharType="end"/>
                       </w:r>
                       <w:r>
+                        <w:rPr/>
                         <w:t xml:space="preserve"> C3- Diagrama de Componentes</w:t>
                       </w:r>
                     </w:p>
                   </w:txbxContent>
                 </v:textbox>
                 <w10:wrap type="square"/>
-              </v:shape>
+              </v:rect>
             </w:pict>
           </mc:Fallback>
         </mc:AlternateContent>
@@ -5570,22 +5560,30 @@
     </w:p>
     <w:p>
       <w:pPr>
-        <w:pStyle w:val="Textoindependiente"/>
-        <w:spacing w:after="240" w:line="331" w:lineRule="auto"/>
-        <w:rPr>
-          <w:rFonts w:ascii="Times New Roman" w:hAnsi="Times New Roman"/>
-          <w:sz w:val="24"/>
-          <w:szCs w:val="24"/>
-        </w:rPr>
-      </w:pPr>
-    </w:p>
-    <w:p>
-      <w:pPr>
-        <w:pStyle w:val="Textoindependiente"/>
+        <w:pStyle w:val="BodyText"/>
+        <w:spacing w:lineRule="auto" w:line="331" w:before="0" w:after="240"/>
+        <w:rPr>
+          <w:rFonts w:ascii="Times New Roman" w:hAnsi="Times New Roman"/>
+          <w:sz w:val="24"/>
+          <w:szCs w:val="24"/>
+        </w:rPr>
+      </w:pPr>
+      <w:r>
+        <w:rPr>
+          <w:rFonts w:ascii="Times New Roman" w:hAnsi="Times New Roman"/>
+          <w:sz w:val="24"/>
+          <w:szCs w:val="24"/>
+        </w:rPr>
+      </w:r>
+    </w:p>
+    <w:p>
+      <w:pPr>
+        <w:pStyle w:val="BodyText"/>
         <w:tabs>
-          <w:tab w:val="left" w:pos="2773"/>
+          <w:tab w:val="clear" w:pos="708"/>
+          <w:tab w:val="left" w:pos="2773" w:leader="none"/>
         </w:tabs>
-        <w:spacing w:after="240" w:line="331" w:lineRule="auto"/>
+        <w:spacing w:lineRule="auto" w:line="331" w:before="0" w:after="240"/>
         <w:jc w:val="both"/>
         <w:rPr>
           <w:rFonts w:ascii="Times New Roman" w:hAnsi="Times New Roman"/>
@@ -5610,8 +5608,8 @@
     </w:p>
     <w:p>
       <w:pPr>
-        <w:pStyle w:val="Textoindependiente"/>
-        <w:spacing w:after="240" w:line="331" w:lineRule="auto"/>
+        <w:pStyle w:val="BodyText"/>
+        <w:spacing w:lineRule="auto" w:line="331" w:before="0" w:after="240"/>
         <w:rPr>
           <w:lang w:val="es-ES"/>
         </w:rPr>
@@ -5627,167 +5625,33 @@
     </w:p>
     <w:p>
       <w:pPr>
-        <w:pStyle w:val="Textoindependiente"/>
-        <w:spacing w:after="240" w:line="331" w:lineRule="auto"/>
-        <w:rPr>
-          <w:rFonts w:ascii="Times New Roman" w:hAnsi="Times New Roman"/>
-          <w:sz w:val="24"/>
-          <w:szCs w:val="24"/>
-        </w:rPr>
-      </w:pPr>
-      <w:r>
-        <w:rPr>
-          <w:noProof/>
-        </w:rPr>
-        <w:lastRenderedPageBreak/>
-        <mc:AlternateContent>
-          <mc:Choice Requires="wps">
-            <w:drawing>
-              <wp:anchor distT="0" distB="0" distL="114300" distR="114300" simplePos="0" relativeHeight="251669504" behindDoc="1" locked="0" layoutInCell="1" allowOverlap="1" wp14:anchorId="613549AC" wp14:editId="63B2FAE2">
-                <wp:simplePos x="0" y="0"/>
-                <wp:positionH relativeFrom="column">
-                  <wp:posOffset>-157480</wp:posOffset>
-                </wp:positionH>
-                <wp:positionV relativeFrom="paragraph">
-                  <wp:posOffset>1926590</wp:posOffset>
-                </wp:positionV>
-                <wp:extent cx="5400040" cy="635"/>
-                <wp:effectExtent l="0" t="0" r="0" b="0"/>
-                <wp:wrapNone/>
-                <wp:docPr id="11" name="Cuadro de texto 11"/>
-                <wp:cNvGraphicFramePr/>
-                <a:graphic xmlns:a="http://schemas.openxmlformats.org/drawingml/2006/main">
-                  <a:graphicData uri="http://schemas.microsoft.com/office/word/2010/wordprocessingShape">
-                    <wps:wsp>
-                      <wps:cNvSpPr txBox="1"/>
-                      <wps:spPr>
-                        <a:xfrm>
-                          <a:off x="0" y="0"/>
-                          <a:ext cx="5400040" cy="635"/>
-                        </a:xfrm>
-                        <a:prstGeom prst="rect">
-                          <a:avLst/>
-                        </a:prstGeom>
-                        <a:solidFill>
-                          <a:prstClr val="white"/>
-                        </a:solidFill>
-                        <a:ln>
-                          <a:noFill/>
-                        </a:ln>
-                      </wps:spPr>
-                      <wps:txbx>
-                        <w:txbxContent>
-                          <w:p>
-                            <w:pPr>
-                              <w:pStyle w:val="Descripcin"/>
-                              <w:jc w:val="center"/>
-                              <w:rPr>
-                                <w:sz w:val="22"/>
-                                <w:szCs w:val="22"/>
-                              </w:rPr>
-                            </w:pPr>
-                            <w:r>
-                              <w:t xml:space="preserve">Imagen </w:t>
-                            </w:r>
-                            <w:r>
-                              <w:fldChar w:fldCharType="begin"/>
-                            </w:r>
-                            <w:r>
-                              <w:instrText xml:space="preserve"> SEQ Imagen \* ARABIC </w:instrText>
-                            </w:r>
-                            <w:r>
-                              <w:fldChar w:fldCharType="separate"/>
-                            </w:r>
-                            <w:r>
-                              <w:rPr>
-                                <w:noProof/>
-                              </w:rPr>
-                              <w:t>4</w:t>
-                            </w:r>
-                            <w:r>
-                              <w:fldChar w:fldCharType="end"/>
-                            </w:r>
-                            <w:r>
-                              <w:t xml:space="preserve"> C4- Diagrama de Código</w:t>
-                            </w:r>
-                          </w:p>
-                        </w:txbxContent>
-                      </wps:txbx>
-                      <wps:bodyPr rot="0" spcFirstLastPara="0" vertOverflow="overflow" horzOverflow="overflow" vert="horz" wrap="square" lIns="0" tIns="0" rIns="0" bIns="0" numCol="1" spcCol="0" rtlCol="0" fromWordArt="0" anchor="t" anchorCtr="0" forceAA="0" compatLnSpc="1">
-                        <a:prstTxWarp prst="textNoShape">
-                          <a:avLst/>
-                        </a:prstTxWarp>
-                        <a:spAutoFit/>
-                      </wps:bodyPr>
-                    </wps:wsp>
-                  </a:graphicData>
-                </a:graphic>
-              </wp:anchor>
-            </w:drawing>
-          </mc:Choice>
-          <mc:Fallback>
-            <w:pict>
-              <v:shape w14:anchorId="613549AC" id="Cuadro de texto 11" o:spid="_x0000_s1029" type="#_x0000_t202" style="position:absolute;margin-left:-12.4pt;margin-top:151.7pt;width:425.2pt;height:.05pt;z-index:-251646976;visibility:visible;mso-wrap-style:square;mso-wrap-distance-left:9pt;mso-wrap-distance-top:0;mso-wrap-distance-right:9pt;mso-wrap-distance-bottom:0;mso-position-horizontal:absolute;mso-position-horizontal-relative:text;mso-position-vertical:absolute;mso-position-vertical-relative:text;v-text-anchor:top" o:gfxdata="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" stroked="f">
-                <v:textbox style="mso-fit-shape-to-text:t" inset="0,0,0,0">
-                  <w:txbxContent>
-                    <w:p>
-                      <w:pPr>
-                        <w:pStyle w:val="Descripcin"/>
-                        <w:jc w:val="center"/>
-                        <w:rPr>
-                          <w:sz w:val="22"/>
-                          <w:szCs w:val="22"/>
-                        </w:rPr>
-                      </w:pPr>
-                      <w:r>
-                        <w:t xml:space="preserve">Imagen </w:t>
-                      </w:r>
-                      <w:r>
-                        <w:fldChar w:fldCharType="begin"/>
-                      </w:r>
-                      <w:r>
-                        <w:instrText xml:space="preserve"> SEQ Imagen \* ARABIC </w:instrText>
-                      </w:r>
-                      <w:r>
-                        <w:fldChar w:fldCharType="separate"/>
-                      </w:r>
-                      <w:r>
-                        <w:rPr>
-                          <w:noProof/>
-                        </w:rPr>
-                        <w:t>4</w:t>
-                      </w:r>
-                      <w:r>
-                        <w:fldChar w:fldCharType="end"/>
-                      </w:r>
-                      <w:r>
-                        <w:t xml:space="preserve"> C4- Diagrama de Código</w:t>
-                      </w:r>
-                    </w:p>
-                  </w:txbxContent>
-                </v:textbox>
-              </v:shape>
-            </w:pict>
-          </mc:Fallback>
-        </mc:AlternateContent>
-      </w:r>
-      <w:r>
-        <w:rPr>
-          <w:lang w:val="es-ES"/>
+        <w:pStyle w:val="BodyText"/>
+        <w:spacing w:lineRule="auto" w:line="331" w:before="0" w:after="240"/>
+        <w:rPr>
+          <w:rFonts w:ascii="Times New Roman" w:hAnsi="Times New Roman"/>
+          <w:sz w:val="24"/>
+          <w:szCs w:val="24"/>
+        </w:rPr>
+      </w:pPr>
+      <w:r>
+        <w:rPr>
+          <w:rFonts w:ascii="Times New Roman" w:hAnsi="Times New Roman"/>
+          <w:sz w:val="24"/>
+          <w:szCs w:val="24"/>
         </w:rPr>
         <w:drawing>
-          <wp:anchor distT="0" distB="0" distL="114300" distR="114300" simplePos="0" relativeHeight="251667456" behindDoc="1" locked="0" layoutInCell="1" allowOverlap="1" wp14:anchorId="2C542ADC" wp14:editId="766FEBB9">
+          <wp:anchor distT="0" distB="0" distL="0" distR="0" simplePos="0" relativeHeight="4" behindDoc="1" locked="0" layoutInCell="1" allowOverlap="1">
             <wp:simplePos x="0" y="0"/>
             <wp:positionH relativeFrom="column">
               <wp:posOffset>-157480</wp:posOffset>
             </wp:positionH>
             <wp:positionV relativeFrom="paragraph">
-              <wp:posOffset>-2752</wp:posOffset>
+              <wp:posOffset>-3175</wp:posOffset>
             </wp:positionV>
             <wp:extent cx="5400040" cy="1871980"/>
             <wp:effectExtent l="0" t="0" r="0" b="0"/>
             <wp:wrapNone/>
-            <wp:docPr id="10" name="Imagen 10"/>
+            <wp:docPr id="7" name="Imagen 10"/>
             <wp:cNvGraphicFramePr>
               <a:graphicFrameLocks xmlns:a="http://schemas.openxmlformats.org/drawingml/2006/main" noChangeAspect="1"/>
             </wp:cNvGraphicFramePr>
@@ -5795,20 +5659,13 @@
               <a:graphicData uri="http://schemas.openxmlformats.org/drawingml/2006/picture">
                 <pic:pic xmlns:pic="http://schemas.openxmlformats.org/drawingml/2006/picture">
                   <pic:nvPicPr>
-                    <pic:cNvPr id="0" name="Picture 27"/>
+                    <pic:cNvPr id="7" name="Imagen 10"/>
                     <pic:cNvPicPr>
                       <a:picLocks noChangeAspect="1" noChangeArrowheads="1"/>
                     </pic:cNvPicPr>
                   </pic:nvPicPr>
                   <pic:blipFill>
-                    <a:blip r:embed="rId9" cstate="print">
-                      <a:extLst>
-                        <a:ext uri="{28A0092B-C50C-407E-A947-70E740481C1C}">
-                          <a14:useLocalDpi xmlns:a14="http://schemas.microsoft.com/office/drawing/2010/main" val="0"/>
-                        </a:ext>
-                      </a:extLst>
-                    </a:blip>
-                    <a:srcRect/>
+                    <a:blip r:embed="rId5"/>
                     <a:stretch>
                       <a:fillRect/>
                     </a:stretch>
@@ -5822,46 +5679,204 @@
                       <a:avLst/>
                     </a:prstGeom>
                     <a:noFill/>
-                    <a:ln>
-                      <a:noFill/>
-                    </a:ln>
                   </pic:spPr>
                 </pic:pic>
               </a:graphicData>
             </a:graphic>
           </wp:anchor>
         </w:drawing>
-      </w:r>
-    </w:p>
-    <w:p>
-      <w:pPr>
-        <w:pStyle w:val="Textoindependiente"/>
-        <w:spacing w:after="240" w:line="331" w:lineRule="auto"/>
-        <w:rPr>
-          <w:rFonts w:ascii="Times New Roman" w:hAnsi="Times New Roman"/>
-          <w:sz w:val="24"/>
-          <w:szCs w:val="24"/>
-        </w:rPr>
-      </w:pPr>
-    </w:p>
-    <w:p>
-      <w:pPr>
-        <w:pStyle w:val="Textoindependiente"/>
-        <w:spacing w:after="240" w:line="331" w:lineRule="auto"/>
-        <w:rPr>
-          <w:rFonts w:ascii="Times New Roman" w:hAnsi="Times New Roman"/>
-          <w:sz w:val="24"/>
-          <w:szCs w:val="24"/>
-        </w:rPr>
-      </w:pPr>
-    </w:p>
-    <w:p>
-      <w:pPr>
-        <w:pStyle w:val="Textoindependiente"/>
+        <mc:AlternateContent>
+          <mc:Choice Requires="wps">
+            <w:drawing>
+              <wp:anchor distT="0" distB="0" distL="0" distR="0" simplePos="0" relativeHeight="5" behindDoc="1" locked="0" layoutInCell="1" allowOverlap="1" wp14:anchorId="613549AC">
+                <wp:simplePos x="0" y="0"/>
+                <wp:positionH relativeFrom="column">
+                  <wp:posOffset>-157480</wp:posOffset>
+                </wp:positionH>
+                <wp:positionV relativeFrom="paragraph">
+                  <wp:posOffset>1926590</wp:posOffset>
+                </wp:positionV>
+                <wp:extent cx="5400040" cy="260985"/>
+                <wp:effectExtent l="0" t="0" r="0" b="0"/>
+                <wp:wrapNone/>
+                <wp:docPr id="8" name="Cuadro de texto 11"/>
+                <a:graphic xmlns:a="http://schemas.openxmlformats.org/drawingml/2006/main">
+                  <a:graphicData uri="http://schemas.microsoft.com/office/word/2010/wordprocessingShape">
+                    <wps:wsp>
+                      <wps:cNvSpPr/>
+                      <wps:spPr>
+                        <a:xfrm>
+                          <a:off x="0" y="0"/>
+                          <a:ext cx="5400000" cy="261000"/>
+                        </a:xfrm>
+                        <a:prstGeom prst="rect">
+                          <a:avLst/>
+                        </a:prstGeom>
+                        <a:solidFill>
+                          <a:srgbClr val="ffffff"/>
+                        </a:solidFill>
+                        <a:ln w="0">
+                          <a:noFill/>
+                        </a:ln>
+                      </wps:spPr>
+                      <wps:style>
+                        <a:lnRef idx="0"/>
+                        <a:fillRef idx="0"/>
+                        <a:effectRef idx="0"/>
+                        <a:fontRef idx="minor"/>
+                      </wps:style>
+                      <wps:txbx>
+                        <w:txbxContent>
+                          <w:p>
+                            <w:pPr>
+                              <w:pStyle w:val="Caption"/>
+                              <w:spacing w:before="120" w:after="120"/>
+                              <w:jc w:val="center"/>
+                              <w:rPr>
+                                <w:sz w:val="22"/>
+                                <w:szCs w:val="22"/>
+                              </w:rPr>
+                            </w:pPr>
+                            <w:r>
+                              <w:rPr/>
+                              <w:t xml:space="preserve">Imagen </w:t>
+                            </w:r>
+                            <w:r>
+                              <w:rPr/>
+                              <w:fldChar w:fldCharType="begin"/>
+                            </w:r>
+                            <w:r>
+                              <w:rPr/>
+                              <w:instrText xml:space="preserve"> SEQ Imagen \* ARABIC </w:instrText>
+                            </w:r>
+                            <w:r>
+                              <w:rPr/>
+                              <w:fldChar w:fldCharType="separate"/>
+                            </w:r>
+                            <w:r>
+                              <w:rPr/>
+                              <w:t>4</w:t>
+                            </w:r>
+                            <w:r>
+                              <w:rPr/>
+                              <w:fldChar w:fldCharType="end"/>
+                            </w:r>
+                            <w:r>
+                              <w:rPr/>
+                              <w:t xml:space="preserve"> C4- Diagrama de Código</w:t>
+                            </w:r>
+                          </w:p>
+                        </w:txbxContent>
+                      </wps:txbx>
+                      <wps:bodyPr lIns="0" rIns="0" tIns="0" bIns="0" anchor="t">
+                        <a:prstTxWarp prst="textNoShape"/>
+                        <a:spAutoFit/>
+                      </wps:bodyPr>
+                    </wps:wsp>
+                  </a:graphicData>
+                </a:graphic>
+              </wp:anchor>
+            </w:drawing>
+          </mc:Choice>
+          <mc:Fallback>
+            <w:pict>
+              <v:rect id="shape_0" fillcolor="white" stroked="f" o:allowincell="f" style="position:absolute;margin-left:-12.4pt;margin-top:151.7pt;width:425.15pt;height:20.5pt;mso-wrap-style:square;v-text-anchor:top" wp14:anchorId="613549AC">
+                <v:fill o:detectmouseclick="t" type="solid" color2="black"/>
+                <v:stroke color="#3465a4" joinstyle="round" endcap="flat"/>
+                <v:textbox>
+                  <w:txbxContent>
+                    <w:p>
+                      <w:pPr>
+                        <w:pStyle w:val="Caption"/>
+                        <w:spacing w:before="120" w:after="120"/>
+                        <w:jc w:val="center"/>
+                        <w:rPr>
+                          <w:sz w:val="22"/>
+                          <w:szCs w:val="22"/>
+                        </w:rPr>
+                      </w:pPr>
+                      <w:r>
+                        <w:rPr/>
+                        <w:t xml:space="preserve">Imagen </w:t>
+                      </w:r>
+                      <w:r>
+                        <w:rPr/>
+                        <w:fldChar w:fldCharType="begin"/>
+                      </w:r>
+                      <w:r>
+                        <w:rPr/>
+                        <w:instrText xml:space="preserve"> SEQ Imagen \* ARABIC </w:instrText>
+                      </w:r>
+                      <w:r>
+                        <w:rPr/>
+                        <w:fldChar w:fldCharType="separate"/>
+                      </w:r>
+                      <w:r>
+                        <w:rPr/>
+                        <w:t>4</w:t>
+                      </w:r>
+                      <w:r>
+                        <w:rPr/>
+                        <w:fldChar w:fldCharType="end"/>
+                      </w:r>
+                      <w:r>
+                        <w:rPr/>
+                        <w:t xml:space="preserve"> C4- Diagrama de Código</w:t>
+                      </w:r>
+                    </w:p>
+                  </w:txbxContent>
+                </v:textbox>
+                <w10:wrap type="none"/>
+              </v:rect>
+            </w:pict>
+          </mc:Fallback>
+        </mc:AlternateContent>
+      </w:r>
+    </w:p>
+    <w:p>
+      <w:pPr>
+        <w:pStyle w:val="BodyText"/>
+        <w:spacing w:lineRule="auto" w:line="331" w:before="0" w:after="240"/>
+        <w:rPr>
+          <w:rFonts w:ascii="Times New Roman" w:hAnsi="Times New Roman"/>
+          <w:sz w:val="24"/>
+          <w:szCs w:val="24"/>
+        </w:rPr>
+      </w:pPr>
+      <w:r>
+        <w:rPr>
+          <w:rFonts w:ascii="Times New Roman" w:hAnsi="Times New Roman"/>
+          <w:sz w:val="24"/>
+          <w:szCs w:val="24"/>
+        </w:rPr>
+      </w:r>
+    </w:p>
+    <w:p>
+      <w:pPr>
+        <w:pStyle w:val="BodyText"/>
+        <w:spacing w:lineRule="auto" w:line="331" w:before="0" w:after="240"/>
+        <w:rPr>
+          <w:rFonts w:ascii="Times New Roman" w:hAnsi="Times New Roman"/>
+          <w:sz w:val="24"/>
+          <w:szCs w:val="24"/>
+        </w:rPr>
+      </w:pPr>
+      <w:r>
+        <w:rPr>
+          <w:rFonts w:ascii="Times New Roman" w:hAnsi="Times New Roman"/>
+          <w:sz w:val="24"/>
+          <w:szCs w:val="24"/>
+        </w:rPr>
+      </w:r>
+    </w:p>
+    <w:p>
+      <w:pPr>
+        <w:pStyle w:val="BodyText"/>
         <w:tabs>
-          <w:tab w:val="left" w:pos="3560"/>
+          <w:tab w:val="clear" w:pos="708"/>
+          <w:tab w:val="left" w:pos="3560" w:leader="none"/>
         </w:tabs>
-        <w:spacing w:after="240" w:line="331" w:lineRule="auto"/>
+        <w:spacing w:lineRule="auto" w:line="331" w:before="0" w:after="240"/>
         <w:rPr>
           <w:rFonts w:ascii="Times New Roman" w:hAnsi="Times New Roman"/>
           <w:sz w:val="24"/>
@@ -5878,32 +5893,31 @@
       </w:r>
     </w:p>
     <w:sectPr>
+      <w:type w:val="nextPage"/>
       <w:pgSz w:w="11906" w:h="16838"/>
-      <w:pgMar w:top="1417" w:right="1701" w:bottom="1417" w:left="1701" w:header="0" w:footer="0" w:gutter="0"/>
-      <w:cols w:space="720"/>
-      <w:formProt w:val="0"/>
-      <w:docGrid w:linePitch="360"/>
+      <w:pgMar w:left="1701" w:right="1701" w:gutter="0" w:header="0" w:top="1417" w:footer="0" w:bottom="1417"/>
+      <w:pgNumType w:fmt="decimal"/>
+      <w:formProt w:val="false"/>
+      <w:textDirection w:val="lrTb"/>
+      <w:docGrid w:type="default" w:linePitch="360" w:charSpace="0"/>
     </w:sectPr>
   </w:body>
 </w:document>
 </file>
 
 <file path=word/numbering.xml><?xml version="1.0" encoding="utf-8"?>
-<w:numbering xmlns:wpc="http://schemas.microsoft.com/office/word/2010/wordprocessingCanvas" xmlns:cx="http://schemas.microsoft.com/office/drawing/2014/chartex" xmlns:cx1="http://schemas.microsoft.com/office/drawing/2015/9/8/chartex" xmlns:cx2="http://schemas.microsoft.com/office/drawing/2015/10/21/chartex" xmlns:cx3="http://schemas.microsoft.com/office/drawing/2016/5/9/chartex" xmlns:cx4="http://schemas.microsoft.com/office/drawing/2016/5/10/chartex" xmlns:cx5="http://schemas.microsoft.com/office/drawing/2016/5/11/chartex" xmlns:cx6="http://schemas.microsoft.com/office/drawing/2016/5/12/chartex" xmlns:cx7="http://schemas.microsoft.com/office/drawing/2016/5/13/chartex" xmlns:cx8="http://schemas.microsoft.com/office/drawing/2016/5/14/chartex" xmlns:mc="http://schemas.openxmlformats.org/markup-compatibility/2006" xmlns:aink="http://schemas.microsoft.com/office/drawing/2016/ink" xmlns:am3d="http://schemas.microsoft.com/office/drawing/2017/model3d" xmlns:o="urn:schemas-microsoft-com:office:office" xmlns:oel="http://schemas.microsoft.com/office/2019/extlst" xmlns:r="http://schemas.openxmlformats.org/officeDocument/2006/relationships" xmlns:m="http://schemas.openxmlformats.org/officeDocument/2006/math" xmlns:v="urn:schemas-microsoft-com:vml" xmlns:wp14="http://schemas.microsoft.com/office/word/2010/wordprocessingDrawing" xmlns:wp="http://schemas.openxmlformats.org/drawingml/2006/wordprocessingDrawing" xmlns:w10="urn:schemas-microsoft-com:office:word" xmlns:w="http://schemas.openxmlformats.org/wordprocessingml/2006/main" xmlns:w14="http://schemas.microsoft.com/office/word/2010/wordml" xmlns:w15="http://schemas.microsoft.com/office/word/2012/wordml" xmlns:w16cex="http://schemas.microsoft.com/office/word/2018/wordml/cex" xmlns:w16cid="http://schemas.microsoft.com/office/word/2016/wordml/cid" xmlns:w16="http://schemas.microsoft.com/office/word/2018/wordml" xmlns:w16sdtdh="http://schemas.microsoft.com/office/word/2020/wordml/sdtdatahash" xmlns:w16se="http://schemas.microsoft.com/office/word/2015/wordml/symex" xmlns:wpg="http://schemas.microsoft.com/office/word/2010/wordprocessingGroup" xmlns:wpi="http://schemas.microsoft.com/office/word/2010/wordprocessingInk" xmlns:wne="http://schemas.microsoft.com/office/word/2006/wordml" xmlns:wps="http://schemas.microsoft.com/office/word/2010/wordprocessingShape" mc:Ignorable="w14 w15 w16se w16cid w16 w16cex w16sdtdh wp14">
-  <w:abstractNum w:abstractNumId="0" w15:restartNumberingAfterBreak="0">
-    <w:nsid w:val="004C131A"/>
-    <w:multiLevelType w:val="multilevel"/>
-    <w:tmpl w:val="E1C83CD2"/>
+<w:numbering xmlns:w="http://schemas.openxmlformats.org/wordprocessingml/2006/main" xmlns:o="urn:schemas-microsoft-com:office:office" xmlns:r="http://schemas.openxmlformats.org/officeDocument/2006/relationships" xmlns:v="urn:schemas-microsoft-com:vml" xmlns:mc="http://schemas.openxmlformats.org/markup-compatibility/2006" xmlns:w14="http://schemas.microsoft.com/office/word/2010/wordml" mc:Ignorable="w14">
+  <w:abstractNum w:abstractNumId="1">
     <w:lvl w:ilvl="0">
       <w:start w:val="1"/>
       <w:numFmt w:val="bullet"/>
       <w:lvlText w:val=""/>
-      <w:lvlJc w:val="left"/>
+      <w:lvlJc w:val="start"/>
       <w:pPr>
         <w:tabs>
           <w:tab w:val="num" w:pos="709"/>
         </w:tabs>
-        <w:ind w:left="709" w:hanging="283"/>
+        <w:ind w:start="709" w:hanging="283"/>
       </w:pPr>
       <w:rPr>
         <w:rFonts w:ascii="Symbol" w:hAnsi="Symbol" w:cs="Symbol" w:hint="default"/>
@@ -5913,12 +5927,12 @@
       <w:start w:val="1"/>
       <w:numFmt w:val="bullet"/>
       <w:lvlText w:val=""/>
-      <w:lvlJc w:val="left"/>
+      <w:lvlJc w:val="start"/>
       <w:pPr>
         <w:tabs>
           <w:tab w:val="num" w:pos="1418"/>
         </w:tabs>
-        <w:ind w:left="1418" w:hanging="283"/>
+        <w:ind w:start="1418" w:hanging="283"/>
       </w:pPr>
       <w:rPr>
         <w:rFonts w:ascii="Symbol" w:hAnsi="Symbol" w:cs="Symbol" w:hint="default"/>
@@ -5928,12 +5942,12 @@
       <w:start w:val="1"/>
       <w:numFmt w:val="bullet"/>
       <w:lvlText w:val=""/>
-      <w:lvlJc w:val="left"/>
+      <w:lvlJc w:val="start"/>
       <w:pPr>
         <w:tabs>
           <w:tab w:val="num" w:pos="2127"/>
         </w:tabs>
-        <w:ind w:left="2127" w:hanging="283"/>
+        <w:ind w:start="2127" w:hanging="283"/>
       </w:pPr>
       <w:rPr>
         <w:rFonts w:ascii="Symbol" w:hAnsi="Symbol" w:cs="Symbol" w:hint="default"/>
@@ -5943,12 +5957,12 @@
       <w:start w:val="1"/>
       <w:numFmt w:val="bullet"/>
       <w:lvlText w:val=""/>
-      <w:lvlJc w:val="left"/>
+      <w:lvlJc w:val="start"/>
       <w:pPr>
         <w:tabs>
           <w:tab w:val="num" w:pos="2836"/>
         </w:tabs>
-        <w:ind w:left="2836" w:hanging="283"/>
+        <w:ind w:start="2836" w:hanging="283"/>
       </w:pPr>
       <w:rPr>
         <w:rFonts w:ascii="Symbol" w:hAnsi="Symbol" w:cs="Symbol" w:hint="default"/>
@@ -5958,12 +5972,12 @@
       <w:start w:val="1"/>
       <w:numFmt w:val="bullet"/>
       <w:lvlText w:val=""/>
-      <w:lvlJc w:val="left"/>
+      <w:lvlJc w:val="start"/>
       <w:pPr>
         <w:tabs>
           <w:tab w:val="num" w:pos="3545"/>
         </w:tabs>
-        <w:ind w:left="3545" w:hanging="283"/>
+        <w:ind w:start="3545" w:hanging="283"/>
       </w:pPr>
       <w:rPr>
         <w:rFonts w:ascii="Symbol" w:hAnsi="Symbol" w:cs="Symbol" w:hint="default"/>
@@ -5973,12 +5987,12 @@
       <w:start w:val="1"/>
       <w:numFmt w:val="bullet"/>
       <w:lvlText w:val=""/>
-      <w:lvlJc w:val="left"/>
+      <w:lvlJc w:val="start"/>
       <w:pPr>
         <w:tabs>
           <w:tab w:val="num" w:pos="4254"/>
         </w:tabs>
-        <w:ind w:left="4254" w:hanging="283"/>
+        <w:ind w:start="4254" w:hanging="283"/>
       </w:pPr>
       <w:rPr>
         <w:rFonts w:ascii="Symbol" w:hAnsi="Symbol" w:cs="Symbol" w:hint="default"/>
@@ -5988,12 +6002,12 @@
       <w:start w:val="1"/>
       <w:numFmt w:val="bullet"/>
       <w:lvlText w:val=""/>
-      <w:lvlJc w:val="left"/>
+      <w:lvlJc w:val="start"/>
       <w:pPr>
         <w:tabs>
           <w:tab w:val="num" w:pos="4963"/>
         </w:tabs>
-        <w:ind w:left="4963" w:hanging="283"/>
+        <w:ind w:start="4963" w:hanging="283"/>
       </w:pPr>
       <w:rPr>
         <w:rFonts w:ascii="Symbol" w:hAnsi="Symbol" w:cs="Symbol" w:hint="default"/>
@@ -6003,12 +6017,12 @@
       <w:start w:val="1"/>
       <w:numFmt w:val="bullet"/>
       <w:lvlText w:val=""/>
-      <w:lvlJc w:val="left"/>
+      <w:lvlJc w:val="start"/>
       <w:pPr>
         <w:tabs>
           <w:tab w:val="num" w:pos="5672"/>
         </w:tabs>
-        <w:ind w:left="5672" w:hanging="283"/>
+        <w:ind w:start="5672" w:hanging="283"/>
       </w:pPr>
       <w:rPr>
         <w:rFonts w:ascii="Symbol" w:hAnsi="Symbol" w:cs="Symbol" w:hint="default"/>
@@ -6018,32 +6032,29 @@
       <w:start w:val="1"/>
       <w:numFmt w:val="bullet"/>
       <w:lvlText w:val=""/>
-      <w:lvlJc w:val="left"/>
+      <w:lvlJc w:val="start"/>
       <w:pPr>
         <w:tabs>
           <w:tab w:val="num" w:pos="6381"/>
         </w:tabs>
-        <w:ind w:left="6381" w:hanging="283"/>
+        <w:ind w:start="6381" w:hanging="283"/>
       </w:pPr>
       <w:rPr>
         <w:rFonts w:ascii="Symbol" w:hAnsi="Symbol" w:cs="Symbol" w:hint="default"/>
       </w:rPr>
     </w:lvl>
   </w:abstractNum>
-  <w:abstractNum w:abstractNumId="1" w15:restartNumberingAfterBreak="0">
-    <w:nsid w:val="4E850352"/>
-    <w:multiLevelType w:val="multilevel"/>
-    <w:tmpl w:val="1AAA52F4"/>
+  <w:abstractNum w:abstractNumId="2">
     <w:lvl w:ilvl="0">
       <w:start w:val="1"/>
       <w:numFmt w:val="bullet"/>
       <w:lvlText w:val=""/>
-      <w:lvlJc w:val="left"/>
+      <w:lvlJc w:val="start"/>
       <w:pPr>
         <w:tabs>
           <w:tab w:val="num" w:pos="709"/>
         </w:tabs>
-        <w:ind w:left="709" w:hanging="283"/>
+        <w:ind w:start="709" w:hanging="283"/>
       </w:pPr>
       <w:rPr>
         <w:rFonts w:ascii="Symbol" w:hAnsi="Symbol" w:cs="Symbol" w:hint="default"/>
@@ -6053,12 +6064,12 @@
       <w:start w:val="1"/>
       <w:numFmt w:val="bullet"/>
       <w:lvlText w:val=""/>
-      <w:lvlJc w:val="left"/>
+      <w:lvlJc w:val="start"/>
       <w:pPr>
         <w:tabs>
           <w:tab w:val="num" w:pos="1418"/>
         </w:tabs>
-        <w:ind w:left="1418" w:hanging="283"/>
+        <w:ind w:start="1418" w:hanging="283"/>
       </w:pPr>
       <w:rPr>
         <w:rFonts w:ascii="Symbol" w:hAnsi="Symbol" w:cs="Symbol" w:hint="default"/>
@@ -6068,12 +6079,12 @@
       <w:start w:val="1"/>
       <w:numFmt w:val="bullet"/>
       <w:lvlText w:val=""/>
-      <w:lvlJc w:val="left"/>
+      <w:lvlJc w:val="start"/>
       <w:pPr>
         <w:tabs>
           <w:tab w:val="num" w:pos="2127"/>
         </w:tabs>
-        <w:ind w:left="2127" w:hanging="283"/>
+        <w:ind w:start="2127" w:hanging="283"/>
       </w:pPr>
       <w:rPr>
         <w:rFonts w:ascii="Symbol" w:hAnsi="Symbol" w:cs="Symbol" w:hint="default"/>
@@ -6083,12 +6094,12 @@
       <w:start w:val="1"/>
       <w:numFmt w:val="bullet"/>
       <w:lvlText w:val=""/>
-      <w:lvlJc w:val="left"/>
+      <w:lvlJc w:val="start"/>
       <w:pPr>
         <w:tabs>
           <w:tab w:val="num" w:pos="2836"/>
         </w:tabs>
-        <w:ind w:left="2836" w:hanging="283"/>
+        <w:ind w:start="2836" w:hanging="283"/>
       </w:pPr>
       <w:rPr>
         <w:rFonts w:ascii="Symbol" w:hAnsi="Symbol" w:cs="Symbol" w:hint="default"/>
@@ -6098,12 +6109,12 @@
       <w:start w:val="1"/>
       <w:numFmt w:val="bullet"/>
       <w:lvlText w:val=""/>
-      <w:lvlJc w:val="left"/>
+      <w:lvlJc w:val="start"/>
       <w:pPr>
         <w:tabs>
           <w:tab w:val="num" w:pos="3545"/>
         </w:tabs>
-        <w:ind w:left="3545" w:hanging="283"/>
+        <w:ind w:start="3545" w:hanging="283"/>
       </w:pPr>
       <w:rPr>
         <w:rFonts w:ascii="Symbol" w:hAnsi="Symbol" w:cs="Symbol" w:hint="default"/>
@@ -6113,12 +6124,12 @@
       <w:start w:val="1"/>
       <w:numFmt w:val="bullet"/>
       <w:lvlText w:val=""/>
-      <w:lvlJc w:val="left"/>
+      <w:lvlJc w:val="start"/>
       <w:pPr>
         <w:tabs>
           <w:tab w:val="num" w:pos="4254"/>
         </w:tabs>
-        <w:ind w:left="4254" w:hanging="283"/>
+        <w:ind w:start="4254" w:hanging="283"/>
       </w:pPr>
       <w:rPr>
         <w:rFonts w:ascii="Symbol" w:hAnsi="Symbol" w:cs="Symbol" w:hint="default"/>
@@ -6128,12 +6139,12 @@
       <w:start w:val="1"/>
       <w:numFmt w:val="bullet"/>
       <w:lvlText w:val=""/>
-      <w:lvlJc w:val="left"/>
+      <w:lvlJc w:val="start"/>
       <w:pPr>
         <w:tabs>
           <w:tab w:val="num" w:pos="4963"/>
         </w:tabs>
-        <w:ind w:left="4963" w:hanging="283"/>
+        <w:ind w:start="4963" w:hanging="283"/>
       </w:pPr>
       <w:rPr>
         <w:rFonts w:ascii="Symbol" w:hAnsi="Symbol" w:cs="Symbol" w:hint="default"/>
@@ -6143,12 +6154,12 @@
       <w:start w:val="1"/>
       <w:numFmt w:val="bullet"/>
       <w:lvlText w:val=""/>
-      <w:lvlJc w:val="left"/>
+      <w:lvlJc w:val="start"/>
       <w:pPr>
         <w:tabs>
           <w:tab w:val="num" w:pos="5672"/>
         </w:tabs>
-        <w:ind w:left="5672" w:hanging="283"/>
+        <w:ind w:start="5672" w:hanging="283"/>
       </w:pPr>
       <w:rPr>
         <w:rFonts w:ascii="Symbol" w:hAnsi="Symbol" w:cs="Symbol" w:hint="default"/>
@@ -6158,32 +6169,29 @@
       <w:start w:val="1"/>
       <w:numFmt w:val="bullet"/>
       <w:lvlText w:val=""/>
-      <w:lvlJc w:val="left"/>
+      <w:lvlJc w:val="start"/>
       <w:pPr>
         <w:tabs>
           <w:tab w:val="num" w:pos="6381"/>
         </w:tabs>
-        <w:ind w:left="6381" w:hanging="283"/>
+        <w:ind w:start="6381" w:hanging="283"/>
       </w:pPr>
       <w:rPr>
         <w:rFonts w:ascii="Symbol" w:hAnsi="Symbol" w:cs="Symbol" w:hint="default"/>
       </w:rPr>
     </w:lvl>
   </w:abstractNum>
-  <w:abstractNum w:abstractNumId="2" w15:restartNumberingAfterBreak="0">
-    <w:nsid w:val="5B9A7029"/>
-    <w:multiLevelType w:val="multilevel"/>
-    <w:tmpl w:val="435C8312"/>
+  <w:abstractNum w:abstractNumId="3">
     <w:lvl w:ilvl="0">
       <w:start w:val="1"/>
       <w:numFmt w:val="bullet"/>
       <w:lvlText w:val=""/>
-      <w:lvlJc w:val="left"/>
+      <w:lvlJc w:val="start"/>
       <w:pPr>
         <w:tabs>
           <w:tab w:val="num" w:pos="709"/>
         </w:tabs>
-        <w:ind w:left="709" w:hanging="283"/>
+        <w:ind w:start="709" w:hanging="283"/>
       </w:pPr>
       <w:rPr>
         <w:rFonts w:ascii="Symbol" w:hAnsi="Symbol" w:cs="Symbol" w:hint="default"/>
@@ -6193,12 +6201,12 @@
       <w:start w:val="1"/>
       <w:numFmt w:val="bullet"/>
       <w:lvlText w:val=""/>
-      <w:lvlJc w:val="left"/>
+      <w:lvlJc w:val="start"/>
       <w:pPr>
         <w:tabs>
           <w:tab w:val="num" w:pos="1418"/>
         </w:tabs>
-        <w:ind w:left="1418" w:hanging="283"/>
+        <w:ind w:start="1418" w:hanging="283"/>
       </w:pPr>
       <w:rPr>
         <w:rFonts w:ascii="Symbol" w:hAnsi="Symbol" w:cs="Symbol" w:hint="default"/>
@@ -6208,12 +6216,12 @@
       <w:start w:val="1"/>
       <w:numFmt w:val="bullet"/>
       <w:lvlText w:val=""/>
-      <w:lvlJc w:val="left"/>
+      <w:lvlJc w:val="start"/>
       <w:pPr>
         <w:tabs>
           <w:tab w:val="num" w:pos="2127"/>
         </w:tabs>
-        <w:ind w:left="2127" w:hanging="283"/>
+        <w:ind w:start="2127" w:hanging="283"/>
       </w:pPr>
       <w:rPr>
         <w:rFonts w:ascii="Symbol" w:hAnsi="Symbol" w:cs="Symbol" w:hint="default"/>
@@ -6223,12 +6231,12 @@
       <w:start w:val="1"/>
       <w:numFmt w:val="bullet"/>
       <w:lvlText w:val=""/>
-      <w:lvlJc w:val="left"/>
+      <w:lvlJc w:val="start"/>
       <w:pPr>
         <w:tabs>
           <w:tab w:val="num" w:pos="2836"/>
         </w:tabs>
-        <w:ind w:left="2836" w:hanging="283"/>
+        <w:ind w:start="2836" w:hanging="283"/>
       </w:pPr>
       <w:rPr>
         <w:rFonts w:ascii="Symbol" w:hAnsi="Symbol" w:cs="Symbol" w:hint="default"/>
@@ -6238,12 +6246,12 @@
       <w:start w:val="1"/>
       <w:numFmt w:val="bullet"/>
       <w:lvlText w:val=""/>
-      <w:lvlJc w:val="left"/>
+      <w:lvlJc w:val="start"/>
       <w:pPr>
         <w:tabs>
           <w:tab w:val="num" w:pos="3545"/>
         </w:tabs>
-        <w:ind w:left="3545" w:hanging="283"/>
+        <w:ind w:start="3545" w:hanging="283"/>
       </w:pPr>
       <w:rPr>
         <w:rFonts w:ascii="Symbol" w:hAnsi="Symbol" w:cs="Symbol" w:hint="default"/>
@@ -6253,12 +6261,12 @@
       <w:start w:val="1"/>
       <w:numFmt w:val="bullet"/>
       <w:lvlText w:val=""/>
-      <w:lvlJc w:val="left"/>
+      <w:lvlJc w:val="start"/>
       <w:pPr>
         <w:tabs>
           <w:tab w:val="num" w:pos="4254"/>
         </w:tabs>
-        <w:ind w:left="4254" w:hanging="283"/>
+        <w:ind w:start="4254" w:hanging="283"/>
       </w:pPr>
       <w:rPr>
         <w:rFonts w:ascii="Symbol" w:hAnsi="Symbol" w:cs="Symbol" w:hint="default"/>
@@ -6268,12 +6276,12 @@
       <w:start w:val="1"/>
       <w:numFmt w:val="bullet"/>
       <w:lvlText w:val=""/>
-      <w:lvlJc w:val="left"/>
+      <w:lvlJc w:val="start"/>
       <w:pPr>
         <w:tabs>
           <w:tab w:val="num" w:pos="4963"/>
         </w:tabs>
-        <w:ind w:left="4963" w:hanging="283"/>
+        <w:ind w:start="4963" w:hanging="283"/>
       </w:pPr>
       <w:rPr>
         <w:rFonts w:ascii="Symbol" w:hAnsi="Symbol" w:cs="Symbol" w:hint="default"/>
@@ -6283,12 +6291,12 @@
       <w:start w:val="1"/>
       <w:numFmt w:val="bullet"/>
       <w:lvlText w:val=""/>
-      <w:lvlJc w:val="left"/>
+      <w:lvlJc w:val="start"/>
       <w:pPr>
         <w:tabs>
           <w:tab w:val="num" w:pos="5672"/>
         </w:tabs>
-        <w:ind w:left="5672" w:hanging="283"/>
+        <w:ind w:start="5672" w:hanging="283"/>
       </w:pPr>
       <w:rPr>
         <w:rFonts w:ascii="Symbol" w:hAnsi="Symbol" w:cs="Symbol" w:hint="default"/>
@@ -6298,33 +6306,30 @@
       <w:start w:val="1"/>
       <w:numFmt w:val="bullet"/>
       <w:lvlText w:val=""/>
-      <w:lvlJc w:val="left"/>
+      <w:lvlJc w:val="start"/>
       <w:pPr>
         <w:tabs>
           <w:tab w:val="num" w:pos="6381"/>
         </w:tabs>
-        <w:ind w:left="6381" w:hanging="283"/>
+        <w:ind w:start="6381" w:hanging="283"/>
       </w:pPr>
       <w:rPr>
         <w:rFonts w:ascii="Symbol" w:hAnsi="Symbol" w:cs="Symbol" w:hint="default"/>
       </w:rPr>
     </w:lvl>
   </w:abstractNum>
-  <w:abstractNum w:abstractNumId="3" w15:restartNumberingAfterBreak="0">
-    <w:nsid w:val="6A865AA1"/>
-    <w:multiLevelType w:val="multilevel"/>
-    <w:tmpl w:val="19C04CD8"/>
+  <w:abstractNum w:abstractNumId="4">
     <w:lvl w:ilvl="0">
       <w:start w:val="1"/>
       <w:numFmt w:val="none"/>
       <w:suff w:val="nothing"/>
       <w:lvlText w:val=""/>
-      <w:lvlJc w:val="left"/>
+      <w:lvlJc w:val="start"/>
       <w:pPr>
         <w:tabs>
           <w:tab w:val="num" w:pos="0"/>
         </w:tabs>
-        <w:ind w:left="0" w:firstLine="0"/>
+        <w:ind w:start="0" w:hanging="0"/>
       </w:pPr>
     </w:lvl>
     <w:lvl w:ilvl="1">
@@ -6332,12 +6337,12 @@
       <w:numFmt w:val="none"/>
       <w:suff w:val="nothing"/>
       <w:lvlText w:val=""/>
-      <w:lvlJc w:val="left"/>
+      <w:lvlJc w:val="start"/>
       <w:pPr>
         <w:tabs>
           <w:tab w:val="num" w:pos="0"/>
         </w:tabs>
-        <w:ind w:left="0" w:firstLine="0"/>
+        <w:ind w:start="0" w:hanging="0"/>
       </w:pPr>
     </w:lvl>
     <w:lvl w:ilvl="2">
@@ -6345,12 +6350,12 @@
       <w:numFmt w:val="none"/>
       <w:suff w:val="nothing"/>
       <w:lvlText w:val=""/>
-      <w:lvlJc w:val="left"/>
+      <w:lvlJc w:val="start"/>
       <w:pPr>
         <w:tabs>
           <w:tab w:val="num" w:pos="0"/>
         </w:tabs>
-        <w:ind w:left="0" w:firstLine="0"/>
+        <w:ind w:start="0" w:hanging="0"/>
       </w:pPr>
     </w:lvl>
     <w:lvl w:ilvl="3">
@@ -6358,12 +6363,12 @@
       <w:numFmt w:val="none"/>
       <w:suff w:val="nothing"/>
       <w:lvlText w:val=""/>
-      <w:lvlJc w:val="left"/>
+      <w:lvlJc w:val="start"/>
       <w:pPr>
         <w:tabs>
           <w:tab w:val="num" w:pos="0"/>
         </w:tabs>
-        <w:ind w:left="0" w:firstLine="0"/>
+        <w:ind w:start="0" w:hanging="0"/>
       </w:pPr>
     </w:lvl>
     <w:lvl w:ilvl="4">
@@ -6371,12 +6376,12 @@
       <w:numFmt w:val="none"/>
       <w:suff w:val="nothing"/>
       <w:lvlText w:val=""/>
-      <w:lvlJc w:val="left"/>
+      <w:lvlJc w:val="start"/>
       <w:pPr>
         <w:tabs>
           <w:tab w:val="num" w:pos="0"/>
         </w:tabs>
-        <w:ind w:left="0" w:firstLine="0"/>
+        <w:ind w:start="0" w:hanging="0"/>
       </w:pPr>
     </w:lvl>
     <w:lvl w:ilvl="5">
@@ -6384,12 +6389,12 @@
       <w:numFmt w:val="none"/>
       <w:suff w:val="nothing"/>
       <w:lvlText w:val=""/>
-      <w:lvlJc w:val="left"/>
+      <w:lvlJc w:val="start"/>
       <w:pPr>
         <w:tabs>
           <w:tab w:val="num" w:pos="0"/>
         </w:tabs>
-        <w:ind w:left="0" w:firstLine="0"/>
+        <w:ind w:start="0" w:hanging="0"/>
       </w:pPr>
     </w:lvl>
     <w:lvl w:ilvl="6">
@@ -6397,12 +6402,12 @@
       <w:numFmt w:val="none"/>
       <w:suff w:val="nothing"/>
       <w:lvlText w:val=""/>
-      <w:lvlJc w:val="left"/>
+      <w:lvlJc w:val="start"/>
       <w:pPr>
         <w:tabs>
           <w:tab w:val="num" w:pos="0"/>
         </w:tabs>
-        <w:ind w:left="0" w:firstLine="0"/>
+        <w:ind w:start="0" w:hanging="0"/>
       </w:pPr>
     </w:lvl>
     <w:lvl w:ilvl="7">
@@ -6410,12 +6415,12 @@
       <w:numFmt w:val="none"/>
       <w:suff w:val="nothing"/>
       <w:lvlText w:val=""/>
-      <w:lvlJc w:val="left"/>
+      <w:lvlJc w:val="start"/>
       <w:pPr>
         <w:tabs>
           <w:tab w:val="num" w:pos="0"/>
         </w:tabs>
-        <w:ind w:left="0" w:firstLine="0"/>
+        <w:ind w:start="0" w:hanging="0"/>
       </w:pPr>
     </w:lvl>
     <w:lvl w:ilvl="8">
@@ -6423,36 +6428,36 @@
       <w:numFmt w:val="none"/>
       <w:suff w:val="nothing"/>
       <w:lvlText w:val=""/>
-      <w:lvlJc w:val="left"/>
+      <w:lvlJc w:val="start"/>
       <w:pPr>
         <w:tabs>
           <w:tab w:val="num" w:pos="0"/>
         </w:tabs>
-        <w:ind w:left="0" w:firstLine="0"/>
+        <w:ind w:start="0" w:hanging="0"/>
       </w:pPr>
     </w:lvl>
   </w:abstractNum>
-  <w:num w:numId="1" w16cid:durableId="295916749">
-    <w:abstractNumId w:val="0"/>
-  </w:num>
-  <w:num w:numId="2" w16cid:durableId="94175983">
+  <w:num w:numId="1">
     <w:abstractNumId w:val="1"/>
   </w:num>
-  <w:num w:numId="3" w16cid:durableId="1429695901">
+  <w:num w:numId="2">
     <w:abstractNumId w:val="2"/>
   </w:num>
-  <w:num w:numId="4" w16cid:durableId="1659528883">
+  <w:num w:numId="3">
     <w:abstractNumId w:val="3"/>
+  </w:num>
+  <w:num w:numId="4">
+    <w:abstractNumId w:val="4"/>
   </w:num>
 </w:numbering>
 </file>
 
 <file path=word/styles.xml><?xml version="1.0" encoding="utf-8"?>
-<w:styles xmlns:mc="http://schemas.openxmlformats.org/markup-compatibility/2006" xmlns:r="http://schemas.openxmlformats.org/officeDocument/2006/relationships" xmlns:w="http://schemas.openxmlformats.org/wordprocessingml/2006/main" xmlns:w14="http://schemas.microsoft.com/office/word/2010/wordml" xmlns:w15="http://schemas.microsoft.com/office/word/2012/wordml" xmlns:w16cex="http://schemas.microsoft.com/office/word/2018/wordml/cex" xmlns:w16cid="http://schemas.microsoft.com/office/word/2016/wordml/cid" xmlns:w16="http://schemas.microsoft.com/office/word/2018/wordml" xmlns:w16sdtdh="http://schemas.microsoft.com/office/word/2020/wordml/sdtdatahash" xmlns:w16se="http://schemas.microsoft.com/office/word/2015/wordml/symex" mc:Ignorable="w14 w15 w16se w16cid w16 w16cex w16sdtdh">
+<w:styles xmlns:w="http://schemas.openxmlformats.org/wordprocessingml/2006/main" xmlns:w14="http://schemas.microsoft.com/office/word/2010/wordml" xmlns:mc="http://schemas.openxmlformats.org/markup-compatibility/2006" mc:Ignorable="w14">
   <w:docDefaults>
     <w:rPrDefault>
       <w:rPr>
-        <w:rFonts w:asciiTheme="minorHAnsi" w:eastAsiaTheme="minorHAnsi" w:hAnsiTheme="minorHAnsi" w:cstheme="minorBidi"/>
+        <w:rFonts w:ascii="Calibri" w:hAnsi="Calibri" w:eastAsia="Calibri" w:cs="" w:asciiTheme="minorHAnsi" w:cstheme="minorBidi" w:eastAsiaTheme="minorHAnsi" w:hAnsiTheme="minorHAnsi"/>
         <w:kern w:val="2"/>
         <w:sz w:val="22"/>
         <w:szCs w:val="22"/>
@@ -6462,21 +6467,21 @@
     </w:rPrDefault>
     <w:pPrDefault>
       <w:pPr>
-        <w:suppressAutoHyphens/>
+        <w:suppressAutoHyphens w:val="true"/>
       </w:pPr>
     </w:pPrDefault>
   </w:docDefaults>
   <w:latentStyles w:defLockedState="0" w:defUIPriority="99" w:defSemiHidden="0" w:defUnhideWhenUsed="0" w:defQFormat="0" w:count="376">
     <w:lsdException w:name="Normal" w:uiPriority="0" w:qFormat="1"/>
     <w:lsdException w:name="heading 1" w:uiPriority="9" w:qFormat="1"/>
-    <w:lsdException w:name="heading 2" w:semiHidden="1" w:uiPriority="9" w:unhideWhenUsed="1" w:qFormat="1"/>
-    <w:lsdException w:name="heading 3" w:semiHidden="1" w:uiPriority="9" w:unhideWhenUsed="1" w:qFormat="1"/>
-    <w:lsdException w:name="heading 4" w:semiHidden="1" w:uiPriority="9" w:unhideWhenUsed="1" w:qFormat="1"/>
-    <w:lsdException w:name="heading 5" w:semiHidden="1" w:uiPriority="9" w:unhideWhenUsed="1" w:qFormat="1"/>
-    <w:lsdException w:name="heading 6" w:semiHidden="1" w:uiPriority="9" w:unhideWhenUsed="1" w:qFormat="1"/>
-    <w:lsdException w:name="heading 7" w:semiHidden="1" w:uiPriority="9" w:unhideWhenUsed="1" w:qFormat="1"/>
-    <w:lsdException w:name="heading 8" w:semiHidden="1" w:uiPriority="9" w:unhideWhenUsed="1" w:qFormat="1"/>
-    <w:lsdException w:name="heading 9" w:semiHidden="1" w:uiPriority="9" w:unhideWhenUsed="1" w:qFormat="1"/>
+    <w:lsdException w:name="heading 2" w:uiPriority="9" w:semiHidden="1" w:unhideWhenUsed="1" w:qFormat="1"/>
+    <w:lsdException w:name="heading 3" w:uiPriority="9" w:semiHidden="1" w:unhideWhenUsed="1" w:qFormat="1"/>
+    <w:lsdException w:name="heading 4" w:uiPriority="9" w:semiHidden="1" w:unhideWhenUsed="1" w:qFormat="1"/>
+    <w:lsdException w:name="heading 5" w:uiPriority="9" w:semiHidden="1" w:unhideWhenUsed="1" w:qFormat="1"/>
+    <w:lsdException w:name="heading 6" w:uiPriority="9" w:semiHidden="1" w:unhideWhenUsed="1" w:qFormat="1"/>
+    <w:lsdException w:name="heading 7" w:uiPriority="9" w:semiHidden="1" w:unhideWhenUsed="1" w:qFormat="1"/>
+    <w:lsdException w:name="heading 8" w:uiPriority="9" w:semiHidden="1" w:unhideWhenUsed="1" w:qFormat="1"/>
+    <w:lsdException w:name="heading 9" w:uiPriority="9" w:semiHidden="1" w:unhideWhenUsed="1" w:qFormat="1"/>
     <w:lsdException w:name="index 1" w:semiHidden="1" w:unhideWhenUsed="1"/>
     <w:lsdException w:name="index 2" w:semiHidden="1" w:unhideWhenUsed="1"/>
     <w:lsdException w:name="index 3" w:semiHidden="1" w:unhideWhenUsed="1"/>
@@ -6486,22 +6491,22 @@
     <w:lsdException w:name="index 7" w:semiHidden="1" w:unhideWhenUsed="1"/>
     <w:lsdException w:name="index 8" w:semiHidden="1" w:unhideWhenUsed="1"/>
     <w:lsdException w:name="index 9" w:semiHidden="1" w:unhideWhenUsed="1"/>
-    <w:lsdException w:name="toc 1" w:semiHidden="1" w:uiPriority="39" w:unhideWhenUsed="1"/>
-    <w:lsdException w:name="toc 2" w:semiHidden="1" w:uiPriority="39" w:unhideWhenUsed="1"/>
-    <w:lsdException w:name="toc 3" w:semiHidden="1" w:uiPriority="39" w:unhideWhenUsed="1"/>
-    <w:lsdException w:name="toc 4" w:semiHidden="1" w:uiPriority="39" w:unhideWhenUsed="1"/>
-    <w:lsdException w:name="toc 5" w:semiHidden="1" w:uiPriority="39" w:unhideWhenUsed="1"/>
-    <w:lsdException w:name="toc 6" w:semiHidden="1" w:uiPriority="39" w:unhideWhenUsed="1"/>
-    <w:lsdException w:name="toc 7" w:semiHidden="1" w:uiPriority="39" w:unhideWhenUsed="1"/>
-    <w:lsdException w:name="toc 8" w:semiHidden="1" w:uiPriority="39" w:unhideWhenUsed="1"/>
-    <w:lsdException w:name="toc 9" w:semiHidden="1" w:uiPriority="39" w:unhideWhenUsed="1"/>
+    <w:lsdException w:name="toc 1" w:uiPriority="39" w:semiHidden="1" w:unhideWhenUsed="1"/>
+    <w:lsdException w:name="toc 2" w:uiPriority="39" w:semiHidden="1" w:unhideWhenUsed="1"/>
+    <w:lsdException w:name="toc 3" w:uiPriority="39" w:semiHidden="1" w:unhideWhenUsed="1"/>
+    <w:lsdException w:name="toc 4" w:uiPriority="39" w:semiHidden="1" w:unhideWhenUsed="1"/>
+    <w:lsdException w:name="toc 5" w:uiPriority="39" w:semiHidden="1" w:unhideWhenUsed="1"/>
+    <w:lsdException w:name="toc 6" w:uiPriority="39" w:semiHidden="1" w:unhideWhenUsed="1"/>
+    <w:lsdException w:name="toc 7" w:uiPriority="39" w:semiHidden="1" w:unhideWhenUsed="1"/>
+    <w:lsdException w:name="toc 8" w:uiPriority="39" w:semiHidden="1" w:unhideWhenUsed="1"/>
+    <w:lsdException w:name="toc 9" w:uiPriority="39" w:semiHidden="1" w:unhideWhenUsed="1"/>
     <w:lsdException w:name="Normal Indent" w:semiHidden="1" w:unhideWhenUsed="1"/>
     <w:lsdException w:name="footnote text" w:semiHidden="1" w:unhideWhenUsed="1"/>
     <w:lsdException w:name="annotation text" w:semiHidden="1" w:unhideWhenUsed="1"/>
     <w:lsdException w:name="header" w:semiHidden="1" w:unhideWhenUsed="1"/>
     <w:lsdException w:name="footer" w:semiHidden="1" w:unhideWhenUsed="1"/>
     <w:lsdException w:name="index heading" w:semiHidden="1" w:unhideWhenUsed="1"/>
-    <w:lsdException w:name="caption" w:semiHidden="1" w:uiPriority="35" w:unhideWhenUsed="1" w:qFormat="1"/>
+    <w:lsdException w:name="caption" w:uiPriority="35" w:semiHidden="1" w:unhideWhenUsed="1" w:qFormat="1"/>
     <w:lsdException w:name="table of figures" w:semiHidden="1" w:unhideWhenUsed="1"/>
     <w:lsdException w:name="envelope address" w:semiHidden="1" w:unhideWhenUsed="1"/>
     <w:lsdException w:name="envelope return" w:semiHidden="1" w:unhideWhenUsed="1"/>
@@ -6532,7 +6537,7 @@
     <w:lsdException w:name="Title" w:uiPriority="10" w:qFormat="1"/>
     <w:lsdException w:name="Closing" w:semiHidden="1" w:unhideWhenUsed="1"/>
     <w:lsdException w:name="Signature" w:semiHidden="1" w:unhideWhenUsed="1"/>
-    <w:lsdException w:name="Default Paragraph Font" w:semiHidden="1" w:uiPriority="1" w:unhideWhenUsed="1"/>
+    <w:lsdException w:name="Default Paragraph Font" w:uiPriority="1" w:semiHidden="1" w:unhideWhenUsed="1"/>
     <w:lsdException w:name="Body Text" w:semiHidden="1" w:unhideWhenUsed="1"/>
     <w:lsdException w:name="Body Text Indent" w:semiHidden="1" w:unhideWhenUsed="1"/>
     <w:lsdException w:name="List Continue" w:semiHidden="1" w:unhideWhenUsed="1"/>
@@ -6732,8 +6737,8 @@
     <w:lsdException w:name="Subtle Reference" w:uiPriority="31" w:qFormat="1"/>
     <w:lsdException w:name="Intense Reference" w:uiPriority="32" w:qFormat="1"/>
     <w:lsdException w:name="Book Title" w:uiPriority="33" w:qFormat="1"/>
-    <w:lsdException w:name="Bibliography" w:semiHidden="1" w:uiPriority="37" w:unhideWhenUsed="1"/>
-    <w:lsdException w:name="TOC Heading" w:semiHidden="1" w:uiPriority="39" w:unhideWhenUsed="1" w:qFormat="1"/>
+    <w:lsdException w:name="Bibliography" w:uiPriority="37" w:semiHidden="1" w:unhideWhenUsed="1"/>
+    <w:lsdException w:name="TOC Heading" w:uiPriority="39" w:semiHidden="1" w:unhideWhenUsed="1" w:qFormat="1"/>
     <w:lsdException w:name="Plain Table 1" w:uiPriority="41"/>
     <w:lsdException w:name="Plain Table 2" w:uiPriority="42"/>
     <w:lsdException w:name="Plain Table 3" w:uiPriority="43"/>
@@ -6844,35 +6849,48 @@
     <w:lsdException w:name="Unresolved Mention" w:semiHidden="1" w:unhideWhenUsed="1"/>
     <w:lsdException w:name="Smart Link" w:semiHidden="1" w:unhideWhenUsed="1"/>
   </w:latentStyles>
-  <w:style w:type="paragraph" w:default="1" w:styleId="Normal">
+  <w:style w:type="paragraph" w:styleId="Normal" w:default="1">
     <w:name w:val="Normal"/>
     <w:qFormat/>
     <w:pPr>
-      <w:spacing w:after="160" w:line="259" w:lineRule="auto"/>
+      <w:widowControl/>
+      <w:suppressAutoHyphens w:val="true"/>
+      <w:bidi w:val="0"/>
+      <w:spacing w:lineRule="auto" w:line="259" w:before="0" w:after="160"/>
+      <w:jc w:val="start"/>
     </w:pPr>
+    <w:rPr>
+      <w:rFonts w:ascii="Calibri" w:hAnsi="Calibri" w:eastAsia="Calibri" w:cs="" w:asciiTheme="minorHAnsi" w:cstheme="minorBidi" w:eastAsiaTheme="minorHAnsi" w:hAnsiTheme="minorHAnsi"/>
+      <w:color w:val="auto"/>
+      <w:kern w:val="2"/>
+      <w:sz w:val="22"/>
+      <w:szCs w:val="22"/>
+      <w:lang w:val="es-EC" w:eastAsia="en-US" w:bidi="ar-SA"/>
+      <w14:ligatures w14:val="standardContextual"/>
+    </w:rPr>
   </w:style>
-  <w:style w:type="paragraph" w:styleId="Ttulo1">
+  <w:style w:type="paragraph" w:styleId="Heading1">
     <w:name w:val="heading 1"/>
     <w:basedOn w:val="Normal"/>
     <w:next w:val="Normal"/>
     <w:link w:val="Ttulo1Car"/>
     <w:uiPriority w:val="9"/>
     <w:qFormat/>
-    <w:rsid w:val="002A75F3"/>
+    <w:rsid w:val="002a75f3"/>
     <w:pPr>
-      <w:keepNext/>
+      <w:keepNext w:val="true"/>
       <w:keepLines/>
       <w:spacing w:before="360" w:after="80"/>
       <w:outlineLvl w:val="0"/>
     </w:pPr>
     <w:rPr>
-      <w:rFonts w:asciiTheme="majorHAnsi" w:eastAsiaTheme="majorEastAsia" w:hAnsiTheme="majorHAnsi" w:cstheme="majorBidi"/>
-      <w:color w:val="2F5496" w:themeColor="accent1" w:themeShade="BF"/>
+      <w:rFonts w:ascii="Calibri Light" w:hAnsi="Calibri Light" w:eastAsia="" w:cs="" w:asciiTheme="majorHAnsi" w:cstheme="majorBidi" w:eastAsiaTheme="majorEastAsia" w:hAnsiTheme="majorHAnsi"/>
+      <w:color w:themeColor="accent1" w:themeShade="bf" w:val="2F5496"/>
       <w:sz w:val="40"/>
       <w:szCs w:val="40"/>
     </w:rPr>
   </w:style>
-  <w:style w:type="paragraph" w:styleId="Ttulo2">
+  <w:style w:type="paragraph" w:styleId="Heading2">
     <w:name w:val="heading 2"/>
     <w:basedOn w:val="Normal"/>
     <w:next w:val="Normal"/>
@@ -6881,21 +6899,21 @@
     <w:semiHidden/>
     <w:unhideWhenUsed/>
     <w:qFormat/>
-    <w:rsid w:val="002A75F3"/>
+    <w:rsid w:val="002a75f3"/>
     <w:pPr>
-      <w:keepNext/>
+      <w:keepNext w:val="true"/>
       <w:keepLines/>
       <w:spacing w:before="160" w:after="80"/>
       <w:outlineLvl w:val="1"/>
     </w:pPr>
     <w:rPr>
-      <w:rFonts w:asciiTheme="majorHAnsi" w:eastAsiaTheme="majorEastAsia" w:hAnsiTheme="majorHAnsi" w:cstheme="majorBidi"/>
-      <w:color w:val="2F5496" w:themeColor="accent1" w:themeShade="BF"/>
+      <w:rFonts w:ascii="Calibri Light" w:hAnsi="Calibri Light" w:eastAsia="" w:cs="" w:asciiTheme="majorHAnsi" w:cstheme="majorBidi" w:eastAsiaTheme="majorEastAsia" w:hAnsiTheme="majorHAnsi"/>
+      <w:color w:themeColor="accent1" w:themeShade="bf" w:val="2F5496"/>
       <w:sz w:val="32"/>
       <w:szCs w:val="32"/>
     </w:rPr>
   </w:style>
-  <w:style w:type="paragraph" w:styleId="Ttulo3">
+  <w:style w:type="paragraph" w:styleId="Heading3">
     <w:name w:val="heading 3"/>
     <w:basedOn w:val="Normal"/>
     <w:next w:val="Normal"/>
@@ -6904,21 +6922,21 @@
     <w:semiHidden/>
     <w:unhideWhenUsed/>
     <w:qFormat/>
-    <w:rsid w:val="002A75F3"/>
+    <w:rsid w:val="002a75f3"/>
     <w:pPr>
-      <w:keepNext/>
+      <w:keepNext w:val="true"/>
       <w:keepLines/>
       <w:spacing w:before="160" w:after="80"/>
       <w:outlineLvl w:val="2"/>
     </w:pPr>
     <w:rPr>
-      <w:rFonts w:eastAsiaTheme="majorEastAsia" w:cstheme="majorBidi"/>
-      <w:color w:val="2F5496" w:themeColor="accent1" w:themeShade="BF"/>
+      <w:rFonts w:eastAsia="" w:cs="" w:cstheme="majorBidi" w:eastAsiaTheme="majorEastAsia"/>
+      <w:color w:themeColor="accent1" w:themeShade="bf" w:val="2F5496"/>
       <w:sz w:val="28"/>
       <w:szCs w:val="28"/>
     </w:rPr>
   </w:style>
-  <w:style w:type="paragraph" w:styleId="Ttulo4">
+  <w:style w:type="paragraph" w:styleId="Heading4">
     <w:name w:val="heading 4"/>
     <w:basedOn w:val="Normal"/>
     <w:next w:val="Normal"/>
@@ -6927,21 +6945,21 @@
     <w:semiHidden/>
     <w:unhideWhenUsed/>
     <w:qFormat/>
-    <w:rsid w:val="002A75F3"/>
+    <w:rsid w:val="002a75f3"/>
     <w:pPr>
-      <w:keepNext/>
+      <w:keepNext w:val="true"/>
       <w:keepLines/>
       <w:spacing w:before="80" w:after="40"/>
       <w:outlineLvl w:val="3"/>
     </w:pPr>
     <w:rPr>
-      <w:rFonts w:eastAsiaTheme="majorEastAsia" w:cstheme="majorBidi"/>
+      <w:rFonts w:eastAsia="" w:cs="" w:cstheme="majorBidi" w:eastAsiaTheme="majorEastAsia"/>
       <w:i/>
       <w:iCs/>
-      <w:color w:val="2F5496" w:themeColor="accent1" w:themeShade="BF"/>
+      <w:color w:themeColor="accent1" w:themeShade="bf" w:val="2F5496"/>
     </w:rPr>
   </w:style>
-  <w:style w:type="paragraph" w:styleId="Ttulo5">
+  <w:style w:type="paragraph" w:styleId="Heading5">
     <w:name w:val="heading 5"/>
     <w:basedOn w:val="Normal"/>
     <w:next w:val="Normal"/>
@@ -6950,19 +6968,19 @@
     <w:semiHidden/>
     <w:unhideWhenUsed/>
     <w:qFormat/>
-    <w:rsid w:val="002A75F3"/>
+    <w:rsid w:val="002a75f3"/>
     <w:pPr>
-      <w:keepNext/>
+      <w:keepNext w:val="true"/>
       <w:keepLines/>
       <w:spacing w:before="80" w:after="40"/>
       <w:outlineLvl w:val="4"/>
     </w:pPr>
     <w:rPr>
-      <w:rFonts w:eastAsiaTheme="majorEastAsia" w:cstheme="majorBidi"/>
-      <w:color w:val="2F5496" w:themeColor="accent1" w:themeShade="BF"/>
+      <w:rFonts w:eastAsia="" w:cs="" w:cstheme="majorBidi" w:eastAsiaTheme="majorEastAsia"/>
+      <w:color w:themeColor="accent1" w:themeShade="bf" w:val="2F5496"/>
     </w:rPr>
   </w:style>
-  <w:style w:type="paragraph" w:styleId="Ttulo6">
+  <w:style w:type="paragraph" w:styleId="Heading6">
     <w:name w:val="heading 6"/>
     <w:basedOn w:val="Normal"/>
     <w:next w:val="Normal"/>
@@ -6971,21 +6989,21 @@
     <w:semiHidden/>
     <w:unhideWhenUsed/>
     <w:qFormat/>
-    <w:rsid w:val="002A75F3"/>
+    <w:rsid w:val="002a75f3"/>
     <w:pPr>
-      <w:keepNext/>
+      <w:keepNext w:val="true"/>
       <w:keepLines/>
       <w:spacing w:before="40" w:after="0"/>
       <w:outlineLvl w:val="5"/>
     </w:pPr>
     <w:rPr>
-      <w:rFonts w:eastAsiaTheme="majorEastAsia" w:cstheme="majorBidi"/>
+      <w:rFonts w:eastAsia="" w:cs="" w:cstheme="majorBidi" w:eastAsiaTheme="majorEastAsia"/>
       <w:i/>
       <w:iCs/>
-      <w:color w:val="595959" w:themeColor="text1" w:themeTint="A6"/>
+      <w:color w:themeColor="text1" w:themeTint="a6" w:val="595959"/>
     </w:rPr>
   </w:style>
-  <w:style w:type="paragraph" w:styleId="Ttulo7">
+  <w:style w:type="paragraph" w:styleId="Heading7">
     <w:name w:val="heading 7"/>
     <w:basedOn w:val="Normal"/>
     <w:next w:val="Normal"/>
@@ -6994,19 +7012,19 @@
     <w:semiHidden/>
     <w:unhideWhenUsed/>
     <w:qFormat/>
-    <w:rsid w:val="002A75F3"/>
+    <w:rsid w:val="002a75f3"/>
     <w:pPr>
-      <w:keepNext/>
+      <w:keepNext w:val="true"/>
       <w:keepLines/>
       <w:spacing w:before="40" w:after="0"/>
       <w:outlineLvl w:val="6"/>
     </w:pPr>
     <w:rPr>
-      <w:rFonts w:eastAsiaTheme="majorEastAsia" w:cstheme="majorBidi"/>
-      <w:color w:val="595959" w:themeColor="text1" w:themeTint="A6"/>
+      <w:rFonts w:eastAsia="" w:cs="" w:cstheme="majorBidi" w:eastAsiaTheme="majorEastAsia"/>
+      <w:color w:themeColor="text1" w:themeTint="a6" w:val="595959"/>
     </w:rPr>
   </w:style>
-  <w:style w:type="paragraph" w:styleId="Ttulo8">
+  <w:style w:type="paragraph" w:styleId="Heading8">
     <w:name w:val="heading 8"/>
     <w:basedOn w:val="Normal"/>
     <w:next w:val="Normal"/>
@@ -7015,21 +7033,21 @@
     <w:semiHidden/>
     <w:unhideWhenUsed/>
     <w:qFormat/>
-    <w:rsid w:val="002A75F3"/>
+    <w:rsid w:val="002a75f3"/>
     <w:pPr>
-      <w:keepNext/>
+      <w:keepNext w:val="true"/>
       <w:keepLines/>
-      <w:spacing w:after="0"/>
+      <w:spacing w:before="0" w:after="0"/>
       <w:outlineLvl w:val="7"/>
     </w:pPr>
     <w:rPr>
-      <w:rFonts w:eastAsiaTheme="majorEastAsia" w:cstheme="majorBidi"/>
+      <w:rFonts w:eastAsia="" w:cs="" w:cstheme="majorBidi" w:eastAsiaTheme="majorEastAsia"/>
       <w:i/>
       <w:iCs/>
-      <w:color w:val="272727" w:themeColor="text1" w:themeTint="D8"/>
+      <w:color w:themeColor="text1" w:themeTint="d8" w:val="272727"/>
     </w:rPr>
   </w:style>
-  <w:style w:type="paragraph" w:styleId="Ttulo9">
+  <w:style w:type="paragraph" w:styleId="Heading9">
     <w:name w:val="heading 9"/>
     <w:basedOn w:val="Normal"/>
     <w:next w:val="Normal"/>
@@ -7038,262 +7056,232 @@
     <w:semiHidden/>
     <w:unhideWhenUsed/>
     <w:qFormat/>
-    <w:rsid w:val="002A75F3"/>
+    <w:rsid w:val="002a75f3"/>
     <w:pPr>
-      <w:keepNext/>
+      <w:keepNext w:val="true"/>
       <w:keepLines/>
-      <w:spacing w:after="0"/>
+      <w:spacing w:before="0" w:after="0"/>
       <w:outlineLvl w:val="8"/>
     </w:pPr>
     <w:rPr>
-      <w:rFonts w:eastAsiaTheme="majorEastAsia" w:cstheme="majorBidi"/>
-      <w:color w:val="272727" w:themeColor="text1" w:themeTint="D8"/>
+      <w:rFonts w:eastAsia="" w:cs="" w:cstheme="majorBidi" w:eastAsiaTheme="majorEastAsia"/>
+      <w:color w:themeColor="text1" w:themeTint="d8" w:val="272727"/>
     </w:rPr>
   </w:style>
-  <w:style w:type="character" w:default="1" w:styleId="Fuentedeprrafopredeter">
+  <w:style w:type="character" w:styleId="DefaultParagraphFont" w:default="1">
     <w:name w:val="Default Paragraph Font"/>
     <w:uiPriority w:val="1"/>
     <w:unhideWhenUsed/>
+    <w:qFormat/>
+    <w:rPr/>
   </w:style>
-  <w:style w:type="table" w:default="1" w:styleId="Tablanormal">
-    <w:name w:val="Normal Table"/>
-    <w:uiPriority w:val="99"/>
-    <w:semiHidden/>
-    <w:unhideWhenUsed/>
-    <w:tblPr>
-      <w:tblInd w:w="0" w:type="dxa"/>
-      <w:tblCellMar>
-        <w:top w:w="0" w:type="dxa"/>
-        <w:left w:w="108" w:type="dxa"/>
-        <w:bottom w:w="0" w:type="dxa"/>
-        <w:right w:w="108" w:type="dxa"/>
-      </w:tblCellMar>
-    </w:tblPr>
-  </w:style>
-  <w:style w:type="numbering" w:default="1" w:styleId="Sinlista">
-    <w:name w:val="No List"/>
-    <w:uiPriority w:val="99"/>
-    <w:semiHidden/>
-    <w:unhideWhenUsed/>
-  </w:style>
-  <w:style w:type="character" w:customStyle="1" w:styleId="Ttulo1Car">
+  <w:style w:type="character" w:styleId="Ttulo1Car" w:customStyle="1">
     <w:name w:val="Título 1 Car"/>
-    <w:basedOn w:val="Fuentedeprrafopredeter"/>
-    <w:link w:val="Ttulo1"/>
+    <w:basedOn w:val="DefaultParagraphFont"/>
     <w:uiPriority w:val="9"/>
     <w:qFormat/>
-    <w:rsid w:val="002A75F3"/>
+    <w:rsid w:val="002a75f3"/>
     <w:rPr>
-      <w:rFonts w:asciiTheme="majorHAnsi" w:eastAsiaTheme="majorEastAsia" w:hAnsiTheme="majorHAnsi" w:cstheme="majorBidi"/>
-      <w:color w:val="2F5496" w:themeColor="accent1" w:themeShade="BF"/>
+      <w:rFonts w:ascii="Calibri Light" w:hAnsi="Calibri Light" w:eastAsia="" w:cs="" w:asciiTheme="majorHAnsi" w:cstheme="majorBidi" w:eastAsiaTheme="majorEastAsia" w:hAnsiTheme="majorHAnsi"/>
+      <w:color w:themeColor="accent1" w:themeShade="bf" w:val="2F5496"/>
       <w:sz w:val="40"/>
       <w:szCs w:val="40"/>
     </w:rPr>
   </w:style>
-  <w:style w:type="character" w:customStyle="1" w:styleId="Ttulo2Car">
+  <w:style w:type="character" w:styleId="Ttulo2Car" w:customStyle="1">
     <w:name w:val="Título 2 Car"/>
-    <w:basedOn w:val="Fuentedeprrafopredeter"/>
-    <w:link w:val="Ttulo2"/>
+    <w:basedOn w:val="DefaultParagraphFont"/>
     <w:uiPriority w:val="9"/>
     <w:semiHidden/>
     <w:qFormat/>
-    <w:rsid w:val="002A75F3"/>
+    <w:rsid w:val="002a75f3"/>
     <w:rPr>
-      <w:rFonts w:asciiTheme="majorHAnsi" w:eastAsiaTheme="majorEastAsia" w:hAnsiTheme="majorHAnsi" w:cstheme="majorBidi"/>
-      <w:color w:val="2F5496" w:themeColor="accent1" w:themeShade="BF"/>
+      <w:rFonts w:ascii="Calibri Light" w:hAnsi="Calibri Light" w:eastAsia="" w:cs="" w:asciiTheme="majorHAnsi" w:cstheme="majorBidi" w:eastAsiaTheme="majorEastAsia" w:hAnsiTheme="majorHAnsi"/>
+      <w:color w:themeColor="accent1" w:themeShade="bf" w:val="2F5496"/>
       <w:sz w:val="32"/>
       <w:szCs w:val="32"/>
     </w:rPr>
   </w:style>
-  <w:style w:type="character" w:customStyle="1" w:styleId="Ttulo3Car">
+  <w:style w:type="character" w:styleId="Ttulo3Car" w:customStyle="1">
     <w:name w:val="Título 3 Car"/>
-    <w:basedOn w:val="Fuentedeprrafopredeter"/>
-    <w:link w:val="Ttulo3"/>
+    <w:basedOn w:val="DefaultParagraphFont"/>
     <w:uiPriority w:val="9"/>
     <w:semiHidden/>
     <w:qFormat/>
-    <w:rsid w:val="002A75F3"/>
+    <w:rsid w:val="002a75f3"/>
     <w:rPr>
-      <w:rFonts w:eastAsiaTheme="majorEastAsia" w:cstheme="majorBidi"/>
-      <w:color w:val="2F5496" w:themeColor="accent1" w:themeShade="BF"/>
+      <w:rFonts w:eastAsia="" w:cs="" w:cstheme="majorBidi" w:eastAsiaTheme="majorEastAsia"/>
+      <w:color w:themeColor="accent1" w:themeShade="bf" w:val="2F5496"/>
       <w:sz w:val="28"/>
       <w:szCs w:val="28"/>
     </w:rPr>
   </w:style>
-  <w:style w:type="character" w:customStyle="1" w:styleId="Ttulo4Car">
+  <w:style w:type="character" w:styleId="Ttulo4Car" w:customStyle="1">
     <w:name w:val="Título 4 Car"/>
-    <w:basedOn w:val="Fuentedeprrafopredeter"/>
-    <w:link w:val="Ttulo4"/>
+    <w:basedOn w:val="DefaultParagraphFont"/>
     <w:uiPriority w:val="9"/>
     <w:semiHidden/>
     <w:qFormat/>
-    <w:rsid w:val="002A75F3"/>
+    <w:rsid w:val="002a75f3"/>
     <w:rPr>
-      <w:rFonts w:eastAsiaTheme="majorEastAsia" w:cstheme="majorBidi"/>
+      <w:rFonts w:eastAsia="" w:cs="" w:cstheme="majorBidi" w:eastAsiaTheme="majorEastAsia"/>
       <w:i/>
       <w:iCs/>
-      <w:color w:val="2F5496" w:themeColor="accent1" w:themeShade="BF"/>
+      <w:color w:themeColor="accent1" w:themeShade="bf" w:val="2F5496"/>
     </w:rPr>
   </w:style>
-  <w:style w:type="character" w:customStyle="1" w:styleId="Ttulo5Car">
+  <w:style w:type="character" w:styleId="Ttulo5Car" w:customStyle="1">
     <w:name w:val="Título 5 Car"/>
-    <w:basedOn w:val="Fuentedeprrafopredeter"/>
-    <w:link w:val="Ttulo5"/>
+    <w:basedOn w:val="DefaultParagraphFont"/>
     <w:uiPriority w:val="9"/>
     <w:semiHidden/>
     <w:qFormat/>
-    <w:rsid w:val="002A75F3"/>
+    <w:rsid w:val="002a75f3"/>
     <w:rPr>
-      <w:rFonts w:eastAsiaTheme="majorEastAsia" w:cstheme="majorBidi"/>
-      <w:color w:val="2F5496" w:themeColor="accent1" w:themeShade="BF"/>
+      <w:rFonts w:eastAsia="" w:cs="" w:cstheme="majorBidi" w:eastAsiaTheme="majorEastAsia"/>
+      <w:color w:themeColor="accent1" w:themeShade="bf" w:val="2F5496"/>
     </w:rPr>
   </w:style>
-  <w:style w:type="character" w:customStyle="1" w:styleId="Ttulo6Car">
+  <w:style w:type="character" w:styleId="Ttulo6Car" w:customStyle="1">
     <w:name w:val="Título 6 Car"/>
-    <w:basedOn w:val="Fuentedeprrafopredeter"/>
-    <w:link w:val="Ttulo6"/>
+    <w:basedOn w:val="DefaultParagraphFont"/>
     <w:uiPriority w:val="9"/>
     <w:semiHidden/>
     <w:qFormat/>
-    <w:rsid w:val="002A75F3"/>
+    <w:rsid w:val="002a75f3"/>
     <w:rPr>
-      <w:rFonts w:eastAsiaTheme="majorEastAsia" w:cstheme="majorBidi"/>
+      <w:rFonts w:eastAsia="" w:cs="" w:cstheme="majorBidi" w:eastAsiaTheme="majorEastAsia"/>
       <w:i/>
       <w:iCs/>
-      <w:color w:val="595959" w:themeColor="text1" w:themeTint="A6"/>
+      <w:color w:themeColor="text1" w:themeTint="a6" w:val="595959"/>
     </w:rPr>
   </w:style>
-  <w:style w:type="character" w:customStyle="1" w:styleId="Ttulo7Car">
+  <w:style w:type="character" w:styleId="Ttulo7Car" w:customStyle="1">
     <w:name w:val="Título 7 Car"/>
-    <w:basedOn w:val="Fuentedeprrafopredeter"/>
-    <w:link w:val="Ttulo7"/>
+    <w:basedOn w:val="DefaultParagraphFont"/>
     <w:uiPriority w:val="9"/>
     <w:semiHidden/>
     <w:qFormat/>
-    <w:rsid w:val="002A75F3"/>
+    <w:rsid w:val="002a75f3"/>
     <w:rPr>
-      <w:rFonts w:eastAsiaTheme="majorEastAsia" w:cstheme="majorBidi"/>
-      <w:color w:val="595959" w:themeColor="text1" w:themeTint="A6"/>
+      <w:rFonts w:eastAsia="" w:cs="" w:cstheme="majorBidi" w:eastAsiaTheme="majorEastAsia"/>
+      <w:color w:themeColor="text1" w:themeTint="a6" w:val="595959"/>
     </w:rPr>
   </w:style>
-  <w:style w:type="character" w:customStyle="1" w:styleId="Ttulo8Car">
+  <w:style w:type="character" w:styleId="Ttulo8Car" w:customStyle="1">
     <w:name w:val="Título 8 Car"/>
-    <w:basedOn w:val="Fuentedeprrafopredeter"/>
-    <w:link w:val="Ttulo8"/>
+    <w:basedOn w:val="DefaultParagraphFont"/>
     <w:uiPriority w:val="9"/>
     <w:semiHidden/>
     <w:qFormat/>
-    <w:rsid w:val="002A75F3"/>
+    <w:rsid w:val="002a75f3"/>
     <w:rPr>
-      <w:rFonts w:eastAsiaTheme="majorEastAsia" w:cstheme="majorBidi"/>
+      <w:rFonts w:eastAsia="" w:cs="" w:cstheme="majorBidi" w:eastAsiaTheme="majorEastAsia"/>
       <w:i/>
       <w:iCs/>
-      <w:color w:val="272727" w:themeColor="text1" w:themeTint="D8"/>
+      <w:color w:themeColor="text1" w:themeTint="d8" w:val="272727"/>
     </w:rPr>
   </w:style>
-  <w:style w:type="character" w:customStyle="1" w:styleId="Ttulo9Car">
+  <w:style w:type="character" w:styleId="Ttulo9Car" w:customStyle="1">
     <w:name w:val="Título 9 Car"/>
-    <w:basedOn w:val="Fuentedeprrafopredeter"/>
-    <w:link w:val="Ttulo9"/>
+    <w:basedOn w:val="DefaultParagraphFont"/>
     <w:uiPriority w:val="9"/>
     <w:semiHidden/>
     <w:qFormat/>
-    <w:rsid w:val="002A75F3"/>
+    <w:rsid w:val="002a75f3"/>
     <w:rPr>
-      <w:rFonts w:eastAsiaTheme="majorEastAsia" w:cstheme="majorBidi"/>
-      <w:color w:val="272727" w:themeColor="text1" w:themeTint="D8"/>
+      <w:rFonts w:eastAsia="" w:cs="" w:cstheme="majorBidi" w:eastAsiaTheme="majorEastAsia"/>
+      <w:color w:themeColor="text1" w:themeTint="d8" w:val="272727"/>
     </w:rPr>
   </w:style>
-  <w:style w:type="character" w:customStyle="1" w:styleId="TtuloCar">
+  <w:style w:type="character" w:styleId="TtuloCar" w:customStyle="1">
     <w:name w:val="Título Car"/>
-    <w:basedOn w:val="Fuentedeprrafopredeter"/>
-    <w:link w:val="Ttulo"/>
+    <w:basedOn w:val="DefaultParagraphFont"/>
     <w:uiPriority w:val="10"/>
     <w:qFormat/>
-    <w:rsid w:val="002A75F3"/>
+    <w:rsid w:val="002a75f3"/>
     <w:rPr>
-      <w:rFonts w:asciiTheme="majorHAnsi" w:eastAsiaTheme="majorEastAsia" w:hAnsiTheme="majorHAnsi" w:cstheme="majorBidi"/>
+      <w:rFonts w:ascii="Calibri Light" w:hAnsi="Calibri Light" w:eastAsia="" w:cs="" w:asciiTheme="majorHAnsi" w:cstheme="majorBidi" w:eastAsiaTheme="majorEastAsia" w:hAnsiTheme="majorHAnsi"/>
       <w:spacing w:val="-10"/>
       <w:kern w:val="2"/>
       <w:sz w:val="56"/>
       <w:szCs w:val="56"/>
     </w:rPr>
   </w:style>
-  <w:style w:type="character" w:customStyle="1" w:styleId="SubttuloCar">
+  <w:style w:type="character" w:styleId="SubttuloCar" w:customStyle="1">
     <w:name w:val="Subtítulo Car"/>
-    <w:basedOn w:val="Fuentedeprrafopredeter"/>
-    <w:link w:val="Subttulo"/>
+    <w:basedOn w:val="DefaultParagraphFont"/>
     <w:uiPriority w:val="11"/>
     <w:qFormat/>
-    <w:rsid w:val="002A75F3"/>
+    <w:rsid w:val="002a75f3"/>
     <w:rPr>
-      <w:rFonts w:eastAsiaTheme="majorEastAsia" w:cstheme="majorBidi"/>
-      <w:color w:val="595959" w:themeColor="text1" w:themeTint="A6"/>
+      <w:rFonts w:eastAsia="" w:cs="" w:cstheme="majorBidi" w:eastAsiaTheme="majorEastAsia"/>
+      <w:color w:themeColor="text1" w:themeTint="a6" w:val="595959"/>
       <w:spacing w:val="15"/>
       <w:sz w:val="28"/>
       <w:szCs w:val="28"/>
     </w:rPr>
   </w:style>
-  <w:style w:type="character" w:customStyle="1" w:styleId="CitaCar">
+  <w:style w:type="character" w:styleId="CitaCar" w:customStyle="1">
     <w:name w:val="Cita Car"/>
-    <w:basedOn w:val="Fuentedeprrafopredeter"/>
-    <w:link w:val="Cita"/>
+    <w:basedOn w:val="DefaultParagraphFont"/>
+    <w:link w:val="Quote"/>
     <w:uiPriority w:val="29"/>
     <w:qFormat/>
-    <w:rsid w:val="002A75F3"/>
+    <w:rsid w:val="002a75f3"/>
     <w:rPr>
       <w:i/>
       <w:iCs/>
-      <w:color w:val="404040" w:themeColor="text1" w:themeTint="BF"/>
+      <w:color w:themeColor="text1" w:themeTint="bf" w:val="404040"/>
     </w:rPr>
   </w:style>
-  <w:style w:type="character" w:styleId="nfasisintenso">
+  <w:style w:type="character" w:styleId="IntenseEmphasis">
     <w:name w:val="Intense Emphasis"/>
-    <w:basedOn w:val="Fuentedeprrafopredeter"/>
+    <w:basedOn w:val="DefaultParagraphFont"/>
     <w:uiPriority w:val="21"/>
     <w:qFormat/>
-    <w:rsid w:val="002A75F3"/>
+    <w:rsid w:val="002a75f3"/>
     <w:rPr>
       <w:i/>
       <w:iCs/>
-      <w:color w:val="2F5496" w:themeColor="accent1" w:themeShade="BF"/>
+      <w:color w:themeColor="accent1" w:themeShade="bf" w:val="2F5496"/>
     </w:rPr>
   </w:style>
-  <w:style w:type="character" w:customStyle="1" w:styleId="CitadestacadaCar">
+  <w:style w:type="character" w:styleId="CitadestacadaCar" w:customStyle="1">
     <w:name w:val="Cita destacada Car"/>
-    <w:basedOn w:val="Fuentedeprrafopredeter"/>
-    <w:link w:val="Citadestacada"/>
+    <w:basedOn w:val="DefaultParagraphFont"/>
+    <w:link w:val="IntenseQuote"/>
     <w:uiPriority w:val="30"/>
     <w:qFormat/>
-    <w:rsid w:val="002A75F3"/>
+    <w:rsid w:val="002a75f3"/>
     <w:rPr>
       <w:i/>
       <w:iCs/>
-      <w:color w:val="2F5496" w:themeColor="accent1" w:themeShade="BF"/>
+      <w:color w:themeColor="accent1" w:themeShade="bf" w:val="2F5496"/>
     </w:rPr>
   </w:style>
-  <w:style w:type="character" w:styleId="Referenciaintensa">
+  <w:style w:type="character" w:styleId="IntenseReference">
     <w:name w:val="Intense Reference"/>
-    <w:basedOn w:val="Fuentedeprrafopredeter"/>
+    <w:basedOn w:val="DefaultParagraphFont"/>
     <w:uiPriority w:val="32"/>
     <w:qFormat/>
-    <w:rsid w:val="002A75F3"/>
+    <w:rsid w:val="002a75f3"/>
     <w:rPr>
       <w:b/>
       <w:bCs/>
       <w:smallCaps/>
-      <w:color w:val="2F5496" w:themeColor="accent1" w:themeShade="BF"/>
+      <w:color w:themeColor="accent1" w:themeShade="bf" w:val="2F5496"/>
       <w:spacing w:val="5"/>
     </w:rPr>
   </w:style>
-  <w:style w:type="character" w:customStyle="1" w:styleId="Bolos">
-    <w:name w:val="Bolos"/>
+  <w:style w:type="character" w:styleId="Bolosuser" w:customStyle="1">
+    <w:name w:val="Bolos (user)"/>
     <w:qFormat/>
     <w:rPr>
-      <w:rFonts w:ascii="OpenSymbol" w:eastAsia="OpenSymbol" w:hAnsi="OpenSymbol" w:cs="OpenSymbol"/>
+      <w:rFonts w:ascii="OpenSymbol" w:hAnsi="OpenSymbol" w:eastAsia="OpenSymbol" w:cs="OpenSymbol"/>
     </w:rPr>
   </w:style>
-  <w:style w:type="character" w:styleId="Textoennegrita">
+  <w:style w:type="character" w:styleId="Strong">
     <w:name w:val="Strong"/>
     <w:qFormat/>
     <w:rPr>
@@ -7302,39 +7290,37 @@
     </w:rPr>
   </w:style>
   <w:style w:type="paragraph" w:styleId="Ttulo">
-    <w:name w:val="Title"/>
+    <w:name w:val="Título"/>
     <w:basedOn w:val="Normal"/>
-    <w:next w:val="Textoindependiente"/>
-    <w:link w:val="TtuloCar"/>
-    <w:uiPriority w:val="10"/>
+    <w:next w:val="BodyText"/>
     <w:qFormat/>
-    <w:rsid w:val="002A75F3"/>
     <w:pPr>
-      <w:spacing w:after="80" w:line="240" w:lineRule="auto"/>
-      <w:contextualSpacing/>
+      <w:keepNext w:val="true"/>
+      <w:spacing w:before="240" w:after="120"/>
     </w:pPr>
     <w:rPr>
-      <w:rFonts w:asciiTheme="majorHAnsi" w:eastAsiaTheme="majorEastAsia" w:hAnsiTheme="majorHAnsi" w:cstheme="majorBidi"/>
-      <w:spacing w:val="-10"/>
-      <w:sz w:val="56"/>
-      <w:szCs w:val="56"/>
+      <w:rFonts w:ascii="Liberation Sans" w:hAnsi="Liberation Sans" w:eastAsia="Noto Sans CJK SC" w:cs="Noto Sans Devanagari"/>
+      <w:sz w:val="28"/>
+      <w:szCs w:val="28"/>
     </w:rPr>
   </w:style>
-  <w:style w:type="paragraph" w:styleId="Textoindependiente">
+  <w:style w:type="paragraph" w:styleId="BodyText">
     <w:name w:val="Body Text"/>
     <w:basedOn w:val="Normal"/>
     <w:pPr>
-      <w:spacing w:after="140" w:line="276" w:lineRule="auto"/>
+      <w:spacing w:lineRule="auto" w:line="276" w:before="0" w:after="140"/>
     </w:pPr>
+    <w:rPr/>
   </w:style>
-  <w:style w:type="paragraph" w:styleId="Lista">
+  <w:style w:type="paragraph" w:styleId="List">
     <w:name w:val="List"/>
-    <w:basedOn w:val="Textoindependiente"/>
+    <w:basedOn w:val="BodyText"/>
+    <w:pPr/>
     <w:rPr>
       <w:rFonts w:cs="Noto Sans Devanagari"/>
     </w:rPr>
   </w:style>
-  <w:style w:type="paragraph" w:styleId="Descripcin">
+  <w:style w:type="paragraph" w:styleId="Caption">
     <w:name w:val="caption"/>
     <w:basedOn w:val="Normal"/>
     <w:qFormat/>
@@ -7350,7 +7336,7 @@
       <w:szCs w:val="24"/>
     </w:rPr>
   </w:style>
-  <w:style w:type="paragraph" w:customStyle="1" w:styleId="ndice">
+  <w:style w:type="paragraph" w:styleId="ndice">
     <w:name w:val="Índice"/>
     <w:basedOn w:val="Normal"/>
     <w:qFormat/>
@@ -7361,86 +7347,120 @@
       <w:rFonts w:cs="Noto Sans Devanagari"/>
     </w:rPr>
   </w:style>
-  <w:style w:type="paragraph" w:styleId="Subttulo">
+  <w:style w:type="paragraph" w:styleId="Title">
+    <w:name w:val="Title"/>
+    <w:basedOn w:val="Normal"/>
+    <w:next w:val="BodyText"/>
+    <w:link w:val="TtuloCar"/>
+    <w:uiPriority w:val="10"/>
+    <w:qFormat/>
+    <w:rsid w:val="002a75f3"/>
+    <w:pPr>
+      <w:spacing w:lineRule="auto" w:line="240" w:before="0" w:after="80"/>
+      <w:contextualSpacing/>
+    </w:pPr>
+    <w:rPr>
+      <w:rFonts w:ascii="Calibri Light" w:hAnsi="Calibri Light" w:eastAsia="" w:cs="" w:asciiTheme="majorHAnsi" w:cstheme="majorBidi" w:eastAsiaTheme="majorEastAsia" w:hAnsiTheme="majorHAnsi"/>
+      <w:spacing w:val="-10"/>
+      <w:sz w:val="56"/>
+      <w:szCs w:val="56"/>
+    </w:rPr>
+  </w:style>
+  <w:style w:type="paragraph" w:styleId="ndiceuser" w:customStyle="1">
+    <w:name w:val="Índice (user)"/>
+    <w:basedOn w:val="Normal"/>
+    <w:qFormat/>
+    <w:pPr>
+      <w:suppressLineNumbers/>
+    </w:pPr>
+    <w:rPr>
+      <w:rFonts w:cs="Noto Sans Devanagari"/>
+    </w:rPr>
+  </w:style>
+  <w:style w:type="paragraph" w:styleId="Subtitle">
     <w:name w:val="Subtitle"/>
     <w:basedOn w:val="Normal"/>
     <w:next w:val="Normal"/>
     <w:link w:val="SubttuloCar"/>
     <w:uiPriority w:val="11"/>
     <w:qFormat/>
-    <w:rsid w:val="002A75F3"/>
+    <w:rsid w:val="002a75f3"/>
+    <w:pPr/>
     <w:rPr>
-      <w:rFonts w:eastAsiaTheme="majorEastAsia" w:cstheme="majorBidi"/>
-      <w:color w:val="595959" w:themeColor="text1" w:themeTint="A6"/>
+      <w:rFonts w:eastAsia="" w:cs="" w:cstheme="majorBidi" w:eastAsiaTheme="majorEastAsia"/>
+      <w:color w:themeColor="text1" w:themeTint="a6" w:val="595959"/>
       <w:spacing w:val="15"/>
       <w:sz w:val="28"/>
       <w:szCs w:val="28"/>
     </w:rPr>
   </w:style>
-  <w:style w:type="paragraph" w:styleId="Cita">
+  <w:style w:type="paragraph" w:styleId="Quote">
     <w:name w:val="Quote"/>
     <w:basedOn w:val="Normal"/>
     <w:next w:val="Normal"/>
     <w:link w:val="CitaCar"/>
     <w:uiPriority w:val="29"/>
     <w:qFormat/>
-    <w:rsid w:val="002A75F3"/>
+    <w:rsid w:val="002a75f3"/>
     <w:pPr>
-      <w:spacing w:before="160"/>
+      <w:spacing w:before="160" w:after="160"/>
       <w:jc w:val="center"/>
     </w:pPr>
     <w:rPr>
       <w:i/>
       <w:iCs/>
-      <w:color w:val="404040" w:themeColor="text1" w:themeTint="BF"/>
+      <w:color w:themeColor="text1" w:themeTint="bf" w:val="404040"/>
     </w:rPr>
   </w:style>
-  <w:style w:type="paragraph" w:styleId="Prrafodelista">
+  <w:style w:type="paragraph" w:styleId="ListParagraph">
     <w:name w:val="List Paragraph"/>
     <w:basedOn w:val="Normal"/>
     <w:uiPriority w:val="34"/>
     <w:qFormat/>
-    <w:rsid w:val="002A75F3"/>
+    <w:rsid w:val="002a75f3"/>
     <w:pPr>
-      <w:ind w:left="720"/>
+      <w:spacing w:before="0" w:after="160"/>
+      <w:ind w:start="720"/>
       <w:contextualSpacing/>
     </w:pPr>
+    <w:rPr/>
   </w:style>
-  <w:style w:type="paragraph" w:styleId="Citadestacada">
+  <w:style w:type="paragraph" w:styleId="IntenseQuote">
     <w:name w:val="Intense Quote"/>
     <w:basedOn w:val="Normal"/>
     <w:next w:val="Normal"/>
     <w:link w:val="CitadestacadaCar"/>
     <w:uiPriority w:val="30"/>
     <w:qFormat/>
-    <w:rsid w:val="002A75F3"/>
+    <w:rsid w:val="002a75f3"/>
     <w:pPr>
       <w:pBdr>
-        <w:top w:val="single" w:sz="4" w:space="10" w:color="2F5496" w:themeColor="accent1" w:themeShade="BF"/>
-        <w:bottom w:val="single" w:sz="4" w:space="10" w:color="2F5496" w:themeColor="accent1" w:themeShade="BF"/>
+        <w:top w:val="single" w:sz="4" w:space="10" w:color="2F5496" w:themeColor="accent1" w:themeShade="bf"/>
+        <w:bottom w:val="single" w:sz="4" w:space="10" w:color="2F5496" w:themeColor="accent1" w:themeShade="bf"/>
       </w:pBdr>
       <w:spacing w:before="360" w:after="360"/>
-      <w:ind w:left="864" w:right="864"/>
+      <w:ind w:start="864" w:end="864"/>
       <w:jc w:val="center"/>
     </w:pPr>
     <w:rPr>
       <w:i/>
       <w:iCs/>
-      <w:color w:val="2F5496" w:themeColor="accent1" w:themeShade="BF"/>
+      <w:color w:themeColor="accent1" w:themeShade="bf" w:val="2F5496"/>
     </w:rPr>
   </w:style>
-  <w:style w:type="paragraph" w:customStyle="1" w:styleId="Contenidodelatabla">
-    <w:name w:val="Contenido de la tabla"/>
+  <w:style w:type="paragraph" w:styleId="Contenidodelatablauser" w:customStyle="1">
+    <w:name w:val="Contenido de la tabla (user)"/>
     <w:basedOn w:val="Normal"/>
     <w:qFormat/>
     <w:pPr>
-      <w:widowControl w:val="0"/>
+      <w:widowControl w:val="false"/>
       <w:suppressLineNumbers/>
     </w:pPr>
+    <w:rPr/>
   </w:style>
-  <w:style w:type="paragraph" w:customStyle="1" w:styleId="Ttulodelatabla">
-    <w:name w:val="Título de la tabla"/>
-    <w:basedOn w:val="Contenidodelatabla"/>
+  <w:style w:type="paragraph" w:styleId="Ttulodelatablauser" w:customStyle="1">
+    <w:name w:val="Título de la tabla (user)"/>
+    <w:basedOn w:val="Contenidodelatablauser"/>
     <w:qFormat/>
     <w:pPr>
       <w:jc w:val="center"/>
@@ -7450,78 +7470,131 @@
       <w:bCs/>
     </w:rPr>
   </w:style>
-  <w:style w:type="numbering" w:customStyle="1" w:styleId="Ningunalista">
+  <w:style w:type="paragraph" w:styleId="NormalWeb">
+    <w:name w:val="Normal (Web)"/>
+    <w:basedOn w:val="Normal"/>
+    <w:uiPriority w:val="99"/>
+    <w:semiHidden/>
+    <w:unhideWhenUsed/>
+    <w:qFormat/>
+    <w:rsid w:val="00c06bcc"/>
+    <w:pPr/>
+    <w:rPr>
+      <w:rFonts w:ascii="Times New Roman" w:hAnsi="Times New Roman" w:cs="Times New Roman"/>
+      <w:sz w:val="24"/>
+      <w:szCs w:val="24"/>
+    </w:rPr>
+  </w:style>
+  <w:style w:type="paragraph" w:styleId="Contenidodelmarco">
+    <w:name w:val="Contenido del marco"/>
+    <w:basedOn w:val="Normal"/>
+    <w:qFormat/>
+    <w:pPr/>
+    <w:rPr/>
+  </w:style>
+  <w:style w:type="paragraph" w:styleId="Contenidodelatabla">
+    <w:name w:val="Contenido de la tabla"/>
+    <w:basedOn w:val="Normal"/>
+    <w:qFormat/>
+    <w:pPr>
+      <w:widowControl w:val="false"/>
+      <w:suppressLineNumbers/>
+    </w:pPr>
+    <w:rPr/>
+  </w:style>
+  <w:style w:type="paragraph" w:styleId="Ttulodelatabla">
+    <w:name w:val="Título de la tabla"/>
+    <w:basedOn w:val="Contenidodelatabla"/>
+    <w:qFormat/>
+    <w:pPr>
+      <w:suppressLineNumbers/>
+      <w:jc w:val="center"/>
+    </w:pPr>
+    <w:rPr>
+      <w:b/>
+      <w:bCs/>
+    </w:rPr>
+  </w:style>
+  <w:style w:type="numbering" w:styleId="Ningunalista" w:default="1">
     <w:name w:val="Ninguna lista"/>
     <w:uiPriority w:val="99"/>
     <w:semiHidden/>
     <w:unhideWhenUsed/>
     <w:qFormat/>
   </w:style>
-  <w:style w:type="paragraph" w:styleId="NormalWeb">
-    <w:name w:val="Normal (Web)"/>
-    <w:basedOn w:val="Normal"/>
+  <w:style w:type="numbering" w:styleId="Ningunalistauser" w:customStyle="1">
+    <w:name w:val="Ninguna lista (user)"/>
     <w:uiPriority w:val="99"/>
     <w:semiHidden/>
     <w:unhideWhenUsed/>
-    <w:rsid w:val="00C06BCC"/>
-    <w:rPr>
-      <w:rFonts w:ascii="Times New Roman" w:hAnsi="Times New Roman" w:cs="Times New Roman"/>
-      <w:sz w:val="24"/>
-      <w:szCs w:val="24"/>
-    </w:rPr>
+    <w:qFormat/>
+  </w:style>
+  <w:style w:type="table" w:default="1" w:styleId="Tablanormal">
+    <w:name w:val="Normal Table"/>
+    <w:uiPriority w:val="99"/>
+    <w:semiHidden/>
+    <w:unhideWhenUsed/>
+    <w:tblPr>
+      <w:tblCellMar>
+        <w:top w:w="0" w:type="dxa"/>
+        <w:left w:w="108" w:type="dxa"/>
+        <w:bottom w:w="0" w:type="dxa"/>
+        <w:right w:w="108" w:type="dxa"/>
+      </w:tblCellMar>
+    </w:tblPr>
   </w:style>
 </w:styles>
 </file>
 
 <file path=word/theme/theme1.xml><?xml version="1.0" encoding="utf-8"?>
-<a:theme xmlns:a="http://schemas.openxmlformats.org/drawingml/2006/main" name="Tema de Office">
+<a:theme xmlns:a="http://schemas.openxmlformats.org/drawingml/2006/main" xmlns:r="http://schemas.openxmlformats.org/officeDocument/2006/relationships" name="Tema de Office">
   <a:themeElements>
     <a:clrScheme name="Office">
       <a:dk1>
         <a:srgbClr val="000000"/>
       </a:dk1>
       <a:lt1>
-        <a:srgbClr val="FFFFFF"/>
+        <a:srgbClr val="ffffff"/>
       </a:lt1>
       <a:dk2>
-        <a:srgbClr val="44546A"/>
+        <a:srgbClr val="44546a"/>
       </a:dk2>
       <a:lt2>
-        <a:srgbClr val="E7E6E6"/>
+        <a:srgbClr val="e7e6e6"/>
       </a:lt2>
       <a:accent1>
-        <a:srgbClr val="4472C4"/>
+        <a:srgbClr val="4472c4"/>
       </a:accent1>
       <a:accent2>
-        <a:srgbClr val="ED7D31"/>
+        <a:srgbClr val="ed7d31"/>
       </a:accent2>
       <a:accent3>
-        <a:srgbClr val="A5A5A5"/>
+        <a:srgbClr val="a5a5a5"/>
       </a:accent3>
       <a:accent4>
-        <a:srgbClr val="FFC000"/>
+        <a:srgbClr val="ffc000"/>
       </a:accent4>
       <a:accent5>
-        <a:srgbClr val="5B9BD5"/>
+        <a:srgbClr val="5b9bd5"/>
       </a:accent5>
       <a:accent6>
-        <a:srgbClr val="70AD47"/>
+        <a:srgbClr val="70ad47"/>
       </a:accent6>
       <a:hlink>
-        <a:srgbClr val="0563C1"/>
+        <a:srgbClr val="0563c1"/>
       </a:hlink>
       <a:folHlink>
-        <a:srgbClr val="954F72"/>
+        <a:srgbClr val="954f72"/>
       </a:folHlink>
     </a:clrScheme>
     <a:fontScheme name="Office">
       <a:majorFont>
-        <a:latin typeface="Calibri Light" panose="020F0302020204030204"/>
+        <a:latin typeface="Calibri Light" panose="020F0302020204030204" pitchFamily="0" charset="1"/>
         <a:ea typeface=""/>
         <a:cs typeface=""/>
       </a:majorFont>
       <a:minorFont>
-        <a:latin typeface="Calibri" panose="020F0502020204030204"/>
+        <a:latin typeface="Calibri" panose="020F0502020204030204" pitchFamily="0" charset="1"/>
         <a:ea typeface=""/>
         <a:cs typeface=""/>
       </a:minorFont>
@@ -7553,7 +7626,7 @@
             </a:gs>
           </a:gsLst>
           <a:lin ang="5400000" scaled="0"/>
-          <a:tileRect/>
+          <a:tileRect l="0" t="0" r="0" b="0"/>
         </a:gradFill>
         <a:gradFill>
           <a:gsLst>
@@ -7577,7 +7650,7 @@
             </a:gs>
           </a:gsLst>
           <a:lin ang="5400000" scaled="0"/>
-          <a:tileRect/>
+          <a:tileRect l="0" t="0" r="0" b="0"/>
         </a:gradFill>
       </a:fillStyleLst>
       <a:lnStyleLst>
@@ -7637,13 +7710,11 @@
             </a:gs>
           </a:gsLst>
           <a:lin ang="5400000" scaled="0"/>
-          <a:tileRect/>
+          <a:tileRect l="0" t="0" r="0" b="0"/>
         </a:gradFill>
       </a:bgFillStyleLst>
     </a:fmtScheme>
   </a:themeElements>
-  <a:objectDefaults/>
-  <a:extraClrSchemeLst/>
 </a:theme>
 </file>
 

--- a/Caso 5.docx
+++ b/Caso 5.docx
@@ -1,6 +1,6 @@
 
 <file path=word/document.xml><?xml version="1.0" encoding="utf-8"?>
-<w:document xmlns:wpc="http://schemas.microsoft.com/office/word/2010/wordprocessingCanvas" xmlns:mc="http://schemas.openxmlformats.org/markup-compatibility/2006" xmlns:o="urn:schemas-microsoft-com:office:office" xmlns:r="http://schemas.openxmlformats.org/officeDocument/2006/relationships" xmlns:m="http://schemas.openxmlformats.org/officeDocument/2006/math" xmlns:v="urn:schemas-microsoft-com:vml" xmlns:wp14="http://schemas.microsoft.com/office/word/2010/wordprocessingDrawing" xmlns:wp="http://schemas.openxmlformats.org/drawingml/2006/wordprocessingDrawing" xmlns:w="http://schemas.openxmlformats.org/wordprocessingml/2006/main" xmlns:w14="http://schemas.microsoft.com/office/word/2010/wordml" xmlns:w10="urn:schemas-microsoft-com:office:word" xmlns:w15="http://schemas.microsoft.com/office/word/2012/wordml" xmlns:wpg="http://schemas.microsoft.com/office/word/2010/wordprocessingGroup" xmlns:wpi="http://schemas.microsoft.com/office/word/2010/wordprocessingInk" xmlns:wne="http://schemas.microsoft.com/office/word/2006/wordml" xmlns:wps="http://schemas.microsoft.com/office/word/2010/wordprocessingShape" xmlns:wpsCustomData="http://www.wps.cn/officeDocument/2013/wpsCustomData" mc:Ignorable="w14 w15 wp14">
+<w:document xmlns:wpc="http://schemas.microsoft.com/office/word/2010/wordprocessingCanvas" xmlns:cx="http://schemas.microsoft.com/office/drawing/2014/chartex" xmlns:cx1="http://schemas.microsoft.com/office/drawing/2015/9/8/chartex" xmlns:cx2="http://schemas.microsoft.com/office/drawing/2015/10/21/chartex" xmlns:cx3="http://schemas.microsoft.com/office/drawing/2016/5/9/chartex" xmlns:cx4="http://schemas.microsoft.com/office/drawing/2016/5/10/chartex" xmlns:cx5="http://schemas.microsoft.com/office/drawing/2016/5/11/chartex" xmlns:cx6="http://schemas.microsoft.com/office/drawing/2016/5/12/chartex" xmlns:cx7="http://schemas.microsoft.com/office/drawing/2016/5/13/chartex" xmlns:cx8="http://schemas.microsoft.com/office/drawing/2016/5/14/chartex" xmlns:mc="http://schemas.openxmlformats.org/markup-compatibility/2006" xmlns:aink="http://schemas.microsoft.com/office/drawing/2016/ink" xmlns:am3d="http://schemas.microsoft.com/office/drawing/2017/model3d" xmlns:o="urn:schemas-microsoft-com:office:office" xmlns:oel="http://schemas.microsoft.com/office/2019/extlst" xmlns:r="http://schemas.openxmlformats.org/officeDocument/2006/relationships" xmlns:m="http://schemas.openxmlformats.org/officeDocument/2006/math" xmlns:v="urn:schemas-microsoft-com:vml" xmlns:wp14="http://schemas.microsoft.com/office/word/2010/wordprocessingDrawing" xmlns:wp="http://schemas.openxmlformats.org/drawingml/2006/wordprocessingDrawing" xmlns:w10="urn:schemas-microsoft-com:office:word" xmlns:w="http://schemas.openxmlformats.org/wordprocessingml/2006/main" xmlns:w14="http://schemas.microsoft.com/office/word/2010/wordml" xmlns:w15="http://schemas.microsoft.com/office/word/2012/wordml" xmlns:w16cex="http://schemas.microsoft.com/office/word/2018/wordml/cex" xmlns:w16cid="http://schemas.microsoft.com/office/word/2016/wordml/cid" xmlns:w16="http://schemas.microsoft.com/office/word/2018/wordml" xmlns:w16sdtdh="http://schemas.microsoft.com/office/word/2020/wordml/sdtdatahash" xmlns:w16se="http://schemas.microsoft.com/office/word/2015/wordml/symex" xmlns:wpg="http://schemas.microsoft.com/office/word/2010/wordprocessingGroup" xmlns:wpi="http://schemas.microsoft.com/office/word/2010/wordprocessingInk" xmlns:wne="http://schemas.microsoft.com/office/word/2006/wordml" xmlns:wps="http://schemas.microsoft.com/office/word/2010/wordprocessingShape" mc:Ignorable="w14 w15 w16se w16cid w16 w16cex w16sdtdh wp14">
   <w:body>
     <w:p>
       <w:pPr>
@@ -67,13 +67,23 @@
           <w:szCs w:val="24"/>
         </w:rPr>
       </w:pPr>
-      <w:r>
-        <w:rPr>
-          <w:rFonts w:ascii="Times New Roman" w:hAnsi="Times New Roman"/>
-          <w:sz w:val="24"/>
-          <w:szCs w:val="24"/>
-        </w:rPr>
-        <w:t>BioCircular S.A. opera en la ciudad de Quito gestionando residuos orgánicos de viviendas y locales comerciales. Gracias al aumento de clientes en estos últimos años la demanda se disparó; sin embargo, este crecimiento trajo un problema evidente: la logística diaria de recolección y compostaje se volvió demasiado compleja.</w:t>
+      <w:proofErr w:type="spellStart"/>
+      <w:r>
+        <w:rPr>
+          <w:rFonts w:ascii="Times New Roman" w:hAnsi="Times New Roman"/>
+          <w:sz w:val="24"/>
+          <w:szCs w:val="24"/>
+        </w:rPr>
+        <w:t>BioCircular</w:t>
+      </w:r>
+      <w:proofErr w:type="spellEnd"/>
+      <w:r>
+        <w:rPr>
+          <w:rFonts w:ascii="Times New Roman" w:hAnsi="Times New Roman"/>
+          <w:sz w:val="24"/>
+          <w:szCs w:val="24"/>
+        </w:rPr>
+        <w:t xml:space="preserve"> S.A. opera en la ciudad de Quito gestionando residuos orgánicos de viviendas y locales comerciales. Gracias al aumento de clientes en estos últimos años la demanda se disparó; sin embargo, este crecimiento trajo un problema evidente: la logística diaria de recolección y compostaje se volvió demasiado compleja.</w:t>
       </w:r>
     </w:p>
     <w:p>
@@ -124,30 +134,66 @@
           <w:sz w:val="24"/>
           <w:szCs w:val="24"/>
         </w:rPr>
-        <w:t>Planificar los recorridos también resulta ser un reto pesado. Las frecuencias de recolección cambian bastante dependiendo del usuario. Y por si fuera poco, muchas veces los residuos llegan mal clasificados desde el origen, lo que frena todo el tratamiento y termina golpeando la calidad del compost.</w:t>
-      </w:r>
-    </w:p>
-    <w:p>
-      <w:pPr>
-        <w:rPr>
-          <w:rFonts w:ascii="Times New Roman" w:hAnsi="Times New Roman"/>
-          <w:sz w:val="24"/>
-          <w:szCs w:val="24"/>
-        </w:rPr>
-      </w:pPr>
-      <w:r>
-        <w:rPr>
-          <w:rFonts w:ascii="Times New Roman" w:hAnsi="Times New Roman"/>
-          <w:sz w:val="24"/>
-          <w:szCs w:val="24"/>
-        </w:rPr>
-        <w:t>Para salir de este cuello de botella, a BioCircular le urge implementar una plataforma tecnológica. El objetivo es simple: organizar la información de los clientes, cuadrar bien las rutas, llevar una bitácora de cada etapa del compostaje y arrojar indicadores ambientales claros. Con una herramienta así, la empresa al fin tomará el control de su operación y le demostrará a cada usuario su verdadero aporte a la economía circular.</w:t>
-      </w:r>
-    </w:p>
-    <w:p>
-      <w:pPr>
-        <w:pStyle w:val="17"/>
-        <w:spacing w:before="0" w:after="0" w:line="331" w:lineRule="auto"/>
+        <w:t xml:space="preserve">Planificar los recorridos también resulta ser un reto pesado. Las frecuencias de recolección cambian bastante dependiendo del usuario. </w:t>
+      </w:r>
+      <w:proofErr w:type="gramStart"/>
+      <w:r>
+        <w:rPr>
+          <w:rFonts w:ascii="Times New Roman" w:hAnsi="Times New Roman"/>
+          <w:sz w:val="24"/>
+          <w:szCs w:val="24"/>
+        </w:rPr>
+        <w:t>Y</w:t>
+      </w:r>
+      <w:proofErr w:type="gramEnd"/>
+      <w:r>
+        <w:rPr>
+          <w:rFonts w:ascii="Times New Roman" w:hAnsi="Times New Roman"/>
+          <w:sz w:val="24"/>
+          <w:szCs w:val="24"/>
+        </w:rPr>
+        <w:t xml:space="preserve"> por si fuera poco, muchas veces los residuos llegan mal clasificados desde el origen, lo que frena todo el tratamiento y termina golpeando la calidad del compost.</w:t>
+      </w:r>
+    </w:p>
+    <w:p>
+      <w:pPr>
+        <w:rPr>
+          <w:rFonts w:ascii="Times New Roman" w:hAnsi="Times New Roman"/>
+          <w:sz w:val="24"/>
+          <w:szCs w:val="24"/>
+        </w:rPr>
+      </w:pPr>
+      <w:r>
+        <w:rPr>
+          <w:rFonts w:ascii="Times New Roman" w:hAnsi="Times New Roman"/>
+          <w:sz w:val="24"/>
+          <w:szCs w:val="24"/>
+        </w:rPr>
+        <w:t xml:space="preserve">Para salir de este cuello de botella, a </w:t>
+      </w:r>
+      <w:proofErr w:type="spellStart"/>
+      <w:r>
+        <w:rPr>
+          <w:rFonts w:ascii="Times New Roman" w:hAnsi="Times New Roman"/>
+          <w:sz w:val="24"/>
+          <w:szCs w:val="24"/>
+        </w:rPr>
+        <w:t>BioCircular</w:t>
+      </w:r>
+      <w:proofErr w:type="spellEnd"/>
+      <w:r>
+        <w:rPr>
+          <w:rFonts w:ascii="Times New Roman" w:hAnsi="Times New Roman"/>
+          <w:sz w:val="24"/>
+          <w:szCs w:val="24"/>
+        </w:rPr>
+        <w:t xml:space="preserve"> le urge implementar una plataforma tecnológica. El objetivo es simple: organizar la información de los clientes, cuadrar bien las rutas, llevar una bitácora de cada etapa del compostaje y arrojar indicadores ambientales claros. Con una herramienta así, la empresa al fin tomará el control de su operación y le demostrará a cada usuario su verdadero aporte a la economía circular.</w:t>
+      </w:r>
+    </w:p>
+    <w:p>
+      <w:pPr>
+        <w:pStyle w:val="Textoindependiente"/>
+        <w:spacing w:after="0" w:line="331" w:lineRule="auto"/>
         <w:rPr>
           <w:rFonts w:ascii="Times New Roman" w:hAnsi="Times New Roman"/>
           <w:b/>
@@ -171,19 +217,19 @@
     </w:p>
     <w:p>
       <w:pPr>
-        <w:pStyle w:val="17"/>
-        <w:spacing w:before="0" w:after="160" w:line="259" w:lineRule="auto"/>
-        <w:rPr>
-          <w:rFonts w:ascii="Times New Roman" w:hAnsi="Times New Roman"/>
-          <w:sz w:val="24"/>
-          <w:szCs w:val="24"/>
-        </w:rPr>
-      </w:pPr>
-    </w:p>
-    <w:p>
-      <w:pPr>
-        <w:pStyle w:val="17"/>
-        <w:spacing w:before="0" w:after="0" w:line="331" w:lineRule="auto"/>
+        <w:pStyle w:val="Textoindependiente"/>
+        <w:spacing w:after="160" w:line="259" w:lineRule="auto"/>
+        <w:rPr>
+          <w:rFonts w:ascii="Times New Roman" w:hAnsi="Times New Roman"/>
+          <w:sz w:val="24"/>
+          <w:szCs w:val="24"/>
+        </w:rPr>
+      </w:pPr>
+    </w:p>
+    <w:p>
+      <w:pPr>
+        <w:pStyle w:val="Textoindependiente"/>
+        <w:spacing w:after="0" w:line="331" w:lineRule="auto"/>
         <w:rPr>
           <w:rFonts w:ascii="Times New Roman" w:hAnsi="Times New Roman"/>
           <w:color w:val="000000"/>
@@ -203,19 +249,19 @@
     </w:p>
     <w:p>
       <w:pPr>
-        <w:pStyle w:val="17"/>
-        <w:spacing w:before="0" w:after="160" w:line="259" w:lineRule="auto"/>
-        <w:rPr>
-          <w:rFonts w:ascii="Times New Roman" w:hAnsi="Times New Roman"/>
-          <w:sz w:val="24"/>
-          <w:szCs w:val="24"/>
-        </w:rPr>
-      </w:pPr>
-    </w:p>
-    <w:p>
-      <w:pPr>
-        <w:pStyle w:val="17"/>
-        <w:spacing w:before="0" w:after="0" w:line="331" w:lineRule="auto"/>
+        <w:pStyle w:val="Textoindependiente"/>
+        <w:spacing w:after="160" w:line="259" w:lineRule="auto"/>
+        <w:rPr>
+          <w:rFonts w:ascii="Times New Roman" w:hAnsi="Times New Roman"/>
+          <w:sz w:val="24"/>
+          <w:szCs w:val="24"/>
+        </w:rPr>
+      </w:pPr>
+    </w:p>
+    <w:p>
+      <w:pPr>
+        <w:pStyle w:val="Textoindependiente"/>
+        <w:spacing w:after="0" w:line="331" w:lineRule="auto"/>
         <w:rPr>
           <w:rFonts w:ascii="Times New Roman" w:hAnsi="Times New Roman"/>
           <w:b/>
@@ -237,7 +283,7 @@
     </w:p>
     <w:p>
       <w:pPr>
-        <w:pStyle w:val="17"/>
+        <w:pStyle w:val="Textoindependiente"/>
         <w:numPr>
           <w:ilvl w:val="0"/>
           <w:numId w:val="1"/>
@@ -245,7 +291,7 @@
         <w:tabs>
           <w:tab w:val="left" w:pos="0"/>
         </w:tabs>
-        <w:spacing w:before="0" w:after="0" w:line="331" w:lineRule="auto"/>
+        <w:spacing w:after="0" w:line="331" w:lineRule="auto"/>
         <w:rPr>
           <w:rFonts w:ascii="Times New Roman" w:hAnsi="Times New Roman"/>
           <w:color w:val="000000"/>
@@ -265,7 +311,7 @@
     </w:p>
     <w:p>
       <w:pPr>
-        <w:pStyle w:val="17"/>
+        <w:pStyle w:val="Textoindependiente"/>
         <w:numPr>
           <w:ilvl w:val="0"/>
           <w:numId w:val="1"/>
@@ -273,7 +319,7 @@
         <w:tabs>
           <w:tab w:val="left" w:pos="0"/>
         </w:tabs>
-        <w:spacing w:before="0" w:after="0" w:line="331" w:lineRule="auto"/>
+        <w:spacing w:after="0" w:line="331" w:lineRule="auto"/>
         <w:rPr>
           <w:rFonts w:ascii="Times New Roman" w:hAnsi="Times New Roman"/>
           <w:color w:val="000000"/>
@@ -293,7 +339,7 @@
     </w:p>
     <w:p>
       <w:pPr>
-        <w:pStyle w:val="17"/>
+        <w:pStyle w:val="Textoindependiente"/>
         <w:numPr>
           <w:ilvl w:val="0"/>
           <w:numId w:val="1"/>
@@ -301,7 +347,7 @@
         <w:tabs>
           <w:tab w:val="left" w:pos="0"/>
         </w:tabs>
-        <w:spacing w:before="0" w:after="0" w:line="331" w:lineRule="auto"/>
+        <w:spacing w:after="0" w:line="331" w:lineRule="auto"/>
         <w:rPr>
           <w:rFonts w:ascii="Times New Roman" w:hAnsi="Times New Roman"/>
           <w:color w:val="000000"/>
@@ -316,12 +362,13 @@
           <w:sz w:val="24"/>
           <w:szCs w:val="24"/>
         </w:rPr>
+        <w:lastRenderedPageBreak/>
         <w:t>Cuantificar los residuos recogidos en cada jornada y monitorear su traslado en tiempo real hasta su recepción en la planta de compostaje.</w:t>
       </w:r>
     </w:p>
     <w:p>
       <w:pPr>
-        <w:pStyle w:val="17"/>
+        <w:pStyle w:val="Textoindependiente"/>
         <w:numPr>
           <w:ilvl w:val="0"/>
           <w:numId w:val="1"/>
@@ -329,7 +376,7 @@
         <w:tabs>
           <w:tab w:val="left" w:pos="0"/>
         </w:tabs>
-        <w:spacing w:before="0" w:after="0" w:line="331" w:lineRule="auto"/>
+        <w:spacing w:after="0" w:line="331" w:lineRule="auto"/>
         <w:rPr>
           <w:rFonts w:ascii="Times New Roman" w:hAnsi="Times New Roman"/>
           <w:color w:val="000000"/>
@@ -349,7 +396,7 @@
     </w:p>
     <w:p>
       <w:pPr>
-        <w:pStyle w:val="17"/>
+        <w:pStyle w:val="Textoindependiente"/>
         <w:numPr>
           <w:ilvl w:val="0"/>
           <w:numId w:val="1"/>
@@ -357,7 +404,7 @@
         <w:tabs>
           <w:tab w:val="left" w:pos="0"/>
         </w:tabs>
-        <w:spacing w:before="0" w:after="0" w:line="331" w:lineRule="auto"/>
+        <w:spacing w:after="0" w:line="331" w:lineRule="auto"/>
         <w:rPr>
           <w:rFonts w:ascii="Times New Roman" w:hAnsi="Times New Roman"/>
           <w:color w:val="000000"/>
@@ -377,7 +424,7 @@
     </w:p>
     <w:p>
       <w:pPr>
-        <w:pStyle w:val="17"/>
+        <w:pStyle w:val="Textoindependiente"/>
         <w:numPr>
           <w:ilvl w:val="0"/>
           <w:numId w:val="1"/>
@@ -385,7 +432,7 @@
         <w:tabs>
           <w:tab w:val="left" w:pos="0"/>
         </w:tabs>
-        <w:spacing w:before="0" w:after="0" w:line="331" w:lineRule="auto"/>
+        <w:spacing w:after="0" w:line="331" w:lineRule="auto"/>
         <w:rPr>
           <w:rFonts w:ascii="Times New Roman" w:hAnsi="Times New Roman"/>
           <w:color w:val="000000"/>
@@ -405,8 +452,8 @@
     </w:p>
     <w:p>
       <w:pPr>
-        <w:pStyle w:val="17"/>
-        <w:spacing w:before="0" w:after="0" w:line="331" w:lineRule="auto"/>
+        <w:pStyle w:val="Textoindependiente"/>
+        <w:spacing w:after="0" w:line="331" w:lineRule="auto"/>
         <w:rPr>
           <w:rFonts w:ascii="Times New Roman" w:hAnsi="Times New Roman"/>
           <w:b/>
@@ -430,8 +477,8 @@
     </w:p>
     <w:p>
       <w:pPr>
-        <w:pStyle w:val="17"/>
-        <w:spacing w:before="0" w:after="0" w:line="331" w:lineRule="auto"/>
+        <w:pStyle w:val="Textoindependiente"/>
+        <w:spacing w:after="0" w:line="331" w:lineRule="auto"/>
         <w:rPr>
           <w:rFonts w:ascii="Times New Roman" w:hAnsi="Times New Roman"/>
           <w:color w:val="000000"/>
@@ -442,7 +489,6 @@
     </w:p>
     <w:tbl>
       <w:tblPr>
-        <w:tblStyle w:val="12"/>
         <w:tblW w:w="8504" w:type="dxa"/>
         <w:tblInd w:w="-6" w:type="dxa"/>
         <w:tblLayout w:type="fixed"/>
@@ -452,6 +498,7 @@
           <w:bottom w:w="120" w:type="dxa"/>
           <w:right w:w="180" w:type="dxa"/>
         </w:tblCellMar>
+        <w:tblLook w:val="04A0" w:firstRow="1" w:lastRow="0" w:firstColumn="1" w:lastColumn="0" w:noHBand="0" w:noVBand="1"/>
       </w:tblPr>
       <w:tblGrid>
         <w:gridCol w:w="2320"/>
@@ -459,30 +506,22 @@
         <w:gridCol w:w="4652"/>
       </w:tblGrid>
       <w:tr>
-        <w:tblPrEx>
-          <w:tblCellMar>
-            <w:top w:w="120" w:type="dxa"/>
-            <w:left w:w="180" w:type="dxa"/>
-            <w:bottom w:w="120" w:type="dxa"/>
-            <w:right w:w="180" w:type="dxa"/>
-          </w:tblCellMar>
-        </w:tblPrEx>
         <w:tc>
           <w:tcPr>
             <w:tcW w:w="2320" w:type="dxa"/>
             <w:tcBorders>
-              <w:top w:val="single" w:color="C4C7C5" w:sz="6" w:space="0"/>
-              <w:left w:val="single" w:color="C4C7C5" w:sz="6" w:space="0"/>
-              <w:bottom w:val="single" w:color="C4C7C5" w:sz="6" w:space="0"/>
-              <w:right w:val="single" w:color="C4C7C5" w:sz="6" w:space="0"/>
+              <w:top w:val="single" w:sz="6" w:space="0" w:color="C4C7C5"/>
+              <w:left w:val="single" w:sz="6" w:space="0" w:color="C4C7C5"/>
+              <w:bottom w:val="single" w:sz="6" w:space="0" w:color="C4C7C5"/>
+              <w:right w:val="single" w:sz="6" w:space="0" w:color="C4C7C5"/>
             </w:tcBorders>
             <w:vAlign w:val="center"/>
           </w:tcPr>
           <w:p>
             <w:pPr>
-              <w:pStyle w:val="43"/>
+              <w:pStyle w:val="Contenidodelatablauser"/>
               <w:widowControl/>
-              <w:spacing w:before="0" w:after="480" w:line="331" w:lineRule="auto"/>
+              <w:spacing w:after="480" w:line="331" w:lineRule="auto"/>
               <w:rPr>
                 <w:rFonts w:ascii="Times New Roman" w:hAnsi="Times New Roman"/>
                 <w:b/>
@@ -507,18 +546,18 @@
           <w:tcPr>
             <w:tcW w:w="1532" w:type="dxa"/>
             <w:tcBorders>
-              <w:top w:val="single" w:color="C4C7C5" w:sz="6" w:space="0"/>
-              <w:left w:val="single" w:color="C4C7C5" w:sz="6" w:space="0"/>
-              <w:bottom w:val="single" w:color="C4C7C5" w:sz="6" w:space="0"/>
-              <w:right w:val="single" w:color="C4C7C5" w:sz="6" w:space="0"/>
+              <w:top w:val="single" w:sz="6" w:space="0" w:color="C4C7C5"/>
+              <w:left w:val="single" w:sz="6" w:space="0" w:color="C4C7C5"/>
+              <w:bottom w:val="single" w:sz="6" w:space="0" w:color="C4C7C5"/>
+              <w:right w:val="single" w:sz="6" w:space="0" w:color="C4C7C5"/>
             </w:tcBorders>
             <w:vAlign w:val="center"/>
           </w:tcPr>
           <w:p>
             <w:pPr>
-              <w:pStyle w:val="43"/>
+              <w:pStyle w:val="Contenidodelatablauser"/>
               <w:widowControl/>
-              <w:spacing w:before="0" w:after="480" w:line="331" w:lineRule="auto"/>
+              <w:spacing w:after="480" w:line="331" w:lineRule="auto"/>
               <w:rPr>
                 <w:rFonts w:ascii="Times New Roman" w:hAnsi="Times New Roman"/>
                 <w:b/>
@@ -543,18 +582,18 @@
           <w:tcPr>
             <w:tcW w:w="4652" w:type="dxa"/>
             <w:tcBorders>
-              <w:top w:val="single" w:color="C4C7C5" w:sz="6" w:space="0"/>
-              <w:left w:val="single" w:color="C4C7C5" w:sz="6" w:space="0"/>
-              <w:bottom w:val="single" w:color="C4C7C5" w:sz="6" w:space="0"/>
-              <w:right w:val="single" w:color="C4C7C5" w:sz="6" w:space="0"/>
+              <w:top w:val="single" w:sz="6" w:space="0" w:color="C4C7C5"/>
+              <w:left w:val="single" w:sz="6" w:space="0" w:color="C4C7C5"/>
+              <w:bottom w:val="single" w:sz="6" w:space="0" w:color="C4C7C5"/>
+              <w:right w:val="single" w:sz="6" w:space="0" w:color="C4C7C5"/>
             </w:tcBorders>
             <w:vAlign w:val="center"/>
           </w:tcPr>
           <w:p>
             <w:pPr>
-              <w:pStyle w:val="43"/>
+              <w:pStyle w:val="Contenidodelatablauser"/>
               <w:widowControl/>
-              <w:spacing w:before="0" w:after="480" w:line="331" w:lineRule="auto"/>
+              <w:spacing w:after="480" w:line="331" w:lineRule="auto"/>
               <w:rPr>
                 <w:rFonts w:ascii="Times New Roman" w:hAnsi="Times New Roman"/>
                 <w:b/>
@@ -577,30 +616,22 @@
         </w:tc>
       </w:tr>
       <w:tr>
-        <w:tblPrEx>
-          <w:tblCellMar>
-            <w:top w:w="120" w:type="dxa"/>
-            <w:left w:w="180" w:type="dxa"/>
-            <w:bottom w:w="120" w:type="dxa"/>
-            <w:right w:w="180" w:type="dxa"/>
-          </w:tblCellMar>
-        </w:tblPrEx>
         <w:tc>
           <w:tcPr>
             <w:tcW w:w="2320" w:type="dxa"/>
             <w:tcBorders>
-              <w:top w:val="single" w:color="C4C7C5" w:sz="6" w:space="0"/>
-              <w:left w:val="single" w:color="C4C7C5" w:sz="6" w:space="0"/>
-              <w:bottom w:val="single" w:color="C4C7C5" w:sz="6" w:space="0"/>
-              <w:right w:val="single" w:color="C4C7C5" w:sz="6" w:space="0"/>
+              <w:top w:val="single" w:sz="6" w:space="0" w:color="C4C7C5"/>
+              <w:left w:val="single" w:sz="6" w:space="0" w:color="C4C7C5"/>
+              <w:bottom w:val="single" w:sz="6" w:space="0" w:color="C4C7C5"/>
+              <w:right w:val="single" w:sz="6" w:space="0" w:color="C4C7C5"/>
             </w:tcBorders>
             <w:vAlign w:val="center"/>
           </w:tcPr>
           <w:p>
             <w:pPr>
-              <w:pStyle w:val="43"/>
+              <w:pStyle w:val="Contenidodelatablauser"/>
               <w:widowControl/>
-              <w:spacing w:before="0" w:after="480" w:line="331" w:lineRule="auto"/>
+              <w:spacing w:after="480" w:line="331" w:lineRule="auto"/>
               <w:rPr>
                 <w:rFonts w:ascii="Times New Roman" w:hAnsi="Times New Roman"/>
                 <w:b/>
@@ -625,18 +656,18 @@
           <w:tcPr>
             <w:tcW w:w="1532" w:type="dxa"/>
             <w:tcBorders>
-              <w:top w:val="single" w:color="C4C7C5" w:sz="6" w:space="0"/>
-              <w:left w:val="single" w:color="C4C7C5" w:sz="6" w:space="0"/>
-              <w:bottom w:val="single" w:color="C4C7C5" w:sz="6" w:space="0"/>
-              <w:right w:val="single" w:color="C4C7C5" w:sz="6" w:space="0"/>
+              <w:top w:val="single" w:sz="6" w:space="0" w:color="C4C7C5"/>
+              <w:left w:val="single" w:sz="6" w:space="0" w:color="C4C7C5"/>
+              <w:bottom w:val="single" w:sz="6" w:space="0" w:color="C4C7C5"/>
+              <w:right w:val="single" w:sz="6" w:space="0" w:color="C4C7C5"/>
             </w:tcBorders>
             <w:vAlign w:val="center"/>
           </w:tcPr>
           <w:p>
             <w:pPr>
-              <w:pStyle w:val="43"/>
+              <w:pStyle w:val="Contenidodelatablauser"/>
               <w:widowControl/>
-              <w:spacing w:before="0" w:after="480" w:line="331" w:lineRule="auto"/>
+              <w:spacing w:after="480" w:line="331" w:lineRule="auto"/>
               <w:rPr>
                 <w:rFonts w:ascii="Times New Roman" w:hAnsi="Times New Roman"/>
                 <w:color w:val="000000"/>
@@ -659,18 +690,18 @@
           <w:tcPr>
             <w:tcW w:w="4652" w:type="dxa"/>
             <w:tcBorders>
-              <w:top w:val="single" w:color="C4C7C5" w:sz="6" w:space="0"/>
-              <w:left w:val="single" w:color="C4C7C5" w:sz="6" w:space="0"/>
-              <w:bottom w:val="single" w:color="C4C7C5" w:sz="6" w:space="0"/>
-              <w:right w:val="single" w:color="C4C7C5" w:sz="6" w:space="0"/>
+              <w:top w:val="single" w:sz="6" w:space="0" w:color="C4C7C5"/>
+              <w:left w:val="single" w:sz="6" w:space="0" w:color="C4C7C5"/>
+              <w:bottom w:val="single" w:sz="6" w:space="0" w:color="C4C7C5"/>
+              <w:right w:val="single" w:sz="6" w:space="0" w:color="C4C7C5"/>
             </w:tcBorders>
             <w:vAlign w:val="center"/>
           </w:tcPr>
           <w:p>
             <w:pPr>
-              <w:pStyle w:val="43"/>
+              <w:pStyle w:val="Contenidodelatablauser"/>
               <w:widowControl/>
-              <w:spacing w:before="0" w:after="480" w:line="331" w:lineRule="auto"/>
+              <w:spacing w:after="480" w:line="331" w:lineRule="auto"/>
               <w:rPr>
                 <w:rFonts w:ascii="Times New Roman" w:hAnsi="Times New Roman"/>
                 <w:color w:val="000000"/>
@@ -691,30 +722,22 @@
         </w:tc>
       </w:tr>
       <w:tr>
-        <w:tblPrEx>
-          <w:tblCellMar>
-            <w:top w:w="120" w:type="dxa"/>
-            <w:left w:w="180" w:type="dxa"/>
-            <w:bottom w:w="120" w:type="dxa"/>
-            <w:right w:w="180" w:type="dxa"/>
-          </w:tblCellMar>
-        </w:tblPrEx>
         <w:tc>
           <w:tcPr>
             <w:tcW w:w="2320" w:type="dxa"/>
             <w:tcBorders>
-              <w:top w:val="single" w:color="C4C7C5" w:sz="6" w:space="0"/>
-              <w:left w:val="single" w:color="C4C7C5" w:sz="6" w:space="0"/>
-              <w:bottom w:val="single" w:color="C4C7C5" w:sz="6" w:space="0"/>
-              <w:right w:val="single" w:color="C4C7C5" w:sz="6" w:space="0"/>
+              <w:top w:val="single" w:sz="6" w:space="0" w:color="C4C7C5"/>
+              <w:left w:val="single" w:sz="6" w:space="0" w:color="C4C7C5"/>
+              <w:bottom w:val="single" w:sz="6" w:space="0" w:color="C4C7C5"/>
+              <w:right w:val="single" w:sz="6" w:space="0" w:color="C4C7C5"/>
             </w:tcBorders>
             <w:vAlign w:val="center"/>
           </w:tcPr>
           <w:p>
             <w:pPr>
-              <w:pStyle w:val="43"/>
+              <w:pStyle w:val="Contenidodelatablauser"/>
               <w:widowControl/>
-              <w:spacing w:before="0" w:after="480" w:line="331" w:lineRule="auto"/>
+              <w:spacing w:after="480" w:line="331" w:lineRule="auto"/>
               <w:rPr>
                 <w:rFonts w:ascii="Times New Roman" w:hAnsi="Times New Roman"/>
                 <w:b/>
@@ -739,18 +762,18 @@
           <w:tcPr>
             <w:tcW w:w="1532" w:type="dxa"/>
             <w:tcBorders>
-              <w:top w:val="single" w:color="C4C7C5" w:sz="6" w:space="0"/>
-              <w:left w:val="single" w:color="C4C7C5" w:sz="6" w:space="0"/>
-              <w:bottom w:val="single" w:color="C4C7C5" w:sz="6" w:space="0"/>
-              <w:right w:val="single" w:color="C4C7C5" w:sz="6" w:space="0"/>
+              <w:top w:val="single" w:sz="6" w:space="0" w:color="C4C7C5"/>
+              <w:left w:val="single" w:sz="6" w:space="0" w:color="C4C7C5"/>
+              <w:bottom w:val="single" w:sz="6" w:space="0" w:color="C4C7C5"/>
+              <w:right w:val="single" w:sz="6" w:space="0" w:color="C4C7C5"/>
             </w:tcBorders>
             <w:vAlign w:val="center"/>
           </w:tcPr>
           <w:p>
             <w:pPr>
-              <w:pStyle w:val="43"/>
+              <w:pStyle w:val="Contenidodelatablauser"/>
               <w:widowControl/>
-              <w:spacing w:before="0" w:after="480" w:line="331" w:lineRule="auto"/>
+              <w:spacing w:after="480" w:line="331" w:lineRule="auto"/>
               <w:rPr>
                 <w:rFonts w:ascii="Times New Roman" w:hAnsi="Times New Roman"/>
                 <w:color w:val="000000"/>
@@ -773,18 +796,18 @@
           <w:tcPr>
             <w:tcW w:w="4652" w:type="dxa"/>
             <w:tcBorders>
-              <w:top w:val="single" w:color="C4C7C5" w:sz="6" w:space="0"/>
-              <w:left w:val="single" w:color="C4C7C5" w:sz="6" w:space="0"/>
-              <w:bottom w:val="single" w:color="C4C7C5" w:sz="6" w:space="0"/>
-              <w:right w:val="single" w:color="C4C7C5" w:sz="6" w:space="0"/>
+              <w:top w:val="single" w:sz="6" w:space="0" w:color="C4C7C5"/>
+              <w:left w:val="single" w:sz="6" w:space="0" w:color="C4C7C5"/>
+              <w:bottom w:val="single" w:sz="6" w:space="0" w:color="C4C7C5"/>
+              <w:right w:val="single" w:sz="6" w:space="0" w:color="C4C7C5"/>
             </w:tcBorders>
             <w:vAlign w:val="center"/>
           </w:tcPr>
           <w:p>
             <w:pPr>
-              <w:pStyle w:val="43"/>
+              <w:pStyle w:val="Contenidodelatablauser"/>
               <w:widowControl/>
-              <w:spacing w:before="0" w:after="480" w:line="331" w:lineRule="auto"/>
+              <w:spacing w:after="480" w:line="331" w:lineRule="auto"/>
               <w:rPr>
                 <w:rFonts w:ascii="Times New Roman" w:hAnsi="Times New Roman"/>
                 <w:color w:val="000000"/>
@@ -805,30 +828,22 @@
         </w:tc>
       </w:tr>
       <w:tr>
-        <w:tblPrEx>
-          <w:tblCellMar>
-            <w:top w:w="120" w:type="dxa"/>
-            <w:left w:w="180" w:type="dxa"/>
-            <w:bottom w:w="120" w:type="dxa"/>
-            <w:right w:w="180" w:type="dxa"/>
-          </w:tblCellMar>
-        </w:tblPrEx>
         <w:tc>
           <w:tcPr>
             <w:tcW w:w="2320" w:type="dxa"/>
             <w:tcBorders>
-              <w:top w:val="single" w:color="C4C7C5" w:sz="6" w:space="0"/>
-              <w:left w:val="single" w:color="C4C7C5" w:sz="6" w:space="0"/>
-              <w:bottom w:val="single" w:color="C4C7C5" w:sz="6" w:space="0"/>
-              <w:right w:val="single" w:color="C4C7C5" w:sz="6" w:space="0"/>
+              <w:top w:val="single" w:sz="6" w:space="0" w:color="C4C7C5"/>
+              <w:left w:val="single" w:sz="6" w:space="0" w:color="C4C7C5"/>
+              <w:bottom w:val="single" w:sz="6" w:space="0" w:color="C4C7C5"/>
+              <w:right w:val="single" w:sz="6" w:space="0" w:color="C4C7C5"/>
             </w:tcBorders>
             <w:vAlign w:val="center"/>
           </w:tcPr>
           <w:p>
             <w:pPr>
-              <w:pStyle w:val="43"/>
+              <w:pStyle w:val="Contenidodelatablauser"/>
               <w:widowControl/>
-              <w:spacing w:before="0" w:after="480" w:line="331" w:lineRule="auto"/>
+              <w:spacing w:after="480" w:line="331" w:lineRule="auto"/>
               <w:rPr>
                 <w:rFonts w:ascii="Times New Roman" w:hAnsi="Times New Roman"/>
                 <w:b/>
@@ -853,18 +868,18 @@
           <w:tcPr>
             <w:tcW w:w="1532" w:type="dxa"/>
             <w:tcBorders>
-              <w:top w:val="single" w:color="C4C7C5" w:sz="6" w:space="0"/>
-              <w:left w:val="single" w:color="C4C7C5" w:sz="6" w:space="0"/>
-              <w:bottom w:val="single" w:color="C4C7C5" w:sz="6" w:space="0"/>
-              <w:right w:val="single" w:color="C4C7C5" w:sz="6" w:space="0"/>
+              <w:top w:val="single" w:sz="6" w:space="0" w:color="C4C7C5"/>
+              <w:left w:val="single" w:sz="6" w:space="0" w:color="C4C7C5"/>
+              <w:bottom w:val="single" w:sz="6" w:space="0" w:color="C4C7C5"/>
+              <w:right w:val="single" w:sz="6" w:space="0" w:color="C4C7C5"/>
             </w:tcBorders>
             <w:vAlign w:val="center"/>
           </w:tcPr>
           <w:p>
             <w:pPr>
-              <w:pStyle w:val="43"/>
+              <w:pStyle w:val="Contenidodelatablauser"/>
               <w:widowControl/>
-              <w:spacing w:before="0" w:after="480" w:line="331" w:lineRule="auto"/>
+              <w:spacing w:after="480" w:line="331" w:lineRule="auto"/>
               <w:rPr>
                 <w:rFonts w:ascii="Times New Roman" w:hAnsi="Times New Roman"/>
                 <w:color w:val="000000"/>
@@ -887,18 +902,18 @@
           <w:tcPr>
             <w:tcW w:w="4652" w:type="dxa"/>
             <w:tcBorders>
-              <w:top w:val="single" w:color="C4C7C5" w:sz="6" w:space="0"/>
-              <w:left w:val="single" w:color="C4C7C5" w:sz="6" w:space="0"/>
-              <w:bottom w:val="single" w:color="C4C7C5" w:sz="6" w:space="0"/>
-              <w:right w:val="single" w:color="C4C7C5" w:sz="6" w:space="0"/>
+              <w:top w:val="single" w:sz="6" w:space="0" w:color="C4C7C5"/>
+              <w:left w:val="single" w:sz="6" w:space="0" w:color="C4C7C5"/>
+              <w:bottom w:val="single" w:sz="6" w:space="0" w:color="C4C7C5"/>
+              <w:right w:val="single" w:sz="6" w:space="0" w:color="C4C7C5"/>
             </w:tcBorders>
             <w:vAlign w:val="center"/>
           </w:tcPr>
           <w:p>
             <w:pPr>
-              <w:pStyle w:val="43"/>
+              <w:pStyle w:val="Contenidodelatablauser"/>
               <w:widowControl/>
-              <w:spacing w:before="0" w:after="480" w:line="331" w:lineRule="auto"/>
+              <w:spacing w:after="480" w:line="331" w:lineRule="auto"/>
               <w:rPr>
                 <w:rFonts w:ascii="Times New Roman" w:hAnsi="Times New Roman"/>
                 <w:color w:val="000000"/>
@@ -919,30 +934,22 @@
         </w:tc>
       </w:tr>
       <w:tr>
-        <w:tblPrEx>
-          <w:tblCellMar>
-            <w:top w:w="120" w:type="dxa"/>
-            <w:left w:w="180" w:type="dxa"/>
-            <w:bottom w:w="120" w:type="dxa"/>
-            <w:right w:w="180" w:type="dxa"/>
-          </w:tblCellMar>
-        </w:tblPrEx>
         <w:tc>
           <w:tcPr>
             <w:tcW w:w="2320" w:type="dxa"/>
             <w:tcBorders>
-              <w:top w:val="single" w:color="C4C7C5" w:sz="6" w:space="0"/>
-              <w:left w:val="single" w:color="C4C7C5" w:sz="6" w:space="0"/>
-              <w:bottom w:val="single" w:color="C4C7C5" w:sz="6" w:space="0"/>
-              <w:right w:val="single" w:color="C4C7C5" w:sz="6" w:space="0"/>
+              <w:top w:val="single" w:sz="6" w:space="0" w:color="C4C7C5"/>
+              <w:left w:val="single" w:sz="6" w:space="0" w:color="C4C7C5"/>
+              <w:bottom w:val="single" w:sz="6" w:space="0" w:color="C4C7C5"/>
+              <w:right w:val="single" w:sz="6" w:space="0" w:color="C4C7C5"/>
             </w:tcBorders>
             <w:vAlign w:val="center"/>
           </w:tcPr>
           <w:p>
             <w:pPr>
-              <w:pStyle w:val="43"/>
+              <w:pStyle w:val="Contenidodelatablauser"/>
               <w:widowControl/>
-              <w:spacing w:before="0" w:after="480" w:line="331" w:lineRule="auto"/>
+              <w:spacing w:after="480" w:line="331" w:lineRule="auto"/>
               <w:rPr>
                 <w:rFonts w:ascii="Times New Roman" w:hAnsi="Times New Roman"/>
                 <w:b/>
@@ -967,18 +974,18 @@
           <w:tcPr>
             <w:tcW w:w="1532" w:type="dxa"/>
             <w:tcBorders>
-              <w:top w:val="single" w:color="C4C7C5" w:sz="6" w:space="0"/>
-              <w:left w:val="single" w:color="C4C7C5" w:sz="6" w:space="0"/>
-              <w:bottom w:val="single" w:color="C4C7C5" w:sz="6" w:space="0"/>
-              <w:right w:val="single" w:color="C4C7C5" w:sz="6" w:space="0"/>
+              <w:top w:val="single" w:sz="6" w:space="0" w:color="C4C7C5"/>
+              <w:left w:val="single" w:sz="6" w:space="0" w:color="C4C7C5"/>
+              <w:bottom w:val="single" w:sz="6" w:space="0" w:color="C4C7C5"/>
+              <w:right w:val="single" w:sz="6" w:space="0" w:color="C4C7C5"/>
             </w:tcBorders>
             <w:vAlign w:val="center"/>
           </w:tcPr>
           <w:p>
             <w:pPr>
-              <w:pStyle w:val="43"/>
+              <w:pStyle w:val="Contenidodelatablauser"/>
               <w:widowControl/>
-              <w:spacing w:before="0" w:after="480" w:line="331" w:lineRule="auto"/>
+              <w:spacing w:after="480" w:line="331" w:lineRule="auto"/>
               <w:rPr>
                 <w:rFonts w:ascii="Times New Roman" w:hAnsi="Times New Roman"/>
                 <w:color w:val="000000"/>
@@ -1001,18 +1008,18 @@
           <w:tcPr>
             <w:tcW w:w="4652" w:type="dxa"/>
             <w:tcBorders>
-              <w:top w:val="single" w:color="C4C7C5" w:sz="6" w:space="0"/>
-              <w:left w:val="single" w:color="C4C7C5" w:sz="6" w:space="0"/>
-              <w:bottom w:val="single" w:color="C4C7C5" w:sz="6" w:space="0"/>
-              <w:right w:val="single" w:color="C4C7C5" w:sz="6" w:space="0"/>
+              <w:top w:val="single" w:sz="6" w:space="0" w:color="C4C7C5"/>
+              <w:left w:val="single" w:sz="6" w:space="0" w:color="C4C7C5"/>
+              <w:bottom w:val="single" w:sz="6" w:space="0" w:color="C4C7C5"/>
+              <w:right w:val="single" w:sz="6" w:space="0" w:color="C4C7C5"/>
             </w:tcBorders>
             <w:vAlign w:val="center"/>
           </w:tcPr>
           <w:p>
             <w:pPr>
-              <w:pStyle w:val="43"/>
+              <w:pStyle w:val="Contenidodelatablauser"/>
               <w:widowControl/>
-              <w:spacing w:before="0" w:after="480" w:line="331" w:lineRule="auto"/>
+              <w:spacing w:after="480" w:line="331" w:lineRule="auto"/>
               <w:rPr>
                 <w:rFonts w:ascii="Times New Roman" w:hAnsi="Times New Roman"/>
                 <w:color w:val="000000"/>
@@ -1027,36 +1034,38 @@
                 <w:sz w:val="24"/>
                 <w:szCs w:val="24"/>
               </w:rPr>
-              <w:t>Gestiona el volumen de residuos que ingresa a la instalación, da seguimiento a las etapas del proceso y controla el stock de compost terminado.</w:t>
+              <w:t xml:space="preserve">Gestiona el volumen de residuos que ingresa a la instalación, da seguimiento a las </w:t>
+            </w:r>
+            <w:r>
+              <w:rPr>
+                <w:rFonts w:ascii="Times New Roman" w:hAnsi="Times New Roman"/>
+                <w:color w:val="000000"/>
+                <w:sz w:val="24"/>
+                <w:szCs w:val="24"/>
+              </w:rPr>
+              <w:lastRenderedPageBreak/>
+              <w:t>etapas del proceso y controla el stock de compost terminado.</w:t>
             </w:r>
           </w:p>
         </w:tc>
       </w:tr>
       <w:tr>
-        <w:tblPrEx>
-          <w:tblCellMar>
-            <w:top w:w="120" w:type="dxa"/>
-            <w:left w:w="180" w:type="dxa"/>
-            <w:bottom w:w="120" w:type="dxa"/>
-            <w:right w:w="180" w:type="dxa"/>
-          </w:tblCellMar>
-        </w:tblPrEx>
         <w:tc>
           <w:tcPr>
             <w:tcW w:w="2320" w:type="dxa"/>
             <w:tcBorders>
-              <w:top w:val="single" w:color="C4C7C5" w:sz="6" w:space="0"/>
-              <w:left w:val="single" w:color="C4C7C5" w:sz="6" w:space="0"/>
-              <w:bottom w:val="single" w:color="C4C7C5" w:sz="6" w:space="0"/>
-              <w:right w:val="single" w:color="C4C7C5" w:sz="6" w:space="0"/>
+              <w:top w:val="single" w:sz="6" w:space="0" w:color="C4C7C5"/>
+              <w:left w:val="single" w:sz="6" w:space="0" w:color="C4C7C5"/>
+              <w:bottom w:val="single" w:sz="6" w:space="0" w:color="C4C7C5"/>
+              <w:right w:val="single" w:sz="6" w:space="0" w:color="C4C7C5"/>
             </w:tcBorders>
             <w:vAlign w:val="center"/>
           </w:tcPr>
           <w:p>
             <w:pPr>
-              <w:pStyle w:val="43"/>
+              <w:pStyle w:val="Contenidodelatablauser"/>
               <w:widowControl/>
-              <w:spacing w:before="0" w:after="480" w:line="331" w:lineRule="auto"/>
+              <w:spacing w:after="480" w:line="331" w:lineRule="auto"/>
               <w:rPr>
                 <w:rFonts w:ascii="Times New Roman" w:hAnsi="Times New Roman"/>
                 <w:b/>
@@ -1073,6 +1082,7 @@
                 <w:sz w:val="24"/>
                 <w:szCs w:val="24"/>
               </w:rPr>
+              <w:lastRenderedPageBreak/>
               <w:t>Cliente Residencial</w:t>
             </w:r>
           </w:p>
@@ -1081,18 +1091,18 @@
           <w:tcPr>
             <w:tcW w:w="1532" w:type="dxa"/>
             <w:tcBorders>
-              <w:top w:val="single" w:color="C4C7C5" w:sz="6" w:space="0"/>
-              <w:left w:val="single" w:color="C4C7C5" w:sz="6" w:space="0"/>
-              <w:bottom w:val="single" w:color="C4C7C5" w:sz="6" w:space="0"/>
-              <w:right w:val="single" w:color="C4C7C5" w:sz="6" w:space="0"/>
+              <w:top w:val="single" w:sz="6" w:space="0" w:color="C4C7C5"/>
+              <w:left w:val="single" w:sz="6" w:space="0" w:color="C4C7C5"/>
+              <w:bottom w:val="single" w:sz="6" w:space="0" w:color="C4C7C5"/>
+              <w:right w:val="single" w:sz="6" w:space="0" w:color="C4C7C5"/>
             </w:tcBorders>
             <w:vAlign w:val="center"/>
           </w:tcPr>
           <w:p>
             <w:pPr>
-              <w:pStyle w:val="43"/>
+              <w:pStyle w:val="Contenidodelatablauser"/>
               <w:widowControl/>
-              <w:spacing w:before="0" w:after="480" w:line="331" w:lineRule="auto"/>
+              <w:spacing w:after="480" w:line="331" w:lineRule="auto"/>
               <w:rPr>
                 <w:rFonts w:ascii="Times New Roman" w:hAnsi="Times New Roman"/>
                 <w:color w:val="000000"/>
@@ -1115,18 +1125,18 @@
           <w:tcPr>
             <w:tcW w:w="4652" w:type="dxa"/>
             <w:tcBorders>
-              <w:top w:val="single" w:color="C4C7C5" w:sz="6" w:space="0"/>
-              <w:left w:val="single" w:color="C4C7C5" w:sz="6" w:space="0"/>
-              <w:bottom w:val="single" w:color="C4C7C5" w:sz="6" w:space="0"/>
-              <w:right w:val="single" w:color="C4C7C5" w:sz="6" w:space="0"/>
+              <w:top w:val="single" w:sz="6" w:space="0" w:color="C4C7C5"/>
+              <w:left w:val="single" w:sz="6" w:space="0" w:color="C4C7C5"/>
+              <w:bottom w:val="single" w:sz="6" w:space="0" w:color="C4C7C5"/>
+              <w:right w:val="single" w:sz="6" w:space="0" w:color="C4C7C5"/>
             </w:tcBorders>
             <w:vAlign w:val="center"/>
           </w:tcPr>
           <w:p>
             <w:pPr>
-              <w:pStyle w:val="43"/>
+              <w:pStyle w:val="Contenidodelatablauser"/>
               <w:widowControl/>
-              <w:spacing w:before="0" w:after="480" w:line="331" w:lineRule="auto"/>
+              <w:spacing w:after="480" w:line="331" w:lineRule="auto"/>
               <w:rPr>
                 <w:rFonts w:ascii="Times New Roman" w:hAnsi="Times New Roman"/>
                 <w:color w:val="000000"/>
@@ -1147,30 +1157,22 @@
         </w:tc>
       </w:tr>
       <w:tr>
-        <w:tblPrEx>
-          <w:tblCellMar>
-            <w:top w:w="120" w:type="dxa"/>
-            <w:left w:w="180" w:type="dxa"/>
-            <w:bottom w:w="120" w:type="dxa"/>
-            <w:right w:w="180" w:type="dxa"/>
-          </w:tblCellMar>
-        </w:tblPrEx>
         <w:tc>
           <w:tcPr>
             <w:tcW w:w="2320" w:type="dxa"/>
             <w:tcBorders>
-              <w:top w:val="single" w:color="C4C7C5" w:sz="6" w:space="0"/>
-              <w:left w:val="single" w:color="C4C7C5" w:sz="6" w:space="0"/>
-              <w:bottom w:val="single" w:color="C4C7C5" w:sz="6" w:space="0"/>
-              <w:right w:val="single" w:color="C4C7C5" w:sz="6" w:space="0"/>
+              <w:top w:val="single" w:sz="6" w:space="0" w:color="C4C7C5"/>
+              <w:left w:val="single" w:sz="6" w:space="0" w:color="C4C7C5"/>
+              <w:bottom w:val="single" w:sz="6" w:space="0" w:color="C4C7C5"/>
+              <w:right w:val="single" w:sz="6" w:space="0" w:color="C4C7C5"/>
             </w:tcBorders>
             <w:vAlign w:val="center"/>
           </w:tcPr>
           <w:p>
             <w:pPr>
-              <w:pStyle w:val="43"/>
+              <w:pStyle w:val="Contenidodelatablauser"/>
               <w:widowControl/>
-              <w:spacing w:before="0" w:after="480" w:line="331" w:lineRule="auto"/>
+              <w:spacing w:after="480" w:line="331" w:lineRule="auto"/>
               <w:rPr>
                 <w:rFonts w:ascii="Times New Roman" w:hAnsi="Times New Roman"/>
                 <w:b/>
@@ -1195,18 +1197,18 @@
           <w:tcPr>
             <w:tcW w:w="1532" w:type="dxa"/>
             <w:tcBorders>
-              <w:top w:val="single" w:color="C4C7C5" w:sz="6" w:space="0"/>
-              <w:left w:val="single" w:color="C4C7C5" w:sz="6" w:space="0"/>
-              <w:bottom w:val="single" w:color="C4C7C5" w:sz="6" w:space="0"/>
-              <w:right w:val="single" w:color="C4C7C5" w:sz="6" w:space="0"/>
+              <w:top w:val="single" w:sz="6" w:space="0" w:color="C4C7C5"/>
+              <w:left w:val="single" w:sz="6" w:space="0" w:color="C4C7C5"/>
+              <w:bottom w:val="single" w:sz="6" w:space="0" w:color="C4C7C5"/>
+              <w:right w:val="single" w:sz="6" w:space="0" w:color="C4C7C5"/>
             </w:tcBorders>
             <w:vAlign w:val="center"/>
           </w:tcPr>
           <w:p>
             <w:pPr>
-              <w:pStyle w:val="43"/>
+              <w:pStyle w:val="Contenidodelatablauser"/>
               <w:widowControl/>
-              <w:spacing w:before="0" w:after="480" w:line="331" w:lineRule="auto"/>
+              <w:spacing w:after="480" w:line="331" w:lineRule="auto"/>
               <w:rPr>
                 <w:rFonts w:ascii="Times New Roman" w:hAnsi="Times New Roman"/>
                 <w:color w:val="000000"/>
@@ -1229,18 +1231,18 @@
           <w:tcPr>
             <w:tcW w:w="4652" w:type="dxa"/>
             <w:tcBorders>
-              <w:top w:val="single" w:color="C4C7C5" w:sz="6" w:space="0"/>
-              <w:left w:val="single" w:color="C4C7C5" w:sz="6" w:space="0"/>
-              <w:bottom w:val="single" w:color="C4C7C5" w:sz="6" w:space="0"/>
-              <w:right w:val="single" w:color="C4C7C5" w:sz="6" w:space="0"/>
+              <w:top w:val="single" w:sz="6" w:space="0" w:color="C4C7C5"/>
+              <w:left w:val="single" w:sz="6" w:space="0" w:color="C4C7C5"/>
+              <w:bottom w:val="single" w:sz="6" w:space="0" w:color="C4C7C5"/>
+              <w:right w:val="single" w:sz="6" w:space="0" w:color="C4C7C5"/>
             </w:tcBorders>
             <w:vAlign w:val="center"/>
           </w:tcPr>
           <w:p>
             <w:pPr>
-              <w:pStyle w:val="43"/>
+              <w:pStyle w:val="Contenidodelatablauser"/>
               <w:widowControl/>
-              <w:spacing w:before="0" w:after="480" w:line="331" w:lineRule="auto"/>
+              <w:spacing w:after="480" w:line="331" w:lineRule="auto"/>
               <w:rPr>
                 <w:rFonts w:ascii="Times New Roman" w:hAnsi="Times New Roman"/>
                 <w:color w:val="000000"/>
@@ -1261,30 +1263,22 @@
         </w:tc>
       </w:tr>
       <w:tr>
-        <w:tblPrEx>
-          <w:tblCellMar>
-            <w:top w:w="120" w:type="dxa"/>
-            <w:left w:w="180" w:type="dxa"/>
-            <w:bottom w:w="120" w:type="dxa"/>
-            <w:right w:w="180" w:type="dxa"/>
-          </w:tblCellMar>
-        </w:tblPrEx>
         <w:tc>
           <w:tcPr>
             <w:tcW w:w="2320" w:type="dxa"/>
             <w:tcBorders>
-              <w:top w:val="single" w:color="C4C7C5" w:sz="6" w:space="0"/>
-              <w:left w:val="single" w:color="C4C7C5" w:sz="6" w:space="0"/>
-              <w:bottom w:val="single" w:color="C4C7C5" w:sz="6" w:space="0"/>
-              <w:right w:val="single" w:color="C4C7C5" w:sz="6" w:space="0"/>
+              <w:top w:val="single" w:sz="6" w:space="0" w:color="C4C7C5"/>
+              <w:left w:val="single" w:sz="6" w:space="0" w:color="C4C7C5"/>
+              <w:bottom w:val="single" w:sz="6" w:space="0" w:color="C4C7C5"/>
+              <w:right w:val="single" w:sz="6" w:space="0" w:color="C4C7C5"/>
             </w:tcBorders>
             <w:vAlign w:val="center"/>
           </w:tcPr>
           <w:p>
             <w:pPr>
-              <w:pStyle w:val="43"/>
+              <w:pStyle w:val="Contenidodelatablauser"/>
               <w:widowControl/>
-              <w:spacing w:before="0" w:after="480" w:line="331" w:lineRule="auto"/>
+              <w:spacing w:after="480" w:line="331" w:lineRule="auto"/>
               <w:rPr>
                 <w:rFonts w:ascii="Times New Roman" w:hAnsi="Times New Roman"/>
                 <w:b/>
@@ -1309,18 +1303,18 @@
           <w:tcPr>
             <w:tcW w:w="1532" w:type="dxa"/>
             <w:tcBorders>
-              <w:top w:val="single" w:color="C4C7C5" w:sz="6" w:space="0"/>
-              <w:left w:val="single" w:color="C4C7C5" w:sz="6" w:space="0"/>
-              <w:bottom w:val="single" w:color="C4C7C5" w:sz="6" w:space="0"/>
-              <w:right w:val="single" w:color="C4C7C5" w:sz="6" w:space="0"/>
+              <w:top w:val="single" w:sz="6" w:space="0" w:color="C4C7C5"/>
+              <w:left w:val="single" w:sz="6" w:space="0" w:color="C4C7C5"/>
+              <w:bottom w:val="single" w:sz="6" w:space="0" w:color="C4C7C5"/>
+              <w:right w:val="single" w:sz="6" w:space="0" w:color="C4C7C5"/>
             </w:tcBorders>
             <w:vAlign w:val="center"/>
           </w:tcPr>
           <w:p>
             <w:pPr>
-              <w:pStyle w:val="43"/>
+              <w:pStyle w:val="Contenidodelatablauser"/>
               <w:widowControl/>
-              <w:spacing w:before="0" w:after="480" w:line="331" w:lineRule="auto"/>
+              <w:spacing w:after="480" w:line="331" w:lineRule="auto"/>
               <w:rPr>
                 <w:rFonts w:ascii="Times New Roman" w:hAnsi="Times New Roman"/>
                 <w:color w:val="000000"/>
@@ -1343,18 +1337,18 @@
           <w:tcPr>
             <w:tcW w:w="4652" w:type="dxa"/>
             <w:tcBorders>
-              <w:top w:val="single" w:color="C4C7C5" w:sz="6" w:space="0"/>
-              <w:left w:val="single" w:color="C4C7C5" w:sz="6" w:space="0"/>
-              <w:bottom w:val="single" w:color="C4C7C5" w:sz="6" w:space="0"/>
-              <w:right w:val="single" w:color="C4C7C5" w:sz="6" w:space="0"/>
+              <w:top w:val="single" w:sz="6" w:space="0" w:color="C4C7C5"/>
+              <w:left w:val="single" w:sz="6" w:space="0" w:color="C4C7C5"/>
+              <w:bottom w:val="single" w:sz="6" w:space="0" w:color="C4C7C5"/>
+              <w:right w:val="single" w:sz="6" w:space="0" w:color="C4C7C5"/>
             </w:tcBorders>
             <w:vAlign w:val="center"/>
           </w:tcPr>
           <w:p>
             <w:pPr>
-              <w:pStyle w:val="43"/>
+              <w:pStyle w:val="Contenidodelatablauser"/>
               <w:widowControl/>
-              <w:spacing w:before="0" w:after="480" w:line="331" w:lineRule="auto"/>
+              <w:spacing w:after="480" w:line="331" w:lineRule="auto"/>
               <w:rPr>
                 <w:rFonts w:ascii="Times New Roman" w:hAnsi="Times New Roman"/>
                 <w:color w:val="000000"/>
@@ -1375,30 +1369,22 @@
         </w:tc>
       </w:tr>
       <w:tr>
-        <w:tblPrEx>
-          <w:tblCellMar>
-            <w:top w:w="120" w:type="dxa"/>
-            <w:left w:w="180" w:type="dxa"/>
-            <w:bottom w:w="120" w:type="dxa"/>
-            <w:right w:w="180" w:type="dxa"/>
-          </w:tblCellMar>
-        </w:tblPrEx>
         <w:tc>
           <w:tcPr>
             <w:tcW w:w="2320" w:type="dxa"/>
             <w:tcBorders>
-              <w:top w:val="single" w:color="C4C7C5" w:sz="6" w:space="0"/>
-              <w:left w:val="single" w:color="C4C7C5" w:sz="6" w:space="0"/>
-              <w:bottom w:val="single" w:color="C4C7C5" w:sz="6" w:space="0"/>
-              <w:right w:val="single" w:color="C4C7C5" w:sz="6" w:space="0"/>
+              <w:top w:val="single" w:sz="6" w:space="0" w:color="C4C7C5"/>
+              <w:left w:val="single" w:sz="6" w:space="0" w:color="C4C7C5"/>
+              <w:bottom w:val="single" w:sz="6" w:space="0" w:color="C4C7C5"/>
+              <w:right w:val="single" w:sz="6" w:space="0" w:color="C4C7C5"/>
             </w:tcBorders>
             <w:vAlign w:val="center"/>
           </w:tcPr>
           <w:p>
             <w:pPr>
-              <w:pStyle w:val="43"/>
+              <w:pStyle w:val="Contenidodelatablauser"/>
               <w:widowControl/>
-              <w:spacing w:before="0" w:after="480" w:line="331" w:lineRule="auto"/>
+              <w:spacing w:after="480" w:line="331" w:lineRule="auto"/>
               <w:rPr>
                 <w:rFonts w:ascii="Times New Roman" w:hAnsi="Times New Roman"/>
                 <w:b/>
@@ -1423,18 +1409,18 @@
           <w:tcPr>
             <w:tcW w:w="1532" w:type="dxa"/>
             <w:tcBorders>
-              <w:top w:val="single" w:color="C4C7C5" w:sz="6" w:space="0"/>
-              <w:left w:val="single" w:color="C4C7C5" w:sz="6" w:space="0"/>
-              <w:bottom w:val="single" w:color="C4C7C5" w:sz="6" w:space="0"/>
-              <w:right w:val="single" w:color="C4C7C5" w:sz="6" w:space="0"/>
+              <w:top w:val="single" w:sz="6" w:space="0" w:color="C4C7C5"/>
+              <w:left w:val="single" w:sz="6" w:space="0" w:color="C4C7C5"/>
+              <w:bottom w:val="single" w:sz="6" w:space="0" w:color="C4C7C5"/>
+              <w:right w:val="single" w:sz="6" w:space="0" w:color="C4C7C5"/>
             </w:tcBorders>
             <w:vAlign w:val="center"/>
           </w:tcPr>
           <w:p>
             <w:pPr>
-              <w:pStyle w:val="43"/>
+              <w:pStyle w:val="Contenidodelatablauser"/>
               <w:widowControl/>
-              <w:spacing w:before="0" w:after="480" w:line="331" w:lineRule="auto"/>
+              <w:spacing w:after="480" w:line="331" w:lineRule="auto"/>
               <w:rPr>
                 <w:rFonts w:ascii="Times New Roman" w:hAnsi="Times New Roman"/>
                 <w:color w:val="000000"/>
@@ -1457,18 +1443,18 @@
           <w:tcPr>
             <w:tcW w:w="4652" w:type="dxa"/>
             <w:tcBorders>
-              <w:top w:val="single" w:color="C4C7C5" w:sz="6" w:space="0"/>
-              <w:left w:val="single" w:color="C4C7C5" w:sz="6" w:space="0"/>
-              <w:bottom w:val="single" w:color="C4C7C5" w:sz="6" w:space="0"/>
-              <w:right w:val="single" w:color="C4C7C5" w:sz="6" w:space="0"/>
+              <w:top w:val="single" w:sz="6" w:space="0" w:color="C4C7C5"/>
+              <w:left w:val="single" w:sz="6" w:space="0" w:color="C4C7C5"/>
+              <w:bottom w:val="single" w:sz="6" w:space="0" w:color="C4C7C5"/>
+              <w:right w:val="single" w:sz="6" w:space="0" w:color="C4C7C5"/>
             </w:tcBorders>
             <w:vAlign w:val="center"/>
           </w:tcPr>
           <w:p>
             <w:pPr>
-              <w:pStyle w:val="43"/>
+              <w:pStyle w:val="Contenidodelatablauser"/>
               <w:widowControl/>
-              <w:spacing w:before="0" w:after="480" w:line="331" w:lineRule="auto"/>
+              <w:spacing w:after="480" w:line="331" w:lineRule="auto"/>
               <w:rPr>
                 <w:rFonts w:ascii="Times New Roman" w:hAnsi="Times New Roman"/>
                 <w:color w:val="000000"/>
@@ -1491,8 +1477,8 @@
     </w:tbl>
     <w:p>
       <w:pPr>
-        <w:pStyle w:val="4"/>
-        <w:spacing w:before="280" w:after="80" w:line="331" w:lineRule="auto"/>
+        <w:pStyle w:val="Ttulo3"/>
+        <w:spacing w:before="280" w:line="331" w:lineRule="auto"/>
         <w:rPr>
           <w:rFonts w:ascii="Times New Roman" w:hAnsi="Times New Roman"/>
           <w:b/>
@@ -1514,7 +1500,7 @@
     </w:p>
     <w:p>
       <w:pPr>
-        <w:pStyle w:val="17"/>
+        <w:pStyle w:val="Textoindependiente"/>
         <w:spacing w:before="240" w:after="240" w:line="331" w:lineRule="auto"/>
         <w:rPr>
           <w:rFonts w:ascii="Times New Roman" w:hAnsi="Times New Roman"/>
@@ -1535,7 +1521,7 @@
     </w:p>
     <w:p>
       <w:pPr>
-        <w:pStyle w:val="17"/>
+        <w:pStyle w:val="Textoindependiente"/>
         <w:spacing w:before="240" w:after="240" w:line="331" w:lineRule="auto"/>
         <w:rPr>
           <w:rFonts w:ascii="Times New Roman" w:hAnsi="Times New Roman"/>
@@ -1551,12 +1537,22 @@
           <w:sz w:val="24"/>
           <w:szCs w:val="24"/>
         </w:rPr>
-        <w:t>En esta fase, el software centralizará el registro de hogares y comercios, la trazabilidad de los contenedores asignados, la planificación logística de rutas y la asignación del personal de recolección. Asimismo, permitirá cuantificar el volumen capturado en cada jornada y monitorear el progreso de los lotes a lo largo de las distintas etapas del compostaje. Para la toma de decisiones y el seguimiento del programa, se incluirán herramientas analíticas capaces de consolidar reportes operativos, métricas de producción e indicadores sobre la huella ambiental mitigada, complementadas con un portal de usuarios donde los clientes podrán consultar su historial y visualizar el impacto real de su participación.</w:t>
-      </w:r>
-    </w:p>
-    <w:p>
-      <w:pPr>
-        <w:pStyle w:val="17"/>
+        <w:t xml:space="preserve">En esta fase, el software centralizará el registro de hogares y comercios, la trazabilidad de los contenedores asignados, la planificación logística de rutas y la asignación del personal de recolección. Asimismo, permitirá cuantificar el volumen capturado en cada jornada y monitorear el progreso de los lotes a lo largo de las distintas etapas del compostaje. Para la toma de decisiones y el seguimiento del programa, se incluirán </w:t>
+      </w:r>
+      <w:r>
+        <w:rPr>
+          <w:rFonts w:ascii="Times New Roman" w:hAnsi="Times New Roman"/>
+          <w:color w:val="000000"/>
+          <w:sz w:val="24"/>
+          <w:szCs w:val="24"/>
+        </w:rPr>
+        <w:lastRenderedPageBreak/>
+        <w:t>herramientas analíticas capaces de consolidar reportes operativos, métricas de producción e indicadores sobre la huella ambiental mitigada, complementadas con un portal de usuarios donde los clientes podrán consultar su historial y visualizar el impacto real de su participación.</w:t>
+      </w:r>
+    </w:p>
+    <w:p>
+      <w:pPr>
+        <w:pStyle w:val="Textoindependiente"/>
         <w:spacing w:before="240" w:after="240" w:line="331" w:lineRule="auto"/>
         <w:rPr>
           <w:rFonts w:ascii="Times New Roman" w:hAnsi="Times New Roman"/>
@@ -1572,12 +1568,32 @@
           <w:sz w:val="24"/>
           <w:szCs w:val="24"/>
         </w:rPr>
-        <w:t>Por otro lado, esta primera versión no contempla la comercialización en línea del compost terminado, la integración mediante API con plataformas de entidades gubernamentales ni el monitoreo automatizado de contenedores a través de sensores IoT.</w:t>
-      </w:r>
-    </w:p>
-    <w:p>
-      <w:pPr>
-        <w:pStyle w:val="4"/>
+        <w:t xml:space="preserve">Por otro lado, esta primera versión no contempla la comercialización en línea del compost terminado, la integración mediante API con plataformas de entidades gubernamentales ni el monitoreo automatizado de contenedores a través de sensores </w:t>
+      </w:r>
+      <w:proofErr w:type="spellStart"/>
+      <w:r>
+        <w:rPr>
+          <w:rFonts w:ascii="Times New Roman" w:hAnsi="Times New Roman"/>
+          <w:color w:val="000000"/>
+          <w:sz w:val="24"/>
+          <w:szCs w:val="24"/>
+        </w:rPr>
+        <w:t>IoT</w:t>
+      </w:r>
+      <w:proofErr w:type="spellEnd"/>
+      <w:r>
+        <w:rPr>
+          <w:rFonts w:ascii="Times New Roman" w:hAnsi="Times New Roman"/>
+          <w:color w:val="000000"/>
+          <w:sz w:val="24"/>
+          <w:szCs w:val="24"/>
+        </w:rPr>
+        <w:t>.</w:t>
+      </w:r>
+    </w:p>
+    <w:p>
+      <w:pPr>
+        <w:pStyle w:val="Ttulo3"/>
         <w:spacing w:before="240" w:after="240" w:line="331" w:lineRule="auto"/>
         <w:rPr>
           <w:rFonts w:ascii="Times New Roman" w:hAnsi="Times New Roman"/>
@@ -1602,7 +1618,7 @@
     </w:p>
     <w:p>
       <w:pPr>
-        <w:pStyle w:val="17"/>
+        <w:pStyle w:val="Textoindependiente"/>
         <w:numPr>
           <w:ilvl w:val="0"/>
           <w:numId w:val="2"/>
@@ -1630,7 +1646,7 @@
     </w:p>
     <w:p>
       <w:pPr>
-        <w:pStyle w:val="17"/>
+        <w:pStyle w:val="Textoindependiente"/>
         <w:numPr>
           <w:ilvl w:val="0"/>
           <w:numId w:val="2"/>
@@ -1638,7 +1654,7 @@
         <w:tabs>
           <w:tab w:val="left" w:pos="0"/>
         </w:tabs>
-        <w:spacing w:before="0" w:after="0" w:line="331" w:lineRule="auto"/>
+        <w:spacing w:after="0" w:line="331" w:lineRule="auto"/>
         <w:rPr>
           <w:rFonts w:ascii="Times New Roman" w:hAnsi="Times New Roman"/>
           <w:color w:val="000000"/>
@@ -1658,7 +1674,7 @@
     </w:p>
     <w:p>
       <w:pPr>
-        <w:pStyle w:val="17"/>
+        <w:pStyle w:val="Textoindependiente"/>
         <w:numPr>
           <w:ilvl w:val="0"/>
           <w:numId w:val="2"/>
@@ -1666,7 +1682,7 @@
         <w:tabs>
           <w:tab w:val="left" w:pos="0"/>
         </w:tabs>
-        <w:spacing w:before="0" w:after="0" w:line="331" w:lineRule="auto"/>
+        <w:spacing w:after="0" w:line="331" w:lineRule="auto"/>
         <w:rPr>
           <w:rFonts w:ascii="Times New Roman" w:hAnsi="Times New Roman"/>
           <w:color w:val="000000"/>
@@ -1686,7 +1702,7 @@
     </w:p>
     <w:p>
       <w:pPr>
-        <w:pStyle w:val="17"/>
+        <w:pStyle w:val="Textoindependiente"/>
         <w:numPr>
           <w:ilvl w:val="0"/>
           <w:numId w:val="2"/>
@@ -1694,7 +1710,7 @@
         <w:tabs>
           <w:tab w:val="left" w:pos="0"/>
         </w:tabs>
-        <w:spacing w:before="0" w:after="0" w:line="331" w:lineRule="auto"/>
+        <w:spacing w:after="0" w:line="331" w:lineRule="auto"/>
         <w:rPr>
           <w:rFonts w:ascii="Times New Roman" w:hAnsi="Times New Roman"/>
           <w:color w:val="000000"/>
@@ -1714,7 +1730,7 @@
     </w:p>
     <w:p>
       <w:pPr>
-        <w:pStyle w:val="17"/>
+        <w:pStyle w:val="Textoindependiente"/>
         <w:numPr>
           <w:ilvl w:val="0"/>
           <w:numId w:val="2"/>
@@ -1722,7 +1738,7 @@
         <w:tabs>
           <w:tab w:val="left" w:pos="0"/>
         </w:tabs>
-        <w:spacing w:before="0" w:after="0" w:line="331" w:lineRule="auto"/>
+        <w:spacing w:after="0" w:line="331" w:lineRule="auto"/>
         <w:rPr>
           <w:rFonts w:ascii="Times New Roman" w:hAnsi="Times New Roman"/>
           <w:color w:val="000000"/>
@@ -1742,7 +1758,7 @@
     </w:p>
     <w:p>
       <w:pPr>
-        <w:pStyle w:val="17"/>
+        <w:pStyle w:val="Textoindependiente"/>
         <w:numPr>
           <w:ilvl w:val="0"/>
           <w:numId w:val="2"/>
@@ -1750,7 +1766,7 @@
         <w:tabs>
           <w:tab w:val="left" w:pos="0"/>
         </w:tabs>
-        <w:spacing w:before="0" w:after="240" w:line="331" w:lineRule="auto"/>
+        <w:spacing w:after="240" w:line="331" w:lineRule="auto"/>
         <w:rPr>
           <w:rFonts w:ascii="Times New Roman" w:hAnsi="Times New Roman"/>
           <w:color w:val="000000"/>
@@ -1770,8 +1786,8 @@
     </w:p>
     <w:p>
       <w:pPr>
-        <w:pStyle w:val="4"/>
-        <w:spacing w:before="280" w:after="80" w:line="331" w:lineRule="auto"/>
+        <w:pStyle w:val="Ttulo3"/>
+        <w:spacing w:before="280" w:line="331" w:lineRule="auto"/>
         <w:rPr>
           <w:rFonts w:ascii="Times New Roman" w:hAnsi="Times New Roman"/>
           <w:b/>
@@ -1793,7 +1809,7 @@
     </w:p>
     <w:p>
       <w:pPr>
-        <w:pStyle w:val="17"/>
+        <w:pStyle w:val="Textoindependiente"/>
         <w:numPr>
           <w:ilvl w:val="0"/>
           <w:numId w:val="3"/>
@@ -1821,7 +1837,7 @@
     </w:p>
     <w:p>
       <w:pPr>
-        <w:pStyle w:val="17"/>
+        <w:pStyle w:val="Textoindependiente"/>
         <w:numPr>
           <w:ilvl w:val="0"/>
           <w:numId w:val="3"/>
@@ -1829,7 +1845,7 @@
         <w:tabs>
           <w:tab w:val="left" w:pos="0"/>
         </w:tabs>
-        <w:spacing w:before="0" w:after="0" w:line="331" w:lineRule="auto"/>
+        <w:spacing w:after="0" w:line="331" w:lineRule="auto"/>
         <w:rPr>
           <w:rFonts w:ascii="Times New Roman" w:hAnsi="Times New Roman"/>
           <w:color w:val="000000"/>
@@ -1849,7 +1865,7 @@
     </w:p>
     <w:p>
       <w:pPr>
-        <w:pStyle w:val="17"/>
+        <w:pStyle w:val="Textoindependiente"/>
         <w:numPr>
           <w:ilvl w:val="0"/>
           <w:numId w:val="3"/>
@@ -1857,7 +1873,7 @@
         <w:tabs>
           <w:tab w:val="left" w:pos="0"/>
         </w:tabs>
-        <w:spacing w:before="0" w:after="0" w:line="331" w:lineRule="auto"/>
+        <w:spacing w:after="0" w:line="331" w:lineRule="auto"/>
         <w:rPr>
           <w:rFonts w:ascii="Times New Roman" w:hAnsi="Times New Roman"/>
           <w:color w:val="000000"/>
@@ -1877,7 +1893,7 @@
     </w:p>
     <w:p>
       <w:pPr>
-        <w:pStyle w:val="17"/>
+        <w:pStyle w:val="Textoindependiente"/>
         <w:numPr>
           <w:ilvl w:val="0"/>
           <w:numId w:val="3"/>
@@ -1885,7 +1901,7 @@
         <w:tabs>
           <w:tab w:val="left" w:pos="0"/>
         </w:tabs>
-        <w:spacing w:before="0" w:after="0" w:line="331" w:lineRule="auto"/>
+        <w:spacing w:after="0" w:line="331" w:lineRule="auto"/>
         <w:rPr>
           <w:rFonts w:ascii="Times New Roman" w:hAnsi="Times New Roman"/>
           <w:color w:val="000000"/>
@@ -1905,7 +1921,7 @@
     </w:p>
     <w:p>
       <w:pPr>
-        <w:pStyle w:val="17"/>
+        <w:pStyle w:val="Textoindependiente"/>
         <w:numPr>
           <w:ilvl w:val="0"/>
           <w:numId w:val="3"/>
@@ -1913,7 +1929,7 @@
         <w:tabs>
           <w:tab w:val="left" w:pos="0"/>
         </w:tabs>
-        <w:spacing w:before="0" w:after="240" w:line="331" w:lineRule="auto"/>
+        <w:spacing w:after="240" w:line="331" w:lineRule="auto"/>
         <w:rPr>
           <w:rFonts w:ascii="Times New Roman" w:hAnsi="Times New Roman"/>
           <w:color w:val="000000"/>
@@ -1928,13 +1944,14 @@
           <w:sz w:val="24"/>
           <w:szCs w:val="24"/>
         </w:rPr>
+        <w:lastRenderedPageBreak/>
         <w:t>Se considera que todo el personal involucrado en la operación habrá completado las sesiones de capacitación previas al uso de la herramienta.</w:t>
       </w:r>
     </w:p>
     <w:p>
       <w:pPr>
-        <w:pStyle w:val="17"/>
-        <w:spacing w:before="0" w:after="240" w:line="331" w:lineRule="auto"/>
+        <w:pStyle w:val="Textoindependiente"/>
+        <w:spacing w:after="240" w:line="331" w:lineRule="auto"/>
         <w:rPr>
           <w:rFonts w:ascii="Times New Roman" w:hAnsi="Times New Roman"/>
           <w:color w:val="000000"/>
@@ -1945,8 +1962,8 @@
     </w:p>
     <w:p>
       <w:pPr>
-        <w:pStyle w:val="17"/>
-        <w:spacing w:before="0" w:after="240" w:line="331" w:lineRule="auto"/>
+        <w:pStyle w:val="Textoindependiente"/>
+        <w:spacing w:after="240" w:line="331" w:lineRule="auto"/>
         <w:rPr>
           <w:rFonts w:ascii="Times New Roman" w:hAnsi="Times New Roman"/>
           <w:color w:val="000000"/>
@@ -1957,7 +1974,7 @@
     </w:p>
     <w:p>
       <w:pPr>
-        <w:spacing w:before="0" w:after="240" w:line="331" w:lineRule="auto"/>
+        <w:spacing w:after="240" w:line="331" w:lineRule="auto"/>
         <w:rPr>
           <w:rFonts w:ascii="Times New Roman" w:hAnsi="Times New Roman"/>
           <w:b/>
@@ -1981,7 +1998,7 @@
     </w:p>
     <w:p>
       <w:pPr>
-        <w:spacing w:before="0" w:after="240" w:line="331" w:lineRule="auto"/>
+        <w:spacing w:after="240" w:line="331" w:lineRule="auto"/>
         <w:rPr>
           <w:rFonts w:ascii="Times New Roman" w:hAnsi="Times New Roman"/>
           <w:b/>
@@ -1993,9 +2010,7 @@
     </w:p>
     <w:tbl>
       <w:tblPr>
-        <w:tblStyle w:val="12"/>
         <w:tblW w:w="8504" w:type="dxa"/>
-        <w:tblInd w:w="0" w:type="dxa"/>
         <w:tblLayout w:type="fixed"/>
         <w:tblCellMar>
           <w:top w:w="28" w:type="dxa"/>
@@ -2003,20 +2018,13 @@
           <w:bottom w:w="28" w:type="dxa"/>
           <w:right w:w="28" w:type="dxa"/>
         </w:tblCellMar>
+        <w:tblLook w:val="04A0" w:firstRow="1" w:lastRow="0" w:firstColumn="1" w:lastColumn="0" w:noHBand="0" w:noVBand="1"/>
       </w:tblPr>
       <w:tblGrid>
         <w:gridCol w:w="748"/>
         <w:gridCol w:w="7756"/>
       </w:tblGrid>
       <w:tr>
-        <w:tblPrEx>
-          <w:tblCellMar>
-            <w:top w:w="28" w:type="dxa"/>
-            <w:left w:w="28" w:type="dxa"/>
-            <w:bottom w:w="28" w:type="dxa"/>
-            <w:right w:w="28" w:type="dxa"/>
-          </w:tblCellMar>
-        </w:tblPrEx>
         <w:tc>
           <w:tcPr>
             <w:tcW w:w="748" w:type="dxa"/>
@@ -2024,9 +2032,7 @@
           </w:tcPr>
           <w:p>
             <w:pPr>
-              <w:pStyle w:val="47"/>
-              <w:spacing w:before="0" w:after="160"/>
-              <w:jc w:val="center"/>
+              <w:pStyle w:val="Ttulodelatabla"/>
             </w:pPr>
             <w:r>
               <w:t>Código</w:t>
@@ -2040,10 +2046,7 @@
           </w:tcPr>
           <w:p>
             <w:pPr>
-              <w:pStyle w:val="47"/>
-              <w:suppressLineNumbers/>
-              <w:spacing w:before="0" w:after="160"/>
-              <w:jc w:val="center"/>
+              <w:pStyle w:val="Ttulodelatabla"/>
             </w:pPr>
             <w:r>
               <w:t>Requisito Funcional</w:t>
@@ -2052,14 +2055,6 @@
         </w:tc>
       </w:tr>
       <w:tr>
-        <w:tblPrEx>
-          <w:tblCellMar>
-            <w:top w:w="28" w:type="dxa"/>
-            <w:left w:w="28" w:type="dxa"/>
-            <w:bottom w:w="28" w:type="dxa"/>
-            <w:right w:w="28" w:type="dxa"/>
-          </w:tblCellMar>
-        </w:tblPrEx>
         <w:tc>
           <w:tcPr>
             <w:tcW w:w="748" w:type="dxa"/>
@@ -2067,8 +2062,7 @@
           </w:tcPr>
           <w:p>
             <w:pPr>
-              <w:pStyle w:val="46"/>
-              <w:spacing w:before="0" w:after="160"/>
+              <w:pStyle w:val="Contenidodelatabla"/>
               <w:jc w:val="center"/>
               <w:rPr>
                 <w:b/>
@@ -2091,10 +2085,7 @@
           </w:tcPr>
           <w:p>
             <w:pPr>
-              <w:pStyle w:val="46"/>
-              <w:widowControl w:val="0"/>
-              <w:suppressLineNumbers/>
-              <w:spacing w:before="0" w:after="160"/>
+              <w:pStyle w:val="Contenidodelatabla"/>
             </w:pPr>
             <w:r>
               <w:t>El sistema debe permitir registrar clientes residenciales y comerciales con sus datos personales, dirección y medios de contacto.</w:t>
@@ -2103,14 +2094,6 @@
         </w:tc>
       </w:tr>
       <w:tr>
-        <w:tblPrEx>
-          <w:tblCellMar>
-            <w:top w:w="28" w:type="dxa"/>
-            <w:left w:w="28" w:type="dxa"/>
-            <w:bottom w:w="28" w:type="dxa"/>
-            <w:right w:w="28" w:type="dxa"/>
-          </w:tblCellMar>
-        </w:tblPrEx>
         <w:tc>
           <w:tcPr>
             <w:tcW w:w="748" w:type="dxa"/>
@@ -2118,8 +2101,7 @@
           </w:tcPr>
           <w:p>
             <w:pPr>
-              <w:pStyle w:val="46"/>
-              <w:spacing w:before="0" w:after="160"/>
+              <w:pStyle w:val="Contenidodelatabla"/>
               <w:jc w:val="center"/>
               <w:rPr>
                 <w:b/>
@@ -2142,10 +2124,7 @@
           </w:tcPr>
           <w:p>
             <w:pPr>
-              <w:pStyle w:val="46"/>
-              <w:widowControl w:val="0"/>
-              <w:suppressLineNumbers/>
-              <w:spacing w:before="0" w:after="160"/>
+              <w:pStyle w:val="Contenidodelatabla"/>
             </w:pPr>
             <w:r>
               <w:t>El sistema debe permitir consultar, actualizar y desactivar la información de los clientes registrados.</w:t>
@@ -2154,14 +2133,6 @@
         </w:tc>
       </w:tr>
       <w:tr>
-        <w:tblPrEx>
-          <w:tblCellMar>
-            <w:top w:w="28" w:type="dxa"/>
-            <w:left w:w="28" w:type="dxa"/>
-            <w:bottom w:w="28" w:type="dxa"/>
-            <w:right w:w="28" w:type="dxa"/>
-          </w:tblCellMar>
-        </w:tblPrEx>
         <w:tc>
           <w:tcPr>
             <w:tcW w:w="748" w:type="dxa"/>
@@ -2169,8 +2140,7 @@
           </w:tcPr>
           <w:p>
             <w:pPr>
-              <w:pStyle w:val="46"/>
-              <w:spacing w:before="0" w:after="160"/>
+              <w:pStyle w:val="Contenidodelatabla"/>
               <w:jc w:val="center"/>
               <w:rPr>
                 <w:b/>
@@ -2193,10 +2163,7 @@
           </w:tcPr>
           <w:p>
             <w:pPr>
-              <w:pStyle w:val="46"/>
-              <w:widowControl w:val="0"/>
-              <w:suppressLineNumbers/>
-              <w:spacing w:before="0" w:after="160"/>
+              <w:pStyle w:val="Contenidodelatabla"/>
             </w:pPr>
             <w:r>
               <w:t>El sistema debe permitir registrar los contenedores asignados a cada cliente y conocer su estado.</w:t>
@@ -2205,14 +2172,6 @@
         </w:tc>
       </w:tr>
       <w:tr>
-        <w:tblPrEx>
-          <w:tblCellMar>
-            <w:top w:w="28" w:type="dxa"/>
-            <w:left w:w="28" w:type="dxa"/>
-            <w:bottom w:w="28" w:type="dxa"/>
-            <w:right w:w="28" w:type="dxa"/>
-          </w:tblCellMar>
-        </w:tblPrEx>
         <w:tc>
           <w:tcPr>
             <w:tcW w:w="748" w:type="dxa"/>
@@ -2220,8 +2179,7 @@
           </w:tcPr>
           <w:p>
             <w:pPr>
-              <w:pStyle w:val="46"/>
-              <w:spacing w:before="0" w:after="160"/>
+              <w:pStyle w:val="Contenidodelatabla"/>
               <w:jc w:val="center"/>
               <w:rPr>
                 <w:b/>
@@ -2244,10 +2202,7 @@
           </w:tcPr>
           <w:p>
             <w:pPr>
-              <w:pStyle w:val="46"/>
-              <w:widowControl w:val="0"/>
-              <w:suppressLineNumbers/>
-              <w:spacing w:before="0" w:after="160"/>
+              <w:pStyle w:val="Contenidodelatabla"/>
             </w:pPr>
             <w:r>
               <w:t>El sistema debe permitir planificar las rutas de recolección considerando el sector donde se encuentra el cliente y la frecuencia establecida.</w:t>
@@ -2256,14 +2211,6 @@
         </w:tc>
       </w:tr>
       <w:tr>
-        <w:tblPrEx>
-          <w:tblCellMar>
-            <w:top w:w="28" w:type="dxa"/>
-            <w:left w:w="28" w:type="dxa"/>
-            <w:bottom w:w="28" w:type="dxa"/>
-            <w:right w:w="28" w:type="dxa"/>
-          </w:tblCellMar>
-        </w:tblPrEx>
         <w:tc>
           <w:tcPr>
             <w:tcW w:w="748" w:type="dxa"/>
@@ -2271,8 +2218,7 @@
           </w:tcPr>
           <w:p>
             <w:pPr>
-              <w:pStyle w:val="46"/>
-              <w:spacing w:before="0" w:after="160"/>
+              <w:pStyle w:val="Contenidodelatabla"/>
               <w:jc w:val="center"/>
               <w:rPr>
                 <w:b/>
@@ -2295,10 +2241,7 @@
           </w:tcPr>
           <w:p>
             <w:pPr>
-              <w:pStyle w:val="46"/>
-              <w:widowControl w:val="0"/>
-              <w:suppressLineNumbers/>
-              <w:spacing w:before="0" w:after="160"/>
+              <w:pStyle w:val="Contenidodelatabla"/>
             </w:pPr>
             <w:r>
               <w:t>El sistema debe permitir asignar el personal encargado de realizar cada ruta de recolección.</w:t>
@@ -2307,14 +2250,6 @@
         </w:tc>
       </w:tr>
       <w:tr>
-        <w:tblPrEx>
-          <w:tblCellMar>
-            <w:top w:w="28" w:type="dxa"/>
-            <w:left w:w="28" w:type="dxa"/>
-            <w:bottom w:w="28" w:type="dxa"/>
-            <w:right w:w="28" w:type="dxa"/>
-          </w:tblCellMar>
-        </w:tblPrEx>
         <w:tc>
           <w:tcPr>
             <w:tcW w:w="748" w:type="dxa"/>
@@ -2322,8 +2257,7 @@
           </w:tcPr>
           <w:p>
             <w:pPr>
-              <w:pStyle w:val="46"/>
-              <w:spacing w:before="0" w:after="160"/>
+              <w:pStyle w:val="Contenidodelatabla"/>
               <w:jc w:val="center"/>
               <w:rPr>
                 <w:b/>
@@ -2346,10 +2280,7 @@
           </w:tcPr>
           <w:p>
             <w:pPr>
-              <w:pStyle w:val="46"/>
-              <w:widowControl w:val="0"/>
-              <w:suppressLineNumbers/>
-              <w:spacing w:before="0" w:after="160"/>
+              <w:pStyle w:val="Contenidodelatabla"/>
             </w:pPr>
             <w:r>
               <w:t>El sistema debe permitir que los operadores consulten las rutas que tienen asignadas antes de iniciar su jornada.</w:t>
@@ -2358,14 +2289,6 @@
         </w:tc>
       </w:tr>
       <w:tr>
-        <w:tblPrEx>
-          <w:tblCellMar>
-            <w:top w:w="28" w:type="dxa"/>
-            <w:left w:w="28" w:type="dxa"/>
-            <w:bottom w:w="28" w:type="dxa"/>
-            <w:right w:w="28" w:type="dxa"/>
-          </w:tblCellMar>
-        </w:tblPrEx>
         <w:tc>
           <w:tcPr>
             <w:tcW w:w="748" w:type="dxa"/>
@@ -2373,8 +2296,7 @@
           </w:tcPr>
           <w:p>
             <w:pPr>
-              <w:pStyle w:val="46"/>
-              <w:spacing w:before="0" w:after="160"/>
+              <w:pStyle w:val="Contenidodelatabla"/>
               <w:jc w:val="center"/>
               <w:rPr>
                 <w:b/>
@@ -2397,10 +2319,7 @@
           </w:tcPr>
           <w:p>
             <w:pPr>
-              <w:pStyle w:val="46"/>
-              <w:widowControl w:val="0"/>
-              <w:suppressLineNumbers/>
-              <w:spacing w:before="0" w:after="160"/>
+              <w:pStyle w:val="Contenidodelatabla"/>
             </w:pPr>
             <w:r>
               <w:t>El sistema debe permitir registrar cada recolección realizada indicando la fecha, la hora y el cliente atendido.</w:t>
@@ -2409,14 +2328,6 @@
         </w:tc>
       </w:tr>
       <w:tr>
-        <w:tblPrEx>
-          <w:tblCellMar>
-            <w:top w:w="28" w:type="dxa"/>
-            <w:left w:w="28" w:type="dxa"/>
-            <w:bottom w:w="28" w:type="dxa"/>
-            <w:right w:w="28" w:type="dxa"/>
-          </w:tblCellMar>
-        </w:tblPrEx>
         <w:tc>
           <w:tcPr>
             <w:tcW w:w="748" w:type="dxa"/>
@@ -2424,8 +2335,7 @@
           </w:tcPr>
           <w:p>
             <w:pPr>
-              <w:pStyle w:val="46"/>
-              <w:spacing w:before="0" w:after="160"/>
+              <w:pStyle w:val="Contenidodelatabla"/>
               <w:jc w:val="center"/>
               <w:rPr>
                 <w:b/>
@@ -2448,10 +2358,7 @@
           </w:tcPr>
           <w:p>
             <w:pPr>
-              <w:pStyle w:val="46"/>
-              <w:widowControl w:val="0"/>
-              <w:suppressLineNumbers/>
-              <w:spacing w:before="0" w:after="160"/>
+              <w:pStyle w:val="Contenidodelatabla"/>
             </w:pPr>
             <w:r>
               <w:t>El sistema debe permitir registrar el peso o volumen de los residuos recolectados durante cada visita.</w:t>
@@ -2460,14 +2367,6 @@
         </w:tc>
       </w:tr>
       <w:tr>
-        <w:tblPrEx>
-          <w:tblCellMar>
-            <w:top w:w="28" w:type="dxa"/>
-            <w:left w:w="28" w:type="dxa"/>
-            <w:bottom w:w="28" w:type="dxa"/>
-            <w:right w:w="28" w:type="dxa"/>
-          </w:tblCellMar>
-        </w:tblPrEx>
         <w:tc>
           <w:tcPr>
             <w:tcW w:w="748" w:type="dxa"/>
@@ -2475,8 +2374,7 @@
           </w:tcPr>
           <w:p>
             <w:pPr>
-              <w:pStyle w:val="46"/>
-              <w:spacing w:before="0" w:after="160"/>
+              <w:pStyle w:val="Contenidodelatabla"/>
               <w:jc w:val="center"/>
               <w:rPr>
                 <w:b/>
@@ -2499,10 +2397,7 @@
           </w:tcPr>
           <w:p>
             <w:pPr>
-              <w:pStyle w:val="46"/>
-              <w:widowControl w:val="0"/>
-              <w:suppressLineNumbers/>
-              <w:spacing w:before="0" w:after="160"/>
+              <w:pStyle w:val="Contenidodelatabla"/>
             </w:pPr>
             <w:r>
               <w:t>El sistema debe permitir registrar novedades ocurridas durante la recolección, como residuos mal clasificados o ausencia del cliente.</w:t>
@@ -2511,14 +2406,6 @@
         </w:tc>
       </w:tr>
       <w:tr>
-        <w:tblPrEx>
-          <w:tblCellMar>
-            <w:top w:w="28" w:type="dxa"/>
-            <w:left w:w="28" w:type="dxa"/>
-            <w:bottom w:w="28" w:type="dxa"/>
-            <w:right w:w="28" w:type="dxa"/>
-          </w:tblCellMar>
-        </w:tblPrEx>
         <w:tc>
           <w:tcPr>
             <w:tcW w:w="748" w:type="dxa"/>
@@ -2526,8 +2413,7 @@
           </w:tcPr>
           <w:p>
             <w:pPr>
-              <w:pStyle w:val="46"/>
-              <w:spacing w:before="0" w:after="160"/>
+              <w:pStyle w:val="Contenidodelatabla"/>
               <w:jc w:val="center"/>
               <w:rPr>
                 <w:b/>
@@ -2550,10 +2436,7 @@
           </w:tcPr>
           <w:p>
             <w:pPr>
-              <w:pStyle w:val="46"/>
-              <w:widowControl w:val="0"/>
-              <w:suppressLineNumbers/>
-              <w:spacing w:before="0" w:after="160"/>
+              <w:pStyle w:val="Contenidodelatabla"/>
             </w:pPr>
             <w:r>
               <w:t>El sistema debe permitir registrar el ingreso de los residuos a la planta de compostaje.</w:t>
@@ -2562,14 +2445,6 @@
         </w:tc>
       </w:tr>
       <w:tr>
-        <w:tblPrEx>
-          <w:tblCellMar>
-            <w:top w:w="28" w:type="dxa"/>
-            <w:left w:w="28" w:type="dxa"/>
-            <w:bottom w:w="28" w:type="dxa"/>
-            <w:right w:w="28" w:type="dxa"/>
-          </w:tblCellMar>
-        </w:tblPrEx>
         <w:tc>
           <w:tcPr>
             <w:tcW w:w="748" w:type="dxa"/>
@@ -2577,8 +2452,7 @@
           </w:tcPr>
           <w:p>
             <w:pPr>
-              <w:pStyle w:val="46"/>
-              <w:spacing w:before="0" w:after="160"/>
+              <w:pStyle w:val="Contenidodelatabla"/>
               <w:jc w:val="center"/>
               <w:rPr>
                 <w:b/>
@@ -2601,10 +2475,7 @@
           </w:tcPr>
           <w:p>
             <w:pPr>
-              <w:pStyle w:val="46"/>
-              <w:widowControl w:val="0"/>
-              <w:suppressLineNumbers/>
-              <w:spacing w:before="0" w:after="160"/>
+              <w:pStyle w:val="Contenidodelatabla"/>
             </w:pPr>
             <w:r>
               <w:t>El sistema debe permitir consultar el estado de cada lote durante las diferentes etapas del compostaje.</w:t>
@@ -2613,14 +2484,6 @@
         </w:tc>
       </w:tr>
       <w:tr>
-        <w:tblPrEx>
-          <w:tblCellMar>
-            <w:top w:w="28" w:type="dxa"/>
-            <w:left w:w="28" w:type="dxa"/>
-            <w:bottom w:w="28" w:type="dxa"/>
-            <w:right w:w="28" w:type="dxa"/>
-          </w:tblCellMar>
-        </w:tblPrEx>
         <w:tc>
           <w:tcPr>
             <w:tcW w:w="748" w:type="dxa"/>
@@ -2628,8 +2491,7 @@
           </w:tcPr>
           <w:p>
             <w:pPr>
-              <w:pStyle w:val="46"/>
-              <w:spacing w:before="0" w:after="160"/>
+              <w:pStyle w:val="Contenidodelatabla"/>
               <w:jc w:val="center"/>
               <w:rPr>
                 <w:b/>
@@ -2652,10 +2514,7 @@
           </w:tcPr>
           <w:p>
             <w:pPr>
-              <w:pStyle w:val="46"/>
-              <w:widowControl w:val="0"/>
-              <w:suppressLineNumbers/>
-              <w:spacing w:before="0" w:after="160"/>
+              <w:pStyle w:val="Contenidodelatabla"/>
             </w:pPr>
             <w:r>
               <w:t>El sistema debe permitir registrar la cantidad de compost obtenida al finalizar el tratamiento de cada lote.</w:t>
@@ -2664,14 +2523,6 @@
         </w:tc>
       </w:tr>
       <w:tr>
-        <w:tblPrEx>
-          <w:tblCellMar>
-            <w:top w:w="28" w:type="dxa"/>
-            <w:left w:w="28" w:type="dxa"/>
-            <w:bottom w:w="28" w:type="dxa"/>
-            <w:right w:w="28" w:type="dxa"/>
-          </w:tblCellMar>
-        </w:tblPrEx>
         <w:tc>
           <w:tcPr>
             <w:tcW w:w="748" w:type="dxa"/>
@@ -2679,8 +2530,7 @@
           </w:tcPr>
           <w:p>
             <w:pPr>
-              <w:pStyle w:val="46"/>
-              <w:spacing w:before="0" w:after="160"/>
+              <w:pStyle w:val="Contenidodelatabla"/>
               <w:jc w:val="center"/>
               <w:rPr>
                 <w:b/>
@@ -2703,26 +2553,19 @@
           </w:tcPr>
           <w:p>
             <w:pPr>
-              <w:pStyle w:val="46"/>
-              <w:widowControl w:val="0"/>
-              <w:suppressLineNumbers/>
-              <w:spacing w:before="0" w:after="160"/>
-            </w:pPr>
-            <w:r>
-              <w:t>El sistema debe permitir calcular indicadores relacionados con los residuos procesados y el compost obtenido.</w:t>
+              <w:pStyle w:val="Contenidodelatabla"/>
+            </w:pPr>
+            <w:r>
+              <w:t xml:space="preserve">El sistema debe permitir calcular indicadores relacionados con los residuos </w:t>
+            </w:r>
+            <w:r>
+              <w:lastRenderedPageBreak/>
+              <w:t>procesados y el compost obtenido.</w:t>
             </w:r>
           </w:p>
         </w:tc>
       </w:tr>
       <w:tr>
-        <w:tblPrEx>
-          <w:tblCellMar>
-            <w:top w:w="28" w:type="dxa"/>
-            <w:left w:w="28" w:type="dxa"/>
-            <w:bottom w:w="28" w:type="dxa"/>
-            <w:right w:w="28" w:type="dxa"/>
-          </w:tblCellMar>
-        </w:tblPrEx>
         <w:tc>
           <w:tcPr>
             <w:tcW w:w="748" w:type="dxa"/>
@@ -2730,8 +2573,7 @@
           </w:tcPr>
           <w:p>
             <w:pPr>
-              <w:pStyle w:val="46"/>
-              <w:spacing w:before="0" w:after="160"/>
+              <w:pStyle w:val="Contenidodelatabla"/>
               <w:jc w:val="center"/>
               <w:rPr>
                 <w:b/>
@@ -2743,6 +2585,7 @@
                 <w:b/>
                 <w:bCs/>
               </w:rPr>
+              <w:lastRenderedPageBreak/>
               <w:t>RF14</w:t>
             </w:r>
           </w:p>
@@ -2754,10 +2597,7 @@
           </w:tcPr>
           <w:p>
             <w:pPr>
-              <w:pStyle w:val="46"/>
-              <w:widowControl w:val="0"/>
-              <w:suppressLineNumbers/>
-              <w:spacing w:before="0" w:after="160"/>
+              <w:pStyle w:val="Contenidodelatabla"/>
             </w:pPr>
             <w:r>
               <w:t>El sistema debe permitir generar reportes de recolección utilizando filtros por fecha, sector o tipo de cliente.</w:t>
@@ -2766,14 +2606,6 @@
         </w:tc>
       </w:tr>
       <w:tr>
-        <w:tblPrEx>
-          <w:tblCellMar>
-            <w:top w:w="28" w:type="dxa"/>
-            <w:left w:w="28" w:type="dxa"/>
-            <w:bottom w:w="28" w:type="dxa"/>
-            <w:right w:w="28" w:type="dxa"/>
-          </w:tblCellMar>
-        </w:tblPrEx>
         <w:tc>
           <w:tcPr>
             <w:tcW w:w="748" w:type="dxa"/>
@@ -2781,8 +2613,7 @@
           </w:tcPr>
           <w:p>
             <w:pPr>
-              <w:pStyle w:val="46"/>
-              <w:spacing w:before="0" w:after="160"/>
+              <w:pStyle w:val="Contenidodelatabla"/>
               <w:jc w:val="center"/>
               <w:rPr>
                 <w:b/>
@@ -2805,10 +2636,7 @@
           </w:tcPr>
           <w:p>
             <w:pPr>
-              <w:pStyle w:val="46"/>
-              <w:widowControl w:val="0"/>
-              <w:suppressLineNumbers/>
-              <w:spacing w:before="0" w:after="160"/>
+              <w:pStyle w:val="Contenidodelatabla"/>
             </w:pPr>
             <w:r>
               <w:t>El sistema debe permitir generar reportes del proceso de compostaje y de la producción obtenida.</w:t>
@@ -2817,14 +2645,6 @@
         </w:tc>
       </w:tr>
       <w:tr>
-        <w:tblPrEx>
-          <w:tblCellMar>
-            <w:top w:w="28" w:type="dxa"/>
-            <w:left w:w="28" w:type="dxa"/>
-            <w:bottom w:w="28" w:type="dxa"/>
-            <w:right w:w="28" w:type="dxa"/>
-          </w:tblCellMar>
-        </w:tblPrEx>
         <w:tc>
           <w:tcPr>
             <w:tcW w:w="748" w:type="dxa"/>
@@ -2832,8 +2652,7 @@
           </w:tcPr>
           <w:p>
             <w:pPr>
-              <w:pStyle w:val="46"/>
-              <w:spacing w:before="0" w:after="160"/>
+              <w:pStyle w:val="Contenidodelatabla"/>
               <w:jc w:val="center"/>
               <w:rPr>
                 <w:b/>
@@ -2856,10 +2675,7 @@
           </w:tcPr>
           <w:p>
             <w:pPr>
-              <w:pStyle w:val="46"/>
-              <w:widowControl w:val="0"/>
-              <w:suppressLineNumbers/>
-              <w:spacing w:before="0" w:after="160"/>
+              <w:pStyle w:val="Contenidodelatabla"/>
             </w:pPr>
             <w:r>
               <w:t>El sistema debe permitir que cada cliente consulte el historial de las recolecciones realizadas.</w:t>
@@ -2868,14 +2684,6 @@
         </w:tc>
       </w:tr>
       <w:tr>
-        <w:tblPrEx>
-          <w:tblCellMar>
-            <w:top w:w="28" w:type="dxa"/>
-            <w:left w:w="28" w:type="dxa"/>
-            <w:bottom w:w="28" w:type="dxa"/>
-            <w:right w:w="28" w:type="dxa"/>
-          </w:tblCellMar>
-        </w:tblPrEx>
         <w:tc>
           <w:tcPr>
             <w:tcW w:w="748" w:type="dxa"/>
@@ -2883,8 +2691,7 @@
           </w:tcPr>
           <w:p>
             <w:pPr>
-              <w:pStyle w:val="46"/>
-              <w:spacing w:before="0" w:after="160"/>
+              <w:pStyle w:val="Contenidodelatabla"/>
               <w:jc w:val="center"/>
               <w:rPr>
                 <w:b/>
@@ -2907,10 +2714,7 @@
           </w:tcPr>
           <w:p>
             <w:pPr>
-              <w:pStyle w:val="46"/>
-              <w:widowControl w:val="0"/>
-              <w:suppressLineNumbers/>
-              <w:spacing w:before="0" w:after="160"/>
+              <w:pStyle w:val="Contenidodelatabla"/>
             </w:pPr>
             <w:r>
               <w:t>El sistema debe permitir visualizar el aporte ambiental generado por cada cliente mediante información resumida.</w:t>
@@ -2919,14 +2723,6 @@
         </w:tc>
       </w:tr>
       <w:tr>
-        <w:tblPrEx>
-          <w:tblCellMar>
-            <w:top w:w="28" w:type="dxa"/>
-            <w:left w:w="28" w:type="dxa"/>
-            <w:bottom w:w="28" w:type="dxa"/>
-            <w:right w:w="28" w:type="dxa"/>
-          </w:tblCellMar>
-        </w:tblPrEx>
         <w:tc>
           <w:tcPr>
             <w:tcW w:w="748" w:type="dxa"/>
@@ -2934,8 +2730,7 @@
           </w:tcPr>
           <w:p>
             <w:pPr>
-              <w:pStyle w:val="46"/>
-              <w:spacing w:before="0" w:after="160"/>
+              <w:pStyle w:val="Contenidodelatabla"/>
               <w:jc w:val="center"/>
               <w:rPr>
                 <w:b/>
@@ -2958,10 +2753,7 @@
           </w:tcPr>
           <w:p>
             <w:pPr>
-              <w:pStyle w:val="46"/>
-              <w:widowControl w:val="0"/>
-              <w:suppressLineNumbers/>
-              <w:spacing w:before="0" w:after="160"/>
+              <w:pStyle w:val="Contenidodelatabla"/>
             </w:pPr>
             <w:r>
               <w:t>El sistema debe permitir iniciar sesión, cambiar la contraseña y recuperarla cuando sea necesario.</w:t>
@@ -2970,14 +2762,6 @@
         </w:tc>
       </w:tr>
       <w:tr>
-        <w:tblPrEx>
-          <w:tblCellMar>
-            <w:top w:w="28" w:type="dxa"/>
-            <w:left w:w="28" w:type="dxa"/>
-            <w:bottom w:w="28" w:type="dxa"/>
-            <w:right w:w="28" w:type="dxa"/>
-          </w:tblCellMar>
-        </w:tblPrEx>
         <w:tc>
           <w:tcPr>
             <w:tcW w:w="748" w:type="dxa"/>
@@ -2985,8 +2769,7 @@
           </w:tcPr>
           <w:p>
             <w:pPr>
-              <w:pStyle w:val="46"/>
-              <w:spacing w:before="0" w:after="160"/>
+              <w:pStyle w:val="Contenidodelatabla"/>
               <w:jc w:val="center"/>
               <w:rPr>
                 <w:b/>
@@ -3009,10 +2792,7 @@
           </w:tcPr>
           <w:p>
             <w:pPr>
-              <w:pStyle w:val="46"/>
-              <w:widowControl w:val="0"/>
-              <w:suppressLineNumbers/>
-              <w:spacing w:before="0" w:after="160"/>
+              <w:pStyle w:val="Contenidodelatabla"/>
             </w:pPr>
             <w:r>
               <w:t>El sistema debe permitir descargar los reportes en formato PDF y Excel.</w:t>
@@ -3021,14 +2801,6 @@
         </w:tc>
       </w:tr>
       <w:tr>
-        <w:tblPrEx>
-          <w:tblCellMar>
-            <w:top w:w="28" w:type="dxa"/>
-            <w:left w:w="28" w:type="dxa"/>
-            <w:bottom w:w="28" w:type="dxa"/>
-            <w:right w:w="28" w:type="dxa"/>
-          </w:tblCellMar>
-        </w:tblPrEx>
         <w:tc>
           <w:tcPr>
             <w:tcW w:w="748" w:type="dxa"/>
@@ -3036,8 +2808,7 @@
           </w:tcPr>
           <w:p>
             <w:pPr>
-              <w:pStyle w:val="46"/>
-              <w:spacing w:before="0" w:after="160"/>
+              <w:pStyle w:val="Contenidodelatabla"/>
               <w:jc w:val="center"/>
               <w:rPr>
                 <w:b/>
@@ -3060,10 +2831,7 @@
           </w:tcPr>
           <w:p>
             <w:pPr>
-              <w:pStyle w:val="46"/>
-              <w:widowControl w:val="0"/>
-              <w:suppressLineNumbers/>
-              <w:spacing w:before="0" w:after="160"/>
+              <w:pStyle w:val="Contenidodelatabla"/>
             </w:pPr>
             <w:r>
               <w:t>El sistema debe permitir consultar la cantidad de compost disponible y su fecha de producción.</w:t>
@@ -3072,14 +2840,6 @@
         </w:tc>
       </w:tr>
       <w:tr>
-        <w:tblPrEx>
-          <w:tblCellMar>
-            <w:top w:w="28" w:type="dxa"/>
-            <w:left w:w="28" w:type="dxa"/>
-            <w:bottom w:w="28" w:type="dxa"/>
-            <w:right w:w="28" w:type="dxa"/>
-          </w:tblCellMar>
-        </w:tblPrEx>
         <w:tc>
           <w:tcPr>
             <w:tcW w:w="748" w:type="dxa"/>
@@ -3087,8 +2847,7 @@
           </w:tcPr>
           <w:p>
             <w:pPr>
-              <w:pStyle w:val="46"/>
-              <w:spacing w:before="0" w:after="160"/>
+              <w:pStyle w:val="Contenidodelatabla"/>
               <w:jc w:val="center"/>
               <w:rPr>
                 <w:b/>
@@ -3111,10 +2870,7 @@
           </w:tcPr>
           <w:p>
             <w:pPr>
-              <w:pStyle w:val="46"/>
-              <w:widowControl w:val="0"/>
-              <w:suppressLineNumbers/>
-              <w:spacing w:before="0" w:after="160"/>
+              <w:pStyle w:val="Contenidodelatabla"/>
             </w:pPr>
             <w:r>
               <w:t>El sistema debe permitir enviar notificaciones cuando una recolección haya sido registrada.</w:t>
@@ -3123,14 +2879,6 @@
         </w:tc>
       </w:tr>
       <w:tr>
-        <w:tblPrEx>
-          <w:tblCellMar>
-            <w:top w:w="28" w:type="dxa"/>
-            <w:left w:w="28" w:type="dxa"/>
-            <w:bottom w:w="28" w:type="dxa"/>
-            <w:right w:w="28" w:type="dxa"/>
-          </w:tblCellMar>
-        </w:tblPrEx>
         <w:tc>
           <w:tcPr>
             <w:tcW w:w="748" w:type="dxa"/>
@@ -3138,8 +2886,7 @@
           </w:tcPr>
           <w:p>
             <w:pPr>
-              <w:pStyle w:val="46"/>
-              <w:spacing w:before="0" w:after="160"/>
+              <w:pStyle w:val="Contenidodelatabla"/>
               <w:jc w:val="center"/>
               <w:rPr>
                 <w:b/>
@@ -3162,10 +2909,7 @@
           </w:tcPr>
           <w:p>
             <w:pPr>
-              <w:pStyle w:val="46"/>
-              <w:widowControl w:val="0"/>
-              <w:suppressLineNumbers/>
-              <w:spacing w:before="0" w:after="160"/>
+              <w:pStyle w:val="Contenidodelatabla"/>
             </w:pPr>
             <w:r>
               <w:t>El sistema debe permitir realizar búsquedas de clientes, rutas, lotes y reportes mediante diferentes filtros.</w:t>
@@ -3174,14 +2918,6 @@
         </w:tc>
       </w:tr>
       <w:tr>
-        <w:tblPrEx>
-          <w:tblCellMar>
-            <w:top w:w="28" w:type="dxa"/>
-            <w:left w:w="28" w:type="dxa"/>
-            <w:bottom w:w="28" w:type="dxa"/>
-            <w:right w:w="28" w:type="dxa"/>
-          </w:tblCellMar>
-        </w:tblPrEx>
         <w:tc>
           <w:tcPr>
             <w:tcW w:w="748" w:type="dxa"/>
@@ -3189,8 +2925,7 @@
           </w:tcPr>
           <w:p>
             <w:pPr>
-              <w:pStyle w:val="46"/>
-              <w:spacing w:before="0" w:after="160"/>
+              <w:pStyle w:val="Contenidodelatabla"/>
               <w:jc w:val="center"/>
               <w:rPr>
                 <w:b/>
@@ -3213,10 +2948,7 @@
           </w:tcPr>
           <w:p>
             <w:pPr>
-              <w:pStyle w:val="46"/>
-              <w:widowControl w:val="0"/>
-              <w:suppressLineNumbers/>
-              <w:spacing w:before="0" w:after="160"/>
+              <w:pStyle w:val="Contenidodelatabla"/>
             </w:pPr>
             <w:r>
               <w:t>El sistema debe permitir consultar el recorrido completo de cada lote desde la recolección hasta la obtención del compost.</w:t>
@@ -3225,14 +2957,6 @@
         </w:tc>
       </w:tr>
       <w:tr>
-        <w:tblPrEx>
-          <w:tblCellMar>
-            <w:top w:w="28" w:type="dxa"/>
-            <w:left w:w="28" w:type="dxa"/>
-            <w:bottom w:w="28" w:type="dxa"/>
-            <w:right w:w="28" w:type="dxa"/>
-          </w:tblCellMar>
-        </w:tblPrEx>
         <w:tc>
           <w:tcPr>
             <w:tcW w:w="748" w:type="dxa"/>
@@ -3240,8 +2964,7 @@
           </w:tcPr>
           <w:p>
             <w:pPr>
-              <w:pStyle w:val="46"/>
-              <w:spacing w:before="0" w:after="160"/>
+              <w:pStyle w:val="Contenidodelatabla"/>
               <w:jc w:val="center"/>
               <w:rPr>
                 <w:b/>
@@ -3264,10 +2987,7 @@
           </w:tcPr>
           <w:p>
             <w:pPr>
-              <w:pStyle w:val="46"/>
-              <w:widowControl w:val="0"/>
-              <w:suppressLineNumbers/>
-              <w:spacing w:before="0" w:after="160"/>
+              <w:pStyle w:val="Contenidodelatabla"/>
             </w:pPr>
             <w:r>
               <w:t>El sistema debe permitir registrar observaciones realizadas durante el proceso de compostaje.</w:t>
@@ -3278,7 +2998,7 @@
     </w:tbl>
     <w:p>
       <w:pPr>
-        <w:spacing w:before="0" w:after="240" w:line="331" w:lineRule="auto"/>
+        <w:spacing w:after="240" w:line="331" w:lineRule="auto"/>
         <w:rPr>
           <w:rFonts w:ascii="Times New Roman" w:hAnsi="Times New Roman"/>
           <w:b/>
@@ -3290,30 +3010,30 @@
     </w:p>
     <w:p>
       <w:pPr>
-        <w:pStyle w:val="17"/>
-        <w:spacing w:before="0" w:after="240" w:line="331" w:lineRule="auto"/>
-        <w:rPr>
-          <w:rFonts w:ascii="Times New Roman" w:hAnsi="Times New Roman"/>
-          <w:sz w:val="24"/>
-          <w:szCs w:val="24"/>
-        </w:rPr>
-      </w:pPr>
-    </w:p>
-    <w:p>
-      <w:pPr>
-        <w:pStyle w:val="17"/>
-        <w:spacing w:before="0" w:after="240" w:line="331" w:lineRule="auto"/>
-        <w:rPr>
-          <w:rFonts w:ascii="Times New Roman" w:hAnsi="Times New Roman"/>
-          <w:sz w:val="24"/>
-          <w:szCs w:val="24"/>
-        </w:rPr>
-      </w:pPr>
-    </w:p>
-    <w:p>
-      <w:pPr>
-        <w:pStyle w:val="17"/>
-        <w:spacing w:before="0" w:after="240" w:line="331" w:lineRule="auto"/>
+        <w:pStyle w:val="Textoindependiente"/>
+        <w:spacing w:after="240" w:line="331" w:lineRule="auto"/>
+        <w:rPr>
+          <w:rFonts w:ascii="Times New Roman" w:hAnsi="Times New Roman"/>
+          <w:sz w:val="24"/>
+          <w:szCs w:val="24"/>
+        </w:rPr>
+      </w:pPr>
+    </w:p>
+    <w:p>
+      <w:pPr>
+        <w:pStyle w:val="Textoindependiente"/>
+        <w:spacing w:after="240" w:line="331" w:lineRule="auto"/>
+        <w:rPr>
+          <w:rFonts w:ascii="Times New Roman" w:hAnsi="Times New Roman"/>
+          <w:sz w:val="24"/>
+          <w:szCs w:val="24"/>
+        </w:rPr>
+      </w:pPr>
+    </w:p>
+    <w:p>
+      <w:pPr>
+        <w:pStyle w:val="Textoindependiente"/>
+        <w:spacing w:after="240" w:line="331" w:lineRule="auto"/>
         <w:rPr>
           <w:rFonts w:ascii="Times New Roman" w:hAnsi="Times New Roman"/>
           <w:b/>
@@ -3335,8 +3055,8 @@
     </w:p>
     <w:p>
       <w:pPr>
-        <w:pStyle w:val="17"/>
-        <w:spacing w:before="0" w:after="240" w:line="331" w:lineRule="auto"/>
+        <w:pStyle w:val="Textoindependiente"/>
+        <w:spacing w:after="240" w:line="331" w:lineRule="auto"/>
         <w:rPr>
           <w:rFonts w:ascii="Times New Roman" w:hAnsi="Times New Roman"/>
           <w:b/>
@@ -3348,9 +3068,7 @@
     </w:p>
     <w:tbl>
       <w:tblPr>
-        <w:tblStyle w:val="12"/>
         <w:tblW w:w="8504" w:type="dxa"/>
-        <w:tblInd w:w="0" w:type="dxa"/>
         <w:tblLayout w:type="fixed"/>
         <w:tblCellMar>
           <w:top w:w="28" w:type="dxa"/>
@@ -3358,20 +3076,13 @@
           <w:bottom w:w="28" w:type="dxa"/>
           <w:right w:w="28" w:type="dxa"/>
         </w:tblCellMar>
+        <w:tblLook w:val="04A0" w:firstRow="1" w:lastRow="0" w:firstColumn="1" w:lastColumn="0" w:noHBand="0" w:noVBand="1"/>
       </w:tblPr>
       <w:tblGrid>
         <w:gridCol w:w="748"/>
         <w:gridCol w:w="7756"/>
       </w:tblGrid>
       <w:tr>
-        <w:tblPrEx>
-          <w:tblCellMar>
-            <w:top w:w="28" w:type="dxa"/>
-            <w:left w:w="28" w:type="dxa"/>
-            <w:bottom w:w="28" w:type="dxa"/>
-            <w:right w:w="28" w:type="dxa"/>
-          </w:tblCellMar>
-        </w:tblPrEx>
         <w:tc>
           <w:tcPr>
             <w:tcW w:w="748" w:type="dxa"/>
@@ -3379,13 +3090,11 @@
           </w:tcPr>
           <w:p>
             <w:pPr>
-              <w:pStyle w:val="47"/>
-              <w:spacing w:before="0" w:after="160"/>
-              <w:jc w:val="center"/>
-            </w:pPr>
-            <w:r>
-              <w:rPr>
-                <w:rStyle w:val="14"/>
+              <w:pStyle w:val="Ttulodelatabla"/>
+            </w:pPr>
+            <w:r>
+              <w:rPr>
+                <w:rStyle w:val="Textoennegrita"/>
                 <w:b/>
                 <w:bCs/>
               </w:rPr>
@@ -3400,14 +3109,11 @@
           </w:tcPr>
           <w:p>
             <w:pPr>
-              <w:pStyle w:val="47"/>
-              <w:suppressLineNumbers/>
-              <w:spacing w:before="0" w:after="160"/>
-              <w:jc w:val="center"/>
-            </w:pPr>
-            <w:r>
-              <w:rPr>
-                <w:rStyle w:val="14"/>
+              <w:pStyle w:val="Ttulodelatabla"/>
+            </w:pPr>
+            <w:r>
+              <w:rPr>
+                <w:rStyle w:val="Textoennegrita"/>
                 <w:b/>
                 <w:bCs/>
               </w:rPr>
@@ -3417,14 +3123,6 @@
         </w:tc>
       </w:tr>
       <w:tr>
-        <w:tblPrEx>
-          <w:tblCellMar>
-            <w:top w:w="28" w:type="dxa"/>
-            <w:left w:w="28" w:type="dxa"/>
-            <w:bottom w:w="28" w:type="dxa"/>
-            <w:right w:w="28" w:type="dxa"/>
-          </w:tblCellMar>
-        </w:tblPrEx>
         <w:tc>
           <w:tcPr>
             <w:tcW w:w="748" w:type="dxa"/>
@@ -3432,13 +3130,12 @@
           </w:tcPr>
           <w:p>
             <w:pPr>
-              <w:pStyle w:val="46"/>
-              <w:spacing w:before="0" w:after="160"/>
+              <w:pStyle w:val="Contenidodelatabla"/>
               <w:jc w:val="center"/>
             </w:pPr>
             <w:r>
               <w:rPr>
-                <w:rStyle w:val="14"/>
+                <w:rStyle w:val="Textoennegrita"/>
               </w:rPr>
               <w:t>RNF01</w:t>
             </w:r>
@@ -3451,10 +3148,7 @@
           </w:tcPr>
           <w:p>
             <w:pPr>
-              <w:pStyle w:val="46"/>
-              <w:widowControl w:val="0"/>
-              <w:suppressLineNumbers/>
-              <w:spacing w:before="0" w:after="160"/>
+              <w:pStyle w:val="Contenidodelatabla"/>
             </w:pPr>
             <w:r>
               <w:t>El sistema debe permitir el acceso únicamente a usuarios que cuenten con credenciales válidas.</w:t>
@@ -3463,14 +3157,6 @@
         </w:tc>
       </w:tr>
       <w:tr>
-        <w:tblPrEx>
-          <w:tblCellMar>
-            <w:top w:w="28" w:type="dxa"/>
-            <w:left w:w="28" w:type="dxa"/>
-            <w:bottom w:w="28" w:type="dxa"/>
-            <w:right w:w="28" w:type="dxa"/>
-          </w:tblCellMar>
-        </w:tblPrEx>
         <w:tc>
           <w:tcPr>
             <w:tcW w:w="748" w:type="dxa"/>
@@ -3478,13 +3164,12 @@
           </w:tcPr>
           <w:p>
             <w:pPr>
-              <w:pStyle w:val="46"/>
-              <w:spacing w:before="0" w:after="160"/>
+              <w:pStyle w:val="Contenidodelatabla"/>
               <w:jc w:val="center"/>
             </w:pPr>
             <w:r>
               <w:rPr>
-                <w:rStyle w:val="14"/>
+                <w:rStyle w:val="Textoennegrita"/>
               </w:rPr>
               <w:t>RNF02</w:t>
             </w:r>
@@ -3497,26 +3182,19 @@
           </w:tcPr>
           <w:p>
             <w:pPr>
-              <w:pStyle w:val="46"/>
-              <w:widowControl w:val="0"/>
-              <w:suppressLineNumbers/>
-              <w:spacing w:before="0" w:after="160"/>
-            </w:pPr>
-            <w:r>
-              <w:t>El sistema debe proteger la información transmitida utilizando una conexión segura mediante HTTPS.</w:t>
+              <w:pStyle w:val="Contenidodelatabla"/>
+            </w:pPr>
+            <w:r>
+              <w:t xml:space="preserve">El sistema debe proteger la información transmitida utilizando una conexión segura </w:t>
+            </w:r>
+            <w:r>
+              <w:lastRenderedPageBreak/>
+              <w:t>mediante HTTPS.</w:t>
             </w:r>
           </w:p>
         </w:tc>
       </w:tr>
       <w:tr>
-        <w:tblPrEx>
-          <w:tblCellMar>
-            <w:top w:w="28" w:type="dxa"/>
-            <w:left w:w="28" w:type="dxa"/>
-            <w:bottom w:w="28" w:type="dxa"/>
-            <w:right w:w="28" w:type="dxa"/>
-          </w:tblCellMar>
-        </w:tblPrEx>
         <w:tc>
           <w:tcPr>
             <w:tcW w:w="748" w:type="dxa"/>
@@ -3524,14 +3202,14 @@
           </w:tcPr>
           <w:p>
             <w:pPr>
-              <w:pStyle w:val="46"/>
-              <w:spacing w:before="0" w:after="160"/>
+              <w:pStyle w:val="Contenidodelatabla"/>
               <w:jc w:val="center"/>
             </w:pPr>
             <w:r>
               <w:rPr>
-                <w:rStyle w:val="14"/>
-              </w:rPr>
+                <w:rStyle w:val="Textoennegrita"/>
+              </w:rPr>
+              <w:lastRenderedPageBreak/>
               <w:t>RNF03</w:t>
             </w:r>
           </w:p>
@@ -3543,10 +3221,7 @@
           </w:tcPr>
           <w:p>
             <w:pPr>
-              <w:pStyle w:val="46"/>
-              <w:widowControl w:val="0"/>
-              <w:suppressLineNumbers/>
-              <w:spacing w:before="0" w:after="160"/>
+              <w:pStyle w:val="Contenidodelatabla"/>
             </w:pPr>
             <w:r>
               <w:t>El sistema debe almacenar las contraseñas utilizando algoritmos de hash seguros.</w:t>
@@ -3555,14 +3230,6 @@
         </w:tc>
       </w:tr>
       <w:tr>
-        <w:tblPrEx>
-          <w:tblCellMar>
-            <w:top w:w="28" w:type="dxa"/>
-            <w:left w:w="28" w:type="dxa"/>
-            <w:bottom w:w="28" w:type="dxa"/>
-            <w:right w:w="28" w:type="dxa"/>
-          </w:tblCellMar>
-        </w:tblPrEx>
         <w:tc>
           <w:tcPr>
             <w:tcW w:w="748" w:type="dxa"/>
@@ -3570,13 +3237,12 @@
           </w:tcPr>
           <w:p>
             <w:pPr>
-              <w:pStyle w:val="46"/>
-              <w:spacing w:before="0" w:after="160"/>
+              <w:pStyle w:val="Contenidodelatabla"/>
               <w:jc w:val="center"/>
             </w:pPr>
             <w:r>
               <w:rPr>
-                <w:rStyle w:val="14"/>
+                <w:rStyle w:val="Textoennegrita"/>
               </w:rPr>
               <w:t>RNF04</w:t>
             </w:r>
@@ -3589,10 +3255,7 @@
           </w:tcPr>
           <w:p>
             <w:pPr>
-              <w:pStyle w:val="46"/>
-              <w:widowControl w:val="0"/>
-              <w:suppressLineNumbers/>
-              <w:spacing w:before="0" w:after="160"/>
+              <w:pStyle w:val="Contenidodelatabla"/>
             </w:pPr>
             <w:r>
               <w:t>El sistema debe permitir que cada usuario acceda únicamente a las funciones que le correspondan según el rol asignado.</w:t>
@@ -3601,14 +3264,6 @@
         </w:tc>
       </w:tr>
       <w:tr>
-        <w:tblPrEx>
-          <w:tblCellMar>
-            <w:top w:w="28" w:type="dxa"/>
-            <w:left w:w="28" w:type="dxa"/>
-            <w:bottom w:w="28" w:type="dxa"/>
-            <w:right w:w="28" w:type="dxa"/>
-          </w:tblCellMar>
-        </w:tblPrEx>
         <w:tc>
           <w:tcPr>
             <w:tcW w:w="748" w:type="dxa"/>
@@ -3616,13 +3271,12 @@
           </w:tcPr>
           <w:p>
             <w:pPr>
-              <w:pStyle w:val="46"/>
-              <w:spacing w:before="0" w:after="160"/>
+              <w:pStyle w:val="Contenidodelatabla"/>
               <w:jc w:val="center"/>
             </w:pPr>
             <w:r>
               <w:rPr>
-                <w:rStyle w:val="14"/>
+                <w:rStyle w:val="Textoennegrita"/>
               </w:rPr>
               <w:t>RNF05</w:t>
             </w:r>
@@ -3635,10 +3289,7 @@
           </w:tcPr>
           <w:p>
             <w:pPr>
-              <w:pStyle w:val="46"/>
-              <w:widowControl w:val="0"/>
-              <w:suppressLineNumbers/>
-              <w:spacing w:before="0" w:after="160"/>
+              <w:pStyle w:val="Contenidodelatabla"/>
             </w:pPr>
             <w:r>
               <w:t>El sistema debe responder las solicitudes de los usuarios en un tiempo menor o igual a tres segundos durante su funcionamiento normal.</w:t>
@@ -3647,14 +3298,6 @@
         </w:tc>
       </w:tr>
       <w:tr>
-        <w:tblPrEx>
-          <w:tblCellMar>
-            <w:top w:w="28" w:type="dxa"/>
-            <w:left w:w="28" w:type="dxa"/>
-            <w:bottom w:w="28" w:type="dxa"/>
-            <w:right w:w="28" w:type="dxa"/>
-          </w:tblCellMar>
-        </w:tblPrEx>
         <w:tc>
           <w:tcPr>
             <w:tcW w:w="748" w:type="dxa"/>
@@ -3662,13 +3305,12 @@
           </w:tcPr>
           <w:p>
             <w:pPr>
-              <w:pStyle w:val="46"/>
-              <w:spacing w:before="0" w:after="160"/>
+              <w:pStyle w:val="Contenidodelatabla"/>
               <w:jc w:val="center"/>
             </w:pPr>
             <w:r>
               <w:rPr>
-                <w:rStyle w:val="14"/>
+                <w:rStyle w:val="Textoennegrita"/>
               </w:rPr>
               <w:t>RNF06</w:t>
             </w:r>
@@ -3681,10 +3323,7 @@
           </w:tcPr>
           <w:p>
             <w:pPr>
-              <w:pStyle w:val="46"/>
-              <w:widowControl w:val="0"/>
-              <w:suppressLineNumbers/>
-              <w:spacing w:before="0" w:after="160"/>
+              <w:pStyle w:val="Contenidodelatabla"/>
             </w:pPr>
             <w:r>
               <w:t>El sistema debe contar con una interfaz sencilla, organizada y fácil de comprender para los diferentes tipos de usuarios.</w:t>
@@ -3693,14 +3332,6 @@
         </w:tc>
       </w:tr>
       <w:tr>
-        <w:tblPrEx>
-          <w:tblCellMar>
-            <w:top w:w="28" w:type="dxa"/>
-            <w:left w:w="28" w:type="dxa"/>
-            <w:bottom w:w="28" w:type="dxa"/>
-            <w:right w:w="28" w:type="dxa"/>
-          </w:tblCellMar>
-        </w:tblPrEx>
         <w:tc>
           <w:tcPr>
             <w:tcW w:w="748" w:type="dxa"/>
@@ -3708,13 +3339,12 @@
           </w:tcPr>
           <w:p>
             <w:pPr>
-              <w:pStyle w:val="46"/>
-              <w:spacing w:before="0" w:after="160"/>
+              <w:pStyle w:val="Contenidodelatabla"/>
               <w:jc w:val="center"/>
             </w:pPr>
             <w:r>
               <w:rPr>
-                <w:rStyle w:val="14"/>
+                <w:rStyle w:val="Textoennegrita"/>
               </w:rPr>
               <w:t>RNF07</w:t>
             </w:r>
@@ -3727,10 +3357,7 @@
           </w:tcPr>
           <w:p>
             <w:pPr>
-              <w:pStyle w:val="46"/>
-              <w:widowControl w:val="0"/>
-              <w:suppressLineNumbers/>
-              <w:spacing w:before="0" w:after="160"/>
+              <w:pStyle w:val="Contenidodelatabla"/>
             </w:pPr>
             <w:r>
               <w:t>El sistema debe funcionar correctamente en los navegadores Google Chrome, Mozilla Firefox, Microsoft Edge y Safari.</w:t>
@@ -3739,14 +3366,6 @@
         </w:tc>
       </w:tr>
       <w:tr>
-        <w:tblPrEx>
-          <w:tblCellMar>
-            <w:top w:w="28" w:type="dxa"/>
-            <w:left w:w="28" w:type="dxa"/>
-            <w:bottom w:w="28" w:type="dxa"/>
-            <w:right w:w="28" w:type="dxa"/>
-          </w:tblCellMar>
-        </w:tblPrEx>
         <w:tc>
           <w:tcPr>
             <w:tcW w:w="748" w:type="dxa"/>
@@ -3754,13 +3373,12 @@
           </w:tcPr>
           <w:p>
             <w:pPr>
-              <w:pStyle w:val="46"/>
-              <w:spacing w:before="0" w:after="160"/>
+              <w:pStyle w:val="Contenidodelatabla"/>
               <w:jc w:val="center"/>
             </w:pPr>
             <w:r>
               <w:rPr>
-                <w:rStyle w:val="14"/>
+                <w:rStyle w:val="Textoennegrita"/>
               </w:rPr>
               <w:t>RNF08</w:t>
             </w:r>
@@ -3773,10 +3391,7 @@
           </w:tcPr>
           <w:p>
             <w:pPr>
-              <w:pStyle w:val="46"/>
-              <w:widowControl w:val="0"/>
-              <w:suppressLineNumbers/>
-              <w:spacing w:before="0" w:after="160"/>
+              <w:pStyle w:val="Contenidodelatabla"/>
             </w:pPr>
             <w:r>
               <w:t>El sistema debe adaptarse correctamente a computadoras, tabletas y teléfonos móviles.</w:t>
@@ -3785,14 +3400,6 @@
         </w:tc>
       </w:tr>
       <w:tr>
-        <w:tblPrEx>
-          <w:tblCellMar>
-            <w:top w:w="28" w:type="dxa"/>
-            <w:left w:w="28" w:type="dxa"/>
-            <w:bottom w:w="28" w:type="dxa"/>
-            <w:right w:w="28" w:type="dxa"/>
-          </w:tblCellMar>
-        </w:tblPrEx>
         <w:tc>
           <w:tcPr>
             <w:tcW w:w="748" w:type="dxa"/>
@@ -3800,13 +3407,12 @@
           </w:tcPr>
           <w:p>
             <w:pPr>
-              <w:pStyle w:val="46"/>
-              <w:spacing w:before="0" w:after="160"/>
+              <w:pStyle w:val="Contenidodelatabla"/>
               <w:jc w:val="center"/>
             </w:pPr>
             <w:r>
               <w:rPr>
-                <w:rStyle w:val="14"/>
+                <w:rStyle w:val="Textoennegrita"/>
               </w:rPr>
               <w:t>RNF09</w:t>
             </w:r>
@@ -3819,10 +3425,7 @@
           </w:tcPr>
           <w:p>
             <w:pPr>
-              <w:pStyle w:val="46"/>
-              <w:widowControl w:val="0"/>
-              <w:suppressLineNumbers/>
-              <w:spacing w:before="0" w:after="160"/>
+              <w:pStyle w:val="Contenidodelatabla"/>
             </w:pPr>
             <w:r>
               <w:t>El sistema debe realizar copias de seguridad automáticas de la base de datos de forma periódica.</w:t>
@@ -3831,14 +3434,6 @@
         </w:tc>
       </w:tr>
       <w:tr>
-        <w:tblPrEx>
-          <w:tblCellMar>
-            <w:top w:w="28" w:type="dxa"/>
-            <w:left w:w="28" w:type="dxa"/>
-            <w:bottom w:w="28" w:type="dxa"/>
-            <w:right w:w="28" w:type="dxa"/>
-          </w:tblCellMar>
-        </w:tblPrEx>
         <w:tc>
           <w:tcPr>
             <w:tcW w:w="748" w:type="dxa"/>
@@ -3846,13 +3441,12 @@
           </w:tcPr>
           <w:p>
             <w:pPr>
-              <w:pStyle w:val="46"/>
-              <w:spacing w:before="0" w:after="160"/>
+              <w:pStyle w:val="Contenidodelatabla"/>
               <w:jc w:val="center"/>
             </w:pPr>
             <w:r>
               <w:rPr>
-                <w:rStyle w:val="14"/>
+                <w:rStyle w:val="Textoennegrita"/>
               </w:rPr>
               <w:t>RNF10</w:t>
             </w:r>
@@ -3865,10 +3459,7 @@
           </w:tcPr>
           <w:p>
             <w:pPr>
-              <w:pStyle w:val="46"/>
-              <w:widowControl w:val="0"/>
-              <w:suppressLineNumbers/>
-              <w:spacing w:before="0" w:after="160"/>
+              <w:pStyle w:val="Contenidodelatabla"/>
             </w:pPr>
             <w:r>
               <w:t>El sistema debe guardar un registro de las acciones importantes realizadas por los usuarios para fines de auditoría.</w:t>
@@ -3877,14 +3468,6 @@
         </w:tc>
       </w:tr>
       <w:tr>
-        <w:tblPrEx>
-          <w:tblCellMar>
-            <w:top w:w="28" w:type="dxa"/>
-            <w:left w:w="28" w:type="dxa"/>
-            <w:bottom w:w="28" w:type="dxa"/>
-            <w:right w:w="28" w:type="dxa"/>
-          </w:tblCellMar>
-        </w:tblPrEx>
         <w:tc>
           <w:tcPr>
             <w:tcW w:w="748" w:type="dxa"/>
@@ -3892,13 +3475,12 @@
           </w:tcPr>
           <w:p>
             <w:pPr>
-              <w:pStyle w:val="46"/>
-              <w:spacing w:before="0" w:after="160"/>
+              <w:pStyle w:val="Contenidodelatabla"/>
               <w:jc w:val="center"/>
             </w:pPr>
             <w:r>
               <w:rPr>
-                <w:rStyle w:val="14"/>
+                <w:rStyle w:val="Textoennegrita"/>
               </w:rPr>
               <w:t>RNF11</w:t>
             </w:r>
@@ -3911,10 +3493,7 @@
           </w:tcPr>
           <w:p>
             <w:pPr>
-              <w:pStyle w:val="46"/>
-              <w:widowControl w:val="0"/>
-              <w:suppressLineNumbers/>
-              <w:spacing w:before="0" w:after="160"/>
+              <w:pStyle w:val="Contenidodelatabla"/>
             </w:pPr>
             <w:r>
               <w:t>El sistema debe estar organizado de manera que facilite su mantenimiento y futuras actualizaciones.</w:t>
@@ -3923,14 +3502,6 @@
         </w:tc>
       </w:tr>
       <w:tr>
-        <w:tblPrEx>
-          <w:tblCellMar>
-            <w:top w:w="28" w:type="dxa"/>
-            <w:left w:w="28" w:type="dxa"/>
-            <w:bottom w:w="28" w:type="dxa"/>
-            <w:right w:w="28" w:type="dxa"/>
-          </w:tblCellMar>
-        </w:tblPrEx>
         <w:tc>
           <w:tcPr>
             <w:tcW w:w="748" w:type="dxa"/>
@@ -3938,13 +3509,12 @@
           </w:tcPr>
           <w:p>
             <w:pPr>
-              <w:pStyle w:val="46"/>
-              <w:spacing w:before="0" w:after="160"/>
+              <w:pStyle w:val="Contenidodelatabla"/>
               <w:jc w:val="center"/>
             </w:pPr>
             <w:r>
               <w:rPr>
-                <w:rStyle w:val="14"/>
+                <w:rStyle w:val="Textoennegrita"/>
               </w:rPr>
               <w:t>RNF12</w:t>
             </w:r>
@@ -3957,10 +3527,7 @@
           </w:tcPr>
           <w:p>
             <w:pPr>
-              <w:pStyle w:val="46"/>
-              <w:widowControl w:val="0"/>
-              <w:suppressLineNumbers/>
-              <w:spacing w:before="0" w:after="160"/>
+              <w:pStyle w:val="Contenidodelatabla"/>
             </w:pPr>
             <w:r>
               <w:t>El sistema debe contar con mecanismos que permitan recuperar la información almacenada en caso de fallos.</w:t>
@@ -3969,14 +3536,6 @@
         </w:tc>
       </w:tr>
       <w:tr>
-        <w:tblPrEx>
-          <w:tblCellMar>
-            <w:top w:w="28" w:type="dxa"/>
-            <w:left w:w="28" w:type="dxa"/>
-            <w:bottom w:w="28" w:type="dxa"/>
-            <w:right w:w="28" w:type="dxa"/>
-          </w:tblCellMar>
-        </w:tblPrEx>
         <w:tc>
           <w:tcPr>
             <w:tcW w:w="748" w:type="dxa"/>
@@ -3984,13 +3543,12 @@
           </w:tcPr>
           <w:p>
             <w:pPr>
-              <w:pStyle w:val="46"/>
-              <w:spacing w:before="0" w:after="160"/>
+              <w:pStyle w:val="Contenidodelatabla"/>
               <w:jc w:val="center"/>
             </w:pPr>
             <w:r>
               <w:rPr>
-                <w:rStyle w:val="14"/>
+                <w:rStyle w:val="Textoennegrita"/>
               </w:rPr>
               <w:t>RNF13</w:t>
             </w:r>
@@ -4003,26 +3561,23 @@
           </w:tcPr>
           <w:p>
             <w:pPr>
-              <w:pStyle w:val="46"/>
-              <w:widowControl w:val="0"/>
-              <w:suppressLineNumbers/>
-              <w:spacing w:before="0" w:after="160"/>
-            </w:pPr>
-            <w:r>
-              <w:t>El sistema debe ejecutarse mediante contenedores Docker utilizando Docker Compose para facilitar su despliegue.</w:t>
+              <w:pStyle w:val="Contenidodelatabla"/>
+            </w:pPr>
+            <w:r>
+              <w:t xml:space="preserve">El sistema debe ejecutarse mediante contenedores Docker utilizando Docker </w:t>
+            </w:r>
+            <w:proofErr w:type="spellStart"/>
+            <w:r>
+              <w:t>Compose</w:t>
+            </w:r>
+            <w:proofErr w:type="spellEnd"/>
+            <w:r>
+              <w:t xml:space="preserve"> para facilitar su despliegue.</w:t>
             </w:r>
           </w:p>
         </w:tc>
       </w:tr>
       <w:tr>
-        <w:tblPrEx>
-          <w:tblCellMar>
-            <w:top w:w="28" w:type="dxa"/>
-            <w:left w:w="28" w:type="dxa"/>
-            <w:bottom w:w="28" w:type="dxa"/>
-            <w:right w:w="28" w:type="dxa"/>
-          </w:tblCellMar>
-        </w:tblPrEx>
         <w:tc>
           <w:tcPr>
             <w:tcW w:w="748" w:type="dxa"/>
@@ -4030,13 +3585,12 @@
           </w:tcPr>
           <w:p>
             <w:pPr>
-              <w:pStyle w:val="46"/>
-              <w:spacing w:before="0" w:after="160"/>
+              <w:pStyle w:val="Contenidodelatabla"/>
               <w:jc w:val="center"/>
             </w:pPr>
             <w:r>
               <w:rPr>
-                <w:rStyle w:val="14"/>
+                <w:rStyle w:val="Textoennegrita"/>
               </w:rPr>
               <w:t>RNF14</w:t>
             </w:r>
@@ -4049,26 +3603,23 @@
           </w:tcPr>
           <w:p>
             <w:pPr>
-              <w:pStyle w:val="46"/>
-              <w:widowControl w:val="0"/>
-              <w:suppressLineNumbers/>
-              <w:spacing w:before="0" w:after="160"/>
-            </w:pPr>
-            <w:r>
-              <w:t>El sistema debe utilizar variables de entorno (.env) para almacenar configuraciones y credenciales sensibles.</w:t>
+              <w:pStyle w:val="Contenidodelatabla"/>
+            </w:pPr>
+            <w:r>
+              <w:t>El sistema debe utilizar variables de entorno (.</w:t>
+            </w:r>
+            <w:proofErr w:type="spellStart"/>
+            <w:r>
+              <w:t>env</w:t>
+            </w:r>
+            <w:proofErr w:type="spellEnd"/>
+            <w:r>
+              <w:t>) para almacenar configuraciones y credenciales sensibles.</w:t>
             </w:r>
           </w:p>
         </w:tc>
       </w:tr>
       <w:tr>
-        <w:tblPrEx>
-          <w:tblCellMar>
-            <w:top w:w="28" w:type="dxa"/>
-            <w:left w:w="28" w:type="dxa"/>
-            <w:bottom w:w="28" w:type="dxa"/>
-            <w:right w:w="28" w:type="dxa"/>
-          </w:tblCellMar>
-        </w:tblPrEx>
         <w:tc>
           <w:tcPr>
             <w:tcW w:w="748" w:type="dxa"/>
@@ -4076,13 +3627,12 @@
           </w:tcPr>
           <w:p>
             <w:pPr>
-              <w:pStyle w:val="46"/>
-              <w:spacing w:before="0" w:after="160"/>
+              <w:pStyle w:val="Contenidodelatabla"/>
               <w:jc w:val="center"/>
             </w:pPr>
             <w:r>
               <w:rPr>
-                <w:rStyle w:val="14"/>
+                <w:rStyle w:val="Textoennegrita"/>
               </w:rPr>
               <w:t>RNF15</w:t>
             </w:r>
@@ -4095,10 +3645,7 @@
           </w:tcPr>
           <w:p>
             <w:pPr>
-              <w:pStyle w:val="46"/>
-              <w:widowControl w:val="0"/>
-              <w:suppressLineNumbers/>
-              <w:spacing w:before="0" w:after="160"/>
+              <w:pStyle w:val="Contenidodelatabla"/>
             </w:pPr>
             <w:r>
               <w:t>El sistema debe disponer de un mecanismo que permita verificar el estado de funcionamiento de cada microservicio.</w:t>
@@ -4107,14 +3654,6 @@
         </w:tc>
       </w:tr>
       <w:tr>
-        <w:tblPrEx>
-          <w:tblCellMar>
-            <w:top w:w="28" w:type="dxa"/>
-            <w:left w:w="28" w:type="dxa"/>
-            <w:bottom w:w="28" w:type="dxa"/>
-            <w:right w:w="28" w:type="dxa"/>
-          </w:tblCellMar>
-        </w:tblPrEx>
         <w:tc>
           <w:tcPr>
             <w:tcW w:w="748" w:type="dxa"/>
@@ -4122,13 +3661,12 @@
           </w:tcPr>
           <w:p>
             <w:pPr>
-              <w:pStyle w:val="46"/>
-              <w:spacing w:before="0" w:after="160"/>
+              <w:pStyle w:val="Contenidodelatabla"/>
               <w:jc w:val="center"/>
             </w:pPr>
             <w:r>
               <w:rPr>
-                <w:rStyle w:val="14"/>
+                <w:rStyle w:val="Textoennegrita"/>
               </w:rPr>
               <w:t>RNF16</w:t>
             </w:r>
@@ -4141,10 +3679,7 @@
           </w:tcPr>
           <w:p>
             <w:pPr>
-              <w:pStyle w:val="46"/>
-              <w:widowControl w:val="0"/>
-              <w:suppressLineNumbers/>
-              <w:spacing w:before="0" w:after="160"/>
+              <w:pStyle w:val="Contenidodelatabla"/>
             </w:pPr>
             <w:r>
               <w:t>El sistema debe utilizar una base de datos independiente para cada microservicio con el propósito de reducir el acoplamiento entre ellos.</w:t>
@@ -4155,8 +3690,8 @@
     </w:tbl>
     <w:p>
       <w:pPr>
-        <w:pStyle w:val="17"/>
-        <w:spacing w:before="0" w:after="240" w:line="331" w:lineRule="auto"/>
+        <w:pStyle w:val="Textoindependiente"/>
+        <w:spacing w:after="240" w:line="331" w:lineRule="auto"/>
         <w:rPr>
           <w:rFonts w:ascii="Times New Roman" w:hAnsi="Times New Roman"/>
           <w:b/>
@@ -4168,8 +3703,8 @@
     </w:p>
     <w:p>
       <w:pPr>
-        <w:pStyle w:val="17"/>
-        <w:spacing w:before="0" w:after="240" w:line="331" w:lineRule="auto"/>
+        <w:pStyle w:val="Textoindependiente"/>
+        <w:spacing w:after="240" w:line="331" w:lineRule="auto"/>
         <w:rPr>
           <w:rFonts w:ascii="Times New Roman" w:hAnsi="Times New Roman"/>
           <w:b/>
@@ -4186,123 +3721,115 @@
           <w:sz w:val="24"/>
           <w:szCs w:val="24"/>
         </w:rPr>
-        <w:t>3. Product Backlog</w:t>
-      </w:r>
-    </w:p>
-    <w:p>
-      <w:pPr>
-        <w:pStyle w:val="17"/>
-        <w:spacing w:before="0" w:after="240" w:line="331" w:lineRule="auto"/>
+        <w:t xml:space="preserve">3. </w:t>
+      </w:r>
+      <w:proofErr w:type="spellStart"/>
+      <w:r>
+        <w:rPr>
+          <w:rFonts w:ascii="Times New Roman" w:hAnsi="Times New Roman"/>
+          <w:b/>
+          <w:bCs/>
+          <w:sz w:val="24"/>
+          <w:szCs w:val="24"/>
+        </w:rPr>
+        <w:t>Product</w:t>
+      </w:r>
+      <w:proofErr w:type="spellEnd"/>
+      <w:r>
+        <w:rPr>
+          <w:rFonts w:ascii="Times New Roman" w:hAnsi="Times New Roman"/>
+          <w:b/>
+          <w:bCs/>
+          <w:sz w:val="24"/>
+          <w:szCs w:val="24"/>
+        </w:rPr>
+        <w:t xml:space="preserve"> Backlog</w:t>
+      </w:r>
+    </w:p>
+    <w:p>
+      <w:pPr>
+        <w:pStyle w:val="Textoindependiente"/>
+        <w:spacing w:after="240" w:line="331" w:lineRule="auto"/>
         <w:jc w:val="both"/>
         <w:rPr>
-          <w:rFonts w:hint="default" w:ascii="Times New Roman" w:hAnsi="Times New Roman"/>
-          <w:b w:val="0"/>
-          <w:bCs w:val="0"/>
-          <w:sz w:val="24"/>
-          <w:szCs w:val="24"/>
-        </w:rPr>
-      </w:pPr>
-      <w:r>
-        <w:rPr>
-          <w:rFonts w:hint="default" w:ascii="Times New Roman" w:hAnsi="Times New Roman"/>
-          <w:b w:val="0"/>
-          <w:bCs w:val="0"/>
-          <w:sz w:val="24"/>
-          <w:szCs w:val="24"/>
-        </w:rPr>
-        <w:t>La gestión de los requisitos del sistema se llevó a cabo mediante Trello, un entorno basado en el flujo de trabajo Kanban que destaca por su claridad e interactividad. Esta herramienta facilitó el seguimiento transparente de cada actividad y promovió una colaboración fluida entre los integrantes durante el diseño del sistema. Su implementación fue clave al momento de estructurar el backlog: creamos listas personalizadas que actuaron como filtros de prioridad. Esto nos permitió organizar y categorizar las 22 Historias de Usuario bajo el esque</w:t>
-      </w:r>
-      <w:bookmarkStart w:id="4" w:name="_GoBack"/>
-      <w:bookmarkEnd w:id="4"/>
-      <w:r>
-        <w:rPr>
-          <w:rFonts w:hint="default" w:ascii="Times New Roman" w:hAnsi="Times New Roman"/>
-          <w:b w:val="0"/>
-          <w:bCs w:val="0"/>
-          <w:sz w:val="24"/>
-          <w:szCs w:val="24"/>
-        </w:rPr>
-        <w:t>ma MoSCoW, asegurando que el equipo enfocara sus esfuerzos en las funcionalidades con mayor impacto para el proyecto.</w:t>
-      </w:r>
-    </w:p>
-    <w:p>
-      <w:pPr>
-        <w:pStyle w:val="17"/>
-        <w:spacing w:before="0" w:after="240" w:line="331" w:lineRule="auto"/>
-        <w:rPr>
-          <w:rFonts w:hint="default" w:ascii="Times New Roman" w:hAnsi="Times New Roman"/>
-          <w:b w:val="0"/>
-          <w:bCs w:val="0"/>
-          <w:sz w:val="24"/>
-          <w:szCs w:val="24"/>
-        </w:rPr>
-      </w:pPr>
-      <w:r>
-        <w:rPr>
-          <w:rFonts w:hint="default" w:ascii="Times New Roman" w:hAnsi="Times New Roman"/>
-          <w:b w:val="0"/>
-          <w:bCs w:val="0"/>
-          <w:sz w:val="24"/>
-          <w:szCs w:val="24"/>
+          <w:rFonts w:ascii="Times New Roman" w:hAnsi="Times New Roman"/>
+          <w:sz w:val="24"/>
+          <w:szCs w:val="24"/>
+        </w:rPr>
+      </w:pPr>
+      <w:r>
+        <w:rPr>
+          <w:rFonts w:ascii="Times New Roman" w:hAnsi="Times New Roman"/>
+          <w:sz w:val="24"/>
+          <w:szCs w:val="24"/>
+        </w:rPr>
+        <w:t xml:space="preserve">La gestión de los requisitos del sistema se llevó a cabo mediante Trello, un entorno basado en el flujo de trabajo Kanban que destaca por su claridad e interactividad. Esta herramienta facilitó el seguimiento transparente de cada actividad y promovió una </w:t>
+      </w:r>
+      <w:r>
+        <w:rPr>
+          <w:rFonts w:ascii="Times New Roman" w:hAnsi="Times New Roman"/>
+          <w:sz w:val="24"/>
+          <w:szCs w:val="24"/>
+        </w:rPr>
+        <w:lastRenderedPageBreak/>
+        <w:t xml:space="preserve">colaboración fluida entre los integrantes durante el diseño del sistema. Su implementación fue clave al momento de estructurar el backlog: creamos listas personalizadas que actuaron como filtros de prioridad. Esto nos permitió organizar y categorizar las 22 Historias de Usuario bajo el esquema </w:t>
+      </w:r>
+      <w:proofErr w:type="spellStart"/>
+      <w:r>
+        <w:rPr>
+          <w:rFonts w:ascii="Times New Roman" w:hAnsi="Times New Roman"/>
+          <w:sz w:val="24"/>
+          <w:szCs w:val="24"/>
+        </w:rPr>
+        <w:t>MoSCoW</w:t>
+      </w:r>
+      <w:proofErr w:type="spellEnd"/>
+      <w:r>
+        <w:rPr>
+          <w:rFonts w:ascii="Times New Roman" w:hAnsi="Times New Roman"/>
+          <w:sz w:val="24"/>
+          <w:szCs w:val="24"/>
+        </w:rPr>
+        <w:t>, asegurando que el equipo enfocara sus esfuerzos en las funcionalidades con mayor impacto para el proyecto.</w:t>
+      </w:r>
+    </w:p>
+    <w:p>
+      <w:pPr>
+        <w:pStyle w:val="Textoindependiente"/>
+        <w:spacing w:after="240" w:line="331" w:lineRule="auto"/>
+        <w:rPr>
+          <w:rFonts w:ascii="Times New Roman" w:hAnsi="Times New Roman"/>
+          <w:sz w:val="24"/>
+          <w:szCs w:val="24"/>
+          <w:lang w:val="en-US"/>
+        </w:rPr>
+      </w:pPr>
+      <w:r>
+        <w:rPr>
+          <w:rFonts w:ascii="Times New Roman" w:hAnsi="Times New Roman"/>
+          <w:sz w:val="24"/>
+          <w:szCs w:val="24"/>
+          <w:lang w:val="en-US"/>
         </w:rPr>
         <w:t xml:space="preserve">Link: </w:t>
       </w:r>
-      <w:r>
-        <w:rPr>
-          <w:rFonts w:hint="default" w:ascii="Times New Roman" w:hAnsi="Times New Roman"/>
-          <w:b w:val="0"/>
-          <w:bCs w:val="0"/>
-          <w:sz w:val="24"/>
-          <w:szCs w:val="24"/>
-        </w:rPr>
-        <w:fldChar w:fldCharType="begin"/>
-      </w:r>
-      <w:r>
-        <w:rPr>
-          <w:rFonts w:hint="default" w:ascii="Times New Roman" w:hAnsi="Times New Roman"/>
-          <w:b w:val="0"/>
-          <w:bCs w:val="0"/>
-          <w:sz w:val="24"/>
-          <w:szCs w:val="24"/>
-        </w:rPr>
-        <w:instrText xml:space="preserve"> HYPERLINK "https://trello.com/invite/b/6a67a3ada156d984318fa0fa/ATTI454f0dc617e9a5fd03d229521831df7944235244/plataforma-de-gestion-de-residuos-organicos" </w:instrText>
-      </w:r>
-      <w:r>
-        <w:rPr>
-          <w:rFonts w:hint="default" w:ascii="Times New Roman" w:hAnsi="Times New Roman"/>
-          <w:b w:val="0"/>
-          <w:bCs w:val="0"/>
-          <w:sz w:val="24"/>
-          <w:szCs w:val="24"/>
-        </w:rPr>
-        <w:fldChar w:fldCharType="separate"/>
-      </w:r>
-      <w:r>
-        <w:rPr>
-          <w:rStyle w:val="13"/>
-          <w:rFonts w:hint="default" w:ascii="Times New Roman" w:hAnsi="Times New Roman"/>
-          <w:b w:val="0"/>
-          <w:bCs w:val="0"/>
-          <w:sz w:val="24"/>
-          <w:szCs w:val="24"/>
-        </w:rPr>
-        <w:t>https://trello.com/invite/b/6a67a3ada156d984318fa0fa/ATTI454f0dc617e9a5fd03d229521831df7944235244/plataforma-de-gestion-de-residuos-organicos</w:t>
-      </w:r>
-      <w:r>
-        <w:rPr>
-          <w:rFonts w:hint="default" w:ascii="Times New Roman" w:hAnsi="Times New Roman"/>
-          <w:b w:val="0"/>
-          <w:bCs w:val="0"/>
-          <w:sz w:val="24"/>
-          <w:szCs w:val="24"/>
-        </w:rPr>
-        <w:fldChar w:fldCharType="end"/>
-      </w:r>
-    </w:p>
-    <w:p>
-      <w:pPr>
-        <w:pStyle w:val="17"/>
-        <w:spacing w:before="0" w:after="240" w:line="331" w:lineRule="auto"/>
+      <w:hyperlink r:id="rId9" w:history="1">
+        <w:r>
+          <w:rPr>
+            <w:rStyle w:val="Hipervnculo"/>
+            <w:rFonts w:ascii="Times New Roman" w:hAnsi="Times New Roman"/>
+            <w:sz w:val="24"/>
+            <w:szCs w:val="24"/>
+            <w:lang w:val="en-US"/>
+          </w:rPr>
+          <w:t>https://trello.com/invite/b/6a67a3ada156d984318fa0fa/ATTI454f0dc617e9a5fd03d229521831df7944235244/plataforma-de-gestion-de-residuos-organicos</w:t>
+        </w:r>
+      </w:hyperlink>
+    </w:p>
+    <w:p>
+      <w:pPr>
+        <w:pStyle w:val="Textoindependiente"/>
+        <w:spacing w:after="240" w:line="331" w:lineRule="auto"/>
         <w:rPr>
           <w:rFonts w:ascii="Times New Roman" w:hAnsi="Times New Roman"/>
           <w:b/>
@@ -4324,8 +3851,8 @@
     </w:p>
     <w:p>
       <w:pPr>
-        <w:pStyle w:val="17"/>
-        <w:spacing w:before="0" w:after="240" w:line="331" w:lineRule="auto"/>
+        <w:pStyle w:val="Textoindependiente"/>
+        <w:spacing w:after="240" w:line="331" w:lineRule="auto"/>
         <w:rPr>
           <w:rFonts w:ascii="Times New Roman" w:hAnsi="Times New Roman"/>
           <w:b/>
@@ -4335,14 +3862,17 @@
         </w:rPr>
       </w:pPr>
       <w:r>
+        <w:rPr>
+          <w:noProof/>
+        </w:rPr>
         <w:drawing>
-          <wp:anchor distT="0" distB="0" distL="114300" distR="114300" simplePos="0" relativeHeight="251659264" behindDoc="0" locked="0" layoutInCell="0" allowOverlap="1">
+          <wp:anchor distT="0" distB="0" distL="114300" distR="114300" simplePos="0" relativeHeight="251657216" behindDoc="0" locked="0" layoutInCell="0" allowOverlap="1" wp14:anchorId="6CF08DD5" wp14:editId="127789C0">
             <wp:simplePos x="0" y="0"/>
             <wp:positionH relativeFrom="margin">
-              <wp:posOffset>695325</wp:posOffset>
+              <wp:posOffset>579964</wp:posOffset>
             </wp:positionH>
             <wp:positionV relativeFrom="margin">
-              <wp:posOffset>2375535</wp:posOffset>
+              <wp:posOffset>2899277</wp:posOffset>
             </wp:positionV>
             <wp:extent cx="4048125" cy="5334635"/>
             <wp:effectExtent l="0" t="0" r="9525" b="18415"/>
@@ -4361,7 +3891,7 @@
                     </pic:cNvPicPr>
                   </pic:nvPicPr>
                   <pic:blipFill>
-                    <a:blip r:embed="rId6"/>
+                    <a:blip r:embed="rId10"/>
                     <a:stretch>
                       <a:fillRect/>
                     </a:stretch>
@@ -4395,11 +3925,11 @@
     </w:p>
     <w:p>
       <w:pPr>
-        <w:pStyle w:val="17"/>
+        <w:pStyle w:val="Textoindependiente"/>
         <w:tabs>
           <w:tab w:val="left" w:pos="2680"/>
         </w:tabs>
-        <w:spacing w:before="0" w:after="240" w:line="331" w:lineRule="auto"/>
+        <w:spacing w:after="240" w:line="331" w:lineRule="auto"/>
         <w:rPr>
           <w:rFonts w:ascii="Times New Roman" w:hAnsi="Times New Roman"/>
           <w:b/>
@@ -4411,11 +3941,11 @@
     </w:p>
     <w:p>
       <w:pPr>
-        <w:pStyle w:val="17"/>
+        <w:pStyle w:val="Textoindependiente"/>
         <w:tabs>
           <w:tab w:val="left" w:pos="2773"/>
         </w:tabs>
-        <w:spacing w:before="0" w:after="240" w:line="331" w:lineRule="auto"/>
+        <w:spacing w:after="240" w:line="331" w:lineRule="auto"/>
         <w:jc w:val="both"/>
         <w:rPr>
           <w:rFonts w:ascii="Times New Roman" w:hAnsi="Times New Roman"/>
@@ -4428,11 +3958,11 @@
     </w:p>
     <w:p>
       <w:pPr>
-        <w:pStyle w:val="17"/>
+        <w:pStyle w:val="Textoindependiente"/>
         <w:tabs>
           <w:tab w:val="left" w:pos="2773"/>
         </w:tabs>
-        <w:spacing w:before="0" w:after="240" w:line="331" w:lineRule="auto"/>
+        <w:spacing w:after="240" w:line="331" w:lineRule="auto"/>
         <w:jc w:val="both"/>
         <w:rPr>
           <w:rFonts w:ascii="Times New Roman" w:hAnsi="Times New Roman"/>
@@ -4445,11 +3975,11 @@
     </w:p>
     <w:p>
       <w:pPr>
-        <w:pStyle w:val="17"/>
+        <w:pStyle w:val="Textoindependiente"/>
         <w:tabs>
           <w:tab w:val="left" w:pos="2773"/>
         </w:tabs>
-        <w:spacing w:before="0" w:after="240" w:line="331" w:lineRule="auto"/>
+        <w:spacing w:after="240" w:line="331" w:lineRule="auto"/>
         <w:jc w:val="both"/>
         <w:rPr>
           <w:rFonts w:ascii="Times New Roman" w:hAnsi="Times New Roman"/>
@@ -4462,11 +3992,11 @@
     </w:p>
     <w:p>
       <w:pPr>
-        <w:pStyle w:val="17"/>
+        <w:pStyle w:val="Textoindependiente"/>
         <w:tabs>
           <w:tab w:val="left" w:pos="2773"/>
         </w:tabs>
-        <w:spacing w:before="0" w:after="240" w:line="331" w:lineRule="auto"/>
+        <w:spacing w:after="240" w:line="331" w:lineRule="auto"/>
         <w:jc w:val="both"/>
         <w:rPr>
           <w:rFonts w:ascii="Times New Roman" w:hAnsi="Times New Roman"/>
@@ -4479,11 +4009,11 @@
     </w:p>
     <w:p>
       <w:pPr>
-        <w:pStyle w:val="17"/>
+        <w:pStyle w:val="Textoindependiente"/>
         <w:tabs>
           <w:tab w:val="left" w:pos="2773"/>
         </w:tabs>
-        <w:spacing w:before="0" w:after="240" w:line="331" w:lineRule="auto"/>
+        <w:spacing w:after="240" w:line="331" w:lineRule="auto"/>
         <w:jc w:val="both"/>
         <w:rPr>
           <w:rFonts w:ascii="Times New Roman" w:hAnsi="Times New Roman"/>
@@ -4496,11 +4026,11 @@
     </w:p>
     <w:p>
       <w:pPr>
-        <w:pStyle w:val="17"/>
+        <w:pStyle w:val="Textoindependiente"/>
         <w:tabs>
           <w:tab w:val="left" w:pos="2773"/>
         </w:tabs>
-        <w:spacing w:before="0" w:after="240" w:line="331" w:lineRule="auto"/>
+        <w:spacing w:after="240" w:line="331" w:lineRule="auto"/>
         <w:jc w:val="both"/>
         <w:rPr>
           <w:rFonts w:ascii="Times New Roman" w:hAnsi="Times New Roman"/>
@@ -4513,11 +4043,11 @@
     </w:p>
     <w:p>
       <w:pPr>
-        <w:pStyle w:val="17"/>
+        <w:pStyle w:val="Textoindependiente"/>
         <w:tabs>
           <w:tab w:val="left" w:pos="2773"/>
         </w:tabs>
-        <w:spacing w:before="0" w:after="240" w:line="331" w:lineRule="auto"/>
+        <w:spacing w:after="240" w:line="331" w:lineRule="auto"/>
         <w:jc w:val="both"/>
         <w:rPr>
           <w:rFonts w:ascii="Times New Roman" w:hAnsi="Times New Roman"/>
@@ -4530,11 +4060,11 @@
     </w:p>
     <w:p>
       <w:pPr>
-        <w:pStyle w:val="17"/>
+        <w:pStyle w:val="Textoindependiente"/>
         <w:tabs>
           <w:tab w:val="left" w:pos="2773"/>
         </w:tabs>
-        <w:spacing w:before="0" w:after="240" w:line="331" w:lineRule="auto"/>
+        <w:spacing w:after="240" w:line="331" w:lineRule="auto"/>
         <w:jc w:val="both"/>
         <w:rPr>
           <w:rFonts w:ascii="Times New Roman" w:hAnsi="Times New Roman"/>
@@ -4547,11 +4077,11 @@
     </w:p>
     <w:p>
       <w:pPr>
-        <w:pStyle w:val="17"/>
+        <w:pStyle w:val="Textoindependiente"/>
         <w:tabs>
           <w:tab w:val="left" w:pos="2773"/>
         </w:tabs>
-        <w:spacing w:before="0" w:after="240" w:line="331" w:lineRule="auto"/>
+        <w:spacing w:after="240" w:line="331" w:lineRule="auto"/>
         <w:jc w:val="both"/>
         <w:rPr>
           <w:rFonts w:ascii="Times New Roman" w:hAnsi="Times New Roman"/>
@@ -4564,11 +4094,11 @@
     </w:p>
     <w:p>
       <w:pPr>
-        <w:pStyle w:val="17"/>
+        <w:pStyle w:val="Textoindependiente"/>
         <w:tabs>
           <w:tab w:val="left" w:pos="2773"/>
         </w:tabs>
-        <w:spacing w:before="0" w:after="240" w:line="331" w:lineRule="auto"/>
+        <w:spacing w:after="240" w:line="331" w:lineRule="auto"/>
         <w:jc w:val="both"/>
         <w:rPr>
           <w:rFonts w:ascii="Times New Roman" w:hAnsi="Times New Roman"/>
@@ -4581,11 +4111,11 @@
     </w:p>
     <w:p>
       <w:pPr>
-        <w:pStyle w:val="17"/>
+        <w:pStyle w:val="Textoindependiente"/>
         <w:tabs>
           <w:tab w:val="left" w:pos="2773"/>
         </w:tabs>
-        <w:spacing w:before="0" w:after="240" w:line="331" w:lineRule="auto"/>
+        <w:spacing w:after="240" w:line="331" w:lineRule="auto"/>
         <w:jc w:val="both"/>
         <w:rPr>
           <w:rFonts w:ascii="Times New Roman" w:hAnsi="Times New Roman"/>
@@ -4595,17 +4125,45 @@
           <w:szCs w:val="24"/>
         </w:rPr>
       </w:pPr>
-      <w:r>
+    </w:p>
+    <w:p>
+      <w:pPr>
+        <w:pStyle w:val="Textoindependiente"/>
+        <w:spacing w:after="240" w:line="331" w:lineRule="auto"/>
+        <w:rPr>
+          <w:rFonts w:ascii="Times New Roman" w:hAnsi="Times New Roman"/>
+          <w:sz w:val="24"/>
+          <w:szCs w:val="24"/>
+        </w:rPr>
+      </w:pPr>
+    </w:p>
+    <w:p>
+      <w:pPr>
+        <w:pStyle w:val="Textoindependiente"/>
+        <w:tabs>
+          <w:tab w:val="left" w:pos="3560"/>
+        </w:tabs>
+        <w:spacing w:after="240" w:line="331" w:lineRule="auto"/>
+        <w:rPr>
+          <w:rFonts w:ascii="Times New Roman" w:hAnsi="Times New Roman"/>
+          <w:sz w:val="24"/>
+          <w:szCs w:val="24"/>
+        </w:rPr>
+      </w:pPr>
+      <w:r>
+        <w:rPr>
+          <w:noProof/>
+        </w:rPr>
         <mc:AlternateContent>
           <mc:Choice Requires="wps">
             <w:drawing>
-              <wp:anchor distT="0" distB="8255" distL="0" distR="0" simplePos="0" relativeHeight="251659264" behindDoc="1" locked="0" layoutInCell="0" allowOverlap="1">
+              <wp:anchor distT="0" distB="8255" distL="0" distR="0" simplePos="0" relativeHeight="251658240" behindDoc="1" locked="0" layoutInCell="0" allowOverlap="1" wp14:anchorId="7703D441" wp14:editId="21BA8B27">
                 <wp:simplePos x="0" y="0"/>
                 <wp:positionH relativeFrom="margin">
-                  <wp:posOffset>572770</wp:posOffset>
+                  <wp:posOffset>437883</wp:posOffset>
                 </wp:positionH>
                 <wp:positionV relativeFrom="paragraph">
-                  <wp:posOffset>1424305</wp:posOffset>
+                  <wp:posOffset>149829</wp:posOffset>
                 </wp:positionV>
                 <wp:extent cx="4273550" cy="260985"/>
                 <wp:effectExtent l="0" t="0" r="0" b="8890"/>
@@ -4619,7 +4177,7 @@
                       <wps:spPr>
                         <a:xfrm>
                           <a:off x="0" y="0"/>
-                          <a:ext cx="4273560" cy="261000"/>
+                          <a:ext cx="4273550" cy="260985"/>
                         </a:xfrm>
                         <a:prstGeom prst="rect">
                           <a:avLst/>
@@ -4647,8 +4205,7 @@
                         <w:txbxContent>
                           <w:p>
                             <w:pPr>
-                              <w:pStyle w:val="15"/>
-                              <w:spacing w:before="120" w:after="120"/>
+                              <w:pStyle w:val="Descripcin"/>
                               <w:jc w:val="center"/>
                               <w:rPr>
                                 <w:rFonts w:ascii="Times New Roman" w:hAnsi="Times New Roman"/>
@@ -4669,6 +4226,9 @@
                               <w:fldChar w:fldCharType="separate"/>
                             </w:r>
                             <w:r>
+                              <w:rPr>
+                                <w:noProof/>
+                              </w:rPr>
                               <w:t>1</w:t>
                             </w:r>
                             <w:r>
@@ -4691,17 +4251,12 @@
           </mc:Choice>
           <mc:Fallback>
             <w:pict>
-              <v:rect id="Cuadro de texto 1" o:spid="_x0000_s1026" o:spt="1" style="position:absolute;left:0pt;margin-left:45.1pt;margin-top:112.15pt;height:20.55pt;width:336.5pt;mso-position-horizontal-relative:margin;z-index:-251657216;mso-width-relative:page;mso-height-relative:page;" fillcolor="#FFFFFF" filled="t" stroked="f" coordsize="21600,21600" o:allowincell="f" o:gfxdata="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">
-                <v:fill on="t" focussize="0,0"/>
-                <v:stroke on="f" weight="0pt"/>
-                <v:imagedata o:title=""/>
-                <o:lock v:ext="edit" aspectratio="f"/>
-                <v:textbox inset="0mm,0mm,0mm,0mm" style="mso-fit-shape-to-text:t;">
+              <v:rect w14:anchorId="7703D441" id="Cuadro de texto 1" o:spid="_x0000_s1026" style="position:absolute;margin-left:34.5pt;margin-top:11.8pt;width:336.5pt;height:20.55pt;z-index:-251658240;visibility:visible;mso-wrap-style:square;mso-wrap-distance-left:0;mso-wrap-distance-top:0;mso-wrap-distance-right:0;mso-wrap-distance-bottom:.65pt;mso-position-horizontal:absolute;mso-position-horizontal-relative:margin;mso-position-vertical:absolute;mso-position-vertical-relative:text;v-text-anchor:top" o:gfxdata="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" o:allowincell="f" stroked="f" strokeweight="0">
+                <v:textbox style="mso-fit-shape-to-text:t" inset="0,0,0,0">
                   <w:txbxContent>
                     <w:p>
                       <w:pPr>
-                        <w:pStyle w:val="15"/>
-                        <w:spacing w:before="120" w:after="120"/>
+                        <w:pStyle w:val="Descripcin"/>
                         <w:jc w:val="center"/>
                         <w:rPr>
                           <w:rFonts w:ascii="Times New Roman" w:hAnsi="Times New Roman"/>
@@ -4722,6 +4277,9 @@
                         <w:fldChar w:fldCharType="separate"/>
                       </w:r>
                       <w:r>
+                        <w:rPr>
+                          <w:noProof/>
+                        </w:rPr>
                         <w:t>1</w:t>
                       </w:r>
                       <w:r>
@@ -4733,60 +4291,1726 @@
                     </w:p>
                   </w:txbxContent>
                 </v:textbox>
+                <w10:wrap anchorx="margin"/>
               </v:rect>
             </w:pict>
           </mc:Fallback>
         </mc:AlternateContent>
       </w:r>
-    </w:p>
-    <w:p>
-      <w:pPr>
-        <w:pStyle w:val="17"/>
-        <w:spacing w:before="0" w:after="240" w:line="331" w:lineRule="auto"/>
-        <w:rPr>
-          <w:rFonts w:ascii="Times New Roman" w:hAnsi="Times New Roman"/>
-          <w:sz w:val="24"/>
-          <w:szCs w:val="24"/>
-        </w:rPr>
-      </w:pPr>
-    </w:p>
-    <w:p>
-      <w:pPr>
-        <w:pStyle w:val="17"/>
+      <w:r>
+        <w:rPr>
+          <w:rFonts w:ascii="Times New Roman" w:hAnsi="Times New Roman"/>
+          <w:sz w:val="24"/>
+          <w:szCs w:val="24"/>
+        </w:rPr>
+        <w:tab/>
+      </w:r>
+    </w:p>
+    <w:p>
+      <w:pPr>
+        <w:pStyle w:val="Textoindependiente"/>
         <w:tabs>
           <w:tab w:val="left" w:pos="3560"/>
         </w:tabs>
-        <w:spacing w:before="0" w:after="240" w:line="331" w:lineRule="auto"/>
-        <w:rPr>
-          <w:rFonts w:ascii="Times New Roman" w:hAnsi="Times New Roman"/>
-          <w:sz w:val="24"/>
-          <w:szCs w:val="24"/>
-        </w:rPr>
-      </w:pPr>
-      <w:r>
-        <w:rPr>
-          <w:rFonts w:ascii="Times New Roman" w:hAnsi="Times New Roman"/>
-          <w:sz w:val="24"/>
-          <w:szCs w:val="24"/>
-        </w:rPr>
-        <w:tab/>
-      </w:r>
+        <w:spacing w:after="240" w:line="331" w:lineRule="auto"/>
+        <w:rPr>
+          <w:rFonts w:ascii="Times New Roman" w:hAnsi="Times New Roman"/>
+          <w:sz w:val="24"/>
+          <w:szCs w:val="24"/>
+        </w:rPr>
+      </w:pPr>
+    </w:p>
+    <w:p>
+      <w:pPr>
+        <w:pStyle w:val="Textoindependiente"/>
+        <w:spacing w:after="240" w:line="331" w:lineRule="auto"/>
+        <w:rPr>
+          <w:rFonts w:ascii="Times New Roman" w:hAnsi="Times New Roman"/>
+          <w:b/>
+          <w:bCs/>
+          <w:sz w:val="24"/>
+          <w:szCs w:val="24"/>
+        </w:rPr>
+      </w:pPr>
+      <w:r>
+        <w:rPr>
+          <w:noProof/>
+        </w:rPr>
+        <w:lastRenderedPageBreak/>
+        <mc:AlternateContent>
+          <mc:Choice Requires="wps">
+            <w:drawing>
+              <wp:anchor distT="0" distB="0" distL="114300" distR="114300" simplePos="0" relativeHeight="251661312" behindDoc="0" locked="0" layoutInCell="1" allowOverlap="1" wp14:anchorId="7B61B65D" wp14:editId="294034D2">
+                <wp:simplePos x="0" y="0"/>
+                <wp:positionH relativeFrom="column">
+                  <wp:posOffset>818515</wp:posOffset>
+                </wp:positionH>
+                <wp:positionV relativeFrom="paragraph">
+                  <wp:posOffset>3959860</wp:posOffset>
+                </wp:positionV>
+                <wp:extent cx="3759835" cy="635"/>
+                <wp:effectExtent l="0" t="0" r="0" b="0"/>
+                <wp:wrapTopAndBottom/>
+                <wp:docPr id="5" name="Cuadro de texto 5"/>
+                <wp:cNvGraphicFramePr/>
+                <a:graphic xmlns:a="http://schemas.openxmlformats.org/drawingml/2006/main">
+                  <a:graphicData uri="http://schemas.microsoft.com/office/word/2010/wordprocessingShape">
+                    <wps:wsp>
+                      <wps:cNvSpPr txBox="1"/>
+                      <wps:spPr>
+                        <a:xfrm>
+                          <a:off x="0" y="0"/>
+                          <a:ext cx="3759835" cy="635"/>
+                        </a:xfrm>
+                        <a:prstGeom prst="rect">
+                          <a:avLst/>
+                        </a:prstGeom>
+                        <a:solidFill>
+                          <a:prstClr val="white"/>
+                        </a:solidFill>
+                        <a:ln>
+                          <a:noFill/>
+                        </a:ln>
+                      </wps:spPr>
+                      <wps:txbx>
+                        <w:txbxContent>
+                          <w:p>
+                            <w:pPr>
+                              <w:pStyle w:val="Descripcin"/>
+                              <w:jc w:val="center"/>
+                              <w:rPr>
+                                <w:rFonts w:ascii="Times New Roman" w:hAnsi="Times New Roman"/>
+                                <w:b/>
+                                <w:bCs/>
+                              </w:rPr>
+                            </w:pPr>
+                            <w:r>
+                              <w:t xml:space="preserve">Imagen </w:t>
+                            </w:r>
+                            <w:r>
+                              <w:fldChar w:fldCharType="begin"/>
+                            </w:r>
+                            <w:r>
+                              <w:instrText xml:space="preserve"> SEQ Imagen \* ARABIC </w:instrText>
+                            </w:r>
+                            <w:r>
+                              <w:fldChar w:fldCharType="separate"/>
+                            </w:r>
+                            <w:r>
+                              <w:rPr>
+                                <w:noProof/>
+                              </w:rPr>
+                              <w:t>2</w:t>
+                            </w:r>
+                            <w:r>
+                              <w:fldChar w:fldCharType="end"/>
+                            </w:r>
+                            <w:r>
+                              <w:t xml:space="preserve"> C2- Diagrama de Contenedores</w:t>
+                            </w:r>
+                          </w:p>
+                        </w:txbxContent>
+                      </wps:txbx>
+                      <wps:bodyPr rot="0" spcFirstLastPara="0" vertOverflow="overflow" horzOverflow="overflow" vert="horz" wrap="square" lIns="0" tIns="0" rIns="0" bIns="0" numCol="1" spcCol="0" rtlCol="0" fromWordArt="0" anchor="t" anchorCtr="0" forceAA="0" compatLnSpc="1">
+                        <a:prstTxWarp prst="textNoShape">
+                          <a:avLst/>
+                        </a:prstTxWarp>
+                        <a:spAutoFit/>
+                      </wps:bodyPr>
+                    </wps:wsp>
+                  </a:graphicData>
+                </a:graphic>
+              </wp:anchor>
+            </w:drawing>
+          </mc:Choice>
+          <mc:Fallback>
+            <w:pict>
+              <v:shapetype w14:anchorId="7B61B65D" id="_x0000_t202" coordsize="21600,21600" o:spt="202" path="m,l,21600r21600,l21600,xe">
+                <v:stroke joinstyle="miter"/>
+                <v:path gradientshapeok="t" o:connecttype="rect"/>
+              </v:shapetype>
+              <v:shape id="Cuadro de texto 5" o:spid="_x0000_s1027" type="#_x0000_t202" style="position:absolute;margin-left:64.45pt;margin-top:311.8pt;width:296.05pt;height:.05pt;z-index:251661312;visibility:visible;mso-wrap-style:square;mso-wrap-distance-left:9pt;mso-wrap-distance-top:0;mso-wrap-distance-right:9pt;mso-wrap-distance-bottom:0;mso-position-horizontal:absolute;mso-position-horizontal-relative:text;mso-position-vertical:absolute;mso-position-vertical-relative:text;v-text-anchor:top" o:gfxdata="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" stroked="f">
+                <v:textbox style="mso-fit-shape-to-text:t" inset="0,0,0,0">
+                  <w:txbxContent>
+                    <w:p>
+                      <w:pPr>
+                        <w:pStyle w:val="Descripcin"/>
+                        <w:jc w:val="center"/>
+                        <w:rPr>
+                          <w:rFonts w:ascii="Times New Roman" w:hAnsi="Times New Roman"/>
+                          <w:b/>
+                          <w:bCs/>
+                        </w:rPr>
+                      </w:pPr>
+                      <w:r>
+                        <w:t xml:space="preserve">Imagen </w:t>
+                      </w:r>
+                      <w:r>
+                        <w:fldChar w:fldCharType="begin"/>
+                      </w:r>
+                      <w:r>
+                        <w:instrText xml:space="preserve"> SEQ Imagen \* ARABIC </w:instrText>
+                      </w:r>
+                      <w:r>
+                        <w:fldChar w:fldCharType="separate"/>
+                      </w:r>
+                      <w:r>
+                        <w:rPr>
+                          <w:noProof/>
+                        </w:rPr>
+                        <w:t>2</w:t>
+                      </w:r>
+                      <w:r>
+                        <w:fldChar w:fldCharType="end"/>
+                      </w:r>
+                      <w:r>
+                        <w:t xml:space="preserve"> C2- Diagrama de Contenedores</w:t>
+                      </w:r>
+                    </w:p>
+                  </w:txbxContent>
+                </v:textbox>
+                <w10:wrap type="topAndBottom"/>
+              </v:shape>
+            </w:pict>
+          </mc:Fallback>
+        </mc:AlternateContent>
+      </w:r>
+      <w:r>
+        <w:rPr>
+          <w:rFonts w:ascii="Times New Roman" w:hAnsi="Times New Roman"/>
+          <w:b/>
+          <w:bCs/>
+          <w:sz w:val="24"/>
+          <w:szCs w:val="24"/>
+          <w:lang w:val="es-ES"/>
+        </w:rPr>
+        <w:drawing>
+          <wp:anchor distT="0" distB="0" distL="114300" distR="114300" simplePos="0" relativeHeight="251659264" behindDoc="1" locked="0" layoutInCell="1" allowOverlap="1" wp14:anchorId="2C6542BC" wp14:editId="3E32DC78">
+            <wp:simplePos x="0" y="0"/>
+            <wp:positionH relativeFrom="margin">
+              <wp:posOffset>818515</wp:posOffset>
+            </wp:positionH>
+            <wp:positionV relativeFrom="margin">
+              <wp:posOffset>291287</wp:posOffset>
+            </wp:positionV>
+            <wp:extent cx="3759835" cy="3611880"/>
+            <wp:effectExtent l="0" t="0" r="0" b="7620"/>
+            <wp:wrapTopAndBottom/>
+            <wp:docPr id="4" name="Imagen 4"/>
+            <wp:cNvGraphicFramePr>
+              <a:graphicFrameLocks xmlns:a="http://schemas.openxmlformats.org/drawingml/2006/main" noChangeAspect="1"/>
+            </wp:cNvGraphicFramePr>
+            <a:graphic xmlns:a="http://schemas.openxmlformats.org/drawingml/2006/main">
+              <a:graphicData uri="http://schemas.openxmlformats.org/drawingml/2006/picture">
+                <pic:pic xmlns:pic="http://schemas.openxmlformats.org/drawingml/2006/picture">
+                  <pic:nvPicPr>
+                    <pic:cNvPr id="0" name="Picture 6"/>
+                    <pic:cNvPicPr>
+                      <a:picLocks noChangeAspect="1" noChangeArrowheads="1"/>
+                    </pic:cNvPicPr>
+                  </pic:nvPicPr>
+                  <pic:blipFill>
+                    <a:blip r:embed="rId11" cstate="print">
+                      <a:extLst>
+                        <a:ext uri="{28A0092B-C50C-407E-A947-70E740481C1C}">
+                          <a14:useLocalDpi xmlns:a14="http://schemas.microsoft.com/office/drawing/2010/main" val="0"/>
+                        </a:ext>
+                      </a:extLst>
+                    </a:blip>
+                    <a:srcRect/>
+                    <a:stretch>
+                      <a:fillRect/>
+                    </a:stretch>
+                  </pic:blipFill>
+                  <pic:spPr bwMode="auto">
+                    <a:xfrm>
+                      <a:off x="0" y="0"/>
+                      <a:ext cx="3759835" cy="3611880"/>
+                    </a:xfrm>
+                    <a:prstGeom prst="rect">
+                      <a:avLst/>
+                    </a:prstGeom>
+                    <a:noFill/>
+                    <a:ln>
+                      <a:noFill/>
+                    </a:ln>
+                  </pic:spPr>
+                </pic:pic>
+              </a:graphicData>
+            </a:graphic>
+            <wp14:sizeRelH relativeFrom="margin">
+              <wp14:pctWidth>0</wp14:pctWidth>
+            </wp14:sizeRelH>
+            <wp14:sizeRelV relativeFrom="margin">
+              <wp14:pctHeight>0</wp14:pctHeight>
+            </wp14:sizeRelV>
+          </wp:anchor>
+        </w:drawing>
+      </w:r>
+      <w:r>
+        <w:rPr>
+          <w:rFonts w:ascii="Times New Roman" w:hAnsi="Times New Roman"/>
+          <w:b/>
+          <w:bCs/>
+          <w:sz w:val="24"/>
+          <w:szCs w:val="24"/>
+        </w:rPr>
+        <w:t>4.2</w:t>
+      </w:r>
+      <w:r>
+        <w:rPr>
+          <w:rFonts w:ascii="Times New Roman" w:hAnsi="Times New Roman"/>
+          <w:b/>
+          <w:bCs/>
+          <w:sz w:val="24"/>
+          <w:szCs w:val="24"/>
+        </w:rPr>
+        <w:t>.</w:t>
+      </w:r>
+      <w:r>
+        <w:rPr>
+          <w:rFonts w:ascii="Times New Roman" w:hAnsi="Times New Roman"/>
+          <w:b/>
+          <w:bCs/>
+          <w:sz w:val="24"/>
+          <w:szCs w:val="24"/>
+        </w:rPr>
+        <w:t xml:space="preserve"> C2 </w:t>
+      </w:r>
+      <w:r>
+        <w:rPr>
+          <w:rFonts w:ascii="Times New Roman" w:hAnsi="Times New Roman"/>
+          <w:b/>
+          <w:bCs/>
+          <w:sz w:val="24"/>
+          <w:szCs w:val="24"/>
+        </w:rPr>
+        <w:t>–</w:t>
+      </w:r>
+      <w:r>
+        <w:rPr>
+          <w:rFonts w:ascii="Times New Roman" w:hAnsi="Times New Roman"/>
+          <w:b/>
+          <w:bCs/>
+          <w:sz w:val="24"/>
+          <w:szCs w:val="24"/>
+        </w:rPr>
+        <w:t xml:space="preserve"> Contenedores</w:t>
+      </w:r>
+    </w:p>
+    <w:p>
+      <w:pPr>
+        <w:pStyle w:val="Textoindependiente"/>
+        <w:spacing w:after="240" w:line="331" w:lineRule="auto"/>
+        <w:rPr>
+          <w:rFonts w:ascii="Times New Roman" w:hAnsi="Times New Roman"/>
+          <w:b/>
+          <w:bCs/>
+          <w:sz w:val="24"/>
+          <w:szCs w:val="24"/>
+          <w:lang w:val="es-ES"/>
+        </w:rPr>
+      </w:pPr>
+      <w:r>
+        <w:rPr>
+          <w:rFonts w:ascii="Times New Roman" w:hAnsi="Times New Roman"/>
+          <w:b/>
+          <w:bCs/>
+          <w:sz w:val="24"/>
+          <w:szCs w:val="24"/>
+          <w:lang w:val="es-ES"/>
+        </w:rPr>
+        <w:t>4.3. C3 – Componentes</w:t>
+      </w:r>
+    </w:p>
+    <w:p>
+      <w:pPr>
+        <w:pStyle w:val="Textoindependiente"/>
+        <w:spacing w:after="240" w:line="331" w:lineRule="auto"/>
+        <w:rPr>
+          <w:rFonts w:ascii="Times New Roman" w:hAnsi="Times New Roman"/>
+          <w:b/>
+          <w:bCs/>
+          <w:sz w:val="24"/>
+          <w:szCs w:val="24"/>
+          <w:lang w:val="es-ES"/>
+        </w:rPr>
+      </w:pPr>
+      <w:r>
+        <w:rPr>
+          <w:noProof/>
+        </w:rPr>
+        <mc:AlternateContent>
+          <mc:Choice Requires="wps">
+            <w:drawing>
+              <wp:anchor distT="0" distB="0" distL="114300" distR="114300" simplePos="0" relativeHeight="251664384" behindDoc="0" locked="0" layoutInCell="1" allowOverlap="1" wp14:anchorId="221EA3DF" wp14:editId="5902B524">
+                <wp:simplePos x="0" y="0"/>
+                <wp:positionH relativeFrom="column">
+                  <wp:posOffset>772160</wp:posOffset>
+                </wp:positionH>
+                <wp:positionV relativeFrom="paragraph">
+                  <wp:posOffset>3589655</wp:posOffset>
+                </wp:positionV>
+                <wp:extent cx="3855720" cy="635"/>
+                <wp:effectExtent l="0" t="0" r="0" b="0"/>
+                <wp:wrapSquare wrapText="bothSides"/>
+                <wp:docPr id="8" name="Cuadro de texto 8"/>
+                <wp:cNvGraphicFramePr/>
+                <a:graphic xmlns:a="http://schemas.openxmlformats.org/drawingml/2006/main">
+                  <a:graphicData uri="http://schemas.microsoft.com/office/word/2010/wordprocessingShape">
+                    <wps:wsp>
+                      <wps:cNvSpPr txBox="1"/>
+                      <wps:spPr>
+                        <a:xfrm>
+                          <a:off x="0" y="0"/>
+                          <a:ext cx="3855720" cy="635"/>
+                        </a:xfrm>
+                        <a:prstGeom prst="rect">
+                          <a:avLst/>
+                        </a:prstGeom>
+                        <a:solidFill>
+                          <a:prstClr val="white"/>
+                        </a:solidFill>
+                        <a:ln>
+                          <a:noFill/>
+                        </a:ln>
+                      </wps:spPr>
+                      <wps:txbx>
+                        <w:txbxContent>
+                          <w:p>
+                            <w:pPr>
+                              <w:pStyle w:val="Descripcin"/>
+                              <w:jc w:val="center"/>
+                              <w:rPr>
+                                <w:rFonts w:ascii="Times New Roman" w:hAnsi="Times New Roman"/>
+                                <w:b/>
+                                <w:bCs/>
+                              </w:rPr>
+                            </w:pPr>
+                            <w:r>
+                              <w:t xml:space="preserve">Imagen </w:t>
+                            </w:r>
+                            <w:r>
+                              <w:fldChar w:fldCharType="begin"/>
+                            </w:r>
+                            <w:r>
+                              <w:instrText xml:space="preserve"> SEQ Imagen \* ARABIC </w:instrText>
+                            </w:r>
+                            <w:r>
+                              <w:fldChar w:fldCharType="separate"/>
+                            </w:r>
+                            <w:r>
+                              <w:rPr>
+                                <w:noProof/>
+                              </w:rPr>
+                              <w:t>3</w:t>
+                            </w:r>
+                            <w:r>
+                              <w:fldChar w:fldCharType="end"/>
+                            </w:r>
+                            <w:r>
+                              <w:t xml:space="preserve"> C3 - Diagrama de Gestión</w:t>
+                            </w:r>
+                          </w:p>
+                        </w:txbxContent>
+                      </wps:txbx>
+                      <wps:bodyPr rot="0" spcFirstLastPara="0" vertOverflow="overflow" horzOverflow="overflow" vert="horz" wrap="square" lIns="0" tIns="0" rIns="0" bIns="0" numCol="1" spcCol="0" rtlCol="0" fromWordArt="0" anchor="t" anchorCtr="0" forceAA="0" compatLnSpc="1">
+                        <a:prstTxWarp prst="textNoShape">
+                          <a:avLst/>
+                        </a:prstTxWarp>
+                        <a:spAutoFit/>
+                      </wps:bodyPr>
+                    </wps:wsp>
+                  </a:graphicData>
+                </a:graphic>
+              </wp:anchor>
+            </w:drawing>
+          </mc:Choice>
+          <mc:Fallback>
+            <w:pict>
+              <v:shape w14:anchorId="221EA3DF" id="Cuadro de texto 8" o:spid="_x0000_s1028" type="#_x0000_t202" style="position:absolute;margin-left:60.8pt;margin-top:282.65pt;width:303.6pt;height:.05pt;z-index:251664384;visibility:visible;mso-wrap-style:square;mso-wrap-distance-left:9pt;mso-wrap-distance-top:0;mso-wrap-distance-right:9pt;mso-wrap-distance-bottom:0;mso-position-horizontal:absolute;mso-position-horizontal-relative:text;mso-position-vertical:absolute;mso-position-vertical-relative:text;v-text-anchor:top" o:gfxdata="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" stroked="f">
+                <v:textbox style="mso-fit-shape-to-text:t" inset="0,0,0,0">
+                  <w:txbxContent>
+                    <w:p>
+                      <w:pPr>
+                        <w:pStyle w:val="Descripcin"/>
+                        <w:jc w:val="center"/>
+                        <w:rPr>
+                          <w:rFonts w:ascii="Times New Roman" w:hAnsi="Times New Roman"/>
+                          <w:b/>
+                          <w:bCs/>
+                        </w:rPr>
+                      </w:pPr>
+                      <w:r>
+                        <w:t xml:space="preserve">Imagen </w:t>
+                      </w:r>
+                      <w:r>
+                        <w:fldChar w:fldCharType="begin"/>
+                      </w:r>
+                      <w:r>
+                        <w:instrText xml:space="preserve"> SEQ Imagen \* ARABIC </w:instrText>
+                      </w:r>
+                      <w:r>
+                        <w:fldChar w:fldCharType="separate"/>
+                      </w:r>
+                      <w:r>
+                        <w:rPr>
+                          <w:noProof/>
+                        </w:rPr>
+                        <w:t>3</w:t>
+                      </w:r>
+                      <w:r>
+                        <w:fldChar w:fldCharType="end"/>
+                      </w:r>
+                      <w:r>
+                        <w:t xml:space="preserve"> C3 - Diagrama de Gestión</w:t>
+                      </w:r>
+                    </w:p>
+                  </w:txbxContent>
+                </v:textbox>
+                <w10:wrap type="square"/>
+              </v:shape>
+            </w:pict>
+          </mc:Fallback>
+        </mc:AlternateContent>
+      </w:r>
+      <w:r>
+        <w:rPr>
+          <w:rFonts w:ascii="Times New Roman" w:hAnsi="Times New Roman"/>
+          <w:b/>
+          <w:bCs/>
+          <w:sz w:val="24"/>
+          <w:szCs w:val="24"/>
+          <w:lang w:val="es-ES"/>
+        </w:rPr>
+        <w:drawing>
+          <wp:anchor distT="0" distB="0" distL="114300" distR="114300" simplePos="0" relativeHeight="251662336" behindDoc="0" locked="0" layoutInCell="1" allowOverlap="1" wp14:anchorId="6231757F" wp14:editId="77B036CA">
+            <wp:simplePos x="0" y="0"/>
+            <wp:positionH relativeFrom="margin">
+              <wp:posOffset>772160</wp:posOffset>
+            </wp:positionH>
+            <wp:positionV relativeFrom="margin">
+              <wp:posOffset>5065351</wp:posOffset>
+            </wp:positionV>
+            <wp:extent cx="3855720" cy="3175000"/>
+            <wp:effectExtent l="0" t="0" r="0" b="6350"/>
+            <wp:wrapSquare wrapText="bothSides"/>
+            <wp:docPr id="7" name="Imagen 7"/>
+            <wp:cNvGraphicFramePr>
+              <a:graphicFrameLocks xmlns:a="http://schemas.openxmlformats.org/drawingml/2006/main" noChangeAspect="1"/>
+            </wp:cNvGraphicFramePr>
+            <a:graphic xmlns:a="http://schemas.openxmlformats.org/drawingml/2006/main">
+              <a:graphicData uri="http://schemas.openxmlformats.org/drawingml/2006/picture">
+                <pic:pic xmlns:pic="http://schemas.openxmlformats.org/drawingml/2006/picture">
+                  <pic:nvPicPr>
+                    <pic:cNvPr id="0" name="Picture 13"/>
+                    <pic:cNvPicPr>
+                      <a:picLocks noChangeAspect="1" noChangeArrowheads="1"/>
+                    </pic:cNvPicPr>
+                  </pic:nvPicPr>
+                  <pic:blipFill>
+                    <a:blip r:embed="rId12" cstate="print">
+                      <a:extLst>
+                        <a:ext uri="{28A0092B-C50C-407E-A947-70E740481C1C}">
+                          <a14:useLocalDpi xmlns:a14="http://schemas.microsoft.com/office/drawing/2010/main" val="0"/>
+                        </a:ext>
+                      </a:extLst>
+                    </a:blip>
+                    <a:srcRect/>
+                    <a:stretch>
+                      <a:fillRect/>
+                    </a:stretch>
+                  </pic:blipFill>
+                  <pic:spPr bwMode="auto">
+                    <a:xfrm>
+                      <a:off x="0" y="0"/>
+                      <a:ext cx="3855720" cy="3175000"/>
+                    </a:xfrm>
+                    <a:prstGeom prst="rect">
+                      <a:avLst/>
+                    </a:prstGeom>
+                    <a:noFill/>
+                    <a:ln>
+                      <a:noFill/>
+                    </a:ln>
+                  </pic:spPr>
+                </pic:pic>
+              </a:graphicData>
+            </a:graphic>
+            <wp14:sizeRelH relativeFrom="margin">
+              <wp14:pctWidth>0</wp14:pctWidth>
+            </wp14:sizeRelH>
+            <wp14:sizeRelV relativeFrom="margin">
+              <wp14:pctHeight>0</wp14:pctHeight>
+            </wp14:sizeRelV>
+          </wp:anchor>
+        </w:drawing>
+      </w:r>
+      <w:r>
+        <w:rPr>
+          <w:rFonts w:ascii="Times New Roman" w:hAnsi="Times New Roman"/>
+          <w:b/>
+          <w:bCs/>
+          <w:sz w:val="24"/>
+          <w:szCs w:val="24"/>
+          <w:lang w:val="es-ES"/>
+        </w:rPr>
+        <w:t>4.3.1 C3 – Diagrama de Gestión</w:t>
+      </w:r>
+    </w:p>
+    <w:p>
+      <w:pPr>
+        <w:pStyle w:val="Textoindependiente"/>
+        <w:spacing w:after="240" w:line="331" w:lineRule="auto"/>
+        <w:rPr>
+          <w:rFonts w:ascii="Times New Roman" w:hAnsi="Times New Roman"/>
+          <w:b/>
+          <w:bCs/>
+          <w:sz w:val="24"/>
+          <w:szCs w:val="24"/>
+          <w:lang w:val="es-ES"/>
+        </w:rPr>
+      </w:pPr>
+    </w:p>
+    <w:p>
+      <w:pPr>
+        <w:pStyle w:val="Textoindependiente"/>
+        <w:spacing w:after="240" w:line="331" w:lineRule="auto"/>
+        <w:rPr>
+          <w:rFonts w:ascii="Times New Roman" w:hAnsi="Times New Roman"/>
+          <w:b/>
+          <w:bCs/>
+          <w:sz w:val="24"/>
+          <w:szCs w:val="24"/>
+          <w:lang w:val="es-ES"/>
+        </w:rPr>
+      </w:pPr>
+    </w:p>
+    <w:p>
+      <w:pPr>
+        <w:pStyle w:val="Textoindependiente"/>
+        <w:spacing w:after="240" w:line="331" w:lineRule="auto"/>
+        <w:rPr>
+          <w:rFonts w:ascii="Times New Roman" w:hAnsi="Times New Roman"/>
+          <w:b/>
+          <w:bCs/>
+          <w:sz w:val="24"/>
+          <w:szCs w:val="24"/>
+        </w:rPr>
+      </w:pPr>
+    </w:p>
+    <w:p>
+      <w:pPr>
+        <w:pStyle w:val="Textoindependiente"/>
+        <w:spacing w:after="240" w:line="331" w:lineRule="auto"/>
+        <w:rPr>
+          <w:rFonts w:ascii="Times New Roman" w:hAnsi="Times New Roman"/>
+          <w:b/>
+          <w:bCs/>
+          <w:sz w:val="24"/>
+          <w:szCs w:val="24"/>
+        </w:rPr>
+      </w:pPr>
+    </w:p>
+    <w:p>
+      <w:pPr>
+        <w:pStyle w:val="Textoindependiente"/>
+        <w:spacing w:after="240" w:line="331" w:lineRule="auto"/>
+        <w:rPr>
+          <w:rFonts w:ascii="Times New Roman" w:hAnsi="Times New Roman"/>
+          <w:b/>
+          <w:bCs/>
+          <w:sz w:val="24"/>
+          <w:szCs w:val="24"/>
+        </w:rPr>
+      </w:pPr>
+    </w:p>
+    <w:p>
+      <w:pPr>
+        <w:pStyle w:val="Textoindependiente"/>
+        <w:spacing w:after="240" w:line="331" w:lineRule="auto"/>
+        <w:rPr>
+          <w:rFonts w:ascii="Times New Roman" w:hAnsi="Times New Roman"/>
+          <w:b/>
+          <w:bCs/>
+          <w:sz w:val="24"/>
+          <w:szCs w:val="24"/>
+        </w:rPr>
+      </w:pPr>
+    </w:p>
+    <w:p>
+      <w:pPr>
+        <w:pStyle w:val="Textoindependiente"/>
+        <w:spacing w:after="240" w:line="331" w:lineRule="auto"/>
+        <w:rPr>
+          <w:rFonts w:ascii="Times New Roman" w:hAnsi="Times New Roman"/>
+          <w:b/>
+          <w:bCs/>
+          <w:sz w:val="24"/>
+          <w:szCs w:val="24"/>
+        </w:rPr>
+      </w:pPr>
+    </w:p>
+    <w:p>
+      <w:pPr>
+        <w:pStyle w:val="Textoindependiente"/>
+        <w:spacing w:after="240" w:line="331" w:lineRule="auto"/>
+        <w:rPr>
+          <w:rFonts w:ascii="Times New Roman" w:hAnsi="Times New Roman"/>
+          <w:b/>
+          <w:bCs/>
+          <w:sz w:val="24"/>
+          <w:szCs w:val="24"/>
+        </w:rPr>
+      </w:pPr>
+    </w:p>
+    <w:p>
+      <w:pPr>
+        <w:pStyle w:val="Textoindependiente"/>
+        <w:spacing w:after="240" w:line="331" w:lineRule="auto"/>
+        <w:rPr>
+          <w:rFonts w:ascii="Times New Roman" w:hAnsi="Times New Roman"/>
+          <w:b/>
+          <w:bCs/>
+          <w:sz w:val="24"/>
+          <w:szCs w:val="24"/>
+        </w:rPr>
+      </w:pPr>
+    </w:p>
+    <w:p>
+      <w:pPr>
+        <w:pStyle w:val="Textoindependiente"/>
+        <w:spacing w:after="240" w:line="331" w:lineRule="auto"/>
+        <w:rPr>
+          <w:rFonts w:ascii="Times New Roman" w:hAnsi="Times New Roman"/>
+          <w:b/>
+          <w:bCs/>
+          <w:sz w:val="24"/>
+          <w:szCs w:val="24"/>
+        </w:rPr>
+      </w:pPr>
+    </w:p>
+    <w:p>
+      <w:pPr>
+        <w:pStyle w:val="Textoindependiente"/>
+        <w:spacing w:after="240" w:line="331" w:lineRule="auto"/>
+        <w:rPr>
+          <w:rFonts w:ascii="Times New Roman" w:hAnsi="Times New Roman"/>
+          <w:b/>
+          <w:bCs/>
+          <w:sz w:val="24"/>
+          <w:szCs w:val="24"/>
+        </w:rPr>
+      </w:pPr>
+      <w:r>
+        <w:rPr>
+          <w:noProof/>
+        </w:rPr>
+        <w:lastRenderedPageBreak/>
+        <mc:AlternateContent>
+          <mc:Choice Requires="wps">
+            <w:drawing>
+              <wp:anchor distT="0" distB="0" distL="114300" distR="114300" simplePos="0" relativeHeight="251667456" behindDoc="0" locked="0" layoutInCell="1" allowOverlap="1" wp14:anchorId="2BB58263" wp14:editId="05584629">
+                <wp:simplePos x="0" y="0"/>
+                <wp:positionH relativeFrom="column">
+                  <wp:posOffset>0</wp:posOffset>
+                </wp:positionH>
+                <wp:positionV relativeFrom="paragraph">
+                  <wp:posOffset>3916680</wp:posOffset>
+                </wp:positionV>
+                <wp:extent cx="5400040" cy="635"/>
+                <wp:effectExtent l="0" t="0" r="0" b="0"/>
+                <wp:wrapSquare wrapText="bothSides"/>
+                <wp:docPr id="11" name="Cuadro de texto 11"/>
+                <wp:cNvGraphicFramePr/>
+                <a:graphic xmlns:a="http://schemas.openxmlformats.org/drawingml/2006/main">
+                  <a:graphicData uri="http://schemas.microsoft.com/office/word/2010/wordprocessingShape">
+                    <wps:wsp>
+                      <wps:cNvSpPr txBox="1"/>
+                      <wps:spPr>
+                        <a:xfrm>
+                          <a:off x="0" y="0"/>
+                          <a:ext cx="5400040" cy="635"/>
+                        </a:xfrm>
+                        <a:prstGeom prst="rect">
+                          <a:avLst/>
+                        </a:prstGeom>
+                        <a:solidFill>
+                          <a:prstClr val="white"/>
+                        </a:solidFill>
+                        <a:ln>
+                          <a:noFill/>
+                        </a:ln>
+                      </wps:spPr>
+                      <wps:txbx>
+                        <w:txbxContent>
+                          <w:p>
+                            <w:pPr>
+                              <w:pStyle w:val="Descripcin"/>
+                              <w:jc w:val="center"/>
+                              <w:rPr>
+                                <w:rFonts w:ascii="Times New Roman" w:hAnsi="Times New Roman"/>
+                                <w:b/>
+                                <w:bCs/>
+                              </w:rPr>
+                            </w:pPr>
+                            <w:r>
+                              <w:t xml:space="preserve">Imagen </w:t>
+                            </w:r>
+                            <w:r>
+                              <w:fldChar w:fldCharType="begin"/>
+                            </w:r>
+                            <w:r>
+                              <w:instrText xml:space="preserve"> SEQ Imagen \* ARABIC </w:instrText>
+                            </w:r>
+                            <w:r>
+                              <w:fldChar w:fldCharType="separate"/>
+                            </w:r>
+                            <w:r>
+                              <w:rPr>
+                                <w:noProof/>
+                              </w:rPr>
+                              <w:t>4</w:t>
+                            </w:r>
+                            <w:r>
+                              <w:fldChar w:fldCharType="end"/>
+                            </w:r>
+                            <w:r>
+                              <w:t xml:space="preserve"> C3 - Diagrama de Autenticación</w:t>
+                            </w:r>
+                          </w:p>
+                        </w:txbxContent>
+                      </wps:txbx>
+                      <wps:bodyPr rot="0" spcFirstLastPara="0" vertOverflow="overflow" horzOverflow="overflow" vert="horz" wrap="square" lIns="0" tIns="0" rIns="0" bIns="0" numCol="1" spcCol="0" rtlCol="0" fromWordArt="0" anchor="t" anchorCtr="0" forceAA="0" compatLnSpc="1">
+                        <a:prstTxWarp prst="textNoShape">
+                          <a:avLst/>
+                        </a:prstTxWarp>
+                        <a:spAutoFit/>
+                      </wps:bodyPr>
+                    </wps:wsp>
+                  </a:graphicData>
+                </a:graphic>
+              </wp:anchor>
+            </w:drawing>
+          </mc:Choice>
+          <mc:Fallback>
+            <w:pict>
+              <v:shape w14:anchorId="2BB58263" id="Cuadro de texto 11" o:spid="_x0000_s1029" type="#_x0000_t202" style="position:absolute;margin-left:0;margin-top:308.4pt;width:425.2pt;height:.05pt;z-index:251667456;visibility:visible;mso-wrap-style:square;mso-wrap-distance-left:9pt;mso-wrap-distance-top:0;mso-wrap-distance-right:9pt;mso-wrap-distance-bottom:0;mso-position-horizontal:absolute;mso-position-horizontal-relative:text;mso-position-vertical:absolute;mso-position-vertical-relative:text;v-text-anchor:top" o:gfxdata="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" stroked="f">
+                <v:textbox style="mso-fit-shape-to-text:t" inset="0,0,0,0">
+                  <w:txbxContent>
+                    <w:p>
+                      <w:pPr>
+                        <w:pStyle w:val="Descripcin"/>
+                        <w:jc w:val="center"/>
+                        <w:rPr>
+                          <w:rFonts w:ascii="Times New Roman" w:hAnsi="Times New Roman"/>
+                          <w:b/>
+                          <w:bCs/>
+                        </w:rPr>
+                      </w:pPr>
+                      <w:r>
+                        <w:t xml:space="preserve">Imagen </w:t>
+                      </w:r>
+                      <w:r>
+                        <w:fldChar w:fldCharType="begin"/>
+                      </w:r>
+                      <w:r>
+                        <w:instrText xml:space="preserve"> SEQ Imagen \* ARABIC </w:instrText>
+                      </w:r>
+                      <w:r>
+                        <w:fldChar w:fldCharType="separate"/>
+                      </w:r>
+                      <w:r>
+                        <w:rPr>
+                          <w:noProof/>
+                        </w:rPr>
+                        <w:t>4</w:t>
+                      </w:r>
+                      <w:r>
+                        <w:fldChar w:fldCharType="end"/>
+                      </w:r>
+                      <w:r>
+                        <w:t xml:space="preserve"> C3 - Diagrama de Autenticación</w:t>
+                      </w:r>
+                    </w:p>
+                  </w:txbxContent>
+                </v:textbox>
+                <w10:wrap type="square"/>
+              </v:shape>
+            </w:pict>
+          </mc:Fallback>
+        </mc:AlternateContent>
+      </w:r>
+      <w:r>
+        <w:rPr>
+          <w:rFonts w:ascii="Times New Roman" w:hAnsi="Times New Roman"/>
+          <w:b/>
+          <w:bCs/>
+          <w:sz w:val="24"/>
+          <w:szCs w:val="24"/>
+          <w:lang w:val="es-ES"/>
+        </w:rPr>
+        <w:drawing>
+          <wp:anchor distT="0" distB="0" distL="114300" distR="114300" simplePos="0" relativeHeight="251665408" behindDoc="0" locked="0" layoutInCell="1" allowOverlap="1" wp14:anchorId="61521130" wp14:editId="6A55C695">
+            <wp:simplePos x="0" y="0"/>
+            <wp:positionH relativeFrom="margin">
+              <wp:posOffset>0</wp:posOffset>
+            </wp:positionH>
+            <wp:positionV relativeFrom="margin">
+              <wp:posOffset>303486</wp:posOffset>
+            </wp:positionV>
+            <wp:extent cx="5400040" cy="3556635"/>
+            <wp:effectExtent l="0" t="0" r="0" b="5715"/>
+            <wp:wrapSquare wrapText="bothSides"/>
+            <wp:docPr id="10" name="Imagen 10"/>
+            <wp:cNvGraphicFramePr>
+              <a:graphicFrameLocks xmlns:a="http://schemas.openxmlformats.org/drawingml/2006/main" noChangeAspect="1"/>
+            </wp:cNvGraphicFramePr>
+            <a:graphic xmlns:a="http://schemas.openxmlformats.org/drawingml/2006/main">
+              <a:graphicData uri="http://schemas.openxmlformats.org/drawingml/2006/picture">
+                <pic:pic xmlns:pic="http://schemas.openxmlformats.org/drawingml/2006/picture">
+                  <pic:nvPicPr>
+                    <pic:cNvPr id="0" name="Picture 20"/>
+                    <pic:cNvPicPr>
+                      <a:picLocks noChangeAspect="1" noChangeArrowheads="1"/>
+                    </pic:cNvPicPr>
+                  </pic:nvPicPr>
+                  <pic:blipFill>
+                    <a:blip r:embed="rId13" cstate="print">
+                      <a:extLst>
+                        <a:ext uri="{28A0092B-C50C-407E-A947-70E740481C1C}">
+                          <a14:useLocalDpi xmlns:a14="http://schemas.microsoft.com/office/drawing/2010/main" val="0"/>
+                        </a:ext>
+                      </a:extLst>
+                    </a:blip>
+                    <a:srcRect/>
+                    <a:stretch>
+                      <a:fillRect/>
+                    </a:stretch>
+                  </pic:blipFill>
+                  <pic:spPr bwMode="auto">
+                    <a:xfrm>
+                      <a:off x="0" y="0"/>
+                      <a:ext cx="5400040" cy="3556635"/>
+                    </a:xfrm>
+                    <a:prstGeom prst="rect">
+                      <a:avLst/>
+                    </a:prstGeom>
+                    <a:noFill/>
+                    <a:ln>
+                      <a:noFill/>
+                    </a:ln>
+                  </pic:spPr>
+                </pic:pic>
+              </a:graphicData>
+            </a:graphic>
+          </wp:anchor>
+        </w:drawing>
+      </w:r>
+      <w:r>
+        <w:rPr>
+          <w:rFonts w:ascii="Times New Roman" w:hAnsi="Times New Roman"/>
+          <w:b/>
+          <w:bCs/>
+          <w:sz w:val="24"/>
+          <w:szCs w:val="24"/>
+        </w:rPr>
+        <w:t xml:space="preserve">4.3.2. C3 – Diagrama de Autenticación </w:t>
+      </w:r>
+    </w:p>
+    <w:p>
+      <w:pPr>
+        <w:pStyle w:val="Textoindependiente"/>
+        <w:spacing w:after="240" w:line="331" w:lineRule="auto"/>
+        <w:rPr>
+          <w:rFonts w:ascii="Times New Roman" w:hAnsi="Times New Roman"/>
+          <w:b/>
+          <w:bCs/>
+          <w:sz w:val="24"/>
+          <w:szCs w:val="24"/>
+          <w:lang w:val="es-ES"/>
+        </w:rPr>
+      </w:pPr>
+      <w:r>
+        <w:rPr>
+          <w:noProof/>
+        </w:rPr>
+        <mc:AlternateContent>
+          <mc:Choice Requires="wps">
+            <w:drawing>
+              <wp:anchor distT="0" distB="0" distL="114300" distR="114300" simplePos="0" relativeHeight="251670528" behindDoc="0" locked="0" layoutInCell="1" allowOverlap="1" wp14:anchorId="445E963D" wp14:editId="6EFC756C">
+                <wp:simplePos x="0" y="0"/>
+                <wp:positionH relativeFrom="column">
+                  <wp:posOffset>0</wp:posOffset>
+                </wp:positionH>
+                <wp:positionV relativeFrom="paragraph">
+                  <wp:posOffset>7856855</wp:posOffset>
+                </wp:positionV>
+                <wp:extent cx="5400040" cy="635"/>
+                <wp:effectExtent l="0" t="0" r="0" b="0"/>
+                <wp:wrapSquare wrapText="bothSides"/>
+                <wp:docPr id="14" name="Cuadro de texto 14"/>
+                <wp:cNvGraphicFramePr/>
+                <a:graphic xmlns:a="http://schemas.openxmlformats.org/drawingml/2006/main">
+                  <a:graphicData uri="http://schemas.microsoft.com/office/word/2010/wordprocessingShape">
+                    <wps:wsp>
+                      <wps:cNvSpPr txBox="1"/>
+                      <wps:spPr>
+                        <a:xfrm>
+                          <a:off x="0" y="0"/>
+                          <a:ext cx="5400040" cy="635"/>
+                        </a:xfrm>
+                        <a:prstGeom prst="rect">
+                          <a:avLst/>
+                        </a:prstGeom>
+                        <a:solidFill>
+                          <a:prstClr val="white"/>
+                        </a:solidFill>
+                        <a:ln>
+                          <a:noFill/>
+                        </a:ln>
+                      </wps:spPr>
+                      <wps:txbx>
+                        <w:txbxContent>
+                          <w:p>
+                            <w:pPr>
+                              <w:pStyle w:val="Descripcin"/>
+                              <w:jc w:val="center"/>
+                              <w:rPr>
+                                <w:rFonts w:ascii="Times New Roman" w:hAnsi="Times New Roman"/>
+                                <w:b/>
+                                <w:bCs/>
+                              </w:rPr>
+                            </w:pPr>
+                            <w:r>
+                              <w:t xml:space="preserve">Imagen </w:t>
+                            </w:r>
+                            <w:r>
+                              <w:fldChar w:fldCharType="begin"/>
+                            </w:r>
+                            <w:r>
+                              <w:instrText xml:space="preserve"> SEQ Imagen \* ARABIC </w:instrText>
+                            </w:r>
+                            <w:r>
+                              <w:fldChar w:fldCharType="separate"/>
+                            </w:r>
+                            <w:r>
+                              <w:rPr>
+                                <w:noProof/>
+                              </w:rPr>
+                              <w:t>5</w:t>
+                            </w:r>
+                            <w:r>
+                              <w:fldChar w:fldCharType="end"/>
+                            </w:r>
+                            <w:r>
+                              <w:t xml:space="preserve"> C3 - Diagrama de Compostaje</w:t>
+                            </w:r>
+                          </w:p>
+                        </w:txbxContent>
+                      </wps:txbx>
+                      <wps:bodyPr rot="0" spcFirstLastPara="0" vertOverflow="overflow" horzOverflow="overflow" vert="horz" wrap="square" lIns="0" tIns="0" rIns="0" bIns="0" numCol="1" spcCol="0" rtlCol="0" fromWordArt="0" anchor="t" anchorCtr="0" forceAA="0" compatLnSpc="1">
+                        <a:prstTxWarp prst="textNoShape">
+                          <a:avLst/>
+                        </a:prstTxWarp>
+                        <a:spAutoFit/>
+                      </wps:bodyPr>
+                    </wps:wsp>
+                  </a:graphicData>
+                </a:graphic>
+              </wp:anchor>
+            </w:drawing>
+          </mc:Choice>
+          <mc:Fallback>
+            <w:pict>
+              <v:shape w14:anchorId="445E963D" id="Cuadro de texto 14" o:spid="_x0000_s1030" type="#_x0000_t202" style="position:absolute;margin-left:0;margin-top:618.65pt;width:425.2pt;height:.05pt;z-index:251670528;visibility:visible;mso-wrap-style:square;mso-wrap-distance-left:9pt;mso-wrap-distance-top:0;mso-wrap-distance-right:9pt;mso-wrap-distance-bottom:0;mso-position-horizontal:absolute;mso-position-horizontal-relative:text;mso-position-vertical:absolute;mso-position-vertical-relative:text;v-text-anchor:top" o:gfxdata="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" stroked="f">
+                <v:textbox style="mso-fit-shape-to-text:t" inset="0,0,0,0">
+                  <w:txbxContent>
+                    <w:p>
+                      <w:pPr>
+                        <w:pStyle w:val="Descripcin"/>
+                        <w:jc w:val="center"/>
+                        <w:rPr>
+                          <w:rFonts w:ascii="Times New Roman" w:hAnsi="Times New Roman"/>
+                          <w:b/>
+                          <w:bCs/>
+                        </w:rPr>
+                      </w:pPr>
+                      <w:r>
+                        <w:t xml:space="preserve">Imagen </w:t>
+                      </w:r>
+                      <w:r>
+                        <w:fldChar w:fldCharType="begin"/>
+                      </w:r>
+                      <w:r>
+                        <w:instrText xml:space="preserve"> SEQ Imagen \* ARABIC </w:instrText>
+                      </w:r>
+                      <w:r>
+                        <w:fldChar w:fldCharType="separate"/>
+                      </w:r>
+                      <w:r>
+                        <w:rPr>
+                          <w:noProof/>
+                        </w:rPr>
+                        <w:t>5</w:t>
+                      </w:r>
+                      <w:r>
+                        <w:fldChar w:fldCharType="end"/>
+                      </w:r>
+                      <w:r>
+                        <w:t xml:space="preserve"> C3 - Diagrama de Compostaje</w:t>
+                      </w:r>
+                    </w:p>
+                  </w:txbxContent>
+                </v:textbox>
+                <w10:wrap type="square"/>
+              </v:shape>
+            </w:pict>
+          </mc:Fallback>
+        </mc:AlternateContent>
+      </w:r>
+      <w:r>
+        <w:rPr>
+          <w:rFonts w:ascii="Times New Roman" w:hAnsi="Times New Roman"/>
+          <w:b/>
+          <w:bCs/>
+          <w:sz w:val="24"/>
+          <w:szCs w:val="24"/>
+          <w:lang w:val="es-ES"/>
+        </w:rPr>
+        <w:drawing>
+          <wp:anchor distT="0" distB="0" distL="114300" distR="114300" simplePos="0" relativeHeight="251668480" behindDoc="0" locked="0" layoutInCell="1" allowOverlap="1" wp14:anchorId="1BCFA80F" wp14:editId="27AB1BC9">
+            <wp:simplePos x="0" y="0"/>
+            <wp:positionH relativeFrom="margin">
+              <wp:posOffset>0</wp:posOffset>
+            </wp:positionH>
+            <wp:positionV relativeFrom="margin">
+              <wp:posOffset>4598626</wp:posOffset>
+            </wp:positionV>
+            <wp:extent cx="5400040" cy="3596005"/>
+            <wp:effectExtent l="0" t="0" r="0" b="4445"/>
+            <wp:wrapSquare wrapText="bothSides"/>
+            <wp:docPr id="13" name="Imagen 13"/>
+            <wp:cNvGraphicFramePr>
+              <a:graphicFrameLocks xmlns:a="http://schemas.openxmlformats.org/drawingml/2006/main" noChangeAspect="1"/>
+            </wp:cNvGraphicFramePr>
+            <a:graphic xmlns:a="http://schemas.openxmlformats.org/drawingml/2006/main">
+              <a:graphicData uri="http://schemas.openxmlformats.org/drawingml/2006/picture">
+                <pic:pic xmlns:pic="http://schemas.openxmlformats.org/drawingml/2006/picture">
+                  <pic:nvPicPr>
+                    <pic:cNvPr id="0" name="Picture 27"/>
+                    <pic:cNvPicPr>
+                      <a:picLocks noChangeAspect="1" noChangeArrowheads="1"/>
+                    </pic:cNvPicPr>
+                  </pic:nvPicPr>
+                  <pic:blipFill>
+                    <a:blip r:embed="rId14" cstate="print">
+                      <a:extLst>
+                        <a:ext uri="{28A0092B-C50C-407E-A947-70E740481C1C}">
+                          <a14:useLocalDpi xmlns:a14="http://schemas.microsoft.com/office/drawing/2010/main" val="0"/>
+                        </a:ext>
+                      </a:extLst>
+                    </a:blip>
+                    <a:srcRect/>
+                    <a:stretch>
+                      <a:fillRect/>
+                    </a:stretch>
+                  </pic:blipFill>
+                  <pic:spPr bwMode="auto">
+                    <a:xfrm>
+                      <a:off x="0" y="0"/>
+                      <a:ext cx="5400040" cy="3596005"/>
+                    </a:xfrm>
+                    <a:prstGeom prst="rect">
+                      <a:avLst/>
+                    </a:prstGeom>
+                    <a:noFill/>
+                    <a:ln>
+                      <a:noFill/>
+                    </a:ln>
+                  </pic:spPr>
+                </pic:pic>
+              </a:graphicData>
+            </a:graphic>
+          </wp:anchor>
+        </w:drawing>
+      </w:r>
+      <w:r>
+        <w:rPr>
+          <w:rFonts w:ascii="Times New Roman" w:hAnsi="Times New Roman"/>
+          <w:b/>
+          <w:bCs/>
+          <w:sz w:val="24"/>
+          <w:szCs w:val="24"/>
+          <w:lang w:val="es-ES"/>
+        </w:rPr>
+        <w:t>4.3.3. C3 – Diagrama de Compostaje</w:t>
+      </w:r>
+    </w:p>
+    <w:p>
+      <w:pPr>
+        <w:pStyle w:val="Textoindependiente"/>
+        <w:spacing w:after="240" w:line="331" w:lineRule="auto"/>
+        <w:rPr>
+          <w:rFonts w:ascii="Times New Roman" w:hAnsi="Times New Roman"/>
+          <w:b/>
+          <w:bCs/>
+          <w:sz w:val="24"/>
+          <w:szCs w:val="24"/>
+          <w:lang w:val="es-ES"/>
+        </w:rPr>
+      </w:pPr>
+    </w:p>
+    <w:p>
+      <w:pPr>
+        <w:pStyle w:val="Textoindependiente"/>
+        <w:spacing w:after="240" w:line="331" w:lineRule="auto"/>
+        <w:rPr>
+          <w:rFonts w:ascii="Times New Roman" w:hAnsi="Times New Roman"/>
+          <w:b/>
+          <w:bCs/>
+          <w:sz w:val="24"/>
+          <w:szCs w:val="24"/>
+          <w:lang w:val="es-ES"/>
+        </w:rPr>
+      </w:pPr>
+      <w:r>
+        <w:rPr>
+          <w:noProof/>
+        </w:rPr>
+        <w:lastRenderedPageBreak/>
+        <mc:AlternateContent>
+          <mc:Choice Requires="wps">
+            <w:drawing>
+              <wp:anchor distT="0" distB="0" distL="114300" distR="114300" simplePos="0" relativeHeight="251673600" behindDoc="0" locked="0" layoutInCell="1" allowOverlap="1" wp14:anchorId="549B7D1E" wp14:editId="34A161B0">
+                <wp:simplePos x="0" y="0"/>
+                <wp:positionH relativeFrom="column">
+                  <wp:posOffset>0</wp:posOffset>
+                </wp:positionH>
+                <wp:positionV relativeFrom="paragraph">
+                  <wp:posOffset>4044315</wp:posOffset>
+                </wp:positionV>
+                <wp:extent cx="5400040" cy="635"/>
+                <wp:effectExtent l="0" t="0" r="0" b="0"/>
+                <wp:wrapSquare wrapText="bothSides"/>
+                <wp:docPr id="17" name="Cuadro de texto 17"/>
+                <wp:cNvGraphicFramePr/>
+                <a:graphic xmlns:a="http://schemas.openxmlformats.org/drawingml/2006/main">
+                  <a:graphicData uri="http://schemas.microsoft.com/office/word/2010/wordprocessingShape">
+                    <wps:wsp>
+                      <wps:cNvSpPr txBox="1"/>
+                      <wps:spPr>
+                        <a:xfrm>
+                          <a:off x="0" y="0"/>
+                          <a:ext cx="5400040" cy="635"/>
+                        </a:xfrm>
+                        <a:prstGeom prst="rect">
+                          <a:avLst/>
+                        </a:prstGeom>
+                        <a:solidFill>
+                          <a:prstClr val="white"/>
+                        </a:solidFill>
+                        <a:ln>
+                          <a:noFill/>
+                        </a:ln>
+                      </wps:spPr>
+                      <wps:txbx>
+                        <w:txbxContent>
+                          <w:p>
+                            <w:pPr>
+                              <w:pStyle w:val="Descripcin"/>
+                              <w:jc w:val="center"/>
+                              <w:rPr>
+                                <w:rFonts w:ascii="Times New Roman" w:hAnsi="Times New Roman"/>
+                                <w:b/>
+                                <w:bCs/>
+                              </w:rPr>
+                            </w:pPr>
+                            <w:r>
+                              <w:t xml:space="preserve">Imagen </w:t>
+                            </w:r>
+                            <w:r>
+                              <w:fldChar w:fldCharType="begin"/>
+                            </w:r>
+                            <w:r>
+                              <w:instrText xml:space="preserve"> SEQ Imagen \* ARABIC </w:instrText>
+                            </w:r>
+                            <w:r>
+                              <w:fldChar w:fldCharType="separate"/>
+                            </w:r>
+                            <w:r>
+                              <w:rPr>
+                                <w:noProof/>
+                              </w:rPr>
+                              <w:t>6</w:t>
+                            </w:r>
+                            <w:r>
+                              <w:fldChar w:fldCharType="end"/>
+                            </w:r>
+                            <w:r>
+                              <w:t xml:space="preserve"> C3 - Diagrama de Reportes</w:t>
+                            </w:r>
+                          </w:p>
+                        </w:txbxContent>
+                      </wps:txbx>
+                      <wps:bodyPr rot="0" spcFirstLastPara="0" vertOverflow="overflow" horzOverflow="overflow" vert="horz" wrap="square" lIns="0" tIns="0" rIns="0" bIns="0" numCol="1" spcCol="0" rtlCol="0" fromWordArt="0" anchor="t" anchorCtr="0" forceAA="0" compatLnSpc="1">
+                        <a:prstTxWarp prst="textNoShape">
+                          <a:avLst/>
+                        </a:prstTxWarp>
+                        <a:spAutoFit/>
+                      </wps:bodyPr>
+                    </wps:wsp>
+                  </a:graphicData>
+                </a:graphic>
+              </wp:anchor>
+            </w:drawing>
+          </mc:Choice>
+          <mc:Fallback>
+            <w:pict>
+              <v:shape w14:anchorId="549B7D1E" id="Cuadro de texto 17" o:spid="_x0000_s1031" type="#_x0000_t202" style="position:absolute;margin-left:0;margin-top:318.45pt;width:425.2pt;height:.05pt;z-index:251673600;visibility:visible;mso-wrap-style:square;mso-wrap-distance-left:9pt;mso-wrap-distance-top:0;mso-wrap-distance-right:9pt;mso-wrap-distance-bottom:0;mso-position-horizontal:absolute;mso-position-horizontal-relative:text;mso-position-vertical:absolute;mso-position-vertical-relative:text;v-text-anchor:top" o:gfxdata="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" stroked="f">
+                <v:textbox style="mso-fit-shape-to-text:t" inset="0,0,0,0">
+                  <w:txbxContent>
+                    <w:p>
+                      <w:pPr>
+                        <w:pStyle w:val="Descripcin"/>
+                        <w:jc w:val="center"/>
+                        <w:rPr>
+                          <w:rFonts w:ascii="Times New Roman" w:hAnsi="Times New Roman"/>
+                          <w:b/>
+                          <w:bCs/>
+                        </w:rPr>
+                      </w:pPr>
+                      <w:r>
+                        <w:t xml:space="preserve">Imagen </w:t>
+                      </w:r>
+                      <w:r>
+                        <w:fldChar w:fldCharType="begin"/>
+                      </w:r>
+                      <w:r>
+                        <w:instrText xml:space="preserve"> SEQ Imagen \* ARABIC </w:instrText>
+                      </w:r>
+                      <w:r>
+                        <w:fldChar w:fldCharType="separate"/>
+                      </w:r>
+                      <w:r>
+                        <w:rPr>
+                          <w:noProof/>
+                        </w:rPr>
+                        <w:t>6</w:t>
+                      </w:r>
+                      <w:r>
+                        <w:fldChar w:fldCharType="end"/>
+                      </w:r>
+                      <w:r>
+                        <w:t xml:space="preserve"> C3 - Diagrama de Reportes</w:t>
+                      </w:r>
+                    </w:p>
+                  </w:txbxContent>
+                </v:textbox>
+                <w10:wrap type="square"/>
+              </v:shape>
+            </w:pict>
+          </mc:Fallback>
+        </mc:AlternateContent>
+      </w:r>
+      <w:r>
+        <w:rPr>
+          <w:rFonts w:ascii="Times New Roman" w:hAnsi="Times New Roman"/>
+          <w:b/>
+          <w:bCs/>
+          <w:sz w:val="24"/>
+          <w:szCs w:val="24"/>
+          <w:lang w:val="es-ES"/>
+        </w:rPr>
+        <w:drawing>
+          <wp:anchor distT="0" distB="0" distL="114300" distR="114300" simplePos="0" relativeHeight="251671552" behindDoc="0" locked="0" layoutInCell="1" allowOverlap="1" wp14:anchorId="169005D5" wp14:editId="0289034E">
+            <wp:simplePos x="0" y="0"/>
+            <wp:positionH relativeFrom="margin">
+              <wp:posOffset>0</wp:posOffset>
+            </wp:positionH>
+            <wp:positionV relativeFrom="margin">
+              <wp:posOffset>215221</wp:posOffset>
+            </wp:positionV>
+            <wp:extent cx="5400040" cy="3772535"/>
+            <wp:effectExtent l="0" t="0" r="0" b="0"/>
+            <wp:wrapSquare wrapText="bothSides"/>
+            <wp:docPr id="16" name="Imagen 16"/>
+            <wp:cNvGraphicFramePr>
+              <a:graphicFrameLocks xmlns:a="http://schemas.openxmlformats.org/drawingml/2006/main" noChangeAspect="1"/>
+            </wp:cNvGraphicFramePr>
+            <a:graphic xmlns:a="http://schemas.openxmlformats.org/drawingml/2006/main">
+              <a:graphicData uri="http://schemas.openxmlformats.org/drawingml/2006/picture">
+                <pic:pic xmlns:pic="http://schemas.openxmlformats.org/drawingml/2006/picture">
+                  <pic:nvPicPr>
+                    <pic:cNvPr id="0" name="Picture 34"/>
+                    <pic:cNvPicPr>
+                      <a:picLocks noChangeAspect="1" noChangeArrowheads="1"/>
+                    </pic:cNvPicPr>
+                  </pic:nvPicPr>
+                  <pic:blipFill>
+                    <a:blip r:embed="rId15" cstate="print">
+                      <a:extLst>
+                        <a:ext uri="{28A0092B-C50C-407E-A947-70E740481C1C}">
+                          <a14:useLocalDpi xmlns:a14="http://schemas.microsoft.com/office/drawing/2010/main" val="0"/>
+                        </a:ext>
+                      </a:extLst>
+                    </a:blip>
+                    <a:srcRect/>
+                    <a:stretch>
+                      <a:fillRect/>
+                    </a:stretch>
+                  </pic:blipFill>
+                  <pic:spPr bwMode="auto">
+                    <a:xfrm>
+                      <a:off x="0" y="0"/>
+                      <a:ext cx="5400040" cy="3772535"/>
+                    </a:xfrm>
+                    <a:prstGeom prst="rect">
+                      <a:avLst/>
+                    </a:prstGeom>
+                    <a:noFill/>
+                    <a:ln>
+                      <a:noFill/>
+                    </a:ln>
+                  </pic:spPr>
+                </pic:pic>
+              </a:graphicData>
+            </a:graphic>
+          </wp:anchor>
+        </w:drawing>
+      </w:r>
+      <w:r>
+        <w:rPr>
+          <w:rFonts w:ascii="Times New Roman" w:hAnsi="Times New Roman"/>
+          <w:b/>
+          <w:bCs/>
+          <w:sz w:val="24"/>
+          <w:szCs w:val="24"/>
+          <w:lang w:val="es-ES"/>
+        </w:rPr>
+        <w:t>4.3.4</w:t>
+      </w:r>
+      <w:r>
+        <w:rPr>
+          <w:rFonts w:ascii="Times New Roman" w:hAnsi="Times New Roman"/>
+          <w:b/>
+          <w:bCs/>
+          <w:sz w:val="24"/>
+          <w:szCs w:val="24"/>
+          <w:lang w:val="es-ES"/>
+        </w:rPr>
+        <w:t>. C3 – Diagrama de Reportes</w:t>
+      </w:r>
+    </w:p>
+    <w:p>
+      <w:pPr>
+        <w:pStyle w:val="Textoindependiente"/>
+        <w:spacing w:after="240" w:line="331" w:lineRule="auto"/>
+        <w:rPr>
+          <w:rFonts w:ascii="Times New Roman" w:hAnsi="Times New Roman"/>
+          <w:b/>
+          <w:bCs/>
+          <w:sz w:val="24"/>
+          <w:szCs w:val="24"/>
+          <w:lang w:val="es-ES"/>
+        </w:rPr>
+      </w:pPr>
+      <w:r>
+        <w:rPr>
+          <w:noProof/>
+        </w:rPr>
+        <mc:AlternateContent>
+          <mc:Choice Requires="wps">
+            <w:drawing>
+              <wp:anchor distT="0" distB="0" distL="114300" distR="114300" simplePos="0" relativeHeight="251676672" behindDoc="0" locked="0" layoutInCell="1" allowOverlap="1" wp14:anchorId="7E337038" wp14:editId="27ED7965">
+                <wp:simplePos x="0" y="0"/>
+                <wp:positionH relativeFrom="column">
+                  <wp:posOffset>-635635</wp:posOffset>
+                </wp:positionH>
+                <wp:positionV relativeFrom="paragraph">
+                  <wp:posOffset>7217410</wp:posOffset>
+                </wp:positionV>
+                <wp:extent cx="6671310" cy="635"/>
+                <wp:effectExtent l="0" t="0" r="0" b="0"/>
+                <wp:wrapSquare wrapText="bothSides"/>
+                <wp:docPr id="20" name="Cuadro de texto 20"/>
+                <wp:cNvGraphicFramePr/>
+                <a:graphic xmlns:a="http://schemas.openxmlformats.org/drawingml/2006/main">
+                  <a:graphicData uri="http://schemas.microsoft.com/office/word/2010/wordprocessingShape">
+                    <wps:wsp>
+                      <wps:cNvSpPr txBox="1"/>
+                      <wps:spPr>
+                        <a:xfrm>
+                          <a:off x="0" y="0"/>
+                          <a:ext cx="6671310" cy="635"/>
+                        </a:xfrm>
+                        <a:prstGeom prst="rect">
+                          <a:avLst/>
+                        </a:prstGeom>
+                        <a:solidFill>
+                          <a:prstClr val="white"/>
+                        </a:solidFill>
+                        <a:ln>
+                          <a:noFill/>
+                        </a:ln>
+                      </wps:spPr>
+                      <wps:txbx>
+                        <w:txbxContent>
+                          <w:p>
+                            <w:pPr>
+                              <w:pStyle w:val="Descripcin"/>
+                              <w:jc w:val="center"/>
+                              <w:rPr>
+                                <w:rFonts w:ascii="Times New Roman" w:hAnsi="Times New Roman"/>
+                                <w:b/>
+                                <w:bCs/>
+                                <w:noProof/>
+                              </w:rPr>
+                            </w:pPr>
+                            <w:r>
+                              <w:t xml:space="preserve">Imagen </w:t>
+                            </w:r>
+                            <w:r>
+                              <w:fldChar w:fldCharType="begin"/>
+                            </w:r>
+                            <w:r>
+                              <w:instrText xml:space="preserve"> SEQ Imagen \* ARABIC </w:instrText>
+                            </w:r>
+                            <w:r>
+                              <w:fldChar w:fldCharType="separate"/>
+                            </w:r>
+                            <w:r>
+                              <w:rPr>
+                                <w:noProof/>
+                              </w:rPr>
+                              <w:t>7</w:t>
+                            </w:r>
+                            <w:r>
+                              <w:fldChar w:fldCharType="end"/>
+                            </w:r>
+                            <w:r>
+                              <w:t xml:space="preserve"> C4- Diagrama de Clase</w:t>
+                            </w:r>
+                          </w:p>
+                        </w:txbxContent>
+                      </wps:txbx>
+                      <wps:bodyPr rot="0" spcFirstLastPara="0" vertOverflow="overflow" horzOverflow="overflow" vert="horz" wrap="square" lIns="0" tIns="0" rIns="0" bIns="0" numCol="1" spcCol="0" rtlCol="0" fromWordArt="0" anchor="t" anchorCtr="0" forceAA="0" compatLnSpc="1">
+                        <a:prstTxWarp prst="textNoShape">
+                          <a:avLst/>
+                        </a:prstTxWarp>
+                        <a:spAutoFit/>
+                      </wps:bodyPr>
+                    </wps:wsp>
+                  </a:graphicData>
+                </a:graphic>
+              </wp:anchor>
+            </w:drawing>
+          </mc:Choice>
+          <mc:Fallback>
+            <w:pict>
+              <v:shape w14:anchorId="7E337038" id="Cuadro de texto 20" o:spid="_x0000_s1032" type="#_x0000_t202" style="position:absolute;margin-left:-50.05pt;margin-top:568.3pt;width:525.3pt;height:.05pt;z-index:251676672;visibility:visible;mso-wrap-style:square;mso-wrap-distance-left:9pt;mso-wrap-distance-top:0;mso-wrap-distance-right:9pt;mso-wrap-distance-bottom:0;mso-position-horizontal:absolute;mso-position-horizontal-relative:text;mso-position-vertical:absolute;mso-position-vertical-relative:text;v-text-anchor:top" o:gfxdata="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" stroked="f">
+                <v:textbox style="mso-fit-shape-to-text:t" inset="0,0,0,0">
+                  <w:txbxContent>
+                    <w:p>
+                      <w:pPr>
+                        <w:pStyle w:val="Descripcin"/>
+                        <w:jc w:val="center"/>
+                        <w:rPr>
+                          <w:rFonts w:ascii="Times New Roman" w:hAnsi="Times New Roman"/>
+                          <w:b/>
+                          <w:bCs/>
+                          <w:noProof/>
+                        </w:rPr>
+                      </w:pPr>
+                      <w:r>
+                        <w:t xml:space="preserve">Imagen </w:t>
+                      </w:r>
+                      <w:r>
+                        <w:fldChar w:fldCharType="begin"/>
+                      </w:r>
+                      <w:r>
+                        <w:instrText xml:space="preserve"> SEQ Imagen \* ARABIC </w:instrText>
+                      </w:r>
+                      <w:r>
+                        <w:fldChar w:fldCharType="separate"/>
+                      </w:r>
+                      <w:r>
+                        <w:rPr>
+                          <w:noProof/>
+                        </w:rPr>
+                        <w:t>7</w:t>
+                      </w:r>
+                      <w:r>
+                        <w:fldChar w:fldCharType="end"/>
+                      </w:r>
+                      <w:r>
+                        <w:t xml:space="preserve"> C4- Diagrama de Clase</w:t>
+                      </w:r>
+                    </w:p>
+                  </w:txbxContent>
+                </v:textbox>
+                <w10:wrap type="square"/>
+              </v:shape>
+            </w:pict>
+          </mc:Fallback>
+        </mc:AlternateContent>
+      </w:r>
+      <w:r>
+        <w:rPr>
+          <w:rFonts w:ascii="Times New Roman" w:hAnsi="Times New Roman"/>
+          <w:b/>
+          <w:bCs/>
+          <w:noProof/>
+          <w:sz w:val="24"/>
+          <w:szCs w:val="24"/>
+          <w:lang w:val="es-ES"/>
+        </w:rPr>
+        <w:drawing>
+          <wp:anchor distT="0" distB="0" distL="114300" distR="114300" simplePos="0" relativeHeight="251674624" behindDoc="0" locked="0" layoutInCell="1" allowOverlap="1" wp14:anchorId="3A2239EC" wp14:editId="5C881782">
+            <wp:simplePos x="0" y="0"/>
+            <wp:positionH relativeFrom="margin">
+              <wp:posOffset>-635635</wp:posOffset>
+            </wp:positionH>
+            <wp:positionV relativeFrom="margin">
+              <wp:posOffset>4686891</wp:posOffset>
+            </wp:positionV>
+            <wp:extent cx="6671310" cy="2868295"/>
+            <wp:effectExtent l="0" t="0" r="0" b="8255"/>
+            <wp:wrapSquare wrapText="bothSides"/>
+            <wp:docPr id="19" name="Imagen 19"/>
+            <wp:cNvGraphicFramePr>
+              <a:graphicFrameLocks xmlns:a="http://schemas.openxmlformats.org/drawingml/2006/main" noChangeAspect="1"/>
+            </wp:cNvGraphicFramePr>
+            <a:graphic xmlns:a="http://schemas.openxmlformats.org/drawingml/2006/main">
+              <a:graphicData uri="http://schemas.openxmlformats.org/drawingml/2006/picture">
+                <pic:pic xmlns:pic="http://schemas.openxmlformats.org/drawingml/2006/picture">
+                  <pic:nvPicPr>
+                    <pic:cNvPr id="0" name="Picture 2"/>
+                    <pic:cNvPicPr>
+                      <a:picLocks noChangeAspect="1" noChangeArrowheads="1"/>
+                    </pic:cNvPicPr>
+                  </pic:nvPicPr>
+                  <pic:blipFill>
+                    <a:blip r:embed="rId16">
+                      <a:extLst>
+                        <a:ext uri="{28A0092B-C50C-407E-A947-70E740481C1C}">
+                          <a14:useLocalDpi xmlns:a14="http://schemas.microsoft.com/office/drawing/2010/main" val="0"/>
+                        </a:ext>
+                      </a:extLst>
+                    </a:blip>
+                    <a:srcRect/>
+                    <a:stretch>
+                      <a:fillRect/>
+                    </a:stretch>
+                  </pic:blipFill>
+                  <pic:spPr bwMode="auto">
+                    <a:xfrm>
+                      <a:off x="0" y="0"/>
+                      <a:ext cx="6671310" cy="2868295"/>
+                    </a:xfrm>
+                    <a:prstGeom prst="rect">
+                      <a:avLst/>
+                    </a:prstGeom>
+                    <a:noFill/>
+                  </pic:spPr>
+                </pic:pic>
+              </a:graphicData>
+            </a:graphic>
+          </wp:anchor>
+        </w:drawing>
+      </w:r>
+      <w:r>
+        <w:rPr>
+          <w:rFonts w:ascii="Times New Roman" w:hAnsi="Times New Roman"/>
+          <w:b/>
+          <w:bCs/>
+          <w:sz w:val="24"/>
+          <w:szCs w:val="24"/>
+          <w:lang w:val="es-ES"/>
+        </w:rPr>
+        <w:t>4.4. C4 – Código</w:t>
+      </w:r>
+    </w:p>
+    <w:p>
+      <w:pPr>
+        <w:pStyle w:val="Textoindependiente"/>
+        <w:spacing w:after="240" w:line="331" w:lineRule="auto"/>
+        <w:rPr>
+          <w:rFonts w:ascii="Times New Roman" w:hAnsi="Times New Roman"/>
+          <w:b/>
+          <w:bCs/>
+          <w:sz w:val="24"/>
+          <w:szCs w:val="24"/>
+          <w:lang w:val="es-ES"/>
+        </w:rPr>
+      </w:pPr>
+      <w:r>
+        <w:rPr>
+          <w:rFonts w:ascii="Times New Roman" w:hAnsi="Times New Roman"/>
+          <w:b/>
+          <w:bCs/>
+          <w:sz w:val="24"/>
+          <w:szCs w:val="24"/>
+          <w:lang w:val="es-ES"/>
+        </w:rPr>
+        <w:t xml:space="preserve"> </w:t>
+      </w:r>
+    </w:p>
+    <w:p>
+      <w:pPr>
+        <w:pStyle w:val="Textoindependiente"/>
+        <w:spacing w:after="240" w:line="331" w:lineRule="auto"/>
+        <w:rPr>
+          <w:rFonts w:ascii="Times New Roman" w:hAnsi="Times New Roman"/>
+          <w:b/>
+          <w:bCs/>
+          <w:sz w:val="24"/>
+          <w:szCs w:val="24"/>
+          <w:lang w:val="es-ES"/>
+        </w:rPr>
+      </w:pPr>
+    </w:p>
+    <w:p>
+      <w:pPr>
+        <w:pStyle w:val="Textoindependiente"/>
+        <w:spacing w:after="240" w:line="331" w:lineRule="auto"/>
+        <w:rPr>
+          <w:rFonts w:ascii="Times New Roman" w:hAnsi="Times New Roman"/>
+          <w:b/>
+          <w:bCs/>
+          <w:sz w:val="24"/>
+          <w:szCs w:val="24"/>
+          <w:lang w:val="es-ES"/>
+        </w:rPr>
+      </w:pPr>
+    </w:p>
+    <w:p>
+      <w:pPr>
+        <w:pStyle w:val="Textoindependiente"/>
+        <w:spacing w:after="240" w:line="331" w:lineRule="auto"/>
+        <w:rPr>
+          <w:rFonts w:ascii="Times New Roman" w:hAnsi="Times New Roman"/>
+          <w:b/>
+          <w:bCs/>
+          <w:sz w:val="24"/>
+          <w:szCs w:val="24"/>
+        </w:rPr>
+      </w:pPr>
     </w:p>
     <w:sectPr>
       <w:pgSz w:w="11906" w:h="16838"/>
       <w:pgMar w:top="1417" w:right="1701" w:bottom="1417" w:left="1701" w:header="0" w:footer="0" w:gutter="0"/>
-      <w:pgNumType w:fmt="decimal"/>
-      <w:cols w:space="720" w:num="1"/>
+      <w:cols w:space="720"/>
       <w:formProt w:val="0"/>
-      <w:docGrid w:linePitch="360" w:charSpace="0"/>
+      <w:docGrid w:linePitch="360"/>
     </w:sectPr>
   </w:body>
 </w:document>
 </file>
 
 <file path=word/endnotes.xml><?xml version="1.0" encoding="utf-8"?>
-<w:endnotes xmlns:wpc="http://schemas.microsoft.com/office/word/2010/wordprocessingCanvas" xmlns:mc="http://schemas.openxmlformats.org/markup-compatibility/2006" xmlns:o="urn:schemas-microsoft-com:office:office" xmlns:r="http://schemas.openxmlformats.org/officeDocument/2006/relationships" xmlns:m="http://schemas.openxmlformats.org/officeDocument/2006/math" xmlns:v="urn:schemas-microsoft-com:vml" xmlns:wp14="http://schemas.microsoft.com/office/word/2010/wordprocessingDrawing" xmlns:wp="http://schemas.openxmlformats.org/drawingml/2006/wordprocessingDrawing" xmlns:w="http://schemas.openxmlformats.org/wordprocessingml/2006/main" xmlns:w14="http://schemas.microsoft.com/office/word/2010/wordml" xmlns:w15="http://schemas.microsoft.com/office/word/2012/wordml" xmlns:w10="urn:schemas-microsoft-com:office:word" xmlns:wpg="http://schemas.microsoft.com/office/word/2010/wordprocessingGroup" xmlns:wpi="http://schemas.microsoft.com/office/word/2010/wordprocessingInk" xmlns:wne="http://schemas.microsoft.com/office/word/2006/wordml" xmlns:wps="http://schemas.microsoft.com/office/word/2010/wordprocessingShape" xmlns:wpsCustomData="http://www.wps.cn/officeDocument/2013/wpsCustomData" mc:Ignorable="w14 w15 wp14">
-  <w:endnote w:type="separator" w:id="0">
+<w:endnotes xmlns:wpc="http://schemas.microsoft.com/office/word/2010/wordprocessingCanvas" xmlns:cx="http://schemas.microsoft.com/office/drawing/2014/chartex" xmlns:cx1="http://schemas.microsoft.com/office/drawing/2015/9/8/chartex" xmlns:cx2="http://schemas.microsoft.com/office/drawing/2015/10/21/chartex" xmlns:cx3="http://schemas.microsoft.com/office/drawing/2016/5/9/chartex" xmlns:cx4="http://schemas.microsoft.com/office/drawing/2016/5/10/chartex" xmlns:cx5="http://schemas.microsoft.com/office/drawing/2016/5/11/chartex" xmlns:cx6="http://schemas.microsoft.com/office/drawing/2016/5/12/chartex" xmlns:cx7="http://schemas.microsoft.com/office/drawing/2016/5/13/chartex" xmlns:cx8="http://schemas.microsoft.com/office/drawing/2016/5/14/chartex" xmlns:mc="http://schemas.openxmlformats.org/markup-compatibility/2006" xmlns:aink="http://schemas.microsoft.com/office/drawing/2016/ink" xmlns:am3d="http://schemas.microsoft.com/office/drawing/2017/model3d" xmlns:o="urn:schemas-microsoft-com:office:office" xmlns:oel="http://schemas.microsoft.com/office/2019/extlst" xmlns:r="http://schemas.openxmlformats.org/officeDocument/2006/relationships" xmlns:m="http://schemas.openxmlformats.org/officeDocument/2006/math" xmlns:v="urn:schemas-microsoft-com:vml" xmlns:wp14="http://schemas.microsoft.com/office/word/2010/wordprocessingDrawing" xmlns:wp="http://schemas.openxmlformats.org/drawingml/2006/wordprocessingDrawing" xmlns:w10="urn:schemas-microsoft-com:office:word" xmlns:w="http://schemas.openxmlformats.org/wordprocessingml/2006/main" xmlns:w14="http://schemas.microsoft.com/office/word/2010/wordml" xmlns:w15="http://schemas.microsoft.com/office/word/2012/wordml" xmlns:w16cex="http://schemas.microsoft.com/office/word/2018/wordml/cex" xmlns:w16cid="http://schemas.microsoft.com/office/word/2016/wordml/cid" xmlns:w16="http://schemas.microsoft.com/office/word/2018/wordml" xmlns:w16sdtdh="http://schemas.microsoft.com/office/word/2020/wordml/sdtdatahash" xmlns:w16se="http://schemas.microsoft.com/office/word/2015/wordml/symex" xmlns:wpg="http://schemas.microsoft.com/office/word/2010/wordprocessingGroup" xmlns:wpi="http://schemas.microsoft.com/office/word/2010/wordprocessingInk" xmlns:wne="http://schemas.microsoft.com/office/word/2006/wordml" xmlns:wps="http://schemas.microsoft.com/office/word/2010/wordprocessingShape" mc:Ignorable="w14 w15 w16se w16cid w16 w16cex w16sdtdh wp14">
+  <w:endnote w:type="separator" w:id="-1">
     <w:p>
       <w:pPr>
         <w:spacing w:line="240" w:lineRule="auto"/>
@@ -4796,7 +6020,7 @@
       </w:r>
     </w:p>
   </w:endnote>
-  <w:endnote w:type="continuationSeparator" w:id="1">
+  <w:endnote w:type="continuationSeparator" w:id="0">
     <w:p>
       <w:pPr>
         <w:spacing w:line="240" w:lineRule="auto"/>
@@ -4810,21 +6034,21 @@
 </file>
 
 <file path=word/footnotes.xml><?xml version="1.0" encoding="utf-8"?>
-<w:footnotes xmlns:wpc="http://schemas.microsoft.com/office/word/2010/wordprocessingCanvas" xmlns:mc="http://schemas.openxmlformats.org/markup-compatibility/2006" xmlns:o="urn:schemas-microsoft-com:office:office" xmlns:r="http://schemas.openxmlformats.org/officeDocument/2006/relationships" xmlns:m="http://schemas.openxmlformats.org/officeDocument/2006/math" xmlns:v="urn:schemas-microsoft-com:vml" xmlns:wp14="http://schemas.microsoft.com/office/word/2010/wordprocessingDrawing" xmlns:wp="http://schemas.openxmlformats.org/drawingml/2006/wordprocessingDrawing" xmlns:w="http://schemas.openxmlformats.org/wordprocessingml/2006/main" xmlns:w14="http://schemas.microsoft.com/office/word/2010/wordml" xmlns:w15="http://schemas.microsoft.com/office/word/2012/wordml" xmlns:w10="urn:schemas-microsoft-com:office:word" xmlns:wpg="http://schemas.microsoft.com/office/word/2010/wordprocessingGroup" xmlns:wpi="http://schemas.microsoft.com/office/word/2010/wordprocessingInk" xmlns:wne="http://schemas.microsoft.com/office/word/2006/wordml" xmlns:wps="http://schemas.microsoft.com/office/word/2010/wordprocessingShape" xmlns:wpsCustomData="http://www.wps.cn/officeDocument/2013/wpsCustomData" mc:Ignorable="w14 w15 wp14">
-  <w:footnote w:type="separator" w:id="0">
-    <w:p>
-      <w:pPr>
-        <w:spacing w:before="0" w:after="0" w:line="259" w:lineRule="auto"/>
+<w:footnotes xmlns:wpc="http://schemas.microsoft.com/office/word/2010/wordprocessingCanvas" xmlns:cx="http://schemas.microsoft.com/office/drawing/2014/chartex" xmlns:cx1="http://schemas.microsoft.com/office/drawing/2015/9/8/chartex" xmlns:cx2="http://schemas.microsoft.com/office/drawing/2015/10/21/chartex" xmlns:cx3="http://schemas.microsoft.com/office/drawing/2016/5/9/chartex" xmlns:cx4="http://schemas.microsoft.com/office/drawing/2016/5/10/chartex" xmlns:cx5="http://schemas.microsoft.com/office/drawing/2016/5/11/chartex" xmlns:cx6="http://schemas.microsoft.com/office/drawing/2016/5/12/chartex" xmlns:cx7="http://schemas.microsoft.com/office/drawing/2016/5/13/chartex" xmlns:cx8="http://schemas.microsoft.com/office/drawing/2016/5/14/chartex" xmlns:mc="http://schemas.openxmlformats.org/markup-compatibility/2006" xmlns:aink="http://schemas.microsoft.com/office/drawing/2016/ink" xmlns:am3d="http://schemas.microsoft.com/office/drawing/2017/model3d" xmlns:o="urn:schemas-microsoft-com:office:office" xmlns:oel="http://schemas.microsoft.com/office/2019/extlst" xmlns:r="http://schemas.openxmlformats.org/officeDocument/2006/relationships" xmlns:m="http://schemas.openxmlformats.org/officeDocument/2006/math" xmlns:v="urn:schemas-microsoft-com:vml" xmlns:wp14="http://schemas.microsoft.com/office/word/2010/wordprocessingDrawing" xmlns:wp="http://schemas.openxmlformats.org/drawingml/2006/wordprocessingDrawing" xmlns:w10="urn:schemas-microsoft-com:office:word" xmlns:w="http://schemas.openxmlformats.org/wordprocessingml/2006/main" xmlns:w14="http://schemas.microsoft.com/office/word/2010/wordml" xmlns:w15="http://schemas.microsoft.com/office/word/2012/wordml" xmlns:w16cex="http://schemas.microsoft.com/office/word/2018/wordml/cex" xmlns:w16cid="http://schemas.microsoft.com/office/word/2016/wordml/cid" xmlns:w16="http://schemas.microsoft.com/office/word/2018/wordml" xmlns:w16sdtdh="http://schemas.microsoft.com/office/word/2020/wordml/sdtdatahash" xmlns:w16se="http://schemas.microsoft.com/office/word/2015/wordml/symex" xmlns:wpg="http://schemas.microsoft.com/office/word/2010/wordprocessingGroup" xmlns:wpi="http://schemas.microsoft.com/office/word/2010/wordprocessingInk" xmlns:wne="http://schemas.microsoft.com/office/word/2006/wordml" xmlns:wps="http://schemas.microsoft.com/office/word/2010/wordprocessingShape" mc:Ignorable="w14 w15 w16se w16cid w16 w16cex w16sdtdh wp14">
+  <w:footnote w:type="separator" w:id="-1">
+    <w:p>
+      <w:pPr>
+        <w:spacing w:after="0"/>
       </w:pPr>
       <w:r>
         <w:separator/>
       </w:r>
     </w:p>
   </w:footnote>
-  <w:footnote w:type="continuationSeparator" w:id="1">
-    <w:p>
-      <w:pPr>
-        <w:spacing w:before="0" w:after="0" w:line="259" w:lineRule="auto"/>
+  <w:footnote w:type="continuationSeparator" w:id="0">
+    <w:p>
+      <w:pPr>
+        <w:spacing w:after="0"/>
       </w:pPr>
       <w:r>
         <w:continuationSeparator/>
@@ -4835,12 +6059,12 @@
 </file>
 
 <file path=word/numbering.xml><?xml version="1.0" encoding="utf-8"?>
-<w:numbering xmlns:wpc="http://schemas.microsoft.com/office/word/2010/wordprocessingCanvas" xmlns:mc="http://schemas.openxmlformats.org/markup-compatibility/2006" xmlns:o="urn:schemas-microsoft-com:office:office" xmlns:r="http://schemas.openxmlformats.org/officeDocument/2006/relationships" xmlns:m="http://schemas.openxmlformats.org/officeDocument/2006/math" xmlns:v="urn:schemas-microsoft-com:vml" xmlns:wp14="http://schemas.microsoft.com/office/word/2010/wordprocessingDrawing" xmlns:wp="http://schemas.openxmlformats.org/drawingml/2006/wordprocessingDrawing" xmlns:w10="urn:schemas-microsoft-com:office:word" xmlns:w="http://schemas.openxmlformats.org/wordprocessingml/2006/main" xmlns:w14="http://schemas.microsoft.com/office/word/2010/wordml" xmlns:wpg="http://schemas.microsoft.com/office/word/2010/wordprocessingGroup" xmlns:wpi="http://schemas.microsoft.com/office/word/2010/wordprocessingInk" xmlns:wne="http://schemas.microsoft.com/office/word/2006/wordml" xmlns:wps="http://schemas.microsoft.com/office/word/2010/wordprocessingShape" xmlns:wpsCustomData="http://www.wps.cn/officeDocument/2013/wpsCustomData" mc:Ignorable="w14 wp14">
-  <w:abstractNum w:abstractNumId="0">
+<w:numbering xmlns:wpc="http://schemas.microsoft.com/office/word/2010/wordprocessingCanvas" xmlns:cx="http://schemas.microsoft.com/office/drawing/2014/chartex" xmlns:cx1="http://schemas.microsoft.com/office/drawing/2015/9/8/chartex" xmlns:cx2="http://schemas.microsoft.com/office/drawing/2015/10/21/chartex" xmlns:cx3="http://schemas.microsoft.com/office/drawing/2016/5/9/chartex" xmlns:cx4="http://schemas.microsoft.com/office/drawing/2016/5/10/chartex" xmlns:cx5="http://schemas.microsoft.com/office/drawing/2016/5/11/chartex" xmlns:cx6="http://schemas.microsoft.com/office/drawing/2016/5/12/chartex" xmlns:cx7="http://schemas.microsoft.com/office/drawing/2016/5/13/chartex" xmlns:cx8="http://schemas.microsoft.com/office/drawing/2016/5/14/chartex" xmlns:mc="http://schemas.openxmlformats.org/markup-compatibility/2006" xmlns:aink="http://schemas.microsoft.com/office/drawing/2016/ink" xmlns:am3d="http://schemas.microsoft.com/office/drawing/2017/model3d" xmlns:o="urn:schemas-microsoft-com:office:office" xmlns:oel="http://schemas.microsoft.com/office/2019/extlst" xmlns:r="http://schemas.openxmlformats.org/officeDocument/2006/relationships" xmlns:m="http://schemas.openxmlformats.org/officeDocument/2006/math" xmlns:v="urn:schemas-microsoft-com:vml" xmlns:wp14="http://schemas.microsoft.com/office/word/2010/wordprocessingDrawing" xmlns:wp="http://schemas.openxmlformats.org/drawingml/2006/wordprocessingDrawing" xmlns:w10="urn:schemas-microsoft-com:office:word" xmlns:w="http://schemas.openxmlformats.org/wordprocessingml/2006/main" xmlns:w14="http://schemas.microsoft.com/office/word/2010/wordml" xmlns:w15="http://schemas.microsoft.com/office/word/2012/wordml" xmlns:w16cex="http://schemas.microsoft.com/office/word/2018/wordml/cex" xmlns:w16cid="http://schemas.microsoft.com/office/word/2016/wordml/cid" xmlns:w16="http://schemas.microsoft.com/office/word/2018/wordml" xmlns:w16sdtdh="http://schemas.microsoft.com/office/word/2020/wordml/sdtdatahash" xmlns:w16se="http://schemas.microsoft.com/office/word/2015/wordml/symex" xmlns:wpg="http://schemas.microsoft.com/office/word/2010/wordprocessingGroup" xmlns:wpi="http://schemas.microsoft.com/office/word/2010/wordprocessingInk" xmlns:wne="http://schemas.microsoft.com/office/word/2006/wordml" xmlns:wps="http://schemas.microsoft.com/office/word/2010/wordprocessingShape" mc:Ignorable="w14 w15 w16se w16cid w16 w16cex w16sdtdh wp14">
+  <w:abstractNum w:abstractNumId="0" w15:restartNumberingAfterBreak="0">
     <w:nsid w:val="CF092B84"/>
     <w:multiLevelType w:val="multilevel"/>
     <w:tmpl w:val="CF092B84"/>
-    <w:lvl w:ilvl="0" w:tentative="0">
+    <w:lvl w:ilvl="0">
       <w:start w:val="1"/>
       <w:numFmt w:val="bullet"/>
       <w:lvlText w:val=""/>
@@ -4852,10 +6076,10 @@
         <w:ind w:left="709" w:hanging="283"/>
       </w:pPr>
       <w:rPr>
-        <w:rFonts w:hint="default" w:ascii="Symbol" w:hAnsi="Symbol" w:cs="Symbol"/>
+        <w:rFonts w:ascii="Symbol" w:hAnsi="Symbol" w:cs="Symbol" w:hint="default"/>
       </w:rPr>
     </w:lvl>
-    <w:lvl w:ilvl="1" w:tentative="0">
+    <w:lvl w:ilvl="1">
       <w:start w:val="1"/>
       <w:numFmt w:val="bullet"/>
       <w:lvlText w:val=""/>
@@ -4867,10 +6091,10 @@
         <w:ind w:left="1418" w:hanging="283"/>
       </w:pPr>
       <w:rPr>
-        <w:rFonts w:hint="default" w:ascii="Symbol" w:hAnsi="Symbol" w:cs="Symbol"/>
+        <w:rFonts w:ascii="Symbol" w:hAnsi="Symbol" w:cs="Symbol" w:hint="default"/>
       </w:rPr>
     </w:lvl>
-    <w:lvl w:ilvl="2" w:tentative="0">
+    <w:lvl w:ilvl="2">
       <w:start w:val="1"/>
       <w:numFmt w:val="bullet"/>
       <w:lvlText w:val=""/>
@@ -4882,10 +6106,10 @@
         <w:ind w:left="2127" w:hanging="283"/>
       </w:pPr>
       <w:rPr>
-        <w:rFonts w:hint="default" w:ascii="Symbol" w:hAnsi="Symbol" w:cs="Symbol"/>
+        <w:rFonts w:ascii="Symbol" w:hAnsi="Symbol" w:cs="Symbol" w:hint="default"/>
       </w:rPr>
     </w:lvl>
-    <w:lvl w:ilvl="3" w:tentative="0">
+    <w:lvl w:ilvl="3">
       <w:start w:val="1"/>
       <w:numFmt w:val="bullet"/>
       <w:lvlText w:val=""/>
@@ -4897,10 +6121,10 @@
         <w:ind w:left="2836" w:hanging="283"/>
       </w:pPr>
       <w:rPr>
-        <w:rFonts w:hint="default" w:ascii="Symbol" w:hAnsi="Symbol" w:cs="Symbol"/>
+        <w:rFonts w:ascii="Symbol" w:hAnsi="Symbol" w:cs="Symbol" w:hint="default"/>
       </w:rPr>
     </w:lvl>
-    <w:lvl w:ilvl="4" w:tentative="0">
+    <w:lvl w:ilvl="4">
       <w:start w:val="1"/>
       <w:numFmt w:val="bullet"/>
       <w:lvlText w:val=""/>
@@ -4912,10 +6136,10 @@
         <w:ind w:left="3545" w:hanging="283"/>
       </w:pPr>
       <w:rPr>
-        <w:rFonts w:hint="default" w:ascii="Symbol" w:hAnsi="Symbol" w:cs="Symbol"/>
+        <w:rFonts w:ascii="Symbol" w:hAnsi="Symbol" w:cs="Symbol" w:hint="default"/>
       </w:rPr>
     </w:lvl>
-    <w:lvl w:ilvl="5" w:tentative="0">
+    <w:lvl w:ilvl="5">
       <w:start w:val="1"/>
       <w:numFmt w:val="bullet"/>
       <w:lvlText w:val=""/>
@@ -4927,10 +6151,10 @@
         <w:ind w:left="4254" w:hanging="283"/>
       </w:pPr>
       <w:rPr>
-        <w:rFonts w:hint="default" w:ascii="Symbol" w:hAnsi="Symbol" w:cs="Symbol"/>
+        <w:rFonts w:ascii="Symbol" w:hAnsi="Symbol" w:cs="Symbol" w:hint="default"/>
       </w:rPr>
     </w:lvl>
-    <w:lvl w:ilvl="6" w:tentative="0">
+    <w:lvl w:ilvl="6">
       <w:start w:val="1"/>
       <w:numFmt w:val="bullet"/>
       <w:lvlText w:val=""/>
@@ -4942,10 +6166,10 @@
         <w:ind w:left="4963" w:hanging="283"/>
       </w:pPr>
       <w:rPr>
-        <w:rFonts w:hint="default" w:ascii="Symbol" w:hAnsi="Symbol" w:cs="Symbol"/>
+        <w:rFonts w:ascii="Symbol" w:hAnsi="Symbol" w:cs="Symbol" w:hint="default"/>
       </w:rPr>
     </w:lvl>
-    <w:lvl w:ilvl="7" w:tentative="0">
+    <w:lvl w:ilvl="7">
       <w:start w:val="1"/>
       <w:numFmt w:val="bullet"/>
       <w:lvlText w:val=""/>
@@ -4957,10 +6181,10 @@
         <w:ind w:left="5672" w:hanging="283"/>
       </w:pPr>
       <w:rPr>
-        <w:rFonts w:hint="default" w:ascii="Symbol" w:hAnsi="Symbol" w:cs="Symbol"/>
+        <w:rFonts w:ascii="Symbol" w:hAnsi="Symbol" w:cs="Symbol" w:hint="default"/>
       </w:rPr>
     </w:lvl>
-    <w:lvl w:ilvl="8" w:tentative="0">
+    <w:lvl w:ilvl="8">
       <w:start w:val="1"/>
       <w:numFmt w:val="bullet"/>
       <w:lvlText w:val=""/>
@@ -4972,15 +6196,15 @@
         <w:ind w:left="6381" w:hanging="283"/>
       </w:pPr>
       <w:rPr>
-        <w:rFonts w:hint="default" w:ascii="Symbol" w:hAnsi="Symbol" w:cs="Symbol"/>
+        <w:rFonts w:ascii="Symbol" w:hAnsi="Symbol" w:cs="Symbol" w:hint="default"/>
       </w:rPr>
     </w:lvl>
   </w:abstractNum>
-  <w:abstractNum w:abstractNumId="1">
+  <w:abstractNum w:abstractNumId="1" w15:restartNumberingAfterBreak="0">
     <w:nsid w:val="0053208E"/>
     <w:multiLevelType w:val="multilevel"/>
     <w:tmpl w:val="0053208E"/>
-    <w:lvl w:ilvl="0" w:tentative="0">
+    <w:lvl w:ilvl="0">
       <w:start w:val="1"/>
       <w:numFmt w:val="bullet"/>
       <w:lvlText w:val=""/>
@@ -4992,10 +6216,10 @@
         <w:ind w:left="709" w:hanging="283"/>
       </w:pPr>
       <w:rPr>
-        <w:rFonts w:hint="default" w:ascii="Symbol" w:hAnsi="Symbol" w:cs="Symbol"/>
+        <w:rFonts w:ascii="Symbol" w:hAnsi="Symbol" w:cs="Symbol" w:hint="default"/>
       </w:rPr>
     </w:lvl>
-    <w:lvl w:ilvl="1" w:tentative="0">
+    <w:lvl w:ilvl="1">
       <w:start w:val="1"/>
       <w:numFmt w:val="bullet"/>
       <w:lvlText w:val=""/>
@@ -5007,10 +6231,10 @@
         <w:ind w:left="1418" w:hanging="283"/>
       </w:pPr>
       <w:rPr>
-        <w:rFonts w:hint="default" w:ascii="Symbol" w:hAnsi="Symbol" w:cs="Symbol"/>
+        <w:rFonts w:ascii="Symbol" w:hAnsi="Symbol" w:cs="Symbol" w:hint="default"/>
       </w:rPr>
     </w:lvl>
-    <w:lvl w:ilvl="2" w:tentative="0">
+    <w:lvl w:ilvl="2">
       <w:start w:val="1"/>
       <w:numFmt w:val="bullet"/>
       <w:lvlText w:val=""/>
@@ -5022,10 +6246,10 @@
         <w:ind w:left="2127" w:hanging="283"/>
       </w:pPr>
       <w:rPr>
-        <w:rFonts w:hint="default" w:ascii="Symbol" w:hAnsi="Symbol" w:cs="Symbol"/>
+        <w:rFonts w:ascii="Symbol" w:hAnsi="Symbol" w:cs="Symbol" w:hint="default"/>
       </w:rPr>
     </w:lvl>
-    <w:lvl w:ilvl="3" w:tentative="0">
+    <w:lvl w:ilvl="3">
       <w:start w:val="1"/>
       <w:numFmt w:val="bullet"/>
       <w:lvlText w:val=""/>
@@ -5037,10 +6261,10 @@
         <w:ind w:left="2836" w:hanging="283"/>
       </w:pPr>
       <w:rPr>
-        <w:rFonts w:hint="default" w:ascii="Symbol" w:hAnsi="Symbol" w:cs="Symbol"/>
+        <w:rFonts w:ascii="Symbol" w:hAnsi="Symbol" w:cs="Symbol" w:hint="default"/>
       </w:rPr>
     </w:lvl>
-    <w:lvl w:ilvl="4" w:tentative="0">
+    <w:lvl w:ilvl="4">
       <w:start w:val="1"/>
       <w:numFmt w:val="bullet"/>
       <w:lvlText w:val=""/>
@@ -5052,10 +6276,10 @@
         <w:ind w:left="3545" w:hanging="283"/>
       </w:pPr>
       <w:rPr>
-        <w:rFonts w:hint="default" w:ascii="Symbol" w:hAnsi="Symbol" w:cs="Symbol"/>
+        <w:rFonts w:ascii="Symbol" w:hAnsi="Symbol" w:cs="Symbol" w:hint="default"/>
       </w:rPr>
     </w:lvl>
-    <w:lvl w:ilvl="5" w:tentative="0">
+    <w:lvl w:ilvl="5">
       <w:start w:val="1"/>
       <w:numFmt w:val="bullet"/>
       <w:lvlText w:val=""/>
@@ -5067,10 +6291,10 @@
         <w:ind w:left="4254" w:hanging="283"/>
       </w:pPr>
       <w:rPr>
-        <w:rFonts w:hint="default" w:ascii="Symbol" w:hAnsi="Symbol" w:cs="Symbol"/>
+        <w:rFonts w:ascii="Symbol" w:hAnsi="Symbol" w:cs="Symbol" w:hint="default"/>
       </w:rPr>
     </w:lvl>
-    <w:lvl w:ilvl="6" w:tentative="0">
+    <w:lvl w:ilvl="6">
       <w:start w:val="1"/>
       <w:numFmt w:val="bullet"/>
       <w:lvlText w:val=""/>
@@ -5082,10 +6306,10 @@
         <w:ind w:left="4963" w:hanging="283"/>
       </w:pPr>
       <w:rPr>
-        <w:rFonts w:hint="default" w:ascii="Symbol" w:hAnsi="Symbol" w:cs="Symbol"/>
+        <w:rFonts w:ascii="Symbol" w:hAnsi="Symbol" w:cs="Symbol" w:hint="default"/>
       </w:rPr>
     </w:lvl>
-    <w:lvl w:ilvl="7" w:tentative="0">
+    <w:lvl w:ilvl="7">
       <w:start w:val="1"/>
       <w:numFmt w:val="bullet"/>
       <w:lvlText w:val=""/>
@@ -5097,10 +6321,10 @@
         <w:ind w:left="5672" w:hanging="283"/>
       </w:pPr>
       <w:rPr>
-        <w:rFonts w:hint="default" w:ascii="Symbol" w:hAnsi="Symbol" w:cs="Symbol"/>
+        <w:rFonts w:ascii="Symbol" w:hAnsi="Symbol" w:cs="Symbol" w:hint="default"/>
       </w:rPr>
     </w:lvl>
-    <w:lvl w:ilvl="8" w:tentative="0">
+    <w:lvl w:ilvl="8">
       <w:start w:val="1"/>
       <w:numFmt w:val="bullet"/>
       <w:lvlText w:val=""/>
@@ -5112,15 +6336,15 @@
         <w:ind w:left="6381" w:hanging="283"/>
       </w:pPr>
       <w:rPr>
-        <w:rFonts w:hint="default" w:ascii="Symbol" w:hAnsi="Symbol" w:cs="Symbol"/>
+        <w:rFonts w:ascii="Symbol" w:hAnsi="Symbol" w:cs="Symbol" w:hint="default"/>
       </w:rPr>
     </w:lvl>
   </w:abstractNum>
-  <w:abstractNum w:abstractNumId="2">
+  <w:abstractNum w:abstractNumId="2" w15:restartNumberingAfterBreak="0">
     <w:nsid w:val="59ADCABA"/>
     <w:multiLevelType w:val="multilevel"/>
     <w:tmpl w:val="59ADCABA"/>
-    <w:lvl w:ilvl="0" w:tentative="0">
+    <w:lvl w:ilvl="0">
       <w:start w:val="1"/>
       <w:numFmt w:val="bullet"/>
       <w:lvlText w:val=""/>
@@ -5132,10 +6356,10 @@
         <w:ind w:left="709" w:hanging="283"/>
       </w:pPr>
       <w:rPr>
-        <w:rFonts w:hint="default" w:ascii="Symbol" w:hAnsi="Symbol" w:cs="Symbol"/>
+        <w:rFonts w:ascii="Symbol" w:hAnsi="Symbol" w:cs="Symbol" w:hint="default"/>
       </w:rPr>
     </w:lvl>
-    <w:lvl w:ilvl="1" w:tentative="0">
+    <w:lvl w:ilvl="1">
       <w:start w:val="1"/>
       <w:numFmt w:val="bullet"/>
       <w:lvlText w:val=""/>
@@ -5147,10 +6371,10 @@
         <w:ind w:left="1418" w:hanging="283"/>
       </w:pPr>
       <w:rPr>
-        <w:rFonts w:hint="default" w:ascii="Symbol" w:hAnsi="Symbol" w:cs="Symbol"/>
+        <w:rFonts w:ascii="Symbol" w:hAnsi="Symbol" w:cs="Symbol" w:hint="default"/>
       </w:rPr>
     </w:lvl>
-    <w:lvl w:ilvl="2" w:tentative="0">
+    <w:lvl w:ilvl="2">
       <w:start w:val="1"/>
       <w:numFmt w:val="bullet"/>
       <w:lvlText w:val=""/>
@@ -5162,10 +6386,10 @@
         <w:ind w:left="2127" w:hanging="283"/>
       </w:pPr>
       <w:rPr>
-        <w:rFonts w:hint="default" w:ascii="Symbol" w:hAnsi="Symbol" w:cs="Symbol"/>
+        <w:rFonts w:ascii="Symbol" w:hAnsi="Symbol" w:cs="Symbol" w:hint="default"/>
       </w:rPr>
     </w:lvl>
-    <w:lvl w:ilvl="3" w:tentative="0">
+    <w:lvl w:ilvl="3">
       <w:start w:val="1"/>
       <w:numFmt w:val="bullet"/>
       <w:lvlText w:val=""/>
@@ -5177,10 +6401,10 @@
         <w:ind w:left="2836" w:hanging="283"/>
       </w:pPr>
       <w:rPr>
-        <w:rFonts w:hint="default" w:ascii="Symbol" w:hAnsi="Symbol" w:cs="Symbol"/>
+        <w:rFonts w:ascii="Symbol" w:hAnsi="Symbol" w:cs="Symbol" w:hint="default"/>
       </w:rPr>
     </w:lvl>
-    <w:lvl w:ilvl="4" w:tentative="0">
+    <w:lvl w:ilvl="4">
       <w:start w:val="1"/>
       <w:numFmt w:val="bullet"/>
       <w:lvlText w:val=""/>
@@ -5192,10 +6416,10 @@
         <w:ind w:left="3545" w:hanging="283"/>
       </w:pPr>
       <w:rPr>
-        <w:rFonts w:hint="default" w:ascii="Symbol" w:hAnsi="Symbol" w:cs="Symbol"/>
+        <w:rFonts w:ascii="Symbol" w:hAnsi="Symbol" w:cs="Symbol" w:hint="default"/>
       </w:rPr>
     </w:lvl>
-    <w:lvl w:ilvl="5" w:tentative="0">
+    <w:lvl w:ilvl="5">
       <w:start w:val="1"/>
       <w:numFmt w:val="bullet"/>
       <w:lvlText w:val=""/>
@@ -5207,10 +6431,10 @@
         <w:ind w:left="4254" w:hanging="283"/>
       </w:pPr>
       <w:rPr>
-        <w:rFonts w:hint="default" w:ascii="Symbol" w:hAnsi="Symbol" w:cs="Symbol"/>
+        <w:rFonts w:ascii="Symbol" w:hAnsi="Symbol" w:cs="Symbol" w:hint="default"/>
       </w:rPr>
     </w:lvl>
-    <w:lvl w:ilvl="6" w:tentative="0">
+    <w:lvl w:ilvl="6">
       <w:start w:val="1"/>
       <w:numFmt w:val="bullet"/>
       <w:lvlText w:val=""/>
@@ -5222,10 +6446,10 @@
         <w:ind w:left="4963" w:hanging="283"/>
       </w:pPr>
       <w:rPr>
-        <w:rFonts w:hint="default" w:ascii="Symbol" w:hAnsi="Symbol" w:cs="Symbol"/>
+        <w:rFonts w:ascii="Symbol" w:hAnsi="Symbol" w:cs="Symbol" w:hint="default"/>
       </w:rPr>
     </w:lvl>
-    <w:lvl w:ilvl="7" w:tentative="0">
+    <w:lvl w:ilvl="7">
       <w:start w:val="1"/>
       <w:numFmt w:val="bullet"/>
       <w:lvlText w:val=""/>
@@ -5237,10 +6461,10 @@
         <w:ind w:left="5672" w:hanging="283"/>
       </w:pPr>
       <w:rPr>
-        <w:rFonts w:hint="default" w:ascii="Symbol" w:hAnsi="Symbol" w:cs="Symbol"/>
+        <w:rFonts w:ascii="Symbol" w:hAnsi="Symbol" w:cs="Symbol" w:hint="default"/>
       </w:rPr>
     </w:lvl>
-    <w:lvl w:ilvl="8" w:tentative="0">
+    <w:lvl w:ilvl="8">
       <w:start w:val="1"/>
       <w:numFmt w:val="bullet"/>
       <w:lvlText w:val=""/>
@@ -5252,214 +6476,432 @@
         <w:ind w:left="6381" w:hanging="283"/>
       </w:pPr>
       <w:rPr>
-        <w:rFonts w:hint="default" w:ascii="Symbol" w:hAnsi="Symbol" w:cs="Symbol"/>
+        <w:rFonts w:ascii="Symbol" w:hAnsi="Symbol" w:cs="Symbol" w:hint="default"/>
       </w:rPr>
     </w:lvl>
   </w:abstractNum>
-  <w:num w:numId="1">
+  <w:num w:numId="1" w16cid:durableId="379288146">
     <w:abstractNumId w:val="1"/>
   </w:num>
-  <w:num w:numId="2">
+  <w:num w:numId="2" w16cid:durableId="1604260587">
     <w:abstractNumId w:val="0"/>
   </w:num>
-  <w:num w:numId="3">
+  <w:num w:numId="3" w16cid:durableId="2028674447">
     <w:abstractNumId w:val="2"/>
   </w:num>
 </w:numbering>
 </file>
 
 <file path=word/styles.xml><?xml version="1.0" encoding="utf-8"?>
-<w:styles xmlns:mc="http://schemas.openxmlformats.org/markup-compatibility/2006" xmlns:o="urn:schemas-microsoft-com:office:office" xmlns:r="http://schemas.openxmlformats.org/officeDocument/2006/relationships" xmlns:m="http://schemas.openxmlformats.org/officeDocument/2006/math" xmlns:v="urn:schemas-microsoft-com:vml" xmlns:w="http://schemas.openxmlformats.org/wordprocessingml/2006/main" xmlns:w14="http://schemas.microsoft.com/office/word/2010/wordml" xmlns:w10="urn:schemas-microsoft-com:office:word" xmlns:sl="http://schemas.openxmlformats.org/schemaLibrary/2006/main" xmlns:wpsCustomData="http://www.wps.cn/officeDocument/2013/wpsCustomData" mc:Ignorable="w14">
+<w:styles xmlns:mc="http://schemas.openxmlformats.org/markup-compatibility/2006" xmlns:r="http://schemas.openxmlformats.org/officeDocument/2006/relationships" xmlns:w="http://schemas.openxmlformats.org/wordprocessingml/2006/main" xmlns:w14="http://schemas.microsoft.com/office/word/2010/wordml" xmlns:w15="http://schemas.microsoft.com/office/word/2012/wordml" xmlns:w16cex="http://schemas.microsoft.com/office/word/2018/wordml/cex" xmlns:w16cid="http://schemas.microsoft.com/office/word/2016/wordml/cid" xmlns:w16="http://schemas.microsoft.com/office/word/2018/wordml" xmlns:w16sdtdh="http://schemas.microsoft.com/office/word/2020/wordml/sdtdatahash" xmlns:w16se="http://schemas.microsoft.com/office/word/2015/wordml/symex" mc:Ignorable="w14 w15 w16se w16cid w16 w16cex w16sdtdh">
   <w:docDefaults>
     <w:rPrDefault>
       <w:rPr>
-        <w:rFonts w:asciiTheme="minorHAnsi" w:hAnsiTheme="minorHAnsi" w:eastAsiaTheme="minorHAnsi" w:cstheme="minorBidi"/>
+        <w:rFonts w:asciiTheme="minorHAnsi" w:eastAsiaTheme="minorHAnsi" w:hAnsiTheme="minorHAnsi" w:cstheme="minorBidi"/>
+        <w:lang w:val="es-ES" w:eastAsia="es-ES" w:bidi="ar-SA"/>
       </w:rPr>
     </w:rPrDefault>
     <w:pPrDefault/>
   </w:docDefaults>
-  <w:latentStyles w:count="260" w:defQFormat="0" w:defUnhideWhenUsed="1" w:defSemiHidden="1" w:defUIPriority="99" w:defLockedState="0">
-    <w:lsdException w:qFormat="1" w:unhideWhenUsed="0" w:uiPriority="0" w:semiHidden="0" w:name="Normal"/>
-    <w:lsdException w:qFormat="1" w:unhideWhenUsed="0" w:uiPriority="9" w:semiHidden="0" w:name="heading 1"/>
-    <w:lsdException w:qFormat="1" w:uiPriority="9" w:name="heading 2"/>
-    <w:lsdException w:qFormat="1" w:uiPriority="9" w:name="heading 3"/>
-    <w:lsdException w:qFormat="1" w:uiPriority="9" w:name="heading 4"/>
-    <w:lsdException w:qFormat="1" w:uiPriority="9" w:name="heading 5"/>
-    <w:lsdException w:qFormat="1" w:uiPriority="9" w:name="heading 6"/>
-    <w:lsdException w:qFormat="1" w:uiPriority="9" w:name="heading 7"/>
-    <w:lsdException w:qFormat="1" w:uiPriority="9" w:name="heading 8"/>
-    <w:lsdException w:qFormat="1" w:uiPriority="9" w:name="heading 9"/>
-    <w:lsdException w:uiPriority="99" w:name="index 1"/>
-    <w:lsdException w:uiPriority="99" w:name="index 2"/>
-    <w:lsdException w:uiPriority="99" w:name="index 3"/>
-    <w:lsdException w:uiPriority="99" w:name="index 4"/>
-    <w:lsdException w:uiPriority="99" w:name="index 5"/>
-    <w:lsdException w:uiPriority="99" w:name="index 6"/>
-    <w:lsdException w:uiPriority="99" w:name="index 7"/>
-    <w:lsdException w:uiPriority="99" w:name="index 8"/>
-    <w:lsdException w:uiPriority="99" w:name="index 9"/>
-    <w:lsdException w:uiPriority="39" w:name="toc 1"/>
-    <w:lsdException w:uiPriority="39" w:name="toc 2"/>
-    <w:lsdException w:uiPriority="39" w:name="toc 3"/>
-    <w:lsdException w:uiPriority="39" w:name="toc 4"/>
-    <w:lsdException w:uiPriority="39" w:name="toc 5"/>
-    <w:lsdException w:uiPriority="39" w:name="toc 6"/>
-    <w:lsdException w:uiPriority="39" w:name="toc 7"/>
-    <w:lsdException w:uiPriority="39" w:name="toc 8"/>
-    <w:lsdException w:uiPriority="39" w:name="toc 9"/>
-    <w:lsdException w:uiPriority="99" w:name="Normal Indent"/>
-    <w:lsdException w:uiPriority="99" w:name="footnote text"/>
-    <w:lsdException w:uiPriority="99" w:name="annotation text"/>
-    <w:lsdException w:uiPriority="99" w:name="header"/>
-    <w:lsdException w:uiPriority="99" w:name="footer"/>
-    <w:lsdException w:uiPriority="99" w:name="index heading"/>
-    <w:lsdException w:qFormat="1" w:unhideWhenUsed="0" w:uiPriority="0" w:semiHidden="0" w:name="caption"/>
-    <w:lsdException w:uiPriority="99" w:name="table of figures"/>
-    <w:lsdException w:uiPriority="99" w:name="envelope address"/>
-    <w:lsdException w:uiPriority="99" w:name="envelope return"/>
-    <w:lsdException w:uiPriority="99" w:name="footnote reference"/>
-    <w:lsdException w:uiPriority="99" w:name="annotation reference"/>
-    <w:lsdException w:uiPriority="99" w:name="line number"/>
-    <w:lsdException w:uiPriority="99" w:name="page number"/>
-    <w:lsdException w:uiPriority="99" w:name="endnote reference"/>
-    <w:lsdException w:uiPriority="99" w:name="endnote text"/>
-    <w:lsdException w:uiPriority="99" w:name="table of authorities"/>
-    <w:lsdException w:uiPriority="99" w:name="macro"/>
-    <w:lsdException w:uiPriority="99" w:name="toa heading"/>
-    <w:lsdException w:unhideWhenUsed="0" w:uiPriority="0" w:semiHidden="0" w:name="List"/>
-    <w:lsdException w:uiPriority="99" w:name="List Bullet"/>
-    <w:lsdException w:uiPriority="99" w:name="List Number"/>
-    <w:lsdException w:uiPriority="99" w:name="List 2"/>
-    <w:lsdException w:uiPriority="99" w:name="List 3"/>
-    <w:lsdException w:uiPriority="99" w:name="List 4"/>
-    <w:lsdException w:uiPriority="99" w:name="List 5"/>
-    <w:lsdException w:uiPriority="99" w:name="List Bullet 2"/>
-    <w:lsdException w:uiPriority="99" w:name="List Bullet 3"/>
-    <w:lsdException w:uiPriority="99" w:name="List Bullet 4"/>
-    <w:lsdException w:uiPriority="99" w:name="List Bullet 5"/>
-    <w:lsdException w:uiPriority="99" w:name="List Number 2"/>
-    <w:lsdException w:uiPriority="99" w:name="List Number 3"/>
-    <w:lsdException w:uiPriority="99" w:name="List Number 4"/>
-    <w:lsdException w:uiPriority="99" w:name="List Number 5"/>
-    <w:lsdException w:qFormat="1" w:unhideWhenUsed="0" w:uiPriority="10" w:semiHidden="0" w:name="Title"/>
-    <w:lsdException w:uiPriority="99" w:name="Closing"/>
-    <w:lsdException w:uiPriority="99" w:name="Signature"/>
-    <w:lsdException w:qFormat="1" w:uiPriority="1" w:semiHidden="0" w:name="Default Paragraph Font"/>
-    <w:lsdException w:unhideWhenUsed="0" w:uiPriority="0" w:semiHidden="0" w:name="Body Text"/>
-    <w:lsdException w:uiPriority="99" w:name="Body Text Indent"/>
-    <w:lsdException w:uiPriority="99" w:name="List Continue"/>
-    <w:lsdException w:uiPriority="99" w:name="List Continue 2"/>
-    <w:lsdException w:uiPriority="99" w:name="List Continue 3"/>
-    <w:lsdException w:uiPriority="99" w:name="List Continue 4"/>
-    <w:lsdException w:uiPriority="99" w:name="List Continue 5"/>
-    <w:lsdException w:uiPriority="99" w:name="Message Header"/>
-    <w:lsdException w:qFormat="1" w:unhideWhenUsed="0" w:uiPriority="11" w:semiHidden="0" w:name="Subtitle"/>
-    <w:lsdException w:uiPriority="99" w:name="Salutation"/>
-    <w:lsdException w:uiPriority="99" w:name="Date"/>
-    <w:lsdException w:uiPriority="99" w:name="Body Text First Indent"/>
-    <w:lsdException w:uiPriority="99" w:name="Body Text First Indent 2"/>
-    <w:lsdException w:uiPriority="99" w:name="Note Heading"/>
-    <w:lsdException w:uiPriority="99" w:name="Body Text 2"/>
-    <w:lsdException w:uiPriority="99" w:name="Body Text 3"/>
-    <w:lsdException w:uiPriority="99" w:name="Body Text Indent 2"/>
-    <w:lsdException w:uiPriority="99" w:name="Body Text Indent 3"/>
-    <w:lsdException w:uiPriority="99" w:name="Block Text"/>
-    <w:lsdException w:uiPriority="99" w:name="Hyperlink"/>
-    <w:lsdException w:uiPriority="99" w:name="FollowedHyperlink"/>
-    <w:lsdException w:qFormat="1" w:unhideWhenUsed="0" w:uiPriority="0" w:semiHidden="0" w:name="Strong"/>
-    <w:lsdException w:qFormat="1" w:unhideWhenUsed="0" w:uiPriority="20" w:semiHidden="0" w:name="Emphasis"/>
-    <w:lsdException w:uiPriority="99" w:name="Document Map"/>
-    <w:lsdException w:uiPriority="99" w:name="Plain Text"/>
-    <w:lsdException w:uiPriority="99" w:name="E-mail Signature"/>
-    <w:lsdException w:qFormat="1" w:uiPriority="99" w:name="Normal (Web)"/>
-    <w:lsdException w:uiPriority="99" w:name="HTML Acronym"/>
-    <w:lsdException w:uiPriority="99" w:name="HTML Address"/>
-    <w:lsdException w:uiPriority="99" w:name="HTML Cite"/>
-    <w:lsdException w:uiPriority="99" w:name="HTML Code"/>
-    <w:lsdException w:uiPriority="99" w:name="HTML Definition"/>
-    <w:lsdException w:uiPriority="99" w:name="HTML Keyboard"/>
-    <w:lsdException w:uiPriority="99" w:name="HTML Preformatted"/>
-    <w:lsdException w:uiPriority="99" w:name="HTML Sample"/>
-    <w:lsdException w:uiPriority="99" w:name="HTML Typewriter"/>
-    <w:lsdException w:uiPriority="99" w:name="HTML Variable"/>
-    <w:lsdException w:uiPriority="99" w:name="Normal Table"/>
-    <w:lsdException w:uiPriority="99" w:name="annotation subject"/>
-    <w:lsdException w:uiPriority="99" w:name="Table Simple 1"/>
-    <w:lsdException w:uiPriority="99" w:name="Table Simple 2"/>
-    <w:lsdException w:uiPriority="99" w:name="Table Simple 3"/>
-    <w:lsdException w:uiPriority="99" w:name="Table Classic 1"/>
-    <w:lsdException w:uiPriority="99" w:name="Table Classic 2"/>
-    <w:lsdException w:uiPriority="99" w:name="Table Classic 3"/>
-    <w:lsdException w:uiPriority="99" w:name="Table Classic 4"/>
-    <w:lsdException w:uiPriority="99" w:name="Table Colorful 1"/>
-    <w:lsdException w:uiPriority="99" w:name="Table Colorful 2"/>
-    <w:lsdException w:uiPriority="99" w:name="Table Colorful 3"/>
-    <w:lsdException w:uiPriority="99" w:name="Table Columns 1"/>
-    <w:lsdException w:uiPriority="99" w:name="Table Columns 2"/>
-    <w:lsdException w:uiPriority="99" w:name="Table Columns 3"/>
-    <w:lsdException w:uiPriority="99" w:name="Table Columns 4"/>
-    <w:lsdException w:uiPriority="99" w:name="Table Columns 5"/>
-    <w:lsdException w:uiPriority="99" w:name="Table Grid 1"/>
-    <w:lsdException w:uiPriority="99" w:name="Table Grid 2"/>
-    <w:lsdException w:uiPriority="99" w:name="Table Grid 3"/>
-    <w:lsdException w:uiPriority="99" w:name="Table Grid 4"/>
-    <w:lsdException w:uiPriority="99" w:name="Table Grid 5"/>
-    <w:lsdException w:uiPriority="99" w:name="Table Grid 6"/>
-    <w:lsdException w:uiPriority="99" w:name="Table Grid 7"/>
-    <w:lsdException w:uiPriority="99" w:name="Table Grid 8"/>
-    <w:lsdException w:uiPriority="99" w:name="Table List 1"/>
-    <w:lsdException w:uiPriority="99" w:name="Table List 2"/>
-    <w:lsdException w:uiPriority="99" w:name="Table List 3"/>
-    <w:lsdException w:uiPriority="99" w:name="Table List 4"/>
-    <w:lsdException w:uiPriority="99" w:name="Table List 5"/>
-    <w:lsdException w:uiPriority="99" w:name="Table List 6"/>
-    <w:lsdException w:uiPriority="99" w:name="Table List 7"/>
-    <w:lsdException w:uiPriority="99" w:name="Table List 8"/>
-    <w:lsdException w:uiPriority="99" w:name="Table 3D effects 1"/>
-    <w:lsdException w:uiPriority="99" w:name="Table 3D effects 2"/>
-    <w:lsdException w:uiPriority="99" w:name="Table 3D effects 3"/>
-    <w:lsdException w:uiPriority="99" w:name="Table Contemporary"/>
-    <w:lsdException w:uiPriority="99" w:name="Table Elegant"/>
-    <w:lsdException w:uiPriority="99" w:name="Table Professional"/>
-    <w:lsdException w:uiPriority="99" w:name="Table Subtle 1"/>
-    <w:lsdException w:uiPriority="99" w:name="Table Subtle 2"/>
-    <w:lsdException w:uiPriority="99" w:name="Table Web 1"/>
-    <w:lsdException w:uiPriority="99" w:name="Table Web 2"/>
-    <w:lsdException w:uiPriority="99" w:name="Table Web 3"/>
-    <w:lsdException w:uiPriority="99" w:name="Balloon Text"/>
-    <w:lsdException w:unhideWhenUsed="0" w:uiPriority="39" w:semiHidden="0" w:name="Table Grid"/>
-    <w:lsdException w:uiPriority="99" w:name="Table Theme"/>
-    <w:lsdException w:qFormat="1" w:unhideWhenUsed="0" w:uiPriority="34" w:semiHidden="0" w:name="List Paragraph"/>
-    <w:lsdException w:qFormat="1" w:unhideWhenUsed="0" w:uiPriority="29" w:semiHidden="0" w:name="Quote"/>
-    <w:lsdException w:qFormat="1" w:unhideWhenUsed="0" w:uiPriority="30" w:semiHidden="0" w:name="Intense Quote"/>
+  <w:latentStyles w:defLockedState="0" w:defUIPriority="99" w:defSemiHidden="0" w:defUnhideWhenUsed="0" w:defQFormat="0" w:count="376">
+    <w:lsdException w:name="Normal" w:uiPriority="0" w:qFormat="1"/>
+    <w:lsdException w:name="heading 1" w:uiPriority="9" w:qFormat="1"/>
+    <w:lsdException w:name="heading 2" w:semiHidden="1" w:uiPriority="9" w:unhideWhenUsed="1" w:qFormat="1"/>
+    <w:lsdException w:name="heading 3" w:semiHidden="1" w:uiPriority="9" w:unhideWhenUsed="1" w:qFormat="1"/>
+    <w:lsdException w:name="heading 4" w:semiHidden="1" w:uiPriority="9" w:unhideWhenUsed="1" w:qFormat="1"/>
+    <w:lsdException w:name="heading 5" w:semiHidden="1" w:uiPriority="9" w:unhideWhenUsed="1" w:qFormat="1"/>
+    <w:lsdException w:name="heading 6" w:semiHidden="1" w:uiPriority="9" w:unhideWhenUsed="1" w:qFormat="1"/>
+    <w:lsdException w:name="heading 7" w:semiHidden="1" w:uiPriority="9" w:unhideWhenUsed="1" w:qFormat="1"/>
+    <w:lsdException w:name="heading 8" w:semiHidden="1" w:uiPriority="9" w:unhideWhenUsed="1" w:qFormat="1"/>
+    <w:lsdException w:name="heading 9" w:semiHidden="1" w:uiPriority="9" w:unhideWhenUsed="1" w:qFormat="1"/>
+    <w:lsdException w:name="index 1" w:semiHidden="1" w:unhideWhenUsed="1"/>
+    <w:lsdException w:name="index 2" w:semiHidden="1" w:unhideWhenUsed="1"/>
+    <w:lsdException w:name="index 3" w:semiHidden="1" w:unhideWhenUsed="1"/>
+    <w:lsdException w:name="index 4" w:semiHidden="1" w:unhideWhenUsed="1"/>
+    <w:lsdException w:name="index 5" w:semiHidden="1" w:unhideWhenUsed="1"/>
+    <w:lsdException w:name="index 6" w:semiHidden="1" w:unhideWhenUsed="1"/>
+    <w:lsdException w:name="index 7" w:semiHidden="1" w:unhideWhenUsed="1"/>
+    <w:lsdException w:name="index 8" w:semiHidden="1" w:unhideWhenUsed="1"/>
+    <w:lsdException w:name="index 9" w:semiHidden="1" w:unhideWhenUsed="1"/>
+    <w:lsdException w:name="toc 1" w:semiHidden="1" w:uiPriority="39" w:unhideWhenUsed="1"/>
+    <w:lsdException w:name="toc 2" w:semiHidden="1" w:uiPriority="39" w:unhideWhenUsed="1"/>
+    <w:lsdException w:name="toc 3" w:semiHidden="1" w:uiPriority="39" w:unhideWhenUsed="1"/>
+    <w:lsdException w:name="toc 4" w:semiHidden="1" w:uiPriority="39" w:unhideWhenUsed="1"/>
+    <w:lsdException w:name="toc 5" w:semiHidden="1" w:uiPriority="39" w:unhideWhenUsed="1"/>
+    <w:lsdException w:name="toc 6" w:semiHidden="1" w:uiPriority="39" w:unhideWhenUsed="1"/>
+    <w:lsdException w:name="toc 7" w:semiHidden="1" w:uiPriority="39" w:unhideWhenUsed="1"/>
+    <w:lsdException w:name="toc 8" w:semiHidden="1" w:uiPriority="39" w:unhideWhenUsed="1"/>
+    <w:lsdException w:name="toc 9" w:semiHidden="1" w:uiPriority="39" w:unhideWhenUsed="1"/>
+    <w:lsdException w:name="Normal Indent" w:semiHidden="1" w:unhideWhenUsed="1"/>
+    <w:lsdException w:name="footnote text" w:semiHidden="1" w:unhideWhenUsed="1"/>
+    <w:lsdException w:name="annotation text" w:semiHidden="1" w:unhideWhenUsed="1"/>
+    <w:lsdException w:name="header" w:semiHidden="1" w:unhideWhenUsed="1"/>
+    <w:lsdException w:name="footer" w:semiHidden="1" w:unhideWhenUsed="1"/>
+    <w:lsdException w:name="index heading" w:semiHidden="1" w:unhideWhenUsed="1"/>
+    <w:lsdException w:name="caption" w:uiPriority="0" w:qFormat="1"/>
+    <w:lsdException w:name="table of figures" w:semiHidden="1" w:unhideWhenUsed="1"/>
+    <w:lsdException w:name="envelope address" w:semiHidden="1" w:unhideWhenUsed="1"/>
+    <w:lsdException w:name="envelope return" w:semiHidden="1" w:unhideWhenUsed="1"/>
+    <w:lsdException w:name="footnote reference" w:semiHidden="1" w:unhideWhenUsed="1"/>
+    <w:lsdException w:name="annotation reference" w:semiHidden="1" w:unhideWhenUsed="1"/>
+    <w:lsdException w:name="line number" w:semiHidden="1" w:unhideWhenUsed="1"/>
+    <w:lsdException w:name="page number" w:semiHidden="1" w:unhideWhenUsed="1"/>
+    <w:lsdException w:name="endnote reference" w:semiHidden="1" w:unhideWhenUsed="1"/>
+    <w:lsdException w:name="endnote text" w:semiHidden="1" w:unhideWhenUsed="1"/>
+    <w:lsdException w:name="table of authorities" w:semiHidden="1" w:unhideWhenUsed="1"/>
+    <w:lsdException w:name="macro" w:semiHidden="1" w:unhideWhenUsed="1"/>
+    <w:lsdException w:name="toa heading" w:semiHidden="1" w:unhideWhenUsed="1"/>
+    <w:lsdException w:name="List" w:uiPriority="0"/>
+    <w:lsdException w:name="List Bullet" w:semiHidden="1" w:unhideWhenUsed="1"/>
+    <w:lsdException w:name="List Number" w:semiHidden="1" w:unhideWhenUsed="1"/>
+    <w:lsdException w:name="List 2" w:semiHidden="1" w:unhideWhenUsed="1"/>
+    <w:lsdException w:name="List 3" w:semiHidden="1" w:unhideWhenUsed="1"/>
+    <w:lsdException w:name="List 4" w:semiHidden="1" w:unhideWhenUsed="1"/>
+    <w:lsdException w:name="List 5" w:semiHidden="1" w:unhideWhenUsed="1"/>
+    <w:lsdException w:name="List Bullet 2" w:semiHidden="1" w:unhideWhenUsed="1"/>
+    <w:lsdException w:name="List Bullet 3" w:semiHidden="1" w:unhideWhenUsed="1"/>
+    <w:lsdException w:name="List Bullet 4" w:semiHidden="1" w:unhideWhenUsed="1"/>
+    <w:lsdException w:name="List Bullet 5" w:semiHidden="1" w:unhideWhenUsed="1"/>
+    <w:lsdException w:name="List Number 2" w:semiHidden="1" w:unhideWhenUsed="1"/>
+    <w:lsdException w:name="List Number 3" w:semiHidden="1" w:unhideWhenUsed="1"/>
+    <w:lsdException w:name="List Number 4" w:semiHidden="1" w:unhideWhenUsed="1"/>
+    <w:lsdException w:name="List Number 5" w:semiHidden="1" w:unhideWhenUsed="1"/>
+    <w:lsdException w:name="Title" w:uiPriority="10" w:qFormat="1"/>
+    <w:lsdException w:name="Closing" w:semiHidden="1" w:unhideWhenUsed="1"/>
+    <w:lsdException w:name="Signature" w:semiHidden="1" w:unhideWhenUsed="1"/>
+    <w:lsdException w:name="Default Paragraph Font" w:uiPriority="1" w:unhideWhenUsed="1" w:qFormat="1"/>
+    <w:lsdException w:name="Body Text" w:uiPriority="0"/>
+    <w:lsdException w:name="Body Text Indent" w:semiHidden="1" w:unhideWhenUsed="1"/>
+    <w:lsdException w:name="List Continue" w:semiHidden="1" w:unhideWhenUsed="1"/>
+    <w:lsdException w:name="List Continue 2" w:semiHidden="1" w:unhideWhenUsed="1"/>
+    <w:lsdException w:name="List Continue 3" w:semiHidden="1" w:unhideWhenUsed="1"/>
+    <w:lsdException w:name="List Continue 4" w:semiHidden="1" w:unhideWhenUsed="1"/>
+    <w:lsdException w:name="List Continue 5" w:semiHidden="1" w:unhideWhenUsed="1"/>
+    <w:lsdException w:name="Message Header" w:semiHidden="1" w:unhideWhenUsed="1"/>
+    <w:lsdException w:name="Subtitle" w:uiPriority="11" w:qFormat="1"/>
+    <w:lsdException w:name="Salutation" w:semiHidden="1" w:unhideWhenUsed="1"/>
+    <w:lsdException w:name="Date" w:semiHidden="1" w:unhideWhenUsed="1"/>
+    <w:lsdException w:name="Body Text First Indent" w:semiHidden="1" w:unhideWhenUsed="1"/>
+    <w:lsdException w:name="Body Text First Indent 2" w:semiHidden="1" w:unhideWhenUsed="1"/>
+    <w:lsdException w:name="Note Heading" w:semiHidden="1" w:unhideWhenUsed="1"/>
+    <w:lsdException w:name="Body Text 2" w:semiHidden="1" w:unhideWhenUsed="1"/>
+    <w:lsdException w:name="Body Text 3" w:semiHidden="1" w:unhideWhenUsed="1"/>
+    <w:lsdException w:name="Body Text Indent 2" w:semiHidden="1" w:unhideWhenUsed="1"/>
+    <w:lsdException w:name="Body Text Indent 3" w:semiHidden="1" w:unhideWhenUsed="1"/>
+    <w:lsdException w:name="Block Text" w:semiHidden="1" w:unhideWhenUsed="1"/>
+    <w:lsdException w:name="Hyperlink" w:semiHidden="1" w:unhideWhenUsed="1"/>
+    <w:lsdException w:name="FollowedHyperlink" w:semiHidden="1" w:unhideWhenUsed="1"/>
+    <w:lsdException w:name="Strong" w:uiPriority="0" w:qFormat="1"/>
+    <w:lsdException w:name="Emphasis" w:uiPriority="20" w:qFormat="1"/>
+    <w:lsdException w:name="Document Map" w:semiHidden="1" w:unhideWhenUsed="1"/>
+    <w:lsdException w:name="Plain Text" w:semiHidden="1" w:unhideWhenUsed="1"/>
+    <w:lsdException w:name="E-mail Signature" w:semiHidden="1" w:unhideWhenUsed="1"/>
+    <w:lsdException w:name="HTML Top of Form" w:semiHidden="1" w:unhideWhenUsed="1"/>
+    <w:lsdException w:name="HTML Bottom of Form" w:semiHidden="1" w:unhideWhenUsed="1"/>
+    <w:lsdException w:name="Normal (Web)" w:semiHidden="1" w:unhideWhenUsed="1" w:qFormat="1"/>
+    <w:lsdException w:name="HTML Acronym" w:semiHidden="1" w:unhideWhenUsed="1"/>
+    <w:lsdException w:name="HTML Address" w:semiHidden="1" w:unhideWhenUsed="1"/>
+    <w:lsdException w:name="HTML Cite" w:semiHidden="1" w:unhideWhenUsed="1"/>
+    <w:lsdException w:name="HTML Code" w:semiHidden="1" w:unhideWhenUsed="1"/>
+    <w:lsdException w:name="HTML Definition" w:semiHidden="1" w:unhideWhenUsed="1"/>
+    <w:lsdException w:name="HTML Keyboard" w:semiHidden="1" w:unhideWhenUsed="1"/>
+    <w:lsdException w:name="HTML Preformatted" w:semiHidden="1" w:unhideWhenUsed="1"/>
+    <w:lsdException w:name="HTML Sample" w:semiHidden="1" w:unhideWhenUsed="1"/>
+    <w:lsdException w:name="HTML Typewriter" w:semiHidden="1" w:unhideWhenUsed="1"/>
+    <w:lsdException w:name="HTML Variable" w:semiHidden="1" w:unhideWhenUsed="1"/>
+    <w:lsdException w:name="Normal Table" w:semiHidden="1" w:unhideWhenUsed="1"/>
+    <w:lsdException w:name="annotation subject" w:semiHidden="1" w:unhideWhenUsed="1"/>
+    <w:lsdException w:name="No List" w:semiHidden="1" w:unhideWhenUsed="1"/>
+    <w:lsdException w:name="Outline List 1" w:semiHidden="1" w:unhideWhenUsed="1"/>
+    <w:lsdException w:name="Outline List 2" w:semiHidden="1" w:unhideWhenUsed="1"/>
+    <w:lsdException w:name="Outline List 3" w:semiHidden="1" w:unhideWhenUsed="1"/>
+    <w:lsdException w:name="Table Simple 1" w:semiHidden="1" w:unhideWhenUsed="1"/>
+    <w:lsdException w:name="Table Simple 2" w:semiHidden="1" w:unhideWhenUsed="1"/>
+    <w:lsdException w:name="Table Simple 3" w:semiHidden="1" w:unhideWhenUsed="1"/>
+    <w:lsdException w:name="Table Classic 1" w:semiHidden="1" w:unhideWhenUsed="1"/>
+    <w:lsdException w:name="Table Classic 2" w:semiHidden="1" w:unhideWhenUsed="1"/>
+    <w:lsdException w:name="Table Classic 3" w:semiHidden="1" w:unhideWhenUsed="1"/>
+    <w:lsdException w:name="Table Classic 4" w:semiHidden="1" w:unhideWhenUsed="1"/>
+    <w:lsdException w:name="Table Colorful 1" w:semiHidden="1" w:unhideWhenUsed="1"/>
+    <w:lsdException w:name="Table Colorful 2" w:semiHidden="1" w:unhideWhenUsed="1"/>
+    <w:lsdException w:name="Table Colorful 3" w:semiHidden="1" w:unhideWhenUsed="1"/>
+    <w:lsdException w:name="Table Columns 1" w:semiHidden="1" w:unhideWhenUsed="1"/>
+    <w:lsdException w:name="Table Columns 2" w:semiHidden="1" w:unhideWhenUsed="1"/>
+    <w:lsdException w:name="Table Columns 3" w:semiHidden="1" w:unhideWhenUsed="1"/>
+    <w:lsdException w:name="Table Columns 4" w:semiHidden="1" w:unhideWhenUsed="1"/>
+    <w:lsdException w:name="Table Columns 5" w:semiHidden="1" w:unhideWhenUsed="1"/>
+    <w:lsdException w:name="Table Grid 1" w:semiHidden="1" w:unhideWhenUsed="1"/>
+    <w:lsdException w:name="Table Grid 2" w:semiHidden="1" w:unhideWhenUsed="1"/>
+    <w:lsdException w:name="Table Grid 3" w:semiHidden="1" w:unhideWhenUsed="1"/>
+    <w:lsdException w:name="Table Grid 4" w:semiHidden="1" w:unhideWhenUsed="1"/>
+    <w:lsdException w:name="Table Grid 5" w:semiHidden="1" w:unhideWhenUsed="1"/>
+    <w:lsdException w:name="Table Grid 6" w:semiHidden="1" w:unhideWhenUsed="1"/>
+    <w:lsdException w:name="Table Grid 7" w:semiHidden="1" w:unhideWhenUsed="1"/>
+    <w:lsdException w:name="Table Grid 8" w:semiHidden="1" w:unhideWhenUsed="1"/>
+    <w:lsdException w:name="Table List 1" w:semiHidden="1" w:unhideWhenUsed="1"/>
+    <w:lsdException w:name="Table List 2" w:semiHidden="1" w:unhideWhenUsed="1"/>
+    <w:lsdException w:name="Table List 3" w:semiHidden="1" w:unhideWhenUsed="1"/>
+    <w:lsdException w:name="Table List 4" w:semiHidden="1" w:unhideWhenUsed="1"/>
+    <w:lsdException w:name="Table List 5" w:semiHidden="1" w:unhideWhenUsed="1"/>
+    <w:lsdException w:name="Table List 6" w:semiHidden="1" w:unhideWhenUsed="1"/>
+    <w:lsdException w:name="Table List 7" w:semiHidden="1" w:unhideWhenUsed="1"/>
+    <w:lsdException w:name="Table List 8" w:semiHidden="1" w:unhideWhenUsed="1"/>
+    <w:lsdException w:name="Table 3D effects 1" w:semiHidden="1" w:unhideWhenUsed="1"/>
+    <w:lsdException w:name="Table 3D effects 2" w:semiHidden="1" w:unhideWhenUsed="1"/>
+    <w:lsdException w:name="Table 3D effects 3" w:semiHidden="1" w:unhideWhenUsed="1"/>
+    <w:lsdException w:name="Table Contemporary" w:semiHidden="1" w:unhideWhenUsed="1"/>
+    <w:lsdException w:name="Table Elegant" w:semiHidden="1" w:unhideWhenUsed="1"/>
+    <w:lsdException w:name="Table Professional" w:semiHidden="1" w:unhideWhenUsed="1"/>
+    <w:lsdException w:name="Table Subtle 1" w:semiHidden="1" w:unhideWhenUsed="1"/>
+    <w:lsdException w:name="Table Subtle 2" w:semiHidden="1" w:unhideWhenUsed="1"/>
+    <w:lsdException w:name="Table Web 1" w:semiHidden="1" w:unhideWhenUsed="1"/>
+    <w:lsdException w:name="Table Web 2" w:semiHidden="1" w:unhideWhenUsed="1"/>
+    <w:lsdException w:name="Table Web 3" w:semiHidden="1" w:unhideWhenUsed="1"/>
+    <w:lsdException w:name="Balloon Text" w:semiHidden="1" w:unhideWhenUsed="1"/>
+    <w:lsdException w:name="Table Grid" w:uiPriority="39"/>
+    <w:lsdException w:name="Table Theme" w:semiHidden="1" w:unhideWhenUsed="1"/>
+    <w:lsdException w:name="Placeholder Text" w:semiHidden="1" w:unhideWhenUsed="1"/>
+    <w:lsdException w:name="No Spacing" w:semiHidden="1" w:unhideWhenUsed="1"/>
+    <w:lsdException w:name="Light Shading"/>
+    <w:lsdException w:name="Light List"/>
+    <w:lsdException w:name="Light Grid"/>
+    <w:lsdException w:name="Medium Shading 1"/>
+    <w:lsdException w:name="Medium Shading 2"/>
+    <w:lsdException w:name="Medium List 1"/>
+    <w:lsdException w:name="Medium List 2"/>
+    <w:lsdException w:name="Medium Grid 1"/>
+    <w:lsdException w:name="Medium Grid 2"/>
+    <w:lsdException w:name="Medium Grid 3"/>
+    <w:lsdException w:name="Dark List"/>
+    <w:lsdException w:name="Colorful Shading"/>
+    <w:lsdException w:name="Colorful List"/>
+    <w:lsdException w:name="Colorful Grid"/>
+    <w:lsdException w:name="Light Shading Accent 1"/>
+    <w:lsdException w:name="Light List Accent 1"/>
+    <w:lsdException w:name="Light Grid Accent 1"/>
+    <w:lsdException w:name="Medium Shading 1 Accent 1"/>
+    <w:lsdException w:name="Medium Shading 2 Accent 1"/>
+    <w:lsdException w:name="Medium List 1 Accent 1"/>
+    <w:lsdException w:name="Revision" w:semiHidden="1" w:unhideWhenUsed="1"/>
+    <w:lsdException w:name="List Paragraph" w:uiPriority="34" w:qFormat="1"/>
+    <w:lsdException w:name="Quote" w:uiPriority="29" w:qFormat="1"/>
+    <w:lsdException w:name="Intense Quote" w:uiPriority="30" w:qFormat="1"/>
+    <w:lsdException w:name="Medium List 2 Accent 1"/>
+    <w:lsdException w:name="Medium Grid 1 Accent 1"/>
+    <w:lsdException w:name="Medium Grid 2 Accent 1"/>
+    <w:lsdException w:name="Medium Grid 3 Accent 1"/>
+    <w:lsdException w:name="Dark List Accent 1"/>
+    <w:lsdException w:name="Colorful Shading Accent 1"/>
+    <w:lsdException w:name="Colorful List Accent 1"/>
+    <w:lsdException w:name="Colorful Grid Accent 1"/>
+    <w:lsdException w:name="Light Shading Accent 2"/>
+    <w:lsdException w:name="Light List Accent 2"/>
+    <w:lsdException w:name="Light Grid Accent 2"/>
+    <w:lsdException w:name="Medium Shading 1 Accent 2"/>
+    <w:lsdException w:name="Medium Shading 2 Accent 2"/>
+    <w:lsdException w:name="Medium List 1 Accent 2"/>
+    <w:lsdException w:name="Medium List 2 Accent 2"/>
+    <w:lsdException w:name="Medium Grid 1 Accent 2"/>
+    <w:lsdException w:name="Medium Grid 2 Accent 2"/>
+    <w:lsdException w:name="Medium Grid 3 Accent 2"/>
+    <w:lsdException w:name="Dark List Accent 2"/>
+    <w:lsdException w:name="Colorful Shading Accent 2"/>
+    <w:lsdException w:name="Colorful List Accent 2"/>
+    <w:lsdException w:name="Colorful Grid Accent 2"/>
+    <w:lsdException w:name="Light Shading Accent 3"/>
+    <w:lsdException w:name="Light List Accent 3"/>
+    <w:lsdException w:name="Light Grid Accent 3"/>
+    <w:lsdException w:name="Medium Shading 1 Accent 3"/>
+    <w:lsdException w:name="Medium Shading 2 Accent 3"/>
+    <w:lsdException w:name="Medium List 1 Accent 3"/>
+    <w:lsdException w:name="Medium List 2 Accent 3"/>
+    <w:lsdException w:name="Medium Grid 1 Accent 3"/>
+    <w:lsdException w:name="Medium Grid 2 Accent 3"/>
+    <w:lsdException w:name="Medium Grid 3 Accent 3"/>
+    <w:lsdException w:name="Dark List Accent 3"/>
+    <w:lsdException w:name="Colorful Shading Accent 3"/>
+    <w:lsdException w:name="Colorful List Accent 3"/>
+    <w:lsdException w:name="Colorful Grid Accent 3"/>
+    <w:lsdException w:name="Light Shading Accent 4"/>
+    <w:lsdException w:name="Light List Accent 4"/>
+    <w:lsdException w:name="Light Grid Accent 4"/>
+    <w:lsdException w:name="Medium Shading 1 Accent 4"/>
+    <w:lsdException w:name="Medium Shading 2 Accent 4"/>
+    <w:lsdException w:name="Medium List 1 Accent 4"/>
+    <w:lsdException w:name="Medium List 2 Accent 4"/>
+    <w:lsdException w:name="Medium Grid 1 Accent 4"/>
+    <w:lsdException w:name="Medium Grid 2 Accent 4"/>
+    <w:lsdException w:name="Medium Grid 3 Accent 4"/>
+    <w:lsdException w:name="Dark List Accent 4"/>
+    <w:lsdException w:name="Colorful Shading Accent 4"/>
+    <w:lsdException w:name="Colorful List Accent 4"/>
+    <w:lsdException w:name="Colorful Grid Accent 4"/>
+    <w:lsdException w:name="Light Shading Accent 5"/>
+    <w:lsdException w:name="Light List Accent 5"/>
+    <w:lsdException w:name="Light Grid Accent 5"/>
+    <w:lsdException w:name="Medium Shading 1 Accent 5"/>
+    <w:lsdException w:name="Medium Shading 2 Accent 5"/>
+    <w:lsdException w:name="Medium List 1 Accent 5"/>
+    <w:lsdException w:name="Medium List 2 Accent 5"/>
+    <w:lsdException w:name="Medium Grid 1 Accent 5"/>
+    <w:lsdException w:name="Medium Grid 2 Accent 5"/>
+    <w:lsdException w:name="Medium Grid 3 Accent 5"/>
+    <w:lsdException w:name="Dark List Accent 5"/>
+    <w:lsdException w:name="Colorful Shading Accent 5"/>
+    <w:lsdException w:name="Colorful List Accent 5"/>
+    <w:lsdException w:name="Colorful Grid Accent 5"/>
+    <w:lsdException w:name="Light Shading Accent 6"/>
+    <w:lsdException w:name="Light List Accent 6"/>
+    <w:lsdException w:name="Light Grid Accent 6"/>
+    <w:lsdException w:name="Medium Shading 1 Accent 6"/>
+    <w:lsdException w:name="Medium Shading 2 Accent 6"/>
+    <w:lsdException w:name="Medium List 1 Accent 6"/>
+    <w:lsdException w:name="Medium List 2 Accent 6"/>
+    <w:lsdException w:name="Medium Grid 1 Accent 6"/>
+    <w:lsdException w:name="Medium Grid 2 Accent 6"/>
+    <w:lsdException w:name="Medium Grid 3 Accent 6"/>
+    <w:lsdException w:name="Dark List Accent 6"/>
+    <w:lsdException w:name="Colorful Shading Accent 6"/>
+    <w:lsdException w:name="Colorful List Accent 6"/>
+    <w:lsdException w:name="Colorful Grid Accent 6"/>
+    <w:lsdException w:name="Subtle Emphasis" w:uiPriority="19" w:qFormat="1"/>
+    <w:lsdException w:name="Intense Emphasis" w:uiPriority="21" w:qFormat="1"/>
+    <w:lsdException w:name="Subtle Reference" w:uiPriority="31" w:qFormat="1"/>
+    <w:lsdException w:name="Intense Reference" w:uiPriority="32" w:qFormat="1"/>
+    <w:lsdException w:name="Book Title" w:uiPriority="33" w:qFormat="1"/>
+    <w:lsdException w:name="Bibliography" w:semiHidden="1" w:uiPriority="37" w:unhideWhenUsed="1"/>
+    <w:lsdException w:name="TOC Heading" w:semiHidden="1" w:uiPriority="39" w:unhideWhenUsed="1" w:qFormat="1"/>
+    <w:lsdException w:name="Plain Table 1" w:uiPriority="41"/>
+    <w:lsdException w:name="Plain Table 2" w:uiPriority="42"/>
+    <w:lsdException w:name="Plain Table 3" w:uiPriority="43"/>
+    <w:lsdException w:name="Plain Table 4" w:uiPriority="44"/>
+    <w:lsdException w:name="Plain Table 5" w:uiPriority="45"/>
+    <w:lsdException w:name="Grid Table Light" w:uiPriority="40"/>
+    <w:lsdException w:name="Grid Table 1 Light" w:uiPriority="46"/>
+    <w:lsdException w:name="Grid Table 2" w:uiPriority="47"/>
+    <w:lsdException w:name="Grid Table 3" w:uiPriority="48"/>
+    <w:lsdException w:name="Grid Table 4" w:uiPriority="49"/>
+    <w:lsdException w:name="Grid Table 5 Dark" w:uiPriority="50"/>
+    <w:lsdException w:name="Grid Table 6 Colorful" w:uiPriority="51"/>
+    <w:lsdException w:name="Grid Table 7 Colorful" w:uiPriority="52"/>
+    <w:lsdException w:name="Grid Table 1 Light Accent 1" w:uiPriority="46"/>
+    <w:lsdException w:name="Grid Table 2 Accent 1" w:uiPriority="47"/>
+    <w:lsdException w:name="Grid Table 3 Accent 1" w:uiPriority="48"/>
+    <w:lsdException w:name="Grid Table 4 Accent 1" w:uiPriority="49"/>
+    <w:lsdException w:name="Grid Table 5 Dark Accent 1" w:uiPriority="50"/>
+    <w:lsdException w:name="Grid Table 6 Colorful Accent 1" w:uiPriority="51"/>
+    <w:lsdException w:name="Grid Table 7 Colorful Accent 1" w:uiPriority="52"/>
+    <w:lsdException w:name="Grid Table 1 Light Accent 2" w:uiPriority="46"/>
+    <w:lsdException w:name="Grid Table 2 Accent 2" w:uiPriority="47"/>
+    <w:lsdException w:name="Grid Table 3 Accent 2" w:uiPriority="48"/>
+    <w:lsdException w:name="Grid Table 4 Accent 2" w:uiPriority="49"/>
+    <w:lsdException w:name="Grid Table 5 Dark Accent 2" w:uiPriority="50"/>
+    <w:lsdException w:name="Grid Table 6 Colorful Accent 2" w:uiPriority="51"/>
+    <w:lsdException w:name="Grid Table 7 Colorful Accent 2" w:uiPriority="52"/>
+    <w:lsdException w:name="Grid Table 1 Light Accent 3" w:uiPriority="46"/>
+    <w:lsdException w:name="Grid Table 2 Accent 3" w:uiPriority="47"/>
+    <w:lsdException w:name="Grid Table 3 Accent 3" w:uiPriority="48"/>
+    <w:lsdException w:name="Grid Table 4 Accent 3" w:uiPriority="49"/>
+    <w:lsdException w:name="Grid Table 5 Dark Accent 3" w:uiPriority="50"/>
+    <w:lsdException w:name="Grid Table 6 Colorful Accent 3" w:uiPriority="51"/>
+    <w:lsdException w:name="Grid Table 7 Colorful Accent 3" w:uiPriority="52"/>
+    <w:lsdException w:name="Grid Table 1 Light Accent 4" w:uiPriority="46"/>
+    <w:lsdException w:name="Grid Table 2 Accent 4" w:uiPriority="47"/>
+    <w:lsdException w:name="Grid Table 3 Accent 4" w:uiPriority="48"/>
+    <w:lsdException w:name="Grid Table 4 Accent 4" w:uiPriority="49"/>
+    <w:lsdException w:name="Grid Table 5 Dark Accent 4" w:uiPriority="50"/>
+    <w:lsdException w:name="Grid Table 6 Colorful Accent 4" w:uiPriority="51"/>
+    <w:lsdException w:name="Grid Table 7 Colorful Accent 4" w:uiPriority="52"/>
+    <w:lsdException w:name="Grid Table 1 Light Accent 5" w:uiPriority="46"/>
+    <w:lsdException w:name="Grid Table 2 Accent 5" w:uiPriority="47"/>
+    <w:lsdException w:name="Grid Table 3 Accent 5" w:uiPriority="48"/>
+    <w:lsdException w:name="Grid Table 4 Accent 5" w:uiPriority="49"/>
+    <w:lsdException w:name="Grid Table 5 Dark Accent 5" w:uiPriority="50"/>
+    <w:lsdException w:name="Grid Table 6 Colorful Accent 5" w:uiPriority="51"/>
+    <w:lsdException w:name="Grid Table 7 Colorful Accent 5" w:uiPriority="52"/>
+    <w:lsdException w:name="Grid Table 1 Light Accent 6" w:uiPriority="46"/>
+    <w:lsdException w:name="Grid Table 2 Accent 6" w:uiPriority="47"/>
+    <w:lsdException w:name="Grid Table 3 Accent 6" w:uiPriority="48"/>
+    <w:lsdException w:name="Grid Table 4 Accent 6" w:uiPriority="49"/>
+    <w:lsdException w:name="Grid Table 5 Dark Accent 6" w:uiPriority="50"/>
+    <w:lsdException w:name="Grid Table 6 Colorful Accent 6" w:uiPriority="51"/>
+    <w:lsdException w:name="Grid Table 7 Colorful Accent 6" w:uiPriority="52"/>
+    <w:lsdException w:name="List Table 1 Light" w:uiPriority="46"/>
+    <w:lsdException w:name="List Table 2" w:uiPriority="47"/>
+    <w:lsdException w:name="List Table 3" w:uiPriority="48"/>
+    <w:lsdException w:name="List Table 4" w:uiPriority="49"/>
+    <w:lsdException w:name="List Table 5 Dark" w:uiPriority="50"/>
+    <w:lsdException w:name="List Table 6 Colorful" w:uiPriority="51"/>
+    <w:lsdException w:name="List Table 7 Colorful" w:uiPriority="52"/>
+    <w:lsdException w:name="List Table 1 Light Accent 1" w:uiPriority="46"/>
+    <w:lsdException w:name="List Table 2 Accent 1" w:uiPriority="47"/>
+    <w:lsdException w:name="List Table 3 Accent 1" w:uiPriority="48"/>
+    <w:lsdException w:name="List Table 4 Accent 1" w:uiPriority="49"/>
+    <w:lsdException w:name="List Table 5 Dark Accent 1" w:uiPriority="50"/>
+    <w:lsdException w:name="List Table 6 Colorful Accent 1" w:uiPriority="51"/>
+    <w:lsdException w:name="List Table 7 Colorful Accent 1" w:uiPriority="52"/>
+    <w:lsdException w:name="List Table 1 Light Accent 2" w:uiPriority="46"/>
+    <w:lsdException w:name="List Table 2 Accent 2" w:uiPriority="47"/>
+    <w:lsdException w:name="List Table 3 Accent 2" w:uiPriority="48"/>
+    <w:lsdException w:name="List Table 4 Accent 2" w:uiPriority="49"/>
+    <w:lsdException w:name="List Table 5 Dark Accent 2" w:uiPriority="50"/>
+    <w:lsdException w:name="List Table 6 Colorful Accent 2" w:uiPriority="51"/>
+    <w:lsdException w:name="List Table 7 Colorful Accent 2" w:uiPriority="52"/>
+    <w:lsdException w:name="List Table 1 Light Accent 3" w:uiPriority="46"/>
+    <w:lsdException w:name="List Table 2 Accent 3" w:uiPriority="47"/>
+    <w:lsdException w:name="List Table 3 Accent 3" w:uiPriority="48"/>
+    <w:lsdException w:name="List Table 4 Accent 3" w:uiPriority="49"/>
+    <w:lsdException w:name="List Table 5 Dark Accent 3" w:uiPriority="50"/>
+    <w:lsdException w:name="List Table 6 Colorful Accent 3" w:uiPriority="51"/>
+    <w:lsdException w:name="List Table 7 Colorful Accent 3" w:uiPriority="52"/>
+    <w:lsdException w:name="List Table 1 Light Accent 4" w:uiPriority="46"/>
+    <w:lsdException w:name="List Table 2 Accent 4" w:uiPriority="47"/>
+    <w:lsdException w:name="List Table 3 Accent 4" w:uiPriority="48"/>
+    <w:lsdException w:name="List Table 4 Accent 4" w:uiPriority="49"/>
+    <w:lsdException w:name="List Table 5 Dark Accent 4" w:uiPriority="50"/>
+    <w:lsdException w:name="List Table 6 Colorful Accent 4" w:uiPriority="51"/>
+    <w:lsdException w:name="List Table 7 Colorful Accent 4" w:uiPriority="52"/>
+    <w:lsdException w:name="List Table 1 Light Accent 5" w:uiPriority="46"/>
+    <w:lsdException w:name="List Table 2 Accent 5" w:uiPriority="47"/>
+    <w:lsdException w:name="List Table 3 Accent 5" w:uiPriority="48"/>
+    <w:lsdException w:name="List Table 4 Accent 5" w:uiPriority="49"/>
+    <w:lsdException w:name="List Table 5 Dark Accent 5" w:uiPriority="50"/>
+    <w:lsdException w:name="List Table 6 Colorful Accent 5" w:uiPriority="51"/>
+    <w:lsdException w:name="List Table 7 Colorful Accent 5" w:uiPriority="52"/>
+    <w:lsdException w:name="List Table 1 Light Accent 6" w:uiPriority="46"/>
+    <w:lsdException w:name="List Table 2 Accent 6" w:uiPriority="47"/>
+    <w:lsdException w:name="List Table 3 Accent 6" w:uiPriority="48"/>
+    <w:lsdException w:name="List Table 4 Accent 6" w:uiPriority="49"/>
+    <w:lsdException w:name="List Table 5 Dark Accent 6" w:uiPriority="50"/>
+    <w:lsdException w:name="List Table 6 Colorful Accent 6" w:uiPriority="51"/>
+    <w:lsdException w:name="List Table 7 Colorful Accent 6" w:uiPriority="52"/>
+    <w:lsdException w:name="Mention" w:semiHidden="1" w:unhideWhenUsed="1"/>
+    <w:lsdException w:name="Smart Hyperlink" w:semiHidden="1" w:unhideWhenUsed="1"/>
+    <w:lsdException w:name="Hashtag" w:semiHidden="1" w:unhideWhenUsed="1"/>
+    <w:lsdException w:name="Unresolved Mention" w:semiHidden="1" w:unhideWhenUsed="1"/>
+    <w:lsdException w:name="Smart Link" w:semiHidden="1" w:unhideWhenUsed="1"/>
   </w:latentStyles>
-  <w:style w:type="paragraph" w:default="1" w:styleId="1">
+  <w:style w:type="paragraph" w:default="1" w:styleId="Normal">
     <w:name w:val="Normal"/>
     <w:qFormat/>
-    <w:uiPriority w:val="0"/>
     <w:pPr>
-      <w:widowControl/>
       <w:suppressAutoHyphens/>
-      <w:bidi w:val="0"/>
-      <w:spacing w:before="0" w:after="160" w:line="259" w:lineRule="auto"/>
-      <w:jc w:val="left"/>
+      <w:spacing w:after="160" w:line="259" w:lineRule="auto"/>
     </w:pPr>
     <w:rPr>
-      <w:rFonts w:asciiTheme="minorHAnsi" w:hAnsiTheme="minorHAnsi" w:eastAsiaTheme="minorHAnsi" w:cstheme="minorBidi"/>
-      <w:color w:val="auto"/>
       <w:kern w:val="2"/>
       <w:sz w:val="22"/>
       <w:szCs w:val="22"/>
-      <w:lang w:val="es-EC" w:eastAsia="en-US" w:bidi="ar-SA"/>
+      <w:lang w:val="es-EC" w:eastAsia="en-US"/>
       <w14:ligatures w14:val="standardContextual"/>
     </w:rPr>
   </w:style>
-  <w:style w:type="paragraph" w:styleId="2">
+  <w:style w:type="paragraph" w:styleId="Ttulo1">
     <w:name w:val="heading 1"/>
-    <w:basedOn w:val="1"/>
-    <w:next w:val="1"/>
+    <w:basedOn w:val="Normal"/>
+    <w:next w:val="Normal"/>
+    <w:uiPriority w:val="9"/>
     <w:qFormat/>
-    <w:uiPriority w:val="9"/>
     <w:pPr>
       <w:keepNext/>
       <w:keepLines/>
@@ -5467,20 +6909,20 @@
       <w:outlineLvl w:val="0"/>
     </w:pPr>
     <w:rPr>
-      <w:rFonts w:asciiTheme="majorHAnsi" w:hAnsiTheme="majorHAnsi" w:eastAsiaTheme="majorEastAsia" w:cstheme="majorBidi"/>
-      <w:color w:val="2F5597" w:themeColor="accent1" w:themeShade="BF"/>
+      <w:rFonts w:asciiTheme="majorHAnsi" w:eastAsiaTheme="majorEastAsia" w:hAnsiTheme="majorHAnsi" w:cstheme="majorBidi"/>
+      <w:color w:val="2F5496" w:themeColor="accent1" w:themeShade="BF"/>
       <w:sz w:val="40"/>
       <w:szCs w:val="40"/>
     </w:rPr>
   </w:style>
-  <w:style w:type="paragraph" w:styleId="3">
+  <w:style w:type="paragraph" w:styleId="Ttulo2">
     <w:name w:val="heading 2"/>
-    <w:basedOn w:val="1"/>
-    <w:next w:val="1"/>
+    <w:basedOn w:val="Normal"/>
+    <w:next w:val="Normal"/>
+    <w:uiPriority w:val="9"/>
     <w:semiHidden/>
     <w:unhideWhenUsed/>
     <w:qFormat/>
-    <w:uiPriority w:val="9"/>
     <w:pPr>
       <w:keepNext/>
       <w:keepLines/>
@@ -5488,20 +6930,20 @@
       <w:outlineLvl w:val="1"/>
     </w:pPr>
     <w:rPr>
-      <w:rFonts w:asciiTheme="majorHAnsi" w:hAnsiTheme="majorHAnsi" w:eastAsiaTheme="majorEastAsia" w:cstheme="majorBidi"/>
-      <w:color w:val="2F5597" w:themeColor="accent1" w:themeShade="BF"/>
+      <w:rFonts w:asciiTheme="majorHAnsi" w:eastAsiaTheme="majorEastAsia" w:hAnsiTheme="majorHAnsi" w:cstheme="majorBidi"/>
+      <w:color w:val="2F5496" w:themeColor="accent1" w:themeShade="BF"/>
       <w:sz w:val="32"/>
       <w:szCs w:val="32"/>
     </w:rPr>
   </w:style>
-  <w:style w:type="paragraph" w:styleId="4">
+  <w:style w:type="paragraph" w:styleId="Ttulo3">
     <w:name w:val="heading 3"/>
-    <w:basedOn w:val="1"/>
-    <w:next w:val="1"/>
+    <w:basedOn w:val="Normal"/>
+    <w:next w:val="Normal"/>
+    <w:uiPriority w:val="9"/>
     <w:semiHidden/>
     <w:unhideWhenUsed/>
     <w:qFormat/>
-    <w:uiPriority w:val="9"/>
     <w:pPr>
       <w:keepNext/>
       <w:keepLines/>
@@ -5510,19 +6952,19 @@
     </w:pPr>
     <w:rPr>
       <w:rFonts w:eastAsiaTheme="majorEastAsia" w:cstheme="majorBidi"/>
-      <w:color w:val="2F5597" w:themeColor="accent1" w:themeShade="BF"/>
+      <w:color w:val="2F5496" w:themeColor="accent1" w:themeShade="BF"/>
       <w:sz w:val="28"/>
       <w:szCs w:val="28"/>
     </w:rPr>
   </w:style>
-  <w:style w:type="paragraph" w:styleId="5">
+  <w:style w:type="paragraph" w:styleId="Ttulo4">
     <w:name w:val="heading 4"/>
-    <w:basedOn w:val="1"/>
-    <w:next w:val="1"/>
+    <w:basedOn w:val="Normal"/>
+    <w:next w:val="Normal"/>
+    <w:uiPriority w:val="9"/>
     <w:semiHidden/>
     <w:unhideWhenUsed/>
     <w:qFormat/>
-    <w:uiPriority w:val="9"/>
     <w:pPr>
       <w:keepNext/>
       <w:keepLines/>
@@ -5533,17 +6975,17 @@
       <w:rFonts w:eastAsiaTheme="majorEastAsia" w:cstheme="majorBidi"/>
       <w:i/>
       <w:iCs/>
-      <w:color w:val="2F5597" w:themeColor="accent1" w:themeShade="BF"/>
+      <w:color w:val="2F5496" w:themeColor="accent1" w:themeShade="BF"/>
     </w:rPr>
   </w:style>
-  <w:style w:type="paragraph" w:styleId="6">
+  <w:style w:type="paragraph" w:styleId="Ttulo5">
     <w:name w:val="heading 5"/>
-    <w:basedOn w:val="1"/>
-    <w:next w:val="1"/>
+    <w:basedOn w:val="Normal"/>
+    <w:next w:val="Normal"/>
+    <w:uiPriority w:val="9"/>
     <w:semiHidden/>
     <w:unhideWhenUsed/>
     <w:qFormat/>
-    <w:uiPriority w:val="9"/>
     <w:pPr>
       <w:keepNext/>
       <w:keepLines/>
@@ -5552,17 +6994,17 @@
     </w:pPr>
     <w:rPr>
       <w:rFonts w:eastAsiaTheme="majorEastAsia" w:cstheme="majorBidi"/>
-      <w:color w:val="2F5597" w:themeColor="accent1" w:themeShade="BF"/>
+      <w:color w:val="2F5496" w:themeColor="accent1" w:themeShade="BF"/>
     </w:rPr>
   </w:style>
-  <w:style w:type="paragraph" w:styleId="7">
+  <w:style w:type="paragraph" w:styleId="Ttulo6">
     <w:name w:val="heading 6"/>
-    <w:basedOn w:val="1"/>
-    <w:next w:val="1"/>
+    <w:basedOn w:val="Normal"/>
+    <w:next w:val="Normal"/>
+    <w:uiPriority w:val="9"/>
     <w:semiHidden/>
     <w:unhideWhenUsed/>
     <w:qFormat/>
-    <w:uiPriority w:val="9"/>
     <w:pPr>
       <w:keepNext/>
       <w:keepLines/>
@@ -5574,24 +7016,16 @@
       <w:i/>
       <w:iCs/>
       <w:color w:val="595959" w:themeColor="text1" w:themeTint="A6"/>
-      <w14:textFill>
-        <w14:solidFill>
-          <w14:schemeClr w14:val="tx1">
-            <w14:lumMod w14:val="65000"/>
-            <w14:lumOff w14:val="35000"/>
-          </w14:schemeClr>
-        </w14:solidFill>
-      </w14:textFill>
     </w:rPr>
   </w:style>
-  <w:style w:type="paragraph" w:styleId="8">
+  <w:style w:type="paragraph" w:styleId="Ttulo7">
     <w:name w:val="heading 7"/>
-    <w:basedOn w:val="1"/>
-    <w:next w:val="1"/>
+    <w:basedOn w:val="Normal"/>
+    <w:next w:val="Normal"/>
+    <w:uiPriority w:val="9"/>
     <w:semiHidden/>
     <w:unhideWhenUsed/>
     <w:qFormat/>
-    <w:uiPriority w:val="9"/>
     <w:pPr>
       <w:keepNext/>
       <w:keepLines/>
@@ -5601,28 +7035,20 @@
     <w:rPr>
       <w:rFonts w:eastAsiaTheme="majorEastAsia" w:cstheme="majorBidi"/>
       <w:color w:val="595959" w:themeColor="text1" w:themeTint="A6"/>
-      <w14:textFill>
-        <w14:solidFill>
-          <w14:schemeClr w14:val="tx1">
-            <w14:lumMod w14:val="65000"/>
-            <w14:lumOff w14:val="35000"/>
-          </w14:schemeClr>
-        </w14:solidFill>
-      </w14:textFill>
     </w:rPr>
   </w:style>
-  <w:style w:type="paragraph" w:styleId="9">
+  <w:style w:type="paragraph" w:styleId="Ttulo8">
     <w:name w:val="heading 8"/>
-    <w:basedOn w:val="1"/>
-    <w:next w:val="1"/>
+    <w:basedOn w:val="Normal"/>
+    <w:next w:val="Normal"/>
+    <w:uiPriority w:val="9"/>
     <w:semiHidden/>
     <w:unhideWhenUsed/>
     <w:qFormat/>
-    <w:uiPriority w:val="9"/>
     <w:pPr>
       <w:keepNext/>
       <w:keepLines/>
-      <w:spacing w:before="0" w:after="0"/>
+      <w:spacing w:after="0"/>
       <w:outlineLvl w:val="7"/>
     </w:pPr>
     <w:rPr>
@@ -5630,55 +7056,39 @@
       <w:i/>
       <w:iCs/>
       <w:color w:val="262626" w:themeColor="text1" w:themeTint="D9"/>
-      <w14:textFill>
-        <w14:solidFill>
-          <w14:schemeClr w14:val="tx1">
-            <w14:lumMod w14:val="85000"/>
-            <w14:lumOff w14:val="15000"/>
-          </w14:schemeClr>
-        </w14:solidFill>
-      </w14:textFill>
     </w:rPr>
   </w:style>
-  <w:style w:type="paragraph" w:styleId="10">
+  <w:style w:type="paragraph" w:styleId="Ttulo9">
     <w:name w:val="heading 9"/>
-    <w:basedOn w:val="1"/>
-    <w:next w:val="1"/>
+    <w:basedOn w:val="Normal"/>
+    <w:next w:val="Normal"/>
+    <w:uiPriority w:val="9"/>
     <w:semiHidden/>
     <w:unhideWhenUsed/>
     <w:qFormat/>
-    <w:uiPriority w:val="9"/>
     <w:pPr>
       <w:keepNext/>
       <w:keepLines/>
-      <w:spacing w:before="0" w:after="0"/>
+      <w:spacing w:after="0"/>
       <w:outlineLvl w:val="8"/>
     </w:pPr>
     <w:rPr>
       <w:rFonts w:eastAsiaTheme="majorEastAsia" w:cstheme="majorBidi"/>
       <w:color w:val="262626" w:themeColor="text1" w:themeTint="D9"/>
-      <w14:textFill>
-        <w14:solidFill>
-          <w14:schemeClr w14:val="tx1">
-            <w14:lumMod w14:val="85000"/>
-            <w14:lumOff w14:val="15000"/>
-          </w14:schemeClr>
-        </w14:solidFill>
-      </w14:textFill>
     </w:rPr>
   </w:style>
-  <w:style w:type="character" w:default="1" w:styleId="11">
+  <w:style w:type="character" w:default="1" w:styleId="Fuentedeprrafopredeter">
     <w:name w:val="Default Paragraph Font"/>
+    <w:uiPriority w:val="1"/>
     <w:unhideWhenUsed/>
-    <w:qFormat/>
-    <w:uiPriority w:val="1"/>
   </w:style>
-  <w:style w:type="table" w:default="1" w:styleId="12">
+  <w:style w:type="table" w:default="1" w:styleId="Tablanormal">
     <w:name w:val="Normal Table"/>
+    <w:uiPriority w:val="99"/>
     <w:semiHidden/>
     <w:unhideWhenUsed/>
-    <w:uiPriority w:val="99"/>
     <w:tblPr>
+      <w:tblInd w:w="0" w:type="dxa"/>
       <w:tblCellMar>
         <w:top w:w="0" w:type="dxa"/>
         <w:left w:w="108" w:type="dxa"/>
@@ -5687,31 +7097,35 @@
       </w:tblCellMar>
     </w:tblPr>
   </w:style>
-  <w:style w:type="character" w:styleId="13">
-    <w:name w:val="Hyperlink"/>
-    <w:basedOn w:val="11"/>
+  <w:style w:type="numbering" w:default="1" w:styleId="Sinlista">
+    <w:name w:val="No List"/>
+    <w:uiPriority w:val="99"/>
     <w:semiHidden/>
     <w:unhideWhenUsed/>
+  </w:style>
+  <w:style w:type="character" w:styleId="Hipervnculo">
+    <w:name w:val="Hyperlink"/>
+    <w:basedOn w:val="Fuentedeprrafopredeter"/>
     <w:uiPriority w:val="99"/>
+    <w:semiHidden/>
+    <w:unhideWhenUsed/>
     <w:rPr>
       <w:color w:val="0000FF"/>
       <w:u w:val="single"/>
     </w:rPr>
   </w:style>
-  <w:style w:type="character" w:styleId="14">
+  <w:style w:type="character" w:styleId="Textoennegrita">
     <w:name w:val="Strong"/>
     <w:qFormat/>
-    <w:uiPriority w:val="0"/>
     <w:rPr>
       <w:b/>
       <w:bCs/>
     </w:rPr>
   </w:style>
-  <w:style w:type="paragraph" w:styleId="15">
+  <w:style w:type="paragraph" w:styleId="Descripcin">
     <w:name w:val="caption"/>
-    <w:basedOn w:val="1"/>
+    <w:basedOn w:val="Normal"/>
     <w:qFormat/>
-    <w:uiPriority w:val="0"/>
     <w:pPr>
       <w:suppressLineNumbers/>
       <w:spacing w:before="120" w:after="120"/>
@@ -5724,333 +7138,267 @@
       <w:szCs w:val="24"/>
     </w:rPr>
   </w:style>
-  <w:style w:type="paragraph" w:styleId="16">
+  <w:style w:type="paragraph" w:styleId="Lista">
     <w:name w:val="List"/>
-    <w:basedOn w:val="17"/>
-    <w:uiPriority w:val="0"/>
+    <w:basedOn w:val="Textoindependiente"/>
     <w:rPr>
       <w:rFonts w:cs="Noto Sans Devanagari"/>
     </w:rPr>
   </w:style>
-  <w:style w:type="paragraph" w:styleId="17">
+  <w:style w:type="paragraph" w:styleId="Textoindependiente">
     <w:name w:val="Body Text"/>
-    <w:basedOn w:val="1"/>
-    <w:uiPriority w:val="0"/>
+    <w:basedOn w:val="Normal"/>
     <w:pPr>
-      <w:spacing w:before="0" w:after="140" w:line="276" w:lineRule="auto"/>
+      <w:spacing w:after="140" w:line="276" w:lineRule="auto"/>
     </w:pPr>
   </w:style>
-  <w:style w:type="paragraph" w:styleId="18">
+  <w:style w:type="paragraph" w:styleId="NormalWeb">
     <w:name w:val="Normal (Web)"/>
-    <w:basedOn w:val="1"/>
+    <w:basedOn w:val="Normal"/>
+    <w:uiPriority w:val="99"/>
     <w:semiHidden/>
     <w:unhideWhenUsed/>
     <w:qFormat/>
-    <w:uiPriority w:val="99"/>
     <w:rPr>
       <w:rFonts w:ascii="Times New Roman" w:hAnsi="Times New Roman" w:cs="Times New Roman"/>
       <w:sz w:val="24"/>
       <w:szCs w:val="24"/>
     </w:rPr>
   </w:style>
-  <w:style w:type="paragraph" w:styleId="19">
+  <w:style w:type="paragraph" w:styleId="Subttulo">
     <w:name w:val="Subtitle"/>
-    <w:basedOn w:val="1"/>
-    <w:next w:val="1"/>
-    <w:link w:val="31"/>
+    <w:basedOn w:val="Normal"/>
+    <w:next w:val="Normal"/>
+    <w:link w:val="SubttuloCar"/>
+    <w:uiPriority w:val="11"/>
     <w:qFormat/>
-    <w:uiPriority w:val="11"/>
     <w:rPr>
       <w:rFonts w:eastAsiaTheme="majorEastAsia" w:cstheme="majorBidi"/>
       <w:color w:val="595959" w:themeColor="text1" w:themeTint="A6"/>
       <w:spacing w:val="15"/>
       <w:sz w:val="28"/>
       <w:szCs w:val="28"/>
-      <w14:textFill>
-        <w14:solidFill>
-          <w14:schemeClr w14:val="tx1">
-            <w14:lumMod w14:val="65000"/>
-            <w14:lumOff w14:val="35000"/>
-          </w14:schemeClr>
-        </w14:solidFill>
-      </w14:textFill>
     </w:rPr>
   </w:style>
-  <w:style w:type="paragraph" w:styleId="20">
+  <w:style w:type="paragraph" w:styleId="Ttulo">
     <w:name w:val="Title"/>
-    <w:basedOn w:val="1"/>
-    <w:next w:val="17"/>
-    <w:link w:val="30"/>
+    <w:basedOn w:val="Normal"/>
+    <w:next w:val="Textoindependiente"/>
+    <w:link w:val="TtuloCar"/>
+    <w:uiPriority w:val="10"/>
     <w:qFormat/>
-    <w:uiPriority w:val="10"/>
     <w:pPr>
-      <w:spacing w:before="0" w:after="80" w:line="240" w:lineRule="auto"/>
+      <w:spacing w:after="80" w:line="240" w:lineRule="auto"/>
       <w:contextualSpacing/>
     </w:pPr>
     <w:rPr>
-      <w:rFonts w:asciiTheme="majorHAnsi" w:hAnsiTheme="majorHAnsi" w:eastAsiaTheme="majorEastAsia" w:cstheme="majorBidi"/>
+      <w:rFonts w:asciiTheme="majorHAnsi" w:eastAsiaTheme="majorEastAsia" w:hAnsiTheme="majorHAnsi" w:cstheme="majorBidi"/>
       <w:spacing w:val="-10"/>
       <w:sz w:val="56"/>
       <w:szCs w:val="56"/>
     </w:rPr>
   </w:style>
-  <w:style w:type="character" w:customStyle="1" w:styleId="21">
+  <w:style w:type="character" w:customStyle="1" w:styleId="Ttulo1Car">
     <w:name w:val="Título 1 Car"/>
-    <w:basedOn w:val="11"/>
+    <w:basedOn w:val="Fuentedeprrafopredeter"/>
+    <w:uiPriority w:val="9"/>
     <w:qFormat/>
-    <w:uiPriority w:val="9"/>
     <w:rPr>
-      <w:rFonts w:asciiTheme="majorHAnsi" w:hAnsiTheme="majorHAnsi" w:eastAsiaTheme="majorEastAsia" w:cstheme="majorBidi"/>
-      <w:color w:val="2F5597" w:themeColor="accent1" w:themeShade="BF"/>
+      <w:rFonts w:asciiTheme="majorHAnsi" w:eastAsiaTheme="majorEastAsia" w:hAnsiTheme="majorHAnsi" w:cstheme="majorBidi"/>
+      <w:color w:val="2F5496" w:themeColor="accent1" w:themeShade="BF"/>
       <w:sz w:val="40"/>
       <w:szCs w:val="40"/>
     </w:rPr>
   </w:style>
-  <w:style w:type="character" w:customStyle="1" w:styleId="22">
+  <w:style w:type="character" w:customStyle="1" w:styleId="Ttulo2Car">
     <w:name w:val="Título 2 Car"/>
-    <w:basedOn w:val="11"/>
+    <w:basedOn w:val="Fuentedeprrafopredeter"/>
+    <w:uiPriority w:val="9"/>
     <w:semiHidden/>
     <w:qFormat/>
-    <w:uiPriority w:val="9"/>
     <w:rPr>
-      <w:rFonts w:asciiTheme="majorHAnsi" w:hAnsiTheme="majorHAnsi" w:eastAsiaTheme="majorEastAsia" w:cstheme="majorBidi"/>
-      <w:color w:val="2F5597" w:themeColor="accent1" w:themeShade="BF"/>
+      <w:rFonts w:asciiTheme="majorHAnsi" w:eastAsiaTheme="majorEastAsia" w:hAnsiTheme="majorHAnsi" w:cstheme="majorBidi"/>
+      <w:color w:val="2F5496" w:themeColor="accent1" w:themeShade="BF"/>
       <w:sz w:val="32"/>
       <w:szCs w:val="32"/>
     </w:rPr>
   </w:style>
-  <w:style w:type="character" w:customStyle="1" w:styleId="23">
+  <w:style w:type="character" w:customStyle="1" w:styleId="Ttulo3Car">
     <w:name w:val="Título 3 Car"/>
-    <w:basedOn w:val="11"/>
+    <w:basedOn w:val="Fuentedeprrafopredeter"/>
+    <w:uiPriority w:val="9"/>
     <w:semiHidden/>
     <w:qFormat/>
-    <w:uiPriority w:val="9"/>
     <w:rPr>
       <w:rFonts w:eastAsiaTheme="majorEastAsia" w:cstheme="majorBidi"/>
-      <w:color w:val="2F5597" w:themeColor="accent1" w:themeShade="BF"/>
+      <w:color w:val="2F5496" w:themeColor="accent1" w:themeShade="BF"/>
       <w:sz w:val="28"/>
       <w:szCs w:val="28"/>
     </w:rPr>
   </w:style>
-  <w:style w:type="character" w:customStyle="1" w:styleId="24">
+  <w:style w:type="character" w:customStyle="1" w:styleId="Ttulo4Car">
     <w:name w:val="Título 4 Car"/>
-    <w:basedOn w:val="11"/>
+    <w:basedOn w:val="Fuentedeprrafopredeter"/>
+    <w:uiPriority w:val="9"/>
     <w:semiHidden/>
     <w:qFormat/>
-    <w:uiPriority w:val="9"/>
     <w:rPr>
       <w:rFonts w:eastAsiaTheme="majorEastAsia" w:cstheme="majorBidi"/>
       <w:i/>
       <w:iCs/>
-      <w:color w:val="2F5597" w:themeColor="accent1" w:themeShade="BF"/>
+      <w:color w:val="2F5496" w:themeColor="accent1" w:themeShade="BF"/>
     </w:rPr>
   </w:style>
-  <w:style w:type="character" w:customStyle="1" w:styleId="25">
+  <w:style w:type="character" w:customStyle="1" w:styleId="Ttulo5Car">
     <w:name w:val="Título 5 Car"/>
-    <w:basedOn w:val="11"/>
+    <w:basedOn w:val="Fuentedeprrafopredeter"/>
+    <w:uiPriority w:val="9"/>
     <w:semiHidden/>
     <w:qFormat/>
-    <w:uiPriority w:val="9"/>
     <w:rPr>
       <w:rFonts w:eastAsiaTheme="majorEastAsia" w:cstheme="majorBidi"/>
-      <w:color w:val="2F5597" w:themeColor="accent1" w:themeShade="BF"/>
+      <w:color w:val="2F5496" w:themeColor="accent1" w:themeShade="BF"/>
     </w:rPr>
   </w:style>
-  <w:style w:type="character" w:customStyle="1" w:styleId="26">
+  <w:style w:type="character" w:customStyle="1" w:styleId="Ttulo6Car">
     <w:name w:val="Título 6 Car"/>
-    <w:basedOn w:val="11"/>
+    <w:basedOn w:val="Fuentedeprrafopredeter"/>
+    <w:uiPriority w:val="9"/>
     <w:semiHidden/>
     <w:qFormat/>
-    <w:uiPriority w:val="9"/>
     <w:rPr>
       <w:rFonts w:eastAsiaTheme="majorEastAsia" w:cstheme="majorBidi"/>
       <w:i/>
       <w:iCs/>
       <w:color w:val="595959" w:themeColor="text1" w:themeTint="A6"/>
-      <w14:textFill>
-        <w14:solidFill>
-          <w14:schemeClr w14:val="tx1">
-            <w14:lumMod w14:val="65000"/>
-            <w14:lumOff w14:val="35000"/>
-          </w14:schemeClr>
-        </w14:solidFill>
-      </w14:textFill>
     </w:rPr>
   </w:style>
-  <w:style w:type="character" w:customStyle="1" w:styleId="27">
+  <w:style w:type="character" w:customStyle="1" w:styleId="Ttulo7Car">
     <w:name w:val="Título 7 Car"/>
-    <w:basedOn w:val="11"/>
+    <w:basedOn w:val="Fuentedeprrafopredeter"/>
+    <w:uiPriority w:val="9"/>
     <w:semiHidden/>
     <w:qFormat/>
-    <w:uiPriority w:val="9"/>
     <w:rPr>
       <w:rFonts w:eastAsiaTheme="majorEastAsia" w:cstheme="majorBidi"/>
       <w:color w:val="595959" w:themeColor="text1" w:themeTint="A6"/>
-      <w14:textFill>
-        <w14:solidFill>
-          <w14:schemeClr w14:val="tx1">
-            <w14:lumMod w14:val="65000"/>
-            <w14:lumOff w14:val="35000"/>
-          </w14:schemeClr>
-        </w14:solidFill>
-      </w14:textFill>
     </w:rPr>
   </w:style>
-  <w:style w:type="character" w:customStyle="1" w:styleId="28">
+  <w:style w:type="character" w:customStyle="1" w:styleId="Ttulo8Car">
     <w:name w:val="Título 8 Car"/>
-    <w:basedOn w:val="11"/>
+    <w:basedOn w:val="Fuentedeprrafopredeter"/>
+    <w:uiPriority w:val="9"/>
     <w:semiHidden/>
     <w:qFormat/>
-    <w:uiPriority w:val="9"/>
     <w:rPr>
       <w:rFonts w:eastAsiaTheme="majorEastAsia" w:cstheme="majorBidi"/>
       <w:i/>
       <w:iCs/>
       <w:color w:val="262626" w:themeColor="text1" w:themeTint="D9"/>
-      <w14:textFill>
-        <w14:solidFill>
-          <w14:schemeClr w14:val="tx1">
-            <w14:lumMod w14:val="85000"/>
-            <w14:lumOff w14:val="15000"/>
-          </w14:schemeClr>
-        </w14:solidFill>
-      </w14:textFill>
     </w:rPr>
   </w:style>
-  <w:style w:type="character" w:customStyle="1" w:styleId="29">
+  <w:style w:type="character" w:customStyle="1" w:styleId="Ttulo9Car">
     <w:name w:val="Título 9 Car"/>
-    <w:basedOn w:val="11"/>
+    <w:basedOn w:val="Fuentedeprrafopredeter"/>
+    <w:uiPriority w:val="9"/>
     <w:semiHidden/>
     <w:qFormat/>
-    <w:uiPriority w:val="9"/>
     <w:rPr>
       <w:rFonts w:eastAsiaTheme="majorEastAsia" w:cstheme="majorBidi"/>
       <w:color w:val="262626" w:themeColor="text1" w:themeTint="D9"/>
-      <w14:textFill>
-        <w14:solidFill>
-          <w14:schemeClr w14:val="tx1">
-            <w14:lumMod w14:val="85000"/>
-            <w14:lumOff w14:val="15000"/>
-          </w14:schemeClr>
-        </w14:solidFill>
-      </w14:textFill>
     </w:rPr>
   </w:style>
-  <w:style w:type="character" w:customStyle="1" w:styleId="30">
+  <w:style w:type="character" w:customStyle="1" w:styleId="TtuloCar">
     <w:name w:val="Título Car"/>
-    <w:basedOn w:val="11"/>
-    <w:link w:val="20"/>
+    <w:basedOn w:val="Fuentedeprrafopredeter"/>
+    <w:link w:val="Ttulo"/>
+    <w:uiPriority w:val="10"/>
     <w:qFormat/>
-    <w:uiPriority w:val="10"/>
     <w:rPr>
-      <w:rFonts w:asciiTheme="majorHAnsi" w:hAnsiTheme="majorHAnsi" w:eastAsiaTheme="majorEastAsia" w:cstheme="majorBidi"/>
+      <w:rFonts w:asciiTheme="majorHAnsi" w:eastAsiaTheme="majorEastAsia" w:hAnsiTheme="majorHAnsi" w:cstheme="majorBidi"/>
       <w:spacing w:val="-10"/>
       <w:kern w:val="2"/>
       <w:sz w:val="56"/>
       <w:szCs w:val="56"/>
     </w:rPr>
   </w:style>
-  <w:style w:type="character" w:customStyle="1" w:styleId="31">
+  <w:style w:type="character" w:customStyle="1" w:styleId="SubttuloCar">
     <w:name w:val="Subtítulo Car"/>
-    <w:basedOn w:val="11"/>
-    <w:link w:val="19"/>
+    <w:basedOn w:val="Fuentedeprrafopredeter"/>
+    <w:link w:val="Subttulo"/>
+    <w:uiPriority w:val="11"/>
     <w:qFormat/>
-    <w:uiPriority w:val="11"/>
     <w:rPr>
       <w:rFonts w:eastAsiaTheme="majorEastAsia" w:cstheme="majorBidi"/>
       <w:color w:val="595959" w:themeColor="text1" w:themeTint="A6"/>
       <w:spacing w:val="15"/>
       <w:sz w:val="28"/>
       <w:szCs w:val="28"/>
-      <w14:textFill>
-        <w14:solidFill>
-          <w14:schemeClr w14:val="tx1">
-            <w14:lumMod w14:val="65000"/>
-            <w14:lumOff w14:val="35000"/>
-          </w14:schemeClr>
-        </w14:solidFill>
-      </w14:textFill>
     </w:rPr>
   </w:style>
-  <w:style w:type="character" w:customStyle="1" w:styleId="32">
+  <w:style w:type="character" w:customStyle="1" w:styleId="CitaCar">
     <w:name w:val="Cita Car"/>
-    <w:basedOn w:val="11"/>
-    <w:link w:val="33"/>
+    <w:basedOn w:val="Fuentedeprrafopredeter"/>
+    <w:link w:val="Cita"/>
+    <w:uiPriority w:val="29"/>
     <w:qFormat/>
-    <w:uiPriority w:val="29"/>
     <w:rPr>
       <w:i/>
       <w:iCs/>
       <w:color w:val="404040" w:themeColor="text1" w:themeTint="BF"/>
-      <w14:textFill>
-        <w14:solidFill>
-          <w14:schemeClr w14:val="tx1">
-            <w14:lumMod w14:val="75000"/>
-            <w14:lumOff w14:val="25000"/>
-          </w14:schemeClr>
-        </w14:solidFill>
-      </w14:textFill>
     </w:rPr>
   </w:style>
-  <w:style w:type="paragraph" w:styleId="33">
+  <w:style w:type="paragraph" w:styleId="Cita">
     <w:name w:val="Quote"/>
-    <w:basedOn w:val="1"/>
-    <w:next w:val="1"/>
-    <w:link w:val="32"/>
+    <w:basedOn w:val="Normal"/>
+    <w:next w:val="Normal"/>
+    <w:link w:val="CitaCar"/>
+    <w:uiPriority w:val="29"/>
     <w:qFormat/>
-    <w:uiPriority w:val="29"/>
     <w:pPr>
-      <w:spacing w:before="160" w:after="160"/>
+      <w:spacing w:before="160"/>
       <w:jc w:val="center"/>
     </w:pPr>
     <w:rPr>
       <w:i/>
       <w:iCs/>
       <w:color w:val="404040" w:themeColor="text1" w:themeTint="BF"/>
-      <w14:textFill>
-        <w14:solidFill>
-          <w14:schemeClr w14:val="tx1">
-            <w14:lumMod w14:val="75000"/>
-            <w14:lumOff w14:val="25000"/>
-          </w14:schemeClr>
-        </w14:solidFill>
-      </w14:textFill>
     </w:rPr>
   </w:style>
-  <w:style w:type="character" w:customStyle="1" w:styleId="34">
-    <w:name w:val="Intense Emphasis"/>
-    <w:basedOn w:val="11"/>
+  <w:style w:type="character" w:customStyle="1" w:styleId="nfasisintenso1">
+    <w:name w:val="Énfasis intenso1"/>
+    <w:basedOn w:val="Fuentedeprrafopredeter"/>
+    <w:uiPriority w:val="21"/>
     <w:qFormat/>
-    <w:uiPriority w:val="21"/>
     <w:rPr>
       <w:i/>
       <w:iCs/>
-      <w:color w:val="2F5597" w:themeColor="accent1" w:themeShade="BF"/>
+      <w:color w:val="2F5496" w:themeColor="accent1" w:themeShade="BF"/>
     </w:rPr>
   </w:style>
-  <w:style w:type="character" w:customStyle="1" w:styleId="35">
+  <w:style w:type="character" w:customStyle="1" w:styleId="CitadestacadaCar">
     <w:name w:val="Cita destacada Car"/>
-    <w:basedOn w:val="11"/>
-    <w:link w:val="36"/>
+    <w:basedOn w:val="Fuentedeprrafopredeter"/>
+    <w:link w:val="Citadestacada"/>
+    <w:uiPriority w:val="30"/>
     <w:qFormat/>
-    <w:uiPriority w:val="30"/>
     <w:rPr>
       <w:i/>
       <w:iCs/>
-      <w:color w:val="2F5597" w:themeColor="accent1" w:themeShade="BF"/>
+      <w:color w:val="2F5496" w:themeColor="accent1" w:themeShade="BF"/>
     </w:rPr>
   </w:style>
-  <w:style w:type="paragraph" w:styleId="36">
+  <w:style w:type="paragraph" w:styleId="Citadestacada">
     <w:name w:val="Intense Quote"/>
-    <w:basedOn w:val="1"/>
-    <w:next w:val="1"/>
-    <w:link w:val="35"/>
+    <w:basedOn w:val="Normal"/>
+    <w:next w:val="Normal"/>
+    <w:link w:val="CitadestacadaCar"/>
+    <w:uiPriority w:val="30"/>
     <w:qFormat/>
-    <w:uiPriority w:val="30"/>
     <w:pPr>
       <w:pBdr>
-        <w:top w:val="single" w:color="2F5496" w:themeColor="accent1" w:themeShade="BF" w:sz="4" w:space="10"/>
-        <w:bottom w:val="single" w:color="2F5496" w:themeColor="accent1" w:themeShade="BF" w:sz="4" w:space="10"/>
+        <w:top w:val="single" w:sz="4" w:space="10" w:color="2F5496" w:themeColor="accent1" w:themeShade="BF"/>
+        <w:bottom w:val="single" w:sz="4" w:space="10" w:color="2F5496" w:themeColor="accent1" w:themeShade="BF"/>
       </w:pBdr>
       <w:spacing w:before="360" w:after="360"/>
       <w:ind w:left="864" w:right="864"/>
@@ -6059,51 +7407,48 @@
     <w:rPr>
       <w:i/>
       <w:iCs/>
-      <w:color w:val="2F5597" w:themeColor="accent1" w:themeShade="BF"/>
+      <w:color w:val="2F5496" w:themeColor="accent1" w:themeShade="BF"/>
     </w:rPr>
   </w:style>
-  <w:style w:type="character" w:customStyle="1" w:styleId="37">
-    <w:name w:val="Intense Reference"/>
-    <w:basedOn w:val="11"/>
+  <w:style w:type="character" w:customStyle="1" w:styleId="Referenciaintensa1">
+    <w:name w:val="Referencia intensa1"/>
+    <w:basedOn w:val="Fuentedeprrafopredeter"/>
+    <w:uiPriority w:val="32"/>
     <w:qFormat/>
-    <w:uiPriority w:val="32"/>
     <w:rPr>
       <w:b/>
       <w:bCs/>
       <w:smallCaps/>
-      <w:color w:val="2F5597" w:themeColor="accent1" w:themeShade="BF"/>
+      <w:color w:val="2F5496" w:themeColor="accent1" w:themeShade="BF"/>
       <w:spacing w:val="5"/>
     </w:rPr>
   </w:style>
-  <w:style w:type="character" w:customStyle="1" w:styleId="38">
+  <w:style w:type="character" w:customStyle="1" w:styleId="Bolosuser">
     <w:name w:val="Bolos (user)"/>
     <w:qFormat/>
-    <w:uiPriority w:val="0"/>
     <w:rPr>
-      <w:rFonts w:ascii="OpenSymbol" w:hAnsi="OpenSymbol" w:eastAsia="OpenSymbol" w:cs="OpenSymbol"/>
+      <w:rFonts w:ascii="OpenSymbol" w:eastAsia="OpenSymbol" w:hAnsi="OpenSymbol" w:cs="OpenSymbol"/>
     </w:rPr>
   </w:style>
-  <w:style w:type="paragraph" w:customStyle="1" w:styleId="39">
+  <w:style w:type="paragraph" w:customStyle="1" w:styleId="Ttulo10">
     <w:name w:val="Título1"/>
-    <w:basedOn w:val="1"/>
-    <w:next w:val="17"/>
+    <w:basedOn w:val="Normal"/>
+    <w:next w:val="Textoindependiente"/>
     <w:qFormat/>
-    <w:uiPriority w:val="0"/>
     <w:pPr>
       <w:keepNext/>
       <w:spacing w:before="240" w:after="120"/>
     </w:pPr>
     <w:rPr>
-      <w:rFonts w:ascii="Liberation Sans" w:hAnsi="Liberation Sans" w:eastAsia="Noto Sans CJK SC" w:cs="Noto Sans Devanagari"/>
+      <w:rFonts w:ascii="Liberation Sans" w:eastAsia="Noto Sans CJK SC" w:hAnsi="Liberation Sans" w:cs="Noto Sans Devanagari"/>
       <w:sz w:val="28"/>
       <w:szCs w:val="28"/>
     </w:rPr>
   </w:style>
-  <w:style w:type="paragraph" w:customStyle="1" w:styleId="40">
+  <w:style w:type="paragraph" w:customStyle="1" w:styleId="ndice">
     <w:name w:val="Índice"/>
-    <w:basedOn w:val="1"/>
+    <w:basedOn w:val="Normal"/>
     <w:qFormat/>
-    <w:uiPriority w:val="0"/>
     <w:pPr>
       <w:suppressLineNumbers/>
     </w:pPr>
@@ -6111,11 +7456,10 @@
       <w:rFonts w:cs="Noto Sans Devanagari"/>
     </w:rPr>
   </w:style>
-  <w:style w:type="paragraph" w:customStyle="1" w:styleId="41">
+  <w:style w:type="paragraph" w:customStyle="1" w:styleId="ndiceuser">
     <w:name w:val="Índice (user)"/>
-    <w:basedOn w:val="1"/>
+    <w:basedOn w:val="Normal"/>
     <w:qFormat/>
-    <w:uiPriority w:val="0"/>
     <w:pPr>
       <w:suppressLineNumbers/>
     </w:pPr>
@@ -6123,32 +7467,29 @@
       <w:rFonts w:cs="Noto Sans Devanagari"/>
     </w:rPr>
   </w:style>
-  <w:style w:type="paragraph" w:styleId="42">
+  <w:style w:type="paragraph" w:styleId="Prrafodelista">
     <w:name w:val="List Paragraph"/>
-    <w:basedOn w:val="1"/>
+    <w:basedOn w:val="Normal"/>
+    <w:uiPriority w:val="34"/>
     <w:qFormat/>
-    <w:uiPriority w:val="34"/>
     <w:pPr>
-      <w:spacing w:before="0" w:after="160"/>
       <w:ind w:left="720"/>
       <w:contextualSpacing/>
     </w:pPr>
   </w:style>
-  <w:style w:type="paragraph" w:customStyle="1" w:styleId="43">
+  <w:style w:type="paragraph" w:customStyle="1" w:styleId="Contenidodelatablauser">
     <w:name w:val="Contenido de la tabla (user)"/>
-    <w:basedOn w:val="1"/>
+    <w:basedOn w:val="Normal"/>
     <w:qFormat/>
-    <w:uiPriority w:val="0"/>
     <w:pPr>
       <w:widowControl w:val="0"/>
       <w:suppressLineNumbers/>
     </w:pPr>
   </w:style>
-  <w:style w:type="paragraph" w:customStyle="1" w:styleId="44">
+  <w:style w:type="paragraph" w:customStyle="1" w:styleId="Ttulodelatablauser">
     <w:name w:val="Título de la tabla (user)"/>
-    <w:basedOn w:val="43"/>
+    <w:basedOn w:val="Contenidodelatablauser"/>
     <w:qFormat/>
-    <w:uiPriority w:val="0"/>
     <w:pPr>
       <w:jc w:val="center"/>
     </w:pPr>
@@ -6157,29 +7498,25 @@
       <w:bCs/>
     </w:rPr>
   </w:style>
-  <w:style w:type="paragraph" w:customStyle="1" w:styleId="45">
+  <w:style w:type="paragraph" w:customStyle="1" w:styleId="Contenidodelmarco">
     <w:name w:val="Contenido del marco"/>
-    <w:basedOn w:val="1"/>
+    <w:basedOn w:val="Normal"/>
     <w:qFormat/>
-    <w:uiPriority w:val="0"/>
   </w:style>
-  <w:style w:type="paragraph" w:customStyle="1" w:styleId="46">
+  <w:style w:type="paragraph" w:customStyle="1" w:styleId="Contenidodelatabla">
     <w:name w:val="Contenido de la tabla"/>
-    <w:basedOn w:val="1"/>
+    <w:basedOn w:val="Normal"/>
     <w:qFormat/>
-    <w:uiPriority w:val="0"/>
     <w:pPr>
       <w:widowControl w:val="0"/>
       <w:suppressLineNumbers/>
     </w:pPr>
   </w:style>
-  <w:style w:type="paragraph" w:customStyle="1" w:styleId="47">
+  <w:style w:type="paragraph" w:customStyle="1" w:styleId="Ttulodelatabla">
     <w:name w:val="Título de la tabla"/>
-    <w:basedOn w:val="46"/>
+    <w:basedOn w:val="Contenidodelatabla"/>
     <w:qFormat/>
-    <w:uiPriority w:val="0"/>
     <w:pPr>
-      <w:suppressLineNumbers/>
       <w:jc w:val="center"/>
     </w:pPr>
     <w:rPr>
@@ -6243,7 +7580,7 @@
         <a:cs typeface=""/>
       </a:minorFont>
     </a:fontScheme>
-    <a:fmtScheme name="">
+    <a:fmtScheme>
       <a:fillStyleLst>
         <a:solidFill>
           <a:schemeClr val="phClr"/>
@@ -6360,10 +7697,15 @@
     </a:fmtScheme>
   </a:themeElements>
   <a:objectDefaults/>
+  <a:extraClrSchemeLst/>
 </a:theme>
 </file>
 
 <file path=customXml/item1.xml><?xml version="1.0" encoding="utf-8"?>
+<b:Sources xmlns:b="http://schemas.openxmlformats.org/officeDocument/2006/bibliography" xmlns="http://schemas.openxmlformats.org/officeDocument/2006/bibliography" SelectedStyle="\APASixthEditionOfficeOnline.xsl" StyleName="APA" Version="6"/>
+</file>
+
+<file path=customXml/item2.xml><?xml version="1.0" encoding="utf-8"?>
 <s:customData xmlns="http://www.wps.cn/officeDocument/2013/wpsCustomData" xmlns:s="http://www.wps.cn/officeDocument/2013/wpsCustomData">
   <customSectProps/>
   <customShpExts>
@@ -6372,20 +7714,18 @@
 </s:customData>
 </file>
 
-<file path=customXml/item2.xml><?xml version="1.0" encoding="utf-8"?>
-<b:Sources xmlns:b="http://schemas.openxmlformats.org/officeDocument/2006/bibliography" xmlns="http://schemas.openxmlformats.org/officeDocument/2006/bibliography" SelectedStyle="\APASixthEditionOfficeOnline.xsl" StyleName="APA" Version="6"/>
+<file path=customXml/itemProps1.xml><?xml version="1.0" encoding="utf-8"?>
+<ds:datastoreItem xmlns:ds="http://schemas.openxmlformats.org/officeDocument/2006/customXml" ds:itemID="{670E5B11-7DAB-4819-B55C-0EE55B532A69}">
+  <ds:schemaRefs>
+    <ds:schemaRef ds:uri="http://schemas.openxmlformats.org/officeDocument/2006/bibliography"/>
+  </ds:schemaRefs>
+</ds:datastoreItem>
 </file>
 
-<file path=customXml/itemProps1.xml><?xml version="1.0" encoding="utf-8"?>
+<file path=customXml/itemProps2.xml><?xml version="1.0" encoding="utf-8"?>
 <ds:datastoreItem xmlns:ds="http://schemas.openxmlformats.org/officeDocument/2006/customXml" ds:itemID="{B1977F7D-205B-4081-913C-38D41E755F92}">
   <ds:schemaRefs>
     <ds:schemaRef ds:uri="http://www.wps.cn/officeDocument/2013/wpsCustomData"/>
   </ds:schemaRefs>
 </ds:datastoreItem>
-</file>
-
-<file path=customXml/itemProps2.xml><?xml version="1.0" encoding="utf-8"?>
-<ds:datastoreItem xmlns:ds="http://schemas.openxmlformats.org/officeDocument/2006/customXml" ds:itemID="{670E5B11-7DAB-4819-B55C-0EE55B532A69}">
-  <ds:schemaRefs/>
-</ds:datastoreItem>
 </file>
--- a/Caso 5.docx
+++ b/Caso 5.docx
@@ -497,7 +497,7 @@
           </w:tcPr>
           <w:p>
             <w:pPr>
-              <w:pStyle w:val="Contenidodelatabla"/>
+              <w:pStyle w:val="Contenidodelatablauser"/>
               <w:widowControl/>
               <w:spacing w:lineRule="auto" w:line="331" w:before="0" w:after="480"/>
               <w:rPr>
@@ -531,7 +531,7 @@
           </w:tcPr>
           <w:p>
             <w:pPr>
-              <w:pStyle w:val="Contenidodelatabla"/>
+              <w:pStyle w:val="Contenidodelatablauser"/>
               <w:widowControl/>
               <w:spacing w:lineRule="auto" w:line="331" w:before="0" w:after="480"/>
               <w:rPr>
@@ -565,7 +565,7 @@
           </w:tcPr>
           <w:p>
             <w:pPr>
-              <w:pStyle w:val="Contenidodelatabla"/>
+              <w:pStyle w:val="Contenidodelatablauser"/>
               <w:widowControl/>
               <w:spacing w:lineRule="auto" w:line="331" w:before="0" w:after="480"/>
               <w:rPr>
@@ -602,7 +602,7 @@
           </w:tcPr>
           <w:p>
             <w:pPr>
-              <w:pStyle w:val="Contenidodelatabla"/>
+              <w:pStyle w:val="Contenidodelatablauser"/>
               <w:widowControl/>
               <w:spacing w:lineRule="auto" w:line="331" w:before="0" w:after="480"/>
               <w:rPr>
@@ -636,7 +636,7 @@
           </w:tcPr>
           <w:p>
             <w:pPr>
-              <w:pStyle w:val="Contenidodelatabla"/>
+              <w:pStyle w:val="Contenidodelatablauser"/>
               <w:widowControl/>
               <w:spacing w:lineRule="auto" w:line="331" w:before="0" w:after="480"/>
               <w:rPr>
@@ -669,7 +669,7 @@
           </w:tcPr>
           <w:p>
             <w:pPr>
-              <w:pStyle w:val="Contenidodelatabla"/>
+              <w:pStyle w:val="Contenidodelatablauser"/>
               <w:widowControl/>
               <w:spacing w:lineRule="auto" w:line="331" w:before="0" w:after="480"/>
               <w:rPr>
@@ -705,7 +705,7 @@
           </w:tcPr>
           <w:p>
             <w:pPr>
-              <w:pStyle w:val="Contenidodelatabla"/>
+              <w:pStyle w:val="Contenidodelatablauser"/>
               <w:widowControl/>
               <w:spacing w:lineRule="auto" w:line="331" w:before="0" w:after="480"/>
               <w:rPr>
@@ -739,7 +739,7 @@
           </w:tcPr>
           <w:p>
             <w:pPr>
-              <w:pStyle w:val="Contenidodelatabla"/>
+              <w:pStyle w:val="Contenidodelatablauser"/>
               <w:widowControl/>
               <w:spacing w:lineRule="auto" w:line="331" w:before="0" w:after="480"/>
               <w:rPr>
@@ -772,7 +772,7 @@
           </w:tcPr>
           <w:p>
             <w:pPr>
-              <w:pStyle w:val="Contenidodelatabla"/>
+              <w:pStyle w:val="Contenidodelatablauser"/>
               <w:widowControl/>
               <w:spacing w:lineRule="auto" w:line="331" w:before="0" w:after="480"/>
               <w:rPr>
@@ -808,7 +808,7 @@
           </w:tcPr>
           <w:p>
             <w:pPr>
-              <w:pStyle w:val="Contenidodelatabla"/>
+              <w:pStyle w:val="Contenidodelatablauser"/>
               <w:widowControl/>
               <w:spacing w:lineRule="auto" w:line="331" w:before="0" w:after="480"/>
               <w:rPr>
@@ -842,7 +842,7 @@
           </w:tcPr>
           <w:p>
             <w:pPr>
-              <w:pStyle w:val="Contenidodelatabla"/>
+              <w:pStyle w:val="Contenidodelatablauser"/>
               <w:widowControl/>
               <w:spacing w:lineRule="auto" w:line="331" w:before="0" w:after="480"/>
               <w:rPr>
@@ -875,7 +875,7 @@
           </w:tcPr>
           <w:p>
             <w:pPr>
-              <w:pStyle w:val="Contenidodelatabla"/>
+              <w:pStyle w:val="Contenidodelatablauser"/>
               <w:widowControl/>
               <w:spacing w:lineRule="auto" w:line="331" w:before="0" w:after="480"/>
               <w:rPr>
@@ -911,7 +911,7 @@
           </w:tcPr>
           <w:p>
             <w:pPr>
-              <w:pStyle w:val="Contenidodelatabla"/>
+              <w:pStyle w:val="Contenidodelatablauser"/>
               <w:widowControl/>
               <w:spacing w:lineRule="auto" w:line="331" w:before="0" w:after="480"/>
               <w:rPr>
@@ -945,7 +945,7 @@
           </w:tcPr>
           <w:p>
             <w:pPr>
-              <w:pStyle w:val="Contenidodelatabla"/>
+              <w:pStyle w:val="Contenidodelatablauser"/>
               <w:widowControl/>
               <w:spacing w:lineRule="auto" w:line="331" w:before="0" w:after="480"/>
               <w:rPr>
@@ -978,7 +978,7 @@
           </w:tcPr>
           <w:p>
             <w:pPr>
-              <w:pStyle w:val="Contenidodelatabla"/>
+              <w:pStyle w:val="Contenidodelatablauser"/>
               <w:widowControl/>
               <w:spacing w:lineRule="auto" w:line="331" w:before="0" w:after="480"/>
               <w:rPr>
@@ -1014,7 +1014,7 @@
           </w:tcPr>
           <w:p>
             <w:pPr>
-              <w:pStyle w:val="Contenidodelatabla"/>
+              <w:pStyle w:val="Contenidodelatablauser"/>
               <w:widowControl/>
               <w:spacing w:lineRule="auto" w:line="331" w:before="0" w:after="480"/>
               <w:rPr>
@@ -1048,7 +1048,7 @@
           </w:tcPr>
           <w:p>
             <w:pPr>
-              <w:pStyle w:val="Contenidodelatabla"/>
+              <w:pStyle w:val="Contenidodelatablauser"/>
               <w:widowControl/>
               <w:spacing w:lineRule="auto" w:line="331" w:before="0" w:after="480"/>
               <w:rPr>
@@ -1081,7 +1081,7 @@
           </w:tcPr>
           <w:p>
             <w:pPr>
-              <w:pStyle w:val="Contenidodelatabla"/>
+              <w:pStyle w:val="Contenidodelatablauser"/>
               <w:widowControl/>
               <w:spacing w:lineRule="auto" w:line="331" w:before="0" w:after="480"/>
               <w:rPr>
@@ -1117,7 +1117,7 @@
           </w:tcPr>
           <w:p>
             <w:pPr>
-              <w:pStyle w:val="Contenidodelatabla"/>
+              <w:pStyle w:val="Contenidodelatablauser"/>
               <w:widowControl/>
               <w:spacing w:lineRule="auto" w:line="331" w:before="0" w:after="480"/>
               <w:rPr>
@@ -1151,7 +1151,7 @@
           </w:tcPr>
           <w:p>
             <w:pPr>
-              <w:pStyle w:val="Contenidodelatabla"/>
+              <w:pStyle w:val="Contenidodelatablauser"/>
               <w:widowControl/>
               <w:spacing w:lineRule="auto" w:line="331" w:before="0" w:after="480"/>
               <w:rPr>
@@ -1184,7 +1184,7 @@
           </w:tcPr>
           <w:p>
             <w:pPr>
-              <w:pStyle w:val="Contenidodelatabla"/>
+              <w:pStyle w:val="Contenidodelatablauser"/>
               <w:widowControl/>
               <w:spacing w:lineRule="auto" w:line="331" w:before="0" w:after="480"/>
               <w:rPr>
@@ -1220,7 +1220,7 @@
           </w:tcPr>
           <w:p>
             <w:pPr>
-              <w:pStyle w:val="Contenidodelatabla"/>
+              <w:pStyle w:val="Contenidodelatablauser"/>
               <w:widowControl/>
               <w:spacing w:lineRule="auto" w:line="331" w:before="0" w:after="480"/>
               <w:rPr>
@@ -1254,7 +1254,7 @@
           </w:tcPr>
           <w:p>
             <w:pPr>
-              <w:pStyle w:val="Contenidodelatabla"/>
+              <w:pStyle w:val="Contenidodelatablauser"/>
               <w:widowControl/>
               <w:spacing w:lineRule="auto" w:line="331" w:before="0" w:after="480"/>
               <w:rPr>
@@ -1287,7 +1287,7 @@
           </w:tcPr>
           <w:p>
             <w:pPr>
-              <w:pStyle w:val="Contenidodelatabla"/>
+              <w:pStyle w:val="Contenidodelatablauser"/>
               <w:widowControl/>
               <w:spacing w:lineRule="auto" w:line="331" w:before="0" w:after="480"/>
               <w:rPr>
@@ -1323,7 +1323,7 @@
           </w:tcPr>
           <w:p>
             <w:pPr>
-              <w:pStyle w:val="Contenidodelatabla"/>
+              <w:pStyle w:val="Contenidodelatablauser"/>
               <w:widowControl/>
               <w:spacing w:lineRule="auto" w:line="331" w:before="0" w:after="480"/>
               <w:rPr>
@@ -1357,7 +1357,7 @@
           </w:tcPr>
           <w:p>
             <w:pPr>
-              <w:pStyle w:val="Contenidodelatabla"/>
+              <w:pStyle w:val="Contenidodelatablauser"/>
               <w:widowControl/>
               <w:spacing w:lineRule="auto" w:line="331" w:before="0" w:after="480"/>
               <w:rPr>
@@ -1390,7 +1390,7 @@
           </w:tcPr>
           <w:p>
             <w:pPr>
-              <w:pStyle w:val="Contenidodelatabla"/>
+              <w:pStyle w:val="Contenidodelatablauser"/>
               <w:widowControl/>
               <w:spacing w:lineRule="auto" w:line="331" w:before="0" w:after="480"/>
               <w:rPr>
@@ -1910,1804 +1910,6 @@
     </w:p>
     <w:p>
       <w:pPr>
-        <w:pStyle w:val="BodyText"/>
-        <w:spacing w:lineRule="auto" w:line="331" w:before="0" w:after="240"/>
-        <w:rPr>
-          <w:rFonts w:ascii="times new roman " w:hAnsi="times new roman "/>
-          <w:sz w:val="24"/>
-          <w:szCs w:val="24"/>
-        </w:rPr>
-      </w:pPr>
-      <w:r>
-        <w:rPr>
-          <w:rFonts w:ascii="times new roman " w:hAnsi="times new roman "/>
-          <w:sz w:val="24"/>
-          <w:szCs w:val="24"/>
-        </w:rPr>
-      </w:r>
-    </w:p>
-    <w:p>
-      <w:pPr>
-        <w:sectPr>
-          <w:type w:val="nextPage"/>
-          <w:pgSz w:w="11906" w:h="16838"/>
-          <w:pgMar w:left="1701" w:right="1701" w:gutter="0" w:header="0" w:top="1417" w:footer="0" w:bottom="1417"/>
-          <w:pgNumType w:fmt="decimal"/>
-          <w:formProt w:val="false"/>
-          <w:textDirection w:val="lrTb"/>
-          <w:docGrid w:type="default" w:linePitch="360" w:charSpace="0"/>
-        </w:sectPr>
-      </w:pPr>
-    </w:p>
-    <w:tbl>
-      <w:tblPr>
-        <w:tblW w:w="8504" w:type="dxa"/>
-        <w:jc w:val="start"/>
-        <w:tblInd w:w="0" w:type="dxa"/>
-        <w:tblLayout w:type="fixed"/>
-        <w:tblCellMar>
-          <w:top w:w="120" w:type="dxa"/>
-          <w:start w:w="180" w:type="dxa"/>
-          <w:bottom w:w="120" w:type="dxa"/>
-          <w:end w:w="180" w:type="dxa"/>
-        </w:tblCellMar>
-      </w:tblPr>
-      <w:tblGrid>
-        <w:gridCol w:w="1185"/>
-        <w:gridCol w:w="7319"/>
-      </w:tblGrid>
-      <w:tr>
-        <w:trPr>
-          <w:tblHeader w:val="true"/>
-        </w:trPr>
-        <w:tc>
-          <w:tcPr>
-            <w:tcW w:w="1185" w:type="dxa"/>
-            <w:tcBorders>
-              <w:top w:val="single" w:sz="2" w:space="0" w:color="C4C7C5"/>
-              <w:start w:val="single" w:sz="2" w:space="0" w:color="C4C7C5"/>
-              <w:bottom w:val="single" w:sz="2" w:space="0" w:color="C4C7C5"/>
-              <w:end w:val="single" w:sz="2" w:space="0" w:color="C4C7C5"/>
-            </w:tcBorders>
-            <w:vAlign w:val="center"/>
-          </w:tcPr>
-          <w:p>
-            <w:pPr>
-              <w:pStyle w:val="Contenidodelatabla"/>
-              <w:spacing w:lineRule="auto" w:line="274" w:before="0" w:after="0"/>
-              <w:ind w:hanging="0" w:start="0" w:end="0"/>
-              <w:rPr/>
-            </w:pPr>
-            <w:r>
-              <w:rPr>
-                <w:rStyle w:val="Strong"/>
-                <w:rFonts w:ascii="times new roman " w:hAnsi="times new roman "/>
-                <w:sz w:val="24"/>
-                <w:szCs w:val="24"/>
-              </w:rPr>
-              <w:t>Código</w:t>
-            </w:r>
-          </w:p>
-        </w:tc>
-        <w:tc>
-          <w:tcPr>
-            <w:tcW w:w="7319" w:type="dxa"/>
-            <w:tcBorders>
-              <w:top w:val="single" w:sz="2" w:space="0" w:color="C4C7C5"/>
-              <w:start w:val="single" w:sz="2" w:space="0" w:color="C4C7C5"/>
-              <w:bottom w:val="single" w:sz="2" w:space="0" w:color="C4C7C5"/>
-              <w:end w:val="single" w:sz="2" w:space="0" w:color="C4C7C5"/>
-            </w:tcBorders>
-            <w:vAlign w:val="center"/>
-          </w:tcPr>
-          <w:p>
-            <w:pPr>
-              <w:pStyle w:val="Contenidodelatabla"/>
-              <w:spacing w:lineRule="auto" w:line="274" w:before="0" w:after="0"/>
-              <w:ind w:hanging="0" w:start="0" w:end="0"/>
-              <w:rPr/>
-            </w:pPr>
-            <w:r>
-              <w:rPr>
-                <w:rStyle w:val="Strong"/>
-                <w:rFonts w:ascii="times new roman " w:hAnsi="times new roman "/>
-                <w:sz w:val="24"/>
-                <w:szCs w:val="24"/>
-              </w:rPr>
-              <w:t>Requisito Funcional</w:t>
-            </w:r>
-          </w:p>
-        </w:tc>
-      </w:tr>
-      <w:tr>
-        <w:trPr/>
-        <w:tc>
-          <w:tcPr>
-            <w:tcW w:w="1185" w:type="dxa"/>
-            <w:tcBorders>
-              <w:top w:val="single" w:sz="2" w:space="0" w:color="C4C7C5"/>
-              <w:start w:val="single" w:sz="2" w:space="0" w:color="C4C7C5"/>
-              <w:bottom w:val="single" w:sz="2" w:space="0" w:color="C4C7C5"/>
-              <w:end w:val="single" w:sz="2" w:space="0" w:color="C4C7C5"/>
-            </w:tcBorders>
-            <w:vAlign w:val="center"/>
-          </w:tcPr>
-          <w:p>
-            <w:pPr>
-              <w:pStyle w:val="Contenidodelatabla"/>
-              <w:spacing w:lineRule="auto" w:line="274" w:before="0" w:after="140"/>
-              <w:ind w:hanging="0" w:start="0" w:end="0"/>
-              <w:rPr>
-                <w:rFonts w:ascii="times new roman " w:hAnsi="times new roman "/>
-                <w:b/>
-                <w:sz w:val="24"/>
-                <w:szCs w:val="24"/>
-              </w:rPr>
-            </w:pPr>
-            <w:r>
-              <w:rPr>
-                <w:rFonts w:ascii="times new roman " w:hAnsi="times new roman "/>
-                <w:b/>
-                <w:sz w:val="24"/>
-                <w:szCs w:val="24"/>
-              </w:rPr>
-              <w:t>RF01</w:t>
-            </w:r>
-          </w:p>
-        </w:tc>
-        <w:tc>
-          <w:tcPr>
-            <w:tcW w:w="7319" w:type="dxa"/>
-            <w:tcBorders>
-              <w:top w:val="single" w:sz="2" w:space="0" w:color="C4C7C5"/>
-              <w:start w:val="single" w:sz="2" w:space="0" w:color="C4C7C5"/>
-              <w:bottom w:val="single" w:sz="2" w:space="0" w:color="C4C7C5"/>
-              <w:end w:val="single" w:sz="2" w:space="0" w:color="C4C7C5"/>
-            </w:tcBorders>
-            <w:vAlign w:val="center"/>
-          </w:tcPr>
-          <w:p>
-            <w:pPr>
-              <w:pStyle w:val="Contenidodelatabla"/>
-              <w:spacing w:lineRule="auto" w:line="274" w:before="0" w:after="140"/>
-              <w:ind w:hanging="0" w:start="0" w:end="0"/>
-              <w:rPr>
-                <w:rFonts w:ascii="times new roman " w:hAnsi="times new roman "/>
-                <w:sz w:val="24"/>
-                <w:szCs w:val="24"/>
-              </w:rPr>
-            </w:pPr>
-            <w:r>
-              <w:rPr>
-                <w:rFonts w:ascii="times new roman " w:hAnsi="times new roman "/>
-                <w:sz w:val="24"/>
-                <w:szCs w:val="24"/>
-              </w:rPr>
-              <w:t>El sistema debe permitir la alta de nuevos clientes (residenciales o comerciales), guardando su nombre completo, identificación oficial, dirección, teléfono, correo y tipo de cuenta.</w:t>
-            </w:r>
-          </w:p>
-        </w:tc>
-      </w:tr>
-      <w:tr>
-        <w:trPr/>
-        <w:tc>
-          <w:tcPr>
-            <w:tcW w:w="1185" w:type="dxa"/>
-            <w:tcBorders>
-              <w:top w:val="single" w:sz="2" w:space="0" w:color="C4C7C5"/>
-              <w:start w:val="single" w:sz="2" w:space="0" w:color="C4C7C5"/>
-              <w:bottom w:val="single" w:sz="2" w:space="0" w:color="C4C7C5"/>
-              <w:end w:val="single" w:sz="2" w:space="0" w:color="C4C7C5"/>
-            </w:tcBorders>
-            <w:vAlign w:val="center"/>
-          </w:tcPr>
-          <w:p>
-            <w:pPr>
-              <w:pStyle w:val="Contenidodelatabla"/>
-              <w:spacing w:lineRule="auto" w:line="274" w:before="0" w:after="140"/>
-              <w:ind w:hanging="0" w:start="0" w:end="0"/>
-              <w:rPr>
-                <w:rFonts w:ascii="times new roman " w:hAnsi="times new roman "/>
-                <w:b/>
-                <w:sz w:val="24"/>
-                <w:szCs w:val="24"/>
-              </w:rPr>
-            </w:pPr>
-            <w:r>
-              <w:rPr>
-                <w:rFonts w:ascii="times new roman " w:hAnsi="times new roman "/>
-                <w:b/>
-                <w:sz w:val="24"/>
-                <w:szCs w:val="24"/>
-              </w:rPr>
-              <w:t>RF02</w:t>
-            </w:r>
-          </w:p>
-        </w:tc>
-        <w:tc>
-          <w:tcPr>
-            <w:tcW w:w="7319" w:type="dxa"/>
-            <w:tcBorders>
-              <w:top w:val="single" w:sz="2" w:space="0" w:color="C4C7C5"/>
-              <w:start w:val="single" w:sz="2" w:space="0" w:color="C4C7C5"/>
-              <w:bottom w:val="single" w:sz="2" w:space="0" w:color="C4C7C5"/>
-              <w:end w:val="single" w:sz="2" w:space="0" w:color="C4C7C5"/>
-            </w:tcBorders>
-            <w:vAlign w:val="center"/>
-          </w:tcPr>
-          <w:p>
-            <w:pPr>
-              <w:pStyle w:val="Contenidodelatabla"/>
-              <w:spacing w:lineRule="auto" w:line="274" w:before="0" w:after="140"/>
-              <w:ind w:hanging="0" w:start="0" w:end="0"/>
-              <w:rPr>
-                <w:rFonts w:ascii="times new roman " w:hAnsi="times new roman "/>
-                <w:sz w:val="24"/>
-                <w:szCs w:val="24"/>
-              </w:rPr>
-            </w:pPr>
-            <w:r>
-              <w:rPr>
-                <w:rFonts w:ascii="times new roman " w:hAnsi="times new roman "/>
-                <w:sz w:val="24"/>
-                <w:szCs w:val="24"/>
-              </w:rPr>
-              <w:t>El sistema debe permitir modificar, consultar o dar de baja la ficha técnica de los clientes, actualizando sus datos personales y de contacto según corresponda.</w:t>
-            </w:r>
-          </w:p>
-        </w:tc>
-      </w:tr>
-      <w:tr>
-        <w:trPr/>
-        <w:tc>
-          <w:tcPr>
-            <w:tcW w:w="1185" w:type="dxa"/>
-            <w:tcBorders>
-              <w:top w:val="single" w:sz="2" w:space="0" w:color="C4C7C5"/>
-              <w:start w:val="single" w:sz="2" w:space="0" w:color="C4C7C5"/>
-              <w:bottom w:val="single" w:sz="2" w:space="0" w:color="C4C7C5"/>
-              <w:end w:val="single" w:sz="2" w:space="0" w:color="C4C7C5"/>
-            </w:tcBorders>
-            <w:vAlign w:val="center"/>
-          </w:tcPr>
-          <w:p>
-            <w:pPr>
-              <w:pStyle w:val="Contenidodelatabla"/>
-              <w:spacing w:lineRule="auto" w:line="274" w:before="0" w:after="140"/>
-              <w:ind w:hanging="0" w:start="0" w:end="0"/>
-              <w:rPr>
-                <w:rFonts w:ascii="times new roman " w:hAnsi="times new roman "/>
-                <w:b/>
-                <w:sz w:val="24"/>
-                <w:szCs w:val="24"/>
-              </w:rPr>
-            </w:pPr>
-            <w:r>
-              <w:rPr>
-                <w:rFonts w:ascii="times new roman " w:hAnsi="times new roman "/>
-                <w:b/>
-                <w:sz w:val="24"/>
-                <w:szCs w:val="24"/>
-              </w:rPr>
-              <w:t>RF03</w:t>
-            </w:r>
-          </w:p>
-        </w:tc>
-        <w:tc>
-          <w:tcPr>
-            <w:tcW w:w="7319" w:type="dxa"/>
-            <w:tcBorders>
-              <w:top w:val="single" w:sz="2" w:space="0" w:color="C4C7C5"/>
-              <w:start w:val="single" w:sz="2" w:space="0" w:color="C4C7C5"/>
-              <w:bottom w:val="single" w:sz="2" w:space="0" w:color="C4C7C5"/>
-              <w:end w:val="single" w:sz="2" w:space="0" w:color="C4C7C5"/>
-            </w:tcBorders>
-            <w:vAlign w:val="center"/>
-          </w:tcPr>
-          <w:p>
-            <w:pPr>
-              <w:pStyle w:val="Contenidodelatabla"/>
-              <w:spacing w:lineRule="auto" w:line="274" w:before="0" w:after="140"/>
-              <w:ind w:hanging="0" w:start="0" w:end="0"/>
-              <w:rPr>
-                <w:rFonts w:ascii="times new roman " w:hAnsi="times new roman "/>
-                <w:sz w:val="24"/>
-                <w:szCs w:val="24"/>
-              </w:rPr>
-            </w:pPr>
-            <w:r>
-              <w:rPr>
-                <w:rFonts w:ascii="times new roman " w:hAnsi="times new roman "/>
-                <w:sz w:val="24"/>
-                <w:szCs w:val="24"/>
-              </w:rPr>
-              <w:t>El sistema debe permitir vincular contenedores específicos a cada usuario, detallando el código de serie, la capacidad, el estado físico y la fecha de entrega.</w:t>
-            </w:r>
-          </w:p>
-        </w:tc>
-      </w:tr>
-      <w:tr>
-        <w:trPr/>
-        <w:tc>
-          <w:tcPr>
-            <w:tcW w:w="1185" w:type="dxa"/>
-            <w:tcBorders>
-              <w:top w:val="single" w:sz="2" w:space="0" w:color="C4C7C5"/>
-              <w:start w:val="single" w:sz="2" w:space="0" w:color="C4C7C5"/>
-              <w:bottom w:val="single" w:sz="2" w:space="0" w:color="C4C7C5"/>
-              <w:end w:val="single" w:sz="2" w:space="0" w:color="C4C7C5"/>
-            </w:tcBorders>
-            <w:vAlign w:val="center"/>
-          </w:tcPr>
-          <w:p>
-            <w:pPr>
-              <w:pStyle w:val="Contenidodelatabla"/>
-              <w:spacing w:lineRule="auto" w:line="274" w:before="0" w:after="140"/>
-              <w:ind w:hanging="0" w:start="0" w:end="0"/>
-              <w:rPr>
-                <w:rFonts w:ascii="times new roman " w:hAnsi="times new roman "/>
-                <w:b/>
-                <w:sz w:val="24"/>
-                <w:szCs w:val="24"/>
-              </w:rPr>
-            </w:pPr>
-            <w:r>
-              <w:rPr>
-                <w:rFonts w:ascii="times new roman " w:hAnsi="times new roman "/>
-                <w:b/>
-                <w:sz w:val="24"/>
-                <w:szCs w:val="24"/>
-              </w:rPr>
-              <w:t>RF04</w:t>
-            </w:r>
-          </w:p>
-        </w:tc>
-        <w:tc>
-          <w:tcPr>
-            <w:tcW w:w="7319" w:type="dxa"/>
-            <w:tcBorders>
-              <w:top w:val="single" w:sz="2" w:space="0" w:color="C4C7C5"/>
-              <w:start w:val="single" w:sz="2" w:space="0" w:color="C4C7C5"/>
-              <w:bottom w:val="single" w:sz="2" w:space="0" w:color="C4C7C5"/>
-              <w:end w:val="single" w:sz="2" w:space="0" w:color="C4C7C5"/>
-            </w:tcBorders>
-            <w:vAlign w:val="center"/>
-          </w:tcPr>
-          <w:p>
-            <w:pPr>
-              <w:pStyle w:val="Contenidodelatabla"/>
-              <w:spacing w:lineRule="auto" w:line="274" w:before="0" w:after="140"/>
-              <w:ind w:hanging="0" w:start="0" w:end="0"/>
-              <w:rPr>
-                <w:rFonts w:ascii="times new roman " w:hAnsi="times new roman "/>
-                <w:sz w:val="24"/>
-                <w:szCs w:val="24"/>
-              </w:rPr>
-            </w:pPr>
-            <w:r>
-              <w:rPr>
-                <w:rFonts w:ascii="times new roman " w:hAnsi="times new roman "/>
-                <w:sz w:val="24"/>
-                <w:szCs w:val="24"/>
-              </w:rPr>
-              <w:t>El sistema debe permitir la planificación de rutas de recolección evaluando el sector geográfico, la dirección, la frecuencia de servicio, el día agendado y el chofer a cargo.</w:t>
-            </w:r>
-          </w:p>
-        </w:tc>
-      </w:tr>
-      <w:tr>
-        <w:trPr/>
-        <w:tc>
-          <w:tcPr>
-            <w:tcW w:w="1185" w:type="dxa"/>
-            <w:tcBorders>
-              <w:top w:val="single" w:sz="2" w:space="0" w:color="C4C7C5"/>
-              <w:start w:val="single" w:sz="2" w:space="0" w:color="C4C7C5"/>
-              <w:bottom w:val="single" w:sz="2" w:space="0" w:color="C4C7C5"/>
-              <w:end w:val="single" w:sz="2" w:space="0" w:color="C4C7C5"/>
-            </w:tcBorders>
-            <w:vAlign w:val="center"/>
-          </w:tcPr>
-          <w:p>
-            <w:pPr>
-              <w:pStyle w:val="Contenidodelatabla"/>
-              <w:spacing w:lineRule="auto" w:line="274" w:before="0" w:after="140"/>
-              <w:ind w:hanging="0" w:start="0" w:end="0"/>
-              <w:rPr>
-                <w:rFonts w:ascii="times new roman " w:hAnsi="times new roman "/>
-                <w:b/>
-                <w:sz w:val="24"/>
-                <w:szCs w:val="24"/>
-              </w:rPr>
-            </w:pPr>
-            <w:r>
-              <w:rPr>
-                <w:rFonts w:ascii="times new roman " w:hAnsi="times new roman "/>
-                <w:b/>
-                <w:sz w:val="24"/>
-                <w:szCs w:val="24"/>
-              </w:rPr>
-              <w:t>RF05</w:t>
-            </w:r>
-          </w:p>
-        </w:tc>
-        <w:tc>
-          <w:tcPr>
-            <w:tcW w:w="7319" w:type="dxa"/>
-            <w:tcBorders>
-              <w:top w:val="single" w:sz="2" w:space="0" w:color="C4C7C5"/>
-              <w:start w:val="single" w:sz="2" w:space="0" w:color="C4C7C5"/>
-              <w:bottom w:val="single" w:sz="2" w:space="0" w:color="C4C7C5"/>
-              <w:end w:val="single" w:sz="2" w:space="0" w:color="C4C7C5"/>
-            </w:tcBorders>
-            <w:vAlign w:val="center"/>
-          </w:tcPr>
-          <w:p>
-            <w:pPr>
-              <w:pStyle w:val="Contenidodelatabla"/>
-              <w:spacing w:lineRule="auto" w:line="274" w:before="0" w:after="140"/>
-              <w:ind w:hanging="0" w:start="0" w:end="0"/>
-              <w:rPr>
-                <w:rFonts w:ascii="times new roman " w:hAnsi="times new roman "/>
-                <w:sz w:val="24"/>
-                <w:szCs w:val="24"/>
-              </w:rPr>
-            </w:pPr>
-            <w:r>
-              <w:rPr>
-                <w:rFonts w:ascii="times new roman " w:hAnsi="times new roman "/>
-                <w:sz w:val="24"/>
-                <w:szCs w:val="24"/>
-              </w:rPr>
-              <w:t>El sistema debe permitir la asignación de uno o más operadores a una ruta específica, definiendo la fecha y la jornada laboral a cumplir.</w:t>
-            </w:r>
-          </w:p>
-        </w:tc>
-      </w:tr>
-      <w:tr>
-        <w:trPr/>
-        <w:tc>
-          <w:tcPr>
-            <w:tcW w:w="1185" w:type="dxa"/>
-            <w:tcBorders>
-              <w:top w:val="single" w:sz="2" w:space="0" w:color="C4C7C5"/>
-              <w:start w:val="single" w:sz="2" w:space="0" w:color="C4C7C5"/>
-              <w:bottom w:val="single" w:sz="2" w:space="0" w:color="C4C7C5"/>
-              <w:end w:val="single" w:sz="2" w:space="0" w:color="C4C7C5"/>
-            </w:tcBorders>
-            <w:vAlign w:val="center"/>
-          </w:tcPr>
-          <w:p>
-            <w:pPr>
-              <w:pStyle w:val="Contenidodelatabla"/>
-              <w:spacing w:lineRule="auto" w:line="274" w:before="0" w:after="140"/>
-              <w:ind w:hanging="0" w:start="0" w:end="0"/>
-              <w:rPr>
-                <w:rFonts w:ascii="times new roman " w:hAnsi="times new roman "/>
-                <w:b/>
-                <w:sz w:val="24"/>
-                <w:szCs w:val="24"/>
-              </w:rPr>
-            </w:pPr>
-            <w:r>
-              <w:rPr>
-                <w:rFonts w:ascii="times new roman " w:hAnsi="times new roman "/>
-                <w:b/>
-                <w:sz w:val="24"/>
-                <w:szCs w:val="24"/>
-              </w:rPr>
-              <w:t>RF06</w:t>
-            </w:r>
-          </w:p>
-        </w:tc>
-        <w:tc>
-          <w:tcPr>
-            <w:tcW w:w="7319" w:type="dxa"/>
-            <w:tcBorders>
-              <w:top w:val="single" w:sz="2" w:space="0" w:color="C4C7C5"/>
-              <w:start w:val="single" w:sz="2" w:space="0" w:color="C4C7C5"/>
-              <w:bottom w:val="single" w:sz="2" w:space="0" w:color="C4C7C5"/>
-              <w:end w:val="single" w:sz="2" w:space="0" w:color="C4C7C5"/>
-            </w:tcBorders>
-            <w:vAlign w:val="center"/>
-          </w:tcPr>
-          <w:p>
-            <w:pPr>
-              <w:pStyle w:val="Contenidodelatabla"/>
-              <w:spacing w:lineRule="auto" w:line="274" w:before="0" w:after="140"/>
-              <w:ind w:hanging="0" w:start="0" w:end="0"/>
-              <w:rPr>
-                <w:rFonts w:ascii="times new roman " w:hAnsi="times new roman "/>
-                <w:sz w:val="24"/>
-                <w:szCs w:val="24"/>
-              </w:rPr>
-            </w:pPr>
-            <w:r>
-              <w:rPr>
-                <w:rFonts w:ascii="times new roman " w:hAnsi="times new roman "/>
-                <w:sz w:val="24"/>
-                <w:szCs w:val="24"/>
-              </w:rPr>
-              <w:t>El sistema debe permitir a los operadores visualizar sus itinerarios asignados, detallando la zona, el orden de las paradas, los clientes a visitar y los horarios estimativos.</w:t>
-            </w:r>
-          </w:p>
-        </w:tc>
-      </w:tr>
-      <w:tr>
-        <w:trPr/>
-        <w:tc>
-          <w:tcPr>
-            <w:tcW w:w="1185" w:type="dxa"/>
-            <w:tcBorders>
-              <w:top w:val="single" w:sz="2" w:space="0" w:color="C4C7C5"/>
-              <w:start w:val="single" w:sz="2" w:space="0" w:color="C4C7C5"/>
-              <w:bottom w:val="single" w:sz="2" w:space="0" w:color="C4C7C5"/>
-              <w:end w:val="single" w:sz="2" w:space="0" w:color="C4C7C5"/>
-            </w:tcBorders>
-            <w:vAlign w:val="center"/>
-          </w:tcPr>
-          <w:p>
-            <w:pPr>
-              <w:pStyle w:val="Contenidodelatabla"/>
-              <w:spacing w:lineRule="auto" w:line="274" w:before="0" w:after="140"/>
-              <w:ind w:hanging="0" w:start="0" w:end="0"/>
-              <w:rPr>
-                <w:rFonts w:ascii="times new roman " w:hAnsi="times new roman "/>
-                <w:b/>
-                <w:sz w:val="24"/>
-                <w:szCs w:val="24"/>
-              </w:rPr>
-            </w:pPr>
-            <w:r>
-              <w:rPr>
-                <w:rFonts w:ascii="times new roman " w:hAnsi="times new roman "/>
-                <w:b/>
-                <w:sz w:val="24"/>
-                <w:szCs w:val="24"/>
-              </w:rPr>
-              <w:t>RF07</w:t>
-            </w:r>
-          </w:p>
-        </w:tc>
-        <w:tc>
-          <w:tcPr>
-            <w:tcW w:w="7319" w:type="dxa"/>
-            <w:tcBorders>
-              <w:top w:val="single" w:sz="2" w:space="0" w:color="C4C7C5"/>
-              <w:start w:val="single" w:sz="2" w:space="0" w:color="C4C7C5"/>
-              <w:bottom w:val="single" w:sz="2" w:space="0" w:color="C4C7C5"/>
-              <w:end w:val="single" w:sz="2" w:space="0" w:color="C4C7C5"/>
-            </w:tcBorders>
-            <w:vAlign w:val="center"/>
-          </w:tcPr>
-          <w:p>
-            <w:pPr>
-              <w:pStyle w:val="Contenidodelatabla"/>
-              <w:spacing w:lineRule="auto" w:line="274" w:before="0" w:after="140"/>
-              <w:ind w:hanging="0" w:start="0" w:end="0"/>
-              <w:rPr>
-                <w:rFonts w:ascii="times new roman " w:hAnsi="times new roman "/>
-                <w:sz w:val="24"/>
-                <w:szCs w:val="24"/>
-              </w:rPr>
-            </w:pPr>
-            <w:r>
-              <w:rPr>
-                <w:rFonts w:ascii="times new roman " w:hAnsi="times new roman "/>
-                <w:sz w:val="24"/>
-                <w:szCs w:val="24"/>
-              </w:rPr>
-              <w:t>El sistema debe permitir asentar cada recolección efectuada, registrando la fecha, hora exacta, cliente atendido, operario responsable y notas del servicio.</w:t>
-            </w:r>
-          </w:p>
-        </w:tc>
-      </w:tr>
-      <w:tr>
-        <w:trPr/>
-        <w:tc>
-          <w:tcPr>
-            <w:tcW w:w="1185" w:type="dxa"/>
-            <w:tcBorders>
-              <w:top w:val="single" w:sz="2" w:space="0" w:color="C4C7C5"/>
-              <w:start w:val="single" w:sz="2" w:space="0" w:color="C4C7C5"/>
-              <w:bottom w:val="single" w:sz="2" w:space="0" w:color="C4C7C5"/>
-              <w:end w:val="single" w:sz="2" w:space="0" w:color="C4C7C5"/>
-            </w:tcBorders>
-            <w:vAlign w:val="center"/>
-          </w:tcPr>
-          <w:p>
-            <w:pPr>
-              <w:pStyle w:val="Contenidodelatabla"/>
-              <w:spacing w:lineRule="auto" w:line="274" w:before="0" w:after="140"/>
-              <w:ind w:hanging="0" w:start="0" w:end="0"/>
-              <w:rPr>
-                <w:rFonts w:ascii="times new roman " w:hAnsi="times new roman "/>
-                <w:b/>
-                <w:sz w:val="24"/>
-                <w:szCs w:val="24"/>
-              </w:rPr>
-            </w:pPr>
-            <w:r>
-              <w:rPr>
-                <w:rFonts w:ascii="times new roman " w:hAnsi="times new roman "/>
-                <w:b/>
-                <w:sz w:val="24"/>
-                <w:szCs w:val="24"/>
-              </w:rPr>
-              <w:t>RF08</w:t>
-            </w:r>
-          </w:p>
-        </w:tc>
-        <w:tc>
-          <w:tcPr>
-            <w:tcW w:w="7319" w:type="dxa"/>
-            <w:tcBorders>
-              <w:top w:val="single" w:sz="2" w:space="0" w:color="C4C7C5"/>
-              <w:start w:val="single" w:sz="2" w:space="0" w:color="C4C7C5"/>
-              <w:bottom w:val="single" w:sz="2" w:space="0" w:color="C4C7C5"/>
-              <w:end w:val="single" w:sz="2" w:space="0" w:color="C4C7C5"/>
-            </w:tcBorders>
-            <w:vAlign w:val="center"/>
-          </w:tcPr>
-          <w:p>
-            <w:pPr>
-              <w:pStyle w:val="Contenidodelatabla"/>
-              <w:spacing w:lineRule="auto" w:line="274" w:before="0" w:after="140"/>
-              <w:ind w:hanging="0" w:start="0" w:end="0"/>
-              <w:rPr>
-                <w:rFonts w:ascii="times new roman " w:hAnsi="times new roman "/>
-                <w:sz w:val="24"/>
-                <w:szCs w:val="24"/>
-              </w:rPr>
-            </w:pPr>
-            <w:r>
-              <w:rPr>
-                <w:rFonts w:ascii="times new roman " w:hAnsi="times new roman "/>
-                <w:sz w:val="24"/>
-                <w:szCs w:val="24"/>
-              </w:rPr>
-              <w:t>El sistema debe permitir ingresar la masa o volumen de residuos recolectados en cada punto, seleccionando la unidad de medida que corresponda.</w:t>
-            </w:r>
-          </w:p>
-        </w:tc>
-      </w:tr>
-      <w:tr>
-        <w:trPr/>
-        <w:tc>
-          <w:tcPr>
-            <w:tcW w:w="1185" w:type="dxa"/>
-            <w:tcBorders>
-              <w:top w:val="single" w:sz="2" w:space="0" w:color="C4C7C5"/>
-              <w:start w:val="single" w:sz="2" w:space="0" w:color="C4C7C5"/>
-              <w:bottom w:val="single" w:sz="2" w:space="0" w:color="C4C7C5"/>
-              <w:end w:val="single" w:sz="2" w:space="0" w:color="C4C7C5"/>
-            </w:tcBorders>
-            <w:vAlign w:val="center"/>
-          </w:tcPr>
-          <w:p>
-            <w:pPr>
-              <w:pStyle w:val="Contenidodelatabla"/>
-              <w:spacing w:lineRule="auto" w:line="274" w:before="0" w:after="140"/>
-              <w:ind w:hanging="0" w:start="0" w:end="0"/>
-              <w:rPr>
-                <w:rFonts w:ascii="times new roman " w:hAnsi="times new roman "/>
-                <w:b/>
-                <w:sz w:val="24"/>
-                <w:szCs w:val="24"/>
-              </w:rPr>
-            </w:pPr>
-            <w:r>
-              <w:rPr>
-                <w:rFonts w:ascii="times new roman " w:hAnsi="times new roman "/>
-                <w:b/>
-                <w:sz w:val="24"/>
-                <w:szCs w:val="24"/>
-              </w:rPr>
-              <w:t>RF09</w:t>
-            </w:r>
-          </w:p>
-        </w:tc>
-        <w:tc>
-          <w:tcPr>
-            <w:tcW w:w="7319" w:type="dxa"/>
-            <w:tcBorders>
-              <w:top w:val="single" w:sz="2" w:space="0" w:color="C4C7C5"/>
-              <w:start w:val="single" w:sz="2" w:space="0" w:color="C4C7C5"/>
-              <w:bottom w:val="single" w:sz="2" w:space="0" w:color="C4C7C5"/>
-              <w:end w:val="single" w:sz="2" w:space="0" w:color="C4C7C5"/>
-            </w:tcBorders>
-            <w:vAlign w:val="center"/>
-          </w:tcPr>
-          <w:p>
-            <w:pPr>
-              <w:pStyle w:val="Contenidodelatabla"/>
-              <w:spacing w:lineRule="auto" w:line="274" w:before="0" w:after="140"/>
-              <w:ind w:hanging="0" w:start="0" w:end="0"/>
-              <w:rPr>
-                <w:rFonts w:ascii="times new roman " w:hAnsi="times new roman "/>
-                <w:sz w:val="24"/>
-                <w:szCs w:val="24"/>
-              </w:rPr>
-            </w:pPr>
-            <w:r>
-              <w:rPr>
-                <w:rFonts w:ascii="times new roman " w:hAnsi="times new roman "/>
-                <w:sz w:val="24"/>
-                <w:szCs w:val="24"/>
-              </w:rPr>
-              <w:t>El sistema debe permitir documentar incidencias operativas en ruta, tales como cliente ausente, residuos no clasificados, botes dañados u otros imprevistos.</w:t>
-            </w:r>
-          </w:p>
-        </w:tc>
-      </w:tr>
-      <w:tr>
-        <w:trPr/>
-        <w:tc>
-          <w:tcPr>
-            <w:tcW w:w="1185" w:type="dxa"/>
-            <w:tcBorders>
-              <w:top w:val="single" w:sz="2" w:space="0" w:color="C4C7C5"/>
-              <w:start w:val="single" w:sz="2" w:space="0" w:color="C4C7C5"/>
-              <w:bottom w:val="single" w:sz="2" w:space="0" w:color="C4C7C5"/>
-              <w:end w:val="single" w:sz="2" w:space="0" w:color="C4C7C5"/>
-            </w:tcBorders>
-            <w:vAlign w:val="center"/>
-          </w:tcPr>
-          <w:p>
-            <w:pPr>
-              <w:pStyle w:val="Contenidodelatabla"/>
-              <w:spacing w:lineRule="auto" w:line="274" w:before="0" w:after="140"/>
-              <w:ind w:hanging="0" w:start="0" w:end="0"/>
-              <w:rPr>
-                <w:rFonts w:ascii="times new roman " w:hAnsi="times new roman "/>
-                <w:b/>
-                <w:sz w:val="24"/>
-                <w:szCs w:val="24"/>
-              </w:rPr>
-            </w:pPr>
-            <w:r>
-              <w:rPr>
-                <w:rFonts w:ascii="times new roman " w:hAnsi="times new roman "/>
-                <w:b/>
-                <w:sz w:val="24"/>
-                <w:szCs w:val="24"/>
-              </w:rPr>
-              <w:t>RF10</w:t>
-            </w:r>
-          </w:p>
-        </w:tc>
-        <w:tc>
-          <w:tcPr>
-            <w:tcW w:w="7319" w:type="dxa"/>
-            <w:tcBorders>
-              <w:top w:val="single" w:sz="2" w:space="0" w:color="C4C7C5"/>
-              <w:start w:val="single" w:sz="2" w:space="0" w:color="C4C7C5"/>
-              <w:bottom w:val="single" w:sz="2" w:space="0" w:color="C4C7C5"/>
-              <w:end w:val="single" w:sz="2" w:space="0" w:color="C4C7C5"/>
-            </w:tcBorders>
-            <w:vAlign w:val="center"/>
-          </w:tcPr>
-          <w:p>
-            <w:pPr>
-              <w:pStyle w:val="Contenidodelatabla"/>
-              <w:spacing w:lineRule="auto" w:line="274" w:before="0" w:after="140"/>
-              <w:ind w:hanging="0" w:start="0" w:end="0"/>
-              <w:rPr>
-                <w:rFonts w:ascii="times new roman " w:hAnsi="times new roman "/>
-                <w:sz w:val="24"/>
-                <w:szCs w:val="24"/>
-              </w:rPr>
-            </w:pPr>
-            <w:r>
-              <w:rPr>
-                <w:rFonts w:ascii="times new roman " w:hAnsi="times new roman "/>
-                <w:sz w:val="24"/>
-                <w:szCs w:val="24"/>
-              </w:rPr>
-              <w:t>El sistema debe permitir el registro de entrada de residuos a la planta, indicando fecha, hora de llegada, código de lote, peso neto en báscula y el receptor a cargo.</w:t>
-            </w:r>
-          </w:p>
-        </w:tc>
-      </w:tr>
-      <w:tr>
-        <w:trPr/>
-        <w:tc>
-          <w:tcPr>
-            <w:tcW w:w="1185" w:type="dxa"/>
-            <w:tcBorders>
-              <w:top w:val="single" w:sz="2" w:space="0" w:color="C4C7C5"/>
-              <w:start w:val="single" w:sz="2" w:space="0" w:color="C4C7C5"/>
-              <w:bottom w:val="single" w:sz="2" w:space="0" w:color="C4C7C5"/>
-              <w:end w:val="single" w:sz="2" w:space="0" w:color="C4C7C5"/>
-            </w:tcBorders>
-            <w:vAlign w:val="center"/>
-          </w:tcPr>
-          <w:p>
-            <w:pPr>
-              <w:pStyle w:val="Contenidodelatabla"/>
-              <w:spacing w:lineRule="auto" w:line="274" w:before="0" w:after="140"/>
-              <w:ind w:hanging="0" w:start="0" w:end="0"/>
-              <w:rPr>
-                <w:rFonts w:ascii="times new roman " w:hAnsi="times new roman "/>
-                <w:b/>
-                <w:sz w:val="24"/>
-                <w:szCs w:val="24"/>
-              </w:rPr>
-            </w:pPr>
-            <w:r>
-              <w:rPr>
-                <w:rFonts w:ascii="times new roman " w:hAnsi="times new roman "/>
-                <w:b/>
-                <w:sz w:val="24"/>
-                <w:szCs w:val="24"/>
-              </w:rPr>
-              <w:t>RF11</w:t>
-            </w:r>
-          </w:p>
-        </w:tc>
-        <w:tc>
-          <w:tcPr>
-            <w:tcW w:w="7319" w:type="dxa"/>
-            <w:tcBorders>
-              <w:top w:val="single" w:sz="2" w:space="0" w:color="C4C7C5"/>
-              <w:start w:val="single" w:sz="2" w:space="0" w:color="C4C7C5"/>
-              <w:bottom w:val="single" w:sz="2" w:space="0" w:color="C4C7C5"/>
-              <w:end w:val="single" w:sz="2" w:space="0" w:color="C4C7C5"/>
-            </w:tcBorders>
-            <w:vAlign w:val="center"/>
-          </w:tcPr>
-          <w:p>
-            <w:pPr>
-              <w:pStyle w:val="Contenidodelatabla"/>
-              <w:spacing w:lineRule="auto" w:line="274" w:before="0" w:after="140"/>
-              <w:ind w:hanging="0" w:start="0" w:end="0"/>
-              <w:rPr>
-                <w:rFonts w:ascii="times new roman " w:hAnsi="times new roman "/>
-                <w:sz w:val="24"/>
-                <w:szCs w:val="24"/>
-              </w:rPr>
-            </w:pPr>
-            <w:r>
-              <w:rPr>
-                <w:rFonts w:ascii="times new roman " w:hAnsi="times new roman "/>
-                <w:sz w:val="24"/>
-                <w:szCs w:val="24"/>
-              </w:rPr>
-              <w:t>El sistema debe permitir monitorear la fase en la que se halla cada lote dentro de la planta, junto con su fecha de inicio y última actualización registrada.</w:t>
-            </w:r>
-          </w:p>
-        </w:tc>
-      </w:tr>
-      <w:tr>
-        <w:trPr/>
-        <w:tc>
-          <w:tcPr>
-            <w:tcW w:w="1185" w:type="dxa"/>
-            <w:tcBorders>
-              <w:top w:val="single" w:sz="2" w:space="0" w:color="C4C7C5"/>
-              <w:start w:val="single" w:sz="2" w:space="0" w:color="C4C7C5"/>
-              <w:bottom w:val="single" w:sz="2" w:space="0" w:color="C4C7C5"/>
-              <w:end w:val="single" w:sz="2" w:space="0" w:color="C4C7C5"/>
-            </w:tcBorders>
-            <w:vAlign w:val="center"/>
-          </w:tcPr>
-          <w:p>
-            <w:pPr>
-              <w:pStyle w:val="Contenidodelatabla"/>
-              <w:spacing w:lineRule="auto" w:line="274" w:before="0" w:after="140"/>
-              <w:ind w:hanging="0" w:start="0" w:end="0"/>
-              <w:rPr>
-                <w:rFonts w:ascii="times new roman " w:hAnsi="times new roman "/>
-                <w:b/>
-                <w:sz w:val="24"/>
-                <w:szCs w:val="24"/>
-              </w:rPr>
-            </w:pPr>
-            <w:r>
-              <w:rPr>
-                <w:rFonts w:ascii="times new roman " w:hAnsi="times new roman "/>
-                <w:b/>
-                <w:sz w:val="24"/>
-                <w:szCs w:val="24"/>
-              </w:rPr>
-              <w:t>RF12</w:t>
-            </w:r>
-          </w:p>
-        </w:tc>
-        <w:tc>
-          <w:tcPr>
-            <w:tcW w:w="7319" w:type="dxa"/>
-            <w:tcBorders>
-              <w:top w:val="single" w:sz="2" w:space="0" w:color="C4C7C5"/>
-              <w:start w:val="single" w:sz="2" w:space="0" w:color="C4C7C5"/>
-              <w:bottom w:val="single" w:sz="2" w:space="0" w:color="C4C7C5"/>
-              <w:end w:val="single" w:sz="2" w:space="0" w:color="C4C7C5"/>
-            </w:tcBorders>
-            <w:vAlign w:val="center"/>
-          </w:tcPr>
-          <w:p>
-            <w:pPr>
-              <w:pStyle w:val="Contenidodelatabla"/>
-              <w:spacing w:lineRule="auto" w:line="274" w:before="0" w:after="140"/>
-              <w:ind w:hanging="0" w:start="0" w:end="0"/>
-              <w:rPr>
-                <w:rFonts w:ascii="times new roman " w:hAnsi="times new roman "/>
-                <w:sz w:val="24"/>
-                <w:szCs w:val="24"/>
-              </w:rPr>
-            </w:pPr>
-            <w:r>
-              <w:rPr>
-                <w:rFonts w:ascii="times new roman " w:hAnsi="times new roman "/>
-                <w:sz w:val="24"/>
-                <w:szCs w:val="24"/>
-              </w:rPr>
-              <w:t>El sistema debe permitir el cierre de producción de compost, anotando el volumen o kilos finales recuperados, la fecha de término y el lote procesado.</w:t>
-            </w:r>
-          </w:p>
-        </w:tc>
-      </w:tr>
-      <w:tr>
-        <w:trPr/>
-        <w:tc>
-          <w:tcPr>
-            <w:tcW w:w="1185" w:type="dxa"/>
-            <w:tcBorders>
-              <w:top w:val="single" w:sz="2" w:space="0" w:color="C4C7C5"/>
-              <w:start w:val="single" w:sz="2" w:space="0" w:color="C4C7C5"/>
-              <w:bottom w:val="single" w:sz="2" w:space="0" w:color="C4C7C5"/>
-              <w:end w:val="single" w:sz="2" w:space="0" w:color="C4C7C5"/>
-            </w:tcBorders>
-            <w:vAlign w:val="center"/>
-          </w:tcPr>
-          <w:p>
-            <w:pPr>
-              <w:pStyle w:val="Contenidodelatabla"/>
-              <w:spacing w:lineRule="auto" w:line="274" w:before="0" w:after="140"/>
-              <w:ind w:hanging="0" w:start="0" w:end="0"/>
-              <w:rPr>
-                <w:rFonts w:ascii="times new roman " w:hAnsi="times new roman "/>
-                <w:b/>
-                <w:sz w:val="24"/>
-                <w:szCs w:val="24"/>
-              </w:rPr>
-            </w:pPr>
-            <w:r>
-              <w:rPr>
-                <w:rFonts w:ascii="times new roman " w:hAnsi="times new roman "/>
-                <w:b/>
-                <w:sz w:val="24"/>
-                <w:szCs w:val="24"/>
-              </w:rPr>
-              <w:t>RF13</w:t>
-            </w:r>
-          </w:p>
-        </w:tc>
-        <w:tc>
-          <w:tcPr>
-            <w:tcW w:w="7319" w:type="dxa"/>
-            <w:tcBorders>
-              <w:top w:val="single" w:sz="2" w:space="0" w:color="C4C7C5"/>
-              <w:start w:val="single" w:sz="2" w:space="0" w:color="C4C7C5"/>
-              <w:bottom w:val="single" w:sz="2" w:space="0" w:color="C4C7C5"/>
-              <w:end w:val="single" w:sz="2" w:space="0" w:color="C4C7C5"/>
-            </w:tcBorders>
-            <w:vAlign w:val="center"/>
-          </w:tcPr>
-          <w:p>
-            <w:pPr>
-              <w:pStyle w:val="Contenidodelatabla"/>
-              <w:spacing w:lineRule="auto" w:line="274" w:before="0" w:after="140"/>
-              <w:ind w:hanging="0" w:start="0" w:end="0"/>
-              <w:rPr>
-                <w:rFonts w:ascii="times new roman " w:hAnsi="times new roman "/>
-                <w:sz w:val="24"/>
-                <w:szCs w:val="24"/>
-              </w:rPr>
-            </w:pPr>
-            <w:r>
-              <w:rPr>
-                <w:rFonts w:ascii="times new roman " w:hAnsi="times new roman "/>
-                <w:sz w:val="24"/>
-                <w:szCs w:val="24"/>
-              </w:rPr>
-              <w:t>El sistema debe permitir el cálculo automático de los indicadores ecológicos, incluyendo el total de basura recolectada, el abono generado y el impacto ambiental por cliente.</w:t>
-            </w:r>
-          </w:p>
-        </w:tc>
-      </w:tr>
-      <w:tr>
-        <w:trPr/>
-        <w:tc>
-          <w:tcPr>
-            <w:tcW w:w="1185" w:type="dxa"/>
-            <w:tcBorders>
-              <w:top w:val="single" w:sz="2" w:space="0" w:color="C4C7C5"/>
-              <w:start w:val="single" w:sz="2" w:space="0" w:color="C4C7C5"/>
-              <w:bottom w:val="single" w:sz="2" w:space="0" w:color="C4C7C5"/>
-              <w:end w:val="single" w:sz="2" w:space="0" w:color="C4C7C5"/>
-            </w:tcBorders>
-            <w:vAlign w:val="center"/>
-          </w:tcPr>
-          <w:p>
-            <w:pPr>
-              <w:pStyle w:val="Contenidodelatabla"/>
-              <w:spacing w:lineRule="auto" w:line="274" w:before="0" w:after="140"/>
-              <w:ind w:hanging="0" w:start="0" w:end="0"/>
-              <w:rPr>
-                <w:rFonts w:ascii="times new roman " w:hAnsi="times new roman "/>
-                <w:b/>
-                <w:sz w:val="24"/>
-                <w:szCs w:val="24"/>
-              </w:rPr>
-            </w:pPr>
-            <w:r>
-              <w:rPr>
-                <w:rFonts w:ascii="times new roman " w:hAnsi="times new roman "/>
-                <w:b/>
-                <w:sz w:val="24"/>
-                <w:szCs w:val="24"/>
-              </w:rPr>
-              <w:t>RF14</w:t>
-            </w:r>
-          </w:p>
-        </w:tc>
-        <w:tc>
-          <w:tcPr>
-            <w:tcW w:w="7319" w:type="dxa"/>
-            <w:tcBorders>
-              <w:top w:val="single" w:sz="2" w:space="0" w:color="C4C7C5"/>
-              <w:start w:val="single" w:sz="2" w:space="0" w:color="C4C7C5"/>
-              <w:bottom w:val="single" w:sz="2" w:space="0" w:color="C4C7C5"/>
-              <w:end w:val="single" w:sz="2" w:space="0" w:color="C4C7C5"/>
-            </w:tcBorders>
-            <w:vAlign w:val="center"/>
-          </w:tcPr>
-          <w:p>
-            <w:pPr>
-              <w:pStyle w:val="Contenidodelatabla"/>
-              <w:spacing w:lineRule="auto" w:line="274" w:before="0" w:after="140"/>
-              <w:ind w:hanging="0" w:start="0" w:end="0"/>
-              <w:rPr>
-                <w:rFonts w:ascii="times new roman " w:hAnsi="times new roman "/>
-                <w:sz w:val="24"/>
-                <w:szCs w:val="24"/>
-              </w:rPr>
-            </w:pPr>
-            <w:r>
-              <w:rPr>
-                <w:rFonts w:ascii="times new roman " w:hAnsi="times new roman "/>
-                <w:sz w:val="24"/>
-                <w:szCs w:val="24"/>
-              </w:rPr>
-              <w:t>El sistema debe permitir filtrar e imprimir informes de recolección según rango de fechas, zona, operador, cliente o tipo de suscripción.</w:t>
-            </w:r>
-          </w:p>
-        </w:tc>
-      </w:tr>
-      <w:tr>
-        <w:trPr/>
-        <w:tc>
-          <w:tcPr>
-            <w:tcW w:w="1185" w:type="dxa"/>
-            <w:tcBorders>
-              <w:top w:val="single" w:sz="2" w:space="0" w:color="C4C7C5"/>
-              <w:start w:val="single" w:sz="2" w:space="0" w:color="C4C7C5"/>
-              <w:bottom w:val="single" w:sz="2" w:space="0" w:color="C4C7C5"/>
-              <w:end w:val="single" w:sz="2" w:space="0" w:color="C4C7C5"/>
-            </w:tcBorders>
-            <w:vAlign w:val="center"/>
-          </w:tcPr>
-          <w:p>
-            <w:pPr>
-              <w:pStyle w:val="Contenidodelatabla"/>
-              <w:spacing w:lineRule="auto" w:line="274" w:before="0" w:after="140"/>
-              <w:ind w:hanging="0" w:start="0" w:end="0"/>
-              <w:rPr>
-                <w:rFonts w:ascii="times new roman " w:hAnsi="times new roman "/>
-                <w:b/>
-                <w:sz w:val="24"/>
-                <w:szCs w:val="24"/>
-              </w:rPr>
-            </w:pPr>
-            <w:r>
-              <w:rPr>
-                <w:rFonts w:ascii="times new roman " w:hAnsi="times new roman "/>
-                <w:b/>
-                <w:sz w:val="24"/>
-                <w:szCs w:val="24"/>
-              </w:rPr>
-              <w:t>RF15</w:t>
-            </w:r>
-          </w:p>
-        </w:tc>
-        <w:tc>
-          <w:tcPr>
-            <w:tcW w:w="7319" w:type="dxa"/>
-            <w:tcBorders>
-              <w:top w:val="single" w:sz="2" w:space="0" w:color="C4C7C5"/>
-              <w:start w:val="single" w:sz="2" w:space="0" w:color="C4C7C5"/>
-              <w:bottom w:val="single" w:sz="2" w:space="0" w:color="C4C7C5"/>
-              <w:end w:val="single" w:sz="2" w:space="0" w:color="C4C7C5"/>
-            </w:tcBorders>
-            <w:vAlign w:val="center"/>
-          </w:tcPr>
-          <w:p>
-            <w:pPr>
-              <w:pStyle w:val="Contenidodelatabla"/>
-              <w:spacing w:lineRule="auto" w:line="274" w:before="0" w:after="140"/>
-              <w:ind w:hanging="0" w:start="0" w:end="0"/>
-              <w:rPr>
-                <w:rFonts w:ascii="times new roman " w:hAnsi="times new roman "/>
-                <w:sz w:val="24"/>
-                <w:szCs w:val="24"/>
-              </w:rPr>
-            </w:pPr>
-            <w:r>
-              <w:rPr>
-                <w:rFonts w:ascii="times new roman " w:hAnsi="times new roman "/>
-                <w:sz w:val="24"/>
-                <w:szCs w:val="24"/>
-              </w:rPr>
-              <w:t>El sistema debe permitir la extracción de reportes del área de compostaje, mostrando los lotes procesados, el avance por etapas y el abono final obtenido.</w:t>
-            </w:r>
-          </w:p>
-        </w:tc>
-      </w:tr>
-      <w:tr>
-        <w:trPr/>
-        <w:tc>
-          <w:tcPr>
-            <w:tcW w:w="1185" w:type="dxa"/>
-            <w:tcBorders>
-              <w:top w:val="single" w:sz="2" w:space="0" w:color="C4C7C5"/>
-              <w:start w:val="single" w:sz="2" w:space="0" w:color="C4C7C5"/>
-              <w:bottom w:val="single" w:sz="2" w:space="0" w:color="C4C7C5"/>
-              <w:end w:val="single" w:sz="2" w:space="0" w:color="C4C7C5"/>
-            </w:tcBorders>
-            <w:vAlign w:val="center"/>
-          </w:tcPr>
-          <w:p>
-            <w:pPr>
-              <w:pStyle w:val="Contenidodelatabla"/>
-              <w:spacing w:lineRule="auto" w:line="274" w:before="0" w:after="140"/>
-              <w:ind w:hanging="0" w:start="0" w:end="0"/>
-              <w:rPr>
-                <w:rFonts w:ascii="times new roman " w:hAnsi="times new roman "/>
-                <w:b/>
-                <w:sz w:val="24"/>
-                <w:szCs w:val="24"/>
-              </w:rPr>
-            </w:pPr>
-            <w:r>
-              <w:rPr>
-                <w:rFonts w:ascii="times new roman " w:hAnsi="times new roman "/>
-                <w:b/>
-                <w:sz w:val="24"/>
-                <w:szCs w:val="24"/>
-              </w:rPr>
-              <w:t>RF16</w:t>
-            </w:r>
-          </w:p>
-        </w:tc>
-        <w:tc>
-          <w:tcPr>
-            <w:tcW w:w="7319" w:type="dxa"/>
-            <w:tcBorders>
-              <w:top w:val="single" w:sz="2" w:space="0" w:color="C4C7C5"/>
-              <w:start w:val="single" w:sz="2" w:space="0" w:color="C4C7C5"/>
-              <w:bottom w:val="single" w:sz="2" w:space="0" w:color="C4C7C5"/>
-              <w:end w:val="single" w:sz="2" w:space="0" w:color="C4C7C5"/>
-            </w:tcBorders>
-            <w:vAlign w:val="center"/>
-          </w:tcPr>
-          <w:p>
-            <w:pPr>
-              <w:pStyle w:val="Contenidodelatabla"/>
-              <w:spacing w:lineRule="auto" w:line="274" w:before="0" w:after="140"/>
-              <w:ind w:hanging="0" w:start="0" w:end="0"/>
-              <w:rPr>
-                <w:rFonts w:ascii="times new roman " w:hAnsi="times new roman "/>
-                <w:sz w:val="24"/>
-                <w:szCs w:val="24"/>
-              </w:rPr>
-            </w:pPr>
-            <w:r>
-              <w:rPr>
-                <w:rFonts w:ascii="times new roman " w:hAnsi="times new roman "/>
-                <w:sz w:val="24"/>
-                <w:szCs w:val="24"/>
-              </w:rPr>
-              <w:t>El sistema debe permitir a los clientes revisar la bitácora de sus retiros, con detalle de las fechas de visita, volumen entregado y observaciones del recolector.</w:t>
-            </w:r>
-          </w:p>
-        </w:tc>
-      </w:tr>
-      <w:tr>
-        <w:trPr/>
-        <w:tc>
-          <w:tcPr>
-            <w:tcW w:w="1185" w:type="dxa"/>
-            <w:tcBorders>
-              <w:top w:val="single" w:sz="2" w:space="0" w:color="C4C7C5"/>
-              <w:start w:val="single" w:sz="2" w:space="0" w:color="C4C7C5"/>
-              <w:bottom w:val="single" w:sz="2" w:space="0" w:color="C4C7C5"/>
-              <w:end w:val="single" w:sz="2" w:space="0" w:color="C4C7C5"/>
-            </w:tcBorders>
-            <w:vAlign w:val="center"/>
-          </w:tcPr>
-          <w:p>
-            <w:pPr>
-              <w:pStyle w:val="Contenidodelatabla"/>
-              <w:spacing w:lineRule="auto" w:line="274" w:before="0" w:after="140"/>
-              <w:ind w:hanging="0" w:start="0" w:end="0"/>
-              <w:rPr>
-                <w:rFonts w:ascii="times new roman " w:hAnsi="times new roman "/>
-                <w:b/>
-                <w:sz w:val="24"/>
-                <w:szCs w:val="24"/>
-              </w:rPr>
-            </w:pPr>
-            <w:r>
-              <w:rPr>
-                <w:rFonts w:ascii="times new roman " w:hAnsi="times new roman "/>
-                <w:b/>
-                <w:sz w:val="24"/>
-                <w:szCs w:val="24"/>
-              </w:rPr>
-              <w:t>RF17</w:t>
-            </w:r>
-          </w:p>
-        </w:tc>
-        <w:tc>
-          <w:tcPr>
-            <w:tcW w:w="7319" w:type="dxa"/>
-            <w:tcBorders>
-              <w:top w:val="single" w:sz="2" w:space="0" w:color="C4C7C5"/>
-              <w:start w:val="single" w:sz="2" w:space="0" w:color="C4C7C5"/>
-              <w:bottom w:val="single" w:sz="2" w:space="0" w:color="C4C7C5"/>
-              <w:end w:val="single" w:sz="2" w:space="0" w:color="C4C7C5"/>
-            </w:tcBorders>
-            <w:vAlign w:val="center"/>
-          </w:tcPr>
-          <w:p>
-            <w:pPr>
-              <w:pStyle w:val="Contenidodelatabla"/>
-              <w:spacing w:lineRule="auto" w:line="274" w:before="0" w:after="140"/>
-              <w:ind w:hanging="0" w:start="0" w:end="0"/>
-              <w:rPr>
-                <w:rFonts w:ascii="times new roman " w:hAnsi="times new roman "/>
-                <w:sz w:val="24"/>
-                <w:szCs w:val="24"/>
-              </w:rPr>
-            </w:pPr>
-            <w:r>
-              <w:rPr>
-                <w:rFonts w:ascii="times new roman " w:hAnsi="times new roman "/>
-                <w:sz w:val="24"/>
-                <w:szCs w:val="24"/>
-              </w:rPr>
-              <w:t>El sistema debe permitir desplegar el impacto ambiental individual de cada cliente, mostrando la cantidad de desechos entregados, el abono generado y sus métricas verdes.</w:t>
-            </w:r>
-          </w:p>
-        </w:tc>
-      </w:tr>
-      <w:tr>
-        <w:trPr/>
-        <w:tc>
-          <w:tcPr>
-            <w:tcW w:w="1185" w:type="dxa"/>
-            <w:tcBorders>
-              <w:top w:val="single" w:sz="2" w:space="0" w:color="C4C7C5"/>
-              <w:start w:val="single" w:sz="2" w:space="0" w:color="C4C7C5"/>
-              <w:bottom w:val="single" w:sz="2" w:space="0" w:color="C4C7C5"/>
-              <w:end w:val="single" w:sz="2" w:space="0" w:color="C4C7C5"/>
-            </w:tcBorders>
-            <w:vAlign w:val="center"/>
-          </w:tcPr>
-          <w:p>
-            <w:pPr>
-              <w:pStyle w:val="Contenidodelatabla"/>
-              <w:spacing w:lineRule="auto" w:line="274" w:before="0" w:after="140"/>
-              <w:ind w:hanging="0" w:start="0" w:end="0"/>
-              <w:rPr>
-                <w:rFonts w:ascii="times new roman " w:hAnsi="times new roman "/>
-                <w:b/>
-                <w:sz w:val="24"/>
-                <w:szCs w:val="24"/>
-              </w:rPr>
-            </w:pPr>
-            <w:r>
-              <w:rPr>
-                <w:rFonts w:ascii="times new roman " w:hAnsi="times new roman "/>
-                <w:b/>
-                <w:sz w:val="24"/>
-                <w:szCs w:val="24"/>
-              </w:rPr>
-              <w:t>RF18</w:t>
-            </w:r>
-          </w:p>
-        </w:tc>
-        <w:tc>
-          <w:tcPr>
-            <w:tcW w:w="7319" w:type="dxa"/>
-            <w:tcBorders>
-              <w:top w:val="single" w:sz="2" w:space="0" w:color="C4C7C5"/>
-              <w:start w:val="single" w:sz="2" w:space="0" w:color="C4C7C5"/>
-              <w:bottom w:val="single" w:sz="2" w:space="0" w:color="C4C7C5"/>
-              <w:end w:val="single" w:sz="2" w:space="0" w:color="C4C7C5"/>
-            </w:tcBorders>
-            <w:vAlign w:val="center"/>
-          </w:tcPr>
-          <w:p>
-            <w:pPr>
-              <w:pStyle w:val="Contenidodelatabla"/>
-              <w:spacing w:lineRule="auto" w:line="274" w:before="0" w:after="140"/>
-              <w:ind w:hanging="0" w:start="0" w:end="0"/>
-              <w:rPr>
-                <w:rFonts w:ascii="times new roman " w:hAnsi="times new roman "/>
-                <w:sz w:val="24"/>
-                <w:szCs w:val="24"/>
-              </w:rPr>
-            </w:pPr>
-            <w:r>
-              <w:rPr>
-                <w:rFonts w:ascii="times new roman " w:hAnsi="times new roman "/>
-                <w:sz w:val="24"/>
-                <w:szCs w:val="24"/>
-              </w:rPr>
-              <w:t>El sistema debe permitir el acceso seguro mediante correo y clave privada, incorporando opciones para recuperar y cambiar la contraseña.</w:t>
-            </w:r>
-          </w:p>
-        </w:tc>
-      </w:tr>
-      <w:tr>
-        <w:trPr/>
-        <w:tc>
-          <w:tcPr>
-            <w:tcW w:w="1185" w:type="dxa"/>
-            <w:tcBorders>
-              <w:top w:val="single" w:sz="2" w:space="0" w:color="C4C7C5"/>
-              <w:start w:val="single" w:sz="2" w:space="0" w:color="C4C7C5"/>
-              <w:bottom w:val="single" w:sz="2" w:space="0" w:color="C4C7C5"/>
-              <w:end w:val="single" w:sz="2" w:space="0" w:color="C4C7C5"/>
-            </w:tcBorders>
-            <w:vAlign w:val="center"/>
-          </w:tcPr>
-          <w:p>
-            <w:pPr>
-              <w:pStyle w:val="Contenidodelatabla"/>
-              <w:spacing w:lineRule="auto" w:line="274" w:before="0" w:after="140"/>
-              <w:ind w:hanging="0" w:start="0" w:end="0"/>
-              <w:rPr>
-                <w:rFonts w:ascii="times new roman " w:hAnsi="times new roman "/>
-                <w:b/>
-                <w:sz w:val="24"/>
-                <w:szCs w:val="24"/>
-              </w:rPr>
-            </w:pPr>
-            <w:r>
-              <w:rPr>
-                <w:rFonts w:ascii="times new roman " w:hAnsi="times new roman "/>
-                <w:b/>
-                <w:sz w:val="24"/>
-                <w:szCs w:val="24"/>
-              </w:rPr>
-              <w:t>RF19</w:t>
-            </w:r>
-          </w:p>
-        </w:tc>
-        <w:tc>
-          <w:tcPr>
-            <w:tcW w:w="7319" w:type="dxa"/>
-            <w:tcBorders>
-              <w:top w:val="single" w:sz="2" w:space="0" w:color="C4C7C5"/>
-              <w:start w:val="single" w:sz="2" w:space="0" w:color="C4C7C5"/>
-              <w:bottom w:val="single" w:sz="2" w:space="0" w:color="C4C7C5"/>
-              <w:end w:val="single" w:sz="2" w:space="0" w:color="C4C7C5"/>
-            </w:tcBorders>
-            <w:vAlign w:val="center"/>
-          </w:tcPr>
-          <w:p>
-            <w:pPr>
-              <w:pStyle w:val="Contenidodelatabla"/>
-              <w:spacing w:lineRule="auto" w:line="274" w:before="0" w:after="140"/>
-              <w:ind w:hanging="0" w:start="0" w:end="0"/>
-              <w:rPr>
-                <w:rFonts w:ascii="times new roman " w:hAnsi="times new roman "/>
-                <w:sz w:val="24"/>
-                <w:szCs w:val="24"/>
-              </w:rPr>
-            </w:pPr>
-            <w:r>
-              <w:rPr>
-                <w:rFonts w:ascii="times new roman " w:hAnsi="times new roman "/>
-                <w:sz w:val="24"/>
-                <w:szCs w:val="24"/>
-              </w:rPr>
-              <w:t>El sistema debe permitir la descarga directa de informes en formatos editables como Excel o archivos PDF.</w:t>
-            </w:r>
-          </w:p>
-        </w:tc>
-      </w:tr>
-      <w:tr>
-        <w:trPr/>
-        <w:tc>
-          <w:tcPr>
-            <w:tcW w:w="1185" w:type="dxa"/>
-            <w:tcBorders>
-              <w:top w:val="single" w:sz="2" w:space="0" w:color="C4C7C5"/>
-              <w:start w:val="single" w:sz="2" w:space="0" w:color="C4C7C5"/>
-              <w:bottom w:val="single" w:sz="2" w:space="0" w:color="C4C7C5"/>
-              <w:end w:val="single" w:sz="2" w:space="0" w:color="C4C7C5"/>
-            </w:tcBorders>
-            <w:vAlign w:val="center"/>
-          </w:tcPr>
-          <w:p>
-            <w:pPr>
-              <w:pStyle w:val="Contenidodelatabla"/>
-              <w:spacing w:lineRule="auto" w:line="274" w:before="0" w:after="140"/>
-              <w:ind w:hanging="0" w:start="0" w:end="0"/>
-              <w:rPr>
-                <w:rFonts w:ascii="times new roman " w:hAnsi="times new roman "/>
-                <w:b/>
-                <w:sz w:val="24"/>
-                <w:szCs w:val="24"/>
-              </w:rPr>
-            </w:pPr>
-            <w:r>
-              <w:rPr>
-                <w:rFonts w:ascii="times new roman " w:hAnsi="times new roman "/>
-                <w:b/>
-                <w:sz w:val="24"/>
-                <w:szCs w:val="24"/>
-              </w:rPr>
-              <w:t>RF20</w:t>
-            </w:r>
-          </w:p>
-        </w:tc>
-        <w:tc>
-          <w:tcPr>
-            <w:tcW w:w="7319" w:type="dxa"/>
-            <w:tcBorders>
-              <w:top w:val="single" w:sz="2" w:space="0" w:color="C4C7C5"/>
-              <w:start w:val="single" w:sz="2" w:space="0" w:color="C4C7C5"/>
-              <w:bottom w:val="single" w:sz="2" w:space="0" w:color="C4C7C5"/>
-              <w:end w:val="single" w:sz="2" w:space="0" w:color="C4C7C5"/>
-            </w:tcBorders>
-            <w:vAlign w:val="center"/>
-          </w:tcPr>
-          <w:p>
-            <w:pPr>
-              <w:pStyle w:val="Contenidodelatabla"/>
-              <w:spacing w:lineRule="auto" w:line="274" w:before="0" w:after="140"/>
-              <w:ind w:hanging="0" w:start="0" w:end="0"/>
-              <w:rPr>
-                <w:rFonts w:ascii="times new roman " w:hAnsi="times new roman "/>
-                <w:sz w:val="24"/>
-                <w:szCs w:val="24"/>
-              </w:rPr>
-            </w:pPr>
-            <w:r>
-              <w:rPr>
-                <w:rFonts w:ascii="times new roman " w:hAnsi="times new roman "/>
-                <w:sz w:val="24"/>
-                <w:szCs w:val="24"/>
-              </w:rPr>
-              <w:t>El sistema debe permitir el control de inventario de compost terminado, especificando el lote, la cantidad disponible en bodega, fecha de elaboración y estado de entrega.</w:t>
-            </w:r>
-          </w:p>
-        </w:tc>
-      </w:tr>
-      <w:tr>
-        <w:trPr/>
-        <w:tc>
-          <w:tcPr>
-            <w:tcW w:w="1185" w:type="dxa"/>
-            <w:tcBorders>
-              <w:top w:val="single" w:sz="2" w:space="0" w:color="C4C7C5"/>
-              <w:start w:val="single" w:sz="2" w:space="0" w:color="C4C7C5"/>
-              <w:bottom w:val="single" w:sz="2" w:space="0" w:color="C4C7C5"/>
-              <w:end w:val="single" w:sz="2" w:space="0" w:color="C4C7C5"/>
-            </w:tcBorders>
-            <w:vAlign w:val="center"/>
-          </w:tcPr>
-          <w:p>
-            <w:pPr>
-              <w:pStyle w:val="Contenidodelatabla"/>
-              <w:spacing w:lineRule="auto" w:line="274" w:before="0" w:after="140"/>
-              <w:ind w:hanging="0" w:start="0" w:end="0"/>
-              <w:rPr>
-                <w:rFonts w:ascii="times new roman " w:hAnsi="times new roman "/>
-                <w:b/>
-                <w:sz w:val="24"/>
-                <w:szCs w:val="24"/>
-              </w:rPr>
-            </w:pPr>
-            <w:r>
-              <w:rPr>
-                <w:rFonts w:ascii="times new roman " w:hAnsi="times new roman "/>
-                <w:b/>
-                <w:sz w:val="24"/>
-                <w:szCs w:val="24"/>
-              </w:rPr>
-              <w:t>RF21</w:t>
-            </w:r>
-          </w:p>
-        </w:tc>
-        <w:tc>
-          <w:tcPr>
-            <w:tcW w:w="7319" w:type="dxa"/>
-            <w:tcBorders>
-              <w:top w:val="single" w:sz="2" w:space="0" w:color="C4C7C5"/>
-              <w:start w:val="single" w:sz="2" w:space="0" w:color="C4C7C5"/>
-              <w:bottom w:val="single" w:sz="2" w:space="0" w:color="C4C7C5"/>
-              <w:end w:val="single" w:sz="2" w:space="0" w:color="C4C7C5"/>
-            </w:tcBorders>
-            <w:vAlign w:val="center"/>
-          </w:tcPr>
-          <w:p>
-            <w:pPr>
-              <w:pStyle w:val="Contenidodelatabla"/>
-              <w:spacing w:lineRule="auto" w:line="274" w:before="0" w:after="140"/>
-              <w:ind w:hanging="0" w:start="0" w:end="0"/>
-              <w:rPr>
-                <w:rFonts w:ascii="times new roman " w:hAnsi="times new roman "/>
-                <w:sz w:val="24"/>
-                <w:szCs w:val="24"/>
-              </w:rPr>
-            </w:pPr>
-            <w:r>
-              <w:rPr>
-                <w:rFonts w:ascii="times new roman " w:hAnsi="times new roman "/>
-                <w:sz w:val="24"/>
-                <w:szCs w:val="24"/>
-              </w:rPr>
-              <w:t>El sistema debe permitir el despacho de notificaciones automáticas a los clientes cuando se confirme una visita o si ocurre algún retraso en la ruta.</w:t>
-            </w:r>
-          </w:p>
-        </w:tc>
-      </w:tr>
-      <w:tr>
-        <w:trPr/>
-        <w:tc>
-          <w:tcPr>
-            <w:tcW w:w="1185" w:type="dxa"/>
-            <w:tcBorders>
-              <w:top w:val="single" w:sz="2" w:space="0" w:color="C4C7C5"/>
-              <w:start w:val="single" w:sz="2" w:space="0" w:color="C4C7C5"/>
-              <w:bottom w:val="single" w:sz="2" w:space="0" w:color="C4C7C5"/>
-              <w:end w:val="single" w:sz="2" w:space="0" w:color="C4C7C5"/>
-            </w:tcBorders>
-            <w:vAlign w:val="center"/>
-          </w:tcPr>
-          <w:p>
-            <w:pPr>
-              <w:pStyle w:val="Contenidodelatabla"/>
-              <w:spacing w:lineRule="auto" w:line="274" w:before="0" w:after="140"/>
-              <w:ind w:hanging="0" w:start="0" w:end="0"/>
-              <w:rPr>
-                <w:rFonts w:ascii="times new roman " w:hAnsi="times new roman "/>
-                <w:b/>
-                <w:sz w:val="24"/>
-                <w:szCs w:val="24"/>
-              </w:rPr>
-            </w:pPr>
-            <w:r>
-              <w:rPr>
-                <w:rFonts w:ascii="times new roman " w:hAnsi="times new roman "/>
-                <w:b/>
-                <w:sz w:val="24"/>
-                <w:szCs w:val="24"/>
-              </w:rPr>
-              <w:t>RF22</w:t>
-            </w:r>
-          </w:p>
-        </w:tc>
-        <w:tc>
-          <w:tcPr>
-            <w:tcW w:w="7319" w:type="dxa"/>
-            <w:tcBorders>
-              <w:top w:val="single" w:sz="2" w:space="0" w:color="C4C7C5"/>
-              <w:start w:val="single" w:sz="2" w:space="0" w:color="C4C7C5"/>
-              <w:bottom w:val="single" w:sz="2" w:space="0" w:color="C4C7C5"/>
-              <w:end w:val="single" w:sz="2" w:space="0" w:color="C4C7C5"/>
-            </w:tcBorders>
-            <w:vAlign w:val="center"/>
-          </w:tcPr>
-          <w:p>
-            <w:pPr>
-              <w:pStyle w:val="Contenidodelatabla"/>
-              <w:spacing w:lineRule="auto" w:line="274" w:before="0" w:after="140"/>
-              <w:ind w:hanging="0" w:start="0" w:end="0"/>
-              <w:rPr>
-                <w:rFonts w:ascii="times new roman " w:hAnsi="times new roman "/>
-                <w:sz w:val="24"/>
-                <w:szCs w:val="24"/>
-              </w:rPr>
-            </w:pPr>
-            <w:r>
-              <w:rPr>
-                <w:rFonts w:ascii="times new roman " w:hAnsi="times new roman "/>
-                <w:sz w:val="24"/>
-                <w:szCs w:val="24"/>
-              </w:rPr>
-              <w:t>El sistema debe permitir efectuar búsquedas avanzadas en la base de datos combinando filtros por nombre, sector, chofer, lote, fechas o tipo de usuario.</w:t>
-            </w:r>
-          </w:p>
-        </w:tc>
-      </w:tr>
-      <w:tr>
-        <w:trPr/>
-        <w:tc>
-          <w:tcPr>
-            <w:tcW w:w="1185" w:type="dxa"/>
-            <w:tcBorders>
-              <w:top w:val="single" w:sz="2" w:space="0" w:color="C4C7C5"/>
-              <w:start w:val="single" w:sz="2" w:space="0" w:color="C4C7C5"/>
-              <w:bottom w:val="single" w:sz="2" w:space="0" w:color="C4C7C5"/>
-              <w:end w:val="single" w:sz="2" w:space="0" w:color="C4C7C5"/>
-            </w:tcBorders>
-            <w:vAlign w:val="center"/>
-          </w:tcPr>
-          <w:p>
-            <w:pPr>
-              <w:pStyle w:val="Contenidodelatabla"/>
-              <w:spacing w:lineRule="auto" w:line="274" w:before="0" w:after="140"/>
-              <w:ind w:hanging="0" w:start="0" w:end="0"/>
-              <w:rPr>
-                <w:rFonts w:ascii="times new roman " w:hAnsi="times new roman "/>
-                <w:b/>
-                <w:sz w:val="24"/>
-                <w:szCs w:val="24"/>
-              </w:rPr>
-            </w:pPr>
-            <w:r>
-              <w:rPr>
-                <w:rFonts w:ascii="times new roman " w:hAnsi="times new roman "/>
-                <w:b/>
-                <w:sz w:val="24"/>
-                <w:szCs w:val="24"/>
-              </w:rPr>
-              <w:t>RF23</w:t>
-            </w:r>
-          </w:p>
-        </w:tc>
-        <w:tc>
-          <w:tcPr>
-            <w:tcW w:w="7319" w:type="dxa"/>
-            <w:tcBorders>
-              <w:top w:val="single" w:sz="2" w:space="0" w:color="C4C7C5"/>
-              <w:start w:val="single" w:sz="2" w:space="0" w:color="C4C7C5"/>
-              <w:bottom w:val="single" w:sz="2" w:space="0" w:color="C4C7C5"/>
-              <w:end w:val="single" w:sz="2" w:space="0" w:color="C4C7C5"/>
-            </w:tcBorders>
-            <w:vAlign w:val="center"/>
-          </w:tcPr>
-          <w:p>
-            <w:pPr>
-              <w:pStyle w:val="Contenidodelatabla"/>
-              <w:spacing w:lineRule="auto" w:line="274" w:before="0" w:after="140"/>
-              <w:ind w:hanging="0" w:start="0" w:end="0"/>
-              <w:rPr>
-                <w:rFonts w:ascii="times new roman " w:hAnsi="times new roman "/>
-                <w:sz w:val="24"/>
-                <w:szCs w:val="24"/>
-              </w:rPr>
-            </w:pPr>
-            <w:r>
-              <w:rPr>
-                <w:rFonts w:ascii="times new roman " w:hAnsi="times new roman "/>
-                <w:sz w:val="24"/>
-                <w:szCs w:val="24"/>
-              </w:rPr>
-              <w:t>El sistema debe permitir el seguimiento de trazabilidad completa del lote, desde su recolección inicial e ingreso a planta hasta las fases de degradación y producto final.</w:t>
-            </w:r>
-          </w:p>
-        </w:tc>
-      </w:tr>
-      <w:tr>
-        <w:trPr/>
-        <w:tc>
-          <w:tcPr>
-            <w:tcW w:w="1185" w:type="dxa"/>
-            <w:tcBorders>
-              <w:top w:val="single" w:sz="2" w:space="0" w:color="C4C7C5"/>
-              <w:start w:val="single" w:sz="2" w:space="0" w:color="C4C7C5"/>
-              <w:bottom w:val="single" w:sz="2" w:space="0" w:color="C4C7C5"/>
-              <w:end w:val="single" w:sz="2" w:space="0" w:color="C4C7C5"/>
-            </w:tcBorders>
-            <w:vAlign w:val="center"/>
-          </w:tcPr>
-          <w:p>
-            <w:pPr>
-              <w:pStyle w:val="Contenidodelatabla"/>
-              <w:spacing w:lineRule="auto" w:line="274" w:before="0" w:after="140"/>
-              <w:ind w:hanging="0" w:start="0" w:end="0"/>
-              <w:rPr>
-                <w:rFonts w:ascii="times new roman " w:hAnsi="times new roman "/>
-                <w:b/>
-                <w:sz w:val="24"/>
-                <w:szCs w:val="24"/>
-              </w:rPr>
-            </w:pPr>
-            <w:r>
-              <w:rPr>
-                <w:rFonts w:ascii="times new roman " w:hAnsi="times new roman "/>
-                <w:b/>
-                <w:sz w:val="24"/>
-                <w:szCs w:val="24"/>
-              </w:rPr>
-              <w:t>RF24</w:t>
-            </w:r>
-          </w:p>
-        </w:tc>
-        <w:tc>
-          <w:tcPr>
-            <w:tcW w:w="7319" w:type="dxa"/>
-            <w:tcBorders>
-              <w:top w:val="single" w:sz="2" w:space="0" w:color="C4C7C5"/>
-              <w:start w:val="single" w:sz="2" w:space="0" w:color="C4C7C5"/>
-              <w:bottom w:val="single" w:sz="2" w:space="0" w:color="C4C7C5"/>
-              <w:end w:val="single" w:sz="2" w:space="0" w:color="C4C7C5"/>
-            </w:tcBorders>
-            <w:vAlign w:val="center"/>
-          </w:tcPr>
-          <w:p>
-            <w:pPr>
-              <w:pStyle w:val="Contenidodelatabla"/>
-              <w:spacing w:lineRule="auto" w:line="274" w:before="0" w:after="140"/>
-              <w:ind w:hanging="0" w:start="0" w:end="0"/>
-              <w:rPr>
-                <w:rFonts w:ascii="times new roman " w:hAnsi="times new roman "/>
-                <w:sz w:val="24"/>
-                <w:szCs w:val="24"/>
-              </w:rPr>
-            </w:pPr>
-            <w:r>
-              <w:rPr>
-                <w:rFonts w:ascii="times new roman " w:hAnsi="times new roman "/>
-                <w:sz w:val="24"/>
-                <w:szCs w:val="24"/>
-              </w:rPr>
-              <w:t>El sistema debe permitir agregar notas de campo durante el tratamiento de compostaje, indicando la etapa técnica, fecha, responsable del turno y descripción.</w:t>
-            </w:r>
-          </w:p>
-        </w:tc>
-      </w:tr>
-    </w:tbl>
-    <w:p>
-      <w:pPr>
-        <w:pStyle w:val="BodyText"/>
-        <w:spacing w:lineRule="auto" w:line="331" w:before="0" w:after="240"/>
-        <w:rPr>
-          <w:rFonts w:ascii="times new roman " w:hAnsi="times new roman "/>
-          <w:sz w:val="24"/>
-          <w:szCs w:val="24"/>
-        </w:rPr>
-      </w:pPr>
-      <w:r>
-        <w:rPr>
-          <w:rFonts w:ascii="times new roman " w:hAnsi="times new roman "/>
-          <w:sz w:val="24"/>
-          <w:szCs w:val="24"/>
-        </w:rPr>
-      </w:r>
-    </w:p>
-    <w:p>
-      <w:pPr>
-        <w:sectPr>
-          <w:type w:val="continuous"/>
-          <w:pgSz w:w="11906" w:h="16838"/>
-          <w:pgMar w:left="1701" w:right="1701" w:gutter="0" w:header="0" w:top="1417" w:footer="0" w:bottom="1417"/>
-          <w:formProt w:val="false"/>
-          <w:textDirection w:val="lrTb"/>
-          <w:docGrid w:type="default" w:linePitch="360" w:charSpace="0"/>
-        </w:sectPr>
-      </w:pPr>
-    </w:p>
-    <w:p>
-      <w:pPr>
         <w:pStyle w:val="Normal"/>
         <w:spacing w:lineRule="auto" w:line="331" w:before="0" w:after="240"/>
         <w:rPr>
@@ -3719,106 +1921,12 @@
       <w:r>
         <w:rPr>
           <w:rFonts w:ascii="times new roman " w:hAnsi="times new roman "/>
-          <w:sz w:val="24"/>
-          <w:szCs w:val="24"/>
-        </w:rPr>
-      </w:r>
-    </w:p>
-    <w:p>
-      <w:pPr>
-        <w:pStyle w:val="BodyText"/>
-        <w:spacing w:lineRule="auto" w:line="331" w:before="0" w:after="240"/>
-        <w:rPr>
-          <w:rFonts w:ascii="times new roman " w:hAnsi="times new roman "/>
-          <w:sz w:val="24"/>
-          <w:szCs w:val="24"/>
-        </w:rPr>
-      </w:pPr>
-      <w:r>
-        <w:rPr>
-          <w:rFonts w:ascii="times new roman " w:hAnsi="times new roman "/>
-          <w:sz w:val="24"/>
-          <w:szCs w:val="24"/>
-        </w:rPr>
-      </w:r>
-    </w:p>
-    <w:p>
-      <w:pPr>
-        <w:pStyle w:val="BodyText"/>
-        <w:spacing w:lineRule="auto" w:line="331" w:before="0" w:after="240"/>
-        <w:rPr>
-          <w:rFonts w:ascii="times new roman " w:hAnsi="times new roman "/>
-          <w:sz w:val="24"/>
-          <w:szCs w:val="24"/>
-        </w:rPr>
-      </w:pPr>
-      <w:r>
-        <w:rPr>
-          <w:rFonts w:ascii="times new roman " w:hAnsi="times new roman "/>
           <w:b/>
-          <w:bCs/>
-          <w:sz w:val="24"/>
-          <w:szCs w:val="24"/>
-        </w:rPr>
-        <w:t>2.2 Requisitos No Funcionales</w:t>
-      </w:r>
-    </w:p>
-    <w:p>
-      <w:pPr>
-        <w:pStyle w:val="BodyText"/>
-        <w:spacing w:lineRule="auto" w:line="331" w:before="0" w:after="240"/>
-        <w:rPr>
-          <w:rFonts w:ascii="times new roman " w:hAnsi="times new roman "/>
-          <w:b/>
-          <w:bCs/>
-          <w:sz w:val="24"/>
-          <w:szCs w:val="24"/>
-        </w:rPr>
-      </w:pPr>
-      <w:r>
-        <w:rPr>
-          <w:rFonts w:ascii="times new roman " w:hAnsi="times new roman "/>
-          <w:b/>
-          <w:bCs/>
-          <w:sz w:val="24"/>
-          <w:szCs w:val="24"/>
-        </w:rPr>
-      </w:r>
-    </w:p>
-    <w:p>
-      <w:pPr>
-        <w:pStyle w:val="BodyText"/>
-        <w:spacing w:lineRule="auto" w:line="331" w:before="0" w:after="240"/>
-        <w:rPr>
-          <w:rFonts w:ascii="times new roman " w:hAnsi="times new roman "/>
-          <w:b/>
-          <w:bCs/>
-          <w:sz w:val="24"/>
-          <w:szCs w:val="24"/>
-        </w:rPr>
-      </w:pPr>
-      <w:r>
-        <w:rPr>
-          <w:rFonts w:ascii="times new roman " w:hAnsi="times new roman "/>
-          <w:b/>
-          <w:bCs/>
-          <w:sz w:val="24"/>
-          <w:szCs w:val="24"/>
-        </w:rPr>
-      </w:r>
-    </w:p>
-    <w:p>
-      <w:pPr>
-        <w:sectPr>
-          <w:type w:val="continuous"/>
-          <w:pgSz w:w="11906" w:h="16838"/>
-          <w:pgMar w:left="1701" w:right="1701" w:gutter="0" w:header="0" w:top="1417" w:footer="0" w:bottom="1417"/>
-          <w:pgNumType w:fmt="decimal"/>
-          <w:formProt w:val="false"/>
-          <w:textDirection w:val="lrTb"/>
-          <w:docGrid w:type="default" w:linePitch="360" w:charSpace="0"/>
-        </w:sectPr>
-      </w:pPr>
+          <w:color w:val="000000"/>
+          <w:sz w:val="24"/>
+          <w:szCs w:val="24"/>
+        </w:rPr>
+      </w:r>
     </w:p>
     <w:tbl>
       <w:tblPr>
@@ -3875,7 +1983,7 @@
             </w:pPr>
             <w:r>
               <w:rPr/>
-              <w:t>Requisito No Funcional</w:t>
+              <w:t>Requisito Funcional</w:t>
             </w:r>
           </w:p>
         </w:tc>
@@ -3891,16 +1999,14 @@
           <w:p>
             <w:pPr>
               <w:pStyle w:val="Contenidodelatabla"/>
-              <w:spacing w:before="0" w:after="160"/>
-              <w:rPr>
-                <w:b/>
-              </w:rPr>
-            </w:pPr>
-            <w:r>
-              <w:rPr>
-                <w:b/>
-              </w:rPr>
-              <w:t>RNF01</w:t>
+              <w:widowControl w:val="false"/>
+              <w:suppressLineNumbers/>
+              <w:spacing w:before="0" w:after="160"/>
+              <w:rPr/>
+            </w:pPr>
+            <w:r>
+              <w:rPr/>
+              <w:t>RF01</w:t>
             </w:r>
           </w:p>
         </w:tc>
@@ -3920,7 +2026,7 @@
             </w:pPr>
             <w:r>
               <w:rPr/>
-              <w:t>El sistema debe permitir el ingreso únicamente a cuentas que presenten credenciales de acceso autenticadas.</w:t>
+              <w:t>El sistema debe permitir registrar nuevos clientes (residenciales o comerciales), guardando su nombre, identificación, dirección, teléfono, correo y tipo de cliente.</w:t>
             </w:r>
           </w:p>
         </w:tc>
@@ -3936,16 +2042,14 @@
           <w:p>
             <w:pPr>
               <w:pStyle w:val="Contenidodelatabla"/>
-              <w:spacing w:before="0" w:after="160"/>
-              <w:rPr>
-                <w:b/>
-              </w:rPr>
-            </w:pPr>
-            <w:r>
-              <w:rPr>
-                <w:b/>
-              </w:rPr>
-              <w:t>RNF02</w:t>
+              <w:widowControl w:val="false"/>
+              <w:suppressLineNumbers/>
+              <w:spacing w:before="0" w:after="160"/>
+              <w:rPr/>
+            </w:pPr>
+            <w:r>
+              <w:rPr/>
+              <w:t>RF02</w:t>
             </w:r>
           </w:p>
         </w:tc>
@@ -3965,7 +2069,7 @@
             </w:pPr>
             <w:r>
               <w:rPr/>
-              <w:t>El sistema debe permitir el cifrado del tráfico de información mediante la implementación del protocolo HTTPS.</w:t>
+              <w:t>El sistema debe permitir ver, modificar o dar de baja la información de los clientes y sus datos de contacto.</w:t>
             </w:r>
           </w:p>
         </w:tc>
@@ -3981,16 +2085,14 @@
           <w:p>
             <w:pPr>
               <w:pStyle w:val="Contenidodelatabla"/>
-              <w:spacing w:before="0" w:after="160"/>
-              <w:rPr>
-                <w:b/>
-              </w:rPr>
-            </w:pPr>
-            <w:r>
-              <w:rPr>
-                <w:b/>
-              </w:rPr>
-              <w:t>RNF03</w:t>
+              <w:widowControl w:val="false"/>
+              <w:suppressLineNumbers/>
+              <w:spacing w:before="0" w:after="160"/>
+              <w:rPr/>
+            </w:pPr>
+            <w:r>
+              <w:rPr/>
+              <w:t>RF03</w:t>
             </w:r>
           </w:p>
         </w:tc>
@@ -4010,7 +2112,7 @@
             </w:pPr>
             <w:r>
               <w:rPr/>
-              <w:t>El sistema debe permitir la protección de contraseñas guardándolas mediante algoritmos de hash seguros.</w:t>
+              <w:t>El sistema debe permitir asignar contenedores a cada cliente, anotando el código del contenedor, su capacidad, el estado y la fecha de entrega.</w:t>
             </w:r>
           </w:p>
         </w:tc>
@@ -4026,16 +2128,14 @@
           <w:p>
             <w:pPr>
               <w:pStyle w:val="Contenidodelatabla"/>
-              <w:spacing w:before="0" w:after="160"/>
-              <w:rPr>
-                <w:b/>
-              </w:rPr>
-            </w:pPr>
-            <w:r>
-              <w:rPr>
-                <w:b/>
-              </w:rPr>
-              <w:t>RNF04</w:t>
+              <w:widowControl w:val="false"/>
+              <w:suppressLineNumbers/>
+              <w:spacing w:before="0" w:after="160"/>
+              <w:rPr/>
+            </w:pPr>
+            <w:r>
+              <w:rPr/>
+              <w:t>RF04</w:t>
             </w:r>
           </w:p>
         </w:tc>
@@ -4055,7 +2155,7 @@
             </w:pPr>
             <w:r>
               <w:rPr/>
-              <w:t>El sistema debe permitir el acceso restringido a las funcionalidades según los permisos y el rol asignado a cada perfil.</w:t>
+              <w:t>El sistema debe permitir organizar las rutas de recolección según el sector, la dirección, la frecuencia del servicio, la fecha y el operador a cargo.</w:t>
             </w:r>
           </w:p>
         </w:tc>
@@ -4071,16 +2171,14 @@
           <w:p>
             <w:pPr>
               <w:pStyle w:val="Contenidodelatabla"/>
-              <w:spacing w:before="0" w:after="160"/>
-              <w:rPr>
-                <w:b/>
-              </w:rPr>
-            </w:pPr>
-            <w:r>
-              <w:rPr>
-                <w:b/>
-              </w:rPr>
-              <w:t>RNF05</w:t>
+              <w:widowControl w:val="false"/>
+              <w:suppressLineNumbers/>
+              <w:spacing w:before="0" w:after="160"/>
+              <w:rPr/>
+            </w:pPr>
+            <w:r>
+              <w:rPr/>
+              <w:t>RF05</w:t>
             </w:r>
           </w:p>
         </w:tc>
@@ -4100,7 +2198,7 @@
             </w:pPr>
             <w:r>
               <w:rPr/>
-              <w:t>El sistema debe permitir procesar y atender peticiones en un lapso igual o menor a tres segundos durante la operación habitual.</w:t>
+              <w:t>El sistema debe permitir asignar uno o varios operadores a cada ruta, fijando la fecha y los horarios de trabajo.</w:t>
             </w:r>
           </w:p>
         </w:tc>
@@ -4116,16 +2214,14 @@
           <w:p>
             <w:pPr>
               <w:pStyle w:val="Contenidodelatabla"/>
-              <w:spacing w:before="0" w:after="160"/>
-              <w:rPr>
-                <w:b/>
-              </w:rPr>
-            </w:pPr>
-            <w:r>
-              <w:rPr>
-                <w:b/>
-              </w:rPr>
-              <w:t>RNF06</w:t>
+              <w:widowControl w:val="false"/>
+              <w:suppressLineNumbers/>
+              <w:spacing w:before="0" w:after="160"/>
+              <w:rPr/>
+            </w:pPr>
+            <w:r>
+              <w:rPr/>
+              <w:t>RF06</w:t>
             </w:r>
           </w:p>
         </w:tc>
@@ -4145,7 +2241,7 @@
             </w:pPr>
             <w:r>
               <w:rPr/>
-              <w:t>El sistema debe permitir una navegación fluida a través de un entorno visual intuitivo, limpio y de fácil manejo para cualquier usuario.</w:t>
+              <w:t>El sistema debe permitir que los operadores vean las rutas que tienen asignadas, el orden de las paradas, los clientes a visitar y los horarios.</w:t>
             </w:r>
           </w:p>
         </w:tc>
@@ -4161,16 +2257,14 @@
           <w:p>
             <w:pPr>
               <w:pStyle w:val="Contenidodelatabla"/>
-              <w:spacing w:before="0" w:after="160"/>
-              <w:rPr>
-                <w:b/>
-              </w:rPr>
-            </w:pPr>
-            <w:r>
-              <w:rPr>
-                <w:b/>
-              </w:rPr>
-              <w:t>RNF07</w:t>
+              <w:widowControl w:val="false"/>
+              <w:suppressLineNumbers/>
+              <w:spacing w:before="0" w:after="160"/>
+              <w:rPr/>
+            </w:pPr>
+            <w:r>
+              <w:rPr/>
+              <w:t>RF07</w:t>
             </w:r>
           </w:p>
         </w:tc>
@@ -4190,7 +2284,7 @@
             </w:pPr>
             <w:r>
               <w:rPr/>
-              <w:t>El sistema debe permitir la ejecución cross-browser y estable en navegadores como Chrome, Firefox, Edge y Safari.</w:t>
+              <w:t>El sistema debe permitir guardar el registro de cada recolección hecha, indicando fecha, hora, cliente atendido, operador responsable y notas del servicio.</w:t>
             </w:r>
           </w:p>
         </w:tc>
@@ -4206,16 +2300,14 @@
           <w:p>
             <w:pPr>
               <w:pStyle w:val="Contenidodelatabla"/>
-              <w:spacing w:before="0" w:after="160"/>
-              <w:rPr>
-                <w:b/>
-              </w:rPr>
-            </w:pPr>
-            <w:r>
-              <w:rPr>
-                <w:b/>
-              </w:rPr>
-              <w:t>RNF08</w:t>
+              <w:widowControl w:val="false"/>
+              <w:suppressLineNumbers/>
+              <w:spacing w:before="0" w:after="160"/>
+              <w:rPr/>
+            </w:pPr>
+            <w:r>
+              <w:rPr/>
+              <w:t>RF08</w:t>
             </w:r>
           </w:p>
         </w:tc>
@@ -4235,7 +2327,7 @@
             </w:pPr>
             <w:r>
               <w:rPr/>
-              <w:t>El sistema debe permitir la maquetación responsiva para adaptarse automáticamente a resoluciones de PC, tabletas y móviles.</w:t>
+              <w:t>El sistema debe permitir anotar el peso o volumen de los residuos recolectados, especificando si son kilos, toneladas u otra unidad.</w:t>
             </w:r>
           </w:p>
         </w:tc>
@@ -4251,16 +2343,14 @@
           <w:p>
             <w:pPr>
               <w:pStyle w:val="Contenidodelatabla"/>
-              <w:spacing w:before="0" w:after="160"/>
-              <w:rPr>
-                <w:b/>
-              </w:rPr>
-            </w:pPr>
-            <w:r>
-              <w:rPr>
-                <w:b/>
-              </w:rPr>
-              <w:t>RNF09</w:t>
+              <w:widowControl w:val="false"/>
+              <w:suppressLineNumbers/>
+              <w:spacing w:before="0" w:after="160"/>
+              <w:rPr/>
+            </w:pPr>
+            <w:r>
+              <w:rPr/>
+              <w:t>RF09</w:t>
             </w:r>
           </w:p>
         </w:tc>
@@ -4280,7 +2370,7 @@
             </w:pPr>
             <w:r>
               <w:rPr/>
-              <w:t>El sistema debe permitir la generación automatizada y periódica de respaldos de seguridad para la base de datos.</w:t>
+              <w:t>El sistema debe permitir reportar problemas durante la recolección, como clientes ausentes, basura mal clasificada o contenedores dañados.</w:t>
             </w:r>
           </w:p>
         </w:tc>
@@ -4296,16 +2386,14 @@
           <w:p>
             <w:pPr>
               <w:pStyle w:val="Contenidodelatabla"/>
-              <w:spacing w:before="0" w:after="160"/>
-              <w:rPr>
-                <w:b/>
-              </w:rPr>
-            </w:pPr>
-            <w:r>
-              <w:rPr>
-                <w:b/>
-              </w:rPr>
-              <w:t>RNF10</w:t>
+              <w:widowControl w:val="false"/>
+              <w:suppressLineNumbers/>
+              <w:spacing w:before="0" w:after="160"/>
+              <w:rPr/>
+            </w:pPr>
+            <w:r>
+              <w:rPr/>
+              <w:t>RF10</w:t>
             </w:r>
           </w:p>
         </w:tc>
@@ -4325,17 +2413,7 @@
             </w:pPr>
             <w:r>
               <w:rPr/>
-              <w:t>El sistema debe permitir el registro de auditoría (</w:t>
-            </w:r>
-            <w:r>
-              <w:rPr>
-                <w:i/>
-              </w:rPr>
-              <w:t>logs</w:t>
-            </w:r>
-            <w:r>
-              <w:rPr/>
-              <w:t>) sobre las transacciones y eventos relevantes realizados en la plataforma.</w:t>
+              <w:t>El sistema debe permitir registrar la entrada de basura a la planta, guardando la fecha, hora, número de lote, peso recibido y la persona que la recibe.</w:t>
             </w:r>
           </w:p>
         </w:tc>
@@ -4351,16 +2429,14 @@
           <w:p>
             <w:pPr>
               <w:pStyle w:val="Contenidodelatabla"/>
-              <w:spacing w:before="0" w:after="160"/>
-              <w:rPr>
-                <w:b/>
-              </w:rPr>
-            </w:pPr>
-            <w:r>
-              <w:rPr>
-                <w:b/>
-              </w:rPr>
-              <w:t>RNF11</w:t>
+              <w:widowControl w:val="false"/>
+              <w:suppressLineNumbers/>
+              <w:spacing w:before="0" w:after="160"/>
+              <w:rPr/>
+            </w:pPr>
+            <w:r>
+              <w:rPr/>
+              <w:t>RF11</w:t>
             </w:r>
           </w:p>
         </w:tc>
@@ -4380,7 +2456,7 @@
             </w:pPr>
             <w:r>
               <w:rPr/>
-              <w:t>El sistema debe permitir una arquitectura técnica modular que agilice el mantenimiento, la corrección de errores y futuras ampliaciones.</w:t>
+              <w:t>El sistema debe permitir ver en qué etapa del compostaje está cada lote, junto con la fecha en que inició y la última actualización.</w:t>
             </w:r>
           </w:p>
         </w:tc>
@@ -4396,16 +2472,14 @@
           <w:p>
             <w:pPr>
               <w:pStyle w:val="Contenidodelatabla"/>
-              <w:spacing w:before="0" w:after="160"/>
-              <w:rPr>
-                <w:b/>
-              </w:rPr>
-            </w:pPr>
-            <w:r>
-              <w:rPr>
-                <w:b/>
-              </w:rPr>
-              <w:t>RNF12</w:t>
+              <w:widowControl w:val="false"/>
+              <w:suppressLineNumbers/>
+              <w:spacing w:before="0" w:after="160"/>
+              <w:rPr/>
+            </w:pPr>
+            <w:r>
+              <w:rPr/>
+              <w:t>RF12</w:t>
             </w:r>
           </w:p>
         </w:tc>
@@ -4425,7 +2499,7 @@
             </w:pPr>
             <w:r>
               <w:rPr/>
-              <w:t>El sistema debe permitir la restauración oportuna de la información guardada ante eventuales fallas o interrupciones del servidor.</w:t>
+              <w:t>El sistema debe permitir guardar la cantidad final de compost obtenida al terminar el proceso, indicando el lote procesado y la fecha de cierre.</w:t>
             </w:r>
           </w:p>
         </w:tc>
@@ -4441,16 +2515,14 @@
           <w:p>
             <w:pPr>
               <w:pStyle w:val="Contenidodelatabla"/>
-              <w:spacing w:before="0" w:after="160"/>
-              <w:rPr>
-                <w:b/>
-              </w:rPr>
-            </w:pPr>
-            <w:r>
-              <w:rPr>
-                <w:b/>
-              </w:rPr>
-              <w:t>RNF13</w:t>
+              <w:widowControl w:val="false"/>
+              <w:suppressLineNumbers/>
+              <w:spacing w:before="0" w:after="160"/>
+              <w:rPr/>
+            </w:pPr>
+            <w:r>
+              <w:rPr/>
+              <w:t>RF13</w:t>
             </w:r>
           </w:p>
         </w:tc>
@@ -4470,7 +2542,7 @@
             </w:pPr>
             <w:r>
               <w:rPr/>
-              <w:t>El sistema debe permitir su empaquetado y despliegue desacoplado mediante contenedores Docker gestionados con Docker Compose.</w:t>
+              <w:t>El sistema debe permitir calcular automáticamente los indicadores ambientales, como el total de residuos recolectados, compost producido y aporte del cliente.</w:t>
             </w:r>
           </w:p>
         </w:tc>
@@ -4486,16 +2558,14 @@
           <w:p>
             <w:pPr>
               <w:pStyle w:val="Contenidodelatabla"/>
-              <w:spacing w:before="0" w:after="160"/>
-              <w:rPr>
-                <w:b/>
-              </w:rPr>
-            </w:pPr>
-            <w:r>
-              <w:rPr>
-                <w:b/>
-              </w:rPr>
-              <w:t>RNF14</w:t>
+              <w:widowControl w:val="false"/>
+              <w:suppressLineNumbers/>
+              <w:spacing w:before="0" w:after="160"/>
+              <w:rPr/>
+            </w:pPr>
+            <w:r>
+              <w:rPr/>
+              <w:t>RF14</w:t>
             </w:r>
           </w:p>
         </w:tc>
@@ -4515,7 +2585,7 @@
             </w:pPr>
             <w:r>
               <w:rPr/>
-              <w:t>El sistema debe permitir la lectura de variables de entorno (.env) para resguardar claves privadas y parámetros de configuración.</w:t>
+              <w:t>El sistema debe permitir crear reportes de recolección usando filtros por fecha, sector, operador, cliente o tipo de cliente.</w:t>
             </w:r>
           </w:p>
         </w:tc>
@@ -4531,16 +2601,14 @@
           <w:p>
             <w:pPr>
               <w:pStyle w:val="Contenidodelatabla"/>
-              <w:spacing w:before="0" w:after="160"/>
-              <w:rPr>
-                <w:b/>
-              </w:rPr>
-            </w:pPr>
-            <w:r>
-              <w:rPr>
-                <w:b/>
-              </w:rPr>
-              <w:t>RNF15</w:t>
+              <w:widowControl w:val="false"/>
+              <w:suppressLineNumbers/>
+              <w:spacing w:before="0" w:after="160"/>
+              <w:rPr/>
+            </w:pPr>
+            <w:r>
+              <w:rPr/>
+              <w:t>RF15</w:t>
             </w:r>
           </w:p>
         </w:tc>
@@ -4560,17 +2628,7 @@
             </w:pPr>
             <w:r>
               <w:rPr/>
-              <w:t>El sistema debe permitir la verificación del estado de salud operativo (</w:t>
-            </w:r>
-            <w:r>
-              <w:rPr>
-                <w:i/>
-              </w:rPr>
-              <w:t>health check</w:t>
-            </w:r>
-            <w:r>
-              <w:rPr/>
-              <w:t>) en cada uno de los microservicios.</w:t>
+              <w:t>El sistema debe permitir generar reportes del proceso de compostaje que muestren los lotes procesados, las etapas terminadas y el compost obtenido.</w:t>
             </w:r>
           </w:p>
         </w:tc>
@@ -4586,16 +2644,14 @@
           <w:p>
             <w:pPr>
               <w:pStyle w:val="Contenidodelatabla"/>
-              <w:spacing w:before="0" w:after="160"/>
-              <w:rPr>
-                <w:b/>
-              </w:rPr>
-            </w:pPr>
-            <w:r>
-              <w:rPr>
-                <w:b/>
-              </w:rPr>
-              <w:t>RNF16</w:t>
+              <w:widowControl w:val="false"/>
+              <w:suppressLineNumbers/>
+              <w:spacing w:before="0" w:after="160"/>
+              <w:rPr/>
+            </w:pPr>
+            <w:r>
+              <w:rPr/>
+              <w:t>RF16</w:t>
             </w:r>
           </w:p>
         </w:tc>
@@ -4615,7 +2671,7 @@
             </w:pPr>
             <w:r>
               <w:rPr/>
-              <w:t>El sistema debe permitir el aislamiento de datos asignando una base de datos independiente para cada microservicio.</w:t>
+              <w:t>El sistema debe permitir que los clientes revisen su historial de visitas, mostrando las fechas, cantidades entregadas y notas registradas.</w:t>
             </w:r>
           </w:p>
         </w:tc>
@@ -4631,16 +2687,14 @@
           <w:p>
             <w:pPr>
               <w:pStyle w:val="Contenidodelatabla"/>
-              <w:spacing w:before="0" w:after="160"/>
-              <w:rPr>
-                <w:b/>
-              </w:rPr>
-            </w:pPr>
-            <w:r>
-              <w:rPr>
-                <w:b/>
-              </w:rPr>
-              <w:t>RNF17</w:t>
+              <w:widowControl w:val="false"/>
+              <w:suppressLineNumbers/>
+              <w:spacing w:before="0" w:after="160"/>
+              <w:rPr/>
+            </w:pPr>
+            <w:r>
+              <w:rPr/>
+              <w:t>RF17</w:t>
             </w:r>
           </w:p>
         </w:tc>
@@ -4660,7 +2714,738 @@
             </w:pPr>
             <w:r>
               <w:rPr/>
-              <w:t>El sistema debe permitir la presentación de pantallas con una paleta de colores ambiental, garantizando un nivel de contraste óptimo para una lectura descansada.</w:t>
+              <w:t>El sistema debe permitir mostrar el aporte ambiental de cada cliente a partir de los datos acumulados en sus entregas.</w:t>
+            </w:r>
+          </w:p>
+        </w:tc>
+      </w:tr>
+      <w:tr>
+        <w:trPr/>
+        <w:tc>
+          <w:tcPr>
+            <w:tcW w:w="748" w:type="dxa"/>
+            <w:tcBorders/>
+            <w:vAlign w:val="center"/>
+          </w:tcPr>
+          <w:p>
+            <w:pPr>
+              <w:pStyle w:val="Contenidodelatabla"/>
+              <w:widowControl w:val="false"/>
+              <w:suppressLineNumbers/>
+              <w:spacing w:before="0" w:after="160"/>
+              <w:rPr/>
+            </w:pPr>
+            <w:r>
+              <w:rPr/>
+              <w:t>RF18</w:t>
+            </w:r>
+          </w:p>
+        </w:tc>
+        <w:tc>
+          <w:tcPr>
+            <w:tcW w:w="7756" w:type="dxa"/>
+            <w:tcBorders/>
+            <w:vAlign w:val="center"/>
+          </w:tcPr>
+          <w:p>
+            <w:pPr>
+              <w:pStyle w:val="Contenidodelatabla"/>
+              <w:widowControl w:val="false"/>
+              <w:suppressLineNumbers/>
+              <w:spacing w:before="0" w:after="160"/>
+              <w:rPr/>
+            </w:pPr>
+            <w:r>
+              <w:rPr/>
+              <w:t>El sistema debe permitir iniciar sesión con correo y contraseña, además de cambiar o recuperar la clave cuando sea necesario.</w:t>
+            </w:r>
+          </w:p>
+        </w:tc>
+      </w:tr>
+      <w:tr>
+        <w:trPr/>
+        <w:tc>
+          <w:tcPr>
+            <w:tcW w:w="748" w:type="dxa"/>
+            <w:tcBorders/>
+            <w:vAlign w:val="center"/>
+          </w:tcPr>
+          <w:p>
+            <w:pPr>
+              <w:pStyle w:val="Contenidodelatabla"/>
+              <w:widowControl w:val="false"/>
+              <w:suppressLineNumbers/>
+              <w:spacing w:before="0" w:after="160"/>
+              <w:rPr/>
+            </w:pPr>
+            <w:r>
+              <w:rPr/>
+              <w:t>RF19</w:t>
+            </w:r>
+          </w:p>
+        </w:tc>
+        <w:tc>
+          <w:tcPr>
+            <w:tcW w:w="7756" w:type="dxa"/>
+            <w:tcBorders/>
+            <w:vAlign w:val="center"/>
+          </w:tcPr>
+          <w:p>
+            <w:pPr>
+              <w:pStyle w:val="Contenidodelatabla"/>
+              <w:widowControl w:val="false"/>
+              <w:suppressLineNumbers/>
+              <w:spacing w:before="0" w:after="160"/>
+              <w:rPr/>
+            </w:pPr>
+            <w:r>
+              <w:rPr/>
+              <w:t>El sistema debe permitir descargar los reportes generados en archivos PDF y Excel.</w:t>
+            </w:r>
+          </w:p>
+        </w:tc>
+      </w:tr>
+      <w:tr>
+        <w:trPr/>
+        <w:tc>
+          <w:tcPr>
+            <w:tcW w:w="748" w:type="dxa"/>
+            <w:tcBorders/>
+            <w:vAlign w:val="center"/>
+          </w:tcPr>
+          <w:p>
+            <w:pPr>
+              <w:pStyle w:val="Contenidodelatabla"/>
+              <w:widowControl w:val="false"/>
+              <w:suppressLineNumbers/>
+              <w:spacing w:before="0" w:after="160"/>
+              <w:rPr/>
+            </w:pPr>
+            <w:r>
+              <w:rPr/>
+              <w:t>RF20</w:t>
+            </w:r>
+          </w:p>
+        </w:tc>
+        <w:tc>
+          <w:tcPr>
+            <w:tcW w:w="7756" w:type="dxa"/>
+            <w:tcBorders/>
+            <w:vAlign w:val="center"/>
+          </w:tcPr>
+          <w:p>
+            <w:pPr>
+              <w:pStyle w:val="Contenidodelatabla"/>
+              <w:widowControl w:val="false"/>
+              <w:suppressLineNumbers/>
+              <w:spacing w:before="0" w:after="160"/>
+              <w:rPr/>
+            </w:pPr>
+            <w:r>
+              <w:rPr/>
+              <w:t>El sistema debe permitir ver el inventario de compost disponible, mostrando el lote, la cantidad guardada, la fecha de producción y si se puede entregar.</w:t>
+            </w:r>
+          </w:p>
+        </w:tc>
+      </w:tr>
+      <w:tr>
+        <w:trPr/>
+        <w:tc>
+          <w:tcPr>
+            <w:tcW w:w="748" w:type="dxa"/>
+            <w:tcBorders/>
+            <w:vAlign w:val="center"/>
+          </w:tcPr>
+          <w:p>
+            <w:pPr>
+              <w:pStyle w:val="Contenidodelatabla"/>
+              <w:widowControl w:val="false"/>
+              <w:suppressLineNumbers/>
+              <w:spacing w:before="0" w:after="160"/>
+              <w:rPr/>
+            </w:pPr>
+            <w:r>
+              <w:rPr/>
+              <w:t>RF21</w:t>
+            </w:r>
+          </w:p>
+        </w:tc>
+        <w:tc>
+          <w:tcPr>
+            <w:tcW w:w="7756" w:type="dxa"/>
+            <w:tcBorders/>
+            <w:vAlign w:val="center"/>
+          </w:tcPr>
+          <w:p>
+            <w:pPr>
+              <w:pStyle w:val="Contenidodelatabla"/>
+              <w:widowControl w:val="false"/>
+              <w:suppressLineNumbers/>
+              <w:spacing w:before="0" w:after="160"/>
+              <w:rPr/>
+            </w:pPr>
+            <w:r>
+              <w:rPr/>
+              <w:t>El sistema debe permitir mandar notificaciones a los clientes cuando se confirme una recolección o si ocurre algún problema con el servicio.</w:t>
+            </w:r>
+          </w:p>
+        </w:tc>
+      </w:tr>
+      <w:tr>
+        <w:trPr/>
+        <w:tc>
+          <w:tcPr>
+            <w:tcW w:w="748" w:type="dxa"/>
+            <w:tcBorders/>
+            <w:vAlign w:val="center"/>
+          </w:tcPr>
+          <w:p>
+            <w:pPr>
+              <w:pStyle w:val="Contenidodelatabla"/>
+              <w:widowControl w:val="false"/>
+              <w:suppressLineNumbers/>
+              <w:spacing w:before="0" w:after="160"/>
+              <w:rPr/>
+            </w:pPr>
+            <w:r>
+              <w:rPr/>
+              <w:t>RF22</w:t>
+            </w:r>
+          </w:p>
+        </w:tc>
+        <w:tc>
+          <w:tcPr>
+            <w:tcW w:w="7756" w:type="dxa"/>
+            <w:tcBorders/>
+            <w:vAlign w:val="center"/>
+          </w:tcPr>
+          <w:p>
+            <w:pPr>
+              <w:pStyle w:val="Contenidodelatabla"/>
+              <w:widowControl w:val="false"/>
+              <w:suppressLineNumbers/>
+              <w:spacing w:before="0" w:after="160"/>
+              <w:rPr/>
+            </w:pPr>
+            <w:r>
+              <w:rPr/>
+              <w:t>El sistema debe permitir buscar información mediante filtros por cliente, operador, sector, lote, fecha o tipo de usuario.</w:t>
+            </w:r>
+          </w:p>
+        </w:tc>
+      </w:tr>
+      <w:tr>
+        <w:trPr/>
+        <w:tc>
+          <w:tcPr>
+            <w:tcW w:w="748" w:type="dxa"/>
+            <w:tcBorders/>
+            <w:vAlign w:val="center"/>
+          </w:tcPr>
+          <w:p>
+            <w:pPr>
+              <w:pStyle w:val="Contenidodelatabla"/>
+              <w:widowControl w:val="false"/>
+              <w:suppressLineNumbers/>
+              <w:spacing w:before="0" w:after="160"/>
+              <w:rPr/>
+            </w:pPr>
+            <w:r>
+              <w:rPr/>
+              <w:t>RF23</w:t>
+            </w:r>
+          </w:p>
+        </w:tc>
+        <w:tc>
+          <w:tcPr>
+            <w:tcW w:w="7756" w:type="dxa"/>
+            <w:tcBorders/>
+            <w:vAlign w:val="center"/>
+          </w:tcPr>
+          <w:p>
+            <w:pPr>
+              <w:pStyle w:val="Contenidodelatabla"/>
+              <w:widowControl w:val="false"/>
+              <w:suppressLineNumbers/>
+              <w:spacing w:before="0" w:after="160"/>
+              <w:rPr/>
+            </w:pPr>
+            <w:r>
+              <w:rPr/>
+              <w:t>El sistema debe permitir seguir todo el camino de un lote, desde que se recoge en la calle hasta que se transforma en compost final.</w:t>
+            </w:r>
+          </w:p>
+        </w:tc>
+      </w:tr>
+      <w:tr>
+        <w:trPr/>
+        <w:tc>
+          <w:tcPr>
+            <w:tcW w:w="748" w:type="dxa"/>
+            <w:tcBorders/>
+            <w:vAlign w:val="center"/>
+          </w:tcPr>
+          <w:p>
+            <w:pPr>
+              <w:pStyle w:val="Contenidodelatabla"/>
+              <w:widowControl w:val="false"/>
+              <w:suppressLineNumbers/>
+              <w:spacing w:before="0" w:after="160"/>
+              <w:rPr/>
+            </w:pPr>
+            <w:r>
+              <w:rPr/>
+              <w:t>RF24</w:t>
+            </w:r>
+          </w:p>
+        </w:tc>
+        <w:tc>
+          <w:tcPr>
+            <w:tcW w:w="7756" w:type="dxa"/>
+            <w:tcBorders/>
+            <w:vAlign w:val="center"/>
+          </w:tcPr>
+          <w:p>
+            <w:pPr>
+              <w:pStyle w:val="Contenidodelatabla"/>
+              <w:widowControl w:val="false"/>
+              <w:suppressLineNumbers/>
+              <w:spacing w:before="0" w:after="160"/>
+              <w:rPr/>
+            </w:pPr>
+            <w:r>
+              <w:rPr/>
+              <w:t>El sistema debe permitir anotar observaciones en las distintas etapas del compostaje, indicando la fecha, el responsable y la nota técnica.</w:t>
+            </w:r>
+          </w:p>
+        </w:tc>
+      </w:tr>
+      <w:tr>
+        <w:trPr/>
+        <w:tc>
+          <w:tcPr>
+            <w:tcW w:w="748" w:type="dxa"/>
+            <w:tcBorders/>
+            <w:vAlign w:val="center"/>
+          </w:tcPr>
+          <w:p>
+            <w:pPr>
+              <w:pStyle w:val="Contenidodelatabla"/>
+              <w:widowControl w:val="false"/>
+              <w:suppressLineNumbers/>
+              <w:spacing w:before="0" w:after="160"/>
+              <w:rPr/>
+            </w:pPr>
+            <w:r>
+              <w:rPr/>
+              <w:t>RF25</w:t>
+            </w:r>
+          </w:p>
+        </w:tc>
+        <w:tc>
+          <w:tcPr>
+            <w:tcW w:w="7756" w:type="dxa"/>
+            <w:tcBorders/>
+            <w:vAlign w:val="center"/>
+          </w:tcPr>
+          <w:p>
+            <w:pPr>
+              <w:pStyle w:val="Contenidodelatabla"/>
+              <w:widowControl w:val="false"/>
+              <w:suppressLineNumbers/>
+              <w:spacing w:before="0" w:after="160"/>
+              <w:rPr/>
+            </w:pPr>
+            <w:r>
+              <w:rPr/>
+              <w:t>El sistema debe permitir registrar los vehículos del servicio, guardando la placa, el modelo, la capacidad de carga y si están operativos.</w:t>
+            </w:r>
+          </w:p>
+        </w:tc>
+      </w:tr>
+      <w:tr>
+        <w:trPr/>
+        <w:tc>
+          <w:tcPr>
+            <w:tcW w:w="748" w:type="dxa"/>
+            <w:tcBorders/>
+            <w:vAlign w:val="center"/>
+          </w:tcPr>
+          <w:p>
+            <w:pPr>
+              <w:pStyle w:val="Contenidodelatabla"/>
+              <w:widowControl w:val="false"/>
+              <w:suppressLineNumbers/>
+              <w:spacing w:before="0" w:after="160"/>
+              <w:rPr/>
+            </w:pPr>
+            <w:r>
+              <w:rPr/>
+              <w:t>RF26</w:t>
+            </w:r>
+          </w:p>
+        </w:tc>
+        <w:tc>
+          <w:tcPr>
+            <w:tcW w:w="7756" w:type="dxa"/>
+            <w:tcBorders/>
+            <w:vAlign w:val="center"/>
+          </w:tcPr>
+          <w:p>
+            <w:pPr>
+              <w:pStyle w:val="Contenidodelatabla"/>
+              <w:widowControl w:val="false"/>
+              <w:suppressLineNumbers/>
+              <w:spacing w:before="0" w:after="160"/>
+              <w:rPr/>
+            </w:pPr>
+            <w:r>
+              <w:rPr/>
+              <w:t>El sistema debe permitir ver, actualizar o desactivar la información de los vehículos registrados.</w:t>
+            </w:r>
+          </w:p>
+        </w:tc>
+      </w:tr>
+      <w:tr>
+        <w:trPr/>
+        <w:tc>
+          <w:tcPr>
+            <w:tcW w:w="748" w:type="dxa"/>
+            <w:tcBorders/>
+            <w:vAlign w:val="center"/>
+          </w:tcPr>
+          <w:p>
+            <w:pPr>
+              <w:pStyle w:val="Contenidodelatabla"/>
+              <w:widowControl w:val="false"/>
+              <w:suppressLineNumbers/>
+              <w:spacing w:before="0" w:after="160"/>
+              <w:rPr/>
+            </w:pPr>
+            <w:r>
+              <w:rPr/>
+              <w:t>RF27</w:t>
+            </w:r>
+          </w:p>
+        </w:tc>
+        <w:tc>
+          <w:tcPr>
+            <w:tcW w:w="7756" w:type="dxa"/>
+            <w:tcBorders/>
+            <w:vAlign w:val="center"/>
+          </w:tcPr>
+          <w:p>
+            <w:pPr>
+              <w:pStyle w:val="Contenidodelatabla"/>
+              <w:widowControl w:val="false"/>
+              <w:suppressLineNumbers/>
+              <w:spacing w:before="0" w:after="160"/>
+              <w:rPr/>
+            </w:pPr>
+            <w:r>
+              <w:rPr/>
+              <w:t>El sistema debe permitir asignar un vehículo a cada ruta de recolección programada.</w:t>
+            </w:r>
+          </w:p>
+        </w:tc>
+      </w:tr>
+      <w:tr>
+        <w:trPr/>
+        <w:tc>
+          <w:tcPr>
+            <w:tcW w:w="748" w:type="dxa"/>
+            <w:tcBorders/>
+            <w:vAlign w:val="center"/>
+          </w:tcPr>
+          <w:p>
+            <w:pPr>
+              <w:pStyle w:val="Contenidodelatabla"/>
+              <w:widowControl w:val="false"/>
+              <w:suppressLineNumbers/>
+              <w:spacing w:before="0" w:after="160"/>
+              <w:rPr/>
+            </w:pPr>
+            <w:r>
+              <w:rPr/>
+              <w:t>RF28</w:t>
+            </w:r>
+          </w:p>
+        </w:tc>
+        <w:tc>
+          <w:tcPr>
+            <w:tcW w:w="7756" w:type="dxa"/>
+            <w:tcBorders/>
+            <w:vAlign w:val="center"/>
+          </w:tcPr>
+          <w:p>
+            <w:pPr>
+              <w:pStyle w:val="Contenidodelatabla"/>
+              <w:widowControl w:val="false"/>
+              <w:suppressLineNumbers/>
+              <w:spacing w:before="0" w:after="160"/>
+              <w:rPr/>
+            </w:pPr>
+            <w:r>
+              <w:rPr/>
+              <w:t>El sistema debe permitir guardar los mantenimientos hechos a los vehículos, indicando la fecha, el tipo de arreglo y los detalles del taller.</w:t>
+            </w:r>
+          </w:p>
+        </w:tc>
+      </w:tr>
+      <w:tr>
+        <w:trPr/>
+        <w:tc>
+          <w:tcPr>
+            <w:tcW w:w="748" w:type="dxa"/>
+            <w:tcBorders/>
+            <w:vAlign w:val="center"/>
+          </w:tcPr>
+          <w:p>
+            <w:pPr>
+              <w:pStyle w:val="Contenidodelatabla"/>
+              <w:widowControl w:val="false"/>
+              <w:suppressLineNumbers/>
+              <w:spacing w:before="0" w:after="160"/>
+              <w:rPr/>
+            </w:pPr>
+            <w:r>
+              <w:rPr/>
+              <w:t>RF29</w:t>
+            </w:r>
+          </w:p>
+        </w:tc>
+        <w:tc>
+          <w:tcPr>
+            <w:tcW w:w="7756" w:type="dxa"/>
+            <w:tcBorders/>
+            <w:vAlign w:val="center"/>
+          </w:tcPr>
+          <w:p>
+            <w:pPr>
+              <w:pStyle w:val="Contenidodelatabla"/>
+              <w:widowControl w:val="false"/>
+              <w:suppressLineNumbers/>
+              <w:spacing w:before="0" w:after="160"/>
+              <w:rPr/>
+            </w:pPr>
+            <w:r>
+              <w:rPr/>
+              <w:t>El sistema debe permitir revisar el historial de mantenimientos que ha tenido cada vehículo.</w:t>
+            </w:r>
+          </w:p>
+        </w:tc>
+      </w:tr>
+      <w:tr>
+        <w:trPr/>
+        <w:tc>
+          <w:tcPr>
+            <w:tcW w:w="748" w:type="dxa"/>
+            <w:tcBorders/>
+            <w:vAlign w:val="center"/>
+          </w:tcPr>
+          <w:p>
+            <w:pPr>
+              <w:pStyle w:val="Contenidodelatabla"/>
+              <w:widowControl w:val="false"/>
+              <w:suppressLineNumbers/>
+              <w:spacing w:before="0" w:after="160"/>
+              <w:rPr/>
+            </w:pPr>
+            <w:r>
+              <w:rPr/>
+              <w:t>RF30</w:t>
+            </w:r>
+          </w:p>
+        </w:tc>
+        <w:tc>
+          <w:tcPr>
+            <w:tcW w:w="7756" w:type="dxa"/>
+            <w:tcBorders/>
+            <w:vAlign w:val="center"/>
+          </w:tcPr>
+          <w:p>
+            <w:pPr>
+              <w:pStyle w:val="Contenidodelatabla"/>
+              <w:widowControl w:val="false"/>
+              <w:suppressLineNumbers/>
+              <w:spacing w:before="0" w:after="160"/>
+              <w:rPr/>
+            </w:pPr>
+            <w:r>
+              <w:rPr/>
+              <w:t>El sistema debe permitir crear nuevos usuarios para el sistema, guardando sus nombres, correo, cargo y el rol que tendrán.</w:t>
+            </w:r>
+          </w:p>
+        </w:tc>
+      </w:tr>
+      <w:tr>
+        <w:trPr/>
+        <w:tc>
+          <w:tcPr>
+            <w:tcW w:w="748" w:type="dxa"/>
+            <w:tcBorders/>
+            <w:vAlign w:val="center"/>
+          </w:tcPr>
+          <w:p>
+            <w:pPr>
+              <w:pStyle w:val="Contenidodelatabla"/>
+              <w:widowControl w:val="false"/>
+              <w:suppressLineNumbers/>
+              <w:spacing w:before="0" w:after="160"/>
+              <w:rPr/>
+            </w:pPr>
+            <w:r>
+              <w:rPr/>
+              <w:t>RF31</w:t>
+            </w:r>
+          </w:p>
+        </w:tc>
+        <w:tc>
+          <w:tcPr>
+            <w:tcW w:w="7756" w:type="dxa"/>
+            <w:tcBorders/>
+            <w:vAlign w:val="center"/>
+          </w:tcPr>
+          <w:p>
+            <w:pPr>
+              <w:pStyle w:val="Contenidodelatabla"/>
+              <w:widowControl w:val="false"/>
+              <w:suppressLineNumbers/>
+              <w:spacing w:before="0" w:after="160"/>
+              <w:rPr/>
+            </w:pPr>
+            <w:r>
+              <w:rPr/>
+              <w:t>El sistema debe permitir administrar la información de los usuarios registrados, modificando sus datos o desactivando sus cuentas.</w:t>
+            </w:r>
+          </w:p>
+        </w:tc>
+      </w:tr>
+      <w:tr>
+        <w:trPr/>
+        <w:tc>
+          <w:tcPr>
+            <w:tcW w:w="748" w:type="dxa"/>
+            <w:tcBorders/>
+            <w:vAlign w:val="center"/>
+          </w:tcPr>
+          <w:p>
+            <w:pPr>
+              <w:pStyle w:val="Contenidodelatabla"/>
+              <w:widowControl w:val="false"/>
+              <w:suppressLineNumbers/>
+              <w:spacing w:before="0" w:after="160"/>
+              <w:rPr/>
+            </w:pPr>
+            <w:r>
+              <w:rPr/>
+              <w:t>RF32</w:t>
+            </w:r>
+          </w:p>
+        </w:tc>
+        <w:tc>
+          <w:tcPr>
+            <w:tcW w:w="7756" w:type="dxa"/>
+            <w:tcBorders/>
+            <w:vAlign w:val="center"/>
+          </w:tcPr>
+          <w:p>
+            <w:pPr>
+              <w:pStyle w:val="Contenidodelatabla"/>
+              <w:widowControl w:val="false"/>
+              <w:suppressLineNumbers/>
+              <w:spacing w:before="0" w:after="160"/>
+              <w:rPr/>
+            </w:pPr>
+            <w:r>
+              <w:rPr/>
+              <w:t>El sistema debe permitir registrar los tipos de residuos orgánicos que se reciben, indicando su nombre y una breve descripción.</w:t>
+            </w:r>
+          </w:p>
+        </w:tc>
+      </w:tr>
+      <w:tr>
+        <w:trPr/>
+        <w:tc>
+          <w:tcPr>
+            <w:tcW w:w="748" w:type="dxa"/>
+            <w:tcBorders/>
+            <w:vAlign w:val="center"/>
+          </w:tcPr>
+          <w:p>
+            <w:pPr>
+              <w:pStyle w:val="Contenidodelatabla"/>
+              <w:widowControl w:val="false"/>
+              <w:suppressLineNumbers/>
+              <w:spacing w:before="0" w:after="160"/>
+              <w:rPr/>
+            </w:pPr>
+            <w:r>
+              <w:rPr/>
+              <w:t>RF33</w:t>
+            </w:r>
+          </w:p>
+        </w:tc>
+        <w:tc>
+          <w:tcPr>
+            <w:tcW w:w="7756" w:type="dxa"/>
+            <w:tcBorders/>
+            <w:vAlign w:val="center"/>
+          </w:tcPr>
+          <w:p>
+            <w:pPr>
+              <w:pStyle w:val="Contenidodelatabla"/>
+              <w:widowControl w:val="false"/>
+              <w:suppressLineNumbers/>
+              <w:spacing w:before="0" w:after="160"/>
+              <w:rPr/>
+            </w:pPr>
+            <w:r>
+              <w:rPr/>
+              <w:t>El sistema debe permitir ver y actualizar la lista de tipos de residuos orgánicos permitidos.</w:t>
+            </w:r>
+          </w:p>
+        </w:tc>
+      </w:tr>
+      <w:tr>
+        <w:trPr/>
+        <w:tc>
+          <w:tcPr>
+            <w:tcW w:w="748" w:type="dxa"/>
+            <w:tcBorders/>
+            <w:vAlign w:val="center"/>
+          </w:tcPr>
+          <w:p>
+            <w:pPr>
+              <w:pStyle w:val="Contenidodelatabla"/>
+              <w:widowControl w:val="false"/>
+              <w:suppressLineNumbers/>
+              <w:spacing w:before="0" w:after="160"/>
+              <w:rPr/>
+            </w:pPr>
+            <w:r>
+              <w:rPr/>
+              <w:t>RF34</w:t>
+            </w:r>
+          </w:p>
+        </w:tc>
+        <w:tc>
+          <w:tcPr>
+            <w:tcW w:w="7756" w:type="dxa"/>
+            <w:tcBorders/>
+            <w:vAlign w:val="center"/>
+          </w:tcPr>
+          <w:p>
+            <w:pPr>
+              <w:pStyle w:val="Contenidodelatabla"/>
+              <w:widowControl w:val="false"/>
+              <w:suppressLineNumbers/>
+              <w:spacing w:before="0" w:after="160"/>
+              <w:rPr/>
+            </w:pPr>
+            <w:r>
+              <w:rPr/>
+              <w:t>El sistema debe permitir generar un resumen general que muestre el total de clientes, rutas hechas, basura recolectada, lotes procesados y compost producido en un rango de fechas.</w:t>
             </w:r>
           </w:p>
         </w:tc>
@@ -4668,21 +3453,1106 @@
     </w:tbl>
     <w:p>
       <w:pPr>
+        <w:pStyle w:val="Normal"/>
+        <w:spacing w:lineRule="auto" w:line="331" w:before="0" w:after="240"/>
+        <w:rPr>
+          <w:rFonts w:ascii="times new roman " w:hAnsi="times new roman "/>
+          <w:sz w:val="24"/>
+          <w:szCs w:val="24"/>
+        </w:rPr>
+      </w:pPr>
+      <w:r>
+        <w:rPr>
+          <w:rFonts w:ascii="times new roman " w:hAnsi="times new roman "/>
+          <w:b/>
+          <w:color w:val="000000"/>
+          <w:sz w:val="24"/>
+          <w:szCs w:val="24"/>
+        </w:rPr>
+      </w:r>
+    </w:p>
+    <w:p>
+      <w:pPr>
         <w:pStyle w:val="BodyText"/>
         <w:spacing w:lineRule="auto" w:line="331" w:before="0" w:after="240"/>
         <w:rPr>
           <w:rFonts w:ascii="times new roman " w:hAnsi="times new roman "/>
+          <w:sz w:val="24"/>
+          <w:szCs w:val="24"/>
+        </w:rPr>
+      </w:pPr>
+      <w:r>
+        <w:rPr>
+          <w:rFonts w:ascii="times new roman " w:hAnsi="times new roman "/>
           <w:b/>
           <w:bCs/>
           <w:sz w:val="24"/>
           <w:szCs w:val="24"/>
         </w:rPr>
-      </w:pPr>
-      <w:r>
-        <w:rPr>
-          <w:rFonts w:ascii="times new roman " w:hAnsi="times new roman "/>
-          <w:b/>
-          <w:bCs/>
+        <w:t>2.2 Requisitos No Funcionales</w:t>
+      </w:r>
+    </w:p>
+    <w:tbl>
+      <w:tblPr>
+        <w:tblW w:w="5000" w:type="pct"/>
+        <w:jc w:val="start"/>
+        <w:tblInd w:w="0" w:type="dxa"/>
+        <w:tblLayout w:type="fixed"/>
+        <w:tblCellMar>
+          <w:top w:w="0" w:type="dxa"/>
+          <w:start w:w="0" w:type="dxa"/>
+          <w:bottom w:w="0" w:type="dxa"/>
+          <w:end w:w="0" w:type="dxa"/>
+        </w:tblCellMar>
+      </w:tblPr>
+      <w:tblGrid>
+        <w:gridCol w:w="1000"/>
+        <w:gridCol w:w="7504"/>
+      </w:tblGrid>
+      <w:tr>
+        <w:trPr/>
+        <w:tc>
+          <w:tcPr>
+            <w:tcW w:w="1000" w:type="dxa"/>
+            <w:tcBorders/>
+          </w:tcPr>
+          <w:p>
+            <w:pPr>
+              <w:pStyle w:val="Normal"/>
+              <w:spacing w:before="0" w:after="160"/>
+              <w:rPr/>
+            </w:pPr>
+            <w:r>
+              <w:rPr/>
+              <w:t>Código</w:t>
+            </w:r>
+          </w:p>
+        </w:tc>
+        <w:tc>
+          <w:tcPr>
+            <w:tcW w:w="7504" w:type="dxa"/>
+            <w:tcBorders/>
+          </w:tcPr>
+          <w:p>
+            <w:pPr>
+              <w:pStyle w:val="Normal"/>
+              <w:spacing w:before="0" w:after="160"/>
+              <w:rPr/>
+            </w:pPr>
+            <w:r>
+              <w:rPr/>
+              <w:t>Requisito No Funcional</w:t>
+            </w:r>
+          </w:p>
+        </w:tc>
+      </w:tr>
+      <w:tr>
+        <w:trPr/>
+        <w:tc>
+          <w:tcPr>
+            <w:tcW w:w="1000" w:type="dxa"/>
+            <w:tcBorders/>
+          </w:tcPr>
+          <w:p>
+            <w:pPr>
+              <w:pStyle w:val="Normal"/>
+              <w:spacing w:before="0" w:after="160"/>
+              <w:rPr/>
+            </w:pPr>
+            <w:r>
+              <w:rPr/>
+              <w:t>RNF01</w:t>
+            </w:r>
+          </w:p>
+        </w:tc>
+        <w:tc>
+          <w:tcPr>
+            <w:tcW w:w="7504" w:type="dxa"/>
+            <w:tcBorders/>
+          </w:tcPr>
+          <w:p>
+            <w:pPr>
+              <w:pStyle w:val="Normal"/>
+              <w:spacing w:before="0" w:after="160"/>
+              <w:rPr/>
+            </w:pPr>
+            <w:r>
+              <w:rPr/>
+              <w:t>El sistema debe permitir el ingreso solo a usuarios que ingresen contraseñas y datos de acceso válidos.</w:t>
+            </w:r>
+          </w:p>
+        </w:tc>
+      </w:tr>
+      <w:tr>
+        <w:trPr/>
+        <w:tc>
+          <w:tcPr>
+            <w:tcW w:w="1000" w:type="dxa"/>
+            <w:tcBorders/>
+          </w:tcPr>
+          <w:p>
+            <w:pPr>
+              <w:pStyle w:val="Normal"/>
+              <w:spacing w:before="0" w:after="160"/>
+              <w:rPr/>
+            </w:pPr>
+            <w:r>
+              <w:rPr/>
+              <w:t>RNF02</w:t>
+            </w:r>
+          </w:p>
+        </w:tc>
+        <w:tc>
+          <w:tcPr>
+            <w:tcW w:w="7504" w:type="dxa"/>
+            <w:tcBorders/>
+          </w:tcPr>
+          <w:p>
+            <w:pPr>
+              <w:pStyle w:val="Normal"/>
+              <w:spacing w:before="0" w:after="160"/>
+              <w:rPr/>
+            </w:pPr>
+            <w:r>
+              <w:rPr/>
+              <w:t>El sistema debe permitir la transmisión segura de datos en la red mediante el uso del protocolo HTTPS.</w:t>
+            </w:r>
+          </w:p>
+        </w:tc>
+      </w:tr>
+      <w:tr>
+        <w:trPr/>
+        <w:tc>
+          <w:tcPr>
+            <w:tcW w:w="1000" w:type="dxa"/>
+            <w:tcBorders/>
+          </w:tcPr>
+          <w:p>
+            <w:pPr>
+              <w:pStyle w:val="Normal"/>
+              <w:spacing w:before="0" w:after="160"/>
+              <w:rPr/>
+            </w:pPr>
+            <w:r>
+              <w:rPr/>
+              <w:t>RNF03</w:t>
+            </w:r>
+          </w:p>
+        </w:tc>
+        <w:tc>
+          <w:tcPr>
+            <w:tcW w:w="7504" w:type="dxa"/>
+            <w:tcBorders/>
+          </w:tcPr>
+          <w:p>
+            <w:pPr>
+              <w:pStyle w:val="Normal"/>
+              <w:spacing w:before="0" w:after="160"/>
+              <w:rPr/>
+            </w:pPr>
+            <w:r>
+              <w:rPr/>
+              <w:t>El sistema debe permitir la protección de las contraseñas guardándolas con algoritmos de hash seguros.</w:t>
+            </w:r>
+          </w:p>
+        </w:tc>
+      </w:tr>
+      <w:tr>
+        <w:trPr/>
+        <w:tc>
+          <w:tcPr>
+            <w:tcW w:w="1000" w:type="dxa"/>
+            <w:tcBorders/>
+          </w:tcPr>
+          <w:p>
+            <w:pPr>
+              <w:pStyle w:val="Normal"/>
+              <w:spacing w:before="0" w:after="160"/>
+              <w:rPr/>
+            </w:pPr>
+            <w:r>
+              <w:rPr/>
+              <w:t>RNF04</w:t>
+            </w:r>
+          </w:p>
+        </w:tc>
+        <w:tc>
+          <w:tcPr>
+            <w:tcW w:w="7504" w:type="dxa"/>
+            <w:tcBorders/>
+          </w:tcPr>
+          <w:p>
+            <w:pPr>
+              <w:pStyle w:val="Normal"/>
+              <w:spacing w:before="0" w:after="160"/>
+              <w:rPr/>
+            </w:pPr>
+            <w:r>
+              <w:rPr/>
+              <w:t>El sistema debe permitir el acceso a las vistas y funciones según el rol asignado a cada usuario.</w:t>
+            </w:r>
+          </w:p>
+        </w:tc>
+      </w:tr>
+      <w:tr>
+        <w:trPr/>
+        <w:tc>
+          <w:tcPr>
+            <w:tcW w:w="1000" w:type="dxa"/>
+            <w:tcBorders/>
+          </w:tcPr>
+          <w:p>
+            <w:pPr>
+              <w:pStyle w:val="Normal"/>
+              <w:spacing w:before="0" w:after="160"/>
+              <w:rPr/>
+            </w:pPr>
+            <w:r>
+              <w:rPr/>
+              <w:t>RNF05</w:t>
+            </w:r>
+          </w:p>
+        </w:tc>
+        <w:tc>
+          <w:tcPr>
+            <w:tcW w:w="7504" w:type="dxa"/>
+            <w:tcBorders/>
+          </w:tcPr>
+          <w:p>
+            <w:pPr>
+              <w:pStyle w:val="Normal"/>
+              <w:spacing w:before="0" w:after="160"/>
+              <w:rPr/>
+            </w:pPr>
+            <w:r>
+              <w:rPr/>
+              <w:t>El sistema debe permitir tiempos de respuesta menores o iguales a tres segundos en condiciones normales de uso.</w:t>
+            </w:r>
+          </w:p>
+        </w:tc>
+      </w:tr>
+      <w:tr>
+        <w:trPr/>
+        <w:tc>
+          <w:tcPr>
+            <w:tcW w:w="1000" w:type="dxa"/>
+            <w:tcBorders/>
+          </w:tcPr>
+          <w:p>
+            <w:pPr>
+              <w:pStyle w:val="Normal"/>
+              <w:spacing w:before="0" w:after="160"/>
+              <w:rPr/>
+            </w:pPr>
+            <w:r>
+              <w:rPr/>
+              <w:t>RNF06</w:t>
+            </w:r>
+          </w:p>
+        </w:tc>
+        <w:tc>
+          <w:tcPr>
+            <w:tcW w:w="7504" w:type="dxa"/>
+            <w:tcBorders/>
+          </w:tcPr>
+          <w:p>
+            <w:pPr>
+              <w:pStyle w:val="Normal"/>
+              <w:spacing w:before="0" w:after="160"/>
+              <w:rPr/>
+            </w:pPr>
+            <w:r>
+              <w:rPr/>
+              <w:t>El sistema debe permitir una interacción intuitiva mediante una pantalla limpia, sencilla y fácil de usar para cualquier perfil.</w:t>
+            </w:r>
+          </w:p>
+        </w:tc>
+      </w:tr>
+      <w:tr>
+        <w:trPr/>
+        <w:tc>
+          <w:tcPr>
+            <w:tcW w:w="1000" w:type="dxa"/>
+            <w:tcBorders/>
+          </w:tcPr>
+          <w:p>
+            <w:pPr>
+              <w:pStyle w:val="Normal"/>
+              <w:spacing w:before="0" w:after="160"/>
+              <w:rPr/>
+            </w:pPr>
+            <w:r>
+              <w:rPr/>
+              <w:t>RNF07</w:t>
+            </w:r>
+          </w:p>
+        </w:tc>
+        <w:tc>
+          <w:tcPr>
+            <w:tcW w:w="7504" w:type="dxa"/>
+            <w:tcBorders/>
+          </w:tcPr>
+          <w:p>
+            <w:pPr>
+              <w:pStyle w:val="Normal"/>
+              <w:spacing w:before="0" w:after="160"/>
+              <w:rPr/>
+            </w:pPr>
+            <w:r>
+              <w:rPr/>
+              <w:t>El sistema debe permitir su uso y correcto funcionamiento en navegadores como Chrome, Firefox, Edge y Safari.</w:t>
+            </w:r>
+          </w:p>
+        </w:tc>
+      </w:tr>
+      <w:tr>
+        <w:trPr/>
+        <w:tc>
+          <w:tcPr>
+            <w:tcW w:w="1000" w:type="dxa"/>
+            <w:tcBorders/>
+          </w:tcPr>
+          <w:p>
+            <w:pPr>
+              <w:pStyle w:val="Normal"/>
+              <w:spacing w:before="0" w:after="160"/>
+              <w:rPr/>
+            </w:pPr>
+            <w:r>
+              <w:rPr/>
+              <w:t>RNF08</w:t>
+            </w:r>
+          </w:p>
+        </w:tc>
+        <w:tc>
+          <w:tcPr>
+            <w:tcW w:w="7504" w:type="dxa"/>
+            <w:tcBorders/>
+          </w:tcPr>
+          <w:p>
+            <w:pPr>
+              <w:pStyle w:val="Normal"/>
+              <w:spacing w:before="0" w:after="160"/>
+              <w:rPr/>
+            </w:pPr>
+            <w:r>
+              <w:rPr/>
+              <w:t>El sistema debe permitir la visualización responsiva adaptándose a pantallas de PC, tabletas y teléfonos móviles.</w:t>
+            </w:r>
+          </w:p>
+        </w:tc>
+      </w:tr>
+      <w:tr>
+        <w:trPr/>
+        <w:tc>
+          <w:tcPr>
+            <w:tcW w:w="1000" w:type="dxa"/>
+            <w:tcBorders/>
+          </w:tcPr>
+          <w:p>
+            <w:pPr>
+              <w:pStyle w:val="Normal"/>
+              <w:spacing w:before="0" w:after="160"/>
+              <w:rPr/>
+            </w:pPr>
+            <w:r>
+              <w:rPr/>
+              <w:t>RNF09</w:t>
+            </w:r>
+          </w:p>
+        </w:tc>
+        <w:tc>
+          <w:tcPr>
+            <w:tcW w:w="7504" w:type="dxa"/>
+            <w:tcBorders/>
+          </w:tcPr>
+          <w:p>
+            <w:pPr>
+              <w:pStyle w:val="Normal"/>
+              <w:spacing w:before="0" w:after="160"/>
+              <w:rPr/>
+            </w:pPr>
+            <w:r>
+              <w:rPr/>
+              <w:t>El sistema debe permitir la creación de respaldos automáticos y periódicos de toda la base de datos.</w:t>
+            </w:r>
+          </w:p>
+        </w:tc>
+      </w:tr>
+      <w:tr>
+        <w:trPr/>
+        <w:tc>
+          <w:tcPr>
+            <w:tcW w:w="1000" w:type="dxa"/>
+            <w:tcBorders/>
+          </w:tcPr>
+          <w:p>
+            <w:pPr>
+              <w:pStyle w:val="Normal"/>
+              <w:spacing w:before="0" w:after="160"/>
+              <w:rPr/>
+            </w:pPr>
+            <w:r>
+              <w:rPr/>
+              <w:t>RNF10</w:t>
+            </w:r>
+          </w:p>
+        </w:tc>
+        <w:tc>
+          <w:tcPr>
+            <w:tcW w:w="7504" w:type="dxa"/>
+            <w:tcBorders/>
+          </w:tcPr>
+          <w:p>
+            <w:pPr>
+              <w:pStyle w:val="Normal"/>
+              <w:spacing w:before="0" w:after="160"/>
+              <w:rPr/>
+            </w:pPr>
+            <w:r>
+              <w:rPr/>
+              <w:t>El sistema debe permitir el registro automático de las acciones clave de los usuarios para facilitar auditorías futuras.</w:t>
+            </w:r>
+          </w:p>
+        </w:tc>
+      </w:tr>
+      <w:tr>
+        <w:trPr/>
+        <w:tc>
+          <w:tcPr>
+            <w:tcW w:w="1000" w:type="dxa"/>
+            <w:tcBorders/>
+          </w:tcPr>
+          <w:p>
+            <w:pPr>
+              <w:pStyle w:val="Normal"/>
+              <w:spacing w:before="0" w:after="160"/>
+              <w:rPr/>
+            </w:pPr>
+            <w:r>
+              <w:rPr/>
+              <w:t>RNF11</w:t>
+            </w:r>
+          </w:p>
+        </w:tc>
+        <w:tc>
+          <w:tcPr>
+            <w:tcW w:w="7504" w:type="dxa"/>
+            <w:tcBorders/>
+          </w:tcPr>
+          <w:p>
+            <w:pPr>
+              <w:pStyle w:val="Normal"/>
+              <w:spacing w:before="0" w:after="160"/>
+              <w:rPr/>
+            </w:pPr>
+            <w:r>
+              <w:rPr/>
+              <w:t>El sistema debe permitir un mantenimiento y actualización sencilla mediante una estructura modular de código.</w:t>
+            </w:r>
+          </w:p>
+        </w:tc>
+      </w:tr>
+      <w:tr>
+        <w:trPr/>
+        <w:tc>
+          <w:tcPr>
+            <w:tcW w:w="1000" w:type="dxa"/>
+            <w:tcBorders/>
+          </w:tcPr>
+          <w:p>
+            <w:pPr>
+              <w:pStyle w:val="Normal"/>
+              <w:spacing w:before="0" w:after="160"/>
+              <w:rPr/>
+            </w:pPr>
+            <w:r>
+              <w:rPr/>
+              <w:t>RNF12</w:t>
+            </w:r>
+          </w:p>
+        </w:tc>
+        <w:tc>
+          <w:tcPr>
+            <w:tcW w:w="7504" w:type="dxa"/>
+            <w:tcBorders/>
+          </w:tcPr>
+          <w:p>
+            <w:pPr>
+              <w:pStyle w:val="Normal"/>
+              <w:spacing w:before="0" w:after="160"/>
+              <w:rPr/>
+            </w:pPr>
+            <w:r>
+              <w:rPr/>
+              <w:t>El sistema debe permitir la recuperación oportuna de los datos guardados en caso de caídas o fallas del servidor.</w:t>
+            </w:r>
+          </w:p>
+        </w:tc>
+      </w:tr>
+      <w:tr>
+        <w:trPr/>
+        <w:tc>
+          <w:tcPr>
+            <w:tcW w:w="1000" w:type="dxa"/>
+            <w:tcBorders/>
+          </w:tcPr>
+          <w:p>
+            <w:pPr>
+              <w:pStyle w:val="Normal"/>
+              <w:spacing w:before="0" w:after="160"/>
+              <w:rPr/>
+            </w:pPr>
+            <w:r>
+              <w:rPr/>
+              <w:t>RNF13</w:t>
+            </w:r>
+          </w:p>
+        </w:tc>
+        <w:tc>
+          <w:tcPr>
+            <w:tcW w:w="7504" w:type="dxa"/>
+            <w:tcBorders/>
+          </w:tcPr>
+          <w:p>
+            <w:pPr>
+              <w:pStyle w:val="Normal"/>
+              <w:spacing w:before="0" w:after="160"/>
+              <w:rPr/>
+            </w:pPr>
+            <w:r>
+              <w:rPr/>
+              <w:t>El sistema debe permitir el despliegue simplificado ejecutando sus componentes en contenedores Docker mediante Docker Compose.</w:t>
+            </w:r>
+          </w:p>
+        </w:tc>
+      </w:tr>
+      <w:tr>
+        <w:trPr/>
+        <w:tc>
+          <w:tcPr>
+            <w:tcW w:w="1000" w:type="dxa"/>
+            <w:tcBorders/>
+          </w:tcPr>
+          <w:p>
+            <w:pPr>
+              <w:pStyle w:val="Normal"/>
+              <w:spacing w:before="0" w:after="160"/>
+              <w:rPr/>
+            </w:pPr>
+            <w:r>
+              <w:rPr/>
+              <w:t>RNF14</w:t>
+            </w:r>
+          </w:p>
+        </w:tc>
+        <w:tc>
+          <w:tcPr>
+            <w:tcW w:w="7504" w:type="dxa"/>
+            <w:tcBorders/>
+          </w:tcPr>
+          <w:p>
+            <w:pPr>
+              <w:pStyle w:val="Normal"/>
+              <w:spacing w:before="0" w:after="160"/>
+              <w:rPr/>
+            </w:pPr>
+            <w:r>
+              <w:rPr/>
+              <w:t>El sistema debe permitir el resguardo de claves y configuraciones privadas en archivos de variables de entorno (.env).</w:t>
+            </w:r>
+          </w:p>
+        </w:tc>
+      </w:tr>
+      <w:tr>
+        <w:trPr/>
+        <w:tc>
+          <w:tcPr>
+            <w:tcW w:w="1000" w:type="dxa"/>
+            <w:tcBorders/>
+          </w:tcPr>
+          <w:p>
+            <w:pPr>
+              <w:pStyle w:val="Normal"/>
+              <w:spacing w:before="0" w:after="160"/>
+              <w:rPr/>
+            </w:pPr>
+            <w:r>
+              <w:rPr/>
+              <w:t>RNF15</w:t>
+            </w:r>
+          </w:p>
+        </w:tc>
+        <w:tc>
+          <w:tcPr>
+            <w:tcW w:w="7504" w:type="dxa"/>
+            <w:tcBorders/>
+          </w:tcPr>
+          <w:p>
+            <w:pPr>
+              <w:pStyle w:val="Normal"/>
+              <w:spacing w:before="0" w:after="160"/>
+              <w:rPr/>
+            </w:pPr>
+            <w:r>
+              <w:rPr/>
+              <w:t>El sistema debe permitir la revisión constante del estado de salud operativo de cada uno de sus microservicios.</w:t>
+            </w:r>
+          </w:p>
+        </w:tc>
+      </w:tr>
+      <w:tr>
+        <w:trPr/>
+        <w:tc>
+          <w:tcPr>
+            <w:tcW w:w="1000" w:type="dxa"/>
+            <w:tcBorders/>
+          </w:tcPr>
+          <w:p>
+            <w:pPr>
+              <w:pStyle w:val="Normal"/>
+              <w:spacing w:before="0" w:after="160"/>
+              <w:rPr/>
+            </w:pPr>
+            <w:r>
+              <w:rPr/>
+              <w:t>RNF16</w:t>
+            </w:r>
+          </w:p>
+        </w:tc>
+        <w:tc>
+          <w:tcPr>
+            <w:tcW w:w="7504" w:type="dxa"/>
+            <w:tcBorders/>
+          </w:tcPr>
+          <w:p>
+            <w:pPr>
+              <w:pStyle w:val="Normal"/>
+              <w:spacing w:before="0" w:after="160"/>
+              <w:rPr/>
+            </w:pPr>
+            <w:r>
+              <w:rPr/>
+              <w:t>El sistema debe permitir el uso de bases de datos independientes por microservicio para evitar la dependencia entre ellos.</w:t>
+            </w:r>
+          </w:p>
+        </w:tc>
+      </w:tr>
+      <w:tr>
+        <w:trPr/>
+        <w:tc>
+          <w:tcPr>
+            <w:tcW w:w="1000" w:type="dxa"/>
+            <w:tcBorders/>
+          </w:tcPr>
+          <w:p>
+            <w:pPr>
+              <w:pStyle w:val="Normal"/>
+              <w:spacing w:before="0" w:after="160"/>
+              <w:rPr/>
+            </w:pPr>
+            <w:r>
+              <w:rPr/>
+              <w:t>RNF17</w:t>
+            </w:r>
+          </w:p>
+        </w:tc>
+        <w:tc>
+          <w:tcPr>
+            <w:tcW w:w="7504" w:type="dxa"/>
+            <w:tcBorders/>
+          </w:tcPr>
+          <w:p>
+            <w:pPr>
+              <w:pStyle w:val="Normal"/>
+              <w:spacing w:before="0" w:after="160"/>
+              <w:rPr/>
+            </w:pPr>
+            <w:r>
+              <w:rPr/>
+              <w:t>El sistema debe permitir una apariencia uniforme y coherente en todas sus pantallas.</w:t>
+            </w:r>
+          </w:p>
+        </w:tc>
+      </w:tr>
+      <w:tr>
+        <w:trPr/>
+        <w:tc>
+          <w:tcPr>
+            <w:tcW w:w="1000" w:type="dxa"/>
+            <w:tcBorders/>
+          </w:tcPr>
+          <w:p>
+            <w:pPr>
+              <w:pStyle w:val="Normal"/>
+              <w:spacing w:before="0" w:after="160"/>
+              <w:rPr/>
+            </w:pPr>
+            <w:r>
+              <w:rPr/>
+              <w:t>RNF18</w:t>
+            </w:r>
+          </w:p>
+        </w:tc>
+        <w:tc>
+          <w:tcPr>
+            <w:tcW w:w="7504" w:type="dxa"/>
+            <w:tcBorders/>
+          </w:tcPr>
+          <w:p>
+            <w:pPr>
+              <w:pStyle w:val="Normal"/>
+              <w:spacing w:before="0" w:after="160"/>
+              <w:rPr/>
+            </w:pPr>
+            <w:r>
+              <w:rPr/>
+              <w:t>El sistema debe permitir una lectura cómoda mediante colores acordes a la temática ambiental y con buen contraste.</w:t>
+            </w:r>
+          </w:p>
+        </w:tc>
+      </w:tr>
+      <w:tr>
+        <w:trPr/>
+        <w:tc>
+          <w:tcPr>
+            <w:tcW w:w="1000" w:type="dxa"/>
+            <w:tcBorders/>
+          </w:tcPr>
+          <w:p>
+            <w:pPr>
+              <w:pStyle w:val="Normal"/>
+              <w:spacing w:before="0" w:after="160"/>
+              <w:rPr/>
+            </w:pPr>
+            <w:r>
+              <w:rPr/>
+              <w:t>RNF19</w:t>
+            </w:r>
+          </w:p>
+        </w:tc>
+        <w:tc>
+          <w:tcPr>
+            <w:tcW w:w="7504" w:type="dxa"/>
+            <w:tcBorders/>
+          </w:tcPr>
+          <w:p>
+            <w:pPr>
+              <w:pStyle w:val="Normal"/>
+              <w:spacing w:before="0" w:after="160"/>
+              <w:rPr/>
+            </w:pPr>
+            <w:r>
+              <w:rPr/>
+              <w:t>El sistema debe permitir la alineación gráfica de botones, iconos, menús y fuentes a lo largo de toda la aplicación.</w:t>
+            </w:r>
+          </w:p>
+        </w:tc>
+      </w:tr>
+      <w:tr>
+        <w:trPr/>
+        <w:tc>
+          <w:tcPr>
+            <w:tcW w:w="1000" w:type="dxa"/>
+            <w:tcBorders/>
+          </w:tcPr>
+          <w:p>
+            <w:pPr>
+              <w:pStyle w:val="Normal"/>
+              <w:spacing w:before="0" w:after="160"/>
+              <w:rPr/>
+            </w:pPr>
+            <w:r>
+              <w:rPr/>
+              <w:t>RNF20</w:t>
+            </w:r>
+          </w:p>
+        </w:tc>
+        <w:tc>
+          <w:tcPr>
+            <w:tcW w:w="7504" w:type="dxa"/>
+            <w:tcBorders/>
+          </w:tcPr>
+          <w:p>
+            <w:pPr>
+              <w:pStyle w:val="Normal"/>
+              <w:spacing w:before="0" w:after="160"/>
+              <w:rPr/>
+            </w:pPr>
+            <w:r>
+              <w:rPr/>
+              <w:t>El sistema debe permitir la notificación de mensajes claros al usuario ante un proceso exitoso o un error en la plataforma.</w:t>
+            </w:r>
+          </w:p>
+        </w:tc>
+      </w:tr>
+      <w:tr>
+        <w:trPr/>
+        <w:tc>
+          <w:tcPr>
+            <w:tcW w:w="1000" w:type="dxa"/>
+            <w:tcBorders/>
+          </w:tcPr>
+          <w:p>
+            <w:pPr>
+              <w:pStyle w:val="Normal"/>
+              <w:spacing w:before="0" w:after="160"/>
+              <w:rPr/>
+            </w:pPr>
+            <w:r>
+              <w:rPr/>
+              <w:t>RNF21</w:t>
+            </w:r>
+          </w:p>
+        </w:tc>
+        <w:tc>
+          <w:tcPr>
+            <w:tcW w:w="7504" w:type="dxa"/>
+            <w:tcBorders/>
+          </w:tcPr>
+          <w:p>
+            <w:pPr>
+              <w:pStyle w:val="Normal"/>
+              <w:spacing w:before="0" w:after="160"/>
+              <w:rPr/>
+            </w:pPr>
+            <w:r>
+              <w:rPr/>
+              <w:t>El sistema debe permitir la validación de los datos que ingrese el usuario antes de guardarlos en la base de datos.</w:t>
+            </w:r>
+          </w:p>
+        </w:tc>
+      </w:tr>
+      <w:tr>
+        <w:trPr/>
+        <w:tc>
+          <w:tcPr>
+            <w:tcW w:w="1000" w:type="dxa"/>
+            <w:tcBorders/>
+          </w:tcPr>
+          <w:p>
+            <w:pPr>
+              <w:pStyle w:val="Normal"/>
+              <w:spacing w:before="0" w:after="160"/>
+              <w:rPr/>
+            </w:pPr>
+            <w:r>
+              <w:rPr/>
+              <w:t>RNF22</w:t>
+            </w:r>
+          </w:p>
+        </w:tc>
+        <w:tc>
+          <w:tcPr>
+            <w:tcW w:w="7504" w:type="dxa"/>
+            <w:tcBorders/>
+          </w:tcPr>
+          <w:p>
+            <w:pPr>
+              <w:pStyle w:val="Normal"/>
+              <w:spacing w:before="0" w:after="160"/>
+              <w:rPr/>
+            </w:pPr>
+            <w:r>
+              <w:rPr/>
+              <w:t>El sistema debe permitir el estampado automático de fecha y hora al crear o editar registros clave.</w:t>
+            </w:r>
+          </w:p>
+        </w:tc>
+      </w:tr>
+      <w:tr>
+        <w:trPr/>
+        <w:tc>
+          <w:tcPr>
+            <w:tcW w:w="1000" w:type="dxa"/>
+            <w:tcBorders/>
+          </w:tcPr>
+          <w:p>
+            <w:pPr>
+              <w:pStyle w:val="Normal"/>
+              <w:spacing w:before="0" w:after="160"/>
+              <w:rPr/>
+            </w:pPr>
+            <w:r>
+              <w:rPr/>
+              <w:t>RNF23</w:t>
+            </w:r>
+          </w:p>
+        </w:tc>
+        <w:tc>
+          <w:tcPr>
+            <w:tcW w:w="7504" w:type="dxa"/>
+            <w:tcBorders/>
+          </w:tcPr>
+          <w:p>
+            <w:pPr>
+              <w:pStyle w:val="Normal"/>
+              <w:spacing w:before="0" w:after="160"/>
+              <w:rPr/>
+            </w:pPr>
+            <w:r>
+              <w:rPr/>
+              <w:t>El sistema debe permitir la organización limpia del contenido para facilitar la lectura y el recorrido por las pantallas.</w:t>
+            </w:r>
+          </w:p>
+        </w:tc>
+      </w:tr>
+      <w:tr>
+        <w:trPr/>
+        <w:tc>
+          <w:tcPr>
+            <w:tcW w:w="1000" w:type="dxa"/>
+            <w:tcBorders/>
+          </w:tcPr>
+          <w:p>
+            <w:pPr>
+              <w:pStyle w:val="Normal"/>
+              <w:spacing w:before="0" w:after="160"/>
+              <w:rPr/>
+            </w:pPr>
+            <w:r>
+              <w:rPr/>
+              <w:t>RNF24</w:t>
+            </w:r>
+          </w:p>
+        </w:tc>
+        <w:tc>
+          <w:tcPr>
+            <w:tcW w:w="7504" w:type="dxa"/>
+            <w:tcBorders/>
+          </w:tcPr>
+          <w:p>
+            <w:pPr>
+              <w:pStyle w:val="Normal"/>
+              <w:spacing w:before="0" w:after="160"/>
+              <w:rPr/>
+            </w:pPr>
+            <w:r>
+              <w:rPr/>
+              <w:t>El sistema debe permitir la lectura sin esfuerzo en cualquier pantalla ajustando el tamaño de los textos.</w:t>
+            </w:r>
+          </w:p>
+        </w:tc>
+      </w:tr>
+      <w:tr>
+        <w:trPr/>
+        <w:tc>
+          <w:tcPr>
+            <w:tcW w:w="1000" w:type="dxa"/>
+            <w:tcBorders/>
+          </w:tcPr>
+          <w:p>
+            <w:pPr>
+              <w:pStyle w:val="Normal"/>
+              <w:spacing w:before="0" w:after="160"/>
+              <w:rPr/>
+            </w:pPr>
+            <w:r>
+              <w:rPr/>
+              <w:t>RNF25</w:t>
+            </w:r>
+          </w:p>
+        </w:tc>
+        <w:tc>
+          <w:tcPr>
+            <w:tcW w:w="7504" w:type="dxa"/>
+            <w:tcBorders/>
+          </w:tcPr>
+          <w:p>
+            <w:pPr>
+              <w:pStyle w:val="Normal"/>
+              <w:spacing w:before="0" w:after="160"/>
+              <w:rPr/>
+            </w:pPr>
+            <w:r>
+              <w:rPr/>
+              <w:t>El sistema debe permitir una navegación continua y clara mediante menús estandarizados en todos los módulos.</w:t>
+            </w:r>
+          </w:p>
+        </w:tc>
+      </w:tr>
+      <w:tr>
+        <w:trPr/>
+        <w:tc>
+          <w:tcPr>
+            <w:tcW w:w="1000" w:type="dxa"/>
+            <w:tcBorders/>
+          </w:tcPr>
+          <w:p>
+            <w:pPr>
+              <w:pStyle w:val="Normal"/>
+              <w:spacing w:before="0" w:after="160"/>
+              <w:rPr/>
+            </w:pPr>
+            <w:r>
+              <w:rPr/>
+              <w:t>RNF26</w:t>
+            </w:r>
+          </w:p>
+        </w:tc>
+        <w:tc>
+          <w:tcPr>
+            <w:tcW w:w="7504" w:type="dxa"/>
+            <w:tcBorders/>
+          </w:tcPr>
+          <w:p>
+            <w:pPr>
+              <w:pStyle w:val="Normal"/>
+              <w:spacing w:before="0" w:after="160"/>
+              <w:rPr/>
+            </w:pPr>
+            <w:r>
+              <w:rPr/>
+              <w:t>El sistema debe permitir conservar la identidad institucional usando siempre el mismo logotipo, paleta y gráficos.</w:t>
+            </w:r>
+          </w:p>
+        </w:tc>
+      </w:tr>
+    </w:tbl>
+    <w:p>
+      <w:pPr>
+        <w:pStyle w:val="Normal"/>
+        <w:spacing w:lineRule="auto" w:line="331" w:before="0" w:after="240"/>
+        <w:rPr>
+          <w:rFonts w:ascii="times new roman " w:hAnsi="times new roman "/>
+          <w:sz w:val="24"/>
+          <w:szCs w:val="24"/>
+        </w:rPr>
+      </w:pPr>
+      <w:r>
+        <w:rPr>
+          <w:rFonts w:ascii="times new roman " w:hAnsi="times new roman "/>
+          <w:sz w:val="24"/>
+          <w:szCs w:val="24"/>
+        </w:rPr>
+      </w:r>
+    </w:p>
+    <w:p>
+      <w:pPr>
+        <w:sectPr>
+          <w:type w:val="nextPage"/>
+          <w:pgSz w:w="11906" w:h="16838"/>
+          <w:pgMar w:left="1701" w:right="1701" w:gutter="0" w:header="0" w:top="1417" w:footer="0" w:bottom="1417"/>
+          <w:pgNumType w:fmt="decimal"/>
+          <w:formProt w:val="false"/>
+          <w:textDirection w:val="lrTb"/>
+          <w:docGrid w:type="default" w:linePitch="360" w:charSpace="0"/>
+        </w:sectPr>
+      </w:pPr>
+    </w:p>
+    <w:p>
+      <w:pPr>
+        <w:pStyle w:val="BodyText"/>
+        <w:spacing w:lineRule="auto" w:line="331" w:before="0" w:after="240"/>
+        <w:rPr>
+          <w:rFonts w:ascii="times new roman " w:hAnsi="times new roman "/>
+          <w:sz w:val="24"/>
+          <w:szCs w:val="24"/>
+        </w:rPr>
+      </w:pPr>
+      <w:r>
+        <w:rPr>
+          <w:rFonts w:ascii="times new roman " w:hAnsi="times new roman "/>
           <w:sz w:val="24"/>
           <w:szCs w:val="24"/>
         </w:rPr>
@@ -4694,6 +4564,119 @@
           <w:type w:val="continuous"/>
           <w:pgSz w:w="11906" w:h="16838"/>
           <w:pgMar w:left="1701" w:right="1701" w:gutter="0" w:header="0" w:top="1417" w:footer="0" w:bottom="1417"/>
+          <w:formProt w:val="false"/>
+          <w:textDirection w:val="lrTb"/>
+          <w:docGrid w:type="default" w:linePitch="360" w:charSpace="0"/>
+        </w:sectPr>
+      </w:pPr>
+    </w:p>
+    <w:p>
+      <w:pPr>
+        <w:pStyle w:val="Normal"/>
+        <w:spacing w:lineRule="auto" w:line="331" w:before="0" w:after="240"/>
+        <w:rPr>
+          <w:rFonts w:ascii="times new roman " w:hAnsi="times new roman "/>
+          <w:sz w:val="24"/>
+          <w:szCs w:val="24"/>
+        </w:rPr>
+      </w:pPr>
+      <w:r>
+        <w:rPr>
+          <w:rFonts w:ascii="times new roman " w:hAnsi="times new roman "/>
+          <w:sz w:val="24"/>
+          <w:szCs w:val="24"/>
+        </w:rPr>
+      </w:r>
+    </w:p>
+    <w:p>
+      <w:pPr>
+        <w:pStyle w:val="BodyText"/>
+        <w:spacing w:lineRule="auto" w:line="331" w:before="0" w:after="240"/>
+        <w:rPr>
+          <w:rFonts w:ascii="times new roman " w:hAnsi="times new roman "/>
+          <w:sz w:val="24"/>
+          <w:szCs w:val="24"/>
+        </w:rPr>
+      </w:pPr>
+      <w:r>
+        <w:rPr>
+          <w:rFonts w:ascii="times new roman " w:hAnsi="times new roman "/>
+          <w:sz w:val="24"/>
+          <w:szCs w:val="24"/>
+        </w:rPr>
+      </w:r>
+    </w:p>
+    <w:p>
+      <w:pPr>
+        <w:pStyle w:val="BodyText"/>
+        <w:spacing w:lineRule="auto" w:line="331" w:before="0" w:after="240"/>
+        <w:rPr>
+          <w:rFonts w:ascii="times new roman " w:hAnsi="times new roman "/>
+          <w:sz w:val="24"/>
+          <w:szCs w:val="24"/>
+        </w:rPr>
+      </w:pPr>
+      <w:r>
+        <w:rPr>
+          <w:rFonts w:ascii="times new roman " w:hAnsi="times new roman "/>
+          <w:b/>
+          <w:bCs/>
+          <w:sz w:val="24"/>
+          <w:szCs w:val="24"/>
+        </w:rPr>
+      </w:r>
+    </w:p>
+    <w:p>
+      <w:pPr>
+        <w:pStyle w:val="BodyText"/>
+        <w:spacing w:lineRule="auto" w:line="331" w:before="0" w:after="240"/>
+        <w:rPr>
+          <w:rFonts w:ascii="times new roman " w:hAnsi="times new roman "/>
+          <w:sz w:val="24"/>
+          <w:szCs w:val="24"/>
+        </w:rPr>
+      </w:pPr>
+      <w:r>
+        <w:rPr>
+          <w:rFonts w:ascii="times new roman " w:hAnsi="times new roman "/>
+          <w:b/>
+          <w:bCs/>
+          <w:sz w:val="24"/>
+          <w:szCs w:val="24"/>
+        </w:rPr>
+      </w:r>
+    </w:p>
+    <w:p>
+      <w:pPr>
+        <w:pStyle w:val="BodyText"/>
+        <w:widowControl/>
+        <w:suppressAutoHyphens w:val="true"/>
+        <w:bidi w:val="0"/>
+        <w:spacing w:lineRule="auto" w:line="331" w:before="0" w:after="240"/>
+        <w:ind w:hanging="0" w:start="0" w:end="1701"/>
+        <w:jc w:val="start"/>
+        <w:rPr>
+          <w:rFonts w:ascii="times new roman " w:hAnsi="times new roman "/>
+          <w:sz w:val="24"/>
+          <w:szCs w:val="24"/>
+        </w:rPr>
+      </w:pPr>
+      <w:r>
+        <w:rPr>
+          <w:rFonts w:ascii="times new roman " w:hAnsi="times new roman "/>
+          <w:b/>
+          <w:bCs/>
+          <w:sz w:val="24"/>
+          <w:szCs w:val="24"/>
+        </w:rPr>
+      </w:r>
+    </w:p>
+    <w:p>
+      <w:pPr>
+        <w:sectPr>
+          <w:type w:val="continuous"/>
+          <w:pgSz w:w="11906" w:h="16838"/>
+          <w:pgMar w:left="1701" w:right="0" w:gutter="0" w:header="0" w:top="1417" w:footer="0" w:bottom="1417"/>
           <w:formProt w:val="false"/>
           <w:textDirection w:val="lrTb"/>
           <w:docGrid w:type="default" w:linePitch="360" w:charSpace="0"/>
@@ -4824,7 +4807,7 @@
       </w:pPr>
       <w:r>
         <w:drawing>
-          <wp:anchor distT="0" distB="0" distL="114300" distR="114300" simplePos="0" relativeHeight="4" behindDoc="0" locked="0" layoutInCell="0" allowOverlap="1">
+          <wp:anchor distT="0" distB="0" distL="114300" distR="114300" simplePos="0" relativeHeight="17" behindDoc="0" locked="0" layoutInCell="0" allowOverlap="1">
             <wp:simplePos x="0" y="0"/>
             <wp:positionH relativeFrom="margin">
               <wp:posOffset>579755</wp:posOffset>
@@ -5455,56 +5438,10 @@
         </w:rPr>
       </w:pPr>
       <w:r>
-        <w:drawing>
-          <wp:anchor distT="0" distB="0" distL="114300" distR="114300" simplePos="0" relativeHeight="5" behindDoc="0" locked="0" layoutInCell="0" allowOverlap="1">
-            <wp:simplePos x="0" y="0"/>
-            <wp:positionH relativeFrom="margin">
-              <wp:posOffset>818515</wp:posOffset>
-            </wp:positionH>
-            <wp:positionV relativeFrom="margin">
-              <wp:posOffset>291465</wp:posOffset>
-            </wp:positionV>
-            <wp:extent cx="3759835" cy="3611880"/>
-            <wp:effectExtent l="0" t="0" r="0" b="0"/>
-            <wp:wrapTopAndBottom/>
-            <wp:docPr id="3" name="Imagen 4"/>
-            <wp:cNvGraphicFramePr>
-              <a:graphicFrameLocks xmlns:a="http://schemas.openxmlformats.org/drawingml/2006/main" noChangeAspect="1"/>
-            </wp:cNvGraphicFramePr>
-            <a:graphic xmlns:a="http://schemas.openxmlformats.org/drawingml/2006/main">
-              <a:graphicData uri="http://schemas.openxmlformats.org/drawingml/2006/picture">
-                <pic:pic xmlns:pic="http://schemas.openxmlformats.org/drawingml/2006/picture">
-                  <pic:nvPicPr>
-                    <pic:cNvPr id="3" name="Imagen 4"/>
-                    <pic:cNvPicPr>
-                      <a:picLocks noChangeAspect="1" noChangeArrowheads="1"/>
-                    </pic:cNvPicPr>
-                  </pic:nvPicPr>
-                  <pic:blipFill>
-                    <a:blip r:embed="rId4"/>
-                    <a:stretch>
-                      <a:fillRect/>
-                    </a:stretch>
-                  </pic:blipFill>
-                  <pic:spPr bwMode="auto">
-                    <a:xfrm>
-                      <a:off x="0" y="0"/>
-                      <a:ext cx="3759835" cy="3611880"/>
-                    </a:xfrm>
-                    <a:prstGeom prst="rect">
-                      <a:avLst/>
-                    </a:prstGeom>
-                    <a:noFill/>
-                  </pic:spPr>
-                </pic:pic>
-              </a:graphicData>
-            </a:graphic>
-          </wp:anchor>
-        </w:drawing>
         <mc:AlternateContent>
           <mc:Choice Requires="wps">
             <w:drawing>
-              <wp:anchor distT="0" distB="0" distL="113665" distR="114300" simplePos="0" relativeHeight="6" behindDoc="0" locked="0" layoutInCell="0" allowOverlap="1" wp14:anchorId="7B61B65D">
+              <wp:anchor distT="0" distB="635" distL="112395" distR="114935" simplePos="0" relativeHeight="5" behindDoc="0" locked="0" layoutInCell="0" allowOverlap="1" wp14:anchorId="7B61B65D">
                 <wp:simplePos x="0" y="0"/>
                 <wp:positionH relativeFrom="column">
                   <wp:posOffset>818515</wp:posOffset>
@@ -5512,10 +5449,10 @@
                 <wp:positionV relativeFrom="paragraph">
                   <wp:posOffset>3959860</wp:posOffset>
                 </wp:positionV>
-                <wp:extent cx="3759835" cy="260985"/>
+                <wp:extent cx="3759200" cy="76200"/>
                 <wp:effectExtent l="0" t="0" r="0" b="0"/>
                 <wp:wrapTopAndBottom/>
-                <wp:docPr id="4" name="Cuadro de texto 5"/>
+                <wp:docPr id="3" name="Cuadro de texto 5"/>
                 <a:graphic xmlns:a="http://schemas.openxmlformats.org/drawingml/2006/main">
                   <a:graphicData uri="http://schemas.microsoft.com/office/word/2010/wordprocessingShape">
                     <wps:wsp>
@@ -5523,7 +5460,7 @@
                       <wps:spPr>
                         <a:xfrm>
                           <a:off x="0" y="0"/>
-                          <a:ext cx="3759840" cy="261000"/>
+                          <a:ext cx="3759120" cy="76320"/>
                         </a:xfrm>
                         <a:prstGeom prst="rect">
                           <a:avLst/>
@@ -5555,31 +5492,45 @@
                               </w:rPr>
                             </w:pPr>
                             <w:r>
-                              <w:rPr/>
+                              <w:rPr>
+                                <w:color w:val="000000"/>
+                              </w:rPr>
                               <w:t xml:space="preserve">Imagen </w:t>
                             </w:r>
                             <w:r>
-                              <w:rPr/>
+                              <w:rPr>
+                                <w:color w:val="000000"/>
+                              </w:rPr>
                               <w:fldChar w:fldCharType="begin"/>
                             </w:r>
                             <w:r>
-                              <w:rPr/>
+                              <w:rPr>
+                                <w:color w:val="000000"/>
+                              </w:rPr>
                               <w:instrText xml:space="preserve"> SEQ Imagen \* ARABIC </w:instrText>
                             </w:r>
                             <w:r>
-                              <w:rPr/>
+                              <w:rPr>
+                                <w:color w:val="000000"/>
+                              </w:rPr>
                               <w:fldChar w:fldCharType="separate"/>
                             </w:r>
                             <w:r>
-                              <w:rPr/>
+                              <w:rPr>
+                                <w:color w:val="000000"/>
+                              </w:rPr>
                               <w:t>2</w:t>
                             </w:r>
                             <w:r>
-                              <w:rPr/>
+                              <w:rPr>
+                                <w:color w:val="000000"/>
+                              </w:rPr>
                               <w:fldChar w:fldCharType="end"/>
                             </w:r>
                             <w:r>
-                              <w:rPr/>
+                              <w:rPr>
+                                <w:color w:val="000000"/>
+                              </w:rPr>
                               <w:t xml:space="preserve"> C2- Diagrama de Contenedores</w:t>
                             </w:r>
                           </w:p>
@@ -5597,7 +5548,7 @@
           </mc:Choice>
           <mc:Fallback>
             <w:pict>
-              <v:rect id="shape_0" fillcolor="white" stroked="f" o:allowincell="f" style="position:absolute;margin-left:64.45pt;margin-top:311.8pt;width:296pt;height:20.5pt;mso-wrap-style:square;v-text-anchor:top" wp14:anchorId="7B61B65D">
+              <v:rect id="shape_0" fillcolor="white" stroked="f" o:allowincell="f" style="position:absolute;margin-left:64.45pt;margin-top:311.8pt;width:295.95pt;height:5.95pt;mso-wrap-style:square;v-text-anchor:top" wp14:anchorId="7B61B65D">
                 <v:fill o:detectmouseclick="t" type="solid" color2="black"/>
                 <v:stroke color="#3465a4" joinstyle="round" endcap="flat"/>
                 <v:textbox>
@@ -5614,31 +5565,45 @@
                         </w:rPr>
                       </w:pPr>
                       <w:r>
-                        <w:rPr/>
+                        <w:rPr>
+                          <w:color w:val="000000"/>
+                        </w:rPr>
                         <w:t xml:space="preserve">Imagen </w:t>
                       </w:r>
                       <w:r>
-                        <w:rPr/>
+                        <w:rPr>
+                          <w:color w:val="000000"/>
+                        </w:rPr>
                         <w:fldChar w:fldCharType="begin"/>
                       </w:r>
                       <w:r>
-                        <w:rPr/>
+                        <w:rPr>
+                          <w:color w:val="000000"/>
+                        </w:rPr>
                         <w:instrText xml:space="preserve"> SEQ Imagen \* ARABIC </w:instrText>
                       </w:r>
                       <w:r>
-                        <w:rPr/>
+                        <w:rPr>
+                          <w:color w:val="000000"/>
+                        </w:rPr>
                         <w:fldChar w:fldCharType="separate"/>
                       </w:r>
                       <w:r>
-                        <w:rPr/>
+                        <w:rPr>
+                          <w:color w:val="000000"/>
+                        </w:rPr>
                         <w:t>2</w:t>
                       </w:r>
                       <w:r>
-                        <w:rPr/>
+                        <w:rPr>
+                          <w:color w:val="000000"/>
+                        </w:rPr>
                         <w:fldChar w:fldCharType="end"/>
                       </w:r>
                       <w:r>
-                        <w:rPr/>
+                        <w:rPr>
+                          <w:color w:val="000000"/>
+                        </w:rPr>
                         <w:t xml:space="preserve"> C2- Diagrama de Contenedores</w:t>
                       </w:r>
                     </w:p>
@@ -5649,6 +5614,52 @@
             </w:pict>
           </mc:Fallback>
         </mc:AlternateContent>
+        <w:drawing>
+          <wp:anchor distT="0" distB="0" distL="114300" distR="114300" simplePos="0" relativeHeight="16" behindDoc="0" locked="0" layoutInCell="0" allowOverlap="1">
+            <wp:simplePos x="0" y="0"/>
+            <wp:positionH relativeFrom="margin">
+              <wp:posOffset>818515</wp:posOffset>
+            </wp:positionH>
+            <wp:positionV relativeFrom="margin">
+              <wp:posOffset>291465</wp:posOffset>
+            </wp:positionV>
+            <wp:extent cx="3759835" cy="3611880"/>
+            <wp:effectExtent l="0" t="0" r="0" b="0"/>
+            <wp:wrapTopAndBottom/>
+            <wp:docPr id="4" name="Imagen 4"/>
+            <wp:cNvGraphicFramePr>
+              <a:graphicFrameLocks xmlns:a="http://schemas.openxmlformats.org/drawingml/2006/main" noChangeAspect="1"/>
+            </wp:cNvGraphicFramePr>
+            <a:graphic xmlns:a="http://schemas.openxmlformats.org/drawingml/2006/main">
+              <a:graphicData uri="http://schemas.openxmlformats.org/drawingml/2006/picture">
+                <pic:pic xmlns:pic="http://schemas.openxmlformats.org/drawingml/2006/picture">
+                  <pic:nvPicPr>
+                    <pic:cNvPr id="4" name="Imagen 4"/>
+                    <pic:cNvPicPr>
+                      <a:picLocks noChangeAspect="1" noChangeArrowheads="1"/>
+                    </pic:cNvPicPr>
+                  </pic:nvPicPr>
+                  <pic:blipFill>
+                    <a:blip r:embed="rId4"/>
+                    <a:stretch>
+                      <a:fillRect/>
+                    </a:stretch>
+                  </pic:blipFill>
+                  <pic:spPr bwMode="auto">
+                    <a:xfrm>
+                      <a:off x="0" y="0"/>
+                      <a:ext cx="3759835" cy="3611880"/>
+                    </a:xfrm>
+                    <a:prstGeom prst="rect">
+                      <a:avLst/>
+                    </a:prstGeom>
+                    <a:noFill/>
+                  </pic:spPr>
+                </pic:pic>
+              </a:graphicData>
+            </a:graphic>
+          </wp:anchor>
+        </w:drawing>
       </w:r>
       <w:r>
         <w:rPr>
@@ -5695,7 +5706,7 @@
       </w:pPr>
       <w:r>
         <w:drawing>
-          <wp:anchor distT="0" distB="0" distL="114300" distR="114300" simplePos="0" relativeHeight="8" behindDoc="0" locked="0" layoutInCell="0" allowOverlap="1">
+          <wp:anchor distT="0" distB="0" distL="114300" distR="114300" simplePos="0" relativeHeight="4" behindDoc="0" locked="0" layoutInCell="0" allowOverlap="1">
             <wp:simplePos x="0" y="0"/>
             <wp:positionH relativeFrom="margin">
               <wp:posOffset>772160</wp:posOffset>
@@ -5743,7 +5754,7 @@
         <mc:AlternateContent>
           <mc:Choice Requires="wps">
             <w:drawing>
-              <wp:anchor distT="0" distB="0" distL="114300" distR="114300" simplePos="0" relativeHeight="9" behindDoc="0" locked="0" layoutInCell="0" allowOverlap="1" wp14:anchorId="221EA3DF">
+              <wp:anchor distT="0" distB="0" distL="114300" distR="114300" simplePos="0" relativeHeight="7" behindDoc="0" locked="0" layoutInCell="0" allowOverlap="1" wp14:anchorId="221EA3DF">
                 <wp:simplePos x="0" y="0"/>
                 <wp:positionH relativeFrom="column">
                   <wp:posOffset>772160</wp:posOffset>
@@ -5794,31 +5805,45 @@
                               </w:rPr>
                             </w:pPr>
                             <w:r>
-                              <w:rPr/>
+                              <w:rPr>
+                                <w:color w:val="000000"/>
+                              </w:rPr>
                               <w:t xml:space="preserve">Imagen </w:t>
                             </w:r>
                             <w:r>
-                              <w:rPr/>
+                              <w:rPr>
+                                <w:color w:val="000000"/>
+                              </w:rPr>
                               <w:fldChar w:fldCharType="begin"/>
                             </w:r>
                             <w:r>
-                              <w:rPr/>
+                              <w:rPr>
+                                <w:color w:val="000000"/>
+                              </w:rPr>
                               <w:instrText xml:space="preserve"> SEQ Imagen \* ARABIC </w:instrText>
                             </w:r>
                             <w:r>
-                              <w:rPr/>
+                              <w:rPr>
+                                <w:color w:val="000000"/>
+                              </w:rPr>
                               <w:fldChar w:fldCharType="separate"/>
                             </w:r>
                             <w:r>
-                              <w:rPr/>
+                              <w:rPr>
+                                <w:color w:val="000000"/>
+                              </w:rPr>
                               <w:t>3</w:t>
                             </w:r>
                             <w:r>
-                              <w:rPr/>
+                              <w:rPr>
+                                <w:color w:val="000000"/>
+                              </w:rPr>
                               <w:fldChar w:fldCharType="end"/>
                             </w:r>
                             <w:r>
-                              <w:rPr/>
+                              <w:rPr>
+                                <w:color w:val="000000"/>
+                              </w:rPr>
                               <w:t xml:space="preserve"> C3 - Diagrama de Gestión</w:t>
                             </w:r>
                           </w:p>
@@ -5853,31 +5878,45 @@
                         </w:rPr>
                       </w:pPr>
                       <w:r>
-                        <w:rPr/>
+                        <w:rPr>
+                          <w:color w:val="000000"/>
+                        </w:rPr>
                         <w:t xml:space="preserve">Imagen </w:t>
                       </w:r>
                       <w:r>
-                        <w:rPr/>
+                        <w:rPr>
+                          <w:color w:val="000000"/>
+                        </w:rPr>
                         <w:fldChar w:fldCharType="begin"/>
                       </w:r>
                       <w:r>
-                        <w:rPr/>
+                        <w:rPr>
+                          <w:color w:val="000000"/>
+                        </w:rPr>
                         <w:instrText xml:space="preserve"> SEQ Imagen \* ARABIC </w:instrText>
                       </w:r>
                       <w:r>
-                        <w:rPr/>
+                        <w:rPr>
+                          <w:color w:val="000000"/>
+                        </w:rPr>
                         <w:fldChar w:fldCharType="separate"/>
                       </w:r>
                       <w:r>
-                        <w:rPr/>
+                        <w:rPr>
+                          <w:color w:val="000000"/>
+                        </w:rPr>
                         <w:t>3</w:t>
                       </w:r>
                       <w:r>
-                        <w:rPr/>
+                        <w:rPr>
+                          <w:color w:val="000000"/>
+                        </w:rPr>
                         <w:fldChar w:fldCharType="end"/>
                       </w:r>
                       <w:r>
-                        <w:rPr/>
+                        <w:rPr>
+                          <w:color w:val="000000"/>
+                        </w:rPr>
                         <w:t xml:space="preserve"> C3 - Diagrama de Gestión</w:t>
                       </w:r>
                     </w:p>
@@ -6136,56 +6175,10 @@
         </w:rPr>
       </w:pPr>
       <w:r>
-        <w:drawing>
-          <wp:anchor distT="0" distB="0" distL="114300" distR="114300" simplePos="0" relativeHeight="11" behindDoc="0" locked="0" layoutInCell="0" allowOverlap="1">
-            <wp:simplePos x="0" y="0"/>
-            <wp:positionH relativeFrom="margin">
-              <wp:posOffset>0</wp:posOffset>
-            </wp:positionH>
-            <wp:positionV relativeFrom="margin">
-              <wp:posOffset>303530</wp:posOffset>
-            </wp:positionV>
-            <wp:extent cx="5400040" cy="3556635"/>
-            <wp:effectExtent l="0" t="0" r="0" b="0"/>
-            <wp:wrapSquare wrapText="bothSides"/>
-            <wp:docPr id="7" name="Imagen 10"/>
-            <wp:cNvGraphicFramePr>
-              <a:graphicFrameLocks xmlns:a="http://schemas.openxmlformats.org/drawingml/2006/main" noChangeAspect="1"/>
-            </wp:cNvGraphicFramePr>
-            <a:graphic xmlns:a="http://schemas.openxmlformats.org/drawingml/2006/main">
-              <a:graphicData uri="http://schemas.openxmlformats.org/drawingml/2006/picture">
-                <pic:pic xmlns:pic="http://schemas.openxmlformats.org/drawingml/2006/picture">
-                  <pic:nvPicPr>
-                    <pic:cNvPr id="7" name="Imagen 10"/>
-                    <pic:cNvPicPr>
-                      <a:picLocks noChangeAspect="1" noChangeArrowheads="1"/>
-                    </pic:cNvPicPr>
-                  </pic:nvPicPr>
-                  <pic:blipFill>
-                    <a:blip r:embed="rId6"/>
-                    <a:stretch>
-                      <a:fillRect/>
-                    </a:stretch>
-                  </pic:blipFill>
-                  <pic:spPr bwMode="auto">
-                    <a:xfrm>
-                      <a:off x="0" y="0"/>
-                      <a:ext cx="5400040" cy="3556635"/>
-                    </a:xfrm>
-                    <a:prstGeom prst="rect">
-                      <a:avLst/>
-                    </a:prstGeom>
-                    <a:noFill/>
-                  </pic:spPr>
-                </pic:pic>
-              </a:graphicData>
-            </a:graphic>
-          </wp:anchor>
-        </w:drawing>
         <mc:AlternateContent>
           <mc:Choice Requires="wps">
             <w:drawing>
-              <wp:anchor distT="0" distB="0" distL="114300" distR="114300" simplePos="0" relativeHeight="12" behindDoc="0" locked="0" layoutInCell="0" allowOverlap="1" wp14:anchorId="2BB58263">
+              <wp:anchor distT="0" distB="0" distL="114300" distR="114300" simplePos="0" relativeHeight="10" behindDoc="0" locked="0" layoutInCell="0" allowOverlap="1" wp14:anchorId="2BB58263">
                 <wp:simplePos x="0" y="0"/>
                 <wp:positionH relativeFrom="column">
                   <wp:posOffset>0</wp:posOffset>
@@ -6196,7 +6189,7 @@
                 <wp:extent cx="5400040" cy="260985"/>
                 <wp:effectExtent l="0" t="0" r="0" b="0"/>
                 <wp:wrapSquare wrapText="bothSides"/>
-                <wp:docPr id="8" name="Cuadro de texto 11"/>
+                <wp:docPr id="7" name="Cuadro de texto 11"/>
                 <a:graphic xmlns:a="http://schemas.openxmlformats.org/drawingml/2006/main">
                   <a:graphicData uri="http://schemas.microsoft.com/office/word/2010/wordprocessingShape">
                     <wps:wsp>
@@ -6236,31 +6229,45 @@
                               </w:rPr>
                             </w:pPr>
                             <w:r>
-                              <w:rPr/>
+                              <w:rPr>
+                                <w:color w:val="000000"/>
+                              </w:rPr>
                               <w:t xml:space="preserve">Imagen </w:t>
                             </w:r>
                             <w:r>
-                              <w:rPr/>
+                              <w:rPr>
+                                <w:color w:val="000000"/>
+                              </w:rPr>
                               <w:fldChar w:fldCharType="begin"/>
                             </w:r>
                             <w:r>
-                              <w:rPr/>
+                              <w:rPr>
+                                <w:color w:val="000000"/>
+                              </w:rPr>
                               <w:instrText xml:space="preserve"> SEQ Imagen \* ARABIC </w:instrText>
                             </w:r>
                             <w:r>
-                              <w:rPr/>
+                              <w:rPr>
+                                <w:color w:val="000000"/>
+                              </w:rPr>
                               <w:fldChar w:fldCharType="separate"/>
                             </w:r>
                             <w:r>
-                              <w:rPr/>
+                              <w:rPr>
+                                <w:color w:val="000000"/>
+                              </w:rPr>
                               <w:t>4</w:t>
                             </w:r>
                             <w:r>
-                              <w:rPr/>
+                              <w:rPr>
+                                <w:color w:val="000000"/>
+                              </w:rPr>
                               <w:fldChar w:fldCharType="end"/>
                             </w:r>
                             <w:r>
-                              <w:rPr/>
+                              <w:rPr>
+                                <w:color w:val="000000"/>
+                              </w:rPr>
                               <w:t xml:space="preserve"> C3 - Diagrama de Autenticación</w:t>
                             </w:r>
                           </w:p>
@@ -6295,31 +6302,45 @@
                         </w:rPr>
                       </w:pPr>
                       <w:r>
-                        <w:rPr/>
+                        <w:rPr>
+                          <w:color w:val="000000"/>
+                        </w:rPr>
                         <w:t xml:space="preserve">Imagen </w:t>
                       </w:r>
                       <w:r>
-                        <w:rPr/>
+                        <w:rPr>
+                          <w:color w:val="000000"/>
+                        </w:rPr>
                         <w:fldChar w:fldCharType="begin"/>
                       </w:r>
                       <w:r>
-                        <w:rPr/>
+                        <w:rPr>
+                          <w:color w:val="000000"/>
+                        </w:rPr>
                         <w:instrText xml:space="preserve"> SEQ Imagen \* ARABIC </w:instrText>
                       </w:r>
                       <w:r>
-                        <w:rPr/>
+                        <w:rPr>
+                          <w:color w:val="000000"/>
+                        </w:rPr>
                         <w:fldChar w:fldCharType="separate"/>
                       </w:r>
                       <w:r>
-                        <w:rPr/>
+                        <w:rPr>
+                          <w:color w:val="000000"/>
+                        </w:rPr>
                         <w:t>4</w:t>
                       </w:r>
                       <w:r>
-                        <w:rPr/>
+                        <w:rPr>
+                          <w:color w:val="000000"/>
+                        </w:rPr>
                         <w:fldChar w:fldCharType="end"/>
                       </w:r>
                       <w:r>
-                        <w:rPr/>
+                        <w:rPr>
+                          <w:color w:val="000000"/>
+                        </w:rPr>
                         <w:t xml:space="preserve"> C3 - Diagrama de Autenticación</w:t>
                       </w:r>
                     </w:p>
@@ -6330,6 +6351,52 @@
             </w:pict>
           </mc:Fallback>
         </mc:AlternateContent>
+        <w:drawing>
+          <wp:anchor distT="0" distB="0" distL="114300" distR="114300" simplePos="0" relativeHeight="19" behindDoc="0" locked="0" layoutInCell="0" allowOverlap="1">
+            <wp:simplePos x="0" y="0"/>
+            <wp:positionH relativeFrom="margin">
+              <wp:posOffset>0</wp:posOffset>
+            </wp:positionH>
+            <wp:positionV relativeFrom="margin">
+              <wp:posOffset>303530</wp:posOffset>
+            </wp:positionV>
+            <wp:extent cx="5400040" cy="3556635"/>
+            <wp:effectExtent l="0" t="0" r="0" b="0"/>
+            <wp:wrapSquare wrapText="bothSides"/>
+            <wp:docPr id="8" name="Imagen 10"/>
+            <wp:cNvGraphicFramePr>
+              <a:graphicFrameLocks xmlns:a="http://schemas.openxmlformats.org/drawingml/2006/main" noChangeAspect="1"/>
+            </wp:cNvGraphicFramePr>
+            <a:graphic xmlns:a="http://schemas.openxmlformats.org/drawingml/2006/main">
+              <a:graphicData uri="http://schemas.openxmlformats.org/drawingml/2006/picture">
+                <pic:pic xmlns:pic="http://schemas.openxmlformats.org/drawingml/2006/picture">
+                  <pic:nvPicPr>
+                    <pic:cNvPr id="8" name="Imagen 10"/>
+                    <pic:cNvPicPr>
+                      <a:picLocks noChangeAspect="1" noChangeArrowheads="1"/>
+                    </pic:cNvPicPr>
+                  </pic:nvPicPr>
+                  <pic:blipFill>
+                    <a:blip r:embed="rId6"/>
+                    <a:stretch>
+                      <a:fillRect/>
+                    </a:stretch>
+                  </pic:blipFill>
+                  <pic:spPr bwMode="auto">
+                    <a:xfrm>
+                      <a:off x="0" y="0"/>
+                      <a:ext cx="5400040" cy="3556635"/>
+                    </a:xfrm>
+                    <a:prstGeom prst="rect">
+                      <a:avLst/>
+                    </a:prstGeom>
+                    <a:noFill/>
+                  </pic:spPr>
+                </pic:pic>
+              </a:graphicData>
+            </a:graphic>
+          </wp:anchor>
+        </w:drawing>
       </w:r>
       <w:r>
         <w:rPr>
@@ -6354,7 +6421,7 @@
       </w:pPr>
       <w:r>
         <w:drawing>
-          <wp:anchor distT="0" distB="0" distL="114300" distR="114300" simplePos="0" relativeHeight="14" behindDoc="0" locked="0" layoutInCell="0" allowOverlap="1">
+          <wp:anchor distT="0" distB="0" distL="114300" distR="114300" simplePos="0" relativeHeight="9" behindDoc="0" locked="0" layoutInCell="0" allowOverlap="1">
             <wp:simplePos x="0" y="0"/>
             <wp:positionH relativeFrom="margin">
               <wp:posOffset>0</wp:posOffset>
@@ -6402,7 +6469,7 @@
         <mc:AlternateContent>
           <mc:Choice Requires="wps">
             <w:drawing>
-              <wp:anchor distT="0" distB="0" distL="114300" distR="114300" simplePos="0" relativeHeight="15" behindDoc="0" locked="0" layoutInCell="0" allowOverlap="1" wp14:anchorId="445E963D">
+              <wp:anchor distT="0" distB="0" distL="114300" distR="114300" simplePos="0" relativeHeight="12" behindDoc="0" locked="0" layoutInCell="0" allowOverlap="1" wp14:anchorId="445E963D">
                 <wp:simplePos x="0" y="0"/>
                 <wp:positionH relativeFrom="column">
                   <wp:posOffset>0</wp:posOffset>
@@ -6453,31 +6520,45 @@
                               </w:rPr>
                             </w:pPr>
                             <w:r>
-                              <w:rPr/>
+                              <w:rPr>
+                                <w:color w:val="000000"/>
+                              </w:rPr>
                               <w:t xml:space="preserve">Imagen </w:t>
                             </w:r>
                             <w:r>
-                              <w:rPr/>
+                              <w:rPr>
+                                <w:color w:val="000000"/>
+                              </w:rPr>
                               <w:fldChar w:fldCharType="begin"/>
                             </w:r>
                             <w:r>
-                              <w:rPr/>
+                              <w:rPr>
+                                <w:color w:val="000000"/>
+                              </w:rPr>
                               <w:instrText xml:space="preserve"> SEQ Imagen \* ARABIC </w:instrText>
                             </w:r>
                             <w:r>
-                              <w:rPr/>
+                              <w:rPr>
+                                <w:color w:val="000000"/>
+                              </w:rPr>
                               <w:fldChar w:fldCharType="separate"/>
                             </w:r>
                             <w:r>
-                              <w:rPr/>
+                              <w:rPr>
+                                <w:color w:val="000000"/>
+                              </w:rPr>
                               <w:t>5</w:t>
                             </w:r>
                             <w:r>
-                              <w:rPr/>
+                              <w:rPr>
+                                <w:color w:val="000000"/>
+                              </w:rPr>
                               <w:fldChar w:fldCharType="end"/>
                             </w:r>
                             <w:r>
-                              <w:rPr/>
+                              <w:rPr>
+                                <w:color w:val="000000"/>
+                              </w:rPr>
                               <w:t xml:space="preserve"> C3 - Diagrama de Compostaje</w:t>
                             </w:r>
                           </w:p>
@@ -6512,31 +6593,45 @@
                         </w:rPr>
                       </w:pPr>
                       <w:r>
-                        <w:rPr/>
+                        <w:rPr>
+                          <w:color w:val="000000"/>
+                        </w:rPr>
                         <w:t xml:space="preserve">Imagen </w:t>
                       </w:r>
                       <w:r>
-                        <w:rPr/>
+                        <w:rPr>
+                          <w:color w:val="000000"/>
+                        </w:rPr>
                         <w:fldChar w:fldCharType="begin"/>
                       </w:r>
                       <w:r>
-                        <w:rPr/>
+                        <w:rPr>
+                          <w:color w:val="000000"/>
+                        </w:rPr>
                         <w:instrText xml:space="preserve"> SEQ Imagen \* ARABIC </w:instrText>
                       </w:r>
                       <w:r>
-                        <w:rPr/>
+                        <w:rPr>
+                          <w:color w:val="000000"/>
+                        </w:rPr>
                         <w:fldChar w:fldCharType="separate"/>
                       </w:r>
                       <w:r>
-                        <w:rPr/>
+                        <w:rPr>
+                          <w:color w:val="000000"/>
+                        </w:rPr>
                         <w:t>5</w:t>
                       </w:r>
                       <w:r>
-                        <w:rPr/>
+                        <w:rPr>
+                          <w:color w:val="000000"/>
+                        </w:rPr>
                         <w:fldChar w:fldCharType="end"/>
                       </w:r>
                       <w:r>
-                        <w:rPr/>
+                        <w:rPr>
+                          <w:color w:val="000000"/>
+                        </w:rPr>
                         <w:t xml:space="preserve"> C3 - Diagrama de Compostaje</w:t>
                       </w:r>
                     </w:p>
@@ -6595,56 +6690,10 @@
         </w:rPr>
       </w:pPr>
       <w:r>
-        <w:drawing>
-          <wp:anchor distT="0" distB="0" distL="114300" distR="114300" simplePos="0" relativeHeight="17" behindDoc="0" locked="0" layoutInCell="0" allowOverlap="1">
-            <wp:simplePos x="0" y="0"/>
-            <wp:positionH relativeFrom="margin">
-              <wp:posOffset>0</wp:posOffset>
-            </wp:positionH>
-            <wp:positionV relativeFrom="margin">
-              <wp:posOffset>215265</wp:posOffset>
-            </wp:positionV>
-            <wp:extent cx="5400040" cy="3772535"/>
-            <wp:effectExtent l="0" t="0" r="0" b="0"/>
-            <wp:wrapSquare wrapText="bothSides"/>
-            <wp:docPr id="11" name="Imagen 16"/>
-            <wp:cNvGraphicFramePr>
-              <a:graphicFrameLocks xmlns:a="http://schemas.openxmlformats.org/drawingml/2006/main" noChangeAspect="1"/>
-            </wp:cNvGraphicFramePr>
-            <a:graphic xmlns:a="http://schemas.openxmlformats.org/drawingml/2006/main">
-              <a:graphicData uri="http://schemas.openxmlformats.org/drawingml/2006/picture">
-                <pic:pic xmlns:pic="http://schemas.openxmlformats.org/drawingml/2006/picture">
-                  <pic:nvPicPr>
-                    <pic:cNvPr id="11" name="Imagen 16"/>
-                    <pic:cNvPicPr>
-                      <a:picLocks noChangeAspect="1" noChangeArrowheads="1"/>
-                    </pic:cNvPicPr>
-                  </pic:nvPicPr>
-                  <pic:blipFill>
-                    <a:blip r:embed="rId8"/>
-                    <a:stretch>
-                      <a:fillRect/>
-                    </a:stretch>
-                  </pic:blipFill>
-                  <pic:spPr bwMode="auto">
-                    <a:xfrm>
-                      <a:off x="0" y="0"/>
-                      <a:ext cx="5400040" cy="3772535"/>
-                    </a:xfrm>
-                    <a:prstGeom prst="rect">
-                      <a:avLst/>
-                    </a:prstGeom>
-                    <a:noFill/>
-                  </pic:spPr>
-                </pic:pic>
-              </a:graphicData>
-            </a:graphic>
-          </wp:anchor>
-        </w:drawing>
         <mc:AlternateContent>
           <mc:Choice Requires="wps">
             <w:drawing>
-              <wp:anchor distT="0" distB="0" distL="114300" distR="114300" simplePos="0" relativeHeight="18" behindDoc="0" locked="0" layoutInCell="0" allowOverlap="1" wp14:anchorId="549B7D1E">
+              <wp:anchor distT="0" distB="0" distL="114300" distR="114300" simplePos="0" relativeHeight="14" behindDoc="0" locked="0" layoutInCell="0" allowOverlap="1" wp14:anchorId="549B7D1E">
                 <wp:simplePos x="0" y="0"/>
                 <wp:positionH relativeFrom="column">
                   <wp:posOffset>0</wp:posOffset>
@@ -6655,7 +6704,7 @@
                 <wp:extent cx="5400040" cy="260985"/>
                 <wp:effectExtent l="0" t="0" r="0" b="0"/>
                 <wp:wrapSquare wrapText="bothSides"/>
-                <wp:docPr id="12" name="Cuadro de texto 17"/>
+                <wp:docPr id="11" name="Cuadro de texto 17"/>
                 <a:graphic xmlns:a="http://schemas.openxmlformats.org/drawingml/2006/main">
                   <a:graphicData uri="http://schemas.microsoft.com/office/word/2010/wordprocessingShape">
                     <wps:wsp>
@@ -6695,31 +6744,45 @@
                               </w:rPr>
                             </w:pPr>
                             <w:r>
-                              <w:rPr/>
+                              <w:rPr>
+                                <w:color w:val="000000"/>
+                              </w:rPr>
                               <w:t xml:space="preserve">Imagen </w:t>
                             </w:r>
                             <w:r>
-                              <w:rPr/>
+                              <w:rPr>
+                                <w:color w:val="000000"/>
+                              </w:rPr>
                               <w:fldChar w:fldCharType="begin"/>
                             </w:r>
                             <w:r>
-                              <w:rPr/>
+                              <w:rPr>
+                                <w:color w:val="000000"/>
+                              </w:rPr>
                               <w:instrText xml:space="preserve"> SEQ Imagen \* ARABIC </w:instrText>
                             </w:r>
                             <w:r>
-                              <w:rPr/>
+                              <w:rPr>
+                                <w:color w:val="000000"/>
+                              </w:rPr>
                               <w:fldChar w:fldCharType="separate"/>
                             </w:r>
                             <w:r>
-                              <w:rPr/>
+                              <w:rPr>
+                                <w:color w:val="000000"/>
+                              </w:rPr>
                               <w:t>6</w:t>
                             </w:r>
                             <w:r>
-                              <w:rPr/>
+                              <w:rPr>
+                                <w:color w:val="000000"/>
+                              </w:rPr>
                               <w:fldChar w:fldCharType="end"/>
                             </w:r>
                             <w:r>
-                              <w:rPr/>
+                              <w:rPr>
+                                <w:color w:val="000000"/>
+                              </w:rPr>
                               <w:t xml:space="preserve"> C3 - Diagrama de Reportes</w:t>
                             </w:r>
                           </w:p>
@@ -6754,31 +6817,45 @@
                         </w:rPr>
                       </w:pPr>
                       <w:r>
-                        <w:rPr/>
+                        <w:rPr>
+                          <w:color w:val="000000"/>
+                        </w:rPr>
                         <w:t xml:space="preserve">Imagen </w:t>
                       </w:r>
                       <w:r>
-                        <w:rPr/>
+                        <w:rPr>
+                          <w:color w:val="000000"/>
+                        </w:rPr>
                         <w:fldChar w:fldCharType="begin"/>
                       </w:r>
                       <w:r>
-                        <w:rPr/>
+                        <w:rPr>
+                          <w:color w:val="000000"/>
+                        </w:rPr>
                         <w:instrText xml:space="preserve"> SEQ Imagen \* ARABIC </w:instrText>
                       </w:r>
                       <w:r>
-                        <w:rPr/>
+                        <w:rPr>
+                          <w:color w:val="000000"/>
+                        </w:rPr>
                         <w:fldChar w:fldCharType="separate"/>
                       </w:r>
                       <w:r>
-                        <w:rPr/>
+                        <w:rPr>
+                          <w:color w:val="000000"/>
+                        </w:rPr>
                         <w:t>6</w:t>
                       </w:r>
                       <w:r>
-                        <w:rPr/>
+                        <w:rPr>
+                          <w:color w:val="000000"/>
+                        </w:rPr>
                         <w:fldChar w:fldCharType="end"/>
                       </w:r>
                       <w:r>
-                        <w:rPr/>
+                        <w:rPr>
+                          <w:color w:val="000000"/>
+                        </w:rPr>
                         <w:t xml:space="preserve"> C3 - Diagrama de Reportes</w:t>
                       </w:r>
                     </w:p>
@@ -6789,6 +6866,52 @@
             </w:pict>
           </mc:Fallback>
         </mc:AlternateContent>
+        <w:drawing>
+          <wp:anchor distT="0" distB="0" distL="114300" distR="114300" simplePos="0" relativeHeight="22" behindDoc="0" locked="0" layoutInCell="0" allowOverlap="1">
+            <wp:simplePos x="0" y="0"/>
+            <wp:positionH relativeFrom="margin">
+              <wp:posOffset>0</wp:posOffset>
+            </wp:positionH>
+            <wp:positionV relativeFrom="margin">
+              <wp:posOffset>215265</wp:posOffset>
+            </wp:positionV>
+            <wp:extent cx="5400040" cy="3772535"/>
+            <wp:effectExtent l="0" t="0" r="0" b="0"/>
+            <wp:wrapSquare wrapText="bothSides"/>
+            <wp:docPr id="12" name="Imagen 16"/>
+            <wp:cNvGraphicFramePr>
+              <a:graphicFrameLocks xmlns:a="http://schemas.openxmlformats.org/drawingml/2006/main" noChangeAspect="1"/>
+            </wp:cNvGraphicFramePr>
+            <a:graphic xmlns:a="http://schemas.openxmlformats.org/drawingml/2006/main">
+              <a:graphicData uri="http://schemas.openxmlformats.org/drawingml/2006/picture">
+                <pic:pic xmlns:pic="http://schemas.openxmlformats.org/drawingml/2006/picture">
+                  <pic:nvPicPr>
+                    <pic:cNvPr id="12" name="Imagen 16"/>
+                    <pic:cNvPicPr>
+                      <a:picLocks noChangeAspect="1" noChangeArrowheads="1"/>
+                    </pic:cNvPicPr>
+                  </pic:nvPicPr>
+                  <pic:blipFill>
+                    <a:blip r:embed="rId8"/>
+                    <a:stretch>
+                      <a:fillRect/>
+                    </a:stretch>
+                  </pic:blipFill>
+                  <pic:spPr bwMode="auto">
+                    <a:xfrm>
+                      <a:off x="0" y="0"/>
+                      <a:ext cx="5400040" cy="3772535"/>
+                    </a:xfrm>
+                    <a:prstGeom prst="rect">
+                      <a:avLst/>
+                    </a:prstGeom>
+                    <a:noFill/>
+                  </pic:spPr>
+                </pic:pic>
+              </a:graphicData>
+            </a:graphic>
+          </wp:anchor>
+        </w:drawing>
       </w:r>
       <w:r>
         <w:rPr>
@@ -6814,7 +6937,7 @@
       </w:pPr>
       <w:r>
         <w:drawing>
-          <wp:anchor distT="0" distB="0" distL="114300" distR="114300" simplePos="0" relativeHeight="20" behindDoc="0" locked="0" layoutInCell="0" allowOverlap="1">
+          <wp:anchor distT="0" distB="0" distL="114300" distR="114300" simplePos="0" relativeHeight="18" behindDoc="0" locked="0" layoutInCell="0" allowOverlap="1">
             <wp:simplePos x="0" y="0"/>
             <wp:positionH relativeFrom="margin">
               <wp:posOffset>-635635</wp:posOffset>
@@ -6862,7 +6985,7 @@
         <mc:AlternateContent>
           <mc:Choice Requires="wps">
             <w:drawing>
-              <wp:anchor distT="0" distB="0" distL="114300" distR="114300" simplePos="0" relativeHeight="21" behindDoc="0" locked="0" layoutInCell="0" allowOverlap="1" wp14:anchorId="7E337038">
+              <wp:anchor distT="0" distB="0" distL="114300" distR="114300" simplePos="0" relativeHeight="20" behindDoc="0" locked="0" layoutInCell="0" allowOverlap="1" wp14:anchorId="7E337038">
                 <wp:simplePos x="0" y="0"/>
                 <wp:positionH relativeFrom="column">
                   <wp:posOffset>-635635</wp:posOffset>
@@ -6913,31 +7036,45 @@
                               </w:rPr>
                             </w:pPr>
                             <w:r>
-                              <w:rPr/>
+                              <w:rPr>
+                                <w:color w:val="000000"/>
+                              </w:rPr>
                               <w:t xml:space="preserve">Imagen </w:t>
                             </w:r>
                             <w:r>
-                              <w:rPr/>
+                              <w:rPr>
+                                <w:color w:val="000000"/>
+                              </w:rPr>
                               <w:fldChar w:fldCharType="begin"/>
                             </w:r>
                             <w:r>
-                              <w:rPr/>
+                              <w:rPr>
+                                <w:color w:val="000000"/>
+                              </w:rPr>
                               <w:instrText xml:space="preserve"> SEQ Imagen \* ARABIC </w:instrText>
                             </w:r>
                             <w:r>
-                              <w:rPr/>
+                              <w:rPr>
+                                <w:color w:val="000000"/>
+                              </w:rPr>
                               <w:fldChar w:fldCharType="separate"/>
                             </w:r>
                             <w:r>
-                              <w:rPr/>
+                              <w:rPr>
+                                <w:color w:val="000000"/>
+                              </w:rPr>
                               <w:t>7</w:t>
                             </w:r>
                             <w:r>
-                              <w:rPr/>
+                              <w:rPr>
+                                <w:color w:val="000000"/>
+                              </w:rPr>
                               <w:fldChar w:fldCharType="end"/>
                             </w:r>
                             <w:r>
-                              <w:rPr/>
+                              <w:rPr>
+                                <w:color w:val="000000"/>
+                              </w:rPr>
                               <w:t xml:space="preserve"> C4- Diagrama de Clase</w:t>
                             </w:r>
                           </w:p>
@@ -6972,31 +7109,45 @@
                         </w:rPr>
                       </w:pPr>
                       <w:r>
-                        <w:rPr/>
+                        <w:rPr>
+                          <w:color w:val="000000"/>
+                        </w:rPr>
                         <w:t xml:space="preserve">Imagen </w:t>
                       </w:r>
                       <w:r>
-                        <w:rPr/>
+                        <w:rPr>
+                          <w:color w:val="000000"/>
+                        </w:rPr>
                         <w:fldChar w:fldCharType="begin"/>
                       </w:r>
                       <w:r>
-                        <w:rPr/>
+                        <w:rPr>
+                          <w:color w:val="000000"/>
+                        </w:rPr>
                         <w:instrText xml:space="preserve"> SEQ Imagen \* ARABIC </w:instrText>
                       </w:r>
                       <w:r>
-                        <w:rPr/>
+                        <w:rPr>
+                          <w:color w:val="000000"/>
+                        </w:rPr>
                         <w:fldChar w:fldCharType="separate"/>
                       </w:r>
                       <w:r>
-                        <w:rPr/>
+                        <w:rPr>
+                          <w:color w:val="000000"/>
+                        </w:rPr>
                         <w:t>7</w:t>
                       </w:r>
                       <w:r>
-                        <w:rPr/>
+                        <w:rPr>
+                          <w:color w:val="000000"/>
+                        </w:rPr>
                         <w:fldChar w:fldCharType="end"/>
                       </w:r>
                       <w:r>
-                        <w:rPr/>
+                        <w:rPr>
+                          <w:color w:val="000000"/>
+                        </w:rPr>
                         <w:t xml:space="preserve"> C4- Diagrama de Clase</w:t>
                       </w:r>
                     </w:p>
@@ -7116,7 +7267,6 @@
       <w:type w:val="continuous"/>
       <w:pgSz w:w="11906" w:h="16838"/>
       <w:pgMar w:left="1701" w:right="1701" w:gutter="0" w:header="0" w:top="1417" w:footer="0" w:bottom="1417"/>
-      <w:pgNumType w:fmt="decimal"/>
       <w:formProt w:val="false"/>
       <w:textDirection w:val="lrTb"/>
       <w:docGrid w:type="default" w:linePitch="360" w:charSpace="0"/>
@@ -8476,8 +8626,8 @@
       <w:spacing w:val="5"/>
     </w:rPr>
   </w:style>
-  <w:style w:type="character" w:styleId="Bolos" w:customStyle="1">
-    <w:name w:val="Bolos"/>
+  <w:style w:type="character" w:styleId="Bolosuser" w:customStyle="1">
+    <w:name w:val="Bolos (user)"/>
     <w:qFormat/>
     <w:rPr>
       <w:rFonts w:ascii="OpenSymbol" w:hAnsi="OpenSymbol" w:eastAsia="OpenSymbol" w:cs="OpenSymbol"/>
@@ -8532,6 +8682,32 @@
   </w:style>
   <w:style w:type="paragraph" w:styleId="ndice" w:customStyle="1">
     <w:name w:val="Índice"/>
+    <w:basedOn w:val="Normal"/>
+    <w:qFormat/>
+    <w:pPr>
+      <w:suppressLineNumbers/>
+    </w:pPr>
+    <w:rPr>
+      <w:rFonts w:cs="Noto Sans Devanagari"/>
+    </w:rPr>
+  </w:style>
+  <w:style w:type="paragraph" w:styleId="Ttulouser">
+    <w:name w:val="Título (user)"/>
+    <w:basedOn w:val="Normal"/>
+    <w:next w:val="BodyText"/>
+    <w:qFormat/>
+    <w:pPr>
+      <w:keepNext w:val="true"/>
+      <w:spacing w:before="240" w:after="120"/>
+    </w:pPr>
+    <w:rPr>
+      <w:rFonts w:ascii="Liberation Sans" w:hAnsi="Liberation Sans" w:eastAsia="Noto Sans CJK SC" w:cs="Noto Sans Devanagari"/>
+      <w:sz w:val="28"/>
+      <w:szCs w:val="28"/>
+    </w:rPr>
+  </w:style>
+  <w:style w:type="paragraph" w:styleId="ndiceuser" w:customStyle="1">
+    <w:name w:val="Índice (user)"/>
     <w:basedOn w:val="Normal"/>
     <w:qFormat/>
     <w:pPr>
@@ -8643,17 +8819,6 @@
       <w:szCs w:val="28"/>
     </w:rPr>
   </w:style>
-  <w:style w:type="paragraph" w:styleId="ndiceuser" w:customStyle="1">
-    <w:name w:val="Índice (user)"/>
-    <w:basedOn w:val="Normal"/>
-    <w:qFormat/>
-    <w:pPr>
-      <w:suppressLineNumbers/>
-    </w:pPr>
-    <w:rPr>
-      <w:rFonts w:cs="Noto Sans Devanagari"/>
-    </w:rPr>
-  </w:style>
   <w:style w:type="paragraph" w:styleId="ListParagraph">
     <w:name w:val="List Paragraph"/>
     <w:basedOn w:val="Normal"/>
@@ -8664,6 +8829,35 @@
       <w:ind w:start="720"/>
       <w:contextualSpacing/>
     </w:pPr>
+    <w:rPr/>
+  </w:style>
+  <w:style w:type="paragraph" w:styleId="Contenidodelatablauser" w:customStyle="1">
+    <w:name w:val="Contenido de la tabla (user)"/>
+    <w:basedOn w:val="Normal"/>
+    <w:qFormat/>
+    <w:pPr>
+      <w:widowControl w:val="false"/>
+      <w:suppressLineNumbers/>
+    </w:pPr>
+    <w:rPr/>
+  </w:style>
+  <w:style w:type="paragraph" w:styleId="Ttulodelatablauser" w:customStyle="1">
+    <w:name w:val="Título de la tabla (user)"/>
+    <w:basedOn w:val="Contenidodelatablauser"/>
+    <w:qFormat/>
+    <w:pPr>
+      <w:jc w:val="center"/>
+    </w:pPr>
+    <w:rPr>
+      <w:b/>
+      <w:bCs/>
+    </w:rPr>
+  </w:style>
+  <w:style w:type="paragraph" w:styleId="Contenidodelmarco" w:customStyle="1">
+    <w:name w:val="Contenido del marco"/>
+    <w:basedOn w:val="Normal"/>
+    <w:qFormat/>
+    <w:pPr/>
     <w:rPr/>
   </w:style>
   <w:style w:type="paragraph" w:styleId="Contenidodelatabla" w:customStyle="1">
@@ -8688,44 +8882,15 @@
       <w:bCs/>
     </w:rPr>
   </w:style>
-  <w:style w:type="paragraph" w:styleId="Contenidodelmarcouser" w:customStyle="1">
+  <w:style w:type="paragraph" w:styleId="Contenidodelmarcouser">
     <w:name w:val="Contenido del marco (user)"/>
     <w:basedOn w:val="Normal"/>
     <w:qFormat/>
     <w:pPr/>
     <w:rPr/>
   </w:style>
-  <w:style w:type="paragraph" w:styleId="Contenidodelatablauser" w:customStyle="1">
-    <w:name w:val="Contenido de la tabla (user)"/>
-    <w:basedOn w:val="Normal"/>
-    <w:qFormat/>
-    <w:pPr>
-      <w:widowControl w:val="false"/>
-      <w:suppressLineNumbers/>
-    </w:pPr>
-    <w:rPr/>
-  </w:style>
-  <w:style w:type="paragraph" w:styleId="Ttulodelatablauser" w:customStyle="1">
-    <w:name w:val="Título de la tabla (user)"/>
-    <w:basedOn w:val="Contenidodelatablauser"/>
-    <w:qFormat/>
-    <w:pPr>
-      <w:jc w:val="center"/>
-    </w:pPr>
-    <w:rPr>
-      <w:b/>
-      <w:bCs/>
-    </w:rPr>
-  </w:style>
-  <w:style w:type="paragraph" w:styleId="Contenidodelmarco">
-    <w:name w:val="Contenido del marco"/>
-    <w:basedOn w:val="Normal"/>
-    <w:qFormat/>
-    <w:pPr/>
-    <w:rPr/>
-  </w:style>
-  <w:style w:type="numbering" w:styleId="Ningunalista" w:default="1">
-    <w:name w:val="Ninguna lista"/>
+  <w:style w:type="numbering" w:styleId="Ningunalistauser" w:default="1">
+    <w:name w:val="Ninguna lista (user)"/>
     <w:uiPriority w:val="99"/>
     <w:semiHidden/>
     <w:unhideWhenUsed/>

--- a/Caso 5.docx
+++ b/Caso 5.docx
@@ -1,6 +1,6 @@
 
 <file path=word/document.xml><?xml version="1.0" encoding="utf-8"?>
-<w:document xmlns:wpc="http://schemas.microsoft.com/office/word/2010/wordprocessingCanvas" xmlns:cx="http://schemas.microsoft.com/office/drawing/2014/chartex" xmlns:cx1="http://schemas.microsoft.com/office/drawing/2015/9/8/chartex" xmlns:cx2="http://schemas.microsoft.com/office/drawing/2015/10/21/chartex" xmlns:cx3="http://schemas.microsoft.com/office/drawing/2016/5/9/chartex" xmlns:cx4="http://schemas.microsoft.com/office/drawing/2016/5/10/chartex" xmlns:cx5="http://schemas.microsoft.com/office/drawing/2016/5/11/chartex" xmlns:cx6="http://schemas.microsoft.com/office/drawing/2016/5/12/chartex" xmlns:cx7="http://schemas.microsoft.com/office/drawing/2016/5/13/chartex" xmlns:cx8="http://schemas.microsoft.com/office/drawing/2016/5/14/chartex" xmlns:mc="http://schemas.openxmlformats.org/markup-compatibility/2006" xmlns:aink="http://schemas.microsoft.com/office/drawing/2016/ink" xmlns:am3d="http://schemas.microsoft.com/office/drawing/2017/model3d" xmlns:o="urn:schemas-microsoft-com:office:office" xmlns:oel="http://schemas.microsoft.com/office/2019/extlst" xmlns:r="http://schemas.openxmlformats.org/officeDocument/2006/relationships" xmlns:m="http://schemas.openxmlformats.org/officeDocument/2006/math" xmlns:v="urn:schemas-microsoft-com:vml" xmlns:wp14="http://schemas.microsoft.com/office/word/2010/wordprocessingDrawing" xmlns:wp="http://schemas.openxmlformats.org/drawingml/2006/wordprocessingDrawing" xmlns:w10="urn:schemas-microsoft-com:office:word" xmlns:w="http://schemas.openxmlformats.org/wordprocessingml/2006/main" xmlns:w14="http://schemas.microsoft.com/office/word/2010/wordml" xmlns:w15="http://schemas.microsoft.com/office/word/2012/wordml" xmlns:w16cex="http://schemas.microsoft.com/office/word/2018/wordml/cex" xmlns:w16cid="http://schemas.microsoft.com/office/word/2016/wordml/cid" xmlns:w16="http://schemas.microsoft.com/office/word/2018/wordml" xmlns:w16sdtdh="http://schemas.microsoft.com/office/word/2020/wordml/sdtdatahash" xmlns:w16se="http://schemas.microsoft.com/office/word/2015/wordml/symex" xmlns:wpg="http://schemas.microsoft.com/office/word/2010/wordprocessingGroup" xmlns:wpi="http://schemas.microsoft.com/office/word/2010/wordprocessingInk" xmlns:wne="http://schemas.microsoft.com/office/word/2006/wordml" xmlns:wps="http://schemas.microsoft.com/office/word/2010/wordprocessingShape" mc:Ignorable="w14 w15 w16se w16cid w16 w16cex w16sdtdh wp14">
+<w:document xmlns:wpc="http://schemas.microsoft.com/office/word/2010/wordprocessingCanvas" xmlns:cx="http://schemas.microsoft.com/office/drawing/2014/chartex" xmlns:cx1="http://schemas.microsoft.com/office/drawing/2015/9/8/chartex" xmlns:cx2="http://schemas.microsoft.com/office/drawing/2015/10/21/chartex" xmlns:cx3="http://schemas.microsoft.com/office/drawing/2016/5/9/chartex" xmlns:cx4="http://schemas.microsoft.com/office/drawing/2016/5/10/chartex" xmlns:cx5="http://schemas.microsoft.com/office/drawing/2016/5/11/chartex" xmlns:cx6="http://schemas.microsoft.com/office/drawing/2016/5/12/chartex" xmlns:cx7="http://schemas.microsoft.com/office/drawing/2016/5/13/chartex" xmlns:cx8="http://schemas.microsoft.com/office/drawing/2016/5/14/chartex" xmlns:mc="http://schemas.openxmlformats.org/markup-compatibility/2006" xmlns:aink="http://schemas.microsoft.com/office/drawing/2016/ink" xmlns:am3d="http://schemas.microsoft.com/office/drawing/2017/model3d" xmlns:o="urn:schemas-microsoft-com:office:office" xmlns:oel="http://schemas.microsoft.com/office/2019/extlst" xmlns:r="http://schemas.openxmlformats.org/officeDocument/2006/relationships" xmlns:m="http://schemas.openxmlformats.org/officeDocument/2006/math" xmlns:v="urn:schemas-microsoft-com:vml" xmlns:wp14="http://schemas.microsoft.com/office/word/2010/wordprocessingDrawing" xmlns:wp="http://schemas.openxmlformats.org/drawingml/2006/wordprocessingDrawing" xmlns:w10="urn:schemas-microsoft-com:office:word" xmlns:w="http://schemas.openxmlformats.org/wordprocessingml/2006/main" xmlns:w14="http://schemas.microsoft.com/office/word/2010/wordml" xmlns:w15="http://schemas.microsoft.com/office/word/2012/wordml" xmlns:w16cei="http://schemas.microsoft.com/office/word/2026/wordml/cei" xmlns:w16cex="http://schemas.microsoft.com/office/word/2018/wordml/cex" xmlns:w16cid="http://schemas.microsoft.com/office/word/2016/wordml/cid" xmlns:w16="http://schemas.microsoft.com/office/word/2018/wordml" xmlns:w16du="http://schemas.microsoft.com/office/word/2023/wordml/word16du" xmlns:w16sdtdh="http://schemas.microsoft.com/office/word/2020/wordml/sdtdatahash" xmlns:w16sdtfl="http://schemas.microsoft.com/office/word/2024/wordml/sdtformatlock" xmlns:w16se="http://schemas.microsoft.com/office/word/2015/wordml/symex" xmlns:wpg="http://schemas.microsoft.com/office/word/2010/wordprocessingGroup" xmlns:wpi="http://schemas.microsoft.com/office/word/2010/wordprocessingInk" xmlns:wne="http://schemas.microsoft.com/office/word/2006/wordml" xmlns:wps="http://schemas.microsoft.com/office/word/2010/wordprocessingShape" mc:Ignorable="w14 w15 w16se w16cid w16 w16cex w16sdtdh w16sdtfl w16du wp14">
   <w:body>
     <w:p>
       <w:pPr>
@@ -7290,6 +7290,8 @@
       <w:pPr>
         <w:rPr>
           <w:rFonts w:ascii="Times New Roman" w:hAnsi="Times New Roman" w:cs="Times New Roman"/>
+          <w:sz w:val="24"/>
+          <w:szCs w:val="24"/>
         </w:rPr>
         <w:sectPr>
           <w:pgSz w:w="11906" w:h="16838"/>
@@ -7382,25 +7384,7 @@
           <w:szCs w:val="24"/>
         </w:rPr>
         <w:lastRenderedPageBreak/>
-        <w:t xml:space="preserve">Historias de Usuario bajo el esquema </w:t>
-      </w:r>
-      <w:proofErr w:type="spellStart"/>
-      <w:r>
-        <w:rPr>
-          <w:rFonts w:ascii="Times New Roman" w:hAnsi="Times New Roman" w:cs="Times New Roman"/>
-          <w:sz w:val="24"/>
-          <w:szCs w:val="24"/>
-        </w:rPr>
-        <w:t>MoSCoW</w:t>
-      </w:r>
-      <w:proofErr w:type="spellEnd"/>
-      <w:r>
-        <w:rPr>
-          <w:rFonts w:ascii="Times New Roman" w:hAnsi="Times New Roman" w:cs="Times New Roman"/>
-          <w:sz w:val="24"/>
-          <w:szCs w:val="24"/>
-        </w:rPr>
-        <w:t>, asegurando que el equipo enfocara sus esfuerzos en las funcionalidades con mayor impacto para el proyecto.</w:t>
+        <w:t>Historias de Usuario bajo el esquema MoSCoW, asegurando que el equipo enfocara sus esfuerzos en las funcionalidades con mayor impacto para el proyecto.</w:t>
       </w:r>
     </w:p>
     <w:p>
@@ -7409,6 +7393,8 @@
         <w:spacing w:after="240" w:line="331" w:lineRule="auto"/>
         <w:rPr>
           <w:rFonts w:ascii="Times New Roman" w:hAnsi="Times New Roman" w:cs="Times New Roman"/>
+          <w:sz w:val="24"/>
+          <w:szCs w:val="24"/>
           <w:lang w:val="en-US"/>
         </w:rPr>
       </w:pPr>
@@ -7495,6 +7481,8 @@
         <w:rPr>
           <w:rFonts w:ascii="Times New Roman" w:hAnsi="Times New Roman" w:cs="Times New Roman"/>
           <w:noProof/>
+          <w:sz w:val="24"/>
+          <w:szCs w:val="24"/>
         </w:rPr>
         <mc:AlternateContent>
           <mc:Choice Requires="wps">
@@ -7783,6 +7771,8 @@
         <w:rPr>
           <w:rFonts w:ascii="Times New Roman" w:hAnsi="Times New Roman" w:cs="Times New Roman"/>
           <w:noProof/>
+          <w:sz w:val="24"/>
+          <w:szCs w:val="24"/>
         </w:rPr>
         <w:lastRenderedPageBreak/>
         <mc:AlternateContent>
@@ -7971,6 +7961,8 @@
         <w:rPr>
           <w:rFonts w:ascii="Times New Roman" w:hAnsi="Times New Roman" w:cs="Times New Roman"/>
           <w:noProof/>
+          <w:sz w:val="24"/>
+          <w:szCs w:val="24"/>
         </w:rPr>
         <w:drawing>
           <wp:anchor distT="0" distB="0" distL="114300" distR="114300" simplePos="0" relativeHeight="16" behindDoc="0" locked="0" layoutInCell="0" allowOverlap="1" wp14:anchorId="1050BB23" wp14:editId="5656AD79">
@@ -8066,6 +8058,8 @@
         <w:rPr>
           <w:rFonts w:ascii="Times New Roman" w:hAnsi="Times New Roman" w:cs="Times New Roman"/>
           <w:noProof/>
+          <w:sz w:val="24"/>
+          <w:szCs w:val="24"/>
         </w:rPr>
         <w:drawing>
           <wp:anchor distT="0" distB="0" distL="114300" distR="114300" simplePos="0" relativeHeight="4" behindDoc="0" locked="0" layoutInCell="0" allowOverlap="1" wp14:anchorId="07A9757A" wp14:editId="43BF5B67">
@@ -8118,6 +8112,8 @@
         <w:rPr>
           <w:rFonts w:ascii="Times New Roman" w:hAnsi="Times New Roman" w:cs="Times New Roman"/>
           <w:noProof/>
+          <w:sz w:val="24"/>
+          <w:szCs w:val="24"/>
         </w:rPr>
         <mc:AlternateContent>
           <mc:Choice Requires="wps">
@@ -8459,6 +8455,8 @@
         <w:rPr>
           <w:rFonts w:ascii="Times New Roman" w:hAnsi="Times New Roman" w:cs="Times New Roman"/>
           <w:noProof/>
+          <w:sz w:val="24"/>
+          <w:szCs w:val="24"/>
         </w:rPr>
         <w:lastRenderedPageBreak/>
         <mc:AlternateContent>
@@ -8647,6 +8645,8 @@
         <w:rPr>
           <w:rFonts w:ascii="Times New Roman" w:hAnsi="Times New Roman" w:cs="Times New Roman"/>
           <w:noProof/>
+          <w:sz w:val="24"/>
+          <w:szCs w:val="24"/>
         </w:rPr>
         <w:drawing>
           <wp:anchor distT="0" distB="0" distL="114300" distR="114300" simplePos="0" relativeHeight="18" behindDoc="0" locked="0" layoutInCell="0" allowOverlap="1" wp14:anchorId="5C5FD43C" wp14:editId="635DEBE5">
@@ -8720,6 +8720,8 @@
         <w:rPr>
           <w:rFonts w:ascii="Times New Roman" w:hAnsi="Times New Roman" w:cs="Times New Roman"/>
           <w:noProof/>
+          <w:sz w:val="24"/>
+          <w:szCs w:val="24"/>
         </w:rPr>
         <w:drawing>
           <wp:anchor distT="0" distB="0" distL="114300" distR="114300" simplePos="0" relativeHeight="9" behindDoc="0" locked="0" layoutInCell="0" allowOverlap="1" wp14:anchorId="252F91D3" wp14:editId="2CFA1921">
@@ -8772,6 +8774,8 @@
         <w:rPr>
           <w:rFonts w:ascii="Times New Roman" w:hAnsi="Times New Roman" w:cs="Times New Roman"/>
           <w:noProof/>
+          <w:sz w:val="24"/>
+          <w:szCs w:val="24"/>
         </w:rPr>
         <mc:AlternateContent>
           <mc:Choice Requires="wps">
@@ -8995,6 +8999,8 @@
         <w:rPr>
           <w:rFonts w:ascii="Times New Roman" w:hAnsi="Times New Roman" w:cs="Times New Roman"/>
           <w:noProof/>
+          <w:sz w:val="24"/>
+          <w:szCs w:val="24"/>
         </w:rPr>
         <w:lastRenderedPageBreak/>
         <mc:AlternateContent>
@@ -9183,6 +9189,8 @@
         <w:rPr>
           <w:rFonts w:ascii="Times New Roman" w:hAnsi="Times New Roman" w:cs="Times New Roman"/>
           <w:noProof/>
+          <w:sz w:val="24"/>
+          <w:szCs w:val="24"/>
         </w:rPr>
         <w:drawing>
           <wp:anchor distT="0" distB="0" distL="114300" distR="114300" simplePos="0" relativeHeight="22" behindDoc="0" locked="0" layoutInCell="0" allowOverlap="1" wp14:anchorId="04341318" wp14:editId="5CCD3823">
@@ -9257,6 +9265,8 @@
         <w:rPr>
           <w:rFonts w:ascii="Times New Roman" w:hAnsi="Times New Roman" w:cs="Times New Roman"/>
           <w:noProof/>
+          <w:sz w:val="24"/>
+          <w:szCs w:val="24"/>
         </w:rPr>
         <w:drawing>
           <wp:anchor distT="0" distB="0" distL="114300" distR="114300" simplePos="0" relativeHeight="19" behindDoc="0" locked="0" layoutInCell="0" allowOverlap="1" wp14:anchorId="47EF8E4D" wp14:editId="4C32F5EA">
@@ -9309,6 +9319,8 @@
         <w:rPr>
           <w:rFonts w:ascii="Times New Roman" w:hAnsi="Times New Roman" w:cs="Times New Roman"/>
           <w:noProof/>
+          <w:sz w:val="24"/>
+          <w:szCs w:val="24"/>
         </w:rPr>
         <mc:AlternateContent>
           <mc:Choice Requires="wps">
@@ -9609,29 +9621,7 @@
           <w:sz w:val="24"/>
           <w:szCs w:val="24"/>
         </w:rPr>
-        <w:t xml:space="preserve"> </w:t>
-      </w:r>
-      <w:proofErr w:type="spellStart"/>
-      <w:r>
-        <w:rPr>
-          <w:rFonts w:ascii="Times New Roman" w:hAnsi="Times New Roman" w:cs="Times New Roman"/>
-          <w:b/>
-          <w:bCs/>
-          <w:sz w:val="24"/>
-          <w:szCs w:val="24"/>
-        </w:rPr>
-        <w:t>Records</w:t>
-      </w:r>
-      <w:proofErr w:type="spellEnd"/>
-      <w:r>
-        <w:rPr>
-          <w:rFonts w:ascii="Times New Roman" w:hAnsi="Times New Roman" w:cs="Times New Roman"/>
-          <w:b/>
-          <w:bCs/>
-          <w:sz w:val="24"/>
-          <w:szCs w:val="24"/>
-        </w:rPr>
-        <w:t>)</w:t>
+        <w:t xml:space="preserve"> Records)</w:t>
       </w:r>
     </w:p>
     <w:p>
@@ -9681,8 +9671,8 @@
           <w:rFonts w:ascii="Times New Roman" w:hAnsi="Times New Roman" w:cs="Times New Roman"/>
           <w:b/>
           <w:bCs/>
-          <w:sz w:val="28"/>
-          <w:szCs w:val="28"/>
+          <w:sz w:val="24"/>
+          <w:szCs w:val="24"/>
           <w:lang w:val="es-ES"/>
         </w:rPr>
       </w:pPr>
@@ -9720,19 +9710,12 @@
         <w:gridCol w:w="7000"/>
       </w:tblGrid>
       <w:tr>
-        <w:tblPrEx>
-          <w:tblCellMar>
-            <w:top w:w="0" w:type="dxa"/>
-            <w:bottom w:w="0" w:type="dxa"/>
-          </w:tblCellMar>
-        </w:tblPrEx>
         <w:trPr>
           <w:jc w:val="center"/>
         </w:trPr>
         <w:tc>
           <w:tcPr>
             <w:tcW w:w="2600" w:type="dxa"/>
-            <w:shd w:val="clear" w:color="auto" w:fill="auto"/>
             <w:tcMar>
               <w:top w:w="80" w:type="dxa"/>
               <w:left w:w="100" w:type="dxa"/>
@@ -9749,6 +9732,8 @@
                 <w:rFonts w:ascii="Times New Roman" w:hAnsi="Times New Roman" w:cs="Times New Roman"/>
                 <w:b/>
                 <w:bCs/>
+                <w:sz w:val="24"/>
+                <w:szCs w:val="24"/>
               </w:rPr>
             </w:pPr>
             <w:r>
@@ -9756,8 +9741,8 @@
                 <w:rFonts w:ascii="Times New Roman" w:hAnsi="Times New Roman" w:cs="Times New Roman"/>
                 <w:b/>
                 <w:bCs/>
-                <w:sz w:val="21"/>
-                <w:szCs w:val="21"/>
+                <w:sz w:val="24"/>
+                <w:szCs w:val="24"/>
               </w:rPr>
               <w:t>Necesidad</w:t>
             </w:r>
@@ -9766,7 +9751,6 @@
         <w:tc>
           <w:tcPr>
             <w:tcW w:w="7000" w:type="dxa"/>
-            <w:shd w:val="clear" w:color="auto" w:fill="auto"/>
             <w:tcMar>
               <w:top w:w="80" w:type="dxa"/>
               <w:left w:w="100" w:type="dxa"/>
@@ -9781,13 +9765,15 @@
               <w:jc w:val="both"/>
               <w:rPr>
                 <w:rFonts w:ascii="Times New Roman" w:hAnsi="Times New Roman" w:cs="Times New Roman"/>
-              </w:rPr>
-            </w:pPr>
-            <w:r>
-              <w:rPr>
-                <w:rFonts w:ascii="Times New Roman" w:hAnsi="Times New Roman" w:cs="Times New Roman"/>
-                <w:sz w:val="21"/>
-                <w:szCs w:val="21"/>
+                <w:sz w:val="24"/>
+                <w:szCs w:val="24"/>
+              </w:rPr>
+            </w:pPr>
+            <w:r>
+              <w:rPr>
+                <w:rFonts w:ascii="Times New Roman" w:hAnsi="Times New Roman" w:cs="Times New Roman"/>
+                <w:sz w:val="24"/>
+                <w:szCs w:val="24"/>
               </w:rPr>
               <w:t>• Una arquitectura monolítica concentraría todos los módulos en una única aplicación.</w:t>
             </w:r>
@@ -9798,13 +9784,15 @@
               <w:jc w:val="both"/>
               <w:rPr>
                 <w:rFonts w:ascii="Times New Roman" w:hAnsi="Times New Roman" w:cs="Times New Roman"/>
-              </w:rPr>
-            </w:pPr>
-            <w:r>
-              <w:rPr>
-                <w:rFonts w:ascii="Times New Roman" w:hAnsi="Times New Roman" w:cs="Times New Roman"/>
-                <w:sz w:val="21"/>
-                <w:szCs w:val="21"/>
+                <w:sz w:val="24"/>
+                <w:szCs w:val="24"/>
+              </w:rPr>
+            </w:pPr>
+            <w:r>
+              <w:rPr>
+                <w:rFonts w:ascii="Times New Roman" w:hAnsi="Times New Roman" w:cs="Times New Roman"/>
+                <w:sz w:val="24"/>
+                <w:szCs w:val="24"/>
               </w:rPr>
               <w:t>• Esto genera alto acoplamiento entre funcionalidades, dificultad de mantenimiento, escalabilidad limitada, mayor impacto ante errores y necesidad de desplegar todo el sistema ante cualquier cambio.</w:t>
             </w:r>
@@ -9814,13 +9802,15 @@
               <w:jc w:val="both"/>
               <w:rPr>
                 <w:rFonts w:ascii="Times New Roman" w:hAnsi="Times New Roman" w:cs="Times New Roman"/>
-              </w:rPr>
-            </w:pPr>
-            <w:r>
-              <w:rPr>
-                <w:rFonts w:ascii="Times New Roman" w:hAnsi="Times New Roman" w:cs="Times New Roman"/>
-                <w:sz w:val="21"/>
-                <w:szCs w:val="21"/>
+                <w:sz w:val="24"/>
+                <w:szCs w:val="24"/>
+              </w:rPr>
+            </w:pPr>
+            <w:r>
+              <w:rPr>
+                <w:rFonts w:ascii="Times New Roman" w:hAnsi="Times New Roman" w:cs="Times New Roman"/>
+                <w:sz w:val="24"/>
+                <w:szCs w:val="24"/>
               </w:rPr>
               <w:t>• Se necesita dividir el sistema en servicios independientes con responsabilidades específicas.</w:t>
             </w:r>
@@ -9836,8 +9826,8 @@
           <w:rFonts w:ascii="Times New Roman" w:hAnsi="Times New Roman" w:cs="Times New Roman"/>
           <w:b/>
           <w:bCs/>
-          <w:sz w:val="2"/>
-          <w:szCs w:val="2"/>
+          <w:sz w:val="24"/>
+          <w:szCs w:val="24"/>
         </w:rPr>
       </w:pPr>
     </w:p>
@@ -9888,12 +9878,6 @@
         <w:gridCol w:w="3600"/>
       </w:tblGrid>
       <w:tr>
-        <w:tblPrEx>
-          <w:tblCellMar>
-            <w:top w:w="0" w:type="dxa"/>
-            <w:bottom w:w="0" w:type="dxa"/>
-          </w:tblCellMar>
-        </w:tblPrEx>
         <w:trPr>
           <w:tblHeader/>
           <w:jc w:val="center"/>
@@ -9901,7 +9885,6 @@
         <w:tc>
           <w:tcPr>
             <w:tcW w:w="2400" w:type="dxa"/>
-            <w:shd w:val="clear" w:color="auto" w:fill="auto"/>
             <w:tcMar>
               <w:top w:w="80" w:type="dxa"/>
               <w:left w:w="100" w:type="dxa"/>
@@ -9916,6 +9899,8 @@
               <w:jc w:val="center"/>
               <w:rPr>
                 <w:rFonts w:ascii="Times New Roman" w:hAnsi="Times New Roman" w:cs="Times New Roman"/>
+                <w:sz w:val="24"/>
+                <w:szCs w:val="24"/>
               </w:rPr>
             </w:pPr>
             <w:r>
@@ -9923,8 +9908,8 @@
                 <w:rFonts w:ascii="Times New Roman" w:hAnsi="Times New Roman" w:cs="Times New Roman"/>
                 <w:b/>
                 <w:bCs/>
-                <w:sz w:val="21"/>
-                <w:szCs w:val="21"/>
+                <w:sz w:val="24"/>
+                <w:szCs w:val="24"/>
               </w:rPr>
               <w:t>Alternativa</w:t>
             </w:r>
@@ -9933,7 +9918,6 @@
         <w:tc>
           <w:tcPr>
             <w:tcW w:w="3600" w:type="dxa"/>
-            <w:shd w:val="clear" w:color="auto" w:fill="auto"/>
             <w:tcMar>
               <w:top w:w="80" w:type="dxa"/>
               <w:left w:w="100" w:type="dxa"/>
@@ -9948,6 +9932,8 @@
               <w:jc w:val="center"/>
               <w:rPr>
                 <w:rFonts w:ascii="Times New Roman" w:hAnsi="Times New Roman" w:cs="Times New Roman"/>
+                <w:sz w:val="24"/>
+                <w:szCs w:val="24"/>
               </w:rPr>
             </w:pPr>
             <w:r>
@@ -9955,8 +9941,8 @@
                 <w:rFonts w:ascii="Times New Roman" w:hAnsi="Times New Roman" w:cs="Times New Roman"/>
                 <w:b/>
                 <w:bCs/>
-                <w:sz w:val="21"/>
-                <w:szCs w:val="21"/>
+                <w:sz w:val="24"/>
+                <w:szCs w:val="24"/>
               </w:rPr>
               <w:t>Ventajas</w:t>
             </w:r>
@@ -9965,7 +9951,6 @@
         <w:tc>
           <w:tcPr>
             <w:tcW w:w="3600" w:type="dxa"/>
-            <w:shd w:val="clear" w:color="auto" w:fill="auto"/>
             <w:tcMar>
               <w:top w:w="80" w:type="dxa"/>
               <w:left w:w="100" w:type="dxa"/>
@@ -9980,6 +9965,8 @@
               <w:jc w:val="center"/>
               <w:rPr>
                 <w:rFonts w:ascii="Times New Roman" w:hAnsi="Times New Roman" w:cs="Times New Roman"/>
+                <w:sz w:val="24"/>
+                <w:szCs w:val="24"/>
               </w:rPr>
             </w:pPr>
             <w:r>
@@ -9987,8 +9974,8 @@
                 <w:rFonts w:ascii="Times New Roman" w:hAnsi="Times New Roman" w:cs="Times New Roman"/>
                 <w:b/>
                 <w:bCs/>
-                <w:sz w:val="21"/>
-                <w:szCs w:val="21"/>
+                <w:sz w:val="24"/>
+                <w:szCs w:val="24"/>
               </w:rPr>
               <w:t>Desventajas</w:t>
             </w:r>
@@ -9996,12 +9983,6 @@
         </w:tc>
       </w:tr>
       <w:tr>
-        <w:tblPrEx>
-          <w:tblCellMar>
-            <w:top w:w="0" w:type="dxa"/>
-            <w:bottom w:w="0" w:type="dxa"/>
-          </w:tblCellMar>
-        </w:tblPrEx>
         <w:trPr>
           <w:trHeight w:val="821"/>
           <w:jc w:val="center"/>
@@ -10009,7 +9990,6 @@
         <w:tc>
           <w:tcPr>
             <w:tcW w:w="2400" w:type="dxa"/>
-            <w:shd w:val="clear" w:color="auto" w:fill="auto"/>
             <w:tcMar>
               <w:top w:w="80" w:type="dxa"/>
               <w:left w:w="100" w:type="dxa"/>
@@ -10023,13 +10003,15 @@
               <w:spacing w:after="60"/>
               <w:rPr>
                 <w:rFonts w:ascii="Times New Roman" w:hAnsi="Times New Roman" w:cs="Times New Roman"/>
-              </w:rPr>
-            </w:pPr>
-            <w:r>
-              <w:rPr>
-                <w:rFonts w:ascii="Times New Roman" w:hAnsi="Times New Roman" w:cs="Times New Roman"/>
-                <w:sz w:val="21"/>
-                <w:szCs w:val="21"/>
+                <w:sz w:val="24"/>
+                <w:szCs w:val="24"/>
+              </w:rPr>
+            </w:pPr>
+            <w:r>
+              <w:rPr>
+                <w:rFonts w:ascii="Times New Roman" w:hAnsi="Times New Roman" w:cs="Times New Roman"/>
+                <w:sz w:val="24"/>
+                <w:szCs w:val="24"/>
               </w:rPr>
               <w:t>Monolítica</w:t>
             </w:r>
@@ -10038,7 +10020,6 @@
         <w:tc>
           <w:tcPr>
             <w:tcW w:w="3600" w:type="dxa"/>
-            <w:shd w:val="clear" w:color="auto" w:fill="auto"/>
             <w:tcMar>
               <w:top w:w="80" w:type="dxa"/>
               <w:left w:w="100" w:type="dxa"/>
@@ -10053,13 +10034,15 @@
               <w:jc w:val="both"/>
               <w:rPr>
                 <w:rFonts w:ascii="Times New Roman" w:hAnsi="Times New Roman" w:cs="Times New Roman"/>
-              </w:rPr>
-            </w:pPr>
-            <w:r>
-              <w:rPr>
-                <w:rFonts w:ascii="Times New Roman" w:hAnsi="Times New Roman" w:cs="Times New Roman"/>
-                <w:sz w:val="21"/>
-                <w:szCs w:val="21"/>
+                <w:sz w:val="24"/>
+                <w:szCs w:val="24"/>
+              </w:rPr>
+            </w:pPr>
+            <w:r>
+              <w:rPr>
+                <w:rFonts w:ascii="Times New Roman" w:hAnsi="Times New Roman" w:cs="Times New Roman"/>
+                <w:sz w:val="24"/>
+                <w:szCs w:val="24"/>
               </w:rPr>
               <w:t>• Implementación inicial sencilla</w:t>
             </w:r>
@@ -10069,13 +10052,15 @@
               <w:jc w:val="both"/>
               <w:rPr>
                 <w:rFonts w:ascii="Times New Roman" w:hAnsi="Times New Roman" w:cs="Times New Roman"/>
-              </w:rPr>
-            </w:pPr>
-            <w:r>
-              <w:rPr>
-                <w:rFonts w:ascii="Times New Roman" w:hAnsi="Times New Roman" w:cs="Times New Roman"/>
-                <w:sz w:val="21"/>
-                <w:szCs w:val="21"/>
+                <w:sz w:val="24"/>
+                <w:szCs w:val="24"/>
+              </w:rPr>
+            </w:pPr>
+            <w:r>
+              <w:rPr>
+                <w:rFonts w:ascii="Times New Roman" w:hAnsi="Times New Roman" w:cs="Times New Roman"/>
+                <w:sz w:val="24"/>
+                <w:szCs w:val="24"/>
               </w:rPr>
               <w:t>• Menor complejidad de infraestructura</w:t>
             </w:r>
@@ -10084,7 +10069,6 @@
         <w:tc>
           <w:tcPr>
             <w:tcW w:w="3600" w:type="dxa"/>
-            <w:shd w:val="clear" w:color="auto" w:fill="auto"/>
             <w:tcMar>
               <w:top w:w="80" w:type="dxa"/>
               <w:left w:w="100" w:type="dxa"/>
@@ -10099,13 +10083,15 @@
               <w:jc w:val="both"/>
               <w:rPr>
                 <w:rFonts w:ascii="Times New Roman" w:hAnsi="Times New Roman" w:cs="Times New Roman"/>
-              </w:rPr>
-            </w:pPr>
-            <w:r>
-              <w:rPr>
-                <w:rFonts w:ascii="Times New Roman" w:hAnsi="Times New Roman" w:cs="Times New Roman"/>
-                <w:sz w:val="21"/>
-                <w:szCs w:val="21"/>
+                <w:sz w:val="24"/>
+                <w:szCs w:val="24"/>
+              </w:rPr>
+            </w:pPr>
+            <w:r>
+              <w:rPr>
+                <w:rFonts w:ascii="Times New Roman" w:hAnsi="Times New Roman" w:cs="Times New Roman"/>
+                <w:sz w:val="24"/>
+                <w:szCs w:val="24"/>
               </w:rPr>
               <w:t>• Difícil escalabilidad</w:t>
             </w:r>
@@ -10116,13 +10102,15 @@
               <w:jc w:val="both"/>
               <w:rPr>
                 <w:rFonts w:ascii="Times New Roman" w:hAnsi="Times New Roman" w:cs="Times New Roman"/>
-              </w:rPr>
-            </w:pPr>
-            <w:r>
-              <w:rPr>
-                <w:rFonts w:ascii="Times New Roman" w:hAnsi="Times New Roman" w:cs="Times New Roman"/>
-                <w:sz w:val="21"/>
-                <w:szCs w:val="21"/>
+                <w:sz w:val="24"/>
+                <w:szCs w:val="24"/>
+              </w:rPr>
+            </w:pPr>
+            <w:r>
+              <w:rPr>
+                <w:rFonts w:ascii="Times New Roman" w:hAnsi="Times New Roman" w:cs="Times New Roman"/>
+                <w:sz w:val="24"/>
+                <w:szCs w:val="24"/>
               </w:rPr>
               <w:t>• Alto acoplamiento</w:t>
             </w:r>
@@ -10132,13 +10120,15 @@
               <w:jc w:val="both"/>
               <w:rPr>
                 <w:rFonts w:ascii="Times New Roman" w:hAnsi="Times New Roman" w:cs="Times New Roman"/>
-              </w:rPr>
-            </w:pPr>
-            <w:r>
-              <w:rPr>
-                <w:rFonts w:ascii="Times New Roman" w:hAnsi="Times New Roman" w:cs="Times New Roman"/>
-                <w:sz w:val="21"/>
-                <w:szCs w:val="21"/>
+                <w:sz w:val="24"/>
+                <w:szCs w:val="24"/>
+              </w:rPr>
+            </w:pPr>
+            <w:r>
+              <w:rPr>
+                <w:rFonts w:ascii="Times New Roman" w:hAnsi="Times New Roman" w:cs="Times New Roman"/>
+                <w:sz w:val="24"/>
+                <w:szCs w:val="24"/>
               </w:rPr>
               <w:t>• Cambios afectan todo el sistema</w:t>
             </w:r>
@@ -10146,12 +10136,6 @@
         </w:tc>
       </w:tr>
       <w:tr>
-        <w:tblPrEx>
-          <w:tblCellMar>
-            <w:top w:w="0" w:type="dxa"/>
-            <w:bottom w:w="0" w:type="dxa"/>
-          </w:tblCellMar>
-        </w:tblPrEx>
         <w:trPr>
           <w:trHeight w:val="583"/>
           <w:jc w:val="center"/>
@@ -10159,7 +10143,6 @@
         <w:tc>
           <w:tcPr>
             <w:tcW w:w="2400" w:type="dxa"/>
-            <w:shd w:val="clear" w:color="auto" w:fill="auto"/>
             <w:tcMar>
               <w:top w:w="80" w:type="dxa"/>
               <w:left w:w="100" w:type="dxa"/>
@@ -10173,13 +10156,15 @@
               <w:spacing w:after="60"/>
               <w:rPr>
                 <w:rFonts w:ascii="Times New Roman" w:hAnsi="Times New Roman" w:cs="Times New Roman"/>
-              </w:rPr>
-            </w:pPr>
-            <w:r>
-              <w:rPr>
-                <w:rFonts w:ascii="Times New Roman" w:hAnsi="Times New Roman" w:cs="Times New Roman"/>
-                <w:sz w:val="21"/>
-                <w:szCs w:val="21"/>
+                <w:sz w:val="24"/>
+                <w:szCs w:val="24"/>
+              </w:rPr>
+            </w:pPr>
+            <w:r>
+              <w:rPr>
+                <w:rFonts w:ascii="Times New Roman" w:hAnsi="Times New Roman" w:cs="Times New Roman"/>
+                <w:sz w:val="24"/>
+                <w:szCs w:val="24"/>
               </w:rPr>
               <w:t>SOA (Orientada a Servicios)</w:t>
             </w:r>
@@ -10188,7 +10173,6 @@
         <w:tc>
           <w:tcPr>
             <w:tcW w:w="3600" w:type="dxa"/>
-            <w:shd w:val="clear" w:color="auto" w:fill="auto"/>
             <w:tcMar>
               <w:top w:w="80" w:type="dxa"/>
               <w:left w:w="100" w:type="dxa"/>
@@ -10203,13 +10187,15 @@
               <w:jc w:val="both"/>
               <w:rPr>
                 <w:rFonts w:ascii="Times New Roman" w:hAnsi="Times New Roman" w:cs="Times New Roman"/>
-              </w:rPr>
-            </w:pPr>
-            <w:r>
-              <w:rPr>
-                <w:rFonts w:ascii="Times New Roman" w:hAnsi="Times New Roman" w:cs="Times New Roman"/>
-                <w:sz w:val="21"/>
-                <w:szCs w:val="21"/>
+                <w:sz w:val="24"/>
+                <w:szCs w:val="24"/>
+              </w:rPr>
+            </w:pPr>
+            <w:r>
+              <w:rPr>
+                <w:rFonts w:ascii="Times New Roman" w:hAnsi="Times New Roman" w:cs="Times New Roman"/>
+                <w:sz w:val="24"/>
+                <w:szCs w:val="24"/>
               </w:rPr>
               <w:t>• Reutilización de servicios</w:t>
             </w:r>
@@ -10219,13 +10205,15 @@
               <w:jc w:val="both"/>
               <w:rPr>
                 <w:rFonts w:ascii="Times New Roman" w:hAnsi="Times New Roman" w:cs="Times New Roman"/>
-              </w:rPr>
-            </w:pPr>
-            <w:r>
-              <w:rPr>
-                <w:rFonts w:ascii="Times New Roman" w:hAnsi="Times New Roman" w:cs="Times New Roman"/>
-                <w:sz w:val="21"/>
-                <w:szCs w:val="21"/>
+                <w:sz w:val="24"/>
+                <w:szCs w:val="24"/>
+              </w:rPr>
+            </w:pPr>
+            <w:r>
+              <w:rPr>
+                <w:rFonts w:ascii="Times New Roman" w:hAnsi="Times New Roman" w:cs="Times New Roman"/>
+                <w:sz w:val="24"/>
+                <w:szCs w:val="24"/>
               </w:rPr>
               <w:t>• Separación funcional</w:t>
             </w:r>
@@ -10234,7 +10222,6 @@
         <w:tc>
           <w:tcPr>
             <w:tcW w:w="3600" w:type="dxa"/>
-            <w:shd w:val="clear" w:color="auto" w:fill="auto"/>
             <w:tcMar>
               <w:top w:w="80" w:type="dxa"/>
               <w:left w:w="100" w:type="dxa"/>
@@ -10249,13 +10236,15 @@
               <w:jc w:val="both"/>
               <w:rPr>
                 <w:rFonts w:ascii="Times New Roman" w:hAnsi="Times New Roman" w:cs="Times New Roman"/>
-              </w:rPr>
-            </w:pPr>
-            <w:r>
-              <w:rPr>
-                <w:rFonts w:ascii="Times New Roman" w:hAnsi="Times New Roman" w:cs="Times New Roman"/>
-                <w:sz w:val="21"/>
-                <w:szCs w:val="21"/>
+                <w:sz w:val="24"/>
+                <w:szCs w:val="24"/>
+              </w:rPr>
+            </w:pPr>
+            <w:r>
+              <w:rPr>
+                <w:rFonts w:ascii="Times New Roman" w:hAnsi="Times New Roman" w:cs="Times New Roman"/>
+                <w:sz w:val="24"/>
+                <w:szCs w:val="24"/>
               </w:rPr>
               <w:t>• Mayor complejidad</w:t>
             </w:r>
@@ -10265,13 +10254,15 @@
               <w:jc w:val="both"/>
               <w:rPr>
                 <w:rFonts w:ascii="Times New Roman" w:hAnsi="Times New Roman" w:cs="Times New Roman"/>
-              </w:rPr>
-            </w:pPr>
-            <w:r>
-              <w:rPr>
-                <w:rFonts w:ascii="Times New Roman" w:hAnsi="Times New Roman" w:cs="Times New Roman"/>
-                <w:sz w:val="21"/>
-                <w:szCs w:val="21"/>
+                <w:sz w:val="24"/>
+                <w:szCs w:val="24"/>
+              </w:rPr>
+            </w:pPr>
+            <w:r>
+              <w:rPr>
+                <w:rFonts w:ascii="Times New Roman" w:hAnsi="Times New Roman" w:cs="Times New Roman"/>
+                <w:sz w:val="24"/>
+                <w:szCs w:val="24"/>
               </w:rPr>
               <w:t>• Requiere infraestructura adicional</w:t>
             </w:r>
@@ -10279,19 +10270,12 @@
         </w:tc>
       </w:tr>
       <w:tr>
-        <w:tblPrEx>
-          <w:tblCellMar>
-            <w:top w:w="0" w:type="dxa"/>
-            <w:bottom w:w="0" w:type="dxa"/>
-          </w:tblCellMar>
-        </w:tblPrEx>
         <w:trPr>
           <w:jc w:val="center"/>
         </w:trPr>
         <w:tc>
           <w:tcPr>
             <w:tcW w:w="2400" w:type="dxa"/>
-            <w:shd w:val="clear" w:color="auto" w:fill="auto"/>
             <w:tcMar>
               <w:top w:w="80" w:type="dxa"/>
               <w:left w:w="100" w:type="dxa"/>
@@ -10305,13 +10289,15 @@
               <w:spacing w:after="60"/>
               <w:rPr>
                 <w:rFonts w:ascii="Times New Roman" w:hAnsi="Times New Roman" w:cs="Times New Roman"/>
-              </w:rPr>
-            </w:pPr>
-            <w:r>
-              <w:rPr>
-                <w:rFonts w:ascii="Times New Roman" w:hAnsi="Times New Roman" w:cs="Times New Roman"/>
-                <w:sz w:val="21"/>
-                <w:szCs w:val="21"/>
+                <w:sz w:val="24"/>
+                <w:szCs w:val="24"/>
+              </w:rPr>
+            </w:pPr>
+            <w:r>
+              <w:rPr>
+                <w:rFonts w:ascii="Times New Roman" w:hAnsi="Times New Roman" w:cs="Times New Roman"/>
+                <w:sz w:val="24"/>
+                <w:szCs w:val="24"/>
               </w:rPr>
               <w:t>Microservicios (elegida)</w:t>
             </w:r>
@@ -10320,7 +10306,6 @@
         <w:tc>
           <w:tcPr>
             <w:tcW w:w="3600" w:type="dxa"/>
-            <w:shd w:val="clear" w:color="auto" w:fill="auto"/>
             <w:tcMar>
               <w:top w:w="80" w:type="dxa"/>
               <w:left w:w="100" w:type="dxa"/>
@@ -10335,13 +10320,15 @@
               <w:jc w:val="both"/>
               <w:rPr>
                 <w:rFonts w:ascii="Times New Roman" w:hAnsi="Times New Roman" w:cs="Times New Roman"/>
-              </w:rPr>
-            </w:pPr>
-            <w:r>
-              <w:rPr>
-                <w:rFonts w:ascii="Times New Roman" w:hAnsi="Times New Roman" w:cs="Times New Roman"/>
-                <w:sz w:val="21"/>
-                <w:szCs w:val="21"/>
+                <w:sz w:val="24"/>
+                <w:szCs w:val="24"/>
+              </w:rPr>
+            </w:pPr>
+            <w:r>
+              <w:rPr>
+                <w:rFonts w:ascii="Times New Roman" w:hAnsi="Times New Roman" w:cs="Times New Roman"/>
+                <w:sz w:val="24"/>
+                <w:szCs w:val="24"/>
               </w:rPr>
               <w:t>• Escalabilidad independiente</w:t>
             </w:r>
@@ -10352,13 +10339,15 @@
               <w:jc w:val="both"/>
               <w:rPr>
                 <w:rFonts w:ascii="Times New Roman" w:hAnsi="Times New Roman" w:cs="Times New Roman"/>
-              </w:rPr>
-            </w:pPr>
-            <w:r>
-              <w:rPr>
-                <w:rFonts w:ascii="Times New Roman" w:hAnsi="Times New Roman" w:cs="Times New Roman"/>
-                <w:sz w:val="21"/>
-                <w:szCs w:val="21"/>
+                <w:sz w:val="24"/>
+                <w:szCs w:val="24"/>
+              </w:rPr>
+            </w:pPr>
+            <w:r>
+              <w:rPr>
+                <w:rFonts w:ascii="Times New Roman" w:hAnsi="Times New Roman" w:cs="Times New Roman"/>
+                <w:sz w:val="24"/>
+                <w:szCs w:val="24"/>
               </w:rPr>
               <w:t>• Bajo acoplamiento</w:t>
             </w:r>
@@ -10369,13 +10358,15 @@
               <w:jc w:val="both"/>
               <w:rPr>
                 <w:rFonts w:ascii="Times New Roman" w:hAnsi="Times New Roman" w:cs="Times New Roman"/>
-              </w:rPr>
-            </w:pPr>
-            <w:r>
-              <w:rPr>
-                <w:rFonts w:ascii="Times New Roman" w:hAnsi="Times New Roman" w:cs="Times New Roman"/>
-                <w:sz w:val="21"/>
-                <w:szCs w:val="21"/>
+                <w:sz w:val="24"/>
+                <w:szCs w:val="24"/>
+              </w:rPr>
+            </w:pPr>
+            <w:r>
+              <w:rPr>
+                <w:rFonts w:ascii="Times New Roman" w:hAnsi="Times New Roman" w:cs="Times New Roman"/>
+                <w:sz w:val="24"/>
+                <w:szCs w:val="24"/>
               </w:rPr>
               <w:t>• Mantenimiento más sencillo</w:t>
             </w:r>
@@ -10385,13 +10376,15 @@
               <w:jc w:val="both"/>
               <w:rPr>
                 <w:rFonts w:ascii="Times New Roman" w:hAnsi="Times New Roman" w:cs="Times New Roman"/>
-              </w:rPr>
-            </w:pPr>
-            <w:r>
-              <w:rPr>
-                <w:rFonts w:ascii="Times New Roman" w:hAnsi="Times New Roman" w:cs="Times New Roman"/>
-                <w:sz w:val="21"/>
-                <w:szCs w:val="21"/>
+                <w:sz w:val="24"/>
+                <w:szCs w:val="24"/>
+              </w:rPr>
+            </w:pPr>
+            <w:r>
+              <w:rPr>
+                <w:rFonts w:ascii="Times New Roman" w:hAnsi="Times New Roman" w:cs="Times New Roman"/>
+                <w:sz w:val="24"/>
+                <w:szCs w:val="24"/>
               </w:rPr>
               <w:t>• Despliegue independiente</w:t>
             </w:r>
@@ -10400,7 +10393,6 @@
         <w:tc>
           <w:tcPr>
             <w:tcW w:w="3600" w:type="dxa"/>
-            <w:shd w:val="clear" w:color="auto" w:fill="auto"/>
             <w:tcMar>
               <w:top w:w="80" w:type="dxa"/>
               <w:left w:w="100" w:type="dxa"/>
@@ -10415,13 +10407,15 @@
               <w:jc w:val="both"/>
               <w:rPr>
                 <w:rFonts w:ascii="Times New Roman" w:hAnsi="Times New Roman" w:cs="Times New Roman"/>
-              </w:rPr>
-            </w:pPr>
-            <w:r>
-              <w:rPr>
-                <w:rFonts w:ascii="Times New Roman" w:hAnsi="Times New Roman" w:cs="Times New Roman"/>
-                <w:sz w:val="21"/>
-                <w:szCs w:val="21"/>
+                <w:sz w:val="24"/>
+                <w:szCs w:val="24"/>
+              </w:rPr>
+            </w:pPr>
+            <w:r>
+              <w:rPr>
+                <w:rFonts w:ascii="Times New Roman" w:hAnsi="Times New Roman" w:cs="Times New Roman"/>
+                <w:sz w:val="24"/>
+                <w:szCs w:val="24"/>
               </w:rPr>
               <w:t>• Mayor complejidad inicial</w:t>
             </w:r>
@@ -10431,13 +10425,15 @@
               <w:jc w:val="both"/>
               <w:rPr>
                 <w:rFonts w:ascii="Times New Roman" w:hAnsi="Times New Roman" w:cs="Times New Roman"/>
-              </w:rPr>
-            </w:pPr>
-            <w:r>
-              <w:rPr>
-                <w:rFonts w:ascii="Times New Roman" w:hAnsi="Times New Roman" w:cs="Times New Roman"/>
-                <w:sz w:val="21"/>
-                <w:szCs w:val="21"/>
+                <w:sz w:val="24"/>
+                <w:szCs w:val="24"/>
+              </w:rPr>
+            </w:pPr>
+            <w:r>
+              <w:rPr>
+                <w:rFonts w:ascii="Times New Roman" w:hAnsi="Times New Roman" w:cs="Times New Roman"/>
+                <w:sz w:val="24"/>
+                <w:szCs w:val="24"/>
               </w:rPr>
               <w:t>• Requiere monitoreo</w:t>
             </w:r>
@@ -10453,8 +10449,8 @@
           <w:rFonts w:ascii="Times New Roman" w:hAnsi="Times New Roman" w:cs="Times New Roman"/>
           <w:b/>
           <w:bCs/>
-          <w:sz w:val="2"/>
-          <w:szCs w:val="2"/>
+          <w:sz w:val="24"/>
+          <w:szCs w:val="24"/>
         </w:rPr>
       </w:pPr>
     </w:p>
@@ -10478,17 +10474,7 @@
           <w:sz w:val="24"/>
           <w:szCs w:val="24"/>
         </w:rPr>
-        <w:t>J</w:t>
-      </w:r>
-      <w:r>
-        <w:rPr>
-          <w:rFonts w:ascii="Times New Roman" w:hAnsi="Times New Roman" w:cs="Times New Roman"/>
-          <w:b/>
-          <w:bCs/>
-          <w:sz w:val="24"/>
-          <w:szCs w:val="24"/>
-        </w:rPr>
-        <w:t>ustificación</w:t>
+        <w:t>Justificación</w:t>
       </w:r>
     </w:p>
     <w:tbl>
@@ -10514,19 +10500,12 @@
         <w:gridCol w:w="7000"/>
       </w:tblGrid>
       <w:tr>
-        <w:tblPrEx>
-          <w:tblCellMar>
-            <w:top w:w="0" w:type="dxa"/>
-            <w:bottom w:w="0" w:type="dxa"/>
-          </w:tblCellMar>
-        </w:tblPrEx>
         <w:trPr>
           <w:jc w:val="center"/>
         </w:trPr>
         <w:tc>
           <w:tcPr>
             <w:tcW w:w="2600" w:type="dxa"/>
-            <w:shd w:val="clear" w:color="auto" w:fill="auto"/>
             <w:tcMar>
               <w:top w:w="80" w:type="dxa"/>
               <w:left w:w="100" w:type="dxa"/>
@@ -10543,6 +10522,8 @@
                 <w:rFonts w:ascii="Times New Roman" w:hAnsi="Times New Roman" w:cs="Times New Roman"/>
                 <w:b/>
                 <w:bCs/>
+                <w:sz w:val="24"/>
+                <w:szCs w:val="24"/>
               </w:rPr>
             </w:pPr>
             <w:r>
@@ -10550,8 +10531,8 @@
                 <w:rFonts w:ascii="Times New Roman" w:hAnsi="Times New Roman" w:cs="Times New Roman"/>
                 <w:b/>
                 <w:bCs/>
-                <w:sz w:val="21"/>
-                <w:szCs w:val="21"/>
+                <w:sz w:val="24"/>
+                <w:szCs w:val="24"/>
               </w:rPr>
               <w:t>Detalle</w:t>
             </w:r>
@@ -10560,7 +10541,6 @@
         <w:tc>
           <w:tcPr>
             <w:tcW w:w="7000" w:type="dxa"/>
-            <w:shd w:val="clear" w:color="auto" w:fill="auto"/>
             <w:tcMar>
               <w:top w:w="80" w:type="dxa"/>
               <w:left w:w="100" w:type="dxa"/>
@@ -10575,13 +10555,15 @@
               <w:jc w:val="both"/>
               <w:rPr>
                 <w:rFonts w:ascii="Times New Roman" w:hAnsi="Times New Roman" w:cs="Times New Roman"/>
-              </w:rPr>
-            </w:pPr>
-            <w:r>
-              <w:rPr>
-                <w:rFonts w:ascii="Times New Roman" w:hAnsi="Times New Roman" w:cs="Times New Roman"/>
-                <w:sz w:val="21"/>
-                <w:szCs w:val="21"/>
+                <w:sz w:val="24"/>
+                <w:szCs w:val="24"/>
+              </w:rPr>
+            </w:pPr>
+            <w:r>
+              <w:rPr>
+                <w:rFonts w:ascii="Times New Roman" w:hAnsi="Times New Roman" w:cs="Times New Roman"/>
+                <w:sz w:val="24"/>
+                <w:szCs w:val="24"/>
               </w:rPr>
               <w:t>• Se implementará una arquitectura basada en microservicios.</w:t>
             </w:r>
@@ -10592,13 +10574,15 @@
               <w:jc w:val="both"/>
               <w:rPr>
                 <w:rFonts w:ascii="Times New Roman" w:hAnsi="Times New Roman" w:cs="Times New Roman"/>
-              </w:rPr>
-            </w:pPr>
-            <w:r>
-              <w:rPr>
-                <w:rFonts w:ascii="Times New Roman" w:hAnsi="Times New Roman" w:cs="Times New Roman"/>
-                <w:sz w:val="21"/>
-                <w:szCs w:val="21"/>
+                <w:sz w:val="24"/>
+                <w:szCs w:val="24"/>
+              </w:rPr>
+            </w:pPr>
+            <w:r>
+              <w:rPr>
+                <w:rFonts w:ascii="Times New Roman" w:hAnsi="Times New Roman" w:cs="Times New Roman"/>
+                <w:sz w:val="24"/>
+                <w:szCs w:val="24"/>
               </w:rPr>
               <w:t xml:space="preserve">• Cada microservicio tendrá: responsabilidad propia, código independiente, base de datos propia y </w:t>
             </w:r>
@@ -10606,8 +10590,8 @@
             <w:r>
               <w:rPr>
                 <w:rFonts w:ascii="Times New Roman" w:hAnsi="Times New Roman" w:cs="Times New Roman"/>
-                <w:sz w:val="21"/>
-                <w:szCs w:val="21"/>
+                <w:sz w:val="24"/>
+                <w:szCs w:val="24"/>
               </w:rPr>
               <w:t>APIs</w:t>
             </w:r>
@@ -10615,8 +10599,8 @@
             <w:r>
               <w:rPr>
                 <w:rFonts w:ascii="Times New Roman" w:hAnsi="Times New Roman" w:cs="Times New Roman"/>
-                <w:sz w:val="21"/>
-                <w:szCs w:val="21"/>
+                <w:sz w:val="24"/>
+                <w:szCs w:val="24"/>
               </w:rPr>
               <w:t xml:space="preserve"> REST para comunicación.</w:t>
             </w:r>
@@ -10626,13 +10610,15 @@
               <w:jc w:val="both"/>
               <w:rPr>
                 <w:rFonts w:ascii="Times New Roman" w:hAnsi="Times New Roman" w:cs="Times New Roman"/>
-              </w:rPr>
-            </w:pPr>
-            <w:r>
-              <w:rPr>
-                <w:rFonts w:ascii="Times New Roman" w:hAnsi="Times New Roman" w:cs="Times New Roman"/>
-                <w:sz w:val="21"/>
-                <w:szCs w:val="21"/>
+                <w:sz w:val="24"/>
+                <w:szCs w:val="24"/>
+              </w:rPr>
+            </w:pPr>
+            <w:r>
+              <w:rPr>
+                <w:rFonts w:ascii="Times New Roman" w:hAnsi="Times New Roman" w:cs="Times New Roman"/>
+                <w:sz w:val="24"/>
+                <w:szCs w:val="24"/>
               </w:rPr>
               <w:t>• La distribución de servicios se detalla en la siguiente tabla:</w:t>
             </w:r>
@@ -10645,8 +10631,8 @@
         <w:spacing w:after="100"/>
         <w:rPr>
           <w:rFonts w:ascii="Times New Roman" w:hAnsi="Times New Roman" w:cs="Times New Roman"/>
-          <w:sz w:val="2"/>
-          <w:szCs w:val="2"/>
+          <w:sz w:val="24"/>
+          <w:szCs w:val="24"/>
         </w:rPr>
       </w:pPr>
     </w:p>
@@ -10696,12 +10682,6 @@
         <w:gridCol w:w="4800"/>
       </w:tblGrid>
       <w:tr>
-        <w:tblPrEx>
-          <w:tblCellMar>
-            <w:top w:w="0" w:type="dxa"/>
-            <w:bottom w:w="0" w:type="dxa"/>
-          </w:tblCellMar>
-        </w:tblPrEx>
         <w:trPr>
           <w:tblHeader/>
           <w:jc w:val="center"/>
@@ -10709,7 +10689,6 @@
         <w:tc>
           <w:tcPr>
             <w:tcW w:w="4800" w:type="dxa"/>
-            <w:shd w:val="clear" w:color="auto" w:fill="auto"/>
             <w:tcMar>
               <w:top w:w="80" w:type="dxa"/>
               <w:left w:w="100" w:type="dxa"/>
@@ -10724,6 +10703,8 @@
               <w:jc w:val="center"/>
               <w:rPr>
                 <w:rFonts w:ascii="Times New Roman" w:hAnsi="Times New Roman" w:cs="Times New Roman"/>
+                <w:sz w:val="24"/>
+                <w:szCs w:val="24"/>
               </w:rPr>
             </w:pPr>
             <w:r>
@@ -10731,9 +10712,10 @@
                 <w:rFonts w:ascii="Times New Roman" w:hAnsi="Times New Roman" w:cs="Times New Roman"/>
                 <w:b/>
                 <w:bCs/>
-                <w:sz w:val="21"/>
-                <w:szCs w:val="21"/>
-              </w:rPr>
+                <w:sz w:val="24"/>
+                <w:szCs w:val="24"/>
+              </w:rPr>
+              <w:lastRenderedPageBreak/>
               <w:t>Positivas</w:t>
             </w:r>
           </w:p>
@@ -10741,7 +10723,6 @@
         <w:tc>
           <w:tcPr>
             <w:tcW w:w="4800" w:type="dxa"/>
-            <w:shd w:val="clear" w:color="auto" w:fill="auto"/>
             <w:tcMar>
               <w:top w:w="80" w:type="dxa"/>
               <w:left w:w="100" w:type="dxa"/>
@@ -10756,6 +10737,8 @@
               <w:jc w:val="center"/>
               <w:rPr>
                 <w:rFonts w:ascii="Times New Roman" w:hAnsi="Times New Roman" w:cs="Times New Roman"/>
+                <w:sz w:val="24"/>
+                <w:szCs w:val="24"/>
               </w:rPr>
             </w:pPr>
             <w:r>
@@ -10763,8 +10746,8 @@
                 <w:rFonts w:ascii="Times New Roman" w:hAnsi="Times New Roman" w:cs="Times New Roman"/>
                 <w:b/>
                 <w:bCs/>
-                <w:sz w:val="21"/>
-                <w:szCs w:val="21"/>
+                <w:sz w:val="24"/>
+                <w:szCs w:val="24"/>
               </w:rPr>
               <w:t>Negativas</w:t>
             </w:r>
@@ -10772,19 +10755,12 @@
         </w:tc>
       </w:tr>
       <w:tr>
-        <w:tblPrEx>
-          <w:tblCellMar>
-            <w:top w:w="0" w:type="dxa"/>
-            <w:bottom w:w="0" w:type="dxa"/>
-          </w:tblCellMar>
-        </w:tblPrEx>
         <w:trPr>
           <w:jc w:val="center"/>
         </w:trPr>
         <w:tc>
           <w:tcPr>
             <w:tcW w:w="4800" w:type="dxa"/>
-            <w:shd w:val="clear" w:color="auto" w:fill="auto"/>
             <w:tcMar>
               <w:top w:w="80" w:type="dxa"/>
               <w:left w:w="100" w:type="dxa"/>
@@ -10799,13 +10775,15 @@
               <w:jc w:val="both"/>
               <w:rPr>
                 <w:rFonts w:ascii="Times New Roman" w:hAnsi="Times New Roman" w:cs="Times New Roman"/>
-              </w:rPr>
-            </w:pPr>
-            <w:r>
-              <w:rPr>
-                <w:rFonts w:ascii="Times New Roman" w:hAnsi="Times New Roman" w:cs="Times New Roman"/>
-                <w:sz w:val="21"/>
-                <w:szCs w:val="21"/>
+                <w:sz w:val="24"/>
+                <w:szCs w:val="24"/>
+              </w:rPr>
+            </w:pPr>
+            <w:r>
+              <w:rPr>
+                <w:rFonts w:ascii="Times New Roman" w:hAnsi="Times New Roman" w:cs="Times New Roman"/>
+                <w:sz w:val="24"/>
+                <w:szCs w:val="24"/>
               </w:rPr>
               <w:t>• Mayor escalabilidad</w:t>
             </w:r>
@@ -10816,13 +10794,15 @@
               <w:jc w:val="both"/>
               <w:rPr>
                 <w:rFonts w:ascii="Times New Roman" w:hAnsi="Times New Roman" w:cs="Times New Roman"/>
-              </w:rPr>
-            </w:pPr>
-            <w:r>
-              <w:rPr>
-                <w:rFonts w:ascii="Times New Roman" w:hAnsi="Times New Roman" w:cs="Times New Roman"/>
-                <w:sz w:val="21"/>
-                <w:szCs w:val="21"/>
+                <w:sz w:val="24"/>
+                <w:szCs w:val="24"/>
+              </w:rPr>
+            </w:pPr>
+            <w:r>
+              <w:rPr>
+                <w:rFonts w:ascii="Times New Roman" w:hAnsi="Times New Roman" w:cs="Times New Roman"/>
+                <w:sz w:val="24"/>
+                <w:szCs w:val="24"/>
               </w:rPr>
               <w:t>• Separación clara de responsabilidades</w:t>
             </w:r>
@@ -10833,13 +10813,15 @@
               <w:jc w:val="both"/>
               <w:rPr>
                 <w:rFonts w:ascii="Times New Roman" w:hAnsi="Times New Roman" w:cs="Times New Roman"/>
-              </w:rPr>
-            </w:pPr>
-            <w:r>
-              <w:rPr>
-                <w:rFonts w:ascii="Times New Roman" w:hAnsi="Times New Roman" w:cs="Times New Roman"/>
-                <w:sz w:val="21"/>
-                <w:szCs w:val="21"/>
+                <w:sz w:val="24"/>
+                <w:szCs w:val="24"/>
+              </w:rPr>
+            </w:pPr>
+            <w:r>
+              <w:rPr>
+                <w:rFonts w:ascii="Times New Roman" w:hAnsi="Times New Roman" w:cs="Times New Roman"/>
+                <w:sz w:val="24"/>
+                <w:szCs w:val="24"/>
               </w:rPr>
               <w:t>• Facilita mantenimiento</w:t>
             </w:r>
@@ -10849,13 +10831,15 @@
               <w:jc w:val="both"/>
               <w:rPr>
                 <w:rFonts w:ascii="Times New Roman" w:hAnsi="Times New Roman" w:cs="Times New Roman"/>
-              </w:rPr>
-            </w:pPr>
-            <w:r>
-              <w:rPr>
-                <w:rFonts w:ascii="Times New Roman" w:hAnsi="Times New Roman" w:cs="Times New Roman"/>
-                <w:sz w:val="21"/>
-                <w:szCs w:val="21"/>
+                <w:sz w:val="24"/>
+                <w:szCs w:val="24"/>
+              </w:rPr>
+            </w:pPr>
+            <w:r>
+              <w:rPr>
+                <w:rFonts w:ascii="Times New Roman" w:hAnsi="Times New Roman" w:cs="Times New Roman"/>
+                <w:sz w:val="24"/>
+                <w:szCs w:val="24"/>
               </w:rPr>
               <w:t>• Permite evolución independiente</w:t>
             </w:r>
@@ -10864,7 +10848,6 @@
         <w:tc>
           <w:tcPr>
             <w:tcW w:w="4800" w:type="dxa"/>
-            <w:shd w:val="clear" w:color="auto" w:fill="auto"/>
             <w:tcMar>
               <w:top w:w="80" w:type="dxa"/>
               <w:left w:w="100" w:type="dxa"/>
@@ -10879,13 +10862,15 @@
               <w:jc w:val="both"/>
               <w:rPr>
                 <w:rFonts w:ascii="Times New Roman" w:hAnsi="Times New Roman" w:cs="Times New Roman"/>
-              </w:rPr>
-            </w:pPr>
-            <w:r>
-              <w:rPr>
-                <w:rFonts w:ascii="Times New Roman" w:hAnsi="Times New Roman" w:cs="Times New Roman"/>
-                <w:sz w:val="21"/>
-                <w:szCs w:val="21"/>
+                <w:sz w:val="24"/>
+                <w:szCs w:val="24"/>
+              </w:rPr>
+            </w:pPr>
+            <w:r>
+              <w:rPr>
+                <w:rFonts w:ascii="Times New Roman" w:hAnsi="Times New Roman" w:cs="Times New Roman"/>
+                <w:sz w:val="24"/>
+                <w:szCs w:val="24"/>
               </w:rPr>
               <w:t>• Mayor complejidad de despliegue</w:t>
             </w:r>
@@ -10896,13 +10881,15 @@
               <w:jc w:val="both"/>
               <w:rPr>
                 <w:rFonts w:ascii="Times New Roman" w:hAnsi="Times New Roman" w:cs="Times New Roman"/>
-              </w:rPr>
-            </w:pPr>
-            <w:r>
-              <w:rPr>
-                <w:rFonts w:ascii="Times New Roman" w:hAnsi="Times New Roman" w:cs="Times New Roman"/>
-                <w:sz w:val="21"/>
-                <w:szCs w:val="21"/>
+                <w:sz w:val="24"/>
+                <w:szCs w:val="24"/>
+              </w:rPr>
+            </w:pPr>
+            <w:r>
+              <w:rPr>
+                <w:rFonts w:ascii="Times New Roman" w:hAnsi="Times New Roman" w:cs="Times New Roman"/>
+                <w:sz w:val="24"/>
+                <w:szCs w:val="24"/>
               </w:rPr>
               <w:t>• Necesidad de monitoreo</w:t>
             </w:r>
@@ -10912,13 +10899,15 @@
               <w:jc w:val="both"/>
               <w:rPr>
                 <w:rFonts w:ascii="Times New Roman" w:hAnsi="Times New Roman" w:cs="Times New Roman"/>
-              </w:rPr>
-            </w:pPr>
-            <w:r>
-              <w:rPr>
-                <w:rFonts w:ascii="Times New Roman" w:hAnsi="Times New Roman" w:cs="Times New Roman"/>
-                <w:sz w:val="21"/>
-                <w:szCs w:val="21"/>
+                <w:sz w:val="24"/>
+                <w:szCs w:val="24"/>
+              </w:rPr>
+            </w:pPr>
+            <w:r>
+              <w:rPr>
+                <w:rFonts w:ascii="Times New Roman" w:hAnsi="Times New Roman" w:cs="Times New Roman"/>
+                <w:sz w:val="24"/>
+                <w:szCs w:val="24"/>
               </w:rPr>
               <w:t>• Mayor configuración inicial</w:t>
             </w:r>
@@ -10931,6 +10920,8 @@
         <w:spacing w:after="100"/>
         <w:rPr>
           <w:rFonts w:ascii="Times New Roman" w:hAnsi="Times New Roman" w:cs="Times New Roman"/>
+          <w:sz w:val="24"/>
+          <w:szCs w:val="24"/>
         </w:rPr>
       </w:pPr>
     </w:p>
@@ -10958,7 +10949,6 @@
           <w:sz w:val="24"/>
           <w:szCs w:val="24"/>
         </w:rPr>
-        <w:lastRenderedPageBreak/>
         <w:t xml:space="preserve">ADR-002: ¿Por qué Docker + Docker </w:t>
       </w:r>
       <w:proofErr w:type="spellStart"/>
@@ -11030,19 +11020,12 @@
         <w:gridCol w:w="7000"/>
       </w:tblGrid>
       <w:tr>
-        <w:tblPrEx>
-          <w:tblCellMar>
-            <w:top w:w="0" w:type="dxa"/>
-            <w:bottom w:w="0" w:type="dxa"/>
-          </w:tblCellMar>
-        </w:tblPrEx>
         <w:trPr>
           <w:jc w:val="center"/>
         </w:trPr>
         <w:tc>
           <w:tcPr>
             <w:tcW w:w="2600" w:type="dxa"/>
-            <w:shd w:val="clear" w:color="auto" w:fill="auto"/>
             <w:tcMar>
               <w:top w:w="80" w:type="dxa"/>
               <w:left w:w="100" w:type="dxa"/>
@@ -11057,6 +11040,8 @@
               <w:jc w:val="center"/>
               <w:rPr>
                 <w:rFonts w:ascii="Times New Roman" w:hAnsi="Times New Roman" w:cs="Times New Roman"/>
+                <w:sz w:val="24"/>
+                <w:szCs w:val="24"/>
               </w:rPr>
             </w:pPr>
             <w:r>
@@ -11064,8 +11049,8 @@
                 <w:rFonts w:ascii="Times New Roman" w:hAnsi="Times New Roman" w:cs="Times New Roman"/>
                 <w:b/>
                 <w:bCs/>
-                <w:sz w:val="21"/>
-                <w:szCs w:val="21"/>
+                <w:sz w:val="24"/>
+                <w:szCs w:val="24"/>
               </w:rPr>
               <w:t>Necesidad</w:t>
             </w:r>
@@ -11074,7 +11059,6 @@
         <w:tc>
           <w:tcPr>
             <w:tcW w:w="7000" w:type="dxa"/>
-            <w:shd w:val="clear" w:color="auto" w:fill="auto"/>
             <w:tcMar>
               <w:top w:w="80" w:type="dxa"/>
               <w:left w:w="100" w:type="dxa"/>
@@ -11089,13 +11073,15 @@
               <w:jc w:val="both"/>
               <w:rPr>
                 <w:rFonts w:ascii="Times New Roman" w:hAnsi="Times New Roman" w:cs="Times New Roman"/>
-              </w:rPr>
-            </w:pPr>
-            <w:r>
-              <w:rPr>
-                <w:rFonts w:ascii="Times New Roman" w:hAnsi="Times New Roman" w:cs="Times New Roman"/>
-                <w:sz w:val="21"/>
-                <w:szCs w:val="21"/>
+                <w:sz w:val="24"/>
+                <w:szCs w:val="24"/>
+              </w:rPr>
+            </w:pPr>
+            <w:r>
+              <w:rPr>
+                <w:rFonts w:ascii="Times New Roman" w:hAnsi="Times New Roman" w:cs="Times New Roman"/>
+                <w:sz w:val="24"/>
+                <w:szCs w:val="24"/>
               </w:rPr>
               <w:t>• La instalación manual puede provocar diferencias entre ambientes, errores de configuración, problemas con versiones y mayor tiempo de instalación.</w:t>
             </w:r>
@@ -11105,13 +11091,15 @@
               <w:jc w:val="both"/>
               <w:rPr>
                 <w:rFonts w:ascii="Times New Roman" w:hAnsi="Times New Roman" w:cs="Times New Roman"/>
-              </w:rPr>
-            </w:pPr>
-            <w:r>
-              <w:rPr>
-                <w:rFonts w:ascii="Times New Roman" w:hAnsi="Times New Roman" w:cs="Times New Roman"/>
-                <w:sz w:val="21"/>
-                <w:szCs w:val="21"/>
+                <w:sz w:val="24"/>
+                <w:szCs w:val="24"/>
+              </w:rPr>
+            </w:pPr>
+            <w:r>
+              <w:rPr>
+                <w:rFonts w:ascii="Times New Roman" w:hAnsi="Times New Roman" w:cs="Times New Roman"/>
+                <w:sz w:val="24"/>
+                <w:szCs w:val="24"/>
               </w:rPr>
               <w:t>• Se requiere una solución que permita ejecutar todos los componentes de manera uniforme.</w:t>
             </w:r>
@@ -11179,12 +11167,6 @@
         <w:gridCol w:w="3600"/>
       </w:tblGrid>
       <w:tr>
-        <w:tblPrEx>
-          <w:tblCellMar>
-            <w:top w:w="0" w:type="dxa"/>
-            <w:bottom w:w="0" w:type="dxa"/>
-          </w:tblCellMar>
-        </w:tblPrEx>
         <w:trPr>
           <w:tblHeader/>
           <w:jc w:val="center"/>
@@ -11192,7 +11174,6 @@
         <w:tc>
           <w:tcPr>
             <w:tcW w:w="2400" w:type="dxa"/>
-            <w:shd w:val="clear" w:color="auto" w:fill="auto"/>
             <w:tcMar>
               <w:top w:w="80" w:type="dxa"/>
               <w:left w:w="100" w:type="dxa"/>
@@ -11207,6 +11188,8 @@
               <w:jc w:val="center"/>
               <w:rPr>
                 <w:rFonts w:ascii="Times New Roman" w:hAnsi="Times New Roman" w:cs="Times New Roman"/>
+                <w:sz w:val="24"/>
+                <w:szCs w:val="24"/>
               </w:rPr>
             </w:pPr>
             <w:r>
@@ -11214,8 +11197,8 @@
                 <w:rFonts w:ascii="Times New Roman" w:hAnsi="Times New Roman" w:cs="Times New Roman"/>
                 <w:b/>
                 <w:bCs/>
-                <w:sz w:val="21"/>
-                <w:szCs w:val="21"/>
+                <w:sz w:val="24"/>
+                <w:szCs w:val="24"/>
               </w:rPr>
               <w:t>Alternativa</w:t>
             </w:r>
@@ -11224,7 +11207,6 @@
         <w:tc>
           <w:tcPr>
             <w:tcW w:w="3600" w:type="dxa"/>
-            <w:shd w:val="clear" w:color="auto" w:fill="auto"/>
             <w:tcMar>
               <w:top w:w="80" w:type="dxa"/>
               <w:left w:w="100" w:type="dxa"/>
@@ -11239,6 +11221,8 @@
               <w:jc w:val="center"/>
               <w:rPr>
                 <w:rFonts w:ascii="Times New Roman" w:hAnsi="Times New Roman" w:cs="Times New Roman"/>
+                <w:sz w:val="24"/>
+                <w:szCs w:val="24"/>
               </w:rPr>
             </w:pPr>
             <w:r>
@@ -11246,8 +11230,8 @@
                 <w:rFonts w:ascii="Times New Roman" w:hAnsi="Times New Roman" w:cs="Times New Roman"/>
                 <w:b/>
                 <w:bCs/>
-                <w:sz w:val="21"/>
-                <w:szCs w:val="21"/>
+                <w:sz w:val="24"/>
+                <w:szCs w:val="24"/>
               </w:rPr>
               <w:t>Ventajas</w:t>
             </w:r>
@@ -11256,7 +11240,6 @@
         <w:tc>
           <w:tcPr>
             <w:tcW w:w="3600" w:type="dxa"/>
-            <w:shd w:val="clear" w:color="auto" w:fill="auto"/>
             <w:tcMar>
               <w:top w:w="80" w:type="dxa"/>
               <w:left w:w="100" w:type="dxa"/>
@@ -11271,6 +11254,8 @@
               <w:jc w:val="center"/>
               <w:rPr>
                 <w:rFonts w:ascii="Times New Roman" w:hAnsi="Times New Roman" w:cs="Times New Roman"/>
+                <w:sz w:val="24"/>
+                <w:szCs w:val="24"/>
               </w:rPr>
             </w:pPr>
             <w:r>
@@ -11278,8 +11263,8 @@
                 <w:rFonts w:ascii="Times New Roman" w:hAnsi="Times New Roman" w:cs="Times New Roman"/>
                 <w:b/>
                 <w:bCs/>
-                <w:sz w:val="21"/>
-                <w:szCs w:val="21"/>
+                <w:sz w:val="24"/>
+                <w:szCs w:val="24"/>
               </w:rPr>
               <w:t>Desventajas</w:t>
             </w:r>
@@ -11287,19 +11272,12 @@
         </w:tc>
       </w:tr>
       <w:tr>
-        <w:tblPrEx>
-          <w:tblCellMar>
-            <w:top w:w="0" w:type="dxa"/>
-            <w:bottom w:w="0" w:type="dxa"/>
-          </w:tblCellMar>
-        </w:tblPrEx>
         <w:trPr>
           <w:jc w:val="center"/>
         </w:trPr>
         <w:tc>
           <w:tcPr>
             <w:tcW w:w="2400" w:type="dxa"/>
-            <w:shd w:val="clear" w:color="auto" w:fill="auto"/>
             <w:tcMar>
               <w:top w:w="80" w:type="dxa"/>
               <w:left w:w="100" w:type="dxa"/>
@@ -11313,13 +11291,15 @@
               <w:spacing w:after="60"/>
               <w:rPr>
                 <w:rFonts w:ascii="Times New Roman" w:hAnsi="Times New Roman" w:cs="Times New Roman"/>
-              </w:rPr>
-            </w:pPr>
-            <w:r>
-              <w:rPr>
-                <w:rFonts w:ascii="Times New Roman" w:hAnsi="Times New Roman" w:cs="Times New Roman"/>
-                <w:sz w:val="21"/>
-                <w:szCs w:val="21"/>
+                <w:sz w:val="24"/>
+                <w:szCs w:val="24"/>
+              </w:rPr>
+            </w:pPr>
+            <w:r>
+              <w:rPr>
+                <w:rFonts w:ascii="Times New Roman" w:hAnsi="Times New Roman" w:cs="Times New Roman"/>
+                <w:sz w:val="24"/>
+                <w:szCs w:val="24"/>
               </w:rPr>
               <w:t>Instalación tradicional</w:t>
             </w:r>
@@ -11328,7 +11308,6 @@
         <w:tc>
           <w:tcPr>
             <w:tcW w:w="3600" w:type="dxa"/>
-            <w:shd w:val="clear" w:color="auto" w:fill="auto"/>
             <w:tcMar>
               <w:top w:w="80" w:type="dxa"/>
               <w:left w:w="100" w:type="dxa"/>
@@ -11341,13 +11320,15 @@
             <w:pPr>
               <w:rPr>
                 <w:rFonts w:ascii="Times New Roman" w:hAnsi="Times New Roman" w:cs="Times New Roman"/>
-              </w:rPr>
-            </w:pPr>
-            <w:r>
-              <w:rPr>
-                <w:rFonts w:ascii="Times New Roman" w:hAnsi="Times New Roman" w:cs="Times New Roman"/>
-                <w:sz w:val="21"/>
-                <w:szCs w:val="21"/>
+                <w:sz w:val="24"/>
+                <w:szCs w:val="24"/>
+              </w:rPr>
+            </w:pPr>
+            <w:r>
+              <w:rPr>
+                <w:rFonts w:ascii="Times New Roman" w:hAnsi="Times New Roman" w:cs="Times New Roman"/>
+                <w:sz w:val="24"/>
+                <w:szCs w:val="24"/>
               </w:rPr>
               <w:t>• Sin herramientas adicionales</w:t>
             </w:r>
@@ -11356,7 +11337,6 @@
         <w:tc>
           <w:tcPr>
             <w:tcW w:w="3600" w:type="dxa"/>
-            <w:shd w:val="clear" w:color="auto" w:fill="auto"/>
             <w:tcMar>
               <w:top w:w="80" w:type="dxa"/>
               <w:left w:w="100" w:type="dxa"/>
@@ -11370,13 +11350,15 @@
               <w:spacing w:after="40"/>
               <w:rPr>
                 <w:rFonts w:ascii="Times New Roman" w:hAnsi="Times New Roman" w:cs="Times New Roman"/>
-              </w:rPr>
-            </w:pPr>
-            <w:r>
-              <w:rPr>
-                <w:rFonts w:ascii="Times New Roman" w:hAnsi="Times New Roman" w:cs="Times New Roman"/>
-                <w:sz w:val="21"/>
-                <w:szCs w:val="21"/>
+                <w:sz w:val="24"/>
+                <w:szCs w:val="24"/>
+              </w:rPr>
+            </w:pPr>
+            <w:r>
+              <w:rPr>
+                <w:rFonts w:ascii="Times New Roman" w:hAnsi="Times New Roman" w:cs="Times New Roman"/>
+                <w:sz w:val="24"/>
+                <w:szCs w:val="24"/>
               </w:rPr>
               <w:t>• Configuración manual</w:t>
             </w:r>
@@ -11385,13 +11367,15 @@
             <w:pPr>
               <w:rPr>
                 <w:rFonts w:ascii="Times New Roman" w:hAnsi="Times New Roman" w:cs="Times New Roman"/>
-              </w:rPr>
-            </w:pPr>
-            <w:r>
-              <w:rPr>
-                <w:rFonts w:ascii="Times New Roman" w:hAnsi="Times New Roman" w:cs="Times New Roman"/>
-                <w:sz w:val="21"/>
-                <w:szCs w:val="21"/>
+                <w:sz w:val="24"/>
+                <w:szCs w:val="24"/>
+              </w:rPr>
+            </w:pPr>
+            <w:r>
+              <w:rPr>
+                <w:rFonts w:ascii="Times New Roman" w:hAnsi="Times New Roman" w:cs="Times New Roman"/>
+                <w:sz w:val="24"/>
+                <w:szCs w:val="24"/>
               </w:rPr>
               <w:t>• Problemas de compatibilidad</w:t>
             </w:r>
@@ -11399,19 +11383,12 @@
         </w:tc>
       </w:tr>
       <w:tr>
-        <w:tblPrEx>
-          <w:tblCellMar>
-            <w:top w:w="0" w:type="dxa"/>
-            <w:bottom w:w="0" w:type="dxa"/>
-          </w:tblCellMar>
-        </w:tblPrEx>
         <w:trPr>
           <w:jc w:val="center"/>
         </w:trPr>
         <w:tc>
           <w:tcPr>
             <w:tcW w:w="2400" w:type="dxa"/>
-            <w:shd w:val="clear" w:color="auto" w:fill="auto"/>
             <w:tcMar>
               <w:top w:w="80" w:type="dxa"/>
               <w:left w:w="100" w:type="dxa"/>
@@ -11425,13 +11402,15 @@
               <w:spacing w:after="60"/>
               <w:rPr>
                 <w:rFonts w:ascii="Times New Roman" w:hAnsi="Times New Roman" w:cs="Times New Roman"/>
-              </w:rPr>
-            </w:pPr>
-            <w:r>
-              <w:rPr>
-                <w:rFonts w:ascii="Times New Roman" w:hAnsi="Times New Roman" w:cs="Times New Roman"/>
-                <w:sz w:val="21"/>
-                <w:szCs w:val="21"/>
+                <w:sz w:val="24"/>
+                <w:szCs w:val="24"/>
+              </w:rPr>
+            </w:pPr>
+            <w:r>
+              <w:rPr>
+                <w:rFonts w:ascii="Times New Roman" w:hAnsi="Times New Roman" w:cs="Times New Roman"/>
+                <w:sz w:val="24"/>
+                <w:szCs w:val="24"/>
               </w:rPr>
               <w:t>Máquinas virtuales</w:t>
             </w:r>
@@ -11440,7 +11419,6 @@
         <w:tc>
           <w:tcPr>
             <w:tcW w:w="3600" w:type="dxa"/>
-            <w:shd w:val="clear" w:color="auto" w:fill="auto"/>
             <w:tcMar>
               <w:top w:w="80" w:type="dxa"/>
               <w:left w:w="100" w:type="dxa"/>
@@ -11453,13 +11431,15 @@
             <w:pPr>
               <w:rPr>
                 <w:rFonts w:ascii="Times New Roman" w:hAnsi="Times New Roman" w:cs="Times New Roman"/>
-              </w:rPr>
-            </w:pPr>
-            <w:r>
-              <w:rPr>
-                <w:rFonts w:ascii="Times New Roman" w:hAnsi="Times New Roman" w:cs="Times New Roman"/>
-                <w:sz w:val="21"/>
-                <w:szCs w:val="21"/>
+                <w:sz w:val="24"/>
+                <w:szCs w:val="24"/>
+              </w:rPr>
+            </w:pPr>
+            <w:r>
+              <w:rPr>
+                <w:rFonts w:ascii="Times New Roman" w:hAnsi="Times New Roman" w:cs="Times New Roman"/>
+                <w:sz w:val="24"/>
+                <w:szCs w:val="24"/>
               </w:rPr>
               <w:t>• Alto aislamiento</w:t>
             </w:r>
@@ -11468,7 +11448,6 @@
         <w:tc>
           <w:tcPr>
             <w:tcW w:w="3600" w:type="dxa"/>
-            <w:shd w:val="clear" w:color="auto" w:fill="auto"/>
             <w:tcMar>
               <w:top w:w="80" w:type="dxa"/>
               <w:left w:w="100" w:type="dxa"/>
@@ -11481,13 +11460,15 @@
             <w:pPr>
               <w:rPr>
                 <w:rFonts w:ascii="Times New Roman" w:hAnsi="Times New Roman" w:cs="Times New Roman"/>
-              </w:rPr>
-            </w:pPr>
-            <w:r>
-              <w:rPr>
-                <w:rFonts w:ascii="Times New Roman" w:hAnsi="Times New Roman" w:cs="Times New Roman"/>
-                <w:sz w:val="21"/>
-                <w:szCs w:val="21"/>
+                <w:sz w:val="24"/>
+                <w:szCs w:val="24"/>
+              </w:rPr>
+            </w:pPr>
+            <w:r>
+              <w:rPr>
+                <w:rFonts w:ascii="Times New Roman" w:hAnsi="Times New Roman" w:cs="Times New Roman"/>
+                <w:sz w:val="24"/>
+                <w:szCs w:val="24"/>
               </w:rPr>
               <w:t>• Mayor consumo de recursos</w:t>
             </w:r>
@@ -11495,19 +11476,12 @@
         </w:tc>
       </w:tr>
       <w:tr>
-        <w:tblPrEx>
-          <w:tblCellMar>
-            <w:top w:w="0" w:type="dxa"/>
-            <w:bottom w:w="0" w:type="dxa"/>
-          </w:tblCellMar>
-        </w:tblPrEx>
         <w:trPr>
           <w:jc w:val="center"/>
         </w:trPr>
         <w:tc>
           <w:tcPr>
             <w:tcW w:w="2400" w:type="dxa"/>
-            <w:shd w:val="clear" w:color="auto" w:fill="auto"/>
             <w:tcMar>
               <w:top w:w="80" w:type="dxa"/>
               <w:left w:w="100" w:type="dxa"/>
@@ -11521,13 +11495,15 @@
               <w:spacing w:after="60"/>
               <w:rPr>
                 <w:rFonts w:ascii="Times New Roman" w:hAnsi="Times New Roman" w:cs="Times New Roman"/>
-              </w:rPr>
-            </w:pPr>
-            <w:r>
-              <w:rPr>
-                <w:rFonts w:ascii="Times New Roman" w:hAnsi="Times New Roman" w:cs="Times New Roman"/>
-                <w:sz w:val="21"/>
-                <w:szCs w:val="21"/>
+                <w:sz w:val="24"/>
+                <w:szCs w:val="24"/>
+              </w:rPr>
+            </w:pPr>
+            <w:r>
+              <w:rPr>
+                <w:rFonts w:ascii="Times New Roman" w:hAnsi="Times New Roman" w:cs="Times New Roman"/>
+                <w:sz w:val="24"/>
+                <w:szCs w:val="24"/>
               </w:rPr>
               <w:t xml:space="preserve">Docker + Docker </w:t>
             </w:r>
@@ -11535,8 +11511,8 @@
             <w:r>
               <w:rPr>
                 <w:rFonts w:ascii="Times New Roman" w:hAnsi="Times New Roman" w:cs="Times New Roman"/>
-                <w:sz w:val="21"/>
-                <w:szCs w:val="21"/>
+                <w:sz w:val="24"/>
+                <w:szCs w:val="24"/>
               </w:rPr>
               <w:t>Compose</w:t>
             </w:r>
@@ -11544,8 +11520,8 @@
             <w:r>
               <w:rPr>
                 <w:rFonts w:ascii="Times New Roman" w:hAnsi="Times New Roman" w:cs="Times New Roman"/>
-                <w:sz w:val="21"/>
-                <w:szCs w:val="21"/>
+                <w:sz w:val="24"/>
+                <w:szCs w:val="24"/>
               </w:rPr>
               <w:t xml:space="preserve"> (elegida)</w:t>
             </w:r>
@@ -11554,7 +11530,6 @@
         <w:tc>
           <w:tcPr>
             <w:tcW w:w="3600" w:type="dxa"/>
-            <w:shd w:val="clear" w:color="auto" w:fill="auto"/>
             <w:tcMar>
               <w:top w:w="80" w:type="dxa"/>
               <w:left w:w="100" w:type="dxa"/>
@@ -11568,13 +11543,15 @@
               <w:spacing w:after="40"/>
               <w:rPr>
                 <w:rFonts w:ascii="Times New Roman" w:hAnsi="Times New Roman" w:cs="Times New Roman"/>
-              </w:rPr>
-            </w:pPr>
-            <w:r>
-              <w:rPr>
-                <w:rFonts w:ascii="Times New Roman" w:hAnsi="Times New Roman" w:cs="Times New Roman"/>
-                <w:sz w:val="21"/>
-                <w:szCs w:val="21"/>
+                <w:sz w:val="24"/>
+                <w:szCs w:val="24"/>
+              </w:rPr>
+            </w:pPr>
+            <w:r>
+              <w:rPr>
+                <w:rFonts w:ascii="Times New Roman" w:hAnsi="Times New Roman" w:cs="Times New Roman"/>
+                <w:sz w:val="24"/>
+                <w:szCs w:val="24"/>
               </w:rPr>
               <w:t>• Portabilidad</w:t>
             </w:r>
@@ -11584,13 +11561,15 @@
               <w:spacing w:after="40"/>
               <w:rPr>
                 <w:rFonts w:ascii="Times New Roman" w:hAnsi="Times New Roman" w:cs="Times New Roman"/>
-              </w:rPr>
-            </w:pPr>
-            <w:r>
-              <w:rPr>
-                <w:rFonts w:ascii="Times New Roman" w:hAnsi="Times New Roman" w:cs="Times New Roman"/>
-                <w:sz w:val="21"/>
-                <w:szCs w:val="21"/>
+                <w:sz w:val="24"/>
+                <w:szCs w:val="24"/>
+              </w:rPr>
+            </w:pPr>
+            <w:r>
+              <w:rPr>
+                <w:rFonts w:ascii="Times New Roman" w:hAnsi="Times New Roman" w:cs="Times New Roman"/>
+                <w:sz w:val="24"/>
+                <w:szCs w:val="24"/>
               </w:rPr>
               <w:t>• Fácil despliegue</w:t>
             </w:r>
@@ -11599,13 +11578,15 @@
             <w:pPr>
               <w:rPr>
                 <w:rFonts w:ascii="Times New Roman" w:hAnsi="Times New Roman" w:cs="Times New Roman"/>
-              </w:rPr>
-            </w:pPr>
-            <w:r>
-              <w:rPr>
-                <w:rFonts w:ascii="Times New Roman" w:hAnsi="Times New Roman" w:cs="Times New Roman"/>
-                <w:sz w:val="21"/>
-                <w:szCs w:val="21"/>
+                <w:sz w:val="24"/>
+                <w:szCs w:val="24"/>
+              </w:rPr>
+            </w:pPr>
+            <w:r>
+              <w:rPr>
+                <w:rFonts w:ascii="Times New Roman" w:hAnsi="Times New Roman" w:cs="Times New Roman"/>
+                <w:sz w:val="24"/>
+                <w:szCs w:val="24"/>
               </w:rPr>
               <w:t>• Ambientes reproducibles</w:t>
             </w:r>
@@ -11614,7 +11595,6 @@
         <w:tc>
           <w:tcPr>
             <w:tcW w:w="3600" w:type="dxa"/>
-            <w:shd w:val="clear" w:color="auto" w:fill="auto"/>
             <w:tcMar>
               <w:top w:w="80" w:type="dxa"/>
               <w:left w:w="100" w:type="dxa"/>
@@ -11627,13 +11607,15 @@
             <w:pPr>
               <w:rPr>
                 <w:rFonts w:ascii="Times New Roman" w:hAnsi="Times New Roman" w:cs="Times New Roman"/>
-              </w:rPr>
-            </w:pPr>
-            <w:r>
-              <w:rPr>
-                <w:rFonts w:ascii="Times New Roman" w:hAnsi="Times New Roman" w:cs="Times New Roman"/>
-                <w:sz w:val="21"/>
-                <w:szCs w:val="21"/>
+                <w:sz w:val="24"/>
+                <w:szCs w:val="24"/>
+              </w:rPr>
+            </w:pPr>
+            <w:r>
+              <w:rPr>
+                <w:rFonts w:ascii="Times New Roman" w:hAnsi="Times New Roman" w:cs="Times New Roman"/>
+                <w:sz w:val="24"/>
+                <w:szCs w:val="24"/>
               </w:rPr>
               <w:t>• Requiere conocimientos de contenedores</w:t>
             </w:r>
@@ -11710,19 +11692,12 @@
         <w:gridCol w:w="7000"/>
       </w:tblGrid>
       <w:tr>
-        <w:tblPrEx>
-          <w:tblCellMar>
-            <w:top w:w="0" w:type="dxa"/>
-            <w:bottom w:w="0" w:type="dxa"/>
-          </w:tblCellMar>
-        </w:tblPrEx>
         <w:trPr>
           <w:jc w:val="center"/>
         </w:trPr>
         <w:tc>
           <w:tcPr>
             <w:tcW w:w="2600" w:type="dxa"/>
-            <w:shd w:val="clear" w:color="auto" w:fill="auto"/>
             <w:tcMar>
               <w:top w:w="80" w:type="dxa"/>
               <w:left w:w="100" w:type="dxa"/>
@@ -11739,6 +11714,8 @@
                 <w:rFonts w:ascii="Times New Roman" w:hAnsi="Times New Roman" w:cs="Times New Roman"/>
                 <w:b/>
                 <w:bCs/>
+                <w:sz w:val="24"/>
+                <w:szCs w:val="24"/>
               </w:rPr>
             </w:pPr>
             <w:r>
@@ -11746,8 +11723,8 @@
                 <w:rFonts w:ascii="Times New Roman" w:hAnsi="Times New Roman" w:cs="Times New Roman"/>
                 <w:b/>
                 <w:bCs/>
-                <w:sz w:val="21"/>
-                <w:szCs w:val="21"/>
+                <w:sz w:val="24"/>
+                <w:szCs w:val="24"/>
               </w:rPr>
               <w:t>Detalle</w:t>
             </w:r>
@@ -11756,7 +11733,6 @@
         <w:tc>
           <w:tcPr>
             <w:tcW w:w="7000" w:type="dxa"/>
-            <w:shd w:val="clear" w:color="auto" w:fill="auto"/>
             <w:tcMar>
               <w:top w:w="80" w:type="dxa"/>
               <w:left w:w="100" w:type="dxa"/>
@@ -11770,13 +11746,15 @@
               <w:jc w:val="both"/>
               <w:rPr>
                 <w:rFonts w:ascii="Times New Roman" w:hAnsi="Times New Roman" w:cs="Times New Roman"/>
-              </w:rPr>
-            </w:pPr>
-            <w:r>
-              <w:rPr>
-                <w:rFonts w:ascii="Times New Roman" w:hAnsi="Times New Roman" w:cs="Times New Roman"/>
-                <w:sz w:val="21"/>
-                <w:szCs w:val="21"/>
+                <w:sz w:val="24"/>
+                <w:szCs w:val="24"/>
+              </w:rPr>
+            </w:pPr>
+            <w:r>
+              <w:rPr>
+                <w:rFonts w:ascii="Times New Roman" w:hAnsi="Times New Roman" w:cs="Times New Roman"/>
+                <w:sz w:val="24"/>
+                <w:szCs w:val="24"/>
               </w:rPr>
               <w:t xml:space="preserve">• Se utilizará Docker </w:t>
             </w:r>
@@ -11784,8 +11762,8 @@
             <w:r>
               <w:rPr>
                 <w:rFonts w:ascii="Times New Roman" w:hAnsi="Times New Roman" w:cs="Times New Roman"/>
-                <w:sz w:val="21"/>
-                <w:szCs w:val="21"/>
+                <w:sz w:val="24"/>
+                <w:szCs w:val="24"/>
               </w:rPr>
               <w:t>Compose</w:t>
             </w:r>
@@ -11793,8 +11771,8 @@
             <w:r>
               <w:rPr>
                 <w:rFonts w:ascii="Times New Roman" w:hAnsi="Times New Roman" w:cs="Times New Roman"/>
-                <w:sz w:val="21"/>
-                <w:szCs w:val="21"/>
+                <w:sz w:val="24"/>
+                <w:szCs w:val="24"/>
               </w:rPr>
               <w:t xml:space="preserve"> para administrar: </w:t>
             </w:r>
@@ -11802,8 +11780,8 @@
             <w:r>
               <w:rPr>
                 <w:rFonts w:ascii="Times New Roman" w:hAnsi="Times New Roman" w:cs="Times New Roman"/>
-                <w:sz w:val="21"/>
-                <w:szCs w:val="21"/>
+                <w:sz w:val="24"/>
+                <w:szCs w:val="24"/>
               </w:rPr>
               <w:t>frontend</w:t>
             </w:r>
@@ -11811,28 +11789,10 @@
             <w:r>
               <w:rPr>
                 <w:rFonts w:ascii="Times New Roman" w:hAnsi="Times New Roman" w:cs="Times New Roman"/>
-                <w:sz w:val="21"/>
-                <w:szCs w:val="21"/>
-              </w:rPr>
-              <w:t xml:space="preserve"> Angular, microservicios Spring </w:t>
-            </w:r>
-            <w:proofErr w:type="spellStart"/>
-            <w:r>
-              <w:rPr>
-                <w:rFonts w:ascii="Times New Roman" w:hAnsi="Times New Roman" w:cs="Times New Roman"/>
-                <w:sz w:val="21"/>
-                <w:szCs w:val="21"/>
-              </w:rPr>
-              <w:t>Boot</w:t>
-            </w:r>
-            <w:proofErr w:type="spellEnd"/>
-            <w:r>
-              <w:rPr>
-                <w:rFonts w:ascii="Times New Roman" w:hAnsi="Times New Roman" w:cs="Times New Roman"/>
-                <w:sz w:val="21"/>
-                <w:szCs w:val="21"/>
-              </w:rPr>
-              <w:t>, bases PostgreSQL y servicios auxiliares.</w:t>
+                <w:sz w:val="24"/>
+                <w:szCs w:val="24"/>
+              </w:rPr>
+              <w:t xml:space="preserve"> Angular, microservicios Spring Boot, bases PostgreSQL y servicios auxiliares.</w:t>
             </w:r>
           </w:p>
         </w:tc>
@@ -11923,12 +11883,6 @@
         <w:gridCol w:w="4800"/>
       </w:tblGrid>
       <w:tr>
-        <w:tblPrEx>
-          <w:tblCellMar>
-            <w:top w:w="0" w:type="dxa"/>
-            <w:bottom w:w="0" w:type="dxa"/>
-          </w:tblCellMar>
-        </w:tblPrEx>
         <w:trPr>
           <w:tblHeader/>
           <w:jc w:val="center"/>
@@ -11936,7 +11890,6 @@
         <w:tc>
           <w:tcPr>
             <w:tcW w:w="4800" w:type="dxa"/>
-            <w:shd w:val="clear" w:color="auto" w:fill="auto"/>
             <w:tcMar>
               <w:top w:w="80" w:type="dxa"/>
               <w:left w:w="100" w:type="dxa"/>
@@ -11951,6 +11904,8 @@
               <w:jc w:val="center"/>
               <w:rPr>
                 <w:rFonts w:ascii="Times New Roman" w:hAnsi="Times New Roman" w:cs="Times New Roman"/>
+                <w:sz w:val="24"/>
+                <w:szCs w:val="24"/>
               </w:rPr>
             </w:pPr>
             <w:r>
@@ -11958,8 +11913,8 @@
                 <w:rFonts w:ascii="Times New Roman" w:hAnsi="Times New Roman" w:cs="Times New Roman"/>
                 <w:b/>
                 <w:bCs/>
-                <w:sz w:val="21"/>
-                <w:szCs w:val="21"/>
+                <w:sz w:val="24"/>
+                <w:szCs w:val="24"/>
               </w:rPr>
               <w:t>Positivas</w:t>
             </w:r>
@@ -11968,7 +11923,6 @@
         <w:tc>
           <w:tcPr>
             <w:tcW w:w="4800" w:type="dxa"/>
-            <w:shd w:val="clear" w:color="auto" w:fill="auto"/>
             <w:tcMar>
               <w:top w:w="80" w:type="dxa"/>
               <w:left w:w="100" w:type="dxa"/>
@@ -11983,6 +11937,8 @@
               <w:jc w:val="center"/>
               <w:rPr>
                 <w:rFonts w:ascii="Times New Roman" w:hAnsi="Times New Roman" w:cs="Times New Roman"/>
+                <w:sz w:val="24"/>
+                <w:szCs w:val="24"/>
               </w:rPr>
             </w:pPr>
             <w:r>
@@ -11990,8 +11946,8 @@
                 <w:rFonts w:ascii="Times New Roman" w:hAnsi="Times New Roman" w:cs="Times New Roman"/>
                 <w:b/>
                 <w:bCs/>
-                <w:sz w:val="21"/>
-                <w:szCs w:val="21"/>
+                <w:sz w:val="24"/>
+                <w:szCs w:val="24"/>
               </w:rPr>
               <w:t>Negativas</w:t>
             </w:r>
@@ -11999,19 +11955,12 @@
         </w:tc>
       </w:tr>
       <w:tr>
-        <w:tblPrEx>
-          <w:tblCellMar>
-            <w:top w:w="0" w:type="dxa"/>
-            <w:bottom w:w="0" w:type="dxa"/>
-          </w:tblCellMar>
-        </w:tblPrEx>
         <w:trPr>
           <w:jc w:val="center"/>
         </w:trPr>
         <w:tc>
           <w:tcPr>
             <w:tcW w:w="4800" w:type="dxa"/>
-            <w:shd w:val="clear" w:color="auto" w:fill="auto"/>
             <w:tcMar>
               <w:top w:w="80" w:type="dxa"/>
               <w:left w:w="100" w:type="dxa"/>
@@ -12025,13 +11974,15 @@
               <w:spacing w:after="40"/>
               <w:rPr>
                 <w:rFonts w:ascii="Times New Roman" w:hAnsi="Times New Roman" w:cs="Times New Roman"/>
-              </w:rPr>
-            </w:pPr>
-            <w:r>
-              <w:rPr>
-                <w:rFonts w:ascii="Times New Roman" w:hAnsi="Times New Roman" w:cs="Times New Roman"/>
-                <w:sz w:val="21"/>
-                <w:szCs w:val="21"/>
+                <w:sz w:val="24"/>
+                <w:szCs w:val="24"/>
+              </w:rPr>
+            </w:pPr>
+            <w:r>
+              <w:rPr>
+                <w:rFonts w:ascii="Times New Roman" w:hAnsi="Times New Roman" w:cs="Times New Roman"/>
+                <w:sz w:val="24"/>
+                <w:szCs w:val="24"/>
               </w:rPr>
               <w:t>• Instalación rápida</w:t>
             </w:r>
@@ -12041,13 +11992,15 @@
               <w:spacing w:after="40"/>
               <w:rPr>
                 <w:rFonts w:ascii="Times New Roman" w:hAnsi="Times New Roman" w:cs="Times New Roman"/>
-              </w:rPr>
-            </w:pPr>
-            <w:r>
-              <w:rPr>
-                <w:rFonts w:ascii="Times New Roman" w:hAnsi="Times New Roman" w:cs="Times New Roman"/>
-                <w:sz w:val="21"/>
-                <w:szCs w:val="21"/>
+                <w:sz w:val="24"/>
+                <w:szCs w:val="24"/>
+              </w:rPr>
+            </w:pPr>
+            <w:r>
+              <w:rPr>
+                <w:rFonts w:ascii="Times New Roman" w:hAnsi="Times New Roman" w:cs="Times New Roman"/>
+                <w:sz w:val="24"/>
+                <w:szCs w:val="24"/>
               </w:rPr>
               <w:t>• Mayor portabilidad</w:t>
             </w:r>
@@ -12056,13 +12009,15 @@
             <w:pPr>
               <w:rPr>
                 <w:rFonts w:ascii="Times New Roman" w:hAnsi="Times New Roman" w:cs="Times New Roman"/>
-              </w:rPr>
-            </w:pPr>
-            <w:r>
-              <w:rPr>
-                <w:rFonts w:ascii="Times New Roman" w:hAnsi="Times New Roman" w:cs="Times New Roman"/>
-                <w:sz w:val="21"/>
-                <w:szCs w:val="21"/>
+                <w:sz w:val="24"/>
+                <w:szCs w:val="24"/>
+              </w:rPr>
+            </w:pPr>
+            <w:r>
+              <w:rPr>
+                <w:rFonts w:ascii="Times New Roman" w:hAnsi="Times New Roman" w:cs="Times New Roman"/>
+                <w:sz w:val="24"/>
+                <w:szCs w:val="24"/>
               </w:rPr>
               <w:t>• Facilita pruebas</w:t>
             </w:r>
@@ -12071,7 +12026,6 @@
         <w:tc>
           <w:tcPr>
             <w:tcW w:w="4800" w:type="dxa"/>
-            <w:shd w:val="clear" w:color="auto" w:fill="auto"/>
             <w:tcMar>
               <w:top w:w="80" w:type="dxa"/>
               <w:left w:w="100" w:type="dxa"/>
@@ -12085,13 +12039,15 @@
               <w:spacing w:after="40"/>
               <w:rPr>
                 <w:rFonts w:ascii="Times New Roman" w:hAnsi="Times New Roman" w:cs="Times New Roman"/>
-              </w:rPr>
-            </w:pPr>
-            <w:r>
-              <w:rPr>
-                <w:rFonts w:ascii="Times New Roman" w:hAnsi="Times New Roman" w:cs="Times New Roman"/>
-                <w:sz w:val="21"/>
-                <w:szCs w:val="21"/>
+                <w:sz w:val="24"/>
+                <w:szCs w:val="24"/>
+              </w:rPr>
+            </w:pPr>
+            <w:r>
+              <w:rPr>
+                <w:rFonts w:ascii="Times New Roman" w:hAnsi="Times New Roman" w:cs="Times New Roman"/>
+                <w:sz w:val="24"/>
+                <w:szCs w:val="24"/>
               </w:rPr>
               <w:t>• Administración adicional de imágenes</w:t>
             </w:r>
@@ -12100,13 +12056,15 @@
             <w:pPr>
               <w:rPr>
                 <w:rFonts w:ascii="Times New Roman" w:hAnsi="Times New Roman" w:cs="Times New Roman"/>
-              </w:rPr>
-            </w:pPr>
-            <w:r>
-              <w:rPr>
-                <w:rFonts w:ascii="Times New Roman" w:hAnsi="Times New Roman" w:cs="Times New Roman"/>
-                <w:sz w:val="21"/>
-                <w:szCs w:val="21"/>
+                <w:sz w:val="24"/>
+                <w:szCs w:val="24"/>
+              </w:rPr>
+            </w:pPr>
+            <w:r>
+              <w:rPr>
+                <w:rFonts w:ascii="Times New Roman" w:hAnsi="Times New Roman" w:cs="Times New Roman"/>
+                <w:sz w:val="24"/>
+                <w:szCs w:val="24"/>
               </w:rPr>
               <w:t>• Mayor conocimiento técnico requerido</w:t>
             </w:r>
@@ -12149,7 +12107,6 @@
           <w:sz w:val="24"/>
           <w:szCs w:val="24"/>
         </w:rPr>
-        <w:lastRenderedPageBreak/>
         <w:sym w:font="Symbol" w:char="F0B7"/>
       </w:r>
       <w:r>
@@ -12209,19 +12166,12 @@
         <w:gridCol w:w="7000"/>
       </w:tblGrid>
       <w:tr>
-        <w:tblPrEx>
-          <w:tblCellMar>
-            <w:top w:w="0" w:type="dxa"/>
-            <w:bottom w:w="0" w:type="dxa"/>
-          </w:tblCellMar>
-        </w:tblPrEx>
         <w:trPr>
           <w:jc w:val="center"/>
         </w:trPr>
         <w:tc>
           <w:tcPr>
             <w:tcW w:w="2600" w:type="dxa"/>
-            <w:shd w:val="clear" w:color="auto" w:fill="auto"/>
             <w:tcMar>
               <w:top w:w="80" w:type="dxa"/>
               <w:left w:w="100" w:type="dxa"/>
@@ -12238,6 +12188,8 @@
                 <w:rFonts w:ascii="Times New Roman" w:hAnsi="Times New Roman" w:cs="Times New Roman"/>
                 <w:b/>
                 <w:bCs/>
+                <w:sz w:val="24"/>
+                <w:szCs w:val="24"/>
               </w:rPr>
             </w:pPr>
             <w:r>
@@ -12245,8 +12197,8 @@
                 <w:rFonts w:ascii="Times New Roman" w:hAnsi="Times New Roman" w:cs="Times New Roman"/>
                 <w:b/>
                 <w:bCs/>
-                <w:sz w:val="21"/>
-                <w:szCs w:val="21"/>
+                <w:sz w:val="24"/>
+                <w:szCs w:val="24"/>
               </w:rPr>
               <w:t>Necesidad</w:t>
             </w:r>
@@ -12255,7 +12207,6 @@
         <w:tc>
           <w:tcPr>
             <w:tcW w:w="7000" w:type="dxa"/>
-            <w:shd w:val="clear" w:color="auto" w:fill="auto"/>
             <w:tcMar>
               <w:top w:w="80" w:type="dxa"/>
               <w:left w:w="100" w:type="dxa"/>
@@ -12268,13 +12219,15 @@
             <w:pPr>
               <w:rPr>
                 <w:rFonts w:ascii="Times New Roman" w:hAnsi="Times New Roman" w:cs="Times New Roman"/>
-              </w:rPr>
-            </w:pPr>
-            <w:r>
-              <w:rPr>
-                <w:rFonts w:ascii="Times New Roman" w:hAnsi="Times New Roman" w:cs="Times New Roman"/>
-                <w:sz w:val="21"/>
-                <w:szCs w:val="21"/>
+                <w:sz w:val="24"/>
+                <w:szCs w:val="24"/>
+              </w:rPr>
+            </w:pPr>
+            <w:r>
+              <w:rPr>
+                <w:rFonts w:ascii="Times New Roman" w:hAnsi="Times New Roman" w:cs="Times New Roman"/>
+                <w:sz w:val="24"/>
+                <w:szCs w:val="24"/>
               </w:rPr>
               <w:t>• Se requiere un motor de base de datos que garantice seguridad, integridad de información, manejo de relaciones complejas y buen rendimiento.</w:t>
             </w:r>
@@ -12290,6 +12243,8 @@
           <w:rFonts w:ascii="Times New Roman" w:hAnsi="Times New Roman" w:cs="Times New Roman"/>
           <w:b/>
           <w:bCs/>
+          <w:sz w:val="24"/>
+          <w:szCs w:val="24"/>
         </w:rPr>
       </w:pPr>
     </w:p>
@@ -12340,12 +12295,6 @@
         <w:gridCol w:w="3600"/>
       </w:tblGrid>
       <w:tr>
-        <w:tblPrEx>
-          <w:tblCellMar>
-            <w:top w:w="0" w:type="dxa"/>
-            <w:bottom w:w="0" w:type="dxa"/>
-          </w:tblCellMar>
-        </w:tblPrEx>
         <w:trPr>
           <w:tblHeader/>
           <w:jc w:val="center"/>
@@ -12353,7 +12302,6 @@
         <w:tc>
           <w:tcPr>
             <w:tcW w:w="2400" w:type="dxa"/>
-            <w:shd w:val="clear" w:color="auto" w:fill="auto"/>
             <w:tcMar>
               <w:top w:w="80" w:type="dxa"/>
               <w:left w:w="100" w:type="dxa"/>
@@ -12368,6 +12316,8 @@
               <w:jc w:val="center"/>
               <w:rPr>
                 <w:rFonts w:ascii="Times New Roman" w:hAnsi="Times New Roman" w:cs="Times New Roman"/>
+                <w:sz w:val="24"/>
+                <w:szCs w:val="24"/>
               </w:rPr>
             </w:pPr>
             <w:r>
@@ -12375,8 +12325,8 @@
                 <w:rFonts w:ascii="Times New Roman" w:hAnsi="Times New Roman" w:cs="Times New Roman"/>
                 <w:b/>
                 <w:bCs/>
-                <w:sz w:val="21"/>
-                <w:szCs w:val="21"/>
+                <w:sz w:val="24"/>
+                <w:szCs w:val="24"/>
               </w:rPr>
               <w:t>Alternativa</w:t>
             </w:r>
@@ -12385,7 +12335,6 @@
         <w:tc>
           <w:tcPr>
             <w:tcW w:w="3600" w:type="dxa"/>
-            <w:shd w:val="clear" w:color="auto" w:fill="auto"/>
             <w:tcMar>
               <w:top w:w="80" w:type="dxa"/>
               <w:left w:w="100" w:type="dxa"/>
@@ -12400,6 +12349,8 @@
               <w:jc w:val="center"/>
               <w:rPr>
                 <w:rFonts w:ascii="Times New Roman" w:hAnsi="Times New Roman" w:cs="Times New Roman"/>
+                <w:sz w:val="24"/>
+                <w:szCs w:val="24"/>
               </w:rPr>
             </w:pPr>
             <w:r>
@@ -12407,8 +12358,8 @@
                 <w:rFonts w:ascii="Times New Roman" w:hAnsi="Times New Roman" w:cs="Times New Roman"/>
                 <w:b/>
                 <w:bCs/>
-                <w:sz w:val="21"/>
-                <w:szCs w:val="21"/>
+                <w:sz w:val="24"/>
+                <w:szCs w:val="24"/>
               </w:rPr>
               <w:t>Ventajas</w:t>
             </w:r>
@@ -12417,7 +12368,6 @@
         <w:tc>
           <w:tcPr>
             <w:tcW w:w="3600" w:type="dxa"/>
-            <w:shd w:val="clear" w:color="auto" w:fill="auto"/>
             <w:tcMar>
               <w:top w:w="80" w:type="dxa"/>
               <w:left w:w="100" w:type="dxa"/>
@@ -12432,6 +12382,8 @@
               <w:jc w:val="center"/>
               <w:rPr>
                 <w:rFonts w:ascii="Times New Roman" w:hAnsi="Times New Roman" w:cs="Times New Roman"/>
+                <w:sz w:val="24"/>
+                <w:szCs w:val="24"/>
               </w:rPr>
             </w:pPr>
             <w:r>
@@ -12439,8 +12391,8 @@
                 <w:rFonts w:ascii="Times New Roman" w:hAnsi="Times New Roman" w:cs="Times New Roman"/>
                 <w:b/>
                 <w:bCs/>
-                <w:sz w:val="21"/>
-                <w:szCs w:val="21"/>
+                <w:sz w:val="24"/>
+                <w:szCs w:val="24"/>
               </w:rPr>
               <w:t>Desventajas</w:t>
             </w:r>
@@ -12448,19 +12400,12 @@
         </w:tc>
       </w:tr>
       <w:tr>
-        <w:tblPrEx>
-          <w:tblCellMar>
-            <w:top w:w="0" w:type="dxa"/>
-            <w:bottom w:w="0" w:type="dxa"/>
-          </w:tblCellMar>
-        </w:tblPrEx>
         <w:trPr>
           <w:jc w:val="center"/>
         </w:trPr>
         <w:tc>
           <w:tcPr>
             <w:tcW w:w="2400" w:type="dxa"/>
-            <w:shd w:val="clear" w:color="auto" w:fill="auto"/>
             <w:tcMar>
               <w:top w:w="80" w:type="dxa"/>
               <w:left w:w="100" w:type="dxa"/>
@@ -12474,13 +12419,15 @@
               <w:spacing w:after="60"/>
               <w:rPr>
                 <w:rFonts w:ascii="Times New Roman" w:hAnsi="Times New Roman" w:cs="Times New Roman"/>
-              </w:rPr>
-            </w:pPr>
-            <w:r>
-              <w:rPr>
-                <w:rFonts w:ascii="Times New Roman" w:hAnsi="Times New Roman" w:cs="Times New Roman"/>
-                <w:sz w:val="21"/>
-                <w:szCs w:val="21"/>
+                <w:sz w:val="24"/>
+                <w:szCs w:val="24"/>
+              </w:rPr>
+            </w:pPr>
+            <w:r>
+              <w:rPr>
+                <w:rFonts w:ascii="Times New Roman" w:hAnsi="Times New Roman" w:cs="Times New Roman"/>
+                <w:sz w:val="24"/>
+                <w:szCs w:val="24"/>
               </w:rPr>
               <w:t>MySQL</w:t>
             </w:r>
@@ -12489,7 +12436,6 @@
         <w:tc>
           <w:tcPr>
             <w:tcW w:w="3600" w:type="dxa"/>
-            <w:shd w:val="clear" w:color="auto" w:fill="auto"/>
             <w:tcMar>
               <w:top w:w="80" w:type="dxa"/>
               <w:left w:w="100" w:type="dxa"/>
@@ -12503,13 +12449,15 @@
               <w:spacing w:after="40"/>
               <w:rPr>
                 <w:rFonts w:ascii="Times New Roman" w:hAnsi="Times New Roman" w:cs="Times New Roman"/>
-              </w:rPr>
-            </w:pPr>
-            <w:r>
-              <w:rPr>
-                <w:rFonts w:ascii="Times New Roman" w:hAnsi="Times New Roman" w:cs="Times New Roman"/>
-                <w:sz w:val="21"/>
-                <w:szCs w:val="21"/>
+                <w:sz w:val="24"/>
+                <w:szCs w:val="24"/>
+              </w:rPr>
+            </w:pPr>
+            <w:r>
+              <w:rPr>
+                <w:rFonts w:ascii="Times New Roman" w:hAnsi="Times New Roman" w:cs="Times New Roman"/>
+                <w:sz w:val="24"/>
+                <w:szCs w:val="24"/>
               </w:rPr>
               <w:t>• Amplio uso empresarial</w:t>
             </w:r>
@@ -12518,13 +12466,15 @@
             <w:pPr>
               <w:rPr>
                 <w:rFonts w:ascii="Times New Roman" w:hAnsi="Times New Roman" w:cs="Times New Roman"/>
-              </w:rPr>
-            </w:pPr>
-            <w:r>
-              <w:rPr>
-                <w:rFonts w:ascii="Times New Roman" w:hAnsi="Times New Roman" w:cs="Times New Roman"/>
-                <w:sz w:val="21"/>
-                <w:szCs w:val="21"/>
+                <w:sz w:val="24"/>
+                <w:szCs w:val="24"/>
+              </w:rPr>
+            </w:pPr>
+            <w:r>
+              <w:rPr>
+                <w:rFonts w:ascii="Times New Roman" w:hAnsi="Times New Roman" w:cs="Times New Roman"/>
+                <w:sz w:val="24"/>
+                <w:szCs w:val="24"/>
               </w:rPr>
               <w:t>• Fácil administración</w:t>
             </w:r>
@@ -12533,7 +12483,6 @@
         <w:tc>
           <w:tcPr>
             <w:tcW w:w="3600" w:type="dxa"/>
-            <w:shd w:val="clear" w:color="auto" w:fill="auto"/>
             <w:tcMar>
               <w:top w:w="80" w:type="dxa"/>
               <w:left w:w="100" w:type="dxa"/>
@@ -12546,13 +12495,15 @@
             <w:pPr>
               <w:rPr>
                 <w:rFonts w:ascii="Times New Roman" w:hAnsi="Times New Roman" w:cs="Times New Roman"/>
-              </w:rPr>
-            </w:pPr>
-            <w:r>
-              <w:rPr>
-                <w:rFonts w:ascii="Times New Roman" w:hAnsi="Times New Roman" w:cs="Times New Roman"/>
-                <w:sz w:val="21"/>
-                <w:szCs w:val="21"/>
+                <w:sz w:val="24"/>
+                <w:szCs w:val="24"/>
+              </w:rPr>
+            </w:pPr>
+            <w:r>
+              <w:rPr>
+                <w:rFonts w:ascii="Times New Roman" w:hAnsi="Times New Roman" w:cs="Times New Roman"/>
+                <w:sz w:val="24"/>
+                <w:szCs w:val="24"/>
               </w:rPr>
               <w:t>• Menor soporte para ciertas funcionalidades avanzadas</w:t>
             </w:r>
@@ -12560,19 +12511,12 @@
         </w:tc>
       </w:tr>
       <w:tr>
-        <w:tblPrEx>
-          <w:tblCellMar>
-            <w:top w:w="0" w:type="dxa"/>
-            <w:bottom w:w="0" w:type="dxa"/>
-          </w:tblCellMar>
-        </w:tblPrEx>
         <w:trPr>
           <w:jc w:val="center"/>
         </w:trPr>
         <w:tc>
           <w:tcPr>
             <w:tcW w:w="2400" w:type="dxa"/>
-            <w:shd w:val="clear" w:color="auto" w:fill="auto"/>
             <w:tcMar>
               <w:top w:w="80" w:type="dxa"/>
               <w:left w:w="100" w:type="dxa"/>
@@ -12586,13 +12530,15 @@
               <w:spacing w:after="60"/>
               <w:rPr>
                 <w:rFonts w:ascii="Times New Roman" w:hAnsi="Times New Roman" w:cs="Times New Roman"/>
-              </w:rPr>
-            </w:pPr>
-            <w:r>
-              <w:rPr>
-                <w:rFonts w:ascii="Times New Roman" w:hAnsi="Times New Roman" w:cs="Times New Roman"/>
-                <w:sz w:val="21"/>
-                <w:szCs w:val="21"/>
+                <w:sz w:val="24"/>
+                <w:szCs w:val="24"/>
+              </w:rPr>
+            </w:pPr>
+            <w:r>
+              <w:rPr>
+                <w:rFonts w:ascii="Times New Roman" w:hAnsi="Times New Roman" w:cs="Times New Roman"/>
+                <w:sz w:val="24"/>
+                <w:szCs w:val="24"/>
               </w:rPr>
               <w:t>MongoDB</w:t>
             </w:r>
@@ -12601,7 +12547,6 @@
         <w:tc>
           <w:tcPr>
             <w:tcW w:w="3600" w:type="dxa"/>
-            <w:shd w:val="clear" w:color="auto" w:fill="auto"/>
             <w:tcMar>
               <w:top w:w="80" w:type="dxa"/>
               <w:left w:w="100" w:type="dxa"/>
@@ -12614,13 +12559,15 @@
             <w:pPr>
               <w:rPr>
                 <w:rFonts w:ascii="Times New Roman" w:hAnsi="Times New Roman" w:cs="Times New Roman"/>
-              </w:rPr>
-            </w:pPr>
-            <w:r>
-              <w:rPr>
-                <w:rFonts w:ascii="Times New Roman" w:hAnsi="Times New Roman" w:cs="Times New Roman"/>
-                <w:sz w:val="21"/>
-                <w:szCs w:val="21"/>
+                <w:sz w:val="24"/>
+                <w:szCs w:val="24"/>
+              </w:rPr>
+            </w:pPr>
+            <w:r>
+              <w:rPr>
+                <w:rFonts w:ascii="Times New Roman" w:hAnsi="Times New Roman" w:cs="Times New Roman"/>
+                <w:sz w:val="24"/>
+                <w:szCs w:val="24"/>
               </w:rPr>
               <w:t>• Modelo flexible</w:t>
             </w:r>
@@ -12629,7 +12576,6 @@
         <w:tc>
           <w:tcPr>
             <w:tcW w:w="3600" w:type="dxa"/>
-            <w:shd w:val="clear" w:color="auto" w:fill="auto"/>
             <w:tcMar>
               <w:top w:w="80" w:type="dxa"/>
               <w:left w:w="100" w:type="dxa"/>
@@ -12642,13 +12588,15 @@
             <w:pPr>
               <w:rPr>
                 <w:rFonts w:ascii="Times New Roman" w:hAnsi="Times New Roman" w:cs="Times New Roman"/>
-              </w:rPr>
-            </w:pPr>
-            <w:r>
-              <w:rPr>
-                <w:rFonts w:ascii="Times New Roman" w:hAnsi="Times New Roman" w:cs="Times New Roman"/>
-                <w:sz w:val="21"/>
-                <w:szCs w:val="21"/>
+                <w:sz w:val="24"/>
+                <w:szCs w:val="24"/>
+              </w:rPr>
+            </w:pPr>
+            <w:r>
+              <w:rPr>
+                <w:rFonts w:ascii="Times New Roman" w:hAnsi="Times New Roman" w:cs="Times New Roman"/>
+                <w:sz w:val="24"/>
+                <w:szCs w:val="24"/>
               </w:rPr>
               <w:t>• Menor adaptación para datos relacionales</w:t>
             </w:r>
@@ -12656,19 +12604,12 @@
         </w:tc>
       </w:tr>
       <w:tr>
-        <w:tblPrEx>
-          <w:tblCellMar>
-            <w:top w:w="0" w:type="dxa"/>
-            <w:bottom w:w="0" w:type="dxa"/>
-          </w:tblCellMar>
-        </w:tblPrEx>
         <w:trPr>
           <w:jc w:val="center"/>
         </w:trPr>
         <w:tc>
           <w:tcPr>
             <w:tcW w:w="2400" w:type="dxa"/>
-            <w:shd w:val="clear" w:color="auto" w:fill="auto"/>
             <w:tcMar>
               <w:top w:w="80" w:type="dxa"/>
               <w:left w:w="100" w:type="dxa"/>
@@ -12682,13 +12623,15 @@
               <w:spacing w:after="60"/>
               <w:rPr>
                 <w:rFonts w:ascii="Times New Roman" w:hAnsi="Times New Roman" w:cs="Times New Roman"/>
-              </w:rPr>
-            </w:pPr>
-            <w:r>
-              <w:rPr>
-                <w:rFonts w:ascii="Times New Roman" w:hAnsi="Times New Roman" w:cs="Times New Roman"/>
-                <w:sz w:val="21"/>
-                <w:szCs w:val="21"/>
+                <w:sz w:val="24"/>
+                <w:szCs w:val="24"/>
+              </w:rPr>
+            </w:pPr>
+            <w:r>
+              <w:rPr>
+                <w:rFonts w:ascii="Times New Roman" w:hAnsi="Times New Roman" w:cs="Times New Roman"/>
+                <w:sz w:val="24"/>
+                <w:szCs w:val="24"/>
               </w:rPr>
               <w:t>PostgreSQL (elegida)</w:t>
             </w:r>
@@ -12697,7 +12640,6 @@
         <w:tc>
           <w:tcPr>
             <w:tcW w:w="3600" w:type="dxa"/>
-            <w:shd w:val="clear" w:color="auto" w:fill="auto"/>
             <w:tcMar>
               <w:top w:w="80" w:type="dxa"/>
               <w:left w:w="100" w:type="dxa"/>
@@ -12711,13 +12653,15 @@
               <w:spacing w:after="40"/>
               <w:rPr>
                 <w:rFonts w:ascii="Times New Roman" w:hAnsi="Times New Roman" w:cs="Times New Roman"/>
-              </w:rPr>
-            </w:pPr>
-            <w:r>
-              <w:rPr>
-                <w:rFonts w:ascii="Times New Roman" w:hAnsi="Times New Roman" w:cs="Times New Roman"/>
-                <w:sz w:val="21"/>
-                <w:szCs w:val="21"/>
+                <w:sz w:val="24"/>
+                <w:szCs w:val="24"/>
+              </w:rPr>
+            </w:pPr>
+            <w:r>
+              <w:rPr>
+                <w:rFonts w:ascii="Times New Roman" w:hAnsi="Times New Roman" w:cs="Times New Roman"/>
+                <w:sz w:val="24"/>
+                <w:szCs w:val="24"/>
               </w:rPr>
               <w:t>• Código abierto</w:t>
             </w:r>
@@ -12727,13 +12671,15 @@
               <w:spacing w:after="40"/>
               <w:rPr>
                 <w:rFonts w:ascii="Times New Roman" w:hAnsi="Times New Roman" w:cs="Times New Roman"/>
-              </w:rPr>
-            </w:pPr>
-            <w:r>
-              <w:rPr>
-                <w:rFonts w:ascii="Times New Roman" w:hAnsi="Times New Roman" w:cs="Times New Roman"/>
-                <w:sz w:val="21"/>
-                <w:szCs w:val="21"/>
+                <w:sz w:val="24"/>
+                <w:szCs w:val="24"/>
+              </w:rPr>
+            </w:pPr>
+            <w:r>
+              <w:rPr>
+                <w:rFonts w:ascii="Times New Roman" w:hAnsi="Times New Roman" w:cs="Times New Roman"/>
+                <w:sz w:val="24"/>
+                <w:szCs w:val="24"/>
               </w:rPr>
               <w:t>• Alta estabilidad</w:t>
             </w:r>
@@ -12743,13 +12689,15 @@
               <w:spacing w:after="40"/>
               <w:rPr>
                 <w:rFonts w:ascii="Times New Roman" w:hAnsi="Times New Roman" w:cs="Times New Roman"/>
-              </w:rPr>
-            </w:pPr>
-            <w:r>
-              <w:rPr>
-                <w:rFonts w:ascii="Times New Roman" w:hAnsi="Times New Roman" w:cs="Times New Roman"/>
-                <w:sz w:val="21"/>
-                <w:szCs w:val="21"/>
+                <w:sz w:val="24"/>
+                <w:szCs w:val="24"/>
+              </w:rPr>
+            </w:pPr>
+            <w:r>
+              <w:rPr>
+                <w:rFonts w:ascii="Times New Roman" w:hAnsi="Times New Roman" w:cs="Times New Roman"/>
+                <w:sz w:val="24"/>
+                <w:szCs w:val="24"/>
               </w:rPr>
               <w:t>• Soporte de transacciones</w:t>
             </w:r>
@@ -12758,14 +12706,16 @@
             <w:pPr>
               <w:rPr>
                 <w:rFonts w:ascii="Times New Roman" w:hAnsi="Times New Roman" w:cs="Times New Roman"/>
+                <w:sz w:val="24"/>
+                <w:szCs w:val="24"/>
                 <w:lang w:val="en-US"/>
               </w:rPr>
             </w:pPr>
             <w:r>
               <w:rPr>
                 <w:rFonts w:ascii="Times New Roman" w:hAnsi="Times New Roman" w:cs="Times New Roman"/>
-                <w:sz w:val="21"/>
-                <w:szCs w:val="21"/>
+                <w:sz w:val="24"/>
+                <w:szCs w:val="24"/>
                 <w:lang w:val="en-US"/>
               </w:rPr>
               <w:t>• Compatible con Spring Data JPA</w:t>
@@ -12775,7 +12725,6 @@
         <w:tc>
           <w:tcPr>
             <w:tcW w:w="3600" w:type="dxa"/>
-            <w:shd w:val="clear" w:color="auto" w:fill="auto"/>
             <w:tcMar>
               <w:top w:w="80" w:type="dxa"/>
               <w:left w:w="100" w:type="dxa"/>
@@ -12788,13 +12737,15 @@
             <w:pPr>
               <w:rPr>
                 <w:rFonts w:ascii="Times New Roman" w:hAnsi="Times New Roman" w:cs="Times New Roman"/>
-              </w:rPr>
-            </w:pPr>
-            <w:r>
-              <w:rPr>
-                <w:rFonts w:ascii="Times New Roman" w:hAnsi="Times New Roman" w:cs="Times New Roman"/>
-                <w:sz w:val="21"/>
-                <w:szCs w:val="21"/>
+                <w:sz w:val="24"/>
+                <w:szCs w:val="24"/>
+              </w:rPr>
+            </w:pPr>
+            <w:r>
+              <w:rPr>
+                <w:rFonts w:ascii="Times New Roman" w:hAnsi="Times New Roman" w:cs="Times New Roman"/>
+                <w:sz w:val="24"/>
+                <w:szCs w:val="24"/>
               </w:rPr>
               <w:t>• Requiere administración especializada</w:t>
             </w:r>
@@ -12810,6 +12761,8 @@
           <w:rFonts w:ascii="Times New Roman" w:hAnsi="Times New Roman" w:cs="Times New Roman"/>
           <w:b/>
           <w:bCs/>
+          <w:sz w:val="24"/>
+          <w:szCs w:val="24"/>
         </w:rPr>
       </w:pPr>
     </w:p>
@@ -12833,17 +12786,7 @@
           <w:sz w:val="24"/>
           <w:szCs w:val="24"/>
         </w:rPr>
-        <w:t>J</w:t>
-      </w:r>
-      <w:r>
-        <w:rPr>
-          <w:rFonts w:ascii="Times New Roman" w:hAnsi="Times New Roman" w:cs="Times New Roman"/>
-          <w:b/>
-          <w:bCs/>
-          <w:sz w:val="24"/>
-          <w:szCs w:val="24"/>
-        </w:rPr>
-        <w:t>ustificación</w:t>
+        <w:t>Justificación</w:t>
       </w:r>
     </w:p>
     <w:tbl>
@@ -12869,19 +12812,12 @@
         <w:gridCol w:w="7000"/>
       </w:tblGrid>
       <w:tr>
-        <w:tblPrEx>
-          <w:tblCellMar>
-            <w:top w:w="0" w:type="dxa"/>
-            <w:bottom w:w="0" w:type="dxa"/>
-          </w:tblCellMar>
-        </w:tblPrEx>
         <w:trPr>
           <w:jc w:val="center"/>
         </w:trPr>
         <w:tc>
           <w:tcPr>
             <w:tcW w:w="2600" w:type="dxa"/>
-            <w:shd w:val="clear" w:color="auto" w:fill="auto"/>
             <w:tcMar>
               <w:top w:w="80" w:type="dxa"/>
               <w:left w:w="100" w:type="dxa"/>
@@ -12898,6 +12834,8 @@
                 <w:rFonts w:ascii="Times New Roman" w:hAnsi="Times New Roman" w:cs="Times New Roman"/>
                 <w:b/>
                 <w:bCs/>
+                <w:sz w:val="24"/>
+                <w:szCs w:val="24"/>
               </w:rPr>
             </w:pPr>
             <w:r>
@@ -12905,8 +12843,8 @@
                 <w:rFonts w:ascii="Times New Roman" w:hAnsi="Times New Roman" w:cs="Times New Roman"/>
                 <w:b/>
                 <w:bCs/>
-                <w:sz w:val="21"/>
-                <w:szCs w:val="21"/>
+                <w:sz w:val="24"/>
+                <w:szCs w:val="24"/>
               </w:rPr>
               <w:t>Detalle</w:t>
             </w:r>
@@ -12915,7 +12853,6 @@
         <w:tc>
           <w:tcPr>
             <w:tcW w:w="7000" w:type="dxa"/>
-            <w:shd w:val="clear" w:color="auto" w:fill="auto"/>
             <w:tcMar>
               <w:top w:w="80" w:type="dxa"/>
               <w:left w:w="100" w:type="dxa"/>
@@ -12928,13 +12865,15 @@
             <w:pPr>
               <w:rPr>
                 <w:rFonts w:ascii="Times New Roman" w:hAnsi="Times New Roman" w:cs="Times New Roman"/>
-              </w:rPr>
-            </w:pPr>
-            <w:r>
-              <w:rPr>
-                <w:rFonts w:ascii="Times New Roman" w:hAnsi="Times New Roman" w:cs="Times New Roman"/>
-                <w:sz w:val="21"/>
-                <w:szCs w:val="21"/>
+                <w:sz w:val="24"/>
+                <w:szCs w:val="24"/>
+              </w:rPr>
+            </w:pPr>
+            <w:r>
+              <w:rPr>
+                <w:rFonts w:ascii="Times New Roman" w:hAnsi="Times New Roman" w:cs="Times New Roman"/>
+                <w:sz w:val="24"/>
+                <w:szCs w:val="24"/>
               </w:rPr>
               <w:t>• Se utilizará PostgreSQL para las siguientes bases: Base de Datos Autenticación, Base de Datos Gestión, Base de Datos Compostaje, Base de Datos Reportes, Base de Datos Auditoría.</w:t>
             </w:r>
@@ -12950,6 +12889,8 @@
           <w:rFonts w:ascii="Times New Roman" w:hAnsi="Times New Roman" w:cs="Times New Roman"/>
           <w:b/>
           <w:bCs/>
+          <w:sz w:val="24"/>
+          <w:szCs w:val="24"/>
         </w:rPr>
       </w:pPr>
       <w:r>
@@ -12957,7 +12898,10 @@
           <w:rFonts w:ascii="Times New Roman" w:hAnsi="Times New Roman" w:cs="Times New Roman"/>
           <w:b/>
           <w:bCs/>
-        </w:rPr>
+          <w:sz w:val="24"/>
+          <w:szCs w:val="24"/>
+        </w:rPr>
+        <w:lastRenderedPageBreak/>
         <w:t xml:space="preserve"> </w:t>
       </w:r>
     </w:p>
@@ -13033,12 +12977,6 @@
         <w:gridCol w:w="4800"/>
       </w:tblGrid>
       <w:tr>
-        <w:tblPrEx>
-          <w:tblCellMar>
-            <w:top w:w="0" w:type="dxa"/>
-            <w:bottom w:w="0" w:type="dxa"/>
-          </w:tblCellMar>
-        </w:tblPrEx>
         <w:trPr>
           <w:tblHeader/>
           <w:jc w:val="center"/>
@@ -13046,7 +12984,6 @@
         <w:tc>
           <w:tcPr>
             <w:tcW w:w="4800" w:type="dxa"/>
-            <w:shd w:val="clear" w:color="auto" w:fill="auto"/>
             <w:tcMar>
               <w:top w:w="80" w:type="dxa"/>
               <w:left w:w="100" w:type="dxa"/>
@@ -13061,6 +12998,8 @@
               <w:jc w:val="center"/>
               <w:rPr>
                 <w:rFonts w:ascii="Times New Roman" w:hAnsi="Times New Roman" w:cs="Times New Roman"/>
+                <w:sz w:val="24"/>
+                <w:szCs w:val="24"/>
               </w:rPr>
             </w:pPr>
             <w:r>
@@ -13068,8 +13007,8 @@
                 <w:rFonts w:ascii="Times New Roman" w:hAnsi="Times New Roman" w:cs="Times New Roman"/>
                 <w:b/>
                 <w:bCs/>
-                <w:sz w:val="21"/>
-                <w:szCs w:val="21"/>
+                <w:sz w:val="24"/>
+                <w:szCs w:val="24"/>
               </w:rPr>
               <w:t>Positivas</w:t>
             </w:r>
@@ -13078,7 +13017,6 @@
         <w:tc>
           <w:tcPr>
             <w:tcW w:w="4800" w:type="dxa"/>
-            <w:shd w:val="clear" w:color="auto" w:fill="auto"/>
             <w:tcMar>
               <w:top w:w="80" w:type="dxa"/>
               <w:left w:w="100" w:type="dxa"/>
@@ -13093,6 +13031,8 @@
               <w:jc w:val="center"/>
               <w:rPr>
                 <w:rFonts w:ascii="Times New Roman" w:hAnsi="Times New Roman" w:cs="Times New Roman"/>
+                <w:sz w:val="24"/>
+                <w:szCs w:val="24"/>
               </w:rPr>
             </w:pPr>
             <w:r>
@@ -13100,8 +13040,8 @@
                 <w:rFonts w:ascii="Times New Roman" w:hAnsi="Times New Roman" w:cs="Times New Roman"/>
                 <w:b/>
                 <w:bCs/>
-                <w:sz w:val="21"/>
-                <w:szCs w:val="21"/>
+                <w:sz w:val="24"/>
+                <w:szCs w:val="24"/>
               </w:rPr>
               <w:t>Negativas</w:t>
             </w:r>
@@ -13109,19 +13049,12 @@
         </w:tc>
       </w:tr>
       <w:tr>
-        <w:tblPrEx>
-          <w:tblCellMar>
-            <w:top w:w="0" w:type="dxa"/>
-            <w:bottom w:w="0" w:type="dxa"/>
-          </w:tblCellMar>
-        </w:tblPrEx>
         <w:trPr>
           <w:jc w:val="center"/>
         </w:trPr>
         <w:tc>
           <w:tcPr>
             <w:tcW w:w="4800" w:type="dxa"/>
-            <w:shd w:val="clear" w:color="auto" w:fill="auto"/>
             <w:tcMar>
               <w:top w:w="80" w:type="dxa"/>
               <w:left w:w="100" w:type="dxa"/>
@@ -13135,13 +13068,15 @@
               <w:spacing w:after="40"/>
               <w:rPr>
                 <w:rFonts w:ascii="Times New Roman" w:hAnsi="Times New Roman" w:cs="Times New Roman"/>
-              </w:rPr>
-            </w:pPr>
-            <w:r>
-              <w:rPr>
-                <w:rFonts w:ascii="Times New Roman" w:hAnsi="Times New Roman" w:cs="Times New Roman"/>
-                <w:sz w:val="21"/>
-                <w:szCs w:val="21"/>
+                <w:sz w:val="24"/>
+                <w:szCs w:val="24"/>
+              </w:rPr>
+            </w:pPr>
+            <w:r>
+              <w:rPr>
+                <w:rFonts w:ascii="Times New Roman" w:hAnsi="Times New Roman" w:cs="Times New Roman"/>
+                <w:sz w:val="24"/>
+                <w:szCs w:val="24"/>
               </w:rPr>
               <w:t>• Alta confiabilidad</w:t>
             </w:r>
@@ -13151,13 +13086,15 @@
               <w:spacing w:after="40"/>
               <w:rPr>
                 <w:rFonts w:ascii="Times New Roman" w:hAnsi="Times New Roman" w:cs="Times New Roman"/>
-              </w:rPr>
-            </w:pPr>
-            <w:r>
-              <w:rPr>
-                <w:rFonts w:ascii="Times New Roman" w:hAnsi="Times New Roman" w:cs="Times New Roman"/>
-                <w:sz w:val="21"/>
-                <w:szCs w:val="21"/>
+                <w:sz w:val="24"/>
+                <w:szCs w:val="24"/>
+              </w:rPr>
+            </w:pPr>
+            <w:r>
+              <w:rPr>
+                <w:rFonts w:ascii="Times New Roman" w:hAnsi="Times New Roman" w:cs="Times New Roman"/>
+                <w:sz w:val="24"/>
+                <w:szCs w:val="24"/>
               </w:rPr>
               <w:t>• Independencia entre servicios</w:t>
             </w:r>
@@ -13166,13 +13103,15 @@
             <w:pPr>
               <w:rPr>
                 <w:rFonts w:ascii="Times New Roman" w:hAnsi="Times New Roman" w:cs="Times New Roman"/>
-              </w:rPr>
-            </w:pPr>
-            <w:r>
-              <w:rPr>
-                <w:rFonts w:ascii="Times New Roman" w:hAnsi="Times New Roman" w:cs="Times New Roman"/>
-                <w:sz w:val="21"/>
-                <w:szCs w:val="21"/>
+                <w:sz w:val="24"/>
+                <w:szCs w:val="24"/>
+              </w:rPr>
+            </w:pPr>
+            <w:r>
+              <w:rPr>
+                <w:rFonts w:ascii="Times New Roman" w:hAnsi="Times New Roman" w:cs="Times New Roman"/>
+                <w:sz w:val="24"/>
+                <w:szCs w:val="24"/>
               </w:rPr>
               <w:t>• Buen rendimiento</w:t>
             </w:r>
@@ -13181,7 +13120,6 @@
         <w:tc>
           <w:tcPr>
             <w:tcW w:w="4800" w:type="dxa"/>
-            <w:shd w:val="clear" w:color="auto" w:fill="auto"/>
             <w:tcMar>
               <w:top w:w="80" w:type="dxa"/>
               <w:left w:w="100" w:type="dxa"/>
@@ -13195,13 +13133,15 @@
               <w:spacing w:after="40"/>
               <w:rPr>
                 <w:rFonts w:ascii="Times New Roman" w:hAnsi="Times New Roman" w:cs="Times New Roman"/>
-              </w:rPr>
-            </w:pPr>
-            <w:r>
-              <w:rPr>
-                <w:rFonts w:ascii="Times New Roman" w:hAnsi="Times New Roman" w:cs="Times New Roman"/>
-                <w:sz w:val="21"/>
-                <w:szCs w:val="21"/>
+                <w:sz w:val="24"/>
+                <w:szCs w:val="24"/>
+              </w:rPr>
+            </w:pPr>
+            <w:r>
+              <w:rPr>
+                <w:rFonts w:ascii="Times New Roman" w:hAnsi="Times New Roman" w:cs="Times New Roman"/>
+                <w:sz w:val="24"/>
+                <w:szCs w:val="24"/>
               </w:rPr>
               <w:t>• Mayor cantidad de bases administradas</w:t>
             </w:r>
@@ -13210,13 +13150,15 @@
             <w:pPr>
               <w:rPr>
                 <w:rFonts w:ascii="Times New Roman" w:hAnsi="Times New Roman" w:cs="Times New Roman"/>
-              </w:rPr>
-            </w:pPr>
-            <w:r>
-              <w:rPr>
-                <w:rFonts w:ascii="Times New Roman" w:hAnsi="Times New Roman" w:cs="Times New Roman"/>
-                <w:sz w:val="21"/>
-                <w:szCs w:val="21"/>
+                <w:sz w:val="24"/>
+                <w:szCs w:val="24"/>
+              </w:rPr>
+            </w:pPr>
+            <w:r>
+              <w:rPr>
+                <w:rFonts w:ascii="Times New Roman" w:hAnsi="Times New Roman" w:cs="Times New Roman"/>
+                <w:sz w:val="24"/>
+                <w:szCs w:val="24"/>
               </w:rPr>
               <w:t>• Requiere estrategia de respaldo</w:t>
             </w:r>
@@ -13228,6 +13170,8 @@
       <w:pPr>
         <w:rPr>
           <w:rFonts w:ascii="Times New Roman" w:hAnsi="Times New Roman" w:cs="Times New Roman"/>
+          <w:sz w:val="24"/>
+          <w:szCs w:val="24"/>
         </w:rPr>
       </w:pPr>
     </w:p>
@@ -13255,7 +13199,6 @@
           <w:sz w:val="24"/>
           <w:szCs w:val="24"/>
         </w:rPr>
-        <w:lastRenderedPageBreak/>
         <w:t>ADR-004: ¿Por qué JWT?</w:t>
       </w:r>
     </w:p>
@@ -13305,19 +13248,12 @@
         <w:gridCol w:w="7000"/>
       </w:tblGrid>
       <w:tr>
-        <w:tblPrEx>
-          <w:tblCellMar>
-            <w:top w:w="0" w:type="dxa"/>
-            <w:bottom w:w="0" w:type="dxa"/>
-          </w:tblCellMar>
-        </w:tblPrEx>
         <w:trPr>
           <w:jc w:val="center"/>
         </w:trPr>
         <w:tc>
           <w:tcPr>
             <w:tcW w:w="2600" w:type="dxa"/>
-            <w:shd w:val="clear" w:color="auto" w:fill="auto"/>
             <w:tcMar>
               <w:top w:w="80" w:type="dxa"/>
               <w:left w:w="100" w:type="dxa"/>
@@ -13334,6 +13270,8 @@
                 <w:rFonts w:ascii="Times New Roman" w:hAnsi="Times New Roman" w:cs="Times New Roman"/>
                 <w:b/>
                 <w:bCs/>
+                <w:sz w:val="24"/>
+                <w:szCs w:val="24"/>
               </w:rPr>
             </w:pPr>
             <w:r>
@@ -13341,8 +13279,8 @@
                 <w:rFonts w:ascii="Times New Roman" w:hAnsi="Times New Roman" w:cs="Times New Roman"/>
                 <w:b/>
                 <w:bCs/>
-                <w:sz w:val="21"/>
-                <w:szCs w:val="21"/>
+                <w:sz w:val="24"/>
+                <w:szCs w:val="24"/>
               </w:rPr>
               <w:t>Necesidad</w:t>
             </w:r>
@@ -13351,7 +13289,6 @@
         <w:tc>
           <w:tcPr>
             <w:tcW w:w="7000" w:type="dxa"/>
-            <w:shd w:val="clear" w:color="auto" w:fill="auto"/>
             <w:tcMar>
               <w:top w:w="80" w:type="dxa"/>
               <w:left w:w="100" w:type="dxa"/>
@@ -13364,13 +13301,15 @@
             <w:pPr>
               <w:rPr>
                 <w:rFonts w:ascii="Times New Roman" w:hAnsi="Times New Roman" w:cs="Times New Roman"/>
-              </w:rPr>
-            </w:pPr>
-            <w:r>
-              <w:rPr>
-                <w:rFonts w:ascii="Times New Roman" w:hAnsi="Times New Roman" w:cs="Times New Roman"/>
-                <w:sz w:val="21"/>
-                <w:szCs w:val="21"/>
+                <w:sz w:val="24"/>
+                <w:szCs w:val="24"/>
+              </w:rPr>
+            </w:pPr>
+            <w:r>
+              <w:rPr>
+                <w:rFonts w:ascii="Times New Roman" w:hAnsi="Times New Roman" w:cs="Times New Roman"/>
+                <w:sz w:val="24"/>
+                <w:szCs w:val="24"/>
               </w:rPr>
               <w:t xml:space="preserve">• Se requiere identificación de usuarios, protección de </w:t>
             </w:r>
@@ -13378,8 +13317,8 @@
             <w:r>
               <w:rPr>
                 <w:rFonts w:ascii="Times New Roman" w:hAnsi="Times New Roman" w:cs="Times New Roman"/>
-                <w:sz w:val="21"/>
-                <w:szCs w:val="21"/>
+                <w:sz w:val="24"/>
+                <w:szCs w:val="24"/>
               </w:rPr>
               <w:t>APIs</w:t>
             </w:r>
@@ -13387,8 +13326,8 @@
             <w:r>
               <w:rPr>
                 <w:rFonts w:ascii="Times New Roman" w:hAnsi="Times New Roman" w:cs="Times New Roman"/>
-                <w:sz w:val="21"/>
-                <w:szCs w:val="21"/>
+                <w:sz w:val="24"/>
+                <w:szCs w:val="24"/>
               </w:rPr>
               <w:t>, control de acceso y escalabilidad en microservicios.</w:t>
             </w:r>
@@ -13456,12 +13395,6 @@
         <w:gridCol w:w="3600"/>
       </w:tblGrid>
       <w:tr>
-        <w:tblPrEx>
-          <w:tblCellMar>
-            <w:top w:w="0" w:type="dxa"/>
-            <w:bottom w:w="0" w:type="dxa"/>
-          </w:tblCellMar>
-        </w:tblPrEx>
         <w:trPr>
           <w:tblHeader/>
           <w:jc w:val="center"/>
@@ -13469,7 +13402,6 @@
         <w:tc>
           <w:tcPr>
             <w:tcW w:w="2400" w:type="dxa"/>
-            <w:shd w:val="clear" w:color="auto" w:fill="auto"/>
             <w:tcMar>
               <w:top w:w="80" w:type="dxa"/>
               <w:left w:w="100" w:type="dxa"/>
@@ -13484,6 +13416,8 @@
               <w:jc w:val="center"/>
               <w:rPr>
                 <w:rFonts w:ascii="Times New Roman" w:hAnsi="Times New Roman" w:cs="Times New Roman"/>
+                <w:sz w:val="24"/>
+                <w:szCs w:val="24"/>
               </w:rPr>
             </w:pPr>
             <w:r>
@@ -13491,8 +13425,8 @@
                 <w:rFonts w:ascii="Times New Roman" w:hAnsi="Times New Roman" w:cs="Times New Roman"/>
                 <w:b/>
                 <w:bCs/>
-                <w:sz w:val="21"/>
-                <w:szCs w:val="21"/>
+                <w:sz w:val="24"/>
+                <w:szCs w:val="24"/>
               </w:rPr>
               <w:t>Alternativa</w:t>
             </w:r>
@@ -13501,7 +13435,6 @@
         <w:tc>
           <w:tcPr>
             <w:tcW w:w="3600" w:type="dxa"/>
-            <w:shd w:val="clear" w:color="auto" w:fill="auto"/>
             <w:tcMar>
               <w:top w:w="80" w:type="dxa"/>
               <w:left w:w="100" w:type="dxa"/>
@@ -13516,6 +13449,8 @@
               <w:jc w:val="center"/>
               <w:rPr>
                 <w:rFonts w:ascii="Times New Roman" w:hAnsi="Times New Roman" w:cs="Times New Roman"/>
+                <w:sz w:val="24"/>
+                <w:szCs w:val="24"/>
               </w:rPr>
             </w:pPr>
             <w:r>
@@ -13523,8 +13458,8 @@
                 <w:rFonts w:ascii="Times New Roman" w:hAnsi="Times New Roman" w:cs="Times New Roman"/>
                 <w:b/>
                 <w:bCs/>
-                <w:sz w:val="21"/>
-                <w:szCs w:val="21"/>
+                <w:sz w:val="24"/>
+                <w:szCs w:val="24"/>
               </w:rPr>
               <w:t>Ventajas</w:t>
             </w:r>
@@ -13533,7 +13468,6 @@
         <w:tc>
           <w:tcPr>
             <w:tcW w:w="3600" w:type="dxa"/>
-            <w:shd w:val="clear" w:color="auto" w:fill="auto"/>
             <w:tcMar>
               <w:top w:w="80" w:type="dxa"/>
               <w:left w:w="100" w:type="dxa"/>
@@ -13548,6 +13482,8 @@
               <w:jc w:val="center"/>
               <w:rPr>
                 <w:rFonts w:ascii="Times New Roman" w:hAnsi="Times New Roman" w:cs="Times New Roman"/>
+                <w:sz w:val="24"/>
+                <w:szCs w:val="24"/>
               </w:rPr>
             </w:pPr>
             <w:r>
@@ -13555,8 +13491,8 @@
                 <w:rFonts w:ascii="Times New Roman" w:hAnsi="Times New Roman" w:cs="Times New Roman"/>
                 <w:b/>
                 <w:bCs/>
-                <w:sz w:val="21"/>
-                <w:szCs w:val="21"/>
+                <w:sz w:val="24"/>
+                <w:szCs w:val="24"/>
               </w:rPr>
               <w:t>Desventajas</w:t>
             </w:r>
@@ -13564,19 +13500,12 @@
         </w:tc>
       </w:tr>
       <w:tr>
-        <w:tblPrEx>
-          <w:tblCellMar>
-            <w:top w:w="0" w:type="dxa"/>
-            <w:bottom w:w="0" w:type="dxa"/>
-          </w:tblCellMar>
-        </w:tblPrEx>
         <w:trPr>
           <w:jc w:val="center"/>
         </w:trPr>
         <w:tc>
           <w:tcPr>
             <w:tcW w:w="2400" w:type="dxa"/>
-            <w:shd w:val="clear" w:color="auto" w:fill="auto"/>
             <w:tcMar>
               <w:top w:w="80" w:type="dxa"/>
               <w:left w:w="100" w:type="dxa"/>
@@ -13590,13 +13519,15 @@
               <w:spacing w:after="60"/>
               <w:rPr>
                 <w:rFonts w:ascii="Times New Roman" w:hAnsi="Times New Roman" w:cs="Times New Roman"/>
-              </w:rPr>
-            </w:pPr>
-            <w:r>
-              <w:rPr>
-                <w:rFonts w:ascii="Times New Roman" w:hAnsi="Times New Roman" w:cs="Times New Roman"/>
-                <w:sz w:val="21"/>
-                <w:szCs w:val="21"/>
+                <w:sz w:val="24"/>
+                <w:szCs w:val="24"/>
+              </w:rPr>
+            </w:pPr>
+            <w:r>
+              <w:rPr>
+                <w:rFonts w:ascii="Times New Roman" w:hAnsi="Times New Roman" w:cs="Times New Roman"/>
+                <w:sz w:val="24"/>
+                <w:szCs w:val="24"/>
               </w:rPr>
               <w:t>Sesiones tradicionales</w:t>
             </w:r>
@@ -13605,7 +13536,6 @@
         <w:tc>
           <w:tcPr>
             <w:tcW w:w="3600" w:type="dxa"/>
-            <w:shd w:val="clear" w:color="auto" w:fill="auto"/>
             <w:tcMar>
               <w:top w:w="80" w:type="dxa"/>
               <w:left w:w="100" w:type="dxa"/>
@@ -13618,13 +13548,15 @@
             <w:pPr>
               <w:rPr>
                 <w:rFonts w:ascii="Times New Roman" w:hAnsi="Times New Roman" w:cs="Times New Roman"/>
-              </w:rPr>
-            </w:pPr>
-            <w:r>
-              <w:rPr>
-                <w:rFonts w:ascii="Times New Roman" w:hAnsi="Times New Roman" w:cs="Times New Roman"/>
-                <w:sz w:val="21"/>
-                <w:szCs w:val="21"/>
+                <w:sz w:val="24"/>
+                <w:szCs w:val="24"/>
+              </w:rPr>
+            </w:pPr>
+            <w:r>
+              <w:rPr>
+                <w:rFonts w:ascii="Times New Roman" w:hAnsi="Times New Roman" w:cs="Times New Roman"/>
+                <w:sz w:val="24"/>
+                <w:szCs w:val="24"/>
               </w:rPr>
               <w:t>• Implementación sencilla</w:t>
             </w:r>
@@ -13633,7 +13565,6 @@
         <w:tc>
           <w:tcPr>
             <w:tcW w:w="3600" w:type="dxa"/>
-            <w:shd w:val="clear" w:color="auto" w:fill="auto"/>
             <w:tcMar>
               <w:top w:w="80" w:type="dxa"/>
               <w:left w:w="100" w:type="dxa"/>
@@ -13646,13 +13577,15 @@
             <w:pPr>
               <w:rPr>
                 <w:rFonts w:ascii="Times New Roman" w:hAnsi="Times New Roman" w:cs="Times New Roman"/>
-              </w:rPr>
-            </w:pPr>
-            <w:r>
-              <w:rPr>
-                <w:rFonts w:ascii="Times New Roman" w:hAnsi="Times New Roman" w:cs="Times New Roman"/>
-                <w:sz w:val="21"/>
-                <w:szCs w:val="21"/>
+                <w:sz w:val="24"/>
+                <w:szCs w:val="24"/>
+              </w:rPr>
+            </w:pPr>
+            <w:r>
+              <w:rPr>
+                <w:rFonts w:ascii="Times New Roman" w:hAnsi="Times New Roman" w:cs="Times New Roman"/>
+                <w:sz w:val="24"/>
+                <w:szCs w:val="24"/>
               </w:rPr>
               <w:t>• Dificultad en arquitecturas distribuidas</w:t>
             </w:r>
@@ -13660,19 +13593,12 @@
         </w:tc>
       </w:tr>
       <w:tr>
-        <w:tblPrEx>
-          <w:tblCellMar>
-            <w:top w:w="0" w:type="dxa"/>
-            <w:bottom w:w="0" w:type="dxa"/>
-          </w:tblCellMar>
-        </w:tblPrEx>
         <w:trPr>
           <w:jc w:val="center"/>
         </w:trPr>
         <w:tc>
           <w:tcPr>
             <w:tcW w:w="2400" w:type="dxa"/>
-            <w:shd w:val="clear" w:color="auto" w:fill="auto"/>
             <w:tcMar>
               <w:top w:w="80" w:type="dxa"/>
               <w:left w:w="100" w:type="dxa"/>
@@ -13686,13 +13612,15 @@
               <w:spacing w:after="60"/>
               <w:rPr>
                 <w:rFonts w:ascii="Times New Roman" w:hAnsi="Times New Roman" w:cs="Times New Roman"/>
-              </w:rPr>
-            </w:pPr>
-            <w:r>
-              <w:rPr>
-                <w:rFonts w:ascii="Times New Roman" w:hAnsi="Times New Roman" w:cs="Times New Roman"/>
-                <w:sz w:val="21"/>
-                <w:szCs w:val="21"/>
+                <w:sz w:val="24"/>
+                <w:szCs w:val="24"/>
+              </w:rPr>
+            </w:pPr>
+            <w:r>
+              <w:rPr>
+                <w:rFonts w:ascii="Times New Roman" w:hAnsi="Times New Roman" w:cs="Times New Roman"/>
+                <w:sz w:val="24"/>
+                <w:szCs w:val="24"/>
               </w:rPr>
               <w:t>OAuth2</w:t>
             </w:r>
@@ -13701,7 +13629,6 @@
         <w:tc>
           <w:tcPr>
             <w:tcW w:w="3600" w:type="dxa"/>
-            <w:shd w:val="clear" w:color="auto" w:fill="auto"/>
             <w:tcMar>
               <w:top w:w="80" w:type="dxa"/>
               <w:left w:w="100" w:type="dxa"/>
@@ -13714,13 +13641,15 @@
             <w:pPr>
               <w:rPr>
                 <w:rFonts w:ascii="Times New Roman" w:hAnsi="Times New Roman" w:cs="Times New Roman"/>
-              </w:rPr>
-            </w:pPr>
-            <w:r>
-              <w:rPr>
-                <w:rFonts w:ascii="Times New Roman" w:hAnsi="Times New Roman" w:cs="Times New Roman"/>
-                <w:sz w:val="21"/>
-                <w:szCs w:val="21"/>
+                <w:sz w:val="24"/>
+                <w:szCs w:val="24"/>
+              </w:rPr>
+            </w:pPr>
+            <w:r>
+              <w:rPr>
+                <w:rFonts w:ascii="Times New Roman" w:hAnsi="Times New Roman" w:cs="Times New Roman"/>
+                <w:sz w:val="24"/>
+                <w:szCs w:val="24"/>
               </w:rPr>
               <w:t>• Estándar empresarial</w:t>
             </w:r>
@@ -13729,7 +13658,6 @@
         <w:tc>
           <w:tcPr>
             <w:tcW w:w="3600" w:type="dxa"/>
-            <w:shd w:val="clear" w:color="auto" w:fill="auto"/>
             <w:tcMar>
               <w:top w:w="80" w:type="dxa"/>
               <w:left w:w="100" w:type="dxa"/>
@@ -13742,13 +13670,15 @@
             <w:pPr>
               <w:rPr>
                 <w:rFonts w:ascii="Times New Roman" w:hAnsi="Times New Roman" w:cs="Times New Roman"/>
-              </w:rPr>
-            </w:pPr>
-            <w:r>
-              <w:rPr>
-                <w:rFonts w:ascii="Times New Roman" w:hAnsi="Times New Roman" w:cs="Times New Roman"/>
-                <w:sz w:val="21"/>
-                <w:szCs w:val="21"/>
+                <w:sz w:val="24"/>
+                <w:szCs w:val="24"/>
+              </w:rPr>
+            </w:pPr>
+            <w:r>
+              <w:rPr>
+                <w:rFonts w:ascii="Times New Roman" w:hAnsi="Times New Roman" w:cs="Times New Roman"/>
+                <w:sz w:val="24"/>
+                <w:szCs w:val="24"/>
               </w:rPr>
               <w:t>• Mayor complejidad</w:t>
             </w:r>
@@ -13756,19 +13686,12 @@
         </w:tc>
       </w:tr>
       <w:tr>
-        <w:tblPrEx>
-          <w:tblCellMar>
-            <w:top w:w="0" w:type="dxa"/>
-            <w:bottom w:w="0" w:type="dxa"/>
-          </w:tblCellMar>
-        </w:tblPrEx>
         <w:trPr>
           <w:jc w:val="center"/>
         </w:trPr>
         <w:tc>
           <w:tcPr>
             <w:tcW w:w="2400" w:type="dxa"/>
-            <w:shd w:val="clear" w:color="auto" w:fill="auto"/>
             <w:tcMar>
               <w:top w:w="80" w:type="dxa"/>
               <w:left w:w="100" w:type="dxa"/>
@@ -13782,13 +13705,15 @@
               <w:spacing w:after="60"/>
               <w:rPr>
                 <w:rFonts w:ascii="Times New Roman" w:hAnsi="Times New Roman" w:cs="Times New Roman"/>
-              </w:rPr>
-            </w:pPr>
-            <w:r>
-              <w:rPr>
-                <w:rFonts w:ascii="Times New Roman" w:hAnsi="Times New Roman" w:cs="Times New Roman"/>
-                <w:sz w:val="21"/>
-                <w:szCs w:val="21"/>
+                <w:sz w:val="24"/>
+                <w:szCs w:val="24"/>
+              </w:rPr>
+            </w:pPr>
+            <w:r>
+              <w:rPr>
+                <w:rFonts w:ascii="Times New Roman" w:hAnsi="Times New Roman" w:cs="Times New Roman"/>
+                <w:sz w:val="24"/>
+                <w:szCs w:val="24"/>
               </w:rPr>
               <w:t>JWT (elegida)</w:t>
             </w:r>
@@ -13797,7 +13722,6 @@
         <w:tc>
           <w:tcPr>
             <w:tcW w:w="3600" w:type="dxa"/>
-            <w:shd w:val="clear" w:color="auto" w:fill="auto"/>
             <w:tcMar>
               <w:top w:w="80" w:type="dxa"/>
               <w:left w:w="100" w:type="dxa"/>
@@ -13811,13 +13735,15 @@
               <w:spacing w:after="40"/>
               <w:rPr>
                 <w:rFonts w:ascii="Times New Roman" w:hAnsi="Times New Roman" w:cs="Times New Roman"/>
-              </w:rPr>
-            </w:pPr>
-            <w:r>
-              <w:rPr>
-                <w:rFonts w:ascii="Times New Roman" w:hAnsi="Times New Roman" w:cs="Times New Roman"/>
-                <w:sz w:val="21"/>
-                <w:szCs w:val="21"/>
+                <w:sz w:val="24"/>
+                <w:szCs w:val="24"/>
+              </w:rPr>
+            </w:pPr>
+            <w:r>
+              <w:rPr>
+                <w:rFonts w:ascii="Times New Roman" w:hAnsi="Times New Roman" w:cs="Times New Roman"/>
+                <w:sz w:val="24"/>
+                <w:szCs w:val="24"/>
               </w:rPr>
               <w:t>• Sin estado</w:t>
             </w:r>
@@ -13827,13 +13753,15 @@
               <w:spacing w:after="40"/>
               <w:rPr>
                 <w:rFonts w:ascii="Times New Roman" w:hAnsi="Times New Roman" w:cs="Times New Roman"/>
-              </w:rPr>
-            </w:pPr>
-            <w:r>
-              <w:rPr>
-                <w:rFonts w:ascii="Times New Roman" w:hAnsi="Times New Roman" w:cs="Times New Roman"/>
-                <w:sz w:val="21"/>
-                <w:szCs w:val="21"/>
+                <w:sz w:val="24"/>
+                <w:szCs w:val="24"/>
+              </w:rPr>
+            </w:pPr>
+            <w:r>
+              <w:rPr>
+                <w:rFonts w:ascii="Times New Roman" w:hAnsi="Times New Roman" w:cs="Times New Roman"/>
+                <w:sz w:val="24"/>
+                <w:szCs w:val="24"/>
               </w:rPr>
               <w:t>• Compatible con microservicios</w:t>
             </w:r>
@@ -13842,13 +13770,15 @@
             <w:pPr>
               <w:rPr>
                 <w:rFonts w:ascii="Times New Roman" w:hAnsi="Times New Roman" w:cs="Times New Roman"/>
-              </w:rPr>
-            </w:pPr>
-            <w:r>
-              <w:rPr>
-                <w:rFonts w:ascii="Times New Roman" w:hAnsi="Times New Roman" w:cs="Times New Roman"/>
-                <w:sz w:val="21"/>
-                <w:szCs w:val="21"/>
+                <w:sz w:val="24"/>
+                <w:szCs w:val="24"/>
+              </w:rPr>
+            </w:pPr>
+            <w:r>
+              <w:rPr>
+                <w:rFonts w:ascii="Times New Roman" w:hAnsi="Times New Roman" w:cs="Times New Roman"/>
+                <w:sz w:val="24"/>
+                <w:szCs w:val="24"/>
               </w:rPr>
               <w:t>• Fácil integración con Angular</w:t>
             </w:r>
@@ -13857,7 +13787,6 @@
         <w:tc>
           <w:tcPr>
             <w:tcW w:w="3600" w:type="dxa"/>
-            <w:shd w:val="clear" w:color="auto" w:fill="auto"/>
             <w:tcMar>
               <w:top w:w="80" w:type="dxa"/>
               <w:left w:w="100" w:type="dxa"/>
@@ -13870,13 +13799,15 @@
             <w:pPr>
               <w:rPr>
                 <w:rFonts w:ascii="Times New Roman" w:hAnsi="Times New Roman" w:cs="Times New Roman"/>
-              </w:rPr>
-            </w:pPr>
-            <w:r>
-              <w:rPr>
-                <w:rFonts w:ascii="Times New Roman" w:hAnsi="Times New Roman" w:cs="Times New Roman"/>
-                <w:sz w:val="21"/>
-                <w:szCs w:val="21"/>
+                <w:sz w:val="24"/>
+                <w:szCs w:val="24"/>
+              </w:rPr>
+            </w:pPr>
+            <w:r>
+              <w:rPr>
+                <w:rFonts w:ascii="Times New Roman" w:hAnsi="Times New Roman" w:cs="Times New Roman"/>
+                <w:sz w:val="24"/>
+                <w:szCs w:val="24"/>
               </w:rPr>
               <w:t>• Requiere manejo seguro de tokens</w:t>
             </w:r>
@@ -13917,17 +13848,7 @@
           <w:sz w:val="24"/>
           <w:szCs w:val="24"/>
         </w:rPr>
-        <w:t>J</w:t>
-      </w:r>
-      <w:r>
-        <w:rPr>
-          <w:rFonts w:ascii="Times New Roman" w:hAnsi="Times New Roman" w:cs="Times New Roman"/>
-          <w:b/>
-          <w:bCs/>
-          <w:sz w:val="24"/>
-          <w:szCs w:val="24"/>
-        </w:rPr>
-        <w:t>ustificación</w:t>
+        <w:t>Justificación</w:t>
       </w:r>
     </w:p>
     <w:tbl>
@@ -13953,19 +13874,12 @@
         <w:gridCol w:w="7000"/>
       </w:tblGrid>
       <w:tr>
-        <w:tblPrEx>
-          <w:tblCellMar>
-            <w:top w:w="0" w:type="dxa"/>
-            <w:bottom w:w="0" w:type="dxa"/>
-          </w:tblCellMar>
-        </w:tblPrEx>
         <w:trPr>
           <w:jc w:val="center"/>
         </w:trPr>
         <w:tc>
           <w:tcPr>
             <w:tcW w:w="2600" w:type="dxa"/>
-            <w:shd w:val="clear" w:color="auto" w:fill="auto"/>
             <w:tcMar>
               <w:top w:w="80" w:type="dxa"/>
               <w:left w:w="100" w:type="dxa"/>
@@ -13982,6 +13896,8 @@
                 <w:rFonts w:ascii="Times New Roman" w:hAnsi="Times New Roman" w:cs="Times New Roman"/>
                 <w:b/>
                 <w:bCs/>
+                <w:sz w:val="24"/>
+                <w:szCs w:val="24"/>
               </w:rPr>
             </w:pPr>
             <w:r>
@@ -13989,8 +13905,8 @@
                 <w:rFonts w:ascii="Times New Roman" w:hAnsi="Times New Roman" w:cs="Times New Roman"/>
                 <w:b/>
                 <w:bCs/>
-                <w:sz w:val="21"/>
-                <w:szCs w:val="21"/>
+                <w:sz w:val="24"/>
+                <w:szCs w:val="24"/>
               </w:rPr>
               <w:t>Detalle</w:t>
             </w:r>
@@ -13999,7 +13915,6 @@
         <w:tc>
           <w:tcPr>
             <w:tcW w:w="7000" w:type="dxa"/>
-            <w:shd w:val="clear" w:color="auto" w:fill="auto"/>
             <w:tcMar>
               <w:top w:w="80" w:type="dxa"/>
               <w:left w:w="100" w:type="dxa"/>
@@ -14013,13 +13928,15 @@
               <w:spacing w:after="40"/>
               <w:rPr>
                 <w:rFonts w:ascii="Times New Roman" w:hAnsi="Times New Roman" w:cs="Times New Roman"/>
-              </w:rPr>
-            </w:pPr>
-            <w:r>
-              <w:rPr>
-                <w:rFonts w:ascii="Times New Roman" w:hAnsi="Times New Roman" w:cs="Times New Roman"/>
-                <w:sz w:val="21"/>
-                <w:szCs w:val="21"/>
+                <w:sz w:val="24"/>
+                <w:szCs w:val="24"/>
+              </w:rPr>
+            </w:pPr>
+            <w:r>
+              <w:rPr>
+                <w:rFonts w:ascii="Times New Roman" w:hAnsi="Times New Roman" w:cs="Times New Roman"/>
+                <w:sz w:val="24"/>
+                <w:szCs w:val="24"/>
               </w:rPr>
               <w:t xml:space="preserve">• Se utilizará: Spring Security, JWT, </w:t>
             </w:r>
@@ -14027,8 +13944,8 @@
             <w:r>
               <w:rPr>
                 <w:rFonts w:ascii="Times New Roman" w:hAnsi="Times New Roman" w:cs="Times New Roman"/>
-                <w:sz w:val="21"/>
-                <w:szCs w:val="21"/>
+                <w:sz w:val="24"/>
+                <w:szCs w:val="24"/>
               </w:rPr>
               <w:t>BCrypt</w:t>
             </w:r>
@@ -14036,8 +13953,8 @@
             <w:r>
               <w:rPr>
                 <w:rFonts w:ascii="Times New Roman" w:hAnsi="Times New Roman" w:cs="Times New Roman"/>
-                <w:sz w:val="21"/>
-                <w:szCs w:val="21"/>
+                <w:sz w:val="24"/>
+                <w:szCs w:val="24"/>
               </w:rPr>
               <w:t xml:space="preserve"> y RBAC.</w:t>
             </w:r>
@@ -14046,13 +13963,15 @@
             <w:pPr>
               <w:rPr>
                 <w:rFonts w:ascii="Times New Roman" w:hAnsi="Times New Roman" w:cs="Times New Roman"/>
-              </w:rPr>
-            </w:pPr>
-            <w:r>
-              <w:rPr>
-                <w:rFonts w:ascii="Times New Roman" w:hAnsi="Times New Roman" w:cs="Times New Roman"/>
-                <w:sz w:val="21"/>
-                <w:szCs w:val="21"/>
+                <w:sz w:val="24"/>
+                <w:szCs w:val="24"/>
+              </w:rPr>
+            </w:pPr>
+            <w:r>
+              <w:rPr>
+                <w:rFonts w:ascii="Times New Roman" w:hAnsi="Times New Roman" w:cs="Times New Roman"/>
+                <w:sz w:val="24"/>
+                <w:szCs w:val="24"/>
               </w:rPr>
               <w:t>• El flujo de autenticación se detalla en la siguiente tabla:</w:t>
             </w:r>
@@ -14068,8 +13987,8 @@
           <w:rFonts w:ascii="Times New Roman" w:hAnsi="Times New Roman" w:cs="Times New Roman"/>
           <w:b/>
           <w:bCs/>
-          <w:sz w:val="12"/>
-          <w:szCs w:val="12"/>
+          <w:sz w:val="24"/>
+          <w:szCs w:val="24"/>
         </w:rPr>
       </w:pPr>
     </w:p>
@@ -14119,12 +14038,6 @@
         <w:gridCol w:w="4800"/>
       </w:tblGrid>
       <w:tr>
-        <w:tblPrEx>
-          <w:tblCellMar>
-            <w:top w:w="0" w:type="dxa"/>
-            <w:bottom w:w="0" w:type="dxa"/>
-          </w:tblCellMar>
-        </w:tblPrEx>
         <w:trPr>
           <w:tblHeader/>
           <w:jc w:val="center"/>
@@ -14132,7 +14045,6 @@
         <w:tc>
           <w:tcPr>
             <w:tcW w:w="4800" w:type="dxa"/>
-            <w:shd w:val="clear" w:color="auto" w:fill="auto"/>
             <w:tcMar>
               <w:top w:w="80" w:type="dxa"/>
               <w:left w:w="100" w:type="dxa"/>
@@ -14147,6 +14059,8 @@
               <w:jc w:val="center"/>
               <w:rPr>
                 <w:rFonts w:ascii="Times New Roman" w:hAnsi="Times New Roman" w:cs="Times New Roman"/>
+                <w:sz w:val="24"/>
+                <w:szCs w:val="24"/>
               </w:rPr>
             </w:pPr>
             <w:r>
@@ -14154,8 +14068,8 @@
                 <w:rFonts w:ascii="Times New Roman" w:hAnsi="Times New Roman" w:cs="Times New Roman"/>
                 <w:b/>
                 <w:bCs/>
-                <w:sz w:val="21"/>
-                <w:szCs w:val="21"/>
+                <w:sz w:val="24"/>
+                <w:szCs w:val="24"/>
               </w:rPr>
               <w:t>Positivas</w:t>
             </w:r>
@@ -14164,7 +14078,6 @@
         <w:tc>
           <w:tcPr>
             <w:tcW w:w="4800" w:type="dxa"/>
-            <w:shd w:val="clear" w:color="auto" w:fill="auto"/>
             <w:tcMar>
               <w:top w:w="80" w:type="dxa"/>
               <w:left w:w="100" w:type="dxa"/>
@@ -14179,6 +14092,8 @@
               <w:jc w:val="center"/>
               <w:rPr>
                 <w:rFonts w:ascii="Times New Roman" w:hAnsi="Times New Roman" w:cs="Times New Roman"/>
+                <w:sz w:val="24"/>
+                <w:szCs w:val="24"/>
               </w:rPr>
             </w:pPr>
             <w:r>
@@ -14186,8 +14101,8 @@
                 <w:rFonts w:ascii="Times New Roman" w:hAnsi="Times New Roman" w:cs="Times New Roman"/>
                 <w:b/>
                 <w:bCs/>
-                <w:sz w:val="21"/>
-                <w:szCs w:val="21"/>
+                <w:sz w:val="24"/>
+                <w:szCs w:val="24"/>
               </w:rPr>
               <w:t>Negativas</w:t>
             </w:r>
@@ -14195,19 +14110,12 @@
         </w:tc>
       </w:tr>
       <w:tr>
-        <w:tblPrEx>
-          <w:tblCellMar>
-            <w:top w:w="0" w:type="dxa"/>
-            <w:bottom w:w="0" w:type="dxa"/>
-          </w:tblCellMar>
-        </w:tblPrEx>
         <w:trPr>
           <w:jc w:val="center"/>
         </w:trPr>
         <w:tc>
           <w:tcPr>
             <w:tcW w:w="4800" w:type="dxa"/>
-            <w:shd w:val="clear" w:color="auto" w:fill="auto"/>
             <w:tcMar>
               <w:top w:w="80" w:type="dxa"/>
               <w:left w:w="100" w:type="dxa"/>
@@ -14221,13 +14129,15 @@
               <w:spacing w:after="40"/>
               <w:rPr>
                 <w:rFonts w:ascii="Times New Roman" w:hAnsi="Times New Roman" w:cs="Times New Roman"/>
-              </w:rPr>
-            </w:pPr>
-            <w:r>
-              <w:rPr>
-                <w:rFonts w:ascii="Times New Roman" w:hAnsi="Times New Roman" w:cs="Times New Roman"/>
-                <w:sz w:val="21"/>
-                <w:szCs w:val="21"/>
+                <w:sz w:val="24"/>
+                <w:szCs w:val="24"/>
+              </w:rPr>
+            </w:pPr>
+            <w:r>
+              <w:rPr>
+                <w:rFonts w:ascii="Times New Roman" w:hAnsi="Times New Roman" w:cs="Times New Roman"/>
+                <w:sz w:val="24"/>
+                <w:szCs w:val="24"/>
               </w:rPr>
               <w:t>• Seguridad en servicios</w:t>
             </w:r>
@@ -14237,13 +14147,15 @@
               <w:spacing w:after="40"/>
               <w:rPr>
                 <w:rFonts w:ascii="Times New Roman" w:hAnsi="Times New Roman" w:cs="Times New Roman"/>
-              </w:rPr>
-            </w:pPr>
-            <w:r>
-              <w:rPr>
-                <w:rFonts w:ascii="Times New Roman" w:hAnsi="Times New Roman" w:cs="Times New Roman"/>
-                <w:sz w:val="21"/>
-                <w:szCs w:val="21"/>
+                <w:sz w:val="24"/>
+                <w:szCs w:val="24"/>
+              </w:rPr>
+            </w:pPr>
+            <w:r>
+              <w:rPr>
+                <w:rFonts w:ascii="Times New Roman" w:hAnsi="Times New Roman" w:cs="Times New Roman"/>
+                <w:sz w:val="24"/>
+                <w:szCs w:val="24"/>
               </w:rPr>
               <w:t>• Escalabilidad</w:t>
             </w:r>
@@ -14252,13 +14164,15 @@
             <w:pPr>
               <w:rPr>
                 <w:rFonts w:ascii="Times New Roman" w:hAnsi="Times New Roman" w:cs="Times New Roman"/>
-              </w:rPr>
-            </w:pPr>
-            <w:r>
-              <w:rPr>
-                <w:rFonts w:ascii="Times New Roman" w:hAnsi="Times New Roman" w:cs="Times New Roman"/>
-                <w:sz w:val="21"/>
-                <w:szCs w:val="21"/>
+                <w:sz w:val="24"/>
+                <w:szCs w:val="24"/>
+              </w:rPr>
+            </w:pPr>
+            <w:r>
+              <w:rPr>
+                <w:rFonts w:ascii="Times New Roman" w:hAnsi="Times New Roman" w:cs="Times New Roman"/>
+                <w:sz w:val="24"/>
+                <w:szCs w:val="24"/>
               </w:rPr>
               <w:t>• Separación de autenticación</w:t>
             </w:r>
@@ -14267,7 +14181,6 @@
         <w:tc>
           <w:tcPr>
             <w:tcW w:w="4800" w:type="dxa"/>
-            <w:shd w:val="clear" w:color="auto" w:fill="auto"/>
             <w:tcMar>
               <w:top w:w="80" w:type="dxa"/>
               <w:left w:w="100" w:type="dxa"/>
@@ -14281,13 +14194,15 @@
               <w:spacing w:after="40"/>
               <w:rPr>
                 <w:rFonts w:ascii="Times New Roman" w:hAnsi="Times New Roman" w:cs="Times New Roman"/>
-              </w:rPr>
-            </w:pPr>
-            <w:r>
-              <w:rPr>
-                <w:rFonts w:ascii="Times New Roman" w:hAnsi="Times New Roman" w:cs="Times New Roman"/>
-                <w:sz w:val="21"/>
-                <w:szCs w:val="21"/>
+                <w:sz w:val="24"/>
+                <w:szCs w:val="24"/>
+              </w:rPr>
+            </w:pPr>
+            <w:r>
+              <w:rPr>
+                <w:rFonts w:ascii="Times New Roman" w:hAnsi="Times New Roman" w:cs="Times New Roman"/>
+                <w:sz w:val="24"/>
+                <w:szCs w:val="24"/>
               </w:rPr>
               <w:t>• Gestión de expiración de tokens</w:t>
             </w:r>
@@ -14296,13 +14211,15 @@
             <w:pPr>
               <w:rPr>
                 <w:rFonts w:ascii="Times New Roman" w:hAnsi="Times New Roman" w:cs="Times New Roman"/>
-              </w:rPr>
-            </w:pPr>
-            <w:r>
-              <w:rPr>
-                <w:rFonts w:ascii="Times New Roman" w:hAnsi="Times New Roman" w:cs="Times New Roman"/>
-                <w:sz w:val="21"/>
-                <w:szCs w:val="21"/>
+                <w:sz w:val="24"/>
+                <w:szCs w:val="24"/>
+              </w:rPr>
+            </w:pPr>
+            <w:r>
+              <w:rPr>
+                <w:rFonts w:ascii="Times New Roman" w:hAnsi="Times New Roman" w:cs="Times New Roman"/>
+                <w:sz w:val="24"/>
+                <w:szCs w:val="24"/>
               </w:rPr>
               <w:t>• Protección de claves secretas</w:t>
             </w:r>
@@ -14314,6 +14231,8 @@
       <w:pPr>
         <w:rPr>
           <w:rFonts w:ascii="Times New Roman" w:hAnsi="Times New Roman" w:cs="Times New Roman"/>
+          <w:sz w:val="24"/>
+          <w:szCs w:val="24"/>
         </w:rPr>
       </w:pPr>
     </w:p>
@@ -14412,19 +14331,12 @@
         <w:gridCol w:w="7000"/>
       </w:tblGrid>
       <w:tr>
-        <w:tblPrEx>
-          <w:tblCellMar>
-            <w:top w:w="0" w:type="dxa"/>
-            <w:bottom w:w="0" w:type="dxa"/>
-          </w:tblCellMar>
-        </w:tblPrEx>
         <w:trPr>
           <w:jc w:val="center"/>
         </w:trPr>
         <w:tc>
           <w:tcPr>
             <w:tcW w:w="2600" w:type="dxa"/>
-            <w:shd w:val="clear" w:color="auto" w:fill="auto"/>
             <w:tcMar>
               <w:top w:w="80" w:type="dxa"/>
               <w:left w:w="100" w:type="dxa"/>
@@ -14441,6 +14353,8 @@
                 <w:rFonts w:ascii="Times New Roman" w:hAnsi="Times New Roman" w:cs="Times New Roman"/>
                 <w:b/>
                 <w:bCs/>
+                <w:sz w:val="24"/>
+                <w:szCs w:val="24"/>
               </w:rPr>
             </w:pPr>
             <w:r>
@@ -14448,8 +14362,8 @@
                 <w:rFonts w:ascii="Times New Roman" w:hAnsi="Times New Roman" w:cs="Times New Roman"/>
                 <w:b/>
                 <w:bCs/>
-                <w:sz w:val="21"/>
-                <w:szCs w:val="21"/>
+                <w:sz w:val="24"/>
+                <w:szCs w:val="24"/>
               </w:rPr>
               <w:t>Necesidad</w:t>
             </w:r>
@@ -14458,7 +14372,6 @@
         <w:tc>
           <w:tcPr>
             <w:tcW w:w="7000" w:type="dxa"/>
-            <w:shd w:val="clear" w:color="auto" w:fill="auto"/>
             <w:tcMar>
               <w:top w:w="80" w:type="dxa"/>
               <w:left w:w="100" w:type="dxa"/>
@@ -14471,13 +14384,15 @@
             <w:pPr>
               <w:rPr>
                 <w:rFonts w:ascii="Times New Roman" w:hAnsi="Times New Roman" w:cs="Times New Roman"/>
-              </w:rPr>
-            </w:pPr>
-            <w:r>
-              <w:rPr>
-                <w:rFonts w:ascii="Times New Roman" w:hAnsi="Times New Roman" w:cs="Times New Roman"/>
-                <w:sz w:val="21"/>
-                <w:szCs w:val="21"/>
+                <w:sz w:val="24"/>
+                <w:szCs w:val="24"/>
+              </w:rPr>
+            </w:pPr>
+            <w:r>
+              <w:rPr>
+                <w:rFonts w:ascii="Times New Roman" w:hAnsi="Times New Roman" w:cs="Times New Roman"/>
+                <w:sz w:val="24"/>
+                <w:szCs w:val="24"/>
               </w:rPr>
               <w:t>• Se necesita un mecanismo simple, compatible, fácil de implementar y adecuado para aplicaciones web.</w:t>
             </w:r>
@@ -14518,7 +14433,6 @@
           <w:sz w:val="24"/>
           <w:szCs w:val="24"/>
         </w:rPr>
-        <w:lastRenderedPageBreak/>
         <w:t>Alternativas consideradas</w:t>
       </w:r>
     </w:p>
@@ -14546,12 +14460,6 @@
         <w:gridCol w:w="3600"/>
       </w:tblGrid>
       <w:tr>
-        <w:tblPrEx>
-          <w:tblCellMar>
-            <w:top w:w="0" w:type="dxa"/>
-            <w:bottom w:w="0" w:type="dxa"/>
-          </w:tblCellMar>
-        </w:tblPrEx>
         <w:trPr>
           <w:tblHeader/>
           <w:jc w:val="center"/>
@@ -14559,7 +14467,6 @@
         <w:tc>
           <w:tcPr>
             <w:tcW w:w="2400" w:type="dxa"/>
-            <w:shd w:val="clear" w:color="auto" w:fill="auto"/>
             <w:tcMar>
               <w:top w:w="80" w:type="dxa"/>
               <w:left w:w="100" w:type="dxa"/>
@@ -14574,6 +14481,8 @@
               <w:jc w:val="center"/>
               <w:rPr>
                 <w:rFonts w:ascii="Times New Roman" w:hAnsi="Times New Roman" w:cs="Times New Roman"/>
+                <w:sz w:val="24"/>
+                <w:szCs w:val="24"/>
               </w:rPr>
             </w:pPr>
             <w:r>
@@ -14581,8 +14490,8 @@
                 <w:rFonts w:ascii="Times New Roman" w:hAnsi="Times New Roman" w:cs="Times New Roman"/>
                 <w:b/>
                 <w:bCs/>
-                <w:sz w:val="21"/>
-                <w:szCs w:val="21"/>
+                <w:sz w:val="24"/>
+                <w:szCs w:val="24"/>
               </w:rPr>
               <w:t>Alternativa</w:t>
             </w:r>
@@ -14591,7 +14500,6 @@
         <w:tc>
           <w:tcPr>
             <w:tcW w:w="3600" w:type="dxa"/>
-            <w:shd w:val="clear" w:color="auto" w:fill="auto"/>
             <w:tcMar>
               <w:top w:w="80" w:type="dxa"/>
               <w:left w:w="100" w:type="dxa"/>
@@ -14606,6 +14514,8 @@
               <w:jc w:val="center"/>
               <w:rPr>
                 <w:rFonts w:ascii="Times New Roman" w:hAnsi="Times New Roman" w:cs="Times New Roman"/>
+                <w:sz w:val="24"/>
+                <w:szCs w:val="24"/>
               </w:rPr>
             </w:pPr>
             <w:r>
@@ -14613,8 +14523,8 @@
                 <w:rFonts w:ascii="Times New Roman" w:hAnsi="Times New Roman" w:cs="Times New Roman"/>
                 <w:b/>
                 <w:bCs/>
-                <w:sz w:val="21"/>
-                <w:szCs w:val="21"/>
+                <w:sz w:val="24"/>
+                <w:szCs w:val="24"/>
               </w:rPr>
               <w:t>Ventajas</w:t>
             </w:r>
@@ -14623,7 +14533,6 @@
         <w:tc>
           <w:tcPr>
             <w:tcW w:w="3600" w:type="dxa"/>
-            <w:shd w:val="clear" w:color="auto" w:fill="auto"/>
             <w:tcMar>
               <w:top w:w="80" w:type="dxa"/>
               <w:left w:w="100" w:type="dxa"/>
@@ -14638,6 +14547,8 @@
               <w:jc w:val="center"/>
               <w:rPr>
                 <w:rFonts w:ascii="Times New Roman" w:hAnsi="Times New Roman" w:cs="Times New Roman"/>
+                <w:sz w:val="24"/>
+                <w:szCs w:val="24"/>
               </w:rPr>
             </w:pPr>
             <w:r>
@@ -14645,8 +14556,8 @@
                 <w:rFonts w:ascii="Times New Roman" w:hAnsi="Times New Roman" w:cs="Times New Roman"/>
                 <w:b/>
                 <w:bCs/>
-                <w:sz w:val="21"/>
-                <w:szCs w:val="21"/>
+                <w:sz w:val="24"/>
+                <w:szCs w:val="24"/>
               </w:rPr>
               <w:t>Desventajas</w:t>
             </w:r>
@@ -14654,19 +14565,12 @@
         </w:tc>
       </w:tr>
       <w:tr>
-        <w:tblPrEx>
-          <w:tblCellMar>
-            <w:top w:w="0" w:type="dxa"/>
-            <w:bottom w:w="0" w:type="dxa"/>
-          </w:tblCellMar>
-        </w:tblPrEx>
         <w:trPr>
           <w:jc w:val="center"/>
         </w:trPr>
         <w:tc>
           <w:tcPr>
             <w:tcW w:w="2400" w:type="dxa"/>
-            <w:shd w:val="clear" w:color="auto" w:fill="auto"/>
             <w:tcMar>
               <w:top w:w="80" w:type="dxa"/>
               <w:left w:w="100" w:type="dxa"/>
@@ -14680,13 +14584,15 @@
               <w:spacing w:after="60"/>
               <w:rPr>
                 <w:rFonts w:ascii="Times New Roman" w:hAnsi="Times New Roman" w:cs="Times New Roman"/>
-              </w:rPr>
-            </w:pPr>
-            <w:r>
-              <w:rPr>
-                <w:rFonts w:ascii="Times New Roman" w:hAnsi="Times New Roman" w:cs="Times New Roman"/>
-                <w:sz w:val="21"/>
-                <w:szCs w:val="21"/>
+                <w:sz w:val="24"/>
+                <w:szCs w:val="24"/>
+              </w:rPr>
+            </w:pPr>
+            <w:r>
+              <w:rPr>
+                <w:rFonts w:ascii="Times New Roman" w:hAnsi="Times New Roman" w:cs="Times New Roman"/>
+                <w:sz w:val="24"/>
+                <w:szCs w:val="24"/>
               </w:rPr>
               <w:t>REST (elegida)</w:t>
             </w:r>
@@ -14695,7 +14601,6 @@
         <w:tc>
           <w:tcPr>
             <w:tcW w:w="3600" w:type="dxa"/>
-            <w:shd w:val="clear" w:color="auto" w:fill="auto"/>
             <w:tcMar>
               <w:top w:w="80" w:type="dxa"/>
               <w:left w:w="100" w:type="dxa"/>
@@ -14709,13 +14614,15 @@
               <w:spacing w:after="40"/>
               <w:rPr>
                 <w:rFonts w:ascii="Times New Roman" w:hAnsi="Times New Roman" w:cs="Times New Roman"/>
-              </w:rPr>
-            </w:pPr>
-            <w:r>
-              <w:rPr>
-                <w:rFonts w:ascii="Times New Roman" w:hAnsi="Times New Roman" w:cs="Times New Roman"/>
-                <w:sz w:val="21"/>
-                <w:szCs w:val="21"/>
+                <w:sz w:val="24"/>
+                <w:szCs w:val="24"/>
+              </w:rPr>
+            </w:pPr>
+            <w:r>
+              <w:rPr>
+                <w:rFonts w:ascii="Times New Roman" w:hAnsi="Times New Roman" w:cs="Times New Roman"/>
+                <w:sz w:val="24"/>
+                <w:szCs w:val="24"/>
               </w:rPr>
               <w:t>• Basado en HTTP</w:t>
             </w:r>
@@ -14725,38 +14632,32 @@
               <w:spacing w:after="40"/>
               <w:rPr>
                 <w:rFonts w:ascii="Times New Roman" w:hAnsi="Times New Roman" w:cs="Times New Roman"/>
-              </w:rPr>
-            </w:pPr>
-            <w:r>
-              <w:rPr>
-                <w:rFonts w:ascii="Times New Roman" w:hAnsi="Times New Roman" w:cs="Times New Roman"/>
-                <w:sz w:val="21"/>
-                <w:szCs w:val="21"/>
-              </w:rPr>
-              <w:t xml:space="preserve">• Compatible con Spring </w:t>
-            </w:r>
-            <w:proofErr w:type="spellStart"/>
-            <w:r>
-              <w:rPr>
-                <w:rFonts w:ascii="Times New Roman" w:hAnsi="Times New Roman" w:cs="Times New Roman"/>
-                <w:sz w:val="21"/>
-                <w:szCs w:val="21"/>
-              </w:rPr>
-              <w:t>Boot</w:t>
-            </w:r>
-            <w:proofErr w:type="spellEnd"/>
-          </w:p>
-          <w:p>
-            <w:pPr>
-              <w:rPr>
-                <w:rFonts w:ascii="Times New Roman" w:hAnsi="Times New Roman" w:cs="Times New Roman"/>
-              </w:rPr>
-            </w:pPr>
-            <w:r>
-              <w:rPr>
-                <w:rFonts w:ascii="Times New Roman" w:hAnsi="Times New Roman" w:cs="Times New Roman"/>
-                <w:sz w:val="21"/>
-                <w:szCs w:val="21"/>
+                <w:sz w:val="24"/>
+                <w:szCs w:val="24"/>
+              </w:rPr>
+            </w:pPr>
+            <w:r>
+              <w:rPr>
+                <w:rFonts w:ascii="Times New Roman" w:hAnsi="Times New Roman" w:cs="Times New Roman"/>
+                <w:sz w:val="24"/>
+                <w:szCs w:val="24"/>
+              </w:rPr>
+              <w:t>• Compatible con Spring Boot</w:t>
+            </w:r>
+          </w:p>
+          <w:p>
+            <w:pPr>
+              <w:rPr>
+                <w:rFonts w:ascii="Times New Roman" w:hAnsi="Times New Roman" w:cs="Times New Roman"/>
+                <w:sz w:val="24"/>
+                <w:szCs w:val="24"/>
+              </w:rPr>
+            </w:pPr>
+            <w:r>
+              <w:rPr>
+                <w:rFonts w:ascii="Times New Roman" w:hAnsi="Times New Roman" w:cs="Times New Roman"/>
+                <w:sz w:val="24"/>
+                <w:szCs w:val="24"/>
               </w:rPr>
               <w:t>• Fácil integración</w:t>
             </w:r>
@@ -14765,7 +14666,6 @@
         <w:tc>
           <w:tcPr>
             <w:tcW w:w="3600" w:type="dxa"/>
-            <w:shd w:val="clear" w:color="auto" w:fill="auto"/>
             <w:tcMar>
               <w:top w:w="80" w:type="dxa"/>
               <w:left w:w="100" w:type="dxa"/>
@@ -14778,13 +14678,15 @@
             <w:pPr>
               <w:rPr>
                 <w:rFonts w:ascii="Times New Roman" w:hAnsi="Times New Roman" w:cs="Times New Roman"/>
-              </w:rPr>
-            </w:pPr>
-            <w:r>
-              <w:rPr>
-                <w:rFonts w:ascii="Times New Roman" w:hAnsi="Times New Roman" w:cs="Times New Roman"/>
-                <w:sz w:val="21"/>
-                <w:szCs w:val="21"/>
+                <w:sz w:val="24"/>
+                <w:szCs w:val="24"/>
+              </w:rPr>
+            </w:pPr>
+            <w:r>
+              <w:rPr>
+                <w:rFonts w:ascii="Times New Roman" w:hAnsi="Times New Roman" w:cs="Times New Roman"/>
+                <w:sz w:val="24"/>
+                <w:szCs w:val="24"/>
               </w:rPr>
               <w:t>• Puede requerir varias solicitudes</w:t>
             </w:r>
@@ -14792,19 +14694,12 @@
         </w:tc>
       </w:tr>
       <w:tr>
-        <w:tblPrEx>
-          <w:tblCellMar>
-            <w:top w:w="0" w:type="dxa"/>
-            <w:bottom w:w="0" w:type="dxa"/>
-          </w:tblCellMar>
-        </w:tblPrEx>
         <w:trPr>
           <w:jc w:val="center"/>
         </w:trPr>
         <w:tc>
           <w:tcPr>
             <w:tcW w:w="2400" w:type="dxa"/>
-            <w:shd w:val="clear" w:color="auto" w:fill="auto"/>
             <w:tcMar>
               <w:top w:w="80" w:type="dxa"/>
               <w:left w:w="100" w:type="dxa"/>
@@ -14818,14 +14713,16 @@
               <w:spacing w:after="60"/>
               <w:rPr>
                 <w:rFonts w:ascii="Times New Roman" w:hAnsi="Times New Roman" w:cs="Times New Roman"/>
+                <w:sz w:val="24"/>
+                <w:szCs w:val="24"/>
               </w:rPr>
             </w:pPr>
             <w:proofErr w:type="spellStart"/>
             <w:r>
               <w:rPr>
                 <w:rFonts w:ascii="Times New Roman" w:hAnsi="Times New Roman" w:cs="Times New Roman"/>
-                <w:sz w:val="21"/>
-                <w:szCs w:val="21"/>
+                <w:sz w:val="24"/>
+                <w:szCs w:val="24"/>
               </w:rPr>
               <w:t>GraphQL</w:t>
             </w:r>
@@ -14835,7 +14732,6 @@
         <w:tc>
           <w:tcPr>
             <w:tcW w:w="3600" w:type="dxa"/>
-            <w:shd w:val="clear" w:color="auto" w:fill="auto"/>
             <w:tcMar>
               <w:top w:w="80" w:type="dxa"/>
               <w:left w:w="100" w:type="dxa"/>
@@ -14848,13 +14744,15 @@
             <w:pPr>
               <w:rPr>
                 <w:rFonts w:ascii="Times New Roman" w:hAnsi="Times New Roman" w:cs="Times New Roman"/>
-              </w:rPr>
-            </w:pPr>
-            <w:r>
-              <w:rPr>
-                <w:rFonts w:ascii="Times New Roman" w:hAnsi="Times New Roman" w:cs="Times New Roman"/>
-                <w:sz w:val="21"/>
-                <w:szCs w:val="21"/>
+                <w:sz w:val="24"/>
+                <w:szCs w:val="24"/>
+              </w:rPr>
+            </w:pPr>
+            <w:r>
+              <w:rPr>
+                <w:rFonts w:ascii="Times New Roman" w:hAnsi="Times New Roman" w:cs="Times New Roman"/>
+                <w:sz w:val="24"/>
+                <w:szCs w:val="24"/>
               </w:rPr>
               <w:t>• Consultas flexibles</w:t>
             </w:r>
@@ -14863,7 +14761,6 @@
         <w:tc>
           <w:tcPr>
             <w:tcW w:w="3600" w:type="dxa"/>
-            <w:shd w:val="clear" w:color="auto" w:fill="auto"/>
             <w:tcMar>
               <w:top w:w="80" w:type="dxa"/>
               <w:left w:w="100" w:type="dxa"/>
@@ -14876,13 +14773,15 @@
             <w:pPr>
               <w:rPr>
                 <w:rFonts w:ascii="Times New Roman" w:hAnsi="Times New Roman" w:cs="Times New Roman"/>
-              </w:rPr>
-            </w:pPr>
-            <w:r>
-              <w:rPr>
-                <w:rFonts w:ascii="Times New Roman" w:hAnsi="Times New Roman" w:cs="Times New Roman"/>
-                <w:sz w:val="21"/>
-                <w:szCs w:val="21"/>
+                <w:sz w:val="24"/>
+                <w:szCs w:val="24"/>
+              </w:rPr>
+            </w:pPr>
+            <w:r>
+              <w:rPr>
+                <w:rFonts w:ascii="Times New Roman" w:hAnsi="Times New Roman" w:cs="Times New Roman"/>
+                <w:sz w:val="24"/>
+                <w:szCs w:val="24"/>
               </w:rPr>
               <w:t>• Mayor complejidad</w:t>
             </w:r>
@@ -14890,19 +14789,12 @@
         </w:tc>
       </w:tr>
       <w:tr>
-        <w:tblPrEx>
-          <w:tblCellMar>
-            <w:top w:w="0" w:type="dxa"/>
-            <w:bottom w:w="0" w:type="dxa"/>
-          </w:tblCellMar>
-        </w:tblPrEx>
         <w:trPr>
           <w:jc w:val="center"/>
         </w:trPr>
         <w:tc>
           <w:tcPr>
             <w:tcW w:w="2400" w:type="dxa"/>
-            <w:shd w:val="clear" w:color="auto" w:fill="auto"/>
             <w:tcMar>
               <w:top w:w="80" w:type="dxa"/>
               <w:left w:w="100" w:type="dxa"/>
@@ -14916,13 +14808,15 @@
               <w:spacing w:after="60"/>
               <w:rPr>
                 <w:rFonts w:ascii="Times New Roman" w:hAnsi="Times New Roman" w:cs="Times New Roman"/>
-              </w:rPr>
-            </w:pPr>
-            <w:r>
-              <w:rPr>
-                <w:rFonts w:ascii="Times New Roman" w:hAnsi="Times New Roman" w:cs="Times New Roman"/>
-                <w:sz w:val="21"/>
-                <w:szCs w:val="21"/>
+                <w:sz w:val="24"/>
+                <w:szCs w:val="24"/>
+              </w:rPr>
+            </w:pPr>
+            <w:r>
+              <w:rPr>
+                <w:rFonts w:ascii="Times New Roman" w:hAnsi="Times New Roman" w:cs="Times New Roman"/>
+                <w:sz w:val="24"/>
+                <w:szCs w:val="24"/>
               </w:rPr>
               <w:t>Mensajería (Kafka/</w:t>
             </w:r>
@@ -14930,8 +14824,8 @@
             <w:r>
               <w:rPr>
                 <w:rFonts w:ascii="Times New Roman" w:hAnsi="Times New Roman" w:cs="Times New Roman"/>
-                <w:sz w:val="21"/>
-                <w:szCs w:val="21"/>
+                <w:sz w:val="24"/>
+                <w:szCs w:val="24"/>
               </w:rPr>
               <w:t>RabbitMQ</w:t>
             </w:r>
@@ -14939,8 +14833,8 @@
             <w:r>
               <w:rPr>
                 <w:rFonts w:ascii="Times New Roman" w:hAnsi="Times New Roman" w:cs="Times New Roman"/>
-                <w:sz w:val="21"/>
-                <w:szCs w:val="21"/>
+                <w:sz w:val="24"/>
+                <w:szCs w:val="24"/>
               </w:rPr>
               <w:t>)</w:t>
             </w:r>
@@ -14949,7 +14843,6 @@
         <w:tc>
           <w:tcPr>
             <w:tcW w:w="3600" w:type="dxa"/>
-            <w:shd w:val="clear" w:color="auto" w:fill="auto"/>
             <w:tcMar>
               <w:top w:w="80" w:type="dxa"/>
               <w:left w:w="100" w:type="dxa"/>
@@ -14962,13 +14855,15 @@
             <w:pPr>
               <w:rPr>
                 <w:rFonts w:ascii="Times New Roman" w:hAnsi="Times New Roman" w:cs="Times New Roman"/>
-              </w:rPr>
-            </w:pPr>
-            <w:r>
-              <w:rPr>
-                <w:rFonts w:ascii="Times New Roman" w:hAnsi="Times New Roman" w:cs="Times New Roman"/>
-                <w:sz w:val="21"/>
-                <w:szCs w:val="21"/>
+                <w:sz w:val="24"/>
+                <w:szCs w:val="24"/>
+              </w:rPr>
+            </w:pPr>
+            <w:r>
+              <w:rPr>
+                <w:rFonts w:ascii="Times New Roman" w:hAnsi="Times New Roman" w:cs="Times New Roman"/>
+                <w:sz w:val="24"/>
+                <w:szCs w:val="24"/>
               </w:rPr>
               <w:t>• Comunicación asíncrona</w:t>
             </w:r>
@@ -14977,7 +14872,6 @@
         <w:tc>
           <w:tcPr>
             <w:tcW w:w="3600" w:type="dxa"/>
-            <w:shd w:val="clear" w:color="auto" w:fill="auto"/>
             <w:tcMar>
               <w:top w:w="80" w:type="dxa"/>
               <w:left w:w="100" w:type="dxa"/>
@@ -14990,13 +14884,15 @@
             <w:pPr>
               <w:rPr>
                 <w:rFonts w:ascii="Times New Roman" w:hAnsi="Times New Roman" w:cs="Times New Roman"/>
-              </w:rPr>
-            </w:pPr>
-            <w:r>
-              <w:rPr>
-                <w:rFonts w:ascii="Times New Roman" w:hAnsi="Times New Roman" w:cs="Times New Roman"/>
-                <w:sz w:val="21"/>
-                <w:szCs w:val="21"/>
+                <w:sz w:val="24"/>
+                <w:szCs w:val="24"/>
+              </w:rPr>
+            </w:pPr>
+            <w:r>
+              <w:rPr>
+                <w:rFonts w:ascii="Times New Roman" w:hAnsi="Times New Roman" w:cs="Times New Roman"/>
+                <w:sz w:val="24"/>
+                <w:szCs w:val="24"/>
               </w:rPr>
               <w:t>• Mayor infraestructura</w:t>
             </w:r>
@@ -15010,6 +14906,8 @@
         <w:spacing w:before="300" w:after="150"/>
         <w:rPr>
           <w:rFonts w:ascii="Times New Roman" w:hAnsi="Times New Roman" w:cs="Times New Roman"/>
+          <w:sz w:val="24"/>
+          <w:szCs w:val="24"/>
         </w:rPr>
       </w:pPr>
       <w:r>
@@ -15021,18 +14919,7 @@
           <w:sz w:val="24"/>
           <w:szCs w:val="24"/>
         </w:rPr>
-        <w:t>J</w:t>
-      </w:r>
-      <w:r>
-        <w:rPr>
-          <w:rFonts w:ascii="Times New Roman" w:eastAsia="Calibri" w:hAnsi="Times New Roman" w:cs="Times New Roman"/>
-          <w:b/>
-          <w:bCs/>
-          <w:color w:val="auto"/>
-          <w:sz w:val="24"/>
-          <w:szCs w:val="24"/>
-        </w:rPr>
-        <w:t>ustificación</w:t>
+        <w:t>Justificación</w:t>
       </w:r>
     </w:p>
     <w:tbl>
@@ -15058,19 +14945,12 @@
         <w:gridCol w:w="7000"/>
       </w:tblGrid>
       <w:tr>
-        <w:tblPrEx>
-          <w:tblCellMar>
-            <w:top w:w="0" w:type="dxa"/>
-            <w:bottom w:w="0" w:type="dxa"/>
-          </w:tblCellMar>
-        </w:tblPrEx>
         <w:trPr>
           <w:jc w:val="center"/>
         </w:trPr>
         <w:tc>
           <w:tcPr>
             <w:tcW w:w="2600" w:type="dxa"/>
-            <w:shd w:val="clear" w:color="auto" w:fill="auto"/>
             <w:tcMar>
               <w:top w:w="80" w:type="dxa"/>
               <w:left w:w="100" w:type="dxa"/>
@@ -15087,6 +14967,8 @@
                 <w:rFonts w:ascii="Times New Roman" w:hAnsi="Times New Roman" w:cs="Times New Roman"/>
                 <w:b/>
                 <w:bCs/>
+                <w:sz w:val="24"/>
+                <w:szCs w:val="24"/>
               </w:rPr>
             </w:pPr>
             <w:r>
@@ -15094,8 +14976,8 @@
                 <w:rFonts w:ascii="Times New Roman" w:hAnsi="Times New Roman" w:cs="Times New Roman"/>
                 <w:b/>
                 <w:bCs/>
-                <w:sz w:val="21"/>
-                <w:szCs w:val="21"/>
+                <w:sz w:val="24"/>
+                <w:szCs w:val="24"/>
               </w:rPr>
               <w:t>Detalle</w:t>
             </w:r>
@@ -15104,7 +14986,6 @@
         <w:tc>
           <w:tcPr>
             <w:tcW w:w="7000" w:type="dxa"/>
-            <w:shd w:val="clear" w:color="auto" w:fill="auto"/>
             <w:tcMar>
               <w:top w:w="80" w:type="dxa"/>
               <w:left w:w="100" w:type="dxa"/>
@@ -15118,46 +14999,32 @@
               <w:spacing w:after="40"/>
               <w:rPr>
                 <w:rFonts w:ascii="Times New Roman" w:hAnsi="Times New Roman" w:cs="Times New Roman"/>
-              </w:rPr>
-            </w:pPr>
-            <w:r>
-              <w:rPr>
-                <w:rFonts w:ascii="Times New Roman" w:hAnsi="Times New Roman" w:cs="Times New Roman"/>
-                <w:sz w:val="21"/>
-                <w:szCs w:val="21"/>
-              </w:rPr>
-              <w:t xml:space="preserve">• Se utilizará REST con Spring </w:t>
-            </w:r>
-            <w:proofErr w:type="spellStart"/>
-            <w:r>
-              <w:rPr>
-                <w:rFonts w:ascii="Times New Roman" w:hAnsi="Times New Roman" w:cs="Times New Roman"/>
-                <w:sz w:val="21"/>
-                <w:szCs w:val="21"/>
-              </w:rPr>
-              <w:t>Boot</w:t>
-            </w:r>
-            <w:proofErr w:type="spellEnd"/>
-            <w:r>
-              <w:rPr>
-                <w:rFonts w:ascii="Times New Roman" w:hAnsi="Times New Roman" w:cs="Times New Roman"/>
-                <w:sz w:val="21"/>
-                <w:szCs w:val="21"/>
-              </w:rPr>
-              <w:t>, JSON, métodos HTTP y JWT para seguridad.</w:t>
-            </w:r>
-          </w:p>
-          <w:p>
-            <w:pPr>
-              <w:rPr>
-                <w:rFonts w:ascii="Times New Roman" w:hAnsi="Times New Roman" w:cs="Times New Roman"/>
-              </w:rPr>
-            </w:pPr>
-            <w:r>
-              <w:rPr>
-                <w:rFonts w:ascii="Times New Roman" w:hAnsi="Times New Roman" w:cs="Times New Roman"/>
-                <w:sz w:val="21"/>
-                <w:szCs w:val="21"/>
+                <w:sz w:val="24"/>
+                <w:szCs w:val="24"/>
+              </w:rPr>
+            </w:pPr>
+            <w:r>
+              <w:rPr>
+                <w:rFonts w:ascii="Times New Roman" w:hAnsi="Times New Roman" w:cs="Times New Roman"/>
+                <w:sz w:val="24"/>
+                <w:szCs w:val="24"/>
+              </w:rPr>
+              <w:t>• Se utilizará REST con Spring Boot, JSON, métodos HTTP y JWT para seguridad.</w:t>
+            </w:r>
+          </w:p>
+          <w:p>
+            <w:pPr>
+              <w:rPr>
+                <w:rFonts w:ascii="Times New Roman" w:hAnsi="Times New Roman" w:cs="Times New Roman"/>
+                <w:sz w:val="24"/>
+                <w:szCs w:val="24"/>
+              </w:rPr>
+            </w:pPr>
+            <w:r>
+              <w:rPr>
+                <w:rFonts w:ascii="Times New Roman" w:hAnsi="Times New Roman" w:cs="Times New Roman"/>
+                <w:sz w:val="24"/>
+                <w:szCs w:val="24"/>
               </w:rPr>
               <w:t>• Los elementos técnicos se resumen en la siguiente tabla:</w:t>
             </w:r>
@@ -15187,6 +15054,7 @@
           <w:sz w:val="24"/>
           <w:szCs w:val="24"/>
         </w:rPr>
+        <w:lastRenderedPageBreak/>
         <w:t>Consecuencias</w:t>
       </w:r>
     </w:p>
@@ -15213,12 +15081,6 @@
         <w:gridCol w:w="4800"/>
       </w:tblGrid>
       <w:tr>
-        <w:tblPrEx>
-          <w:tblCellMar>
-            <w:top w:w="0" w:type="dxa"/>
-            <w:bottom w:w="0" w:type="dxa"/>
-          </w:tblCellMar>
-        </w:tblPrEx>
         <w:trPr>
           <w:tblHeader/>
           <w:jc w:val="center"/>
@@ -15226,7 +15088,6 @@
         <w:tc>
           <w:tcPr>
             <w:tcW w:w="4800" w:type="dxa"/>
-            <w:shd w:val="clear" w:color="auto" w:fill="auto"/>
             <w:tcMar>
               <w:top w:w="80" w:type="dxa"/>
               <w:left w:w="100" w:type="dxa"/>
@@ -15241,6 +15102,8 @@
               <w:jc w:val="center"/>
               <w:rPr>
                 <w:rFonts w:ascii="Times New Roman" w:hAnsi="Times New Roman" w:cs="Times New Roman"/>
+                <w:sz w:val="24"/>
+                <w:szCs w:val="24"/>
               </w:rPr>
             </w:pPr>
             <w:r>
@@ -15248,8 +15111,8 @@
                 <w:rFonts w:ascii="Times New Roman" w:hAnsi="Times New Roman" w:cs="Times New Roman"/>
                 <w:b/>
                 <w:bCs/>
-                <w:sz w:val="21"/>
-                <w:szCs w:val="21"/>
+                <w:sz w:val="24"/>
+                <w:szCs w:val="24"/>
               </w:rPr>
               <w:t>Positivas</w:t>
             </w:r>
@@ -15258,7 +15121,6 @@
         <w:tc>
           <w:tcPr>
             <w:tcW w:w="4800" w:type="dxa"/>
-            <w:shd w:val="clear" w:color="auto" w:fill="auto"/>
             <w:tcMar>
               <w:top w:w="80" w:type="dxa"/>
               <w:left w:w="100" w:type="dxa"/>
@@ -15273,6 +15135,8 @@
               <w:jc w:val="center"/>
               <w:rPr>
                 <w:rFonts w:ascii="Times New Roman" w:hAnsi="Times New Roman" w:cs="Times New Roman"/>
+                <w:sz w:val="24"/>
+                <w:szCs w:val="24"/>
               </w:rPr>
             </w:pPr>
             <w:r>
@@ -15280,8 +15144,8 @@
                 <w:rFonts w:ascii="Times New Roman" w:hAnsi="Times New Roman" w:cs="Times New Roman"/>
                 <w:b/>
                 <w:bCs/>
-                <w:sz w:val="21"/>
-                <w:szCs w:val="21"/>
+                <w:sz w:val="24"/>
+                <w:szCs w:val="24"/>
               </w:rPr>
               <w:t>Negativas</w:t>
             </w:r>
@@ -15289,19 +15153,12 @@
         </w:tc>
       </w:tr>
       <w:tr>
-        <w:tblPrEx>
-          <w:tblCellMar>
-            <w:top w:w="0" w:type="dxa"/>
-            <w:bottom w:w="0" w:type="dxa"/>
-          </w:tblCellMar>
-        </w:tblPrEx>
         <w:trPr>
           <w:jc w:val="center"/>
         </w:trPr>
         <w:tc>
           <w:tcPr>
             <w:tcW w:w="4800" w:type="dxa"/>
-            <w:shd w:val="clear" w:color="auto" w:fill="auto"/>
             <w:tcMar>
               <w:top w:w="80" w:type="dxa"/>
               <w:left w:w="100" w:type="dxa"/>
@@ -15315,13 +15172,15 @@
               <w:spacing w:after="40"/>
               <w:rPr>
                 <w:rFonts w:ascii="Times New Roman" w:hAnsi="Times New Roman" w:cs="Times New Roman"/>
-              </w:rPr>
-            </w:pPr>
-            <w:r>
-              <w:rPr>
-                <w:rFonts w:ascii="Times New Roman" w:hAnsi="Times New Roman" w:cs="Times New Roman"/>
-                <w:sz w:val="21"/>
-                <w:szCs w:val="21"/>
+                <w:sz w:val="24"/>
+                <w:szCs w:val="24"/>
+              </w:rPr>
+            </w:pPr>
+            <w:r>
+              <w:rPr>
+                <w:rFonts w:ascii="Times New Roman" w:hAnsi="Times New Roman" w:cs="Times New Roman"/>
+                <w:sz w:val="24"/>
+                <w:szCs w:val="24"/>
               </w:rPr>
               <w:t>• Fácil integración</w:t>
             </w:r>
@@ -15331,13 +15190,15 @@
               <w:spacing w:after="40"/>
               <w:rPr>
                 <w:rFonts w:ascii="Times New Roman" w:hAnsi="Times New Roman" w:cs="Times New Roman"/>
-              </w:rPr>
-            </w:pPr>
-            <w:r>
-              <w:rPr>
-                <w:rFonts w:ascii="Times New Roman" w:hAnsi="Times New Roman" w:cs="Times New Roman"/>
-                <w:sz w:val="21"/>
-                <w:szCs w:val="21"/>
+                <w:sz w:val="24"/>
+                <w:szCs w:val="24"/>
+              </w:rPr>
+            </w:pPr>
+            <w:r>
+              <w:rPr>
+                <w:rFonts w:ascii="Times New Roman" w:hAnsi="Times New Roman" w:cs="Times New Roman"/>
+                <w:sz w:val="24"/>
+                <w:szCs w:val="24"/>
               </w:rPr>
               <w:t>• Amplio soporte</w:t>
             </w:r>
@@ -15346,13 +15207,15 @@
             <w:pPr>
               <w:rPr>
                 <w:rFonts w:ascii="Times New Roman" w:hAnsi="Times New Roman" w:cs="Times New Roman"/>
-              </w:rPr>
-            </w:pPr>
-            <w:r>
-              <w:rPr>
-                <w:rFonts w:ascii="Times New Roman" w:hAnsi="Times New Roman" w:cs="Times New Roman"/>
-                <w:sz w:val="21"/>
-                <w:szCs w:val="21"/>
+                <w:sz w:val="24"/>
+                <w:szCs w:val="24"/>
+              </w:rPr>
+            </w:pPr>
+            <w:r>
+              <w:rPr>
+                <w:rFonts w:ascii="Times New Roman" w:hAnsi="Times New Roman" w:cs="Times New Roman"/>
+                <w:sz w:val="24"/>
+                <w:szCs w:val="24"/>
               </w:rPr>
               <w:t>• Desarrollo rápido</w:t>
             </w:r>
@@ -15361,7 +15224,6 @@
         <w:tc>
           <w:tcPr>
             <w:tcW w:w="4800" w:type="dxa"/>
-            <w:shd w:val="clear" w:color="auto" w:fill="auto"/>
             <w:tcMar>
               <w:top w:w="80" w:type="dxa"/>
               <w:left w:w="100" w:type="dxa"/>
@@ -15375,13 +15237,15 @@
               <w:spacing w:after="40"/>
               <w:rPr>
                 <w:rFonts w:ascii="Times New Roman" w:hAnsi="Times New Roman" w:cs="Times New Roman"/>
-              </w:rPr>
-            </w:pPr>
-            <w:r>
-              <w:rPr>
-                <w:rFonts w:ascii="Times New Roman" w:hAnsi="Times New Roman" w:cs="Times New Roman"/>
-                <w:sz w:val="21"/>
-                <w:szCs w:val="21"/>
+                <w:sz w:val="24"/>
+                <w:szCs w:val="24"/>
+              </w:rPr>
+            </w:pPr>
+            <w:r>
+              <w:rPr>
+                <w:rFonts w:ascii="Times New Roman" w:hAnsi="Times New Roman" w:cs="Times New Roman"/>
+                <w:sz w:val="24"/>
+                <w:szCs w:val="24"/>
               </w:rPr>
               <w:t>• Puede aumentar tráfico en operaciones complejas</w:t>
             </w:r>
@@ -15390,13 +15254,15 @@
             <w:pPr>
               <w:rPr>
                 <w:rFonts w:ascii="Times New Roman" w:hAnsi="Times New Roman" w:cs="Times New Roman"/>
-              </w:rPr>
-            </w:pPr>
-            <w:r>
-              <w:rPr>
-                <w:rFonts w:ascii="Times New Roman" w:hAnsi="Times New Roman" w:cs="Times New Roman"/>
-                <w:sz w:val="21"/>
-                <w:szCs w:val="21"/>
+                <w:sz w:val="24"/>
+                <w:szCs w:val="24"/>
+              </w:rPr>
+            </w:pPr>
+            <w:r>
+              <w:rPr>
+                <w:rFonts w:ascii="Times New Roman" w:hAnsi="Times New Roman" w:cs="Times New Roman"/>
+                <w:sz w:val="24"/>
+                <w:szCs w:val="24"/>
               </w:rPr>
               <w:t xml:space="preserve">• Requiere documentación de </w:t>
             </w:r>
@@ -15404,8 +15270,8 @@
             <w:r>
               <w:rPr>
                 <w:rFonts w:ascii="Times New Roman" w:hAnsi="Times New Roman" w:cs="Times New Roman"/>
-                <w:sz w:val="21"/>
-                <w:szCs w:val="21"/>
+                <w:sz w:val="24"/>
+                <w:szCs w:val="24"/>
               </w:rPr>
               <w:t>APIs</w:t>
             </w:r>
@@ -15420,6 +15286,984 @@
         <w:spacing w:after="240" w:line="331" w:lineRule="auto"/>
         <w:rPr>
           <w:rFonts w:ascii="Times New Roman" w:hAnsi="Times New Roman" w:cs="Times New Roman"/>
+          <w:sz w:val="24"/>
+          <w:szCs w:val="24"/>
+        </w:rPr>
+      </w:pPr>
+    </w:p>
+    <w:p>
+      <w:pPr>
+        <w:pStyle w:val="Textoindependiente"/>
+        <w:spacing w:after="240" w:line="331" w:lineRule="auto"/>
+        <w:rPr>
+          <w:rFonts w:ascii="Times New Roman" w:hAnsi="Times New Roman" w:cs="Times New Roman"/>
+          <w:b/>
+          <w:bCs/>
+          <w:sz w:val="28"/>
+          <w:szCs w:val="28"/>
+        </w:rPr>
+      </w:pPr>
+      <w:r>
+        <w:rPr>
+          <w:rFonts w:ascii="Times New Roman" w:hAnsi="Times New Roman" w:cs="Times New Roman"/>
+          <w:b/>
+          <w:bCs/>
+          <w:sz w:val="28"/>
+          <w:szCs w:val="28"/>
+        </w:rPr>
+        <w:t>8. Arquitectura en la Nube y Justificación del Estilo Arquitectónico</w:t>
+      </w:r>
+    </w:p>
+    <w:p>
+      <w:pPr>
+        <w:pStyle w:val="Textoindependiente"/>
+        <w:spacing w:after="240" w:line="331" w:lineRule="auto"/>
+        <w:rPr>
+          <w:rFonts w:ascii="Times New Roman" w:hAnsi="Times New Roman" w:cs="Times New Roman"/>
+          <w:b/>
+          <w:bCs/>
+          <w:sz w:val="24"/>
+          <w:szCs w:val="24"/>
+        </w:rPr>
+      </w:pPr>
+      <w:r>
+        <w:rPr>
+          <w:rFonts w:ascii="Times New Roman" w:hAnsi="Times New Roman" w:cs="Times New Roman"/>
+          <w:b/>
+          <w:bCs/>
+          <w:sz w:val="24"/>
+          <w:szCs w:val="24"/>
+        </w:rPr>
+        <w:t>8.1 Estilo arquitectónico elegido: Microservicios</w:t>
+      </w:r>
+    </w:p>
+    <w:p>
+      <w:pPr>
+        <w:pStyle w:val="Textoindependiente"/>
+        <w:spacing w:after="240" w:line="331" w:lineRule="auto"/>
+        <w:rPr>
+          <w:rFonts w:ascii="Times New Roman" w:hAnsi="Times New Roman" w:cs="Times New Roman"/>
+          <w:sz w:val="24"/>
+          <w:szCs w:val="24"/>
+        </w:rPr>
+      </w:pPr>
+      <w:r>
+        <w:rPr>
+          <w:rFonts w:ascii="Times New Roman" w:hAnsi="Times New Roman" w:cs="Times New Roman"/>
+          <w:sz w:val="24"/>
+          <w:szCs w:val="24"/>
+        </w:rPr>
+        <w:t>Para el desarrollo de la Plataforma Integral de Trazabilidad y Gestión de Residuos Orgánicos se decidió utilizar una arquitectura basada en microservicios. Esta opción permite dividir el sistema en varios servicios independientes, donde cada uno se encarga de una función específica, como la gestión de usuarios, la recolección de residuos, el proceso de compostaje, la generación de reportes y la autenticación.</w:t>
+      </w:r>
+    </w:p>
+    <w:p>
+      <w:pPr>
+        <w:pStyle w:val="Textoindependiente"/>
+        <w:spacing w:after="240" w:line="331" w:lineRule="auto"/>
+        <w:rPr>
+          <w:rFonts w:ascii="Times New Roman" w:hAnsi="Times New Roman" w:cs="Times New Roman"/>
+          <w:sz w:val="24"/>
+          <w:szCs w:val="24"/>
+        </w:rPr>
+      </w:pPr>
+      <w:r>
+        <w:rPr>
+          <w:rFonts w:ascii="Times New Roman" w:hAnsi="Times New Roman" w:cs="Times New Roman"/>
+          <w:sz w:val="24"/>
+          <w:szCs w:val="24"/>
+        </w:rPr>
+        <w:t>Cada servicio trabaja de forma independiente y se comunica con los demás mediante servicios REST. Esto facilita el desarrollo del sistema, ya que cada módulo puede actualizarse o corregirse sin afectar el funcionamiento de los demás.</w:t>
+      </w:r>
+    </w:p>
+    <w:p>
+      <w:pPr>
+        <w:pStyle w:val="Textoindependiente"/>
+        <w:spacing w:after="240" w:line="331" w:lineRule="auto"/>
+        <w:rPr>
+          <w:rFonts w:ascii="Times New Roman" w:hAnsi="Times New Roman" w:cs="Times New Roman"/>
+          <w:b/>
+          <w:bCs/>
+          <w:sz w:val="24"/>
+          <w:szCs w:val="24"/>
+        </w:rPr>
+      </w:pPr>
+      <w:r>
+        <w:rPr>
+          <w:rFonts w:ascii="Times New Roman" w:hAnsi="Times New Roman" w:cs="Times New Roman"/>
+          <w:b/>
+          <w:bCs/>
+          <w:sz w:val="24"/>
+          <w:szCs w:val="24"/>
+        </w:rPr>
+        <w:t>8.2 Ventajas y desventajas en el contexto del proyecto</w:t>
+      </w:r>
+    </w:p>
+    <w:p>
+      <w:pPr>
+        <w:pStyle w:val="Textoindependiente"/>
+        <w:spacing w:after="240" w:line="331" w:lineRule="auto"/>
+        <w:rPr>
+          <w:rFonts w:ascii="Times New Roman" w:hAnsi="Times New Roman" w:cs="Times New Roman"/>
+          <w:sz w:val="24"/>
+          <w:szCs w:val="24"/>
+        </w:rPr>
+      </w:pPr>
+      <w:r>
+        <w:rPr>
+          <w:rFonts w:ascii="Times New Roman" w:hAnsi="Times New Roman" w:cs="Times New Roman"/>
+          <w:b/>
+          <w:bCs/>
+          <w:sz w:val="24"/>
+          <w:szCs w:val="24"/>
+        </w:rPr>
+        <w:t>Ventajas</w:t>
+      </w:r>
+    </w:p>
+    <w:p>
+      <w:pPr>
+        <w:pStyle w:val="Textoindependiente"/>
+        <w:numPr>
+          <w:ilvl w:val="0"/>
+          <w:numId w:val="6"/>
+        </w:numPr>
+        <w:spacing w:after="240" w:line="331" w:lineRule="auto"/>
+        <w:rPr>
+          <w:rFonts w:ascii="Times New Roman" w:hAnsi="Times New Roman" w:cs="Times New Roman"/>
+          <w:sz w:val="24"/>
+          <w:szCs w:val="24"/>
+        </w:rPr>
+      </w:pPr>
+      <w:r>
+        <w:rPr>
+          <w:rFonts w:ascii="Times New Roman" w:hAnsi="Times New Roman" w:cs="Times New Roman"/>
+          <w:sz w:val="24"/>
+          <w:szCs w:val="24"/>
+        </w:rPr>
+        <w:t>Permite organizar mejor el sistema separando cada proceso según su función.</w:t>
+      </w:r>
+    </w:p>
+    <w:p>
+      <w:pPr>
+        <w:pStyle w:val="Textoindependiente"/>
+        <w:numPr>
+          <w:ilvl w:val="0"/>
+          <w:numId w:val="6"/>
+        </w:numPr>
+        <w:spacing w:after="240" w:line="331" w:lineRule="auto"/>
+        <w:rPr>
+          <w:rFonts w:ascii="Times New Roman" w:hAnsi="Times New Roman" w:cs="Times New Roman"/>
+          <w:sz w:val="24"/>
+          <w:szCs w:val="24"/>
+        </w:rPr>
+      </w:pPr>
+      <w:r>
+        <w:rPr>
+          <w:rFonts w:ascii="Times New Roman" w:hAnsi="Times New Roman" w:cs="Times New Roman"/>
+          <w:sz w:val="24"/>
+          <w:szCs w:val="24"/>
+        </w:rPr>
+        <w:t>Facilita el mantenimiento porque los cambios se realizan únicamente en el servicio correspondiente.</w:t>
+      </w:r>
+    </w:p>
+    <w:p>
+      <w:pPr>
+        <w:pStyle w:val="Textoindependiente"/>
+        <w:numPr>
+          <w:ilvl w:val="0"/>
+          <w:numId w:val="6"/>
+        </w:numPr>
+        <w:spacing w:after="240" w:line="331" w:lineRule="auto"/>
+        <w:rPr>
+          <w:rFonts w:ascii="Times New Roman" w:hAnsi="Times New Roman" w:cs="Times New Roman"/>
+          <w:sz w:val="24"/>
+          <w:szCs w:val="24"/>
+        </w:rPr>
+      </w:pPr>
+      <w:r>
+        <w:rPr>
+          <w:rFonts w:ascii="Times New Roman" w:hAnsi="Times New Roman" w:cs="Times New Roman"/>
+          <w:sz w:val="24"/>
+          <w:szCs w:val="24"/>
+        </w:rPr>
+        <w:t>Hace posible ampliar solo los servicios que necesiten mayor capacidad, sin modificar toda la aplicación.</w:t>
+      </w:r>
+    </w:p>
+    <w:p>
+      <w:pPr>
+        <w:pStyle w:val="Textoindependiente"/>
+        <w:numPr>
+          <w:ilvl w:val="0"/>
+          <w:numId w:val="6"/>
+        </w:numPr>
+        <w:spacing w:after="240" w:line="331" w:lineRule="auto"/>
+        <w:rPr>
+          <w:rFonts w:ascii="Times New Roman" w:hAnsi="Times New Roman" w:cs="Times New Roman"/>
+          <w:sz w:val="24"/>
+          <w:szCs w:val="24"/>
+        </w:rPr>
+      </w:pPr>
+      <w:r>
+        <w:rPr>
+          <w:rFonts w:ascii="Times New Roman" w:hAnsi="Times New Roman" w:cs="Times New Roman"/>
+          <w:sz w:val="24"/>
+          <w:szCs w:val="24"/>
+        </w:rPr>
+        <w:t>Si un servicio presenta un problema, los demás pueden seguir funcionando.</w:t>
+      </w:r>
+    </w:p>
+    <w:p>
+      <w:pPr>
+        <w:pStyle w:val="Textoindependiente"/>
+        <w:numPr>
+          <w:ilvl w:val="0"/>
+          <w:numId w:val="6"/>
+        </w:numPr>
+        <w:spacing w:after="240" w:line="331" w:lineRule="auto"/>
+        <w:rPr>
+          <w:rFonts w:ascii="Times New Roman" w:hAnsi="Times New Roman" w:cs="Times New Roman"/>
+          <w:sz w:val="24"/>
+          <w:szCs w:val="24"/>
+        </w:rPr>
+      </w:pPr>
+      <w:r>
+        <w:rPr>
+          <w:rFonts w:ascii="Times New Roman" w:hAnsi="Times New Roman" w:cs="Times New Roman"/>
+          <w:sz w:val="24"/>
+          <w:szCs w:val="24"/>
+        </w:rPr>
+        <w:t>Favorece el trabajo en equipo, ya que cada integrante puede desarrollar un servicio diferente.</w:t>
+      </w:r>
+    </w:p>
+    <w:p>
+      <w:pPr>
+        <w:pStyle w:val="Textoindependiente"/>
+        <w:spacing w:after="240" w:line="331" w:lineRule="auto"/>
+        <w:rPr>
+          <w:rFonts w:ascii="Times New Roman" w:hAnsi="Times New Roman" w:cs="Times New Roman"/>
+          <w:sz w:val="24"/>
+          <w:szCs w:val="24"/>
+        </w:rPr>
+      </w:pPr>
+      <w:r>
+        <w:rPr>
+          <w:rFonts w:ascii="Times New Roman" w:hAnsi="Times New Roman" w:cs="Times New Roman"/>
+          <w:b/>
+          <w:bCs/>
+          <w:sz w:val="24"/>
+          <w:szCs w:val="24"/>
+        </w:rPr>
+        <w:t>Desventajas</w:t>
+      </w:r>
+    </w:p>
+    <w:p>
+      <w:pPr>
+        <w:pStyle w:val="Textoindependiente"/>
+        <w:numPr>
+          <w:ilvl w:val="0"/>
+          <w:numId w:val="7"/>
+        </w:numPr>
+        <w:spacing w:after="240" w:line="331" w:lineRule="auto"/>
+        <w:rPr>
+          <w:rFonts w:ascii="Times New Roman" w:hAnsi="Times New Roman" w:cs="Times New Roman"/>
+          <w:sz w:val="24"/>
+          <w:szCs w:val="24"/>
+        </w:rPr>
+      </w:pPr>
+      <w:r>
+        <w:rPr>
+          <w:rFonts w:ascii="Times New Roman" w:hAnsi="Times New Roman" w:cs="Times New Roman"/>
+          <w:sz w:val="24"/>
+          <w:szCs w:val="24"/>
+        </w:rPr>
+        <w:lastRenderedPageBreak/>
+        <w:t>La configuración inicial requiere más tiempo porque existen varios servicios independientes.</w:t>
+      </w:r>
+    </w:p>
+    <w:p>
+      <w:pPr>
+        <w:pStyle w:val="Textoindependiente"/>
+        <w:numPr>
+          <w:ilvl w:val="0"/>
+          <w:numId w:val="7"/>
+        </w:numPr>
+        <w:spacing w:after="240" w:line="331" w:lineRule="auto"/>
+        <w:rPr>
+          <w:rFonts w:ascii="Times New Roman" w:hAnsi="Times New Roman" w:cs="Times New Roman"/>
+          <w:sz w:val="24"/>
+          <w:szCs w:val="24"/>
+        </w:rPr>
+      </w:pPr>
+      <w:r>
+        <w:rPr>
+          <w:rFonts w:ascii="Times New Roman" w:hAnsi="Times New Roman" w:cs="Times New Roman"/>
+          <w:sz w:val="24"/>
+          <w:szCs w:val="24"/>
+        </w:rPr>
+        <w:t>Es necesario controlar la comunicación entre los diferentes microservicios.</w:t>
+      </w:r>
+    </w:p>
+    <w:p>
+      <w:pPr>
+        <w:pStyle w:val="Textoindependiente"/>
+        <w:numPr>
+          <w:ilvl w:val="0"/>
+          <w:numId w:val="7"/>
+        </w:numPr>
+        <w:spacing w:after="240" w:line="331" w:lineRule="auto"/>
+        <w:rPr>
+          <w:rFonts w:ascii="Times New Roman" w:hAnsi="Times New Roman" w:cs="Times New Roman"/>
+          <w:sz w:val="24"/>
+          <w:szCs w:val="24"/>
+        </w:rPr>
+      </w:pPr>
+      <w:r>
+        <w:rPr>
+          <w:rFonts w:ascii="Times New Roman" w:hAnsi="Times New Roman" w:cs="Times New Roman"/>
+          <w:sz w:val="24"/>
+          <w:szCs w:val="24"/>
+        </w:rPr>
+        <w:t>El monitoreo y la administración son un poco más complejos que en una aplicación tradicional.</w:t>
+      </w:r>
+    </w:p>
+    <w:p>
+      <w:pPr>
+        <w:pStyle w:val="Textoindependiente"/>
+        <w:numPr>
+          <w:ilvl w:val="0"/>
+          <w:numId w:val="7"/>
+        </w:numPr>
+        <w:spacing w:after="240" w:line="331" w:lineRule="auto"/>
+        <w:rPr>
+          <w:rFonts w:ascii="Times New Roman" w:hAnsi="Times New Roman" w:cs="Times New Roman"/>
+          <w:sz w:val="24"/>
+          <w:szCs w:val="24"/>
+        </w:rPr>
+      </w:pPr>
+      <w:r>
+        <w:rPr>
+          <w:rFonts w:ascii="Times New Roman" w:hAnsi="Times New Roman" w:cs="Times New Roman"/>
+          <w:sz w:val="24"/>
+          <w:szCs w:val="24"/>
+        </w:rPr>
+        <w:t>Se deben administrar varios contenedores y varias bases de datos.</w:t>
+      </w:r>
+    </w:p>
+    <w:p>
+      <w:pPr>
+        <w:pStyle w:val="Textoindependiente"/>
+        <w:spacing w:after="240" w:line="331" w:lineRule="auto"/>
+        <w:rPr>
+          <w:rFonts w:ascii="Times New Roman" w:hAnsi="Times New Roman" w:cs="Times New Roman"/>
+          <w:b/>
+          <w:bCs/>
+          <w:sz w:val="24"/>
+          <w:szCs w:val="24"/>
+        </w:rPr>
+      </w:pPr>
+      <w:r>
+        <w:rPr>
+          <w:rFonts w:ascii="Times New Roman" w:hAnsi="Times New Roman" w:cs="Times New Roman"/>
+          <w:b/>
+          <w:bCs/>
+          <w:sz w:val="24"/>
+          <w:szCs w:val="24"/>
+        </w:rPr>
+        <w:t>8.3 ¿Por qué no se eligió una arquitectura monolítica?</w:t>
+      </w:r>
+    </w:p>
+    <w:p>
+      <w:pPr>
+        <w:pStyle w:val="Textoindependiente"/>
+        <w:spacing w:after="240" w:line="331" w:lineRule="auto"/>
+        <w:rPr>
+          <w:rFonts w:ascii="Times New Roman" w:hAnsi="Times New Roman" w:cs="Times New Roman"/>
+          <w:sz w:val="24"/>
+          <w:szCs w:val="24"/>
+        </w:rPr>
+      </w:pPr>
+      <w:r>
+        <w:rPr>
+          <w:rFonts w:ascii="Times New Roman" w:hAnsi="Times New Roman" w:cs="Times New Roman"/>
+          <w:sz w:val="24"/>
+          <w:szCs w:val="24"/>
+        </w:rPr>
+        <w:t xml:space="preserve">No se eligió una arquitectura monolítica porque todas las funciones estarían dentro de una sola aplicación. En un sistema como </w:t>
+      </w:r>
+      <w:proofErr w:type="spellStart"/>
+      <w:r>
+        <w:rPr>
+          <w:rFonts w:ascii="Times New Roman" w:hAnsi="Times New Roman" w:cs="Times New Roman"/>
+          <w:sz w:val="24"/>
+          <w:szCs w:val="24"/>
+        </w:rPr>
+        <w:t>BioCircular</w:t>
+      </w:r>
+      <w:proofErr w:type="spellEnd"/>
+      <w:r>
+        <w:rPr>
+          <w:rFonts w:ascii="Times New Roman" w:hAnsi="Times New Roman" w:cs="Times New Roman"/>
+          <w:sz w:val="24"/>
+          <w:szCs w:val="24"/>
+        </w:rPr>
+        <w:t>, donde se manejan usuarios, rutas, recolecciones, compostaje, reportes e indicadores ambientales, cualquier cambio obligaría a modificar y volver a desplegar todo el sistema.</w:t>
+      </w:r>
+    </w:p>
+    <w:p>
+      <w:pPr>
+        <w:pStyle w:val="Textoindependiente"/>
+        <w:spacing w:after="240" w:line="331" w:lineRule="auto"/>
+        <w:rPr>
+          <w:rFonts w:ascii="Times New Roman" w:hAnsi="Times New Roman" w:cs="Times New Roman"/>
+          <w:sz w:val="24"/>
+          <w:szCs w:val="24"/>
+        </w:rPr>
+      </w:pPr>
+      <w:r>
+        <w:rPr>
+          <w:rFonts w:ascii="Times New Roman" w:hAnsi="Times New Roman" w:cs="Times New Roman"/>
+          <w:sz w:val="24"/>
+          <w:szCs w:val="24"/>
+        </w:rPr>
+        <w:t>Además, si ocurre un error en una parte de la aplicación, podría afectar al resto del sistema. Con microservicios cada módulo funciona de manera independiente, por lo que el mantenimiento es más sencillo y el crecimiento futuro resulta más fácil.</w:t>
+      </w:r>
+    </w:p>
+    <w:p>
+      <w:pPr>
+        <w:pStyle w:val="Textoindependiente"/>
+        <w:spacing w:after="240" w:line="331" w:lineRule="auto"/>
+        <w:rPr>
+          <w:rFonts w:ascii="Times New Roman" w:hAnsi="Times New Roman" w:cs="Times New Roman"/>
+          <w:b/>
+          <w:bCs/>
+          <w:sz w:val="24"/>
+          <w:szCs w:val="24"/>
+        </w:rPr>
+      </w:pPr>
+      <w:r>
+        <w:rPr>
+          <w:rFonts w:ascii="Times New Roman" w:hAnsi="Times New Roman" w:cs="Times New Roman"/>
+          <w:b/>
+          <w:bCs/>
+          <w:sz w:val="24"/>
+          <w:szCs w:val="24"/>
+        </w:rPr>
+        <w:t>8.4 Impacto en la escalabilidad, mantenibilidad, despliegue y costos</w:t>
+      </w:r>
+    </w:p>
+    <w:p>
+      <w:pPr>
+        <w:pStyle w:val="Textoindependiente"/>
+        <w:spacing w:after="240" w:line="331" w:lineRule="auto"/>
+        <w:rPr>
+          <w:rFonts w:ascii="Times New Roman" w:hAnsi="Times New Roman" w:cs="Times New Roman"/>
+          <w:sz w:val="24"/>
+          <w:szCs w:val="24"/>
+        </w:rPr>
+      </w:pPr>
+      <w:r>
+        <w:rPr>
+          <w:rFonts w:ascii="Times New Roman" w:hAnsi="Times New Roman" w:cs="Times New Roman"/>
+          <w:b/>
+          <w:bCs/>
+          <w:sz w:val="24"/>
+          <w:szCs w:val="24"/>
+        </w:rPr>
+        <w:t>Escalabilidad</w:t>
+      </w:r>
+    </w:p>
+    <w:p>
+      <w:pPr>
+        <w:pStyle w:val="Textoindependiente"/>
+        <w:spacing w:after="240" w:line="331" w:lineRule="auto"/>
+        <w:rPr>
+          <w:rFonts w:ascii="Times New Roman" w:hAnsi="Times New Roman" w:cs="Times New Roman"/>
+          <w:sz w:val="24"/>
+          <w:szCs w:val="24"/>
+        </w:rPr>
+      </w:pPr>
+      <w:r>
+        <w:rPr>
+          <w:rFonts w:ascii="Times New Roman" w:hAnsi="Times New Roman" w:cs="Times New Roman"/>
+          <w:sz w:val="24"/>
+          <w:szCs w:val="24"/>
+        </w:rPr>
+        <w:t>Los microservicios permiten aumentar los recursos únicamente en los módulos que lo necesiten. Por ejemplo, si aumenta la cantidad de clientes o de rutas de recolección, solo ese servicio puede ampliarse sin afectar los demás.</w:t>
+      </w:r>
+    </w:p>
+    <w:p>
+      <w:pPr>
+        <w:pStyle w:val="Textoindependiente"/>
+        <w:spacing w:after="240" w:line="331" w:lineRule="auto"/>
+        <w:rPr>
+          <w:rFonts w:ascii="Times New Roman" w:hAnsi="Times New Roman" w:cs="Times New Roman"/>
+          <w:sz w:val="24"/>
+          <w:szCs w:val="24"/>
+        </w:rPr>
+      </w:pPr>
+      <w:r>
+        <w:rPr>
+          <w:rFonts w:ascii="Times New Roman" w:hAnsi="Times New Roman" w:cs="Times New Roman"/>
+          <w:b/>
+          <w:bCs/>
+          <w:sz w:val="24"/>
+          <w:szCs w:val="24"/>
+        </w:rPr>
+        <w:t>Mantenibilidad</w:t>
+      </w:r>
+    </w:p>
+    <w:p>
+      <w:pPr>
+        <w:pStyle w:val="Textoindependiente"/>
+        <w:spacing w:after="240" w:line="331" w:lineRule="auto"/>
+        <w:rPr>
+          <w:rFonts w:ascii="Times New Roman" w:hAnsi="Times New Roman" w:cs="Times New Roman"/>
+          <w:sz w:val="24"/>
+          <w:szCs w:val="24"/>
+        </w:rPr>
+      </w:pPr>
+      <w:r>
+        <w:rPr>
+          <w:rFonts w:ascii="Times New Roman" w:hAnsi="Times New Roman" w:cs="Times New Roman"/>
+          <w:sz w:val="24"/>
+          <w:szCs w:val="24"/>
+        </w:rPr>
+        <w:t>Cada servicio tiene una responsabilidad específica, lo que facilita encontrar errores, realizar mejoras y agregar nuevas funciones sin modificar toda la plataforma.</w:t>
+      </w:r>
+    </w:p>
+    <w:p>
+      <w:pPr>
+        <w:pStyle w:val="Textoindependiente"/>
+        <w:spacing w:after="240" w:line="331" w:lineRule="auto"/>
+        <w:rPr>
+          <w:rFonts w:ascii="Times New Roman" w:hAnsi="Times New Roman" w:cs="Times New Roman"/>
+          <w:sz w:val="24"/>
+          <w:szCs w:val="24"/>
+        </w:rPr>
+      </w:pPr>
+      <w:r>
+        <w:rPr>
+          <w:rFonts w:ascii="Times New Roman" w:hAnsi="Times New Roman" w:cs="Times New Roman"/>
+          <w:b/>
+          <w:bCs/>
+          <w:sz w:val="24"/>
+          <w:szCs w:val="24"/>
+        </w:rPr>
+        <w:t>Despliegue</w:t>
+      </w:r>
+    </w:p>
+    <w:p>
+      <w:pPr>
+        <w:pStyle w:val="Textoindependiente"/>
+        <w:spacing w:after="240" w:line="331" w:lineRule="auto"/>
+        <w:rPr>
+          <w:rFonts w:ascii="Times New Roman" w:hAnsi="Times New Roman" w:cs="Times New Roman"/>
+          <w:sz w:val="24"/>
+          <w:szCs w:val="24"/>
+        </w:rPr>
+      </w:pPr>
+      <w:r>
+        <w:rPr>
+          <w:rFonts w:ascii="Times New Roman" w:hAnsi="Times New Roman" w:cs="Times New Roman"/>
+          <w:sz w:val="24"/>
+          <w:szCs w:val="24"/>
+        </w:rPr>
+        <w:t>Cada microservicio puede actualizarse de manera independiente. Esto reduce el tiempo de mantenimiento y evita detener completamente el sistema cuando se realiza una actualización.</w:t>
+      </w:r>
+    </w:p>
+    <w:p>
+      <w:pPr>
+        <w:pStyle w:val="Textoindependiente"/>
+        <w:spacing w:after="240" w:line="331" w:lineRule="auto"/>
+        <w:rPr>
+          <w:rFonts w:ascii="Times New Roman" w:hAnsi="Times New Roman" w:cs="Times New Roman"/>
+          <w:sz w:val="24"/>
+          <w:szCs w:val="24"/>
+        </w:rPr>
+      </w:pPr>
+      <w:r>
+        <w:rPr>
+          <w:rFonts w:ascii="Times New Roman" w:hAnsi="Times New Roman" w:cs="Times New Roman"/>
+          <w:b/>
+          <w:bCs/>
+          <w:sz w:val="24"/>
+          <w:szCs w:val="24"/>
+        </w:rPr>
+        <w:t>Costos en la nube</w:t>
+      </w:r>
+    </w:p>
+    <w:p>
+      <w:pPr>
+        <w:pStyle w:val="Textoindependiente"/>
+        <w:spacing w:after="240" w:line="331" w:lineRule="auto"/>
+        <w:rPr>
+          <w:rFonts w:ascii="Times New Roman" w:hAnsi="Times New Roman" w:cs="Times New Roman"/>
+          <w:sz w:val="24"/>
+          <w:szCs w:val="24"/>
+        </w:rPr>
+      </w:pPr>
+      <w:r>
+        <w:rPr>
+          <w:rFonts w:ascii="Times New Roman" w:hAnsi="Times New Roman" w:cs="Times New Roman"/>
+          <w:sz w:val="24"/>
+          <w:szCs w:val="24"/>
+        </w:rPr>
+        <w:lastRenderedPageBreak/>
+        <w:t>Los recursos pueden utilizarse únicamente donde sean necesarios. Esto ayuda a evitar gastos innecesarios, ya que no es obligatorio aumentar la capacidad de toda la aplicación cuando solo un servicio requiere más recursos.</w:t>
+      </w:r>
+    </w:p>
+    <w:p>
+      <w:pPr>
+        <w:pStyle w:val="Textoindependiente"/>
+        <w:spacing w:after="240" w:line="331" w:lineRule="auto"/>
+        <w:rPr>
+          <w:rFonts w:ascii="Times New Roman" w:hAnsi="Times New Roman" w:cs="Times New Roman"/>
+          <w:b/>
+          <w:bCs/>
+          <w:sz w:val="24"/>
+          <w:szCs w:val="24"/>
+        </w:rPr>
+      </w:pPr>
+      <w:r>
+        <w:rPr>
+          <w:rFonts w:ascii="Times New Roman" w:hAnsi="Times New Roman" w:cs="Times New Roman"/>
+          <w:b/>
+          <w:bCs/>
+          <w:sz w:val="24"/>
+          <w:szCs w:val="24"/>
+        </w:rPr>
+        <w:t>8.5 Relación con Docker y los contenedores</w:t>
+      </w:r>
+    </w:p>
+    <w:p>
+      <w:pPr>
+        <w:pStyle w:val="Textoindependiente"/>
+        <w:spacing w:after="240" w:line="331" w:lineRule="auto"/>
+        <w:rPr>
+          <w:rFonts w:ascii="Times New Roman" w:hAnsi="Times New Roman" w:cs="Times New Roman"/>
+          <w:sz w:val="24"/>
+          <w:szCs w:val="24"/>
+        </w:rPr>
+      </w:pPr>
+      <w:r>
+        <w:rPr>
+          <w:rFonts w:ascii="Times New Roman" w:hAnsi="Times New Roman" w:cs="Times New Roman"/>
+          <w:sz w:val="24"/>
+          <w:szCs w:val="24"/>
+        </w:rPr>
+        <w:t>Cada microservicio será ejecutado dentro de un contenedor Docker. Esto permite que todos los servicios funcionen de la misma manera sin importar el equipo donde se instalen.</w:t>
+      </w:r>
+    </w:p>
+    <w:p>
+      <w:pPr>
+        <w:pStyle w:val="Textoindependiente"/>
+        <w:spacing w:after="240" w:line="331" w:lineRule="auto"/>
+        <w:rPr>
+          <w:rFonts w:ascii="Times New Roman" w:hAnsi="Times New Roman" w:cs="Times New Roman"/>
+          <w:sz w:val="24"/>
+          <w:szCs w:val="24"/>
+        </w:rPr>
+      </w:pPr>
+      <w:r>
+        <w:rPr>
+          <w:rFonts w:ascii="Times New Roman" w:hAnsi="Times New Roman" w:cs="Times New Roman"/>
+          <w:sz w:val="24"/>
+          <w:szCs w:val="24"/>
+        </w:rPr>
+        <w:t xml:space="preserve">Docker </w:t>
+      </w:r>
+      <w:proofErr w:type="spellStart"/>
+      <w:r>
+        <w:rPr>
+          <w:rFonts w:ascii="Times New Roman" w:hAnsi="Times New Roman" w:cs="Times New Roman"/>
+          <w:sz w:val="24"/>
+          <w:szCs w:val="24"/>
+        </w:rPr>
+        <w:t>Compose</w:t>
+      </w:r>
+      <w:proofErr w:type="spellEnd"/>
+      <w:r>
+        <w:rPr>
+          <w:rFonts w:ascii="Times New Roman" w:hAnsi="Times New Roman" w:cs="Times New Roman"/>
+          <w:sz w:val="24"/>
+          <w:szCs w:val="24"/>
+        </w:rPr>
+        <w:t xml:space="preserve"> facilitará iniciar todos los componentes del sistema con una sola ejecución, incluyendo los microservicios, las bases de datos y los demás servicios necesarios para el funcionamiento de la plataforma. Esto simplifica las pruebas, el desarrollo y futuras implementaciones.</w:t>
+      </w:r>
+    </w:p>
+    <w:p>
+      <w:pPr>
+        <w:pStyle w:val="Textoindependiente"/>
+        <w:spacing w:after="240" w:line="331" w:lineRule="auto"/>
+        <w:rPr>
+          <w:rFonts w:ascii="Times New Roman" w:hAnsi="Times New Roman" w:cs="Times New Roman"/>
+          <w:b/>
+          <w:bCs/>
+          <w:sz w:val="24"/>
+          <w:szCs w:val="24"/>
+        </w:rPr>
+      </w:pPr>
+      <w:r>
+        <w:rPr>
+          <w:rFonts w:ascii="Times New Roman" w:hAnsi="Times New Roman" w:cs="Times New Roman"/>
+          <w:b/>
+          <w:bCs/>
+          <w:sz w:val="24"/>
+          <w:szCs w:val="24"/>
+        </w:rPr>
+        <w:t>8.6 Modelo de servicio en la nube</w:t>
+      </w:r>
+    </w:p>
+    <w:p>
+      <w:pPr>
+        <w:pStyle w:val="Textoindependiente"/>
+        <w:spacing w:after="240" w:line="331" w:lineRule="auto"/>
+        <w:rPr>
+          <w:rFonts w:ascii="Times New Roman" w:hAnsi="Times New Roman" w:cs="Times New Roman"/>
+          <w:sz w:val="24"/>
+          <w:szCs w:val="24"/>
+        </w:rPr>
+      </w:pPr>
+      <w:r>
+        <w:rPr>
+          <w:rFonts w:ascii="Times New Roman" w:hAnsi="Times New Roman" w:cs="Times New Roman"/>
+          <w:b/>
+          <w:bCs/>
+          <w:sz w:val="24"/>
+          <w:szCs w:val="24"/>
+        </w:rPr>
+        <w:t>Modelo elegido: PaaS (</w:t>
+      </w:r>
+      <w:proofErr w:type="spellStart"/>
+      <w:r>
+        <w:rPr>
+          <w:rFonts w:ascii="Times New Roman" w:hAnsi="Times New Roman" w:cs="Times New Roman"/>
+          <w:b/>
+          <w:bCs/>
+          <w:sz w:val="24"/>
+          <w:szCs w:val="24"/>
+        </w:rPr>
+        <w:t>Platform</w:t>
+      </w:r>
+      <w:proofErr w:type="spellEnd"/>
+      <w:r>
+        <w:rPr>
+          <w:rFonts w:ascii="Times New Roman" w:hAnsi="Times New Roman" w:cs="Times New Roman"/>
+          <w:b/>
+          <w:bCs/>
+          <w:sz w:val="24"/>
+          <w:szCs w:val="24"/>
+        </w:rPr>
+        <w:t xml:space="preserve"> as a Service).</w:t>
+      </w:r>
+    </w:p>
+    <w:p>
+      <w:pPr>
+        <w:pStyle w:val="Textoindependiente"/>
+        <w:spacing w:after="240" w:line="331" w:lineRule="auto"/>
+        <w:rPr>
+          <w:rFonts w:ascii="Times New Roman" w:hAnsi="Times New Roman" w:cs="Times New Roman"/>
+          <w:sz w:val="24"/>
+          <w:szCs w:val="24"/>
+        </w:rPr>
+      </w:pPr>
+      <w:r>
+        <w:rPr>
+          <w:rFonts w:ascii="Times New Roman" w:hAnsi="Times New Roman" w:cs="Times New Roman"/>
+          <w:sz w:val="24"/>
+          <w:szCs w:val="24"/>
+        </w:rPr>
+        <w:t>Se eligió el modelo PaaS porque proporciona una plataforma lista para desarrollar, ejecutar y administrar la aplicación sin preocuparse por la administración del hardware o de los servidores físicos.</w:t>
+      </w:r>
+    </w:p>
+    <w:p>
+      <w:pPr>
+        <w:pStyle w:val="Textoindependiente"/>
+        <w:spacing w:after="240" w:line="331" w:lineRule="auto"/>
+        <w:rPr>
+          <w:rFonts w:ascii="Times New Roman" w:hAnsi="Times New Roman" w:cs="Times New Roman"/>
+          <w:sz w:val="24"/>
+          <w:szCs w:val="24"/>
+        </w:rPr>
+      </w:pPr>
+      <w:r>
+        <w:rPr>
+          <w:rFonts w:ascii="Times New Roman" w:hAnsi="Times New Roman" w:cs="Times New Roman"/>
+          <w:sz w:val="24"/>
+          <w:szCs w:val="24"/>
+        </w:rPr>
+        <w:t>Este modelo permite que el equipo se concentre en el desarrollo de la plataforma, mientras el proveedor de la nube administra aspectos como la infraestructura, la disponibilidad y el mantenimiento del entorno.</w:t>
+      </w:r>
+    </w:p>
+    <w:p>
+      <w:pPr>
+        <w:pStyle w:val="Textoindependiente"/>
+        <w:spacing w:after="240" w:line="331" w:lineRule="auto"/>
+        <w:rPr>
+          <w:rFonts w:ascii="Times New Roman" w:hAnsi="Times New Roman" w:cs="Times New Roman"/>
+          <w:b/>
+          <w:bCs/>
+          <w:sz w:val="24"/>
+          <w:szCs w:val="24"/>
+        </w:rPr>
+      </w:pPr>
+      <w:r>
+        <w:rPr>
+          <w:rFonts w:ascii="Times New Roman" w:hAnsi="Times New Roman" w:cs="Times New Roman"/>
+          <w:b/>
+          <w:bCs/>
+          <w:sz w:val="24"/>
+          <w:szCs w:val="24"/>
+        </w:rPr>
+        <w:t>8.7 Modelo de despliegue</w:t>
+      </w:r>
+    </w:p>
+    <w:p>
+      <w:pPr>
+        <w:pStyle w:val="Textoindependiente"/>
+        <w:spacing w:after="240" w:line="331" w:lineRule="auto"/>
+        <w:rPr>
+          <w:rFonts w:ascii="Times New Roman" w:hAnsi="Times New Roman" w:cs="Times New Roman"/>
+          <w:sz w:val="24"/>
+          <w:szCs w:val="24"/>
+        </w:rPr>
+      </w:pPr>
+      <w:r>
+        <w:rPr>
+          <w:rFonts w:ascii="Times New Roman" w:hAnsi="Times New Roman" w:cs="Times New Roman"/>
+          <w:b/>
+          <w:bCs/>
+          <w:sz w:val="24"/>
+          <w:szCs w:val="24"/>
+        </w:rPr>
+        <w:t>Modelo elegido: Nube Pública.</w:t>
+      </w:r>
+    </w:p>
+    <w:p>
+      <w:pPr>
+        <w:pStyle w:val="Textoindependiente"/>
+        <w:spacing w:after="240" w:line="331" w:lineRule="auto"/>
+        <w:rPr>
+          <w:rFonts w:ascii="Times New Roman" w:hAnsi="Times New Roman" w:cs="Times New Roman"/>
+          <w:sz w:val="24"/>
+          <w:szCs w:val="24"/>
+        </w:rPr>
+      </w:pPr>
+      <w:r>
+        <w:rPr>
+          <w:rFonts w:ascii="Times New Roman" w:hAnsi="Times New Roman" w:cs="Times New Roman"/>
+          <w:sz w:val="24"/>
+          <w:szCs w:val="24"/>
+        </w:rPr>
+        <w:t>Se seleccionó la nube pública porque ofrece una infraestructura flexible, disponibilidad permanente y la posibilidad de aumentar los recursos cuando la empresa tenga más clientes o crezca la cantidad de información procesada.</w:t>
+      </w:r>
+    </w:p>
+    <w:p>
+      <w:pPr>
+        <w:pStyle w:val="Textoindependiente"/>
+        <w:spacing w:after="240" w:line="331" w:lineRule="auto"/>
+        <w:rPr>
+          <w:rFonts w:ascii="Times New Roman" w:hAnsi="Times New Roman" w:cs="Times New Roman"/>
+          <w:sz w:val="24"/>
+          <w:szCs w:val="24"/>
+        </w:rPr>
+      </w:pPr>
+      <w:r>
+        <w:rPr>
+          <w:rFonts w:ascii="Times New Roman" w:hAnsi="Times New Roman" w:cs="Times New Roman"/>
+          <w:sz w:val="24"/>
+          <w:szCs w:val="24"/>
+        </w:rPr>
+        <w:t>Además, este modelo reduce los costos iniciales, ya que no es necesario adquirir servidores propios ni realizar inversiones elevadas en infraestructura tecnológica.</w:t>
+      </w:r>
+    </w:p>
+    <w:p>
+      <w:pPr>
+        <w:pStyle w:val="Textoindependiente"/>
+        <w:spacing w:after="240" w:line="331" w:lineRule="auto"/>
+        <w:rPr>
+          <w:rFonts w:ascii="Times New Roman" w:hAnsi="Times New Roman" w:cs="Times New Roman"/>
+          <w:b/>
+          <w:bCs/>
+          <w:sz w:val="24"/>
+          <w:szCs w:val="24"/>
+        </w:rPr>
+      </w:pPr>
+      <w:r>
+        <w:rPr>
+          <w:rFonts w:ascii="Times New Roman" w:hAnsi="Times New Roman" w:cs="Times New Roman"/>
+          <w:b/>
+          <w:bCs/>
+          <w:sz w:val="24"/>
+          <w:szCs w:val="24"/>
+        </w:rPr>
+        <w:t>8.8 Justificación final</w:t>
+      </w:r>
+    </w:p>
+    <w:p>
+      <w:pPr>
+        <w:pStyle w:val="Textoindependiente"/>
+        <w:spacing w:after="240" w:line="331" w:lineRule="auto"/>
+        <w:rPr>
+          <w:rFonts w:ascii="Times New Roman" w:hAnsi="Times New Roman" w:cs="Times New Roman"/>
+          <w:sz w:val="24"/>
+          <w:szCs w:val="24"/>
+        </w:rPr>
+      </w:pPr>
+      <w:r>
+        <w:rPr>
+          <w:rFonts w:ascii="Times New Roman" w:hAnsi="Times New Roman" w:cs="Times New Roman"/>
+          <w:sz w:val="24"/>
+          <w:szCs w:val="24"/>
+        </w:rPr>
+        <w:lastRenderedPageBreak/>
+        <w:t xml:space="preserve">La arquitectura basada en microservicios es la alternativa que mejor se adapta a las necesidades de </w:t>
+      </w:r>
+      <w:proofErr w:type="spellStart"/>
+      <w:r>
+        <w:rPr>
+          <w:rFonts w:ascii="Times New Roman" w:hAnsi="Times New Roman" w:cs="Times New Roman"/>
+          <w:sz w:val="24"/>
+          <w:szCs w:val="24"/>
+        </w:rPr>
+        <w:t>BioCircular</w:t>
+      </w:r>
+      <w:proofErr w:type="spellEnd"/>
+      <w:r>
+        <w:rPr>
+          <w:rFonts w:ascii="Times New Roman" w:hAnsi="Times New Roman" w:cs="Times New Roman"/>
+          <w:sz w:val="24"/>
+          <w:szCs w:val="24"/>
+        </w:rPr>
+        <w:t>. La empresa necesita controlar todo el proceso de recolección y compostaje, manejar distintos tipos de usuarios, registrar información en tiempo real y generar reportes ambientales confiables.</w:t>
+      </w:r>
+    </w:p>
+    <w:p>
+      <w:pPr>
+        <w:pStyle w:val="Textoindependiente"/>
+        <w:spacing w:after="240" w:line="331" w:lineRule="auto"/>
+        <w:rPr>
+          <w:rFonts w:ascii="Times New Roman" w:hAnsi="Times New Roman" w:cs="Times New Roman"/>
+          <w:sz w:val="24"/>
+          <w:szCs w:val="24"/>
+        </w:rPr>
+      </w:pPr>
+      <w:r>
+        <w:rPr>
+          <w:rFonts w:ascii="Times New Roman" w:hAnsi="Times New Roman" w:cs="Times New Roman"/>
+          <w:sz w:val="24"/>
+          <w:szCs w:val="24"/>
+        </w:rPr>
+        <w:t>Al utilizar microservicios junto con Docker y una infraestructura en la nube bajo el modelo PaaS y un despliegue en nube pública, el sistema podrá crecer de acuerdo con las necesidades de la empresa, será más fácil de mantener y permitirá ofrecer un servicio más estable, organizado y preparado para futuras mejoras.</w:t>
+      </w:r>
+    </w:p>
+    <w:p>
+      <w:pPr>
+        <w:pStyle w:val="Textoindependiente"/>
+        <w:spacing w:after="240" w:line="331" w:lineRule="auto"/>
+        <w:rPr>
+          <w:rFonts w:ascii="Times New Roman" w:hAnsi="Times New Roman" w:cs="Times New Roman"/>
+          <w:sz w:val="24"/>
+          <w:szCs w:val="24"/>
         </w:rPr>
       </w:pPr>
     </w:p>
@@ -15476,7 +16320,7 @@
 </file>
 
 <file path=word/numbering.xml><?xml version="1.0" encoding="utf-8"?>
-<w:numbering xmlns:wpc="http://schemas.microsoft.com/office/word/2010/wordprocessingCanvas" xmlns:cx="http://schemas.microsoft.com/office/drawing/2014/chartex" xmlns:cx1="http://schemas.microsoft.com/office/drawing/2015/9/8/chartex" xmlns:cx2="http://schemas.microsoft.com/office/drawing/2015/10/21/chartex" xmlns:cx3="http://schemas.microsoft.com/office/drawing/2016/5/9/chartex" xmlns:cx4="http://schemas.microsoft.com/office/drawing/2016/5/10/chartex" xmlns:cx5="http://schemas.microsoft.com/office/drawing/2016/5/11/chartex" xmlns:cx6="http://schemas.microsoft.com/office/drawing/2016/5/12/chartex" xmlns:cx7="http://schemas.microsoft.com/office/drawing/2016/5/13/chartex" xmlns:cx8="http://schemas.microsoft.com/office/drawing/2016/5/14/chartex" xmlns:mc="http://schemas.openxmlformats.org/markup-compatibility/2006" xmlns:aink="http://schemas.microsoft.com/office/drawing/2016/ink" xmlns:am3d="http://schemas.microsoft.com/office/drawing/2017/model3d" xmlns:o="urn:schemas-microsoft-com:office:office" xmlns:oel="http://schemas.microsoft.com/office/2019/extlst" xmlns:r="http://schemas.openxmlformats.org/officeDocument/2006/relationships" xmlns:m="http://schemas.openxmlformats.org/officeDocument/2006/math" xmlns:v="urn:schemas-microsoft-com:vml" xmlns:wp14="http://schemas.microsoft.com/office/word/2010/wordprocessingDrawing" xmlns:wp="http://schemas.openxmlformats.org/drawingml/2006/wordprocessingDrawing" xmlns:w10="urn:schemas-microsoft-com:office:word" xmlns:w="http://schemas.openxmlformats.org/wordprocessingml/2006/main" xmlns:w14="http://schemas.microsoft.com/office/word/2010/wordml" xmlns:w15="http://schemas.microsoft.com/office/word/2012/wordml" xmlns:w16cex="http://schemas.microsoft.com/office/word/2018/wordml/cex" xmlns:w16cid="http://schemas.microsoft.com/office/word/2016/wordml/cid" xmlns:w16="http://schemas.microsoft.com/office/word/2018/wordml" xmlns:w16sdtdh="http://schemas.microsoft.com/office/word/2020/wordml/sdtdatahash" xmlns:w16se="http://schemas.microsoft.com/office/word/2015/wordml/symex" xmlns:wpg="http://schemas.microsoft.com/office/word/2010/wordprocessingGroup" xmlns:wpi="http://schemas.microsoft.com/office/word/2010/wordprocessingInk" xmlns:wne="http://schemas.microsoft.com/office/word/2006/wordml" xmlns:wps="http://schemas.microsoft.com/office/word/2010/wordprocessingShape" mc:Ignorable="w14 w15 w16se w16cid w16 w16cex w16sdtdh wp14">
+<w:numbering xmlns:wpc="http://schemas.microsoft.com/office/word/2010/wordprocessingCanvas" xmlns:cx="http://schemas.microsoft.com/office/drawing/2014/chartex" xmlns:cx1="http://schemas.microsoft.com/office/drawing/2015/9/8/chartex" xmlns:cx2="http://schemas.microsoft.com/office/drawing/2015/10/21/chartex" xmlns:cx3="http://schemas.microsoft.com/office/drawing/2016/5/9/chartex" xmlns:cx4="http://schemas.microsoft.com/office/drawing/2016/5/10/chartex" xmlns:cx5="http://schemas.microsoft.com/office/drawing/2016/5/11/chartex" xmlns:cx6="http://schemas.microsoft.com/office/drawing/2016/5/12/chartex" xmlns:cx7="http://schemas.microsoft.com/office/drawing/2016/5/13/chartex" xmlns:cx8="http://schemas.microsoft.com/office/drawing/2016/5/14/chartex" xmlns:mc="http://schemas.openxmlformats.org/markup-compatibility/2006" xmlns:aink="http://schemas.microsoft.com/office/drawing/2016/ink" xmlns:am3d="http://schemas.microsoft.com/office/drawing/2017/model3d" xmlns:o="urn:schemas-microsoft-com:office:office" xmlns:oel="http://schemas.microsoft.com/office/2019/extlst" xmlns:r="http://schemas.openxmlformats.org/officeDocument/2006/relationships" xmlns:m="http://schemas.openxmlformats.org/officeDocument/2006/math" xmlns:v="urn:schemas-microsoft-com:vml" xmlns:wp14="http://schemas.microsoft.com/office/word/2010/wordprocessingDrawing" xmlns:wp="http://schemas.openxmlformats.org/drawingml/2006/wordprocessingDrawing" xmlns:w10="urn:schemas-microsoft-com:office:word" xmlns:w="http://schemas.openxmlformats.org/wordprocessingml/2006/main" xmlns:w14="http://schemas.microsoft.com/office/word/2010/wordml" xmlns:w15="http://schemas.microsoft.com/office/word/2012/wordml" xmlns:w16cei="http://schemas.microsoft.com/office/word/2026/wordml/cei" xmlns:w16cex="http://schemas.microsoft.com/office/word/2018/wordml/cex" xmlns:w16cid="http://schemas.microsoft.com/office/word/2016/wordml/cid" xmlns:w16="http://schemas.microsoft.com/office/word/2018/wordml" xmlns:w16du="http://schemas.microsoft.com/office/word/2023/wordml/word16du" xmlns:w16sdtdh="http://schemas.microsoft.com/office/word/2020/wordml/sdtdatahash" xmlns:w16sdtfl="http://schemas.microsoft.com/office/word/2024/wordml/sdtformatlock" xmlns:w16se="http://schemas.microsoft.com/office/word/2015/wordml/symex" xmlns:wpg="http://schemas.microsoft.com/office/word/2010/wordprocessingGroup" xmlns:wpi="http://schemas.microsoft.com/office/word/2010/wordprocessingInk" xmlns:wne="http://schemas.microsoft.com/office/word/2006/wordml" xmlns:wps="http://schemas.microsoft.com/office/word/2010/wordprocessingShape" mc:Ignorable="w14 w15 w16se w16cid w16 w16cex w16sdtdh w16sdtfl w16du wp14">
   <w:abstractNum w:abstractNumId="0" w15:restartNumberingAfterBreak="0">
     <w:nsid w:val="00C41264"/>
     <w:multiLevelType w:val="multilevel"/>
@@ -15740,6 +16584,304 @@
     </w:lvl>
   </w:abstractNum>
   <w:abstractNum w:abstractNumId="2" w15:restartNumberingAfterBreak="0">
+    <w:nsid w:val="32F64A53"/>
+    <w:multiLevelType w:val="multilevel"/>
+    <w:tmpl w:val="4C06E19C"/>
+    <w:lvl w:ilvl="0">
+      <w:start w:val="1"/>
+      <w:numFmt w:val="bullet"/>
+      <w:lvlText w:val=""/>
+      <w:lvlJc w:val="left"/>
+      <w:pPr>
+        <w:tabs>
+          <w:tab w:val="num" w:pos="720"/>
+        </w:tabs>
+        <w:ind w:left="720" w:hanging="360"/>
+      </w:pPr>
+      <w:rPr>
+        <w:rFonts w:ascii="Symbol" w:hAnsi="Symbol" w:hint="default"/>
+        <w:sz w:val="20"/>
+      </w:rPr>
+    </w:lvl>
+    <w:lvl w:ilvl="1" w:tentative="1">
+      <w:start w:val="1"/>
+      <w:numFmt w:val="bullet"/>
+      <w:lvlText w:val="o"/>
+      <w:lvlJc w:val="left"/>
+      <w:pPr>
+        <w:tabs>
+          <w:tab w:val="num" w:pos="1440"/>
+        </w:tabs>
+        <w:ind w:left="1440" w:hanging="360"/>
+      </w:pPr>
+      <w:rPr>
+        <w:rFonts w:ascii="Courier New" w:hAnsi="Courier New" w:hint="default"/>
+        <w:sz w:val="20"/>
+      </w:rPr>
+    </w:lvl>
+    <w:lvl w:ilvl="2" w:tentative="1">
+      <w:start w:val="1"/>
+      <w:numFmt w:val="bullet"/>
+      <w:lvlText w:val=""/>
+      <w:lvlJc w:val="left"/>
+      <w:pPr>
+        <w:tabs>
+          <w:tab w:val="num" w:pos="2160"/>
+        </w:tabs>
+        <w:ind w:left="2160" w:hanging="360"/>
+      </w:pPr>
+      <w:rPr>
+        <w:rFonts w:ascii="Wingdings" w:hAnsi="Wingdings" w:hint="default"/>
+        <w:sz w:val="20"/>
+      </w:rPr>
+    </w:lvl>
+    <w:lvl w:ilvl="3" w:tentative="1">
+      <w:start w:val="1"/>
+      <w:numFmt w:val="bullet"/>
+      <w:lvlText w:val=""/>
+      <w:lvlJc w:val="left"/>
+      <w:pPr>
+        <w:tabs>
+          <w:tab w:val="num" w:pos="2880"/>
+        </w:tabs>
+        <w:ind w:left="2880" w:hanging="360"/>
+      </w:pPr>
+      <w:rPr>
+        <w:rFonts w:ascii="Wingdings" w:hAnsi="Wingdings" w:hint="default"/>
+        <w:sz w:val="20"/>
+      </w:rPr>
+    </w:lvl>
+    <w:lvl w:ilvl="4" w:tentative="1">
+      <w:start w:val="1"/>
+      <w:numFmt w:val="bullet"/>
+      <w:lvlText w:val=""/>
+      <w:lvlJc w:val="left"/>
+      <w:pPr>
+        <w:tabs>
+          <w:tab w:val="num" w:pos="3600"/>
+        </w:tabs>
+        <w:ind w:left="3600" w:hanging="360"/>
+      </w:pPr>
+      <w:rPr>
+        <w:rFonts w:ascii="Wingdings" w:hAnsi="Wingdings" w:hint="default"/>
+        <w:sz w:val="20"/>
+      </w:rPr>
+    </w:lvl>
+    <w:lvl w:ilvl="5" w:tentative="1">
+      <w:start w:val="1"/>
+      <w:numFmt w:val="bullet"/>
+      <w:lvlText w:val=""/>
+      <w:lvlJc w:val="left"/>
+      <w:pPr>
+        <w:tabs>
+          <w:tab w:val="num" w:pos="4320"/>
+        </w:tabs>
+        <w:ind w:left="4320" w:hanging="360"/>
+      </w:pPr>
+      <w:rPr>
+        <w:rFonts w:ascii="Wingdings" w:hAnsi="Wingdings" w:hint="default"/>
+        <w:sz w:val="20"/>
+      </w:rPr>
+    </w:lvl>
+    <w:lvl w:ilvl="6" w:tentative="1">
+      <w:start w:val="1"/>
+      <w:numFmt w:val="bullet"/>
+      <w:lvlText w:val=""/>
+      <w:lvlJc w:val="left"/>
+      <w:pPr>
+        <w:tabs>
+          <w:tab w:val="num" w:pos="5040"/>
+        </w:tabs>
+        <w:ind w:left="5040" w:hanging="360"/>
+      </w:pPr>
+      <w:rPr>
+        <w:rFonts w:ascii="Wingdings" w:hAnsi="Wingdings" w:hint="default"/>
+        <w:sz w:val="20"/>
+      </w:rPr>
+    </w:lvl>
+    <w:lvl w:ilvl="7" w:tentative="1">
+      <w:start w:val="1"/>
+      <w:numFmt w:val="bullet"/>
+      <w:lvlText w:val=""/>
+      <w:lvlJc w:val="left"/>
+      <w:pPr>
+        <w:tabs>
+          <w:tab w:val="num" w:pos="5760"/>
+        </w:tabs>
+        <w:ind w:left="5760" w:hanging="360"/>
+      </w:pPr>
+      <w:rPr>
+        <w:rFonts w:ascii="Wingdings" w:hAnsi="Wingdings" w:hint="default"/>
+        <w:sz w:val="20"/>
+      </w:rPr>
+    </w:lvl>
+    <w:lvl w:ilvl="8" w:tentative="1">
+      <w:start w:val="1"/>
+      <w:numFmt w:val="bullet"/>
+      <w:lvlText w:val=""/>
+      <w:lvlJc w:val="left"/>
+      <w:pPr>
+        <w:tabs>
+          <w:tab w:val="num" w:pos="6480"/>
+        </w:tabs>
+        <w:ind w:left="6480" w:hanging="360"/>
+      </w:pPr>
+      <w:rPr>
+        <w:rFonts w:ascii="Wingdings" w:hAnsi="Wingdings" w:hint="default"/>
+        <w:sz w:val="20"/>
+      </w:rPr>
+    </w:lvl>
+  </w:abstractNum>
+  <w:abstractNum w:abstractNumId="3" w15:restartNumberingAfterBreak="0">
+    <w:nsid w:val="5D8D2411"/>
+    <w:multiLevelType w:val="multilevel"/>
+    <w:tmpl w:val="A20EA4C4"/>
+    <w:lvl w:ilvl="0">
+      <w:start w:val="1"/>
+      <w:numFmt w:val="bullet"/>
+      <w:lvlText w:val=""/>
+      <w:lvlJc w:val="left"/>
+      <w:pPr>
+        <w:tabs>
+          <w:tab w:val="num" w:pos="720"/>
+        </w:tabs>
+        <w:ind w:left="720" w:hanging="360"/>
+      </w:pPr>
+      <w:rPr>
+        <w:rFonts w:ascii="Symbol" w:hAnsi="Symbol" w:hint="default"/>
+        <w:sz w:val="20"/>
+      </w:rPr>
+    </w:lvl>
+    <w:lvl w:ilvl="1" w:tentative="1">
+      <w:start w:val="1"/>
+      <w:numFmt w:val="bullet"/>
+      <w:lvlText w:val="o"/>
+      <w:lvlJc w:val="left"/>
+      <w:pPr>
+        <w:tabs>
+          <w:tab w:val="num" w:pos="1440"/>
+        </w:tabs>
+        <w:ind w:left="1440" w:hanging="360"/>
+      </w:pPr>
+      <w:rPr>
+        <w:rFonts w:ascii="Courier New" w:hAnsi="Courier New" w:hint="default"/>
+        <w:sz w:val="20"/>
+      </w:rPr>
+    </w:lvl>
+    <w:lvl w:ilvl="2" w:tentative="1">
+      <w:start w:val="1"/>
+      <w:numFmt w:val="bullet"/>
+      <w:lvlText w:val=""/>
+      <w:lvlJc w:val="left"/>
+      <w:pPr>
+        <w:tabs>
+          <w:tab w:val="num" w:pos="2160"/>
+        </w:tabs>
+        <w:ind w:left="2160" w:hanging="360"/>
+      </w:pPr>
+      <w:rPr>
+        <w:rFonts w:ascii="Wingdings" w:hAnsi="Wingdings" w:hint="default"/>
+        <w:sz w:val="20"/>
+      </w:rPr>
+    </w:lvl>
+    <w:lvl w:ilvl="3" w:tentative="1">
+      <w:start w:val="1"/>
+      <w:numFmt w:val="bullet"/>
+      <w:lvlText w:val=""/>
+      <w:lvlJc w:val="left"/>
+      <w:pPr>
+        <w:tabs>
+          <w:tab w:val="num" w:pos="2880"/>
+        </w:tabs>
+        <w:ind w:left="2880" w:hanging="360"/>
+      </w:pPr>
+      <w:rPr>
+        <w:rFonts w:ascii="Wingdings" w:hAnsi="Wingdings" w:hint="default"/>
+        <w:sz w:val="20"/>
+      </w:rPr>
+    </w:lvl>
+    <w:lvl w:ilvl="4" w:tentative="1">
+      <w:start w:val="1"/>
+      <w:numFmt w:val="bullet"/>
+      <w:lvlText w:val=""/>
+      <w:lvlJc w:val="left"/>
+      <w:pPr>
+        <w:tabs>
+          <w:tab w:val="num" w:pos="3600"/>
+        </w:tabs>
+        <w:ind w:left="3600" w:hanging="360"/>
+      </w:pPr>
+      <w:rPr>
+        <w:rFonts w:ascii="Wingdings" w:hAnsi="Wingdings" w:hint="default"/>
+        <w:sz w:val="20"/>
+      </w:rPr>
+    </w:lvl>
+    <w:lvl w:ilvl="5" w:tentative="1">
+      <w:start w:val="1"/>
+      <w:numFmt w:val="bullet"/>
+      <w:lvlText w:val=""/>
+      <w:lvlJc w:val="left"/>
+      <w:pPr>
+        <w:tabs>
+          <w:tab w:val="num" w:pos="4320"/>
+        </w:tabs>
+        <w:ind w:left="4320" w:hanging="360"/>
+      </w:pPr>
+      <w:rPr>
+        <w:rFonts w:ascii="Wingdings" w:hAnsi="Wingdings" w:hint="default"/>
+        <w:sz w:val="20"/>
+      </w:rPr>
+    </w:lvl>
+    <w:lvl w:ilvl="6" w:tentative="1">
+      <w:start w:val="1"/>
+      <w:numFmt w:val="bullet"/>
+      <w:lvlText w:val=""/>
+      <w:lvlJc w:val="left"/>
+      <w:pPr>
+        <w:tabs>
+          <w:tab w:val="num" w:pos="5040"/>
+        </w:tabs>
+        <w:ind w:left="5040" w:hanging="360"/>
+      </w:pPr>
+      <w:rPr>
+        <w:rFonts w:ascii="Wingdings" w:hAnsi="Wingdings" w:hint="default"/>
+        <w:sz w:val="20"/>
+      </w:rPr>
+    </w:lvl>
+    <w:lvl w:ilvl="7" w:tentative="1">
+      <w:start w:val="1"/>
+      <w:numFmt w:val="bullet"/>
+      <w:lvlText w:val=""/>
+      <w:lvlJc w:val="left"/>
+      <w:pPr>
+        <w:tabs>
+          <w:tab w:val="num" w:pos="5760"/>
+        </w:tabs>
+        <w:ind w:left="5760" w:hanging="360"/>
+      </w:pPr>
+      <w:rPr>
+        <w:rFonts w:ascii="Wingdings" w:hAnsi="Wingdings" w:hint="default"/>
+        <w:sz w:val="20"/>
+      </w:rPr>
+    </w:lvl>
+    <w:lvl w:ilvl="8" w:tentative="1">
+      <w:start w:val="1"/>
+      <w:numFmt w:val="bullet"/>
+      <w:lvlText w:val=""/>
+      <w:lvlJc w:val="left"/>
+      <w:pPr>
+        <w:tabs>
+          <w:tab w:val="num" w:pos="6480"/>
+        </w:tabs>
+        <w:ind w:left="6480" w:hanging="360"/>
+      </w:pPr>
+      <w:rPr>
+        <w:rFonts w:ascii="Wingdings" w:hAnsi="Wingdings" w:hint="default"/>
+        <w:sz w:val="20"/>
+      </w:rPr>
+    </w:lvl>
+  </w:abstractNum>
+  <w:abstractNum w:abstractNumId="4" w15:restartNumberingAfterBreak="0">
     <w:nsid w:val="6A797720"/>
     <w:multiLevelType w:val="multilevel"/>
     <w:tmpl w:val="D3285130"/>
@@ -15879,7 +17021,7 @@
       </w:rPr>
     </w:lvl>
   </w:abstractNum>
-  <w:abstractNum w:abstractNumId="3" w15:restartNumberingAfterBreak="0">
+  <w:abstractNum w:abstractNumId="5" w15:restartNumberingAfterBreak="0">
     <w:nsid w:val="753E1243"/>
     <w:multiLevelType w:val="multilevel"/>
     <w:tmpl w:val="A956EA12"/>
@@ -16019,7 +17161,7 @@
       </w:rPr>
     </w:lvl>
   </w:abstractNum>
-  <w:abstractNum w:abstractNumId="4" w15:restartNumberingAfterBreak="0">
+  <w:abstractNum w:abstractNumId="6" w15:restartNumberingAfterBreak="0">
     <w:nsid w:val="7DC4189D"/>
     <w:multiLevelType w:val="hybridMultilevel"/>
     <w:tmpl w:val="5A0AC736"/>
@@ -16133,10 +17275,10 @@
     </w:lvl>
   </w:abstractNum>
   <w:num w:numId="1" w16cid:durableId="971639559">
-    <w:abstractNumId w:val="2"/>
+    <w:abstractNumId w:val="4"/>
   </w:num>
   <w:num w:numId="2" w16cid:durableId="1944603486">
-    <w:abstractNumId w:val="3"/>
+    <w:abstractNumId w:val="5"/>
   </w:num>
   <w:num w:numId="3" w16cid:durableId="536818928">
     <w:abstractNumId w:val="1"/>
@@ -16145,13 +17287,19 @@
     <w:abstractNumId w:val="0"/>
   </w:num>
   <w:num w:numId="5" w16cid:durableId="40058119">
-    <w:abstractNumId w:val="4"/>
+    <w:abstractNumId w:val="6"/>
+  </w:num>
+  <w:num w:numId="6" w16cid:durableId="782840766">
+    <w:abstractNumId w:val="3"/>
+  </w:num>
+  <w:num w:numId="7" w16cid:durableId="1608930705">
+    <w:abstractNumId w:val="2"/>
   </w:num>
 </w:numbering>
 </file>
 
 <file path=word/styles.xml><?xml version="1.0" encoding="utf-8"?>
-<w:styles xmlns:mc="http://schemas.openxmlformats.org/markup-compatibility/2006" xmlns:r="http://schemas.openxmlformats.org/officeDocument/2006/relationships" xmlns:w="http://schemas.openxmlformats.org/wordprocessingml/2006/main" xmlns:w14="http://schemas.microsoft.com/office/word/2010/wordml" xmlns:w15="http://schemas.microsoft.com/office/word/2012/wordml" xmlns:w16cex="http://schemas.microsoft.com/office/word/2018/wordml/cex" xmlns:w16cid="http://schemas.microsoft.com/office/word/2016/wordml/cid" xmlns:w16="http://schemas.microsoft.com/office/word/2018/wordml" xmlns:w16sdtdh="http://schemas.microsoft.com/office/word/2020/wordml/sdtdatahash" xmlns:w16se="http://schemas.microsoft.com/office/word/2015/wordml/symex" mc:Ignorable="w14 w15 w16se w16cid w16 w16cex w16sdtdh">
+<w:styles xmlns:mc="http://schemas.openxmlformats.org/markup-compatibility/2006" xmlns:r="http://schemas.openxmlformats.org/officeDocument/2006/relationships" xmlns:w="http://schemas.openxmlformats.org/wordprocessingml/2006/main" xmlns:w14="http://schemas.microsoft.com/office/word/2010/wordml" xmlns:w15="http://schemas.microsoft.com/office/word/2012/wordml" xmlns:w16cex="http://schemas.microsoft.com/office/word/2018/wordml/cex" xmlns:w16cid="http://schemas.microsoft.com/office/word/2016/wordml/cid" xmlns:w16="http://schemas.microsoft.com/office/word/2018/wordml" xmlns:w16du="http://schemas.microsoft.com/office/word/2023/wordml/word16du" xmlns:w16sdtdh="http://schemas.microsoft.com/office/word/2020/wordml/sdtdatahash" xmlns:w16sdtfl="http://schemas.microsoft.com/office/word/2024/wordml/sdtformatlock" xmlns:w16se="http://schemas.microsoft.com/office/word/2015/wordml/symex" mc:Ignorable="w14 w15 w16se w16cid w16 w16cex w16sdtdh w16sdtfl w16du">
   <w:docDefaults>
     <w:rPrDefault>
       <w:rPr>
@@ -16776,7 +17924,7 @@
       <w:u w:val="single"/>
     </w:rPr>
   </w:style>
-  <w:style w:type="character" w:styleId="Textoennegrita">
+  <w:style w:type="character" w:styleId="Fuerte">
     <w:name w:val="Strong"/>
     <w:qFormat/>
     <w:rPr>
@@ -17407,6 +18555,10 @@
 </file>
 
 <file path=customXml/item1.xml><?xml version="1.0" encoding="utf-8"?>
+<b:Sources xmlns:b="http://schemas.openxmlformats.org/officeDocument/2006/bibliography" xmlns="http://schemas.openxmlformats.org/officeDocument/2006/bibliography" SelectedStyle="\APASixthEditionOfficeOnline.xsl" StyleName="APA" Version="6"/>
+</file>
+
+<file path=customXml/item2.xml><?xml version="1.0" encoding="utf-8"?>
 <s:customData xmlns="http://www.wps.cn/officeDocument/2013/wpsCustomData" xmlns:s="http://www.wps.cn/officeDocument/2013/wpsCustomData">
   <customSectProps/>
   <customShpExts>
@@ -17415,22 +18567,18 @@
 </s:customData>
 </file>
 
-<file path=customXml/item2.xml><?xml version="1.0" encoding="utf-8"?>
-<b:Sources xmlns:b="http://schemas.openxmlformats.org/officeDocument/2006/bibliography" xmlns="http://schemas.openxmlformats.org/officeDocument/2006/bibliography" SelectedStyle="\APASixthEditionOfficeOnline.xsl" StyleName="APA" Version="6"/>
+<file path=customXml/itemProps1.xml><?xml version="1.0" encoding="utf-8"?>
+<ds:datastoreItem xmlns:ds="http://schemas.openxmlformats.org/officeDocument/2006/customXml" ds:itemID="{670E5B11-7DAB-4819-B55C-0EE55B532A69}">
+  <ds:schemaRefs>
+    <ds:schemaRef ds:uri="http://schemas.openxmlformats.org/officeDocument/2006/bibliography"/>
+  </ds:schemaRefs>
+</ds:datastoreItem>
 </file>
 
-<file path=customXml/itemProps1.xml><?xml version="1.0" encoding="utf-8"?>
+<file path=customXml/itemProps2.xml><?xml version="1.0" encoding="utf-8"?>
 <ds:datastoreItem xmlns:ds="http://schemas.openxmlformats.org/officeDocument/2006/customXml" ds:itemID="{B1977F7D-205B-4081-913C-38D41E755F92}">
   <ds:schemaRefs>
     <ds:schemaRef ds:uri="http://www.wps.cn/officeDocument/2013/wpsCustomData"/>
   </ds:schemaRefs>
 </ds:datastoreItem>
-</file>
-
-<file path=customXml/itemProps2.xml><?xml version="1.0" encoding="utf-8"?>
-<ds:datastoreItem xmlns:ds="http://schemas.openxmlformats.org/officeDocument/2006/customXml" ds:itemID="{670E5B11-7DAB-4819-B55C-0EE55B532A69}">
-  <ds:schemaRefs>
-    <ds:schemaRef ds:uri="http://schemas.openxmlformats.org/officeDocument/2006/bibliography"/>
-  </ds:schemaRefs>
-</ds:datastoreItem>
 </file>